--- a/index.docx
+++ b/index.docx
@@ -31,7 +31,7 @@
         <w:pStyle w:val="Date"/>
       </w:pPr>
       <w:r>
-        <w:t xml:space="preserve">2024-10-22</w:t>
+        <w:t xml:space="preserve">2025-02-15</w:t>
       </w:r>
     </w:p>
     <w:p>

--- a/index.docx
+++ b/index.docx
@@ -7,7 +7,61 @@
         <w:pStyle w:val="Title"/>
       </w:pPr>
       <w:r>
-        <w:t xml:space="preserve">Does the Brain’s E/I Balance Really Shape Long-Range Temporal Correlations?</w:t>
+        <w:t xml:space="preserve">Does</w:t>
+      </w:r>
+      <w:r>
+        <w:t xml:space="preserve"> </w:t>
+      </w:r>
+      <w:r>
+        <w:t xml:space="preserve">the</w:t>
+      </w:r>
+      <w:r>
+        <w:t xml:space="preserve"> </w:t>
+      </w:r>
+      <w:r>
+        <w:t xml:space="preserve">Brain’s</w:t>
+      </w:r>
+      <w:r>
+        <w:t xml:space="preserve"> </w:t>
+      </w:r>
+      <w:r>
+        <w:t xml:space="preserve">E/I</w:t>
+      </w:r>
+      <w:r>
+        <w:t xml:space="preserve"> </w:t>
+      </w:r>
+      <w:r>
+        <w:t xml:space="preserve">Balance</w:t>
+      </w:r>
+      <w:r>
+        <w:t xml:space="preserve"> </w:t>
+      </w:r>
+      <w:r>
+        <w:t xml:space="preserve">Really</w:t>
+      </w:r>
+      <w:r>
+        <w:t xml:space="preserve"> </w:t>
+      </w:r>
+      <w:r>
+        <w:t xml:space="preserve">Shape</w:t>
+      </w:r>
+      <w:r>
+        <w:t xml:space="preserve"> </w:t>
+      </w:r>
+      <w:r>
+        <w:t xml:space="preserve">Long-Range</w:t>
+      </w:r>
+      <w:r>
+        <w:t xml:space="preserve"> </w:t>
+      </w:r>
+      <w:r>
+        <w:t xml:space="preserve">Temporal</w:t>
+      </w:r>
+      <w:r>
+        <w:t xml:space="preserve"> </w:t>
+      </w:r>
+      <w:r>
+        <w:t xml:space="preserve">Correlations?</w:t>
       </w:r>
     </w:p>
     <w:p>
@@ -15,7 +69,13 @@
         <w:pStyle w:val="Author"/>
       </w:pPr>
       <w:r>
-        <w:t xml:space="preserve">Lydia Sochan</w:t>
+        <w:t xml:space="preserve">Lydia</w:t>
+      </w:r>
+      <w:r>
+        <w:t xml:space="preserve"> </w:t>
+      </w:r>
+      <w:r>
+        <w:t xml:space="preserve">Sochan</w:t>
       </w:r>
       <w:r>
         <w:rPr>
@@ -24,13 +84,73 @@
         <w:t xml:space="preserve">1</w:t>
       </w:r>
       <w:r>
-        <w:t xml:space="preserve">, and Alexander Mark Weber</w:t>
+        <w:t xml:space="preserve">,</w:t>
+      </w:r>
+      <w:r>
+        <w:t xml:space="preserve"> </w:t>
+      </w:r>
+      <w:r>
+        <w:t xml:space="preserve">and</w:t>
+      </w:r>
+      <w:r>
+        <w:t xml:space="preserve"> </w:t>
+      </w:r>
+      <w:r>
+        <w:t xml:space="preserve">Alexander</w:t>
+      </w:r>
+      <w:r>
+        <w:t xml:space="preserve"> </w:t>
+      </w:r>
+      <w:r>
+        <w:t xml:space="preserve">Mark</w:t>
+      </w:r>
+      <w:r>
+        <w:t xml:space="preserve"> </w:t>
+      </w:r>
+      <w:r>
+        <w:t xml:space="preserve">Weber</w:t>
       </w:r>
       <w:r>
         <w:rPr>
           <w:vertAlign w:val="superscript"/>
         </w:rPr>
-        <w:t xml:space="preserve">1,2,3,✉</w:t>
+        <w:t xml:space="preserve">1</w:t>
+      </w:r>
+      <w:r>
+        <w:rPr>
+          <w:vertAlign w:val="superscript"/>
+        </w:rPr>
+        <w:t xml:space="preserve">,</w:t>
+      </w:r>
+      <w:r>
+        <w:rPr>
+          <w:vertAlign w:val="superscript"/>
+        </w:rPr>
+        <w:t xml:space="preserve">2</w:t>
+      </w:r>
+      <w:r>
+        <w:rPr>
+          <w:vertAlign w:val="superscript"/>
+        </w:rPr>
+        <w:t xml:space="preserve">,</w:t>
+      </w:r>
+      <w:r>
+        <w:rPr>
+          <w:vertAlign w:val="superscript"/>
+        </w:rPr>
+        <w:t xml:space="preserve">3</w:t>
+      </w:r>
+      <w:r>
+        <w:rPr>
+          <w:vertAlign w:val="superscript"/>
+        </w:rPr>
+        <w:t xml:space="preserve">,</w:t>
+      </w:r>
+      <w:r>
+        <w:rPr>
+          <w:vertAlign w:val="superscript"/>
+        </w:rPr>
+        <w:t xml:space="preserve">✉</w:t>
       </w:r>
     </w:p>
     <w:p>
@@ -142,7 +262,7 @@
       </w:r>
     </w:p>
     <w:bookmarkEnd w:id="21"/>
-    <w:bookmarkStart w:id="80" w:name="introduction"/>
+    <w:bookmarkStart w:id="23" w:name="introduction"/>
     <w:p>
       <w:pPr>
         <w:pStyle w:val="Heading1"/>
@@ -430,6 +550,7 @@
                 <w:p>
                   <w:pPr>
                     <w:pStyle w:val="Compact"/>
+                    <w:jc w:val="left"/>
                     <w:jc w:val="center"/>
                   </w:pPr>
                   <w:r>
@@ -442,6 +563,7 @@
                 <w:p>
                   <w:pPr>
                     <w:pStyle w:val="Compact"/>
+                    <w:jc w:val="left"/>
                     <w:jc w:val="center"/>
                   </w:pPr>
                   <w:r>
@@ -454,6 +576,7 @@
                 <w:p>
                   <w:pPr>
                     <w:pStyle w:val="Compact"/>
+                    <w:jc w:val="left"/>
                     <w:jc w:val="center"/>
                   </w:pPr>
                   <w:r>
@@ -466,6 +589,7 @@
                 <w:p>
                   <w:pPr>
                     <w:pStyle w:val="Compact"/>
+                    <w:jc w:val="left"/>
                     <w:jc w:val="center"/>
                   </w:pPr>
                   <w:r>
@@ -478,6 +602,7 @@
                 <w:p>
                   <w:pPr>
                     <w:pStyle w:val="Compact"/>
+                    <w:jc w:val="left"/>
                     <w:jc w:val="center"/>
                   </w:pPr>
                   <w:r>
@@ -490,6 +615,7 @@
                 <w:p>
                   <w:pPr>
                     <w:pStyle w:val="Compact"/>
+                    <w:jc w:val="left"/>
                     <w:jc w:val="center"/>
                   </w:pPr>
                   <w:r>
@@ -504,6 +630,7 @@
                 <w:p>
                   <w:pPr>
                     <w:pStyle w:val="Compact"/>
+                    <w:jc w:val="left"/>
                     <w:jc w:val="center"/>
                   </w:pPr>
                   <w:r>
@@ -522,6 +649,7 @@
                 <w:p>
                   <w:pPr>
                     <w:pStyle w:val="Compact"/>
+                    <w:jc w:val="left"/>
                     <w:jc w:val="center"/>
                   </w:pPr>
                   <w:r>
@@ -534,6 +662,7 @@
                 <w:p>
                   <w:pPr>
                     <w:pStyle w:val="Compact"/>
+                    <w:jc w:val="left"/>
                     <w:jc w:val="center"/>
                   </w:pPr>
                   <w:r>
@@ -546,6 +675,7 @@
                 <w:p>
                   <w:pPr>
                     <w:pStyle w:val="Compact"/>
+                    <w:jc w:val="left"/>
                     <w:jc w:val="center"/>
                   </w:pPr>
                   <w:r>
@@ -558,6 +688,7 @@
                 <w:p>
                   <w:pPr>
                     <w:pStyle w:val="Compact"/>
+                    <w:jc w:val="left"/>
                     <w:jc w:val="center"/>
                   </w:pPr>
                   <w:r>
@@ -570,6 +701,7 @@
                 <w:p>
                   <w:pPr>
                     <w:pStyle w:val="Compact"/>
+                    <w:jc w:val="left"/>
                     <w:jc w:val="center"/>
                   </w:pPr>
                   <w:r>
@@ -584,6 +716,7 @@
                 <w:p>
                   <w:pPr>
                     <w:pStyle w:val="Compact"/>
+                    <w:jc w:val="left"/>
                     <w:jc w:val="center"/>
                   </w:pPr>
                   <w:r>
@@ -602,6 +735,7 @@
                 <w:p>
                   <w:pPr>
                     <w:pStyle w:val="Compact"/>
+                    <w:jc w:val="left"/>
                     <w:jc w:val="center"/>
                   </w:pPr>
                   <w:r>
@@ -614,6 +748,7 @@
                 <w:p>
                   <w:pPr>
                     <w:pStyle w:val="Compact"/>
+                    <w:jc w:val="left"/>
                     <w:jc w:val="center"/>
                   </w:pPr>
                   <w:r>
@@ -626,6 +761,7 @@
                 <w:p>
                   <w:pPr>
                     <w:pStyle w:val="Compact"/>
+                    <w:jc w:val="left"/>
                     <w:jc w:val="center"/>
                   </w:pPr>
                   <w:r>
@@ -638,6 +774,7 @@
                 <w:p>
                   <w:pPr>
                     <w:pStyle w:val="Compact"/>
+                    <w:jc w:val="left"/>
                     <w:jc w:val="center"/>
                   </w:pPr>
                   <w:r>
@@ -650,6 +787,7 @@
                 <w:p>
                   <w:pPr>
                     <w:pStyle w:val="Compact"/>
+                    <w:jc w:val="left"/>
                     <w:jc w:val="center"/>
                   </w:pPr>
                   <w:r>
@@ -664,6 +802,7 @@
                 <w:p>
                   <w:pPr>
                     <w:pStyle w:val="Compact"/>
+                    <w:jc w:val="left"/>
                     <w:jc w:val="center"/>
                   </w:pPr>
                   <w:r>
@@ -682,6 +821,7 @@
                 <w:p>
                   <w:pPr>
                     <w:pStyle w:val="Compact"/>
+                    <w:jc w:val="left"/>
                     <w:jc w:val="center"/>
                   </w:pPr>
                   <w:r>
@@ -694,6 +834,7 @@
                 <w:p>
                   <w:pPr>
                     <w:pStyle w:val="Compact"/>
+                    <w:jc w:val="left"/>
                     <w:jc w:val="center"/>
                   </w:pPr>
                   <w:r>
@@ -706,6 +847,7 @@
                 <w:p>
                   <w:pPr>
                     <w:pStyle w:val="Compact"/>
+                    <w:jc w:val="left"/>
                     <w:jc w:val="center"/>
                   </w:pPr>
                   <w:r>
@@ -718,6 +860,7 @@
                 <w:p>
                   <w:pPr>
                     <w:pStyle w:val="Compact"/>
+                    <w:jc w:val="left"/>
                     <w:jc w:val="center"/>
                   </w:pPr>
                   <w:r>
@@ -730,6 +873,7 @@
                 <w:p>
                   <w:pPr>
                     <w:pStyle w:val="Compact"/>
+                    <w:jc w:val="left"/>
                     <w:jc w:val="center"/>
                   </w:pPr>
                   <w:r>
@@ -744,6 +888,7 @@
                 <w:p>
                   <w:pPr>
                     <w:pStyle w:val="Compact"/>
+                    <w:jc w:val="left"/>
                     <w:jc w:val="center"/>
                   </w:pPr>
                   <w:r>
@@ -762,6 +907,7 @@
                 <w:p>
                   <w:pPr>
                     <w:pStyle w:val="Compact"/>
+                    <w:jc w:val="left"/>
                     <w:jc w:val="center"/>
                   </w:pPr>
                   <w:r>
@@ -774,6 +920,7 @@
                 <w:p>
                   <w:pPr>
                     <w:pStyle w:val="Compact"/>
+                    <w:jc w:val="left"/>
                     <w:jc w:val="center"/>
                   </w:pPr>
                   <w:r>
@@ -786,6 +933,7 @@
                 <w:p>
                   <w:pPr>
                     <w:pStyle w:val="Compact"/>
+                    <w:jc w:val="left"/>
                     <w:jc w:val="center"/>
                   </w:pPr>
                   <w:r>
@@ -798,6 +946,7 @@
                 <w:p>
                   <w:pPr>
                     <w:pStyle w:val="Compact"/>
+                    <w:jc w:val="left"/>
                     <w:jc w:val="center"/>
                   </w:pPr>
                   <w:r>
@@ -810,6 +959,7 @@
                 <w:p>
                   <w:pPr>
                     <w:pStyle w:val="Compact"/>
+                    <w:jc w:val="left"/>
                     <w:jc w:val="center"/>
                   </w:pPr>
                   <w:r>
@@ -824,6 +974,7 @@
                 <w:p>
                   <w:pPr>
                     <w:pStyle w:val="Compact"/>
+                    <w:jc w:val="left"/>
                     <w:jc w:val="center"/>
                   </w:pPr>
                   <w:r>
@@ -842,6 +993,7 @@
                 <w:p>
                   <w:pPr>
                     <w:pStyle w:val="Compact"/>
+                    <w:jc w:val="left"/>
                     <w:jc w:val="center"/>
                   </w:pPr>
                   <w:r>
@@ -854,6 +1006,7 @@
                 <w:p>
                   <w:pPr>
                     <w:pStyle w:val="Compact"/>
+                    <w:jc w:val="left"/>
                     <w:jc w:val="center"/>
                   </w:pPr>
                   <w:r>
@@ -866,6 +1019,7 @@
                 <w:p>
                   <w:pPr>
                     <w:pStyle w:val="Compact"/>
+                    <w:jc w:val="left"/>
                     <w:jc w:val="center"/>
                   </w:pPr>
                   <w:r>
@@ -878,6 +1032,7 @@
                 <w:p>
                   <w:pPr>
                     <w:pStyle w:val="Compact"/>
+                    <w:jc w:val="left"/>
                     <w:jc w:val="center"/>
                   </w:pPr>
                   <w:r>
@@ -890,6 +1045,7 @@
                 <w:p>
                   <w:pPr>
                     <w:pStyle w:val="Compact"/>
+                    <w:jc w:val="left"/>
                     <w:jc w:val="center"/>
                   </w:pPr>
                   <w:r>
@@ -904,10 +1060,45 @@
         </w:tc>
       </w:tr>
     </w:tbl>
-    <w:bookmarkStart w:id="79" w:name="refs"/>
-    <w:bookmarkStart w:id="24" w:name="ref-ogawaMagneticResonanceImaging1990"/>
+    <w:bookmarkEnd w:id="23"/>
+    <w:bookmarkStart w:id="82" w:name="methods"/>
     <w:p>
       <w:pPr>
+        <w:pStyle w:val="Heading1"/>
+      </w:pPr>
+      <w:r>
+        <w:t xml:space="preserve">Methods</w:t>
+      </w:r>
+    </w:p>
+    <w:bookmarkStart w:id="81" w:name="study-participants"/>
+    <w:p>
+      <w:pPr>
+        <w:pStyle w:val="Heading2"/>
+      </w:pPr>
+      <w:r>
+        <w:t xml:space="preserve">Study Participants</w:t>
+      </w:r>
+    </w:p>
+    <w:p>
+      <w:pPr>
+        <w:pStyle w:val="FirstParagraph"/>
+      </w:pPr>
+      <w:r>
+        <w:t xml:space="preserve">Ethics approval was granted by the Clinical Research Ethics Board at the University of British Columbia and BC Children’s &amp; Women’s Hospital (H21-02686). Written informed consent was obtained from all participants. Twenty-six participants were scanned between the ages of 21 and 53.4.</w:t>
+      </w:r>
+    </w:p>
+    <w:p>
+      <w:pPr>
+        <w:pStyle w:val="TextBody"/>
+      </w:pPr>
+      <w:r>
+        <w:t xml:space="preserve">After our analysis and performing quality assurance (see below), seven participants were removed for having poor quality data, leaving nineteen final participants, between the ages of 21.3 and 53.4 (mean ± sd: 30.1 ± 8.7 years; 9 males).</w:t>
+      </w:r>
+    </w:p>
+    <w:bookmarkStart w:id="80" w:name="refs"/>
+    <w:bookmarkStart w:id="25" w:name="ref-ogawaMagneticResonanceImaging1990"/>
+    <w:p>
+      <w:pPr>
         <w:pStyle w:val="Bibliography"/>
       </w:pPr>
       <w:r>
@@ -925,7 +1116,7 @@
       <w:r>
         <w:t xml:space="preserve"> </w:t>
       </w:r>
-      <w:hyperlink r:id="rId23">
+      <w:hyperlink r:id="rId24">
         <w:r>
           <w:rPr>
             <w:rStyle w:val="InternetLink"/>
@@ -984,8 +1175,8 @@
         <w:t xml:space="preserve">, 9–18 (1990).</w:t>
       </w:r>
     </w:p>
-    <w:bookmarkEnd w:id="24"/>
-    <w:bookmarkStart w:id="26" w:name="ref-ogawaBrainMagneticResonance1990"/>
+    <w:bookmarkEnd w:id="25"/>
+    <w:bookmarkStart w:id="27" w:name="ref-ogawaBrainMagneticResonance1990"/>
     <w:p>
       <w:pPr>
         <w:pStyle w:val="Bibliography"/>
@@ -1005,7 +1196,7 @@
       <w:r>
         <w:t xml:space="preserve"> </w:t>
       </w:r>
-      <w:hyperlink r:id="rId25">
+      <w:hyperlink r:id="rId26">
         <w:r>
           <w:rPr>
             <w:rStyle w:val="InternetLink"/>
@@ -1037,8 +1228,8 @@
         <w:t xml:space="preserve">, 9868–9872 (1990).</w:t>
       </w:r>
     </w:p>
-    <w:bookmarkEnd w:id="26"/>
-    <w:bookmarkStart w:id="28" w:name="ref-stephanShortHistoryCausal2012"/>
+    <w:bookmarkEnd w:id="27"/>
+    <w:bookmarkStart w:id="29" w:name="ref-stephanShortHistoryCausal2012"/>
     <w:p>
       <w:pPr>
         <w:pStyle w:val="Bibliography"/>
@@ -1058,7 +1249,7 @@
       <w:r>
         <w:t xml:space="preserve"> </w:t>
       </w:r>
-      <w:hyperlink r:id="rId27">
+      <w:hyperlink r:id="rId28">
         <w:r>
           <w:rPr>
             <w:rStyle w:val="InternetLink"/>
@@ -1117,8 +1308,8 @@
         <w:t xml:space="preserve">, 856–863 (2012).</w:t>
       </w:r>
     </w:p>
-    <w:bookmarkEnd w:id="28"/>
-    <w:bookmarkStart w:id="30" w:name="ref-decoRestingBrainsNever2013"/>
+    <w:bookmarkEnd w:id="29"/>
+    <w:bookmarkStart w:id="31" w:name="ref-decoRestingBrainsNever2013"/>
     <w:p>
       <w:pPr>
         <w:pStyle w:val="Bibliography"/>
@@ -1138,7 +1329,7 @@
       <w:r>
         <w:t xml:space="preserve"> </w:t>
       </w:r>
-      <w:hyperlink r:id="rId29">
+      <w:hyperlink r:id="rId30">
         <w:r>
           <w:rPr>
             <w:rStyle w:val="InternetLink"/>
@@ -1173,8 +1364,8 @@
         <w:t xml:space="preserve">, 268–274 (2013).</w:t>
       </w:r>
     </w:p>
-    <w:bookmarkEnd w:id="30"/>
-    <w:bookmarkStart w:id="32" w:name="X790fe44bee6d974469e7b4e816b8211f69a1fdd"/>
+    <w:bookmarkEnd w:id="31"/>
+    <w:bookmarkStart w:id="33" w:name="X790fe44bee6d974469e7b4e816b8211f69a1fdd"/>
     <w:p>
       <w:pPr>
         <w:pStyle w:val="Bibliography"/>
@@ -1194,7 +1385,7 @@
       <w:r>
         <w:t xml:space="preserve"> </w:t>
       </w:r>
-      <w:hyperlink r:id="rId31">
+      <w:hyperlink r:id="rId32">
         <w:r>
           <w:rPr>
             <w:rStyle w:val="InternetLink"/>
@@ -1253,8 +1444,8 @@
         <w:t xml:space="preserve">, 2693–2706 (2022).</w:t>
       </w:r>
     </w:p>
-    <w:bookmarkEnd w:id="32"/>
-    <w:bookmarkStart w:id="33" w:name="ref-beggsBeingCriticalCriticality2012"/>
+    <w:bookmarkEnd w:id="33"/>
+    <w:bookmarkStart w:id="34" w:name="ref-beggsBeingCriticalCriticality2012"/>
     <w:p>
       <w:pPr>
         <w:pStyle w:val="Bibliography"/>
@@ -1328,8 +1519,8 @@
         <w:t xml:space="preserve">, (2012).</w:t>
       </w:r>
     </w:p>
-    <w:bookmarkEnd w:id="33"/>
-    <w:bookmarkStart w:id="34" w:name="ref-dongHurstExponentAnalysis2018"/>
+    <w:bookmarkEnd w:id="34"/>
+    <w:bookmarkStart w:id="35" w:name="ref-dongHurstExponentAnalysis2018"/>
     <w:p>
       <w:pPr>
         <w:pStyle w:val="Bibliography"/>
@@ -1416,8 +1607,8 @@
         <w:t xml:space="preserve">, (2018).</w:t>
       </w:r>
     </w:p>
-    <w:bookmarkEnd w:id="34"/>
-    <w:bookmarkStart w:id="36" w:name="ref-winkAgeCholinergicEffects2006"/>
+    <w:bookmarkEnd w:id="35"/>
+    <w:bookmarkStart w:id="37" w:name="ref-winkAgeCholinergicEffects2006"/>
     <w:p>
       <w:pPr>
         <w:pStyle w:val="Bibliography"/>
@@ -1437,7 +1628,7 @@
       <w:r>
         <w:t xml:space="preserve"> </w:t>
       </w:r>
-      <w:hyperlink r:id="rId35">
+      <w:hyperlink r:id="rId36">
         <w:r>
           <w:rPr>
             <w:rStyle w:val="InternetLink"/>
@@ -1472,8 +1663,8 @@
         <w:t xml:space="preserve">, 1395–1404 (2006).</w:t>
       </w:r>
     </w:p>
-    <w:bookmarkEnd w:id="36"/>
-    <w:bookmarkStart w:id="38" w:name="ref-maximFractionalGaussianNoise2005"/>
+    <w:bookmarkEnd w:id="37"/>
+    <w:bookmarkStart w:id="39" w:name="ref-maximFractionalGaussianNoise2005"/>
     <w:p>
       <w:pPr>
         <w:pStyle w:val="Bibliography"/>
@@ -1503,7 +1694,7 @@
       <w:r>
         <w:t xml:space="preserve"> </w:t>
       </w:r>
-      <w:hyperlink r:id="rId37">
+      <w:hyperlink r:id="rId38">
         <w:r>
           <w:rPr>
             <w:rStyle w:val="InternetLink"/>
@@ -1604,8 +1795,8 @@
         <w:t xml:space="preserve">, 141–158 (2005).</w:t>
       </w:r>
     </w:p>
-    <w:bookmarkEnd w:id="38"/>
-    <w:bookmarkStart w:id="40" w:name="ref-longBrainnetomeAtlasBased2018"/>
+    <w:bookmarkEnd w:id="39"/>
+    <w:bookmarkStart w:id="41" w:name="ref-longBrainnetomeAtlasBased2018"/>
     <w:p>
       <w:pPr>
         <w:pStyle w:val="Bibliography"/>
@@ -1635,7 +1826,7 @@
       <w:r>
         <w:t xml:space="preserve"> </w:t>
       </w:r>
-      <w:hyperlink r:id="rId39">
+      <w:hyperlink r:id="rId40">
         <w:r>
           <w:rPr>
             <w:rStyle w:val="InternetLink"/>
@@ -1682,8 +1873,8 @@
         <w:t xml:space="preserve">, 103 (2018).</w:t>
       </w:r>
     </w:p>
-    <w:bookmarkEnd w:id="40"/>
-    <w:bookmarkStart w:id="42" w:name="ref-laiShiftRandomnessBrain2010"/>
+    <w:bookmarkEnd w:id="41"/>
+    <w:bookmarkStart w:id="43" w:name="ref-laiShiftRandomnessBrain2010"/>
     <w:p>
       <w:pPr>
         <w:pStyle w:val="Bibliography"/>
@@ -1713,7 +1904,7 @@
       <w:r>
         <w:t xml:space="preserve"> </w:t>
       </w:r>
-      <w:hyperlink r:id="rId41">
+      <w:hyperlink r:id="rId42">
         <w:r>
           <w:rPr>
             <w:rStyle w:val="InternetLink"/>
@@ -1856,8 +2047,8 @@
         <w:t xml:space="preserve">, 1092–1099 (2010).</w:t>
       </w:r>
     </w:p>
-    <w:bookmarkEnd w:id="42"/>
-    <w:bookmarkStart w:id="44" w:name="ref-donaTemporalFractalAnalysis2017"/>
+    <w:bookmarkEnd w:id="43"/>
+    <w:bookmarkStart w:id="45" w:name="ref-donaTemporalFractalAnalysis2017"/>
     <w:p>
       <w:pPr>
         <w:pStyle w:val="Bibliography"/>
@@ -1877,7 +2068,7 @@
       <w:r>
         <w:t xml:space="preserve"> </w:t>
       </w:r>
-      <w:hyperlink r:id="rId43">
+      <w:hyperlink r:id="rId44">
         <w:r>
           <w:rPr>
             <w:rStyle w:val="InternetLink"/>
@@ -1930,8 +2121,8 @@
         <w:t xml:space="preserve">, e0190081 (2017).</w:t>
       </w:r>
     </w:p>
-    <w:bookmarkEnd w:id="44"/>
-    <w:bookmarkStart w:id="46" w:name="ref-weiIdentifyingMajorDepressive2013"/>
+    <w:bookmarkEnd w:id="45"/>
+    <w:bookmarkStart w:id="47" w:name="ref-weiIdentifyingMajorDepressive2013"/>
     <w:p>
       <w:pPr>
         <w:pStyle w:val="Bibliography"/>
@@ -1961,7 +2152,7 @@
       <w:r>
         <w:t xml:space="preserve"> </w:t>
       </w:r>
-      <w:hyperlink r:id="rId45">
+      <w:hyperlink r:id="rId46">
         <w:r>
           <w:rPr>
             <w:rStyle w:val="InternetLink"/>
@@ -2020,8 +2211,8 @@
         <w:t xml:space="preserve">, 306–312 (2013).</w:t>
       </w:r>
     </w:p>
-    <w:bookmarkEnd w:id="46"/>
-    <w:bookmarkStart w:id="48" w:name="ref-jingIdentifyingCurrentRemitted2017"/>
+    <w:bookmarkEnd w:id="47"/>
+    <w:bookmarkStart w:id="49" w:name="ref-jingIdentifyingCurrentRemitted2017"/>
     <w:p>
       <w:pPr>
         <w:pStyle w:val="Bibliography"/>
@@ -2051,7 +2242,7 @@
       <w:r>
         <w:t xml:space="preserve"> </w:t>
       </w:r>
-      <w:hyperlink r:id="rId47">
+      <w:hyperlink r:id="rId48">
         <w:r>
           <w:rPr>
             <w:rStyle w:val="InternetLink"/>
@@ -2110,8 +2301,8 @@
         <w:t xml:space="preserve">, 90452–90464 (2017).</w:t>
       </w:r>
     </w:p>
-    <w:bookmarkEnd w:id="48"/>
-    <w:bookmarkStart w:id="50" w:name="ref-donaFractalAnalysisBrain2017"/>
+    <w:bookmarkEnd w:id="49"/>
+    <w:bookmarkStart w:id="51" w:name="ref-donaFractalAnalysisBrain2017"/>
     <w:p>
       <w:pPr>
         <w:pStyle w:val="Bibliography"/>
@@ -2131,7 +2322,7 @@
       <w:r>
         <w:t xml:space="preserve"> </w:t>
       </w:r>
-      <w:hyperlink r:id="rId49">
+      <w:hyperlink r:id="rId50">
         <w:r>
           <w:rPr>
             <w:rStyle w:val="InternetLink"/>
@@ -2310,8 +2501,8 @@
         <w:t xml:space="preserve">, e0169647 (2017).</w:t>
       </w:r>
     </w:p>
-    <w:bookmarkEnd w:id="50"/>
-    <w:bookmarkStart w:id="51" w:name="ref-barangerChaosComplexityEntropy2000"/>
+    <w:bookmarkEnd w:id="51"/>
+    <w:bookmarkStart w:id="52" w:name="ref-barangerChaosComplexityEntropy2000"/>
     <w:p>
       <w:pPr>
         <w:pStyle w:val="Bibliography"/>
@@ -2375,8 +2566,8 @@
         <w:t xml:space="preserve">(2000).</w:t>
       </w:r>
     </w:p>
-    <w:bookmarkEnd w:id="51"/>
-    <w:bookmarkStart w:id="53" w:name="X3987a7f9f2843d143a6b08774176d9ab9bc4f8d"/>
+    <w:bookmarkEnd w:id="52"/>
+    <w:bookmarkStart w:id="54" w:name="X3987a7f9f2843d143a6b08774176d9ab9bc4f8d"/>
     <w:p>
       <w:pPr>
         <w:pStyle w:val="Bibliography"/>
@@ -2396,7 +2587,7 @@
       <w:r>
         <w:t xml:space="preserve"> </w:t>
       </w:r>
-      <w:hyperlink r:id="rId52">
+      <w:hyperlink r:id="rId53">
         <w:r>
           <w:rPr>
             <w:rStyle w:val="InternetLink"/>
@@ -2431,8 +2622,8 @@
         <w:t xml:space="preserve">, 200–209 (2011).</w:t>
       </w:r>
     </w:p>
-    <w:bookmarkEnd w:id="53"/>
-    <w:bookmarkStart w:id="54" w:name="ref-zimmernWhyBrainCriticality2020"/>
+    <w:bookmarkEnd w:id="54"/>
+    <w:bookmarkStart w:id="55" w:name="ref-zimmernWhyBrainCriticality2020"/>
     <w:p>
       <w:pPr>
         <w:pStyle w:val="Bibliography"/>
@@ -2491,8 +2682,8 @@
         <w:t xml:space="preserve">, (2020).</w:t>
       </w:r>
     </w:p>
-    <w:bookmarkEnd w:id="54"/>
-    <w:bookmarkStart w:id="56" w:name="ref-liangExcitationInhibitionBalance2024"/>
+    <w:bookmarkEnd w:id="55"/>
+    <w:bookmarkStart w:id="57" w:name="ref-liangExcitationInhibitionBalance2024"/>
     <w:p>
       <w:pPr>
         <w:pStyle w:val="Bibliography"/>
@@ -2561,7 +2752,7 @@
       <w:r>
         <w:t xml:space="preserve">10738584231221766 (2024) doi:</w:t>
       </w:r>
-      <w:hyperlink r:id="rId55">
+      <w:hyperlink r:id="rId56">
         <w:r>
           <w:rPr>
             <w:rStyle w:val="InternetLink"/>
@@ -2573,8 +2764,8 @@
         <w:t xml:space="preserve">.</w:t>
       </w:r>
     </w:p>
-    <w:bookmarkEnd w:id="56"/>
-    <w:bookmarkStart w:id="58" w:name="X20d0cf3ec565b8629ae2c9ca09a74c20c06019f"/>
+    <w:bookmarkEnd w:id="57"/>
+    <w:bookmarkStart w:id="59" w:name="X20d0cf3ec565b8629ae2c9ca09a74c20c06019f"/>
     <w:p>
       <w:pPr>
         <w:pStyle w:val="Bibliography"/>
@@ -2594,7 +2785,7 @@
       <w:r>
         <w:t xml:space="preserve"> </w:t>
       </w:r>
-      <w:hyperlink r:id="rId57">
+      <w:hyperlink r:id="rId58">
         <w:r>
           <w:rPr>
             <w:rStyle w:val="InternetLink"/>
@@ -2743,8 +2934,8 @@
         <w:t xml:space="preserve">, 9817–9823 (2012).</w:t>
       </w:r>
     </w:p>
-    <w:bookmarkEnd w:id="58"/>
-    <w:bookmarkStart w:id="60" w:name="X1a6612f76f2ca94881a0ccd6377536a8d03c326"/>
+    <w:bookmarkEnd w:id="59"/>
+    <w:bookmarkStart w:id="61" w:name="X1a6612f76f2ca94881a0ccd6377536a8d03c326"/>
     <w:p>
       <w:pPr>
         <w:pStyle w:val="Bibliography"/>
@@ -2764,7 +2955,7 @@
       <w:r>
         <w:t xml:space="preserve"> </w:t>
       </w:r>
-      <w:hyperlink r:id="rId59">
+      <w:hyperlink r:id="rId60">
         <w:r>
           <w:rPr>
             <w:rStyle w:val="InternetLink"/>
@@ -2799,8 +2990,8 @@
         <w:t xml:space="preserve">, 047402 (2017).</w:t>
       </w:r>
     </w:p>
-    <w:bookmarkEnd w:id="60"/>
-    <w:bookmarkStart w:id="62" w:name="Xfe4345fc4d266d969d4559abe9321e337b060ba"/>
+    <w:bookmarkEnd w:id="61"/>
+    <w:bookmarkStart w:id="63" w:name="Xfe4345fc4d266d969d4559abe9321e337b060ba"/>
     <w:p>
       <w:pPr>
         <w:pStyle w:val="Bibliography"/>
@@ -2820,7 +3011,7 @@
       <w:r>
         <w:t xml:space="preserve"> </w:t>
       </w:r>
-      <w:hyperlink r:id="rId61">
+      <w:hyperlink r:id="rId62">
         <w:r>
           <w:rPr>
             <w:rStyle w:val="InternetLink"/>
@@ -2855,8 +3046,8 @@
         <w:t xml:space="preserve">, 010301 (2019).</w:t>
       </w:r>
     </w:p>
-    <w:bookmarkEnd w:id="62"/>
-    <w:bookmarkStart w:id="64" w:name="Xf305db5cda522b9934f5eb114c054d6126dc6eb"/>
+    <w:bookmarkEnd w:id="63"/>
+    <w:bookmarkStart w:id="65" w:name="Xf305db5cda522b9934f5eb114c054d6126dc6eb"/>
     <w:p>
       <w:pPr>
         <w:pStyle w:val="Bibliography"/>
@@ -2886,7 +3077,7 @@
       <w:r>
         <w:t xml:space="preserve"> </w:t>
       </w:r>
-      <w:hyperlink r:id="rId63">
+      <w:hyperlink r:id="rId64">
         <w:r>
           <w:rPr>
             <w:rStyle w:val="InternetLink"/>
@@ -2921,8 +3112,8 @@
         <w:t xml:space="preserve">, 9195 (2020).</w:t>
       </w:r>
     </w:p>
-    <w:bookmarkEnd w:id="64"/>
-    <w:bookmarkStart w:id="66" w:name="X52bda2e8a9a36f94350bb079f5ec785b025e36f"/>
+    <w:bookmarkEnd w:id="65"/>
+    <w:bookmarkStart w:id="67" w:name="X52bda2e8a9a36f94350bb079f5ec785b025e36f"/>
     <w:p>
       <w:pPr>
         <w:pStyle w:val="Bibliography"/>
@@ -2952,7 +3143,7 @@
       <w:r>
         <w:t xml:space="preserve"> </w:t>
       </w:r>
-      <w:hyperlink r:id="rId65">
+      <w:hyperlink r:id="rId66">
         <w:r>
           <w:rPr>
             <w:rStyle w:val="InternetLink"/>
@@ -2987,8 +3178,8 @@
         <w:t xml:space="preserve">, e55684.</w:t>
       </w:r>
     </w:p>
-    <w:bookmarkEnd w:id="66"/>
-    <w:bookmarkStart w:id="68" w:name="ref-gaoInferringSynapticExcitation2017"/>
+    <w:bookmarkEnd w:id="67"/>
+    <w:bookmarkStart w:id="69" w:name="ref-gaoInferringSynapticExcitation2017"/>
     <w:p>
       <w:pPr>
         <w:pStyle w:val="Bibliography"/>
@@ -3008,7 +3199,7 @@
       <w:r>
         <w:t xml:space="preserve"> </w:t>
       </w:r>
-      <w:hyperlink r:id="rId67">
+      <w:hyperlink r:id="rId68">
         <w:r>
           <w:rPr>
             <w:rStyle w:val="InternetLink"/>
@@ -3043,8 +3234,8 @@
         <w:t xml:space="preserve">, 70–78 (2017).</w:t>
       </w:r>
     </w:p>
-    <w:bookmarkEnd w:id="68"/>
-    <w:bookmarkStart w:id="70" w:name="X51bbaa2f1fed9c60f7fd655b658ca20fb202978"/>
+    <w:bookmarkEnd w:id="69"/>
+    <w:bookmarkStart w:id="71" w:name="X51bbaa2f1fed9c60f7fd655b658ca20fb202978"/>
     <w:p>
       <w:pPr>
         <w:pStyle w:val="Bibliography"/>
@@ -3074,7 +3265,7 @@
       <w:r>
         <w:t xml:space="preserve"> </w:t>
       </w:r>
-      <w:hyperlink r:id="rId69">
+      <w:hyperlink r:id="rId70">
         <w:r>
           <w:rPr>
             <w:rStyle w:val="InternetLink"/>
@@ -3109,8 +3300,8 @@
         <w:t xml:space="preserve">, 1148–1185 (2022).</w:t>
       </w:r>
     </w:p>
-    <w:bookmarkEnd w:id="70"/>
-    <w:bookmarkStart w:id="72" w:name="X7d0c1d47a19671baff30468b0796686f81ccb59"/>
+    <w:bookmarkEnd w:id="71"/>
+    <w:bookmarkStart w:id="73" w:name="X7d0c1d47a19671baff30468b0796686f81ccb59"/>
     <w:p>
       <w:pPr>
         <w:pStyle w:val="Bibliography"/>
@@ -3130,7 +3321,7 @@
       <w:r>
         <w:t xml:space="preserve"> </w:t>
       </w:r>
-      <w:hyperlink r:id="rId71">
+      <w:hyperlink r:id="rId72">
         <w:r>
           <w:rPr>
             <w:rStyle w:val="InternetLink"/>
@@ -3249,8 +3440,8 @@
         <w:t xml:space="preserve">, e1002038 (2011).</w:t>
       </w:r>
     </w:p>
-    <w:bookmarkEnd w:id="72"/>
-    <w:bookmarkStart w:id="74" w:name="ref-rubensteinModelAutismIncreased2003"/>
+    <w:bookmarkEnd w:id="73"/>
+    <w:bookmarkStart w:id="75" w:name="ref-rubensteinModelAutismIncreased2003"/>
     <w:p>
       <w:pPr>
         <w:pStyle w:val="Bibliography"/>
@@ -3270,7 +3461,7 @@
       <w:r>
         <w:t xml:space="preserve"> </w:t>
       </w:r>
-      <w:hyperlink r:id="rId73">
+      <w:hyperlink r:id="rId74">
         <w:r>
           <w:rPr>
             <w:rStyle w:val="InternetLink"/>
@@ -3305,8 +3496,8 @@
         <w:t xml:space="preserve">, 255–267 (2003).</w:t>
       </w:r>
     </w:p>
-    <w:bookmarkEnd w:id="74"/>
-    <w:bookmarkStart w:id="76" w:name="ref-ajramContribution1HMagnetic2019"/>
+    <w:bookmarkEnd w:id="75"/>
+    <w:bookmarkStart w:id="77" w:name="ref-ajramContribution1HMagnetic2019"/>
     <w:p>
       <w:pPr>
         <w:pStyle w:val="Bibliography"/>
@@ -3336,7 +3527,7 @@
       <w:r>
         <w:t xml:space="preserve"> </w:t>
       </w:r>
-      <w:hyperlink r:id="rId75">
+      <w:hyperlink r:id="rId76">
         <w:r>
           <w:rPr>
             <w:rStyle w:val="InternetLink"/>
@@ -3383,8 +3574,8 @@
         <w:t xml:space="preserve">, 236–244 (2019).</w:t>
       </w:r>
     </w:p>
-    <w:bookmarkEnd w:id="76"/>
-    <w:bookmarkStart w:id="78" w:name="X33af55f10e3529ea3b703273ed55b97973a9c47"/>
+    <w:bookmarkEnd w:id="77"/>
+    <w:bookmarkStart w:id="79" w:name="X33af55f10e3529ea3b703273ed55b97973a9c47"/>
     <w:p>
       <w:pPr>
         <w:pStyle w:val="Bibliography"/>
@@ -3404,7 +3595,7 @@
       <w:r>
         <w:t xml:space="preserve"> </w:t>
       </w:r>
-      <w:hyperlink r:id="rId77">
+      <w:hyperlink r:id="rId78">
         <w:r>
           <w:rPr>
             <w:rStyle w:val="InternetLink"/>
@@ -3553,9 +3744,10 @@
         <w:t xml:space="preserve">, 76 (2018).</w:t>
       </w:r>
     </w:p>
-    <w:bookmarkEnd w:id="78"/>
     <w:bookmarkEnd w:id="79"/>
     <w:bookmarkEnd w:id="80"/>
+    <w:bookmarkEnd w:id="81"/>
+    <w:bookmarkEnd w:id="82"/>
     <w:sectPr>
       <w:footnotePr>
         <w:numFmt w:val="decimal"/>

--- a/index.docx
+++ b/index.docx
@@ -7,61 +7,7 @@
         <w:pStyle w:val="Title"/>
       </w:pPr>
       <w:r>
-        <w:t xml:space="preserve">Does</w:t>
-      </w:r>
-      <w:r>
-        <w:t xml:space="preserve"> </w:t>
-      </w:r>
-      <w:r>
-        <w:t xml:space="preserve">the</w:t>
-      </w:r>
-      <w:r>
-        <w:t xml:space="preserve"> </w:t>
-      </w:r>
-      <w:r>
-        <w:t xml:space="preserve">Brain’s</w:t>
-      </w:r>
-      <w:r>
-        <w:t xml:space="preserve"> </w:t>
-      </w:r>
-      <w:r>
-        <w:t xml:space="preserve">E/I</w:t>
-      </w:r>
-      <w:r>
-        <w:t xml:space="preserve"> </w:t>
-      </w:r>
-      <w:r>
-        <w:t xml:space="preserve">Balance</w:t>
-      </w:r>
-      <w:r>
-        <w:t xml:space="preserve"> </w:t>
-      </w:r>
-      <w:r>
-        <w:t xml:space="preserve">Really</w:t>
-      </w:r>
-      <w:r>
-        <w:t xml:space="preserve"> </w:t>
-      </w:r>
-      <w:r>
-        <w:t xml:space="preserve">Shape</w:t>
-      </w:r>
-      <w:r>
-        <w:t xml:space="preserve"> </w:t>
-      </w:r>
-      <w:r>
-        <w:t xml:space="preserve">Long-Range</w:t>
-      </w:r>
-      <w:r>
-        <w:t xml:space="preserve"> </w:t>
-      </w:r>
-      <w:r>
-        <w:t xml:space="preserve">Temporal</w:t>
-      </w:r>
-      <w:r>
-        <w:t xml:space="preserve"> </w:t>
-      </w:r>
-      <w:r>
-        <w:t xml:space="preserve">Correlations?</w:t>
+        <w:t xml:space="preserve">Does the Brain’s E/I Balance Really Shape Long-Range Temporal Correlations?</w:t>
       </w:r>
     </w:p>
     <w:p>
@@ -69,13 +15,7 @@
         <w:pStyle w:val="Author"/>
       </w:pPr>
       <w:r>
-        <w:t xml:space="preserve">Lydia</w:t>
-      </w:r>
-      <w:r>
-        <w:t xml:space="preserve"> </w:t>
-      </w:r>
-      <w:r>
-        <w:t xml:space="preserve">Sochan</w:t>
+        <w:t xml:space="preserve">Lydia Sochan</w:t>
       </w:r>
       <w:r>
         <w:rPr>
@@ -84,73 +24,13 @@
         <w:t xml:space="preserve">1</w:t>
       </w:r>
       <w:r>
-        <w:t xml:space="preserve">,</w:t>
-      </w:r>
-      <w:r>
-        <w:t xml:space="preserve"> </w:t>
-      </w:r>
-      <w:r>
-        <w:t xml:space="preserve">and</w:t>
-      </w:r>
-      <w:r>
-        <w:t xml:space="preserve"> </w:t>
-      </w:r>
-      <w:r>
-        <w:t xml:space="preserve">Alexander</w:t>
-      </w:r>
-      <w:r>
-        <w:t xml:space="preserve"> </w:t>
-      </w:r>
-      <w:r>
-        <w:t xml:space="preserve">Mark</w:t>
-      </w:r>
-      <w:r>
-        <w:t xml:space="preserve"> </w:t>
-      </w:r>
-      <w:r>
-        <w:t xml:space="preserve">Weber</w:t>
+        <w:t xml:space="preserve">, and Alexander Mark Weber</w:t>
       </w:r>
       <w:r>
         <w:rPr>
           <w:vertAlign w:val="superscript"/>
         </w:rPr>
-        <w:t xml:space="preserve">1</w:t>
-      </w:r>
-      <w:r>
-        <w:rPr>
-          <w:vertAlign w:val="superscript"/>
-        </w:rPr>
-        <w:t xml:space="preserve">,</w:t>
-      </w:r>
-      <w:r>
-        <w:rPr>
-          <w:vertAlign w:val="superscript"/>
-        </w:rPr>
-        <w:t xml:space="preserve">2</w:t>
-      </w:r>
-      <w:r>
-        <w:rPr>
-          <w:vertAlign w:val="superscript"/>
-        </w:rPr>
-        <w:t xml:space="preserve">,</w:t>
-      </w:r>
-      <w:r>
-        <w:rPr>
-          <w:vertAlign w:val="superscript"/>
-        </w:rPr>
-        <w:t xml:space="preserve">3</w:t>
-      </w:r>
-      <w:r>
-        <w:rPr>
-          <w:vertAlign w:val="superscript"/>
-        </w:rPr>
-        <w:t xml:space="preserve">,</w:t>
-      </w:r>
-      <w:r>
-        <w:rPr>
-          <w:vertAlign w:val="superscript"/>
-        </w:rPr>
-        <w:t xml:space="preserve">✉</w:t>
+        <w:t xml:space="preserve">1,2,3,✉</w:t>
       </w:r>
     </w:p>
     <w:p>
@@ -550,7 +430,6 @@
                 <w:p>
                   <w:pPr>
                     <w:pStyle w:val="Compact"/>
-                    <w:jc w:val="left"/>
                     <w:jc w:val="center"/>
                   </w:pPr>
                   <w:r>
@@ -563,7 +442,6 @@
                 <w:p>
                   <w:pPr>
                     <w:pStyle w:val="Compact"/>
-                    <w:jc w:val="left"/>
                     <w:jc w:val="center"/>
                   </w:pPr>
                   <w:r>
@@ -576,7 +454,6 @@
                 <w:p>
                   <w:pPr>
                     <w:pStyle w:val="Compact"/>
-                    <w:jc w:val="left"/>
                     <w:jc w:val="center"/>
                   </w:pPr>
                   <w:r>
@@ -589,7 +466,6 @@
                 <w:p>
                   <w:pPr>
                     <w:pStyle w:val="Compact"/>
-                    <w:jc w:val="left"/>
                     <w:jc w:val="center"/>
                   </w:pPr>
                   <w:r>
@@ -602,7 +478,6 @@
                 <w:p>
                   <w:pPr>
                     <w:pStyle w:val="Compact"/>
-                    <w:jc w:val="left"/>
                     <w:jc w:val="center"/>
                   </w:pPr>
                   <w:r>
@@ -615,7 +490,6 @@
                 <w:p>
                   <w:pPr>
                     <w:pStyle w:val="Compact"/>
-                    <w:jc w:val="left"/>
                     <w:jc w:val="center"/>
                   </w:pPr>
                   <w:r>
@@ -630,7 +504,6 @@
                 <w:p>
                   <w:pPr>
                     <w:pStyle w:val="Compact"/>
-                    <w:jc w:val="left"/>
                     <w:jc w:val="center"/>
                   </w:pPr>
                   <w:r>
@@ -649,7 +522,6 @@
                 <w:p>
                   <w:pPr>
                     <w:pStyle w:val="Compact"/>
-                    <w:jc w:val="left"/>
                     <w:jc w:val="center"/>
                   </w:pPr>
                   <w:r>
@@ -662,7 +534,6 @@
                 <w:p>
                   <w:pPr>
                     <w:pStyle w:val="Compact"/>
-                    <w:jc w:val="left"/>
                     <w:jc w:val="center"/>
                   </w:pPr>
                   <w:r>
@@ -675,7 +546,6 @@
                 <w:p>
                   <w:pPr>
                     <w:pStyle w:val="Compact"/>
-                    <w:jc w:val="left"/>
                     <w:jc w:val="center"/>
                   </w:pPr>
                   <w:r>
@@ -688,7 +558,6 @@
                 <w:p>
                   <w:pPr>
                     <w:pStyle w:val="Compact"/>
-                    <w:jc w:val="left"/>
                     <w:jc w:val="center"/>
                   </w:pPr>
                   <w:r>
@@ -701,7 +570,6 @@
                 <w:p>
                   <w:pPr>
                     <w:pStyle w:val="Compact"/>
-                    <w:jc w:val="left"/>
                     <w:jc w:val="center"/>
                   </w:pPr>
                   <w:r>
@@ -716,7 +584,6 @@
                 <w:p>
                   <w:pPr>
                     <w:pStyle w:val="Compact"/>
-                    <w:jc w:val="left"/>
                     <w:jc w:val="center"/>
                   </w:pPr>
                   <w:r>
@@ -735,7 +602,6 @@
                 <w:p>
                   <w:pPr>
                     <w:pStyle w:val="Compact"/>
-                    <w:jc w:val="left"/>
                     <w:jc w:val="center"/>
                   </w:pPr>
                   <w:r>
@@ -748,7 +614,6 @@
                 <w:p>
                   <w:pPr>
                     <w:pStyle w:val="Compact"/>
-                    <w:jc w:val="left"/>
                     <w:jc w:val="center"/>
                   </w:pPr>
                   <w:r>
@@ -761,7 +626,6 @@
                 <w:p>
                   <w:pPr>
                     <w:pStyle w:val="Compact"/>
-                    <w:jc w:val="left"/>
                     <w:jc w:val="center"/>
                   </w:pPr>
                   <w:r>
@@ -774,7 +638,6 @@
                 <w:p>
                   <w:pPr>
                     <w:pStyle w:val="Compact"/>
-                    <w:jc w:val="left"/>
                     <w:jc w:val="center"/>
                   </w:pPr>
                   <w:r>
@@ -787,7 +650,6 @@
                 <w:p>
                   <w:pPr>
                     <w:pStyle w:val="Compact"/>
-                    <w:jc w:val="left"/>
                     <w:jc w:val="center"/>
                   </w:pPr>
                   <w:r>
@@ -802,7 +664,6 @@
                 <w:p>
                   <w:pPr>
                     <w:pStyle w:val="Compact"/>
-                    <w:jc w:val="left"/>
                     <w:jc w:val="center"/>
                   </w:pPr>
                   <w:r>
@@ -821,7 +682,6 @@
                 <w:p>
                   <w:pPr>
                     <w:pStyle w:val="Compact"/>
-                    <w:jc w:val="left"/>
                     <w:jc w:val="center"/>
                   </w:pPr>
                   <w:r>
@@ -834,7 +694,6 @@
                 <w:p>
                   <w:pPr>
                     <w:pStyle w:val="Compact"/>
-                    <w:jc w:val="left"/>
                     <w:jc w:val="center"/>
                   </w:pPr>
                   <w:r>
@@ -847,7 +706,6 @@
                 <w:p>
                   <w:pPr>
                     <w:pStyle w:val="Compact"/>
-                    <w:jc w:val="left"/>
                     <w:jc w:val="center"/>
                   </w:pPr>
                   <w:r>
@@ -860,7 +718,6 @@
                 <w:p>
                   <w:pPr>
                     <w:pStyle w:val="Compact"/>
-                    <w:jc w:val="left"/>
                     <w:jc w:val="center"/>
                   </w:pPr>
                   <w:r>
@@ -873,7 +730,6 @@
                 <w:p>
                   <w:pPr>
                     <w:pStyle w:val="Compact"/>
-                    <w:jc w:val="left"/>
                     <w:jc w:val="center"/>
                   </w:pPr>
                   <w:r>
@@ -888,7 +744,6 @@
                 <w:p>
                   <w:pPr>
                     <w:pStyle w:val="Compact"/>
-                    <w:jc w:val="left"/>
                     <w:jc w:val="center"/>
                   </w:pPr>
                   <w:r>
@@ -907,7 +762,6 @@
                 <w:p>
                   <w:pPr>
                     <w:pStyle w:val="Compact"/>
-                    <w:jc w:val="left"/>
                     <w:jc w:val="center"/>
                   </w:pPr>
                   <w:r>
@@ -920,7 +774,6 @@
                 <w:p>
                   <w:pPr>
                     <w:pStyle w:val="Compact"/>
-                    <w:jc w:val="left"/>
                     <w:jc w:val="center"/>
                   </w:pPr>
                   <w:r>
@@ -933,7 +786,6 @@
                 <w:p>
                   <w:pPr>
                     <w:pStyle w:val="Compact"/>
-                    <w:jc w:val="left"/>
                     <w:jc w:val="center"/>
                   </w:pPr>
                   <w:r>
@@ -946,7 +798,6 @@
                 <w:p>
                   <w:pPr>
                     <w:pStyle w:val="Compact"/>
-                    <w:jc w:val="left"/>
                     <w:jc w:val="center"/>
                   </w:pPr>
                   <w:r>
@@ -959,7 +810,6 @@
                 <w:p>
                   <w:pPr>
                     <w:pStyle w:val="Compact"/>
-                    <w:jc w:val="left"/>
                     <w:jc w:val="center"/>
                   </w:pPr>
                   <w:r>
@@ -974,7 +824,6 @@
                 <w:p>
                   <w:pPr>
                     <w:pStyle w:val="Compact"/>
-                    <w:jc w:val="left"/>
                     <w:jc w:val="center"/>
                   </w:pPr>
                   <w:r>
@@ -993,7 +842,6 @@
                 <w:p>
                   <w:pPr>
                     <w:pStyle w:val="Compact"/>
-                    <w:jc w:val="left"/>
                     <w:jc w:val="center"/>
                   </w:pPr>
                   <w:r>
@@ -1006,7 +854,6 @@
                 <w:p>
                   <w:pPr>
                     <w:pStyle w:val="Compact"/>
-                    <w:jc w:val="left"/>
                     <w:jc w:val="center"/>
                   </w:pPr>
                   <w:r>
@@ -1019,7 +866,6 @@
                 <w:p>
                   <w:pPr>
                     <w:pStyle w:val="Compact"/>
-                    <w:jc w:val="left"/>
                     <w:jc w:val="center"/>
                   </w:pPr>
                   <w:r>
@@ -1032,7 +878,6 @@
                 <w:p>
                   <w:pPr>
                     <w:pStyle w:val="Compact"/>
-                    <w:jc w:val="left"/>
                     <w:jc w:val="center"/>
                   </w:pPr>
                   <w:r>
@@ -1045,7 +890,6 @@
                 <w:p>
                   <w:pPr>
                     <w:pStyle w:val="Compact"/>
-                    <w:jc w:val="left"/>
                     <w:jc w:val="center"/>
                   </w:pPr>
                   <w:r>

--- a/index.docx
+++ b/index.docx
@@ -114,7 +114,7 @@
         <w:pStyle w:val="Heading2"/>
       </w:pPr>
       <w:r>
-        <w:t xml:space="preserve">Abstract</w:t>
+        <w:t xml:space="preserve">0.1 Abstract</w:t>
       </w:r>
     </w:p>
     <w:p>
@@ -148,7 +148,7 @@
         <w:pStyle w:val="Heading1"/>
       </w:pPr>
       <w:r>
-        <w:t xml:space="preserve">Introduction</w:t>
+        <w:t xml:space="preserve">1. Introduction</w:t>
       </w:r>
     </w:p>
     <w:p>
@@ -911,7 +911,7 @@
         <w:pStyle w:val="Heading1"/>
       </w:pPr>
       <w:r>
-        <w:t xml:space="preserve">Methods</w:t>
+        <w:t xml:space="preserve">2. Methods</w:t>
       </w:r>
     </w:p>
     <w:bookmarkStart w:id="81" w:name="study-participants"/>
@@ -920,7 +920,7 @@
         <w:pStyle w:val="Heading2"/>
       </w:pPr>
       <w:r>
-        <w:t xml:space="preserve">Study Participants</w:t>
+        <w:t xml:space="preserve">2.1 Study Participants</w:t>
       </w:r>
     </w:p>
     <w:p>

--- a/index.docx
+++ b/index.docx
@@ -114,7 +114,17 @@
         <w:pStyle w:val="Heading2"/>
       </w:pPr>
       <w:r>
-        <w:t xml:space="preserve">0.1 Abstract</w:t>
+        <w:t xml:space="preserve">Abstract</w:t>
+      </w:r>
+    </w:p>
+    <w:bookmarkEnd w:id="21"/>
+    <w:bookmarkStart w:id="23" w:name="introduction"/>
+    <w:p>
+      <w:pPr>
+        <w:pStyle w:val="Heading1"/>
+      </w:pPr>
+      <w:r>
+        <w:t xml:space="preserve">1. Introduction</w:t>
       </w:r>
     </w:p>
     <w:p>
@@ -122,7 +132,148 @@
         <w:pStyle w:val="FirstParagraph"/>
       </w:pPr>
       <w:r>
-        <w:t xml:space="preserve">A 3T multimodal MRI study of healthy adults (n=19; 10 female; 21-54 years) was performed to investigate the potential link between fMRI long-range temporal correlations and excitatory/inhibitory balance. The study objective was to determine if the Hurst exponent (HE) – an estimate of the self-correlation and signal complexity of the blood-oxygen-level-dependent (BOLD) signal – is correlated with the excitatory-inhibitory (E/I) ratio. Findings in this domain have implications for neurological and neuropsychiatric conditions with disrupted E/I balance, such as autism spectrum disorder, schizophrenia, and Alzheimer’s disease. From a methodological perspective, HE is also considerably easier to accurately measure than E/I ratio. If HE can serve as a proxy for E/I, it may serve as a useful clinical biomarker for E/I imbalance. Moreover, E/I has been proposed to serve as a control parameter for brain criticality, which HE is believed to be a measure of. Thus, understanding if HE and E/I are correlated would serve to clarify this relationship. The study collected movie-watching and rest data including fMRI – which was used to calculate HE – and magnetic resonance spectroscopy (MRS) – which was used to measure inhibitory and excitatory neurotransmitters – GABA and glutamate, respectively. HE was found to increase with movie compared to rest, while E/I did not change between conditions. HE and E/I were not correlated during either movie or rest. This study represents the first attempt to investigate this connection</w:t>
+        <w:t xml:space="preserve">Thirty years ago, functional magnetic resonance imaging (fMRI) profoundly changed the world of MRI by allowing real-time analysis of pressing neuropsychological questions</w:t>
+      </w:r>
+      <w:r>
+        <w:rPr>
+          <w:vertAlign w:val="superscript"/>
+        </w:rPr>
+        <w:t xml:space="preserve">1–3</w:t>
+      </w:r>
+      <w:r>
+        <w:t xml:space="preserve">. While initially used to probe task-based responses, researchers have more recently developed an interest in studying brain function at rest, known as resting-state fMRI (rs-fMRI)</w:t>
+      </w:r>
+      <w:r>
+        <w:rPr>
+          <w:vertAlign w:val="superscript"/>
+        </w:rPr>
+        <w:t xml:space="preserve">4</w:t>
+      </w:r>
+      <w:r>
+        <w:t xml:space="preserve">, i.e. to understand how brain dynamics at rest are related to neurological functioning as well as individual differences. A critical tool in analyzing these dynamics is the Hurst exponent (H)</w:t>
+      </w:r>
+      <w:r>
+        <w:rPr>
+          <w:vertAlign w:val="superscript"/>
+        </w:rPr>
+        <w:t xml:space="preserve">5</w:t>
+      </w:r>
+      <w:r>
+        <w:t xml:space="preserve">, a measure of self-similarity derived from the blood-oxygen-dependent (BOLD) signal. H estimates the extent to which the BOLD signal displays long-term memory, where a higher value indicates a self-similar signal with long-term positive autocorrelations</w:t>
+      </w:r>
+      <w:r>
+        <w:rPr>
+          <w:vertAlign w:val="superscript"/>
+        </w:rPr>
+        <w:t xml:space="preserve">5,6</w:t>
+      </w:r>
+      <w:r>
+        <w:t xml:space="preserve">. Another way of understanding H is that a signal with high H is fractal: similar temporal signal fluctuations are observed, no matter the time scale</w:t>
+      </w:r>
+      <w:r>
+        <w:rPr>
+          <w:vertAlign w:val="superscript"/>
+        </w:rPr>
+        <w:t xml:space="preserve">5</w:t>
+      </w:r>
+      <w:r>
+        <w:t xml:space="preserve">.</w:t>
+      </w:r>
+    </w:p>
+    <w:p>
+      <w:pPr>
+        <w:pStyle w:val="TextBody"/>
+      </w:pPr>
+      <w:r>
+        <w:t xml:space="preserve">H has also emerged as a valuable tool in clinical research, capturing changes in BOLD signal dynamics across various neuropsychiatric conditions. In aging populations for instance, H has been found to be elevated</w:t>
+      </w:r>
+      <w:r>
+        <w:rPr>
+          <w:vertAlign w:val="superscript"/>
+        </w:rPr>
+        <w:t xml:space="preserve">7,8</w:t>
+      </w:r>
+      <w:r>
+        <w:t xml:space="preserve">; this relationship has also been found in mild cognitive impairment and Alzheimer’s disease</w:t>
+      </w:r>
+      <w:r>
+        <w:rPr>
+          <w:vertAlign w:val="superscript"/>
+        </w:rPr>
+        <w:t xml:space="preserve">9,10</w:t>
+      </w:r>
+      <w:r>
+        <w:t xml:space="preserve">. Additionally, changes in H have been observed in conditions such as autism, mood disorders, and brain injury</w:t>
+      </w:r>
+      <w:r>
+        <w:rPr>
+          <w:vertAlign w:val="superscript"/>
+        </w:rPr>
+        <w:t xml:space="preserve">11–15</w:t>
+      </w:r>
+      <w:r>
+        <w:t xml:space="preserve">. These differences suggest H may reflect changes in global and local functioning.</w:t>
+      </w:r>
+    </w:p>
+    <w:p>
+      <w:pPr>
+        <w:pStyle w:val="TextBody"/>
+      </w:pPr>
+      <w:r>
+        <w:t xml:space="preserve">Underlying these observations is the critical brain hypothesis, which posits that the brain operates at a critical point, a state where order and disorder are perfectly balanced to enable optimal information processing</w:t>
+      </w:r>
+      <w:r>
+        <w:rPr>
+          <w:vertAlign w:val="superscript"/>
+        </w:rPr>
+        <w:t xml:space="preserve">4,6,16–27</w:t>
+      </w:r>
+      <w:r>
+        <w:t xml:space="preserve">. When operating at a critical point, the brain is maximally sensitive to external stimuli, and can dynamically transition between ordered and disordered states to promote efficient cognitive processing</w:t>
+      </w:r>
+      <w:r>
+        <w:rPr>
+          <w:vertAlign w:val="superscript"/>
+        </w:rPr>
+        <w:t xml:space="preserve">4,6,26,27</w:t>
+      </w:r>
+      <w:r>
+        <w:t xml:space="preserve">.Recent papers suggest the control parameter underlying the brain’s ability to transition between states is the excitatory-inhibitory (E/I) ratio, the balance of excitatory and inhibitory neural activity, often operationalized as the ratio of the primary excitatory-to-inhibitory neurotransmitters, i.e. glutamate-to-GABA ratio</w:t>
+      </w:r>
+      <w:r>
+        <w:rPr>
+          <w:vertAlign w:val="superscript"/>
+        </w:rPr>
+        <w:t xml:space="preserve">19,21–25</w:t>
+      </w:r>
+      <w:r>
+        <w:t xml:space="preserve">. It is thought that E/I controls criticality by modulating the brain’s signal-to-noise ratio</w:t>
+      </w:r>
+      <w:r>
+        <w:rPr>
+          <w:vertAlign w:val="superscript"/>
+        </w:rPr>
+        <w:t xml:space="preserve">19,28</w:t>
+      </w:r>
+      <w:r>
+        <w:t xml:space="preserve">.</w:t>
+      </w:r>
+    </w:p>
+    <w:p>
+      <w:pPr>
+        <w:pStyle w:val="TextBody"/>
+      </w:pPr>
+      <w:r>
+        <w:t xml:space="preserve">Besides the implications to the critical brain hypothesis, understanding if E/I is related to H may allow for easier estimation of excitatory and inhibitory neurotransmitters, as accurate E/I measurement is technically challenging</w:t>
+      </w:r>
+      <w:r>
+        <w:rPr>
+          <w:vertAlign w:val="superscript"/>
+        </w:rPr>
+        <w:t xml:space="preserve">29</w:t>
+      </w:r>
+      <w:r>
+        <w:t xml:space="preserve">. Magnetic resonance spectroscopy (MRS) is the only non-invasive method of measuring the ratio of glutamate (Glu; excitatory) to Gamma-aminobutyric acid (GABA; inhibitory)</w:t>
       </w:r>
       <w:r>
         <w:t xml:space="preserve"> </w:t>
@@ -135,73 +286,22 @@
         <w:t xml:space="preserve">in vivo</w:t>
       </w:r>
       <w:r>
-        <w:t xml:space="preserve"> </w:t>
-      </w:r>
-      <w:r>
-        <w:t xml:space="preserve">in humans. We conclude that, at 3T and with our particular methodologies, no association was found.</w:t>
-      </w:r>
-    </w:p>
-    <w:bookmarkEnd w:id="21"/>
-    <w:bookmarkStart w:id="23" w:name="introduction"/>
-    <w:p>
-      <w:pPr>
-        <w:pStyle w:val="Heading1"/>
-      </w:pPr>
-      <w:r>
-        <w:t xml:space="preserve">1. Introduction</w:t>
-      </w:r>
-    </w:p>
-    <w:p>
-      <w:pPr>
-        <w:pStyle w:val="FirstParagraph"/>
-      </w:pPr>
-      <w:r>
-        <w:t xml:space="preserve">Thirty years ago, functional magnetic resonance imaging (fMRI) profoundly changed the world of MRI by allowing real-time analysis of pressing neuropsychological questions</w:t>
-      </w:r>
-      <w:r>
         <w:rPr>
           <w:vertAlign w:val="superscript"/>
         </w:rPr>
-        <w:t xml:space="preserve">1–3</w:t>
-      </w:r>
-      <w:r>
-        <w:t xml:space="preserve">. While initially used to probe task-based responses, researchers have more recently developed an interest in studying brain function at rest, known as resting-state fMRI (rs-fMRI)</w:t>
+        <w:t xml:space="preserve">30</w:t>
+      </w:r>
+      <w:r>
+        <w:t xml:space="preserve">. Unfortunately, it has both limited spatial and temporal resolution</w:t>
       </w:r>
       <w:r>
         <w:rPr>
           <w:vertAlign w:val="superscript"/>
         </w:rPr>
-        <w:t xml:space="preserve">4</w:t>
-      </w:r>
-      <w:r>
-        <w:t xml:space="preserve">, i.e. to understand how brain dynamics at rest are related to neurological functioning as well as individual differences. A critical tool in analyzing these dynamics is the Hurst exponent (HE)</w:t>
-      </w:r>
-      <w:r>
-        <w:rPr>
-          <w:vertAlign w:val="superscript"/>
-        </w:rPr>
-        <w:t xml:space="preserve">5</w:t>
-      </w:r>
-      <w:r>
-        <w:t xml:space="preserve">, a measure of self-similarity derived from the blood-oxygen-dependent (BOLD) signal. HE estimates the extent to which the BOLD signal displays long-term memory, where a higher value indicates a self-similar signal with long-term positive autocorrelations</w:t>
-      </w:r>
-      <w:r>
-        <w:rPr>
-          <w:vertAlign w:val="superscript"/>
-        </w:rPr>
-        <w:t xml:space="preserve">5,6</w:t>
-      </w:r>
-      <w:r>
-        <w:t xml:space="preserve">. Another way of understanding HE is that a signal with high HE is fractal: similar temporal signal fluctuations are observed, no matter the time scale</w:t>
-      </w:r>
-      <w:r>
-        <w:rPr>
-          <w:vertAlign w:val="superscript"/>
-        </w:rPr>
-        <w:t xml:space="preserve">5</w:t>
-      </w:r>
-      <w:r>
-        <w:t xml:space="preserve">.</w:t>
+        <w:t xml:space="preserve">25,29,30</w:t>
+      </w:r>
+      <w:r>
+        <w:t xml:space="preserve">. Consequently, if H could serve as a proxy for E/I, it would be much easier to estimate E/I in conditions of interest such as autism, Alzheimer’s, and schizophrenia.</w:t>
       </w:r>
     </w:p>
     <w:p>
@@ -209,131 +309,7 @@
         <w:pStyle w:val="TextBody"/>
       </w:pPr>
       <w:r>
-        <w:t xml:space="preserve">HE has also emerged as a valuable tool in clinical research, capturing changes in BOLD signal dynamics across various neuropsychiatric conditions. In aging populations for instance, HE has been found to be elevated</w:t>
-      </w:r>
-      <w:r>
-        <w:rPr>
-          <w:vertAlign w:val="superscript"/>
-        </w:rPr>
-        <w:t xml:space="preserve">7,8</w:t>
-      </w:r>
-      <w:r>
-        <w:t xml:space="preserve">; this relationship has also been found in mild cognitive impairment and Alzheimer’s disease</w:t>
-      </w:r>
-      <w:r>
-        <w:rPr>
-          <w:vertAlign w:val="superscript"/>
-        </w:rPr>
-        <w:t xml:space="preserve">9,10</w:t>
-      </w:r>
-      <w:r>
-        <w:t xml:space="preserve">. Additionally, changes in HE have been observed in conditions such as autism, mood disorders, and brain injury</w:t>
-      </w:r>
-      <w:r>
-        <w:rPr>
-          <w:vertAlign w:val="superscript"/>
-        </w:rPr>
-        <w:t xml:space="preserve">11–15</w:t>
-      </w:r>
-      <w:r>
-        <w:t xml:space="preserve">. These differences suggest HE may reflect changes in global and local functioning.</w:t>
-      </w:r>
-    </w:p>
-    <w:p>
-      <w:pPr>
-        <w:pStyle w:val="TextBody"/>
-      </w:pPr>
-      <w:r>
-        <w:t xml:space="preserve">Underlying these observations is the critical brain hypothesis, which posits that the brain operates at a critical point, a state where order and disorder are perfectly balanced to enable optimal information processing</w:t>
-      </w:r>
-      <w:r>
-        <w:rPr>
-          <w:vertAlign w:val="superscript"/>
-        </w:rPr>
-        <w:t xml:space="preserve">4,6,16–27</w:t>
-      </w:r>
-      <w:r>
-        <w:t xml:space="preserve">. When operating at a critical point, the brain is maximally sensitive to external stimuli, and can dynamically transition between ordered and disordered states to promote efficient cognitive processing</w:t>
-      </w:r>
-      <w:r>
-        <w:rPr>
-          <w:vertAlign w:val="superscript"/>
-        </w:rPr>
-        <w:t xml:space="preserve">4,6,26,27</w:t>
-      </w:r>
-      <w:r>
-        <w:t xml:space="preserve">.Recent papers suggest the control parameter underlying the brain’s ability to transition between states is the excitatory-inhibitory (E/I) ratio, the balance of excitatory and inhibitory neural activity, often operationalized as the ratio of the primary excitatory-to-inhibitory neurotransmitters, i.e. glutamate-to-GABA ratio</w:t>
-      </w:r>
-      <w:r>
-        <w:rPr>
-          <w:vertAlign w:val="superscript"/>
-        </w:rPr>
-        <w:t xml:space="preserve">19,21–25</w:t>
-      </w:r>
-      <w:r>
-        <w:t xml:space="preserve">. It is thought that E/I controls criticality by modulating the brain’s signal-to-noise ratio</w:t>
-      </w:r>
-      <w:r>
-        <w:rPr>
-          <w:vertAlign w:val="superscript"/>
-        </w:rPr>
-        <w:t xml:space="preserve">19,28</w:t>
-      </w:r>
-      <w:r>
-        <w:t xml:space="preserve">.</w:t>
-      </w:r>
-    </w:p>
-    <w:p>
-      <w:pPr>
-        <w:pStyle w:val="TextBody"/>
-      </w:pPr>
-      <w:r>
-        <w:t xml:space="preserve">Besides the implications to the critical brain hypothesis, understanding if E/I is related to HE may allow for easier estimation of excitatory and inhibitory neurotransmitters, as accurate E/I measurement is technically challenging</w:t>
-      </w:r>
-      <w:r>
-        <w:rPr>
-          <w:vertAlign w:val="superscript"/>
-        </w:rPr>
-        <w:t xml:space="preserve">29</w:t>
-      </w:r>
-      <w:r>
-        <w:t xml:space="preserve">. Magnetic resonance spectroscopy (MRS) is the only non-invasive method of measuring the ratio of glutamate (excitatory) to GABA (inhibitory)</w:t>
-      </w:r>
-      <w:r>
-        <w:t xml:space="preserve"> </w:t>
-      </w:r>
-      <w:r>
-        <w:rPr>
-          <w:i/>
-          <w:iCs/>
-        </w:rPr>
-        <w:t xml:space="preserve">in vivo</w:t>
-      </w:r>
-      <w:r>
-        <w:rPr>
-          <w:vertAlign w:val="superscript"/>
-        </w:rPr>
-        <w:t xml:space="preserve">30</w:t>
-      </w:r>
-      <w:r>
-        <w:t xml:space="preserve">. Unfortunately, it has both limited spatial and temporal resolution</w:t>
-      </w:r>
-      <w:r>
-        <w:rPr>
-          <w:vertAlign w:val="superscript"/>
-        </w:rPr>
-        <w:t xml:space="preserve">25,29,30</w:t>
-      </w:r>
-      <w:r>
-        <w:t xml:space="preserve">. Consequently, if HE could serve as a proxy for E/I, it would be much easier to estimate E/I in conditions of interest such as autism, Alzheimer’s, and schizophrenia.</w:t>
-      </w:r>
-    </w:p>
-    <w:p>
-      <w:pPr>
-        <w:pStyle w:val="TextBody"/>
-      </w:pPr>
-      <w:r>
-        <w:t xml:space="preserve">There are a handful of studies suggesting a link between HE and E/I, however they are all either computational models or animal studies</w:t>
+        <w:t xml:space="preserve">There are a handful of studies suggesting a link between H and E/I, however they are all either computational models or animal studies</w:t>
       </w:r>
       <w:r>
         <w:rPr>
@@ -403,7 +379,7 @@
               <w:t xml:space="preserve"> </w:t>
             </w:r>
             <w:r>
-              <w:t xml:space="preserve">Summary of Methods for Existing E/I-Hurst Studies</w:t>
+              <w:t xml:space="preserve">Summary of methods for existing E/I-Hurst studies</w:t>
             </w:r>
           </w:p>
           <w:tbl>
@@ -457,7 +433,7 @@
                     <w:jc w:val="center"/>
                   </w:pPr>
                   <w:r>
-                    <w:t xml:space="preserve">HE Data Type</w:t>
+                    <w:t xml:space="preserve">H Data Type</w:t>
                   </w:r>
                 </w:p>
               </w:tc>
@@ -469,7 +445,7 @@
                     <w:jc w:val="center"/>
                   </w:pPr>
                   <w:r>
-                    <w:t xml:space="preserve">HE Calculation Method</w:t>
+                    <w:t xml:space="preserve">H Calculation Method</w:t>
                   </w:r>
                 </w:p>
               </w:tc>
@@ -905,7 +881,7 @@
       </w:tr>
     </w:tbl>
     <w:bookmarkEnd w:id="23"/>
-    <w:bookmarkStart w:id="82" w:name="methods"/>
+    <w:bookmarkStart w:id="41" w:name="methods"/>
     <w:p>
       <w:pPr>
         <w:pStyle w:val="Heading1"/>
@@ -914,13 +890,13 @@
         <w:t xml:space="preserve">2. Methods</w:t>
       </w:r>
     </w:p>
-    <w:bookmarkStart w:id="81" w:name="study-participants"/>
+    <w:bookmarkStart w:id="24" w:name="participants"/>
     <w:p>
       <w:pPr>
         <w:pStyle w:val="Heading2"/>
       </w:pPr>
       <w:r>
-        <w:t xml:space="preserve">2.1 Study Participants</w:t>
+        <w:t xml:space="preserve">2.1 Participants</w:t>
       </w:r>
     </w:p>
     <w:p>
@@ -928,7 +904,235 @@
         <w:pStyle w:val="FirstParagraph"/>
       </w:pPr>
       <w:r>
-        <w:t xml:space="preserve">Ethics approval was granted by the Clinical Research Ethics Board at the University of British Columbia and BC Children’s &amp; Women’s Hospital (H21-02686). Written informed consent was obtained from all participants. Twenty-six participants were scanned between the ages of 21 and 53.4.</w:t>
+        <w:t xml:space="preserve">Twenty-seven healthy adult participants were recruited to the study. One participant was not scanned due to feelings of claustrophobia while in the scanner. After our analysis and performing quality assurance (see below), a further seven participants were removed for having less than ideal MRI data quality, leaving nineteen final participants, between the ages of 21.3 and 53.4 (mean age ± sd: 30.1 ± 8.7 years; 9 males).</w:t>
+      </w:r>
+    </w:p>
+    <w:bookmarkEnd w:id="24"/>
+    <w:bookmarkStart w:id="25" w:name="ethics-statement"/>
+    <w:p>
+      <w:pPr>
+        <w:pStyle w:val="Heading2"/>
+      </w:pPr>
+      <w:r>
+        <w:t xml:space="preserve">2.2 Ethics Statement</w:t>
+      </w:r>
+    </w:p>
+    <w:p>
+      <w:pPr>
+        <w:pStyle w:val="FirstParagraph"/>
+      </w:pPr>
+      <w:r>
+        <w:t xml:space="preserve">Written informed consent was obtained from all participants. Ethics approval was granted by the Clinical Research Ethics Board at the University of British Columbia and BC Children’s &amp; Women’s Hospital (H21-02686).</w:t>
+      </w:r>
+    </w:p>
+    <w:bookmarkEnd w:id="25"/>
+    <w:bookmarkStart w:id="31" w:name="scanning-procedure"/>
+    <w:p>
+      <w:pPr>
+        <w:pStyle w:val="Heading2"/>
+      </w:pPr>
+      <w:r>
+        <w:t xml:space="preserve">2.3 Scanning Procedure</w:t>
+      </w:r>
+    </w:p>
+    <w:p>
+      <w:pPr>
+        <w:pStyle w:val="FirstParagraph"/>
+      </w:pPr>
+      <w:r>
+        <w:t xml:space="preserve">After two anatomical sequences were acquired, participants were instructed to visually fixate on a cross-hair for 24 minutes. During this period, an fMRI, MEGA-PRESS, and sLASER sequence were acquired (see</w:t>
+      </w:r>
+      <w:r>
+        <w:t xml:space="preserve"> </w:t>
+      </w:r>
+      <w:hyperlink w:anchor="fig-method">
+        <w:r>
+          <w:rPr>
+            <w:rStyle w:val="InternetLink"/>
+          </w:rPr>
+          <w:t xml:space="preserve">Figure 1</w:t>
+        </w:r>
+      </w:hyperlink>
+      <w:r>
+        <w:t xml:space="preserve"> </w:t>
+      </w:r>
+      <w:r>
+        <w:t xml:space="preserve">A and</w:t>
+      </w:r>
+      <w:r>
+        <w:t xml:space="preserve"> </w:t>
+      </w:r>
+      <w:hyperlink w:anchor="sec-mriacq">
+        <w:r>
+          <w:rPr>
+            <w:rStyle w:val="InternetLink"/>
+          </w:rPr>
+          <w:t xml:space="preserve">Section 2.4</w:t>
+        </w:r>
+      </w:hyperlink>
+      <w:r>
+        <w:t xml:space="preserve">). Next, participants were instructed to watch a nature documetnary (Our Planet (2019), Episode 3,</w:t>
+      </w:r>
+      <w:r>
+        <w:t xml:space="preserve"> </w:t>
+      </w:r>
+      <w:r>
+        <w:t xml:space="preserve">“Jungles”</w:t>
+      </w:r>
+      <w:r>
+        <w:rPr>
+          <w:vertAlign w:val="superscript"/>
+        </w:rPr>
+        <w:t xml:space="preserve">31</w:t>
+      </w:r>
+      <w:r>
+        <w:t xml:space="preserve">) for 24 minutes. During this period, another set of fMRI, sLASER, and MEGA-PRESS sequences were acquired. See</w:t>
+      </w:r>
+      <w:r>
+        <w:t xml:space="preserve"> </w:t>
+      </w:r>
+      <w:hyperlink w:anchor="fig-method">
+        <w:r>
+          <w:rPr>
+            <w:rStyle w:val="InternetLink"/>
+          </w:rPr>
+          <w:t xml:space="preserve">Figure 1</w:t>
+        </w:r>
+      </w:hyperlink>
+      <w:r>
+        <w:t xml:space="preserve"> </w:t>
+      </w:r>
+      <w:r>
+        <w:t xml:space="preserve">B for a visual representation of the scanning protocol. Total scan duration was approximately 1 hour. All participants followed the same order of rest than movie, and all participants saw the same movie segment, beginning at the same time during the scan.</w:t>
+      </w:r>
+    </w:p>
+    <w:bookmarkStart w:id="30" w:name="cell-fig-method"/>
+    <w:tbl>
+      <w:tblPr>
+        <w:tblStyle w:val="Table"/>
+        <w:tblW w:type="pct" w:w="5000"/>
+        <w:tblLayout w:type="fixed"/>
+        <w:tblLook w:firstRow="0" w:lastRow="0" w:firstColumn="0" w:lastColumn="0" w:noHBand="0" w:noVBand="0" w:val="0000"/>
+      </w:tblPr>
+      <w:tblGrid>
+        <w:gridCol w:w="7920"/>
+      </w:tblGrid>
+      <w:tr>
+        <w:tc>
+          <w:tcPr/>
+          <w:bookmarkStart w:id="29" w:name="fig-method"/>
+          <w:p>
+            <w:pPr>
+              <w:pStyle w:val="Compact"/>
+              <w:jc w:val="center"/>
+            </w:pPr>
+            <w:r>
+              <w:drawing>
+                <wp:inline>
+                  <wp:extent cx="4620126" cy="3696101"/>
+                  <wp:effectExtent b="0" l="0" r="0" t="0"/>
+                  <wp:docPr descr="" title="" id="27" name="Picture"/>
+                  <a:graphic>
+                    <a:graphicData uri="http://schemas.openxmlformats.org/drawingml/2006/picture">
+                      <pic:pic>
+                        <pic:nvPicPr>
+                          <pic:cNvPr descr="index_files/figure-docx/fig-method-1.png" id="28" name="Picture"/>
+                          <pic:cNvPicPr>
+                            <a:picLocks noChangeArrowheads="1" noChangeAspect="1"/>
+                          </pic:cNvPicPr>
+                        </pic:nvPicPr>
+                        <pic:blipFill>
+                          <a:blip r:embed="rId26"/>
+                          <a:stretch>
+                            <a:fillRect/>
+                          </a:stretch>
+                        </pic:blipFill>
+                        <pic:spPr bwMode="auto">
+                          <a:xfrm>
+                            <a:off x="0" y="0"/>
+                            <a:ext cx="4620126" cy="3696101"/>
+                          </a:xfrm>
+                          <a:prstGeom prst="rect">
+                            <a:avLst/>
+                          </a:prstGeom>
+                          <a:noFill/>
+                          <a:ln w="9525">
+                            <a:noFill/>
+                            <a:headEnd/>
+                            <a:tailEnd/>
+                          </a:ln>
+                        </pic:spPr>
+                      </pic:pic>
+                    </a:graphicData>
+                  </a:graphic>
+                </wp:inline>
+              </w:drawing>
+            </w:r>
+          </w:p>
+          <w:p>
+            <w:pPr>
+              <w:jc w:val="center"/>
+            </w:pPr>
+            <w:pPr>
+              <w:jc w:val="start"/>
+              <w:spacing w:before="200"/>
+              <w:pStyle w:val="ImageCaption"/>
+            </w:pPr>
+            <w:r>
+              <w:rPr>
+                <w:b/>
+                <w:bCs/>
+              </w:rPr>
+              <w:t xml:space="preserve">Figure</w:t>
+            </w:r>
+            <w:r>
+              <w:t xml:space="preserve"> 1</w:t>
+            </w:r>
+            <w:r>
+              <w:rPr>
+                <w:b/>
+                <w:bCs/>
+              </w:rPr>
+              <w:t xml:space="preserve">.</w:t>
+            </w:r>
+            <w:r>
+              <w:t xml:space="preserve"> </w:t>
+            </w:r>
+            <w:r>
+              <w:rPr>
+                <w:b/>
+                <w:bCs/>
+              </w:rPr>
+              <w:t xml:space="preserve">Overview of the MRI acquisition protocol.</w:t>
+            </w:r>
+            <w:r>
+              <w:t xml:space="preserve"> </w:t>
+            </w:r>
+            <w:r>
+              <w:t xml:space="preserve">A) fMRI coverage was across the whole-brain (example coverage in red). MRS voxels were placed in the visual cortex (blue). Background image is of a T1w acquisition from a sample subject. B) fMRI, MEGA-PRESS and sLASER were acquired first with participants looking at a white cross for 24 mintues. Next, the same sequences were acquired with the participants viewing a nature documentary for an identical period of time.</w:t>
+            </w:r>
+          </w:p>
+          <w:bookmarkEnd w:id="29"/>
+        </w:tc>
+      </w:tr>
+    </w:tbl>
+    <w:bookmarkEnd w:id="30"/>
+    <w:bookmarkEnd w:id="31"/>
+    <w:bookmarkStart w:id="33" w:name="sec-mriacq"/>
+    <w:p>
+      <w:pPr>
+        <w:pStyle w:val="Heading2"/>
+      </w:pPr>
+      <w:r>
+        <w:t xml:space="preserve">2.4 Acquisition Details</w:t>
+      </w:r>
+    </w:p>
+    <w:p>
+      <w:pPr>
+        <w:pStyle w:val="FirstParagraph"/>
+      </w:pPr>
+      <w:r>
+        <w:t xml:space="preserve">Scans were performed at BC Children’s Hospital MRI Research Facility on a 3.0 Tesla GE Discovery MR750 scanner (scanner software version: DV26.0_R03) with a Nova Medical 32 channel head coil. Participants changed into scrubs and were screened by an MRI technologist. Participants were given wax earplugs and a fiducial was placed on their left temple. Participants were provided with an audio headset and blanket once lying down on the scanner bed. Since visual stimuli were to be rear-projected, position and angle of mirror above patient eyes was adjusted for optimal movie viewing.</w:t>
       </w:r>
     </w:p>
     <w:p>
@@ -936,73 +1140,3605 @@
         <w:pStyle w:val="TextBody"/>
       </w:pPr>
       <w:r>
-        <w:t xml:space="preserve">After our analysis and performing quality assurance (see below), seven participants were removed for having poor quality data, leaving nineteen final participants, between the ages of 21.3 and 53.4 (mean ± sd: 30.1 ± 8.7 years; 9 males).</w:t>
-      </w:r>
-    </w:p>
-    <w:bookmarkStart w:id="80" w:name="refs"/>
-    <w:bookmarkStart w:id="25" w:name="ref-ogawaMagneticResonanceImaging1990"/>
-    <w:p>
-      <w:pPr>
-        <w:pStyle w:val="Bibliography"/>
-      </w:pPr>
-      <w:r>
-        <w:t xml:space="preserve">1.</w:t>
-      </w:r>
-      <w:r>
-        <w:t xml:space="preserve"> </w:t>
-      </w:r>
-      <w:r>
-        <w:t xml:space="preserve">	</w:t>
-      </w:r>
-      <w:r>
-        <w:t xml:space="preserve">Ogawa, S. &amp; Lee, T.-M.</w:t>
-      </w:r>
-      <w:r>
-        <w:t xml:space="preserve"> </w:t>
-      </w:r>
-      <w:hyperlink r:id="rId24">
-        <w:r>
-          <w:rPr>
-            <w:rStyle w:val="InternetLink"/>
-          </w:rPr>
-          <w:t xml:space="preserve">Magnetic resonance imaging of blood vessels at high fields:</w:t>
-        </w:r>
-        <w:r>
-          <w:rPr>
-            <w:rStyle w:val="InternetLink"/>
-          </w:rPr>
-          <w:t xml:space="preserve"> </w:t>
-        </w:r>
-        <w:r>
-          <w:rPr>
-            <w:rStyle w:val="InternetLink"/>
-          </w:rPr>
-          <w:t xml:space="preserve">In</w:t>
-        </w:r>
-        <w:r>
-          <w:rPr>
-            <w:rStyle w:val="InternetLink"/>
-          </w:rPr>
-          <w:t xml:space="preserve"> </w:t>
-        </w:r>
-        <w:r>
-          <w:rPr>
-            <w:rStyle w:val="InternetLink"/>
-          </w:rPr>
-          <w:t xml:space="preserve">vivo and in vitro measurements and image simulation</w:t>
+        <w:t xml:space="preserve">The following MRI scans were acquired. A 3D T1-weighted sagittal fast spoiled gradient echo (FSPGR) sequence;</w:t>
+      </w:r>
+      <w:r>
+        <w:t xml:space="preserve"> </w:t>
+      </w:r>
+      <w:r>
+        <w:t xml:space="preserve">a 3D T2-weighted sagittal CUBE;</w:t>
+      </w:r>
+      <w:r>
+        <w:t xml:space="preserve"> </w:t>
+      </w:r>
+      <w:r>
+        <w:t xml:space="preserve">a 2D echo-planar imaging (EPI) multi-echo gradient-echo fMRI sequence;</w:t>
+      </w:r>
+      <w:r>
+        <w:t xml:space="preserve"> </w:t>
+      </w:r>
+      <w:r>
+        <w:t xml:space="preserve">a semi-LASER (sLASER) sequence;</w:t>
+      </w:r>
+      <w:r>
+        <w:t xml:space="preserve"> </w:t>
+      </w:r>
+      <w:r>
+        <w:t xml:space="preserve">and a MEGA-PRESS sequence. Details are listed in</w:t>
+      </w:r>
+      <w:r>
+        <w:t xml:space="preserve"> </w:t>
+      </w:r>
+      <w:hyperlink w:anchor="tbl-mriacq">
+        <w:r>
+          <w:rPr>
+            <w:rStyle w:val="InternetLink"/>
+          </w:rPr>
+          <w:t xml:space="preserve">Table 2</w:t>
         </w:r>
       </w:hyperlink>
       <w:r>
         <w:t xml:space="preserve">.</w:t>
       </w:r>
-      <w:r>
-        <w:t xml:space="preserve"> </w:t>
+    </w:p>
+    <w:tbl>
+      <w:tblPr>
+        <w:tblStyle w:val="Table"/>
+        <w:tblW w:type="pct" w:w="5000"/>
+        <w:tblLayout w:type="fixed"/>
+        <w:tblLook w:firstRow="0" w:lastRow="0" w:firstColumn="0" w:lastColumn="0" w:noHBand="0" w:noVBand="0" w:val="0000"/>
+      </w:tblPr>
+      <w:tblGrid>
+        <w:gridCol w:w="7920"/>
+      </w:tblGrid>
+      <w:tr>
+        <w:tc>
+          <w:tcPr/>
+          <w:bookmarkStart w:id="32" w:name="tbl-mriacq"/>
+          <w:p>
+            <w:pPr>
+              <w:jc w:val="center"/>
+            </w:pPr>
+            <w:pPr>
+              <w:jc w:val="start"/>
+              <w:spacing w:before="200"/>
+              <w:pStyle w:val="ImageCaption"/>
+            </w:pPr>
+            <w:r>
+              <w:rPr>
+                <w:b/>
+                <w:bCs/>
+              </w:rPr>
+              <w:t xml:space="preserve">Table</w:t>
+            </w:r>
+            <w:r>
+              <w:t xml:space="preserve"> 2</w:t>
+            </w:r>
+            <w:r>
+              <w:rPr>
+                <w:b/>
+                <w:bCs/>
+              </w:rPr>
+              <w:t xml:space="preserve">.</w:t>
+            </w:r>
+            <w:r>
+              <w:t xml:space="preserve"> </w:t>
+            </w:r>
+            <w:r>
+              <w:t xml:space="preserve">Summary of MRI acquisition details</w:t>
+            </w:r>
+          </w:p>
+          <w:tbl>
+            <w:tblPr>
+              <w:tblStyle w:val="Table"/>
+              <w:tblW w:type="pct" w:w="5000"/>
+              <w:tblLayout w:type="fixed"/>
+              <w:tblLook w:firstRow="1" w:lastRow="0" w:firstColumn="0" w:lastColumn="0" w:noHBand="0" w:noVBand="0" w:val="0020"/>
+            </w:tblPr>
+            <w:tblGrid>
+              <w:gridCol w:w="1493"/>
+              <w:gridCol w:w="678"/>
+              <w:gridCol w:w="543"/>
+              <w:gridCol w:w="543"/>
+              <w:gridCol w:w="724"/>
+              <w:gridCol w:w="995"/>
+              <w:gridCol w:w="1267"/>
+              <w:gridCol w:w="1674"/>
+            </w:tblGrid>
+            <w:tr>
+              <w:trPr>
+                <w:tblHeader w:val="on"/>
+              </w:trPr>
+              <w:tc>
+                <w:tcPr/>
+                <w:p>
+                  <w:pPr>
+                    <w:pStyle w:val="Compact"/>
+                    <w:jc w:val="center"/>
+                  </w:pPr>
+                  <w:r>
+                    <w:t xml:space="preserve">Sequence</w:t>
+                  </w:r>
+                </w:p>
+              </w:tc>
+              <w:tc>
+                <w:tcPr/>
+                <w:p>
+                  <w:pPr>
+                    <w:pStyle w:val="Compact"/>
+                    <w:jc w:val="center"/>
+                  </w:pPr>
+                  <w:r>
+                    <w:t xml:space="preserve">TE (ms)</w:t>
+                  </w:r>
+                </w:p>
+              </w:tc>
+              <w:tc>
+                <w:tcPr/>
+                <w:p>
+                  <w:pPr>
+                    <w:pStyle w:val="Compact"/>
+                    <w:jc w:val="center"/>
+                  </w:pPr>
+                  <w:r>
+                    <w:t xml:space="preserve">TR (ms)</w:t>
+                  </w:r>
+                </w:p>
+              </w:tc>
+              <w:tc>
+                <w:tcPr/>
+                <w:p>
+                  <w:pPr>
+                    <w:pStyle w:val="Compact"/>
+                    <w:jc w:val="center"/>
+                  </w:pPr>
+                  <w:r>
+                    <w:t xml:space="preserve">Flip Angle</w:t>
+                  </w:r>
+                </w:p>
+              </w:tc>
+              <w:tc>
+                <w:tcPr/>
+                <w:p>
+                  <w:pPr>
+                    <w:pStyle w:val="Compact"/>
+                    <w:jc w:val="center"/>
+                  </w:pPr>
+                  <w:r>
+                    <w:t xml:space="preserve">FOV</w:t>
+                  </w:r>
+                </w:p>
+              </w:tc>
+              <w:tc>
+                <w:tcPr/>
+                <w:p>
+                  <w:pPr>
+                    <w:pStyle w:val="Compact"/>
+                    <w:jc w:val="center"/>
+                  </w:pPr>
+                  <w:r>
+                    <w:t xml:space="preserve">Slice Thickness (mm)</w:t>
+                  </w:r>
+                </w:p>
+              </w:tc>
+              <w:tc>
+                <w:tcPr/>
+                <w:p>
+                  <w:pPr>
+                    <w:pStyle w:val="Compact"/>
+                    <w:jc w:val="center"/>
+                  </w:pPr>
+                  <w:r>
+                    <w:t xml:space="preserve">In-Plane Resolution (mm²)</w:t>
+                  </w:r>
+                </w:p>
+              </w:tc>
+              <w:tc>
+                <w:tcPr/>
+                <w:p>
+                  <w:pPr>
+                    <w:pStyle w:val="Compact"/>
+                    <w:jc w:val="center"/>
+                  </w:pPr>
+                  <w:r>
+                    <w:t xml:space="preserve">Other Parameters</w:t>
+                  </w:r>
+                </w:p>
+              </w:tc>
+            </w:tr>
+            <w:tr>
+              <w:tc>
+                <w:tcPr/>
+                <w:p>
+                  <w:pPr>
+                    <w:pStyle w:val="Compact"/>
+                    <w:jc w:val="center"/>
+                  </w:pPr>
+                  <w:r>
+                    <w:rPr>
+                      <w:b/>
+                      <w:bCs/>
+                    </w:rPr>
+                    <w:t xml:space="preserve">3D T1-weighted FSPGR</w:t>
+                  </w:r>
+                </w:p>
+              </w:tc>
+              <w:tc>
+                <w:tcPr/>
+                <w:p>
+                  <w:pPr>
+                    <w:pStyle w:val="Compact"/>
+                    <w:jc w:val="center"/>
+                  </w:pPr>
+                  <w:r>
+                    <w:t xml:space="preserve">2.176</w:t>
+                  </w:r>
+                </w:p>
+              </w:tc>
+              <w:tc>
+                <w:tcPr/>
+                <w:p>
+                  <w:pPr>
+                    <w:pStyle w:val="Compact"/>
+                    <w:jc w:val="center"/>
+                  </w:pPr>
+                  <w:r>
+                    <w:t xml:space="preserve">7.216</w:t>
+                  </w:r>
+                </w:p>
+              </w:tc>
+              <w:tc>
+                <w:tcPr/>
+                <w:p>
+                  <w:pPr>
+                    <w:pStyle w:val="Compact"/>
+                    <w:jc w:val="center"/>
+                  </w:pPr>
+                  <w:r>
+                    <w:t xml:space="preserve">12</w:t>
+                  </w:r>
+                </w:p>
+              </w:tc>
+              <w:tc>
+                <w:tcPr/>
+                <w:p>
+                  <w:pPr>
+                    <w:pStyle w:val="Compact"/>
+                    <w:jc w:val="center"/>
+                  </w:pPr>
+                  <w:r>
+                    <w:t xml:space="preserve">256 × 256</w:t>
+                  </w:r>
+                </w:p>
+              </w:tc>
+              <w:tc>
+                <w:tcPr/>
+                <w:p>
+                  <w:pPr>
+                    <w:pStyle w:val="Compact"/>
+                    <w:jc w:val="center"/>
+                  </w:pPr>
+                  <w:r>
+                    <w:t xml:space="preserve">0.9</w:t>
+                  </w:r>
+                </w:p>
+              </w:tc>
+              <w:tc>
+                <w:tcPr/>
+                <w:p>
+                  <w:pPr>
+                    <w:pStyle w:val="Compact"/>
+                    <w:jc w:val="center"/>
+                  </w:pPr>
+                  <w:r>
+                    <w:t xml:space="preserve">0.9375 × 0.9375</w:t>
+                  </w:r>
+                </w:p>
+              </w:tc>
+              <w:tc>
+                <w:tcPr/>
+                <w:p>
+                  <w:pPr>
+                    <w:pStyle w:val="Compact"/>
+                    <w:jc w:val="center"/>
+                  </w:pPr>
+                  <w:r>
+                    <w:t xml:space="preserve">-</w:t>
+                  </w:r>
+                </w:p>
+              </w:tc>
+            </w:tr>
+            <w:tr>
+              <w:tc>
+                <w:tcPr/>
+                <w:p>
+                  <w:pPr>
+                    <w:pStyle w:val="Compact"/>
+                    <w:jc w:val="center"/>
+                  </w:pPr>
+                  <w:r>
+                    <w:rPr>
+                      <w:b/>
+                      <w:bCs/>
+                    </w:rPr>
+                    <w:t xml:space="preserve">3D T2-weighted CUBE</w:t>
+                  </w:r>
+                </w:p>
+              </w:tc>
+              <w:tc>
+                <w:tcPr/>
+                <w:p>
+                  <w:pPr>
+                    <w:pStyle w:val="Compact"/>
+                    <w:jc w:val="center"/>
+                  </w:pPr>
+                  <w:r>
+                    <w:t xml:space="preserve">75.242</w:t>
+                  </w:r>
+                </w:p>
+              </w:tc>
+              <w:tc>
+                <w:tcPr/>
+                <w:p>
+                  <w:pPr>
+                    <w:pStyle w:val="Compact"/>
+                    <w:jc w:val="center"/>
+                  </w:pPr>
+                  <w:r>
+                    <w:t xml:space="preserve">2,504.0</w:t>
+                  </w:r>
+                </w:p>
+              </w:tc>
+              <w:tc>
+                <w:tcPr/>
+                <w:p>
+                  <w:pPr>
+                    <w:pStyle w:val="Compact"/>
+                    <w:jc w:val="center"/>
+                  </w:pPr>
+                  <w:r>
+                    <w:t xml:space="preserve">90</w:t>
+                  </w:r>
+                </w:p>
+              </w:tc>
+              <w:tc>
+                <w:tcPr/>
+                <w:p>
+                  <w:pPr>
+                    <w:pStyle w:val="Compact"/>
+                    <w:jc w:val="center"/>
+                  </w:pPr>
+                  <w:r>
+                    <w:t xml:space="preserve">256 x 256</w:t>
+                  </w:r>
+                </w:p>
+              </w:tc>
+              <w:tc>
+                <w:tcPr/>
+                <w:p>
+                  <w:pPr>
+                    <w:pStyle w:val="Compact"/>
+                    <w:jc w:val="center"/>
+                  </w:pPr>
+                  <w:r>
+                    <w:t xml:space="preserve">0.9</w:t>
+                  </w:r>
+                </w:p>
+              </w:tc>
+              <w:tc>
+                <w:tcPr/>
+                <w:p>
+                  <w:pPr>
+                    <w:pStyle w:val="Compact"/>
+                    <w:jc w:val="center"/>
+                  </w:pPr>
+                  <w:r>
+                    <w:t xml:space="preserve">0.9375 × 0.9375</w:t>
+                  </w:r>
+                </w:p>
+              </w:tc>
+              <w:tc>
+                <w:tcPr/>
+                <w:p>
+                  <w:pPr>
+                    <w:pStyle w:val="Compact"/>
+                    <w:jc w:val="center"/>
+                  </w:pPr>
+                  <w:r>
+                    <w:t xml:space="preserve">-</w:t>
+                  </w:r>
+                </w:p>
+              </w:tc>
+            </w:tr>
+            <w:tr>
+              <w:tc>
+                <w:tcPr/>
+                <w:p>
+                  <w:pPr>
+                    <w:pStyle w:val="Compact"/>
+                    <w:jc w:val="center"/>
+                  </w:pPr>
+                  <w:r>
+                    <w:rPr>
+                      <w:b/>
+                      <w:bCs/>
+                    </w:rPr>
+                    <w:t xml:space="preserve">2D EPI Multi-Echo fMRI</w:t>
+                  </w:r>
+                </w:p>
+              </w:tc>
+              <w:tc>
+                <w:tcPr/>
+                <w:p>
+                  <w:pPr>
+                    <w:pStyle w:val="Compact"/>
+                    <w:jc w:val="center"/>
+                  </w:pPr>
+                  <w:r>
+                    <w:t xml:space="preserve">12.2, 35.352, 58.504</w:t>
+                  </w:r>
+                </w:p>
+              </w:tc>
+              <w:tc>
+                <w:tcPr/>
+                <w:p>
+                  <w:pPr>
+                    <w:pStyle w:val="Compact"/>
+                    <w:jc w:val="center"/>
+                  </w:pPr>
+                  <w:r>
+                    <w:t xml:space="preserve">1,500</w:t>
+                  </w:r>
+                </w:p>
+              </w:tc>
+              <w:tc>
+                <w:tcPr/>
+                <w:p>
+                  <w:pPr>
+                    <w:pStyle w:val="Compact"/>
+                    <w:jc w:val="center"/>
+                  </w:pPr>
+                  <w:r>
+                    <w:t xml:space="preserve">52</w:t>
+                  </w:r>
+                </w:p>
+              </w:tc>
+              <w:tc>
+                <w:tcPr/>
+                <w:p>
+                  <w:pPr>
+                    <w:pStyle w:val="Compact"/>
+                    <w:jc w:val="center"/>
+                  </w:pPr>
+                  <w:r>
+                    <w:t xml:space="preserve">64 x 64</w:t>
+                  </w:r>
+                </w:p>
+              </w:tc>
+              <w:tc>
+                <w:tcPr/>
+                <w:p>
+                  <w:pPr>
+                    <w:pStyle w:val="Compact"/>
+                    <w:jc w:val="center"/>
+                  </w:pPr>
+                  <w:r>
+                    <w:t xml:space="preserve">3.6</w:t>
+                  </w:r>
+                </w:p>
+              </w:tc>
+              <w:tc>
+                <w:tcPr/>
+                <w:p>
+                  <w:pPr>
+                    <w:pStyle w:val="Compact"/>
+                    <w:jc w:val="center"/>
+                  </w:pPr>
+                  <w:r>
+                    <w:t xml:space="preserve">3.5938 × 3.5938</w:t>
+                  </w:r>
+                </w:p>
+              </w:tc>
+              <w:tc>
+                <w:tcPr/>
+                <w:p>
+                  <w:pPr>
+                    <w:pStyle w:val="Compact"/>
+                    <w:jc w:val="center"/>
+                  </w:pPr>
+                  <w:r>
+                    <w:t xml:space="preserve">Acceleration factor = 6</w:t>
+                  </w:r>
+                </w:p>
+              </w:tc>
+            </w:tr>
+            <w:tr>
+              <w:tc>
+                <w:tcPr/>
+                <w:p>
+                  <w:pPr>
+                    <w:pStyle w:val="Compact"/>
+                    <w:jc w:val="center"/>
+                  </w:pPr>
+                  <w:r>
+                    <w:rPr>
+                      <w:b/>
+                      <w:bCs/>
+                    </w:rPr>
+                    <w:t xml:space="preserve">sLASER</w:t>
+                  </w:r>
+                </w:p>
+              </w:tc>
+              <w:tc>
+                <w:tcPr/>
+                <w:p>
+                  <w:pPr>
+                    <w:pStyle w:val="Compact"/>
+                    <w:jc w:val="center"/>
+                  </w:pPr>
+                  <w:r>
+                    <w:t xml:space="preserve">35</w:t>
+                  </w:r>
+                </w:p>
+              </w:tc>
+              <w:tc>
+                <w:tcPr/>
+                <w:p>
+                  <w:pPr>
+                    <w:pStyle w:val="Compact"/>
+                    <w:jc w:val="center"/>
+                  </w:pPr>
+                  <w:r>
+                    <w:t xml:space="preserve">2,000</w:t>
+                  </w:r>
+                </w:p>
+              </w:tc>
+              <w:tc>
+                <w:tcPr/>
+                <w:p>
+                  <w:pPr>
+                    <w:pStyle w:val="Compact"/>
+                    <w:jc w:val="center"/>
+                  </w:pPr>
+                  <w:r>
+                    <w:t xml:space="preserve">90</w:t>
+                  </w:r>
+                </w:p>
+              </w:tc>
+              <w:tc>
+                <w:tcPr/>
+                <w:p>
+                  <w:pPr>
+                    <w:pStyle w:val="Compact"/>
+                    <w:jc w:val="center"/>
+                  </w:pPr>
+                  <w:r>
+                    <w:t xml:space="preserve">-</w:t>
+                  </w:r>
+                </w:p>
+              </w:tc>
+              <w:tc>
+                <w:tcPr/>
+                <w:p>
+                  <w:pPr>
+                    <w:pStyle w:val="Compact"/>
+                    <w:jc w:val="center"/>
+                  </w:pPr>
+                  <w:r>
+                    <w:t xml:space="preserve">28.0</w:t>
+                  </w:r>
+                </w:p>
+              </w:tc>
+              <w:tc>
+                <w:tcPr/>
+                <w:p>
+                  <w:pPr>
+                    <w:pStyle w:val="Compact"/>
+                    <w:jc w:val="center"/>
+                  </w:pPr>
+                  <w:r>
+                    <w:t xml:space="preserve">28.0 x 28.0</w:t>
+                  </w:r>
+                </w:p>
+              </w:tc>
+              <w:tc>
+                <w:tcPr/>
+                <w:p>
+                  <w:pPr>
+                    <w:pStyle w:val="Compact"/>
+                    <w:jc w:val="center"/>
+                  </w:pPr>
+                  <w:r>
+                    <w:t xml:space="preserve">-</w:t>
+                  </w:r>
+                </w:p>
+              </w:tc>
+            </w:tr>
+            <w:tr>
+              <w:tc>
+                <w:tcPr/>
+                <w:p>
+                  <w:pPr>
+                    <w:pStyle w:val="Compact"/>
+                    <w:jc w:val="center"/>
+                  </w:pPr>
+                  <w:r>
+                    <w:rPr>
+                      <w:b/>
+                      <w:bCs/>
+                    </w:rPr>
+                    <w:t xml:space="preserve">MEGA-PRESS</w:t>
+                  </w:r>
+                </w:p>
+              </w:tc>
+              <w:tc>
+                <w:tcPr/>
+                <w:p>
+                  <w:pPr>
+                    <w:pStyle w:val="Compact"/>
+                    <w:jc w:val="center"/>
+                  </w:pPr>
+                  <w:r>
+                    <w:t xml:space="preserve">68</w:t>
+                  </w:r>
+                </w:p>
+              </w:tc>
+              <w:tc>
+                <w:tcPr/>
+                <w:p>
+                  <w:pPr>
+                    <w:pStyle w:val="Compact"/>
+                    <w:jc w:val="center"/>
+                  </w:pPr>
+                  <w:r>
+                    <w:t xml:space="preserve">1,800</w:t>
+                  </w:r>
+                </w:p>
+              </w:tc>
+              <w:tc>
+                <w:tcPr/>
+                <w:p>
+                  <w:pPr>
+                    <w:pStyle w:val="Compact"/>
+                    <w:jc w:val="center"/>
+                  </w:pPr>
+                  <w:r>
+                    <w:t xml:space="preserve">90</w:t>
+                  </w:r>
+                </w:p>
+              </w:tc>
+              <w:tc>
+                <w:tcPr/>
+                <w:p>
+                  <w:pPr>
+                    <w:pStyle w:val="Compact"/>
+                    <w:jc w:val="center"/>
+                  </w:pPr>
+                  <w:r>
+                    <w:t xml:space="preserve">-</w:t>
+                  </w:r>
+                </w:p>
+              </w:tc>
+              <w:tc>
+                <w:tcPr/>
+                <w:p>
+                  <w:pPr>
+                    <w:pStyle w:val="Compact"/>
+                    <w:jc w:val="center"/>
+                  </w:pPr>
+                  <w:r>
+                    <w:t xml:space="preserve">28.0</w:t>
+                  </w:r>
+                </w:p>
+              </w:tc>
+              <w:tc>
+                <w:tcPr/>
+                <w:p>
+                  <w:pPr>
+                    <w:pStyle w:val="Compact"/>
+                    <w:jc w:val="center"/>
+                  </w:pPr>
+                  <w:r>
+                    <w:t xml:space="preserve">28.0 x 28.0</w:t>
+                  </w:r>
+                </w:p>
+              </w:tc>
+              <w:tc>
+                <w:tcPr/>
+                <w:p>
+                  <w:pPr>
+                    <w:pStyle w:val="Compact"/>
+                    <w:jc w:val="center"/>
+                  </w:pPr>
+                  <w:r>
+                    <w:t xml:space="preserve">-</w:t>
+                  </w:r>
+                </w:p>
+              </w:tc>
+            </w:tr>
+          </w:tbl>
+          <w:bookmarkEnd w:id="32"/>
+          <w:p/>
+        </w:tc>
+      </w:tr>
+    </w:tbl>
+    <w:p>
+      <w:pPr>
+        <w:pStyle w:val="TextBody"/>
+      </w:pPr>
+      <w:r>
+        <w:t xml:space="preserve">For both MRS sequences, the voxel size was set to 2.8 x 2.8 x 2.8 cm</w:t>
+      </w:r>
+      <w:r>
+        <w:rPr>
+          <w:vertAlign w:val="superscript"/>
+        </w:rPr>
+        <w:t xml:space="preserve">3</w:t>
+      </w:r>
+      <w:r>
+        <w:t xml:space="preserve">. MRS voxels were rotated and placed in the occipital lobe, aligned along the calcarine fissure.</w:t>
+      </w:r>
+      <w:r>
+        <w:t xml:space="preserve"> </w:t>
+      </w:r>
+      <w:r>
+        <w:t xml:space="preserve">Finally, blip-up and blip-down spin-echo versions of the fMRI sequence were acquired at the end to estimate the B0 non-uniformity map for fMRI phase distortion correction.</w:t>
+      </w:r>
+    </w:p>
+    <w:bookmarkEnd w:id="33"/>
+    <w:bookmarkStart w:id="37" w:name="image-processing"/>
+    <w:p>
+      <w:pPr>
+        <w:pStyle w:val="Heading2"/>
+      </w:pPr>
+      <w:r>
+        <w:t xml:space="preserve">2.5 Image Processing</w:t>
+      </w:r>
+    </w:p>
+    <w:p>
+      <w:pPr>
+        <w:pStyle w:val="FirstParagraph"/>
+      </w:pPr>
+      <w:r>
+        <w:t xml:space="preserve">Our full image processing pipeline has been can be accessed from our Github account page:</w:t>
+      </w:r>
+      <w:r>
+        <w:t xml:space="preserve"> </w:t>
+      </w:r>
+      <w:hyperlink r:id="rId34">
+        <w:r>
+          <w:rPr>
+            <w:rStyle w:val="InternetLink"/>
+          </w:rPr>
+          <w:t xml:space="preserve">github.com/WeberLab/EI_Hurst_Analysis</w:t>
+        </w:r>
+      </w:hyperlink>
+    </w:p>
+    <w:p>
+      <w:pPr>
+        <w:pStyle w:val="TextBody"/>
+      </w:pPr>
+      <w:r>
+        <w:t xml:space="preserve">Images were downloaded offline from the scanner in raw Digital Imaging and Communications in Medicine (DICOM) format. DICOM files were then converted to Neuroimaging Informatics Technology Initiative (NIfTI) using Chris Rorden’s</w:t>
+      </w:r>
+      <w:r>
+        <w:t xml:space="preserve"> </w:t>
+      </w:r>
+      <w:r>
+        <w:rPr>
+          <w:rStyle w:val="VerbatimChar"/>
+        </w:rPr>
+        <w:t xml:space="preserve">dcm2niix</w:t>
+      </w:r>
+      <w:r>
+        <w:rPr>
+          <w:vertAlign w:val="superscript"/>
+        </w:rPr>
+        <w:t xml:space="preserve">32</w:t>
+      </w:r>
+      <w:r>
+        <w:t xml:space="preserve"> </w:t>
+      </w:r>
+      <w:r>
+        <w:t xml:space="preserve">(v1.0.20211006) and then to Brain Imaging Data Structure (BIDS)</w:t>
+      </w:r>
+      <w:r>
+        <w:rPr>
+          <w:vertAlign w:val="superscript"/>
+        </w:rPr>
+        <w:t xml:space="preserve">33</w:t>
+      </w:r>
+      <w:r>
+        <w:t xml:space="preserve"> </w:t>
+      </w:r>
+      <w:r>
+        <w:t xml:space="preserve">format using</w:t>
+      </w:r>
+      <w:r>
+        <w:t xml:space="preserve"> </w:t>
+      </w:r>
+      <w:r>
+        <w:rPr>
+          <w:rStyle w:val="VerbatimChar"/>
+        </w:rPr>
+        <w:t xml:space="preserve">dcm2bids</w:t>
+      </w:r>
+      <w:r>
+        <w:rPr>
+          <w:vertAlign w:val="superscript"/>
+        </w:rPr>
+        <w:t xml:space="preserve">34</w:t>
+      </w:r>
+      <w:r>
+        <w:t xml:space="preserve"> </w:t>
+      </w:r>
+      <w:r>
+        <w:t xml:space="preserve">(v2.1.6).</w:t>
+      </w:r>
+    </w:p>
+    <w:bookmarkStart w:id="35" w:name="structural-images"/>
+    <w:p>
+      <w:pPr>
+        <w:pStyle w:val="Heading3"/>
+      </w:pPr>
+      <w:r>
+        <w:t xml:space="preserve">2.5.1 Structural Images</w:t>
+      </w:r>
+    </w:p>
+    <w:p>
+      <w:pPr>
+        <w:pStyle w:val="FirstParagraph"/>
+      </w:pPr>
+      <w:r>
+        <w:t xml:space="preserve">The T1w image was corrected for intensity non-uniformity with</w:t>
+      </w:r>
+      <w:r>
+        <w:t xml:space="preserve"> </w:t>
+      </w:r>
+      <w:r>
+        <w:rPr>
+          <w:rStyle w:val="VerbatimChar"/>
+        </w:rPr>
+        <w:t xml:space="preserve">N4BiasFieldCorrection</w:t>
+      </w:r>
+      <w:r>
+        <w:rPr>
+          <w:vertAlign w:val="superscript"/>
+        </w:rPr>
+        <w:t xml:space="preserve">35</w:t>
+      </w:r>
+      <w:r>
+        <w:t xml:space="preserve"> </w:t>
+      </w:r>
+      <w:r>
+        <w:t xml:space="preserve">and distributed using</w:t>
+      </w:r>
+      <w:r>
+        <w:t xml:space="preserve"> </w:t>
+      </w:r>
+      <w:r>
+        <w:rPr>
+          <w:rStyle w:val="VerbatimChar"/>
+        </w:rPr>
+        <w:t xml:space="preserve">ANTs</w:t>
+      </w:r>
+      <w:r>
+        <w:rPr>
+          <w:vertAlign w:val="superscript"/>
+        </w:rPr>
+        <w:t xml:space="preserve">36</w:t>
+      </w:r>
+      <w:r>
+        <w:t xml:space="preserve"> </w:t>
+      </w:r>
+      <w:r>
+        <w:t xml:space="preserve">(v2.3.335) to be used as a T1w-reference for the rest of the workflow. The T1w-reference was skull-stripped using a</w:t>
+      </w:r>
+      <w:r>
+        <w:t xml:space="preserve"> </w:t>
+      </w:r>
+      <w:r>
+        <w:rPr>
+          <w:rStyle w:val="VerbatimChar"/>
+        </w:rPr>
+        <w:t xml:space="preserve">Nipype</w:t>
+      </w:r>
+      <w:r>
+        <w:rPr>
+          <w:vertAlign w:val="superscript"/>
+        </w:rPr>
+        <w:t xml:space="preserve">37</w:t>
+      </w:r>
+      <w:r>
+        <w:t xml:space="preserve"> </w:t>
+      </w:r>
+      <w:r>
+        <w:t xml:space="preserve">implementation of</w:t>
+      </w:r>
+      <w:r>
+        <w:t xml:space="preserve"> </w:t>
+      </w:r>
+      <w:r>
+        <w:rPr>
+          <w:rStyle w:val="VerbatimChar"/>
+        </w:rPr>
+        <w:t xml:space="preserve">antsBrainExtraction.sh</w:t>
+      </w:r>
+      <w:r>
+        <w:t xml:space="preserve"> </w:t>
+      </w:r>
+      <w:r>
+        <w:t xml:space="preserve">from</w:t>
+      </w:r>
+      <w:r>
+        <w:t xml:space="preserve"> </w:t>
+      </w:r>
+      <w:r>
+        <w:rPr>
+          <w:rStyle w:val="VerbatimChar"/>
+        </w:rPr>
+        <w:t xml:space="preserve">ANTs</w:t>
+      </w:r>
+      <w:r>
+        <w:t xml:space="preserve">;</w:t>
+      </w:r>
+      <w:r>
+        <w:t xml:space="preserve"> </w:t>
+      </w:r>
+      <w:r>
+        <w:rPr>
+          <w:rStyle w:val="VerbatimChar"/>
+        </w:rPr>
+        <w:t xml:space="preserve">OASIS30ANTs</w:t>
+      </w:r>
+      <w:r>
+        <w:t xml:space="preserve"> </w:t>
+      </w:r>
+      <w:r>
+        <w:t xml:space="preserve">was used as a target template.</w:t>
+      </w:r>
+      <w:r>
+        <w:t xml:space="preserve"> </w:t>
+      </w:r>
+      <w:r>
+        <w:rPr>
+          <w:rStyle w:val="VerbatimChar"/>
+        </w:rPr>
+        <w:t xml:space="preserve">Fast</w:t>
+      </w:r>
+      <w:r>
+        <w:rPr>
+          <w:vertAlign w:val="superscript"/>
+        </w:rPr>
+        <w:t xml:space="preserve">38</w:t>
+      </w:r>
+      <w:r>
+        <w:t xml:space="preserve"> </w:t>
+      </w:r>
+      <w:r>
+        <w:t xml:space="preserve">(</w:t>
+      </w:r>
+      <w:r>
+        <w:rPr>
+          <w:rStyle w:val="VerbatimChar"/>
+        </w:rPr>
+        <w:t xml:space="preserve">FSL</w:t>
+      </w:r>
+      <w:r>
+        <w:rPr>
+          <w:vertAlign w:val="superscript"/>
+        </w:rPr>
+        <w:t xml:space="preserve">39</w:t>
+      </w:r>
+      <w:r>
+        <w:t xml:space="preserve"> </w:t>
+      </w:r>
+      <w:r>
+        <w:t xml:space="preserve">v.6.0.5.1:57b01774, RRID: SCR_002823) was used for brain tissue segmentation into cerebrospinal fluid (CSF), white matter (WM), and gray matter (GM). Brain surfaces were reconstructed with</w:t>
+      </w:r>
+      <w:r>
+        <w:t xml:space="preserve"> </w:t>
+      </w:r>
+      <w:r>
+        <w:rPr>
+          <w:rStyle w:val="VerbatimChar"/>
+        </w:rPr>
+        <w:t xml:space="preserve">recon-all</w:t>
+      </w:r>
+      <w:r>
+        <w:rPr>
+          <w:vertAlign w:val="superscript"/>
+        </w:rPr>
+        <w:t xml:space="preserve">40</w:t>
+      </w:r>
+      <w:r>
+        <w:t xml:space="preserve"> </w:t>
+      </w:r>
+      <w:r>
+        <w:t xml:space="preserve">(</w:t>
+      </w:r>
+      <w:r>
+        <w:rPr>
+          <w:rStyle w:val="VerbatimChar"/>
+        </w:rPr>
+        <w:t xml:space="preserve">FreeSurfer</w:t>
+      </w:r>
+      <w:r>
+        <w:rPr>
+          <w:vertAlign w:val="superscript"/>
+        </w:rPr>
+        <w:t xml:space="preserve">40</w:t>
+      </w:r>
+      <w:r>
+        <w:t xml:space="preserve"> </w:t>
+      </w:r>
+      <w:r>
+        <w:t xml:space="preserve">7.3.2, RRID: SCR_001847). The previously-estimated brain mask was refined with</w:t>
+      </w:r>
+      <w:r>
+        <w:t xml:space="preserve"> </w:t>
+      </w:r>
+      <w:r>
+        <w:rPr>
+          <w:rStyle w:val="VerbatimChar"/>
+        </w:rPr>
+        <w:t xml:space="preserve">Mindboggle</w:t>
+      </w:r>
+      <w:r>
+        <w:rPr>
+          <w:vertAlign w:val="superscript"/>
+        </w:rPr>
+        <w:t xml:space="preserve">41</w:t>
+      </w:r>
+      <w:r>
+        <w:t xml:space="preserve"> </w:t>
+      </w:r>
+      <w:r>
+        <w:t xml:space="preserve">(RRID:SCR_002438) to reconcile ANTs-derived and FreeSurfer-derived segmentations of cortical GM.</w:t>
+      </w:r>
+      <w:r>
+        <w:t xml:space="preserve"> </w:t>
+      </w:r>
+      <w:r>
+        <w:rPr>
+          <w:rStyle w:val="VerbatimChar"/>
+        </w:rPr>
+        <w:t xml:space="preserve">AntsRegistration</w:t>
+      </w:r>
+      <w:r>
+        <w:rPr>
+          <w:vertAlign w:val="superscript"/>
+        </w:rPr>
+        <w:t xml:space="preserve">36</w:t>
+      </w:r>
+      <w:r>
+        <w:t xml:space="preserve"> </w:t>
+      </w:r>
+      <w:r>
+        <w:t xml:space="preserve">(</w:t>
+      </w:r>
+      <w:r>
+        <w:rPr>
+          <w:rStyle w:val="VerbatimChar"/>
+        </w:rPr>
+        <w:t xml:space="preserve">ANTs</w:t>
+      </w:r>
+      <w:r>
+        <w:t xml:space="preserve"> </w:t>
+      </w:r>
+      <w:r>
+        <w:t xml:space="preserve">2.3.3) was used to perform volume-based spatial normalization to two standard spaces: MNI152NLin2009cAsym and MNI152NLin6Asym. Normalization used brain-extracted versions of both T1w reference and T1w template.</w:t>
+      </w:r>
+    </w:p>
+    <w:bookmarkEnd w:id="35"/>
+    <w:bookmarkStart w:id="36" w:name="fmri"/>
+    <w:p>
+      <w:pPr>
+        <w:pStyle w:val="Heading3"/>
+      </w:pPr>
+      <w:r>
+        <w:t xml:space="preserve">2.5.2 fMRI</w:t>
+      </w:r>
+    </w:p>
+    <w:p>
+      <w:pPr>
+        <w:pStyle w:val="FirstParagraph"/>
+      </w:pPr>
+      <w:r>
+        <w:t xml:space="preserve">Using</w:t>
+      </w:r>
+      <w:r>
+        <w:t xml:space="preserve"> </w:t>
+      </w:r>
+      <w:r>
+        <w:rPr>
+          <w:rStyle w:val="VerbatimChar"/>
+        </w:rPr>
+        <w:t xml:space="preserve">fMRIPrep</w:t>
+      </w:r>
+      <w:r>
+        <w:rPr>
+          <w:vertAlign w:val="superscript"/>
+        </w:rPr>
+        <w:t xml:space="preserve">42</w:t>
+      </w:r>
+      <w:r>
+        <w:t xml:space="preserve">, the shortest echo of the BOLD run was used to generate a reference volume (both skull-stripped and skull-included). Head-motion parameters with respect to the BOLD reference (transformation matrices as well as six corresponding rotation and translation parameters) were estimated before spatiotemporal filtering using</w:t>
+      </w:r>
+      <w:r>
+        <w:t xml:space="preserve"> </w:t>
+      </w:r>
+      <w:r>
+        <w:rPr>
+          <w:rStyle w:val="VerbatimChar"/>
+        </w:rPr>
+        <w:t xml:space="preserve">mcflirt</w:t>
+      </w:r>
+      <w:r>
+        <w:rPr>
+          <w:vertAlign w:val="superscript"/>
+        </w:rPr>
+        <w:t xml:space="preserve">43</w:t>
+      </w:r>
+      <w:r>
+        <w:t xml:space="preserve"> </w:t>
+      </w:r>
+      <w:r>
+        <w:t xml:space="preserve">(</w:t>
+      </w:r>
+      <w:r>
+        <w:rPr>
+          <w:rStyle w:val="VerbatimChar"/>
+        </w:rPr>
+        <w:t xml:space="preserve">FSL</w:t>
+      </w:r>
+      <w:r>
+        <w:t xml:space="preserve"> </w:t>
+      </w:r>
+      <w:r>
+        <w:t xml:space="preserve">v6.0.5.1:57b01774). The fieldmap was aligned with rigid registration to the target EPI reference run. Field coefficients were mapped to the reference EPI using the transform. BOLD runs were slice-time corrected to 643 ms (half of slice acquisitio range of 0-1290 ms) using</w:t>
+      </w:r>
+      <w:r>
+        <w:t xml:space="preserve"> </w:t>
+      </w:r>
+      <w:r>
+        <w:rPr>
+          <w:rStyle w:val="VerbatimChar"/>
+        </w:rPr>
+        <w:t xml:space="preserve">3dTshift</w:t>
+      </w:r>
+      <w:r>
+        <w:t xml:space="preserve"> </w:t>
+      </w:r>
+      <w:r>
+        <w:t xml:space="preserve">from</w:t>
+      </w:r>
+      <w:r>
+        <w:t xml:space="preserve"> </w:t>
+      </w:r>
+      <w:r>
+        <w:rPr>
+          <w:rStyle w:val="VerbatimChar"/>
+        </w:rPr>
+        <w:t xml:space="preserve">AFNI</w:t>
+      </w:r>
+      <w:r>
+        <w:rPr>
+          <w:vertAlign w:val="superscript"/>
+        </w:rPr>
+        <w:t xml:space="preserve">44</w:t>
+      </w:r>
+      <w:r>
+        <w:t xml:space="preserve"> </w:t>
+      </w:r>
+      <w:r>
+        <w:t xml:space="preserve">(RRIS: SCR_005927). To estimate T2* map from preprocessed EPI echoes, a voxel-wise fitting was performed by fitting the maximum number of echoes with reliable echoes in a particular voxel to a monoexponential signal decay model with nonlinear regression. Initial values were T2</w:t>
       </w:r>
       <w:r>
         <w:rPr>
           <w:i/>
           <w:iCs/>
         </w:rPr>
+        <w:t xml:space="preserve">/S0 estimates from a log-linear regression fit. This calculated T2</w:t>
+      </w:r>
+      <w:r>
+        <w:t xml:space="preserve"> </w:t>
+      </w:r>
+      <w:r>
+        <w:t xml:space="preserve">map was then used to optimally combine preprocessed BOLD across echoes using the method by Posse et al. (1999)</w:t>
+      </w:r>
+      <w:r>
+        <w:rPr>
+          <w:vertAlign w:val="superscript"/>
+        </w:rPr>
+        <w:t xml:space="preserve">45</w:t>
+      </w:r>
+      <w:r>
+        <w:t xml:space="preserve">. The generated BOLD reference was then co-registered (6 degrees of freedom) to the T1w reference with</w:t>
+      </w:r>
+      <w:r>
+        <w:t xml:space="preserve"> </w:t>
+      </w:r>
+      <w:r>
+        <w:rPr>
+          <w:rStyle w:val="VerbatimChar"/>
+        </w:rPr>
+        <w:t xml:space="preserve">bbregister</w:t>
+      </w:r>
+      <w:r>
+        <w:t xml:space="preserve"> </w:t>
+      </w:r>
+      <w:r>
+        <w:t xml:space="preserve">(</w:t>
+      </w:r>
+      <w:r>
+        <w:rPr>
+          <w:rStyle w:val="VerbatimChar"/>
+        </w:rPr>
+        <w:t xml:space="preserve">FreeSurfer</w:t>
+      </w:r>
+      <w:r>
+        <w:rPr>
+          <w:vertAlign w:val="superscript"/>
+        </w:rPr>
+        <w:t xml:space="preserve">40</w:t>
+      </w:r>
+      <w:r>
+        <w:t xml:space="preserve">) using boundary-based registration. First, a reference volume and its skull-stripped equivalent were generated with</w:t>
+      </w:r>
+      <w:r>
+        <w:t xml:space="preserve"> </w:t>
+      </w:r>
+      <w:r>
+        <w:rPr>
+          <w:rStyle w:val="VerbatimChar"/>
+        </w:rPr>
+        <w:t xml:space="preserve">fMRIPrep</w:t>
+      </w:r>
+      <w:r>
+        <w:t xml:space="preserve">. Confounding time series were calculated from preprocessed BOLD: framewise displacement (FD), DVARS, and three region-wise global signals.</w:t>
+      </w:r>
+      <w:r>
+        <w:t xml:space="preserve"> </w:t>
+      </w:r>
+      <w:r>
+        <w:rPr>
+          <w:rStyle w:val="VerbatimChar"/>
+        </w:rPr>
+        <w:t xml:space="preserve">Tedana</w:t>
+      </w:r>
+      <w:r>
+        <w:rPr>
+          <w:vertAlign w:val="superscript"/>
+        </w:rPr>
+        <w:t xml:space="preserve">46</w:t>
+      </w:r>
+      <w:r>
+        <w:t xml:space="preserve"> </w:t>
+      </w:r>
+      <w:r>
+        <w:t xml:space="preserve">was then used to denoise the data by decomposing the multi-echo BOLD data via principal component analysis (PCA) and independent component analysis (ICA). The resulting components are automatically analyzed to determine whether they are TE-dependent or -independent. TE-dependent components were classified as BOLD, while TE-independent components were classified as non-BOLD and were discarded as part of data cleaning.</w:t>
+      </w:r>
+    </w:p>
+    <w:p>
+      <w:pPr>
+        <w:pStyle w:val="TextBody"/>
+      </w:pPr>
+      <w:r>
+        <w:t xml:space="preserve">Participants were excluded from further ananlysis if their mean FD was &gt; 0.15 mm.</w:t>
+      </w:r>
+    </w:p>
+    <w:bookmarkEnd w:id="36"/>
+    <w:bookmarkEnd w:id="37"/>
+    <w:bookmarkStart w:id="38" w:name="mrs"/>
+    <w:p>
+      <w:pPr>
+        <w:pStyle w:val="Heading2"/>
+      </w:pPr>
+      <w:r>
+        <w:t xml:space="preserve">2.6 MRS</w:t>
+      </w:r>
+    </w:p>
+    <w:p>
+      <w:pPr>
+        <w:pStyle w:val="FirstParagraph"/>
+      </w:pPr>
+      <w:r>
+        <w:t xml:space="preserve">sLASER data were processed and fit to a spectrum using</w:t>
+      </w:r>
+      <w:r>
+        <w:t xml:space="preserve"> </w:t>
+      </w:r>
+      <w:r>
+        <w:rPr>
+          <w:rStyle w:val="VerbatimChar"/>
+        </w:rPr>
+        <w:t xml:space="preserve">Osprey</w:t>
+      </w:r>
+      <w:r>
+        <w:rPr>
+          <w:vertAlign w:val="superscript"/>
+        </w:rPr>
+        <w:t xml:space="preserve">47</w:t>
+      </w:r>
+      <w:r>
+        <w:t xml:space="preserve"> </w:t>
+      </w:r>
+      <w:r>
+        <w:t xml:space="preserve">(v2.4.0). Full width half-maximum (FWHM) of the single-Lorentzian fit of the N-acetylaspartate (NAA) peak were calculated for quality assurance purposes. The MRS voxel was co-registered to T1w reference image and segmented by SPM12</w:t>
+      </w:r>
+      <w:r>
+        <w:rPr>
+          <w:vertAlign w:val="superscript"/>
+        </w:rPr>
+        <w:t xml:space="preserve">48</w:t>
+      </w:r>
+      <w:r>
+        <w:t xml:space="preserve"> </w:t>
+      </w:r>
+      <w:r>
+        <w:t xml:space="preserve">into CSF, GM, and WM. Metabolites were water-scaled as well as tissue- and relaxation-corrected by the Gasparovic et al. (2006) method</w:t>
+      </w:r>
+      <w:r>
+        <w:rPr>
+          <w:vertAlign w:val="superscript"/>
+        </w:rPr>
+        <w:t xml:space="preserve">49</w:t>
+      </w:r>
+      <w:r>
+        <w:t xml:space="preserve">. Processed (non-fitted) data from</w:t>
+      </w:r>
+      <w:r>
+        <w:t xml:space="preserve"> </w:t>
+      </w:r>
+      <w:r>
+        <w:rPr>
+          <w:rStyle w:val="VerbatimChar"/>
+        </w:rPr>
+        <w:t xml:space="preserve">Osprey</w:t>
+      </w:r>
+      <w:r>
+        <w:t xml:space="preserve"> </w:t>
+      </w:r>
+      <w:r>
+        <w:t xml:space="preserve">was also fed to</w:t>
+      </w:r>
+      <w:r>
+        <w:t xml:space="preserve"> </w:t>
+      </w:r>
+      <w:r>
+        <w:rPr>
+          <w:rStyle w:val="VerbatimChar"/>
+        </w:rPr>
+        <w:t xml:space="preserve">LCModel</w:t>
+      </w:r>
+      <w:r>
+        <w:rPr>
+          <w:vertAlign w:val="superscript"/>
+        </w:rPr>
+        <w:t xml:space="preserve">50</w:t>
+      </w:r>
+      <w:r>
+        <w:t xml:space="preserve"> </w:t>
+      </w:r>
+      <w:r>
+        <w:t xml:space="preserve">(v6.1) for fitting. Cramer-Rao lower bounds (CRLBs) were calculated from LCModel fit.</w:t>
+      </w:r>
+      <w:r>
+        <w:t xml:space="preserve"> </w:t>
+      </w:r>
+      <w:r>
+        <w:rPr>
+          <w:rStyle w:val="VerbatimChar"/>
+        </w:rPr>
+        <w:t xml:space="preserve">Osprey</w:t>
+      </w:r>
+      <w:r>
+        <w:t xml:space="preserve"> </w:t>
+      </w:r>
+      <w:r>
+        <w:t xml:space="preserve">estimates were used for further analysis. Glutamate is challenging to capture due to its signal overlaps with other metabolites</w:t>
+      </w:r>
+      <w:r>
+        <w:rPr>
+          <w:vertAlign w:val="superscript"/>
+        </w:rPr>
+        <w:t xml:space="preserve">51</w:t>
+      </w:r>
+      <w:r>
+        <w:t xml:space="preserve">. In particular, Glu shares a similar chemical structure with glutamine (Gln) which causes the spectral features of Glu to be contaminated with Gln</w:t>
+      </w:r>
+      <w:r>
+        <w:rPr>
+          <w:vertAlign w:val="superscript"/>
+        </w:rPr>
+        <w:t xml:space="preserve">52</w:t>
+      </w:r>
+      <w:r>
+        <w:t xml:space="preserve">. As a result, we decided to report Glx values, which co-reports Glu and Gln to avoid errors in spectral assignment, especially since it is controversial whether Glu can reliably be separated from Gln at 3T</w:t>
+      </w:r>
+      <w:r>
+        <w:rPr>
+          <w:vertAlign w:val="superscript"/>
+        </w:rPr>
+        <w:t xml:space="preserve">51,52</w:t>
+      </w:r>
+      <w:r>
+        <w:t xml:space="preserve">. We henceforth refer to Glu as either Glx or glutamate.</w:t>
+      </w:r>
+      <w:r>
+        <w:t xml:space="preserve"> </w:t>
+      </w:r>
+    </w:p>
+    <w:p>
+      <w:pPr>
+        <w:pStyle w:val="TextBody"/>
+      </w:pPr>
+      <w:r>
+        <w:t xml:space="preserve">MEGA-PRESS data were processed and fit with</w:t>
+      </w:r>
+      <w:r>
+        <w:t xml:space="preserve"> </w:t>
+      </w:r>
+      <w:r>
+        <w:rPr>
+          <w:rStyle w:val="VerbatimChar"/>
+        </w:rPr>
+        <w:t xml:space="preserve">Osprey</w:t>
+      </w:r>
+      <w:r>
+        <w:t xml:space="preserve"> </w:t>
+      </w:r>
+      <w:r>
+        <w:t xml:space="preserve">and</w:t>
+      </w:r>
+      <w:r>
+        <w:t xml:space="preserve"> </w:t>
+      </w:r>
+      <w:r>
+        <w:rPr>
+          <w:rStyle w:val="VerbatimChar"/>
+        </w:rPr>
+        <w:t xml:space="preserve">LCModel</w:t>
+      </w:r>
+      <w:r>
+        <w:t xml:space="preserve"> </w:t>
+      </w:r>
+      <w:r>
+        <w:t xml:space="preserve">as previously described (see Figure 5). Data were also fit with</w:t>
+      </w:r>
+      <w:r>
+        <w:t xml:space="preserve"> </w:t>
+      </w:r>
+      <w:r>
+        <w:rPr>
+          <w:rStyle w:val="VerbatimChar"/>
+        </w:rPr>
+        <w:t xml:space="preserve">Gannet</w:t>
+      </w:r>
+      <w:r>
+        <w:t xml:space="preserve"> </w:t>
+      </w:r>
+      <w:r>
+        <w:t xml:space="preserve">(v3.3.0); they were relaxation-, tissue- and alpha-corrected using the Harris et al. (2015) method</w:t>
+      </w:r>
+      <w:r>
+        <w:rPr>
+          <w:vertAlign w:val="superscript"/>
+        </w:rPr>
+        <w:t xml:space="preserve">53</w:t>
+      </w:r>
+      <w:r>
+        <w:t xml:space="preserve">.</w:t>
+      </w:r>
+      <w:r>
+        <w:t xml:space="preserve"> </w:t>
+      </w:r>
+      <w:r>
+        <w:rPr>
+          <w:rStyle w:val="VerbatimChar"/>
+        </w:rPr>
+        <w:t xml:space="preserve">Osprey</w:t>
+      </w:r>
+      <w:r>
+        <w:t xml:space="preserve"> </w:t>
+      </w:r>
+      <w:r>
+        <w:t xml:space="preserve">values were ultimately used for further analysis. Due to the J-editing sequence of MEGA-PRESS, a challenge of GABA quantification is macromolecule quantification</w:t>
+      </w:r>
+      <w:r>
+        <w:rPr>
+          <w:vertAlign w:val="superscript"/>
+        </w:rPr>
+        <w:t xml:space="preserve">53</w:t>
+      </w:r>
+      <w:r>
+        <w:t xml:space="preserve">. As a result, we report GABA+, a measure which co-reports GABA with macromolecules. Macromolecules (MM) are expected to account for approximately 45% of the GABA+ signal</w:t>
+      </w:r>
+      <w:r>
+        <w:rPr>
+          <w:vertAlign w:val="superscript"/>
+        </w:rPr>
+        <w:t xml:space="preserve">53</w:t>
+      </w:r>
+      <w:r>
+        <w:t xml:space="preserve">. While a macromolecule-suppressed estimate of GABA seems ideal, a recent 25-site and multi-vendor study conducted at 3T found that GABA+ showed much lower coefficient of variation than MM-suppressed GABA, meaning that GABA+ is more consistent across research sites and MRI vendors (i.e., Philips, GE, Siemens)</w:t>
+      </w:r>
+      <w:r>
+        <w:rPr>
+          <w:vertAlign w:val="superscript"/>
+        </w:rPr>
+        <w:t xml:space="preserve">54</w:t>
+      </w:r>
+      <w:r>
+        <w:t xml:space="preserve">. Moreover, GABA+ showed greater reliability for both creatine-referenced and water-suppressed estimates</w:t>
+      </w:r>
+      <w:r>
+        <w:rPr>
+          <w:vertAlign w:val="superscript"/>
+        </w:rPr>
+        <w:t xml:space="preserve">54,55</w:t>
+      </w:r>
+      <w:r>
+        <w:t xml:space="preserve">. MM-supressed GABA and GABA+ estimates are also correlated, albeit weakly- to moderately-so</w:t>
+      </w:r>
+      <w:r>
+        <w:rPr>
+          <w:vertAlign w:val="superscript"/>
+        </w:rPr>
+        <w:t xml:space="preserve">53–55</w:t>
+      </w:r>
+      <w:r>
+        <w:t xml:space="preserve">. Consequently, we report GABA+ (henceforth referred to as GABA) to allow for easier comparison of our results to other studies as well as reproducibility.</w:t>
+      </w:r>
+    </w:p>
+    <w:p>
+      <w:pPr>
+        <w:pStyle w:val="TextBody"/>
+      </w:pPr>
+      <w:r>
+        <w:t xml:space="preserve">Basis sets were created using</w:t>
+      </w:r>
+      <w:r>
+        <w:t xml:space="preserve"> </w:t>
+      </w:r>
+      <w:r>
+        <w:rPr>
+          <w:rStyle w:val="VerbatimChar"/>
+        </w:rPr>
+        <w:t xml:space="preserve">MRSCloud</w:t>
+      </w:r>
+      <w:r>
+        <w:rPr>
+          <w:vertAlign w:val="superscript"/>
+        </w:rPr>
+        <w:t xml:space="preserve">56,57</w:t>
+      </w:r>
+      <w:r>
+        <w:t xml:space="preserve">. For sLASER,</w:t>
+      </w:r>
+      <w:r>
+        <w:t xml:space="preserve"> </w:t>
+      </w:r>
+      <w:r>
+        <w:t xml:space="preserve">‘localization’</w:t>
+      </w:r>
+      <w:r>
+        <w:t xml:space="preserve"> </w:t>
+      </w:r>
+      <w:r>
+        <w:t xml:space="preserve">was set to</w:t>
+      </w:r>
+      <w:r>
+        <w:t xml:space="preserve"> </w:t>
+      </w:r>
+      <w:r>
+        <w:t xml:space="preserve">‘sLASER’</w:t>
+      </w:r>
+      <w:r>
+        <w:t xml:space="preserve">,</w:t>
+      </w:r>
+      <w:r>
+        <w:t xml:space="preserve"> </w:t>
+      </w:r>
+      <w:r>
+        <w:t xml:space="preserve">‘vendor’</w:t>
+      </w:r>
+      <w:r>
+        <w:t xml:space="preserve"> </w:t>
+      </w:r>
+      <w:r>
+        <w:t xml:space="preserve">to</w:t>
+      </w:r>
+      <w:r>
+        <w:t xml:space="preserve"> </w:t>
+      </w:r>
+      <w:r>
+        <w:t xml:space="preserve">‘GE’</w:t>
+      </w:r>
+      <w:r>
+        <w:t xml:space="preserve">,</w:t>
+      </w:r>
+      <w:r>
+        <w:t xml:space="preserve"> </w:t>
+      </w:r>
+      <w:r>
+        <w:t xml:space="preserve">‘editing’</w:t>
+      </w:r>
+      <w:r>
+        <w:t xml:space="preserve"> </w:t>
+      </w:r>
+      <w:r>
+        <w:t xml:space="preserve">to</w:t>
+      </w:r>
+      <w:r>
+        <w:t xml:space="preserve"> </w:t>
+      </w:r>
+      <w:r>
+        <w:t xml:space="preserve">‘UnEdited’</w:t>
+      </w:r>
+      <w:r>
+        <w:t xml:space="preserve">, and</w:t>
+      </w:r>
+      <w:r>
+        <w:t xml:space="preserve"> </w:t>
+      </w:r>
+      <w:r>
+        <w:t xml:space="preserve">‘TE’</w:t>
+      </w:r>
+      <w:r>
+        <w:t xml:space="preserve"> </w:t>
+      </w:r>
+      <w:r>
+        <w:t xml:space="preserve">to 35. For MEGA-PRESS,</w:t>
+      </w:r>
+      <w:r>
+        <w:t xml:space="preserve"> </w:t>
+      </w:r>
+      <w:r>
+        <w:t xml:space="preserve">‘localization’</w:t>
+      </w:r>
+      <w:r>
+        <w:t xml:space="preserve"> </w:t>
+      </w:r>
+      <w:r>
+        <w:t xml:space="preserve">was set to</w:t>
+      </w:r>
+      <w:r>
+        <w:t xml:space="preserve"> </w:t>
+      </w:r>
+      <w:r>
+        <w:t xml:space="preserve">‘PRESS’</w:t>
+      </w:r>
+      <w:r>
+        <w:t xml:space="preserve">,</w:t>
+      </w:r>
+      <w:r>
+        <w:t xml:space="preserve"> </w:t>
+      </w:r>
+      <w:r>
+        <w:t xml:space="preserve">‘editing’</w:t>
+      </w:r>
+      <w:r>
+        <w:t xml:space="preserve"> </w:t>
+      </w:r>
+      <w:r>
+        <w:t xml:space="preserve">to</w:t>
+      </w:r>
+      <w:r>
+        <w:t xml:space="preserve"> </w:t>
+      </w:r>
+      <w:r>
+        <w:t xml:space="preserve">‘MEGA’</w:t>
+      </w:r>
+      <w:r>
+        <w:t xml:space="preserve">,</w:t>
+      </w:r>
+      <w:r>
+        <w:t xml:space="preserve"> </w:t>
+      </w:r>
+      <w:r>
+        <w:t xml:space="preserve">‘TE’</w:t>
+      </w:r>
+      <w:r>
+        <w:t xml:space="preserve"> </w:t>
+      </w:r>
+      <w:r>
+        <w:t xml:space="preserve">to 68,</w:t>
+      </w:r>
+      <w:r>
+        <w:t xml:space="preserve"> </w:t>
+      </w:r>
+      <w:r>
+        <w:t xml:space="preserve">‘edit on’</w:t>
+      </w:r>
+      <w:r>
+        <w:t xml:space="preserve"> </w:t>
+      </w:r>
+      <w:r>
+        <w:t xml:space="preserve">to</w:t>
+      </w:r>
+      <w:r>
+        <w:t xml:space="preserve"> </w:t>
+      </w:r>
+      <w:r>
+        <w:t xml:space="preserve">‘1.9’</w:t>
+      </w:r>
+      <w:r>
+        <w:t xml:space="preserve">,</w:t>
+      </w:r>
+      <w:r>
+        <w:t xml:space="preserve"> </w:t>
+      </w:r>
+      <w:r>
+        <w:t xml:space="preserve">‘edit off’</w:t>
+      </w:r>
+      <w:r>
+        <w:t xml:space="preserve"> </w:t>
+      </w:r>
+      <w:r>
+        <w:t xml:space="preserve">to</w:t>
+      </w:r>
+      <w:r>
+        <w:t xml:space="preserve"> </w:t>
+      </w:r>
+      <w:r>
+        <w:t xml:space="preserve">‘7.5’</w:t>
+      </w:r>
+      <w:r>
+        <w:t xml:space="preserve">, and</w:t>
+      </w:r>
+      <w:r>
+        <w:t xml:space="preserve"> </w:t>
+      </w:r>
+      <w:r>
+        <w:t xml:space="preserve">‘pulse duration’</w:t>
+      </w:r>
+      <w:r>
+        <w:t xml:space="preserve"> </w:t>
+      </w:r>
+      <w:r>
+        <w:t xml:space="preserve">to</w:t>
+      </w:r>
+      <w:r>
+        <w:t xml:space="preserve"> </w:t>
+      </w:r>
+      <w:r>
+        <w:t xml:space="preserve">‘14’</w:t>
+      </w:r>
+      <w:r>
+        <w:t xml:space="preserve">. Metabolites included for both basis sets were: Asc, Asp, Cr, CrCH2, EA, GABA, GPC, GSH, Gln, Glu, Gly, H2O, Lac, NAA, NAAG, PCh, PCr, PE, Ser, Tau, mI, and sI. Excitatory-inhibitory ratio (E/I) was calculated as [Glx in i.u.]/[GABA+ in i.u.], a common practice to report E/I using MRS</w:t>
+      </w:r>
+      <w:r>
+        <w:rPr>
+          <w:vertAlign w:val="superscript"/>
+        </w:rPr>
+        <w:t xml:space="preserve">58</w:t>
+      </w:r>
+      <w:r>
+        <w:t xml:space="preserve">.</w:t>
+      </w:r>
+    </w:p>
+    <w:p>
+      <w:pPr>
+        <w:pStyle w:val="TextBody"/>
+      </w:pPr>
+      <w:r>
+        <w:t xml:space="preserve">Participants were excluded from further analysis if any of their MRS scans had FWHM &gt; 10. Originally we intended to calculate, report and analyze MRS as tissue-corrected quantitative values. However, the</w:t>
+      </w:r>
+      <w:r>
+        <w:t xml:space="preserve"> </w:t>
+      </w:r>
+      <w:r>
+        <w:rPr>
+          <w:rStyle w:val="VerbatimChar"/>
+        </w:rPr>
+        <w:t xml:space="preserve">Osprey</w:t>
+      </w:r>
+      <w:r>
+        <w:t xml:space="preserve"> </w:t>
+      </w:r>
+      <w:r>
+        <w:t xml:space="preserve">software was reporting Glx values that were an order of magnitude larger than reported Glx values in the literature. Despite several attempts, we were unable to locate the source of this error. Therefore we decided to use Glx/Cr and GABA+/Cr values to be safe.</w:t>
+      </w:r>
+    </w:p>
+    <w:bookmarkEnd w:id="38"/>
+    <w:bookmarkStart w:id="39" w:name="hurst-exponent-calculation"/>
+    <w:p>
+      <w:pPr>
+        <w:pStyle w:val="Heading2"/>
+      </w:pPr>
+      <w:r>
+        <w:t xml:space="preserve">2.7 Hurst Exponent Calculation</w:t>
+      </w:r>
+    </w:p>
+    <w:p>
+      <w:pPr>
+        <w:pStyle w:val="FirstParagraph"/>
+      </w:pPr>
+      <w:r>
+        <w:t xml:space="preserve">Hurst exponent was calculated from the power spectrum density (PSD) of the BOLD signal. A log-log plot was used, where log power was plotted against log frequency; generally, if a log-log plot results in a linear relationship, it is assumed that the mean slope of this line represents the power-law exponent</w:t>
+      </w:r>
+      <w:r>
+        <w:rPr>
+          <w:vertAlign w:val="superscript"/>
+        </w:rPr>
+        <w:t xml:space="preserve">18</w:t>
+      </w:r>
+      <w:r>
+        <w:t xml:space="preserve">. A PSD shows the distribution of signal variance (</w:t>
+      </w:r>
+      <w:r>
+        <w:t xml:space="preserve">‘power’</w:t>
+      </w:r>
+      <w:r>
+        <w:t xml:space="preserve">) across frequencies. Complex signals are classified into two categories: fractional Gaussian noise (fGn) and fractional Brownian motion (fBm)</w:t>
+      </w:r>
+      <w:r>
+        <w:rPr>
+          <w:vertAlign w:val="superscript"/>
+        </w:rPr>
+        <w:t xml:space="preserve">59,60</w:t>
+      </w:r>
+      <w:r>
+        <w:t xml:space="preserve">. The former is a stationary signal (i.e., does not vary over time), while the latter is non-stationary with stationary increments</w:t>
+      </w:r>
+      <w:r>
+        <w:rPr>
+          <w:vertAlign w:val="superscript"/>
+        </w:rPr>
+        <w:t xml:space="preserve">60</w:t>
+      </w:r>
+      <w:r>
+        <w:t xml:space="preserve">. Most physiological signals consist of fBm, but fMRI BOLD is typically conceptualized as fGn once motion-corrected; otherwise put, unprocessed BOLD signal is initially fBm which is converted to fGn with appropriate processing</w:t>
+      </w:r>
+      <w:r>
+        <w:rPr>
+          <w:vertAlign w:val="superscript"/>
+        </w:rPr>
+        <w:t xml:space="preserve">61</w:t>
+      </w:r>
+      <w:r>
+        <w:t xml:space="preserve">. fBm and fGn require distinct H calculation methods</w:t>
+      </w:r>
+      <w:r>
+        <w:rPr>
+          <w:vertAlign w:val="superscript"/>
+        </w:rPr>
+        <w:t xml:space="preserve">60</w:t>
+      </w:r>
+      <w:r>
+        <w:t xml:space="preserve">. PSD was estimated using Welch’s method</w:t>
+      </w:r>
+      <w:r>
+        <w:rPr>
+          <w:vertAlign w:val="superscript"/>
+        </w:rPr>
+        <w:t xml:space="preserve">62</w:t>
+      </w:r>
+      <w:r>
+        <w:t xml:space="preserve"> </w:t>
+      </w:r>
+      <w:r>
+        <w:t xml:space="preserve">from the Python</w:t>
+      </w:r>
+      <w:r>
+        <w:t xml:space="preserve"> </w:t>
+      </w:r>
+      <w:r>
+        <w:rPr>
+          <w:rStyle w:val="VerbatimChar"/>
+        </w:rPr>
+        <w:t xml:space="preserve">Scipy.Signal</w:t>
+      </w:r>
+      <w:r>
+        <w:t xml:space="preserve"> </w:t>
+      </w:r>
+      <w:r>
+        <w:t xml:space="preserve">library</w:t>
+      </w:r>
+      <w:r>
+        <w:rPr>
+          <w:vertAlign w:val="superscript"/>
+        </w:rPr>
+        <w:t xml:space="preserve">63</w:t>
+      </w:r>
+      <w:r>
+        <w:t xml:space="preserve">. Data were divided into 8 windows of 50% overlap and averaged. The spectral index, , was calculated from the full frequency spectrum. The spectral index was then converted to H using the following equation</w:t>
+      </w:r>
+      <w:r>
+        <w:rPr>
+          <w:vertAlign w:val="superscript"/>
+        </w:rPr>
+        <w:t xml:space="preserve">60,64</w:t>
+      </w:r>
+      <w:r>
+        <w:t xml:space="preserve">:</w:t>
+      </w:r>
+    </w:p>
+    <w:p>
+      <w:pPr>
+        <w:pStyle w:val="TextBody"/>
+      </w:pPr>
+      <m:oMathPara>
+        <m:oMathParaPr>
+          <m:jc m:val="center"/>
+        </m:oMathParaPr>
+        <m:oMath>
+          <m:r>
+            <m:t>H</m:t>
+          </m:r>
+          <m:r>
+            <m:rPr>
+              <m:sty m:val="p"/>
+            </m:rPr>
+            <m:t>=</m:t>
+          </m:r>
+          <m:f>
+            <m:fPr>
+              <m:type m:val="bar"/>
+            </m:fPr>
+            <m:num>
+              <m:r>
+                <m:t>1</m:t>
+              </m:r>
+              <m:r>
+                <m:rPr>
+                  <m:sty m:val="p"/>
+                </m:rPr>
+                <m:t>+</m:t>
+              </m:r>
+              <m:r>
+                <m:t>β</m:t>
+              </m:r>
+            </m:num>
+            <m:den>
+              <m:r>
+                <m:t>2</m:t>
+              </m:r>
+            </m:den>
+          </m:f>
+        </m:oMath>
+      </m:oMathPara>
+    </w:p>
+    <w:p>
+      <w:pPr>
+        <w:pStyle w:val="FirstParagraph"/>
+      </w:pPr>
+      <w:r>
+        <w:t xml:space="preserve">Since it cannot be assumed that all fBm is removed from the signal, we use the concept of</w:t>
+      </w:r>
+      <w:r>
+        <w:t xml:space="preserve"> </w:t>
+      </w:r>
+      <w:r>
+        <w:t xml:space="preserve">‘extended Hurst’</w:t>
+      </w:r>
+      <w:r>
+        <w:t xml:space="preserve"> </w:t>
+      </w:r>
+      <w:r>
+        <w:t xml:space="preserve">(H’) in this study: for 0 &lt; H &lt; 1, the signal is understood as fGn, while for 1 &lt; H &lt; 2, the signal is assumed to be fBm</w:t>
+      </w:r>
+      <w:r>
+        <w:rPr>
+          <w:vertAlign w:val="superscript"/>
+        </w:rPr>
+        <w:t xml:space="preserve">65</w:t>
+      </w:r>
+      <w:r>
+        <w:t xml:space="preserve">. More generally, it is also assumed that when 0.5 &lt; H &lt; 1.5, the signal displays 1/f behaviour</w:t>
+      </w:r>
+      <w:r>
+        <w:rPr>
+          <w:vertAlign w:val="superscript"/>
+        </w:rPr>
+        <w:t xml:space="preserve">18</w:t>
+      </w:r>
+      <w:r>
+        <w:t xml:space="preserve">.H was calculated for all voxels in the brain of each subject. A brain mask was then applied which included only GM and the region of the MRS voxel in the visual cortex. H was averaged across the brain mask area, using only non-zero voxels.</w:t>
+      </w:r>
+    </w:p>
+    <w:bookmarkEnd w:id="39"/>
+    <w:bookmarkStart w:id="40" w:name="statistics"/>
+    <w:p>
+      <w:pPr>
+        <w:pStyle w:val="Heading2"/>
+      </w:pPr>
+      <w:r>
+        <w:t xml:space="preserve">2.8 Statistics</w:t>
+      </w:r>
+    </w:p>
+    <w:p>
+      <w:pPr>
+        <w:pStyle w:val="FirstParagraph"/>
+      </w:pPr>
+      <w:r>
+        <w:t xml:space="preserve">All statistical analyses were performed using</w:t>
+      </w:r>
+      <w:r>
+        <w:t xml:space="preserve"> </w:t>
+      </w:r>
+      <w:r>
+        <w:rPr>
+          <w:rStyle w:val="VerbatimChar"/>
+        </w:rPr>
+        <w:t xml:space="preserve">R</w:t>
+      </w:r>
+      <w:r>
+        <w:rPr>
+          <w:vertAlign w:val="superscript"/>
+        </w:rPr>
+        <w:t xml:space="preserve">66</w:t>
+      </w:r>
+      <w:r>
+        <w:t xml:space="preserve"> </w:t>
+      </w:r>
+      <w:r>
+        <w:t xml:space="preserve">and</w:t>
+      </w:r>
+      <w:r>
+        <w:t xml:space="preserve"> </w:t>
+      </w:r>
+      <w:r>
+        <w:rPr>
+          <w:rStyle w:val="VerbatimChar"/>
+        </w:rPr>
+        <w:t xml:space="preserve">RStudio</w:t>
+      </w:r>
+      <w:r>
+        <w:t xml:space="preserve"> </w:t>
+      </w:r>
+      <w:r>
+        <w:t xml:space="preserve">(v2023.06.0+421). Glutamate, GABA, E/I ratio, and H were compared between rest and movie conditions using paired Student’s t-tests</w:t>
+      </w:r>
+      <w:r>
+        <w:rPr>
+          <w:vertAlign w:val="superscript"/>
+        </w:rPr>
+        <w:t xml:space="preserve">67</w:t>
+      </w:r>
+      <w:r>
+        <w:t xml:space="preserve">. Glutamate, GABA, and E/I ratio were tested for correlation with H using Pearson’s method</w:t>
+      </w:r>
+      <w:r>
+        <w:rPr>
+          <w:vertAlign w:val="superscript"/>
+        </w:rPr>
+        <w:t xml:space="preserve">68</w:t>
+      </w:r>
+      <w:r>
+        <w:t xml:space="preserve">.</w:t>
+      </w:r>
+    </w:p>
+    <w:bookmarkEnd w:id="40"/>
+    <w:bookmarkEnd w:id="41"/>
+    <w:bookmarkStart w:id="73" w:name="results"/>
+    <w:p>
+      <w:pPr>
+        <w:pStyle w:val="Heading1"/>
+      </w:pPr>
+      <w:r>
+        <w:t xml:space="preserve">3. Results</w:t>
+      </w:r>
+    </w:p>
+    <w:bookmarkStart w:id="46" w:name="participant-demographics"/>
+    <w:p>
+      <w:pPr>
+        <w:pStyle w:val="Heading2"/>
+      </w:pPr>
+      <w:r>
+        <w:t xml:space="preserve">3.1 Participant Demographics</w:t>
+      </w:r>
+    </w:p>
+    <w:p>
+      <w:pPr>
+        <w:pStyle w:val="FirstParagraph"/>
+      </w:pPr>
+      <w:r>
+        <w:t xml:space="preserve">Twenty-seven participants were originally recruited for the study. Twenty-six of these participants were successfully scanned, but one participant experienced anxiety and chose not to continue. Of the remaining 26 participants, 19 were included in the final analysis: two were removed due to low MRS quality (FWHM &gt; 10) and five were removed due to low fMRI quality (mean FD &gt; 0.15 mm). See</w:t>
+      </w:r>
+      <w:r>
+        <w:t xml:space="preserve"> </w:t>
+      </w:r>
+      <w:hyperlink w:anchor="fig-partflow">
+        <w:r>
+          <w:rPr>
+            <w:rStyle w:val="InternetLink"/>
+          </w:rPr>
+          <w:t xml:space="preserve">Figure 2</w:t>
+        </w:r>
+      </w:hyperlink>
+      <w:r>
+        <w:t xml:space="preserve">.</w:t>
+      </w:r>
+    </w:p>
+    <w:tbl>
+      <w:tblPr>
+        <w:tblStyle w:val="Table"/>
+        <w:tblW w:type="pct" w:w="5000"/>
+        <w:tblLayout w:type="fixed"/>
+        <w:tblLook w:firstRow="0" w:lastRow="0" w:firstColumn="0" w:lastColumn="0" w:noHBand="0" w:noVBand="0" w:val="0000"/>
+      </w:tblPr>
+      <w:tblGrid>
+        <w:gridCol w:w="7920"/>
+      </w:tblGrid>
+      <w:tr>
+        <w:tc>
+          <w:tcPr/>
+          <w:bookmarkStart w:id="45" w:name="fig-partflow"/>
+          <w:p>
+            <w:pPr>
+              <w:pStyle w:val="Compact"/>
+              <w:jc w:val="center"/>
+            </w:pPr>
+            <w:r>
+              <w:drawing>
+                <wp:inline>
+                  <wp:extent cx="5943600" cy="2547257"/>
+                  <wp:effectExtent b="0" l="0" r="0" t="0"/>
+                  <wp:docPr descr="" title="" id="43" name="Picture"/>
+                  <a:graphic>
+                    <a:graphicData uri="http://schemas.openxmlformats.org/drawingml/2006/picture">
+                      <pic:pic>
+                        <pic:nvPicPr>
+                          <pic:cNvPr descr="./images/ParticipantFlow.png" id="44" name="Picture"/>
+                          <pic:cNvPicPr>
+                            <a:picLocks noChangeArrowheads="1" noChangeAspect="1"/>
+                          </pic:cNvPicPr>
+                        </pic:nvPicPr>
+                        <pic:blipFill>
+                          <a:blip r:embed="rId42"/>
+                          <a:stretch>
+                            <a:fillRect/>
+                          </a:stretch>
+                        </pic:blipFill>
+                        <pic:spPr bwMode="auto">
+                          <a:xfrm>
+                            <a:off x="0" y="0"/>
+                            <a:ext cx="5943600" cy="2547257"/>
+                          </a:xfrm>
+                          <a:prstGeom prst="rect">
+                            <a:avLst/>
+                          </a:prstGeom>
+                          <a:noFill/>
+                          <a:ln w="9525">
+                            <a:noFill/>
+                            <a:headEnd/>
+                            <a:tailEnd/>
+                          </a:ln>
+                        </pic:spPr>
+                      </pic:pic>
+                    </a:graphicData>
+                  </a:graphic>
+                </wp:inline>
+              </w:drawing>
+            </w:r>
+          </w:p>
+          <w:p>
+            <w:pPr>
+              <w:jc w:val="center"/>
+            </w:pPr>
+            <w:pPr>
+              <w:jc w:val="start"/>
+              <w:spacing w:before="200"/>
+              <w:pStyle w:val="ImageCaption"/>
+            </w:pPr>
+            <w:r>
+              <w:rPr>
+                <w:b/>
+                <w:bCs/>
+              </w:rPr>
+              <w:t xml:space="preserve">Figure</w:t>
+            </w:r>
+            <w:r>
+              <w:t xml:space="preserve"> 2</w:t>
+            </w:r>
+            <w:r>
+              <w:rPr>
+                <w:b/>
+                <w:bCs/>
+              </w:rPr>
+              <w:t xml:space="preserve">.</w:t>
+            </w:r>
+            <w:r>
+              <w:t xml:space="preserve"> </w:t>
+            </w:r>
+            <w:r>
+              <w:rPr>
+                <w:b/>
+                <w:bCs/>
+              </w:rPr>
+              <w:t xml:space="preserve">Flowchart of participant, recruitment, scanning and exclusion</w:t>
+            </w:r>
+            <w:r>
+              <w:t xml:space="preserve">. The number of participants at each stage is indicated within each node. Participants were excluded based on MRS FWHM and fMRI Mean FD thresholds, resulting in 19 participants included in the final analysis</w:t>
+            </w:r>
+          </w:p>
+          <w:bookmarkEnd w:id="45"/>
+        </w:tc>
+      </w:tr>
+    </w:tbl>
+    <w:p>
+      <w:pPr>
+        <w:pStyle w:val="TextBody"/>
+      </w:pPr>
+      <w:r>
+        <w:t xml:space="preserve">The final study sample included 9 males and 10 females between ages 21.3 and 53.4, with a mean age and standard deviation of 30.1 ± 8.7 years.</w:t>
+      </w:r>
+    </w:p>
+    <w:bookmarkEnd w:id="46"/>
+    <w:bookmarkStart w:id="59" w:name="data-quality"/>
+    <w:p>
+      <w:pPr>
+        <w:pStyle w:val="Heading2"/>
+      </w:pPr>
+      <w:r>
+        <w:t xml:space="preserve">3.2 Data Quality</w:t>
+      </w:r>
+    </w:p>
+    <w:bookmarkStart w:id="52" w:name="mrs-1"/>
+    <w:p>
+      <w:pPr>
+        <w:pStyle w:val="Heading3"/>
+      </w:pPr>
+      <w:r>
+        <w:t xml:space="preserve">3.2.1 MRS</w:t>
+      </w:r>
+    </w:p>
+    <w:p>
+      <w:pPr>
+        <w:pStyle w:val="FirstParagraph"/>
+      </w:pPr>
+      <w:r>
+        <w:t xml:space="preserve">After exclusion, FWHM (mean ± sd) at rest in sLASER and MEGAPRESS were 8.52 ± 0.7</w:t>
+      </w:r>
+      <w:r>
+        <w:t xml:space="preserve"> </w:t>
+      </w:r>
+      <w:r>
+        <w:t xml:space="preserve">and 7.02 ± 0.7, respectively. During movie watching, FWHM in sLASER and MEGAPRESS were 8.37 ± 0.65</w:t>
+      </w:r>
+      <w:r>
+        <w:t xml:space="preserve"> </w:t>
+      </w:r>
+      <w:r>
+        <w:t xml:space="preserve">and 6.98 ± 0.86.</w:t>
+      </w:r>
+    </w:p>
+    <w:p>
+      <w:pPr>
+        <w:pStyle w:val="TextBody"/>
+      </w:pPr>
+      <w:r>
+        <w:t xml:space="preserve">Glx and GABA+ were tested for associations with FWHM values during rest and movie watching. Glx during rest was found to be negatively correlated with FWHM (r = -0.53, p = 0.02). No other correlations were significant.</w:t>
+      </w:r>
+    </w:p>
+    <w:p>
+      <w:pPr>
+        <w:pStyle w:val="TextBody"/>
+      </w:pPr>
+      <w:r>
+        <w:t xml:space="preserve">An average of all MRS voxel placements can be seen in</w:t>
+      </w:r>
+      <w:r>
+        <w:t xml:space="preserve"> </w:t>
+      </w:r>
+      <w:hyperlink w:anchor="fig-mrsquality">
+        <w:r>
+          <w:rPr>
+            <w:rStyle w:val="InternetLink"/>
+          </w:rPr>
+          <w:t xml:space="preserve">Figure 3</w:t>
+        </w:r>
+      </w:hyperlink>
+      <w:r>
+        <w:t xml:space="preserve"> </w:t>
+      </w:r>
+      <w:r>
+        <w:t xml:space="preserve">A, and a sample of the</w:t>
+      </w:r>
+      <w:r>
+        <w:t xml:space="preserve"> </w:t>
+      </w:r>
+      <w:r>
+        <w:rPr>
+          <w:rStyle w:val="VerbatimChar"/>
+        </w:rPr>
+        <w:t xml:space="preserve">Osprey</w:t>
+      </w:r>
+      <w:r>
+        <w:t xml:space="preserve"> </w:t>
+      </w:r>
+      <w:r>
+        <w:t xml:space="preserve">sLASER and MEGAPRESS spectrum fits at rest can be seen in</w:t>
+      </w:r>
+      <w:r>
+        <w:t xml:space="preserve"> </w:t>
+      </w:r>
+      <w:hyperlink w:anchor="fig-mrsquality">
+        <w:r>
+          <w:rPr>
+            <w:rStyle w:val="InternetLink"/>
+          </w:rPr>
+          <w:t xml:space="preserve">Figure 3</w:t>
+        </w:r>
+      </w:hyperlink>
+      <w:r>
+        <w:t xml:space="preserve"> </w:t>
+      </w:r>
+      <w:r>
+        <w:t xml:space="preserve">B and C, respectively.</w:t>
+      </w:r>
+    </w:p>
+    <w:bookmarkStart w:id="51" w:name="cell-fig-mrsquality"/>
+    <w:tbl>
+      <w:tblPr>
+        <w:tblStyle w:val="Table"/>
+        <w:tblW w:type="pct" w:w="5000"/>
+        <w:tblLayout w:type="fixed"/>
+        <w:tblLook w:firstRow="0" w:lastRow="0" w:firstColumn="0" w:lastColumn="0" w:noHBand="0" w:noVBand="0" w:val="0000"/>
+      </w:tblPr>
+      <w:tblGrid>
+        <w:gridCol w:w="7920"/>
+      </w:tblGrid>
+      <w:tr>
+        <w:tc>
+          <w:tcPr/>
+          <w:bookmarkStart w:id="50" w:name="fig-mrsquality"/>
+          <w:p>
+            <w:pPr>
+              <w:pStyle w:val="Compact"/>
+              <w:jc w:val="center"/>
+            </w:pPr>
+            <w:r>
+              <w:drawing>
+                <wp:inline>
+                  <wp:extent cx="5544151" cy="7392202"/>
+                  <wp:effectExtent b="0" l="0" r="0" t="0"/>
+                  <wp:docPr descr="" title="" id="48" name="Picture"/>
+                  <a:graphic>
+                    <a:graphicData uri="http://schemas.openxmlformats.org/drawingml/2006/picture">
+                      <pic:pic>
+                        <pic:nvPicPr>
+                          <pic:cNvPr descr="index_files/figure-docx/fig-mrsquality-1.png" id="49" name="Picture"/>
+                          <pic:cNvPicPr>
+                            <a:picLocks noChangeArrowheads="1" noChangeAspect="1"/>
+                          </pic:cNvPicPr>
+                        </pic:nvPicPr>
+                        <pic:blipFill>
+                          <a:blip r:embed="rId47"/>
+                          <a:stretch>
+                            <a:fillRect/>
+                          </a:stretch>
+                        </pic:blipFill>
+                        <pic:spPr bwMode="auto">
+                          <a:xfrm>
+                            <a:off x="0" y="0"/>
+                            <a:ext cx="5544151" cy="7392202"/>
+                          </a:xfrm>
+                          <a:prstGeom prst="rect">
+                            <a:avLst/>
+                          </a:prstGeom>
+                          <a:noFill/>
+                          <a:ln w="9525">
+                            <a:noFill/>
+                            <a:headEnd/>
+                            <a:tailEnd/>
+                          </a:ln>
+                        </pic:spPr>
+                      </pic:pic>
+                    </a:graphicData>
+                  </a:graphic>
+                </wp:inline>
+              </w:drawing>
+            </w:r>
+          </w:p>
+          <w:p>
+            <w:pPr>
+              <w:jc w:val="center"/>
+            </w:pPr>
+            <w:pPr>
+              <w:jc w:val="start"/>
+              <w:spacing w:before="200"/>
+              <w:pStyle w:val="ImageCaption"/>
+            </w:pPr>
+            <w:r>
+              <w:rPr>
+                <w:b/>
+                <w:bCs/>
+              </w:rPr>
+              <w:t xml:space="preserve">Figure</w:t>
+            </w:r>
+            <w:r>
+              <w:t xml:space="preserve"> 3</w:t>
+            </w:r>
+            <w:r>
+              <w:rPr>
+                <w:b/>
+                <w:bCs/>
+              </w:rPr>
+              <w:t xml:space="preserve">.</w:t>
+            </w:r>
+            <w:r>
+              <w:t xml:space="preserve"> </w:t>
+            </w:r>
+            <w:r>
+              <w:rPr>
+                <w:b/>
+                <w:bCs/>
+              </w:rPr>
+              <w:t xml:space="preserve">MRS data quality</w:t>
+            </w:r>
+            <w:r>
+              <w:t xml:space="preserve"> </w:t>
+            </w:r>
+            <w:r>
+              <w:t xml:space="preserve">A) Average MRS location. Overlay in red of the average voxel location across all nineteen participants, from 0 (white) to 1 (dark red). Darker red represents voxel locations shared by all participants, while white represents voxel locations unique to participants. MRS voxels were registered to MNI space and averaged. Underlay is T1w MNI152 at 0.5 mm resolution. B) Sample Osprey sLASER Spectrum. Yellow spectrum indicates overall model fit. Model fits for individual metabolites are shown in blue below overall fit. C) Sample Osprey MEGAPRESS Spectrum. Yellow spectrum indicates overall model fit. Model fits for individual metabolites are shown in blue below overall fit. D) Correlation plots of Glx / tCr vs. FWHM for rest (green) and movie (red). E) Correlation plots of GABA+ / tCr vs. FWHM for rest (green) and movie (red).</w:t>
+            </w:r>
+          </w:p>
+          <w:bookmarkEnd w:id="50"/>
+        </w:tc>
+      </w:tr>
+    </w:tbl>
+    <w:bookmarkEnd w:id="51"/>
+    <w:bookmarkEnd w:id="52"/>
+    <w:bookmarkStart w:id="58" w:name="fmri-and-hurst"/>
+    <w:p>
+      <w:pPr>
+        <w:pStyle w:val="Heading3"/>
+      </w:pPr>
+      <w:r>
+        <w:t xml:space="preserve">3.2.2 fMRI and Hurst</w:t>
+      </w:r>
+    </w:p>
+    <w:p>
+      <w:pPr>
+        <w:pStyle w:val="FirstParagraph"/>
+      </w:pPr>
+      <w:r>
+        <w:t xml:space="preserve">A sample of the combined grey-matter and MRS voxel mask used to average H values can be seen in</w:t>
+      </w:r>
+      <w:r>
+        <w:t xml:space="preserve"> </w:t>
+      </w:r>
+      <w:hyperlink w:anchor="fig-hurstsamp">
+        <w:r>
+          <w:rPr>
+            <w:rStyle w:val="InternetLink"/>
+          </w:rPr>
+          <w:t xml:space="preserve">Figure 4</w:t>
+        </w:r>
+      </w:hyperlink>
+      <w:r>
+        <w:t xml:space="preserve"> </w:t>
+      </w:r>
+      <w:r>
+        <w:t xml:space="preserve">A, along with a sample Hurst exponent map in</w:t>
+      </w:r>
+      <w:r>
+        <w:t xml:space="preserve"> </w:t>
+      </w:r>
+      <w:hyperlink w:anchor="fig-hurstsamp">
+        <w:r>
+          <w:rPr>
+            <w:rStyle w:val="InternetLink"/>
+          </w:rPr>
+          <w:t xml:space="preserve">Figure 4</w:t>
+        </w:r>
+      </w:hyperlink>
+      <w:r>
+        <w:t xml:space="preserve"> </w:t>
+      </w:r>
+      <w:r>
+        <w:t xml:space="preserve">B, and sample fits for H calculation during rest in</w:t>
+      </w:r>
+      <w:r>
+        <w:t xml:space="preserve"> </w:t>
+      </w:r>
+      <w:hyperlink w:anchor="fig-hurstsamp">
+        <w:r>
+          <w:rPr>
+            <w:rStyle w:val="InternetLink"/>
+          </w:rPr>
+          <w:t xml:space="preserve">Figure 4</w:t>
+        </w:r>
+      </w:hyperlink>
+      <w:r>
+        <w:t xml:space="preserve"> </w:t>
+      </w:r>
+      <w:r>
+        <w:t xml:space="preserve">C.</w:t>
+      </w:r>
+    </w:p>
+    <w:p>
+      <w:pPr>
+        <w:pStyle w:val="TextBody"/>
+      </w:pPr>
+      <w:r>
+        <w:t xml:space="preserve">Mean FD was not correlated with H during rest (r = -0.33, p = 0.16 but was moderately negatively correlated with H during movie watching (r = -0.50, p = 0.03; see</w:t>
+      </w:r>
+      <w:r>
+        <w:t xml:space="preserve"> </w:t>
+      </w:r>
+      <w:hyperlink w:anchor="fig-hurstsamp">
+        <w:r>
+          <w:rPr>
+            <w:rStyle w:val="InternetLink"/>
+          </w:rPr>
+          <w:t xml:space="preserve">Figure 4</w:t>
+        </w:r>
+      </w:hyperlink>
+      <w:r>
+        <w:t xml:space="preserve"> </w:t>
+      </w:r>
+      <w:r>
+        <w:t xml:space="preserve">D).</w:t>
+      </w:r>
+    </w:p>
+    <w:bookmarkStart w:id="57" w:name="cell-fig-hurstsamp"/>
+    <w:tbl>
+      <w:tblPr>
+        <w:tblStyle w:val="Table"/>
+        <w:tblW w:type="pct" w:w="5000"/>
+        <w:tblLayout w:type="fixed"/>
+        <w:tblLook w:firstRow="0" w:lastRow="0" w:firstColumn="0" w:lastColumn="0" w:noHBand="0" w:noVBand="0" w:val="0000"/>
+      </w:tblPr>
+      <w:tblGrid>
+        <w:gridCol w:w="7920"/>
+      </w:tblGrid>
+      <w:tr>
+        <w:tc>
+          <w:tcPr/>
+          <w:bookmarkStart w:id="56" w:name="fig-hurstsamp"/>
+          <w:p>
+            <w:pPr>
+              <w:pStyle w:val="Compact"/>
+              <w:jc w:val="center"/>
+            </w:pPr>
+            <w:r>
+              <w:drawing>
+                <wp:inline>
+                  <wp:extent cx="5544151" cy="5544151"/>
+                  <wp:effectExtent b="0" l="0" r="0" t="0"/>
+                  <wp:docPr descr="" title="" id="54" name="Picture"/>
+                  <a:graphic>
+                    <a:graphicData uri="http://schemas.openxmlformats.org/drawingml/2006/picture">
+                      <pic:pic>
+                        <pic:nvPicPr>
+                          <pic:cNvPr descr="index_files/figure-docx/fig-hurstsamp-1.png" id="55" name="Picture"/>
+                          <pic:cNvPicPr>
+                            <a:picLocks noChangeArrowheads="1" noChangeAspect="1"/>
+                          </pic:cNvPicPr>
+                        </pic:nvPicPr>
+                        <pic:blipFill>
+                          <a:blip r:embed="rId53"/>
+                          <a:stretch>
+                            <a:fillRect/>
+                          </a:stretch>
+                        </pic:blipFill>
+                        <pic:spPr bwMode="auto">
+                          <a:xfrm>
+                            <a:off x="0" y="0"/>
+                            <a:ext cx="5544151" cy="5544151"/>
+                          </a:xfrm>
+                          <a:prstGeom prst="rect">
+                            <a:avLst/>
+                          </a:prstGeom>
+                          <a:noFill/>
+                          <a:ln w="9525">
+                            <a:noFill/>
+                            <a:headEnd/>
+                            <a:tailEnd/>
+                          </a:ln>
+                        </pic:spPr>
+                      </pic:pic>
+                    </a:graphicData>
+                  </a:graphic>
+                </wp:inline>
+              </w:drawing>
+            </w:r>
+          </w:p>
+          <w:p>
+            <w:pPr>
+              <w:jc w:val="center"/>
+            </w:pPr>
+            <w:pPr>
+              <w:jc w:val="start"/>
+              <w:spacing w:before="200"/>
+              <w:pStyle w:val="ImageCaption"/>
+            </w:pPr>
+            <w:r>
+              <w:rPr>
+                <w:b/>
+                <w:bCs/>
+              </w:rPr>
+              <w:t xml:space="preserve">Figure</w:t>
+            </w:r>
+            <w:r>
+              <w:t xml:space="preserve"> 4</w:t>
+            </w:r>
+            <w:r>
+              <w:rPr>
+                <w:b/>
+                <w:bCs/>
+              </w:rPr>
+              <w:t xml:space="preserve">.</w:t>
+            </w:r>
+            <w:r>
+              <w:t xml:space="preserve"> </w:t>
+            </w:r>
+            <w:r>
+              <w:rPr>
+                <w:b/>
+                <w:bCs/>
+              </w:rPr>
+              <w:t xml:space="preserve">fMRI data quality.</w:t>
+            </w:r>
+            <w:r>
+              <w:t xml:space="preserve"> </w:t>
+            </w:r>
+            <w:r>
+              <w:t xml:space="preserve">A) sample fMRI grey-matter mask within the MRS voxel. Background: a sample coronal, sagittal, and axial slice is displayed of the mean fMRI scan from the rest acquisition. Foreground: the greymatter/MRS mask used to calculate mean H. B) Sample H map for whole brain. Coronal, sagittal, and axial views of are shown, colour-coded by H values. Colour-coding shows evident tissue differentiation by H value (i.e., gray matter (red), white matter (light red), and cerebrospinal fluid (white)). C) Sample PSD spectrum. All participants’ PSD spectrums during rest are plotted using light grey lines. Mean PSD is plotted in solid red Mean linear regression line is plotted in dashed blue. H for each participant was calculated from the slope of their mean linear regression line. D) Correlation plots of H vs. meanFD for rest (green) and movie (orange).</w:t>
+            </w:r>
+          </w:p>
+          <w:bookmarkEnd w:id="56"/>
+        </w:tc>
+      </w:tr>
+    </w:tbl>
+    <w:bookmarkEnd w:id="57"/>
+    <w:bookmarkEnd w:id="58"/>
+    <w:bookmarkEnd w:id="59"/>
+    <w:bookmarkStart w:id="66" w:name="paired-students-t-tests"/>
+    <w:p>
+      <w:pPr>
+        <w:pStyle w:val="Heading2"/>
+      </w:pPr>
+      <w:r>
+        <w:t xml:space="preserve">3.3 Paired Student’s T Tests</w:t>
+      </w:r>
+    </w:p>
+    <w:p>
+      <w:pPr>
+        <w:pStyle w:val="FirstParagraph"/>
+      </w:pPr>
+      <w:r>
+        <w:t xml:space="preserve">Mean ± sd of metabolites, E/I, and H during rest and movie are reported in</w:t>
+      </w:r>
+      <w:r>
+        <w:t xml:space="preserve"> </w:t>
+      </w:r>
+      <w:hyperlink w:anchor="tbl-results">
+        <w:r>
+          <w:rPr>
+            <w:rStyle w:val="InternetLink"/>
+          </w:rPr>
+          <w:t xml:space="preserve">Table 3</w:t>
+        </w:r>
+      </w:hyperlink>
+      <w:r>
+        <w:t xml:space="preserve">. Neither Glx nor GAB+ were different between movie and rest conditions (</w:t>
+      </w:r>
+      <w:hyperlink w:anchor="fig-results">
+        <w:r>
+          <w:rPr>
+            <w:rStyle w:val="InternetLink"/>
+          </w:rPr>
+          <w:t xml:space="preserve">Figure 5</w:t>
+        </w:r>
+      </w:hyperlink>
+      <w:r>
+        <w:t xml:space="preserve"> </w:t>
+      </w:r>
+      <w:r>
+        <w:t xml:space="preserve">A &amp; B, respectively). E/I ratio did not change between conditions either (</w:t>
+      </w:r>
+      <w:hyperlink w:anchor="fig-results">
+        <w:r>
+          <w:rPr>
+            <w:rStyle w:val="InternetLink"/>
+          </w:rPr>
+          <w:t xml:space="preserve">Figure 5</w:t>
+        </w:r>
+      </w:hyperlink>
+      <w:r>
+        <w:t xml:space="preserve"> </w:t>
+      </w:r>
+      <w:r>
+        <w:t xml:space="preserve">C). H was found to be greater during movie watching than rest (</w:t>
+      </w:r>
+      <w:hyperlink w:anchor="fig-results">
+        <w:r>
+          <w:rPr>
+            <w:rStyle w:val="InternetLink"/>
+          </w:rPr>
+          <w:t xml:space="preserve">Figure 5</w:t>
+        </w:r>
+      </w:hyperlink>
+      <w:r>
+        <w:t xml:space="preserve"> </w:t>
+      </w:r>
+      <w:r>
+        <w:t xml:space="preserve">D).</w:t>
+      </w:r>
+    </w:p>
+    <w:tbl>
+      <w:tblPr>
+        <w:tblStyle w:val="Table"/>
+        <w:tblW w:type="pct" w:w="5000"/>
+        <w:tblLayout w:type="fixed"/>
+        <w:tblLook w:firstRow="0" w:lastRow="0" w:firstColumn="0" w:lastColumn="0" w:noHBand="0" w:noVBand="0" w:val="0000"/>
+      </w:tblPr>
+      <w:tblGrid>
+        <w:gridCol w:w="7920"/>
+      </w:tblGrid>
+      <w:tr>
+        <w:tc>
+          <w:tcPr/>
+          <w:bookmarkStart w:id="60" w:name="tbl-results"/>
+          <w:p>
+            <w:pPr>
+              <w:jc w:val="center"/>
+            </w:pPr>
+            <w:pPr>
+              <w:jc w:val="start"/>
+              <w:spacing w:before="200"/>
+              <w:pStyle w:val="ImageCaption"/>
+            </w:pPr>
+            <w:r>
+              <w:rPr>
+                <w:b/>
+                <w:bCs/>
+              </w:rPr>
+              <w:t xml:space="preserve">Table</w:t>
+            </w:r>
+            <w:r>
+              <w:t xml:space="preserve"> 3</w:t>
+            </w:r>
+            <w:r>
+              <w:rPr>
+                <w:b/>
+                <w:bCs/>
+              </w:rPr>
+              <w:t xml:space="preserve">.</w:t>
+            </w:r>
+            <w:r>
+              <w:t xml:space="preserve"> </w:t>
+            </w:r>
+            <w:r>
+              <w:t xml:space="preserve">Summary of main results</w:t>
+            </w:r>
+          </w:p>
+          <w:tbl>
+            <w:tblPr>
+              <w:tblStyle w:val="Table"/>
+              <w:tblW w:type="auto" w:w="0"/>
+              <w:tblLook w:firstRow="1" w:lastRow="0" w:firstColumn="0" w:lastColumn="0" w:noHBand="0" w:noVBand="0" w:val="0020"/>
+            </w:tblPr>
+            <w:tblGrid>
+              <w:gridCol w:w="1980"/>
+              <w:gridCol w:w="1980"/>
+              <w:gridCol w:w="1980"/>
+              <w:gridCol w:w="1980"/>
+            </w:tblGrid>
+            <w:tr>
+              <w:trPr>
+                <w:tblHeader w:val="on"/>
+              </w:trPr>
+              <w:tc>
+                <w:tcPr/>
+                <w:p>
+                  <w:pPr>
+                    <w:pStyle w:val="Compact"/>
+                  </w:pPr>
+                </w:p>
+              </w:tc>
+              <w:tc>
+                <w:tcPr/>
+                <w:p>
+                  <w:pPr>
+                    <w:pStyle w:val="Compact"/>
+                    <w:jc w:val="center"/>
+                  </w:pPr>
+                  <w:r>
+                    <w:t xml:space="preserve">Rest</w:t>
+                  </w:r>
+                </w:p>
+              </w:tc>
+              <w:tc>
+                <w:tcPr/>
+                <w:p>
+                  <w:pPr>
+                    <w:pStyle w:val="Compact"/>
+                    <w:jc w:val="center"/>
+                  </w:pPr>
+                  <w:r>
+                    <w:t xml:space="preserve">Movie</w:t>
+                  </w:r>
+                </w:p>
+              </w:tc>
+              <w:tc>
+                <w:tcPr/>
+                <w:p>
+                  <w:pPr>
+                    <w:pStyle w:val="Compact"/>
+                    <w:jc w:val="center"/>
+                  </w:pPr>
+                  <w:r>
+                    <w:t xml:space="preserve">p-value</w:t>
+                  </w:r>
+                </w:p>
+              </w:tc>
+            </w:tr>
+            <w:tr>
+              <w:tc>
+                <w:tcPr/>
+                <w:p>
+                  <w:pPr>
+                    <w:pStyle w:val="Compact"/>
+                    <w:jc w:val="center"/>
+                  </w:pPr>
+                  <w:r>
+                    <w:rPr>
+                      <w:b/>
+                      <w:bCs/>
+                    </w:rPr>
+                    <w:t xml:space="preserve">Glx / tCr</w:t>
+                  </w:r>
+                </w:p>
+              </w:tc>
+              <w:tc>
+                <w:tcPr/>
+                <w:p>
+                  <w:pPr>
+                    <w:pStyle w:val="Compact"/>
+                    <w:jc w:val="center"/>
+                  </w:pPr>
+                  <w:r>
+                    <w:t xml:space="preserve">1.19 ± 0.11</w:t>
+                  </w:r>
+                </w:p>
+              </w:tc>
+              <w:tc>
+                <w:tcPr/>
+                <w:p>
+                  <w:pPr>
+                    <w:pStyle w:val="Compact"/>
+                    <w:jc w:val="center"/>
+                  </w:pPr>
+                  <w:r>
+                    <w:t xml:space="preserve">1.14 ± 0.11</w:t>
+                  </w:r>
+                </w:p>
+              </w:tc>
+              <w:tc>
+                <w:tcPr/>
+                <w:p>
+                  <w:pPr>
+                    <w:pStyle w:val="Compact"/>
+                    <w:jc w:val="center"/>
+                  </w:pPr>
+                  <w:r>
+                    <w:t xml:space="preserve">0.09</w:t>
+                  </w:r>
+                </w:p>
+              </w:tc>
+            </w:tr>
+            <w:tr>
+              <w:tc>
+                <w:tcPr/>
+                <w:p>
+                  <w:pPr>
+                    <w:pStyle w:val="Compact"/>
+                    <w:jc w:val="center"/>
+                  </w:pPr>
+                  <w:r>
+                    <w:rPr>
+                      <w:b/>
+                      <w:bCs/>
+                    </w:rPr>
+                    <w:t xml:space="preserve">GABA+ / tCr</w:t>
+                  </w:r>
+                </w:p>
+              </w:tc>
+              <w:tc>
+                <w:tcPr/>
+                <w:p>
+                  <w:pPr>
+                    <w:pStyle w:val="Compact"/>
+                    <w:jc w:val="center"/>
+                  </w:pPr>
+                  <w:r>
+                    <w:t xml:space="preserve">0.45 ± 0.06</w:t>
+                  </w:r>
+                </w:p>
+              </w:tc>
+              <w:tc>
+                <w:tcPr/>
+                <w:p>
+                  <w:pPr>
+                    <w:pStyle w:val="Compact"/>
+                    <w:jc w:val="center"/>
+                  </w:pPr>
+                  <w:r>
+                    <w:t xml:space="preserve">0.44 ± 0.06</w:t>
+                  </w:r>
+                </w:p>
+              </w:tc>
+              <w:tc>
+                <w:tcPr/>
+                <w:p>
+                  <w:pPr>
+                    <w:pStyle w:val="Compact"/>
+                    <w:jc w:val="center"/>
+                  </w:pPr>
+                  <w:r>
+                    <w:t xml:space="preserve">0.50</w:t>
+                  </w:r>
+                </w:p>
+              </w:tc>
+            </w:tr>
+            <w:tr>
+              <w:tc>
+                <w:tcPr/>
+                <w:p>
+                  <w:pPr>
+                    <w:pStyle w:val="Compact"/>
+                    <w:jc w:val="center"/>
+                  </w:pPr>
+                  <w:r>
+                    <w:rPr>
+                      <w:b/>
+                      <w:bCs/>
+                    </w:rPr>
+                    <w:t xml:space="preserve">E/I Ratio</w:t>
+                  </w:r>
+                </w:p>
+              </w:tc>
+              <w:tc>
+                <w:tcPr/>
+                <w:p>
+                  <w:pPr>
+                    <w:pStyle w:val="Compact"/>
+                    <w:jc w:val="center"/>
+                  </w:pPr>
+                  <w:r>
+                    <w:t xml:space="preserve">2.68 ± 0.49</w:t>
+                  </w:r>
+                </w:p>
+              </w:tc>
+              <w:tc>
+                <w:tcPr/>
+                <w:p>
+                  <w:pPr>
+                    <w:pStyle w:val="Compact"/>
+                    <w:jc w:val="center"/>
+                  </w:pPr>
+                  <w:r>
+                    <w:t xml:space="preserve">2.65 ± 0.45</w:t>
+                  </w:r>
+                </w:p>
+              </w:tc>
+              <w:tc>
+                <w:tcPr/>
+                <w:p>
+                  <w:pPr>
+                    <w:pStyle w:val="Compact"/>
+                    <w:jc w:val="center"/>
+                  </w:pPr>
+                  <w:r>
+                    <w:t xml:space="preserve">0.82</w:t>
+                  </w:r>
+                </w:p>
+              </w:tc>
+            </w:tr>
+            <w:tr>
+              <w:tc>
+                <w:tcPr/>
+                <w:p>
+                  <w:pPr>
+                    <w:pStyle w:val="Compact"/>
+                    <w:jc w:val="center"/>
+                  </w:pPr>
+                  <w:r>
+                    <w:rPr>
+                      <w:b/>
+                      <w:bCs/>
+                    </w:rPr>
+                    <w:t xml:space="preserve">H</w:t>
+                  </w:r>
+                </w:p>
+              </w:tc>
+              <w:tc>
+                <w:tcPr/>
+                <w:p>
+                  <w:pPr>
+                    <w:pStyle w:val="Compact"/>
+                    <w:jc w:val="center"/>
+                  </w:pPr>
+                  <w:r>
+                    <w:t xml:space="preserve">0.98 ± 0.98</w:t>
+                  </w:r>
+                </w:p>
+              </w:tc>
+              <w:tc>
+                <w:tcPr/>
+                <w:p>
+                  <w:pPr>
+                    <w:pStyle w:val="Compact"/>
+                    <w:jc w:val="center"/>
+                  </w:pPr>
+                  <w:r>
+                    <w:t xml:space="preserve">1.05 ± 1.05</w:t>
+                  </w:r>
+                </w:p>
+              </w:tc>
+              <w:tc>
+                <w:tcPr/>
+                <w:p>
+                  <w:pPr>
+                    <w:pStyle w:val="Compact"/>
+                    <w:jc w:val="center"/>
+                  </w:pPr>
+                  <w:r>
+                    <w:t xml:space="preserve">&lt; 0.01</w:t>
+                  </w:r>
+                </w:p>
+              </w:tc>
+            </w:tr>
+          </w:tbl>
+          <w:bookmarkEnd w:id="60"/>
+          <w:p/>
+        </w:tc>
+      </w:tr>
+    </w:tbl>
+    <w:bookmarkStart w:id="65" w:name="cell-fig-results"/>
+    <w:tbl>
+      <w:tblPr>
+        <w:tblStyle w:val="Table"/>
+        <w:tblW w:type="pct" w:w="5000"/>
+        <w:tblLayout w:type="fixed"/>
+        <w:tblLook w:firstRow="0" w:lastRow="0" w:firstColumn="0" w:lastColumn="0" w:noHBand="0" w:noVBand="0" w:val="0000"/>
+      </w:tblPr>
+      <w:tblGrid>
+        <w:gridCol w:w="7920"/>
+      </w:tblGrid>
+      <w:tr>
+        <w:tc>
+          <w:tcPr/>
+          <w:bookmarkStart w:id="64" w:name="fig-results"/>
+          <w:p>
+            <w:pPr>
+              <w:pStyle w:val="Compact"/>
+              <w:jc w:val="center"/>
+            </w:pPr>
+            <w:r>
+              <w:drawing>
+                <wp:inline>
+                  <wp:extent cx="5943600" cy="4754880"/>
+                  <wp:effectExtent b="0" l="0" r="0" t="0"/>
+                  <wp:docPr descr="" title="" id="62" name="Picture"/>
+                  <a:graphic>
+                    <a:graphicData uri="http://schemas.openxmlformats.org/drawingml/2006/picture">
+                      <pic:pic>
+                        <pic:nvPicPr>
+                          <pic:cNvPr descr="index_files/figure-docx/fig-results-1.png" id="63" name="Picture"/>
+                          <pic:cNvPicPr>
+                            <a:picLocks noChangeArrowheads="1" noChangeAspect="1"/>
+                          </pic:cNvPicPr>
+                        </pic:nvPicPr>
+                        <pic:blipFill>
+                          <a:blip r:embed="rId61"/>
+                          <a:stretch>
+                            <a:fillRect/>
+                          </a:stretch>
+                        </pic:blipFill>
+                        <pic:spPr bwMode="auto">
+                          <a:xfrm>
+                            <a:off x="0" y="0"/>
+                            <a:ext cx="5943600" cy="4754880"/>
+                          </a:xfrm>
+                          <a:prstGeom prst="rect">
+                            <a:avLst/>
+                          </a:prstGeom>
+                          <a:noFill/>
+                          <a:ln w="9525">
+                            <a:noFill/>
+                            <a:headEnd/>
+                            <a:tailEnd/>
+                          </a:ln>
+                        </pic:spPr>
+                      </pic:pic>
+                    </a:graphicData>
+                  </a:graphic>
+                </wp:inline>
+              </w:drawing>
+            </w:r>
+          </w:p>
+          <w:p>
+            <w:pPr>
+              <w:jc w:val="center"/>
+            </w:pPr>
+            <w:pPr>
+              <w:jc w:val="start"/>
+              <w:spacing w:before="200"/>
+              <w:pStyle w:val="ImageCaption"/>
+            </w:pPr>
+            <w:r>
+              <w:rPr>
+                <w:b/>
+                <w:bCs/>
+              </w:rPr>
+              <w:t xml:space="preserve">Figure</w:t>
+            </w:r>
+            <w:r>
+              <w:t xml:space="preserve"> 5</w:t>
+            </w:r>
+            <w:r>
+              <w:rPr>
+                <w:b/>
+                <w:bCs/>
+              </w:rPr>
+              <w:t xml:space="preserve">.</w:t>
+            </w:r>
+            <w:r>
+              <w:t xml:space="preserve"> </w:t>
+            </w:r>
+            <w:r>
+              <w:rPr>
+                <w:b/>
+                <w:bCs/>
+              </w:rPr>
+              <w:t xml:space="preserve">Paired comparison of metabolite values during rest (green) and movie (orange) conditions.</w:t>
+            </w:r>
+            <w:r>
+              <w:t xml:space="preserve"> </w:t>
+            </w:r>
+            <w:r>
+              <w:t xml:space="preserve">A) Glx / tCr; B) GABA+ / tCr; and C) E/I. Paired dots represent the same participant across conditions. Mean difference with 95% confidence intervals, and as Cohen’s D are reported at the top of each plot.</w:t>
+            </w:r>
+          </w:p>
+          <w:bookmarkEnd w:id="64"/>
+        </w:tc>
+      </w:tr>
+    </w:tbl>
+    <w:bookmarkEnd w:id="65"/>
+    <w:bookmarkEnd w:id="66"/>
+    <w:bookmarkStart w:id="72" w:name="correlations"/>
+    <w:p>
+      <w:pPr>
+        <w:pStyle w:val="Heading2"/>
+      </w:pPr>
+      <w:r>
+        <w:t xml:space="preserve">3.4 Correlations</w:t>
+      </w:r>
+    </w:p>
+    <w:p>
+      <w:pPr>
+        <w:pStyle w:val="FirstParagraph"/>
+      </w:pPr>
+      <w:r>
+        <w:t xml:space="preserve">H was not found to correlate with Glx, GABA+, or E/I, during rest or movie (</w:t>
+      </w:r>
+      <w:hyperlink w:anchor="fig-correlations">
+        <w:r>
+          <w:rPr>
+            <w:rStyle w:val="InternetLink"/>
+          </w:rPr>
+          <w:t xml:space="preserve">Figure 6</w:t>
+        </w:r>
+      </w:hyperlink>
+      <w:r>
+        <w:t xml:space="preserve">).</w:t>
+      </w:r>
+    </w:p>
+    <w:bookmarkStart w:id="71" w:name="cell-fig-correlations"/>
+    <w:tbl>
+      <w:tblPr>
+        <w:tblStyle w:val="Table"/>
+        <w:tblW w:type="pct" w:w="5000"/>
+        <w:tblLayout w:type="fixed"/>
+        <w:tblLook w:firstRow="0" w:lastRow="0" w:firstColumn="0" w:lastColumn="0" w:noHBand="0" w:noVBand="0" w:val="0000"/>
+      </w:tblPr>
+      <w:tblGrid>
+        <w:gridCol w:w="7920"/>
+      </w:tblGrid>
+      <w:tr>
+        <w:tc>
+          <w:tcPr/>
+          <w:bookmarkStart w:id="70" w:name="fig-correlations"/>
+          <w:p>
+            <w:pPr>
+              <w:pStyle w:val="Compact"/>
+              <w:jc w:val="center"/>
+            </w:pPr>
+            <w:r>
+              <w:drawing>
+                <wp:inline>
+                  <wp:extent cx="5943600" cy="5094514"/>
+                  <wp:effectExtent b="0" l="0" r="0" t="0"/>
+                  <wp:docPr descr="" title="" id="68" name="Picture"/>
+                  <a:graphic>
+                    <a:graphicData uri="http://schemas.openxmlformats.org/drawingml/2006/picture">
+                      <pic:pic>
+                        <pic:nvPicPr>
+                          <pic:cNvPr descr="index_files/figure-docx/fig-correlations-1.png" id="69" name="Picture"/>
+                          <pic:cNvPicPr>
+                            <a:picLocks noChangeArrowheads="1" noChangeAspect="1"/>
+                          </pic:cNvPicPr>
+                        </pic:nvPicPr>
+                        <pic:blipFill>
+                          <a:blip r:embed="rId67"/>
+                          <a:stretch>
+                            <a:fillRect/>
+                          </a:stretch>
+                        </pic:blipFill>
+                        <pic:spPr bwMode="auto">
+                          <a:xfrm>
+                            <a:off x="0" y="0"/>
+                            <a:ext cx="5943600" cy="5094514"/>
+                          </a:xfrm>
+                          <a:prstGeom prst="rect">
+                            <a:avLst/>
+                          </a:prstGeom>
+                          <a:noFill/>
+                          <a:ln w="9525">
+                            <a:noFill/>
+                            <a:headEnd/>
+                            <a:tailEnd/>
+                          </a:ln>
+                        </pic:spPr>
+                      </pic:pic>
+                    </a:graphicData>
+                  </a:graphic>
+                </wp:inline>
+              </w:drawing>
+            </w:r>
+          </w:p>
+          <w:p>
+            <w:pPr>
+              <w:jc w:val="center"/>
+            </w:pPr>
+            <w:pPr>
+              <w:jc w:val="start"/>
+              <w:spacing w:before="200"/>
+              <w:pStyle w:val="ImageCaption"/>
+            </w:pPr>
+            <w:r>
+              <w:rPr>
+                <w:b/>
+                <w:bCs/>
+              </w:rPr>
+              <w:t xml:space="preserve">Figure</w:t>
+            </w:r>
+            <w:r>
+              <w:t xml:space="preserve"> 6</w:t>
+            </w:r>
+            <w:r>
+              <w:rPr>
+                <w:b/>
+                <w:bCs/>
+              </w:rPr>
+              <w:t xml:space="preserve">.</w:t>
+            </w:r>
+            <w:r>
+              <w:t xml:space="preserve"> </w:t>
+            </w:r>
+            <w:r>
+              <w:rPr>
+                <w:b/>
+                <w:bCs/>
+              </w:rPr>
+              <w:t xml:space="preserve">Scatter plots of H vs. metabolites.</w:t>
+            </w:r>
+            <w:r>
+              <w:t xml:space="preserve"> </w:t>
+            </w:r>
+            <w:r>
+              <w:t xml:space="preserve">A) Glx / tCr; B) GABA+ / tCr; and C) E/I. Rest is in green, while movie is in orange. p-values are reported at the top of each plot.</w:t>
+            </w:r>
+          </w:p>
+          <w:bookmarkEnd w:id="70"/>
+        </w:tc>
+      </w:tr>
+    </w:tbl>
+    <w:bookmarkEnd w:id="71"/>
+    <w:bookmarkEnd w:id="72"/>
+    <w:bookmarkEnd w:id="73"/>
+    <w:bookmarkStart w:id="75" w:name="discussion"/>
+    <w:p>
+      <w:pPr>
+        <w:pStyle w:val="Heading1"/>
+      </w:pPr>
+      <w:r>
+        <w:t xml:space="preserve">4. Discussion</w:t>
+      </w:r>
+    </w:p>
+    <w:p>
+      <w:pPr>
+        <w:pStyle w:val="FirstParagraph"/>
+      </w:pPr>
+      <w:r>
+        <w:t xml:space="preserve">We report here the first in vivo human study of the E/I-H relationship. An increase in H was observed during movie-watching as compared to rest, indicating a decrease in BOLD signalling complexity in response to visual stimuli. However, no difference in E/I was observed between conditions, nor was H found to be related to E/I during either movie-watching or rest. Our finding that H increases during movie-watching compared to rest is consistent with a previous study by our lab, which found that H increases in the visual network during movie-watching</w:t>
+      </w:r>
+      <w:r>
+        <w:rPr>
+          <w:vertAlign w:val="superscript"/>
+        </w:rPr>
+        <w:t xml:space="preserve">65</w:t>
+      </w:r>
+      <w:r>
+        <w:t xml:space="preserve">. However, previous studies have observed a task-dependent H decrease using highly-structured, active tasks requiring patient input</w:t>
+      </w:r>
+      <w:r>
+        <w:rPr>
+          <w:vertAlign w:val="superscript"/>
+        </w:rPr>
+        <w:t xml:space="preserve">69–72</w:t>
+      </w:r>
+      <w:r>
+        <w:t xml:space="preserve">. The results of our study in combination with our lab’s previous study</w:t>
+      </w:r>
+      <w:r>
+        <w:rPr>
+          <w:vertAlign w:val="superscript"/>
+        </w:rPr>
+        <w:t xml:space="preserve">65</w:t>
+      </w:r>
+      <w:r>
+        <w:t xml:space="preserve">, suggest that the naturalistic, passive task of movie-watching induces a different effect on H than more structured tasks. This is in line with literature suggesting that distinct neural responses and BOLD signal characteristics are observed in conventional, active visual tasks compared to naturalistic and passive visual stimuli</w:t>
+      </w:r>
+      <w:r>
+        <w:rPr>
+          <w:vertAlign w:val="superscript"/>
+        </w:rPr>
+        <w:t xml:space="preserve">65,73</w:t>
+      </w:r>
+      <w:r>
+        <w:t xml:space="preserve">.</w:t>
+      </w:r>
+    </w:p>
+    <w:p>
+      <w:pPr>
+        <w:pStyle w:val="TextBody"/>
+      </w:pPr>
+      <w:r>
+        <w:t xml:space="preserve">It may also be that richer scaling properties (higher H) during movie-watching comes about to support the continuous perception of visual stimuli during movie-watching</w:t>
+      </w:r>
+      <w:r>
+        <w:rPr>
+          <w:vertAlign w:val="superscript"/>
+        </w:rPr>
+        <w:t xml:space="preserve">65</w:t>
+      </w:r>
+      <w:r>
+        <w:t xml:space="preserve">. Moreover, task-induced H changes have been observed to be dependent on task complexity and novelty</w:t>
+      </w:r>
+      <w:r>
+        <w:rPr>
+          <w:vertAlign w:val="superscript"/>
+        </w:rPr>
+        <w:t xml:space="preserve">70</w:t>
+      </w:r>
+      <w:r>
+        <w:t xml:space="preserve">. Given this finding, it seems reasonable to suggest that differences in task complexity and novelty may account for discrepancies in task-induced H changes.</w:t>
+      </w:r>
+    </w:p>
+    <w:p>
+      <w:pPr>
+        <w:pStyle w:val="TextBody"/>
+      </w:pPr>
+      <w:r>
+        <w:t xml:space="preserve">We found no task-induced change in GABA+. This finding is consistent with a large meta-analytic review which pooled the results of 49 MRS studies</w:t>
+      </w:r>
+      <w:r>
+        <w:rPr>
+          <w:vertAlign w:val="superscript"/>
+        </w:rPr>
+        <w:t xml:space="preserve">51</w:t>
+      </w:r>
+      <w:r>
+        <w:t xml:space="preserve">. They too reported no task-dependent GABA change in the visual cortex. This may due to the technical difficulties of capturing GABA levels using MRS at 3T, owing to its low concentration in the brain as well as signal overlap with higher abundance metabolites</w:t>
+      </w:r>
+      <w:r>
+        <w:rPr>
+          <w:vertAlign w:val="superscript"/>
+        </w:rPr>
+        <w:t xml:space="preserve">51</w:t>
+      </w:r>
+      <w:r>
+        <w:t xml:space="preserve">. However, several studies have successfully reported changes in GABA at 3T using different paradigms / regions (for example:</w:t>
+      </w:r>
+      <w:r>
+        <w:rPr>
+          <w:vertAlign w:val="superscript"/>
+        </w:rPr>
+        <w:t xml:space="preserve">74–76</w:t>
+      </w:r>
+      <w:r>
+        <w:t xml:space="preserve">; see</w:t>
+      </w:r>
+      <w:r>
+        <w:rPr>
+          <w:vertAlign w:val="superscript"/>
+        </w:rPr>
+        <w:t xml:space="preserve">51</w:t>
+      </w:r>
+      <w:r>
+        <w:t xml:space="preserve"> </w:t>
+      </w:r>
+      <w:r>
+        <w:t xml:space="preserve">for more).</w:t>
+      </w:r>
+    </w:p>
+    <w:p>
+      <w:pPr>
+        <w:pStyle w:val="TextBody"/>
+      </w:pPr>
+      <w:r>
+        <w:t xml:space="preserve">We also found no change in Glx between conditions. This is somewhat consistent with the literature – while a meta-analysis of recent Glu/Glx studies has reported a small task-induced increase in Glu/Glx in the visual cortex, this finding was non-specific to visual stimuli, including pain, learning, and motor tasks</w:t>
+      </w:r>
+      <w:r>
+        <w:rPr>
+          <w:vertAlign w:val="superscript"/>
+        </w:rPr>
+        <w:t xml:space="preserve">51</w:t>
+      </w:r>
+      <w:r>
+        <w:t xml:space="preserve">. It is also true that a large number of the studies included were conducted at 7T and thus have greater sensitivity to detect changes in Glu/Glx than the present study. Like GABA, glutamate is difficult to capture due to its similar chemical structure and signal overlaps with other metabolites.</w:t>
+      </w:r>
+    </w:p>
+    <w:p>
+      <w:pPr>
+        <w:pStyle w:val="TextBody"/>
+      </w:pPr>
+      <w:r>
+        <w:t xml:space="preserve">Given that no difference was observed for either glutamate or GABA between conditions, it is unsurprising that E/I does not change either.</w:t>
+      </w:r>
+    </w:p>
+    <w:p>
+      <w:pPr>
+        <w:pStyle w:val="TextBody"/>
+      </w:pPr>
+      <w:r>
+        <w:t xml:space="preserve">In terms of the central question of our research, we did not find a relationship between H and E/I during either movie-watching or rest. This is not entirely surprising given the large disparity of existing findings in this regard, especially with regard to the directionality and linearity of the proposed E/I-Hurst relationship</w:t>
+      </w:r>
+      <w:r>
+        <w:rPr>
+          <w:vertAlign w:val="superscript"/>
+        </w:rPr>
+        <w:t xml:space="preserve">19–25</w:t>
+      </w:r>
+      <w:r>
+        <w:t xml:space="preserve">. The heterogeneity across these E/I-Hurst studies highlights the challenges of studying this phenomenon as well as the complexity of any potential relationship between these two metrics. It may be that, given the heterogeneity of these studies in combination with our data, an E/I-Hurst relationship — should it exist — is perhaps more complex than initially thought, and may depend in part on how the data is collected.</w:t>
+      </w:r>
+    </w:p>
+    <w:p>
+      <w:pPr>
+        <w:pStyle w:val="TextBody"/>
+      </w:pPr>
+      <w:r>
+        <w:t xml:space="preserve">Another reason we may not have found a relationship between E/I and H is that we sampled too narrow a range of profiles in terms of E/I and Hurst. Because our study included only healthy adults, it is possible that the participants did not show enough range in E/I and Hurst values to see a relationship. It is also possible that while an E/I-Hurst relationship exists, it is not observed within the visual cortex. This theory seems plausible given that MRS studies of disrupted E/I, mostly conducted within the context of adult autism spectrum disorder, have found changes in E/I within other brain regions such as the anterior cingulate cortex (ACC), frontal lobe, or temporal lobe</w:t>
+      </w:r>
+      <w:r>
+        <w:rPr>
+          <w:vertAlign w:val="superscript"/>
+        </w:rPr>
+        <w:t xml:space="preserve">29</w:t>
+      </w:r>
+      <w:r>
+        <w:t xml:space="preserve">. Moreover, findings with reference to changes in excitatory or inhibitory neurotransmitters within the visual cortex tend to be difficult to capture, perhaps indicating that E/I shows less changes in this region</w:t>
+      </w:r>
+      <w:r>
+        <w:rPr>
+          <w:vertAlign w:val="superscript"/>
+        </w:rPr>
+        <w:t xml:space="preserve">51</w:t>
+      </w:r>
+      <w:r>
+        <w:t xml:space="preserve">.</w:t>
+      </w:r>
+    </w:p>
+    <w:bookmarkStart w:id="74" w:name="limitations"/>
+    <w:p>
+      <w:pPr>
+        <w:pStyle w:val="Heading2"/>
+      </w:pPr>
+      <w:r>
+        <w:t xml:space="preserve">4.1 Limitations</w:t>
+      </w:r>
+    </w:p>
+    <w:p>
+      <w:pPr>
+        <w:pStyle w:val="FirstParagraph"/>
+      </w:pPr>
+      <w:r>
+        <w:t xml:space="preserve">There are two key limitations to our study which should be acknowledged. First is the small sample size. As this was a first-attempt pilot study, only 26 participants were initially scanned. Once individuals were excluded for poor MRI quality, only 19 participants’ data were analyzed. With such a small sample size, it is difficult to make conclusions about a concept as complex as the E/I-Hurst relationship as well as its relations to criticality. The other key limitation of our study is the low sensitivity of our MRS method — as a result, it is hard to conclusively state whether we found no E/I-Hurst link because it truly does not exist or if we found no E/I-Hurst link because our methods lacked the sensitivity to detect it. A possible solution would be to conduct a future study using ultra-high-field 7T MRI as opposed to conventional 3T MRI.</w:t>
+      </w:r>
+    </w:p>
+    <w:bookmarkEnd w:id="74"/>
+    <w:bookmarkEnd w:id="75"/>
+    <w:bookmarkStart w:id="220" w:name="conclusion"/>
+    <w:p>
+      <w:pPr>
+        <w:pStyle w:val="Heading1"/>
+      </w:pPr>
+      <w:r>
+        <w:t xml:space="preserve">5. Conclusion</w:t>
+      </w:r>
+    </w:p>
+    <w:p>
+      <w:pPr>
+        <w:pStyle w:val="FirstParagraph"/>
+      </w:pPr>
+      <w:r>
+        <w:t xml:space="preserve">In conclusion, our findings do not support a relationship between H and E/I in the visual cortex either during rest or during movie-watching at 3T in humans. In addition, while we found a task-related change in H, we did not find any changes in glutamate, GABA, or E/I between movie and rest. Comparing our findings to the broader literature, E/I balance may be too subtle to be detected with conventional MRS methods. With regards to the broader E/I-Hurst relationship, we similarly suggest that either this relationship is insufficiently captured with our methods, or that the relationship between these two variables may be more complex than originally envisaged—perhaps they are not directly related, but rather connected through other mediating variables in a non-linear fashion. To our knowledge, this is the first in vivo human study to test for this relationship. It is our hope that as the literature grows, more authors will examine this in vivo relationship with respect to other brain regions and using other methods, and will use the lessons learned in this study to inform their own. Hopefully then it will be possible to corroborate findings to probe the complex relationships that may exist with regards to H and E/I in the human brain.</w:t>
+      </w:r>
+    </w:p>
+    <w:bookmarkStart w:id="219" w:name="refs"/>
+    <w:bookmarkStart w:id="77" w:name="ref-ogawaMagneticResonanceImaging1990"/>
+    <w:p>
+      <w:pPr>
+        <w:pStyle w:val="Bibliography"/>
+      </w:pPr>
+      <w:r>
+        <w:t xml:space="preserve">1.</w:t>
+      </w:r>
+      <w:r>
+        <w:t xml:space="preserve"> </w:t>
+      </w:r>
+      <w:r>
+        <w:t xml:space="preserve">	</w:t>
+      </w:r>
+      <w:r>
+        <w:t xml:space="preserve">Ogawa, S. &amp; Lee, T.-M.</w:t>
+      </w:r>
+      <w:r>
+        <w:t xml:space="preserve"> </w:t>
+      </w:r>
+      <w:hyperlink r:id="rId76">
+        <w:r>
+          <w:rPr>
+            <w:rStyle w:val="InternetLink"/>
+          </w:rPr>
+          <w:t xml:space="preserve">Magnetic resonance imaging of blood vessels at high fields:</w:t>
+        </w:r>
+        <w:r>
+          <w:rPr>
+            <w:rStyle w:val="InternetLink"/>
+          </w:rPr>
+          <w:t xml:space="preserve"> </w:t>
+        </w:r>
+        <w:r>
+          <w:rPr>
+            <w:rStyle w:val="InternetLink"/>
+          </w:rPr>
+          <w:t xml:space="preserve">In</w:t>
+        </w:r>
+        <w:r>
+          <w:rPr>
+            <w:rStyle w:val="InternetLink"/>
+          </w:rPr>
+          <w:t xml:space="preserve"> </w:t>
+        </w:r>
+        <w:r>
+          <w:rPr>
+            <w:rStyle w:val="InternetLink"/>
+          </w:rPr>
+          <w:t xml:space="preserve">vivo and in vitro measurements and image simulation</w:t>
+        </w:r>
+      </w:hyperlink>
+      <w:r>
+        <w:t xml:space="preserve">.</w:t>
+      </w:r>
+      <w:r>
+        <w:t xml:space="preserve"> </w:t>
+      </w:r>
+      <w:r>
+        <w:rPr>
+          <w:i/>
+          <w:iCs/>
+        </w:rPr>
         <w:t xml:space="preserve">Magnetic Resonance in Medicine</w:t>
       </w:r>
       <w:r>
@@ -1019,8 +4755,8 @@
         <w:t xml:space="preserve">, 9–18 (1990).</w:t>
       </w:r>
     </w:p>
-    <w:bookmarkEnd w:id="25"/>
-    <w:bookmarkStart w:id="27" w:name="ref-ogawaBrainMagneticResonance1990"/>
+    <w:bookmarkEnd w:id="77"/>
+    <w:bookmarkStart w:id="79" w:name="ref-ogawaBrainMagneticResonance1990"/>
     <w:p>
       <w:pPr>
         <w:pStyle w:val="Bibliography"/>
@@ -1040,7 +4776,7 @@
       <w:r>
         <w:t xml:space="preserve"> </w:t>
       </w:r>
-      <w:hyperlink r:id="rId26">
+      <w:hyperlink r:id="rId78">
         <w:r>
           <w:rPr>
             <w:rStyle w:val="InternetLink"/>
@@ -1072,8 +4808,8 @@
         <w:t xml:space="preserve">, 9868–9872 (1990).</w:t>
       </w:r>
     </w:p>
-    <w:bookmarkEnd w:id="27"/>
-    <w:bookmarkStart w:id="29" w:name="ref-stephanShortHistoryCausal2012"/>
+    <w:bookmarkEnd w:id="79"/>
+    <w:bookmarkStart w:id="81" w:name="ref-stephanShortHistoryCausal2012"/>
     <w:p>
       <w:pPr>
         <w:pStyle w:val="Bibliography"/>
@@ -1093,7 +4829,7 @@
       <w:r>
         <w:t xml:space="preserve"> </w:t>
       </w:r>
-      <w:hyperlink r:id="rId28">
+      <w:hyperlink r:id="rId80">
         <w:r>
           <w:rPr>
             <w:rStyle w:val="InternetLink"/>
@@ -1152,8 +4888,8 @@
         <w:t xml:space="preserve">, 856–863 (2012).</w:t>
       </w:r>
     </w:p>
-    <w:bookmarkEnd w:id="29"/>
-    <w:bookmarkStart w:id="31" w:name="ref-decoRestingBrainsNever2013"/>
+    <w:bookmarkEnd w:id="81"/>
+    <w:bookmarkStart w:id="83" w:name="ref-decoRestingBrainsNever2013"/>
     <w:p>
       <w:pPr>
         <w:pStyle w:val="Bibliography"/>
@@ -1173,7 +4909,7 @@
       <w:r>
         <w:t xml:space="preserve"> </w:t>
       </w:r>
-      <w:hyperlink r:id="rId30">
+      <w:hyperlink r:id="rId82">
         <w:r>
           <w:rPr>
             <w:rStyle w:val="InternetLink"/>
@@ -1208,8 +4944,8 @@
         <w:t xml:space="preserve">, 268–274 (2013).</w:t>
       </w:r>
     </w:p>
-    <w:bookmarkEnd w:id="31"/>
-    <w:bookmarkStart w:id="33" w:name="X790fe44bee6d974469e7b4e816b8211f69a1fdd"/>
+    <w:bookmarkEnd w:id="83"/>
+    <w:bookmarkStart w:id="85" w:name="X790fe44bee6d974469e7b4e816b8211f69a1fdd"/>
     <w:p>
       <w:pPr>
         <w:pStyle w:val="Bibliography"/>
@@ -1229,7 +4965,7 @@
       <w:r>
         <w:t xml:space="preserve"> </w:t>
       </w:r>
-      <w:hyperlink r:id="rId32">
+      <w:hyperlink r:id="rId84">
         <w:r>
           <w:rPr>
             <w:rStyle w:val="InternetLink"/>
@@ -1288,8 +5024,8 @@
         <w:t xml:space="preserve">, 2693–2706 (2022).</w:t>
       </w:r>
     </w:p>
-    <w:bookmarkEnd w:id="33"/>
-    <w:bookmarkStart w:id="34" w:name="ref-beggsBeingCriticalCriticality2012"/>
+    <w:bookmarkEnd w:id="85"/>
+    <w:bookmarkStart w:id="86" w:name="ref-beggsBeingCriticalCriticality2012"/>
     <w:p>
       <w:pPr>
         <w:pStyle w:val="Bibliography"/>
@@ -1363,8 +5099,8 @@
         <w:t xml:space="preserve">, (2012).</w:t>
       </w:r>
     </w:p>
-    <w:bookmarkEnd w:id="34"/>
-    <w:bookmarkStart w:id="35" w:name="ref-dongHurstExponentAnalysis2018"/>
+    <w:bookmarkEnd w:id="86"/>
+    <w:bookmarkStart w:id="87" w:name="ref-dongHurstExponentAnalysis2018"/>
     <w:p>
       <w:pPr>
         <w:pStyle w:val="Bibliography"/>
@@ -1451,8 +5187,8 @@
         <w:t xml:space="preserve">, (2018).</w:t>
       </w:r>
     </w:p>
-    <w:bookmarkEnd w:id="35"/>
-    <w:bookmarkStart w:id="37" w:name="ref-winkAgeCholinergicEffects2006"/>
+    <w:bookmarkEnd w:id="87"/>
+    <w:bookmarkStart w:id="89" w:name="ref-winkAgeCholinergicEffects2006"/>
     <w:p>
       <w:pPr>
         <w:pStyle w:val="Bibliography"/>
@@ -1472,7 +5208,7 @@
       <w:r>
         <w:t xml:space="preserve"> </w:t>
       </w:r>
-      <w:hyperlink r:id="rId36">
+      <w:hyperlink r:id="rId88">
         <w:r>
           <w:rPr>
             <w:rStyle w:val="InternetLink"/>
@@ -1507,8 +5243,8 @@
         <w:t xml:space="preserve">, 1395–1404 (2006).</w:t>
       </w:r>
     </w:p>
-    <w:bookmarkEnd w:id="37"/>
-    <w:bookmarkStart w:id="39" w:name="ref-maximFractionalGaussianNoise2005"/>
+    <w:bookmarkEnd w:id="89"/>
+    <w:bookmarkStart w:id="91" w:name="ref-maximFractionalGaussianNoise2005"/>
     <w:p>
       <w:pPr>
         <w:pStyle w:val="Bibliography"/>
@@ -1538,7 +5274,7 @@
       <w:r>
         <w:t xml:space="preserve"> </w:t>
       </w:r>
-      <w:hyperlink r:id="rId38">
+      <w:hyperlink r:id="rId90">
         <w:r>
           <w:rPr>
             <w:rStyle w:val="InternetLink"/>
@@ -1639,8 +5375,8 @@
         <w:t xml:space="preserve">, 141–158 (2005).</w:t>
       </w:r>
     </w:p>
-    <w:bookmarkEnd w:id="39"/>
-    <w:bookmarkStart w:id="41" w:name="ref-longBrainnetomeAtlasBased2018"/>
+    <w:bookmarkEnd w:id="91"/>
+    <w:bookmarkStart w:id="93" w:name="ref-longBrainnetomeAtlasBased2018"/>
     <w:p>
       <w:pPr>
         <w:pStyle w:val="Bibliography"/>
@@ -1670,7 +5406,7 @@
       <w:r>
         <w:t xml:space="preserve"> </w:t>
       </w:r>
-      <w:hyperlink r:id="rId40">
+      <w:hyperlink r:id="rId92">
         <w:r>
           <w:rPr>
             <w:rStyle w:val="InternetLink"/>
@@ -1717,8 +5453,8 @@
         <w:t xml:space="preserve">, 103 (2018).</w:t>
       </w:r>
     </w:p>
-    <w:bookmarkEnd w:id="41"/>
-    <w:bookmarkStart w:id="43" w:name="ref-laiShiftRandomnessBrain2010"/>
+    <w:bookmarkEnd w:id="93"/>
+    <w:bookmarkStart w:id="95" w:name="ref-laiShiftRandomnessBrain2010"/>
     <w:p>
       <w:pPr>
         <w:pStyle w:val="Bibliography"/>
@@ -1748,7 +5484,7 @@
       <w:r>
         <w:t xml:space="preserve"> </w:t>
       </w:r>
-      <w:hyperlink r:id="rId42">
+      <w:hyperlink r:id="rId94">
         <w:r>
           <w:rPr>
             <w:rStyle w:val="InternetLink"/>
@@ -1891,8 +5627,8 @@
         <w:t xml:space="preserve">, 1092–1099 (2010).</w:t>
       </w:r>
     </w:p>
-    <w:bookmarkEnd w:id="43"/>
-    <w:bookmarkStart w:id="45" w:name="ref-donaTemporalFractalAnalysis2017"/>
+    <w:bookmarkEnd w:id="95"/>
+    <w:bookmarkStart w:id="97" w:name="ref-donaTemporalFractalAnalysis2017"/>
     <w:p>
       <w:pPr>
         <w:pStyle w:val="Bibliography"/>
@@ -1912,7 +5648,7 @@
       <w:r>
         <w:t xml:space="preserve"> </w:t>
       </w:r>
-      <w:hyperlink r:id="rId44">
+      <w:hyperlink r:id="rId96">
         <w:r>
           <w:rPr>
             <w:rStyle w:val="InternetLink"/>
@@ -1965,8 +5701,8 @@
         <w:t xml:space="preserve">, e0190081 (2017).</w:t>
       </w:r>
     </w:p>
-    <w:bookmarkEnd w:id="45"/>
-    <w:bookmarkStart w:id="47" w:name="ref-weiIdentifyingMajorDepressive2013"/>
+    <w:bookmarkEnd w:id="97"/>
+    <w:bookmarkStart w:id="99" w:name="ref-weiIdentifyingMajorDepressive2013"/>
     <w:p>
       <w:pPr>
         <w:pStyle w:val="Bibliography"/>
@@ -1996,7 +5732,7 @@
       <w:r>
         <w:t xml:space="preserve"> </w:t>
       </w:r>
-      <w:hyperlink r:id="rId46">
+      <w:hyperlink r:id="rId98">
         <w:r>
           <w:rPr>
             <w:rStyle w:val="InternetLink"/>
@@ -2055,8 +5791,8 @@
         <w:t xml:space="preserve">, 306–312 (2013).</w:t>
       </w:r>
     </w:p>
-    <w:bookmarkEnd w:id="47"/>
-    <w:bookmarkStart w:id="49" w:name="ref-jingIdentifyingCurrentRemitted2017"/>
+    <w:bookmarkEnd w:id="99"/>
+    <w:bookmarkStart w:id="101" w:name="ref-jingIdentifyingCurrentRemitted2017"/>
     <w:p>
       <w:pPr>
         <w:pStyle w:val="Bibliography"/>
@@ -2086,7 +5822,7 @@
       <w:r>
         <w:t xml:space="preserve"> </w:t>
       </w:r>
-      <w:hyperlink r:id="rId48">
+      <w:hyperlink r:id="rId100">
         <w:r>
           <w:rPr>
             <w:rStyle w:val="InternetLink"/>
@@ -2145,8 +5881,8 @@
         <w:t xml:space="preserve">, 90452–90464 (2017).</w:t>
       </w:r>
     </w:p>
-    <w:bookmarkEnd w:id="49"/>
-    <w:bookmarkStart w:id="51" w:name="ref-donaFractalAnalysisBrain2017"/>
+    <w:bookmarkEnd w:id="101"/>
+    <w:bookmarkStart w:id="103" w:name="ref-donaFractalAnalysisBrain2017"/>
     <w:p>
       <w:pPr>
         <w:pStyle w:val="Bibliography"/>
@@ -2166,7 +5902,7 @@
       <w:r>
         <w:t xml:space="preserve"> </w:t>
       </w:r>
-      <w:hyperlink r:id="rId50">
+      <w:hyperlink r:id="rId102">
         <w:r>
           <w:rPr>
             <w:rStyle w:val="InternetLink"/>
@@ -2345,8 +6081,8 @@
         <w:t xml:space="preserve">, e0169647 (2017).</w:t>
       </w:r>
     </w:p>
-    <w:bookmarkEnd w:id="51"/>
-    <w:bookmarkStart w:id="52" w:name="ref-barangerChaosComplexityEntropy2000"/>
+    <w:bookmarkEnd w:id="103"/>
+    <w:bookmarkStart w:id="104" w:name="ref-barangerChaosComplexityEntropy2000"/>
     <w:p>
       <w:pPr>
         <w:pStyle w:val="Bibliography"/>
@@ -2410,8 +6146,8 @@
         <w:t xml:space="preserve">(2000).</w:t>
       </w:r>
     </w:p>
-    <w:bookmarkEnd w:id="52"/>
-    <w:bookmarkStart w:id="54" w:name="X3987a7f9f2843d143a6b08774176d9ab9bc4f8d"/>
+    <w:bookmarkEnd w:id="104"/>
+    <w:bookmarkStart w:id="106" w:name="X3987a7f9f2843d143a6b08774176d9ab9bc4f8d"/>
     <w:p>
       <w:pPr>
         <w:pStyle w:val="Bibliography"/>
@@ -2431,7 +6167,7 @@
       <w:r>
         <w:t xml:space="preserve"> </w:t>
       </w:r>
-      <w:hyperlink r:id="rId53">
+      <w:hyperlink r:id="rId105">
         <w:r>
           <w:rPr>
             <w:rStyle w:val="InternetLink"/>
@@ -2466,8 +6202,8 @@
         <w:t xml:space="preserve">, 200–209 (2011).</w:t>
       </w:r>
     </w:p>
-    <w:bookmarkEnd w:id="54"/>
-    <w:bookmarkStart w:id="55" w:name="ref-zimmernWhyBrainCriticality2020"/>
+    <w:bookmarkEnd w:id="106"/>
+    <w:bookmarkStart w:id="107" w:name="ref-zimmernWhyBrainCriticality2020"/>
     <w:p>
       <w:pPr>
         <w:pStyle w:val="Bibliography"/>
@@ -2526,8 +6262,8 @@
         <w:t xml:space="preserve">, (2020).</w:t>
       </w:r>
     </w:p>
-    <w:bookmarkEnd w:id="55"/>
-    <w:bookmarkStart w:id="57" w:name="ref-liangExcitationInhibitionBalance2024"/>
+    <w:bookmarkEnd w:id="107"/>
+    <w:bookmarkStart w:id="109" w:name="ref-liangExcitationInhibitionBalance2024"/>
     <w:p>
       <w:pPr>
         <w:pStyle w:val="Bibliography"/>
@@ -2596,7 +6332,7 @@
       <w:r>
         <w:t xml:space="preserve">10738584231221766 (2024) doi:</w:t>
       </w:r>
-      <w:hyperlink r:id="rId56">
+      <w:hyperlink r:id="rId108">
         <w:r>
           <w:rPr>
             <w:rStyle w:val="InternetLink"/>
@@ -2608,8 +6344,8 @@
         <w:t xml:space="preserve">.</w:t>
       </w:r>
     </w:p>
-    <w:bookmarkEnd w:id="57"/>
-    <w:bookmarkStart w:id="59" w:name="X20d0cf3ec565b8629ae2c9ca09a74c20c06019f"/>
+    <w:bookmarkEnd w:id="109"/>
+    <w:bookmarkStart w:id="111" w:name="X20d0cf3ec565b8629ae2c9ca09a74c20c06019f"/>
     <w:p>
       <w:pPr>
         <w:pStyle w:val="Bibliography"/>
@@ -2629,7 +6365,7 @@
       <w:r>
         <w:t xml:space="preserve"> </w:t>
       </w:r>
-      <w:hyperlink r:id="rId58">
+      <w:hyperlink r:id="rId110">
         <w:r>
           <w:rPr>
             <w:rStyle w:val="InternetLink"/>
@@ -2778,8 +6514,8 @@
         <w:t xml:space="preserve">, 9817–9823 (2012).</w:t>
       </w:r>
     </w:p>
-    <w:bookmarkEnd w:id="59"/>
-    <w:bookmarkStart w:id="61" w:name="X1a6612f76f2ca94881a0ccd6377536a8d03c326"/>
+    <w:bookmarkEnd w:id="111"/>
+    <w:bookmarkStart w:id="113" w:name="X1a6612f76f2ca94881a0ccd6377536a8d03c326"/>
     <w:p>
       <w:pPr>
         <w:pStyle w:val="Bibliography"/>
@@ -2799,7 +6535,7 @@
       <w:r>
         <w:t xml:space="preserve"> </w:t>
       </w:r>
-      <w:hyperlink r:id="rId60">
+      <w:hyperlink r:id="rId112">
         <w:r>
           <w:rPr>
             <w:rStyle w:val="InternetLink"/>
@@ -2834,8 +6570,8 @@
         <w:t xml:space="preserve">, 047402 (2017).</w:t>
       </w:r>
     </w:p>
-    <w:bookmarkEnd w:id="61"/>
-    <w:bookmarkStart w:id="63" w:name="Xfe4345fc4d266d969d4559abe9321e337b060ba"/>
+    <w:bookmarkEnd w:id="113"/>
+    <w:bookmarkStart w:id="115" w:name="Xfe4345fc4d266d969d4559abe9321e337b060ba"/>
     <w:p>
       <w:pPr>
         <w:pStyle w:val="Bibliography"/>
@@ -2855,7 +6591,7 @@
       <w:r>
         <w:t xml:space="preserve"> </w:t>
       </w:r>
-      <w:hyperlink r:id="rId62">
+      <w:hyperlink r:id="rId114">
         <w:r>
           <w:rPr>
             <w:rStyle w:val="InternetLink"/>
@@ -2890,8 +6626,8 @@
         <w:t xml:space="preserve">, 010301 (2019).</w:t>
       </w:r>
     </w:p>
-    <w:bookmarkEnd w:id="63"/>
-    <w:bookmarkStart w:id="65" w:name="Xf305db5cda522b9934f5eb114c054d6126dc6eb"/>
+    <w:bookmarkEnd w:id="115"/>
+    <w:bookmarkStart w:id="117" w:name="Xf305db5cda522b9934f5eb114c054d6126dc6eb"/>
     <w:p>
       <w:pPr>
         <w:pStyle w:val="Bibliography"/>
@@ -2921,7 +6657,7 @@
       <w:r>
         <w:t xml:space="preserve"> </w:t>
       </w:r>
-      <w:hyperlink r:id="rId64">
+      <w:hyperlink r:id="rId116">
         <w:r>
           <w:rPr>
             <w:rStyle w:val="InternetLink"/>
@@ -2956,8 +6692,8 @@
         <w:t xml:space="preserve">, 9195 (2020).</w:t>
       </w:r>
     </w:p>
-    <w:bookmarkEnd w:id="65"/>
-    <w:bookmarkStart w:id="67" w:name="X52bda2e8a9a36f94350bb079f5ec785b025e36f"/>
+    <w:bookmarkEnd w:id="117"/>
+    <w:bookmarkStart w:id="119" w:name="X52bda2e8a9a36f94350bb079f5ec785b025e36f"/>
     <w:p>
       <w:pPr>
         <w:pStyle w:val="Bibliography"/>
@@ -2987,7 +6723,7 @@
       <w:r>
         <w:t xml:space="preserve"> </w:t>
       </w:r>
-      <w:hyperlink r:id="rId66">
+      <w:hyperlink r:id="rId118">
         <w:r>
           <w:rPr>
             <w:rStyle w:val="InternetLink"/>
@@ -3022,8 +6758,8 @@
         <w:t xml:space="preserve">, e55684.</w:t>
       </w:r>
     </w:p>
-    <w:bookmarkEnd w:id="67"/>
-    <w:bookmarkStart w:id="69" w:name="ref-gaoInferringSynapticExcitation2017"/>
+    <w:bookmarkEnd w:id="119"/>
+    <w:bookmarkStart w:id="121" w:name="ref-gaoInferringSynapticExcitation2017"/>
     <w:p>
       <w:pPr>
         <w:pStyle w:val="Bibliography"/>
@@ -3043,7 +6779,7 @@
       <w:r>
         <w:t xml:space="preserve"> </w:t>
       </w:r>
-      <w:hyperlink r:id="rId68">
+      <w:hyperlink r:id="rId120">
         <w:r>
           <w:rPr>
             <w:rStyle w:val="InternetLink"/>
@@ -3078,8 +6814,8 @@
         <w:t xml:space="preserve">, 70–78 (2017).</w:t>
       </w:r>
     </w:p>
-    <w:bookmarkEnd w:id="69"/>
-    <w:bookmarkStart w:id="71" w:name="X51bbaa2f1fed9c60f7fd655b658ca20fb202978"/>
+    <w:bookmarkEnd w:id="121"/>
+    <w:bookmarkStart w:id="123" w:name="X51bbaa2f1fed9c60f7fd655b658ca20fb202978"/>
     <w:p>
       <w:pPr>
         <w:pStyle w:val="Bibliography"/>
@@ -3109,7 +6845,7 @@
       <w:r>
         <w:t xml:space="preserve"> </w:t>
       </w:r>
-      <w:hyperlink r:id="rId70">
+      <w:hyperlink r:id="rId122">
         <w:r>
           <w:rPr>
             <w:rStyle w:val="InternetLink"/>
@@ -3144,8 +6880,8 @@
         <w:t xml:space="preserve">, 1148–1185 (2022).</w:t>
       </w:r>
     </w:p>
-    <w:bookmarkEnd w:id="71"/>
-    <w:bookmarkStart w:id="73" w:name="X7d0c1d47a19671baff30468b0796686f81ccb59"/>
+    <w:bookmarkEnd w:id="123"/>
+    <w:bookmarkStart w:id="125" w:name="X7d0c1d47a19671baff30468b0796686f81ccb59"/>
     <w:p>
       <w:pPr>
         <w:pStyle w:val="Bibliography"/>
@@ -3165,7 +6901,7 @@
       <w:r>
         <w:t xml:space="preserve"> </w:t>
       </w:r>
-      <w:hyperlink r:id="rId72">
+      <w:hyperlink r:id="rId124">
         <w:r>
           <w:rPr>
             <w:rStyle w:val="InternetLink"/>
@@ -3284,8 +7020,8 @@
         <w:t xml:space="preserve">, e1002038 (2011).</w:t>
       </w:r>
     </w:p>
-    <w:bookmarkEnd w:id="73"/>
-    <w:bookmarkStart w:id="75" w:name="ref-rubensteinModelAutismIncreased2003"/>
+    <w:bookmarkEnd w:id="125"/>
+    <w:bookmarkStart w:id="127" w:name="ref-rubensteinModelAutismIncreased2003"/>
     <w:p>
       <w:pPr>
         <w:pStyle w:val="Bibliography"/>
@@ -3305,7 +7041,7 @@
       <w:r>
         <w:t xml:space="preserve"> </w:t>
       </w:r>
-      <w:hyperlink r:id="rId74">
+      <w:hyperlink r:id="rId126">
         <w:r>
           <w:rPr>
             <w:rStyle w:val="InternetLink"/>
@@ -3340,8 +7076,8 @@
         <w:t xml:space="preserve">, 255–267 (2003).</w:t>
       </w:r>
     </w:p>
-    <w:bookmarkEnd w:id="75"/>
-    <w:bookmarkStart w:id="77" w:name="ref-ajramContribution1HMagnetic2019"/>
+    <w:bookmarkEnd w:id="127"/>
+    <w:bookmarkStart w:id="129" w:name="ref-ajramContribution1HMagnetic2019"/>
     <w:p>
       <w:pPr>
         <w:pStyle w:val="Bibliography"/>
@@ -3371,7 +7107,7 @@
       <w:r>
         <w:t xml:space="preserve"> </w:t>
       </w:r>
-      <w:hyperlink r:id="rId76">
+      <w:hyperlink r:id="rId128">
         <w:r>
           <w:rPr>
             <w:rStyle w:val="InternetLink"/>
@@ -3418,8 +7154,8 @@
         <w:t xml:space="preserve">, 236–244 (2019).</w:t>
       </w:r>
     </w:p>
-    <w:bookmarkEnd w:id="77"/>
-    <w:bookmarkStart w:id="79" w:name="X33af55f10e3529ea3b703273ed55b97973a9c47"/>
+    <w:bookmarkEnd w:id="129"/>
+    <w:bookmarkStart w:id="131" w:name="X33af55f10e3529ea3b703273ed55b97973a9c47"/>
     <w:p>
       <w:pPr>
         <w:pStyle w:val="Bibliography"/>
@@ -3439,7 +7175,7 @@
       <w:r>
         <w:t xml:space="preserve"> </w:t>
       </w:r>
-      <w:hyperlink r:id="rId78">
+      <w:hyperlink r:id="rId130">
         <w:r>
           <w:rPr>
             <w:rStyle w:val="InternetLink"/>
@@ -3588,10 +7324,4172 @@
         <w:t xml:space="preserve">, 76 (2018).</w:t>
       </w:r>
     </w:p>
-    <w:bookmarkEnd w:id="79"/>
-    <w:bookmarkEnd w:id="80"/>
-    <w:bookmarkEnd w:id="81"/>
-    <w:bookmarkEnd w:id="82"/>
+    <w:bookmarkEnd w:id="131"/>
+    <w:bookmarkStart w:id="132" w:name="ref-cordeyJungles2019"/>
+    <w:p>
+      <w:pPr>
+        <w:pStyle w:val="Bibliography"/>
+      </w:pPr>
+      <w:r>
+        <w:t xml:space="preserve">31.</w:t>
+      </w:r>
+      <w:r>
+        <w:t xml:space="preserve"> </w:t>
+      </w:r>
+      <w:r>
+        <w:t xml:space="preserve">	</w:t>
+      </w:r>
+      <w:r>
+        <w:t xml:space="preserve">Cordey, H. Jungles.</w:t>
+      </w:r>
+      <w:r>
+        <w:t xml:space="preserve"> </w:t>
+      </w:r>
+      <w:r>
+        <w:rPr>
+          <w:i/>
+          <w:iCs/>
+        </w:rPr>
+        <w:t xml:space="preserve">Our Planet</w:t>
+      </w:r>
+      <w:r>
+        <w:t xml:space="preserve"> </w:t>
+      </w:r>
+      <w:r>
+        <w:t xml:space="preserve">(2019).</w:t>
+      </w:r>
+    </w:p>
+    <w:bookmarkEnd w:id="132"/>
+    <w:bookmarkStart w:id="134" w:name="ref-liFirstStepNeuroimaging2016"/>
+    <w:p>
+      <w:pPr>
+        <w:pStyle w:val="Bibliography"/>
+      </w:pPr>
+      <w:r>
+        <w:t xml:space="preserve">32.</w:t>
+      </w:r>
+      <w:r>
+        <w:t xml:space="preserve"> </w:t>
+      </w:r>
+      <w:r>
+        <w:t xml:space="preserve">	</w:t>
+      </w:r>
+      <w:r>
+        <w:t xml:space="preserve">Li, X., Morgan, P. S., Ashburner, J., Smith, J. &amp; Rorden, C.</w:t>
+      </w:r>
+      <w:r>
+        <w:t xml:space="preserve"> </w:t>
+      </w:r>
+      <w:hyperlink r:id="rId133">
+        <w:r>
+          <w:rPr>
+            <w:rStyle w:val="InternetLink"/>
+          </w:rPr>
+          <w:t xml:space="preserve">The first step for neuroimaging data analysis:</w:t>
+        </w:r>
+        <w:r>
+          <w:rPr>
+            <w:rStyle w:val="InternetLink"/>
+          </w:rPr>
+          <w:t xml:space="preserve"> </w:t>
+        </w:r>
+        <w:r>
+          <w:rPr>
+            <w:rStyle w:val="InternetLink"/>
+          </w:rPr>
+          <w:t xml:space="preserve">DICOM</w:t>
+        </w:r>
+        <w:r>
+          <w:rPr>
+            <w:rStyle w:val="InternetLink"/>
+          </w:rPr>
+          <w:t xml:space="preserve"> </w:t>
+        </w:r>
+        <w:r>
+          <w:rPr>
+            <w:rStyle w:val="InternetLink"/>
+          </w:rPr>
+          <w:t xml:space="preserve">to</w:t>
+        </w:r>
+        <w:r>
+          <w:rPr>
+            <w:rStyle w:val="InternetLink"/>
+          </w:rPr>
+          <w:t xml:space="preserve"> </w:t>
+        </w:r>
+        <w:r>
+          <w:rPr>
+            <w:rStyle w:val="InternetLink"/>
+          </w:rPr>
+          <w:t xml:space="preserve">NIfTI</w:t>
+        </w:r>
+        <w:r>
+          <w:rPr>
+            <w:rStyle w:val="InternetLink"/>
+          </w:rPr>
+          <w:t xml:space="preserve"> </w:t>
+        </w:r>
+        <w:r>
+          <w:rPr>
+            <w:rStyle w:val="InternetLink"/>
+          </w:rPr>
+          <w:t xml:space="preserve">conversion</w:t>
+        </w:r>
+      </w:hyperlink>
+      <w:r>
+        <w:t xml:space="preserve">.</w:t>
+      </w:r>
+      <w:r>
+        <w:t xml:space="preserve"> </w:t>
+      </w:r>
+      <w:r>
+        <w:rPr>
+          <w:i/>
+          <w:iCs/>
+        </w:rPr>
+        <w:t xml:space="preserve">Journal of Neuroscience Methods</w:t>
+      </w:r>
+      <w:r>
+        <w:t xml:space="preserve"> </w:t>
+      </w:r>
+      <w:r>
+        <w:rPr>
+          <w:b/>
+          <w:bCs/>
+        </w:rPr>
+        <w:t xml:space="preserve">264</w:t>
+      </w:r>
+      <w:r>
+        <w:t xml:space="preserve">, 47–56 (2016).</w:t>
+      </w:r>
+    </w:p>
+    <w:bookmarkEnd w:id="134"/>
+    <w:bookmarkStart w:id="136" w:name="ref-gorgolewskiBrainImagingData2016"/>
+    <w:p>
+      <w:pPr>
+        <w:pStyle w:val="Bibliography"/>
+      </w:pPr>
+      <w:r>
+        <w:t xml:space="preserve">33.</w:t>
+      </w:r>
+      <w:r>
+        <w:t xml:space="preserve"> </w:t>
+      </w:r>
+      <w:r>
+        <w:t xml:space="preserve">	</w:t>
+      </w:r>
+      <w:r>
+        <w:t xml:space="preserve">Gorgolewski, K. J.</w:t>
+      </w:r>
+      <w:r>
+        <w:t xml:space="preserve"> </w:t>
+      </w:r>
+      <w:r>
+        <w:rPr>
+          <w:i/>
+          <w:iCs/>
+        </w:rPr>
+        <w:t xml:space="preserve">et al.</w:t>
+      </w:r>
+      <w:r>
+        <w:t xml:space="preserve"> </w:t>
+      </w:r>
+      <w:hyperlink r:id="rId135">
+        <w:r>
+          <w:rPr>
+            <w:rStyle w:val="InternetLink"/>
+          </w:rPr>
+          <w:t xml:space="preserve">The brain imaging data structure, a format for organizing and describing outputs of neuroimaging experiments</w:t>
+        </w:r>
+      </w:hyperlink>
+      <w:r>
+        <w:t xml:space="preserve">.</w:t>
+      </w:r>
+      <w:r>
+        <w:t xml:space="preserve"> </w:t>
+      </w:r>
+      <w:r>
+        <w:rPr>
+          <w:i/>
+          <w:iCs/>
+        </w:rPr>
+        <w:t xml:space="preserve">Scientific Data</w:t>
+      </w:r>
+      <w:r>
+        <w:t xml:space="preserve"> </w:t>
+      </w:r>
+      <w:r>
+        <w:rPr>
+          <w:b/>
+          <w:bCs/>
+        </w:rPr>
+        <w:t xml:space="preserve">3</w:t>
+      </w:r>
+      <w:r>
+        <w:t xml:space="preserve">, 160044 (2016).</w:t>
+      </w:r>
+    </w:p>
+    <w:bookmarkEnd w:id="136"/>
+    <w:bookmarkStart w:id="138" w:name="ref-boreDcm2Bids2023"/>
+    <w:p>
+      <w:pPr>
+        <w:pStyle w:val="Bibliography"/>
+      </w:pPr>
+      <w:r>
+        <w:t xml:space="preserve">34.</w:t>
+      </w:r>
+      <w:r>
+        <w:t xml:space="preserve"> </w:t>
+      </w:r>
+      <w:r>
+        <w:t xml:space="preserve">	</w:t>
+      </w:r>
+      <w:r>
+        <w:t xml:space="preserve">Boré, A., Guay, S., Bedetti, C., Meisler, S. &amp; GuenTher, N.</w:t>
+      </w:r>
+      <w:r>
+        <w:t xml:space="preserve"> </w:t>
+      </w:r>
+      <w:r>
+        <w:t xml:space="preserve">Dcm2Bids</w:t>
+      </w:r>
+      <w:r>
+        <w:t xml:space="preserve">. (2023) doi:</w:t>
+      </w:r>
+      <w:hyperlink r:id="rId137">
+        <w:r>
+          <w:rPr>
+            <w:rStyle w:val="InternetLink"/>
+          </w:rPr>
+          <w:t xml:space="preserve">10.5281/zenodo.8436509</w:t>
+        </w:r>
+      </w:hyperlink>
+      <w:r>
+        <w:t xml:space="preserve">.</w:t>
+      </w:r>
+    </w:p>
+    <w:bookmarkEnd w:id="138"/>
+    <w:bookmarkStart w:id="140" w:name="ref-tustisonN4ITKImprovedN32010"/>
+    <w:p>
+      <w:pPr>
+        <w:pStyle w:val="Bibliography"/>
+      </w:pPr>
+      <w:r>
+        <w:t xml:space="preserve">35.</w:t>
+      </w:r>
+      <w:r>
+        <w:t xml:space="preserve"> </w:t>
+      </w:r>
+      <w:r>
+        <w:t xml:space="preserve">	</w:t>
+      </w:r>
+      <w:r>
+        <w:t xml:space="preserve">Tustison, N. J.</w:t>
+      </w:r>
+      <w:r>
+        <w:t xml:space="preserve"> </w:t>
+      </w:r>
+      <w:r>
+        <w:rPr>
+          <w:i/>
+          <w:iCs/>
+        </w:rPr>
+        <w:t xml:space="preserve">et al.</w:t>
+      </w:r>
+      <w:r>
+        <w:t xml:space="preserve"> </w:t>
+      </w:r>
+      <w:hyperlink r:id="rId139">
+        <w:r>
+          <w:rPr>
+            <w:rStyle w:val="InternetLink"/>
+          </w:rPr>
+          <w:t xml:space="preserve">N4ITK</w:t>
+        </w:r>
+        <w:r>
+          <w:rPr>
+            <w:rStyle w:val="InternetLink"/>
+          </w:rPr>
+          <w:t xml:space="preserve">:</w:t>
+        </w:r>
+        <w:r>
+          <w:rPr>
+            <w:rStyle w:val="InternetLink"/>
+          </w:rPr>
+          <w:t xml:space="preserve"> </w:t>
+        </w:r>
+        <w:r>
+          <w:rPr>
+            <w:rStyle w:val="InternetLink"/>
+          </w:rPr>
+          <w:t xml:space="preserve">Improved N3 Bias Correction</w:t>
+        </w:r>
+      </w:hyperlink>
+      <w:r>
+        <w:t xml:space="preserve">.</w:t>
+      </w:r>
+      <w:r>
+        <w:t xml:space="preserve"> </w:t>
+      </w:r>
+      <w:r>
+        <w:rPr>
+          <w:i/>
+          <w:iCs/>
+        </w:rPr>
+        <w:t xml:space="preserve">IEEE Transactions on Medical Imaging</w:t>
+      </w:r>
+      <w:r>
+        <w:t xml:space="preserve"> </w:t>
+      </w:r>
+      <w:r>
+        <w:rPr>
+          <w:b/>
+          <w:bCs/>
+        </w:rPr>
+        <w:t xml:space="preserve">29</w:t>
+      </w:r>
+      <w:r>
+        <w:t xml:space="preserve">, 1310–1320 (2010).</w:t>
+      </w:r>
+    </w:p>
+    <w:bookmarkEnd w:id="140"/>
+    <w:bookmarkStart w:id="142" w:name="Xeefaf9082b75bd08ec775a50708dca4153d9690"/>
+    <w:p>
+      <w:pPr>
+        <w:pStyle w:val="Bibliography"/>
+      </w:pPr>
+      <w:r>
+        <w:t xml:space="preserve">36.</w:t>
+      </w:r>
+      <w:r>
+        <w:t xml:space="preserve"> </w:t>
+      </w:r>
+      <w:r>
+        <w:t xml:space="preserve">	</w:t>
+      </w:r>
+      <w:r>
+        <w:t xml:space="preserve">Avants, B. B., Epstein, C. L., Grossman, M. &amp; Gee, J. C.</w:t>
+      </w:r>
+      <w:r>
+        <w:t xml:space="preserve"> </w:t>
+      </w:r>
+      <w:hyperlink r:id="rId141">
+        <w:r>
+          <w:rPr>
+            <w:rStyle w:val="InternetLink"/>
+          </w:rPr>
+          <w:t xml:space="preserve">Symmetric diffeomorphic image registration with cross-correlation: Evaluating automated labeling of elderly and neurodegenerative brain</w:t>
+        </w:r>
+      </w:hyperlink>
+      <w:r>
+        <w:t xml:space="preserve">.</w:t>
+      </w:r>
+      <w:r>
+        <w:t xml:space="preserve"> </w:t>
+      </w:r>
+      <w:r>
+        <w:rPr>
+          <w:i/>
+          <w:iCs/>
+        </w:rPr>
+        <w:t xml:space="preserve">Medical Image Analysis</w:t>
+      </w:r>
+      <w:r>
+        <w:t xml:space="preserve"> </w:t>
+      </w:r>
+      <w:r>
+        <w:rPr>
+          <w:b/>
+          <w:bCs/>
+        </w:rPr>
+        <w:t xml:space="preserve">12</w:t>
+      </w:r>
+      <w:r>
+        <w:t xml:space="preserve">, 26–41 (2008).</w:t>
+      </w:r>
+    </w:p>
+    <w:bookmarkEnd w:id="142"/>
+    <w:bookmarkStart w:id="144" w:name="X43711a0a118a74b3ee63b3c5ba2faa681733756"/>
+    <w:p>
+      <w:pPr>
+        <w:pStyle w:val="Bibliography"/>
+      </w:pPr>
+      <w:r>
+        <w:t xml:space="preserve">37.</w:t>
+      </w:r>
+      <w:r>
+        <w:t xml:space="preserve"> </w:t>
+      </w:r>
+      <w:r>
+        <w:t xml:space="preserve">	</w:t>
+      </w:r>
+      <w:r>
+        <w:t xml:space="preserve">Gorgolewski, K. J.</w:t>
+      </w:r>
+      <w:r>
+        <w:t xml:space="preserve"> </w:t>
+      </w:r>
+      <w:r>
+        <w:rPr>
+          <w:i/>
+          <w:iCs/>
+        </w:rPr>
+        <w:t xml:space="preserve">et al.</w:t>
+      </w:r>
+      <w:r>
+        <w:t xml:space="preserve"> Nipype: A flexible, lightweight and extensible neuroimaging data processing framework in</w:t>
+      </w:r>
+      <w:r>
+        <w:t xml:space="preserve"> </w:t>
+      </w:r>
+      <w:r>
+        <w:t xml:space="preserve">Python</w:t>
+      </w:r>
+      <w:r>
+        <w:t xml:space="preserve">. 0.12.0-Rc1. (2016) doi:</w:t>
+      </w:r>
+      <w:hyperlink r:id="rId143">
+        <w:r>
+          <w:rPr>
+            <w:rStyle w:val="InternetLink"/>
+          </w:rPr>
+          <w:t xml:space="preserve">10.5281/zenodo.50186</w:t>
+        </w:r>
+      </w:hyperlink>
+      <w:r>
+        <w:t xml:space="preserve">.</w:t>
+      </w:r>
+    </w:p>
+    <w:bookmarkEnd w:id="144"/>
+    <w:bookmarkStart w:id="146" w:name="ref-zhangSegmentationBrainMR2001"/>
+    <w:p>
+      <w:pPr>
+        <w:pStyle w:val="Bibliography"/>
+      </w:pPr>
+      <w:r>
+        <w:t xml:space="preserve">38.</w:t>
+      </w:r>
+      <w:r>
+        <w:t xml:space="preserve"> </w:t>
+      </w:r>
+      <w:r>
+        <w:t xml:space="preserve">	</w:t>
+      </w:r>
+      <w:r>
+        <w:t xml:space="preserve">Zhang, Y., Brady, M. &amp; Smith, S.</w:t>
+      </w:r>
+      <w:r>
+        <w:t xml:space="preserve"> </w:t>
+      </w:r>
+      <w:hyperlink r:id="rId145">
+        <w:r>
+          <w:rPr>
+            <w:rStyle w:val="InternetLink"/>
+          </w:rPr>
+          <w:t xml:space="preserve">Segmentation of brain</w:t>
+        </w:r>
+        <w:r>
+          <w:rPr>
+            <w:rStyle w:val="InternetLink"/>
+          </w:rPr>
+          <w:t xml:space="preserve"> </w:t>
+        </w:r>
+        <w:r>
+          <w:rPr>
+            <w:rStyle w:val="InternetLink"/>
+          </w:rPr>
+          <w:t xml:space="preserve">MR</w:t>
+        </w:r>
+        <w:r>
+          <w:rPr>
+            <w:rStyle w:val="InternetLink"/>
+          </w:rPr>
+          <w:t xml:space="preserve"> </w:t>
+        </w:r>
+        <w:r>
+          <w:rPr>
+            <w:rStyle w:val="InternetLink"/>
+          </w:rPr>
+          <w:t xml:space="preserve">images through a hidden</w:t>
+        </w:r>
+        <w:r>
+          <w:rPr>
+            <w:rStyle w:val="InternetLink"/>
+          </w:rPr>
+          <w:t xml:space="preserve"> </w:t>
+        </w:r>
+        <w:r>
+          <w:rPr>
+            <w:rStyle w:val="InternetLink"/>
+          </w:rPr>
+          <w:t xml:space="preserve">Markov</w:t>
+        </w:r>
+        <w:r>
+          <w:rPr>
+            <w:rStyle w:val="InternetLink"/>
+          </w:rPr>
+          <w:t xml:space="preserve"> </w:t>
+        </w:r>
+        <w:r>
+          <w:rPr>
+            <w:rStyle w:val="InternetLink"/>
+          </w:rPr>
+          <w:t xml:space="preserve">random field model and the expectation-maximization algorithm</w:t>
+        </w:r>
+      </w:hyperlink>
+      <w:r>
+        <w:t xml:space="preserve">.</w:t>
+      </w:r>
+      <w:r>
+        <w:t xml:space="preserve"> </w:t>
+      </w:r>
+      <w:r>
+        <w:rPr>
+          <w:i/>
+          <w:iCs/>
+        </w:rPr>
+        <w:t xml:space="preserve">IEEE Transactions on Medical Imaging</w:t>
+      </w:r>
+      <w:r>
+        <w:t xml:space="preserve"> </w:t>
+      </w:r>
+      <w:r>
+        <w:rPr>
+          <w:b/>
+          <w:bCs/>
+        </w:rPr>
+        <w:t xml:space="preserve">20</w:t>
+      </w:r>
+      <w:r>
+        <w:t xml:space="preserve">, 45–57 (2001).</w:t>
+      </w:r>
+    </w:p>
+    <w:bookmarkEnd w:id="146"/>
+    <w:bookmarkStart w:id="148" w:name="X9e85724468787baf5444247f89a11ca552f98cd"/>
+    <w:p>
+      <w:pPr>
+        <w:pStyle w:val="Bibliography"/>
+      </w:pPr>
+      <w:r>
+        <w:t xml:space="preserve">39.</w:t>
+      </w:r>
+      <w:r>
+        <w:t xml:space="preserve"> </w:t>
+      </w:r>
+      <w:r>
+        <w:t xml:space="preserve">	</w:t>
+      </w:r>
+      <w:r>
+        <w:t xml:space="preserve">Smith, S. M.</w:t>
+      </w:r>
+      <w:r>
+        <w:t xml:space="preserve"> </w:t>
+      </w:r>
+      <w:r>
+        <w:rPr>
+          <w:i/>
+          <w:iCs/>
+        </w:rPr>
+        <w:t xml:space="preserve">et al.</w:t>
+      </w:r>
+      <w:r>
+        <w:t xml:space="preserve"> </w:t>
+      </w:r>
+      <w:hyperlink r:id="rId147">
+        <w:r>
+          <w:rPr>
+            <w:rStyle w:val="InternetLink"/>
+          </w:rPr>
+          <w:t xml:space="preserve">Advances in functional and structural</w:t>
+        </w:r>
+        <w:r>
+          <w:rPr>
+            <w:rStyle w:val="InternetLink"/>
+          </w:rPr>
+          <w:t xml:space="preserve"> </w:t>
+        </w:r>
+        <w:r>
+          <w:rPr>
+            <w:rStyle w:val="InternetLink"/>
+          </w:rPr>
+          <w:t xml:space="preserve">MR</w:t>
+        </w:r>
+        <w:r>
+          <w:rPr>
+            <w:rStyle w:val="InternetLink"/>
+          </w:rPr>
+          <w:t xml:space="preserve"> </w:t>
+        </w:r>
+        <w:r>
+          <w:rPr>
+            <w:rStyle w:val="InternetLink"/>
+          </w:rPr>
+          <w:t xml:space="preserve">image analysis and implementation as</w:t>
+        </w:r>
+        <w:r>
+          <w:rPr>
+            <w:rStyle w:val="InternetLink"/>
+          </w:rPr>
+          <w:t xml:space="preserve"> </w:t>
+        </w:r>
+        <w:r>
+          <w:rPr>
+            <w:rStyle w:val="InternetLink"/>
+          </w:rPr>
+          <w:t xml:space="preserve">FSL</w:t>
+        </w:r>
+      </w:hyperlink>
+      <w:r>
+        <w:t xml:space="preserve">.</w:t>
+      </w:r>
+      <w:r>
+        <w:t xml:space="preserve"> </w:t>
+      </w:r>
+      <w:r>
+        <w:rPr>
+          <w:i/>
+          <w:iCs/>
+        </w:rPr>
+        <w:t xml:space="preserve">NeuroImage</w:t>
+      </w:r>
+      <w:r>
+        <w:t xml:space="preserve"> </w:t>
+      </w:r>
+      <w:r>
+        <w:rPr>
+          <w:b/>
+          <w:bCs/>
+        </w:rPr>
+        <w:t xml:space="preserve">23 Suppl 1</w:t>
+      </w:r>
+      <w:r>
+        <w:t xml:space="preserve">, S208–219 (2004).</w:t>
+      </w:r>
+    </w:p>
+    <w:bookmarkEnd w:id="148"/>
+    <w:bookmarkStart w:id="150" w:name="ref-daleCorticalSurfacebasedAnalysis1999"/>
+    <w:p>
+      <w:pPr>
+        <w:pStyle w:val="Bibliography"/>
+      </w:pPr>
+      <w:r>
+        <w:t xml:space="preserve">40.</w:t>
+      </w:r>
+      <w:r>
+        <w:t xml:space="preserve"> </w:t>
+      </w:r>
+      <w:r>
+        <w:t xml:space="preserve">	</w:t>
+      </w:r>
+      <w:r>
+        <w:t xml:space="preserve">Dale, A. M., Fischl, B. &amp; Sereno, M. I.</w:t>
+      </w:r>
+      <w:r>
+        <w:t xml:space="preserve"> </w:t>
+      </w:r>
+      <w:hyperlink r:id="rId149">
+        <w:r>
+          <w:rPr>
+            <w:rStyle w:val="InternetLink"/>
+          </w:rPr>
+          <w:t xml:space="preserve">Cortical surface-based analysis.</w:t>
+        </w:r>
+        <w:r>
+          <w:rPr>
+            <w:rStyle w:val="InternetLink"/>
+          </w:rPr>
+          <w:t xml:space="preserve"> </w:t>
+        </w:r>
+        <w:r>
+          <w:rPr>
+            <w:rStyle w:val="InternetLink"/>
+          </w:rPr>
+          <w:t xml:space="preserve">I</w:t>
+        </w:r>
+        <w:r>
+          <w:rPr>
+            <w:rStyle w:val="InternetLink"/>
+          </w:rPr>
+          <w:t xml:space="preserve">.</w:t>
+        </w:r>
+        <w:r>
+          <w:rPr>
+            <w:rStyle w:val="InternetLink"/>
+          </w:rPr>
+          <w:t xml:space="preserve"> </w:t>
+        </w:r>
+        <w:r>
+          <w:rPr>
+            <w:rStyle w:val="InternetLink"/>
+          </w:rPr>
+          <w:t xml:space="preserve">Segmentation</w:t>
+        </w:r>
+        <w:r>
+          <w:rPr>
+            <w:rStyle w:val="InternetLink"/>
+          </w:rPr>
+          <w:t xml:space="preserve"> </w:t>
+        </w:r>
+        <w:r>
+          <w:rPr>
+            <w:rStyle w:val="InternetLink"/>
+          </w:rPr>
+          <w:t xml:space="preserve">and surface reconstruction</w:t>
+        </w:r>
+      </w:hyperlink>
+      <w:r>
+        <w:t xml:space="preserve">.</w:t>
+      </w:r>
+      <w:r>
+        <w:t xml:space="preserve"> </w:t>
+      </w:r>
+      <w:r>
+        <w:rPr>
+          <w:i/>
+          <w:iCs/>
+        </w:rPr>
+        <w:t xml:space="preserve">NeuroImage</w:t>
+      </w:r>
+      <w:r>
+        <w:t xml:space="preserve"> </w:t>
+      </w:r>
+      <w:r>
+        <w:rPr>
+          <w:b/>
+          <w:bCs/>
+        </w:rPr>
+        <w:t xml:space="preserve">9</w:t>
+      </w:r>
+      <w:r>
+        <w:t xml:space="preserve">, 179–194 (1999).</w:t>
+      </w:r>
+    </w:p>
+    <w:bookmarkEnd w:id="150"/>
+    <w:bookmarkStart w:id="152" w:name="X3c1fe9de21a1d29d636da9e3eada512cffb92e2"/>
+    <w:p>
+      <w:pPr>
+        <w:pStyle w:val="Bibliography"/>
+      </w:pPr>
+      <w:r>
+        <w:t xml:space="preserve">41.</w:t>
+      </w:r>
+      <w:r>
+        <w:t xml:space="preserve"> </w:t>
+      </w:r>
+      <w:r>
+        <w:t xml:space="preserve">	</w:t>
+      </w:r>
+      <w:r>
+        <w:t xml:space="preserve">Klein, A.</w:t>
+      </w:r>
+      <w:r>
+        <w:t xml:space="preserve"> </w:t>
+      </w:r>
+      <w:r>
+        <w:rPr>
+          <w:i/>
+          <w:iCs/>
+        </w:rPr>
+        <w:t xml:space="preserve">et al.</w:t>
+      </w:r>
+      <w:r>
+        <w:t xml:space="preserve"> </w:t>
+      </w:r>
+      <w:hyperlink r:id="rId151">
+        <w:r>
+          <w:rPr>
+            <w:rStyle w:val="InternetLink"/>
+          </w:rPr>
+          <w:t xml:space="preserve">Mindboggling morphometry of human brains</w:t>
+        </w:r>
+      </w:hyperlink>
+      <w:r>
+        <w:t xml:space="preserve">.</w:t>
+      </w:r>
+      <w:r>
+        <w:t xml:space="preserve"> </w:t>
+      </w:r>
+      <w:r>
+        <w:rPr>
+          <w:i/>
+          <w:iCs/>
+        </w:rPr>
+        <w:t xml:space="preserve">PLoS computational biology</w:t>
+      </w:r>
+      <w:r>
+        <w:t xml:space="preserve"> </w:t>
+      </w:r>
+      <w:r>
+        <w:rPr>
+          <w:b/>
+          <w:bCs/>
+        </w:rPr>
+        <w:t xml:space="preserve">13</w:t>
+      </w:r>
+      <w:r>
+        <w:t xml:space="preserve">, e1005350 (2017).</w:t>
+      </w:r>
+    </w:p>
+    <w:bookmarkEnd w:id="152"/>
+    <w:bookmarkStart w:id="154" w:name="Xe1081da162060deb82331b9df54dc7d82337269"/>
+    <w:p>
+      <w:pPr>
+        <w:pStyle w:val="Bibliography"/>
+      </w:pPr>
+      <w:r>
+        <w:t xml:space="preserve">42.</w:t>
+      </w:r>
+      <w:r>
+        <w:t xml:space="preserve"> </w:t>
+      </w:r>
+      <w:r>
+        <w:t xml:space="preserve">	</w:t>
+      </w:r>
+      <w:r>
+        <w:t xml:space="preserve">Esteban, O.</w:t>
+      </w:r>
+      <w:r>
+        <w:t xml:space="preserve"> </w:t>
+      </w:r>
+      <w:r>
+        <w:rPr>
+          <w:i/>
+          <w:iCs/>
+        </w:rPr>
+        <w:t xml:space="preserve">et al.</w:t>
+      </w:r>
+      <w:r>
+        <w:t xml:space="preserve"> </w:t>
+      </w:r>
+      <w:hyperlink r:id="rId153">
+        <w:r>
+          <w:rPr>
+            <w:rStyle w:val="InternetLink"/>
+          </w:rPr>
+          <w:t xml:space="preserve">fMRIPrep</w:t>
+        </w:r>
+        <w:r>
+          <w:rPr>
+            <w:rStyle w:val="InternetLink"/>
+          </w:rPr>
+          <w:t xml:space="preserve">: A robust preprocessing pipeline for functional</w:t>
+        </w:r>
+        <w:r>
+          <w:rPr>
+            <w:rStyle w:val="InternetLink"/>
+          </w:rPr>
+          <w:t xml:space="preserve"> </w:t>
+        </w:r>
+        <w:r>
+          <w:rPr>
+            <w:rStyle w:val="InternetLink"/>
+          </w:rPr>
+          <w:t xml:space="preserve">MRI</w:t>
+        </w:r>
+      </w:hyperlink>
+      <w:r>
+        <w:t xml:space="preserve">.</w:t>
+      </w:r>
+      <w:r>
+        <w:t xml:space="preserve"> </w:t>
+      </w:r>
+      <w:r>
+        <w:rPr>
+          <w:i/>
+          <w:iCs/>
+        </w:rPr>
+        <w:t xml:space="preserve">Nature Methods</w:t>
+      </w:r>
+      <w:r>
+        <w:t xml:space="preserve"> </w:t>
+      </w:r>
+      <w:r>
+        <w:rPr>
+          <w:b/>
+          <w:bCs/>
+        </w:rPr>
+        <w:t xml:space="preserve">16</w:t>
+      </w:r>
+      <w:r>
+        <w:t xml:space="preserve">, 111–116 (2019).</w:t>
+      </w:r>
+    </w:p>
+    <w:bookmarkEnd w:id="154"/>
+    <w:bookmarkStart w:id="156" w:name="Xf6126b899085a9a785ebf6398c9bce49f28ea50"/>
+    <w:p>
+      <w:pPr>
+        <w:pStyle w:val="Bibliography"/>
+      </w:pPr>
+      <w:r>
+        <w:t xml:space="preserve">43.</w:t>
+      </w:r>
+      <w:r>
+        <w:t xml:space="preserve"> </w:t>
+      </w:r>
+      <w:r>
+        <w:t xml:space="preserve">	</w:t>
+      </w:r>
+      <w:r>
+        <w:t xml:space="preserve">Jenkinson, M., Bannister, P., Brady, M. &amp; Smith, S.</w:t>
+      </w:r>
+      <w:r>
+        <w:t xml:space="preserve"> </w:t>
+      </w:r>
+      <w:hyperlink r:id="rId155">
+        <w:r>
+          <w:rPr>
+            <w:rStyle w:val="InternetLink"/>
+          </w:rPr>
+          <w:t xml:space="preserve">Improved optimization for the robust and accurate linear registration and motion correction of brain images</w:t>
+        </w:r>
+      </w:hyperlink>
+      <w:r>
+        <w:t xml:space="preserve">.</w:t>
+      </w:r>
+      <w:r>
+        <w:t xml:space="preserve"> </w:t>
+      </w:r>
+      <w:r>
+        <w:rPr>
+          <w:i/>
+          <w:iCs/>
+        </w:rPr>
+        <w:t xml:space="preserve">NeuroImage</w:t>
+      </w:r>
+      <w:r>
+        <w:t xml:space="preserve"> </w:t>
+      </w:r>
+      <w:r>
+        <w:rPr>
+          <w:b/>
+          <w:bCs/>
+        </w:rPr>
+        <w:t xml:space="preserve">17</w:t>
+      </w:r>
+      <w:r>
+        <w:t xml:space="preserve">, 825–841 (2002).</w:t>
+      </w:r>
+    </w:p>
+    <w:bookmarkEnd w:id="156"/>
+    <w:bookmarkStart w:id="158" w:name="ref-coxAFNISoftwareAnalysis1996"/>
+    <w:p>
+      <w:pPr>
+        <w:pStyle w:val="Bibliography"/>
+      </w:pPr>
+      <w:r>
+        <w:t xml:space="preserve">44.</w:t>
+      </w:r>
+      <w:r>
+        <w:t xml:space="preserve"> </w:t>
+      </w:r>
+      <w:r>
+        <w:t xml:space="preserve">	</w:t>
+      </w:r>
+      <w:r>
+        <w:t xml:space="preserve">Cox, R. W.</w:t>
+      </w:r>
+      <w:r>
+        <w:t xml:space="preserve"> </w:t>
+      </w:r>
+      <w:hyperlink r:id="rId157">
+        <w:r>
+          <w:rPr>
+            <w:rStyle w:val="InternetLink"/>
+          </w:rPr>
+          <w:t xml:space="preserve">AFNI</w:t>
+        </w:r>
+        <w:r>
+          <w:rPr>
+            <w:rStyle w:val="InternetLink"/>
+          </w:rPr>
+          <w:t xml:space="preserve">:</w:t>
+        </w:r>
+        <w:r>
+          <w:rPr>
+            <w:rStyle w:val="InternetLink"/>
+          </w:rPr>
+          <w:t xml:space="preserve"> </w:t>
+        </w:r>
+        <w:r>
+          <w:rPr>
+            <w:rStyle w:val="InternetLink"/>
+          </w:rPr>
+          <w:t xml:space="preserve">Software</w:t>
+        </w:r>
+        <w:r>
+          <w:rPr>
+            <w:rStyle w:val="InternetLink"/>
+          </w:rPr>
+          <w:t xml:space="preserve"> </w:t>
+        </w:r>
+        <w:r>
+          <w:rPr>
+            <w:rStyle w:val="InternetLink"/>
+          </w:rPr>
+          <w:t xml:space="preserve">for</w:t>
+        </w:r>
+        <w:r>
+          <w:rPr>
+            <w:rStyle w:val="InternetLink"/>
+          </w:rPr>
+          <w:t xml:space="preserve"> </w:t>
+        </w:r>
+        <w:r>
+          <w:rPr>
+            <w:rStyle w:val="InternetLink"/>
+          </w:rPr>
+          <w:t xml:space="preserve">Analysis</w:t>
+        </w:r>
+        <w:r>
+          <w:rPr>
+            <w:rStyle w:val="InternetLink"/>
+          </w:rPr>
+          <w:t xml:space="preserve"> </w:t>
+        </w:r>
+        <w:r>
+          <w:rPr>
+            <w:rStyle w:val="InternetLink"/>
+          </w:rPr>
+          <w:t xml:space="preserve">and</w:t>
+        </w:r>
+        <w:r>
+          <w:rPr>
+            <w:rStyle w:val="InternetLink"/>
+          </w:rPr>
+          <w:t xml:space="preserve"> </w:t>
+        </w:r>
+        <w:r>
+          <w:rPr>
+            <w:rStyle w:val="InternetLink"/>
+          </w:rPr>
+          <w:t xml:space="preserve">Visualization</w:t>
+        </w:r>
+        <w:r>
+          <w:rPr>
+            <w:rStyle w:val="InternetLink"/>
+          </w:rPr>
+          <w:t xml:space="preserve"> </w:t>
+        </w:r>
+        <w:r>
+          <w:rPr>
+            <w:rStyle w:val="InternetLink"/>
+          </w:rPr>
+          <w:t xml:space="preserve">of</w:t>
+        </w:r>
+        <w:r>
+          <w:rPr>
+            <w:rStyle w:val="InternetLink"/>
+          </w:rPr>
+          <w:t xml:space="preserve"> </w:t>
+        </w:r>
+        <w:r>
+          <w:rPr>
+            <w:rStyle w:val="InternetLink"/>
+          </w:rPr>
+          <w:t xml:space="preserve">Functional Magnetic Resonance Neuroimages</w:t>
+        </w:r>
+      </w:hyperlink>
+      <w:r>
+        <w:t xml:space="preserve">.</w:t>
+      </w:r>
+      <w:r>
+        <w:t xml:space="preserve"> </w:t>
+      </w:r>
+      <w:r>
+        <w:rPr>
+          <w:i/>
+          <w:iCs/>
+        </w:rPr>
+        <w:t xml:space="preserve">Computers and Biomedical Research</w:t>
+      </w:r>
+      <w:r>
+        <w:t xml:space="preserve"> </w:t>
+      </w:r>
+      <w:r>
+        <w:rPr>
+          <w:b/>
+          <w:bCs/>
+        </w:rPr>
+        <w:t xml:space="preserve">29</w:t>
+      </w:r>
+      <w:r>
+        <w:t xml:space="preserve">, 162–173 (1996).</w:t>
+      </w:r>
+    </w:p>
+    <w:bookmarkEnd w:id="158"/>
+    <w:bookmarkStart w:id="160" w:name="X699ec02cddd59da9f6ce2f525f26c7d6f5ae283"/>
+    <w:p>
+      <w:pPr>
+        <w:pStyle w:val="Bibliography"/>
+      </w:pPr>
+      <w:r>
+        <w:t xml:space="preserve">45.</w:t>
+      </w:r>
+      <w:r>
+        <w:t xml:space="preserve"> </w:t>
+      </w:r>
+      <w:r>
+        <w:t xml:space="preserve">	</w:t>
+      </w:r>
+      <w:r>
+        <w:t xml:space="preserve">Posse, S.</w:t>
+      </w:r>
+      <w:r>
+        <w:t xml:space="preserve"> </w:t>
+      </w:r>
+      <w:r>
+        <w:rPr>
+          <w:i/>
+          <w:iCs/>
+        </w:rPr>
+        <w:t xml:space="preserve">et al.</w:t>
+      </w:r>
+      <w:r>
+        <w:t xml:space="preserve"> </w:t>
+      </w:r>
+      <w:hyperlink r:id="rId159">
+        <w:r>
+          <w:rPr>
+            <w:rStyle w:val="InternetLink"/>
+          </w:rPr>
+          <w:t xml:space="preserve">Enhancement of</w:t>
+        </w:r>
+        <w:r>
+          <w:rPr>
+            <w:rStyle w:val="InternetLink"/>
+          </w:rPr>
+          <w:t xml:space="preserve"> </w:t>
+        </w:r>
+        <w:r>
+          <w:rPr>
+            <w:rStyle w:val="InternetLink"/>
+          </w:rPr>
+          <w:t xml:space="preserve">BOLD-contrast</w:t>
+        </w:r>
+        <w:r>
+          <w:rPr>
+            <w:rStyle w:val="InternetLink"/>
+          </w:rPr>
+          <w:t xml:space="preserve"> </w:t>
+        </w:r>
+        <w:r>
+          <w:rPr>
+            <w:rStyle w:val="InternetLink"/>
+          </w:rPr>
+          <w:t xml:space="preserve">sensitivity by single-shot multi-echo functional</w:t>
+        </w:r>
+        <w:r>
+          <w:rPr>
+            <w:rStyle w:val="InternetLink"/>
+          </w:rPr>
+          <w:t xml:space="preserve"> </w:t>
+        </w:r>
+        <w:r>
+          <w:rPr>
+            <w:rStyle w:val="InternetLink"/>
+          </w:rPr>
+          <w:t xml:space="preserve">MR</w:t>
+        </w:r>
+        <w:r>
+          <w:rPr>
+            <w:rStyle w:val="InternetLink"/>
+          </w:rPr>
+          <w:t xml:space="preserve"> </w:t>
+        </w:r>
+        <w:r>
+          <w:rPr>
+            <w:rStyle w:val="InternetLink"/>
+          </w:rPr>
+          <w:t xml:space="preserve">imaging</w:t>
+        </w:r>
+      </w:hyperlink>
+      <w:r>
+        <w:t xml:space="preserve">.</w:t>
+      </w:r>
+      <w:r>
+        <w:t xml:space="preserve"> </w:t>
+      </w:r>
+      <w:r>
+        <w:rPr>
+          <w:i/>
+          <w:iCs/>
+        </w:rPr>
+        <w:t xml:space="preserve">Magnetic Resonance in Medicine</w:t>
+      </w:r>
+      <w:r>
+        <w:t xml:space="preserve"> </w:t>
+      </w:r>
+      <w:r>
+        <w:rPr>
+          <w:b/>
+          <w:bCs/>
+        </w:rPr>
+        <w:t xml:space="preserve">42</w:t>
+      </w:r>
+      <w:r>
+        <w:t xml:space="preserve">, 87–97 (1999).</w:t>
+      </w:r>
+    </w:p>
+    <w:bookmarkEnd w:id="160"/>
+    <w:bookmarkStart w:id="162" w:name="X3a598bbf6fcf345f81ae1f5a13bc405d17b0a4c"/>
+    <w:p>
+      <w:pPr>
+        <w:pStyle w:val="Bibliography"/>
+      </w:pPr>
+      <w:r>
+        <w:t xml:space="preserve">46.</w:t>
+      </w:r>
+      <w:r>
+        <w:t xml:space="preserve"> </w:t>
+      </w:r>
+      <w:r>
+        <w:t xml:space="preserve">	</w:t>
+      </w:r>
+      <w:r>
+        <w:t xml:space="preserve">DuPre, E.</w:t>
+      </w:r>
+      <w:r>
+        <w:t xml:space="preserve"> </w:t>
+      </w:r>
+      <w:r>
+        <w:rPr>
+          <w:i/>
+          <w:iCs/>
+        </w:rPr>
+        <w:t xml:space="preserve">et al.</w:t>
+      </w:r>
+      <w:r>
+        <w:t xml:space="preserve"> </w:t>
+      </w:r>
+      <w:hyperlink r:id="rId161">
+        <w:r>
+          <w:rPr>
+            <w:rStyle w:val="InternetLink"/>
+          </w:rPr>
+          <w:t xml:space="preserve">TE-dependent</w:t>
+        </w:r>
+        <w:r>
+          <w:rPr>
+            <w:rStyle w:val="InternetLink"/>
+          </w:rPr>
+          <w:t xml:space="preserve"> </w:t>
+        </w:r>
+        <w:r>
+          <w:rPr>
+            <w:rStyle w:val="InternetLink"/>
+          </w:rPr>
+          <w:t xml:space="preserve">analysis of multi-echo</w:t>
+        </w:r>
+        <w:r>
+          <w:rPr>
+            <w:rStyle w:val="InternetLink"/>
+          </w:rPr>
+          <w:t xml:space="preserve"> </w:t>
+        </w:r>
+        <w:r>
+          <w:rPr>
+            <w:rStyle w:val="InternetLink"/>
+          </w:rPr>
+          <w:t xml:space="preserve">fMRI</w:t>
+        </w:r>
+        <w:r>
+          <w:rPr>
+            <w:rStyle w:val="InternetLink"/>
+          </w:rPr>
+          <w:t xml:space="preserve"> </w:t>
+        </w:r>
+        <w:r>
+          <w:rPr>
+            <w:rStyle w:val="InternetLink"/>
+          </w:rPr>
+          <w:t xml:space="preserve">with *tedana*</w:t>
+        </w:r>
+      </w:hyperlink>
+      <w:r>
+        <w:t xml:space="preserve">.</w:t>
+      </w:r>
+      <w:r>
+        <w:t xml:space="preserve"> </w:t>
+      </w:r>
+      <w:r>
+        <w:rPr>
+          <w:i/>
+          <w:iCs/>
+        </w:rPr>
+        <w:t xml:space="preserve">Journal of Open Source Software</w:t>
+      </w:r>
+      <w:r>
+        <w:t xml:space="preserve"> </w:t>
+      </w:r>
+      <w:r>
+        <w:rPr>
+          <w:b/>
+          <w:bCs/>
+        </w:rPr>
+        <w:t xml:space="preserve">6</w:t>
+      </w:r>
+      <w:r>
+        <w:t xml:space="preserve">, 3669 (2021).</w:t>
+      </w:r>
+    </w:p>
+    <w:bookmarkEnd w:id="162"/>
+    <w:bookmarkStart w:id="164" w:name="X3269ade3d7f8b0f39f41bc530824d1dc76d0dfa"/>
+    <w:p>
+      <w:pPr>
+        <w:pStyle w:val="Bibliography"/>
+      </w:pPr>
+      <w:r>
+        <w:t xml:space="preserve">47.</w:t>
+      </w:r>
+      <w:r>
+        <w:t xml:space="preserve"> </w:t>
+      </w:r>
+      <w:r>
+        <w:t xml:space="preserve">	</w:t>
+      </w:r>
+      <w:r>
+        <w:t xml:space="preserve">Oeltzschner, G.</w:t>
+      </w:r>
+      <w:r>
+        <w:t xml:space="preserve"> </w:t>
+      </w:r>
+      <w:r>
+        <w:rPr>
+          <w:i/>
+          <w:iCs/>
+        </w:rPr>
+        <w:t xml:space="preserve">et al.</w:t>
+      </w:r>
+      <w:r>
+        <w:t xml:space="preserve"> </w:t>
+      </w:r>
+      <w:hyperlink r:id="rId163">
+        <w:r>
+          <w:rPr>
+            <w:rStyle w:val="InternetLink"/>
+          </w:rPr>
+          <w:t xml:space="preserve">Osprey:</w:t>
+        </w:r>
+        <w:r>
+          <w:rPr>
+            <w:rStyle w:val="InternetLink"/>
+          </w:rPr>
+          <w:t xml:space="preserve"> </w:t>
+        </w:r>
+        <w:r>
+          <w:rPr>
+            <w:rStyle w:val="InternetLink"/>
+          </w:rPr>
+          <w:t xml:space="preserve">Open-Source Processing</w:t>
+        </w:r>
+        <w:r>
+          <w:rPr>
+            <w:rStyle w:val="InternetLink"/>
+          </w:rPr>
+          <w:t xml:space="preserve">,</w:t>
+        </w:r>
+        <w:r>
+          <w:rPr>
+            <w:rStyle w:val="InternetLink"/>
+          </w:rPr>
+          <w:t xml:space="preserve"> </w:t>
+        </w:r>
+        <w:r>
+          <w:rPr>
+            <w:rStyle w:val="InternetLink"/>
+          </w:rPr>
+          <w:t xml:space="preserve">Reconstruction</w:t>
+        </w:r>
+        <w:r>
+          <w:rPr>
+            <w:rStyle w:val="InternetLink"/>
+          </w:rPr>
+          <w:t xml:space="preserve"> </w:t>
+        </w:r>
+        <w:r>
+          <w:rPr>
+            <w:rStyle w:val="InternetLink"/>
+          </w:rPr>
+          <w:t xml:space="preserve">&amp;</w:t>
+        </w:r>
+        <w:r>
+          <w:rPr>
+            <w:rStyle w:val="InternetLink"/>
+          </w:rPr>
+          <w:t xml:space="preserve"> </w:t>
+        </w:r>
+        <w:r>
+          <w:rPr>
+            <w:rStyle w:val="InternetLink"/>
+          </w:rPr>
+          <w:t xml:space="preserve">Estimation</w:t>
+        </w:r>
+        <w:r>
+          <w:rPr>
+            <w:rStyle w:val="InternetLink"/>
+          </w:rPr>
+          <w:t xml:space="preserve"> </w:t>
+        </w:r>
+        <w:r>
+          <w:rPr>
+            <w:rStyle w:val="InternetLink"/>
+          </w:rPr>
+          <w:t xml:space="preserve">of</w:t>
+        </w:r>
+        <w:r>
+          <w:rPr>
+            <w:rStyle w:val="InternetLink"/>
+          </w:rPr>
+          <w:t xml:space="preserve"> </w:t>
+        </w:r>
+        <w:r>
+          <w:rPr>
+            <w:rStyle w:val="InternetLink"/>
+          </w:rPr>
+          <w:t xml:space="preserve">Magnetic Resonance Spectroscopy Data</w:t>
+        </w:r>
+      </w:hyperlink>
+      <w:r>
+        <w:t xml:space="preserve">.</w:t>
+      </w:r>
+      <w:r>
+        <w:t xml:space="preserve"> </w:t>
+      </w:r>
+      <w:r>
+        <w:rPr>
+          <w:i/>
+          <w:iCs/>
+        </w:rPr>
+        <w:t xml:space="preserve">Journal of neuroscience methods</w:t>
+      </w:r>
+      <w:r>
+        <w:t xml:space="preserve"> </w:t>
+      </w:r>
+      <w:r>
+        <w:rPr>
+          <w:b/>
+          <w:bCs/>
+        </w:rPr>
+        <w:t xml:space="preserve">343</w:t>
+      </w:r>
+      <w:r>
+        <w:t xml:space="preserve">, 108827 (2020).</w:t>
+      </w:r>
+    </w:p>
+    <w:bookmarkEnd w:id="164"/>
+    <w:bookmarkStart w:id="165" w:name="Xa40a6c308a7c4ecd374d5d433164d97a4c07e0f"/>
+    <w:p>
+      <w:pPr>
+        <w:pStyle w:val="Bibliography"/>
+      </w:pPr>
+      <w:r>
+        <w:t xml:space="preserve">48.</w:t>
+      </w:r>
+      <w:r>
+        <w:t xml:space="preserve"> </w:t>
+      </w:r>
+      <w:r>
+        <w:t xml:space="preserve">	</w:t>
+      </w:r>
+      <w:r>
+        <w:t xml:space="preserve">Friston, K., Ashburner, J., Kiebel, S., Nichols, T. &amp; Penny, W.</w:t>
+      </w:r>
+      <w:r>
+        <w:t xml:space="preserve"> </w:t>
+      </w:r>
+      <w:r>
+        <w:rPr>
+          <w:i/>
+          <w:iCs/>
+        </w:rPr>
+        <w:t xml:space="preserve">Statistical</w:t>
+      </w:r>
+      <w:r>
+        <w:rPr>
+          <w:i/>
+          <w:iCs/>
+        </w:rPr>
+        <w:t xml:space="preserve"> </w:t>
+      </w:r>
+      <w:r>
+        <w:rPr>
+          <w:i/>
+          <w:iCs/>
+        </w:rPr>
+        <w:t xml:space="preserve">Parametric Mapping</w:t>
+      </w:r>
+      <w:r>
+        <w:rPr>
+          <w:i/>
+          <w:iCs/>
+        </w:rPr>
+        <w:t xml:space="preserve">:</w:t>
+      </w:r>
+      <w:r>
+        <w:rPr>
+          <w:i/>
+          <w:iCs/>
+        </w:rPr>
+        <w:t xml:space="preserve"> </w:t>
+      </w:r>
+      <w:r>
+        <w:rPr>
+          <w:i/>
+          <w:iCs/>
+        </w:rPr>
+        <w:t xml:space="preserve">The Analysis</w:t>
+      </w:r>
+      <w:r>
+        <w:rPr>
+          <w:i/>
+          <w:iCs/>
+        </w:rPr>
+        <w:t xml:space="preserve"> </w:t>
+      </w:r>
+      <w:r>
+        <w:rPr>
+          <w:i/>
+          <w:iCs/>
+        </w:rPr>
+        <w:t xml:space="preserve">of</w:t>
+      </w:r>
+      <w:r>
+        <w:rPr>
+          <w:i/>
+          <w:iCs/>
+        </w:rPr>
+        <w:t xml:space="preserve"> </w:t>
+      </w:r>
+      <w:r>
+        <w:rPr>
+          <w:i/>
+          <w:iCs/>
+        </w:rPr>
+        <w:t xml:space="preserve">Functional Brain Images</w:t>
+      </w:r>
+      <w:r>
+        <w:t xml:space="preserve">. (Elsevier Ltd., 2007).</w:t>
+      </w:r>
+    </w:p>
+    <w:bookmarkEnd w:id="165"/>
+    <w:bookmarkStart w:id="167" w:name="ref-gasparovicUseTissueWater2006"/>
+    <w:p>
+      <w:pPr>
+        <w:pStyle w:val="Bibliography"/>
+      </w:pPr>
+      <w:r>
+        <w:t xml:space="preserve">49.</w:t>
+      </w:r>
+      <w:r>
+        <w:t xml:space="preserve"> </w:t>
+      </w:r>
+      <w:r>
+        <w:t xml:space="preserve">	</w:t>
+      </w:r>
+      <w:r>
+        <w:t xml:space="preserve">Gasparovic, C.</w:t>
+      </w:r>
+      <w:r>
+        <w:t xml:space="preserve"> </w:t>
+      </w:r>
+      <w:r>
+        <w:rPr>
+          <w:i/>
+          <w:iCs/>
+        </w:rPr>
+        <w:t xml:space="preserve">et al.</w:t>
+      </w:r>
+      <w:r>
+        <w:t xml:space="preserve"> </w:t>
+      </w:r>
+      <w:hyperlink r:id="rId166">
+        <w:r>
+          <w:rPr>
+            <w:rStyle w:val="InternetLink"/>
+          </w:rPr>
+          <w:t xml:space="preserve">Use of tissue water as a concentration reference for proton spectroscopic imaging</w:t>
+        </w:r>
+      </w:hyperlink>
+      <w:r>
+        <w:t xml:space="preserve">.</w:t>
+      </w:r>
+      <w:r>
+        <w:t xml:space="preserve"> </w:t>
+      </w:r>
+      <w:r>
+        <w:rPr>
+          <w:i/>
+          <w:iCs/>
+        </w:rPr>
+        <w:t xml:space="preserve">Magnetic Resonance in Medicine</w:t>
+      </w:r>
+      <w:r>
+        <w:t xml:space="preserve"> </w:t>
+      </w:r>
+      <w:r>
+        <w:rPr>
+          <w:b/>
+          <w:bCs/>
+        </w:rPr>
+        <w:t xml:space="preserve">55</w:t>
+      </w:r>
+      <w:r>
+        <w:t xml:space="preserve">, 1219–1226 (2006).</w:t>
+      </w:r>
+    </w:p>
+    <w:bookmarkEnd w:id="167"/>
+    <w:bookmarkStart w:id="169" w:name="Xa737e5e392e4bcd51c7fd23331cbb80e3818b9a"/>
+    <w:p>
+      <w:pPr>
+        <w:pStyle w:val="Bibliography"/>
+      </w:pPr>
+      <w:r>
+        <w:t xml:space="preserve">50.</w:t>
+      </w:r>
+      <w:r>
+        <w:t xml:space="preserve"> </w:t>
+      </w:r>
+      <w:r>
+        <w:t xml:space="preserve">	</w:t>
+      </w:r>
+      <w:r>
+        <w:t xml:space="preserve">Provencher, S. W.</w:t>
+      </w:r>
+      <w:r>
+        <w:t xml:space="preserve"> </w:t>
+      </w:r>
+      <w:hyperlink r:id="rId168">
+        <w:r>
+          <w:rPr>
+            <w:rStyle w:val="InternetLink"/>
+          </w:rPr>
+          <w:t xml:space="preserve">Automatic quantitation of localized in vivo</w:t>
+        </w:r>
+        <w:r>
+          <w:rPr>
+            <w:rStyle w:val="InternetLink"/>
+          </w:rPr>
+          <w:t xml:space="preserve"> </w:t>
+        </w:r>
+        <w:r>
+          <w:rPr>
+            <w:rStyle w:val="InternetLink"/>
+          </w:rPr>
+          <w:t xml:space="preserve">1H</w:t>
+        </w:r>
+        <w:r>
+          <w:rPr>
+            <w:rStyle w:val="InternetLink"/>
+          </w:rPr>
+          <w:t xml:space="preserve"> </w:t>
+        </w:r>
+        <w:r>
+          <w:rPr>
+            <w:rStyle w:val="InternetLink"/>
+          </w:rPr>
+          <w:t xml:space="preserve">spectra with</w:t>
+        </w:r>
+        <w:r>
+          <w:rPr>
+            <w:rStyle w:val="InternetLink"/>
+          </w:rPr>
+          <w:t xml:space="preserve"> </w:t>
+        </w:r>
+        <w:r>
+          <w:rPr>
+            <w:rStyle w:val="InternetLink"/>
+          </w:rPr>
+          <w:t xml:space="preserve">LCModel</w:t>
+        </w:r>
+      </w:hyperlink>
+      <w:r>
+        <w:t xml:space="preserve">.</w:t>
+      </w:r>
+      <w:r>
+        <w:t xml:space="preserve"> </w:t>
+      </w:r>
+      <w:r>
+        <w:rPr>
+          <w:i/>
+          <w:iCs/>
+        </w:rPr>
+        <w:t xml:space="preserve">NMR in biomedicine</w:t>
+      </w:r>
+      <w:r>
+        <w:t xml:space="preserve"> </w:t>
+      </w:r>
+      <w:r>
+        <w:rPr>
+          <w:b/>
+          <w:bCs/>
+        </w:rPr>
+        <w:t xml:space="preserve">14</w:t>
+      </w:r>
+      <w:r>
+        <w:t xml:space="preserve">, 260–264 (2001).</w:t>
+      </w:r>
+    </w:p>
+    <w:bookmarkEnd w:id="169"/>
+    <w:bookmarkStart w:id="171" w:name="ref-pasantaFunctionalMRSStudies2023"/>
+    <w:p>
+      <w:pPr>
+        <w:pStyle w:val="Bibliography"/>
+      </w:pPr>
+      <w:r>
+        <w:t xml:space="preserve">51.</w:t>
+      </w:r>
+      <w:r>
+        <w:t xml:space="preserve"> </w:t>
+      </w:r>
+      <w:r>
+        <w:t xml:space="preserve">	</w:t>
+      </w:r>
+      <w:r>
+        <w:t xml:space="preserve">Pasanta, D.</w:t>
+      </w:r>
+      <w:r>
+        <w:t xml:space="preserve"> </w:t>
+      </w:r>
+      <w:r>
+        <w:rPr>
+          <w:i/>
+          <w:iCs/>
+        </w:rPr>
+        <w:t xml:space="preserve">et al.</w:t>
+      </w:r>
+      <w:r>
+        <w:t xml:space="preserve"> </w:t>
+      </w:r>
+      <w:hyperlink r:id="rId170">
+        <w:r>
+          <w:rPr>
+            <w:rStyle w:val="InternetLink"/>
+          </w:rPr>
+          <w:t xml:space="preserve">Functional</w:t>
+        </w:r>
+        <w:r>
+          <w:rPr>
+            <w:rStyle w:val="InternetLink"/>
+          </w:rPr>
+          <w:t xml:space="preserve"> </w:t>
+        </w:r>
+        <w:r>
+          <w:rPr>
+            <w:rStyle w:val="InternetLink"/>
+          </w:rPr>
+          <w:t xml:space="preserve">MRS</w:t>
+        </w:r>
+        <w:r>
+          <w:rPr>
+            <w:rStyle w:val="InternetLink"/>
+          </w:rPr>
+          <w:t xml:space="preserve"> </w:t>
+        </w:r>
+        <w:r>
+          <w:rPr>
+            <w:rStyle w:val="InternetLink"/>
+          </w:rPr>
+          <w:t xml:space="preserve">studies of</w:t>
+        </w:r>
+        <w:r>
+          <w:rPr>
+            <w:rStyle w:val="InternetLink"/>
+          </w:rPr>
+          <w:t xml:space="preserve"> </w:t>
+        </w:r>
+        <w:r>
+          <w:rPr>
+            <w:rStyle w:val="InternetLink"/>
+          </w:rPr>
+          <w:t xml:space="preserve">GABA</w:t>
+        </w:r>
+        <w:r>
+          <w:rPr>
+            <w:rStyle w:val="InternetLink"/>
+          </w:rPr>
+          <w:t xml:space="preserve"> </w:t>
+        </w:r>
+        <w:r>
+          <w:rPr>
+            <w:rStyle w:val="InternetLink"/>
+          </w:rPr>
+          <w:t xml:space="preserve">and glutamate/</w:t>
+        </w:r>
+        <w:r>
+          <w:rPr>
+            <w:rStyle w:val="InternetLink"/>
+          </w:rPr>
+          <w:t xml:space="preserve">Glx</w:t>
+        </w:r>
+        <w:r>
+          <w:rPr>
+            <w:rStyle w:val="InternetLink"/>
+          </w:rPr>
+          <w:t xml:space="preserve"> </w:t>
+        </w:r>
+        <w:r>
+          <w:rPr>
+            <w:rStyle w:val="InternetLink"/>
+          </w:rPr>
+          <w:t xml:space="preserve">–</w:t>
+        </w:r>
+        <w:r>
+          <w:rPr>
+            <w:rStyle w:val="InternetLink"/>
+          </w:rPr>
+          <w:t xml:space="preserve"> </w:t>
+        </w:r>
+        <w:r>
+          <w:rPr>
+            <w:rStyle w:val="InternetLink"/>
+          </w:rPr>
+          <w:t xml:space="preserve">A</w:t>
+        </w:r>
+        <w:r>
+          <w:rPr>
+            <w:rStyle w:val="InternetLink"/>
+          </w:rPr>
+          <w:t xml:space="preserve"> </w:t>
+        </w:r>
+        <w:r>
+          <w:rPr>
+            <w:rStyle w:val="InternetLink"/>
+          </w:rPr>
+          <w:t xml:space="preserve">systematic review and meta-analysis</w:t>
+        </w:r>
+      </w:hyperlink>
+      <w:r>
+        <w:t xml:space="preserve">.</w:t>
+      </w:r>
+      <w:r>
+        <w:t xml:space="preserve"> </w:t>
+      </w:r>
+      <w:r>
+        <w:rPr>
+          <w:i/>
+          <w:iCs/>
+        </w:rPr>
+        <w:t xml:space="preserve">Neuroscience &amp; Biobehavioral Reviews</w:t>
+      </w:r>
+      <w:r>
+        <w:t xml:space="preserve"> </w:t>
+      </w:r>
+      <w:r>
+        <w:rPr>
+          <w:b/>
+          <w:bCs/>
+        </w:rPr>
+        <w:t xml:space="preserve">144</w:t>
+      </w:r>
+      <w:r>
+        <w:t xml:space="preserve">, 104940 (2023).</w:t>
+      </w:r>
+    </w:p>
+    <w:bookmarkEnd w:id="171"/>
+    <w:bookmarkStart w:id="173" w:name="ref-ramadanGlutamateGlutamineReview2013"/>
+    <w:p>
+      <w:pPr>
+        <w:pStyle w:val="Bibliography"/>
+      </w:pPr>
+      <w:r>
+        <w:t xml:space="preserve">52.</w:t>
+      </w:r>
+      <w:r>
+        <w:t xml:space="preserve"> </w:t>
+      </w:r>
+      <w:r>
+        <w:t xml:space="preserve">	</w:t>
+      </w:r>
+      <w:r>
+        <w:t xml:space="preserve">Ramadan, S., Lin, A. &amp; Stanwell, P.</w:t>
+      </w:r>
+      <w:r>
+        <w:t xml:space="preserve"> </w:t>
+      </w:r>
+      <w:hyperlink r:id="rId172">
+        <w:r>
+          <w:rPr>
+            <w:rStyle w:val="InternetLink"/>
+          </w:rPr>
+          <w:t xml:space="preserve">Glutamate and</w:t>
+        </w:r>
+        <w:r>
+          <w:rPr>
+            <w:rStyle w:val="InternetLink"/>
+          </w:rPr>
+          <w:t xml:space="preserve"> </w:t>
+        </w:r>
+        <w:r>
+          <w:rPr>
+            <w:rStyle w:val="InternetLink"/>
+          </w:rPr>
+          <w:t xml:space="preserve">Glutamine</w:t>
+        </w:r>
+        <w:r>
+          <w:rPr>
+            <w:rStyle w:val="InternetLink"/>
+          </w:rPr>
+          <w:t xml:space="preserve">:</w:t>
+        </w:r>
+        <w:r>
+          <w:rPr>
+            <w:rStyle w:val="InternetLink"/>
+          </w:rPr>
+          <w:t xml:space="preserve"> </w:t>
+        </w:r>
+        <w:r>
+          <w:rPr>
+            <w:rStyle w:val="InternetLink"/>
+          </w:rPr>
+          <w:t xml:space="preserve">A Review</w:t>
+        </w:r>
+        <w:r>
+          <w:rPr>
+            <w:rStyle w:val="InternetLink"/>
+          </w:rPr>
+          <w:t xml:space="preserve"> </w:t>
+        </w:r>
+        <w:r>
+          <w:rPr>
+            <w:rStyle w:val="InternetLink"/>
+          </w:rPr>
+          <w:t xml:space="preserve">of</w:t>
+        </w:r>
+        <w:r>
+          <w:rPr>
+            <w:rStyle w:val="InternetLink"/>
+          </w:rPr>
+          <w:t xml:space="preserve"> </w:t>
+        </w:r>
+        <w:r>
+          <w:rPr>
+            <w:rStyle w:val="InternetLink"/>
+          </w:rPr>
+          <w:t xml:space="preserve">In Vivo MRS</w:t>
+        </w:r>
+        <w:r>
+          <w:rPr>
+            <w:rStyle w:val="InternetLink"/>
+          </w:rPr>
+          <w:t xml:space="preserve"> </w:t>
+        </w:r>
+        <w:r>
+          <w:rPr>
+            <w:rStyle w:val="InternetLink"/>
+          </w:rPr>
+          <w:t xml:space="preserve">in the</w:t>
+        </w:r>
+        <w:r>
+          <w:rPr>
+            <w:rStyle w:val="InternetLink"/>
+          </w:rPr>
+          <w:t xml:space="preserve"> </w:t>
+        </w:r>
+        <w:r>
+          <w:rPr>
+            <w:rStyle w:val="InternetLink"/>
+          </w:rPr>
+          <w:t xml:space="preserve">Human Brain</w:t>
+        </w:r>
+      </w:hyperlink>
+      <w:r>
+        <w:t xml:space="preserve">.</w:t>
+      </w:r>
+      <w:r>
+        <w:t xml:space="preserve"> </w:t>
+      </w:r>
+      <w:r>
+        <w:rPr>
+          <w:i/>
+          <w:iCs/>
+        </w:rPr>
+        <w:t xml:space="preserve">NMR in biomedicine</w:t>
+      </w:r>
+      <w:r>
+        <w:t xml:space="preserve"> </w:t>
+      </w:r>
+      <w:r>
+        <w:rPr>
+          <w:b/>
+          <w:bCs/>
+        </w:rPr>
+        <w:t xml:space="preserve">26</w:t>
+      </w:r>
+      <w:r>
+        <w:t xml:space="preserve">, 10.1002/nbm.3045 (2013).</w:t>
+      </w:r>
+    </w:p>
+    <w:bookmarkEnd w:id="173"/>
+    <w:bookmarkStart w:id="175" w:name="X34dcf5b26e20f7c34f09cc47bce142128fdda22"/>
+    <w:p>
+      <w:pPr>
+        <w:pStyle w:val="Bibliography"/>
+      </w:pPr>
+      <w:r>
+        <w:t xml:space="preserve">53.</w:t>
+      </w:r>
+      <w:r>
+        <w:t xml:space="preserve"> </w:t>
+      </w:r>
+      <w:r>
+        <w:t xml:space="preserve">	</w:t>
+      </w:r>
+      <w:r>
+        <w:t xml:space="preserve">Harris, A. D., Puts, N. A. J., Barker, P. B. &amp; Edden, R. A. E.</w:t>
+      </w:r>
+      <w:r>
+        <w:t xml:space="preserve"> </w:t>
+      </w:r>
+      <w:hyperlink r:id="rId174">
+        <w:r>
+          <w:rPr>
+            <w:rStyle w:val="InternetLink"/>
+          </w:rPr>
+          <w:t xml:space="preserve">Spectral-</w:t>
+        </w:r>
+        <w:r>
+          <w:rPr>
+            <w:rStyle w:val="InternetLink"/>
+          </w:rPr>
+          <w:t xml:space="preserve">Editing Measurements</w:t>
+        </w:r>
+        <w:r>
+          <w:rPr>
+            <w:rStyle w:val="InternetLink"/>
+          </w:rPr>
+          <w:t xml:space="preserve"> </w:t>
+        </w:r>
+        <w:r>
+          <w:rPr>
+            <w:rStyle w:val="InternetLink"/>
+          </w:rPr>
+          <w:t xml:space="preserve">of</w:t>
+        </w:r>
+        <w:r>
+          <w:rPr>
+            <w:rStyle w:val="InternetLink"/>
+          </w:rPr>
+          <w:t xml:space="preserve"> </w:t>
+        </w:r>
+        <w:r>
+          <w:rPr>
+            <w:rStyle w:val="InternetLink"/>
+          </w:rPr>
+          <w:t xml:space="preserve">GABA</w:t>
+        </w:r>
+        <w:r>
+          <w:rPr>
+            <w:rStyle w:val="InternetLink"/>
+          </w:rPr>
+          <w:t xml:space="preserve"> </w:t>
+        </w:r>
+        <w:r>
+          <w:rPr>
+            <w:rStyle w:val="InternetLink"/>
+          </w:rPr>
+          <w:t xml:space="preserve">in the</w:t>
+        </w:r>
+        <w:r>
+          <w:rPr>
+            <w:rStyle w:val="InternetLink"/>
+          </w:rPr>
+          <w:t xml:space="preserve"> </w:t>
+        </w:r>
+        <w:r>
+          <w:rPr>
+            <w:rStyle w:val="InternetLink"/>
+          </w:rPr>
+          <w:t xml:space="preserve">Human Brain</w:t>
+        </w:r>
+        <w:r>
+          <w:rPr>
+            <w:rStyle w:val="InternetLink"/>
+          </w:rPr>
+          <w:t xml:space="preserve"> </w:t>
+        </w:r>
+        <w:r>
+          <w:rPr>
+            <w:rStyle w:val="InternetLink"/>
+          </w:rPr>
+          <w:t xml:space="preserve">with and without</w:t>
+        </w:r>
+        <w:r>
+          <w:rPr>
+            <w:rStyle w:val="InternetLink"/>
+          </w:rPr>
+          <w:t xml:space="preserve"> </w:t>
+        </w:r>
+        <w:r>
+          <w:rPr>
+            <w:rStyle w:val="InternetLink"/>
+          </w:rPr>
+          <w:t xml:space="preserve">Macromolecule Suppression</w:t>
+        </w:r>
+      </w:hyperlink>
+      <w:r>
+        <w:t xml:space="preserve">.</w:t>
+      </w:r>
+      <w:r>
+        <w:t xml:space="preserve"> </w:t>
+      </w:r>
+      <w:r>
+        <w:rPr>
+          <w:i/>
+          <w:iCs/>
+        </w:rPr>
+        <w:t xml:space="preserve">Magnetic resonance in medicine</w:t>
+      </w:r>
+      <w:r>
+        <w:t xml:space="preserve"> </w:t>
+      </w:r>
+      <w:r>
+        <w:rPr>
+          <w:b/>
+          <w:bCs/>
+        </w:rPr>
+        <w:t xml:space="preserve">74</w:t>
+      </w:r>
+      <w:r>
+        <w:t xml:space="preserve">, 1523–1529 (2015).</w:t>
+      </w:r>
+    </w:p>
+    <w:bookmarkEnd w:id="175"/>
+    <w:bookmarkStart w:id="177" w:name="ref-mikkelsenBigGABAII2019"/>
+    <w:p>
+      <w:pPr>
+        <w:pStyle w:val="Bibliography"/>
+      </w:pPr>
+      <w:r>
+        <w:t xml:space="preserve">54.</w:t>
+      </w:r>
+      <w:r>
+        <w:t xml:space="preserve"> </w:t>
+      </w:r>
+      <w:r>
+        <w:t xml:space="preserve">	</w:t>
+      </w:r>
+      <w:r>
+        <w:t xml:space="preserve">Mikkelsen, M.</w:t>
+      </w:r>
+      <w:r>
+        <w:t xml:space="preserve"> </w:t>
+      </w:r>
+      <w:r>
+        <w:rPr>
+          <w:i/>
+          <w:iCs/>
+        </w:rPr>
+        <w:t xml:space="preserve">et al.</w:t>
+      </w:r>
+      <w:r>
+        <w:t xml:space="preserve"> </w:t>
+      </w:r>
+      <w:hyperlink r:id="rId176">
+        <w:r>
+          <w:rPr>
+            <w:rStyle w:val="InternetLink"/>
+          </w:rPr>
+          <w:t xml:space="preserve">Big</w:t>
+        </w:r>
+        <w:r>
+          <w:rPr>
+            <w:rStyle w:val="InternetLink"/>
+          </w:rPr>
+          <w:t xml:space="preserve"> </w:t>
+        </w:r>
+        <w:r>
+          <w:rPr>
+            <w:rStyle w:val="InternetLink"/>
+          </w:rPr>
+          <w:t xml:space="preserve">GABA II</w:t>
+        </w:r>
+        <w:r>
+          <w:rPr>
+            <w:rStyle w:val="InternetLink"/>
+          </w:rPr>
+          <w:t xml:space="preserve">:</w:t>
+        </w:r>
+        <w:r>
+          <w:rPr>
+            <w:rStyle w:val="InternetLink"/>
+          </w:rPr>
+          <w:t xml:space="preserve"> </w:t>
+        </w:r>
+        <w:r>
+          <w:rPr>
+            <w:rStyle w:val="InternetLink"/>
+          </w:rPr>
+          <w:t xml:space="preserve">Water-referenced</w:t>
+        </w:r>
+        <w:r>
+          <w:rPr>
+            <w:rStyle w:val="InternetLink"/>
+          </w:rPr>
+          <w:t xml:space="preserve"> </w:t>
+        </w:r>
+        <w:r>
+          <w:rPr>
+            <w:rStyle w:val="InternetLink"/>
+          </w:rPr>
+          <w:t xml:space="preserve">edited</w:t>
+        </w:r>
+        <w:r>
+          <w:rPr>
+            <w:rStyle w:val="InternetLink"/>
+          </w:rPr>
+          <w:t xml:space="preserve"> </w:t>
+        </w:r>
+        <w:r>
+          <w:rPr>
+            <w:rStyle w:val="InternetLink"/>
+          </w:rPr>
+          <w:t xml:space="preserve">MR</w:t>
+        </w:r>
+        <w:r>
+          <w:rPr>
+            <w:rStyle w:val="InternetLink"/>
+          </w:rPr>
+          <w:t xml:space="preserve"> </w:t>
+        </w:r>
+        <w:r>
+          <w:rPr>
+            <w:rStyle w:val="InternetLink"/>
+          </w:rPr>
+          <w:t xml:space="preserve">spectroscopy at 25 research sites</w:t>
+        </w:r>
+      </w:hyperlink>
+      <w:r>
+        <w:t xml:space="preserve">.</w:t>
+      </w:r>
+      <w:r>
+        <w:t xml:space="preserve"> </w:t>
+      </w:r>
+      <w:r>
+        <w:rPr>
+          <w:i/>
+          <w:iCs/>
+        </w:rPr>
+        <w:t xml:space="preserve">NeuroImage</w:t>
+      </w:r>
+      <w:r>
+        <w:t xml:space="preserve"> </w:t>
+      </w:r>
+      <w:r>
+        <w:rPr>
+          <w:b/>
+          <w:bCs/>
+        </w:rPr>
+        <w:t xml:space="preserve">191</w:t>
+      </w:r>
+      <w:r>
+        <w:t xml:space="preserve">, 537–548 (2019).</w:t>
+      </w:r>
+    </w:p>
+    <w:bookmarkEnd w:id="177"/>
+    <w:bookmarkStart w:id="179" w:name="ref-mikkelsenBigGABAEdited2017"/>
+    <w:p>
+      <w:pPr>
+        <w:pStyle w:val="Bibliography"/>
+      </w:pPr>
+      <w:r>
+        <w:t xml:space="preserve">55.</w:t>
+      </w:r>
+      <w:r>
+        <w:t xml:space="preserve"> </w:t>
+      </w:r>
+      <w:r>
+        <w:t xml:space="preserve">	</w:t>
+      </w:r>
+      <w:r>
+        <w:t xml:space="preserve">Mikkelsen, M.</w:t>
+      </w:r>
+      <w:r>
+        <w:t xml:space="preserve"> </w:t>
+      </w:r>
+      <w:r>
+        <w:rPr>
+          <w:i/>
+          <w:iCs/>
+        </w:rPr>
+        <w:t xml:space="preserve">et al.</w:t>
+      </w:r>
+      <w:r>
+        <w:t xml:space="preserve"> </w:t>
+      </w:r>
+      <w:hyperlink r:id="rId178">
+        <w:r>
+          <w:rPr>
+            <w:rStyle w:val="InternetLink"/>
+          </w:rPr>
+          <w:t xml:space="preserve">Big</w:t>
+        </w:r>
+        <w:r>
+          <w:rPr>
+            <w:rStyle w:val="InternetLink"/>
+          </w:rPr>
+          <w:t xml:space="preserve"> </w:t>
+        </w:r>
+        <w:r>
+          <w:rPr>
+            <w:rStyle w:val="InternetLink"/>
+          </w:rPr>
+          <w:t xml:space="preserve">GABA</w:t>
+        </w:r>
+        <w:r>
+          <w:rPr>
+            <w:rStyle w:val="InternetLink"/>
+          </w:rPr>
+          <w:t xml:space="preserve">:</w:t>
+        </w:r>
+        <w:r>
+          <w:rPr>
+            <w:rStyle w:val="InternetLink"/>
+          </w:rPr>
+          <w:t xml:space="preserve"> </w:t>
+        </w:r>
+        <w:r>
+          <w:rPr>
+            <w:rStyle w:val="InternetLink"/>
+          </w:rPr>
+          <w:t xml:space="preserve">Edited MR</w:t>
+        </w:r>
+        <w:r>
+          <w:rPr>
+            <w:rStyle w:val="InternetLink"/>
+          </w:rPr>
+          <w:t xml:space="preserve"> </w:t>
+        </w:r>
+        <w:r>
+          <w:rPr>
+            <w:rStyle w:val="InternetLink"/>
+          </w:rPr>
+          <w:t xml:space="preserve">spectroscopy at 24 research sites</w:t>
+        </w:r>
+      </w:hyperlink>
+      <w:r>
+        <w:t xml:space="preserve">.</w:t>
+      </w:r>
+      <w:r>
+        <w:t xml:space="preserve"> </w:t>
+      </w:r>
+      <w:r>
+        <w:rPr>
+          <w:i/>
+          <w:iCs/>
+        </w:rPr>
+        <w:t xml:space="preserve">NeuroImage</w:t>
+      </w:r>
+      <w:r>
+        <w:t xml:space="preserve"> </w:t>
+      </w:r>
+      <w:r>
+        <w:rPr>
+          <w:b/>
+          <w:bCs/>
+        </w:rPr>
+        <w:t xml:space="preserve">159</w:t>
+      </w:r>
+      <w:r>
+        <w:t xml:space="preserve">, 32–45 (2017).</w:t>
+      </w:r>
+    </w:p>
+    <w:bookmarkEnd w:id="179"/>
+    <w:bookmarkStart w:id="181" w:name="ref-huiMRSCloudCloudbasedMRS2022"/>
+    <w:p>
+      <w:pPr>
+        <w:pStyle w:val="Bibliography"/>
+      </w:pPr>
+      <w:r>
+        <w:t xml:space="preserve">56.</w:t>
+      </w:r>
+      <w:r>
+        <w:t xml:space="preserve"> </w:t>
+      </w:r>
+      <w:r>
+        <w:t xml:space="preserve">	</w:t>
+      </w:r>
+      <w:r>
+        <w:t xml:space="preserve">Hui, S. C. N.</w:t>
+      </w:r>
+      <w:r>
+        <w:t xml:space="preserve"> </w:t>
+      </w:r>
+      <w:r>
+        <w:rPr>
+          <w:i/>
+          <w:iCs/>
+        </w:rPr>
+        <w:t xml:space="preserve">et al.</w:t>
+      </w:r>
+      <w:r>
+        <w:t xml:space="preserve"> </w:t>
+      </w:r>
+      <w:hyperlink r:id="rId180">
+        <w:r>
+          <w:rPr>
+            <w:rStyle w:val="InternetLink"/>
+          </w:rPr>
+          <w:t xml:space="preserve">MRSCloud</w:t>
+        </w:r>
+        <w:r>
+          <w:rPr>
+            <w:rStyle w:val="InternetLink"/>
+          </w:rPr>
+          <w:t xml:space="preserve">:</w:t>
+        </w:r>
+        <w:r>
+          <w:rPr>
+            <w:rStyle w:val="InternetLink"/>
+          </w:rPr>
+          <w:t xml:space="preserve"> </w:t>
+        </w:r>
+        <w:r>
+          <w:rPr>
+            <w:rStyle w:val="InternetLink"/>
+          </w:rPr>
+          <w:t xml:space="preserve">A</w:t>
+        </w:r>
+        <w:r>
+          <w:rPr>
+            <w:rStyle w:val="InternetLink"/>
+          </w:rPr>
+          <w:t xml:space="preserve"> </w:t>
+        </w:r>
+        <w:r>
+          <w:rPr>
+            <w:rStyle w:val="InternetLink"/>
+          </w:rPr>
+          <w:t xml:space="preserve">cloud-based</w:t>
+        </w:r>
+        <w:r>
+          <w:rPr>
+            <w:rStyle w:val="InternetLink"/>
+          </w:rPr>
+          <w:t xml:space="preserve"> </w:t>
+        </w:r>
+        <w:r>
+          <w:rPr>
+            <w:rStyle w:val="InternetLink"/>
+          </w:rPr>
+          <w:t xml:space="preserve">MRS</w:t>
+        </w:r>
+        <w:r>
+          <w:rPr>
+            <w:rStyle w:val="InternetLink"/>
+          </w:rPr>
+          <w:t xml:space="preserve"> </w:t>
+        </w:r>
+        <w:r>
+          <w:rPr>
+            <w:rStyle w:val="InternetLink"/>
+          </w:rPr>
+          <w:t xml:space="preserve">tool for basis set simulation</w:t>
+        </w:r>
+      </w:hyperlink>
+      <w:r>
+        <w:t xml:space="preserve">.</w:t>
+      </w:r>
+      <w:r>
+        <w:t xml:space="preserve"> </w:t>
+      </w:r>
+      <w:r>
+        <w:rPr>
+          <w:i/>
+          <w:iCs/>
+        </w:rPr>
+        <w:t xml:space="preserve">Magnetic Resonance in Medicine</w:t>
+      </w:r>
+      <w:r>
+        <w:t xml:space="preserve"> </w:t>
+      </w:r>
+      <w:r>
+        <w:rPr>
+          <w:b/>
+          <w:bCs/>
+        </w:rPr>
+        <w:t xml:space="preserve">88</w:t>
+      </w:r>
+      <w:r>
+        <w:t xml:space="preserve">, 1994–2004 (2022).</w:t>
+      </w:r>
+    </w:p>
+    <w:bookmarkEnd w:id="181"/>
+    <w:bookmarkStart w:id="183" w:name="X8244c66bb79eb3236eea2cca298e67f04778a6c"/>
+    <w:p>
+      <w:pPr>
+        <w:pStyle w:val="Bibliography"/>
+      </w:pPr>
+      <w:r>
+        <w:t xml:space="preserve">57.</w:t>
+      </w:r>
+      <w:r>
+        <w:t xml:space="preserve"> </w:t>
+      </w:r>
+      <w:r>
+        <w:t xml:space="preserve">	</w:t>
+      </w:r>
+      <w:r>
+        <w:t xml:space="preserve">Mori, S.</w:t>
+      </w:r>
+      <w:r>
+        <w:t xml:space="preserve"> </w:t>
+      </w:r>
+      <w:r>
+        <w:rPr>
+          <w:i/>
+          <w:iCs/>
+        </w:rPr>
+        <w:t xml:space="preserve">et al.</w:t>
+      </w:r>
+      <w:r>
+        <w:t xml:space="preserve"> </w:t>
+      </w:r>
+      <w:hyperlink r:id="rId182">
+        <w:r>
+          <w:rPr>
+            <w:rStyle w:val="InternetLink"/>
+          </w:rPr>
+          <w:t xml:space="preserve">MRICloud</w:t>
+        </w:r>
+        <w:r>
+          <w:rPr>
+            <w:rStyle w:val="InternetLink"/>
+          </w:rPr>
+          <w:t xml:space="preserve">:</w:t>
+        </w:r>
+        <w:r>
+          <w:rPr>
+            <w:rStyle w:val="InternetLink"/>
+          </w:rPr>
+          <w:t xml:space="preserve"> </w:t>
+        </w:r>
+        <w:r>
+          <w:rPr>
+            <w:rStyle w:val="InternetLink"/>
+          </w:rPr>
+          <w:t xml:space="preserve">Delivering High-Throughput MRI Neuroinformatics</w:t>
+        </w:r>
+        <w:r>
+          <w:rPr>
+            <w:rStyle w:val="InternetLink"/>
+          </w:rPr>
+          <w:t xml:space="preserve"> </w:t>
+        </w:r>
+        <w:r>
+          <w:rPr>
+            <w:rStyle w:val="InternetLink"/>
+          </w:rPr>
+          <w:t xml:space="preserve">as</w:t>
+        </w:r>
+        <w:r>
+          <w:rPr>
+            <w:rStyle w:val="InternetLink"/>
+          </w:rPr>
+          <w:t xml:space="preserve"> </w:t>
+        </w:r>
+        <w:r>
+          <w:rPr>
+            <w:rStyle w:val="InternetLink"/>
+          </w:rPr>
+          <w:t xml:space="preserve">Cloud-Based Software</w:t>
+        </w:r>
+        <w:r>
+          <w:rPr>
+            <w:rStyle w:val="InternetLink"/>
+          </w:rPr>
+          <w:t xml:space="preserve"> </w:t>
+        </w:r>
+        <w:r>
+          <w:rPr>
+            <w:rStyle w:val="InternetLink"/>
+          </w:rPr>
+          <w:t xml:space="preserve">as a</w:t>
+        </w:r>
+        <w:r>
+          <w:rPr>
+            <w:rStyle w:val="InternetLink"/>
+          </w:rPr>
+          <w:t xml:space="preserve"> </w:t>
+        </w:r>
+        <w:r>
+          <w:rPr>
+            <w:rStyle w:val="InternetLink"/>
+          </w:rPr>
+          <w:t xml:space="preserve">Service</w:t>
+        </w:r>
+      </w:hyperlink>
+      <w:r>
+        <w:t xml:space="preserve">.</w:t>
+      </w:r>
+      <w:r>
+        <w:t xml:space="preserve"> </w:t>
+      </w:r>
+      <w:r>
+        <w:rPr>
+          <w:i/>
+          <w:iCs/>
+        </w:rPr>
+        <w:t xml:space="preserve">Computing in Science &amp; Engineering</w:t>
+      </w:r>
+      <w:r>
+        <w:t xml:space="preserve"> </w:t>
+      </w:r>
+      <w:r>
+        <w:rPr>
+          <w:b/>
+          <w:bCs/>
+        </w:rPr>
+        <w:t xml:space="preserve">18</w:t>
+      </w:r>
+      <w:r>
+        <w:t xml:space="preserve">, 21–35 (2016).</w:t>
+      </w:r>
+    </w:p>
+    <w:bookmarkEnd w:id="183"/>
+    <w:bookmarkStart w:id="185" w:name="X3bd4325490f39fc8d86d2a451dd0fe154a395df"/>
+    <w:p>
+      <w:pPr>
+        <w:pStyle w:val="Bibliography"/>
+      </w:pPr>
+      <w:r>
+        <w:t xml:space="preserve">58.</w:t>
+      </w:r>
+      <w:r>
+        <w:t xml:space="preserve"> </w:t>
+      </w:r>
+      <w:r>
+        <w:t xml:space="preserve">	</w:t>
+      </w:r>
+      <w:r>
+        <w:t xml:space="preserve">Rideaux, R.</w:t>
+      </w:r>
+      <w:r>
+        <w:t xml:space="preserve"> </w:t>
+      </w:r>
+      <w:hyperlink r:id="rId184">
+        <w:r>
+          <w:rPr>
+            <w:rStyle w:val="InternetLink"/>
+          </w:rPr>
+          <w:t xml:space="preserve">No balance between glutamate+glutamine and</w:t>
+        </w:r>
+        <w:r>
+          <w:rPr>
+            <w:rStyle w:val="InternetLink"/>
+          </w:rPr>
+          <w:t xml:space="preserve"> </w:t>
+        </w:r>
+        <w:r>
+          <w:rPr>
+            <w:rStyle w:val="InternetLink"/>
+          </w:rPr>
+          <w:t xml:space="preserve">GABA</w:t>
+        </w:r>
+        <w:r>
+          <w:rPr>
+            <w:rStyle w:val="InternetLink"/>
+          </w:rPr>
+          <w:t xml:space="preserve">+ in visual or motor cortices of the human brain:</w:t>
+        </w:r>
+        <w:r>
+          <w:rPr>
+            <w:rStyle w:val="InternetLink"/>
+          </w:rPr>
+          <w:t xml:space="preserve"> </w:t>
+        </w:r>
+        <w:r>
+          <w:rPr>
+            <w:rStyle w:val="InternetLink"/>
+          </w:rPr>
+          <w:t xml:space="preserve">A</w:t>
+        </w:r>
+        <w:r>
+          <w:rPr>
+            <w:rStyle w:val="InternetLink"/>
+          </w:rPr>
+          <w:t xml:space="preserve"> </w:t>
+        </w:r>
+        <w:r>
+          <w:rPr>
+            <w:rStyle w:val="InternetLink"/>
+          </w:rPr>
+          <w:t xml:space="preserve">magnetic resonance spectroscopy study</w:t>
+        </w:r>
+      </w:hyperlink>
+      <w:r>
+        <w:t xml:space="preserve">.</w:t>
+      </w:r>
+      <w:r>
+        <w:t xml:space="preserve"> </w:t>
+      </w:r>
+      <w:r>
+        <w:rPr>
+          <w:i/>
+          <w:iCs/>
+        </w:rPr>
+        <w:t xml:space="preserve">NeuroImage</w:t>
+      </w:r>
+      <w:r>
+        <w:t xml:space="preserve"> </w:t>
+      </w:r>
+      <w:r>
+        <w:rPr>
+          <w:b/>
+          <w:bCs/>
+        </w:rPr>
+        <w:t xml:space="preserve">237</w:t>
+      </w:r>
+      <w:r>
+        <w:t xml:space="preserve">, 118191 (2021).</w:t>
+      </w:r>
+    </w:p>
+    <w:bookmarkEnd w:id="185"/>
+    <w:bookmarkStart w:id="187" w:name="ref-duffPowerSpectralDensity2008"/>
+    <w:p>
+      <w:pPr>
+        <w:pStyle w:val="Bibliography"/>
+      </w:pPr>
+      <w:r>
+        <w:t xml:space="preserve">59.</w:t>
+      </w:r>
+      <w:r>
+        <w:t xml:space="preserve"> </w:t>
+      </w:r>
+      <w:r>
+        <w:t xml:space="preserve">	</w:t>
+      </w:r>
+      <w:r>
+        <w:t xml:space="preserve">Duff, E. P.</w:t>
+      </w:r>
+      <w:r>
+        <w:t xml:space="preserve"> </w:t>
+      </w:r>
+      <w:r>
+        <w:rPr>
+          <w:i/>
+          <w:iCs/>
+        </w:rPr>
+        <w:t xml:space="preserve">et al.</w:t>
+      </w:r>
+      <w:r>
+        <w:t xml:space="preserve"> </w:t>
+      </w:r>
+      <w:hyperlink r:id="rId186">
+        <w:r>
+          <w:rPr>
+            <w:rStyle w:val="InternetLink"/>
+          </w:rPr>
+          <w:t xml:space="preserve">The power of spectral density analysis for mapping endogenous</w:t>
+        </w:r>
+        <w:r>
+          <w:rPr>
+            <w:rStyle w:val="InternetLink"/>
+          </w:rPr>
+          <w:t xml:space="preserve"> </w:t>
+        </w:r>
+        <w:r>
+          <w:rPr>
+            <w:rStyle w:val="InternetLink"/>
+          </w:rPr>
+          <w:t xml:space="preserve">BOLD</w:t>
+        </w:r>
+        <w:r>
+          <w:rPr>
+            <w:rStyle w:val="InternetLink"/>
+          </w:rPr>
+          <w:t xml:space="preserve"> </w:t>
+        </w:r>
+        <w:r>
+          <w:rPr>
+            <w:rStyle w:val="InternetLink"/>
+          </w:rPr>
+          <w:t xml:space="preserve">signal fluctuations</w:t>
+        </w:r>
+      </w:hyperlink>
+      <w:r>
+        <w:t xml:space="preserve">.</w:t>
+      </w:r>
+      <w:r>
+        <w:t xml:space="preserve"> </w:t>
+      </w:r>
+      <w:r>
+        <w:rPr>
+          <w:i/>
+          <w:iCs/>
+        </w:rPr>
+        <w:t xml:space="preserve">Human Brain Mapping</w:t>
+      </w:r>
+      <w:r>
+        <w:t xml:space="preserve"> </w:t>
+      </w:r>
+      <w:r>
+        <w:rPr>
+          <w:b/>
+          <w:bCs/>
+        </w:rPr>
+        <w:t xml:space="preserve">29</w:t>
+      </w:r>
+      <w:r>
+        <w:t xml:space="preserve">, 778–790 (2008).</w:t>
+      </w:r>
+    </w:p>
+    <w:bookmarkEnd w:id="187"/>
+    <w:bookmarkStart w:id="189" w:name="X3ea812e4ccad662b9abc313f9dff7ec9c62bbb8"/>
+    <w:p>
+      <w:pPr>
+        <w:pStyle w:val="Bibliography"/>
+      </w:pPr>
+      <w:r>
+        <w:t xml:space="preserve">60.</w:t>
+      </w:r>
+      <w:r>
+        <w:t xml:space="preserve"> </w:t>
+      </w:r>
+      <w:r>
+        <w:t xml:space="preserve">	</w:t>
+      </w:r>
+      <w:r>
+        <w:t xml:space="preserve">Eke, A., Herman, P., Kocsis, L. &amp; Kozak, L. R.</w:t>
+      </w:r>
+      <w:r>
+        <w:t xml:space="preserve"> </w:t>
+      </w:r>
+      <w:hyperlink r:id="rId188">
+        <w:r>
+          <w:rPr>
+            <w:rStyle w:val="InternetLink"/>
+          </w:rPr>
+          <w:t xml:space="preserve">Fractal characterization of complexity in temporal physiological signals</w:t>
+        </w:r>
+      </w:hyperlink>
+      <w:r>
+        <w:t xml:space="preserve">.</w:t>
+      </w:r>
+      <w:r>
+        <w:t xml:space="preserve"> </w:t>
+      </w:r>
+      <w:r>
+        <w:rPr>
+          <w:i/>
+          <w:iCs/>
+        </w:rPr>
+        <w:t xml:space="preserve">Physiological Measurement</w:t>
+      </w:r>
+      <w:r>
+        <w:t xml:space="preserve"> </w:t>
+      </w:r>
+      <w:r>
+        <w:rPr>
+          <w:b/>
+          <w:bCs/>
+        </w:rPr>
+        <w:t xml:space="preserve">23</w:t>
+      </w:r>
+      <w:r>
+        <w:t xml:space="preserve">, R1–38 (2002).</w:t>
+      </w:r>
+    </w:p>
+    <w:bookmarkEnd w:id="189"/>
+    <w:bookmarkStart w:id="191" w:name="Xd34177f599f07e2811a749ece05b12e11ebd05a"/>
+    <w:p>
+      <w:pPr>
+        <w:pStyle w:val="Bibliography"/>
+      </w:pPr>
+      <w:r>
+        <w:t xml:space="preserve">61.</w:t>
+      </w:r>
+      <w:r>
+        <w:t xml:space="preserve"> </w:t>
+      </w:r>
+      <w:r>
+        <w:t xml:space="preserve">	</w:t>
+      </w:r>
+      <w:r>
+        <w:t xml:space="preserve">Bullmore, E.</w:t>
+      </w:r>
+      <w:r>
+        <w:t xml:space="preserve"> </w:t>
+      </w:r>
+      <w:r>
+        <w:rPr>
+          <w:i/>
+          <w:iCs/>
+        </w:rPr>
+        <w:t xml:space="preserve">et al.</w:t>
+      </w:r>
+      <w:r>
+        <w:t xml:space="preserve"> </w:t>
+      </w:r>
+      <w:hyperlink r:id="rId190">
+        <w:r>
+          <w:rPr>
+            <w:rStyle w:val="InternetLink"/>
+          </w:rPr>
+          <w:t xml:space="preserve">Wavelets and functional magnetic resonance imaging of the human brain</w:t>
+        </w:r>
+      </w:hyperlink>
+      <w:r>
+        <w:t xml:space="preserve">.</w:t>
+      </w:r>
+      <w:r>
+        <w:t xml:space="preserve"> </w:t>
+      </w:r>
+      <w:r>
+        <w:rPr>
+          <w:i/>
+          <w:iCs/>
+        </w:rPr>
+        <w:t xml:space="preserve">NeuroImage</w:t>
+      </w:r>
+      <w:r>
+        <w:t xml:space="preserve"> </w:t>
+      </w:r>
+      <w:r>
+        <w:rPr>
+          <w:b/>
+          <w:bCs/>
+        </w:rPr>
+        <w:t xml:space="preserve">23</w:t>
+      </w:r>
+      <w:r>
+        <w:t xml:space="preserve">, S234–S249 (2004).</w:t>
+      </w:r>
+    </w:p>
+    <w:bookmarkEnd w:id="191"/>
+    <w:bookmarkStart w:id="193" w:name="ref-welchUseFastFourier1967"/>
+    <w:p>
+      <w:pPr>
+        <w:pStyle w:val="Bibliography"/>
+      </w:pPr>
+      <w:r>
+        <w:t xml:space="preserve">62.</w:t>
+      </w:r>
+      <w:r>
+        <w:t xml:space="preserve"> </w:t>
+      </w:r>
+      <w:r>
+        <w:t xml:space="preserve">	</w:t>
+      </w:r>
+      <w:r>
+        <w:t xml:space="preserve">Welch, P.</w:t>
+      </w:r>
+      <w:r>
+        <w:t xml:space="preserve"> </w:t>
+      </w:r>
+      <w:hyperlink r:id="rId192">
+        <w:r>
+          <w:rPr>
+            <w:rStyle w:val="InternetLink"/>
+          </w:rPr>
+          <w:t xml:space="preserve">The use of fast</w:t>
+        </w:r>
+        <w:r>
+          <w:rPr>
+            <w:rStyle w:val="InternetLink"/>
+          </w:rPr>
+          <w:t xml:space="preserve"> </w:t>
+        </w:r>
+        <w:r>
+          <w:rPr>
+            <w:rStyle w:val="InternetLink"/>
+          </w:rPr>
+          <w:t xml:space="preserve">Fourier</w:t>
+        </w:r>
+        <w:r>
+          <w:rPr>
+            <w:rStyle w:val="InternetLink"/>
+          </w:rPr>
+          <w:t xml:space="preserve"> </w:t>
+        </w:r>
+        <w:r>
+          <w:rPr>
+            <w:rStyle w:val="InternetLink"/>
+          </w:rPr>
+          <w:t xml:space="preserve">transform for the estimation of power spectra:</w:t>
+        </w:r>
+        <w:r>
+          <w:rPr>
+            <w:rStyle w:val="InternetLink"/>
+          </w:rPr>
+          <w:t xml:space="preserve"> </w:t>
+        </w:r>
+        <w:r>
+          <w:rPr>
+            <w:rStyle w:val="InternetLink"/>
+          </w:rPr>
+          <w:t xml:space="preserve">A</w:t>
+        </w:r>
+        <w:r>
+          <w:rPr>
+            <w:rStyle w:val="InternetLink"/>
+          </w:rPr>
+          <w:t xml:space="preserve"> </w:t>
+        </w:r>
+        <w:r>
+          <w:rPr>
+            <w:rStyle w:val="InternetLink"/>
+          </w:rPr>
+          <w:t xml:space="preserve">method based on time averaging over short, modified periodograms</w:t>
+        </w:r>
+      </w:hyperlink>
+      <w:r>
+        <w:t xml:space="preserve">.</w:t>
+      </w:r>
+      <w:r>
+        <w:t xml:space="preserve"> </w:t>
+      </w:r>
+      <w:r>
+        <w:rPr>
+          <w:i/>
+          <w:iCs/>
+        </w:rPr>
+        <w:t xml:space="preserve">IEEE Transactions on Audio and Electroacoustics</w:t>
+      </w:r>
+      <w:r>
+        <w:t xml:space="preserve"> </w:t>
+      </w:r>
+      <w:r>
+        <w:rPr>
+          <w:b/>
+          <w:bCs/>
+        </w:rPr>
+        <w:t xml:space="preserve">15</w:t>
+      </w:r>
+      <w:r>
+        <w:t xml:space="preserve">, 70–73 (1967).</w:t>
+      </w:r>
+    </w:p>
+    <w:bookmarkEnd w:id="193"/>
+    <w:bookmarkStart w:id="195" w:name="ref-virtanenSciPy10Fundamental2020"/>
+    <w:p>
+      <w:pPr>
+        <w:pStyle w:val="Bibliography"/>
+      </w:pPr>
+      <w:r>
+        <w:t xml:space="preserve">63.</w:t>
+      </w:r>
+      <w:r>
+        <w:t xml:space="preserve"> </w:t>
+      </w:r>
+      <w:r>
+        <w:t xml:space="preserve">	</w:t>
+      </w:r>
+      <w:r>
+        <w:t xml:space="preserve">Virtanen, P.</w:t>
+      </w:r>
+      <w:r>
+        <w:t xml:space="preserve"> </w:t>
+      </w:r>
+      <w:r>
+        <w:rPr>
+          <w:i/>
+          <w:iCs/>
+        </w:rPr>
+        <w:t xml:space="preserve">et al.</w:t>
+      </w:r>
+      <w:r>
+        <w:t xml:space="preserve"> </w:t>
+      </w:r>
+      <w:hyperlink r:id="rId194">
+        <w:r>
+          <w:rPr>
+            <w:rStyle w:val="InternetLink"/>
+          </w:rPr>
+          <w:t xml:space="preserve">SciPy</w:t>
+        </w:r>
+        <w:r>
+          <w:rPr>
+            <w:rStyle w:val="InternetLink"/>
+          </w:rPr>
+          <w:t xml:space="preserve"> </w:t>
+        </w:r>
+        <w:r>
+          <w:rPr>
+            <w:rStyle w:val="InternetLink"/>
+          </w:rPr>
+          <w:t xml:space="preserve">1.0: Fundamental algorithms for scientific computing in</w:t>
+        </w:r>
+        <w:r>
+          <w:rPr>
+            <w:rStyle w:val="InternetLink"/>
+          </w:rPr>
+          <w:t xml:space="preserve"> </w:t>
+        </w:r>
+        <w:r>
+          <w:rPr>
+            <w:rStyle w:val="InternetLink"/>
+          </w:rPr>
+          <w:t xml:space="preserve">Python</w:t>
+        </w:r>
+      </w:hyperlink>
+      <w:r>
+        <w:t xml:space="preserve">.</w:t>
+      </w:r>
+      <w:r>
+        <w:t xml:space="preserve"> </w:t>
+      </w:r>
+      <w:r>
+        <w:rPr>
+          <w:i/>
+          <w:iCs/>
+        </w:rPr>
+        <w:t xml:space="preserve">Nature Methods</w:t>
+      </w:r>
+      <w:r>
+        <w:t xml:space="preserve"> </w:t>
+      </w:r>
+      <w:r>
+        <w:rPr>
+          <w:b/>
+          <w:bCs/>
+        </w:rPr>
+        <w:t xml:space="preserve">17</w:t>
+      </w:r>
+      <w:r>
+        <w:t xml:space="preserve">, 261–272 (2020).</w:t>
+      </w:r>
+    </w:p>
+    <w:bookmarkEnd w:id="195"/>
+    <w:bookmarkStart w:id="197" w:name="X777c331d415e605c70ef5f00469b3557f0cea50"/>
+    <w:p>
+      <w:pPr>
+        <w:pStyle w:val="Bibliography"/>
+      </w:pPr>
+      <w:r>
+        <w:t xml:space="preserve">64.</w:t>
+      </w:r>
+      <w:r>
+        <w:t xml:space="preserve"> </w:t>
+      </w:r>
+      <w:r>
+        <w:t xml:space="preserve">	</w:t>
+      </w:r>
+      <w:r>
+        <w:t xml:space="preserve">Schaefer, A., Brach, J. S., Perera, S. &amp; Sejdić, E.</w:t>
+      </w:r>
+      <w:r>
+        <w:t xml:space="preserve"> </w:t>
+      </w:r>
+      <w:hyperlink r:id="rId196">
+        <w:r>
+          <w:rPr>
+            <w:rStyle w:val="InternetLink"/>
+          </w:rPr>
+          <w:t xml:space="preserve">A comparative analysis of spectral exponent estimation techniques for 1/f</w:t>
+        </w:r>
+        <m:oMath>
+          <m:r>
+            <m:t>β</m:t>
+          </m:r>
+        </m:oMath>
+        <w:r>
+          <w:rPr>
+            <w:rStyle w:val="InternetLink"/>
+          </w:rPr>
+          <w:t xml:space="preserve"> </w:t>
+        </w:r>
+        <w:r>
+          <w:rPr>
+            <w:rStyle w:val="InternetLink"/>
+          </w:rPr>
+          <w:t xml:space="preserve">processes with applications to the analysis of stride interval time series</w:t>
+        </w:r>
+      </w:hyperlink>
+      <w:r>
+        <w:t xml:space="preserve">.</w:t>
+      </w:r>
+      <w:r>
+        <w:t xml:space="preserve"> </w:t>
+      </w:r>
+      <w:r>
+        <w:rPr>
+          <w:i/>
+          <w:iCs/>
+        </w:rPr>
+        <w:t xml:space="preserve">Journal of neuroscience methods</w:t>
+      </w:r>
+      <w:r>
+        <w:t xml:space="preserve"> </w:t>
+      </w:r>
+      <w:r>
+        <w:rPr>
+          <w:b/>
+          <w:bCs/>
+        </w:rPr>
+        <w:t xml:space="preserve">222</w:t>
+      </w:r>
+      <w:r>
+        <w:t xml:space="preserve">, 118–130 (2014).</w:t>
+      </w:r>
+    </w:p>
+    <w:bookmarkEnd w:id="197"/>
+    <w:bookmarkStart w:id="198" w:name="ref-campbellFractalBasedAnalysisFMRI2022"/>
+    <w:p>
+      <w:pPr>
+        <w:pStyle w:val="Bibliography"/>
+      </w:pPr>
+      <w:r>
+        <w:t xml:space="preserve">65.</w:t>
+      </w:r>
+      <w:r>
+        <w:t xml:space="preserve"> </w:t>
+      </w:r>
+      <w:r>
+        <w:t xml:space="preserve">	</w:t>
+      </w:r>
+      <w:r>
+        <w:t xml:space="preserve">Campbell, O., Vanderwal, T. &amp; Weber, A. M. Fractal-</w:t>
+      </w:r>
+      <w:r>
+        <w:t xml:space="preserve">Based Analysis</w:t>
+      </w:r>
+      <w:r>
+        <w:t xml:space="preserve"> </w:t>
+      </w:r>
+      <w:r>
+        <w:t xml:space="preserve">of</w:t>
+      </w:r>
+      <w:r>
+        <w:t xml:space="preserve"> </w:t>
+      </w:r>
+      <w:r>
+        <w:t xml:space="preserve">fMRI BOLD Signal During Naturalistic Viewing Conditions</w:t>
+      </w:r>
+      <w:r>
+        <w:t xml:space="preserve">.</w:t>
+      </w:r>
+      <w:r>
+        <w:t xml:space="preserve"> </w:t>
+      </w:r>
+      <w:r>
+        <w:rPr>
+          <w:i/>
+          <w:iCs/>
+        </w:rPr>
+        <w:t xml:space="preserve">Frontiers in Physiology</w:t>
+      </w:r>
+      <w:r>
+        <w:t xml:space="preserve"> </w:t>
+      </w:r>
+      <w:r>
+        <w:rPr>
+          <w:b/>
+          <w:bCs/>
+        </w:rPr>
+        <w:t xml:space="preserve">12</w:t>
+      </w:r>
+      <w:r>
+        <w:t xml:space="preserve">, (2022).</w:t>
+      </w:r>
+    </w:p>
+    <w:bookmarkEnd w:id="198"/>
+    <w:bookmarkStart w:id="199" w:name="X7d7144c0a52ec3594cffc5fec0f425498533505"/>
+    <w:p>
+      <w:pPr>
+        <w:pStyle w:val="Bibliography"/>
+      </w:pPr>
+      <w:r>
+        <w:t xml:space="preserve">66.</w:t>
+      </w:r>
+      <w:r>
+        <w:t xml:space="preserve"> </w:t>
+      </w:r>
+      <w:r>
+        <w:t xml:space="preserve">	</w:t>
+      </w:r>
+      <w:r>
+        <w:t xml:space="preserve">Team, R. C. R:</w:t>
+      </w:r>
+      <w:r>
+        <w:t xml:space="preserve"> </w:t>
+      </w:r>
+      <w:r>
+        <w:t xml:space="preserve">A</w:t>
+      </w:r>
+      <w:r>
+        <w:t xml:space="preserve"> </w:t>
+      </w:r>
+      <w:r>
+        <w:t xml:space="preserve">language and environment for statistical computing. (2021).</w:t>
+      </w:r>
+    </w:p>
+    <w:bookmarkEnd w:id="199"/>
+    <w:bookmarkStart w:id="201" w:name="ref-studentProbableErrorMean1908"/>
+    <w:p>
+      <w:pPr>
+        <w:pStyle w:val="Bibliography"/>
+      </w:pPr>
+      <w:r>
+        <w:t xml:space="preserve">67.</w:t>
+      </w:r>
+      <w:r>
+        <w:t xml:space="preserve"> </w:t>
+      </w:r>
+      <w:r>
+        <w:t xml:space="preserve">	</w:t>
+      </w:r>
+      <w:r>
+        <w:t xml:space="preserve">Student.</w:t>
+      </w:r>
+      <w:r>
+        <w:t xml:space="preserve"> </w:t>
+      </w:r>
+      <w:hyperlink r:id="rId200">
+        <w:r>
+          <w:rPr>
+            <w:rStyle w:val="InternetLink"/>
+          </w:rPr>
+          <w:t xml:space="preserve">The</w:t>
+        </w:r>
+        <w:r>
+          <w:rPr>
+            <w:rStyle w:val="InternetLink"/>
+          </w:rPr>
+          <w:t xml:space="preserve"> </w:t>
+        </w:r>
+        <w:r>
+          <w:rPr>
+            <w:rStyle w:val="InternetLink"/>
+          </w:rPr>
+          <w:t xml:space="preserve">Probable Error</w:t>
+        </w:r>
+        <w:r>
+          <w:rPr>
+            <w:rStyle w:val="InternetLink"/>
+          </w:rPr>
+          <w:t xml:space="preserve"> </w:t>
+        </w:r>
+        <w:r>
+          <w:rPr>
+            <w:rStyle w:val="InternetLink"/>
+          </w:rPr>
+          <w:t xml:space="preserve">of a</w:t>
+        </w:r>
+        <w:r>
+          <w:rPr>
+            <w:rStyle w:val="InternetLink"/>
+          </w:rPr>
+          <w:t xml:space="preserve"> </w:t>
+        </w:r>
+        <w:r>
+          <w:rPr>
+            <w:rStyle w:val="InternetLink"/>
+          </w:rPr>
+          <w:t xml:space="preserve">Mean</w:t>
+        </w:r>
+      </w:hyperlink>
+      <w:r>
+        <w:t xml:space="preserve">.</w:t>
+      </w:r>
+      <w:r>
+        <w:t xml:space="preserve"> </w:t>
+      </w:r>
+      <w:r>
+        <w:rPr>
+          <w:i/>
+          <w:iCs/>
+        </w:rPr>
+        <w:t xml:space="preserve">Biometrika</w:t>
+      </w:r>
+      <w:r>
+        <w:t xml:space="preserve"> </w:t>
+      </w:r>
+      <w:r>
+        <w:rPr>
+          <w:b/>
+          <w:bCs/>
+        </w:rPr>
+        <w:t xml:space="preserve">6</w:t>
+      </w:r>
+      <w:r>
+        <w:t xml:space="preserve">, 1–25 (1908).</w:t>
+      </w:r>
+    </w:p>
+    <w:bookmarkEnd w:id="201"/>
+    <w:bookmarkStart w:id="202" w:name="ref-freedmanStatistics2007"/>
+    <w:p>
+      <w:pPr>
+        <w:pStyle w:val="Bibliography"/>
+      </w:pPr>
+      <w:r>
+        <w:t xml:space="preserve">68.</w:t>
+      </w:r>
+      <w:r>
+        <w:t xml:space="preserve"> </w:t>
+      </w:r>
+      <w:r>
+        <w:t xml:space="preserve">	</w:t>
+      </w:r>
+      <w:r>
+        <w:t xml:space="preserve">Freedman, D., Pisani, R. &amp; Purves, R.</w:t>
+      </w:r>
+      <w:r>
+        <w:t xml:space="preserve"> </w:t>
+      </w:r>
+      <w:r>
+        <w:rPr>
+          <w:i/>
+          <w:iCs/>
+        </w:rPr>
+        <w:t xml:space="preserve">Statistics</w:t>
+      </w:r>
+      <w:r>
+        <w:t xml:space="preserve">. vol. 4 (W. W. Norton &amp; Company, New York, 2007).</w:t>
+      </w:r>
+    </w:p>
+    <w:bookmarkEnd w:id="202"/>
+    <w:bookmarkStart w:id="204" w:name="ref-heScaleFreePropertiesFunctional2011"/>
+    <w:p>
+      <w:pPr>
+        <w:pStyle w:val="Bibliography"/>
+      </w:pPr>
+      <w:r>
+        <w:t xml:space="preserve">69.</w:t>
+      </w:r>
+      <w:r>
+        <w:t xml:space="preserve"> </w:t>
+      </w:r>
+      <w:r>
+        <w:t xml:space="preserve">	</w:t>
+      </w:r>
+      <w:r>
+        <w:t xml:space="preserve">He, B. J.</w:t>
+      </w:r>
+      <w:r>
+        <w:t xml:space="preserve"> </w:t>
+      </w:r>
+      <w:hyperlink r:id="rId203">
+        <w:r>
+          <w:rPr>
+            <w:rStyle w:val="InternetLink"/>
+          </w:rPr>
+          <w:t xml:space="preserve">Scale-</w:t>
+        </w:r>
+        <w:r>
+          <w:rPr>
+            <w:rStyle w:val="InternetLink"/>
+          </w:rPr>
+          <w:t xml:space="preserve">Free Properties</w:t>
+        </w:r>
+        <w:r>
+          <w:rPr>
+            <w:rStyle w:val="InternetLink"/>
+          </w:rPr>
+          <w:t xml:space="preserve"> </w:t>
+        </w:r>
+        <w:r>
+          <w:rPr>
+            <w:rStyle w:val="InternetLink"/>
+          </w:rPr>
+          <w:t xml:space="preserve">of the</w:t>
+        </w:r>
+        <w:r>
+          <w:rPr>
+            <w:rStyle w:val="InternetLink"/>
+          </w:rPr>
+          <w:t xml:space="preserve"> </w:t>
+        </w:r>
+        <w:r>
+          <w:rPr>
+            <w:rStyle w:val="InternetLink"/>
+          </w:rPr>
+          <w:t xml:space="preserve">Functional Magnetic Resonance Imaging Signal</w:t>
+        </w:r>
+        <w:r>
+          <w:rPr>
+            <w:rStyle w:val="InternetLink"/>
+          </w:rPr>
+          <w:t xml:space="preserve"> </w:t>
+        </w:r>
+        <w:r>
+          <w:rPr>
+            <w:rStyle w:val="InternetLink"/>
+          </w:rPr>
+          <w:t xml:space="preserve">during</w:t>
+        </w:r>
+        <w:r>
+          <w:rPr>
+            <w:rStyle w:val="InternetLink"/>
+          </w:rPr>
+          <w:t xml:space="preserve"> </w:t>
+        </w:r>
+        <w:r>
+          <w:rPr>
+            <w:rStyle w:val="InternetLink"/>
+          </w:rPr>
+          <w:t xml:space="preserve">Rest</w:t>
+        </w:r>
+        <w:r>
+          <w:rPr>
+            <w:rStyle w:val="InternetLink"/>
+          </w:rPr>
+          <w:t xml:space="preserve"> </w:t>
+        </w:r>
+        <w:r>
+          <w:rPr>
+            <w:rStyle w:val="InternetLink"/>
+          </w:rPr>
+          <w:t xml:space="preserve">and</w:t>
+        </w:r>
+        <w:r>
+          <w:rPr>
+            <w:rStyle w:val="InternetLink"/>
+          </w:rPr>
+          <w:t xml:space="preserve"> </w:t>
+        </w:r>
+        <w:r>
+          <w:rPr>
+            <w:rStyle w:val="InternetLink"/>
+          </w:rPr>
+          <w:t xml:space="preserve">Task</w:t>
+        </w:r>
+      </w:hyperlink>
+      <w:r>
+        <w:t xml:space="preserve">.</w:t>
+      </w:r>
+      <w:r>
+        <w:t xml:space="preserve"> </w:t>
+      </w:r>
+      <w:r>
+        <w:rPr>
+          <w:i/>
+          <w:iCs/>
+        </w:rPr>
+        <w:t xml:space="preserve">Journal of Neuroscience</w:t>
+      </w:r>
+      <w:r>
+        <w:t xml:space="preserve"> </w:t>
+      </w:r>
+      <w:r>
+        <w:rPr>
+          <w:b/>
+          <w:bCs/>
+        </w:rPr>
+        <w:t xml:space="preserve">31</w:t>
+      </w:r>
+      <w:r>
+        <w:t xml:space="preserve">, 13786–13795 (2011).</w:t>
+      </w:r>
+    </w:p>
+    <w:bookmarkEnd w:id="204"/>
+    <w:bookmarkStart w:id="206" w:name="Xafc73dd94de471dc6ce7bfbb5fb85cdff354abb"/>
+    <w:p>
+      <w:pPr>
+        <w:pStyle w:val="Bibliography"/>
+      </w:pPr>
+      <w:r>
+        <w:t xml:space="preserve">70.</w:t>
+      </w:r>
+      <w:r>
+        <w:t xml:space="preserve"> </w:t>
+      </w:r>
+      <w:r>
+        <w:t xml:space="preserve">	</w:t>
+      </w:r>
+      <w:r>
+        <w:t xml:space="preserve">Churchill, N. W.</w:t>
+      </w:r>
+      <w:r>
+        <w:t xml:space="preserve"> </w:t>
+      </w:r>
+      <w:r>
+        <w:rPr>
+          <w:i/>
+          <w:iCs/>
+        </w:rPr>
+        <w:t xml:space="preserve">et al.</w:t>
+      </w:r>
+      <w:r>
+        <w:t xml:space="preserve"> </w:t>
+      </w:r>
+      <w:hyperlink r:id="rId205">
+        <w:r>
+          <w:rPr>
+            <w:rStyle w:val="InternetLink"/>
+          </w:rPr>
+          <w:t xml:space="preserve">The suppression of scale-free</w:t>
+        </w:r>
+        <w:r>
+          <w:rPr>
+            <w:rStyle w:val="InternetLink"/>
+          </w:rPr>
+          <w:t xml:space="preserve"> </w:t>
+        </w:r>
+        <w:r>
+          <w:rPr>
+            <w:rStyle w:val="InternetLink"/>
+          </w:rPr>
+          <w:t xml:space="preserve">fMRI</w:t>
+        </w:r>
+        <w:r>
+          <w:rPr>
+            <w:rStyle w:val="InternetLink"/>
+          </w:rPr>
+          <w:t xml:space="preserve"> </w:t>
+        </w:r>
+        <w:r>
+          <w:rPr>
+            <w:rStyle w:val="InternetLink"/>
+          </w:rPr>
+          <w:t xml:space="preserve">brain dynamics across three different sources of effort: Aging, task novelty and task difficulty</w:t>
+        </w:r>
+      </w:hyperlink>
+      <w:r>
+        <w:t xml:space="preserve">.</w:t>
+      </w:r>
+      <w:r>
+        <w:t xml:space="preserve"> </w:t>
+      </w:r>
+      <w:r>
+        <w:rPr>
+          <w:i/>
+          <w:iCs/>
+        </w:rPr>
+        <w:t xml:space="preserve">Scientific Reports</w:t>
+      </w:r>
+      <w:r>
+        <w:t xml:space="preserve"> </w:t>
+      </w:r>
+      <w:r>
+        <w:rPr>
+          <w:b/>
+          <w:bCs/>
+        </w:rPr>
+        <w:t xml:space="preserve">6</w:t>
+      </w:r>
+      <w:r>
+        <w:t xml:space="preserve">, 30895 (2016).</w:t>
+      </w:r>
+    </w:p>
+    <w:bookmarkEnd w:id="206"/>
+    <w:bookmarkStart w:id="208" w:name="X67f88f309fcd2f4a1598267ccaa3cd1cbb49c50"/>
+    <w:p>
+      <w:pPr>
+        <w:pStyle w:val="Bibliography"/>
+      </w:pPr>
+      <w:r>
+        <w:t xml:space="preserve">71.</w:t>
+      </w:r>
+      <w:r>
+        <w:t xml:space="preserve"> </w:t>
+      </w:r>
+      <w:r>
+        <w:t xml:space="preserve">	</w:t>
+      </w:r>
+      <w:r>
+        <w:t xml:space="preserve">Ciuciu, P., Abry, P. &amp; He, B. J.</w:t>
+      </w:r>
+      <w:r>
+        <w:t xml:space="preserve"> </w:t>
+      </w:r>
+      <w:hyperlink r:id="rId207">
+        <w:r>
+          <w:rPr>
+            <w:rStyle w:val="InternetLink"/>
+          </w:rPr>
+          <w:t xml:space="preserve">Interplay between functional connectivity and scale-free dynamics in intrinsic</w:t>
+        </w:r>
+        <w:r>
+          <w:rPr>
+            <w:rStyle w:val="InternetLink"/>
+          </w:rPr>
+          <w:t xml:space="preserve"> </w:t>
+        </w:r>
+        <w:r>
+          <w:rPr>
+            <w:rStyle w:val="InternetLink"/>
+          </w:rPr>
+          <w:t xml:space="preserve">fMRI</w:t>
+        </w:r>
+        <w:r>
+          <w:rPr>
+            <w:rStyle w:val="InternetLink"/>
+          </w:rPr>
+          <w:t xml:space="preserve"> </w:t>
+        </w:r>
+        <w:r>
+          <w:rPr>
+            <w:rStyle w:val="InternetLink"/>
+          </w:rPr>
+          <w:t xml:space="preserve">networks</w:t>
+        </w:r>
+      </w:hyperlink>
+      <w:r>
+        <w:t xml:space="preserve">.</w:t>
+      </w:r>
+      <w:r>
+        <w:t xml:space="preserve"> </w:t>
+      </w:r>
+      <w:r>
+        <w:rPr>
+          <w:i/>
+          <w:iCs/>
+        </w:rPr>
+        <w:t xml:space="preserve">NeuroImage</w:t>
+      </w:r>
+      <w:r>
+        <w:t xml:space="preserve"> </w:t>
+      </w:r>
+      <w:r>
+        <w:rPr>
+          <w:b/>
+          <w:bCs/>
+        </w:rPr>
+        <w:t xml:space="preserve">95</w:t>
+      </w:r>
+      <w:r>
+        <w:t xml:space="preserve">, 248–263 (2014).</w:t>
+      </w:r>
+    </w:p>
+    <w:bookmarkEnd w:id="208"/>
+    <w:bookmarkStart w:id="210" w:name="ref-barnesEndogenousHumanBrain2009"/>
+    <w:p>
+      <w:pPr>
+        <w:pStyle w:val="Bibliography"/>
+      </w:pPr>
+      <w:r>
+        <w:t xml:space="preserve">72.</w:t>
+      </w:r>
+      <w:r>
+        <w:t xml:space="preserve"> </w:t>
+      </w:r>
+      <w:r>
+        <w:t xml:space="preserve">	</w:t>
+      </w:r>
+      <w:r>
+        <w:t xml:space="preserve">Barnes, A., Bullmore, E. T. &amp; Suckling, J.</w:t>
+      </w:r>
+      <w:r>
+        <w:t xml:space="preserve"> </w:t>
+      </w:r>
+      <w:hyperlink r:id="rId209">
+        <w:r>
+          <w:rPr>
+            <w:rStyle w:val="InternetLink"/>
+          </w:rPr>
+          <w:t xml:space="preserve">Endogenous</w:t>
+        </w:r>
+        <w:r>
+          <w:rPr>
+            <w:rStyle w:val="InternetLink"/>
+          </w:rPr>
+          <w:t xml:space="preserve"> </w:t>
+        </w:r>
+        <w:r>
+          <w:rPr>
+            <w:rStyle w:val="InternetLink"/>
+          </w:rPr>
+          <w:t xml:space="preserve">Human Brain Dynamics Recover Slowly Following Cognitive Effort</w:t>
+        </w:r>
+      </w:hyperlink>
+      <w:r>
+        <w:t xml:space="preserve">.</w:t>
+      </w:r>
+      <w:r>
+        <w:t xml:space="preserve"> </w:t>
+      </w:r>
+      <w:r>
+        <w:rPr>
+          <w:i/>
+          <w:iCs/>
+        </w:rPr>
+        <w:t xml:space="preserve">PLoS ONE</w:t>
+      </w:r>
+      <w:r>
+        <w:t xml:space="preserve"> </w:t>
+      </w:r>
+      <w:r>
+        <w:rPr>
+          <w:b/>
+          <w:bCs/>
+        </w:rPr>
+        <w:t xml:space="preserve">4</w:t>
+      </w:r>
+      <w:r>
+        <w:t xml:space="preserve">, e6626 (2009).</w:t>
+      </w:r>
+    </w:p>
+    <w:bookmarkEnd w:id="210"/>
+    <w:bookmarkStart w:id="212" w:name="Xdd0f9bdb5d2d0acdde6c08413118c35b45ae4cd"/>
+    <w:p>
+      <w:pPr>
+        <w:pStyle w:val="Bibliography"/>
+      </w:pPr>
+      <w:r>
+        <w:t xml:space="preserve">73.</w:t>
+      </w:r>
+      <w:r>
+        <w:t xml:space="preserve"> </w:t>
+      </w:r>
+      <w:r>
+        <w:t xml:space="preserve">	</w:t>
+      </w:r>
+      <w:r>
+        <w:t xml:space="preserve">Hasson, U., Malach, R. &amp; Heeger, D. J.</w:t>
+      </w:r>
+      <w:r>
+        <w:t xml:space="preserve"> </w:t>
+      </w:r>
+      <w:hyperlink r:id="rId211">
+        <w:r>
+          <w:rPr>
+            <w:rStyle w:val="InternetLink"/>
+          </w:rPr>
+          <w:t xml:space="preserve">Reliability of cortical activity during natural stimulation</w:t>
+        </w:r>
+      </w:hyperlink>
+      <w:r>
+        <w:t xml:space="preserve">.</w:t>
+      </w:r>
+      <w:r>
+        <w:t xml:space="preserve"> </w:t>
+      </w:r>
+      <w:r>
+        <w:rPr>
+          <w:i/>
+          <w:iCs/>
+        </w:rPr>
+        <w:t xml:space="preserve">Trends in Cognitive Sciences</w:t>
+      </w:r>
+      <w:r>
+        <w:t xml:space="preserve"> </w:t>
+      </w:r>
+      <w:r>
+        <w:rPr>
+          <w:b/>
+          <w:bCs/>
+        </w:rPr>
+        <w:t xml:space="preserve">14</w:t>
+      </w:r>
+      <w:r>
+        <w:t xml:space="preserve">, 40–48 (2010).</w:t>
+      </w:r>
+    </w:p>
+    <w:bookmarkEnd w:id="212"/>
+    <w:bookmarkStart w:id="214" w:name="ref-floyer-leaRapidModulationGABA2006"/>
+    <w:p>
+      <w:pPr>
+        <w:pStyle w:val="Bibliography"/>
+      </w:pPr>
+      <w:r>
+        <w:t xml:space="preserve">74.</w:t>
+      </w:r>
+      <w:r>
+        <w:t xml:space="preserve"> </w:t>
+      </w:r>
+      <w:r>
+        <w:t xml:space="preserve">	</w:t>
+      </w:r>
+      <w:r>
+        <w:t xml:space="preserve">Floyer-Lea, A., Wylezinska, M., Kincses, T. &amp; Matthews, P. M.</w:t>
+      </w:r>
+      <w:r>
+        <w:t xml:space="preserve"> </w:t>
+      </w:r>
+      <w:hyperlink r:id="rId213">
+        <w:r>
+          <w:rPr>
+            <w:rStyle w:val="InternetLink"/>
+          </w:rPr>
+          <w:t xml:space="preserve">Rapid</w:t>
+        </w:r>
+        <w:r>
+          <w:rPr>
+            <w:rStyle w:val="InternetLink"/>
+          </w:rPr>
+          <w:t xml:space="preserve"> </w:t>
+        </w:r>
+        <w:r>
+          <w:rPr>
+            <w:rStyle w:val="InternetLink"/>
+          </w:rPr>
+          <w:t xml:space="preserve">Modulation</w:t>
+        </w:r>
+        <w:r>
+          <w:rPr>
+            <w:rStyle w:val="InternetLink"/>
+          </w:rPr>
+          <w:t xml:space="preserve"> </w:t>
+        </w:r>
+        <w:r>
+          <w:rPr>
+            <w:rStyle w:val="InternetLink"/>
+          </w:rPr>
+          <w:t xml:space="preserve">of</w:t>
+        </w:r>
+        <w:r>
+          <w:rPr>
+            <w:rStyle w:val="InternetLink"/>
+          </w:rPr>
+          <w:t xml:space="preserve"> </w:t>
+        </w:r>
+        <w:r>
+          <w:rPr>
+            <w:rStyle w:val="InternetLink"/>
+          </w:rPr>
+          <w:t xml:space="preserve">GABA Concentration</w:t>
+        </w:r>
+        <w:r>
+          <w:rPr>
+            <w:rStyle w:val="InternetLink"/>
+          </w:rPr>
+          <w:t xml:space="preserve"> </w:t>
+        </w:r>
+        <w:r>
+          <w:rPr>
+            <w:rStyle w:val="InternetLink"/>
+          </w:rPr>
+          <w:t xml:space="preserve">in</w:t>
+        </w:r>
+        <w:r>
+          <w:rPr>
+            <w:rStyle w:val="InternetLink"/>
+          </w:rPr>
+          <w:t xml:space="preserve"> </w:t>
+        </w:r>
+        <w:r>
+          <w:rPr>
+            <w:rStyle w:val="InternetLink"/>
+          </w:rPr>
+          <w:t xml:space="preserve">Human Sensorimotor Cortex During Motor Learning</w:t>
+        </w:r>
+      </w:hyperlink>
+      <w:r>
+        <w:t xml:space="preserve">.</w:t>
+      </w:r>
+      <w:r>
+        <w:t xml:space="preserve"> </w:t>
+      </w:r>
+      <w:r>
+        <w:rPr>
+          <w:i/>
+          <w:iCs/>
+        </w:rPr>
+        <w:t xml:space="preserve">Journal of Neurophysiology</w:t>
+      </w:r>
+      <w:r>
+        <w:t xml:space="preserve"> </w:t>
+      </w:r>
+      <w:r>
+        <w:rPr>
+          <w:b/>
+          <w:bCs/>
+        </w:rPr>
+        <w:t xml:space="preserve">95</w:t>
+      </w:r>
+      <w:r>
+        <w:t xml:space="preserve">, 1639–1644 (2006).</w:t>
+      </w:r>
+    </w:p>
+    <w:bookmarkEnd w:id="214"/>
+    <w:bookmarkStart w:id="216" w:name="Xfd39a03a46266e9206661c98743a7164bea427c"/>
+    <w:p>
+      <w:pPr>
+        <w:pStyle w:val="Bibliography"/>
+      </w:pPr>
+      <w:r>
+        <w:t xml:space="preserve">75.</w:t>
+      </w:r>
+      <w:r>
+        <w:t xml:space="preserve"> </w:t>
+      </w:r>
+      <w:r>
+        <w:t xml:space="preserve">	</w:t>
+      </w:r>
+      <w:r>
+        <w:t xml:space="preserve">Sampaio-Baptista, C.</w:t>
+      </w:r>
+      <w:r>
+        <w:t xml:space="preserve"> </w:t>
+      </w:r>
+      <w:r>
+        <w:rPr>
+          <w:i/>
+          <w:iCs/>
+        </w:rPr>
+        <w:t xml:space="preserve">et al.</w:t>
+      </w:r>
+      <w:r>
+        <w:t xml:space="preserve"> </w:t>
+      </w:r>
+      <w:hyperlink r:id="rId215">
+        <w:r>
+          <w:rPr>
+            <w:rStyle w:val="InternetLink"/>
+          </w:rPr>
+          <w:t xml:space="preserve">Changes in functional connectivity and</w:t>
+        </w:r>
+        <w:r>
+          <w:rPr>
+            <w:rStyle w:val="InternetLink"/>
+          </w:rPr>
+          <w:t xml:space="preserve"> </w:t>
+        </w:r>
+        <w:r>
+          <w:rPr>
+            <w:rStyle w:val="InternetLink"/>
+          </w:rPr>
+          <w:t xml:space="preserve">GABA</w:t>
+        </w:r>
+        <w:r>
+          <w:rPr>
+            <w:rStyle w:val="InternetLink"/>
+          </w:rPr>
+          <w:t xml:space="preserve"> </w:t>
+        </w:r>
+        <w:r>
+          <w:rPr>
+            <w:rStyle w:val="InternetLink"/>
+          </w:rPr>
+          <w:t xml:space="preserve">levels with long-term motor learning</w:t>
+        </w:r>
+      </w:hyperlink>
+      <w:r>
+        <w:t xml:space="preserve">.</w:t>
+      </w:r>
+      <w:r>
+        <w:t xml:space="preserve"> </w:t>
+      </w:r>
+      <w:r>
+        <w:rPr>
+          <w:i/>
+          <w:iCs/>
+        </w:rPr>
+        <w:t xml:space="preserve">NeuroImage</w:t>
+      </w:r>
+      <w:r>
+        <w:t xml:space="preserve"> </w:t>
+      </w:r>
+      <w:r>
+        <w:rPr>
+          <w:b/>
+          <w:bCs/>
+        </w:rPr>
+        <w:t xml:space="preserve">106</w:t>
+      </w:r>
+      <w:r>
+        <w:t xml:space="preserve">, 15–20 (2015).</w:t>
+      </w:r>
+    </w:p>
+    <w:bookmarkEnd w:id="216"/>
+    <w:bookmarkStart w:id="218" w:name="ref-staggRoleGABAHuman2011"/>
+    <w:p>
+      <w:pPr>
+        <w:pStyle w:val="Bibliography"/>
+      </w:pPr>
+      <w:r>
+        <w:t xml:space="preserve">76.</w:t>
+      </w:r>
+      <w:r>
+        <w:t xml:space="preserve"> </w:t>
+      </w:r>
+      <w:r>
+        <w:t xml:space="preserve">	</w:t>
+      </w:r>
+      <w:r>
+        <w:t xml:space="preserve">Stagg, C. J., Bachtiar, V. &amp; Johansen-Berg, H.</w:t>
+      </w:r>
+      <w:r>
+        <w:t xml:space="preserve"> </w:t>
+      </w:r>
+      <w:hyperlink r:id="rId217">
+        <w:r>
+          <w:rPr>
+            <w:rStyle w:val="InternetLink"/>
+          </w:rPr>
+          <w:t xml:space="preserve">The</w:t>
+        </w:r>
+        <w:r>
+          <w:rPr>
+            <w:rStyle w:val="InternetLink"/>
+          </w:rPr>
+          <w:t xml:space="preserve"> </w:t>
+        </w:r>
+        <w:r>
+          <w:rPr>
+            <w:rStyle w:val="InternetLink"/>
+          </w:rPr>
+          <w:t xml:space="preserve">Role</w:t>
+        </w:r>
+        <w:r>
+          <w:rPr>
+            <w:rStyle w:val="InternetLink"/>
+          </w:rPr>
+          <w:t xml:space="preserve"> </w:t>
+        </w:r>
+        <w:r>
+          <w:rPr>
+            <w:rStyle w:val="InternetLink"/>
+          </w:rPr>
+          <w:t xml:space="preserve">of</w:t>
+        </w:r>
+        <w:r>
+          <w:rPr>
+            <w:rStyle w:val="InternetLink"/>
+          </w:rPr>
+          <w:t xml:space="preserve"> </w:t>
+        </w:r>
+        <w:r>
+          <w:rPr>
+            <w:rStyle w:val="InternetLink"/>
+          </w:rPr>
+          <w:t xml:space="preserve">GABA</w:t>
+        </w:r>
+        <w:r>
+          <w:rPr>
+            <w:rStyle w:val="InternetLink"/>
+          </w:rPr>
+          <w:t xml:space="preserve"> </w:t>
+        </w:r>
+        <w:r>
+          <w:rPr>
+            <w:rStyle w:val="InternetLink"/>
+          </w:rPr>
+          <w:t xml:space="preserve">in</w:t>
+        </w:r>
+        <w:r>
+          <w:rPr>
+            <w:rStyle w:val="InternetLink"/>
+          </w:rPr>
+          <w:t xml:space="preserve"> </w:t>
+        </w:r>
+        <w:r>
+          <w:rPr>
+            <w:rStyle w:val="InternetLink"/>
+          </w:rPr>
+          <w:t xml:space="preserve">Human Motor Learning</w:t>
+        </w:r>
+      </w:hyperlink>
+      <w:r>
+        <w:t xml:space="preserve">.</w:t>
+      </w:r>
+      <w:r>
+        <w:t xml:space="preserve"> </w:t>
+      </w:r>
+      <w:r>
+        <w:rPr>
+          <w:i/>
+          <w:iCs/>
+        </w:rPr>
+        <w:t xml:space="preserve">Current Biology</w:t>
+      </w:r>
+      <w:r>
+        <w:t xml:space="preserve"> </w:t>
+      </w:r>
+      <w:r>
+        <w:rPr>
+          <w:b/>
+          <w:bCs/>
+        </w:rPr>
+        <w:t xml:space="preserve">21</w:t>
+      </w:r>
+      <w:r>
+        <w:t xml:space="preserve">, 480–484 (2011).</w:t>
+      </w:r>
+    </w:p>
+    <w:bookmarkEnd w:id="218"/>
+    <w:bookmarkEnd w:id="219"/>
+    <w:bookmarkEnd w:id="220"/>
     <w:sectPr>
       <w:footnotePr>
         <w:numFmt w:val="decimal"/>

--- a/index.docx
+++ b/index.docx
@@ -24,6 +24,15 @@
         <w:t xml:space="preserve">1</w:t>
       </w:r>
       <w:r>
+        <w:t xml:space="preserve">, Jessica Archibald</w:t>
+      </w:r>
+      <w:r>
+        <w:rPr>
+          <w:vertAlign w:val="superscript"/>
+        </w:rPr>
+        <w:t xml:space="preserve">4</w:t>
+      </w:r>
+      <w:r>
         <w:t xml:space="preserve">, and Alexander Mark Weber</w:t>
       </w:r>
       <w:r>
@@ -38,7 +47,7 @@
         <w:pStyle w:val="Date"/>
       </w:pPr>
       <w:r>
-        <w:t xml:space="preserve">2025-03-14</w:t>
+        <w:t xml:space="preserve">2025-03-15</w:t>
       </w:r>
     </w:p>
     <w:p>
@@ -86,6 +95,21 @@
       </w:r>
       <w:r>
         <w:t xml:space="preserve">Pediatrics, The University of British Columbia, Vancouver, BC, Canada</w:t>
+      </w:r>
+      <w:r>
+        <w:br/>
+      </w:r>
+      <w:r>
+        <w:rPr>
+          <w:vertAlign w:val="superscript"/>
+        </w:rPr>
+        <w:t xml:space="preserve">4</w:t>
+      </w:r>
+      <w:r>
+        <w:t xml:space="preserve"> </w:t>
+      </w:r>
+      <w:r>
+        <w:t xml:space="preserve">Department of Radiology, Weill Cornell Medicine, New York, New York, USA</w:t>
       </w:r>
     </w:p>
     <w:p>
@@ -620,7 +644,7 @@
       </w:r>
     </w:p>
     <w:bookmarkEnd w:id="22"/>
-    <w:bookmarkStart w:id="40" w:name="methods"/>
+    <w:bookmarkStart w:id="39" w:name="methods"/>
     <w:p>
       <w:pPr>
         <w:pStyle w:val="Heading1"/>
@@ -665,7 +689,7 @@
       </w:r>
     </w:p>
     <w:bookmarkEnd w:id="24"/>
-    <w:bookmarkStart w:id="30" w:name="scanning-procedure"/>
+    <w:bookmarkStart w:id="29" w:name="scanning-procedure"/>
     <w:p>
       <w:pPr>
         <w:pStyle w:val="Heading2"/>
@@ -783,7 +807,6 @@
         <w:t xml:space="preserve">B for a visual representation of the scanning protocol. Total scan duration was approximately 1 hour of uninterrupted scanning (i.e. subjects were not removed from the scanner). All participants followed the same order of rest than movie, and all participants saw the same movie segment, beginning at the same time during the scan.</w:t>
       </w:r>
     </w:p>
-    <w:bookmarkStart w:id="29" w:name="cell-fig-method"/>
     <w:tbl>
       <w:tblPr>
         <w:tblStyle w:val="Table"/>
@@ -800,7 +823,6 @@
           <w:bookmarkStart w:id="28" w:name="fig-method"/>
           <w:p>
             <w:pPr>
-              <w:pStyle w:val="Compact"/>
               <w:jc w:val="center"/>
             </w:pPr>
             <w:r>
@@ -813,7 +835,7 @@
                     <a:graphicData uri="http://schemas.openxmlformats.org/drawingml/2006/picture">
                       <pic:pic>
                         <pic:nvPicPr>
-                          <pic:cNvPr descr="index_files/figure-docx/fig-method-1.png" id="27" name="Picture"/>
+                          <pic:cNvPr descr="index_files/figure-docx/unnamed-chunk-5-1.png" id="27" name="Picture"/>
                           <pic:cNvPicPr>
                             <a:picLocks noChangeArrowheads="1" noChangeAspect="1"/>
                           </pic:cNvPicPr>
@@ -886,7 +908,7 @@
               <w:t xml:space="preserve"> </w:t>
             </w:r>
             <w:r>
-              <w:t xml:space="preserve">A) fMRI coverage was across the whole-brain (example coverage in red). MRS voxels were placed in the visual cortex (blue). Background image is of a T1w acquisition from a sample subject. Figure was inspired by</w:t>
+              <w:t xml:space="preserve">A) fMRI coverage was across the whole-brain (example coverage in red). MRS voxels were placed in the visual cortex (blue). Background image is of a T1w acquisition from a sample subject. Figure was inspired by Ip et al. (2017)</w:t>
             </w:r>
             <w:r>
               <w:rPr>
@@ -895,10 +917,7 @@
               <w:t xml:space="preserve">58</w:t>
             </w:r>
             <w:r>
-              <w:t xml:space="preserve"> </w:t>
-            </w:r>
-            <w:r>
-              <w:t xml:space="preserve">B) fMRI, sLASER, and MEGA-PRESS were acquired first with participants looking at a white cross for 24 mintues. Next, the same sequences were acquired with the participants viewing a nature documentary for an identical period of time.</w:t>
+              <w:t xml:space="preserve">. B) fMRI, sLASER, and MEGA-PRESS were acquired first with participants looking at a white cross for 24 minutes. Next, the same sequences were acquired with the participants viewing a nature documentary for an identical period of time.</w:t>
             </w:r>
           </w:p>
           <w:bookmarkEnd w:id="28"/>
@@ -906,8 +925,7 @@
       </w:tr>
     </w:tbl>
     <w:bookmarkEnd w:id="29"/>
-    <w:bookmarkEnd w:id="30"/>
-    <w:bookmarkStart w:id="32" w:name="sec-mriacq"/>
+    <w:bookmarkStart w:id="31" w:name="sec-mriacq"/>
     <w:p>
       <w:pPr>
         <w:pStyle w:val="Heading2"/>
@@ -983,50 +1001,7 @@
       <w:tr>
         <w:tc>
           <w:tcPr/>
-          <w:bookmarkStart w:id="31" w:name="tbl-mriacq"/>
-          <w:p>
-            <w:pPr>
-              <w:jc w:val="center"/>
-            </w:pPr>
-            <w:pPr>
-              <w:jc w:val="start"/>
-              <w:spacing w:before="200"/>
-              <w:pStyle w:val="ImageCaption"/>
-            </w:pPr>
-            <w:r>
-              <w:rPr>
-                <w:b/>
-                <w:bCs/>
-              </w:rPr>
-              <w:t xml:space="preserve">Table</w:t>
-            </w:r>
-            <w:r>
-              <w:t xml:space="preserve"> 1</w:t>
-            </w:r>
-            <w:r>
-              <w:rPr>
-                <w:b/>
-                <w:bCs/>
-              </w:rPr>
-              <w:t xml:space="preserve">.</w:t>
-            </w:r>
-            <w:r>
-              <w:t xml:space="preserve"> </w:t>
-            </w:r>
-            <w:r>
-              <w:rPr>
-                <w:b/>
-                <w:bCs/>
-              </w:rPr>
-              <w:t xml:space="preserve">Summary of MRI acquisition details</w:t>
-            </w:r>
-            <w:r>
-              <w:t xml:space="preserve"> </w:t>
-            </w:r>
-            <w:r>
-              <w:t xml:space="preserve">TE = echo time; TR = repetition time; FOV = field of view; FSPGD = fast spoiled gradient-echo; CUBE = a GE acronym; EPI = echo-planar imaging; fMRI = functional magnetic resonance imaging; sLASER = semi localization by adiabatic selective refocusing; MEGA-PRESS = Mescher-Garwood point-resolved spectroscopy</w:t>
-            </w:r>
-          </w:p>
+          <w:bookmarkStart w:id="30" w:name="tbl-mriacq"/>
           <w:tbl>
             <w:tblPr>
               <w:tblStyle w:val="Table"/>
@@ -1709,8 +1684,50 @@
               </w:tc>
             </w:tr>
           </w:tbl>
-          <w:bookmarkEnd w:id="31"/>
-          <w:p/>
+          <w:p>
+            <w:pPr>
+              <w:jc w:val="center"/>
+            </w:pPr>
+            <w:pPr>
+              <w:jc w:val="start"/>
+              <w:spacing w:before="200"/>
+              <w:pStyle w:val="ImageCaption"/>
+            </w:pPr>
+            <w:r>
+              <w:rPr>
+                <w:b/>
+                <w:bCs/>
+              </w:rPr>
+              <w:t xml:space="preserve">Table</w:t>
+            </w:r>
+            <w:r>
+              <w:t xml:space="preserve"> 1</w:t>
+            </w:r>
+            <w:r>
+              <w:rPr>
+                <w:b/>
+                <w:bCs/>
+              </w:rPr>
+              <w:t xml:space="preserve">.</w:t>
+            </w:r>
+            <w:r>
+              <w:t xml:space="preserve"> </w:t>
+            </w:r>
+            <w:r>
+              <w:rPr>
+                <w:b/>
+                <w:bCs/>
+              </w:rPr>
+              <w:t xml:space="preserve">Summary of MRI acquisition details</w:t>
+            </w:r>
+            <w:r>
+              <w:t xml:space="preserve"> </w:t>
+            </w:r>
+            <w:r>
+              <w:t xml:space="preserve">TE = echo time; TR = repetition time; FOV = field of view; FSPGD = fast spoiled gradient-echo; CUBE = a GE acronym; EPI = echo-planar imaging; fMRI = functional magnetic resonance imaging; sLASER = semi localization by adiabatic selective refocusing; MEGA-PRESS = Mescher-Garwood point-resolved spectroscopy</w:t>
+            </w:r>
+          </w:p>
+          <w:bookmarkEnd w:id="30"/>
         </w:tc>
       </w:tr>
     </w:tbl>
@@ -1737,8 +1754,8 @@
         <w:t xml:space="preserve">Finally, blip-up and blip-down spin-echo versions of the fMRI sequence were acquired at the end to estimate the B0 non-uniformity map for fMRI phase distortion correction.</w:t>
       </w:r>
     </w:p>
-    <w:bookmarkEnd w:id="32"/>
-    <w:bookmarkStart w:id="36" w:name="image-processing"/>
+    <w:bookmarkEnd w:id="31"/>
+    <w:bookmarkStart w:id="35" w:name="image-processing"/>
     <w:p>
       <w:pPr>
         <w:pStyle w:val="Heading2"/>
@@ -1757,7 +1774,7 @@
       <w:r>
         <w:t xml:space="preserve"> </w:t>
       </w:r>
-      <w:hyperlink r:id="rId33">
+      <w:hyperlink r:id="rId32">
         <w:r>
           <w:rPr>
             <w:rStyle w:val="InternetLink"/>
@@ -1828,7 +1845,7 @@
         <w:t xml:space="preserve">(v2.1.6).</w:t>
       </w:r>
     </w:p>
-    <w:bookmarkStart w:id="34" w:name="structural-images"/>
+    <w:bookmarkStart w:id="33" w:name="structural-images"/>
     <w:p>
       <w:pPr>
         <w:pStyle w:val="Heading3"/>
@@ -2082,8 +2099,8 @@
         <w:t xml:space="preserve">2.3.3) was used to perform volume-based spatial normalization to two standard spaces: MNI152NLin2009cAsym and MNI152NLin6Asym. Normalization used brain-extracted versions of both T1w reference and T1w template.</w:t>
       </w:r>
     </w:p>
-    <w:bookmarkEnd w:id="34"/>
-    <w:bookmarkStart w:id="35" w:name="fmri"/>
+    <w:bookmarkEnd w:id="33"/>
+    <w:bookmarkStart w:id="34" w:name="fmri"/>
     <w:p>
       <w:pPr>
         <w:pStyle w:val="Heading3"/>
@@ -2148,7 +2165,7 @@
         <w:t xml:space="preserve"> </w:t>
       </w:r>
       <w:r>
-        <w:t xml:space="preserve">v6.0.5.1:57b01774). The fieldmap was aligned with rigid registration to the target EPI reference run. Field coefficients were mapped to the reference EPI using the transform. BOLD runs were slice-time corrected to 643 ms (half of slice acquisitio range of 0-1290 ms) using</w:t>
+        <w:t xml:space="preserve">v6.0.5.1:57b01774). The fieldmap was aligned with rigid registration to the target EPI reference run. Field coefficients were mapped to the reference EPI using the transform. BOLD runs were slice-time corrected to 643 ms (half of slice acquisition range of 0-1290 ms) using</w:t>
       </w:r>
       <w:r>
         <w:t xml:space="preserve"> </w:t>
@@ -2280,512 +2297,519 @@
         <w:t xml:space="preserve">Participants were excluded from further analysis if their mean FD was &gt; 0.15 mm.</w:t>
       </w:r>
     </w:p>
+    <w:bookmarkEnd w:id="34"/>
     <w:bookmarkEnd w:id="35"/>
+    <w:bookmarkStart w:id="36" w:name="mrs"/>
+    <w:p>
+      <w:pPr>
+        <w:pStyle w:val="Heading2"/>
+      </w:pPr>
+      <w:r>
+        <w:t xml:space="preserve">2.6 MRS</w:t>
+      </w:r>
+    </w:p>
+    <w:p>
+      <w:pPr>
+        <w:pStyle w:val="FirstParagraph"/>
+      </w:pPr>
+      <w:r>
+        <w:t xml:space="preserve">sLASER data were processed and fit to a spectrum using</w:t>
+      </w:r>
+      <w:r>
+        <w:t xml:space="preserve"> </w:t>
+      </w:r>
+      <w:r>
+        <w:rPr>
+          <w:rStyle w:val="VerbatimChar"/>
+        </w:rPr>
+        <w:t xml:space="preserve">Osprey</w:t>
+      </w:r>
+      <w:r>
+        <w:rPr>
+          <w:vertAlign w:val="superscript"/>
+        </w:rPr>
+        <w:t xml:space="preserve">74</w:t>
+      </w:r>
+      <w:r>
+        <w:t xml:space="preserve"> </w:t>
+      </w:r>
+      <w:r>
+        <w:t xml:space="preserve">(v2.4.0). Full width half-maximum (FWHM) of the single-Lorentzian fit of the N-acetylaspartate (NAA) peak were calculated for quality assurance purposes. The MRS voxel was co-registered to T1w reference image and segmented by</w:t>
+      </w:r>
+      <w:r>
+        <w:t xml:space="preserve"> </w:t>
+      </w:r>
+      <w:r>
+        <w:rPr>
+          <w:rStyle w:val="VerbatimChar"/>
+        </w:rPr>
+        <w:t xml:space="preserve">SPM12</w:t>
+      </w:r>
+      <w:r>
+        <w:rPr>
+          <w:vertAlign w:val="superscript"/>
+        </w:rPr>
+        <w:t xml:space="preserve">75</w:t>
+      </w:r>
+      <w:r>
+        <w:t xml:space="preserve"> </w:t>
+      </w:r>
+      <w:r>
+        <w:t xml:space="preserve">into CSF, GM, and WM. Metabolites were water-scaled as well as tissue- and relaxation-corrected by the Gasparovic et al. (2006) method</w:t>
+      </w:r>
+      <w:r>
+        <w:rPr>
+          <w:vertAlign w:val="superscript"/>
+        </w:rPr>
+        <w:t xml:space="preserve">76</w:t>
+      </w:r>
+      <w:r>
+        <w:t xml:space="preserve">.</w:t>
+      </w:r>
+      <w:r>
+        <w:t xml:space="preserve"> </w:t>
+      </w:r>
+      <w:r>
+        <w:t xml:space="preserve"> </w:t>
+      </w:r>
+      <w:r>
+        <w:t xml:space="preserve">Glutamate is challenging to capture due to its signal overlaps with other metabolites</w:t>
+      </w:r>
+      <w:r>
+        <w:rPr>
+          <w:vertAlign w:val="superscript"/>
+        </w:rPr>
+        <w:t xml:space="preserve">77</w:t>
+      </w:r>
+      <w:r>
+        <w:t xml:space="preserve">. In particular, Glu shares a similar chemical structure with glutamine (Gln) which causes the spectral features of Glu to be contaminated with Gln</w:t>
+      </w:r>
+      <w:r>
+        <w:rPr>
+          <w:vertAlign w:val="superscript"/>
+        </w:rPr>
+        <w:t xml:space="preserve">78</w:t>
+      </w:r>
+      <w:r>
+        <w:t xml:space="preserve">. As a result, we decided to report Glx values, which co-reports Glu and Gln to avoid errors in spectral assignment, especially since it is controversial whether Glu can reliably be separated from Gln at 3T</w:t>
+      </w:r>
+      <w:r>
+        <w:rPr>
+          <w:vertAlign w:val="superscript"/>
+        </w:rPr>
+        <w:t xml:space="preserve">79,80</w:t>
+      </w:r>
+      <w:r>
+        <w:t xml:space="preserve">.</w:t>
+      </w:r>
+      <w:r>
+        <w:t xml:space="preserve"> </w:t>
+      </w:r>
+    </w:p>
+    <w:p>
+      <w:pPr>
+        <w:pStyle w:val="TextBody"/>
+      </w:pPr>
+      <w:r>
+        <w:t xml:space="preserve">MEGA-PRESS data were processed and fit with</w:t>
+      </w:r>
+      <w:r>
+        <w:t xml:space="preserve"> </w:t>
+      </w:r>
+      <w:r>
+        <w:rPr>
+          <w:rStyle w:val="VerbatimChar"/>
+        </w:rPr>
+        <w:t xml:space="preserve">Osprey</w:t>
+      </w:r>
+      <w:r>
+        <w:t xml:space="preserve">, and were relaxation-, tissue- and alpha-corrected using the Harris et al. (2015) method</w:t>
+      </w:r>
+      <w:r>
+        <w:rPr>
+          <w:vertAlign w:val="superscript"/>
+        </w:rPr>
+        <w:t xml:space="preserve">81</w:t>
+      </w:r>
+      <w:r>
+        <w:t xml:space="preserve">. Due to the J-editing sequence of MEGA-PRESS, a challenge of GABA quantification is macromolecule quantification</w:t>
+      </w:r>
+      <w:r>
+        <w:rPr>
+          <w:vertAlign w:val="superscript"/>
+        </w:rPr>
+        <w:t xml:space="preserve">81</w:t>
+      </w:r>
+      <w:r>
+        <w:t xml:space="preserve">. As a result, we report GABA+, a measure which co-reports GABA with macromolecules. Macromolecules (MM) are expected to account for approximately 45% of the GABA+ signal</w:t>
+      </w:r>
+      <w:r>
+        <w:rPr>
+          <w:vertAlign w:val="superscript"/>
+        </w:rPr>
+        <w:t xml:space="preserve">81</w:t>
+      </w:r>
+      <w:r>
+        <w:t xml:space="preserve">. While a macromolecule-suppressed estimate of GABA seems ideal, a recent 25-site and multi-vendor study conducted at 3T found that GABA+ showed much lower coefficient of variation than MM-suppressed GABA, meaning that GABA+ is more consistent across research sites and MRI vendors (i.e., Philips, GE, Siemens)</w:t>
+      </w:r>
+      <w:r>
+        <w:rPr>
+          <w:vertAlign w:val="superscript"/>
+        </w:rPr>
+        <w:t xml:space="preserve">82</w:t>
+      </w:r>
+      <w:r>
+        <w:t xml:space="preserve">. Moreover, GABA+ shows greater reliability for both creatine-referenced and water-suppressed estimates</w:t>
+      </w:r>
+      <w:r>
+        <w:rPr>
+          <w:vertAlign w:val="superscript"/>
+        </w:rPr>
+        <w:t xml:space="preserve">82,83</w:t>
+      </w:r>
+      <w:r>
+        <w:t xml:space="preserve">. MM-suppressed GABA and GABA+ estimates are also correlated, albeit weakly- to moderately-so</w:t>
+      </w:r>
+      <w:r>
+        <w:rPr>
+          <w:vertAlign w:val="superscript"/>
+        </w:rPr>
+        <w:t xml:space="preserve">81–83</w:t>
+      </w:r>
+      <w:r>
+        <w:t xml:space="preserve">. Consequently, we report GABA+ to allow for easier comparison of our results to other studies as well as reproducibility.</w:t>
+      </w:r>
+    </w:p>
+    <w:p>
+      <w:pPr>
+        <w:pStyle w:val="TextBody"/>
+      </w:pPr>
+      <w:r>
+        <w:t xml:space="preserve">Basis sets were created using</w:t>
+      </w:r>
+      <w:r>
+        <w:t xml:space="preserve"> </w:t>
+      </w:r>
+      <w:r>
+        <w:rPr>
+          <w:rStyle w:val="VerbatimChar"/>
+        </w:rPr>
+        <w:t xml:space="preserve">MRSCloud</w:t>
+      </w:r>
+      <w:r>
+        <w:rPr>
+          <w:vertAlign w:val="superscript"/>
+        </w:rPr>
+        <w:t xml:space="preserve">84,85</w:t>
+      </w:r>
+      <w:r>
+        <w:t xml:space="preserve">. For sLASER,</w:t>
+      </w:r>
+      <w:r>
+        <w:t xml:space="preserve"> </w:t>
+      </w:r>
+      <w:r>
+        <w:t xml:space="preserve">‘localization’</w:t>
+      </w:r>
+      <w:r>
+        <w:t xml:space="preserve"> </w:t>
+      </w:r>
+      <w:r>
+        <w:t xml:space="preserve">was set to</w:t>
+      </w:r>
+      <w:r>
+        <w:t xml:space="preserve"> </w:t>
+      </w:r>
+      <w:r>
+        <w:t xml:space="preserve">‘sLASER’</w:t>
+      </w:r>
+      <w:r>
+        <w:t xml:space="preserve">,</w:t>
+      </w:r>
+      <w:r>
+        <w:t xml:space="preserve"> </w:t>
+      </w:r>
+      <w:r>
+        <w:t xml:space="preserve">‘vendor’</w:t>
+      </w:r>
+      <w:r>
+        <w:t xml:space="preserve"> </w:t>
+      </w:r>
+      <w:r>
+        <w:t xml:space="preserve">to</w:t>
+      </w:r>
+      <w:r>
+        <w:t xml:space="preserve"> </w:t>
+      </w:r>
+      <w:r>
+        <w:t xml:space="preserve">‘GE’</w:t>
+      </w:r>
+      <w:r>
+        <w:t xml:space="preserve">,</w:t>
+      </w:r>
+      <w:r>
+        <w:t xml:space="preserve"> </w:t>
+      </w:r>
+      <w:r>
+        <w:t xml:space="preserve">‘editing’</w:t>
+      </w:r>
+      <w:r>
+        <w:t xml:space="preserve"> </w:t>
+      </w:r>
+      <w:r>
+        <w:t xml:space="preserve">to</w:t>
+      </w:r>
+      <w:r>
+        <w:t xml:space="preserve"> </w:t>
+      </w:r>
+      <w:r>
+        <w:t xml:space="preserve">‘UnEdited’</w:t>
+      </w:r>
+      <w:r>
+        <w:t xml:space="preserve">, and</w:t>
+      </w:r>
+      <w:r>
+        <w:t xml:space="preserve"> </w:t>
+      </w:r>
+      <w:r>
+        <w:t xml:space="preserve">‘TE’</w:t>
+      </w:r>
+      <w:r>
+        <w:t xml:space="preserve"> </w:t>
+      </w:r>
+      <w:r>
+        <w:t xml:space="preserve">to 35. For MEGA-PRESS,</w:t>
+      </w:r>
+      <w:r>
+        <w:t xml:space="preserve"> </w:t>
+      </w:r>
+      <w:r>
+        <w:t xml:space="preserve">‘localization’</w:t>
+      </w:r>
+      <w:r>
+        <w:t xml:space="preserve"> </w:t>
+      </w:r>
+      <w:r>
+        <w:t xml:space="preserve">was set to</w:t>
+      </w:r>
+      <w:r>
+        <w:t xml:space="preserve"> </w:t>
+      </w:r>
+      <w:r>
+        <w:t xml:space="preserve">‘PRESS’</w:t>
+      </w:r>
+      <w:r>
+        <w:t xml:space="preserve">,</w:t>
+      </w:r>
+      <w:r>
+        <w:t xml:space="preserve"> </w:t>
+      </w:r>
+      <w:r>
+        <w:t xml:space="preserve">‘editing’</w:t>
+      </w:r>
+      <w:r>
+        <w:t xml:space="preserve"> </w:t>
+      </w:r>
+      <w:r>
+        <w:t xml:space="preserve">to</w:t>
+      </w:r>
+      <w:r>
+        <w:t xml:space="preserve"> </w:t>
+      </w:r>
+      <w:r>
+        <w:t xml:space="preserve">‘MEGA’</w:t>
+      </w:r>
+      <w:r>
+        <w:t xml:space="preserve">,</w:t>
+      </w:r>
+      <w:r>
+        <w:t xml:space="preserve"> </w:t>
+      </w:r>
+      <w:r>
+        <w:t xml:space="preserve">‘TE’</w:t>
+      </w:r>
+      <w:r>
+        <w:t xml:space="preserve"> </w:t>
+      </w:r>
+      <w:r>
+        <w:t xml:space="preserve">to 68,</w:t>
+      </w:r>
+      <w:r>
+        <w:t xml:space="preserve"> </w:t>
+      </w:r>
+      <w:r>
+        <w:t xml:space="preserve">‘edit on’</w:t>
+      </w:r>
+      <w:r>
+        <w:t xml:space="preserve"> </w:t>
+      </w:r>
+      <w:r>
+        <w:t xml:space="preserve">to</w:t>
+      </w:r>
+      <w:r>
+        <w:t xml:space="preserve"> </w:t>
+      </w:r>
+      <w:r>
+        <w:t xml:space="preserve">‘1.9’</w:t>
+      </w:r>
+      <w:r>
+        <w:t xml:space="preserve">,</w:t>
+      </w:r>
+      <w:r>
+        <w:t xml:space="preserve"> </w:t>
+      </w:r>
+      <w:r>
+        <w:t xml:space="preserve">‘edit off’</w:t>
+      </w:r>
+      <w:r>
+        <w:t xml:space="preserve"> </w:t>
+      </w:r>
+      <w:r>
+        <w:t xml:space="preserve">to</w:t>
+      </w:r>
+      <w:r>
+        <w:t xml:space="preserve"> </w:t>
+      </w:r>
+      <w:r>
+        <w:t xml:space="preserve">‘7.5’</w:t>
+      </w:r>
+      <w:r>
+        <w:t xml:space="preserve">, and</w:t>
+      </w:r>
+      <w:r>
+        <w:t xml:space="preserve"> </w:t>
+      </w:r>
+      <w:r>
+        <w:t xml:space="preserve">‘pulse duration’</w:t>
+      </w:r>
+      <w:r>
+        <w:t xml:space="preserve"> </w:t>
+      </w:r>
+      <w:r>
+        <w:t xml:space="preserve">to</w:t>
+      </w:r>
+      <w:r>
+        <w:t xml:space="preserve"> </w:t>
+      </w:r>
+      <w:r>
+        <w:t xml:space="preserve">‘14’</w:t>
+      </w:r>
+      <w:r>
+        <w:t xml:space="preserve">. Metabolites included for both basis sets were: Asc, Asp, Cr, CrCH2, EA, GABA, GPC, GSH, Gln, Glu, Gly, H2O, Lac, NAA, NAAG, PCh, PCr, PE, Ser, Tau, mI, and sI. Excitatory-inhibitory ratio (E:I) was calculated as [Glx from sLASER in i.u.]/[GABA+ from MEGA-PRESS in i.u.], a common practice to report E:I using MRS</w:t>
+      </w:r>
+      <w:r>
+        <w:rPr>
+          <w:vertAlign w:val="superscript"/>
+        </w:rPr>
+        <w:t xml:space="preserve">86</w:t>
+      </w:r>
+      <w:r>
+        <w:t xml:space="preserve">.</w:t>
+      </w:r>
+      <w:r>
+        <w:t xml:space="preserve"> </w:t>
+      </w:r>
+    </w:p>
+    <w:p>
+      <w:pPr>
+        <w:pStyle w:val="TextBody"/>
+      </w:pPr>
+      <w:r>
+        <w:t xml:space="preserve">Participants were excluded from further analysis if any of their MRS scans had FWHM &gt; 10. Originally we intended to calculate, report and analyze MRS as tissue-corrected quantitative values. However, the</w:t>
+      </w:r>
+      <w:r>
+        <w:t xml:space="preserve"> </w:t>
+      </w:r>
+      <w:r>
+        <w:rPr>
+          <w:rStyle w:val="VerbatimChar"/>
+        </w:rPr>
+        <w:t xml:space="preserve">Osprey</w:t>
+      </w:r>
+      <w:r>
+        <w:t xml:space="preserve"> </w:t>
+      </w:r>
+      <w:r>
+        <w:t xml:space="preserve">software was reporting Glx metabolite concentrations from the sLASER sequence that were an order of magnitude larger than reported values in the literature (i.e. x10). Attempts to re-analyze the sLASER data using</w:t>
+      </w:r>
+      <w:r>
+        <w:t xml:space="preserve"> </w:t>
+      </w:r>
+      <w:r>
+        <w:rPr>
+          <w:rStyle w:val="VerbatimChar"/>
+        </w:rPr>
+        <w:t xml:space="preserve">fsl_mrs</w:t>
+      </w:r>
+      <w:r>
+        <w:rPr>
+          <w:vertAlign w:val="superscript"/>
+        </w:rPr>
+        <w:t xml:space="preserve">87</w:t>
+      </w:r>
+      <w:r>
+        <w:t xml:space="preserve"> </w:t>
+      </w:r>
+      <w:r>
+        <w:t xml:space="preserve">resulted in similarly large concentrations. Despite several attempts, we were unable to locate the source of this error. Therefore we decided to analyze and report metabolite to creatine (tCr) ratios (i.e. Glx / tCr and GABA+ / tCr), which agreed well with reported literature values</w:t>
+      </w:r>
+      <w:r>
+        <w:rPr>
+          <w:vertAlign w:val="superscript"/>
+        </w:rPr>
+        <w:t xml:space="preserve">88–92</w:t>
+      </w:r>
+      <w:r>
+        <w:t xml:space="preserve">. In order to be confident in our results, however, we re-ran all MRS analyses, acquiring quantitative Glx and GABA+ values from the MEGA-PRESS sequence only using the software</w:t>
+      </w:r>
+      <w:r>
+        <w:t xml:space="preserve"> </w:t>
+      </w:r>
+      <w:r>
+        <w:rPr>
+          <w:rStyle w:val="VerbatimChar"/>
+        </w:rPr>
+        <w:t xml:space="preserve">Gannet</w:t>
+      </w:r>
+      <w:r>
+        <w:rPr>
+          <w:vertAlign w:val="superscript"/>
+        </w:rPr>
+        <w:t xml:space="preserve">93</w:t>
+      </w:r>
+      <w:r>
+        <w:t xml:space="preserve"> </w:t>
+      </w:r>
+      <w:r>
+        <w:t xml:space="preserve">(v3.3.0). Values were relaxation-, tissue- and alpha-corrected using the Harris et al. (2015) method</w:t>
+      </w:r>
+      <w:r>
+        <w:rPr>
+          <w:vertAlign w:val="superscript"/>
+        </w:rPr>
+        <w:t xml:space="preserve">81</w:t>
+      </w:r>
+      <w:r>
+        <w:t xml:space="preserve">. Results using Glx and GABA+ from the</w:t>
+      </w:r>
+      <w:r>
+        <w:t xml:space="preserve"> </w:t>
+      </w:r>
+      <w:r>
+        <w:rPr>
+          <w:rStyle w:val="VerbatimChar"/>
+        </w:rPr>
+        <w:t xml:space="preserve">Gannet</w:t>
+      </w:r>
+      <w:r>
+        <w:t xml:space="preserve"> </w:t>
+      </w:r>
+      <w:r>
+        <w:t xml:space="preserve">analysis of MEGA-PRESS only are reported in the Supplementary Material.</w:t>
+      </w:r>
+    </w:p>
     <w:bookmarkEnd w:id="36"/>
-    <w:bookmarkStart w:id="37" w:name="mrs"/>
-    <w:p>
-      <w:pPr>
-        <w:pStyle w:val="Heading2"/>
-      </w:pPr>
-      <w:r>
-        <w:t xml:space="preserve">2.6 MRS</w:t>
-      </w:r>
-    </w:p>
-    <w:p>
-      <w:pPr>
-        <w:pStyle w:val="FirstParagraph"/>
-      </w:pPr>
-      <w:r>
-        <w:t xml:space="preserve">sLASER data were processed and fit to a spectrum using</w:t>
-      </w:r>
-      <w:r>
-        <w:t xml:space="preserve"> </w:t>
-      </w:r>
-      <w:r>
-        <w:rPr>
-          <w:rStyle w:val="VerbatimChar"/>
-        </w:rPr>
-        <w:t xml:space="preserve">Osprey</w:t>
-      </w:r>
-      <w:r>
-        <w:rPr>
-          <w:vertAlign w:val="superscript"/>
-        </w:rPr>
-        <w:t xml:space="preserve">74</w:t>
-      </w:r>
-      <w:r>
-        <w:t xml:space="preserve"> </w:t>
-      </w:r>
-      <w:r>
-        <w:t xml:space="preserve">(v2.4.0). Full width half-maximum (FWHM) of the single-Lorentzian fit of the N-acetylaspartate (NAA) peak were calculated for quality assurance purposes. The MRS voxel was co-registered to T1w reference image and segmented by</w:t>
-      </w:r>
-      <w:r>
-        <w:t xml:space="preserve"> </w:t>
-      </w:r>
-      <w:r>
-        <w:rPr>
-          <w:rStyle w:val="VerbatimChar"/>
-        </w:rPr>
-        <w:t xml:space="preserve">SPM12</w:t>
-      </w:r>
-      <w:r>
-        <w:rPr>
-          <w:vertAlign w:val="superscript"/>
-        </w:rPr>
-        <w:t xml:space="preserve">75</w:t>
-      </w:r>
-      <w:r>
-        <w:t xml:space="preserve"> </w:t>
-      </w:r>
-      <w:r>
-        <w:t xml:space="preserve">into CSF, GM, and WM. Metabolites were water-scaled as well as tissue- and relaxation-corrected by the Gasparovic et al. (2006) method</w:t>
-      </w:r>
-      <w:r>
-        <w:rPr>
-          <w:vertAlign w:val="superscript"/>
-        </w:rPr>
-        <w:t xml:space="preserve">76</w:t>
-      </w:r>
-      <w:r>
-        <w:t xml:space="preserve">.</w:t>
-      </w:r>
-      <w:r>
-        <w:t xml:space="preserve"> </w:t>
-      </w:r>
-      <w:r>
-        <w:t xml:space="preserve"> </w:t>
-      </w:r>
-      <w:r>
-        <w:t xml:space="preserve">Glutamate is challenging to capture due to its signal overlaps with other metabolites</w:t>
-      </w:r>
-      <w:r>
-        <w:rPr>
-          <w:vertAlign w:val="superscript"/>
-        </w:rPr>
-        <w:t xml:space="preserve">77</w:t>
-      </w:r>
-      <w:r>
-        <w:t xml:space="preserve">. In particular, Glu shares a similar chemical structure with glutamine (Gln) which causes the spectral features of Glu to be contaminated with Gln</w:t>
-      </w:r>
-      <w:r>
-        <w:rPr>
-          <w:vertAlign w:val="superscript"/>
-        </w:rPr>
-        <w:t xml:space="preserve">78</w:t>
-      </w:r>
-      <w:r>
-        <w:t xml:space="preserve">. As a result, we decided to report Glx values, which co-reports Glu and Gln to avoid errors in spectral assignment, especially since it is controversial whether Glu can reliably be separated from Gln at 3T</w:t>
-      </w:r>
-      <w:r>
-        <w:rPr>
-          <w:vertAlign w:val="superscript"/>
-        </w:rPr>
-        <w:t xml:space="preserve">79,80</w:t>
-      </w:r>
-      <w:r>
-        <w:t xml:space="preserve">.</w:t>
-      </w:r>
-      <w:r>
-        <w:t xml:space="preserve"> </w:t>
-      </w:r>
-    </w:p>
-    <w:p>
-      <w:pPr>
-        <w:pStyle w:val="TextBody"/>
-      </w:pPr>
-      <w:r>
-        <w:t xml:space="preserve">MEGA-PRESS data were processed and fit with</w:t>
-      </w:r>
-      <w:r>
-        <w:t xml:space="preserve"> </w:t>
-      </w:r>
-      <w:r>
-        <w:rPr>
-          <w:rStyle w:val="VerbatimChar"/>
-        </w:rPr>
-        <w:t xml:space="preserve">Osprey</w:t>
-      </w:r>
-      <w:r>
-        <w:t xml:space="preserve">, and were relaxation-, tissue- and alpha-corrected using the Harris et al. (2015) method</w:t>
-      </w:r>
-      <w:r>
-        <w:rPr>
-          <w:vertAlign w:val="superscript"/>
-        </w:rPr>
-        <w:t xml:space="preserve">81</w:t>
-      </w:r>
-      <w:r>
-        <w:t xml:space="preserve">. Due to the J-editing sequence of MEGA-PRESS, a challenge of GABA quantification is macromolecule quantification</w:t>
-      </w:r>
-      <w:r>
-        <w:rPr>
-          <w:vertAlign w:val="superscript"/>
-        </w:rPr>
-        <w:t xml:space="preserve">81</w:t>
-      </w:r>
-      <w:r>
-        <w:t xml:space="preserve">. As a result, we report GABA+, a measure which co-reports GABA with macromolecules. Macromolecules (MM) are expected to account for approximately 45% of the GABA+ signal</w:t>
-      </w:r>
-      <w:r>
-        <w:rPr>
-          <w:vertAlign w:val="superscript"/>
-        </w:rPr>
-        <w:t xml:space="preserve">81</w:t>
-      </w:r>
-      <w:r>
-        <w:t xml:space="preserve">. While a macromolecule-suppressed estimate of GABA seems ideal, a recent 25-site and multi-vendor study conducted at 3T found that GABA+ showed much lower coefficient of variation than MM-suppressed GABA, meaning that GABA+ is more consistent across research sites and MRI vendors (i.e., Philips, GE, Siemens)</w:t>
-      </w:r>
-      <w:r>
-        <w:rPr>
-          <w:vertAlign w:val="superscript"/>
-        </w:rPr>
-        <w:t xml:space="preserve">82</w:t>
-      </w:r>
-      <w:r>
-        <w:t xml:space="preserve">. Moreover, GABA+ shows greater reliability for both creatine-referenced and water-suppressed estimates</w:t>
-      </w:r>
-      <w:r>
-        <w:rPr>
-          <w:vertAlign w:val="superscript"/>
-        </w:rPr>
-        <w:t xml:space="preserve">82,83</w:t>
-      </w:r>
-      <w:r>
-        <w:t xml:space="preserve">. MM-supressed GABA and GABA+ estimates are also correlated, albeit weakly- to moderately-so</w:t>
-      </w:r>
-      <w:r>
-        <w:rPr>
-          <w:vertAlign w:val="superscript"/>
-        </w:rPr>
-        <w:t xml:space="preserve">81–83</w:t>
-      </w:r>
-      <w:r>
-        <w:t xml:space="preserve">. Consequently, we report GABA+ to allow for easier comparison of our results to other studies as well as reproducibility.</w:t>
-      </w:r>
-    </w:p>
-    <w:p>
-      <w:pPr>
-        <w:pStyle w:val="TextBody"/>
-      </w:pPr>
-      <w:r>
-        <w:t xml:space="preserve">Basis sets were created using</w:t>
-      </w:r>
-      <w:r>
-        <w:t xml:space="preserve"> </w:t>
-      </w:r>
-      <w:r>
-        <w:rPr>
-          <w:rStyle w:val="VerbatimChar"/>
-        </w:rPr>
-        <w:t xml:space="preserve">MRSCloud</w:t>
-      </w:r>
-      <w:r>
-        <w:rPr>
-          <w:vertAlign w:val="superscript"/>
-        </w:rPr>
-        <w:t xml:space="preserve">84,85</w:t>
-      </w:r>
-      <w:r>
-        <w:t xml:space="preserve">. For sLASER,</w:t>
-      </w:r>
-      <w:r>
-        <w:t xml:space="preserve"> </w:t>
-      </w:r>
-      <w:r>
-        <w:t xml:space="preserve">‘localization’</w:t>
-      </w:r>
-      <w:r>
-        <w:t xml:space="preserve"> </w:t>
-      </w:r>
-      <w:r>
-        <w:t xml:space="preserve">was set to</w:t>
-      </w:r>
-      <w:r>
-        <w:t xml:space="preserve"> </w:t>
-      </w:r>
-      <w:r>
-        <w:t xml:space="preserve">‘sLASER’</w:t>
-      </w:r>
-      <w:r>
-        <w:t xml:space="preserve">,</w:t>
-      </w:r>
-      <w:r>
-        <w:t xml:space="preserve"> </w:t>
-      </w:r>
-      <w:r>
-        <w:t xml:space="preserve">‘vendor’</w:t>
-      </w:r>
-      <w:r>
-        <w:t xml:space="preserve"> </w:t>
-      </w:r>
-      <w:r>
-        <w:t xml:space="preserve">to</w:t>
-      </w:r>
-      <w:r>
-        <w:t xml:space="preserve"> </w:t>
-      </w:r>
-      <w:r>
-        <w:t xml:space="preserve">‘GE’</w:t>
-      </w:r>
-      <w:r>
-        <w:t xml:space="preserve">,</w:t>
-      </w:r>
-      <w:r>
-        <w:t xml:space="preserve"> </w:t>
-      </w:r>
-      <w:r>
-        <w:t xml:space="preserve">‘editing’</w:t>
-      </w:r>
-      <w:r>
-        <w:t xml:space="preserve"> </w:t>
-      </w:r>
-      <w:r>
-        <w:t xml:space="preserve">to</w:t>
-      </w:r>
-      <w:r>
-        <w:t xml:space="preserve"> </w:t>
-      </w:r>
-      <w:r>
-        <w:t xml:space="preserve">‘UnEdited’</w:t>
-      </w:r>
-      <w:r>
-        <w:t xml:space="preserve">, and</w:t>
-      </w:r>
-      <w:r>
-        <w:t xml:space="preserve"> </w:t>
-      </w:r>
-      <w:r>
-        <w:t xml:space="preserve">‘TE’</w:t>
-      </w:r>
-      <w:r>
-        <w:t xml:space="preserve"> </w:t>
-      </w:r>
-      <w:r>
-        <w:t xml:space="preserve">to 35. For MEGA-PRESS,</w:t>
-      </w:r>
-      <w:r>
-        <w:t xml:space="preserve"> </w:t>
-      </w:r>
-      <w:r>
-        <w:t xml:space="preserve">‘localization’</w:t>
-      </w:r>
-      <w:r>
-        <w:t xml:space="preserve"> </w:t>
-      </w:r>
-      <w:r>
-        <w:t xml:space="preserve">was set to</w:t>
-      </w:r>
-      <w:r>
-        <w:t xml:space="preserve"> </w:t>
-      </w:r>
-      <w:r>
-        <w:t xml:space="preserve">‘PRESS’</w:t>
-      </w:r>
-      <w:r>
-        <w:t xml:space="preserve">,</w:t>
-      </w:r>
-      <w:r>
-        <w:t xml:space="preserve"> </w:t>
-      </w:r>
-      <w:r>
-        <w:t xml:space="preserve">‘editing’</w:t>
-      </w:r>
-      <w:r>
-        <w:t xml:space="preserve"> </w:t>
-      </w:r>
-      <w:r>
-        <w:t xml:space="preserve">to</w:t>
-      </w:r>
-      <w:r>
-        <w:t xml:space="preserve"> </w:t>
-      </w:r>
-      <w:r>
-        <w:t xml:space="preserve">‘MEGA’</w:t>
-      </w:r>
-      <w:r>
-        <w:t xml:space="preserve">,</w:t>
-      </w:r>
-      <w:r>
-        <w:t xml:space="preserve"> </w:t>
-      </w:r>
-      <w:r>
-        <w:t xml:space="preserve">‘TE’</w:t>
-      </w:r>
-      <w:r>
-        <w:t xml:space="preserve"> </w:t>
-      </w:r>
-      <w:r>
-        <w:t xml:space="preserve">to 68,</w:t>
-      </w:r>
-      <w:r>
-        <w:t xml:space="preserve"> </w:t>
-      </w:r>
-      <w:r>
-        <w:t xml:space="preserve">‘edit on’</w:t>
-      </w:r>
-      <w:r>
-        <w:t xml:space="preserve"> </w:t>
-      </w:r>
-      <w:r>
-        <w:t xml:space="preserve">to</w:t>
-      </w:r>
-      <w:r>
-        <w:t xml:space="preserve"> </w:t>
-      </w:r>
-      <w:r>
-        <w:t xml:space="preserve">‘1.9’</w:t>
-      </w:r>
-      <w:r>
-        <w:t xml:space="preserve">,</w:t>
-      </w:r>
-      <w:r>
-        <w:t xml:space="preserve"> </w:t>
-      </w:r>
-      <w:r>
-        <w:t xml:space="preserve">‘edit off’</w:t>
-      </w:r>
-      <w:r>
-        <w:t xml:space="preserve"> </w:t>
-      </w:r>
-      <w:r>
-        <w:t xml:space="preserve">to</w:t>
-      </w:r>
-      <w:r>
-        <w:t xml:space="preserve"> </w:t>
-      </w:r>
-      <w:r>
-        <w:t xml:space="preserve">‘7.5’</w:t>
-      </w:r>
-      <w:r>
-        <w:t xml:space="preserve">, and</w:t>
-      </w:r>
-      <w:r>
-        <w:t xml:space="preserve"> </w:t>
-      </w:r>
-      <w:r>
-        <w:t xml:space="preserve">‘pulse duration’</w:t>
-      </w:r>
-      <w:r>
-        <w:t xml:space="preserve"> </w:t>
-      </w:r>
-      <w:r>
-        <w:t xml:space="preserve">to</w:t>
-      </w:r>
-      <w:r>
-        <w:t xml:space="preserve"> </w:t>
-      </w:r>
-      <w:r>
-        <w:t xml:space="preserve">‘14’</w:t>
-      </w:r>
-      <w:r>
-        <w:t xml:space="preserve">. Metabolites included for both basis sets were: Asc, Asp, Cr, CrCH2, EA, GABA, GPC, GSH, Gln, Glu, Gly, H2O, Lac, NAA, NAAG, PCh, PCr, PE, Ser, Tau, mI, and sI. Excitatory-inhibitory ratio (E:I) was calculated as [Glx from sLASER in i.u.]/[GABA+ from MEGA-PRESS in i.u.], a common practice to report E:I using MRS</w:t>
-      </w:r>
-      <w:r>
-        <w:rPr>
-          <w:vertAlign w:val="superscript"/>
-        </w:rPr>
-        <w:t xml:space="preserve">86</w:t>
-      </w:r>
-      <w:r>
-        <w:t xml:space="preserve">.</w:t>
-      </w:r>
-      <w:r>
-        <w:t xml:space="preserve"> </w:t>
-      </w:r>
-    </w:p>
-    <w:p>
-      <w:pPr>
-        <w:pStyle w:val="TextBody"/>
-      </w:pPr>
-      <w:r>
-        <w:t xml:space="preserve">Participants were excluded from further analysis if any of their MRS scans had FWHM &gt; 10. Originally we intended to calculate, report and analyze MRS as tissue-corrected quantitative values. However, the</w:t>
-      </w:r>
-      <w:r>
-        <w:t xml:space="preserve"> </w:t>
-      </w:r>
-      <w:r>
-        <w:rPr>
-          <w:rStyle w:val="VerbatimChar"/>
-        </w:rPr>
-        <w:t xml:space="preserve">Osprey</w:t>
-      </w:r>
-      <w:r>
-        <w:t xml:space="preserve"> </w:t>
-      </w:r>
-      <w:r>
-        <w:t xml:space="preserve">software was reporting metabolite concentrations that were an order of magnitude larger than reported values in the literature. Attempts to re-analyze the data using</w:t>
-      </w:r>
-      <w:r>
-        <w:t xml:space="preserve"> </w:t>
-      </w:r>
-      <w:r>
-        <w:rPr>
-          <w:rStyle w:val="VerbatimChar"/>
-        </w:rPr>
-        <w:t xml:space="preserve">fsl_mrs</w:t>
-      </w:r>
-      <w:r>
-        <w:rPr>
-          <w:vertAlign w:val="superscript"/>
-        </w:rPr>
-        <w:t xml:space="preserve">87</w:t>
-      </w:r>
-      <w:r>
-        <w:t xml:space="preserve"> </w:t>
-      </w:r>
-      <w:r>
-        <w:t xml:space="preserve">resulted in similar concentrations. Despite several attempts, we were unable to locate the source of this error. Therefore we decided to analyze and report metabolite to creatine (tCr) ratios (i.e. Glx / tCr and GABA+ / tCr), which agreed well with reported literature values</w:t>
-      </w:r>
-      <w:r>
-        <w:rPr>
-          <w:vertAlign w:val="superscript"/>
-        </w:rPr>
-        <w:t xml:space="preserve">88–92</w:t>
-      </w:r>
-      <w:r>
-        <w:t xml:space="preserve">.</w:t>
-      </w:r>
-    </w:p>
-    <w:p>
-      <w:pPr>
-        <w:pStyle w:val="TextBody"/>
-      </w:pPr>
-      <w:r>
-        <w:t xml:space="preserve">In order to be confident in our results, we re-ran all MRS analyses, acquiring quantitative Glx and GABA+ values from the MEGA-PRESS sequence only using the software</w:t>
-      </w:r>
-      <w:r>
-        <w:t xml:space="preserve"> </w:t>
-      </w:r>
-      <w:r>
-        <w:rPr>
-          <w:rStyle w:val="VerbatimChar"/>
-        </w:rPr>
-        <w:t xml:space="preserve">Gannet</w:t>
-      </w:r>
-      <w:r>
-        <w:rPr>
-          <w:vertAlign w:val="superscript"/>
-        </w:rPr>
-        <w:t xml:space="preserve">93</w:t>
-      </w:r>
-      <w:r>
-        <w:t xml:space="preserve"> </w:t>
-      </w:r>
-      <w:r>
-        <w:t xml:space="preserve">(v3.3.0). Values were relaxation-, tissue- and alpha-corrected using the Harris et al. (2015) method</w:t>
-      </w:r>
-      <w:r>
-        <w:rPr>
-          <w:vertAlign w:val="superscript"/>
-        </w:rPr>
-        <w:t xml:space="preserve">81</w:t>
-      </w:r>
-      <w:r>
-        <w:t xml:space="preserve">.</w:t>
-      </w:r>
-    </w:p>
-    <w:bookmarkEnd w:id="37"/>
-    <w:bookmarkStart w:id="38" w:name="hurst-exponent-calculation"/>
+    <w:bookmarkStart w:id="37" w:name="hurst-exponent-calculation"/>
     <w:p>
       <w:pPr>
         <w:pStyle w:val="Heading2"/>
@@ -2992,81 +3016,81 @@
         <w:t xml:space="preserve">. H was calculated for all voxels in the brain of each subject. A brain mask was then applied which included only GM and the region of the MRS voxel in the visual cortex. H was averaged across the brain mask area, using only non-zero voxels.</w:t>
       </w:r>
     </w:p>
+    <w:bookmarkEnd w:id="37"/>
+    <w:bookmarkStart w:id="38" w:name="statistics"/>
+    <w:p>
+      <w:pPr>
+        <w:pStyle w:val="Heading2"/>
+      </w:pPr>
+      <w:r>
+        <w:t xml:space="preserve">2.8 Statistics</w:t>
+      </w:r>
+    </w:p>
+    <w:p>
+      <w:pPr>
+        <w:pStyle w:val="FirstParagraph"/>
+      </w:pPr>
+      <w:r>
+        <w:t xml:space="preserve">All statistical analyses were performed using</w:t>
+      </w:r>
+      <w:r>
+        <w:t xml:space="preserve"> </w:t>
+      </w:r>
+      <w:r>
+        <w:rPr>
+          <w:rStyle w:val="VerbatimChar"/>
+        </w:rPr>
+        <w:t xml:space="preserve">R</w:t>
+      </w:r>
+      <w:r>
+        <w:rPr>
+          <w:vertAlign w:val="superscript"/>
+        </w:rPr>
+        <w:t xml:space="preserve">101</w:t>
+      </w:r>
+      <w:r>
+        <w:t xml:space="preserve"> </w:t>
+      </w:r>
+      <w:r>
+        <w:t xml:space="preserve">and</w:t>
+      </w:r>
+      <w:r>
+        <w:t xml:space="preserve"> </w:t>
+      </w:r>
+      <w:r>
+        <w:rPr>
+          <w:rStyle w:val="VerbatimChar"/>
+        </w:rPr>
+        <w:t xml:space="preserve">RStudio</w:t>
+      </w:r>
+      <w:r>
+        <w:t xml:space="preserve"> </w:t>
+      </w:r>
+      <w:r>
+        <w:t xml:space="preserve">(v2023.06.0+421). Difference of means of H, Glx, and GABA+ between rest and movie conditions were calculated using paired Student’s t-tests</w:t>
+      </w:r>
+      <w:r>
+        <w:rPr>
+          <w:vertAlign w:val="superscript"/>
+        </w:rPr>
+        <w:t xml:space="preserve">102</w:t>
+      </w:r>
+      <w:r>
+        <w:t xml:space="preserve">. Correlations between H and Glx, GABA+ and E:I were calculated using Pearson’s method</w:t>
+      </w:r>
+      <w:r>
+        <w:rPr>
+          <w:vertAlign w:val="superscript"/>
+        </w:rPr>
+        <w:t xml:space="preserve">103</w:t>
+      </w:r>
+      <w:r>
+        <w:t xml:space="preserve">. Finally, a linear mixed-effect model was used to test for the correlation of H and E:I while controlling for possible confounding effects of MRS FWHM and fMRI motion (see Results).</w:t>
+      </w:r>
+    </w:p>
     <w:bookmarkEnd w:id="38"/>
-    <w:bookmarkStart w:id="39" w:name="statistics"/>
-    <w:p>
-      <w:pPr>
-        <w:pStyle w:val="Heading2"/>
-      </w:pPr>
-      <w:r>
-        <w:t xml:space="preserve">2.8 Statistics</w:t>
-      </w:r>
-    </w:p>
-    <w:p>
-      <w:pPr>
-        <w:pStyle w:val="FirstParagraph"/>
-      </w:pPr>
-      <w:r>
-        <w:t xml:space="preserve">All statistical analyses were performed using</w:t>
-      </w:r>
-      <w:r>
-        <w:t xml:space="preserve"> </w:t>
-      </w:r>
-      <w:r>
-        <w:rPr>
-          <w:rStyle w:val="VerbatimChar"/>
-        </w:rPr>
-        <w:t xml:space="preserve">R</w:t>
-      </w:r>
-      <w:r>
-        <w:rPr>
-          <w:vertAlign w:val="superscript"/>
-        </w:rPr>
-        <w:t xml:space="preserve">101</w:t>
-      </w:r>
-      <w:r>
-        <w:t xml:space="preserve"> </w:t>
-      </w:r>
-      <w:r>
-        <w:t xml:space="preserve">and</w:t>
-      </w:r>
-      <w:r>
-        <w:t xml:space="preserve"> </w:t>
-      </w:r>
-      <w:r>
-        <w:rPr>
-          <w:rStyle w:val="VerbatimChar"/>
-        </w:rPr>
-        <w:t xml:space="preserve">RStudio</w:t>
-      </w:r>
-      <w:r>
-        <w:t xml:space="preserve"> </w:t>
-      </w:r>
-      <w:r>
-        <w:t xml:space="preserve">(v2023.06.0+421). Difference of means of H, Glx, and GABA+ between rest and movie conditions were calculated using paired Student’s t-tests</w:t>
-      </w:r>
-      <w:r>
-        <w:rPr>
-          <w:vertAlign w:val="superscript"/>
-        </w:rPr>
-        <w:t xml:space="preserve">102</w:t>
-      </w:r>
-      <w:r>
-        <w:t xml:space="preserve">. Correlations between H and Glx, GABA+ and E:I were calculated using Pearson’s method</w:t>
-      </w:r>
-      <w:r>
-        <w:rPr>
-          <w:vertAlign w:val="superscript"/>
-        </w:rPr>
-        <w:t xml:space="preserve">103</w:t>
-      </w:r>
-      <w:r>
-        <w:t xml:space="preserve">. Finally, a linear mixed-effect model was used to test for the correlation of H and E:I while controlling for possible confounding effects of MRS FWHM and fMRI motion (see Results).</w:t>
-      </w:r>
-    </w:p>
     <w:bookmarkEnd w:id="39"/>
-    <w:bookmarkEnd w:id="40"/>
-    <w:bookmarkStart w:id="70" w:name="results"/>
+    <w:bookmarkStart w:id="69" w:name="results"/>
     <w:p>
       <w:pPr>
         <w:pStyle w:val="Heading1"/>
@@ -3075,7 +3099,7 @@
         <w:t xml:space="preserve">3. Results</w:t>
       </w:r>
     </w:p>
-    <w:bookmarkStart w:id="45" w:name="participant-demographics"/>
+    <w:bookmarkStart w:id="44" w:name="participant-demographics"/>
     <w:p>
       <w:pPr>
         <w:pStyle w:val="Heading2"/>
@@ -3119,7 +3143,7 @@
       <w:tr>
         <w:tc>
           <w:tcPr/>
-          <w:bookmarkStart w:id="44" w:name="fig-partflow"/>
+          <w:bookmarkStart w:id="43" w:name="fig-partflow"/>
           <w:p>
             <w:pPr>
               <w:pStyle w:val="Compact"/>
@@ -3130,18 +3154,18 @@
                 <wp:inline>
                   <wp:extent cx="5943600" cy="2547257"/>
                   <wp:effectExtent b="0" l="0" r="0" t="0"/>
-                  <wp:docPr descr="" title="" id="42" name="Picture"/>
+                  <wp:docPr descr="" title="" id="41" name="Picture"/>
                   <a:graphic>
                     <a:graphicData uri="http://schemas.openxmlformats.org/drawingml/2006/picture">
                       <pic:pic>
                         <pic:nvPicPr>
-                          <pic:cNvPr descr="./images/ParticipantFlow.png" id="43" name="Picture"/>
+                          <pic:cNvPr descr="./images/ParticipantFlow.png" id="42" name="Picture"/>
                           <pic:cNvPicPr>
                             <a:picLocks noChangeArrowheads="1" noChangeAspect="1"/>
                           </pic:cNvPicPr>
                         </pic:nvPicPr>
                         <pic:blipFill>
-                          <a:blip r:embed="rId41"/>
+                          <a:blip r:embed="rId40"/>
                           <a:stretch>
                             <a:fillRect/>
                           </a:stretch>
@@ -3208,7 +3232,7 @@
               <w:t xml:space="preserve">. The number of participants at each stage is indicated within each node. Participants were excluded based on MRS FWHM and fMRI Mean FD thresholds, resulting in 19 participants included in the final analysis</w:t>
             </w:r>
           </w:p>
-          <w:bookmarkEnd w:id="44"/>
+          <w:bookmarkEnd w:id="43"/>
         </w:tc>
       </w:tr>
     </w:tbl>
@@ -3220,8 +3244,8 @@
         <w:t xml:space="preserve">The final study sample included 9 males and 10 females between ages 21.3 and 53.4, with a mean age and standard deviation of 30.1 ± 8.7 years.</w:t>
       </w:r>
     </w:p>
-    <w:bookmarkEnd w:id="45"/>
-    <w:bookmarkStart w:id="56" w:name="data-quality"/>
+    <w:bookmarkEnd w:id="44"/>
+    <w:bookmarkStart w:id="55" w:name="data-quality"/>
     <w:p>
       <w:pPr>
         <w:pStyle w:val="Heading2"/>
@@ -3315,7 +3339,7 @@
         <w:t xml:space="preserve">B and C, respectively.</w:t>
       </w:r>
     </w:p>
-    <w:bookmarkStart w:id="50" w:name="cell-fig-mrsquality"/>
+    <w:bookmarkStart w:id="49" w:name="cell-fig-mrsquality"/>
     <w:tbl>
       <w:tblPr>
         <w:tblStyle w:val="Table"/>
@@ -3329,7 +3353,7 @@
       <w:tr>
         <w:tc>
           <w:tcPr/>
-          <w:bookmarkStart w:id="49" w:name="fig-mrsquality"/>
+          <w:bookmarkStart w:id="48" w:name="fig-mrsquality"/>
           <w:p>
             <w:pPr>
               <w:pStyle w:val="Compact"/>
@@ -3340,18 +3364,18 @@
                 <wp:inline>
                   <wp:extent cx="5544151" cy="7392202"/>
                   <wp:effectExtent b="0" l="0" r="0" t="0"/>
-                  <wp:docPr descr="" title="" id="47" name="Picture"/>
+                  <wp:docPr descr="" title="" id="46" name="Picture"/>
                   <a:graphic>
                     <a:graphicData uri="http://schemas.openxmlformats.org/drawingml/2006/picture">
                       <pic:pic>
                         <pic:nvPicPr>
-                          <pic:cNvPr descr="index_files/figure-docx/fig-mrsquality-1.png" id="48" name="Picture"/>
+                          <pic:cNvPr descr="index_files/figure-docx/fig-mrsquality-1.png" id="47" name="Picture"/>
                           <pic:cNvPicPr>
                             <a:picLocks noChangeArrowheads="1" noChangeAspect="1"/>
                           </pic:cNvPicPr>
                         </pic:nvPicPr>
                         <pic:blipFill>
-                          <a:blip r:embed="rId46"/>
+                          <a:blip r:embed="rId45"/>
                           <a:stretch>
                             <a:fillRect/>
                           </a:stretch>
@@ -3421,11 +3445,11 @@
               <w:t xml:space="preserve">A) Average MRS location. Overlay in red of the average voxel location across all nineteen participants, from 0 (white) to 1 (dark red). Darker red represents voxel locations shared by all participants, while white represents voxel locations unique to participants. MRS voxels were registered to MNI space and averaged. Underlay is T1w MNI152 at 0.5 mm resolution. B) Sample Osprey sLASER Spectrum. Yellow spectrum indicates overall model fit. Model fits for individual metabolites are shown in blue below overall fit. C) Sample Osprey MEGA-PRESS Spectrum. Yellow spectrum indicates overall model fit. Model fits for individual metabolites are shown in blue below overall fit. D) Correlation plots of Glx / tCr vs. FWHM for rest (green) and movie (red). E) Correlation plots of GABA+ / tCr vs. FWHM for rest (green) and movie (red).</w:t>
             </w:r>
           </w:p>
-          <w:bookmarkEnd w:id="49"/>
+          <w:bookmarkEnd w:id="48"/>
         </w:tc>
       </w:tr>
     </w:tbl>
-    <w:bookmarkEnd w:id="50"/>
+    <w:bookmarkEnd w:id="49"/>
     <w:p>
       <w:pPr>
         <w:pStyle w:val="TextBody"/>
@@ -3476,7 +3500,7 @@
         <w:t xml:space="preserve">D).</w:t>
       </w:r>
     </w:p>
-    <w:bookmarkStart w:id="55" w:name="cell-fig-hurstsamp"/>
+    <w:bookmarkStart w:id="54" w:name="cell-fig-hurstsamp"/>
     <w:tbl>
       <w:tblPr>
         <w:tblStyle w:val="Table"/>
@@ -3490,7 +3514,7 @@
       <w:tr>
         <w:tc>
           <w:tcPr/>
-          <w:bookmarkStart w:id="54" w:name="fig-hurstsamp"/>
+          <w:bookmarkStart w:id="53" w:name="fig-hurstsamp"/>
           <w:p>
             <w:pPr>
               <w:pStyle w:val="Compact"/>
@@ -3501,18 +3525,18 @@
                 <wp:inline>
                   <wp:extent cx="5544151" cy="5544151"/>
                   <wp:effectExtent b="0" l="0" r="0" t="0"/>
-                  <wp:docPr descr="" title="" id="52" name="Picture"/>
+                  <wp:docPr descr="" title="" id="51" name="Picture"/>
                   <a:graphic>
                     <a:graphicData uri="http://schemas.openxmlformats.org/drawingml/2006/picture">
                       <pic:pic>
                         <pic:nvPicPr>
-                          <pic:cNvPr descr="index_files/figure-docx/fig-hurstsamp-1.png" id="53" name="Picture"/>
+                          <pic:cNvPr descr="index_files/figure-docx/fig-hurstsamp-1.png" id="52" name="Picture"/>
                           <pic:cNvPicPr>
                             <a:picLocks noChangeArrowheads="1" noChangeAspect="1"/>
                           </pic:cNvPicPr>
                         </pic:nvPicPr>
                         <pic:blipFill>
-                          <a:blip r:embed="rId51"/>
+                          <a:blip r:embed="rId50"/>
                           <a:stretch>
                             <a:fillRect/>
                           </a:stretch>
@@ -3582,19 +3606,19 @@
               <w:t xml:space="preserve">A) sample fMRI grey-matter mask within the MRS voxel. Background: a sample coronal, sagittal, and axial slice is displayed of the mean fMRI scan from the rest acquisition. Foreground: the greymatter/MRS mask used to calculate mean H. B) Sample H map for whole brain. Coronal, sagittal, and axial views of are shown, colour-coded by H values. Colour-coding shows evident tissue differentiation by H value (i.e., gray matter (red), white matter (light red), and cerebrospinal fluid (white)). C) Sample PSD spectrum. All participants’ PSD spectrums during rest are plotted using light grey lines. Mean PSD is plotted in solid red Mean linear regression line is plotted in dashed blue. H for each participant was calculated from the slope of their mean linear regression line. D) Correlation plots of H vs. mean FD for rest (green) and movie (orange).</w:t>
             </w:r>
           </w:p>
-          <w:bookmarkEnd w:id="54"/>
+          <w:bookmarkEnd w:id="53"/>
         </w:tc>
       </w:tr>
     </w:tbl>
+    <w:bookmarkEnd w:id="54"/>
     <w:bookmarkEnd w:id="55"/>
-    <w:bookmarkEnd w:id="56"/>
-    <w:bookmarkStart w:id="68" w:name="relationship-between-h-and-ei"/>
+    <w:bookmarkStart w:id="67" w:name="h-and-ei"/>
     <w:p>
       <w:pPr>
         <w:pStyle w:val="Heading2"/>
       </w:pPr>
       <w:r>
-        <w:t xml:space="preserve">3.3 Relationship between H and E:I</w:t>
+        <w:t xml:space="preserve">3.3 H and E:I</w:t>
       </w:r>
     </w:p>
     <w:p>
@@ -3630,7 +3654,7 @@
         </w:r>
       </w:hyperlink>
       <w:r>
-        <w:t xml:space="preserve">. Neither Glx nor GAB+ were different between movie and rest conditions. E:I ratio did not change between conditions either. H was found to be greater during movie watching than rest.</w:t>
+        <w:t xml:space="preserve">. Neither Glx nor GABA+ were different between movie and rest conditions. E:I ratio did not change between conditions either. H was found to be greater during movie watching than rest.</w:t>
       </w:r>
     </w:p>
     <w:tbl>
@@ -3646,44 +3670,7 @@
       <w:tr>
         <w:tc>
           <w:tcPr/>
-          <w:bookmarkStart w:id="57" w:name="tbl-results"/>
-          <w:p>
-            <w:pPr>
-              <w:jc w:val="center"/>
-            </w:pPr>
-            <w:pPr>
-              <w:jc w:val="start"/>
-              <w:spacing w:before="200"/>
-              <w:pStyle w:val="ImageCaption"/>
-            </w:pPr>
-            <w:r>
-              <w:rPr>
-                <w:b/>
-                <w:bCs/>
-              </w:rPr>
-              <w:t xml:space="preserve">Table</w:t>
-            </w:r>
-            <w:r>
-              <w:t xml:space="preserve"> 2</w:t>
-            </w:r>
-            <w:r>
-              <w:rPr>
-                <w:b/>
-                <w:bCs/>
-              </w:rPr>
-              <w:t xml:space="preserve">.</w:t>
-            </w:r>
-            <w:r>
-              <w:t xml:space="preserve"> </w:t>
-            </w:r>
-            <w:r>
-              <w:rPr>
-                <w:b/>
-                <w:bCs/>
-              </w:rPr>
-              <w:t xml:space="preserve">Summary of main results</w:t>
-            </w:r>
-          </w:p>
+          <w:bookmarkStart w:id="56" w:name="tbl-results"/>
           <w:tbl>
             <w:tblPr>
               <w:tblStyle w:val="Table"/>
@@ -3962,12 +3949,48 @@
               </w:tc>
             </w:tr>
           </w:tbl>
-          <w:bookmarkEnd w:id="57"/>
-          <w:p/>
+          <w:p>
+            <w:pPr>
+              <w:jc w:val="center"/>
+            </w:pPr>
+            <w:pPr>
+              <w:jc w:val="start"/>
+              <w:spacing w:before="200"/>
+              <w:pStyle w:val="ImageCaption"/>
+            </w:pPr>
+            <w:r>
+              <w:rPr>
+                <w:b/>
+                <w:bCs/>
+              </w:rPr>
+              <w:t xml:space="preserve">Table</w:t>
+            </w:r>
+            <w:r>
+              <w:t xml:space="preserve"> 2</w:t>
+            </w:r>
+            <w:r>
+              <w:rPr>
+                <w:b/>
+                <w:bCs/>
+              </w:rPr>
+              <w:t xml:space="preserve">.</w:t>
+            </w:r>
+            <w:r>
+              <w:t xml:space="preserve"> </w:t>
+            </w:r>
+            <w:r>
+              <w:rPr>
+                <w:b/>
+                <w:bCs/>
+              </w:rPr>
+              <w:t xml:space="preserve">Summary of main results</w:t>
+            </w:r>
+          </w:p>
+          <w:bookmarkEnd w:id="56"/>
         </w:tc>
       </w:tr>
     </w:tbl>
-    <w:bookmarkStart w:id="62" w:name="cell-fig-results"/>
+    <w:bookmarkStart w:id="61" w:name="cell-fig-results"/>
     <w:tbl>
       <w:tblPr>
         <w:tblStyle w:val="Table"/>
@@ -3981,7 +4004,7 @@
       <w:tr>
         <w:tc>
           <w:tcPr/>
-          <w:bookmarkStart w:id="61" w:name="fig-results"/>
+          <w:bookmarkStart w:id="60" w:name="fig-results"/>
           <w:p>
             <w:pPr>
               <w:pStyle w:val="Compact"/>
@@ -3992,18 +4015,18 @@
                 <wp:inline>
                   <wp:extent cx="5943600" cy="4754880"/>
                   <wp:effectExtent b="0" l="0" r="0" t="0"/>
-                  <wp:docPr descr="" title="" id="59" name="Picture"/>
+                  <wp:docPr descr="" title="" id="58" name="Picture"/>
                   <a:graphic>
                     <a:graphicData uri="http://schemas.openxmlformats.org/drawingml/2006/picture">
                       <pic:pic>
                         <pic:nvPicPr>
-                          <pic:cNvPr descr="index_files/figure-docx/fig-results-1.png" id="60" name="Picture"/>
+                          <pic:cNvPr descr="index_files/figure-docx/fig-results-1.png" id="59" name="Picture"/>
                           <pic:cNvPicPr>
                             <a:picLocks noChangeArrowheads="1" noChangeAspect="1"/>
                           </pic:cNvPicPr>
                         </pic:nvPicPr>
                         <pic:blipFill>
-                          <a:blip r:embed="rId58"/>
+                          <a:blip r:embed="rId57"/>
                           <a:stretch>
                             <a:fillRect/>
                           </a:stretch>
@@ -4073,11 +4096,11 @@
               <w:t xml:space="preserve">A) Glx / tCr; B) GABA+ / tCr; and C) E:I. Paired dots represent the same participant across conditions. Mean difference with 95% confidence intervals, and as Cohen’s D are reported at the top of each plot.</w:t>
             </w:r>
           </w:p>
-          <w:bookmarkEnd w:id="61"/>
+          <w:bookmarkEnd w:id="60"/>
         </w:tc>
       </w:tr>
     </w:tbl>
-    <w:bookmarkEnd w:id="62"/>
+    <w:bookmarkEnd w:id="61"/>
     <w:p>
       <w:pPr>
         <w:pStyle w:val="TextBody"/>
@@ -4100,7 +4123,7 @@
         <w:t xml:space="preserve"> </w:t>
       </w:r>
     </w:p>
-    <w:bookmarkStart w:id="67" w:name="cell-fig-correlations"/>
+    <w:bookmarkStart w:id="66" w:name="cell-fig-correlations"/>
     <w:tbl>
       <w:tblPr>
         <w:tblStyle w:val="Table"/>
@@ -4114,7 +4137,7 @@
       <w:tr>
         <w:tc>
           <w:tcPr/>
-          <w:bookmarkStart w:id="66" w:name="fig-correlations"/>
+          <w:bookmarkStart w:id="65" w:name="fig-correlations"/>
           <w:p>
             <w:pPr>
               <w:pStyle w:val="Compact"/>
@@ -4125,18 +4148,18 @@
                 <wp:inline>
                   <wp:extent cx="5943600" cy="5094514"/>
                   <wp:effectExtent b="0" l="0" r="0" t="0"/>
-                  <wp:docPr descr="" title="" id="64" name="Picture"/>
+                  <wp:docPr descr="" title="" id="63" name="Picture"/>
                   <a:graphic>
                     <a:graphicData uri="http://schemas.openxmlformats.org/drawingml/2006/picture">
                       <pic:pic>
                         <pic:nvPicPr>
-                          <pic:cNvPr descr="index_files/figure-docx/fig-correlations-1.png" id="65" name="Picture"/>
+                          <pic:cNvPr descr="index_files/figure-docx/fig-correlations-1.png" id="64" name="Picture"/>
                           <pic:cNvPicPr>
                             <a:picLocks noChangeArrowheads="1" noChangeAspect="1"/>
                           </pic:cNvPicPr>
                         </pic:nvPicPr>
                         <pic:blipFill>
-                          <a:blip r:embed="rId63"/>
+                          <a:blip r:embed="rId62"/>
                           <a:stretch>
                             <a:fillRect/>
                           </a:stretch>
@@ -4206,11 +4229,11 @@
               <w:t xml:space="preserve">A) Glx / tCr; B) GABA+ / tCr; and C) E:I. Rest is in green, while movie is in orange. p-values are reported at the top of each plot.</w:t>
             </w:r>
           </w:p>
-          <w:bookmarkEnd w:id="66"/>
+          <w:bookmarkEnd w:id="65"/>
         </w:tc>
       </w:tr>
     </w:tbl>
-    <w:bookmarkEnd w:id="67"/>
+    <w:bookmarkEnd w:id="66"/>
     <w:p>
       <w:pPr>
         <w:pStyle w:val="TextBody"/>
@@ -4624,27 +4647,42 @@
         <w:t xml:space="preserve">CI [0.41, 1.56], t(30) = 3.34, p = 0.002). Within this model, only the effect of Condition [Rest] was statistically significant (beta = -0.09, 95% CI [-0.13, -0.04], t(30) = -3.99, p &lt; 0.01).</w:t>
       </w:r>
     </w:p>
+    <w:bookmarkEnd w:id="67"/>
+    <w:bookmarkStart w:id="68" w:name="re-analysis-using-gannet"/>
+    <w:p>
+      <w:pPr>
+        <w:pStyle w:val="Heading2"/>
+      </w:pPr>
+      <w:r>
+        <w:t xml:space="preserve">3.4 Re-analysis using Gannet</w:t>
+      </w:r>
+    </w:p>
+    <w:p>
+      <w:pPr>
+        <w:pStyle w:val="FirstParagraph"/>
+      </w:pPr>
+      <w:r>
+        <w:t xml:space="preserve">Re-running our analysis using Glx and GABA+ values from</w:t>
+      </w:r>
+      <w:r>
+        <w:t xml:space="preserve"> </w:t>
+      </w:r>
+      <w:r>
+        <w:rPr>
+          <w:rStyle w:val="VerbatimChar"/>
+        </w:rPr>
+        <w:t xml:space="preserve">Gannet</w:t>
+      </w:r>
+      <w:r>
+        <w:t xml:space="preserve"> </w:t>
+      </w:r>
+      <w:r>
+        <w:t xml:space="preserve">did not result in any significant changes from the results reported above. We did, however, obtain quantitative Glx values much closer to what has been reported in the literature. We have included these results in the Supplementary Material.</w:t>
+      </w:r>
+    </w:p>
     <w:bookmarkEnd w:id="68"/>
-    <w:bookmarkStart w:id="69" w:name="re-analysis-using-gannet"/>
-    <w:p>
-      <w:pPr>
-        <w:pStyle w:val="Heading2"/>
-      </w:pPr>
-      <w:r>
-        <w:t xml:space="preserve">3.4 Re-analysis using Gannet</w:t>
-      </w:r>
-    </w:p>
-    <w:p>
-      <w:pPr>
-        <w:pStyle w:val="FirstParagraph"/>
-      </w:pPr>
-      <w:r>
-        <w:t xml:space="preserve">Re-running our analysis using Glx and GABA+ values from Gannet did not result in any significant changes from the results reported above. We have included these results in the Supplementary Material.</w:t>
-      </w:r>
-    </w:p>
     <w:bookmarkEnd w:id="69"/>
-    <w:bookmarkEnd w:id="70"/>
-    <w:bookmarkStart w:id="74" w:name="discussion"/>
+    <w:bookmarkStart w:id="73" w:name="discussion"/>
     <w:p>
       <w:pPr>
         <w:pStyle w:val="Heading1"/>
@@ -4826,7 +4864,7 @@
         <w:t xml:space="preserve"> </w:t>
       </w:r>
       <w:r>
-        <w:t xml:space="preserve">Indeed,</w:t>
+        <w:t xml:space="preserve">Indeed, Pasanta et al. (2023)</w:t>
       </w:r>
       <w:r>
         <w:rPr>
@@ -4888,44 +4926,7 @@
       <w:tr>
         <w:tc>
           <w:tcPr/>
-          <w:bookmarkStart w:id="71" w:name="tbl-lit"/>
-          <w:p>
-            <w:pPr>
-              <w:jc w:val="center"/>
-            </w:pPr>
-            <w:pPr>
-              <w:jc w:val="start"/>
-              <w:spacing w:before="200"/>
-              <w:pStyle w:val="ImageCaption"/>
-            </w:pPr>
-            <w:r>
-              <w:rPr>
-                <w:b/>
-                <w:bCs/>
-              </w:rPr>
-              <w:t xml:space="preserve">Table</w:t>
-            </w:r>
-            <w:r>
-              <w:t xml:space="preserve"> 3</w:t>
-            </w:r>
-            <w:r>
-              <w:rPr>
-                <w:b/>
-                <w:bCs/>
-              </w:rPr>
-              <w:t xml:space="preserve">.</w:t>
-            </w:r>
-            <w:r>
-              <w:t xml:space="preserve"> </w:t>
-            </w:r>
-            <w:r>
-              <w:rPr>
-                <w:b/>
-                <w:bCs/>
-              </w:rPr>
-              <w:t xml:space="preserve">Summary of methods for existing E:I-Hurst studies</w:t>
-            </w:r>
-          </w:p>
+          <w:bookmarkStart w:id="70" w:name="tbl-lit"/>
           <w:tbl>
             <w:tblPr>
               <w:tblStyle w:val="Table"/>
@@ -5419,8 +5420,44 @@
               </w:tc>
             </w:tr>
           </w:tbl>
-          <w:bookmarkEnd w:id="71"/>
-          <w:p/>
+          <w:p>
+            <w:pPr>
+              <w:jc w:val="center"/>
+            </w:pPr>
+            <w:pPr>
+              <w:jc w:val="start"/>
+              <w:spacing w:before="200"/>
+              <w:pStyle w:val="ImageCaption"/>
+            </w:pPr>
+            <w:r>
+              <w:rPr>
+                <w:b/>
+                <w:bCs/>
+              </w:rPr>
+              <w:t xml:space="preserve">Table</w:t>
+            </w:r>
+            <w:r>
+              <w:t xml:space="preserve"> 3</w:t>
+            </w:r>
+            <w:r>
+              <w:rPr>
+                <w:b/>
+                <w:bCs/>
+              </w:rPr>
+              <w:t xml:space="preserve">.</w:t>
+            </w:r>
+            <w:r>
+              <w:t xml:space="preserve"> </w:t>
+            </w:r>
+            <w:r>
+              <w:rPr>
+                <w:b/>
+                <w:bCs/>
+              </w:rPr>
+              <w:t xml:space="preserve">Summary of methods for existing E:I-Hurst studies</w:t>
+            </w:r>
+          </w:p>
+          <w:bookmarkEnd w:id="70"/>
         </w:tc>
       </w:tr>
     </w:tbl>
@@ -5450,7 +5487,7 @@
         <w:t xml:space="preserve">. However, this would suggest that the E:I-H relationship would be region dependent, and therefore not a generalizable theory as it is often portrayed.</w:t>
       </w:r>
     </w:p>
-    <w:bookmarkStart w:id="72" w:name="limitations-and-strengths"/>
+    <w:bookmarkStart w:id="71" w:name="limitations-and-strengths"/>
     <w:p>
       <w:pPr>
         <w:pStyle w:val="Heading2"/>
@@ -5503,8 +5540,8 @@
         <w:t xml:space="preserve">.</w:t>
       </w:r>
     </w:p>
-    <w:bookmarkEnd w:id="72"/>
-    <w:bookmarkStart w:id="73" w:name="lessons-for-future-researchers"/>
+    <w:bookmarkEnd w:id="71"/>
+    <w:bookmarkStart w:id="72" w:name="lessons-for-future-researchers"/>
     <w:p>
       <w:pPr>
         <w:pStyle w:val="Heading2"/>
@@ -5617,7 +5654,7 @@
         <w:t xml:space="preserve">124</w:t>
       </w:r>
       <w:r>
-        <w:t xml:space="preserve">. However, see</w:t>
+        <w:t xml:space="preserve">. However, see Pasanta et al. (2023)</w:t>
       </w:r>
       <w:r>
         <w:rPr>
@@ -5664,9 +5701,9 @@
         <w:t xml:space="preserve">Together, these considerations may help in overcoming the limitations observed in the present study and contribute to a clearer understanding of the potential relationship between E:I and H.</w:t>
       </w:r>
     </w:p>
+    <w:bookmarkEnd w:id="72"/>
     <w:bookmarkEnd w:id="73"/>
-    <w:bookmarkEnd w:id="74"/>
-    <w:bookmarkStart w:id="75" w:name="conclusion"/>
+    <w:bookmarkStart w:id="74" w:name="conclusion"/>
     <w:p>
       <w:pPr>
         <w:pStyle w:val="Heading1"/>
@@ -5699,8 +5736,8 @@
         <w:t xml:space="preserve">human study to test for this relationship. It is our hope that as the literature grows, more authors will examine this relationship with respect to other brain regions and using other methods, and will use the lessons learned in this study to inform their own. Hopefully then it will be possible to corroborate findings to probe the complex relationships that may exist with regards to H and E:I in the human brain.</w:t>
       </w:r>
     </w:p>
-    <w:bookmarkEnd w:id="75"/>
-    <w:bookmarkStart w:id="77" w:name="data-availability-statement"/>
+    <w:bookmarkEnd w:id="74"/>
+    <w:bookmarkStart w:id="76" w:name="data-availability-statement"/>
     <w:p>
       <w:pPr>
         <w:pStyle w:val="Heading1"/>
@@ -5719,7 +5756,7 @@
       <w:r>
         <w:t xml:space="preserve"> </w:t>
       </w:r>
-      <w:hyperlink r:id="rId33">
+      <w:hyperlink r:id="rId32">
         <w:r>
           <w:rPr>
             <w:rStyle w:val="InternetLink"/>
@@ -5728,7 +5765,7 @@
         </w:r>
       </w:hyperlink>
       <w:r>
-        <w:t xml:space="preserve">. The data used in this paper is available by contacting the author. The manuscript was written in a</w:t>
+        <w:t xml:space="preserve">. The raw MRI data used in this paper is available by contacting the author. The manuscript was written in a</w:t>
       </w:r>
       <w:r>
         <w:t xml:space="preserve"> </w:t>
@@ -5737,12 +5774,12 @@
         <w:t xml:space="preserve">‘reproducible manner’</w:t>
       </w:r>
       <w:r>
-        <w:t xml:space="preserve">. The entire manuscript, including statistics reported, figures, and tables, can be reproduced here:</w:t>
-      </w:r>
-      <w:r>
-        <w:t xml:space="preserve"> </w:t>
-      </w:r>
-      <w:hyperlink r:id="rId76">
+        <w:t xml:space="preserve">: the entire manuscript, including statistics reported, figures, and tables, can be reproduced here:</w:t>
+      </w:r>
+      <w:r>
+        <w:t xml:space="preserve"> </w:t>
+      </w:r>
+      <w:hyperlink r:id="rId75">
         <w:r>
           <w:rPr>
             <w:rStyle w:val="InternetLink"/>
@@ -5751,14 +5788,32 @@
         </w:r>
       </w:hyperlink>
     </w:p>
+    <w:bookmarkEnd w:id="76"/>
+    <w:bookmarkStart w:id="77" w:name="competing-interests"/>
+    <w:p>
+      <w:pPr>
+        <w:pStyle w:val="Heading1"/>
+      </w:pPr>
+      <w:r>
+        <w:t xml:space="preserve">Competing interests</w:t>
+      </w:r>
+    </w:p>
+    <w:p>
+      <w:pPr>
+        <w:pStyle w:val="FirstParagraph"/>
+      </w:pPr>
+      <w:r>
+        <w:t xml:space="preserve">The authors declare they have no known competing interests.</w:t>
+      </w:r>
+    </w:p>
     <w:bookmarkEnd w:id="77"/>
-    <w:bookmarkStart w:id="78" w:name="competing-interests"/>
+    <w:bookmarkStart w:id="78" w:name="author-contributions"/>
     <w:p>
       <w:pPr>
         <w:pStyle w:val="Heading1"/>
       </w:pPr>
       <w:r>
-        <w:t xml:space="preserve">Competing interests</w:t>
+        <w:t xml:space="preserve">Author contributions</w:t>
       </w:r>
     </w:p>
     <w:p>
@@ -5766,17 +5821,29 @@
         <w:pStyle w:val="FirstParagraph"/>
       </w:pPr>
       <w:r>
-        <w:t xml:space="preserve">The authors declare they have no known competing interests.</w:t>
+        <w:t xml:space="preserve">LS performed data curation, formal analysis, investigation, software, visualization, and wrote the original draft.</w:t>
+      </w:r>
+      <w:r>
+        <w:t xml:space="preserve"> </w:t>
+      </w:r>
+      <w:r>
+        <w:t xml:space="preserve">JS helped with validation, visualization, and reviewed and edited the manuscript.</w:t>
+      </w:r>
+      <w:r>
+        <w:t xml:space="preserve"> </w:t>
+      </w:r>
+      <w:r>
+        <w:t xml:space="preserve">AMW was responsible for conceptualization, data curation, formal analysis, funding acquisition, investigation, methodology, project administration, resources, supervision, validation, visualization, and writing - review &amp; editing.</w:t>
       </w:r>
     </w:p>
     <w:bookmarkEnd w:id="78"/>
-    <w:bookmarkStart w:id="79" w:name="author-contributions"/>
+    <w:bookmarkStart w:id="79" w:name="acknowledgements"/>
     <w:p>
       <w:pPr>
         <w:pStyle w:val="Heading1"/>
       </w:pPr>
       <w:r>
-        <w:t xml:space="preserve">Author contributions</w:t>
+        <w:t xml:space="preserve">Acknowledgements</w:t>
       </w:r>
     </w:p>
     <w:p>
@@ -5784,17 +5851,26 @@
         <w:pStyle w:val="FirstParagraph"/>
       </w:pPr>
       <w:r>
-        <w:t xml:space="preserve">LS performed data curation, formal analysis, investigation, software, visualization, and wrote the original draft. AMW performed, conceptualization, data curation, formal analysis, funding acquisition, investigation, methodology, project administration, resources, supervision, validation, visualization, and writing - review &amp; editing.</w:t>
+        <w:t xml:space="preserve">The work presented in this paper was supported in part from funding from the British Columbia Children’s Hospital Foundation, and an NSERC Discovery Grant.</w:t>
       </w:r>
     </w:p>
     <w:bookmarkEnd w:id="79"/>
-    <w:bookmarkStart w:id="80" w:name="acknowledgements"/>
+    <w:bookmarkStart w:id="96" w:name="supplementary-material"/>
     <w:p>
       <w:pPr>
         <w:pStyle w:val="Heading1"/>
       </w:pPr>
       <w:r>
-        <w:t xml:space="preserve">Acknowledgements</w:t>
+        <w:t xml:space="preserve">Supplementary Material</w:t>
+      </w:r>
+    </w:p>
+    <w:bookmarkStart w:id="95" w:name="gannet-results"/>
+    <w:p>
+      <w:pPr>
+        <w:pStyle w:val="Heading2"/>
+      </w:pPr>
+      <w:r>
+        <w:t xml:space="preserve">Gannet Results</w:t>
       </w:r>
     </w:p>
     <w:p>
@@ -5802,11 +5878,694 @@
         <w:pStyle w:val="FirstParagraph"/>
       </w:pPr>
       <w:r>
-        <w:t xml:space="preserve">The work presented in this paper was supported in part by</w:t>
-      </w:r>
-    </w:p>
-    <w:bookmarkEnd w:id="80"/>
-    <w:bookmarkStart w:id="321" w:name="references"/>
+        <w:t xml:space="preserve">An example fit result from Gannet of a subject at rest is shown in</w:t>
+      </w:r>
+      <w:r>
+        <w:t xml:space="preserve"> </w:t>
+      </w:r>
+      <w:hyperlink w:anchor="fig-gannet">
+        <w:r>
+          <w:rPr>
+            <w:rStyle w:val="InternetLink"/>
+          </w:rPr>
+          <w:t xml:space="preserve">Figure 7</w:t>
+        </w:r>
+      </w:hyperlink>
+      <w:r>
+        <w:t xml:space="preserve">.</w:t>
+      </w:r>
+    </w:p>
+    <w:tbl>
+      <w:tblPr>
+        <w:tblStyle w:val="Table"/>
+        <w:tblW w:type="pct" w:w="5000"/>
+        <w:tblLayout w:type="fixed"/>
+        <w:tblLook w:firstRow="0" w:lastRow="0" w:firstColumn="0" w:lastColumn="0" w:noHBand="0" w:noVBand="0" w:val="0000"/>
+      </w:tblPr>
+      <w:tblGrid>
+        <w:gridCol w:w="7920"/>
+      </w:tblGrid>
+      <w:tr>
+        <w:tc>
+          <w:tcPr/>
+          <w:bookmarkStart w:id="83" w:name="fig-gannet"/>
+          <w:p>
+            <w:pPr>
+              <w:pStyle w:val="Compact"/>
+              <w:jc w:val="center"/>
+            </w:pPr>
+            <w:r>
+              <w:drawing>
+                <wp:inline>
+                  <wp:extent cx="5943600" cy="4592781"/>
+                  <wp:effectExtent b="0" l="0" r="0" t="0"/>
+                  <wp:docPr descr="" title="" id="81" name="Picture"/>
+                  <a:graphic>
+                    <a:graphicData uri="http://schemas.openxmlformats.org/drawingml/2006/picture">
+                      <pic:pic>
+                        <pic:nvPicPr>
+                          <pic:cNvPr descr="./Data/megapress/sub-Pilot01/rest_gannet/GannetFit_output/P38912_vox1_fit.png" id="82" name="Picture"/>
+                          <pic:cNvPicPr>
+                            <a:picLocks noChangeArrowheads="1" noChangeAspect="1"/>
+                          </pic:cNvPicPr>
+                        </pic:nvPicPr>
+                        <pic:blipFill>
+                          <a:blip r:embed="rId80"/>
+                          <a:stretch>
+                            <a:fillRect/>
+                          </a:stretch>
+                        </pic:blipFill>
+                        <pic:spPr bwMode="auto">
+                          <a:xfrm>
+                            <a:off x="0" y="0"/>
+                            <a:ext cx="5943600" cy="4592781"/>
+                          </a:xfrm>
+                          <a:prstGeom prst="rect">
+                            <a:avLst/>
+                          </a:prstGeom>
+                          <a:noFill/>
+                          <a:ln w="9525">
+                            <a:noFill/>
+                            <a:headEnd/>
+                            <a:tailEnd/>
+                          </a:ln>
+                        </pic:spPr>
+                      </pic:pic>
+                    </a:graphicData>
+                  </a:graphic>
+                </wp:inline>
+              </w:drawing>
+            </w:r>
+          </w:p>
+          <w:p>
+            <w:pPr>
+              <w:jc w:val="center"/>
+            </w:pPr>
+            <w:pPr>
+              <w:jc w:val="start"/>
+              <w:spacing w:before="200"/>
+              <w:pStyle w:val="ImageCaption"/>
+            </w:pPr>
+            <w:r>
+              <w:rPr>
+                <w:b/>
+                <w:bCs/>
+              </w:rPr>
+              <w:t xml:space="preserve">Figure</w:t>
+            </w:r>
+            <w:r>
+              <w:t xml:space="preserve"> 7</w:t>
+            </w:r>
+            <w:r>
+              <w:rPr>
+                <w:b/>
+                <w:bCs/>
+              </w:rPr>
+              <w:t xml:space="preserve">.</w:t>
+            </w:r>
+            <w:r>
+              <w:t xml:space="preserve"> </w:t>
+            </w:r>
+            <w:r>
+              <w:rPr>
+                <w:b/>
+                <w:bCs/>
+              </w:rPr>
+              <w:t xml:space="preserve">Gannet Fit.</w:t>
+            </w:r>
+            <w:r>
+              <w:t xml:space="preserve"> </w:t>
+            </w:r>
+            <w:r>
+              <w:t xml:space="preserve">Sample Gannet fit result from a subject a rest. Glx (3.75ppm) and GABA (3) data (blue) and model fit (red) are shown top left. Water and creatine reference signals are shown bottom left. Table on right shows GABA+ and Glx values before tissue and tissue- and alpha-correction.</w:t>
+            </w:r>
+          </w:p>
+          <w:bookmarkEnd w:id="83"/>
+        </w:tc>
+      </w:tr>
+    </w:tbl>
+    <w:p>
+      <w:pPr>
+        <w:pStyle w:val="TextBody"/>
+      </w:pPr>
+      <w:r>
+        <w:t xml:space="preserve">Mean ± sd of metabolites and E:I when analyzed using Gannet, during rest and movie, are reported in</w:t>
+      </w:r>
+      <w:r>
+        <w:t xml:space="preserve"> </w:t>
+      </w:r>
+      <w:hyperlink w:anchor="tbl-gannetresults">
+        <w:r>
+          <w:rPr>
+            <w:rStyle w:val="InternetLink"/>
+          </w:rPr>
+          <w:t xml:space="preserve">Table 4</w:t>
+        </w:r>
+      </w:hyperlink>
+      <w:r>
+        <w:t xml:space="preserve">. Boxplots between rest and movie can be seen in</w:t>
+      </w:r>
+      <w:r>
+        <w:t xml:space="preserve"> </w:t>
+      </w:r>
+      <w:hyperlink w:anchor="fig-gannetresults">
+        <w:r>
+          <w:rPr>
+            <w:rStyle w:val="InternetLink"/>
+          </w:rPr>
+          <w:t xml:space="preserve">Figure 8</w:t>
+        </w:r>
+      </w:hyperlink>
+      <w:r>
+        <w:t xml:space="preserve">. Neither Glx nor GABA+ were different between movie and rest conditions. E:I ratio did not change between conditions either.</w:t>
+      </w:r>
+    </w:p>
+    <w:tbl>
+      <w:tblPr>
+        <w:tblStyle w:val="Table"/>
+        <w:tblW w:type="pct" w:w="5000"/>
+        <w:tblLayout w:type="fixed"/>
+        <w:tblLook w:firstRow="0" w:lastRow="0" w:firstColumn="0" w:lastColumn="0" w:noHBand="0" w:noVBand="0" w:val="0000"/>
+      </w:tblPr>
+      <w:tblGrid>
+        <w:gridCol w:w="7920"/>
+      </w:tblGrid>
+      <w:tr>
+        <w:tc>
+          <w:tcPr/>
+          <w:bookmarkStart w:id="84" w:name="tbl-gannetresults"/>
+          <w:tbl>
+            <w:tblPr>
+              <w:tblStyle w:val="Table"/>
+              <w:tblW w:type="auto" w:w="0"/>
+              <w:tblLook w:firstRow="1" w:lastRow="0" w:firstColumn="0" w:lastColumn="0" w:noHBand="0" w:noVBand="0" w:val="0020"/>
+            </w:tblPr>
+            <w:tblGrid>
+              <w:gridCol w:w="1980"/>
+              <w:gridCol w:w="1980"/>
+              <w:gridCol w:w="1980"/>
+              <w:gridCol w:w="1980"/>
+            </w:tblGrid>
+            <w:tr>
+              <w:trPr>
+                <w:tblHeader w:val="on"/>
+              </w:trPr>
+              <w:tc>
+                <w:tcPr/>
+                <w:p>
+                  <w:pPr>
+                    <w:pStyle w:val="Compact"/>
+                  </w:pPr>
+                </w:p>
+              </w:tc>
+              <w:tc>
+                <w:tcPr/>
+                <w:p>
+                  <w:pPr>
+                    <w:pStyle w:val="Compact"/>
+                    <w:jc w:val="center"/>
+                  </w:pPr>
+                  <w:r>
+                    <w:t xml:space="preserve">Rest</w:t>
+                  </w:r>
+                </w:p>
+              </w:tc>
+              <w:tc>
+                <w:tcPr/>
+                <w:p>
+                  <w:pPr>
+                    <w:pStyle w:val="Compact"/>
+                    <w:jc w:val="center"/>
+                  </w:pPr>
+                  <w:r>
+                    <w:t xml:space="preserve">Movie</w:t>
+                  </w:r>
+                </w:p>
+              </w:tc>
+              <w:tc>
+                <w:tcPr/>
+                <w:p>
+                  <w:pPr>
+                    <w:pStyle w:val="Compact"/>
+                    <w:jc w:val="center"/>
+                  </w:pPr>
+                  <w:r>
+                    <w:t xml:space="preserve">p-value</w:t>
+                  </w:r>
+                </w:p>
+              </w:tc>
+            </w:tr>
+            <w:tr>
+              <w:tc>
+                <w:tcPr/>
+                <w:p>
+                  <w:pPr>
+                    <w:pStyle w:val="Compact"/>
+                    <w:jc w:val="center"/>
+                  </w:pPr>
+                  <w:r>
+                    <w:rPr>
+                      <w:b/>
+                      <w:bCs/>
+                    </w:rPr>
+                    <w:t xml:space="preserve">Glx</w:t>
+                  </w:r>
+                </w:p>
+              </w:tc>
+              <w:tc>
+                <w:tcPr/>
+                <w:p>
+                  <w:pPr>
+                    <w:pStyle w:val="Compact"/>
+                    <w:jc w:val="center"/>
+                  </w:pPr>
+                  <w:r>
+                    <w:t xml:space="preserve">9.32 ± 0.85</w:t>
+                  </w:r>
+                </w:p>
+              </w:tc>
+              <w:tc>
+                <w:tcPr/>
+                <w:p>
+                  <w:pPr>
+                    <w:pStyle w:val="Compact"/>
+                    <w:jc w:val="center"/>
+                  </w:pPr>
+                  <w:r>
+                    <w:t xml:space="preserve">9.19 ± 0.6</w:t>
+                  </w:r>
+                </w:p>
+              </w:tc>
+              <w:tc>
+                <w:tcPr/>
+                <w:p>
+                  <w:pPr>
+                    <w:pStyle w:val="Compact"/>
+                    <w:jc w:val="center"/>
+                  </w:pPr>
+                  <w:r>
+                    <w:t xml:space="preserve">0.30</w:t>
+                  </w:r>
+                </w:p>
+              </w:tc>
+            </w:tr>
+            <w:tr>
+              <w:tc>
+                <w:tcPr/>
+                <w:p>
+                  <w:pPr>
+                    <w:pStyle w:val="Compact"/>
+                    <w:jc w:val="center"/>
+                  </w:pPr>
+                  <w:r>
+                    <w:rPr>
+                      <w:b/>
+                      <w:bCs/>
+                    </w:rPr>
+                    <w:t xml:space="preserve">GABA+</w:t>
+                  </w:r>
+                </w:p>
+              </w:tc>
+              <w:tc>
+                <w:tcPr/>
+                <w:p>
+                  <w:pPr>
+                    <w:pStyle w:val="Compact"/>
+                    <w:jc w:val="center"/>
+                  </w:pPr>
+                  <w:r>
+                    <w:t xml:space="preserve">3.09 ± 0.32</w:t>
+                  </w:r>
+                </w:p>
+              </w:tc>
+              <w:tc>
+                <w:tcPr/>
+                <w:p>
+                  <w:pPr>
+                    <w:pStyle w:val="Compact"/>
+                    <w:jc w:val="center"/>
+                  </w:pPr>
+                  <w:r>
+                    <w:t xml:space="preserve">3.03 ± 0.33</w:t>
+                  </w:r>
+                </w:p>
+              </w:tc>
+              <w:tc>
+                <w:tcPr/>
+                <w:p>
+                  <w:pPr>
+                    <w:pStyle w:val="Compact"/>
+                    <w:jc w:val="center"/>
+                  </w:pPr>
+                  <w:r>
+                    <w:t xml:space="preserve">0.22</w:t>
+                  </w:r>
+                </w:p>
+              </w:tc>
+            </w:tr>
+            <w:tr>
+              <w:tc>
+                <w:tcPr/>
+                <w:p>
+                  <w:pPr>
+                    <w:pStyle w:val="Compact"/>
+                    <w:jc w:val="center"/>
+                  </w:pPr>
+                  <w:r>
+                    <w:rPr>
+                      <w:b/>
+                      <w:bCs/>
+                    </w:rPr>
+                    <w:t xml:space="preserve">E:I Ratio</w:t>
+                  </w:r>
+                </w:p>
+              </w:tc>
+              <w:tc>
+                <w:tcPr/>
+                <w:p>
+                  <w:pPr>
+                    <w:pStyle w:val="Compact"/>
+                    <w:jc w:val="center"/>
+                  </w:pPr>
+                  <w:r>
+                    <w:t xml:space="preserve">3.04 ± 0.3</w:t>
+                  </w:r>
+                </w:p>
+              </w:tc>
+              <w:tc>
+                <w:tcPr/>
+                <w:p>
+                  <w:pPr>
+                    <w:pStyle w:val="Compact"/>
+                    <w:jc w:val="center"/>
+                  </w:pPr>
+                  <w:r>
+                    <w:t xml:space="preserve">3.06 ± 0.26</w:t>
+                  </w:r>
+                </w:p>
+              </w:tc>
+              <w:tc>
+                <w:tcPr/>
+                <w:p>
+                  <w:pPr>
+                    <w:pStyle w:val="Compact"/>
+                    <w:jc w:val="center"/>
+                  </w:pPr>
+                  <w:r>
+                    <w:t xml:space="preserve">0.68</w:t>
+                  </w:r>
+                </w:p>
+              </w:tc>
+            </w:tr>
+          </w:tbl>
+          <w:p>
+            <w:pPr>
+              <w:jc w:val="center"/>
+            </w:pPr>
+            <w:pPr>
+              <w:jc w:val="start"/>
+              <w:spacing w:before="200"/>
+              <w:pStyle w:val="ImageCaption"/>
+            </w:pPr>
+            <w:r>
+              <w:rPr>
+                <w:b/>
+                <w:bCs/>
+              </w:rPr>
+              <w:t xml:space="preserve">Table</w:t>
+            </w:r>
+            <w:r>
+              <w:t xml:space="preserve"> 4</w:t>
+            </w:r>
+            <w:r>
+              <w:rPr>
+                <w:b/>
+                <w:bCs/>
+              </w:rPr>
+              <w:t xml:space="preserve">.</w:t>
+            </w:r>
+            <w:r>
+              <w:t xml:space="preserve"> </w:t>
+            </w:r>
+            <w:r>
+              <w:rPr>
+                <w:b/>
+                <w:bCs/>
+              </w:rPr>
+              <w:t xml:space="preserve">Summary of main metabolite results using Gannet</w:t>
+            </w:r>
+          </w:p>
+          <w:bookmarkEnd w:id="84"/>
+        </w:tc>
+      </w:tr>
+    </w:tbl>
+    <w:bookmarkStart w:id="89" w:name="cell-fig-gannetresults"/>
+    <w:tbl>
+      <w:tblPr>
+        <w:tblStyle w:val="Table"/>
+        <w:tblW w:type="pct" w:w="5000"/>
+        <w:tblLayout w:type="fixed"/>
+        <w:tblLook w:firstRow="0" w:lastRow="0" w:firstColumn="0" w:lastColumn="0" w:noHBand="0" w:noVBand="0" w:val="0000"/>
+      </w:tblPr>
+      <w:tblGrid>
+        <w:gridCol w:w="7920"/>
+      </w:tblGrid>
+      <w:tr>
+        <w:tc>
+          <w:tcPr/>
+          <w:bookmarkStart w:id="88" w:name="fig-gannetresults"/>
+          <w:p>
+            <w:pPr>
+              <w:pStyle w:val="Compact"/>
+              <w:jc w:val="center"/>
+            </w:pPr>
+            <w:r>
+              <w:drawing>
+                <wp:inline>
+                  <wp:extent cx="5943600" cy="4754880"/>
+                  <wp:effectExtent b="0" l="0" r="0" t="0"/>
+                  <wp:docPr descr="" title="" id="86" name="Picture"/>
+                  <a:graphic>
+                    <a:graphicData uri="http://schemas.openxmlformats.org/drawingml/2006/picture">
+                      <pic:pic>
+                        <pic:nvPicPr>
+                          <pic:cNvPr descr="index_files/figure-docx/fig-gannetresults-1.png" id="87" name="Picture"/>
+                          <pic:cNvPicPr>
+                            <a:picLocks noChangeArrowheads="1" noChangeAspect="1"/>
+                          </pic:cNvPicPr>
+                        </pic:nvPicPr>
+                        <pic:blipFill>
+                          <a:blip r:embed="rId85"/>
+                          <a:stretch>
+                            <a:fillRect/>
+                          </a:stretch>
+                        </pic:blipFill>
+                        <pic:spPr bwMode="auto">
+                          <a:xfrm>
+                            <a:off x="0" y="0"/>
+                            <a:ext cx="5943600" cy="4754880"/>
+                          </a:xfrm>
+                          <a:prstGeom prst="rect">
+                            <a:avLst/>
+                          </a:prstGeom>
+                          <a:noFill/>
+                          <a:ln w="9525">
+                            <a:noFill/>
+                            <a:headEnd/>
+                            <a:tailEnd/>
+                          </a:ln>
+                        </pic:spPr>
+                      </pic:pic>
+                    </a:graphicData>
+                  </a:graphic>
+                </wp:inline>
+              </w:drawing>
+            </w:r>
+          </w:p>
+          <w:p>
+            <w:pPr>
+              <w:jc w:val="center"/>
+            </w:pPr>
+            <w:pPr>
+              <w:jc w:val="start"/>
+              <w:spacing w:before="200"/>
+              <w:pStyle w:val="ImageCaption"/>
+            </w:pPr>
+            <w:r>
+              <w:rPr>
+                <w:b/>
+                <w:bCs/>
+              </w:rPr>
+              <w:t xml:space="preserve">Figure</w:t>
+            </w:r>
+            <w:r>
+              <w:t xml:space="preserve"> 8</w:t>
+            </w:r>
+            <w:r>
+              <w:rPr>
+                <w:b/>
+                <w:bCs/>
+              </w:rPr>
+              <w:t xml:space="preserve">.</w:t>
+            </w:r>
+            <w:r>
+              <w:t xml:space="preserve"> </w:t>
+            </w:r>
+            <w:r>
+              <w:rPr>
+                <w:b/>
+                <w:bCs/>
+              </w:rPr>
+              <w:t xml:space="preserve">Paired comparison of metabolite values analyzed using Gannet during rest (green) and movie (orange) conditions.</w:t>
+            </w:r>
+            <w:r>
+              <w:t xml:space="preserve"> </w:t>
+            </w:r>
+            <w:r>
+              <w:t xml:space="preserve">A) Glx; B) GABA+; and C) E:I. Paired dots represent the same participant across conditions. Mean difference with 95% confidence intervals, and as Cohen’s D are reported at the top of each plot.</w:t>
+            </w:r>
+          </w:p>
+          <w:bookmarkEnd w:id="88"/>
+        </w:tc>
+      </w:tr>
+    </w:tbl>
+    <w:bookmarkEnd w:id="89"/>
+    <w:p>
+      <w:pPr>
+        <w:pStyle w:val="TextBody"/>
+      </w:pPr>
+      <w:r>
+        <w:t xml:space="preserve">H was not found to correlate with Glx, GABA+, or E:I, during rest or movie (</w:t>
+      </w:r>
+      <w:hyperlink w:anchor="fig-gannetcorrelations">
+        <w:r>
+          <w:rPr>
+            <w:rStyle w:val="InternetLink"/>
+          </w:rPr>
+          <w:t xml:space="preserve">Figure 9</w:t>
+        </w:r>
+      </w:hyperlink>
+      <w:r>
+        <w:t xml:space="preserve">).</w:t>
+      </w:r>
+      <w:r>
+        <w:t xml:space="preserve"> </w:t>
+      </w:r>
+    </w:p>
+    <w:bookmarkStart w:id="94" w:name="cell-fig-gannetcorrelations"/>
+    <w:tbl>
+      <w:tblPr>
+        <w:tblStyle w:val="Table"/>
+        <w:tblW w:type="pct" w:w="5000"/>
+        <w:tblLayout w:type="fixed"/>
+        <w:tblLook w:firstRow="0" w:lastRow="0" w:firstColumn="0" w:lastColumn="0" w:noHBand="0" w:noVBand="0" w:val="0000"/>
+      </w:tblPr>
+      <w:tblGrid>
+        <w:gridCol w:w="7920"/>
+      </w:tblGrid>
+      <w:tr>
+        <w:tc>
+          <w:tcPr/>
+          <w:bookmarkStart w:id="93" w:name="fig-gannetcorrelations"/>
+          <w:p>
+            <w:pPr>
+              <w:pStyle w:val="Compact"/>
+              <w:jc w:val="center"/>
+            </w:pPr>
+            <w:r>
+              <w:drawing>
+                <wp:inline>
+                  <wp:extent cx="5943600" cy="5094514"/>
+                  <wp:effectExtent b="0" l="0" r="0" t="0"/>
+                  <wp:docPr descr="" title="" id="91" name="Picture"/>
+                  <a:graphic>
+                    <a:graphicData uri="http://schemas.openxmlformats.org/drawingml/2006/picture">
+                      <pic:pic>
+                        <pic:nvPicPr>
+                          <pic:cNvPr descr="index_files/figure-docx/fig-gannetcorrelations-1.png" id="92" name="Picture"/>
+                          <pic:cNvPicPr>
+                            <a:picLocks noChangeArrowheads="1" noChangeAspect="1"/>
+                          </pic:cNvPicPr>
+                        </pic:nvPicPr>
+                        <pic:blipFill>
+                          <a:blip r:embed="rId90"/>
+                          <a:stretch>
+                            <a:fillRect/>
+                          </a:stretch>
+                        </pic:blipFill>
+                        <pic:spPr bwMode="auto">
+                          <a:xfrm>
+                            <a:off x="0" y="0"/>
+                            <a:ext cx="5943600" cy="5094514"/>
+                          </a:xfrm>
+                          <a:prstGeom prst="rect">
+                            <a:avLst/>
+                          </a:prstGeom>
+                          <a:noFill/>
+                          <a:ln w="9525">
+                            <a:noFill/>
+                            <a:headEnd/>
+                            <a:tailEnd/>
+                          </a:ln>
+                        </pic:spPr>
+                      </pic:pic>
+                    </a:graphicData>
+                  </a:graphic>
+                </wp:inline>
+              </w:drawing>
+            </w:r>
+          </w:p>
+          <w:p>
+            <w:pPr>
+              <w:jc w:val="center"/>
+            </w:pPr>
+            <w:pPr>
+              <w:jc w:val="start"/>
+              <w:spacing w:before="200"/>
+              <w:pStyle w:val="ImageCaption"/>
+            </w:pPr>
+            <w:r>
+              <w:rPr>
+                <w:b/>
+                <w:bCs/>
+              </w:rPr>
+              <w:t xml:space="preserve">Figure</w:t>
+            </w:r>
+            <w:r>
+              <w:t xml:space="preserve"> 9</w:t>
+            </w:r>
+            <w:r>
+              <w:rPr>
+                <w:b/>
+                <w:bCs/>
+              </w:rPr>
+              <w:t xml:space="preserve">.</w:t>
+            </w:r>
+            <w:r>
+              <w:t xml:space="preserve"> </w:t>
+            </w:r>
+            <w:r>
+              <w:rPr>
+                <w:b/>
+                <w:bCs/>
+              </w:rPr>
+              <w:t xml:space="preserve">Scatter plots of H vs. metabolites when analyzed using Gannet.</w:t>
+            </w:r>
+            <w:r>
+              <w:t xml:space="preserve"> </w:t>
+            </w:r>
+            <w:r>
+              <w:t xml:space="preserve">A) Glx; B) GABA+; and C) E:I. Rest is in green, while movie is in orange. p-values are reported at the top of each plot.</w:t>
+            </w:r>
+          </w:p>
+          <w:bookmarkEnd w:id="93"/>
+        </w:tc>
+      </w:tr>
+    </w:tbl>
+    <w:bookmarkEnd w:id="94"/>
+    <w:bookmarkEnd w:id="95"/>
+    <w:bookmarkEnd w:id="96"/>
+    <w:bookmarkStart w:id="337" w:name="references"/>
     <w:p>
       <w:pPr>
         <w:pStyle w:val="Heading1"/>
@@ -5815,8 +6574,8 @@
         <w:t xml:space="preserve">References</w:t>
       </w:r>
     </w:p>
-    <w:bookmarkStart w:id="320" w:name="refs"/>
-    <w:bookmarkStart w:id="82" w:name="ref-decoRestingBrainsNever2013"/>
+    <w:bookmarkStart w:id="336" w:name="refs"/>
+    <w:bookmarkStart w:id="98" w:name="ref-decoRestingBrainsNever2013"/>
     <w:p>
       <w:pPr>
         <w:pStyle w:val="Bibliography"/>
@@ -5836,7 +6595,7 @@
       <w:r>
         <w:t xml:space="preserve"> </w:t>
       </w:r>
-      <w:hyperlink r:id="rId81">
+      <w:hyperlink r:id="rId97">
         <w:r>
           <w:rPr>
             <w:rStyle w:val="InternetLink"/>
@@ -5871,8 +6630,8 @@
         <w:t xml:space="preserve">, 268–274 (2013).</w:t>
       </w:r>
     </w:p>
-    <w:bookmarkEnd w:id="82"/>
-    <w:bookmarkStart w:id="83" w:name="ref-beggsBeingCriticalCriticality2012"/>
+    <w:bookmarkEnd w:id="98"/>
+    <w:bookmarkStart w:id="99" w:name="ref-beggsBeingCriticalCriticality2012"/>
     <w:p>
       <w:pPr>
         <w:pStyle w:val="Bibliography"/>
@@ -5946,8 +6705,8 @@
         <w:t xml:space="preserve">, (2012).</w:t>
       </w:r>
     </w:p>
-    <w:bookmarkEnd w:id="83"/>
-    <w:bookmarkStart w:id="84" w:name="ref-barangerChaosComplexityEntropy2000"/>
+    <w:bookmarkEnd w:id="99"/>
+    <w:bookmarkStart w:id="100" w:name="ref-barangerChaosComplexityEntropy2000"/>
     <w:p>
       <w:pPr>
         <w:pStyle w:val="Bibliography"/>
@@ -6011,8 +6770,8 @@
         <w:t xml:space="preserve">(2000).</w:t>
       </w:r>
     </w:p>
-    <w:bookmarkEnd w:id="84"/>
-    <w:bookmarkStart w:id="86" w:name="X3987a7f9f2843d143a6b08774176d9ab9bc4f8d"/>
+    <w:bookmarkEnd w:id="100"/>
+    <w:bookmarkStart w:id="102" w:name="X3987a7f9f2843d143a6b08774176d9ab9bc4f8d"/>
     <w:p>
       <w:pPr>
         <w:pStyle w:val="Bibliography"/>
@@ -6032,7 +6791,7 @@
       <w:r>
         <w:t xml:space="preserve"> </w:t>
       </w:r>
-      <w:hyperlink r:id="rId85">
+      <w:hyperlink r:id="rId101">
         <w:r>
           <w:rPr>
             <w:rStyle w:val="InternetLink"/>
@@ -6067,8 +6826,8 @@
         <w:t xml:space="preserve">, 200–209 (2011).</w:t>
       </w:r>
     </w:p>
-    <w:bookmarkEnd w:id="86"/>
-    <w:bookmarkStart w:id="87" w:name="ref-zimmernWhyBrainCriticality2020"/>
+    <w:bookmarkEnd w:id="102"/>
+    <w:bookmarkStart w:id="103" w:name="ref-zimmernWhyBrainCriticality2020"/>
     <w:p>
       <w:pPr>
         <w:pStyle w:val="Bibliography"/>
@@ -6127,8 +6886,8 @@
         <w:t xml:space="preserve">, (2020).</w:t>
       </w:r>
     </w:p>
-    <w:bookmarkEnd w:id="87"/>
-    <w:bookmarkStart w:id="89" w:name="ref-liangExcitationInhibitionBalance2024"/>
+    <w:bookmarkEnd w:id="103"/>
+    <w:bookmarkStart w:id="105" w:name="ref-liangExcitationInhibitionBalance2024"/>
     <w:p>
       <w:pPr>
         <w:pStyle w:val="Bibliography"/>
@@ -6197,7 +6956,7 @@
       <w:r>
         <w:t xml:space="preserve">10738584231221766 (2024) doi:</w:t>
       </w:r>
-      <w:hyperlink r:id="rId88">
+      <w:hyperlink r:id="rId104">
         <w:r>
           <w:rPr>
             <w:rStyle w:val="InternetLink"/>
@@ -6209,8 +6968,8 @@
         <w:t xml:space="preserve">.</w:t>
       </w:r>
     </w:p>
-    <w:bookmarkEnd w:id="89"/>
-    <w:bookmarkStart w:id="91" w:name="X20d0cf3ec565b8629ae2c9ca09a74c20c06019f"/>
+    <w:bookmarkEnd w:id="105"/>
+    <w:bookmarkStart w:id="107" w:name="X20d0cf3ec565b8629ae2c9ca09a74c20c06019f"/>
     <w:p>
       <w:pPr>
         <w:pStyle w:val="Bibliography"/>
@@ -6230,7 +6989,7 @@
       <w:r>
         <w:t xml:space="preserve"> </w:t>
       </w:r>
-      <w:hyperlink r:id="rId90">
+      <w:hyperlink r:id="rId106">
         <w:r>
           <w:rPr>
             <w:rStyle w:val="InternetLink"/>
@@ -6379,8 +7138,8 @@
         <w:t xml:space="preserve">, 9817–9823 (2012).</w:t>
       </w:r>
     </w:p>
-    <w:bookmarkEnd w:id="91"/>
-    <w:bookmarkStart w:id="93" w:name="X1a6612f76f2ca94881a0ccd6377536a8d03c326"/>
+    <w:bookmarkEnd w:id="107"/>
+    <w:bookmarkStart w:id="109" w:name="X1a6612f76f2ca94881a0ccd6377536a8d03c326"/>
     <w:p>
       <w:pPr>
         <w:pStyle w:val="Bibliography"/>
@@ -6400,7 +7159,7 @@
       <w:r>
         <w:t xml:space="preserve"> </w:t>
       </w:r>
-      <w:hyperlink r:id="rId92">
+      <w:hyperlink r:id="rId108">
         <w:r>
           <w:rPr>
             <w:rStyle w:val="InternetLink"/>
@@ -6435,8 +7194,8 @@
         <w:t xml:space="preserve">, 047402 (2017).</w:t>
       </w:r>
     </w:p>
-    <w:bookmarkEnd w:id="93"/>
-    <w:bookmarkStart w:id="95" w:name="Xfe4345fc4d266d969d4559abe9321e337b060ba"/>
+    <w:bookmarkEnd w:id="109"/>
+    <w:bookmarkStart w:id="111" w:name="Xfe4345fc4d266d969d4559abe9321e337b060ba"/>
     <w:p>
       <w:pPr>
         <w:pStyle w:val="Bibliography"/>
@@ -6456,7 +7215,7 @@
       <w:r>
         <w:t xml:space="preserve"> </w:t>
       </w:r>
-      <w:hyperlink r:id="rId94">
+      <w:hyperlink r:id="rId110">
         <w:r>
           <w:rPr>
             <w:rStyle w:val="InternetLink"/>
@@ -6491,8 +7250,8 @@
         <w:t xml:space="preserve">, 010301 (2019).</w:t>
       </w:r>
     </w:p>
-    <w:bookmarkEnd w:id="95"/>
-    <w:bookmarkStart w:id="97" w:name="Xf305db5cda522b9934f5eb114c054d6126dc6eb"/>
+    <w:bookmarkEnd w:id="111"/>
+    <w:bookmarkStart w:id="113" w:name="Xf305db5cda522b9934f5eb114c054d6126dc6eb"/>
     <w:p>
       <w:pPr>
         <w:pStyle w:val="Bibliography"/>
@@ -6522,7 +7281,7 @@
       <w:r>
         <w:t xml:space="preserve"> </w:t>
       </w:r>
-      <w:hyperlink r:id="rId96">
+      <w:hyperlink r:id="rId112">
         <w:r>
           <w:rPr>
             <w:rStyle w:val="InternetLink"/>
@@ -6557,8 +7316,8 @@
         <w:t xml:space="preserve">, 9195 (2020).</w:t>
       </w:r>
     </w:p>
-    <w:bookmarkEnd w:id="97"/>
-    <w:bookmarkStart w:id="99" w:name="X52bda2e8a9a36f94350bb079f5ec785b025e36f"/>
+    <w:bookmarkEnd w:id="113"/>
+    <w:bookmarkStart w:id="115" w:name="X52bda2e8a9a36f94350bb079f5ec785b025e36f"/>
     <w:p>
       <w:pPr>
         <w:pStyle w:val="Bibliography"/>
@@ -6588,7 +7347,7 @@
       <w:r>
         <w:t xml:space="preserve"> </w:t>
       </w:r>
-      <w:hyperlink r:id="rId98">
+      <w:hyperlink r:id="rId114">
         <w:r>
           <w:rPr>
             <w:rStyle w:val="InternetLink"/>
@@ -6623,8 +7382,8 @@
         <w:t xml:space="preserve">, e55684.</w:t>
       </w:r>
     </w:p>
-    <w:bookmarkEnd w:id="99"/>
-    <w:bookmarkStart w:id="101" w:name="ref-gaoInferringSynapticExcitation2017"/>
+    <w:bookmarkEnd w:id="115"/>
+    <w:bookmarkStart w:id="117" w:name="ref-gaoInferringSynapticExcitation2017"/>
     <w:p>
       <w:pPr>
         <w:pStyle w:val="Bibliography"/>
@@ -6644,7 +7403,7 @@
       <w:r>
         <w:t xml:space="preserve"> </w:t>
       </w:r>
-      <w:hyperlink r:id="rId100">
+      <w:hyperlink r:id="rId116">
         <w:r>
           <w:rPr>
             <w:rStyle w:val="InternetLink"/>
@@ -6679,8 +7438,8 @@
         <w:t xml:space="preserve">, 70–78 (2017).</w:t>
       </w:r>
     </w:p>
-    <w:bookmarkEnd w:id="101"/>
-    <w:bookmarkStart w:id="103" w:name="X51bbaa2f1fed9c60f7fd655b658ca20fb202978"/>
+    <w:bookmarkEnd w:id="117"/>
+    <w:bookmarkStart w:id="119" w:name="X51bbaa2f1fed9c60f7fd655b658ca20fb202978"/>
     <w:p>
       <w:pPr>
         <w:pStyle w:val="Bibliography"/>
@@ -6710,7 +7469,7 @@
       <w:r>
         <w:t xml:space="preserve"> </w:t>
       </w:r>
-      <w:hyperlink r:id="rId102">
+      <w:hyperlink r:id="rId118">
         <w:r>
           <w:rPr>
             <w:rStyle w:val="InternetLink"/>
@@ -6745,8 +7504,8 @@
         <w:t xml:space="preserve">, 1148–1185 (2022).</w:t>
       </w:r>
     </w:p>
-    <w:bookmarkEnd w:id="103"/>
-    <w:bookmarkStart w:id="105" w:name="X7d0c1d47a19671baff30468b0796686f81ccb59"/>
+    <w:bookmarkEnd w:id="119"/>
+    <w:bookmarkStart w:id="121" w:name="X7d0c1d47a19671baff30468b0796686f81ccb59"/>
     <w:p>
       <w:pPr>
         <w:pStyle w:val="Bibliography"/>
@@ -6766,7 +7525,7 @@
       <w:r>
         <w:t xml:space="preserve"> </w:t>
       </w:r>
-      <w:hyperlink r:id="rId104">
+      <w:hyperlink r:id="rId120">
         <w:r>
           <w:rPr>
             <w:rStyle w:val="InternetLink"/>
@@ -6885,8 +7644,8 @@
         <w:t xml:space="preserve">, e1002038 (2011).</w:t>
       </w:r>
     </w:p>
-    <w:bookmarkEnd w:id="105"/>
-    <w:bookmarkStart w:id="107" w:name="X15522e51d4999d4481434cec6c8927ac1afe02d"/>
+    <w:bookmarkEnd w:id="121"/>
+    <w:bookmarkStart w:id="123" w:name="X15522e51d4999d4481434cec6c8927ac1afe02d"/>
     <w:p>
       <w:pPr>
         <w:pStyle w:val="Bibliography"/>
@@ -6906,7 +7665,7 @@
       <w:r>
         <w:t xml:space="preserve"> </w:t>
       </w:r>
-      <w:hyperlink r:id="rId106">
+      <w:hyperlink r:id="rId122">
         <w:r>
           <w:rPr>
             <w:rStyle w:val="InternetLink"/>
@@ -6979,8 +7738,8 @@
         <w:t xml:space="preserve">, 031001 (2018).</w:t>
       </w:r>
     </w:p>
-    <w:bookmarkEnd w:id="107"/>
-    <w:bookmarkStart w:id="109" w:name="X3100962fe0ebda0a64b076c39ca996352c3077e"/>
+    <w:bookmarkEnd w:id="123"/>
+    <w:bookmarkStart w:id="125" w:name="X3100962fe0ebda0a64b076c39ca996352c3077e"/>
     <w:p>
       <w:pPr>
         <w:pStyle w:val="Bibliography"/>
@@ -7010,7 +7769,7 @@
       <w:r>
         <w:t xml:space="preserve"> </w:t>
       </w:r>
-      <w:hyperlink r:id="rId108">
+      <w:hyperlink r:id="rId124">
         <w:r>
           <w:rPr>
             <w:rStyle w:val="InternetLink"/>
@@ -7045,8 +7804,8 @@
         <w:t xml:space="preserve">, 133–144 (1995).</w:t>
       </w:r>
     </w:p>
-    <w:bookmarkEnd w:id="109"/>
-    <w:bookmarkStart w:id="111" w:name="X3f056608b292383f7f819c315b768813843e4ba"/>
+    <w:bookmarkEnd w:id="125"/>
+    <w:bookmarkStart w:id="127" w:name="X3f056608b292383f7f819c315b768813843e4ba"/>
     <w:p>
       <w:pPr>
         <w:pStyle w:val="Bibliography"/>
@@ -7066,7 +7825,7 @@
       <w:r>
         <w:t xml:space="preserve"> </w:t>
       </w:r>
-      <w:hyperlink r:id="rId110">
+      <w:hyperlink r:id="rId126">
         <w:r>
           <w:rPr>
             <w:rStyle w:val="InternetLink"/>
@@ -7113,8 +7872,8 @@
         <w:t xml:space="preserve">, 5666–5677 (1997).</w:t>
       </w:r>
     </w:p>
-    <w:bookmarkEnd w:id="111"/>
-    <w:bookmarkStart w:id="113" w:name="X2d1e1346fb5eebb46556911e8a6473781bd7363"/>
+    <w:bookmarkEnd w:id="127"/>
+    <w:bookmarkStart w:id="129" w:name="X2d1e1346fb5eebb46556911e8a6473781bd7363"/>
     <w:p>
       <w:pPr>
         <w:pStyle w:val="Bibliography"/>
@@ -7144,7 +7903,7 @@
       <w:r>
         <w:t xml:space="preserve"> </w:t>
       </w:r>
-      <w:hyperlink r:id="rId112">
+      <w:hyperlink r:id="rId128">
         <w:r>
           <w:rPr>
             <w:rStyle w:val="InternetLink"/>
@@ -7239,8 +7998,8 @@
         <w:t xml:space="preserve">, e439 (2007).</w:t>
       </w:r>
     </w:p>
-    <w:bookmarkEnd w:id="113"/>
-    <w:bookmarkStart w:id="115" w:name="ref-bedardMacroscopicModelsLocal2009"/>
+    <w:bookmarkEnd w:id="129"/>
+    <w:bookmarkStart w:id="131" w:name="ref-bedardMacroscopicModelsLocal2009"/>
     <w:p>
       <w:pPr>
         <w:pStyle w:val="Bibliography"/>
@@ -7260,7 +8019,7 @@
       <w:r>
         <w:t xml:space="preserve"> </w:t>
       </w:r>
-      <w:hyperlink r:id="rId114">
+      <w:hyperlink r:id="rId130">
         <w:r>
           <w:rPr>
             <w:rStyle w:val="InternetLink"/>
@@ -7403,8 +8162,8 @@
         <w:t xml:space="preserve">, 2589–2603 (2009).</w:t>
       </w:r>
     </w:p>
-    <w:bookmarkEnd w:id="115"/>
-    <w:bookmarkStart w:id="117" w:name="X320e96e3d65881e8fa79bfcbbde85012f4f91da"/>
+    <w:bookmarkEnd w:id="131"/>
+    <w:bookmarkStart w:id="133" w:name="X320e96e3d65881e8fa79bfcbbde85012f4f91da"/>
     <w:p>
       <w:pPr>
         <w:pStyle w:val="Bibliography"/>
@@ -7434,7 +8193,7 @@
       <w:r>
         <w:t xml:space="preserve"> </w:t>
       </w:r>
-      <w:hyperlink r:id="rId116">
+      <w:hyperlink r:id="rId132">
         <w:r>
           <w:rPr>
             <w:rStyle w:val="InternetLink"/>
@@ -7469,8 +8228,8 @@
         <w:t xml:space="preserve">, 337–345 (1994).</w:t>
       </w:r>
     </w:p>
-    <w:bookmarkEnd w:id="117"/>
-    <w:bookmarkStart w:id="119" w:name="ref-zarahnEmpiricalAnalysesBOLD1997"/>
+    <w:bookmarkEnd w:id="133"/>
+    <w:bookmarkStart w:id="135" w:name="ref-zarahnEmpiricalAnalysesBOLD1997"/>
     <w:p>
       <w:pPr>
         <w:pStyle w:val="Bibliography"/>
@@ -7490,7 +8249,7 @@
       <w:r>
         <w:t xml:space="preserve"> </w:t>
       </w:r>
-      <w:hyperlink r:id="rId118">
+      <w:hyperlink r:id="rId134">
         <w:r>
           <w:rPr>
             <w:rStyle w:val="InternetLink"/>
@@ -7561,8 +8320,8 @@
         <w:t xml:space="preserve">, 179–197 (1997).</w:t>
       </w:r>
     </w:p>
-    <w:bookmarkEnd w:id="119"/>
-    <w:bookmarkStart w:id="121" w:name="Xd7b015f33a1488d89f221ec12f970e1003b9efe"/>
+    <w:bookmarkEnd w:id="135"/>
+    <w:bookmarkStart w:id="137" w:name="Xd7b015f33a1488d89f221ec12f970e1003b9efe"/>
     <w:p>
       <w:pPr>
         <w:pStyle w:val="Bibliography"/>
@@ -7582,7 +8341,7 @@
       <w:r>
         <w:t xml:space="preserve"> </w:t>
       </w:r>
-      <w:hyperlink r:id="rId120">
+      <w:hyperlink r:id="rId136">
         <w:r>
           <w:rPr>
             <w:rStyle w:val="InternetLink"/>
@@ -7689,8 +8448,8 @@
         <w:t xml:space="preserve">, 217–232 (2002).</w:t>
       </w:r>
     </w:p>
-    <w:bookmarkEnd w:id="121"/>
-    <w:bookmarkStart w:id="123" w:name="X790fe44bee6d974469e7b4e816b8211f69a1fdd"/>
+    <w:bookmarkEnd w:id="137"/>
+    <w:bookmarkStart w:id="139" w:name="X790fe44bee6d974469e7b4e816b8211f69a1fdd"/>
     <w:p>
       <w:pPr>
         <w:pStyle w:val="Bibliography"/>
@@ -7710,7 +8469,7 @@
       <w:r>
         <w:t xml:space="preserve"> </w:t>
       </w:r>
-      <w:hyperlink r:id="rId122">
+      <w:hyperlink r:id="rId138">
         <w:r>
           <w:rPr>
             <w:rStyle w:val="InternetLink"/>
@@ -7769,8 +8528,8 @@
         <w:t xml:space="preserve">, 2693–2706 (2022).</w:t>
       </w:r>
     </w:p>
-    <w:bookmarkEnd w:id="123"/>
-    <w:bookmarkStart w:id="125" w:name="X3ea812e4ccad662b9abc313f9dff7ec9c62bbb8"/>
+    <w:bookmarkEnd w:id="139"/>
+    <w:bookmarkStart w:id="141" w:name="X3ea812e4ccad662b9abc313f9dff7ec9c62bbb8"/>
     <w:p>
       <w:pPr>
         <w:pStyle w:val="Bibliography"/>
@@ -7790,7 +8549,7 @@
       <w:r>
         <w:t xml:space="preserve"> </w:t>
       </w:r>
-      <w:hyperlink r:id="rId124">
+      <w:hyperlink r:id="rId140">
         <w:r>
           <w:rPr>
             <w:rStyle w:val="InternetLink"/>
@@ -7825,8 +8584,8 @@
         <w:t xml:space="preserve">, R1–38 (2002).</w:t>
       </w:r>
     </w:p>
-    <w:bookmarkEnd w:id="125"/>
-    <w:bookmarkStart w:id="127" w:name="ref-hurstLongTermStorageCapacity1951"/>
+    <w:bookmarkEnd w:id="141"/>
+    <w:bookmarkStart w:id="143" w:name="ref-hurstLongTermStorageCapacity1951"/>
     <w:p>
       <w:pPr>
         <w:pStyle w:val="Bibliography"/>
@@ -7846,7 +8605,7 @@
       <w:r>
         <w:t xml:space="preserve"> </w:t>
       </w:r>
-      <w:hyperlink r:id="rId126">
+      <w:hyperlink r:id="rId142">
         <w:r>
           <w:rPr>
             <w:rStyle w:val="InternetLink"/>
@@ -7911,8 +8670,8 @@
         <w:t xml:space="preserve">, 770–799 (1951).</w:t>
       </w:r>
     </w:p>
-    <w:bookmarkEnd w:id="127"/>
-    <w:bookmarkStart w:id="128" w:name="ref-dongHurstExponentAnalysis2018"/>
+    <w:bookmarkEnd w:id="143"/>
+    <w:bookmarkStart w:id="144" w:name="ref-dongHurstExponentAnalysis2018"/>
     <w:p>
       <w:pPr>
         <w:pStyle w:val="Bibliography"/>
@@ -7999,8 +8758,8 @@
         <w:t xml:space="preserve">, (2018).</w:t>
       </w:r>
     </w:p>
-    <w:bookmarkEnd w:id="128"/>
-    <w:bookmarkStart w:id="130" w:name="X6ee2ccee5d4e65211fef03ed8b33a5daf3d2e4e"/>
+    <w:bookmarkEnd w:id="144"/>
+    <w:bookmarkStart w:id="146" w:name="X6ee2ccee5d4e65211fef03ed8b33a5daf3d2e4e"/>
     <w:p>
       <w:pPr>
         <w:pStyle w:val="Bibliography"/>
@@ -8020,7 +8779,7 @@
       <w:r>
         <w:t xml:space="preserve"> </w:t>
       </w:r>
-      <w:hyperlink r:id="rId129">
+      <w:hyperlink r:id="rId145">
         <w:r>
           <w:rPr>
             <w:rStyle w:val="InternetLink"/>
@@ -8067,8 +8826,8 @@
         <w:t xml:space="preserve">, 791–801 (2008).</w:t>
       </w:r>
     </w:p>
-    <w:bookmarkEnd w:id="130"/>
-    <w:bookmarkStart w:id="132" w:name="X67f88f309fcd2f4a1598267ccaa3cd1cbb49c50"/>
+    <w:bookmarkEnd w:id="146"/>
+    <w:bookmarkStart w:id="148" w:name="X67f88f309fcd2f4a1598267ccaa3cd1cbb49c50"/>
     <w:p>
       <w:pPr>
         <w:pStyle w:val="Bibliography"/>
@@ -8088,7 +8847,7 @@
       <w:r>
         <w:t xml:space="preserve"> </w:t>
       </w:r>
-      <w:hyperlink r:id="rId131">
+      <w:hyperlink r:id="rId147">
         <w:r>
           <w:rPr>
             <w:rStyle w:val="InternetLink"/>
@@ -8147,8 +8906,8 @@
         <w:t xml:space="preserve">, 248–263 (2014).</w:t>
       </w:r>
     </w:p>
-    <w:bookmarkEnd w:id="132"/>
-    <w:bookmarkStart w:id="134" w:name="ref-heScaleFreePropertiesFunctional2011"/>
+    <w:bookmarkEnd w:id="148"/>
+    <w:bookmarkStart w:id="150" w:name="ref-heScaleFreePropertiesFunctional2011"/>
     <w:p>
       <w:pPr>
         <w:pStyle w:val="Bibliography"/>
@@ -8168,7 +8927,7 @@
       <w:r>
         <w:t xml:space="preserve"> </w:t>
       </w:r>
-      <w:hyperlink r:id="rId133">
+      <w:hyperlink r:id="rId149">
         <w:r>
           <w:rPr>
             <w:rStyle w:val="InternetLink"/>
@@ -8281,8 +9040,8 @@
         <w:t xml:space="preserve">, 13786–13795 (2011).</w:t>
       </w:r>
     </w:p>
-    <w:bookmarkEnd w:id="134"/>
-    <w:bookmarkStart w:id="135" w:name="ref-campbellFractalBasedAnalysisFMRI2022"/>
+    <w:bookmarkEnd w:id="150"/>
+    <w:bookmarkStart w:id="151" w:name="ref-campbellFractalBasedAnalysisFMRI2022"/>
     <w:p>
       <w:pPr>
         <w:pStyle w:val="Bibliography"/>
@@ -8341,8 +9100,8 @@
         <w:t xml:space="preserve">, (2022).</w:t>
       </w:r>
     </w:p>
-    <w:bookmarkEnd w:id="135"/>
-    <w:bookmarkStart w:id="137" w:name="Xafc73dd94de471dc6ce7bfbb5fb85cdff354abb"/>
+    <w:bookmarkEnd w:id="151"/>
+    <w:bookmarkStart w:id="153" w:name="Xafc73dd94de471dc6ce7bfbb5fb85cdff354abb"/>
     <w:p>
       <w:pPr>
         <w:pStyle w:val="Bibliography"/>
@@ -8372,7 +9131,7 @@
       <w:r>
         <w:t xml:space="preserve"> </w:t>
       </w:r>
-      <w:hyperlink r:id="rId136">
+      <w:hyperlink r:id="rId152">
         <w:r>
           <w:rPr>
             <w:rStyle w:val="InternetLink"/>
@@ -8431,8 +9190,8 @@
         <w:t xml:space="preserve">, 30895 (2016).</w:t>
       </w:r>
     </w:p>
-    <w:bookmarkEnd w:id="137"/>
-    <w:bookmarkStart w:id="139" w:name="ref-winkAgeCholinergicEffects2006"/>
+    <w:bookmarkEnd w:id="153"/>
+    <w:bookmarkStart w:id="155" w:name="ref-winkAgeCholinergicEffects2006"/>
     <w:p>
       <w:pPr>
         <w:pStyle w:val="Bibliography"/>
@@ -8452,7 +9211,7 @@
       <w:r>
         <w:t xml:space="preserve"> </w:t>
       </w:r>
-      <w:hyperlink r:id="rId138">
+      <w:hyperlink r:id="rId154">
         <w:r>
           <w:rPr>
             <w:rStyle w:val="InternetLink"/>
@@ -8487,8 +9246,8 @@
         <w:t xml:space="preserve">, 1395–1404 (2006).</w:t>
       </w:r>
     </w:p>
-    <w:bookmarkEnd w:id="139"/>
-    <w:bookmarkStart w:id="141" w:name="Xb783d2555b92d46afdfcb97c84763e9aa4bd336"/>
+    <w:bookmarkEnd w:id="155"/>
+    <w:bookmarkStart w:id="157" w:name="Xb783d2555b92d46afdfcb97c84763e9aa4bd336"/>
     <w:p>
       <w:pPr>
         <w:pStyle w:val="Bibliography"/>
@@ -8508,7 +9267,7 @@
       <w:r>
         <w:t xml:space="preserve"> </w:t>
       </w:r>
-      <w:hyperlink r:id="rId140">
+      <w:hyperlink r:id="rId156">
         <w:r>
           <w:rPr>
             <w:rStyle w:val="InternetLink"/>
@@ -8567,8 +9326,8 @@
         <w:t xml:space="preserve">, bhae426 (2024).</w:t>
       </w:r>
     </w:p>
-    <w:bookmarkEnd w:id="141"/>
-    <w:bookmarkStart w:id="143" w:name="ref-maximFractionalGaussianNoise2005"/>
+    <w:bookmarkEnd w:id="157"/>
+    <w:bookmarkStart w:id="159" w:name="ref-maximFractionalGaussianNoise2005"/>
     <w:p>
       <w:pPr>
         <w:pStyle w:val="Bibliography"/>
@@ -8598,7 +9357,7 @@
       <w:r>
         <w:t xml:space="preserve"> </w:t>
       </w:r>
-      <w:hyperlink r:id="rId142">
+      <w:hyperlink r:id="rId158">
         <w:r>
           <w:rPr>
             <w:rStyle w:val="InternetLink"/>
@@ -8699,8 +9458,8 @@
         <w:t xml:space="preserve">, 141–158 (2005).</w:t>
       </w:r>
     </w:p>
-    <w:bookmarkEnd w:id="143"/>
-    <w:bookmarkStart w:id="145" w:name="ref-warsiCorrelatingBrainBlood2012"/>
+    <w:bookmarkEnd w:id="159"/>
+    <w:bookmarkStart w:id="161" w:name="ref-warsiCorrelatingBrainBlood2012"/>
     <w:p>
       <w:pPr>
         <w:pStyle w:val="Bibliography"/>
@@ -8720,7 +9479,7 @@
       <w:r>
         <w:t xml:space="preserve"> </w:t>
       </w:r>
-      <w:hyperlink r:id="rId144">
+      <w:hyperlink r:id="rId160">
         <w:r>
           <w:rPr>
             <w:rStyle w:val="InternetLink"/>
@@ -8797,8 +9556,8 @@
         <w:t xml:space="preserve">, 335–344 (2012).</w:t>
       </w:r>
     </w:p>
-    <w:bookmarkEnd w:id="145"/>
-    <w:bookmarkStart w:id="147" w:name="ref-donaTemporalFractalAnalysis2017"/>
+    <w:bookmarkEnd w:id="161"/>
+    <w:bookmarkStart w:id="163" w:name="ref-donaTemporalFractalAnalysis2017"/>
     <w:p>
       <w:pPr>
         <w:pStyle w:val="Bibliography"/>
@@ -8818,7 +9577,7 @@
       <w:r>
         <w:t xml:space="preserve"> </w:t>
       </w:r>
-      <w:hyperlink r:id="rId146">
+      <w:hyperlink r:id="rId162">
         <w:r>
           <w:rPr>
             <w:rStyle w:val="InternetLink"/>
@@ -8871,8 +9630,8 @@
         <w:t xml:space="preserve">, e0190081 (2017).</w:t>
       </w:r>
     </w:p>
-    <w:bookmarkEnd w:id="147"/>
-    <w:bookmarkStart w:id="149" w:name="ref-laiShiftRandomnessBrain2010"/>
+    <w:bookmarkEnd w:id="163"/>
+    <w:bookmarkStart w:id="165" w:name="ref-laiShiftRandomnessBrain2010"/>
     <w:p>
       <w:pPr>
         <w:pStyle w:val="Bibliography"/>
@@ -8902,7 +9661,7 @@
       <w:r>
         <w:t xml:space="preserve"> </w:t>
       </w:r>
-      <w:hyperlink r:id="rId148">
+      <w:hyperlink r:id="rId164">
         <w:r>
           <w:rPr>
             <w:rStyle w:val="InternetLink"/>
@@ -9045,8 +9804,8 @@
         <w:t xml:space="preserve">, 1092–1099 (2010).</w:t>
       </w:r>
     </w:p>
-    <w:bookmarkEnd w:id="149"/>
-    <w:bookmarkStart w:id="151" w:name="ref-linkeAlteredDevelopmentHurst2024"/>
+    <w:bookmarkEnd w:id="165"/>
+    <w:bookmarkStart w:id="167" w:name="ref-linkeAlteredDevelopmentHurst2024"/>
     <w:p>
       <w:pPr>
         <w:pStyle w:val="Bibliography"/>
@@ -9137,7 +9896,7 @@
       <w:r>
         <w:t xml:space="preserve">S2451902224002714 (2024) doi:</w:t>
       </w:r>
-      <w:hyperlink r:id="rId150">
+      <w:hyperlink r:id="rId166">
         <w:r>
           <w:rPr>
             <w:rStyle w:val="InternetLink"/>
@@ -9149,8 +9908,8 @@
         <w:t xml:space="preserve">.</w:t>
       </w:r>
     </w:p>
-    <w:bookmarkEnd w:id="151"/>
-    <w:bookmarkStart w:id="153" w:name="X9db7696ad2e4faacd50572793eadf5dbc11376b"/>
+    <w:bookmarkEnd w:id="167"/>
+    <w:bookmarkStart w:id="169" w:name="X9db7696ad2e4faacd50572793eadf5dbc11376b"/>
     <w:p>
       <w:pPr>
         <w:pStyle w:val="Bibliography"/>
@@ -9243,7 +10002,7 @@
       <w:r>
         <w:t xml:space="preserve">. 2022.05.24.22275531 (2023) doi:</w:t>
       </w:r>
-      <w:hyperlink r:id="rId152">
+      <w:hyperlink r:id="rId168">
         <w:r>
           <w:rPr>
             <w:rStyle w:val="InternetLink"/>
@@ -9255,8 +10014,8 @@
         <w:t xml:space="preserve">.</w:t>
       </w:r>
     </w:p>
-    <w:bookmarkEnd w:id="153"/>
-    <w:bookmarkStart w:id="155" w:name="ref-donaFractalAnalysisBrain2017"/>
+    <w:bookmarkEnd w:id="169"/>
+    <w:bookmarkStart w:id="171" w:name="ref-donaFractalAnalysisBrain2017"/>
     <w:p>
       <w:pPr>
         <w:pStyle w:val="Bibliography"/>
@@ -9276,7 +10035,7 @@
       <w:r>
         <w:t xml:space="preserve"> </w:t>
       </w:r>
-      <w:hyperlink r:id="rId154">
+      <w:hyperlink r:id="rId170">
         <w:r>
           <w:rPr>
             <w:rStyle w:val="InternetLink"/>
@@ -9455,8 +10214,8 @@
         <w:t xml:space="preserve">, e0169647 (2017).</w:t>
       </w:r>
     </w:p>
-    <w:bookmarkEnd w:id="155"/>
-    <w:bookmarkStart w:id="157" w:name="ref-weiIdentifyingMajorDepressive2013"/>
+    <w:bookmarkEnd w:id="171"/>
+    <w:bookmarkStart w:id="173" w:name="ref-weiIdentifyingMajorDepressive2013"/>
     <w:p>
       <w:pPr>
         <w:pStyle w:val="Bibliography"/>
@@ -9486,7 +10245,7 @@
       <w:r>
         <w:t xml:space="preserve"> </w:t>
       </w:r>
-      <w:hyperlink r:id="rId156">
+      <w:hyperlink r:id="rId172">
         <w:r>
           <w:rPr>
             <w:rStyle w:val="InternetLink"/>
@@ -9545,8 +10304,8 @@
         <w:t xml:space="preserve">, 306–312 (2013).</w:t>
       </w:r>
     </w:p>
-    <w:bookmarkEnd w:id="157"/>
-    <w:bookmarkStart w:id="159" w:name="ref-jingIdentifyingCurrentRemitted2017"/>
+    <w:bookmarkEnd w:id="173"/>
+    <w:bookmarkStart w:id="175" w:name="ref-jingIdentifyingCurrentRemitted2017"/>
     <w:p>
       <w:pPr>
         <w:pStyle w:val="Bibliography"/>
@@ -9576,7 +10335,7 @@
       <w:r>
         <w:t xml:space="preserve"> </w:t>
       </w:r>
-      <w:hyperlink r:id="rId158">
+      <w:hyperlink r:id="rId174">
         <w:r>
           <w:rPr>
             <w:rStyle w:val="InternetLink"/>
@@ -9635,8 +10394,8 @@
         <w:t xml:space="preserve">, 90452–90464 (2017).</w:t>
       </w:r>
     </w:p>
-    <w:bookmarkEnd w:id="159"/>
-    <w:bookmarkStart w:id="161" w:name="Xb33ad22c9aea02cb9e68fb14f52e57e52d7323b"/>
+    <w:bookmarkEnd w:id="175"/>
+    <w:bookmarkStart w:id="177" w:name="Xb33ad22c9aea02cb9e68fb14f52e57e52d7323b"/>
     <w:p>
       <w:pPr>
         <w:pStyle w:val="Bibliography"/>
@@ -9666,7 +10425,7 @@
       <w:r>
         <w:t xml:space="preserve"> </w:t>
       </w:r>
-      <w:hyperlink r:id="rId160">
+      <w:hyperlink r:id="rId176">
         <w:r>
           <w:rPr>
             <w:rStyle w:val="InternetLink"/>
@@ -9761,8 +10520,8 @@
         <w:t xml:space="preserve">, e95146 (2014).</w:t>
       </w:r>
     </w:p>
-    <w:bookmarkEnd w:id="161"/>
-    <w:bookmarkStart w:id="163" w:name="X8844ad3d8d9e8a223627135108c22cce11cb1c9"/>
+    <w:bookmarkEnd w:id="177"/>
+    <w:bookmarkStart w:id="179" w:name="X8844ad3d8d9e8a223627135108c22cce11cb1c9"/>
     <w:p>
       <w:pPr>
         <w:pStyle w:val="Bibliography"/>
@@ -9792,7 +10551,7 @@
       <w:r>
         <w:t xml:space="preserve"> </w:t>
       </w:r>
-      <w:hyperlink r:id="rId162">
+      <w:hyperlink r:id="rId178">
         <w:r>
           <w:rPr>
             <w:rStyle w:val="InternetLink"/>
@@ -9845,8 +10604,8 @@
         <w:t xml:space="preserve">, 2603 (2021).</w:t>
       </w:r>
     </w:p>
-    <w:bookmarkEnd w:id="163"/>
-    <w:bookmarkStart w:id="165" w:name="X79642ef279d4aea0ebe5e10d2cba19e16f93a8d"/>
+    <w:bookmarkEnd w:id="179"/>
+    <w:bookmarkStart w:id="181" w:name="X79642ef279d4aea0ebe5e10d2cba19e16f93a8d"/>
     <w:p>
       <w:pPr>
         <w:pStyle w:val="Bibliography"/>
@@ -9866,7 +10625,7 @@
       <w:r>
         <w:t xml:space="preserve"> </w:t>
       </w:r>
-      <w:hyperlink r:id="rId164">
+      <w:hyperlink r:id="rId180">
         <w:r>
           <w:rPr>
             <w:rStyle w:val="InternetLink"/>
@@ -9919,8 +10678,8 @@
         <w:t xml:space="preserve">, 605–615 (2019).</w:t>
       </w:r>
     </w:p>
-    <w:bookmarkEnd w:id="165"/>
-    <w:bookmarkStart w:id="167" w:name="X64994448b976e637152e47fbc640fd4797f44ad"/>
+    <w:bookmarkEnd w:id="181"/>
+    <w:bookmarkStart w:id="183" w:name="X64994448b976e637152e47fbc640fd4797f44ad"/>
     <w:p>
       <w:pPr>
         <w:pStyle w:val="Bibliography"/>
@@ -9940,7 +10699,7 @@
       <w:r>
         <w:t xml:space="preserve"> </w:t>
       </w:r>
-      <w:hyperlink r:id="rId166">
+      <w:hyperlink r:id="rId182">
         <w:r>
           <w:rPr>
             <w:rStyle w:val="InternetLink"/>
@@ -9975,8 +10734,8 @@
         <w:t xml:space="preserve">, 1248–1257 (2019).</w:t>
       </w:r>
     </w:p>
-    <w:bookmarkEnd w:id="167"/>
-    <w:bookmarkStart w:id="169" w:name="X74eeba1900ceb98dfbcd7382bee95fe128676bf"/>
+    <w:bookmarkEnd w:id="183"/>
+    <w:bookmarkStart w:id="185" w:name="X74eeba1900ceb98dfbcd7382bee95fe128676bf"/>
     <w:p>
       <w:pPr>
         <w:pStyle w:val="Bibliography"/>
@@ -9996,7 +10755,7 @@
       <w:r>
         <w:t xml:space="preserve"> </w:t>
       </w:r>
-      <w:hyperlink r:id="rId168">
+      <w:hyperlink r:id="rId184">
         <w:r>
           <w:rPr>
             <w:rStyle w:val="InternetLink"/>
@@ -10055,8 +10814,8 @@
         <w:t xml:space="preserve">, 174–186 (2016).</w:t>
       </w:r>
     </w:p>
-    <w:bookmarkEnd w:id="169"/>
-    <w:bookmarkStart w:id="171" w:name="X195a6a133ec6fab0acbef6fbf212c03ad0ed323"/>
+    <w:bookmarkEnd w:id="185"/>
+    <w:bookmarkStart w:id="187" w:name="X195a6a133ec6fab0acbef6fbf212c03ad0ed323"/>
     <w:p>
       <w:pPr>
         <w:pStyle w:val="Bibliography"/>
@@ -10076,7 +10835,7 @@
       <w:r>
         <w:t xml:space="preserve"> </w:t>
       </w:r>
-      <w:hyperlink r:id="rId170">
+      <w:hyperlink r:id="rId186">
         <w:r>
           <w:rPr>
             <w:rStyle w:val="InternetLink"/>
@@ -10135,8 +10894,8 @@
         <w:t xml:space="preserve">, 39–51 (2019).</w:t>
       </w:r>
     </w:p>
-    <w:bookmarkEnd w:id="171"/>
-    <w:bookmarkStart w:id="173" w:name="ref-kangInterplayMentalDisorder2019"/>
+    <w:bookmarkEnd w:id="187"/>
+    <w:bookmarkStart w:id="189" w:name="ref-kangInterplayMentalDisorder2019"/>
     <w:p>
       <w:pPr>
         <w:pStyle w:val="Bibliography"/>
@@ -10166,7 +10925,7 @@
       <w:r>
         <w:t xml:space="preserve"> </w:t>
       </w:r>
-      <w:hyperlink r:id="rId172">
+      <w:hyperlink r:id="rId188">
         <w:r>
           <w:rPr>
             <w:rStyle w:val="InternetLink"/>
@@ -10285,8 +11044,8 @@
         <w:t xml:space="preserve">, 1419–1428.e3 (2019).</w:t>
       </w:r>
     </w:p>
-    <w:bookmarkEnd w:id="173"/>
-    <w:bookmarkStart w:id="175" w:name="ref-ajramContribution1HMagnetic2019"/>
+    <w:bookmarkEnd w:id="189"/>
+    <w:bookmarkStart w:id="191" w:name="ref-ajramContribution1HMagnetic2019"/>
     <w:p>
       <w:pPr>
         <w:pStyle w:val="Bibliography"/>
@@ -10316,7 +11075,7 @@
       <w:r>
         <w:t xml:space="preserve"> </w:t>
       </w:r>
-      <w:hyperlink r:id="rId174">
+      <w:hyperlink r:id="rId190">
         <w:r>
           <w:rPr>
             <w:rStyle w:val="InternetLink"/>
@@ -10363,8 +11122,8 @@
         <w:t xml:space="preserve">, 236–244 (2019).</w:t>
       </w:r>
     </w:p>
-    <w:bookmarkEnd w:id="175"/>
-    <w:bookmarkStart w:id="177" w:name="X33af55f10e3529ea3b703273ed55b97973a9c47"/>
+    <w:bookmarkEnd w:id="191"/>
+    <w:bookmarkStart w:id="193" w:name="X33af55f10e3529ea3b703273ed55b97973a9c47"/>
     <w:p>
       <w:pPr>
         <w:pStyle w:val="Bibliography"/>
@@ -10384,7 +11143,7 @@
       <w:r>
         <w:t xml:space="preserve"> </w:t>
       </w:r>
-      <w:hyperlink r:id="rId176">
+      <w:hyperlink r:id="rId192">
         <w:r>
           <w:rPr>
             <w:rStyle w:val="InternetLink"/>
@@ -10533,8 +11292,8 @@
         <w:t xml:space="preserve">, 76 (2018).</w:t>
       </w:r>
     </w:p>
-    <w:bookmarkEnd w:id="177"/>
-    <w:bookmarkStart w:id="179" w:name="ref-harrisEdited1Magnetic2017"/>
+    <w:bookmarkEnd w:id="193"/>
+    <w:bookmarkStart w:id="195" w:name="ref-harrisEdited1Magnetic2017"/>
     <w:p>
       <w:pPr>
         <w:pStyle w:val="Bibliography"/>
@@ -10554,7 +11313,7 @@
       <w:r>
         <w:t xml:space="preserve"> </w:t>
       </w:r>
-      <w:hyperlink r:id="rId178">
+      <w:hyperlink r:id="rId194">
         <w:r>
           <w:rPr>
             <w:rStyle w:val="InternetLink"/>
@@ -10637,8 +11396,8 @@
         <w:t xml:space="preserve">, 1377–1389 (2017).</w:t>
       </w:r>
     </w:p>
-    <w:bookmarkEnd w:id="179"/>
-    <w:bookmarkStart w:id="181" w:name="ref-peekComprehensiveGuideMEGAPRESS2023"/>
+    <w:bookmarkEnd w:id="195"/>
+    <w:bookmarkStart w:id="197" w:name="ref-peekComprehensiveGuideMEGAPRESS2023"/>
     <w:p>
       <w:pPr>
         <w:pStyle w:val="Bibliography"/>
@@ -10668,7 +11427,7 @@
       <w:r>
         <w:t xml:space="preserve"> </w:t>
       </w:r>
-      <w:hyperlink r:id="rId180">
+      <w:hyperlink r:id="rId196">
         <w:r>
           <w:rPr>
             <w:rStyle w:val="InternetLink"/>
@@ -10751,8 +11510,8 @@
         <w:t xml:space="preserve">, 115113 (2023).</w:t>
       </w:r>
     </w:p>
-    <w:bookmarkEnd w:id="181"/>
-    <w:bookmarkStart w:id="183" w:name="ref-xiePharmacoresistantTemporalLobe2024"/>
+    <w:bookmarkEnd w:id="197"/>
+    <w:bookmarkStart w:id="199" w:name="ref-xiePharmacoresistantTemporalLobe2024"/>
     <w:p>
       <w:pPr>
         <w:pStyle w:val="Bibliography"/>
@@ -10782,7 +11541,7 @@
       <w:r>
         <w:t xml:space="preserve"> Pharmaco-resistant temporal lobe epilepsy gradually perturbs the cortex-wide excitation-inhibition balance. (2024) doi:</w:t>
       </w:r>
-      <w:hyperlink r:id="rId182">
+      <w:hyperlink r:id="rId198">
         <w:r>
           <w:rPr>
             <w:rStyle w:val="InternetLink"/>
@@ -10794,8 +11553,8 @@
         <w:t xml:space="preserve">.</w:t>
       </w:r>
     </w:p>
-    <w:bookmarkEnd w:id="183"/>
-    <w:bookmarkStart w:id="185" w:name="X2deb2be2adb62c9f33832d8596f4171cb63eb82"/>
+    <w:bookmarkEnd w:id="199"/>
+    <w:bookmarkStart w:id="201" w:name="X2deb2be2adb62c9f33832d8596f4171cb63eb82"/>
     <w:p>
       <w:pPr>
         <w:pStyle w:val="Bibliography"/>
@@ -10815,7 +11574,7 @@
       <w:r>
         <w:t xml:space="preserve"> </w:t>
       </w:r>
-      <w:hyperlink r:id="rId184">
+      <w:hyperlink r:id="rId200">
         <w:r>
           <w:rPr>
             <w:rStyle w:val="InternetLink"/>
@@ -10868,8 +11627,8 @@
         <w:t xml:space="preserve">, 901–910 (2011).</w:t>
       </w:r>
     </w:p>
-    <w:bookmarkEnd w:id="185"/>
-    <w:bookmarkStart w:id="187" w:name="ref-mescherSimultaneousVivoSpectral1998"/>
+    <w:bookmarkEnd w:id="201"/>
+    <w:bookmarkStart w:id="203" w:name="ref-mescherSimultaneousVivoSpectral1998"/>
     <w:p>
       <w:pPr>
         <w:pStyle w:val="Bibliography"/>
@@ -10889,7 +11648,7 @@
       <w:r>
         <w:t xml:space="preserve"> </w:t>
       </w:r>
-      <w:hyperlink r:id="rId186">
+      <w:hyperlink r:id="rId202">
         <w:r>
           <w:rPr>
             <w:rStyle w:val="InternetLink"/>
@@ -10924,8 +11683,8 @@
         <w:t xml:space="preserve">, 266–272 (1998).</w:t>
       </w:r>
     </w:p>
-    <w:bookmarkEnd w:id="187"/>
-    <w:bookmarkStart w:id="188" w:name="ref-cordeyJungles2019"/>
+    <w:bookmarkEnd w:id="203"/>
+    <w:bookmarkStart w:id="204" w:name="ref-cordeyJungles2019"/>
     <w:p>
       <w:pPr>
         <w:pStyle w:val="Bibliography"/>
@@ -10959,8 +11718,8 @@
         <w:t xml:space="preserve">(2019).</w:t>
       </w:r>
     </w:p>
-    <w:bookmarkEnd w:id="188"/>
-    <w:bookmarkStart w:id="190" w:name="ref-ipCombinedFMRIMRSAcquires2017"/>
+    <w:bookmarkEnd w:id="204"/>
+    <w:bookmarkStart w:id="206" w:name="ref-ipCombinedFMRIMRSAcquires2017"/>
     <w:p>
       <w:pPr>
         <w:pStyle w:val="Bibliography"/>
@@ -10990,7 +11749,7 @@
       <w:r>
         <w:t xml:space="preserve"> </w:t>
       </w:r>
-      <w:hyperlink r:id="rId189">
+      <w:hyperlink r:id="rId205">
         <w:r>
           <w:rPr>
             <w:rStyle w:val="InternetLink"/>
@@ -11073,8 +11832,8 @@
         <w:t xml:space="preserve">, 113–119 (2017).</w:t>
       </w:r>
     </w:p>
-    <w:bookmarkEnd w:id="190"/>
-    <w:bookmarkStart w:id="192" w:name="ref-liFirstStepNeuroimaging2016"/>
+    <w:bookmarkEnd w:id="206"/>
+    <w:bookmarkStart w:id="208" w:name="ref-liFirstStepNeuroimaging2016"/>
     <w:p>
       <w:pPr>
         <w:pStyle w:val="Bibliography"/>
@@ -11094,7 +11853,7 @@
       <w:r>
         <w:t xml:space="preserve"> </w:t>
       </w:r>
-      <w:hyperlink r:id="rId191">
+      <w:hyperlink r:id="rId207">
         <w:r>
           <w:rPr>
             <w:rStyle w:val="InternetLink"/>
@@ -11177,8 +11936,8 @@
         <w:t xml:space="preserve">, 47–56 (2016).</w:t>
       </w:r>
     </w:p>
-    <w:bookmarkEnd w:id="192"/>
-    <w:bookmarkStart w:id="194" w:name="ref-gorgolewskiBrainImagingData2016"/>
+    <w:bookmarkEnd w:id="208"/>
+    <w:bookmarkStart w:id="210" w:name="ref-gorgolewskiBrainImagingData2016"/>
     <w:p>
       <w:pPr>
         <w:pStyle w:val="Bibliography"/>
@@ -11208,7 +11967,7 @@
       <w:r>
         <w:t xml:space="preserve"> </w:t>
       </w:r>
-      <w:hyperlink r:id="rId193">
+      <w:hyperlink r:id="rId209">
         <w:r>
           <w:rPr>
             <w:rStyle w:val="InternetLink"/>
@@ -11243,8 +12002,8 @@
         <w:t xml:space="preserve">, 160044 (2016).</w:t>
       </w:r>
     </w:p>
-    <w:bookmarkEnd w:id="194"/>
-    <w:bookmarkStart w:id="196" w:name="ref-boreDcm2Bids2023"/>
+    <w:bookmarkEnd w:id="210"/>
+    <w:bookmarkStart w:id="212" w:name="ref-boreDcm2Bids2023"/>
     <w:p>
       <w:pPr>
         <w:pStyle w:val="Bibliography"/>
@@ -11270,7 +12029,7 @@
       <w:r>
         <w:t xml:space="preserve">. (2023) doi:</w:t>
       </w:r>
-      <w:hyperlink r:id="rId195">
+      <w:hyperlink r:id="rId211">
         <w:r>
           <w:rPr>
             <w:rStyle w:val="InternetLink"/>
@@ -11282,8 +12041,8 @@
         <w:t xml:space="preserve">.</w:t>
       </w:r>
     </w:p>
-    <w:bookmarkEnd w:id="196"/>
-    <w:bookmarkStart w:id="198" w:name="ref-tustisonN4ITKImprovedN32010"/>
+    <w:bookmarkEnd w:id="212"/>
+    <w:bookmarkStart w:id="214" w:name="ref-tustisonN4ITKImprovedN32010"/>
     <w:p>
       <w:pPr>
         <w:pStyle w:val="Bibliography"/>
@@ -11313,7 +12072,7 @@
       <w:r>
         <w:t xml:space="preserve"> </w:t>
       </w:r>
-      <w:hyperlink r:id="rId197">
+      <w:hyperlink r:id="rId213">
         <w:r>
           <w:rPr>
             <w:rStyle w:val="InternetLink"/>
@@ -11366,8 +12125,8 @@
         <w:t xml:space="preserve">, 1310–1320 (2010).</w:t>
       </w:r>
     </w:p>
-    <w:bookmarkEnd w:id="198"/>
-    <w:bookmarkStart w:id="200" w:name="Xeefaf9082b75bd08ec775a50708dca4153d9690"/>
+    <w:bookmarkEnd w:id="214"/>
+    <w:bookmarkStart w:id="216" w:name="Xeefaf9082b75bd08ec775a50708dca4153d9690"/>
     <w:p>
       <w:pPr>
         <w:pStyle w:val="Bibliography"/>
@@ -11387,7 +12146,7 @@
       <w:r>
         <w:t xml:space="preserve"> </w:t>
       </w:r>
-      <w:hyperlink r:id="rId199">
+      <w:hyperlink r:id="rId215">
         <w:r>
           <w:rPr>
             <w:rStyle w:val="InternetLink"/>
@@ -11422,8 +12181,8 @@
         <w:t xml:space="preserve">, 26–41 (2008).</w:t>
       </w:r>
     </w:p>
-    <w:bookmarkEnd w:id="200"/>
-    <w:bookmarkStart w:id="202" w:name="X43711a0a118a74b3ee63b3c5ba2faa681733756"/>
+    <w:bookmarkEnd w:id="216"/>
+    <w:bookmarkStart w:id="218" w:name="X43711a0a118a74b3ee63b3c5ba2faa681733756"/>
     <w:p>
       <w:pPr>
         <w:pStyle w:val="Bibliography"/>
@@ -11462,7 +12221,7 @@
       <w:r>
         <w:t xml:space="preserve">. 0.12.0-Rc1. (2016) doi:</w:t>
       </w:r>
-      <w:hyperlink r:id="rId201">
+      <w:hyperlink r:id="rId217">
         <w:r>
           <w:rPr>
             <w:rStyle w:val="InternetLink"/>
@@ -11474,8 +12233,8 @@
         <w:t xml:space="preserve">.</w:t>
       </w:r>
     </w:p>
-    <w:bookmarkEnd w:id="202"/>
-    <w:bookmarkStart w:id="204" w:name="ref-zhangSegmentationBrainMR2001"/>
+    <w:bookmarkEnd w:id="218"/>
+    <w:bookmarkStart w:id="220" w:name="ref-zhangSegmentationBrainMR2001"/>
     <w:p>
       <w:pPr>
         <w:pStyle w:val="Bibliography"/>
@@ -11495,7 +12254,7 @@
       <w:r>
         <w:t xml:space="preserve"> </w:t>
       </w:r>
-      <w:hyperlink r:id="rId203">
+      <w:hyperlink r:id="rId219">
         <w:r>
           <w:rPr>
             <w:rStyle w:val="InternetLink"/>
@@ -11578,8 +12337,8 @@
         <w:t xml:space="preserve">, 45–57 (2001).</w:t>
       </w:r>
     </w:p>
-    <w:bookmarkEnd w:id="204"/>
-    <w:bookmarkStart w:id="206" w:name="X9e85724468787baf5444247f89a11ca552f98cd"/>
+    <w:bookmarkEnd w:id="220"/>
+    <w:bookmarkStart w:id="222" w:name="X9e85724468787baf5444247f89a11ca552f98cd"/>
     <w:p>
       <w:pPr>
         <w:pStyle w:val="Bibliography"/>
@@ -11609,7 +12368,7 @@
       <w:r>
         <w:t xml:space="preserve"> </w:t>
       </w:r>
-      <w:hyperlink r:id="rId205">
+      <w:hyperlink r:id="rId221">
         <w:r>
           <w:rPr>
             <w:rStyle w:val="InternetLink"/>
@@ -11680,8 +12439,8 @@
         <w:t xml:space="preserve">, S208–219 (2004).</w:t>
       </w:r>
     </w:p>
-    <w:bookmarkEnd w:id="206"/>
-    <w:bookmarkStart w:id="208" w:name="ref-daleCorticalSurfacebasedAnalysis1999"/>
+    <w:bookmarkEnd w:id="222"/>
+    <w:bookmarkStart w:id="224" w:name="ref-daleCorticalSurfacebasedAnalysis1999"/>
     <w:p>
       <w:pPr>
         <w:pStyle w:val="Bibliography"/>
@@ -11701,7 +12460,7 @@
       <w:r>
         <w:t xml:space="preserve"> </w:t>
       </w:r>
-      <w:hyperlink r:id="rId207">
+      <w:hyperlink r:id="rId223">
         <w:r>
           <w:rPr>
             <w:rStyle w:val="InternetLink"/>
@@ -11778,8 +12537,8 @@
         <w:t xml:space="preserve">, 179–194 (1999).</w:t>
       </w:r>
     </w:p>
-    <w:bookmarkEnd w:id="208"/>
-    <w:bookmarkStart w:id="210" w:name="X3c1fe9de21a1d29d636da9e3eada512cffb92e2"/>
+    <w:bookmarkEnd w:id="224"/>
+    <w:bookmarkStart w:id="226" w:name="X3c1fe9de21a1d29d636da9e3eada512cffb92e2"/>
     <w:p>
       <w:pPr>
         <w:pStyle w:val="Bibliography"/>
@@ -11809,7 +12568,7 @@
       <w:r>
         <w:t xml:space="preserve"> </w:t>
       </w:r>
-      <w:hyperlink r:id="rId209">
+      <w:hyperlink r:id="rId225">
         <w:r>
           <w:rPr>
             <w:rStyle w:val="InternetLink"/>
@@ -11844,8 +12603,8 @@
         <w:t xml:space="preserve">, e1005350 (2017).</w:t>
       </w:r>
     </w:p>
-    <w:bookmarkEnd w:id="210"/>
-    <w:bookmarkStart w:id="212" w:name="Xe1081da162060deb82331b9df54dc7d82337269"/>
+    <w:bookmarkEnd w:id="226"/>
+    <w:bookmarkStart w:id="228" w:name="Xe1081da162060deb82331b9df54dc7d82337269"/>
     <w:p>
       <w:pPr>
         <w:pStyle w:val="Bibliography"/>
@@ -11875,7 +12634,7 @@
       <w:r>
         <w:t xml:space="preserve"> </w:t>
       </w:r>
-      <w:hyperlink r:id="rId211">
+      <w:hyperlink r:id="rId227">
         <w:r>
           <w:rPr>
             <w:rStyle w:val="InternetLink"/>
@@ -11928,8 +12687,8 @@
         <w:t xml:space="preserve">, 111–116 (2019).</w:t>
       </w:r>
     </w:p>
-    <w:bookmarkEnd w:id="212"/>
-    <w:bookmarkStart w:id="214" w:name="Xf6126b899085a9a785ebf6398c9bce49f28ea50"/>
+    <w:bookmarkEnd w:id="228"/>
+    <w:bookmarkStart w:id="230" w:name="Xf6126b899085a9a785ebf6398c9bce49f28ea50"/>
     <w:p>
       <w:pPr>
         <w:pStyle w:val="Bibliography"/>
@@ -11949,7 +12708,7 @@
       <w:r>
         <w:t xml:space="preserve"> </w:t>
       </w:r>
-      <w:hyperlink r:id="rId213">
+      <w:hyperlink r:id="rId229">
         <w:r>
           <w:rPr>
             <w:rStyle w:val="InternetLink"/>
@@ -11984,8 +12743,8 @@
         <w:t xml:space="preserve">, 825–841 (2002).</w:t>
       </w:r>
     </w:p>
-    <w:bookmarkEnd w:id="214"/>
-    <w:bookmarkStart w:id="216" w:name="ref-coxAFNISoftwareAnalysis1996"/>
+    <w:bookmarkEnd w:id="230"/>
+    <w:bookmarkStart w:id="232" w:name="ref-coxAFNISoftwareAnalysis1996"/>
     <w:p>
       <w:pPr>
         <w:pStyle w:val="Bibliography"/>
@@ -12005,7 +12764,7 @@
       <w:r>
         <w:t xml:space="preserve"> </w:t>
       </w:r>
-      <w:hyperlink r:id="rId215">
+      <w:hyperlink r:id="rId231">
         <w:r>
           <w:rPr>
             <w:rStyle w:val="InternetLink"/>
@@ -12130,8 +12889,8 @@
         <w:t xml:space="preserve">, 162–173 (1996).</w:t>
       </w:r>
     </w:p>
-    <w:bookmarkEnd w:id="216"/>
-    <w:bookmarkStart w:id="218" w:name="X699ec02cddd59da9f6ce2f525f26c7d6f5ae283"/>
+    <w:bookmarkEnd w:id="232"/>
+    <w:bookmarkStart w:id="234" w:name="X699ec02cddd59da9f6ce2f525f26c7d6f5ae283"/>
     <w:p>
       <w:pPr>
         <w:pStyle w:val="Bibliography"/>
@@ -12161,7 +12920,7 @@
       <w:r>
         <w:t xml:space="preserve"> </w:t>
       </w:r>
-      <w:hyperlink r:id="rId217">
+      <w:hyperlink r:id="rId233">
         <w:r>
           <w:rPr>
             <w:rStyle w:val="InternetLink"/>
@@ -12244,8 +13003,8 @@
         <w:t xml:space="preserve">, 87–97 (1999).</w:t>
       </w:r>
     </w:p>
-    <w:bookmarkEnd w:id="218"/>
-    <w:bookmarkStart w:id="220" w:name="X3a598bbf6fcf345f81ae1f5a13bc405d17b0a4c"/>
+    <w:bookmarkEnd w:id="234"/>
+    <w:bookmarkStart w:id="236" w:name="X3a598bbf6fcf345f81ae1f5a13bc405d17b0a4c"/>
     <w:p>
       <w:pPr>
         <w:pStyle w:val="Bibliography"/>
@@ -12275,7 +13034,7 @@
       <w:r>
         <w:t xml:space="preserve"> </w:t>
       </w:r>
-      <w:hyperlink r:id="rId219">
+      <w:hyperlink r:id="rId235">
         <w:r>
           <w:rPr>
             <w:rStyle w:val="InternetLink"/>
@@ -12346,8 +13105,8 @@
         <w:t xml:space="preserve">, 3669 (2021).</w:t>
       </w:r>
     </w:p>
-    <w:bookmarkEnd w:id="220"/>
-    <w:bookmarkStart w:id="222" w:name="X3269ade3d7f8b0f39f41bc530824d1dc76d0dfa"/>
+    <w:bookmarkEnd w:id="236"/>
+    <w:bookmarkStart w:id="238" w:name="X3269ade3d7f8b0f39f41bc530824d1dc76d0dfa"/>
     <w:p>
       <w:pPr>
         <w:pStyle w:val="Bibliography"/>
@@ -12377,7 +13136,7 @@
       <w:r>
         <w:t xml:space="preserve"> </w:t>
       </w:r>
-      <w:hyperlink r:id="rId221">
+      <w:hyperlink r:id="rId237">
         <w:r>
           <w:rPr>
             <w:rStyle w:val="InternetLink"/>
@@ -12490,8 +13249,8 @@
         <w:t xml:space="preserve">, 108827 (2020).</w:t>
       </w:r>
     </w:p>
-    <w:bookmarkEnd w:id="222"/>
-    <w:bookmarkStart w:id="223" w:name="Xa40a6c308a7c4ecd374d5d433164d97a4c07e0f"/>
+    <w:bookmarkEnd w:id="238"/>
+    <w:bookmarkStart w:id="239" w:name="Xa40a6c308a7c4ecd374d5d433164d97a4c07e0f"/>
     <w:p>
       <w:pPr>
         <w:pStyle w:val="Bibliography"/>
@@ -12585,8 +13344,8 @@
         <w:t xml:space="preserve">. (Elsevier Ltd., 2007).</w:t>
       </w:r>
     </w:p>
-    <w:bookmarkEnd w:id="223"/>
-    <w:bookmarkStart w:id="225" w:name="ref-gasparovicUseTissueWater2006"/>
+    <w:bookmarkEnd w:id="239"/>
+    <w:bookmarkStart w:id="241" w:name="ref-gasparovicUseTissueWater2006"/>
     <w:p>
       <w:pPr>
         <w:pStyle w:val="Bibliography"/>
@@ -12616,7 +13375,7 @@
       <w:r>
         <w:t xml:space="preserve"> </w:t>
       </w:r>
-      <w:hyperlink r:id="rId224">
+      <w:hyperlink r:id="rId240">
         <w:r>
           <w:rPr>
             <w:rStyle w:val="InternetLink"/>
@@ -12651,8 +13410,8 @@
         <w:t xml:space="preserve">, 1219–1226 (2006).</w:t>
       </w:r>
     </w:p>
-    <w:bookmarkEnd w:id="225"/>
-    <w:bookmarkStart w:id="227" w:name="ref-pasantaFunctionalMRSStudies2023"/>
+    <w:bookmarkEnd w:id="241"/>
+    <w:bookmarkStart w:id="243" w:name="ref-pasantaFunctionalMRSStudies2023"/>
     <w:p>
       <w:pPr>
         <w:pStyle w:val="Bibliography"/>
@@ -12682,7 +13441,7 @@
       <w:r>
         <w:t xml:space="preserve"> </w:t>
       </w:r>
-      <w:hyperlink r:id="rId226">
+      <w:hyperlink r:id="rId242">
         <w:r>
           <w:rPr>
             <w:rStyle w:val="InternetLink"/>
@@ -12807,8 +13566,8 @@
         <w:t xml:space="preserve">, 104940 (2023).</w:t>
       </w:r>
     </w:p>
-    <w:bookmarkEnd w:id="227"/>
-    <w:bookmarkStart w:id="229" w:name="ref-ramadanGlutamateGlutamineReview2013"/>
+    <w:bookmarkEnd w:id="243"/>
+    <w:bookmarkStart w:id="245" w:name="ref-ramadanGlutamateGlutamineReview2013"/>
     <w:p>
       <w:pPr>
         <w:pStyle w:val="Bibliography"/>
@@ -12828,7 +13587,7 @@
       <w:r>
         <w:t xml:space="preserve"> </w:t>
       </w:r>
-      <w:hyperlink r:id="rId228">
+      <w:hyperlink r:id="rId244">
         <w:r>
           <w:rPr>
             <w:rStyle w:val="InternetLink"/>
@@ -12941,8 +13700,8 @@
         <w:t xml:space="preserve">, 10.1002/nbm.3045 (2013).</w:t>
       </w:r>
     </w:p>
-    <w:bookmarkEnd w:id="229"/>
-    <w:bookmarkStart w:id="231" w:name="X052b6cafc7e5dc3a47aa528e7a043214fc5326f"/>
+    <w:bookmarkEnd w:id="245"/>
+    <w:bookmarkStart w:id="247" w:name="X052b6cafc7e5dc3a47aa528e7a043214fc5326f"/>
     <w:p>
       <w:pPr>
         <w:pStyle w:val="Bibliography"/>
@@ -12972,7 +13731,7 @@
       <w:r>
         <w:t xml:space="preserve"> </w:t>
       </w:r>
-      <w:hyperlink r:id="rId230">
+      <w:hyperlink r:id="rId246">
         <w:r>
           <w:rPr>
             <w:rStyle w:val="InternetLink"/>
@@ -13025,8 +13784,8 @@
         <w:t xml:space="preserve">, e4482 (2021).</w:t>
       </w:r>
     </w:p>
-    <w:bookmarkEnd w:id="231"/>
-    <w:bookmarkStart w:id="233" w:name="X75e3a610a061c8794902153a8faf5931aea2967"/>
+    <w:bookmarkEnd w:id="247"/>
+    <w:bookmarkStart w:id="249" w:name="X75e3a610a061c8794902153a8faf5931aea2967"/>
     <w:p>
       <w:pPr>
         <w:pStyle w:val="Bibliography"/>
@@ -13056,7 +13815,7 @@
       <w:r>
         <w:t xml:space="preserve"> </w:t>
       </w:r>
-      <w:hyperlink r:id="rId232">
+      <w:hyperlink r:id="rId248">
         <w:r>
           <w:rPr>
             <w:rStyle w:val="InternetLink"/>
@@ -13097,8 +13856,8 @@
         <w:t xml:space="preserve">, e4618 (2022).</w:t>
       </w:r>
     </w:p>
-    <w:bookmarkEnd w:id="233"/>
-    <w:bookmarkStart w:id="235" w:name="X34dcf5b26e20f7c34f09cc47bce142128fdda22"/>
+    <w:bookmarkEnd w:id="249"/>
+    <w:bookmarkStart w:id="251" w:name="X34dcf5b26e20f7c34f09cc47bce142128fdda22"/>
     <w:p>
       <w:pPr>
         <w:pStyle w:val="Bibliography"/>
@@ -13118,7 +13877,7 @@
       <w:r>
         <w:t xml:space="preserve"> </w:t>
       </w:r>
-      <w:hyperlink r:id="rId234">
+      <w:hyperlink r:id="rId250">
         <w:r>
           <w:rPr>
             <w:rStyle w:val="InternetLink"/>
@@ -13231,8 +13990,8 @@
         <w:t xml:space="preserve">, 1523–1529 (2015).</w:t>
       </w:r>
     </w:p>
-    <w:bookmarkEnd w:id="235"/>
-    <w:bookmarkStart w:id="237" w:name="ref-mikkelsenBigGABAII2019"/>
+    <w:bookmarkEnd w:id="251"/>
+    <w:bookmarkStart w:id="253" w:name="ref-mikkelsenBigGABAII2019"/>
     <w:p>
       <w:pPr>
         <w:pStyle w:val="Bibliography"/>
@@ -13262,7 +14021,7 @@
       <w:r>
         <w:t xml:space="preserve"> </w:t>
       </w:r>
-      <w:hyperlink r:id="rId236">
+      <w:hyperlink r:id="rId252">
         <w:r>
           <w:rPr>
             <w:rStyle w:val="InternetLink"/>
@@ -13363,8 +14122,8 @@
         <w:t xml:space="preserve">, 537–548 (2019).</w:t>
       </w:r>
     </w:p>
-    <w:bookmarkEnd w:id="237"/>
-    <w:bookmarkStart w:id="239" w:name="ref-mikkelsenBigGABAEdited2017"/>
+    <w:bookmarkEnd w:id="253"/>
+    <w:bookmarkStart w:id="255" w:name="ref-mikkelsenBigGABAEdited2017"/>
     <w:p>
       <w:pPr>
         <w:pStyle w:val="Bibliography"/>
@@ -13394,7 +14153,7 @@
       <w:r>
         <w:t xml:space="preserve"> </w:t>
       </w:r>
-      <w:hyperlink r:id="rId238">
+      <w:hyperlink r:id="rId254">
         <w:r>
           <w:rPr>
             <w:rStyle w:val="InternetLink"/>
@@ -13471,8 +14230,8 @@
         <w:t xml:space="preserve">, 32–45 (2017).</w:t>
       </w:r>
     </w:p>
-    <w:bookmarkEnd w:id="239"/>
-    <w:bookmarkStart w:id="241" w:name="ref-huiMRSCloudCloudbasedMRS2022"/>
+    <w:bookmarkEnd w:id="255"/>
+    <w:bookmarkStart w:id="257" w:name="ref-huiMRSCloudCloudbasedMRS2022"/>
     <w:p>
       <w:pPr>
         <w:pStyle w:val="Bibliography"/>
@@ -13502,7 +14261,7 @@
       <w:r>
         <w:t xml:space="preserve"> </w:t>
       </w:r>
-      <w:hyperlink r:id="rId240">
+      <w:hyperlink r:id="rId256">
         <w:r>
           <w:rPr>
             <w:rStyle w:val="InternetLink"/>
@@ -13591,8 +14350,8 @@
         <w:t xml:space="preserve">, 1994–2004 (2022).</w:t>
       </w:r>
     </w:p>
-    <w:bookmarkEnd w:id="241"/>
-    <w:bookmarkStart w:id="243" w:name="X8244c66bb79eb3236eea2cca298e67f04778a6c"/>
+    <w:bookmarkEnd w:id="257"/>
+    <w:bookmarkStart w:id="259" w:name="X8244c66bb79eb3236eea2cca298e67f04778a6c"/>
     <w:p>
       <w:pPr>
         <w:pStyle w:val="Bibliography"/>
@@ -13622,7 +14381,7 @@
       <w:r>
         <w:t xml:space="preserve"> </w:t>
       </w:r>
-      <w:hyperlink r:id="rId242">
+      <w:hyperlink r:id="rId258">
         <w:r>
           <w:rPr>
             <w:rStyle w:val="InternetLink"/>
@@ -13723,8 +14482,8 @@
         <w:t xml:space="preserve">, 21–35 (2016).</w:t>
       </w:r>
     </w:p>
-    <w:bookmarkEnd w:id="243"/>
-    <w:bookmarkStart w:id="245" w:name="X3bd4325490f39fc8d86d2a451dd0fe154a395df"/>
+    <w:bookmarkEnd w:id="259"/>
+    <w:bookmarkStart w:id="261" w:name="X3bd4325490f39fc8d86d2a451dd0fe154a395df"/>
     <w:p>
       <w:pPr>
         <w:pStyle w:val="Bibliography"/>
@@ -13744,7 +14503,7 @@
       <w:r>
         <w:t xml:space="preserve"> </w:t>
       </w:r>
-      <w:hyperlink r:id="rId244">
+      <w:hyperlink r:id="rId260">
         <w:r>
           <w:rPr>
             <w:rStyle w:val="InternetLink"/>
@@ -13821,8 +14580,8 @@
         <w:t xml:space="preserve">, 118191 (2021).</w:t>
       </w:r>
     </w:p>
-    <w:bookmarkEnd w:id="245"/>
-    <w:bookmarkStart w:id="247" w:name="ref-clarkeFSLMRSEndtoendSpectroscopy2021"/>
+    <w:bookmarkEnd w:id="261"/>
+    <w:bookmarkStart w:id="263" w:name="ref-clarkeFSLMRSEndtoendSpectroscopy2021"/>
     <w:p>
       <w:pPr>
         <w:pStyle w:val="Bibliography"/>
@@ -13842,7 +14601,7 @@
       <w:r>
         <w:t xml:space="preserve"> </w:t>
       </w:r>
-      <w:hyperlink r:id="rId246">
+      <w:hyperlink r:id="rId262">
         <w:r>
           <w:rPr>
             <w:rStyle w:val="InternetLink"/>
@@ -13919,8 +14678,8 @@
         <w:t xml:space="preserve">, 2950–2964 (2021).</w:t>
       </w:r>
     </w:p>
-    <w:bookmarkEnd w:id="247"/>
-    <w:bookmarkStart w:id="249" w:name="Xfb3a1c089a00aa4fbe29f8a1d72f1a3eb3715c9"/>
+    <w:bookmarkEnd w:id="263"/>
+    <w:bookmarkStart w:id="265" w:name="Xfb3a1c089a00aa4fbe29f8a1d72f1a3eb3715c9"/>
     <w:p>
       <w:pPr>
         <w:pStyle w:val="Bibliography"/>
@@ -13940,7 +14699,7 @@
       <w:r>
         <w:t xml:space="preserve"> </w:t>
       </w:r>
-      <w:hyperlink r:id="rId248">
+      <w:hyperlink r:id="rId264">
         <w:r>
           <w:rPr>
             <w:rStyle w:val="InternetLink"/>
@@ -14059,8 +14818,8 @@
         <w:t xml:space="preserve">, 488–500 (2020).</w:t>
       </w:r>
     </w:p>
-    <w:bookmarkEnd w:id="249"/>
-    <w:bookmarkStart w:id="251" w:name="ref-dwyerSimultaneousMeasurementBOLD2021"/>
+    <w:bookmarkEnd w:id="265"/>
+    <w:bookmarkStart w:id="267" w:name="ref-dwyerSimultaneousMeasurementBOLD2021"/>
     <w:p>
       <w:pPr>
         <w:pStyle w:val="Bibliography"/>
@@ -14090,7 +14849,7 @@
       <w:r>
         <w:t xml:space="preserve"> </w:t>
       </w:r>
-      <w:hyperlink r:id="rId250">
+      <w:hyperlink r:id="rId266">
         <w:r>
           <w:rPr>
             <w:rStyle w:val="InternetLink"/>
@@ -14281,8 +15040,8 @@
         <w:t xml:space="preserve">, 644079 (2021).</w:t>
       </w:r>
     </w:p>
-    <w:bookmarkEnd w:id="251"/>
-    <w:bookmarkStart w:id="253" w:name="X3c88d9f185b840e7d37383eacc851b1a1df9e52"/>
+    <w:bookmarkEnd w:id="267"/>
+    <w:bookmarkStart w:id="269" w:name="X3c88d9f185b840e7d37383eacc851b1a1df9e52"/>
     <w:p>
       <w:pPr>
         <w:pStyle w:val="Bibliography"/>
@@ -14302,7 +15061,7 @@
       <w:r>
         <w:t xml:space="preserve"> </w:t>
       </w:r>
-      <w:hyperlink r:id="rId252">
+      <w:hyperlink r:id="rId268">
         <w:r>
           <w:rPr>
             <w:rStyle w:val="InternetLink"/>
@@ -14337,8 +15096,8 @@
         <w:t xml:space="preserve">, 2295–2307 (2019).</w:t>
       </w:r>
     </w:p>
-    <w:bookmarkEnd w:id="253"/>
-    <w:bookmarkStart w:id="255" w:name="ref-mekleDetectionMetaboliteChanges2017"/>
+    <w:bookmarkEnd w:id="269"/>
+    <w:bookmarkStart w:id="271" w:name="ref-mekleDetectionMetaboliteChanges2017"/>
     <w:p>
       <w:pPr>
         <w:pStyle w:val="Bibliography"/>
@@ -14368,7 +15127,7 @@
       <w:r>
         <w:t xml:space="preserve"> </w:t>
       </w:r>
-      <w:hyperlink r:id="rId254">
+      <w:hyperlink r:id="rId270">
         <w:r>
           <w:rPr>
             <w:rStyle w:val="InternetLink"/>
@@ -14452,8 +15211,8 @@
         <w:t xml:space="preserve">, e3672 (2017).</w:t>
       </w:r>
     </w:p>
-    <w:bookmarkEnd w:id="255"/>
-    <w:bookmarkStart w:id="257" w:name="ref-schallerNetIncreaseLactate2013"/>
+    <w:bookmarkEnd w:id="271"/>
+    <w:bookmarkStart w:id="273" w:name="ref-schallerNetIncreaseLactate2013"/>
     <w:p>
       <w:pPr>
         <w:pStyle w:val="Bibliography"/>
@@ -14473,7 +15232,7 @@
       <w:r>
         <w:t xml:space="preserve"> </w:t>
       </w:r>
-      <w:hyperlink r:id="rId256">
+      <w:hyperlink r:id="rId272">
         <w:r>
           <w:rPr>
             <w:rStyle w:val="InternetLink"/>
@@ -14508,8 +15267,8 @@
         <w:t xml:space="preserve">, 1076–1083 (2013).</w:t>
       </w:r>
     </w:p>
-    <w:bookmarkEnd w:id="257"/>
-    <w:bookmarkStart w:id="259" w:name="ref-eddenGannetBatchprocessingTool2014"/>
+    <w:bookmarkEnd w:id="273"/>
+    <w:bookmarkStart w:id="275" w:name="ref-eddenGannetBatchprocessingTool2014"/>
     <w:p>
       <w:pPr>
         <w:pStyle w:val="Bibliography"/>
@@ -14529,7 +15288,7 @@
       <w:r>
         <w:t xml:space="preserve"> </w:t>
       </w:r>
-      <w:hyperlink r:id="rId258">
+      <w:hyperlink r:id="rId274">
         <w:r>
           <w:rPr>
             <w:rStyle w:val="InternetLink"/>
@@ -14612,8 +15371,8 @@
         <w:t xml:space="preserve">, 1445–1452 (2014).</w:t>
       </w:r>
     </w:p>
-    <w:bookmarkEnd w:id="259"/>
-    <w:bookmarkStart w:id="261" w:name="ref-duffPowerSpectralDensity2008"/>
+    <w:bookmarkEnd w:id="275"/>
+    <w:bookmarkStart w:id="277" w:name="ref-duffPowerSpectralDensity2008"/>
     <w:p>
       <w:pPr>
         <w:pStyle w:val="Bibliography"/>
@@ -14643,7 +15402,7 @@
       <w:r>
         <w:t xml:space="preserve"> </w:t>
       </w:r>
-      <w:hyperlink r:id="rId260">
+      <w:hyperlink r:id="rId276">
         <w:r>
           <w:rPr>
             <w:rStyle w:val="InternetLink"/>
@@ -14702,8 +15461,8 @@
         <w:t xml:space="preserve">, 778–790 (2008).</w:t>
       </w:r>
     </w:p>
-    <w:bookmarkEnd w:id="261"/>
-    <w:bookmarkStart w:id="263" w:name="Xd34177f599f07e2811a749ece05b12e11ebd05a"/>
+    <w:bookmarkEnd w:id="277"/>
+    <w:bookmarkStart w:id="279" w:name="Xd34177f599f07e2811a749ece05b12e11ebd05a"/>
     <w:p>
       <w:pPr>
         <w:pStyle w:val="Bibliography"/>
@@ -14733,7 +15492,7 @@
       <w:r>
         <w:t xml:space="preserve"> </w:t>
       </w:r>
-      <w:hyperlink r:id="rId262">
+      <w:hyperlink r:id="rId278">
         <w:r>
           <w:rPr>
             <w:rStyle w:val="InternetLink"/>
@@ -14768,8 +15527,8 @@
         <w:t xml:space="preserve">, S234–S249 (2004).</w:t>
       </w:r>
     </w:p>
-    <w:bookmarkEnd w:id="263"/>
-    <w:bookmarkStart w:id="265" w:name="ref-welchUseFastFourier1967"/>
+    <w:bookmarkEnd w:id="279"/>
+    <w:bookmarkStart w:id="281" w:name="ref-welchUseFastFourier1967"/>
     <w:p>
       <w:pPr>
         <w:pStyle w:val="Bibliography"/>
@@ -14789,7 +15548,7 @@
       <w:r>
         <w:t xml:space="preserve"> </w:t>
       </w:r>
-      <w:hyperlink r:id="rId264">
+      <w:hyperlink r:id="rId280">
         <w:r>
           <w:rPr>
             <w:rStyle w:val="InternetLink"/>
@@ -14872,8 +15631,8 @@
         <w:t xml:space="preserve">, 70–73 (1967).</w:t>
       </w:r>
     </w:p>
-    <w:bookmarkEnd w:id="265"/>
-    <w:bookmarkStart w:id="267" w:name="ref-virtanenSciPy10Fundamental2020"/>
+    <w:bookmarkEnd w:id="281"/>
+    <w:bookmarkStart w:id="283" w:name="ref-virtanenSciPy10Fundamental2020"/>
     <w:p>
       <w:pPr>
         <w:pStyle w:val="Bibliography"/>
@@ -14903,7 +15662,7 @@
       <w:r>
         <w:t xml:space="preserve"> </w:t>
       </w:r>
-      <w:hyperlink r:id="rId266">
+      <w:hyperlink r:id="rId282">
         <w:r>
           <w:rPr>
             <w:rStyle w:val="InternetLink"/>
@@ -14962,8 +15721,8 @@
         <w:t xml:space="preserve">, 261–272 (2020).</w:t>
       </w:r>
     </w:p>
-    <w:bookmarkEnd w:id="267"/>
-    <w:bookmarkStart w:id="269" w:name="X777c331d415e605c70ef5f00469b3557f0cea50"/>
+    <w:bookmarkEnd w:id="283"/>
+    <w:bookmarkStart w:id="285" w:name="X777c331d415e605c70ef5f00469b3557f0cea50"/>
     <w:p>
       <w:pPr>
         <w:pStyle w:val="Bibliography"/>
@@ -14983,7 +15742,7 @@
       <w:r>
         <w:t xml:space="preserve"> </w:t>
       </w:r>
-      <w:hyperlink r:id="rId268">
+      <w:hyperlink r:id="rId284">
         <w:r>
           <w:rPr>
             <w:rStyle w:val="InternetLink"/>
@@ -15035,8 +15794,8 @@
         <w:t xml:space="preserve">, 118–130 (2014).</w:t>
       </w:r>
     </w:p>
-    <w:bookmarkEnd w:id="269"/>
-    <w:bookmarkStart w:id="271" w:name="ref-hartmannRealtimeFractalSignal2013"/>
+    <w:bookmarkEnd w:id="285"/>
+    <w:bookmarkStart w:id="287" w:name="ref-hartmannRealtimeFractalSignal2013"/>
     <w:p>
       <w:pPr>
         <w:pStyle w:val="Bibliography"/>
@@ -15066,7 +15825,7 @@
       <w:r>
         <w:t xml:space="preserve"> </w:t>
       </w:r>
-      <w:hyperlink r:id="rId270">
+      <w:hyperlink r:id="rId286">
         <w:r>
           <w:rPr>
             <w:rStyle w:val="InternetLink"/>
@@ -15101,8 +15860,8 @@
         <w:t xml:space="preserve">, 89–102 (2013).</w:t>
       </w:r>
     </w:p>
-    <w:bookmarkEnd w:id="271"/>
-    <w:bookmarkStart w:id="273" w:name="ref-ekePhysiologicalTimeSeries2000"/>
+    <w:bookmarkEnd w:id="287"/>
+    <w:bookmarkStart w:id="289" w:name="ref-ekePhysiologicalTimeSeries2000"/>
     <w:p>
       <w:pPr>
         <w:pStyle w:val="Bibliography"/>
@@ -15132,7 +15891,7 @@
       <w:r>
         <w:t xml:space="preserve"> </w:t>
       </w:r>
-      <w:hyperlink r:id="rId272">
+      <w:hyperlink r:id="rId288">
         <w:r>
           <w:rPr>
             <w:rStyle w:val="InternetLink"/>
@@ -15181,8 +15940,8 @@
         <w:t xml:space="preserve">, 403–415 (2000).</w:t>
       </w:r>
     </w:p>
-    <w:bookmarkEnd w:id="273"/>
-    <w:bookmarkStart w:id="274" w:name="X7d7144c0a52ec3594cffc5fec0f425498533505"/>
+    <w:bookmarkEnd w:id="289"/>
+    <w:bookmarkStart w:id="290" w:name="X7d7144c0a52ec3594cffc5fec0f425498533505"/>
     <w:p>
       <w:pPr>
         <w:pStyle w:val="Bibliography"/>
@@ -15212,8 +15971,8 @@
         <w:t xml:space="preserve">language and environment for statistical computing. (2021).</w:t>
       </w:r>
     </w:p>
-    <w:bookmarkEnd w:id="274"/>
-    <w:bookmarkStart w:id="276" w:name="ref-studentProbableErrorMean1908"/>
+    <w:bookmarkEnd w:id="290"/>
+    <w:bookmarkStart w:id="292" w:name="ref-studentProbableErrorMean1908"/>
     <w:p>
       <w:pPr>
         <w:pStyle w:val="Bibliography"/>
@@ -15233,7 +15992,7 @@
       <w:r>
         <w:t xml:space="preserve"> </w:t>
       </w:r>
-      <w:hyperlink r:id="rId275">
+      <w:hyperlink r:id="rId291">
         <w:r>
           <w:rPr>
             <w:rStyle w:val="InternetLink"/>
@@ -15304,8 +16063,8 @@
         <w:t xml:space="preserve">, 1–25 (1908).</w:t>
       </w:r>
     </w:p>
-    <w:bookmarkEnd w:id="276"/>
-    <w:bookmarkStart w:id="277" w:name="ref-freedmanStatistics2007"/>
+    <w:bookmarkEnd w:id="292"/>
+    <w:bookmarkStart w:id="293" w:name="ref-freedmanStatistics2007"/>
     <w:p>
       <w:pPr>
         <w:pStyle w:val="Bibliography"/>
@@ -15336,8 +16095,8 @@
         <w:t xml:space="preserve">. vol. 4 (W. W. Norton &amp; Company, New York, 2007).</w:t>
       </w:r>
     </w:p>
-    <w:bookmarkEnd w:id="277"/>
-    <w:bookmarkStart w:id="279" w:name="X6ae0be824696d7d721165c200683fdc329ea166"/>
+    <w:bookmarkEnd w:id="293"/>
+    <w:bookmarkStart w:id="295" w:name="X6ae0be824696d7d721165c200683fdc329ea166"/>
     <w:p>
       <w:pPr>
         <w:pStyle w:val="Bibliography"/>
@@ -15367,7 +16126,7 @@
       <w:r>
         <w:t xml:space="preserve"> </w:t>
       </w:r>
-      <w:hyperlink r:id="rId278">
+      <w:hyperlink r:id="rId294">
         <w:r>
           <w:rPr>
             <w:rStyle w:val="InternetLink"/>
@@ -15402,8 +16161,8 @@
         <w:t xml:space="preserve">, 1125–1165 (2011).</w:t>
       </w:r>
     </w:p>
-    <w:bookmarkEnd w:id="279"/>
-    <w:bookmarkStart w:id="281" w:name="ref-vanessenHumanConnectomeProject2012"/>
+    <w:bookmarkEnd w:id="295"/>
+    <w:bookmarkStart w:id="297" w:name="ref-vanessenHumanConnectomeProject2012"/>
     <w:p>
       <w:pPr>
         <w:pStyle w:val="Bibliography"/>
@@ -15433,7 +16192,7 @@
       <w:r>
         <w:t xml:space="preserve"> </w:t>
       </w:r>
-      <w:hyperlink r:id="rId280">
+      <w:hyperlink r:id="rId296">
         <w:r>
           <w:rPr>
             <w:rStyle w:val="InternetLink"/>
@@ -15510,8 +16269,8 @@
         <w:t xml:space="preserve">, 2222–2231 (2012).</w:t>
       </w:r>
     </w:p>
-    <w:bookmarkEnd w:id="281"/>
-    <w:bookmarkStart w:id="283" w:name="ref-barnesEndogenousHumanBrain2009"/>
+    <w:bookmarkEnd w:id="297"/>
+    <w:bookmarkStart w:id="299" w:name="ref-barnesEndogenousHumanBrain2009"/>
     <w:p>
       <w:pPr>
         <w:pStyle w:val="Bibliography"/>
@@ -15531,7 +16290,7 @@
       <w:r>
         <w:t xml:space="preserve"> </w:t>
       </w:r>
-      <w:hyperlink r:id="rId282">
+      <w:hyperlink r:id="rId298">
         <w:r>
           <w:rPr>
             <w:rStyle w:val="InternetLink"/>
@@ -15578,8 +16337,8 @@
         <w:t xml:space="preserve">, e6626 (2009).</w:t>
       </w:r>
     </w:p>
-    <w:bookmarkEnd w:id="283"/>
-    <w:bookmarkStart w:id="285" w:name="Xdd0f9bdb5d2d0acdde6c08413118c35b45ae4cd"/>
+    <w:bookmarkEnd w:id="299"/>
+    <w:bookmarkStart w:id="301" w:name="Xdd0f9bdb5d2d0acdde6c08413118c35b45ae4cd"/>
     <w:p>
       <w:pPr>
         <w:pStyle w:val="Bibliography"/>
@@ -15599,7 +16358,7 @@
       <w:r>
         <w:t xml:space="preserve"> </w:t>
       </w:r>
-      <w:hyperlink r:id="rId284">
+      <w:hyperlink r:id="rId300">
         <w:r>
           <w:rPr>
             <w:rStyle w:val="InternetLink"/>
@@ -15634,8 +16393,8 @@
         <w:t xml:space="preserve">, 40–48 (2010).</w:t>
       </w:r>
     </w:p>
-    <w:bookmarkEnd w:id="285"/>
-    <w:bookmarkStart w:id="287" w:name="Xd7bbbfdf199e4fdf58c437612e12147a1ffae11"/>
+    <w:bookmarkEnd w:id="301"/>
+    <w:bookmarkStart w:id="303" w:name="Xd7bbbfdf199e4fdf58c437612e12147a1ffae11"/>
     <w:p>
       <w:pPr>
         <w:pStyle w:val="Bibliography"/>
@@ -15665,7 +16424,7 @@
       <w:r>
         <w:t xml:space="preserve"> </w:t>
       </w:r>
-      <w:hyperlink r:id="rId286">
+      <w:hyperlink r:id="rId302">
         <w:r>
           <w:rPr>
             <w:rStyle w:val="InternetLink"/>
@@ -15724,8 +16483,8 @@
         <w:t xml:space="preserve">, 450–460 (2013).</w:t>
       </w:r>
     </w:p>
-    <w:bookmarkEnd w:id="287"/>
-    <w:bookmarkStart w:id="289" w:name="Xc031393e1e23d215e5a249602114cefaa154497"/>
+    <w:bookmarkEnd w:id="303"/>
+    <w:bookmarkStart w:id="305" w:name="Xc031393e1e23d215e5a249602114cefaa154497"/>
     <w:p>
       <w:pPr>
         <w:pStyle w:val="Bibliography"/>
@@ -15745,7 +16504,7 @@
       <w:r>
         <w:t xml:space="preserve"> </w:t>
       </w:r>
-      <w:hyperlink r:id="rId288">
+      <w:hyperlink r:id="rId304">
         <w:r>
           <w:rPr>
             <w:rStyle w:val="InternetLink"/>
@@ -15918,8 +16677,8 @@
         <w:t xml:space="preserve">, 125–136 (2017).</w:t>
       </w:r>
     </w:p>
-    <w:bookmarkEnd w:id="289"/>
-    <w:bookmarkStart w:id="291" w:name="X70d4e54e9083b8b511ad1a83fb645f92f8c48a0"/>
+    <w:bookmarkEnd w:id="305"/>
+    <w:bookmarkStart w:id="307" w:name="X70d4e54e9083b8b511ad1a83fb645f92f8c48a0"/>
     <w:p>
       <w:pPr>
         <w:pStyle w:val="Bibliography"/>
@@ -15939,7 +16698,7 @@
       <w:r>
         <w:t xml:space="preserve"> </w:t>
       </w:r>
-      <w:hyperlink r:id="rId290">
+      <w:hyperlink r:id="rId306">
         <w:r>
           <w:rPr>
             <w:rStyle w:val="InternetLink"/>
@@ -16034,8 +16793,8 @@
         <w:t xml:space="preserve">, 292–300 (2015).</w:t>
       </w:r>
     </w:p>
-    <w:bookmarkEnd w:id="291"/>
-    <w:bookmarkStart w:id="293" w:name="ref-floyer-leaRapidModulationGABA2006"/>
+    <w:bookmarkEnd w:id="307"/>
+    <w:bookmarkStart w:id="309" w:name="ref-floyer-leaRapidModulationGABA2006"/>
     <w:p>
       <w:pPr>
         <w:pStyle w:val="Bibliography"/>
@@ -16055,7 +16814,7 @@
       <w:r>
         <w:t xml:space="preserve"> </w:t>
       </w:r>
-      <w:hyperlink r:id="rId292">
+      <w:hyperlink r:id="rId308">
         <w:r>
           <w:rPr>
             <w:rStyle w:val="InternetLink"/>
@@ -16150,8 +16909,8 @@
         <w:t xml:space="preserve">, 1639–1644 (2006).</w:t>
       </w:r>
     </w:p>
-    <w:bookmarkEnd w:id="293"/>
-    <w:bookmarkStart w:id="295" w:name="Xfd39a03a46266e9206661c98743a7164bea427c"/>
+    <w:bookmarkEnd w:id="309"/>
+    <w:bookmarkStart w:id="311" w:name="Xfd39a03a46266e9206661c98743a7164bea427c"/>
     <w:p>
       <w:pPr>
         <w:pStyle w:val="Bibliography"/>
@@ -16181,7 +16940,7 @@
       <w:r>
         <w:t xml:space="preserve"> </w:t>
       </w:r>
-      <w:hyperlink r:id="rId294">
+      <w:hyperlink r:id="rId310">
         <w:r>
           <w:rPr>
             <w:rStyle w:val="InternetLink"/>
@@ -16240,8 +16999,8 @@
         <w:t xml:space="preserve">, 15–20 (2015).</w:t>
       </w:r>
     </w:p>
-    <w:bookmarkEnd w:id="295"/>
-    <w:bookmarkStart w:id="297" w:name="ref-staggRoleGABAHuman2011"/>
+    <w:bookmarkEnd w:id="311"/>
+    <w:bookmarkStart w:id="313" w:name="ref-staggRoleGABAHuman2011"/>
     <w:p>
       <w:pPr>
         <w:pStyle w:val="Bibliography"/>
@@ -16261,7 +17020,7 @@
       <w:r>
         <w:t xml:space="preserve"> </w:t>
       </w:r>
-      <w:hyperlink r:id="rId296">
+      <w:hyperlink r:id="rId312">
         <w:r>
           <w:rPr>
             <w:rStyle w:val="InternetLink"/>
@@ -16356,8 +17115,8 @@
         <w:t xml:space="preserve">, 480–484 (2011).</w:t>
       </w:r>
     </w:p>
-    <w:bookmarkEnd w:id="297"/>
-    <w:bookmarkStart w:id="299" w:name="Xc23bd815f845e5380371f8632e8bf49cbd2c5fa"/>
+    <w:bookmarkEnd w:id="313"/>
+    <w:bookmarkStart w:id="315" w:name="Xc23bd815f845e5380371f8632e8bf49cbd2c5fa"/>
     <w:p>
       <w:pPr>
         <w:pStyle w:val="Bibliography"/>
@@ -16377,7 +17136,7 @@
       <w:r>
         <w:t xml:space="preserve"> </w:t>
       </w:r>
-      <w:hyperlink r:id="rId298">
+      <w:hyperlink r:id="rId314">
         <w:r>
           <w:rPr>
             <w:rStyle w:val="InternetLink"/>
@@ -16412,8 +17171,8 @@
         <w:t xml:space="preserve">, 2554–2561 (2012).</w:t>
       </w:r>
     </w:p>
-    <w:bookmarkEnd w:id="299"/>
-    <w:bookmarkStart w:id="301" w:name="X56c2864753b60d9230ad09d1af7ca17bd280dab"/>
+    <w:bookmarkEnd w:id="315"/>
+    <w:bookmarkStart w:id="317" w:name="X56c2864753b60d9230ad09d1af7ca17bd280dab"/>
     <w:p>
       <w:pPr>
         <w:pStyle w:val="Bibliography"/>
@@ -16443,7 +17202,7 @@
       <w:r>
         <w:t xml:space="preserve"> </w:t>
       </w:r>
-      <w:hyperlink r:id="rId300">
+      <w:hyperlink r:id="rId316">
         <w:r>
           <w:rPr>
             <w:rStyle w:val="InternetLink"/>
@@ -16526,8 +17285,8 @@
         <w:t xml:space="preserve">, 527–550 (2019).</w:t>
       </w:r>
     </w:p>
-    <w:bookmarkEnd w:id="301"/>
-    <w:bookmarkStart w:id="303" w:name="ref-peekBrainGABAGlutamate2020"/>
+    <w:bookmarkEnd w:id="317"/>
+    <w:bookmarkStart w:id="319" w:name="ref-peekBrainGABAGlutamate2020"/>
     <w:p>
       <w:pPr>
         <w:pStyle w:val="Bibliography"/>
@@ -16557,7 +17316,7 @@
       <w:r>
         <w:t xml:space="preserve"> </w:t>
       </w:r>
-      <w:hyperlink r:id="rId302">
+      <w:hyperlink r:id="rId318">
         <w:r>
           <w:rPr>
             <w:rStyle w:val="InternetLink"/>
@@ -16688,8 +17447,8 @@
         <w:t xml:space="preserve">, 116532 (2020).</w:t>
       </w:r>
     </w:p>
-    <w:bookmarkEnd w:id="303"/>
-    <w:bookmarkStart w:id="305" w:name="ref-choiSpectralEditing1H2021"/>
+    <w:bookmarkEnd w:id="319"/>
+    <w:bookmarkStart w:id="321" w:name="ref-choiSpectralEditing1H2021"/>
     <w:p>
       <w:pPr>
         <w:pStyle w:val="Bibliography"/>
@@ -16719,7 +17478,7 @@
       <w:r>
         <w:t xml:space="preserve"> </w:t>
       </w:r>
-      <w:hyperlink r:id="rId304">
+      <w:hyperlink r:id="rId320">
         <w:r>
           <w:rPr>
             <w:rStyle w:val="InternetLink"/>
@@ -16796,8 +17555,8 @@
         <w:t xml:space="preserve">, e4411 (2021).</w:t>
       </w:r>
     </w:p>
-    <w:bookmarkEnd w:id="305"/>
-    <w:bookmarkStart w:id="307" w:name="ref-linMinimumReportingStandards2021"/>
+    <w:bookmarkEnd w:id="321"/>
+    <w:bookmarkStart w:id="323" w:name="ref-linMinimumReportingStandards2021"/>
     <w:p>
       <w:pPr>
         <w:pStyle w:val="Bibliography"/>
@@ -16827,7 +17586,7 @@
       <w:r>
         <w:t xml:space="preserve"> </w:t>
       </w:r>
-      <w:hyperlink r:id="rId306">
+      <w:hyperlink r:id="rId322">
         <w:r>
           <w:rPr>
             <w:rStyle w:val="InternetLink"/>
@@ -16940,8 +17699,8 @@
         <w:t xml:space="preserve">, e4484 (2021).</w:t>
       </w:r>
     </w:p>
-    <w:bookmarkEnd w:id="307"/>
-    <w:bookmarkStart w:id="309" w:name="ref-kunduMultiechoFMRIReview2017"/>
+    <w:bookmarkEnd w:id="323"/>
+    <w:bookmarkStart w:id="325" w:name="ref-kunduMultiechoFMRIReview2017"/>
     <w:p>
       <w:pPr>
         <w:pStyle w:val="Bibliography"/>
@@ -16971,7 +17730,7 @@
       <w:r>
         <w:t xml:space="preserve"> </w:t>
       </w:r>
-      <w:hyperlink r:id="rId308">
+      <w:hyperlink r:id="rId324">
         <w:r>
           <w:rPr>
             <w:rStyle w:val="InternetLink"/>
@@ -17096,8 +17855,8 @@
         <w:t xml:space="preserve">, 59–80 (2017).</w:t>
       </w:r>
     </w:p>
-    <w:bookmarkEnd w:id="309"/>
-    <w:bookmarkStart w:id="311" w:name="X5469f64f3bb30d988fbeeb1cf3ab3d2dc0d2483"/>
+    <w:bookmarkEnd w:id="325"/>
+    <w:bookmarkStart w:id="327" w:name="X5469f64f3bb30d988fbeeb1cf3ab3d2dc0d2483"/>
     <w:p>
       <w:pPr>
         <w:pStyle w:val="Bibliography"/>
@@ -17127,7 +17886,7 @@
       <w:r>
         <w:t xml:space="preserve"> </w:t>
       </w:r>
-      <w:hyperlink r:id="rId310">
+      <w:hyperlink r:id="rId326">
         <w:r>
           <w:rPr>
             <w:rStyle w:val="InternetLink"/>
@@ -17174,8 +17933,8 @@
         <w:t xml:space="preserve">, 19218 (2020).</w:t>
       </w:r>
     </w:p>
-    <w:bookmarkEnd w:id="311"/>
-    <w:bookmarkStart w:id="313" w:name="ref-mullinsNovelTechniqueStudy2005"/>
+    <w:bookmarkEnd w:id="327"/>
+    <w:bookmarkStart w:id="329" w:name="ref-mullinsNovelTechniqueStudy2005"/>
     <w:p>
       <w:pPr>
         <w:pStyle w:val="Bibliography"/>
@@ -17195,7 +17954,7 @@
       <w:r>
         <w:t xml:space="preserve"> </w:t>
       </w:r>
-      <w:hyperlink r:id="rId312">
+      <w:hyperlink r:id="rId328">
         <w:r>
           <w:rPr>
             <w:rStyle w:val="InternetLink"/>
@@ -17230,8 +17989,8 @@
         <w:t xml:space="preserve">, 642–646 (2005).</w:t>
       </w:r>
     </w:p>
-    <w:bookmarkEnd w:id="313"/>
-    <w:bookmarkStart w:id="315" w:name="ref-gussewTimeresolvedFunctional1H2010"/>
+    <w:bookmarkEnd w:id="329"/>
+    <w:bookmarkStart w:id="331" w:name="ref-gussewTimeresolvedFunctional1H2010"/>
     <w:p>
       <w:pPr>
         <w:pStyle w:val="Bibliography"/>
@@ -17261,7 +18020,7 @@
       <w:r>
         <w:t xml:space="preserve"> </w:t>
       </w:r>
-      <w:hyperlink r:id="rId314">
+      <w:hyperlink r:id="rId330">
         <w:r>
           <w:rPr>
             <w:rStyle w:val="InternetLink"/>
@@ -17320,8 +18079,8 @@
         <w:t xml:space="preserve">, 1895–1902 (2010).</w:t>
       </w:r>
     </w:p>
-    <w:bookmarkEnd w:id="315"/>
-    <w:bookmarkStart w:id="317" w:name="X80e31e083a8695b6c4a3f9174931ee68430de4b"/>
+    <w:bookmarkEnd w:id="331"/>
+    <w:bookmarkStart w:id="333" w:name="X80e31e083a8695b6c4a3f9174931ee68430de4b"/>
     <w:p>
       <w:pPr>
         <w:pStyle w:val="Bibliography"/>
@@ -17351,7 +18110,7 @@
       <w:r>
         <w:t xml:space="preserve"> </w:t>
       </w:r>
-      <w:hyperlink r:id="rId316">
+      <w:hyperlink r:id="rId332">
         <w:r>
           <w:rPr>
             <w:rStyle w:val="InternetLink"/>
@@ -17410,8 +18169,8 @@
         <w:t xml:space="preserve">, 807–815 (2011).</w:t>
       </w:r>
     </w:p>
-    <w:bookmarkEnd w:id="317"/>
-    <w:bookmarkStart w:id="319" w:name="ref-mullinsTheoryFunctionalMagnetic2018"/>
+    <w:bookmarkEnd w:id="333"/>
+    <w:bookmarkStart w:id="335" w:name="ref-mullinsTheoryFunctionalMagnetic2018"/>
     <w:p>
       <w:pPr>
         <w:pStyle w:val="Bibliography"/>
@@ -17431,7 +18190,7 @@
       <w:r>
         <w:t xml:space="preserve"> </w:t>
       </w:r>
-      <w:hyperlink r:id="rId318">
+      <w:hyperlink r:id="rId334">
         <w:r>
           <w:rPr>
             <w:rStyle w:val="InternetLink"/>
@@ -17526,9 +18285,9 @@
         <w:t xml:space="preserve">, 91–103 (2018).</w:t>
       </w:r>
     </w:p>
-    <w:bookmarkEnd w:id="319"/>
-    <w:bookmarkEnd w:id="320"/>
-    <w:bookmarkEnd w:id="321"/>
+    <w:bookmarkEnd w:id="335"/>
+    <w:bookmarkEnd w:id="336"/>
+    <w:bookmarkEnd w:id="337"/>
     <w:sectPr>
       <w:footnotePr>
         <w:numFmt w:val="decimal"/>

--- a/index.docx
+++ b/index.docx
@@ -47,7 +47,7 @@
         <w:pStyle w:val="Date"/>
       </w:pPr>
       <w:r>
-        <w:t xml:space="preserve">2025-03-15</w:t>
+        <w:t xml:space="preserve">2025-03-21</w:t>
       </w:r>
     </w:p>
     <w:p>
@@ -549,7 +549,16 @@
         <w:t xml:space="preserve">51,52</w:t>
       </w:r>
       <w:r>
-        <w:t xml:space="preserve">. Unfortunately, MRS suffers from limited spatial and temporal resolution, with single-voxel spectrosopy sizes between 20 and 27 cm^3, and scan times between 5-10 minutes</w:t>
+        <w:t xml:space="preserve">. Unfortunately, MRS suffers from limited spatial and temporal resolution, with single-voxel spectrosopy sizes between 20 and 27 cm</w:t>
+      </w:r>
+      <w:r>
+        <w:rPr>
+          <w:vertAlign w:val="superscript"/>
+        </w:rPr>
+        <w:t xml:space="preserve">3</w:t>
+      </w:r>
+      <w:r>
+        <w:t xml:space="preserve">, and scan times between 5-10 minutes</w:t>
       </w:r>
       <w:r>
         <w:rPr>

--- a/index.docx
+++ b/index.docx
@@ -7,7 +7,91 @@
         <w:pStyle w:val="Title"/>
       </w:pPr>
       <w:r>
-        <w:t xml:space="preserve">Does the Brain’s E:I Balance Really Shape Long-Range Temporal Correlations? Lessons Learned from 3T MRI</w:t>
+        <w:t xml:space="preserve">Does</w:t>
+      </w:r>
+      <w:r>
+        <w:t xml:space="preserve"> </w:t>
+      </w:r>
+      <w:r>
+        <w:t xml:space="preserve">the</w:t>
+      </w:r>
+      <w:r>
+        <w:t xml:space="preserve"> </w:t>
+      </w:r>
+      <w:r>
+        <w:t xml:space="preserve">Brain’s</w:t>
+      </w:r>
+      <w:r>
+        <w:t xml:space="preserve"> </w:t>
+      </w:r>
+      <w:r>
+        <w:t xml:space="preserve">E:I</w:t>
+      </w:r>
+      <w:r>
+        <w:t xml:space="preserve"> </w:t>
+      </w:r>
+      <w:r>
+        <w:t xml:space="preserve">Balance</w:t>
+      </w:r>
+      <w:r>
+        <w:t xml:space="preserve"> </w:t>
+      </w:r>
+      <w:r>
+        <w:t xml:space="preserve">Really</w:t>
+      </w:r>
+      <w:r>
+        <w:t xml:space="preserve"> </w:t>
+      </w:r>
+      <w:r>
+        <w:t xml:space="preserve">Shape</w:t>
+      </w:r>
+      <w:r>
+        <w:t xml:space="preserve"> </w:t>
+      </w:r>
+      <w:r>
+        <w:t xml:space="preserve">Long-Range</w:t>
+      </w:r>
+      <w:r>
+        <w:t xml:space="preserve"> </w:t>
+      </w:r>
+      <w:r>
+        <w:t xml:space="preserve">Temporal</w:t>
+      </w:r>
+      <w:r>
+        <w:t xml:space="preserve"> </w:t>
+      </w:r>
+      <w:r>
+        <w:t xml:space="preserve">Correlations?</w:t>
+      </w:r>
+      <w:r>
+        <w:t xml:space="preserve"> </w:t>
+      </w:r>
+      <w:r>
+        <w:t xml:space="preserve">Lessons</w:t>
+      </w:r>
+      <w:r>
+        <w:t xml:space="preserve"> </w:t>
+      </w:r>
+      <w:r>
+        <w:t xml:space="preserve">Learned</w:t>
+      </w:r>
+      <w:r>
+        <w:t xml:space="preserve"> </w:t>
+      </w:r>
+      <w:r>
+        <w:t xml:space="preserve">from</w:t>
+      </w:r>
+      <w:r>
+        <w:t xml:space="preserve"> </w:t>
+      </w:r>
+      <w:r>
+        <w:t xml:space="preserve">3T</w:t>
+      </w:r>
+      <w:r>
+        <w:t xml:space="preserve"> </w:t>
+      </w:r>
+      <w:r>
+        <w:t xml:space="preserve">MRI</w:t>
       </w:r>
     </w:p>
     <w:p>
@@ -15,7 +99,13 @@
         <w:pStyle w:val="Author"/>
       </w:pPr>
       <w:r>
-        <w:t xml:space="preserve">Lydia Sochan</w:t>
+        <w:t xml:space="preserve">Lydia</w:t>
+      </w:r>
+      <w:r>
+        <w:t xml:space="preserve"> </w:t>
+      </w:r>
+      <w:r>
+        <w:t xml:space="preserve">Sochan</w:t>
       </w:r>
       <w:r>
         <w:rPr>
@@ -24,7 +114,19 @@
         <w:t xml:space="preserve">1</w:t>
       </w:r>
       <w:r>
-        <w:t xml:space="preserve">, Jessica Archibald</w:t>
+        <w:t xml:space="preserve">,</w:t>
+      </w:r>
+      <w:r>
+        <w:t xml:space="preserve"> </w:t>
+      </w:r>
+      <w:r>
+        <w:t xml:space="preserve">Jessica</w:t>
+      </w:r>
+      <w:r>
+        <w:t xml:space="preserve"> </w:t>
+      </w:r>
+      <w:r>
+        <w:t xml:space="preserve">Archibald</w:t>
       </w:r>
       <w:r>
         <w:rPr>
@@ -33,13 +135,73 @@
         <w:t xml:space="preserve">4</w:t>
       </w:r>
       <w:r>
-        <w:t xml:space="preserve">, and Alexander Mark Weber</w:t>
+        <w:t xml:space="preserve">,</w:t>
+      </w:r>
+      <w:r>
+        <w:t xml:space="preserve"> </w:t>
+      </w:r>
+      <w:r>
+        <w:t xml:space="preserve">and</w:t>
+      </w:r>
+      <w:r>
+        <w:t xml:space="preserve"> </w:t>
+      </w:r>
+      <w:r>
+        <w:t xml:space="preserve">Alexander</w:t>
+      </w:r>
+      <w:r>
+        <w:t xml:space="preserve"> </w:t>
+      </w:r>
+      <w:r>
+        <w:t xml:space="preserve">Mark</w:t>
+      </w:r>
+      <w:r>
+        <w:t xml:space="preserve"> </w:t>
+      </w:r>
+      <w:r>
+        <w:t xml:space="preserve">Weber</w:t>
       </w:r>
       <w:r>
         <w:rPr>
           <w:vertAlign w:val="superscript"/>
         </w:rPr>
-        <w:t xml:space="preserve">1,2,3,✉</w:t>
+        <w:t xml:space="preserve">1</w:t>
+      </w:r>
+      <w:r>
+        <w:rPr>
+          <w:vertAlign w:val="superscript"/>
+        </w:rPr>
+        <w:t xml:space="preserve">,</w:t>
+      </w:r>
+      <w:r>
+        <w:rPr>
+          <w:vertAlign w:val="superscript"/>
+        </w:rPr>
+        <w:t xml:space="preserve">2</w:t>
+      </w:r>
+      <w:r>
+        <w:rPr>
+          <w:vertAlign w:val="superscript"/>
+        </w:rPr>
+        <w:t xml:space="preserve">,</w:t>
+      </w:r>
+      <w:r>
+        <w:rPr>
+          <w:vertAlign w:val="superscript"/>
+        </w:rPr>
+        <w:t xml:space="preserve">3</w:t>
+      </w:r>
+      <w:r>
+        <w:rPr>
+          <w:vertAlign w:val="superscript"/>
+        </w:rPr>
+        <w:t xml:space="preserve">,</w:t>
+      </w:r>
+      <w:r>
+        <w:rPr>
+          <w:vertAlign w:val="superscript"/>
+        </w:rPr>
+        <w:t xml:space="preserve">✉</w:t>
       </w:r>
     </w:p>
     <w:p>
@@ -787,7 +949,13 @@
         <w:t xml:space="preserve"> </w:t>
       </w:r>
       <w:r>
-        <w:t xml:space="preserve">“Jungles”</w:t>
+        <w:t xml:space="preserve">“</w:t>
+      </w:r>
+      <w:r>
+        <w:t xml:space="preserve">Jungles</w:t>
+      </w:r>
+      <w:r>
+        <w:t xml:space="preserve">”</w:t>
       </w:r>
       <w:r>
         <w:rPr>
@@ -1038,6 +1206,7 @@
                 <w:p>
                   <w:pPr>
                     <w:pStyle w:val="Compact"/>
+                    <w:jc w:val="left"/>
                     <w:jc w:val="center"/>
                   </w:pPr>
                   <w:r>
@@ -1050,6 +1219,7 @@
                 <w:p>
                   <w:pPr>
                     <w:pStyle w:val="Compact"/>
+                    <w:jc w:val="left"/>
                     <w:jc w:val="center"/>
                   </w:pPr>
                   <w:r>
@@ -1062,6 +1232,7 @@
                 <w:p>
                   <w:pPr>
                     <w:pStyle w:val="Compact"/>
+                    <w:jc w:val="left"/>
                     <w:jc w:val="center"/>
                   </w:pPr>
                   <w:r>
@@ -1074,6 +1245,7 @@
                 <w:p>
                   <w:pPr>
                     <w:pStyle w:val="Compact"/>
+                    <w:jc w:val="left"/>
                     <w:jc w:val="center"/>
                   </w:pPr>
                   <w:r>
@@ -1086,6 +1258,7 @@
                 <w:p>
                   <w:pPr>
                     <w:pStyle w:val="Compact"/>
+                    <w:jc w:val="left"/>
                     <w:jc w:val="center"/>
                   </w:pPr>
                   <w:r>
@@ -1098,6 +1271,7 @@
                 <w:p>
                   <w:pPr>
                     <w:pStyle w:val="Compact"/>
+                    <w:jc w:val="left"/>
                     <w:jc w:val="center"/>
                   </w:pPr>
                   <w:r>
@@ -1110,6 +1284,7 @@
                 <w:p>
                   <w:pPr>
                     <w:pStyle w:val="Compact"/>
+                    <w:jc w:val="left"/>
                     <w:jc w:val="center"/>
                   </w:pPr>
                   <w:r>
@@ -1122,6 +1297,7 @@
                 <w:p>
                   <w:pPr>
                     <w:pStyle w:val="Compact"/>
+                    <w:jc w:val="left"/>
                     <w:jc w:val="center"/>
                   </w:pPr>
                   <w:r>
@@ -1134,6 +1310,7 @@
                 <w:p>
                   <w:pPr>
                     <w:pStyle w:val="Compact"/>
+                    <w:jc w:val="left"/>
                     <w:jc w:val="center"/>
                   </w:pPr>
                   <w:r>
@@ -1148,6 +1325,7 @@
                 <w:p>
                   <w:pPr>
                     <w:pStyle w:val="Compact"/>
+                    <w:jc w:val="left"/>
                     <w:jc w:val="center"/>
                   </w:pPr>
                   <w:r>
@@ -1160,6 +1338,7 @@
                 <w:p>
                   <w:pPr>
                     <w:pStyle w:val="Compact"/>
+                    <w:jc w:val="left"/>
                     <w:jc w:val="center"/>
                   </w:pPr>
                   <w:r>
@@ -1172,6 +1351,7 @@
                 <w:p>
                   <w:pPr>
                     <w:pStyle w:val="Compact"/>
+                    <w:jc w:val="left"/>
                     <w:jc w:val="center"/>
                   </w:pPr>
                   <w:r>
@@ -1184,6 +1364,7 @@
                 <w:p>
                   <w:pPr>
                     <w:pStyle w:val="Compact"/>
+                    <w:jc w:val="left"/>
                     <w:jc w:val="center"/>
                   </w:pPr>
                   <w:r>
@@ -1196,6 +1377,7 @@
                 <w:p>
                   <w:pPr>
                     <w:pStyle w:val="Compact"/>
+                    <w:jc w:val="left"/>
                     <w:jc w:val="center"/>
                   </w:pPr>
                   <w:r>
@@ -1208,6 +1390,7 @@
                 <w:p>
                   <w:pPr>
                     <w:pStyle w:val="Compact"/>
+                    <w:jc w:val="left"/>
                     <w:jc w:val="center"/>
                   </w:pPr>
                   <w:r>
@@ -1220,6 +1403,7 @@
                 <w:p>
                   <w:pPr>
                     <w:pStyle w:val="Compact"/>
+                    <w:jc w:val="left"/>
                     <w:jc w:val="center"/>
                   </w:pPr>
                   <w:r>
@@ -1232,6 +1416,7 @@
                 <w:p>
                   <w:pPr>
                     <w:pStyle w:val="Compact"/>
+                    <w:jc w:val="left"/>
                     <w:jc w:val="center"/>
                   </w:pPr>
                   <w:r>
@@ -1244,6 +1429,7 @@
                 <w:p>
                   <w:pPr>
                     <w:pStyle w:val="Compact"/>
+                    <w:jc w:val="left"/>
                     <w:jc w:val="center"/>
                   </w:pPr>
                   <w:r>
@@ -1258,6 +1444,7 @@
                 <w:p>
                   <w:pPr>
                     <w:pStyle w:val="Compact"/>
+                    <w:jc w:val="left"/>
                     <w:jc w:val="center"/>
                   </w:pPr>
                   <w:r>
@@ -1270,6 +1457,7 @@
                 <w:p>
                   <w:pPr>
                     <w:pStyle w:val="Compact"/>
+                    <w:jc w:val="left"/>
                     <w:jc w:val="center"/>
                   </w:pPr>
                   <w:r>
@@ -1282,6 +1470,7 @@
                 <w:p>
                   <w:pPr>
                     <w:pStyle w:val="Compact"/>
+                    <w:jc w:val="left"/>
                     <w:jc w:val="center"/>
                   </w:pPr>
                   <w:r>
@@ -1294,6 +1483,7 @@
                 <w:p>
                   <w:pPr>
                     <w:pStyle w:val="Compact"/>
+                    <w:jc w:val="left"/>
                     <w:jc w:val="center"/>
                   </w:pPr>
                   <w:r>
@@ -1306,6 +1496,7 @@
                 <w:p>
                   <w:pPr>
                     <w:pStyle w:val="Compact"/>
+                    <w:jc w:val="left"/>
                     <w:jc w:val="center"/>
                   </w:pPr>
                   <w:r>
@@ -1318,6 +1509,7 @@
                 <w:p>
                   <w:pPr>
                     <w:pStyle w:val="Compact"/>
+                    <w:jc w:val="left"/>
                     <w:jc w:val="center"/>
                   </w:pPr>
                   <w:r>
@@ -1330,6 +1522,7 @@
                 <w:p>
                   <w:pPr>
                     <w:pStyle w:val="Compact"/>
+                    <w:jc w:val="left"/>
                     <w:jc w:val="center"/>
                   </w:pPr>
                   <w:r>
@@ -1342,6 +1535,7 @@
                 <w:p>
                   <w:pPr>
                     <w:pStyle w:val="Compact"/>
+                    <w:jc w:val="left"/>
                     <w:jc w:val="center"/>
                   </w:pPr>
                   <w:r>
@@ -1354,6 +1548,7 @@
                 <w:p>
                   <w:pPr>
                     <w:pStyle w:val="Compact"/>
+                    <w:jc w:val="left"/>
                     <w:jc w:val="center"/>
                   </w:pPr>
                   <w:r>
@@ -1368,6 +1563,7 @@
                 <w:p>
                   <w:pPr>
                     <w:pStyle w:val="Compact"/>
+                    <w:jc w:val="left"/>
                     <w:jc w:val="center"/>
                   </w:pPr>
                   <w:r>
@@ -1380,6 +1576,7 @@
                 <w:p>
                   <w:pPr>
                     <w:pStyle w:val="Compact"/>
+                    <w:jc w:val="left"/>
                     <w:jc w:val="center"/>
                   </w:pPr>
                   <w:r>
@@ -1392,6 +1589,7 @@
                 <w:p>
                   <w:pPr>
                     <w:pStyle w:val="Compact"/>
+                    <w:jc w:val="left"/>
                     <w:jc w:val="center"/>
                   </w:pPr>
                   <w:r>
@@ -1404,6 +1602,7 @@
                 <w:p>
                   <w:pPr>
                     <w:pStyle w:val="Compact"/>
+                    <w:jc w:val="left"/>
                     <w:jc w:val="center"/>
                   </w:pPr>
                   <w:r>
@@ -1416,6 +1615,7 @@
                 <w:p>
                   <w:pPr>
                     <w:pStyle w:val="Compact"/>
+                    <w:jc w:val="left"/>
                     <w:jc w:val="center"/>
                   </w:pPr>
                   <w:r>
@@ -1428,6 +1628,7 @@
                 <w:p>
                   <w:pPr>
                     <w:pStyle w:val="Compact"/>
+                    <w:jc w:val="left"/>
                     <w:jc w:val="center"/>
                   </w:pPr>
                   <w:r>
@@ -1440,6 +1641,7 @@
                 <w:p>
                   <w:pPr>
                     <w:pStyle w:val="Compact"/>
+                    <w:jc w:val="left"/>
                     <w:jc w:val="center"/>
                   </w:pPr>
                   <w:r>
@@ -1452,6 +1654,7 @@
                 <w:p>
                   <w:pPr>
                     <w:pStyle w:val="Compact"/>
+                    <w:jc w:val="left"/>
                     <w:jc w:val="center"/>
                   </w:pPr>
                   <w:r>
@@ -1464,6 +1667,7 @@
                 <w:p>
                   <w:pPr>
                     <w:pStyle w:val="Compact"/>
+                    <w:jc w:val="left"/>
                     <w:jc w:val="center"/>
                   </w:pPr>
                   <w:r>
@@ -1478,6 +1682,7 @@
                 <w:p>
                   <w:pPr>
                     <w:pStyle w:val="Compact"/>
+                    <w:jc w:val="left"/>
                     <w:jc w:val="center"/>
                   </w:pPr>
                   <w:r>
@@ -1490,6 +1695,7 @@
                 <w:p>
                   <w:pPr>
                     <w:pStyle w:val="Compact"/>
+                    <w:jc w:val="left"/>
                     <w:jc w:val="center"/>
                   </w:pPr>
                   <w:r>
@@ -1502,6 +1708,7 @@
                 <w:p>
                   <w:pPr>
                     <w:pStyle w:val="Compact"/>
+                    <w:jc w:val="left"/>
                     <w:jc w:val="center"/>
                   </w:pPr>
                   <w:r>
@@ -1514,6 +1721,7 @@
                 <w:p>
                   <w:pPr>
                     <w:pStyle w:val="Compact"/>
+                    <w:jc w:val="left"/>
                     <w:jc w:val="center"/>
                   </w:pPr>
                   <w:r>
@@ -1526,6 +1734,7 @@
                 <w:p>
                   <w:pPr>
                     <w:pStyle w:val="Compact"/>
+                    <w:jc w:val="left"/>
                     <w:jc w:val="center"/>
                   </w:pPr>
                   <w:r>
@@ -1538,6 +1747,7 @@
                 <w:p>
                   <w:pPr>
                     <w:pStyle w:val="Compact"/>
+                    <w:jc w:val="left"/>
                     <w:jc w:val="center"/>
                   </w:pPr>
                   <w:r>
@@ -1550,6 +1760,7 @@
                 <w:p>
                   <w:pPr>
                     <w:pStyle w:val="Compact"/>
+                    <w:jc w:val="left"/>
                     <w:jc w:val="center"/>
                   </w:pPr>
                   <w:r>
@@ -1562,6 +1773,7 @@
                 <w:p>
                   <w:pPr>
                     <w:pStyle w:val="Compact"/>
+                    <w:jc w:val="left"/>
                     <w:jc w:val="center"/>
                   </w:pPr>
                   <w:r>
@@ -1574,6 +1786,7 @@
                 <w:p>
                   <w:pPr>
                     <w:pStyle w:val="Compact"/>
+                    <w:jc w:val="left"/>
                     <w:jc w:val="center"/>
                   </w:pPr>
                   <w:r>
@@ -1588,6 +1801,7 @@
                 <w:p>
                   <w:pPr>
                     <w:pStyle w:val="Compact"/>
+                    <w:jc w:val="left"/>
                     <w:jc w:val="center"/>
                   </w:pPr>
                   <w:r>
@@ -1600,6 +1814,7 @@
                 <w:p>
                   <w:pPr>
                     <w:pStyle w:val="Compact"/>
+                    <w:jc w:val="left"/>
                     <w:jc w:val="center"/>
                   </w:pPr>
                   <w:r>
@@ -1612,6 +1827,7 @@
                 <w:p>
                   <w:pPr>
                     <w:pStyle w:val="Compact"/>
+                    <w:jc w:val="left"/>
                     <w:jc w:val="center"/>
                   </w:pPr>
                   <w:r>
@@ -1624,6 +1840,7 @@
                 <w:p>
                   <w:pPr>
                     <w:pStyle w:val="Compact"/>
+                    <w:jc w:val="left"/>
                     <w:jc w:val="center"/>
                   </w:pPr>
                   <w:r>
@@ -1636,6 +1853,7 @@
                 <w:p>
                   <w:pPr>
                     <w:pStyle w:val="Compact"/>
+                    <w:jc w:val="left"/>
                     <w:jc w:val="center"/>
                   </w:pPr>
                   <w:r>
@@ -1648,6 +1866,7 @@
                 <w:p>
                   <w:pPr>
                     <w:pStyle w:val="Compact"/>
+                    <w:jc w:val="left"/>
                     <w:jc w:val="center"/>
                   </w:pPr>
                   <w:r>
@@ -1660,6 +1879,7 @@
                 <w:p>
                   <w:pPr>
                     <w:pStyle w:val="Compact"/>
+                    <w:jc w:val="left"/>
                     <w:jc w:val="center"/>
                   </w:pPr>
                   <w:r>
@@ -1672,6 +1892,7 @@
                 <w:p>
                   <w:pPr>
                     <w:pStyle w:val="Compact"/>
+                    <w:jc w:val="left"/>
                     <w:jc w:val="center"/>
                   </w:pPr>
                   <w:r>
@@ -1684,6 +1905,7 @@
                 <w:p>
                   <w:pPr>
                     <w:pStyle w:val="Compact"/>
+                    <w:jc w:val="left"/>
                     <w:jc w:val="center"/>
                   </w:pPr>
                   <w:r>
@@ -2518,7 +2740,13 @@
         <w:t xml:space="preserve"> </w:t>
       </w:r>
       <w:r>
-        <w:t xml:space="preserve">‘localization’</w:t>
+        <w:t xml:space="preserve">‘</w:t>
+      </w:r>
+      <w:r>
+        <w:t xml:space="preserve">localization</w:t>
+      </w:r>
+      <w:r>
+        <w:t xml:space="preserve">’</w:t>
       </w:r>
       <w:r>
         <w:t xml:space="preserve"> </w:t>
@@ -2530,7 +2758,13 @@
         <w:t xml:space="preserve"> </w:t>
       </w:r>
       <w:r>
-        <w:t xml:space="preserve">‘sLASER’</w:t>
+        <w:t xml:space="preserve">‘</w:t>
+      </w:r>
+      <w:r>
+        <w:t xml:space="preserve">sLASER</w:t>
+      </w:r>
+      <w:r>
+        <w:t xml:space="preserve">’</w:t>
       </w:r>
       <w:r>
         <w:t xml:space="preserve">,</w:t>
@@ -2539,7 +2773,13 @@
         <w:t xml:space="preserve"> </w:t>
       </w:r>
       <w:r>
-        <w:t xml:space="preserve">‘vendor’</w:t>
+        <w:t xml:space="preserve">‘</w:t>
+      </w:r>
+      <w:r>
+        <w:t xml:space="preserve">vendor</w:t>
+      </w:r>
+      <w:r>
+        <w:t xml:space="preserve">’</w:t>
       </w:r>
       <w:r>
         <w:t xml:space="preserve"> </w:t>
@@ -2551,7 +2791,13 @@
         <w:t xml:space="preserve"> </w:t>
       </w:r>
       <w:r>
-        <w:t xml:space="preserve">‘GE’</w:t>
+        <w:t xml:space="preserve">‘</w:t>
+      </w:r>
+      <w:r>
+        <w:t xml:space="preserve">GE</w:t>
+      </w:r>
+      <w:r>
+        <w:t xml:space="preserve">’</w:t>
       </w:r>
       <w:r>
         <w:t xml:space="preserve">,</w:t>
@@ -2560,7 +2806,13 @@
         <w:t xml:space="preserve"> </w:t>
       </w:r>
       <w:r>
-        <w:t xml:space="preserve">‘editing’</w:t>
+        <w:t xml:space="preserve">‘</w:t>
+      </w:r>
+      <w:r>
+        <w:t xml:space="preserve">editing</w:t>
+      </w:r>
+      <w:r>
+        <w:t xml:space="preserve">’</w:t>
       </w:r>
       <w:r>
         <w:t xml:space="preserve"> </w:t>
@@ -2572,7 +2824,13 @@
         <w:t xml:space="preserve"> </w:t>
       </w:r>
       <w:r>
-        <w:t xml:space="preserve">‘UnEdited’</w:t>
+        <w:t xml:space="preserve">‘</w:t>
+      </w:r>
+      <w:r>
+        <w:t xml:space="preserve">UnEdited</w:t>
+      </w:r>
+      <w:r>
+        <w:t xml:space="preserve">’</w:t>
       </w:r>
       <w:r>
         <w:t xml:space="preserve">, and</w:t>
@@ -2581,7 +2839,13 @@
         <w:t xml:space="preserve"> </w:t>
       </w:r>
       <w:r>
-        <w:t xml:space="preserve">‘TE’</w:t>
+        <w:t xml:space="preserve">‘</w:t>
+      </w:r>
+      <w:r>
+        <w:t xml:space="preserve">TE</w:t>
+      </w:r>
+      <w:r>
+        <w:t xml:space="preserve">’</w:t>
       </w:r>
       <w:r>
         <w:t xml:space="preserve"> </w:t>
@@ -2593,7 +2857,13 @@
         <w:t xml:space="preserve"> </w:t>
       </w:r>
       <w:r>
-        <w:t xml:space="preserve">‘localization’</w:t>
+        <w:t xml:space="preserve">‘</w:t>
+      </w:r>
+      <w:r>
+        <w:t xml:space="preserve">localization</w:t>
+      </w:r>
+      <w:r>
+        <w:t xml:space="preserve">’</w:t>
       </w:r>
       <w:r>
         <w:t xml:space="preserve"> </w:t>
@@ -2605,7 +2875,13 @@
         <w:t xml:space="preserve"> </w:t>
       </w:r>
       <w:r>
-        <w:t xml:space="preserve">‘PRESS’</w:t>
+        <w:t xml:space="preserve">‘</w:t>
+      </w:r>
+      <w:r>
+        <w:t xml:space="preserve">PRESS</w:t>
+      </w:r>
+      <w:r>
+        <w:t xml:space="preserve">’</w:t>
       </w:r>
       <w:r>
         <w:t xml:space="preserve">,</w:t>
@@ -2614,7 +2890,13 @@
         <w:t xml:space="preserve"> </w:t>
       </w:r>
       <w:r>
-        <w:t xml:space="preserve">‘editing’</w:t>
+        <w:t xml:space="preserve">‘</w:t>
+      </w:r>
+      <w:r>
+        <w:t xml:space="preserve">editing</w:t>
+      </w:r>
+      <w:r>
+        <w:t xml:space="preserve">’</w:t>
       </w:r>
       <w:r>
         <w:t xml:space="preserve"> </w:t>
@@ -2626,7 +2908,13 @@
         <w:t xml:space="preserve"> </w:t>
       </w:r>
       <w:r>
-        <w:t xml:space="preserve">‘MEGA’</w:t>
+        <w:t xml:space="preserve">‘</w:t>
+      </w:r>
+      <w:r>
+        <w:t xml:space="preserve">MEGA</w:t>
+      </w:r>
+      <w:r>
+        <w:t xml:space="preserve">’</w:t>
       </w:r>
       <w:r>
         <w:t xml:space="preserve">,</w:t>
@@ -2635,7 +2923,13 @@
         <w:t xml:space="preserve"> </w:t>
       </w:r>
       <w:r>
-        <w:t xml:space="preserve">‘TE’</w:t>
+        <w:t xml:space="preserve">‘</w:t>
+      </w:r>
+      <w:r>
+        <w:t xml:space="preserve">TE</w:t>
+      </w:r>
+      <w:r>
+        <w:t xml:space="preserve">’</w:t>
       </w:r>
       <w:r>
         <w:t xml:space="preserve"> </w:t>
@@ -2647,7 +2941,13 @@
         <w:t xml:space="preserve"> </w:t>
       </w:r>
       <w:r>
-        <w:t xml:space="preserve">‘edit on’</w:t>
+        <w:t xml:space="preserve">‘</w:t>
+      </w:r>
+      <w:r>
+        <w:t xml:space="preserve">edit on</w:t>
+      </w:r>
+      <w:r>
+        <w:t xml:space="preserve">’</w:t>
       </w:r>
       <w:r>
         <w:t xml:space="preserve"> </w:t>
@@ -2659,7 +2959,13 @@
         <w:t xml:space="preserve"> </w:t>
       </w:r>
       <w:r>
-        <w:t xml:space="preserve">‘1.9’</w:t>
+        <w:t xml:space="preserve">‘</w:t>
+      </w:r>
+      <w:r>
+        <w:t xml:space="preserve">1.9</w:t>
+      </w:r>
+      <w:r>
+        <w:t xml:space="preserve">’</w:t>
       </w:r>
       <w:r>
         <w:t xml:space="preserve">,</w:t>
@@ -2668,7 +2974,13 @@
         <w:t xml:space="preserve"> </w:t>
       </w:r>
       <w:r>
-        <w:t xml:space="preserve">‘edit off’</w:t>
+        <w:t xml:space="preserve">‘</w:t>
+      </w:r>
+      <w:r>
+        <w:t xml:space="preserve">edit off</w:t>
+      </w:r>
+      <w:r>
+        <w:t xml:space="preserve">’</w:t>
       </w:r>
       <w:r>
         <w:t xml:space="preserve"> </w:t>
@@ -2680,7 +2992,13 @@
         <w:t xml:space="preserve"> </w:t>
       </w:r>
       <w:r>
-        <w:t xml:space="preserve">‘7.5’</w:t>
+        <w:t xml:space="preserve">‘</w:t>
+      </w:r>
+      <w:r>
+        <w:t xml:space="preserve">7.5</w:t>
+      </w:r>
+      <w:r>
+        <w:t xml:space="preserve">’</w:t>
       </w:r>
       <w:r>
         <w:t xml:space="preserve">, and</w:t>
@@ -2689,7 +3007,13 @@
         <w:t xml:space="preserve"> </w:t>
       </w:r>
       <w:r>
-        <w:t xml:space="preserve">‘pulse duration’</w:t>
+        <w:t xml:space="preserve">‘</w:t>
+      </w:r>
+      <w:r>
+        <w:t xml:space="preserve">pulse duration</w:t>
+      </w:r>
+      <w:r>
+        <w:t xml:space="preserve">’</w:t>
       </w:r>
       <w:r>
         <w:t xml:space="preserve"> </w:t>
@@ -2701,7 +3025,13 @@
         <w:t xml:space="preserve"> </w:t>
       </w:r>
       <w:r>
-        <w:t xml:space="preserve">‘14’</w:t>
+        <w:t xml:space="preserve">‘</w:t>
+      </w:r>
+      <w:r>
+        <w:t xml:space="preserve">14</w:t>
+      </w:r>
+      <w:r>
+        <w:t xml:space="preserve">’</w:t>
       </w:r>
       <w:r>
         <w:t xml:space="preserve">. Metabolites included for both basis sets were: Asc, Asp, Cr, CrCH2, EA, GABA, GPC, GSH, Gln, Glu, Gly, H2O, Lac, NAA, NAAG, PCh, PCr, PE, Ser, Tau, mI, and sI. Excitatory-inhibitory ratio (E:I) was calculated as [Glx from sLASER in i.u.]/[GABA+ from MEGA-PRESS in i.u.], a common practice to report E:I using MRS</w:t>
@@ -2844,7 +3174,13 @@
         <w:t xml:space="preserve">. A PSD shows the distribution of signal variance (</w:t>
       </w:r>
       <w:r>
-        <w:t xml:space="preserve">‘power’</w:t>
+        <w:t xml:space="preserve">‘</w:t>
+      </w:r>
+      <w:r>
+        <w:t xml:space="preserve">power</w:t>
+      </w:r>
+      <w:r>
+        <w:t xml:space="preserve">’</w:t>
       </w:r>
       <w:r>
         <w:t xml:space="preserve">) across frequencies. Complex signals are classified into two categories: fractional Gaussian noise (fGn) and fractional Brownian motion (fBm)</w:t>
@@ -2998,7 +3334,13 @@
         <w:t xml:space="preserve"> </w:t>
       </w:r>
       <w:r>
-        <w:t xml:space="preserve">‘extended Hurst’</w:t>
+        <w:t xml:space="preserve">‘</w:t>
+      </w:r>
+      <w:r>
+        <w:t xml:space="preserve">extended Hurst</w:t>
+      </w:r>
+      <w:r>
+        <w:t xml:space="preserve">’</w:t>
       </w:r>
       <w:r>
         <w:t xml:space="preserve"> </w:t>
@@ -3709,6 +4051,7 @@
                 <w:p>
                   <w:pPr>
                     <w:pStyle w:val="Compact"/>
+                    <w:jc w:val="left"/>
                     <w:jc w:val="center"/>
                   </w:pPr>
                   <w:r>
@@ -3721,6 +4064,7 @@
                 <w:p>
                   <w:pPr>
                     <w:pStyle w:val="Compact"/>
+                    <w:jc w:val="left"/>
                     <w:jc w:val="center"/>
                   </w:pPr>
                   <w:r>
@@ -3733,6 +4077,7 @@
                 <w:p>
                   <w:pPr>
                     <w:pStyle w:val="Compact"/>
+                    <w:jc w:val="left"/>
                     <w:jc w:val="center"/>
                   </w:pPr>
                   <w:r>
@@ -3747,6 +4092,7 @@
                 <w:p>
                   <w:pPr>
                     <w:pStyle w:val="Compact"/>
+                    <w:jc w:val="left"/>
                     <w:jc w:val="center"/>
                   </w:pPr>
                   <w:r>
@@ -3763,6 +4109,7 @@
                 <w:p>
                   <w:pPr>
                     <w:pStyle w:val="Compact"/>
+                    <w:jc w:val="left"/>
                     <w:jc w:val="center"/>
                   </w:pPr>
                   <w:r>
@@ -3775,6 +4122,7 @@
                 <w:p>
                   <w:pPr>
                     <w:pStyle w:val="Compact"/>
+                    <w:jc w:val="left"/>
                     <w:jc w:val="center"/>
                   </w:pPr>
                   <w:r>
@@ -3787,6 +4135,7 @@
                 <w:p>
                   <w:pPr>
                     <w:pStyle w:val="Compact"/>
+                    <w:jc w:val="left"/>
                     <w:jc w:val="center"/>
                   </w:pPr>
                   <w:r>
@@ -3801,6 +4150,7 @@
                 <w:p>
                   <w:pPr>
                     <w:pStyle w:val="Compact"/>
+                    <w:jc w:val="left"/>
                     <w:jc w:val="center"/>
                   </w:pPr>
                   <w:r>
@@ -3817,6 +4167,7 @@
                 <w:p>
                   <w:pPr>
                     <w:pStyle w:val="Compact"/>
+                    <w:jc w:val="left"/>
                     <w:jc w:val="center"/>
                   </w:pPr>
                   <w:r>
@@ -3829,6 +4180,7 @@
                 <w:p>
                   <w:pPr>
                     <w:pStyle w:val="Compact"/>
+                    <w:jc w:val="left"/>
                     <w:jc w:val="center"/>
                   </w:pPr>
                   <w:r>
@@ -3841,6 +4193,7 @@
                 <w:p>
                   <w:pPr>
                     <w:pStyle w:val="Compact"/>
+                    <w:jc w:val="left"/>
                     <w:jc w:val="center"/>
                   </w:pPr>
                   <w:r>
@@ -3855,6 +4208,7 @@
                 <w:p>
                   <w:pPr>
                     <w:pStyle w:val="Compact"/>
+                    <w:jc w:val="left"/>
                     <w:jc w:val="center"/>
                   </w:pPr>
                   <w:r>
@@ -3871,6 +4225,7 @@
                 <w:p>
                   <w:pPr>
                     <w:pStyle w:val="Compact"/>
+                    <w:jc w:val="left"/>
                     <w:jc w:val="center"/>
                   </w:pPr>
                   <w:r>
@@ -3883,6 +4238,7 @@
                 <w:p>
                   <w:pPr>
                     <w:pStyle w:val="Compact"/>
+                    <w:jc w:val="left"/>
                     <w:jc w:val="center"/>
                   </w:pPr>
                   <w:r>
@@ -3895,6 +4251,7 @@
                 <w:p>
                   <w:pPr>
                     <w:pStyle w:val="Compact"/>
+                    <w:jc w:val="left"/>
                     <w:jc w:val="center"/>
                   </w:pPr>
                   <w:r>
@@ -3909,6 +4266,7 @@
                 <w:p>
                   <w:pPr>
                     <w:pStyle w:val="Compact"/>
+                    <w:jc w:val="left"/>
                     <w:jc w:val="center"/>
                   </w:pPr>
                   <w:r>
@@ -3925,6 +4283,7 @@
                 <w:p>
                   <w:pPr>
                     <w:pStyle w:val="Compact"/>
+                    <w:jc w:val="left"/>
                     <w:jc w:val="center"/>
                   </w:pPr>
                   <w:r>
@@ -3937,6 +4296,7 @@
                 <w:p>
                   <w:pPr>
                     <w:pStyle w:val="Compact"/>
+                    <w:jc w:val="left"/>
                     <w:jc w:val="center"/>
                   </w:pPr>
                   <w:r>
@@ -3949,6 +4309,7 @@
                 <w:p>
                   <w:pPr>
                     <w:pStyle w:val="Compact"/>
+                    <w:jc w:val="left"/>
                     <w:jc w:val="center"/>
                   </w:pPr>
                   <w:r>
@@ -4960,6 +5321,7 @@
                 <w:p>
                   <w:pPr>
                     <w:pStyle w:val="Compact"/>
+                    <w:jc w:val="left"/>
                     <w:jc w:val="center"/>
                   </w:pPr>
                   <w:r>
@@ -4972,6 +5334,7 @@
                 <w:p>
                   <w:pPr>
                     <w:pStyle w:val="Compact"/>
+                    <w:jc w:val="left"/>
                     <w:jc w:val="center"/>
                   </w:pPr>
                   <w:r>
@@ -4984,6 +5347,7 @@
                 <w:p>
                   <w:pPr>
                     <w:pStyle w:val="Compact"/>
+                    <w:jc w:val="left"/>
                     <w:jc w:val="center"/>
                   </w:pPr>
                   <w:r>
@@ -4996,6 +5360,7 @@
                 <w:p>
                   <w:pPr>
                     <w:pStyle w:val="Compact"/>
+                    <w:jc w:val="left"/>
                     <w:jc w:val="center"/>
                   </w:pPr>
                   <w:r>
@@ -5008,6 +5373,7 @@
                 <w:p>
                   <w:pPr>
                     <w:pStyle w:val="Compact"/>
+                    <w:jc w:val="left"/>
                     <w:jc w:val="center"/>
                   </w:pPr>
                   <w:r>
@@ -5020,6 +5386,7 @@
                 <w:p>
                   <w:pPr>
                     <w:pStyle w:val="Compact"/>
+                    <w:jc w:val="left"/>
                     <w:jc w:val="center"/>
                   </w:pPr>
                   <w:r>
@@ -5034,6 +5401,7 @@
                 <w:p>
                   <w:pPr>
                     <w:pStyle w:val="Compact"/>
+                    <w:jc w:val="left"/>
                     <w:jc w:val="center"/>
                   </w:pPr>
                   <w:r>
@@ -5052,6 +5420,7 @@
                 <w:p>
                   <w:pPr>
                     <w:pStyle w:val="Compact"/>
+                    <w:jc w:val="left"/>
                     <w:jc w:val="center"/>
                   </w:pPr>
                   <w:r>
@@ -5064,6 +5433,7 @@
                 <w:p>
                   <w:pPr>
                     <w:pStyle w:val="Compact"/>
+                    <w:jc w:val="left"/>
                     <w:jc w:val="center"/>
                   </w:pPr>
                   <w:r>
@@ -5076,6 +5446,7 @@
                 <w:p>
                   <w:pPr>
                     <w:pStyle w:val="Compact"/>
+                    <w:jc w:val="left"/>
                     <w:jc w:val="center"/>
                   </w:pPr>
                   <w:r>
@@ -5088,6 +5459,7 @@
                 <w:p>
                   <w:pPr>
                     <w:pStyle w:val="Compact"/>
+                    <w:jc w:val="left"/>
                     <w:jc w:val="center"/>
                   </w:pPr>
                   <w:r>
@@ -5100,6 +5472,7 @@
                 <w:p>
                   <w:pPr>
                     <w:pStyle w:val="Compact"/>
+                    <w:jc w:val="left"/>
                     <w:jc w:val="center"/>
                   </w:pPr>
                   <w:r>
@@ -5114,6 +5487,7 @@
                 <w:p>
                   <w:pPr>
                     <w:pStyle w:val="Compact"/>
+                    <w:jc w:val="left"/>
                     <w:jc w:val="center"/>
                   </w:pPr>
                   <w:r>
@@ -5132,6 +5506,7 @@
                 <w:p>
                   <w:pPr>
                     <w:pStyle w:val="Compact"/>
+                    <w:jc w:val="left"/>
                     <w:jc w:val="center"/>
                   </w:pPr>
                   <w:r>
@@ -5144,6 +5519,7 @@
                 <w:p>
                   <w:pPr>
                     <w:pStyle w:val="Compact"/>
+                    <w:jc w:val="left"/>
                     <w:jc w:val="center"/>
                   </w:pPr>
                   <w:r>
@@ -5156,6 +5532,7 @@
                 <w:p>
                   <w:pPr>
                     <w:pStyle w:val="Compact"/>
+                    <w:jc w:val="left"/>
                     <w:jc w:val="center"/>
                   </w:pPr>
                   <w:r>
@@ -5168,6 +5545,7 @@
                 <w:p>
                   <w:pPr>
                     <w:pStyle w:val="Compact"/>
+                    <w:jc w:val="left"/>
                     <w:jc w:val="center"/>
                   </w:pPr>
                   <w:r>
@@ -5180,6 +5558,7 @@
                 <w:p>
                   <w:pPr>
                     <w:pStyle w:val="Compact"/>
+                    <w:jc w:val="left"/>
                     <w:jc w:val="center"/>
                   </w:pPr>
                   <w:r>
@@ -5194,6 +5573,7 @@
                 <w:p>
                   <w:pPr>
                     <w:pStyle w:val="Compact"/>
+                    <w:jc w:val="left"/>
                     <w:jc w:val="center"/>
                   </w:pPr>
                   <w:r>
@@ -5212,6 +5592,7 @@
                 <w:p>
                   <w:pPr>
                     <w:pStyle w:val="Compact"/>
+                    <w:jc w:val="left"/>
                     <w:jc w:val="center"/>
                   </w:pPr>
                   <w:r>
@@ -5224,6 +5605,7 @@
                 <w:p>
                   <w:pPr>
                     <w:pStyle w:val="Compact"/>
+                    <w:jc w:val="left"/>
                     <w:jc w:val="center"/>
                   </w:pPr>
                   <w:r>
@@ -5236,6 +5618,7 @@
                 <w:p>
                   <w:pPr>
                     <w:pStyle w:val="Compact"/>
+                    <w:jc w:val="left"/>
                     <w:jc w:val="center"/>
                   </w:pPr>
                   <w:r>
@@ -5248,6 +5631,7 @@
                 <w:p>
                   <w:pPr>
                     <w:pStyle w:val="Compact"/>
+                    <w:jc w:val="left"/>
                     <w:jc w:val="center"/>
                   </w:pPr>
                   <w:r>
@@ -5260,6 +5644,7 @@
                 <w:p>
                   <w:pPr>
                     <w:pStyle w:val="Compact"/>
+                    <w:jc w:val="left"/>
                     <w:jc w:val="center"/>
                   </w:pPr>
                   <w:r>
@@ -5274,6 +5659,7 @@
                 <w:p>
                   <w:pPr>
                     <w:pStyle w:val="Compact"/>
+                    <w:jc w:val="left"/>
                     <w:jc w:val="center"/>
                   </w:pPr>
                   <w:r>
@@ -5292,6 +5678,7 @@
                 <w:p>
                   <w:pPr>
                     <w:pStyle w:val="Compact"/>
+                    <w:jc w:val="left"/>
                     <w:jc w:val="center"/>
                   </w:pPr>
                   <w:r>
@@ -5304,6 +5691,7 @@
                 <w:p>
                   <w:pPr>
                     <w:pStyle w:val="Compact"/>
+                    <w:jc w:val="left"/>
                     <w:jc w:val="center"/>
                   </w:pPr>
                   <w:r>
@@ -5316,6 +5704,7 @@
                 <w:p>
                   <w:pPr>
                     <w:pStyle w:val="Compact"/>
+                    <w:jc w:val="left"/>
                     <w:jc w:val="center"/>
                   </w:pPr>
                   <w:r>
@@ -5328,6 +5717,7 @@
                 <w:p>
                   <w:pPr>
                     <w:pStyle w:val="Compact"/>
+                    <w:jc w:val="left"/>
                     <w:jc w:val="center"/>
                   </w:pPr>
                   <w:r>
@@ -5340,6 +5730,7 @@
                 <w:p>
                   <w:pPr>
                     <w:pStyle w:val="Compact"/>
+                    <w:jc w:val="left"/>
                     <w:jc w:val="center"/>
                   </w:pPr>
                   <w:r>
@@ -5354,6 +5745,7 @@
                 <w:p>
                   <w:pPr>
                     <w:pStyle w:val="Compact"/>
+                    <w:jc w:val="left"/>
                     <w:jc w:val="center"/>
                   </w:pPr>
                   <w:r>
@@ -5372,6 +5764,7 @@
                 <w:p>
                   <w:pPr>
                     <w:pStyle w:val="Compact"/>
+                    <w:jc w:val="left"/>
                     <w:jc w:val="center"/>
                   </w:pPr>
                   <w:r>
@@ -5384,6 +5777,7 @@
                 <w:p>
                   <w:pPr>
                     <w:pStyle w:val="Compact"/>
+                    <w:jc w:val="left"/>
                     <w:jc w:val="center"/>
                   </w:pPr>
                   <w:r>
@@ -5396,6 +5790,7 @@
                 <w:p>
                   <w:pPr>
                     <w:pStyle w:val="Compact"/>
+                    <w:jc w:val="left"/>
                     <w:jc w:val="center"/>
                   </w:pPr>
                   <w:r>
@@ -5408,6 +5803,7 @@
                 <w:p>
                   <w:pPr>
                     <w:pStyle w:val="Compact"/>
+                    <w:jc w:val="left"/>
                     <w:jc w:val="center"/>
                   </w:pPr>
                   <w:r>
@@ -5420,6 +5816,7 @@
                 <w:p>
                   <w:pPr>
                     <w:pStyle w:val="Compact"/>
+                    <w:jc w:val="left"/>
                     <w:jc w:val="center"/>
                   </w:pPr>
                   <w:r>
@@ -5780,7 +6177,13 @@
         <w:t xml:space="preserve"> </w:t>
       </w:r>
       <w:r>
-        <w:t xml:space="preserve">‘reproducible manner’</w:t>
+        <w:t xml:space="preserve">‘</w:t>
+      </w:r>
+      <w:r>
+        <w:t xml:space="preserve">reproducible manner</w:t>
+      </w:r>
+      <w:r>
+        <w:t xml:space="preserve">’</w:t>
       </w:r>
       <w:r>
         <w:t xml:space="preserve">: the entire manuscript, including statistics reported, figures, and tables, can be reproduced here:</w:t>
@@ -6092,6 +6495,7 @@
                 <w:p>
                   <w:pPr>
                     <w:pStyle w:val="Compact"/>
+                    <w:jc w:val="left"/>
                     <w:jc w:val="center"/>
                   </w:pPr>
                   <w:r>
@@ -6104,6 +6508,7 @@
                 <w:p>
                   <w:pPr>
                     <w:pStyle w:val="Compact"/>
+                    <w:jc w:val="left"/>
                     <w:jc w:val="center"/>
                   </w:pPr>
                   <w:r>
@@ -6116,6 +6521,7 @@
                 <w:p>
                   <w:pPr>
                     <w:pStyle w:val="Compact"/>
+                    <w:jc w:val="left"/>
                     <w:jc w:val="center"/>
                   </w:pPr>
                   <w:r>
@@ -6130,6 +6536,7 @@
                 <w:p>
                   <w:pPr>
                     <w:pStyle w:val="Compact"/>
+                    <w:jc w:val="left"/>
                     <w:jc w:val="center"/>
                   </w:pPr>
                   <w:r>
@@ -6146,6 +6553,7 @@
                 <w:p>
                   <w:pPr>
                     <w:pStyle w:val="Compact"/>
+                    <w:jc w:val="left"/>
                     <w:jc w:val="center"/>
                   </w:pPr>
                   <w:r>
@@ -6158,6 +6566,7 @@
                 <w:p>
                   <w:pPr>
                     <w:pStyle w:val="Compact"/>
+                    <w:jc w:val="left"/>
                     <w:jc w:val="center"/>
                   </w:pPr>
                   <w:r>
@@ -6170,6 +6579,7 @@
                 <w:p>
                   <w:pPr>
                     <w:pStyle w:val="Compact"/>
+                    <w:jc w:val="left"/>
                     <w:jc w:val="center"/>
                   </w:pPr>
                   <w:r>
@@ -6184,6 +6594,7 @@
                 <w:p>
                   <w:pPr>
                     <w:pStyle w:val="Compact"/>
+                    <w:jc w:val="left"/>
                     <w:jc w:val="center"/>
                   </w:pPr>
                   <w:r>
@@ -6200,6 +6611,7 @@
                 <w:p>
                   <w:pPr>
                     <w:pStyle w:val="Compact"/>
+                    <w:jc w:val="left"/>
                     <w:jc w:val="center"/>
                   </w:pPr>
                   <w:r>
@@ -6212,6 +6624,7 @@
                 <w:p>
                   <w:pPr>
                     <w:pStyle w:val="Compact"/>
+                    <w:jc w:val="left"/>
                     <w:jc w:val="center"/>
                   </w:pPr>
                   <w:r>
@@ -6224,6 +6637,7 @@
                 <w:p>
                   <w:pPr>
                     <w:pStyle w:val="Compact"/>
+                    <w:jc w:val="left"/>
                     <w:jc w:val="center"/>
                   </w:pPr>
                   <w:r>
@@ -6238,6 +6652,7 @@
                 <w:p>
                   <w:pPr>
                     <w:pStyle w:val="Compact"/>
+                    <w:jc w:val="left"/>
                     <w:jc w:val="center"/>
                   </w:pPr>
                   <w:r>
@@ -6254,6 +6669,7 @@
                 <w:p>
                   <w:pPr>
                     <w:pStyle w:val="Compact"/>
+                    <w:jc w:val="left"/>
                     <w:jc w:val="center"/>
                   </w:pPr>
                   <w:r>
@@ -6266,6 +6682,7 @@
                 <w:p>
                   <w:pPr>
                     <w:pStyle w:val="Compact"/>
+                    <w:jc w:val="left"/>
                     <w:jc w:val="center"/>
                   </w:pPr>
                   <w:r>
@@ -6278,6 +6695,7 @@
                 <w:p>
                   <w:pPr>
                     <w:pStyle w:val="Compact"/>
+                    <w:jc w:val="left"/>
                     <w:jc w:val="center"/>
                   </w:pPr>
                   <w:r>

--- a/index.docx
+++ b/index.docx
@@ -47,7 +47,7 @@
         <w:pStyle w:val="Date"/>
       </w:pPr>
       <w:r>
-        <w:t xml:space="preserve">2025-12-03</w:t>
+        <w:t xml:space="preserve">2026-02-24</w:t>
       </w:r>
     </w:p>
     <w:p>
@@ -131,7 +131,7 @@
       <w:r>
         <w:t xml:space="preserve"> </w:t>
       </w:r>
-      <w:hyperlink r:id="rId20">
+      <w:hyperlink r:id="rId9">
         <w:r>
           <w:rPr>
             <w:rStyle w:val="InternetLink"/>
@@ -140,7 +140,7 @@
         </w:r>
       </w:hyperlink>
     </w:p>
-    <w:bookmarkStart w:id="21" w:name="abstract"/>
+    <w:bookmarkStart w:id="10" w:name="abstract"/>
     <w:p>
       <w:pPr>
         <w:pStyle w:val="Heading2"/>
@@ -173,8 +173,8 @@
         <w:t xml:space="preserve">in humans. We conclude that, at 3T and with our particular methodologies, no association was found. We end with lessons learned and suggestions for future research.</w:t>
       </w:r>
     </w:p>
-    <w:bookmarkEnd w:id="21"/>
-    <w:bookmarkStart w:id="22" w:name="introduction"/>
+    <w:bookmarkEnd w:id="10"/>
+    <w:bookmarkStart w:id="11" w:name="introduction"/>
     <w:p>
       <w:pPr>
         <w:pStyle w:val="Heading1"/>
@@ -716,7 +716,15 @@
         <w:rPr>
           <w:vertAlign w:val="superscript"/>
         </w:rPr>
-        <w:t xml:space="preserve">65,66</w:t>
+        <w:t xml:space="preserve">65,</w:t>
+      </w:r>
+      <w:r>
+        <w:rPr>
+          <w:b/>
+          <w:bCs/>
+          <w:vertAlign w:val="superscript"/>
+        </w:rPr>
+        <w:t xml:space="preserve">ikeda2025emergentfunctionsnoisedrivenspontaneous?</w:t>
       </w:r>
       <w:r>
         <w:t xml:space="preserve">, to name a few.</w:t>
@@ -731,7 +739,7 @@
         <w:rPr>
           <w:vertAlign w:val="superscript"/>
         </w:rPr>
-        <w:t xml:space="preserve">43,44,67,68</w:t>
+        <w:t xml:space="preserve">43,44,66,67</w:t>
       </w:r>
       <w:r>
         <w:t xml:space="preserve">; yet, no study to date has tested the empirical relationship between H and neurochemical estimates of E:I (e.g., Glu/GABA ratio)</w:t>
@@ -788,7 +796,7 @@
         <w:rPr>
           <w:vertAlign w:val="superscript"/>
         </w:rPr>
-        <w:t xml:space="preserve">35,69</w:t>
+        <w:t xml:space="preserve">35,68</w:t>
       </w:r>
       <w:r>
         <w:t xml:space="preserve">. Prior work from our group has shown that H values increased during movie-watching compared to rest</w:t>
@@ -806,7 +814,7 @@
         <w:rPr>
           <w:vertAlign w:val="superscript"/>
         </w:rPr>
-        <w:t xml:space="preserve">70–73</w:t>
+        <w:t xml:space="preserve">69–72</w:t>
       </w:r>
       <w:r>
         <w:t xml:space="preserve">. We hypothesized that H and Glu would increase during movie-watching</w:t>
@@ -815,7 +823,7 @@
         <w:rPr>
           <w:vertAlign w:val="superscript"/>
         </w:rPr>
-        <w:t xml:space="preserve">35,70,71</w:t>
+        <w:t xml:space="preserve">35,69,70</w:t>
       </w:r>
       <w:r>
         <w:t xml:space="preserve">, that GABA would decrease</w:t>
@@ -824,7 +832,7 @@
         <w:rPr>
           <w:vertAlign w:val="superscript"/>
         </w:rPr>
-        <w:t xml:space="preserve">72,73</w:t>
+        <w:t xml:space="preserve">71,72</w:t>
       </w:r>
       <w:r>
         <w:t xml:space="preserve">, and that H would be negatively correlated with E:I in both conditions</w:t>
@@ -839,8 +847,8 @@
         <w:t xml:space="preserve">.</w:t>
       </w:r>
     </w:p>
-    <w:bookmarkEnd w:id="22"/>
-    <w:bookmarkStart w:id="41" w:name="methods"/>
+    <w:bookmarkEnd w:id="11"/>
+    <w:bookmarkStart w:id="30" w:name="methods"/>
     <w:p>
       <w:pPr>
         <w:pStyle w:val="Heading1"/>
@@ -849,7 +857,7 @@
         <w:t xml:space="preserve">2. Methods</w:t>
       </w:r>
     </w:p>
-    <w:bookmarkStart w:id="23" w:name="participants"/>
+    <w:bookmarkStart w:id="12" w:name="participants"/>
     <w:p>
       <w:pPr>
         <w:pStyle w:val="Heading2"/>
@@ -866,8 +874,8 @@
         <w:t xml:space="preserve">Twenty-seven healthy adult participants were recruited to the study. One participant was not scanned due to claustrophobia while in the scanner. After our analysis and performing quality assurance (see below for details), a further eight participants were removed, leaving eighteen final participants, between the ages of 21.3 and 53.4 (mean age ± sd: 29.6 ± 8.7 years; 8 males). Sex, handedness and date of birth were recorded on the day of the scan.</w:t>
       </w:r>
     </w:p>
-    <w:bookmarkEnd w:id="23"/>
-    <w:bookmarkStart w:id="24" w:name="ethics-statement"/>
+    <w:bookmarkEnd w:id="12"/>
+    <w:bookmarkStart w:id="13" w:name="ethics-statement"/>
     <w:p>
       <w:pPr>
         <w:pStyle w:val="Heading2"/>
@@ -884,8 +892,8 @@
         <w:t xml:space="preserve">Written informed consent was obtained from all participants. Ethics approval was granted by the Clinical Research Ethics Board at the University of British Columbia and BC Children’s &amp; Women’s Hospital (H21-02686).</w:t>
       </w:r>
     </w:p>
-    <w:bookmarkEnd w:id="24"/>
-    <w:bookmarkStart w:id="30" w:name="scanning-procedure"/>
+    <w:bookmarkEnd w:id="13"/>
+    <w:bookmarkStart w:id="19" w:name="scanning-procedure"/>
     <w:p>
       <w:pPr>
         <w:pStyle w:val="Heading2"/>
@@ -922,10 +930,53 @@
         <w:rPr>
           <w:vertAlign w:val="superscript"/>
         </w:rPr>
+        <w:t xml:space="preserve">73</w:t>
+      </w:r>
+      <w:r>
+        <w:t xml:space="preserve">, and single-voxel MEscher-Garwood Point-REsolved SpectroScopy (MEGA-PRESS)</w:t>
+      </w:r>
+      <w:r>
+        <w:rPr>
+          <w:vertAlign w:val="superscript"/>
+        </w:rPr>
         <w:t xml:space="preserve">74</w:t>
       </w:r>
       <w:r>
-        <w:t xml:space="preserve">, and single-voxel MEscher-Garwood Point-REsolved SpectroScopy (MEGA-PRESS)</w:t>
+        <w:t xml:space="preserve"> </w:t>
+      </w:r>
+      <w:r>
+        <w:t xml:space="preserve">sequences were acquired (see</w:t>
+      </w:r>
+      <w:r>
+        <w:t xml:space="preserve"> </w:t>
+      </w:r>
+      <w:hyperlink w:anchor="fig-method">
+        <w:r>
+          <w:rPr>
+            <w:rStyle w:val="InternetLink"/>
+          </w:rPr>
+          <w:t xml:space="preserve">Figure 1</w:t>
+        </w:r>
+      </w:hyperlink>
+      <w:r>
+        <w:t xml:space="preserve"> </w:t>
+      </w:r>
+      <w:r>
+        <w:t xml:space="preserve">A and</w:t>
+      </w:r>
+      <w:r>
+        <w:t xml:space="preserve"> </w:t>
+      </w:r>
+      <w:hyperlink w:anchor="sec-mriacq">
+        <w:r>
+          <w:rPr>
+            <w:rStyle w:val="InternetLink"/>
+          </w:rPr>
+          <w:t xml:space="preserve">Section 2.4</w:t>
+        </w:r>
+      </w:hyperlink>
+      <w:r>
+        <w:t xml:space="preserve">). Next, participants were instructed to watch a nature documentary (Our Planet (2019), Episode 3, “Jungles”</w:t>
       </w:r>
       <w:r>
         <w:rPr>
@@ -934,10 +985,7 @@
         <w:t xml:space="preserve">75</w:t>
       </w:r>
       <w:r>
-        <w:t xml:space="preserve"> </w:t>
-      </w:r>
-      <w:r>
-        <w:t xml:space="preserve">sequences were acquired (see</w:t>
+        <w:t xml:space="preserve">) for 24 minutes. During this period, another set of fMRI, sLASER, and MEGA-PRESS sequences were acquired. See</w:t>
       </w:r>
       <w:r>
         <w:t xml:space="preserve"> </w:t>
@@ -954,56 +1002,10 @@
         <w:t xml:space="preserve"> </w:t>
       </w:r>
       <w:r>
-        <w:t xml:space="preserve">A and</w:t>
-      </w:r>
-      <w:r>
-        <w:t xml:space="preserve"> </w:t>
-      </w:r>
-      <w:hyperlink w:anchor="sec-mriacq">
-        <w:r>
-          <w:rPr>
-            <w:rStyle w:val="InternetLink"/>
-          </w:rPr>
-          <w:t xml:space="preserve">Section 2.4</w:t>
-        </w:r>
-      </w:hyperlink>
-      <w:r>
-        <w:t xml:space="preserve">). Next, participants were instructed to watch a nature documentary (Our Planet (2019), Episode 3,</w:t>
-      </w:r>
-      <w:r>
-        <w:t xml:space="preserve"> </w:t>
-      </w:r>
-      <w:r>
-        <w:t xml:space="preserve">“Jungles”</w:t>
-      </w:r>
-      <w:r>
-        <w:rPr>
-          <w:vertAlign w:val="superscript"/>
-        </w:rPr>
-        <w:t xml:space="preserve">76</w:t>
-      </w:r>
-      <w:r>
-        <w:t xml:space="preserve">) for 24 minutes. During this period, another set of fMRI, sLASER, and MEGA-PRESS sequences were acquired. See</w:t>
-      </w:r>
-      <w:r>
-        <w:t xml:space="preserve"> </w:t>
-      </w:r>
-      <w:hyperlink w:anchor="fig-method">
-        <w:r>
-          <w:rPr>
-            <w:rStyle w:val="InternetLink"/>
-          </w:rPr>
-          <w:t xml:space="preserve">Figure 1</w:t>
-        </w:r>
-      </w:hyperlink>
-      <w:r>
-        <w:t xml:space="preserve"> </w:t>
-      </w:r>
-      <w:r>
         <w:t xml:space="preserve">B for a visual representation of the scanning protocol. Total scan duration was approximately 1 hour of uninterrupted scanning (i.e. subjects were not removed from the scanner). All participants followed the same order of conditions: rest then movie; all participants saw the same movie segment, beginning at the same time during the scan.</w:t>
       </w:r>
     </w:p>
-    <w:bookmarkStart w:id="29" w:name="cell-fig-method"/>
+    <w:bookmarkStart w:id="18" w:name="cell-fig-method"/>
     <w:tbl>
       <w:tblPr>
         <w:tblStyle w:val="Table"/>
@@ -1017,7 +1019,7 @@
       <w:tr>
         <w:tc>
           <w:tcPr/>
-          <w:bookmarkStart w:id="28" w:name="fig-method"/>
+          <w:bookmarkStart w:id="17" w:name="fig-method"/>
           <w:p>
             <w:pPr>
               <w:pStyle w:val="Compact"/>
@@ -1028,18 +1030,18 @@
                 <wp:inline>
                   <wp:extent cx="4620126" cy="3696101"/>
                   <wp:effectExtent b="0" l="0" r="0" t="0"/>
-                  <wp:docPr descr="" title="" id="26" name="Picture"/>
+                  <wp:docPr descr="" title="" id="15" name="Picture"/>
                   <a:graphic>
                     <a:graphicData uri="http://schemas.openxmlformats.org/drawingml/2006/picture">
                       <pic:pic>
                         <pic:nvPicPr>
-                          <pic:cNvPr descr="index_files/figure-docx/fig-method-1.png" id="27" name="Picture"/>
+                          <pic:cNvPr descr="index_files/figure-docx/fig-method-1.png" id="16" name="Picture"/>
                           <pic:cNvPicPr>
                             <a:picLocks noChangeArrowheads="1" noChangeAspect="1"/>
                           </pic:cNvPicPr>
                         </pic:nvPicPr>
                         <pic:blipFill>
-                          <a:blip r:embed="rId25"/>
+                          <a:blip r:embed="rId14"/>
                           <a:stretch>
                             <a:fillRect/>
                           </a:stretch>
@@ -1112,19 +1114,19 @@
               <w:rPr>
                 <w:vertAlign w:val="superscript"/>
               </w:rPr>
-              <w:t xml:space="preserve">77</w:t>
+              <w:t xml:space="preserve">76</w:t>
             </w:r>
             <w:r>
               <w:t xml:space="preserve">. B) fMRI, sLASER, and MEGA-PRESS were acquired first with participants looking at a white cross for 24 minutes. Next, the same sequences were acquired with the participants viewing a nature documentary for an identical period of time.</w:t>
             </w:r>
           </w:p>
-          <w:bookmarkEnd w:id="28"/>
+          <w:bookmarkEnd w:id="17"/>
         </w:tc>
       </w:tr>
     </w:tbl>
-    <w:bookmarkEnd w:id="29"/>
-    <w:bookmarkEnd w:id="30"/>
-    <w:bookmarkStart w:id="32" w:name="sec-mriacq"/>
+    <w:bookmarkEnd w:id="18"/>
+    <w:bookmarkEnd w:id="19"/>
+    <w:bookmarkStart w:id="21" w:name="sec-mriacq"/>
     <w:p>
       <w:pPr>
         <w:pStyle w:val="Heading2"/>
@@ -1200,7 +1202,7 @@
       <w:tr>
         <w:tc>
           <w:tcPr/>
-          <w:bookmarkStart w:id="31" w:name="tbl-mriacq"/>
+          <w:bookmarkStart w:id="20" w:name="tbl-mriacq"/>
           <w:tbl>
             <w:tblPr>
               <w:tblStyle w:val="Table"/>
@@ -1926,7 +1928,7 @@
               <w:t xml:space="preserve">TE = echo time; TR = repetition time; FOV = field of view; FSPGD = fast spoiled gradient-echo; CUBE = a GE acronym; EPI = echo-planar imaging; fMRI = functional magnetic resonance imaging; sLASER = semi localization by adiabatic selective refocusing; MEGA-PRESS = Mescher-Garwood point-resolved spectroscopy. *Note, the GE semi-LASER sequence averaged the 128 transients into groups of 4, each with 32 transients, before being saved as raw P-file.</w:t>
             </w:r>
           </w:p>
-          <w:bookmarkEnd w:id="31"/>
+          <w:bookmarkEnd w:id="20"/>
         </w:tc>
       </w:tr>
     </w:tbl>
@@ -1950,38 +1952,128 @@
         <w:rPr>
           <w:vertAlign w:val="superscript"/>
         </w:rPr>
+        <w:t xml:space="preserve">77</w:t>
+      </w:r>
+      <w:r>
+        <w:t xml:space="preserve">. The GE semi-LASER sequence automatically aligned and averaged every 32 transients, resulting in 4 averaged transients to process. GABA was measured using MEGA-PRESS, which applies frequency-selective editing pulses to isolate GABA from overlapping signals</w:t>
+      </w:r>
+      <w:r>
+        <w:rPr>
+          <w:vertAlign w:val="superscript"/>
+        </w:rPr>
+        <w:t xml:space="preserve">56</w:t>
+      </w:r>
+      <w:r>
+        <w:t xml:space="preserve">. This dual-sequence approach is standard in the field and reflects the differing spectral requirements of each metabolite</w:t>
+      </w:r>
+      <w:r>
+        <w:rPr>
+          <w:vertAlign w:val="superscript"/>
+        </w:rPr>
         <w:t xml:space="preserve">78</w:t>
       </w:r>
       <w:r>
-        <w:t xml:space="preserve">. The GE semi-LASER sequence automatically aligned and averaged every 32 transients, resulting in 4 averaged transients to process. GABA was measured using MEGA-PRESS, which applies frequency-selective editing pulses to isolate GABA from overlapping signals</w:t>
+        <w:t xml:space="preserve">. Finally, blip-up and blip-down spin-echo versions of the fMRI sequence were acquired at the end to estimate the B0 non-uniformity map for fMRI phase distortion correction.</w:t>
+      </w:r>
+    </w:p>
+    <w:bookmarkEnd w:id="21"/>
+    <w:bookmarkStart w:id="25" w:name="image-processing"/>
+    <w:p>
+      <w:pPr>
+        <w:pStyle w:val="Heading2"/>
+      </w:pPr>
+      <w:r>
+        <w:t xml:space="preserve">2.5 Image Processing</w:t>
+      </w:r>
+    </w:p>
+    <w:p>
+      <w:pPr>
+        <w:pStyle w:val="FirstParagraph"/>
+      </w:pPr>
+      <w:r>
+        <w:t xml:space="preserve">Our full image processing pipeline has been can be accessed from our Github account page:</w:t>
+      </w:r>
+      <w:r>
+        <w:t xml:space="preserve"> </w:t>
+      </w:r>
+      <w:hyperlink r:id="rId22">
+        <w:r>
+          <w:rPr>
+            <w:rStyle w:val="InternetLink"/>
+          </w:rPr>
+          <w:t xml:space="preserve">github.com/WeberLab/EI_Hurst_Analysis</w:t>
+        </w:r>
+      </w:hyperlink>
+    </w:p>
+    <w:p>
+      <w:pPr>
+        <w:pStyle w:val="TextBody"/>
+      </w:pPr>
+      <w:r>
+        <w:t xml:space="preserve">Images were downloaded offline from the scanner in raw Digital Imaging and Communications in Medicine (DICOM) format. DICOM files were then converted to Neuroimaging Informatics Technology Initiative (NIfTI) using Chris Rorden’s</w:t>
+      </w:r>
+      <w:r>
+        <w:t xml:space="preserve"> </w:t>
+      </w:r>
+      <w:r>
+        <w:rPr>
+          <w:rStyle w:val="VerbatimChar"/>
+        </w:rPr>
+        <w:t xml:space="preserve">dcm2niix</w:t>
       </w:r>
       <w:r>
         <w:rPr>
           <w:vertAlign w:val="superscript"/>
         </w:rPr>
-        <w:t xml:space="preserve">56</w:t>
-      </w:r>
-      <w:r>
-        <w:t xml:space="preserve">. This dual-sequence approach is standard in the field and reflects the differing spectral requirements of each metabolite</w:t>
+        <w:t xml:space="preserve">79</w:t>
+      </w:r>
+      <w:r>
+        <w:t xml:space="preserve"> </w:t>
+      </w:r>
+      <w:r>
+        <w:t xml:space="preserve">(v1.0.20211006) and then to Brain Imaging Data Structure (BIDS)</w:t>
       </w:r>
       <w:r>
         <w:rPr>
           <w:vertAlign w:val="superscript"/>
         </w:rPr>
-        <w:t xml:space="preserve">79</w:t>
-      </w:r>
-      <w:r>
-        <w:t xml:space="preserve">. Finally, blip-up and blip-down spin-echo versions of the fMRI sequence were acquired at the end to estimate the B0 non-uniformity map for fMRI phase distortion correction.</w:t>
-      </w:r>
-    </w:p>
-    <w:bookmarkEnd w:id="32"/>
-    <w:bookmarkStart w:id="36" w:name="image-processing"/>
-    <w:p>
-      <w:pPr>
-        <w:pStyle w:val="Heading2"/>
-      </w:pPr>
-      <w:r>
-        <w:t xml:space="preserve">2.5 Image Processing</w:t>
+        <w:t xml:space="preserve">80</w:t>
+      </w:r>
+      <w:r>
+        <w:t xml:space="preserve"> </w:t>
+      </w:r>
+      <w:r>
+        <w:t xml:space="preserve">format using</w:t>
+      </w:r>
+      <w:r>
+        <w:t xml:space="preserve"> </w:t>
+      </w:r>
+      <w:r>
+        <w:rPr>
+          <w:rStyle w:val="VerbatimChar"/>
+        </w:rPr>
+        <w:t xml:space="preserve">dcm2bids</w:t>
+      </w:r>
+      <w:r>
+        <w:rPr>
+          <w:vertAlign w:val="superscript"/>
+        </w:rPr>
+        <w:t xml:space="preserve">81</w:t>
+      </w:r>
+      <w:r>
+        <w:t xml:space="preserve"> </w:t>
+      </w:r>
+      <w:r>
+        <w:t xml:space="preserve">(v2.1.6). MRS files were downloaded as raw P files.</w:t>
+      </w:r>
+    </w:p>
+    <w:bookmarkStart w:id="23" w:name="structural-images"/>
+    <w:p>
+      <w:pPr>
+        <w:pStyle w:val="Heading3"/>
+      </w:pPr>
+      <w:r>
+        <w:t xml:space="preserve">2.5.1 Structural Images</w:t>
       </w:r>
     </w:p>
     <w:p>
@@ -1989,26 +2081,7 @@
         <w:pStyle w:val="FirstParagraph"/>
       </w:pPr>
       <w:r>
-        <w:t xml:space="preserve">Our full image processing pipeline has been can be accessed from our Github account page:</w:t>
-      </w:r>
-      <w:r>
-        <w:t xml:space="preserve"> </w:t>
-      </w:r>
-      <w:hyperlink r:id="rId33">
-        <w:r>
-          <w:rPr>
-            <w:rStyle w:val="InternetLink"/>
-          </w:rPr>
-          <w:t xml:space="preserve">github.com/WeberLab/EI_Hurst_Analysis</w:t>
-        </w:r>
-      </w:hyperlink>
-    </w:p>
-    <w:p>
-      <w:pPr>
-        <w:pStyle w:val="TextBody"/>
-      </w:pPr>
-      <w:r>
-        <w:t xml:space="preserve">Images were downloaded offline from the scanner in raw Digital Imaging and Communications in Medicine (DICOM) format. DICOM files were then converted to Neuroimaging Informatics Technology Initiative (NIfTI) using Chris Rorden’s</w:t>
+        <w:t xml:space="preserve">The T1w image was corrected for intensity non-uniformity with</w:t>
       </w:r>
       <w:r>
         <w:t xml:space="preserve"> </w:t>
@@ -2017,31 +2090,34 @@
         <w:rPr>
           <w:rStyle w:val="VerbatimChar"/>
         </w:rPr>
-        <w:t xml:space="preserve">dcm2niix</w:t>
+        <w:t xml:space="preserve">N4BiasFieldCorrection</w:t>
       </w:r>
       <w:r>
         <w:rPr>
           <w:vertAlign w:val="superscript"/>
         </w:rPr>
-        <w:t xml:space="preserve">80</w:t>
-      </w:r>
-      <w:r>
-        <w:t xml:space="preserve"> </w:t>
-      </w:r>
-      <w:r>
-        <w:t xml:space="preserve">(v1.0.20211006) and then to Brain Imaging Data Structure (BIDS)</w:t>
+        <w:t xml:space="preserve">82</w:t>
+      </w:r>
+      <w:r>
+        <w:t xml:space="preserve"> </w:t>
+      </w:r>
+      <w:r>
+        <w:t xml:space="preserve">(</w:t>
+      </w:r>
+      <w:r>
+        <w:rPr>
+          <w:rStyle w:val="VerbatimChar"/>
+        </w:rPr>
+        <w:t xml:space="preserve">ANTs</w:t>
       </w:r>
       <w:r>
         <w:rPr>
           <w:vertAlign w:val="superscript"/>
         </w:rPr>
-        <w:t xml:space="preserve">81</w:t>
-      </w:r>
-      <w:r>
-        <w:t xml:space="preserve"> </w:t>
-      </w:r>
-      <w:r>
-        <w:t xml:space="preserve">format using</w:t>
+        <w:t xml:space="preserve">83</w:t>
+      </w:r>
+      <w:r>
+        <w:t xml:space="preserve">; v2.3.335) to be used as a T1w-reference for the rest of the workflow. The T1w-reference was skull-stripped using a</w:t>
       </w:r>
       <w:r>
         <w:t xml:space="preserve"> </w:t>
@@ -2050,28 +2126,203 @@
         <w:rPr>
           <w:rStyle w:val="VerbatimChar"/>
         </w:rPr>
-        <w:t xml:space="preserve">dcm2bids</w:t>
+        <w:t xml:space="preserve">Nipype</w:t>
       </w:r>
       <w:r>
         <w:rPr>
           <w:vertAlign w:val="superscript"/>
         </w:rPr>
-        <w:t xml:space="preserve">82</w:t>
-      </w:r>
-      <w:r>
-        <w:t xml:space="preserve"> </w:t>
-      </w:r>
-      <w:r>
-        <w:t xml:space="preserve">(v2.1.6). MRS files were downloaded as raw P files.</w:t>
-      </w:r>
-    </w:p>
-    <w:bookmarkStart w:id="34" w:name="structural-images"/>
+        <w:t xml:space="preserve">84</w:t>
+      </w:r>
+      <w:r>
+        <w:t xml:space="preserve"> </w:t>
+      </w:r>
+      <w:r>
+        <w:t xml:space="preserve">implementation of</w:t>
+      </w:r>
+      <w:r>
+        <w:t xml:space="preserve"> </w:t>
+      </w:r>
+      <w:r>
+        <w:rPr>
+          <w:rStyle w:val="VerbatimChar"/>
+        </w:rPr>
+        <w:t xml:space="preserve">antsBrainExtraction.sh</w:t>
+      </w:r>
+      <w:r>
+        <w:t xml:space="preserve"> </w:t>
+      </w:r>
+      <w:r>
+        <w:t xml:space="preserve">from</w:t>
+      </w:r>
+      <w:r>
+        <w:t xml:space="preserve"> </w:t>
+      </w:r>
+      <w:r>
+        <w:rPr>
+          <w:rStyle w:val="VerbatimChar"/>
+        </w:rPr>
+        <w:t xml:space="preserve">ANTs</w:t>
+      </w:r>
+      <w:r>
+        <w:t xml:space="preserve">;</w:t>
+      </w:r>
+      <w:r>
+        <w:t xml:space="preserve"> </w:t>
+      </w:r>
+      <w:r>
+        <w:rPr>
+          <w:rStyle w:val="VerbatimChar"/>
+        </w:rPr>
+        <w:t xml:space="preserve">OASIS30ANTs</w:t>
+      </w:r>
+      <w:r>
+        <w:t xml:space="preserve"> </w:t>
+      </w:r>
+      <w:r>
+        <w:t xml:space="preserve">was used as a target template.</w:t>
+      </w:r>
+      <w:r>
+        <w:t xml:space="preserve"> </w:t>
+      </w:r>
+      <w:r>
+        <w:rPr>
+          <w:rStyle w:val="VerbatimChar"/>
+        </w:rPr>
+        <w:t xml:space="preserve">Fast</w:t>
+      </w:r>
+      <w:r>
+        <w:rPr>
+          <w:vertAlign w:val="superscript"/>
+        </w:rPr>
+        <w:t xml:space="preserve">85</w:t>
+      </w:r>
+      <w:r>
+        <w:t xml:space="preserve"> </w:t>
+      </w:r>
+      <w:r>
+        <w:t xml:space="preserve">(</w:t>
+      </w:r>
+      <w:r>
+        <w:rPr>
+          <w:rStyle w:val="VerbatimChar"/>
+        </w:rPr>
+        <w:t xml:space="preserve">FSL</w:t>
+      </w:r>
+      <w:r>
+        <w:rPr>
+          <w:vertAlign w:val="superscript"/>
+        </w:rPr>
+        <w:t xml:space="preserve">86</w:t>
+      </w:r>
+      <w:r>
+        <w:t xml:space="preserve"> </w:t>
+      </w:r>
+      <w:r>
+        <w:t xml:space="preserve">v.6.0.5.1:57b01774, RRID: SCR_002823) was used for brain tissue segmentation into cerebrospinal fluid (CSF), white matter (WM), and gray matter (GM). Brain surfaces were reconstructed with</w:t>
+      </w:r>
+      <w:r>
+        <w:t xml:space="preserve"> </w:t>
+      </w:r>
+      <w:r>
+        <w:rPr>
+          <w:rStyle w:val="VerbatimChar"/>
+        </w:rPr>
+        <w:t xml:space="preserve">recon-all</w:t>
+      </w:r>
+      <w:r>
+        <w:rPr>
+          <w:vertAlign w:val="superscript"/>
+        </w:rPr>
+        <w:t xml:space="preserve">87</w:t>
+      </w:r>
+      <w:r>
+        <w:t xml:space="preserve"> </w:t>
+      </w:r>
+      <w:r>
+        <w:t xml:space="preserve">(</w:t>
+      </w:r>
+      <w:r>
+        <w:rPr>
+          <w:rStyle w:val="VerbatimChar"/>
+        </w:rPr>
+        <w:t xml:space="preserve">FreeSurfer</w:t>
+      </w:r>
+      <w:r>
+        <w:rPr>
+          <w:vertAlign w:val="superscript"/>
+        </w:rPr>
+        <w:t xml:space="preserve">87</w:t>
+      </w:r>
+      <w:r>
+        <w:t xml:space="preserve"> </w:t>
+      </w:r>
+      <w:r>
+        <w:t xml:space="preserve">7.3.2, RRID: SCR_001847). The previously-estimated brain mask was refined with</w:t>
+      </w:r>
+      <w:r>
+        <w:t xml:space="preserve"> </w:t>
+      </w:r>
+      <w:r>
+        <w:rPr>
+          <w:rStyle w:val="VerbatimChar"/>
+        </w:rPr>
+        <w:t xml:space="preserve">Mindboggle</w:t>
+      </w:r>
+      <w:r>
+        <w:rPr>
+          <w:vertAlign w:val="superscript"/>
+        </w:rPr>
+        <w:t xml:space="preserve">88</w:t>
+      </w:r>
+      <w:r>
+        <w:t xml:space="preserve"> </w:t>
+      </w:r>
+      <w:r>
+        <w:t xml:space="preserve">(RRID:SCR_002438) to reconcile ANTs-derived and FreeSurfer-derived segmentations of cortical GM.</w:t>
+      </w:r>
+      <w:r>
+        <w:t xml:space="preserve"> </w:t>
+      </w:r>
+      <w:r>
+        <w:rPr>
+          <w:rStyle w:val="VerbatimChar"/>
+        </w:rPr>
+        <w:t xml:space="preserve">AntsRegistration</w:t>
+      </w:r>
+      <w:r>
+        <w:rPr>
+          <w:vertAlign w:val="superscript"/>
+        </w:rPr>
+        <w:t xml:space="preserve">83</w:t>
+      </w:r>
+      <w:r>
+        <w:t xml:space="preserve"> </w:t>
+      </w:r>
+      <w:r>
+        <w:t xml:space="preserve">(</w:t>
+      </w:r>
+      <w:r>
+        <w:rPr>
+          <w:rStyle w:val="VerbatimChar"/>
+        </w:rPr>
+        <w:t xml:space="preserve">ANTs</w:t>
+      </w:r>
+      <w:r>
+        <w:t xml:space="preserve"> </w:t>
+      </w:r>
+      <w:r>
+        <w:t xml:space="preserve">2.3.3) was used to perform volume-based spatial normalization to two standard spaces: MNI152NLin2009cAsym and MNI152NLin6Asym. Normalization used brain-extracted versions of both T1w reference and T1w template.</w:t>
+      </w:r>
+    </w:p>
+    <w:bookmarkEnd w:id="23"/>
+    <w:bookmarkStart w:id="24" w:name="fmri"/>
     <w:p>
       <w:pPr>
         <w:pStyle w:val="Heading3"/>
       </w:pPr>
       <w:r>
-        <w:t xml:space="preserve">2.5.1 Structural Images</w:t>
+        <w:t xml:space="preserve">2.5.2 fMRI</w:t>
       </w:r>
     </w:p>
     <w:p>
@@ -2079,7 +2330,7 @@
         <w:pStyle w:val="FirstParagraph"/>
       </w:pPr>
       <w:r>
-        <w:t xml:space="preserve">The T1w image was corrected for intensity non-uniformity with</w:t>
+        <w:t xml:space="preserve">Using</w:t>
       </w:r>
       <w:r>
         <w:t xml:space="preserve"> </w:t>
@@ -2088,13 +2339,31 @@
         <w:rPr>
           <w:rStyle w:val="VerbatimChar"/>
         </w:rPr>
-        <w:t xml:space="preserve">N4BiasFieldCorrection</w:t>
+        <w:t xml:space="preserve">fMRIPrep</w:t>
       </w:r>
       <w:r>
         <w:rPr>
           <w:vertAlign w:val="superscript"/>
         </w:rPr>
-        <w:t xml:space="preserve">83</w:t>
+        <w:t xml:space="preserve">89</w:t>
+      </w:r>
+      <w:r>
+        <w:t xml:space="preserve">, the shortest echo of the BOLD run was used to generate a reference volume (both skull-stripped and skull-included). Head-motion parameters with respect to the BOLD reference (transformation matrices as well as six corresponding rotation and translation parameters) were estimated before spatiotemporal filtering using</w:t>
+      </w:r>
+      <w:r>
+        <w:t xml:space="preserve"> </w:t>
+      </w:r>
+      <w:r>
+        <w:rPr>
+          <w:rStyle w:val="VerbatimChar"/>
+        </w:rPr>
+        <w:t xml:space="preserve">mcflirt</w:t>
+      </w:r>
+      <w:r>
+        <w:rPr>
+          <w:vertAlign w:val="superscript"/>
+        </w:rPr>
+        <w:t xml:space="preserve">90</w:t>
       </w:r>
       <w:r>
         <w:t xml:space="preserve"> </w:t>
@@ -2106,310 +2375,43 @@
         <w:rPr>
           <w:rStyle w:val="VerbatimChar"/>
         </w:rPr>
-        <w:t xml:space="preserve">ANTs</w:t>
+        <w:t xml:space="preserve">FSL</w:t>
+      </w:r>
+      <w:r>
+        <w:t xml:space="preserve"> </w:t>
+      </w:r>
+      <w:r>
+        <w:t xml:space="preserve">v6.0.5.1:57b01774). The fieldmap was aligned with rigid registration to the target EPI reference run. Field coefficients were mapped to the reference EPI using the transform. BOLD runs were slice-time corrected to 643 ms (half of slice acquisition range of 0-1290 ms) using</w:t>
+      </w:r>
+      <w:r>
+        <w:t xml:space="preserve"> </w:t>
+      </w:r>
+      <w:r>
+        <w:rPr>
+          <w:rStyle w:val="VerbatimChar"/>
+        </w:rPr>
+        <w:t xml:space="preserve">3dTshift</w:t>
+      </w:r>
+      <w:r>
+        <w:t xml:space="preserve"> </w:t>
+      </w:r>
+      <w:r>
+        <w:t xml:space="preserve">from</w:t>
+      </w:r>
+      <w:r>
+        <w:t xml:space="preserve"> </w:t>
+      </w:r>
+      <w:r>
+        <w:rPr>
+          <w:rStyle w:val="VerbatimChar"/>
+        </w:rPr>
+        <w:t xml:space="preserve">AFNI</w:t>
       </w:r>
       <w:r>
         <w:rPr>
           <w:vertAlign w:val="superscript"/>
         </w:rPr>
-        <w:t xml:space="preserve">84</w:t>
-      </w:r>
-      <w:r>
-        <w:t xml:space="preserve">; v2.3.335) to be used as a T1w-reference for the rest of the workflow. The T1w-reference was skull-stripped using a</w:t>
-      </w:r>
-      <w:r>
-        <w:t xml:space="preserve"> </w:t>
-      </w:r>
-      <w:r>
-        <w:rPr>
-          <w:rStyle w:val="VerbatimChar"/>
-        </w:rPr>
-        <w:t xml:space="preserve">Nipype</w:t>
-      </w:r>
-      <w:r>
-        <w:rPr>
-          <w:vertAlign w:val="superscript"/>
-        </w:rPr>
-        <w:t xml:space="preserve">85</w:t>
-      </w:r>
-      <w:r>
-        <w:t xml:space="preserve"> </w:t>
-      </w:r>
-      <w:r>
-        <w:t xml:space="preserve">implementation of</w:t>
-      </w:r>
-      <w:r>
-        <w:t xml:space="preserve"> </w:t>
-      </w:r>
-      <w:r>
-        <w:rPr>
-          <w:rStyle w:val="VerbatimChar"/>
-        </w:rPr>
-        <w:t xml:space="preserve">antsBrainExtraction.sh</w:t>
-      </w:r>
-      <w:r>
-        <w:t xml:space="preserve"> </w:t>
-      </w:r>
-      <w:r>
-        <w:t xml:space="preserve">from</w:t>
-      </w:r>
-      <w:r>
-        <w:t xml:space="preserve"> </w:t>
-      </w:r>
-      <w:r>
-        <w:rPr>
-          <w:rStyle w:val="VerbatimChar"/>
-        </w:rPr>
-        <w:t xml:space="preserve">ANTs</w:t>
-      </w:r>
-      <w:r>
-        <w:t xml:space="preserve">;</w:t>
-      </w:r>
-      <w:r>
-        <w:t xml:space="preserve"> </w:t>
-      </w:r>
-      <w:r>
-        <w:rPr>
-          <w:rStyle w:val="VerbatimChar"/>
-        </w:rPr>
-        <w:t xml:space="preserve">OASIS30ANTs</w:t>
-      </w:r>
-      <w:r>
-        <w:t xml:space="preserve"> </w:t>
-      </w:r>
-      <w:r>
-        <w:t xml:space="preserve">was used as a target template.</w:t>
-      </w:r>
-      <w:r>
-        <w:t xml:space="preserve"> </w:t>
-      </w:r>
-      <w:r>
-        <w:rPr>
-          <w:rStyle w:val="VerbatimChar"/>
-        </w:rPr>
-        <w:t xml:space="preserve">Fast</w:t>
-      </w:r>
-      <w:r>
-        <w:rPr>
-          <w:vertAlign w:val="superscript"/>
-        </w:rPr>
-        <w:t xml:space="preserve">86</w:t>
-      </w:r>
-      <w:r>
-        <w:t xml:space="preserve"> </w:t>
-      </w:r>
-      <w:r>
-        <w:t xml:space="preserve">(</w:t>
-      </w:r>
-      <w:r>
-        <w:rPr>
-          <w:rStyle w:val="VerbatimChar"/>
-        </w:rPr>
-        <w:t xml:space="preserve">FSL</w:t>
-      </w:r>
-      <w:r>
-        <w:rPr>
-          <w:vertAlign w:val="superscript"/>
-        </w:rPr>
-        <w:t xml:space="preserve">87</w:t>
-      </w:r>
-      <w:r>
-        <w:t xml:space="preserve"> </w:t>
-      </w:r>
-      <w:r>
-        <w:t xml:space="preserve">v.6.0.5.1:57b01774, RRID: SCR_002823) was used for brain tissue segmentation into cerebrospinal fluid (CSF), white matter (WM), and gray matter (GM). Brain surfaces were reconstructed with</w:t>
-      </w:r>
-      <w:r>
-        <w:t xml:space="preserve"> </w:t>
-      </w:r>
-      <w:r>
-        <w:rPr>
-          <w:rStyle w:val="VerbatimChar"/>
-        </w:rPr>
-        <w:t xml:space="preserve">recon-all</w:t>
-      </w:r>
-      <w:r>
-        <w:rPr>
-          <w:vertAlign w:val="superscript"/>
-        </w:rPr>
-        <w:t xml:space="preserve">88</w:t>
-      </w:r>
-      <w:r>
-        <w:t xml:space="preserve"> </w:t>
-      </w:r>
-      <w:r>
-        <w:t xml:space="preserve">(</w:t>
-      </w:r>
-      <w:r>
-        <w:rPr>
-          <w:rStyle w:val="VerbatimChar"/>
-        </w:rPr>
-        <w:t xml:space="preserve">FreeSurfer</w:t>
-      </w:r>
-      <w:r>
-        <w:rPr>
-          <w:vertAlign w:val="superscript"/>
-        </w:rPr>
-        <w:t xml:space="preserve">88</w:t>
-      </w:r>
-      <w:r>
-        <w:t xml:space="preserve"> </w:t>
-      </w:r>
-      <w:r>
-        <w:t xml:space="preserve">7.3.2, RRID: SCR_001847). The previously-estimated brain mask was refined with</w:t>
-      </w:r>
-      <w:r>
-        <w:t xml:space="preserve"> </w:t>
-      </w:r>
-      <w:r>
-        <w:rPr>
-          <w:rStyle w:val="VerbatimChar"/>
-        </w:rPr>
-        <w:t xml:space="preserve">Mindboggle</w:t>
-      </w:r>
-      <w:r>
-        <w:rPr>
-          <w:vertAlign w:val="superscript"/>
-        </w:rPr>
-        <w:t xml:space="preserve">89</w:t>
-      </w:r>
-      <w:r>
-        <w:t xml:space="preserve"> </w:t>
-      </w:r>
-      <w:r>
-        <w:t xml:space="preserve">(RRID:SCR_002438) to reconcile ANTs-derived and FreeSurfer-derived segmentations of cortical GM.</w:t>
-      </w:r>
-      <w:r>
-        <w:t xml:space="preserve"> </w:t>
-      </w:r>
-      <w:r>
-        <w:rPr>
-          <w:rStyle w:val="VerbatimChar"/>
-        </w:rPr>
-        <w:t xml:space="preserve">AntsRegistration</w:t>
-      </w:r>
-      <w:r>
-        <w:rPr>
-          <w:vertAlign w:val="superscript"/>
-        </w:rPr>
-        <w:t xml:space="preserve">84</w:t>
-      </w:r>
-      <w:r>
-        <w:t xml:space="preserve"> </w:t>
-      </w:r>
-      <w:r>
-        <w:t xml:space="preserve">(</w:t>
-      </w:r>
-      <w:r>
-        <w:rPr>
-          <w:rStyle w:val="VerbatimChar"/>
-        </w:rPr>
-        <w:t xml:space="preserve">ANTs</w:t>
-      </w:r>
-      <w:r>
-        <w:t xml:space="preserve"> </w:t>
-      </w:r>
-      <w:r>
-        <w:t xml:space="preserve">2.3.3) was used to perform volume-based spatial normalization to two standard spaces: MNI152NLin2009cAsym and MNI152NLin6Asym. Normalization used brain-extracted versions of both T1w reference and T1w template.</w:t>
-      </w:r>
-    </w:p>
-    <w:bookmarkEnd w:id="34"/>
-    <w:bookmarkStart w:id="35" w:name="fmri"/>
-    <w:p>
-      <w:pPr>
-        <w:pStyle w:val="Heading3"/>
-      </w:pPr>
-      <w:r>
-        <w:t xml:space="preserve">2.5.2 fMRI</w:t>
-      </w:r>
-    </w:p>
-    <w:p>
-      <w:pPr>
-        <w:pStyle w:val="FirstParagraph"/>
-      </w:pPr>
-      <w:r>
-        <w:t xml:space="preserve">Using</w:t>
-      </w:r>
-      <w:r>
-        <w:t xml:space="preserve"> </w:t>
-      </w:r>
-      <w:r>
-        <w:rPr>
-          <w:rStyle w:val="VerbatimChar"/>
-        </w:rPr>
-        <w:t xml:space="preserve">fMRIPrep</w:t>
-      </w:r>
-      <w:r>
-        <w:rPr>
-          <w:vertAlign w:val="superscript"/>
-        </w:rPr>
-        <w:t xml:space="preserve">90</w:t>
-      </w:r>
-      <w:r>
-        <w:t xml:space="preserve">, the shortest echo of the BOLD run was used to generate a reference volume (both skull-stripped and skull-included). Head-motion parameters with respect to the BOLD reference (transformation matrices as well as six corresponding rotation and translation parameters) were estimated before spatiotemporal filtering using</w:t>
-      </w:r>
-      <w:r>
-        <w:t xml:space="preserve"> </w:t>
-      </w:r>
-      <w:r>
-        <w:rPr>
-          <w:rStyle w:val="VerbatimChar"/>
-        </w:rPr>
-        <w:t xml:space="preserve">mcflirt</w:t>
-      </w:r>
-      <w:r>
-        <w:rPr>
-          <w:vertAlign w:val="superscript"/>
-        </w:rPr>
         <w:t xml:space="preserve">91</w:t>
-      </w:r>
-      <w:r>
-        <w:t xml:space="preserve"> </w:t>
-      </w:r>
-      <w:r>
-        <w:t xml:space="preserve">(</w:t>
-      </w:r>
-      <w:r>
-        <w:rPr>
-          <w:rStyle w:val="VerbatimChar"/>
-        </w:rPr>
-        <w:t xml:space="preserve">FSL</w:t>
-      </w:r>
-      <w:r>
-        <w:t xml:space="preserve"> </w:t>
-      </w:r>
-      <w:r>
-        <w:t xml:space="preserve">v6.0.5.1:57b01774). The fieldmap was aligned with rigid registration to the target EPI reference run. Field coefficients were mapped to the reference EPI using the transform. BOLD runs were slice-time corrected to 643 ms (half of slice acquisition range of 0-1290 ms) using</w:t>
-      </w:r>
-      <w:r>
-        <w:t xml:space="preserve"> </w:t>
-      </w:r>
-      <w:r>
-        <w:rPr>
-          <w:rStyle w:val="VerbatimChar"/>
-        </w:rPr>
-        <w:t xml:space="preserve">3dTshift</w:t>
-      </w:r>
-      <w:r>
-        <w:t xml:space="preserve"> </w:t>
-      </w:r>
-      <w:r>
-        <w:t xml:space="preserve">from</w:t>
-      </w:r>
-      <w:r>
-        <w:t xml:space="preserve"> </w:t>
-      </w:r>
-      <w:r>
-        <w:rPr>
-          <w:rStyle w:val="VerbatimChar"/>
-        </w:rPr>
-        <w:t xml:space="preserve">AFNI</w:t>
-      </w:r>
-      <w:r>
-        <w:rPr>
-          <w:vertAlign w:val="superscript"/>
-        </w:rPr>
-        <w:t xml:space="preserve">92</w:t>
       </w:r>
       <w:r>
         <w:t xml:space="preserve"> </w:t>
@@ -2434,10 +2436,100 @@
         <w:rPr>
           <w:vertAlign w:val="superscript"/>
         </w:rPr>
+        <w:t xml:space="preserve">92</w:t>
+      </w:r>
+      <w:r>
+        <w:t xml:space="preserve">. The generated BOLD reference was then co-registered (6 degrees of freedom) to the T1w reference with</w:t>
+      </w:r>
+      <w:r>
+        <w:t xml:space="preserve"> </w:t>
+      </w:r>
+      <w:r>
+        <w:rPr>
+          <w:rStyle w:val="VerbatimChar"/>
+        </w:rPr>
+        <w:t xml:space="preserve">bbregister</w:t>
+      </w:r>
+      <w:r>
+        <w:t xml:space="preserve"> </w:t>
+      </w:r>
+      <w:r>
+        <w:t xml:space="preserve">(</w:t>
+      </w:r>
+      <w:r>
+        <w:rPr>
+          <w:rStyle w:val="VerbatimChar"/>
+        </w:rPr>
+        <w:t xml:space="preserve">FreeSurfer</w:t>
+      </w:r>
+      <w:r>
+        <w:rPr>
+          <w:vertAlign w:val="superscript"/>
+        </w:rPr>
+        <w:t xml:space="preserve">87</w:t>
+      </w:r>
+      <w:r>
+        <w:t xml:space="preserve">) using boundary-based registration. First, a reference volume and its skull-stripped equivalent were generated with</w:t>
+      </w:r>
+      <w:r>
+        <w:t xml:space="preserve"> </w:t>
+      </w:r>
+      <w:r>
+        <w:rPr>
+          <w:rStyle w:val="VerbatimChar"/>
+        </w:rPr>
+        <w:t xml:space="preserve">fMRIPrep</w:t>
+      </w:r>
+      <w:r>
+        <w:t xml:space="preserve">. Confounding time series were calculated from preprocessed BOLD: framewise displacement (FD), DVARS, and three region-wise global signals.</w:t>
+      </w:r>
+      <w:r>
+        <w:t xml:space="preserve"> </w:t>
+      </w:r>
+      <w:r>
+        <w:rPr>
+          <w:rStyle w:val="VerbatimChar"/>
+        </w:rPr>
+        <w:t xml:space="preserve">Tedana</w:t>
+      </w:r>
+      <w:r>
+        <w:rPr>
+          <w:vertAlign w:val="superscript"/>
+        </w:rPr>
         <w:t xml:space="preserve">93</w:t>
       </w:r>
       <w:r>
-        <w:t xml:space="preserve">. The generated BOLD reference was then co-registered (6 degrees of freedom) to the T1w reference with</w:t>
+        <w:t xml:space="preserve"> </w:t>
+      </w:r>
+      <w:r>
+        <w:t xml:space="preserve">was then used to denoise the data by decomposing the multi-echo BOLD data via principal component analysis (PCA) and independent component analysis (ICA). The resulting components are automatically analyzed to determine whether they are TE-dependent or -independent. TE-dependent components were classified as BOLD, while TE-independent components were classified as non-BOLD and were discarded as part of data cleaning.</w:t>
+      </w:r>
+    </w:p>
+    <w:p>
+      <w:pPr>
+        <w:pStyle w:val="TextBody"/>
+      </w:pPr>
+      <w:r>
+        <w:t xml:space="preserve">Participants were excluded from further analysis if their mean FD was &gt; 0.15 mm.</w:t>
+      </w:r>
+    </w:p>
+    <w:bookmarkEnd w:id="24"/>
+    <w:bookmarkEnd w:id="25"/>
+    <w:bookmarkStart w:id="27" w:name="mrs"/>
+    <w:p>
+      <w:pPr>
+        <w:pStyle w:val="Heading2"/>
+      </w:pPr>
+      <w:r>
+        <w:t xml:space="preserve">2.6 MRS</w:t>
+      </w:r>
+    </w:p>
+    <w:p>
+      <w:pPr>
+        <w:pStyle w:val="FirstParagraph"/>
+      </w:pPr>
+      <w:r>
+        <w:t xml:space="preserve">sLASER data were processed using</w:t>
       </w:r>
       <w:r>
         <w:t xml:space="preserve"> </w:t>
@@ -2446,28 +2538,90 @@
         <w:rPr>
           <w:rStyle w:val="VerbatimChar"/>
         </w:rPr>
-        <w:t xml:space="preserve">bbregister</w:t>
-      </w:r>
-      <w:r>
-        <w:t xml:space="preserve"> </w:t>
-      </w:r>
-      <w:r>
-        <w:t xml:space="preserve">(</w:t>
+        <w:t xml:space="preserve">Osprey</w:t>
+      </w:r>
+      <w:r>
+        <w:rPr>
+          <w:vertAlign w:val="superscript"/>
+        </w:rPr>
+        <w:t xml:space="preserve">94</w:t>
+      </w:r>
+      <w:r>
+        <w:t xml:space="preserve"> </w:t>
+      </w:r>
+      <w:r>
+        <w:t xml:space="preserve">(v2.9.5) and fit via the embedded</w:t>
+      </w:r>
+      <w:r>
+        <w:t xml:space="preserve"> </w:t>
       </w:r>
       <w:r>
         <w:rPr>
           <w:rStyle w:val="VerbatimChar"/>
         </w:rPr>
-        <w:t xml:space="preserve">FreeSurfer</w:t>
+        <w:t xml:space="preserve">LCModel</w:t>
+      </w:r>
+      <w:r>
+        <w:t xml:space="preserve"> </w:t>
+      </w:r>
+      <w:r>
+        <w:t xml:space="preserve">(v6.3-1N) wrapper</w:t>
       </w:r>
       <w:r>
         <w:rPr>
           <w:vertAlign w:val="superscript"/>
         </w:rPr>
-        <w:t xml:space="preserve">88</w:t>
-      </w:r>
-      <w:r>
-        <w:t xml:space="preserve">) using boundary-based registration. First, a reference volume and its skull-stripped equivalent were generated with</w:t>
+        <w:t xml:space="preserve">95</w:t>
+      </w:r>
+      <w:r>
+        <w:t xml:space="preserve">.</w:t>
+      </w:r>
+      <w:r>
+        <w:t xml:space="preserve"> </w:t>
+      </w:r>
+      <w:r>
+        <w:t xml:space="preserve">Because of substantial overlap among Glu and Gln resonances</w:t>
+      </w:r>
+      <w:r>
+        <w:rPr>
+          <w:vertAlign w:val="superscript"/>
+        </w:rPr>
+        <w:t xml:space="preserve">96,97</w:t>
+      </w:r>
+      <w:r>
+        <w:t xml:space="preserve">, in order to avoid errors in spectral assignment — especially since it is controversial whether Glu can reliably be separated from Gln at 3T</w:t>
+      </w:r>
+      <w:r>
+        <w:rPr>
+          <w:vertAlign w:val="superscript"/>
+        </w:rPr>
+        <w:t xml:space="preserve">98,99</w:t>
+      </w:r>
+      <w:r>
+        <w:t xml:space="preserve"> </w:t>
+      </w:r>
+      <w:r>
+        <w:t xml:space="preserve">— we report Glx (Glu+ Glu) as the primary outcome measure. Individual Glu estimates are provided in Supplementary Materials</w:t>
+      </w:r>
+      <w:r>
+        <w:t xml:space="preserve"> </w:t>
+      </w:r>
+      <w:hyperlink w:anchor="tbl-metabolites">
+        <w:r>
+          <w:rPr>
+            <w:rStyle w:val="InternetLink"/>
+          </w:rPr>
+          <w:t xml:space="preserve">Table 6</w:t>
+        </w:r>
+      </w:hyperlink>
+      <w:r>
+        <w:t xml:space="preserve">, alongside all other quantified metabolites.</w:t>
+      </w:r>
+      <w:r>
+        <w:t xml:space="preserve"> </w:t>
+      </w:r>
+      <w:r>
+        <w:t xml:space="preserve">Several Osprey functions were modified to accommodate scanner-specific features of the GE implementation, where individual transients had been averaged by the scanner into four sub-spectra prior to export. These changes primarily affected</w:t>
       </w:r>
       <w:r>
         <w:t xml:space="preserve"> </w:t>
@@ -2476,10 +2630,30 @@
         <w:rPr>
           <w:rStyle w:val="VerbatimChar"/>
         </w:rPr>
-        <w:t xml:space="preserve">fMRIPrep</w:t>
-      </w:r>
-      <w:r>
-        <w:t xml:space="preserve">. Confounding time series were calculated from preprocessed BOLD: framewise displacement (FD), DVARS, and three region-wise global signals.</w:t>
+        <w:t xml:space="preserve">GEload.m</w:t>
+      </w:r>
+      <w:r>
+        <w:t xml:space="preserve"> </w:t>
+      </w:r>
+      <w:r>
+        <w:t xml:space="preserve">to correct water-scaling inconsistencies. RF coil combination was performed using generalized least squares (GLS) weighting, following An et al. (2013)</w:t>
+      </w:r>
+      <w:r>
+        <w:rPr>
+          <w:vertAlign w:val="superscript"/>
+        </w:rPr>
+        <w:t xml:space="preserve">100,101</w:t>
+      </w:r>
+      <w:r>
+        <w:t xml:space="preserve">.</w:t>
+      </w:r>
+    </w:p>
+    <w:p>
+      <w:pPr>
+        <w:pStyle w:val="TextBody"/>
+      </w:pPr>
+      <w:r>
+        <w:t xml:space="preserve">MEGA-PRESS data were processed with</w:t>
       </w:r>
       <w:r>
         <w:t xml:space="preserve"> </w:t>
@@ -2488,19 +2662,90 @@
         <w:rPr>
           <w:rStyle w:val="VerbatimChar"/>
         </w:rPr>
-        <w:t xml:space="preserve">Tedana</w:t>
+        <w:t xml:space="preserve">Osprey</w:t>
+      </w:r>
+      <w:r>
+        <w:t xml:space="preserve">, and the difference of the ON and OFF sequences were fit the</w:t>
+      </w:r>
+      <w:r>
+        <w:t xml:space="preserve"> </w:t>
+      </w:r>
+      <w:r>
+        <w:rPr>
+          <w:rStyle w:val="VerbatimChar"/>
+        </w:rPr>
+        <w:t xml:space="preserve">LCModel</w:t>
+      </w:r>
+      <w:r>
+        <w:t xml:space="preserve"> </w:t>
+      </w:r>
+      <w:r>
+        <w:t xml:space="preserve">algorithm.</w:t>
+      </w:r>
+      <w:r>
+        <w:t xml:space="preserve"> </w:t>
+      </w:r>
+      <w:r>
+        <w:t xml:space="preserve">Due to the J-editing sequence of MEGA-PRESS, a challenge of GABA quantification is macromolecule quantification</w:t>
       </w:r>
       <w:r>
         <w:rPr>
           <w:vertAlign w:val="superscript"/>
         </w:rPr>
-        <w:t xml:space="preserve">94</w:t>
-      </w:r>
-      <w:r>
-        <w:t xml:space="preserve"> </w:t>
-      </w:r>
-      <w:r>
-        <w:t xml:space="preserve">was then used to denoise the data by decomposing the multi-echo BOLD data via principal component analysis (PCA) and independent component analysis (ICA). The resulting components are automatically analyzed to determine whether they are TE-dependent or -independent. TE-dependent components were classified as BOLD, while TE-independent components were classified as non-BOLD and were discarded as part of data cleaning.</w:t>
+        <w:t xml:space="preserve">102</w:t>
+      </w:r>
+      <w:r>
+        <w:t xml:space="preserve">. As a result, we report GABA+, a measure which co-reports GABA with macromolecules. Macromolecules (MM) are expected to account for approximately 45% of the GABA+ signal</w:t>
+      </w:r>
+      <w:r>
+        <w:rPr>
+          <w:vertAlign w:val="superscript"/>
+        </w:rPr>
+        <w:t xml:space="preserve">102</w:t>
+      </w:r>
+      <w:r>
+        <w:t xml:space="preserve">. While a macromolecule-suppressed estimate of GABA seems ideal, a recent 25-site and multi-vendor study conducted at 3T found that GABA+ showed much lower coefficient of variation than MM-suppressed GABA, meaning that GABA+ is more consistent across research sites and MRI vendors (i.e., Philips, GE, Siemens)</w:t>
+      </w:r>
+      <w:r>
+        <w:rPr>
+          <w:vertAlign w:val="superscript"/>
+        </w:rPr>
+        <w:t xml:space="preserve">103</w:t>
+      </w:r>
+      <w:r>
+        <w:t xml:space="preserve">. Moreover, GABA+ shows greater reliability for both creatine-referenced and water-suppressed estimates</w:t>
+      </w:r>
+      <w:r>
+        <w:rPr>
+          <w:vertAlign w:val="superscript"/>
+        </w:rPr>
+        <w:t xml:space="preserve">103,104</w:t>
+      </w:r>
+      <w:r>
+        <w:t xml:space="preserve">. MM-suppressed GABA and GABA+ estimates are also correlated, albeit weakly- to moderately-so</w:t>
+      </w:r>
+      <w:r>
+        <w:rPr>
+          <w:vertAlign w:val="superscript"/>
+        </w:rPr>
+        <w:t xml:space="preserve">102–104</w:t>
+      </w:r>
+      <w:r>
+        <w:t xml:space="preserve">. Consequently, we report GABA+ to allow for easier comparison of our results to other studies as well as reproducibility. All metabolite values, including GABA, are reported in the Supplementary Materials</w:t>
+      </w:r>
+      <w:r>
+        <w:t xml:space="preserve"> </w:t>
+      </w:r>
+      <w:hyperlink w:anchor="tbl-megapressmetabs">
+        <w:r>
+          <w:rPr>
+            <w:rStyle w:val="InternetLink"/>
+          </w:rPr>
+          <w:t xml:space="preserve">Table 7</w:t>
+        </w:r>
+      </w:hyperlink>
+      <w:r>
+        <w:t xml:space="preserve">.</w:t>
       </w:r>
     </w:p>
     <w:p>
@@ -2508,18 +2753,150 @@
         <w:pStyle w:val="TextBody"/>
       </w:pPr>
       <w:r>
-        <w:t xml:space="preserve">Participants were excluded from further analysis if their mean FD was &gt; 0.15 mm.</w:t>
-      </w:r>
-    </w:p>
-    <w:bookmarkEnd w:id="35"/>
-    <w:bookmarkEnd w:id="36"/>
-    <w:bookmarkStart w:id="38" w:name="mrs"/>
+        <w:t xml:space="preserve">MRS voxels were co-registered to the T1w reference image and segmented by</w:t>
+      </w:r>
+      <w:r>
+        <w:t xml:space="preserve"> </w:t>
+      </w:r>
+      <w:r>
+        <w:rPr>
+          <w:rStyle w:val="VerbatimChar"/>
+        </w:rPr>
+        <w:t xml:space="preserve">SPM12</w:t>
+      </w:r>
+      <w:r>
+        <w:rPr>
+          <w:vertAlign w:val="superscript"/>
+        </w:rPr>
+        <w:t xml:space="preserve">105</w:t>
+      </w:r>
+      <w:r>
+        <w:t xml:space="preserve"> </w:t>
+      </w:r>
+      <w:r>
+        <w:t xml:space="preserve">into CSF, GM, and WM.</w:t>
+      </w:r>
+      <w:r>
+        <w:t xml:space="preserve"> </w:t>
+      </w:r>
+      <w:r>
+        <w:t xml:space="preserve">sLASER and MEGA-PRESS data were were water-scaled as well as tissue- and relaxation-corrected by the Gasparovic et al. (2006) method</w:t>
+      </w:r>
+      <w:r>
+        <w:rPr>
+          <w:vertAlign w:val="superscript"/>
+        </w:rPr>
+        <w:t xml:space="preserve">106</w:t>
+      </w:r>
+      <w:r>
+        <w:t xml:space="preserve">. Concentrations are reported in millimoles.</w:t>
+      </w:r>
+      <w:r>
+        <w:t xml:space="preserve"> </w:t>
+      </w:r>
+      <w:r>
+        <w:t xml:space="preserve">Full width half-maximum (FWHM) of the single-Lorentzian fit of the water peak, signal-to-noise (SNR) ratio of the creatine signal, frequency shift, and Cramer-Rao lower bounds (CRLB) were calculated for quality assurance purposes.</w:t>
+      </w:r>
+      <w:r>
+        <w:t xml:space="preserve"> </w:t>
+      </w:r>
+      <w:r>
+        <w:rPr>
+          <w:rStyle w:val="VerbatimChar"/>
+        </w:rPr>
+        <w:t xml:space="preserve">Osprey</w:t>
+      </w:r>
+      <w:r>
+        <w:t xml:space="preserve"> </w:t>
+      </w:r>
+      <w:r>
+        <w:t xml:space="preserve">basis sets were used for linear combination. Metabolites included for both basis sets were: Asc, Asp, Cr, CrCH2, EA, GABA, GPC, GSH, Gln, Glu, Gly, H2O, Lac, NAA, NAAG, PCh, PCr, PE, Ser, Tau, mI, and sI. Excitatory-inhibitory ratio (E:I) was calculated as [Glx from sLASER]/[GABA+ from MEGA-PRESS], a common practice to report E:I using MRS</w:t>
+      </w:r>
+      <w:r>
+        <w:rPr>
+          <w:vertAlign w:val="superscript"/>
+        </w:rPr>
+        <w:t xml:space="preserve">107</w:t>
+      </w:r>
+      <w:r>
+        <w:t xml:space="preserve">.</w:t>
+      </w:r>
+      <w:r>
+        <w:t xml:space="preserve"> </w:t>
+      </w:r>
+    </w:p>
+    <w:p>
+      <w:pPr>
+        <w:pStyle w:val="TextBody"/>
+      </w:pPr>
+      <w:r>
+        <w:t xml:space="preserve">Participants were excluded from further analysis if any of their MRS scans had a water peak FWHM &gt; 10</w:t>
+      </w:r>
+      <w:r>
+        <w:rPr>
+          <w:vertAlign w:val="superscript"/>
+        </w:rPr>
+        <w:t xml:space="preserve">108</w:t>
+      </w:r>
+      <w:r>
+        <w:t xml:space="preserve">.</w:t>
+      </w:r>
+    </w:p>
+    <w:p>
+      <w:pPr>
+        <w:pStyle w:val="TextBody"/>
+      </w:pPr>
+      <w:r>
+        <w:t xml:space="preserve">To quantify the inter-subject consistency across the MRS masks, we computed a consensus mask using majority voting and calculated the mean Dice coefficient between each individual mask and the consensus.</w:t>
+      </w:r>
+    </w:p>
+    <w:bookmarkStart w:id="26" w:name="re-analysis-using-gannet"/>
+    <w:p>
+      <w:pPr>
+        <w:pStyle w:val="Heading3"/>
+      </w:pPr>
+      <w:r>
+        <w:t xml:space="preserve">2.6.1 Re-analysis using Gannet</w:t>
+      </w:r>
+    </w:p>
+    <w:p>
+      <w:pPr>
+        <w:pStyle w:val="FirstParagraph"/>
+      </w:pPr>
+      <w:r>
+        <w:t xml:space="preserve">Glutamate and GABA were acquired using different MRS sequences and in separate blocks during the same scan session. While acquisitions were closely timed and performed under similar conditions, we cannot fully exclude the possibility of session-related variability affecting E:I ratio estimates. Therefore, we re-ran our analysis using the Glx and GABA+ values from the MEGA-PRESS sequence alone using</w:t>
+      </w:r>
+      <w:r>
+        <w:t xml:space="preserve"> </w:t>
+      </w:r>
+      <w:r>
+        <w:rPr>
+          <w:rStyle w:val="VerbatimChar"/>
+        </w:rPr>
+        <w:t xml:space="preserve">Gannet</w:t>
+      </w:r>
+      <w:r>
+        <w:rPr>
+          <w:vertAlign w:val="superscript"/>
+        </w:rPr>
+        <w:t xml:space="preserve">109</w:t>
+      </w:r>
+      <w:r>
+        <w:t xml:space="preserve"> </w:t>
+      </w:r>
+      <w:r>
+        <w:t xml:space="preserve">(v3.3.0).</w:t>
+      </w:r>
+    </w:p>
+    <w:bookmarkEnd w:id="26"/>
+    <w:bookmarkEnd w:id="27"/>
+    <w:bookmarkStart w:id="28" w:name="hurst-exponent-calculation"/>
     <w:p>
       <w:pPr>
         <w:pStyle w:val="Heading2"/>
       </w:pPr>
       <w:r>
-        <w:t xml:space="preserve">2.6 MRS</w:t>
+        <w:t xml:space="preserve">2.7 Hurst Exponent Calculation</w:t>
       </w:r>
     </w:p>
     <w:p>
@@ -2527,7 +2904,64 @@
         <w:pStyle w:val="FirstParagraph"/>
       </w:pPr>
       <w:r>
-        <w:t xml:space="preserve">sLASER data were processed using</w:t>
+        <w:t xml:space="preserve">Hurst exponent was calculated from the power spectrum density (PSD) of the BOLD signal. A log-log plot was used, where log power was plotted against log frequency; generally, if a log-log plot results in a linear relationship, it is assumed that the mean slope of this line represents the power-law exponent</w:t>
+      </w:r>
+      <w:r>
+        <w:rPr>
+          <w:vertAlign w:val="superscript"/>
+        </w:rPr>
+        <w:t xml:space="preserve">5</w:t>
+      </w:r>
+      <w:r>
+        <w:t xml:space="preserve">. A PSD shows the distribution of signal variance (‘power’) across frequencies. Complex signals are classified into two categories: fractional Gaussian noise (fGn) and fractional Brownian motion (fBm)</w:t>
+      </w:r>
+      <w:r>
+        <w:rPr>
+          <w:vertAlign w:val="superscript"/>
+        </w:rPr>
+        <w:t xml:space="preserve">29,110</w:t>
+      </w:r>
+      <w:r>
+        <w:t xml:space="preserve">. The former is a stationary signal (i.e., does not vary over time), while the latter is non-stationary with stationary increments</w:t>
+      </w:r>
+      <w:r>
+        <w:rPr>
+          <w:vertAlign w:val="superscript"/>
+        </w:rPr>
+        <w:t xml:space="preserve">29</w:t>
+      </w:r>
+      <w:r>
+        <w:t xml:space="preserve">. Most physiological signals consist of fBm, but fMRI BOLD is typically conceptualized as fGn once motion-corrected; otherwise put, unprocessed BOLD signal is initially fBm which is converted to fGn with appropriate processing</w:t>
+      </w:r>
+      <w:r>
+        <w:rPr>
+          <w:vertAlign w:val="superscript"/>
+        </w:rPr>
+        <w:t xml:space="preserve">111</w:t>
+      </w:r>
+      <w:r>
+        <w:t xml:space="preserve">. fBm and fGn require distinct H calculation methods</w:t>
+      </w:r>
+      <w:r>
+        <w:rPr>
+          <w:vertAlign w:val="superscript"/>
+        </w:rPr>
+        <w:t xml:space="preserve">29</w:t>
+      </w:r>
+      <w:r>
+        <w:t xml:space="preserve">. PSD was estimated using Welch’s method</w:t>
+      </w:r>
+      <w:r>
+        <w:rPr>
+          <w:vertAlign w:val="superscript"/>
+        </w:rPr>
+        <w:t xml:space="preserve">112</w:t>
+      </w:r>
+      <w:r>
+        <w:t xml:space="preserve"> </w:t>
+      </w:r>
+      <w:r>
+        <w:t xml:space="preserve">from the Python</w:t>
       </w:r>
       <w:r>
         <w:t xml:space="preserve"> </w:t>
@@ -2536,475 +2970,37 @@
         <w:rPr>
           <w:rStyle w:val="VerbatimChar"/>
         </w:rPr>
-        <w:t xml:space="preserve">Osprey</w:t>
+        <w:t xml:space="preserve">Scipy.Signal</w:t>
+      </w:r>
+      <w:r>
+        <w:t xml:space="preserve"> </w:t>
+      </w:r>
+      <w:r>
+        <w:t xml:space="preserve">library</w:t>
       </w:r>
       <w:r>
         <w:rPr>
           <w:vertAlign w:val="superscript"/>
         </w:rPr>
-        <w:t xml:space="preserve">95</w:t>
-      </w:r>
-      <w:r>
-        <w:t xml:space="preserve"> </w:t>
-      </w:r>
-      <w:r>
-        <w:t xml:space="preserve">(v2.9.5) and fit via the embedded</w:t>
-      </w:r>
-      <w:r>
-        <w:t xml:space="preserve"> </w:t>
-      </w:r>
-      <w:r>
-        <w:rPr>
-          <w:rStyle w:val="VerbatimChar"/>
-        </w:rPr>
-        <w:t xml:space="preserve">LCModel</w:t>
-      </w:r>
-      <w:r>
-        <w:t xml:space="preserve"> </w:t>
-      </w:r>
-      <w:r>
-        <w:t xml:space="preserve">(v6.3-1N) wrapper</w:t>
+        <w:t xml:space="preserve">113</w:t>
+      </w:r>
+      <w:r>
+        <w:t xml:space="preserve">. Data were divided into 8 windows of 50% overlap and averaged within each window, as is standard</w:t>
       </w:r>
       <w:r>
         <w:rPr>
           <w:vertAlign w:val="superscript"/>
         </w:rPr>
-        <w:t xml:space="preserve">96</w:t>
-      </w:r>
-      <w:r>
-        <w:t xml:space="preserve">.</w:t>
-      </w:r>
-      <w:r>
-        <w:t xml:space="preserve"> </w:t>
-      </w:r>
-      <w:r>
-        <w:t xml:space="preserve">Because of substantial overlap among Glu and Gln resonances</w:t>
+        <w:t xml:space="preserve">114</w:t>
+      </w:r>
+      <w:r>
+        <w:t xml:space="preserve">. Welch’s method was selected based on prior comparisons with other Hurst exponent algorithms, which found it to perform best across all evaluation criteria</w:t>
       </w:r>
       <w:r>
         <w:rPr>
           <w:vertAlign w:val="superscript"/>
         </w:rPr>
-        <w:t xml:space="preserve">97,98</w:t>
-      </w:r>
-      <w:r>
-        <w:t xml:space="preserve">, in order to avoid errors in spectral assignment — especially since it is controversial whether Glu can reliably be separated from Gln at 3T</w:t>
-      </w:r>
-      <w:r>
-        <w:rPr>
-          <w:vertAlign w:val="superscript"/>
-        </w:rPr>
-        <w:t xml:space="preserve">99,100</w:t>
-      </w:r>
-      <w:r>
-        <w:t xml:space="preserve"> </w:t>
-      </w:r>
-      <w:r>
-        <w:t xml:space="preserve">— we report Glx (Glu+ Glu) as the primary outcome measure. Individual Glu estimates are provided in Supplementary Materials</w:t>
-      </w:r>
-      <w:r>
-        <w:t xml:space="preserve"> </w:t>
-      </w:r>
-      <w:hyperlink w:anchor="tbl-metabolites">
-        <w:r>
-          <w:rPr>
-            <w:rStyle w:val="InternetLink"/>
-          </w:rPr>
-          <w:t xml:space="preserve">Table 6</w:t>
-        </w:r>
-      </w:hyperlink>
-      <w:r>
-        <w:t xml:space="preserve">, alongside all other quantified metabolites.</w:t>
-      </w:r>
-      <w:r>
-        <w:t xml:space="preserve"> </w:t>
-      </w:r>
-      <w:r>
-        <w:t xml:space="preserve">Several Osprey functions were modified to accommodate scanner-specific features of the GE implementation, where individual transients had been averaged by the scanner into four sub-spectra prior to export. These changes primarily affected</w:t>
-      </w:r>
-      <w:r>
-        <w:t xml:space="preserve"> </w:t>
-      </w:r>
-      <w:r>
-        <w:rPr>
-          <w:rStyle w:val="VerbatimChar"/>
-        </w:rPr>
-        <w:t xml:space="preserve">GEload.m</w:t>
-      </w:r>
-      <w:r>
-        <w:t xml:space="preserve"> </w:t>
-      </w:r>
-      <w:r>
-        <w:t xml:space="preserve">to correct water-scaling inconsistencies. RF coil combination was performed using generalized least squares (GLS) weighting, following An et al. (2013)</w:t>
-      </w:r>
-      <w:r>
-        <w:rPr>
-          <w:vertAlign w:val="superscript"/>
-        </w:rPr>
-        <w:t xml:space="preserve">101,102</w:t>
-      </w:r>
-      <w:r>
-        <w:t xml:space="preserve">.</w:t>
-      </w:r>
-    </w:p>
-    <w:p>
-      <w:pPr>
-        <w:pStyle w:val="TextBody"/>
-      </w:pPr>
-      <w:r>
-        <w:t xml:space="preserve">MEGA-PRESS data were processed with</w:t>
-      </w:r>
-      <w:r>
-        <w:t xml:space="preserve"> </w:t>
-      </w:r>
-      <w:r>
-        <w:rPr>
-          <w:rStyle w:val="VerbatimChar"/>
-        </w:rPr>
-        <w:t xml:space="preserve">Osprey</w:t>
-      </w:r>
-      <w:r>
-        <w:t xml:space="preserve">, and the difference of the ON and OFF sequences were fit the</w:t>
-      </w:r>
-      <w:r>
-        <w:t xml:space="preserve"> </w:t>
-      </w:r>
-      <w:r>
-        <w:rPr>
-          <w:rStyle w:val="VerbatimChar"/>
-        </w:rPr>
-        <w:t xml:space="preserve">LCModel</w:t>
-      </w:r>
-      <w:r>
-        <w:t xml:space="preserve"> </w:t>
-      </w:r>
-      <w:r>
-        <w:t xml:space="preserve">algorithm.</w:t>
-      </w:r>
-      <w:r>
-        <w:t xml:space="preserve"> </w:t>
-      </w:r>
-      <w:r>
-        <w:t xml:space="preserve">Due to the J-editing sequence of MEGA-PRESS, a challenge of GABA quantification is macromolecule quantification</w:t>
-      </w:r>
-      <w:r>
-        <w:rPr>
-          <w:vertAlign w:val="superscript"/>
-        </w:rPr>
-        <w:t xml:space="preserve">103</w:t>
-      </w:r>
-      <w:r>
-        <w:t xml:space="preserve">. As a result, we report GABA+, a measure which co-reports GABA with macromolecules. Macromolecules (MM) are expected to account for approximately 45% of the GABA+ signal</w:t>
-      </w:r>
-      <w:r>
-        <w:rPr>
-          <w:vertAlign w:val="superscript"/>
-        </w:rPr>
-        <w:t xml:space="preserve">103</w:t>
-      </w:r>
-      <w:r>
-        <w:t xml:space="preserve">. While a macromolecule-suppressed estimate of GABA seems ideal, a recent 25-site and multi-vendor study conducted at 3T found that GABA+ showed much lower coefficient of variation than MM-suppressed GABA, meaning that GABA+ is more consistent across research sites and MRI vendors (i.e., Philips, GE, Siemens)</w:t>
-      </w:r>
-      <w:r>
-        <w:rPr>
-          <w:vertAlign w:val="superscript"/>
-        </w:rPr>
-        <w:t xml:space="preserve">104</w:t>
-      </w:r>
-      <w:r>
-        <w:t xml:space="preserve">. Moreover, GABA+ shows greater reliability for both creatine-referenced and water-suppressed estimates</w:t>
-      </w:r>
-      <w:r>
-        <w:rPr>
-          <w:vertAlign w:val="superscript"/>
-        </w:rPr>
-        <w:t xml:space="preserve">104,105</w:t>
-      </w:r>
-      <w:r>
-        <w:t xml:space="preserve">. MM-suppressed GABA and GABA+ estimates are also correlated, albeit weakly- to moderately-so</w:t>
-      </w:r>
-      <w:r>
-        <w:rPr>
-          <w:vertAlign w:val="superscript"/>
-        </w:rPr>
-        <w:t xml:space="preserve">103–105</w:t>
-      </w:r>
-      <w:r>
-        <w:t xml:space="preserve">. Consequently, we report GABA+ to allow for easier comparison of our results to other studies as well as reproducibility. All metabolite values, including GABA, are reported in the Supplementary Materials</w:t>
-      </w:r>
-      <w:r>
-        <w:t xml:space="preserve"> </w:t>
-      </w:r>
-      <w:hyperlink w:anchor="tbl-megapressmetabs">
-        <w:r>
-          <w:rPr>
-            <w:rStyle w:val="InternetLink"/>
-          </w:rPr>
-          <w:t xml:space="preserve">Table 7</w:t>
-        </w:r>
-      </w:hyperlink>
-      <w:r>
-        <w:t xml:space="preserve">.</w:t>
-      </w:r>
-    </w:p>
-    <w:p>
-      <w:pPr>
-        <w:pStyle w:val="TextBody"/>
-      </w:pPr>
-      <w:r>
-        <w:t xml:space="preserve">MRS voxels were co-registered to the T1w reference image and segmented by</w:t>
-      </w:r>
-      <w:r>
-        <w:t xml:space="preserve"> </w:t>
-      </w:r>
-      <w:r>
-        <w:rPr>
-          <w:rStyle w:val="VerbatimChar"/>
-        </w:rPr>
-        <w:t xml:space="preserve">SPM12</w:t>
-      </w:r>
-      <w:r>
-        <w:rPr>
-          <w:vertAlign w:val="superscript"/>
-        </w:rPr>
-        <w:t xml:space="preserve">106</w:t>
-      </w:r>
-      <w:r>
-        <w:t xml:space="preserve"> </w:t>
-      </w:r>
-      <w:r>
-        <w:t xml:space="preserve">into CSF, GM, and WM.</w:t>
-      </w:r>
-      <w:r>
-        <w:t xml:space="preserve"> </w:t>
-      </w:r>
-      <w:r>
-        <w:t xml:space="preserve">sLASER and MEGA-PRESS data were were water-scaled as well as tissue- and relaxation-corrected by the Gasparovic et al. (2006) method</w:t>
-      </w:r>
-      <w:r>
-        <w:rPr>
-          <w:vertAlign w:val="superscript"/>
-        </w:rPr>
-        <w:t xml:space="preserve">107</w:t>
-      </w:r>
-      <w:r>
-        <w:t xml:space="preserve">. Concentrations are reported in millimoles.</w:t>
-      </w:r>
-      <w:r>
-        <w:t xml:space="preserve"> </w:t>
-      </w:r>
-      <w:r>
-        <w:t xml:space="preserve">Full width half-maximum (FWHM) of the single-Lorentzian fit of the water peak, signal-to-noise (SNR) ratio of the creatine signal, frequency shift, and Cramer-Rao lower bounds (CRLB) were calculated for quality assurance purposes.</w:t>
-      </w:r>
-      <w:r>
-        <w:t xml:space="preserve"> </w:t>
-      </w:r>
-      <w:r>
-        <w:rPr>
-          <w:rStyle w:val="VerbatimChar"/>
-        </w:rPr>
-        <w:t xml:space="preserve">Osprey</w:t>
-      </w:r>
-      <w:r>
-        <w:t xml:space="preserve"> </w:t>
-      </w:r>
-      <w:r>
-        <w:t xml:space="preserve">basis sets were used for linear combination. Metabolites included for both basis sets were: Asc, Asp, Cr, CrCH2, EA, GABA, GPC, GSH, Gln, Glu, Gly, H2O, Lac, NAA, NAAG, PCh, PCr, PE, Ser, Tau, mI, and sI. Excitatory-inhibitory ratio (E:I) was calculated as [Glx from sLASER]/[GABA+ from MEGA-PRESS], a common practice to report E:I using MRS</w:t>
-      </w:r>
-      <w:r>
-        <w:rPr>
-          <w:vertAlign w:val="superscript"/>
-        </w:rPr>
-        <w:t xml:space="preserve">108</w:t>
-      </w:r>
-      <w:r>
-        <w:t xml:space="preserve">.</w:t>
-      </w:r>
-      <w:r>
-        <w:t xml:space="preserve"> </w:t>
-      </w:r>
-    </w:p>
-    <w:p>
-      <w:pPr>
-        <w:pStyle w:val="TextBody"/>
-      </w:pPr>
-      <w:r>
-        <w:t xml:space="preserve">Participants were excluded from further analysis if any of their MRS scans had a water peak FWHM &gt; 10</w:t>
-      </w:r>
-      <w:r>
-        <w:rPr>
-          <w:vertAlign w:val="superscript"/>
-        </w:rPr>
-        <w:t xml:space="preserve">109</w:t>
-      </w:r>
-      <w:r>
-        <w:t xml:space="preserve">.</w:t>
-      </w:r>
-    </w:p>
-    <w:p>
-      <w:pPr>
-        <w:pStyle w:val="TextBody"/>
-      </w:pPr>
-      <w:r>
-        <w:t xml:space="preserve">To quantify the inter-subject consistency across the MRS masks, we computed a consensus mask using majority voting and calculated the mean Dice coefficient between each individual mask and the consensus.</w:t>
-      </w:r>
-    </w:p>
-    <w:bookmarkStart w:id="37" w:name="re-analysis-using-gannet"/>
-    <w:p>
-      <w:pPr>
-        <w:pStyle w:val="Heading3"/>
-      </w:pPr>
-      <w:r>
-        <w:t xml:space="preserve">2.6.1 Re-analysis using Gannet</w:t>
-      </w:r>
-    </w:p>
-    <w:p>
-      <w:pPr>
-        <w:pStyle w:val="FirstParagraph"/>
-      </w:pPr>
-      <w:r>
-        <w:t xml:space="preserve">Glutamate and GABA were acquired using different MRS sequences and in separate blocks during the same scan session. While acquisitions were closely timed and performed under similar conditions, we cannot fully exclude the possibility of session-related variability affecting E:I ratio estimates. Therefore, we re-ran our analysis using the Glx and GABA+ values from the MEGA-PRESS sequence alone using</w:t>
-      </w:r>
-      <w:r>
-        <w:t xml:space="preserve"> </w:t>
-      </w:r>
-      <w:r>
-        <w:rPr>
-          <w:rStyle w:val="VerbatimChar"/>
-        </w:rPr>
-        <w:t xml:space="preserve">Gannet</w:t>
-      </w:r>
-      <w:r>
-        <w:rPr>
-          <w:vertAlign w:val="superscript"/>
-        </w:rPr>
-        <w:t xml:space="preserve">110</w:t>
-      </w:r>
-      <w:r>
-        <w:t xml:space="preserve"> </w:t>
-      </w:r>
-      <w:r>
-        <w:t xml:space="preserve">(v3.3.0).</w:t>
-      </w:r>
-    </w:p>
-    <w:bookmarkEnd w:id="37"/>
-    <w:bookmarkEnd w:id="38"/>
-    <w:bookmarkStart w:id="39" w:name="hurst-exponent-calculation"/>
-    <w:p>
-      <w:pPr>
-        <w:pStyle w:val="Heading2"/>
-      </w:pPr>
-      <w:r>
-        <w:t xml:space="preserve">2.7 Hurst Exponent Calculation</w:t>
-      </w:r>
-    </w:p>
-    <w:p>
-      <w:pPr>
-        <w:pStyle w:val="FirstParagraph"/>
-      </w:pPr>
-      <w:r>
-        <w:t xml:space="preserve">Hurst exponent was calculated from the power spectrum density (PSD) of the BOLD signal. A log-log plot was used, where log power was plotted against log frequency; generally, if a log-log plot results in a linear relationship, it is assumed that the mean slope of this line represents the power-law exponent</w:t>
-      </w:r>
-      <w:r>
-        <w:rPr>
-          <w:vertAlign w:val="superscript"/>
-        </w:rPr>
-        <w:t xml:space="preserve">5</w:t>
-      </w:r>
-      <w:r>
-        <w:t xml:space="preserve">. A PSD shows the distribution of signal variance (</w:t>
-      </w:r>
-      <w:r>
-        <w:t xml:space="preserve">‘power’</w:t>
-      </w:r>
-      <w:r>
-        <w:t xml:space="preserve">) across frequencies. Complex signals are classified into two categories: fractional Gaussian noise (fGn) and fractional Brownian motion (fBm)</w:t>
-      </w:r>
-      <w:r>
-        <w:rPr>
-          <w:vertAlign w:val="superscript"/>
-        </w:rPr>
-        <w:t xml:space="preserve">29,111</w:t>
-      </w:r>
-      <w:r>
-        <w:t xml:space="preserve">. The former is a stationary signal (i.e., does not vary over time), while the latter is non-stationary with stationary increments</w:t>
-      </w:r>
-      <w:r>
-        <w:rPr>
-          <w:vertAlign w:val="superscript"/>
-        </w:rPr>
-        <w:t xml:space="preserve">29</w:t>
-      </w:r>
-      <w:r>
-        <w:t xml:space="preserve">. Most physiological signals consist of fBm, but fMRI BOLD is typically conceptualized as fGn once motion-corrected; otherwise put, unprocessed BOLD signal is initially fBm which is converted to fGn with appropriate processing</w:t>
-      </w:r>
-      <w:r>
-        <w:rPr>
-          <w:vertAlign w:val="superscript"/>
-        </w:rPr>
-        <w:t xml:space="preserve">112</w:t>
-      </w:r>
-      <w:r>
-        <w:t xml:space="preserve">. fBm and fGn require distinct H calculation methods</w:t>
-      </w:r>
-      <w:r>
-        <w:rPr>
-          <w:vertAlign w:val="superscript"/>
-        </w:rPr>
-        <w:t xml:space="preserve">29</w:t>
-      </w:r>
-      <w:r>
-        <w:t xml:space="preserve">. PSD was estimated using Welch’s method</w:t>
-      </w:r>
-      <w:r>
-        <w:rPr>
-          <w:vertAlign w:val="superscript"/>
-        </w:rPr>
-        <w:t xml:space="preserve">113</w:t>
-      </w:r>
-      <w:r>
-        <w:t xml:space="preserve"> </w:t>
-      </w:r>
-      <w:r>
-        <w:t xml:space="preserve">from the Python</w:t>
-      </w:r>
-      <w:r>
-        <w:t xml:space="preserve"> </w:t>
-      </w:r>
-      <w:r>
-        <w:rPr>
-          <w:rStyle w:val="VerbatimChar"/>
-        </w:rPr>
-        <w:t xml:space="preserve">Scipy.Signal</w:t>
-      </w:r>
-      <w:r>
-        <w:t xml:space="preserve"> </w:t>
-      </w:r>
-      <w:r>
-        <w:t xml:space="preserve">library</w:t>
-      </w:r>
-      <w:r>
-        <w:rPr>
-          <w:vertAlign w:val="superscript"/>
-        </w:rPr>
         <w:t xml:space="preserve">114</w:t>
-      </w:r>
-      <w:r>
-        <w:t xml:space="preserve">. Data were divided into 8 windows of 50% overlap and averaged within each window, as is standard</w:t>
-      </w:r>
-      <w:r>
-        <w:rPr>
-          <w:vertAlign w:val="superscript"/>
-        </w:rPr>
-        <w:t xml:space="preserve">115</w:t>
-      </w:r>
-      <w:r>
-        <w:t xml:space="preserve">. Welch’s method was selected based on prior comparisons with other Hurst exponent algorithms, which found it to perform best across all evaluation criteria</w:t>
-      </w:r>
-      <w:r>
-        <w:rPr>
-          <w:vertAlign w:val="superscript"/>
-        </w:rPr>
-        <w:t xml:space="preserve">115</w:t>
       </w:r>
       <w:r>
         <w:t xml:space="preserve">. The spectral index,</w:t>
@@ -3024,7 +3020,7 @@
         <w:rPr>
           <w:vertAlign w:val="superscript"/>
         </w:rPr>
-        <w:t xml:space="preserve">29,116</w:t>
+        <w:t xml:space="preserve">29,115</w:t>
       </w:r>
       <w:r>
         <w:t xml:space="preserve">:</w:t>
@@ -3080,25 +3076,13 @@
         <w:pStyle w:val="FirstParagraph"/>
       </w:pPr>
       <w:r>
-        <w:t xml:space="preserve">Since it cannot be assumed that all fBm is removed from the signal, we employed the</w:t>
-      </w:r>
-      <w:r>
-        <w:t xml:space="preserve"> </w:t>
-      </w:r>
-      <w:r>
-        <w:t xml:space="preserve">‘extended Hurst’</w:t>
-      </w:r>
-      <w:r>
-        <w:t xml:space="preserve"> </w:t>
-      </w:r>
-      <w:r>
-        <w:t xml:space="preserve">(H’) concept in this study: for 0 &lt; H &lt; 1, the signal is understood as fGn, while for 1 &lt; H &lt; 2, the signal is understood to be fBm</w:t>
+        <w:t xml:space="preserve">Since it cannot be assumed that all fBm is removed from the signal, we employed the ‘extended Hurst’ (H’) concept in this study: for 0 &lt; H &lt; 1, the signal is understood as fGn, while for 1 &lt; H &lt; 2, the signal is understood to be fBm</w:t>
       </w:r>
       <w:r>
         <w:rPr>
           <w:vertAlign w:val="superscript"/>
         </w:rPr>
-        <w:t xml:space="preserve">35,117,118</w:t>
+        <w:t xml:space="preserve">35,116,117</w:t>
       </w:r>
       <w:r>
         <w:t xml:space="preserve">. More generally, it is assumed that when 0.5 &lt; H &lt; 1.5, the signal displays 1/f behaviour</w:t>
@@ -3113,8 +3097,8 @@
         <w:t xml:space="preserve">. H was calculated for all voxels in the brain of each subject. A brain mask was then applied which included only GM and the region of the MRS voxel in the visual cortex. H was averaged across the brain mask area, using only non-zero voxels.</w:t>
       </w:r>
     </w:p>
-    <w:bookmarkEnd w:id="39"/>
-    <w:bookmarkStart w:id="40" w:name="statistics"/>
+    <w:bookmarkEnd w:id="28"/>
+    <w:bookmarkStart w:id="29" w:name="statistics"/>
     <w:p>
       <w:pPr>
         <w:pStyle w:val="Heading2"/>
@@ -3143,7 +3127,7 @@
         <w:rPr>
           <w:vertAlign w:val="superscript"/>
         </w:rPr>
-        <w:t xml:space="preserve">119</w:t>
+        <w:t xml:space="preserve">118</w:t>
       </w:r>
       <w:r>
         <w:t xml:space="preserve"> </w:t>
@@ -3181,687 +3165,670 @@
           <m:jc m:val="center"/>
         </m:oMathParaPr>
         <m:oMath>
-          <m:m>
-            <m:mPr>
-              <m:baseJc m:val="center"/>
-              <m:plcHide m:val="on"/>
-              <m:mcs>
-                <m:mc>
-                  <m:mcPr>
-                    <m:mcJc m:val="right"/>
-                    <m:count m:val="1"/>
-                  </m:mcPr>
-                </m:mc>
-                <m:mc>
-                  <m:mcPr>
-                    <m:mcJc m:val="left"/>
-                    <m:count m:val="1"/>
-                  </m:mcPr>
-                </m:mc>
-              </m:mcs>
-            </m:mPr>
-            <m:mr>
-              <m:e>
-                <m:r>
-                  <m:rPr>
-                    <m:sty m:val="p"/>
-                  </m:rPr>
-                  <m:t>H</m:t>
-                </m:r>
-                <m:r>
-                  <m:rPr>
-                    <m:sty m:val="p"/>
-                  </m:rPr>
-                  <m:t>∼</m:t>
-                </m:r>
-                <m:r>
-                  <m:t> </m:t>
-                </m:r>
-              </m:e>
-              <m:e>
-                <m:f>
-                  <m:fPr>
-                    <m:type m:val="bar"/>
-                  </m:fPr>
-                  <m:num>
-                    <m:r>
-                      <m:rPr>
-                        <m:sty m:val="p"/>
-                      </m:rPr>
-                      <m:t>G</m:t>
-                    </m:r>
-                    <m:r>
-                      <m:rPr>
-                        <m:sty m:val="p"/>
-                      </m:rPr>
-                      <m:t>l</m:t>
-                    </m:r>
-                    <m:r>
-                      <m:rPr>
-                        <m:sty m:val="p"/>
-                      </m:rPr>
-                      <m:t>x</m:t>
-                    </m:r>
-                  </m:num>
-                  <m:den>
-                    <m:r>
-                      <m:rPr>
-                        <m:sty m:val="p"/>
-                      </m:rPr>
-                      <m:t>G</m:t>
-                    </m:r>
-                    <m:r>
-                      <m:rPr>
-                        <m:sty m:val="p"/>
-                      </m:rPr>
-                      <m:t>A</m:t>
-                    </m:r>
-                    <m:r>
-                      <m:rPr>
-                        <m:sty m:val="p"/>
-                      </m:rPr>
-                      <m:t>B</m:t>
-                    </m:r>
-                    <m:r>
-                      <m:rPr>
-                        <m:sty m:val="p"/>
-                      </m:rPr>
-                      <m:t>A</m:t>
-                    </m:r>
-                    <m:r>
-                      <m:rPr>
-                        <m:nor/>
-                        <m:sty m:val="p"/>
-                      </m:rPr>
-                      <m:t>+</m:t>
-                    </m:r>
-                  </m:den>
-                </m:f>
-                <m:r>
-                  <m:rPr>
-                    <m:sty m:val="p"/>
-                  </m:rPr>
-                  <m:t>+</m:t>
-                </m:r>
-                <m:r>
-                  <m:rPr>
-                    <m:sty m:val="p"/>
-                  </m:rPr>
-                  <m:t>C</m:t>
-                </m:r>
-                <m:r>
-                  <m:rPr>
-                    <m:sty m:val="p"/>
-                  </m:rPr>
-                  <m:t>o</m:t>
-                </m:r>
-                <m:r>
-                  <m:rPr>
-                    <m:sty m:val="p"/>
-                  </m:rPr>
-                  <m:t>n</m:t>
-                </m:r>
-                <m:r>
-                  <m:rPr>
-                    <m:sty m:val="p"/>
-                  </m:rPr>
-                  <m:t>d</m:t>
-                </m:r>
-                <m:r>
-                  <m:rPr>
-                    <m:sty m:val="p"/>
-                  </m:rPr>
-                  <m:t>i</m:t>
-                </m:r>
-                <m:r>
-                  <m:rPr>
-                    <m:sty m:val="p"/>
-                  </m:rPr>
-                  <m:t>t</m:t>
-                </m:r>
-                <m:r>
-                  <m:rPr>
-                    <m:sty m:val="p"/>
-                  </m:rPr>
-                  <m:t>i</m:t>
-                </m:r>
-                <m:r>
-                  <m:rPr>
-                    <m:sty m:val="p"/>
-                  </m:rPr>
-                  <m:t>o</m:t>
-                </m:r>
-                <m:r>
-                  <m:rPr>
-                    <m:sty m:val="p"/>
-                  </m:rPr>
-                  <m:t>n</m:t>
-                </m:r>
-                <m:r>
-                  <m:rPr>
-                    <m:sty m:val="p"/>
-                  </m:rPr>
-                  <m:t>+</m:t>
-                </m:r>
-                <m:r>
-                  <m:rPr>
-                    <m:sty m:val="p"/>
-                  </m:rPr>
-                  <m:t>m</m:t>
-                </m:r>
-                <m:r>
-                  <m:rPr>
-                    <m:sty m:val="p"/>
-                  </m:rPr>
-                  <m:t>e</m:t>
-                </m:r>
-                <m:r>
-                  <m:rPr>
-                    <m:sty m:val="p"/>
-                  </m:rPr>
-                  <m:t>a</m:t>
-                </m:r>
-                <m:r>
-                  <m:rPr>
-                    <m:sty m:val="p"/>
-                  </m:rPr>
-                  <m:t>n</m:t>
-                </m:r>
-                <m:r>
-                  <m:rPr>
-                    <m:sty m:val="p"/>
-                  </m:rPr>
-                  <m:t>F</m:t>
-                </m:r>
-                <m:r>
-                  <m:rPr>
-                    <m:sty m:val="p"/>
-                  </m:rPr>
-                  <m:t>D</m:t>
-                </m:r>
-              </m:e>
-            </m:mr>
-            <m:mr>
-              <m:e/>
-              <m:e>
-                <m:r>
-                  <m:rPr>
-                    <m:sty m:val="p"/>
-                  </m:rPr>
-                  <m:t>+</m:t>
-                </m:r>
-                <m:r>
-                  <m:rPr>
-                    <m:sty m:val="p"/>
-                  </m:rPr>
-                  <m:t>F</m:t>
-                </m:r>
-                <m:r>
-                  <m:rPr>
-                    <m:sty m:val="p"/>
-                  </m:rPr>
-                  <m:t>W</m:t>
-                </m:r>
-                <m:r>
-                  <m:rPr>
-                    <m:sty m:val="p"/>
-                  </m:rPr>
-                  <m:t>H</m:t>
-                </m:r>
-                <m:sSub>
-                  <m:e>
-                    <m:r>
-                      <m:rPr>
-                        <m:sty m:val="p"/>
-                      </m:rPr>
-                      <m:t>M</m:t>
-                    </m:r>
-                  </m:e>
-                  <m:sub>
-                    <m:r>
-                      <m:rPr>
-                        <m:sty m:val="p"/>
-                      </m:rPr>
-                      <m:t>s</m:t>
-                    </m:r>
-                    <m:r>
-                      <m:rPr>
-                        <m:sty m:val="p"/>
-                      </m:rPr>
-                      <m:t>L</m:t>
-                    </m:r>
-                    <m:r>
-                      <m:rPr>
-                        <m:sty m:val="p"/>
-                      </m:rPr>
-                      <m:t>A</m:t>
-                    </m:r>
-                    <m:r>
-                      <m:rPr>
-                        <m:sty m:val="p"/>
-                      </m:rPr>
-                      <m:t>S</m:t>
-                    </m:r>
-                    <m:r>
-                      <m:rPr>
-                        <m:sty m:val="p"/>
-                      </m:rPr>
-                      <m:t>E</m:t>
-                    </m:r>
-                    <m:r>
-                      <m:rPr>
-                        <m:sty m:val="p"/>
-                      </m:rPr>
-                      <m:t>R</m:t>
-                    </m:r>
-                  </m:sub>
-                </m:sSub>
-                <m:r>
-                  <m:rPr>
-                    <m:sty m:val="p"/>
-                  </m:rPr>
-                  <m:t>+</m:t>
-                </m:r>
-                <m:r>
-                  <m:rPr>
-                    <m:sty m:val="p"/>
-                  </m:rPr>
-                  <m:t>F</m:t>
-                </m:r>
-                <m:r>
-                  <m:rPr>
-                    <m:sty m:val="p"/>
-                  </m:rPr>
-                  <m:t>W</m:t>
-                </m:r>
-                <m:r>
-                  <m:rPr>
-                    <m:sty m:val="p"/>
-                  </m:rPr>
-                  <m:t>H</m:t>
-                </m:r>
-                <m:sSub>
-                  <m:e>
-                    <m:r>
-                      <m:rPr>
-                        <m:sty m:val="p"/>
-                      </m:rPr>
-                      <m:t>M</m:t>
-                    </m:r>
-                  </m:e>
-                  <m:sub>
-                    <m:r>
-                      <m:rPr>
-                        <m:sty m:val="p"/>
-                      </m:rPr>
-                      <m:t>M</m:t>
-                    </m:r>
-                    <m:r>
-                      <m:rPr>
-                        <m:sty m:val="p"/>
-                      </m:rPr>
-                      <m:t>E</m:t>
-                    </m:r>
-                    <m:r>
-                      <m:rPr>
-                        <m:sty m:val="p"/>
-                      </m:rPr>
-                      <m:t>G</m:t>
-                    </m:r>
-                    <m:r>
-                      <m:rPr>
-                        <m:sty m:val="p"/>
-                      </m:rPr>
-                      <m:t>A</m:t>
-                    </m:r>
-                    <m:r>
-                      <m:rPr>
-                        <m:nor/>
-                        <m:sty m:val="p"/>
-                      </m:rPr>
-                      <m:t>-</m:t>
-                    </m:r>
-                    <m:r>
-                      <m:rPr>
-                        <m:sty m:val="p"/>
-                      </m:rPr>
-                      <m:t>P</m:t>
-                    </m:r>
-                    <m:r>
-                      <m:rPr>
-                        <m:sty m:val="p"/>
-                      </m:rPr>
-                      <m:t>R</m:t>
-                    </m:r>
-                    <m:r>
-                      <m:rPr>
-                        <m:sty m:val="p"/>
-                      </m:rPr>
-                      <m:t>E</m:t>
-                    </m:r>
-                    <m:r>
-                      <m:rPr>
-                        <m:sty m:val="p"/>
-                      </m:rPr>
-                      <m:t>S</m:t>
-                    </m:r>
-                    <m:r>
-                      <m:rPr>
-                        <m:sty m:val="p"/>
-                      </m:rPr>
-                      <m:t>S</m:t>
-                    </m:r>
-                  </m:sub>
-                </m:sSub>
-              </m:e>
-            </m:mr>
-            <m:mr>
-              <m:e/>
-              <m:e>
-                <m:r>
-                  <m:rPr>
-                    <m:sty m:val="p"/>
-                  </m:rPr>
-                  <m:t>+</m:t>
-                </m:r>
-                <m:r>
-                  <m:rPr>
-                    <m:sty m:val="p"/>
-                  </m:rPr>
-                  <m:t>F</m:t>
-                </m:r>
-                <m:r>
-                  <m:rPr>
-                    <m:sty m:val="p"/>
-                  </m:rPr>
-                  <m:t>r</m:t>
-                </m:r>
-                <m:r>
-                  <m:rPr>
-                    <m:sty m:val="p"/>
-                  </m:rPr>
-                  <m:t>e</m:t>
-                </m:r>
-                <m:r>
-                  <m:rPr>
-                    <m:sty m:val="p"/>
-                  </m:rPr>
-                  <m:t>q</m:t>
-                </m:r>
-                <m:r>
-                  <m:rPr>
-                    <m:sty m:val="p"/>
-                  </m:rPr>
-                  <m:t>S</m:t>
-                </m:r>
-                <m:r>
-                  <m:rPr>
-                    <m:sty m:val="p"/>
-                  </m:rPr>
-                  <m:t>h</m:t>
-                </m:r>
-                <m:r>
-                  <m:rPr>
-                    <m:sty m:val="p"/>
-                  </m:rPr>
-                  <m:t>i</m:t>
-                </m:r>
-                <m:r>
-                  <m:rPr>
-                    <m:sty m:val="p"/>
-                  </m:rPr>
-                  <m:t>f</m:t>
-                </m:r>
-                <m:sSub>
-                  <m:e>
-                    <m:r>
-                      <m:rPr>
-                        <m:sty m:val="p"/>
-                      </m:rPr>
-                      <m:t>t</m:t>
-                    </m:r>
-                  </m:e>
-                  <m:sub>
-                    <m:r>
-                      <m:rPr>
-                        <m:sty m:val="p"/>
-                      </m:rPr>
-                      <m:t>s</m:t>
-                    </m:r>
-                    <m:r>
-                      <m:rPr>
-                        <m:sty m:val="p"/>
-                      </m:rPr>
-                      <m:t>L</m:t>
-                    </m:r>
-                    <m:r>
-                      <m:rPr>
-                        <m:sty m:val="p"/>
-                      </m:rPr>
-                      <m:t>A</m:t>
-                    </m:r>
-                    <m:r>
-                      <m:rPr>
-                        <m:sty m:val="p"/>
-                      </m:rPr>
-                      <m:t>S</m:t>
-                    </m:r>
-                    <m:r>
-                      <m:rPr>
-                        <m:sty m:val="p"/>
-                      </m:rPr>
-                      <m:t>E</m:t>
-                    </m:r>
-                    <m:r>
-                      <m:rPr>
-                        <m:sty m:val="p"/>
-                      </m:rPr>
-                      <m:t>R</m:t>
-                    </m:r>
-                  </m:sub>
-                </m:sSub>
-                <m:r>
-                  <m:rPr>
-                    <m:sty m:val="p"/>
-                  </m:rPr>
-                  <m:t>+</m:t>
-                </m:r>
-                <m:r>
-                  <m:rPr>
-                    <m:sty m:val="p"/>
-                  </m:rPr>
-                  <m:t>F</m:t>
-                </m:r>
-                <m:r>
-                  <m:rPr>
-                    <m:sty m:val="p"/>
-                  </m:rPr>
-                  <m:t>r</m:t>
-                </m:r>
-                <m:r>
-                  <m:rPr>
-                    <m:sty m:val="p"/>
-                  </m:rPr>
-                  <m:t>e</m:t>
-                </m:r>
-                <m:r>
-                  <m:rPr>
-                    <m:sty m:val="p"/>
-                  </m:rPr>
-                  <m:t>q</m:t>
-                </m:r>
-                <m:r>
-                  <m:rPr>
-                    <m:sty m:val="p"/>
-                  </m:rPr>
-                  <m:t>S</m:t>
-                </m:r>
-                <m:r>
-                  <m:rPr>
-                    <m:sty m:val="p"/>
-                  </m:rPr>
-                  <m:t>h</m:t>
-                </m:r>
-                <m:r>
-                  <m:rPr>
-                    <m:sty m:val="p"/>
-                  </m:rPr>
-                  <m:t>i</m:t>
-                </m:r>
-                <m:r>
-                  <m:rPr>
-                    <m:sty m:val="p"/>
-                  </m:rPr>
-                  <m:t>f</m:t>
-                </m:r>
-                <m:sSub>
-                  <m:e>
-                    <m:r>
-                      <m:rPr>
-                        <m:sty m:val="p"/>
-                      </m:rPr>
-                      <m:t>t</m:t>
-                    </m:r>
-                  </m:e>
-                  <m:sub>
-                    <m:r>
-                      <m:rPr>
-                        <m:sty m:val="p"/>
-                      </m:rPr>
-                      <m:t>M</m:t>
-                    </m:r>
-                    <m:r>
-                      <m:rPr>
-                        <m:sty m:val="p"/>
-                      </m:rPr>
-                      <m:t>E</m:t>
-                    </m:r>
-                    <m:r>
-                      <m:rPr>
-                        <m:sty m:val="p"/>
-                      </m:rPr>
-                      <m:t>G</m:t>
-                    </m:r>
-                    <m:r>
-                      <m:rPr>
-                        <m:sty m:val="p"/>
-                      </m:rPr>
-                      <m:t>A</m:t>
-                    </m:r>
-                    <m:r>
-                      <m:rPr>
-                        <m:nor/>
-                        <m:sty m:val="p"/>
-                      </m:rPr>
-                      <m:t>-</m:t>
-                    </m:r>
-                    <m:r>
-                      <m:rPr>
-                        <m:sty m:val="p"/>
-                      </m:rPr>
-                      <m:t>P</m:t>
-                    </m:r>
-                    <m:r>
-                      <m:rPr>
-                        <m:sty m:val="p"/>
-                      </m:rPr>
-                      <m:t>R</m:t>
-                    </m:r>
-                    <m:r>
-                      <m:rPr>
-                        <m:sty m:val="p"/>
-                      </m:rPr>
-                      <m:t>E</m:t>
-                    </m:r>
-                    <m:r>
-                      <m:rPr>
-                        <m:sty m:val="p"/>
-                      </m:rPr>
-                      <m:t>S</m:t>
-                    </m:r>
-                    <m:r>
-                      <m:rPr>
-                        <m:sty m:val="p"/>
-                      </m:rPr>
-                      <m:t>S</m:t>
-                    </m:r>
-                  </m:sub>
-                </m:sSub>
-              </m:e>
-            </m:mr>
-            <m:mr>
-              <m:e/>
-              <m:e>
-                <m:r>
-                  <m:rPr>
-                    <m:sty m:val="p"/>
-                  </m:rPr>
-                  <m:t>+</m:t>
-                </m:r>
-                <m:d>
-                  <m:dPr>
-                    <m:begChr m:val="("/>
-                    <m:sepChr m:val=""/>
-                    <m:endChr m:val=")"/>
-                    <m:grow/>
-                  </m:dPr>
-                  <m:e>
-                    <m:r>
-                      <m:t>1</m:t>
-                    </m:r>
-                    <m:r>
-                      <m:rPr>
-                        <m:sty m:val="p"/>
-                      </m:rPr>
-                      <m:t>|</m:t>
-                    </m:r>
-                    <m:r>
-                      <m:rPr>
-                        <m:sty m:val="p"/>
-                      </m:rPr>
-                      <m:t>S</m:t>
-                    </m:r>
-                    <m:r>
-                      <m:rPr>
-                        <m:sty m:val="p"/>
-                      </m:rPr>
-                      <m:t>u</m:t>
-                    </m:r>
-                    <m:r>
-                      <m:rPr>
-                        <m:sty m:val="p"/>
-                      </m:rPr>
-                      <m:t>b</m:t>
-                    </m:r>
-                    <m:r>
-                      <m:rPr>
-                        <m:sty m:val="p"/>
-                      </m:rPr>
-                      <m:t>j</m:t>
-                    </m:r>
-                    <m:r>
-                      <m:rPr>
-                        <m:sty m:val="p"/>
-                      </m:rPr>
-                      <m:t>e</m:t>
-                    </m:r>
-                    <m:r>
-                      <m:rPr>
-                        <m:sty m:val="p"/>
-                      </m:rPr>
-                      <m:t>c</m:t>
-                    </m:r>
-                    <m:r>
-                      <m:rPr>
-                        <m:sty m:val="p"/>
-                      </m:rPr>
-                      <m:t>t</m:t>
-                    </m:r>
-                  </m:e>
-                </m:d>
-              </m:e>
-            </m:mr>
-          </m:m>
+          <m:eqArr>
+            <m:e>
+              <m:r>
+                <m:rPr>
+                  <m:sty m:val="p"/>
+                </m:rPr>
+                <m:t>H</m:t>
+              </m:r>
+              <m:r>
+                <m:rPr>
+                  <m:sty m:val="p"/>
+                </m:rPr>
+                <m:t>∼</m:t>
+              </m:r>
+              <m:r>
+                <m:t> </m:t>
+              </m:r>
+              <m:r>
+                <m:t>&amp;</m:t>
+              </m:r>
+              <m:f>
+                <m:fPr>
+                  <m:type m:val="bar"/>
+                </m:fPr>
+                <m:num>
+                  <m:r>
+                    <m:rPr>
+                      <m:sty m:val="p"/>
+                    </m:rPr>
+                    <m:t>G</m:t>
+                  </m:r>
+                  <m:r>
+                    <m:rPr>
+                      <m:sty m:val="p"/>
+                    </m:rPr>
+                    <m:t>l</m:t>
+                  </m:r>
+                  <m:r>
+                    <m:rPr>
+                      <m:sty m:val="p"/>
+                    </m:rPr>
+                    <m:t>x</m:t>
+                  </m:r>
+                </m:num>
+                <m:den>
+                  <m:r>
+                    <m:rPr>
+                      <m:sty m:val="p"/>
+                    </m:rPr>
+                    <m:t>G</m:t>
+                  </m:r>
+                  <m:r>
+                    <m:rPr>
+                      <m:sty m:val="p"/>
+                    </m:rPr>
+                    <m:t>A</m:t>
+                  </m:r>
+                  <m:r>
+                    <m:rPr>
+                      <m:sty m:val="p"/>
+                    </m:rPr>
+                    <m:t>B</m:t>
+                  </m:r>
+                  <m:r>
+                    <m:rPr>
+                      <m:sty m:val="p"/>
+                    </m:rPr>
+                    <m:t>A</m:t>
+                  </m:r>
+                  <m:r>
+                    <m:rPr>
+                      <m:nor/>
+                      <m:sty m:val="p"/>
+                    </m:rPr>
+                    <m:t>+</m:t>
+                  </m:r>
+                </m:den>
+              </m:f>
+              <m:r>
+                <m:rPr>
+                  <m:sty m:val="p"/>
+                </m:rPr>
+                <m:t>+</m:t>
+              </m:r>
+              <m:r>
+                <m:rPr>
+                  <m:sty m:val="p"/>
+                </m:rPr>
+                <m:t>C</m:t>
+              </m:r>
+              <m:r>
+                <m:rPr>
+                  <m:sty m:val="p"/>
+                </m:rPr>
+                <m:t>o</m:t>
+              </m:r>
+              <m:r>
+                <m:rPr>
+                  <m:sty m:val="p"/>
+                </m:rPr>
+                <m:t>n</m:t>
+              </m:r>
+              <m:r>
+                <m:rPr>
+                  <m:sty m:val="p"/>
+                </m:rPr>
+                <m:t>d</m:t>
+              </m:r>
+              <m:r>
+                <m:rPr>
+                  <m:sty m:val="p"/>
+                </m:rPr>
+                <m:t>i</m:t>
+              </m:r>
+              <m:r>
+                <m:rPr>
+                  <m:sty m:val="p"/>
+                </m:rPr>
+                <m:t>t</m:t>
+              </m:r>
+              <m:r>
+                <m:rPr>
+                  <m:sty m:val="p"/>
+                </m:rPr>
+                <m:t>i</m:t>
+              </m:r>
+              <m:r>
+                <m:rPr>
+                  <m:sty m:val="p"/>
+                </m:rPr>
+                <m:t>o</m:t>
+              </m:r>
+              <m:r>
+                <m:rPr>
+                  <m:sty m:val="p"/>
+                </m:rPr>
+                <m:t>n</m:t>
+              </m:r>
+              <m:r>
+                <m:rPr>
+                  <m:sty m:val="p"/>
+                </m:rPr>
+                <m:t>+</m:t>
+              </m:r>
+              <m:r>
+                <m:rPr>
+                  <m:sty m:val="p"/>
+                </m:rPr>
+                <m:t>m</m:t>
+              </m:r>
+              <m:r>
+                <m:rPr>
+                  <m:sty m:val="p"/>
+                </m:rPr>
+                <m:t>e</m:t>
+              </m:r>
+              <m:r>
+                <m:rPr>
+                  <m:sty m:val="p"/>
+                </m:rPr>
+                <m:t>a</m:t>
+              </m:r>
+              <m:r>
+                <m:rPr>
+                  <m:sty m:val="p"/>
+                </m:rPr>
+                <m:t>n</m:t>
+              </m:r>
+              <m:r>
+                <m:rPr>
+                  <m:sty m:val="p"/>
+                </m:rPr>
+                <m:t>F</m:t>
+              </m:r>
+              <m:r>
+                <m:rPr>
+                  <m:sty m:val="p"/>
+                </m:rPr>
+                <m:t>D</m:t>
+              </m:r>
+            </m:e>
+            <m:e>
+              <m:r>
+                <m:t>&amp;</m:t>
+              </m:r>
+              <m:r>
+                <m:rPr>
+                  <m:sty m:val="p"/>
+                </m:rPr>
+                <m:t>+</m:t>
+              </m:r>
+              <m:r>
+                <m:rPr>
+                  <m:sty m:val="p"/>
+                </m:rPr>
+                <m:t>F</m:t>
+              </m:r>
+              <m:r>
+                <m:rPr>
+                  <m:sty m:val="p"/>
+                </m:rPr>
+                <m:t>W</m:t>
+              </m:r>
+              <m:r>
+                <m:rPr>
+                  <m:sty m:val="p"/>
+                </m:rPr>
+                <m:t>H</m:t>
+              </m:r>
+              <m:sSub>
+                <m:e>
+                  <m:r>
+                    <m:rPr>
+                      <m:sty m:val="p"/>
+                    </m:rPr>
+                    <m:t>M</m:t>
+                  </m:r>
+                </m:e>
+                <m:sub>
+                  <m:r>
+                    <m:rPr>
+                      <m:sty m:val="p"/>
+                    </m:rPr>
+                    <m:t>s</m:t>
+                  </m:r>
+                  <m:r>
+                    <m:rPr>
+                      <m:sty m:val="p"/>
+                    </m:rPr>
+                    <m:t>L</m:t>
+                  </m:r>
+                  <m:r>
+                    <m:rPr>
+                      <m:sty m:val="p"/>
+                    </m:rPr>
+                    <m:t>A</m:t>
+                  </m:r>
+                  <m:r>
+                    <m:rPr>
+                      <m:sty m:val="p"/>
+                    </m:rPr>
+                    <m:t>S</m:t>
+                  </m:r>
+                  <m:r>
+                    <m:rPr>
+                      <m:sty m:val="p"/>
+                    </m:rPr>
+                    <m:t>E</m:t>
+                  </m:r>
+                  <m:r>
+                    <m:rPr>
+                      <m:sty m:val="p"/>
+                    </m:rPr>
+                    <m:t>R</m:t>
+                  </m:r>
+                </m:sub>
+              </m:sSub>
+              <m:r>
+                <m:rPr>
+                  <m:sty m:val="p"/>
+                </m:rPr>
+                <m:t>+</m:t>
+              </m:r>
+              <m:r>
+                <m:rPr>
+                  <m:sty m:val="p"/>
+                </m:rPr>
+                <m:t>F</m:t>
+              </m:r>
+              <m:r>
+                <m:rPr>
+                  <m:sty m:val="p"/>
+                </m:rPr>
+                <m:t>W</m:t>
+              </m:r>
+              <m:r>
+                <m:rPr>
+                  <m:sty m:val="p"/>
+                </m:rPr>
+                <m:t>H</m:t>
+              </m:r>
+              <m:sSub>
+                <m:e>
+                  <m:r>
+                    <m:rPr>
+                      <m:sty m:val="p"/>
+                    </m:rPr>
+                    <m:t>M</m:t>
+                  </m:r>
+                </m:e>
+                <m:sub>
+                  <m:r>
+                    <m:rPr>
+                      <m:sty m:val="p"/>
+                    </m:rPr>
+                    <m:t>M</m:t>
+                  </m:r>
+                  <m:r>
+                    <m:rPr>
+                      <m:sty m:val="p"/>
+                    </m:rPr>
+                    <m:t>E</m:t>
+                  </m:r>
+                  <m:r>
+                    <m:rPr>
+                      <m:sty m:val="p"/>
+                    </m:rPr>
+                    <m:t>G</m:t>
+                  </m:r>
+                  <m:r>
+                    <m:rPr>
+                      <m:sty m:val="p"/>
+                    </m:rPr>
+                    <m:t>A</m:t>
+                  </m:r>
+                  <m:r>
+                    <m:rPr>
+                      <m:nor/>
+                      <m:sty m:val="p"/>
+                    </m:rPr>
+                    <m:t>-</m:t>
+                  </m:r>
+                  <m:r>
+                    <m:rPr>
+                      <m:sty m:val="p"/>
+                    </m:rPr>
+                    <m:t>P</m:t>
+                  </m:r>
+                  <m:r>
+                    <m:rPr>
+                      <m:sty m:val="p"/>
+                    </m:rPr>
+                    <m:t>R</m:t>
+                  </m:r>
+                  <m:r>
+                    <m:rPr>
+                      <m:sty m:val="p"/>
+                    </m:rPr>
+                    <m:t>E</m:t>
+                  </m:r>
+                  <m:r>
+                    <m:rPr>
+                      <m:sty m:val="p"/>
+                    </m:rPr>
+                    <m:t>S</m:t>
+                  </m:r>
+                  <m:r>
+                    <m:rPr>
+                      <m:sty m:val="p"/>
+                    </m:rPr>
+                    <m:t>S</m:t>
+                  </m:r>
+                </m:sub>
+              </m:sSub>
+            </m:e>
+            <m:e>
+              <m:r>
+                <m:t>&amp;</m:t>
+              </m:r>
+              <m:r>
+                <m:rPr>
+                  <m:sty m:val="p"/>
+                </m:rPr>
+                <m:t>+</m:t>
+              </m:r>
+              <m:r>
+                <m:rPr>
+                  <m:sty m:val="p"/>
+                </m:rPr>
+                <m:t>F</m:t>
+              </m:r>
+              <m:r>
+                <m:rPr>
+                  <m:sty m:val="p"/>
+                </m:rPr>
+                <m:t>r</m:t>
+              </m:r>
+              <m:r>
+                <m:rPr>
+                  <m:sty m:val="p"/>
+                </m:rPr>
+                <m:t>e</m:t>
+              </m:r>
+              <m:r>
+                <m:rPr>
+                  <m:sty m:val="p"/>
+                </m:rPr>
+                <m:t>q</m:t>
+              </m:r>
+              <m:r>
+                <m:rPr>
+                  <m:sty m:val="p"/>
+                </m:rPr>
+                <m:t>S</m:t>
+              </m:r>
+              <m:r>
+                <m:rPr>
+                  <m:sty m:val="p"/>
+                </m:rPr>
+                <m:t>h</m:t>
+              </m:r>
+              <m:r>
+                <m:rPr>
+                  <m:sty m:val="p"/>
+                </m:rPr>
+                <m:t>i</m:t>
+              </m:r>
+              <m:r>
+                <m:rPr>
+                  <m:sty m:val="p"/>
+                </m:rPr>
+                <m:t>f</m:t>
+              </m:r>
+              <m:sSub>
+                <m:e>
+                  <m:r>
+                    <m:rPr>
+                      <m:sty m:val="p"/>
+                    </m:rPr>
+                    <m:t>t</m:t>
+                  </m:r>
+                </m:e>
+                <m:sub>
+                  <m:r>
+                    <m:rPr>
+                      <m:sty m:val="p"/>
+                    </m:rPr>
+                    <m:t>s</m:t>
+                  </m:r>
+                  <m:r>
+                    <m:rPr>
+                      <m:sty m:val="p"/>
+                    </m:rPr>
+                    <m:t>L</m:t>
+                  </m:r>
+                  <m:r>
+                    <m:rPr>
+                      <m:sty m:val="p"/>
+                    </m:rPr>
+                    <m:t>A</m:t>
+                  </m:r>
+                  <m:r>
+                    <m:rPr>
+                      <m:sty m:val="p"/>
+                    </m:rPr>
+                    <m:t>S</m:t>
+                  </m:r>
+                  <m:r>
+                    <m:rPr>
+                      <m:sty m:val="p"/>
+                    </m:rPr>
+                    <m:t>E</m:t>
+                  </m:r>
+                  <m:r>
+                    <m:rPr>
+                      <m:sty m:val="p"/>
+                    </m:rPr>
+                    <m:t>R</m:t>
+                  </m:r>
+                </m:sub>
+              </m:sSub>
+              <m:r>
+                <m:rPr>
+                  <m:sty m:val="p"/>
+                </m:rPr>
+                <m:t>+</m:t>
+              </m:r>
+              <m:r>
+                <m:rPr>
+                  <m:sty m:val="p"/>
+                </m:rPr>
+                <m:t>F</m:t>
+              </m:r>
+              <m:r>
+                <m:rPr>
+                  <m:sty m:val="p"/>
+                </m:rPr>
+                <m:t>r</m:t>
+              </m:r>
+              <m:r>
+                <m:rPr>
+                  <m:sty m:val="p"/>
+                </m:rPr>
+                <m:t>e</m:t>
+              </m:r>
+              <m:r>
+                <m:rPr>
+                  <m:sty m:val="p"/>
+                </m:rPr>
+                <m:t>q</m:t>
+              </m:r>
+              <m:r>
+                <m:rPr>
+                  <m:sty m:val="p"/>
+                </m:rPr>
+                <m:t>S</m:t>
+              </m:r>
+              <m:r>
+                <m:rPr>
+                  <m:sty m:val="p"/>
+                </m:rPr>
+                <m:t>h</m:t>
+              </m:r>
+              <m:r>
+                <m:rPr>
+                  <m:sty m:val="p"/>
+                </m:rPr>
+                <m:t>i</m:t>
+              </m:r>
+              <m:r>
+                <m:rPr>
+                  <m:sty m:val="p"/>
+                </m:rPr>
+                <m:t>f</m:t>
+              </m:r>
+              <m:sSub>
+                <m:e>
+                  <m:r>
+                    <m:rPr>
+                      <m:sty m:val="p"/>
+                    </m:rPr>
+                    <m:t>t</m:t>
+                  </m:r>
+                </m:e>
+                <m:sub>
+                  <m:r>
+                    <m:rPr>
+                      <m:sty m:val="p"/>
+                    </m:rPr>
+                    <m:t>M</m:t>
+                  </m:r>
+                  <m:r>
+                    <m:rPr>
+                      <m:sty m:val="p"/>
+                    </m:rPr>
+                    <m:t>E</m:t>
+                  </m:r>
+                  <m:r>
+                    <m:rPr>
+                      <m:sty m:val="p"/>
+                    </m:rPr>
+                    <m:t>G</m:t>
+                  </m:r>
+                  <m:r>
+                    <m:rPr>
+                      <m:sty m:val="p"/>
+                    </m:rPr>
+                    <m:t>A</m:t>
+                  </m:r>
+                  <m:r>
+                    <m:rPr>
+                      <m:nor/>
+                      <m:sty m:val="p"/>
+                    </m:rPr>
+                    <m:t>-</m:t>
+                  </m:r>
+                  <m:r>
+                    <m:rPr>
+                      <m:sty m:val="p"/>
+                    </m:rPr>
+                    <m:t>P</m:t>
+                  </m:r>
+                  <m:r>
+                    <m:rPr>
+                      <m:sty m:val="p"/>
+                    </m:rPr>
+                    <m:t>R</m:t>
+                  </m:r>
+                  <m:r>
+                    <m:rPr>
+                      <m:sty m:val="p"/>
+                    </m:rPr>
+                    <m:t>E</m:t>
+                  </m:r>
+                  <m:r>
+                    <m:rPr>
+                      <m:sty m:val="p"/>
+                    </m:rPr>
+                    <m:t>S</m:t>
+                  </m:r>
+                  <m:r>
+                    <m:rPr>
+                      <m:sty m:val="p"/>
+                    </m:rPr>
+                    <m:t>S</m:t>
+                  </m:r>
+                </m:sub>
+              </m:sSub>
+            </m:e>
+            <m:e>
+              <m:r>
+                <m:t>&amp;</m:t>
+              </m:r>
+              <m:r>
+                <m:rPr>
+                  <m:sty m:val="p"/>
+                </m:rPr>
+                <m:t>+</m:t>
+              </m:r>
+              <m:r>
+                <m:rPr>
+                  <m:sty m:val="p"/>
+                </m:rPr>
+                <m:t>(</m:t>
+              </m:r>
+              <m:r>
+                <m:t>1</m:t>
+              </m:r>
+              <m:r>
+                <m:rPr>
+                  <m:sty m:val="p"/>
+                </m:rPr>
+                <m:t>|</m:t>
+              </m:r>
+              <m:r>
+                <m:rPr>
+                  <m:sty m:val="p"/>
+                </m:rPr>
+                <m:t>S</m:t>
+              </m:r>
+              <m:r>
+                <m:rPr>
+                  <m:sty m:val="p"/>
+                </m:rPr>
+                <m:t>u</m:t>
+              </m:r>
+              <m:r>
+                <m:rPr>
+                  <m:sty m:val="p"/>
+                </m:rPr>
+                <m:t>b</m:t>
+              </m:r>
+              <m:r>
+                <m:rPr>
+                  <m:sty m:val="p"/>
+                </m:rPr>
+                <m:t>j</m:t>
+              </m:r>
+              <m:r>
+                <m:rPr>
+                  <m:sty m:val="p"/>
+                </m:rPr>
+                <m:t>e</m:t>
+              </m:r>
+              <m:r>
+                <m:rPr>
+                  <m:sty m:val="p"/>
+                </m:rPr>
+                <m:t>c</m:t>
+              </m:r>
+              <m:r>
+                <m:rPr>
+                  <m:sty m:val="p"/>
+                </m:rPr>
+                <m:t>t</m:t>
+              </m:r>
+              <m:r>
+                <m:rPr>
+                  <m:sty m:val="p"/>
+                </m:rPr>
+                <m:t>)</m:t>
+              </m:r>
+            </m:e>
+          </m:eqArr>
         </m:oMath>
       </m:oMathPara>
     </w:p>
@@ -3914,24 +3881,24 @@
         <w:rPr>
           <w:vertAlign w:val="superscript"/>
         </w:rPr>
+        <w:t xml:space="preserve">119</w:t>
+      </w:r>
+      <w:r>
+        <w:t xml:space="preserve">. Correlations between H and Glx, GABA+ and E:I were calculated using Pearson’s method</w:t>
+      </w:r>
+      <w:r>
+        <w:rPr>
+          <w:vertAlign w:val="superscript"/>
+        </w:rPr>
         <w:t xml:space="preserve">120</w:t>
       </w:r>
       <w:r>
-        <w:t xml:space="preserve">. Correlations between H and Glx, GABA+ and E:I were calculated using Pearson’s method</w:t>
-      </w:r>
-      <w:r>
-        <w:rPr>
-          <w:vertAlign w:val="superscript"/>
-        </w:rPr>
-        <w:t xml:space="preserve">121</w:t>
-      </w:r>
-      <w:r>
         <w:t xml:space="preserve">.</w:t>
       </w:r>
     </w:p>
-    <w:bookmarkEnd w:id="40"/>
-    <w:bookmarkEnd w:id="41"/>
-    <w:bookmarkStart w:id="77" w:name="results"/>
+    <w:bookmarkEnd w:id="29"/>
+    <w:bookmarkEnd w:id="30"/>
+    <w:bookmarkStart w:id="66" w:name="results"/>
     <w:p>
       <w:pPr>
         <w:pStyle w:val="Heading1"/>
@@ -3940,7 +3907,7 @@
         <w:t xml:space="preserve">3. Results</w:t>
       </w:r>
     </w:p>
-    <w:bookmarkStart w:id="46" w:name="participant-demographics"/>
+    <w:bookmarkStart w:id="35" w:name="participant-demographics"/>
     <w:p>
       <w:pPr>
         <w:pStyle w:val="Heading2"/>
@@ -3984,7 +3951,7 @@
       <w:tr>
         <w:tc>
           <w:tcPr/>
-          <w:bookmarkStart w:id="45" w:name="fig-partflow"/>
+          <w:bookmarkStart w:id="34" w:name="fig-partflow"/>
           <w:p>
             <w:pPr>
               <w:pStyle w:val="Compact"/>
@@ -3995,18 +3962,18 @@
                 <wp:inline>
                   <wp:extent cx="5943600" cy="2547257"/>
                   <wp:effectExtent b="0" l="0" r="0" t="0"/>
-                  <wp:docPr descr="" title="" id="43" name="Picture"/>
+                  <wp:docPr descr="" title="" id="32" name="Picture"/>
                   <a:graphic>
                     <a:graphicData uri="http://schemas.openxmlformats.org/drawingml/2006/picture">
                       <pic:pic>
                         <pic:nvPicPr>
-                          <pic:cNvPr descr="./images/ParticipantFlow.png" id="44" name="Picture"/>
+                          <pic:cNvPr descr="./images/ParticipantFlow.png" id="33" name="Picture"/>
                           <pic:cNvPicPr>
                             <a:picLocks noChangeArrowheads="1" noChangeAspect="1"/>
                           </pic:cNvPicPr>
                         </pic:nvPicPr>
                         <pic:blipFill>
-                          <a:blip r:embed="rId42"/>
+                          <a:blip r:embed="rId31"/>
                           <a:stretch>
                             <a:fillRect/>
                           </a:stretch>
@@ -4073,7 +4040,7 @@
               <w:t xml:space="preserve">. The number of participants at each stage is indicated within each node. Participants were excluded based on MRS FWHM and fMRI Mean FD thresholds, resulting in 18 participants included in the final analysis</w:t>
             </w:r>
           </w:p>
-          <w:bookmarkEnd w:id="45"/>
+          <w:bookmarkEnd w:id="34"/>
         </w:tc>
       </w:tr>
     </w:tbl>
@@ -4085,8 +4052,8 @@
         <w:t xml:space="preserve">The final study sample included 8 males and 10 females between ages 21.3 and 53.4, with a mean age and standard deviation of 29.6 ± 8.7 years.</w:t>
       </w:r>
     </w:p>
-    <w:bookmarkEnd w:id="46"/>
-    <w:bookmarkStart w:id="61" w:name="data-summary"/>
+    <w:bookmarkEnd w:id="35"/>
+    <w:bookmarkStart w:id="50" w:name="data-summary"/>
     <w:p>
       <w:pPr>
         <w:pStyle w:val="Heading2"/>
@@ -4169,7 +4136,7 @@
         <w:t xml:space="preserve">0.14 (range: [0.35, 0.95]).</w:t>
       </w:r>
     </w:p>
-    <w:bookmarkStart w:id="51" w:name="cell-fig-mrsquality"/>
+    <w:bookmarkStart w:id="40" w:name="cell-fig-mrsquality"/>
     <w:tbl>
       <w:tblPr>
         <w:tblStyle w:val="Table"/>
@@ -4183,7 +4150,7 @@
       <w:tr>
         <w:tc>
           <w:tcPr/>
-          <w:bookmarkStart w:id="50" w:name="fig-mrsquality"/>
+          <w:bookmarkStart w:id="39" w:name="fig-mrsquality"/>
           <w:p>
             <w:pPr>
               <w:pStyle w:val="Compact"/>
@@ -4194,18 +4161,18 @@
                 <wp:inline>
                   <wp:extent cx="5544151" cy="4620126"/>
                   <wp:effectExtent b="0" l="0" r="0" t="0"/>
-                  <wp:docPr descr="" title="" id="48" name="Picture"/>
+                  <wp:docPr descr="" title="" id="37" name="Picture"/>
                   <a:graphic>
                     <a:graphicData uri="http://schemas.openxmlformats.org/drawingml/2006/picture">
                       <pic:pic>
                         <pic:nvPicPr>
-                          <pic:cNvPr descr="index_files/figure-docx/fig-mrsquality-1.png" id="49" name="Picture"/>
+                          <pic:cNvPr descr="index_files/figure-docx/fig-mrsquality-1.png" id="38" name="Picture"/>
                           <pic:cNvPicPr>
                             <a:picLocks noChangeArrowheads="1" noChangeAspect="1"/>
                           </pic:cNvPicPr>
                         </pic:nvPicPr>
                         <pic:blipFill>
-                          <a:blip r:embed="rId47"/>
+                          <a:blip r:embed="rId36"/>
                           <a:stretch>
                             <a:fillRect/>
                           </a:stretch>
@@ -4275,11 +4242,11 @@
               <w:t xml:space="preserve">A) Average MRS location. Colored overlay of the average voxel location across all nineteen participants, from 0 (black) to 1 (white). Brighter yellow represents voxel locations shared by all participants, while darker purple represents voxel locations unique to participants. MRS voxels were registered to MNI space and averaged. Underlay is T1w MNI152 at 0.5 mm resolution. B) Sample Osprey sLASER Spectrum. Red spectrum indicates overall model fit. Model fits for individual metabolites are shown in blue below overall fit. C) Sample Osprey MEGA-PRESS Spectrum. Yellow spectrum indicates overall model fit. Model fits for individual metabolites are shown in blue below overall fit.</w:t>
             </w:r>
           </w:p>
-          <w:bookmarkEnd w:id="50"/>
+          <w:bookmarkEnd w:id="39"/>
         </w:tc>
       </w:tr>
     </w:tbl>
-    <w:bookmarkEnd w:id="51"/>
+    <w:bookmarkEnd w:id="40"/>
     <w:p>
       <w:pPr>
         <w:pStyle w:val="TextBody"/>
@@ -4349,7 +4316,7 @@
         <w:t xml:space="preserve">A, B, and C, respectively.</w:t>
       </w:r>
     </w:p>
-    <w:bookmarkStart w:id="56" w:name="cell-fig-hurstsamp"/>
+    <w:bookmarkStart w:id="45" w:name="cell-fig-hurstsamp"/>
     <w:tbl>
       <w:tblPr>
         <w:tblStyle w:val="Table"/>
@@ -4363,7 +4330,7 @@
       <w:tr>
         <w:tc>
           <w:tcPr/>
-          <w:bookmarkStart w:id="55" w:name="fig-hurstsamp"/>
+          <w:bookmarkStart w:id="44" w:name="fig-hurstsamp"/>
           <w:p>
             <w:pPr>
               <w:pStyle w:val="Compact"/>
@@ -4374,18 +4341,18 @@
                 <wp:inline>
                   <wp:extent cx="5544151" cy="5544151"/>
                   <wp:effectExtent b="0" l="0" r="0" t="0"/>
-                  <wp:docPr descr="" title="" id="53" name="Picture"/>
+                  <wp:docPr descr="" title="" id="42" name="Picture"/>
                   <a:graphic>
                     <a:graphicData uri="http://schemas.openxmlformats.org/drawingml/2006/picture">
                       <pic:pic>
                         <pic:nvPicPr>
-                          <pic:cNvPr descr="index_files/figure-docx/fig-hurstsamp-1.png" id="54" name="Picture"/>
+                          <pic:cNvPr descr="index_files/figure-docx/fig-hurstsamp-1.png" id="43" name="Picture"/>
                           <pic:cNvPicPr>
                             <a:picLocks noChangeArrowheads="1" noChangeAspect="1"/>
                           </pic:cNvPicPr>
                         </pic:nvPicPr>
                         <pic:blipFill>
-                          <a:blip r:embed="rId52"/>
+                          <a:blip r:embed="rId41"/>
                           <a:stretch>
                             <a:fillRect/>
                           </a:stretch>
@@ -4455,11 +4422,11 @@
               <w:t xml:space="preserve">A) sample fMRI grey-matter mask within the MRS voxel. Background: a sample coronal, sagittal, and axial slice is displayed of the mean fMRI scan from the rest acquisition. Foreground: the greymatter/MRS mask used to calculate mean H. B) Sample H map for whole brain. Coronal, sagittal, and axial views of are shown, colour-coded by H values. Colour-coding shows evident tissue differentiation by H value (i.e., gray matter (red), white matter (light red), and cerebrospinal fluid (white)). C) Sample PSD spectrum. All participants’ PSD spectrums during rest are plotted using light grey lines. Mean PSD is plotted in solid red Mean linear regression line is plotted in dashed blue. H for each participant was calculated from the slope of their mean linear regression line.</w:t>
             </w:r>
           </w:p>
-          <w:bookmarkEnd w:id="55"/>
+          <w:bookmarkEnd w:id="44"/>
         </w:tc>
       </w:tr>
     </w:tbl>
-    <w:bookmarkEnd w:id="56"/>
+    <w:bookmarkEnd w:id="45"/>
     <w:p>
       <w:pPr>
         <w:pStyle w:val="TextBody"/>
@@ -4492,7 +4459,7 @@
       <w:tr>
         <w:tc>
           <w:tcPr/>
-          <w:bookmarkStart w:id="60" w:name="fig-averagehurst"/>
+          <w:bookmarkStart w:id="49" w:name="fig-averagehurst"/>
           <w:p>
             <w:pPr>
               <w:pStyle w:val="Compact"/>
@@ -4503,18 +4470,18 @@
                 <wp:inline>
                   <wp:extent cx="4754880" cy="3572639"/>
                   <wp:effectExtent b="0" l="0" r="0" t="0"/>
-                  <wp:docPr descr="" title="" id="58" name="Picture"/>
+                  <wp:docPr descr="" title="" id="47" name="Picture"/>
                   <a:graphic>
                     <a:graphicData uri="http://schemas.openxmlformats.org/drawingml/2006/picture">
                       <pic:pic>
                         <pic:nvPicPr>
-                          <pic:cNvPr descr="./images/RestMovieHurstAverage.png" id="59" name="Picture"/>
+                          <pic:cNvPr descr="./images/RestMovieHurstAverage.png" id="48" name="Picture"/>
                           <pic:cNvPicPr>
                             <a:picLocks noChangeArrowheads="1" noChangeAspect="1"/>
                           </pic:cNvPicPr>
                         </pic:nvPicPr>
                         <pic:blipFill>
-                          <a:blip r:embed="rId57"/>
+                          <a:blip r:embed="rId46"/>
                           <a:stretch>
                             <a:fillRect/>
                           </a:stretch>
@@ -4584,12 +4551,12 @@
               <w:t xml:space="preserve">Group averaged maps of the Hurst exponent computed to visualize whole-brain patterns across sessions: rest (top) and movie watching (bottom.)</w:t>
             </w:r>
           </w:p>
-          <w:bookmarkEnd w:id="60"/>
+          <w:bookmarkEnd w:id="49"/>
         </w:tc>
       </w:tr>
     </w:tbl>
-    <w:bookmarkEnd w:id="61"/>
-    <w:bookmarkStart w:id="62" w:name="linear-mixed-effects-model-h-and-ei"/>
+    <w:bookmarkEnd w:id="50"/>
+    <w:bookmarkStart w:id="51" w:name="linear-mixed-effects-model-h-and-ei"/>
     <w:p>
       <w:pPr>
         <w:pStyle w:val="Heading2"/>
@@ -4773,8 +4740,8 @@
         <w:t xml:space="preserve">and meanFD (beta = -0.59, 95% CI [-2.14, 0.96], t(26) = -0.75, p = 0.46) — were not statistically significant.</w:t>
       </w:r>
     </w:p>
-    <w:bookmarkEnd w:id="62"/>
-    <w:bookmarkStart w:id="75" w:name="post-hoc-analyses"/>
+    <w:bookmarkEnd w:id="51"/>
+    <w:bookmarkStart w:id="64" w:name="post-hoc-analyses"/>
     <w:p>
       <w:pPr>
         <w:pStyle w:val="Heading2"/>
@@ -4904,7 +4871,7 @@
       <w:tr>
         <w:tc>
           <w:tcPr/>
-          <w:bookmarkStart w:id="63" w:name="tbl-results"/>
+          <w:bookmarkStart w:id="52" w:name="tbl-results"/>
           <w:tbl>
             <w:tblPr>
               <w:tblStyle w:val="Table"/>
@@ -5226,11 +5193,11 @@
               <w:t xml:space="preserve">Glx and GABA+ values are in millimoles.</w:t>
             </w:r>
           </w:p>
-          <w:bookmarkEnd w:id="63"/>
+          <w:bookmarkEnd w:id="52"/>
         </w:tc>
       </w:tr>
     </w:tbl>
-    <w:bookmarkStart w:id="68" w:name="cell-fig-results"/>
+    <w:bookmarkStart w:id="57" w:name="cell-fig-results"/>
     <w:tbl>
       <w:tblPr>
         <w:tblStyle w:val="Table"/>
@@ -5244,7 +5211,7 @@
       <w:tr>
         <w:tc>
           <w:tcPr/>
-          <w:bookmarkStart w:id="67" w:name="fig-results"/>
+          <w:bookmarkStart w:id="56" w:name="fig-results"/>
           <w:p>
             <w:pPr>
               <w:pStyle w:val="Compact"/>
@@ -5255,18 +5222,18 @@
                 <wp:inline>
                   <wp:extent cx="5943600" cy="4754880"/>
                   <wp:effectExtent b="0" l="0" r="0" t="0"/>
-                  <wp:docPr descr="" title="" id="65" name="Picture"/>
+                  <wp:docPr descr="" title="" id="54" name="Picture"/>
                   <a:graphic>
                     <a:graphicData uri="http://schemas.openxmlformats.org/drawingml/2006/picture">
                       <pic:pic>
                         <pic:nvPicPr>
-                          <pic:cNvPr descr="index_files/figure-docx/fig-results-1.png" id="66" name="Picture"/>
+                          <pic:cNvPr descr="index_files/figure-docx/fig-results-1.png" id="55" name="Picture"/>
                           <pic:cNvPicPr>
                             <a:picLocks noChangeArrowheads="1" noChangeAspect="1"/>
                           </pic:cNvPicPr>
                         </pic:nvPicPr>
                         <pic:blipFill>
-                          <a:blip r:embed="rId64"/>
+                          <a:blip r:embed="rId53"/>
                           <a:stretch>
                             <a:fillRect/>
                           </a:stretch>
@@ -5336,11 +5303,11 @@
               <w:t xml:space="preserve">A) Glx (mM); B) GABA+ (mM); and C) E:I. Paired dots represent the same participant across conditions. Mean difference with 95% confidence intervals, and as Cohen’s D are reported at the top of each plot.</w:t>
             </w:r>
           </w:p>
-          <w:bookmarkEnd w:id="67"/>
+          <w:bookmarkEnd w:id="56"/>
         </w:tc>
       </w:tr>
     </w:tbl>
-    <w:bookmarkEnd w:id="68"/>
+    <w:bookmarkEnd w:id="57"/>
     <w:p>
       <w:pPr>
         <w:pStyle w:val="TextBody"/>
@@ -5363,7 +5330,7 @@
         <w:t xml:space="preserve"> </w:t>
       </w:r>
     </w:p>
-    <w:bookmarkStart w:id="73" w:name="cell-fig-correlations"/>
+    <w:bookmarkStart w:id="62" w:name="cell-fig-correlations"/>
     <w:tbl>
       <w:tblPr>
         <w:tblStyle w:val="Table"/>
@@ -5377,7 +5344,7 @@
       <w:tr>
         <w:tc>
           <w:tcPr/>
-          <w:bookmarkStart w:id="72" w:name="fig-correlations"/>
+          <w:bookmarkStart w:id="61" w:name="fig-correlations"/>
           <w:p>
             <w:pPr>
               <w:pStyle w:val="Compact"/>
@@ -5388,18 +5355,18 @@
                 <wp:inline>
                   <wp:extent cx="5943600" cy="5094514"/>
                   <wp:effectExtent b="0" l="0" r="0" t="0"/>
-                  <wp:docPr descr="" title="" id="70" name="Picture"/>
+                  <wp:docPr descr="" title="" id="59" name="Picture"/>
                   <a:graphic>
                     <a:graphicData uri="http://schemas.openxmlformats.org/drawingml/2006/picture">
                       <pic:pic>
                         <pic:nvPicPr>
-                          <pic:cNvPr descr="index_files/figure-docx/fig-correlations-1.png" id="71" name="Picture"/>
+                          <pic:cNvPr descr="index_files/figure-docx/fig-correlations-1.png" id="60" name="Picture"/>
                           <pic:cNvPicPr>
                             <a:picLocks noChangeArrowheads="1" noChangeAspect="1"/>
                           </pic:cNvPicPr>
                         </pic:nvPicPr>
                         <pic:blipFill>
-                          <a:blip r:embed="rId69"/>
+                          <a:blip r:embed="rId58"/>
                           <a:stretch>
                             <a:fillRect/>
                           </a:stretch>
@@ -5469,12 +5436,12 @@
               <w:t xml:space="preserve">A) Glx (mM); B) GABA+ (mM); and C) E:I. Rest is in green, while movie is in orange. p-values are reported at the top of each plot.</w:t>
             </w:r>
           </w:p>
-          <w:bookmarkEnd w:id="72"/>
+          <w:bookmarkEnd w:id="61"/>
         </w:tc>
       </w:tr>
     </w:tbl>
-    <w:bookmarkEnd w:id="73"/>
-    <w:bookmarkStart w:id="74" w:name="data-quality"/>
+    <w:bookmarkEnd w:id="62"/>
+    <w:bookmarkStart w:id="63" w:name="data-quality"/>
     <w:p>
       <w:pPr>
         <w:pStyle w:val="Heading3"/>
@@ -5569,9 +5536,9 @@
         <w:t xml:space="preserve">).</w:t>
       </w:r>
     </w:p>
-    <w:bookmarkEnd w:id="74"/>
-    <w:bookmarkEnd w:id="75"/>
-    <w:bookmarkStart w:id="76" w:name="re-analysis-using-gannet-1"/>
+    <w:bookmarkEnd w:id="63"/>
+    <w:bookmarkEnd w:id="64"/>
+    <w:bookmarkStart w:id="65" w:name="re-analysis-using-gannet-1"/>
     <w:p>
       <w:pPr>
         <w:pStyle w:val="Heading2"/>
@@ -5603,9 +5570,9 @@
         <w:t xml:space="preserve">did not result in any significant changes from the results reported above. We have included these results in the Supplementary Material.</w:t>
       </w:r>
     </w:p>
-    <w:bookmarkEnd w:id="76"/>
-    <w:bookmarkEnd w:id="77"/>
-    <w:bookmarkStart w:id="81" w:name="discussion"/>
+    <w:bookmarkEnd w:id="65"/>
+    <w:bookmarkEnd w:id="66"/>
+    <w:bookmarkStart w:id="70" w:name="discussion"/>
     <w:p>
       <w:pPr>
         <w:pStyle w:val="Heading1"/>
@@ -5658,43 +5625,110 @@
         <w:rPr>
           <w:vertAlign w:val="superscript"/>
         </w:rPr>
+        <w:t xml:space="preserve">121</w:t>
+      </w:r>
+      <w:r>
+        <w:t xml:space="preserve">) during movie-watching using data from the Human Connectome Project</w:t>
+      </w:r>
+      <w:r>
+        <w:rPr>
+          <w:vertAlign w:val="superscript"/>
+        </w:rPr>
         <w:t xml:space="preserve">122</w:t>
       </w:r>
       <w:r>
-        <w:t xml:space="preserve">) during movie-watching using data from the Human Connectome Project</w:t>
+        <w:t xml:space="preserve">. While this increase in H is consistent with our prior findings, other studies have reported decreases in H during active tasks</w:t>
       </w:r>
       <w:r>
         <w:rPr>
           <w:vertAlign w:val="superscript"/>
         </w:rPr>
-        <w:t xml:space="preserve">123</w:t>
-      </w:r>
-      <w:r>
-        <w:t xml:space="preserve">. While this increase in H is consistent with our prior findings, other studies have reported decreases in H during active tasks</w:t>
+        <w:t xml:space="preserve">33,34,36,123</w:t>
+      </w:r>
+      <w:r>
+        <w:t xml:space="preserve">. The current results therefore suggest that the naturalistic, passive nature of movie-watching elicits a different effect on H compared to more active tasks. This interpretation is consistent with evidence indicating distinct neural responses and BOLD signal characteristics between conventional active visual tasks and naturalistic passive visual stimuli</w:t>
       </w:r>
       <w:r>
         <w:rPr>
           <w:vertAlign w:val="superscript"/>
         </w:rPr>
-        <w:t xml:space="preserve">33,34,36,124</w:t>
-      </w:r>
-      <w:r>
-        <w:t xml:space="preserve">. The current results therefore suggest that the naturalistic, passive nature of movie-watching elicits a different effect on H compared to more active tasks. This interpretation is consistent with evidence indicating distinct neural responses and BOLD signal characteristics between conventional active visual tasks and naturalistic passive visual stimuli</w:t>
+        <w:t xml:space="preserve">35,124</w:t>
+      </w:r>
+      <w:r>
+        <w:t xml:space="preserve">. Higher H during movie-watching may reflect richer scaling properties that support the continuous integration of visual stimuli</w:t>
       </w:r>
       <w:r>
         <w:rPr>
           <w:vertAlign w:val="superscript"/>
         </w:rPr>
-        <w:t xml:space="preserve">35,125</w:t>
-      </w:r>
-      <w:r>
-        <w:t xml:space="preserve">. Higher H during movie-watching may reflect richer scaling properties that support the continuous integration of visual stimuli</w:t>
+        <w:t xml:space="preserve">35</w:t>
+      </w:r>
+      <w:r>
+        <w:t xml:space="preserve">.</w:t>
+      </w:r>
+    </w:p>
+    <w:p>
+      <w:pPr>
+        <w:pStyle w:val="TextBody"/>
+      </w:pPr>
+      <w:r>
+        <w:t xml:space="preserve">No significant changes were observed in either Glx or GABA+ between conditions. Consequently, the E:I ratio remained stable. The experimental design included both resting and movie-watching conditions to induce measurable differences in H, Glx, and GABA+, providing a wider range of values to test for correlations between these metrics. However, the absence of condition-related differences in Glx and GABA+ complicates interpretation of the null findings. Establishing such changes would have provided a foundation for directly examining the correlation between H and the E:I ratio. Without clear evidence that the paradigm elicited detectable neurochemical variation, it remains uncertain whether the lack of association between H and E:I reflects a genuine independence of these measures or limited sensitivity of the MRS protocol to capture subtle metabolic changes.</w:t>
+      </w:r>
+    </w:p>
+    <w:p>
+      <w:pPr>
+        <w:pStyle w:val="TextBody"/>
+      </w:pPr>
+      <w:r>
+        <w:t xml:space="preserve">A recent meta-analysis of studies measuring Glu and Glx</w:t>
       </w:r>
       <w:r>
         <w:rPr>
           <w:vertAlign w:val="superscript"/>
         </w:rPr>
-        <w:t xml:space="preserve">35</w:t>
+        <w:t xml:space="preserve">96</w:t>
+      </w:r>
+      <w:r>
+        <w:t xml:space="preserve"> </w:t>
+      </w:r>
+      <w:r>
+        <w:t xml:space="preserve">reported a minimal task-induced increase in Glu and Glx within the visual cortex, primarily in the context of pain, learning, or motor paradigms rather than visual stimulation. Additionally, many of the studies included were conducted at 7T, offering increased sensitivity for detecting changes in Glu and Glx. Nonetheless, several studies have demonstrated changes in Glu and Glx at 3T</w:t>
+      </w:r>
+      <w:r>
+        <w:rPr>
+          <w:vertAlign w:val="superscript"/>
+        </w:rPr>
+        <w:t xml:space="preserve">125–127</w:t>
+      </w:r>
+      <w:r>
+        <w:t xml:space="preserve">. Regarding our GABA+ findings, the same meta-analysis</w:t>
+      </w:r>
+      <w:r>
+        <w:rPr>
+          <w:vertAlign w:val="superscript"/>
+        </w:rPr>
+        <w:t xml:space="preserve">96</w:t>
+      </w:r>
+      <w:r>
+        <w:t xml:space="preserve"> </w:t>
+      </w:r>
+      <w:r>
+        <w:t xml:space="preserve">reported no task-dependent change in GABA within the visual cortex. This may be attributable to technical difficulties associated with capturing GABA levels using MRS at 3T due to its low concentration and spectral overlap with more abundant metabolites</w:t>
+      </w:r>
+      <w:r>
+        <w:rPr>
+          <w:vertAlign w:val="superscript"/>
+        </w:rPr>
+        <w:t xml:space="preserve">96</w:t>
+      </w:r>
+      <w:r>
+        <w:t xml:space="preserve">. Although, several studies have successfully reported changes in GABA at 3T using different paradigms and/or regions of interest</w:t>
+      </w:r>
+      <w:r>
+        <w:rPr>
+          <w:vertAlign w:val="superscript"/>
+        </w:rPr>
+        <w:t xml:space="preserve">128–130</w:t>
       </w:r>
       <w:r>
         <w:t xml:space="preserve">.</w:t>
@@ -5705,101 +5739,34 @@
         <w:pStyle w:val="TextBody"/>
       </w:pPr>
       <w:r>
-        <w:t xml:space="preserve">No significant changes were observed in either Glx or GABA+ between conditions. Consequently, the E:I ratio remained stable. The experimental design included both resting and movie-watching conditions to induce measurable differences in H, Glx, and GABA+, providing a wider range of values to test for correlations between these metrics. However, the absence of condition-related differences in Glx and GABA+ complicates interpretation of the null findings. Establishing such changes would have provided a foundation for directly examining the correlation between H and the E:I ratio. Without clear evidence that the paradigm elicited detectable neurochemical variation, it remains uncertain whether the lack of association between H and E:I reflects a genuine independence of these measures or limited sensitivity of the MRS protocol to capture subtle metabolic changes.</w:t>
-      </w:r>
-    </w:p>
-    <w:p>
-      <w:pPr>
-        <w:pStyle w:val="TextBody"/>
-      </w:pPr>
-      <w:r>
-        <w:t xml:space="preserve">A recent meta-analysis of studies measuring Glu and Glx</w:t>
+        <w:t xml:space="preserve">Another reason changes in Glx or GABA+ may not have been observed could be due to our use of a block-design: collecting 24 minutes of rest data, then collecting 24 minutes of movie-watching data. While a block design has the advantage of a more robust metabolite quantification due to greater signal averaging, brain homeostatis during these long blocks may lead to an erasure of any real metabolic changes</w:t>
       </w:r>
       <w:r>
         <w:rPr>
           <w:vertAlign w:val="superscript"/>
         </w:rPr>
-        <w:t xml:space="preserve">97</w:t>
-      </w:r>
-      <w:r>
-        <w:t xml:space="preserve"> </w:t>
-      </w:r>
-      <w:r>
-        <w:t xml:space="preserve">reported a minimal task-induced increase in Glu and Glx within the visual cortex, primarily in the context of pain, learning, or motor paradigms rather than visual stimulation. Additionally, many of the studies included were conducted at 7T, offering increased sensitivity for detecting changes in Glu and Glx. Nonetheless, several studies have demonstrated changes in Glu and Glx at 3T</w:t>
+        <w:t xml:space="preserve">127,131</w:t>
+      </w:r>
+      <w:r>
+        <w:t xml:space="preserve">. Indeed, Pasanta et al. (2023)</w:t>
       </w:r>
       <w:r>
         <w:rPr>
           <w:vertAlign w:val="superscript"/>
         </w:rPr>
-        <w:t xml:space="preserve">126–128</w:t>
-      </w:r>
-      <w:r>
-        <w:t xml:space="preserve">. Regarding our GABA+ findings, the same meta-analysis</w:t>
+        <w:t xml:space="preserve">96</w:t>
+      </w:r>
+      <w:r>
+        <w:t xml:space="preserve"> </w:t>
+      </w:r>
+      <w:r>
+        <w:t xml:space="preserve">and Archibald et al. (2020)</w:t>
       </w:r>
       <w:r>
         <w:rPr>
           <w:vertAlign w:val="superscript"/>
         </w:rPr>
-        <w:t xml:space="preserve">97</w:t>
-      </w:r>
-      <w:r>
-        <w:t xml:space="preserve"> </w:t>
-      </w:r>
-      <w:r>
-        <w:t xml:space="preserve">reported no task-dependent change in GABA within the visual cortex. This may be attributable to technical difficulties associated with capturing GABA levels using MRS at 3T due to its low concentration and spectral overlap with more abundant metabolites</w:t>
-      </w:r>
-      <w:r>
-        <w:rPr>
-          <w:vertAlign w:val="superscript"/>
-        </w:rPr>
-        <w:t xml:space="preserve">97</w:t>
-      </w:r>
-      <w:r>
-        <w:t xml:space="preserve">. Although, several studies have successfully reported changes in GABA at 3T using different paradigms and/or regions of interest</w:t>
-      </w:r>
-      <w:r>
-        <w:rPr>
-          <w:vertAlign w:val="superscript"/>
-        </w:rPr>
-        <w:t xml:space="preserve">129–131</w:t>
-      </w:r>
-      <w:r>
-        <w:t xml:space="preserve">.</w:t>
-      </w:r>
-    </w:p>
-    <w:p>
-      <w:pPr>
-        <w:pStyle w:val="TextBody"/>
-      </w:pPr>
-      <w:r>
-        <w:t xml:space="preserve">Another reason changes in Glx or GABA+ may not have been observed could be due to our use of a block-design: collecting 24 minutes of rest data, then collecting 24 minutes of movie-watching data. While a block design has the advantage of a more robust metabolite quantification due to greater signal averaging, brain homeostatis during these long blocks may lead to an erasure of any real metabolic changes</w:t>
-      </w:r>
-      <w:r>
-        <w:rPr>
-          <w:vertAlign w:val="superscript"/>
-        </w:rPr>
-        <w:t xml:space="preserve">128,132</w:t>
-      </w:r>
-      <w:r>
-        <w:t xml:space="preserve">. Indeed, Pasanta et al. (2023)</w:t>
-      </w:r>
-      <w:r>
-        <w:rPr>
-          <w:vertAlign w:val="superscript"/>
-        </w:rPr>
-        <w:t xml:space="preserve">97</w:t>
-      </w:r>
-      <w:r>
-        <w:t xml:space="preserve"> </w:t>
-      </w:r>
-      <w:r>
-        <w:t xml:space="preserve">and Archibald et al. (2020)</w:t>
-      </w:r>
-      <w:r>
-        <w:rPr>
-          <w:vertAlign w:val="superscript"/>
-        </w:rPr>
-        <w:t xml:space="preserve">133</w:t>
+        <w:t xml:space="preserve">132</w:t>
       </w:r>
       <w:r>
         <w:t xml:space="preserve"> </w:t>
@@ -5885,7 +5852,7 @@
       <w:tr>
         <w:tc>
           <w:tcPr/>
-          <w:bookmarkStart w:id="78" w:name="tbl-lit"/>
+          <w:bookmarkStart w:id="67" w:name="tbl-lit"/>
           <w:tbl>
             <w:tblPr>
               <w:tblStyle w:val="Table"/>
@@ -6416,7 +6383,7 @@
               <w:t xml:space="preserve">Summary of methods for existing E:I-Hurst studies</w:t>
             </w:r>
           </w:p>
-          <w:bookmarkEnd w:id="78"/>
+          <w:bookmarkEnd w:id="67"/>
         </w:tc>
       </w:tr>
     </w:tbl>
@@ -6448,7 +6415,7 @@
         <w:rPr>
           <w:vertAlign w:val="superscript"/>
         </w:rPr>
-        <w:t xml:space="preserve">97</w:t>
+        <w:t xml:space="preserve">96</w:t>
       </w:r>
       <w:r>
         <w:t xml:space="preserve">. However, this would suggest that the E:I-H relationship would be region dependent, and therefore not a global theory as it is often portrayed.</w:t>
@@ -6462,7 +6429,7 @@
         <w:t xml:space="preserve">As both H and E:I have been known to change with age, we did not seek to limit our sample to any specific age range. Furthermore, other physiological details — such as caffeine, nicotine, phase of the menstrual cycle, gender, and medication use — were not collected, as the core E:I-Hurst theory posits a global relationship that should hold irrespective of specific brain states or transient physiological factors. Additionally, our within-subjects design strengthens this approach: our core analyses assessing changes between resting state and movie-watching were paired, with each participant serving as their own control. This reduces the influence of inter-individual variability, including age-related and other brain-state effects.</w:t>
       </w:r>
     </w:p>
-    <w:bookmarkStart w:id="79" w:name="limitations-and-strengths"/>
+    <w:bookmarkStart w:id="68" w:name="limitations-and-strengths"/>
     <w:p>
       <w:pPr>
         <w:pStyle w:val="Heading2"/>
@@ -6512,7 +6479,7 @@
         <w:rPr>
           <w:vertAlign w:val="superscript"/>
         </w:rPr>
-        <w:t xml:space="preserve">134</w:t>
+        <w:t xml:space="preserve">133</w:t>
       </w:r>
       <w:r>
         <w:t xml:space="preserve">. While all MRS data were visually inspected for quality, we cannot rule out subtle effects of drift, which may have contributed to noise in the E:I measurements. We included frequency drift in our linear mixed-effects models in an attempt to control for these confounds.</w:t>
@@ -6543,7 +6510,7 @@
         <w:rPr>
           <w:vertAlign w:val="superscript"/>
         </w:rPr>
-        <w:t xml:space="preserve">78</w:t>
+        <w:t xml:space="preserve">77</w:t>
       </w:r>
       <w:r>
         <w:t xml:space="preserve">; using the J-editing sequence MEGA-PRESS for improved GABA detection</w:t>
@@ -6561,7 +6528,7 @@
         <w:rPr>
           <w:vertAlign w:val="superscript"/>
         </w:rPr>
-        <w:t xml:space="preserve">135–137</w:t>
+        <w:t xml:space="preserve">134–136</w:t>
       </w:r>
       <w:r>
         <w:t xml:space="preserve">; measuring H within the same region as our single-voxel MRS; and using multi-echo fMRI for improved motion artifact regression</w:t>
@@ -6570,14 +6537,14 @@
         <w:rPr>
           <w:vertAlign w:val="superscript"/>
         </w:rPr>
-        <w:t xml:space="preserve">138</w:t>
+        <w:t xml:space="preserve">137</w:t>
       </w:r>
       <w:r>
         <w:t xml:space="preserve">.</w:t>
       </w:r>
     </w:p>
-    <w:bookmarkEnd w:id="79"/>
-    <w:bookmarkStart w:id="80" w:name="lessons-for-future-researchers"/>
+    <w:bookmarkEnd w:id="68"/>
+    <w:bookmarkStart w:id="69" w:name="lessons-for-future-researchers"/>
     <w:p>
       <w:pPr>
         <w:pStyle w:val="Heading2"/>
@@ -6621,7 +6588,7 @@
         <w:rPr>
           <w:vertAlign w:val="superscript"/>
         </w:rPr>
-        <w:t xml:space="preserve">126,127,133</w:t>
+        <w:t xml:space="preserve">125,126,132</w:t>
       </w:r>
       <w:r>
         <w:t xml:space="preserve">.</w:t>
@@ -6642,7 +6609,7 @@
         <w:rPr>
           <w:vertAlign w:val="superscript"/>
         </w:rPr>
-        <w:t xml:space="preserve">133,139–141</w:t>
+        <w:t xml:space="preserve">132,138–140</w:t>
       </w:r>
       <w:r>
         <w:t xml:space="preserve">;</w:t>
@@ -6687,7 +6654,7 @@
         <w:rPr>
           <w:vertAlign w:val="superscript"/>
         </w:rPr>
-        <w:t xml:space="preserve">142</w:t>
+        <w:t xml:space="preserve">141</w:t>
       </w:r>
       <w:r>
         <w:t xml:space="preserve">. However, see Pasanta et al. (2023)</w:t>
@@ -6696,7 +6663,7 @@
         <w:rPr>
           <w:vertAlign w:val="superscript"/>
         </w:rPr>
-        <w:t xml:space="preserve">97</w:t>
+        <w:t xml:space="preserve">96</w:t>
       </w:r>
       <w:r>
         <w:t xml:space="preserve"> </w:t>
@@ -6720,7 +6687,7 @@
         <w:rPr>
           <w:vertAlign w:val="superscript"/>
         </w:rPr>
-        <w:t xml:space="preserve">77,143</w:t>
+        <w:t xml:space="preserve">76,142</w:t>
       </w:r>
       <w:r>
         <w:t xml:space="preserve"> </w:t>
@@ -6737,9 +6704,9 @@
         <w:t xml:space="preserve">Together, these considerations may help in overcoming the limitations observed in the present study and contribute to a clearer understanding of the potential relationship between E:I and H.</w:t>
       </w:r>
     </w:p>
-    <w:bookmarkEnd w:id="80"/>
-    <w:bookmarkEnd w:id="81"/>
-    <w:bookmarkStart w:id="82" w:name="conclusion"/>
+    <w:bookmarkEnd w:id="69"/>
+    <w:bookmarkEnd w:id="70"/>
+    <w:bookmarkStart w:id="71" w:name="conclusion"/>
     <w:p>
       <w:pPr>
         <w:pStyle w:val="Heading1"/>
@@ -6772,8 +6739,8 @@
         <w:t xml:space="preserve">human study to test for this relationship. It is our hope that as the literature grows, more authors will examine this relationship with respect to other brain regions and using other methods, and will use the lessons learned in this study to inform their own. Hopefully then it will be possible to corroborate findings to probe the complex relationships that may exist with regards to H and E:I in the human brain.</w:t>
       </w:r>
     </w:p>
-    <w:bookmarkEnd w:id="82"/>
-    <w:bookmarkStart w:id="84" w:name="data-availability-statement"/>
+    <w:bookmarkEnd w:id="71"/>
+    <w:bookmarkStart w:id="73" w:name="data-availability-statement"/>
     <w:p>
       <w:pPr>
         <w:pStyle w:val="Heading1"/>
@@ -6792,7 +6759,7 @@
       <w:r>
         <w:t xml:space="preserve"> </w:t>
       </w:r>
-      <w:hyperlink r:id="rId33">
+      <w:hyperlink r:id="rId22">
         <w:r>
           <w:rPr>
             <w:rStyle w:val="InternetLink"/>
@@ -6815,7 +6782,7 @@
       <w:r>
         <w:t xml:space="preserve"> </w:t>
       </w:r>
-      <w:hyperlink r:id="rId83">
+      <w:hyperlink r:id="rId72">
         <w:r>
           <w:rPr>
             <w:rStyle w:val="InternetLink"/>
@@ -6824,8 +6791,8 @@
         </w:r>
       </w:hyperlink>
     </w:p>
-    <w:bookmarkEnd w:id="84"/>
-    <w:bookmarkStart w:id="85" w:name="competing-interests"/>
+    <w:bookmarkEnd w:id="73"/>
+    <w:bookmarkStart w:id="74" w:name="competing-interests"/>
     <w:p>
       <w:pPr>
         <w:pStyle w:val="Heading1"/>
@@ -6842,8 +6809,8 @@
         <w:t xml:space="preserve">The authors declare they have no known competing interests.</w:t>
       </w:r>
     </w:p>
-    <w:bookmarkEnd w:id="85"/>
-    <w:bookmarkStart w:id="86" w:name="author-contributions"/>
+    <w:bookmarkEnd w:id="74"/>
+    <w:bookmarkStart w:id="75" w:name="author-contributions"/>
     <w:p>
       <w:pPr>
         <w:pStyle w:val="Heading1"/>
@@ -6872,8 +6839,8 @@
         <w:t xml:space="preserve">AMW was responsible for conceptualization, data curation, formal analysis, funding acquisition, investigation, methodology, project administration, resources, supervision, validation, visualization, and writing - review &amp; editing.</w:t>
       </w:r>
     </w:p>
-    <w:bookmarkEnd w:id="86"/>
-    <w:bookmarkStart w:id="87" w:name="acknowledgements"/>
+    <w:bookmarkEnd w:id="75"/>
+    <w:bookmarkStart w:id="76" w:name="acknowledgements"/>
     <w:p>
       <w:pPr>
         <w:pStyle w:val="Heading1"/>
@@ -6890,8 +6857,8 @@
         <w:t xml:space="preserve">The work presented in this paper was supported in part from funding from the British Columbia Children’s Hospital Foundation, and an NSERC Discovery Grant.</w:t>
       </w:r>
     </w:p>
-    <w:bookmarkEnd w:id="87"/>
-    <w:bookmarkStart w:id="366" w:name="references"/>
+    <w:bookmarkEnd w:id="76"/>
+    <w:bookmarkStart w:id="352" w:name="references"/>
     <w:p>
       <w:pPr>
         <w:pStyle w:val="Heading1"/>
@@ -6900,8 +6867,8 @@
         <w:t xml:space="preserve">References</w:t>
       </w:r>
     </w:p>
-    <w:bookmarkStart w:id="365" w:name="refs"/>
-    <w:bookmarkStart w:id="89" w:name="ref-decoRestingBrainsNever2013"/>
+    <w:bookmarkStart w:id="351" w:name="refs"/>
+    <w:bookmarkStart w:id="78" w:name="ref-decoRestingBrainsNever2013"/>
     <w:p>
       <w:pPr>
         <w:pStyle w:val="Bibliography"/>
@@ -6921,7 +6888,7 @@
       <w:r>
         <w:t xml:space="preserve"> </w:t>
       </w:r>
-      <w:hyperlink r:id="rId88">
+      <w:hyperlink r:id="rId77">
         <w:r>
           <w:rPr>
             <w:rStyle w:val="InternetLink"/>
@@ -6956,8 +6923,8 @@
         <w:t xml:space="preserve">, 268–274 (2013).</w:t>
       </w:r>
     </w:p>
-    <w:bookmarkEnd w:id="89"/>
-    <w:bookmarkStart w:id="90" w:name="ref-beggsBeingCriticalCriticality2012"/>
+    <w:bookmarkEnd w:id="78"/>
+    <w:bookmarkStart w:id="79" w:name="ref-beggsBeingCriticalCriticality2012"/>
     <w:p>
       <w:pPr>
         <w:pStyle w:val="Bibliography"/>
@@ -7031,8 +6998,8 @@
         <w:t xml:space="preserve">, (2012).</w:t>
       </w:r>
     </w:p>
-    <w:bookmarkEnd w:id="90"/>
-    <w:bookmarkStart w:id="91" w:name="ref-barangerChaosComplexityEntropy2000"/>
+    <w:bookmarkEnd w:id="79"/>
+    <w:bookmarkStart w:id="80" w:name="ref-barangerChaosComplexityEntropy2000"/>
     <w:p>
       <w:pPr>
         <w:pStyle w:val="Bibliography"/>
@@ -7096,8 +7063,8 @@
         <w:t xml:space="preserve">(2000).</w:t>
       </w:r>
     </w:p>
-    <w:bookmarkEnd w:id="91"/>
-    <w:bookmarkStart w:id="93" w:name="X3987a7f9f2843d143a6b08774176d9ab9bc4f8d"/>
+    <w:bookmarkEnd w:id="80"/>
+    <w:bookmarkStart w:id="82" w:name="X3987a7f9f2843d143a6b08774176d9ab9bc4f8d"/>
     <w:p>
       <w:pPr>
         <w:pStyle w:val="Bibliography"/>
@@ -7117,7 +7084,7 @@
       <w:r>
         <w:t xml:space="preserve"> </w:t>
       </w:r>
-      <w:hyperlink r:id="rId92">
+      <w:hyperlink r:id="rId81">
         <w:r>
           <w:rPr>
             <w:rStyle w:val="InternetLink"/>
@@ -7152,8 +7119,8 @@
         <w:t xml:space="preserve">, 200–209 (2011).</w:t>
       </w:r>
     </w:p>
-    <w:bookmarkEnd w:id="93"/>
-    <w:bookmarkStart w:id="94" w:name="ref-zimmernWhyBrainCriticality2020"/>
+    <w:bookmarkEnd w:id="82"/>
+    <w:bookmarkStart w:id="83" w:name="ref-zimmernWhyBrainCriticality2020"/>
     <w:p>
       <w:pPr>
         <w:pStyle w:val="Bibliography"/>
@@ -7212,8 +7179,8 @@
         <w:t xml:space="preserve">, (2020).</w:t>
       </w:r>
     </w:p>
-    <w:bookmarkEnd w:id="94"/>
-    <w:bookmarkStart w:id="96" w:name="ref-liangExcitationInhibitionBalance2024"/>
+    <w:bookmarkEnd w:id="83"/>
+    <w:bookmarkStart w:id="85" w:name="ref-liangExcitationInhibitionBalance2024"/>
     <w:p>
       <w:pPr>
         <w:pStyle w:val="Bibliography"/>
@@ -7282,7 +7249,7 @@
       <w:r>
         <w:t xml:space="preserve">10738584231221766 (2024) doi:</w:t>
       </w:r>
-      <w:hyperlink r:id="rId95">
+      <w:hyperlink r:id="rId84">
         <w:r>
           <w:rPr>
             <w:rStyle w:val="InternetLink"/>
@@ -7294,8 +7261,8 @@
         <w:t xml:space="preserve">.</w:t>
       </w:r>
     </w:p>
-    <w:bookmarkEnd w:id="96"/>
-    <w:bookmarkStart w:id="98" w:name="X20d0cf3ec565b8629ae2c9ca09a74c20c06019f"/>
+    <w:bookmarkEnd w:id="85"/>
+    <w:bookmarkStart w:id="87" w:name="X20d0cf3ec565b8629ae2c9ca09a74c20c06019f"/>
     <w:p>
       <w:pPr>
         <w:pStyle w:val="Bibliography"/>
@@ -7315,7 +7282,7 @@
       <w:r>
         <w:t xml:space="preserve"> </w:t>
       </w:r>
-      <w:hyperlink r:id="rId97">
+      <w:hyperlink r:id="rId86">
         <w:r>
           <w:rPr>
             <w:rStyle w:val="InternetLink"/>
@@ -7464,8 +7431,8 @@
         <w:t xml:space="preserve">, 9817–9823 (2012).</w:t>
       </w:r>
     </w:p>
-    <w:bookmarkEnd w:id="98"/>
-    <w:bookmarkStart w:id="100" w:name="X1a6612f76f2ca94881a0ccd6377536a8d03c326"/>
+    <w:bookmarkEnd w:id="87"/>
+    <w:bookmarkStart w:id="89" w:name="X1a6612f76f2ca94881a0ccd6377536a8d03c326"/>
     <w:p>
       <w:pPr>
         <w:pStyle w:val="Bibliography"/>
@@ -7485,7 +7452,7 @@
       <w:r>
         <w:t xml:space="preserve"> </w:t>
       </w:r>
-      <w:hyperlink r:id="rId99">
+      <w:hyperlink r:id="rId88">
         <w:r>
           <w:rPr>
             <w:rStyle w:val="InternetLink"/>
@@ -7520,8 +7487,8 @@
         <w:t xml:space="preserve">, 047402 (2017).</w:t>
       </w:r>
     </w:p>
-    <w:bookmarkEnd w:id="100"/>
-    <w:bookmarkStart w:id="102" w:name="Xfe4345fc4d266d969d4559abe9321e337b060ba"/>
+    <w:bookmarkEnd w:id="89"/>
+    <w:bookmarkStart w:id="91" w:name="Xfe4345fc4d266d969d4559abe9321e337b060ba"/>
     <w:p>
       <w:pPr>
         <w:pStyle w:val="Bibliography"/>
@@ -7541,7 +7508,7 @@
       <w:r>
         <w:t xml:space="preserve"> </w:t>
       </w:r>
-      <w:hyperlink r:id="rId101">
+      <w:hyperlink r:id="rId90">
         <w:r>
           <w:rPr>
             <w:rStyle w:val="InternetLink"/>
@@ -7576,8 +7543,8 @@
         <w:t xml:space="preserve">, 010301 (2019).</w:t>
       </w:r>
     </w:p>
-    <w:bookmarkEnd w:id="102"/>
-    <w:bookmarkStart w:id="104" w:name="Xf305db5cda522b9934f5eb114c054d6126dc6eb"/>
+    <w:bookmarkEnd w:id="91"/>
+    <w:bookmarkStart w:id="93" w:name="Xf305db5cda522b9934f5eb114c054d6126dc6eb"/>
     <w:p>
       <w:pPr>
         <w:pStyle w:val="Bibliography"/>
@@ -7607,7 +7574,7 @@
       <w:r>
         <w:t xml:space="preserve"> </w:t>
       </w:r>
-      <w:hyperlink r:id="rId103">
+      <w:hyperlink r:id="rId92">
         <w:r>
           <w:rPr>
             <w:rStyle w:val="InternetLink"/>
@@ -7642,8 +7609,8 @@
         <w:t xml:space="preserve">, 9195 (2020).</w:t>
       </w:r>
     </w:p>
-    <w:bookmarkEnd w:id="104"/>
-    <w:bookmarkStart w:id="106" w:name="X52bda2e8a9a36f94350bb079f5ec785b025e36f"/>
+    <w:bookmarkEnd w:id="93"/>
+    <w:bookmarkStart w:id="95" w:name="X52bda2e8a9a36f94350bb079f5ec785b025e36f"/>
     <w:p>
       <w:pPr>
         <w:pStyle w:val="Bibliography"/>
@@ -7673,7 +7640,7 @@
       <w:r>
         <w:t xml:space="preserve"> </w:t>
       </w:r>
-      <w:hyperlink r:id="rId105">
+      <w:hyperlink r:id="rId94">
         <w:r>
           <w:rPr>
             <w:rStyle w:val="InternetLink"/>
@@ -7708,8 +7675,8 @@
         <w:t xml:space="preserve">, e55684.</w:t>
       </w:r>
     </w:p>
-    <w:bookmarkEnd w:id="106"/>
-    <w:bookmarkStart w:id="108" w:name="ref-gaoInferringSynapticExcitation2017"/>
+    <w:bookmarkEnd w:id="95"/>
+    <w:bookmarkStart w:id="97" w:name="ref-gaoInferringSynapticExcitation2017"/>
     <w:p>
       <w:pPr>
         <w:pStyle w:val="Bibliography"/>
@@ -7729,7 +7696,7 @@
       <w:r>
         <w:t xml:space="preserve"> </w:t>
       </w:r>
-      <w:hyperlink r:id="rId107">
+      <w:hyperlink r:id="rId96">
         <w:r>
           <w:rPr>
             <w:rStyle w:val="InternetLink"/>
@@ -7764,8 +7731,8 @@
         <w:t xml:space="preserve">, 70–78 (2017).</w:t>
       </w:r>
     </w:p>
-    <w:bookmarkEnd w:id="108"/>
-    <w:bookmarkStart w:id="110" w:name="X51bbaa2f1fed9c60f7fd655b658ca20fb202978"/>
+    <w:bookmarkEnd w:id="97"/>
+    <w:bookmarkStart w:id="99" w:name="X51bbaa2f1fed9c60f7fd655b658ca20fb202978"/>
     <w:p>
       <w:pPr>
         <w:pStyle w:val="Bibliography"/>
@@ -7795,7 +7762,7 @@
       <w:r>
         <w:t xml:space="preserve"> </w:t>
       </w:r>
-      <w:hyperlink r:id="rId109">
+      <w:hyperlink r:id="rId98">
         <w:r>
           <w:rPr>
             <w:rStyle w:val="InternetLink"/>
@@ -7830,8 +7797,8 @@
         <w:t xml:space="preserve">, 1148–1185 (2022).</w:t>
       </w:r>
     </w:p>
-    <w:bookmarkEnd w:id="110"/>
-    <w:bookmarkStart w:id="112" w:name="X7d0c1d47a19671baff30468b0796686f81ccb59"/>
+    <w:bookmarkEnd w:id="99"/>
+    <w:bookmarkStart w:id="101" w:name="X7d0c1d47a19671baff30468b0796686f81ccb59"/>
     <w:p>
       <w:pPr>
         <w:pStyle w:val="Bibliography"/>
@@ -7851,7 +7818,7 @@
       <w:r>
         <w:t xml:space="preserve"> </w:t>
       </w:r>
-      <w:hyperlink r:id="rId111">
+      <w:hyperlink r:id="rId100">
         <w:r>
           <w:rPr>
             <w:rStyle w:val="InternetLink"/>
@@ -7970,8 +7937,8 @@
         <w:t xml:space="preserve">, e1002038 (2011).</w:t>
       </w:r>
     </w:p>
-    <w:bookmarkEnd w:id="112"/>
-    <w:bookmarkStart w:id="114" w:name="ref-langtonComputationEdgeChaos1990"/>
+    <w:bookmarkEnd w:id="101"/>
+    <w:bookmarkStart w:id="103" w:name="ref-langtonComputationEdgeChaos1990"/>
     <w:p>
       <w:pPr>
         <w:pStyle w:val="Bibliography"/>
@@ -7991,7 +7958,7 @@
       <w:r>
         <w:t xml:space="preserve"> </w:t>
       </w:r>
-      <w:hyperlink r:id="rId113">
+      <w:hyperlink r:id="rId102">
         <w:r>
           <w:rPr>
             <w:rStyle w:val="InternetLink"/>
@@ -8050,8 +8017,8 @@
         <w:t xml:space="preserve">, 12–37 (1990).</w:t>
       </w:r>
     </w:p>
-    <w:bookmarkEnd w:id="114"/>
-    <w:bookmarkStart w:id="116" w:name="ref-bakHowNatureWorks1996"/>
+    <w:bookmarkEnd w:id="103"/>
+    <w:bookmarkStart w:id="105" w:name="ref-bakHowNatureWorks1996"/>
     <w:p>
       <w:pPr>
         <w:pStyle w:val="Bibliography"/>
@@ -8095,7 +8062,7 @@
       <w:r>
         <w:t xml:space="preserve">. (Springer, New York, NY, 1996). doi:</w:t>
       </w:r>
-      <w:hyperlink r:id="rId115">
+      <w:hyperlink r:id="rId104">
         <w:r>
           <w:rPr>
             <w:rStyle w:val="InternetLink"/>
@@ -8107,8 +8074,8 @@
         <w:t xml:space="preserve">.</w:t>
       </w:r>
     </w:p>
-    <w:bookmarkEnd w:id="116"/>
-    <w:bookmarkStart w:id="118" w:name="ref-rubensteinModelAutismIncreased2003"/>
+    <w:bookmarkEnd w:id="105"/>
+    <w:bookmarkStart w:id="106" w:name="ref-rubensteinModelAutismIncreased2003"/>
     <w:p>
       <w:pPr>
         <w:pStyle w:val="Bibliography"/>
@@ -8123,21 +8090,7 @@
         <w:t xml:space="preserve">	</w:t>
       </w:r>
       <w:r>
-        <w:t xml:space="preserve">Rubenstein, J. L. R. &amp; Merzenich, M. M.</w:t>
-      </w:r>
-      <w:r>
-        <w:t xml:space="preserve"> </w:t>
-      </w:r>
-      <w:hyperlink r:id="rId117">
-        <w:r>
-          <w:rPr>
-            <w:rStyle w:val="InternetLink"/>
-          </w:rPr>
-          <w:t xml:space="preserve">Model of autism: Increased ratio of excitation/inhibition in key neural systems</w:t>
-        </w:r>
-      </w:hyperlink>
-      <w:r>
-        <w:t xml:space="preserve">.</w:t>
+        <w:t xml:space="preserve">Rubenstein, J. L. R. &amp; Merzenich, M. M. Model of autism: Increased ratio of excitation/inhibition in key neural systems.</w:t>
       </w:r>
       <w:r>
         <w:t xml:space="preserve"> </w:t>
@@ -8163,8 +8116,8 @@
         <w:t xml:space="preserve">, 255–267 (2003).</w:t>
       </w:r>
     </w:p>
-    <w:bookmarkEnd w:id="118"/>
-    <w:bookmarkStart w:id="120" w:name="X8844ad3d8d9e8a223627135108c22cce11cb1c9"/>
+    <w:bookmarkEnd w:id="106"/>
+    <w:bookmarkStart w:id="108" w:name="X8844ad3d8d9e8a223627135108c22cce11cb1c9"/>
     <w:p>
       <w:pPr>
         <w:pStyle w:val="Bibliography"/>
@@ -8194,7 +8147,7 @@
       <w:r>
         <w:t xml:space="preserve"> </w:t>
       </w:r>
-      <w:hyperlink r:id="rId119">
+      <w:hyperlink r:id="rId107">
         <w:r>
           <w:rPr>
             <w:rStyle w:val="InternetLink"/>
@@ -8247,8 +8200,8 @@
         <w:t xml:space="preserve">, 2603 (2021).</w:t>
       </w:r>
     </w:p>
-    <w:bookmarkEnd w:id="120"/>
-    <w:bookmarkStart w:id="122" w:name="X64994448b976e637152e47fbc640fd4797f44ad"/>
+    <w:bookmarkEnd w:id="108"/>
+    <w:bookmarkStart w:id="110" w:name="X64994448b976e637152e47fbc640fd4797f44ad"/>
     <w:p>
       <w:pPr>
         <w:pStyle w:val="Bibliography"/>
@@ -8268,7 +8221,7 @@
       <w:r>
         <w:t xml:space="preserve"> </w:t>
       </w:r>
-      <w:hyperlink r:id="rId121">
+      <w:hyperlink r:id="rId109">
         <w:r>
           <w:rPr>
             <w:rStyle w:val="InternetLink"/>
@@ -8303,8 +8256,8 @@
         <w:t xml:space="preserve">, 1248–1257 (2019).</w:t>
       </w:r>
     </w:p>
-    <w:bookmarkEnd w:id="122"/>
-    <w:bookmarkStart w:id="124" w:name="X15522e51d4999d4481434cec6c8927ac1afe02d"/>
+    <w:bookmarkEnd w:id="110"/>
+    <w:bookmarkStart w:id="112" w:name="X15522e51d4999d4481434cec6c8927ac1afe02d"/>
     <w:p>
       <w:pPr>
         <w:pStyle w:val="Bibliography"/>
@@ -8324,7 +8277,7 @@
       <w:r>
         <w:t xml:space="preserve"> </w:t>
       </w:r>
-      <w:hyperlink r:id="rId123">
+      <w:hyperlink r:id="rId111">
         <w:r>
           <w:rPr>
             <w:rStyle w:val="InternetLink"/>
@@ -8397,8 +8350,8 @@
         <w:t xml:space="preserve">, 031001 (2018).</w:t>
       </w:r>
     </w:p>
-    <w:bookmarkEnd w:id="124"/>
-    <w:bookmarkStart w:id="126" w:name="X3100962fe0ebda0a64b076c39ca996352c3077e"/>
+    <w:bookmarkEnd w:id="112"/>
+    <w:bookmarkStart w:id="114" w:name="X3100962fe0ebda0a64b076c39ca996352c3077e"/>
     <w:p>
       <w:pPr>
         <w:pStyle w:val="Bibliography"/>
@@ -8428,7 +8381,7 @@
       <w:r>
         <w:t xml:space="preserve"> </w:t>
       </w:r>
-      <w:hyperlink r:id="rId125">
+      <w:hyperlink r:id="rId113">
         <w:r>
           <w:rPr>
             <w:rStyle w:val="InternetLink"/>
@@ -8463,8 +8416,8 @@
         <w:t xml:space="preserve">, 133–144 (1995).</w:t>
       </w:r>
     </w:p>
-    <w:bookmarkEnd w:id="126"/>
-    <w:bookmarkStart w:id="128" w:name="X3f056608b292383f7f819c315b768813843e4ba"/>
+    <w:bookmarkEnd w:id="114"/>
+    <w:bookmarkStart w:id="116" w:name="X3f056608b292383f7f819c315b768813843e4ba"/>
     <w:p>
       <w:pPr>
         <w:pStyle w:val="Bibliography"/>
@@ -8484,7 +8437,7 @@
       <w:r>
         <w:t xml:space="preserve"> </w:t>
       </w:r>
-      <w:hyperlink r:id="rId127">
+      <w:hyperlink r:id="rId115">
         <w:r>
           <w:rPr>
             <w:rStyle w:val="InternetLink"/>
@@ -8531,8 +8484,8 @@
         <w:t xml:space="preserve">, 5666–5677 (1997).</w:t>
       </w:r>
     </w:p>
-    <w:bookmarkEnd w:id="128"/>
-    <w:bookmarkStart w:id="130" w:name="X2d1e1346fb5eebb46556911e8a6473781bd7363"/>
+    <w:bookmarkEnd w:id="116"/>
+    <w:bookmarkStart w:id="118" w:name="X2d1e1346fb5eebb46556911e8a6473781bd7363"/>
     <w:p>
       <w:pPr>
         <w:pStyle w:val="Bibliography"/>
@@ -8562,7 +8515,7 @@
       <w:r>
         <w:t xml:space="preserve"> </w:t>
       </w:r>
-      <w:hyperlink r:id="rId129">
+      <w:hyperlink r:id="rId117">
         <w:r>
           <w:rPr>
             <w:rStyle w:val="InternetLink"/>
@@ -8657,8 +8610,8 @@
         <w:t xml:space="preserve">, e439 (2007).</w:t>
       </w:r>
     </w:p>
-    <w:bookmarkEnd w:id="130"/>
-    <w:bookmarkStart w:id="132" w:name="ref-bedardMacroscopicModelsLocal2009"/>
+    <w:bookmarkEnd w:id="118"/>
+    <w:bookmarkStart w:id="120" w:name="ref-bedardMacroscopicModelsLocal2009"/>
     <w:p>
       <w:pPr>
         <w:pStyle w:val="Bibliography"/>
@@ -8678,7 +8631,7 @@
       <w:r>
         <w:t xml:space="preserve"> </w:t>
       </w:r>
-      <w:hyperlink r:id="rId131">
+      <w:hyperlink r:id="rId119">
         <w:r>
           <w:rPr>
             <w:rStyle w:val="InternetLink"/>
@@ -8821,8 +8774,8 @@
         <w:t xml:space="preserve">, 2589–2603 (2009).</w:t>
       </w:r>
     </w:p>
-    <w:bookmarkEnd w:id="132"/>
-    <w:bookmarkStart w:id="134" w:name="X320e96e3d65881e8fa79bfcbbde85012f4f91da"/>
+    <w:bookmarkEnd w:id="120"/>
+    <w:bookmarkStart w:id="122" w:name="X320e96e3d65881e8fa79bfcbbde85012f4f91da"/>
     <w:p>
       <w:pPr>
         <w:pStyle w:val="Bibliography"/>
@@ -8852,7 +8805,7 @@
       <w:r>
         <w:t xml:space="preserve"> </w:t>
       </w:r>
-      <w:hyperlink r:id="rId133">
+      <w:hyperlink r:id="rId121">
         <w:r>
           <w:rPr>
             <w:rStyle w:val="InternetLink"/>
@@ -8887,8 +8840,8 @@
         <w:t xml:space="preserve">, 337–345 (1994).</w:t>
       </w:r>
     </w:p>
-    <w:bookmarkEnd w:id="134"/>
-    <w:bookmarkStart w:id="136" w:name="ref-zarahnEmpiricalAnalysesBOLD1997"/>
+    <w:bookmarkEnd w:id="122"/>
+    <w:bookmarkStart w:id="124" w:name="ref-zarahnEmpiricalAnalysesBOLD1997"/>
     <w:p>
       <w:pPr>
         <w:pStyle w:val="Bibliography"/>
@@ -8908,7 +8861,7 @@
       <w:r>
         <w:t xml:space="preserve"> </w:t>
       </w:r>
-      <w:hyperlink r:id="rId135">
+      <w:hyperlink r:id="rId123">
         <w:r>
           <w:rPr>
             <w:rStyle w:val="InternetLink"/>
@@ -8979,8 +8932,8 @@
         <w:t xml:space="preserve">, 179–197 (1997).</w:t>
       </w:r>
     </w:p>
-    <w:bookmarkEnd w:id="136"/>
-    <w:bookmarkStart w:id="138" w:name="Xd7b015f33a1488d89f221ec12f970e1003b9efe"/>
+    <w:bookmarkEnd w:id="124"/>
+    <w:bookmarkStart w:id="126" w:name="Xd7b015f33a1488d89f221ec12f970e1003b9efe"/>
     <w:p>
       <w:pPr>
         <w:pStyle w:val="Bibliography"/>
@@ -9000,7 +8953,7 @@
       <w:r>
         <w:t xml:space="preserve"> </w:t>
       </w:r>
-      <w:hyperlink r:id="rId137">
+      <w:hyperlink r:id="rId125">
         <w:r>
           <w:rPr>
             <w:rStyle w:val="InternetLink"/>
@@ -9107,8 +9060,8 @@
         <w:t xml:space="preserve">, 217–232 (2002).</w:t>
       </w:r>
     </w:p>
-    <w:bookmarkEnd w:id="138"/>
-    <w:bookmarkStart w:id="140" w:name="X790fe44bee6d974469e7b4e816b8211f69a1fdd"/>
+    <w:bookmarkEnd w:id="126"/>
+    <w:bookmarkStart w:id="128" w:name="X790fe44bee6d974469e7b4e816b8211f69a1fdd"/>
     <w:p>
       <w:pPr>
         <w:pStyle w:val="Bibliography"/>
@@ -9128,7 +9081,7 @@
       <w:r>
         <w:t xml:space="preserve"> </w:t>
       </w:r>
-      <w:hyperlink r:id="rId139">
+      <w:hyperlink r:id="rId127">
         <w:r>
           <w:rPr>
             <w:rStyle w:val="InternetLink"/>
@@ -9187,8 +9140,8 @@
         <w:t xml:space="preserve">, 2693–2706 (2022).</w:t>
       </w:r>
     </w:p>
-    <w:bookmarkEnd w:id="140"/>
-    <w:bookmarkStart w:id="142" w:name="X3ea812e4ccad662b9abc313f9dff7ec9c62bbb8"/>
+    <w:bookmarkEnd w:id="128"/>
+    <w:bookmarkStart w:id="130" w:name="X3ea812e4ccad662b9abc313f9dff7ec9c62bbb8"/>
     <w:p>
       <w:pPr>
         <w:pStyle w:val="Bibliography"/>
@@ -9208,7 +9161,7 @@
       <w:r>
         <w:t xml:space="preserve"> </w:t>
       </w:r>
-      <w:hyperlink r:id="rId141">
+      <w:hyperlink r:id="rId129">
         <w:r>
           <w:rPr>
             <w:rStyle w:val="InternetLink"/>
@@ -9243,8 +9196,8 @@
         <w:t xml:space="preserve">, R1–38 (2002).</w:t>
       </w:r>
     </w:p>
-    <w:bookmarkEnd w:id="142"/>
-    <w:bookmarkStart w:id="144" w:name="ref-hurstLongTermStorageCapacity1951"/>
+    <w:bookmarkEnd w:id="130"/>
+    <w:bookmarkStart w:id="132" w:name="ref-hurstLongTermStorageCapacity1951"/>
     <w:p>
       <w:pPr>
         <w:pStyle w:val="Bibliography"/>
@@ -9264,7 +9217,7 @@
       <w:r>
         <w:t xml:space="preserve"> </w:t>
       </w:r>
-      <w:hyperlink r:id="rId143">
+      <w:hyperlink r:id="rId131">
         <w:r>
           <w:rPr>
             <w:rStyle w:val="InternetLink"/>
@@ -9329,8 +9282,8 @@
         <w:t xml:space="preserve">, 770–799 (1951).</w:t>
       </w:r>
     </w:p>
-    <w:bookmarkEnd w:id="144"/>
-    <w:bookmarkStart w:id="145" w:name="ref-dongHurstExponentAnalysis2018"/>
+    <w:bookmarkEnd w:id="132"/>
+    <w:bookmarkStart w:id="133" w:name="ref-dongHurstExponentAnalysis2018"/>
     <w:p>
       <w:pPr>
         <w:pStyle w:val="Bibliography"/>
@@ -9417,8 +9370,8 @@
         <w:t xml:space="preserve">, (2018).</w:t>
       </w:r>
     </w:p>
-    <w:bookmarkEnd w:id="145"/>
-    <w:bookmarkStart w:id="147" w:name="X6ee2ccee5d4e65211fef03ed8b33a5daf3d2e4e"/>
+    <w:bookmarkEnd w:id="133"/>
+    <w:bookmarkStart w:id="135" w:name="X6ee2ccee5d4e65211fef03ed8b33a5daf3d2e4e"/>
     <w:p>
       <w:pPr>
         <w:pStyle w:val="Bibliography"/>
@@ -9438,7 +9391,7 @@
       <w:r>
         <w:t xml:space="preserve"> </w:t>
       </w:r>
-      <w:hyperlink r:id="rId146">
+      <w:hyperlink r:id="rId134">
         <w:r>
           <w:rPr>
             <w:rStyle w:val="InternetLink"/>
@@ -9485,8 +9438,8 @@
         <w:t xml:space="preserve">, 791–801 (2008).</w:t>
       </w:r>
     </w:p>
-    <w:bookmarkEnd w:id="147"/>
-    <w:bookmarkStart w:id="149" w:name="X67f88f309fcd2f4a1598267ccaa3cd1cbb49c50"/>
+    <w:bookmarkEnd w:id="135"/>
+    <w:bookmarkStart w:id="137" w:name="X67f88f309fcd2f4a1598267ccaa3cd1cbb49c50"/>
     <w:p>
       <w:pPr>
         <w:pStyle w:val="Bibliography"/>
@@ -9506,7 +9459,7 @@
       <w:r>
         <w:t xml:space="preserve"> </w:t>
       </w:r>
-      <w:hyperlink r:id="rId148">
+      <w:hyperlink r:id="rId136">
         <w:r>
           <w:rPr>
             <w:rStyle w:val="InternetLink"/>
@@ -9565,8 +9518,8 @@
         <w:t xml:space="preserve">, 248–263 (2014).</w:t>
       </w:r>
     </w:p>
-    <w:bookmarkEnd w:id="149"/>
-    <w:bookmarkStart w:id="151" w:name="ref-heScaleFreePropertiesFunctional2011"/>
+    <w:bookmarkEnd w:id="137"/>
+    <w:bookmarkStart w:id="139" w:name="ref-heScaleFreePropertiesFunctional2011"/>
     <w:p>
       <w:pPr>
         <w:pStyle w:val="Bibliography"/>
@@ -9586,7 +9539,7 @@
       <w:r>
         <w:t xml:space="preserve"> </w:t>
       </w:r>
-      <w:hyperlink r:id="rId150">
+      <w:hyperlink r:id="rId138">
         <w:r>
           <w:rPr>
             <w:rStyle w:val="InternetLink"/>
@@ -9699,8 +9652,8 @@
         <w:t xml:space="preserve">, 13786–13795 (2011).</w:t>
       </w:r>
     </w:p>
-    <w:bookmarkEnd w:id="151"/>
-    <w:bookmarkStart w:id="152" w:name="ref-campbellFractalBasedAnalysisFMRI2022"/>
+    <w:bookmarkEnd w:id="139"/>
+    <w:bookmarkStart w:id="140" w:name="ref-campbellFractalBasedAnalysisFMRI2022"/>
     <w:p>
       <w:pPr>
         <w:pStyle w:val="Bibliography"/>
@@ -9759,8 +9712,8 @@
         <w:t xml:space="preserve">, (2022).</w:t>
       </w:r>
     </w:p>
-    <w:bookmarkEnd w:id="152"/>
-    <w:bookmarkStart w:id="154" w:name="Xafc73dd94de471dc6ce7bfbb5fb85cdff354abb"/>
+    <w:bookmarkEnd w:id="140"/>
+    <w:bookmarkStart w:id="142" w:name="Xafc73dd94de471dc6ce7bfbb5fb85cdff354abb"/>
     <w:p>
       <w:pPr>
         <w:pStyle w:val="Bibliography"/>
@@ -9790,7 +9743,7 @@
       <w:r>
         <w:t xml:space="preserve"> </w:t>
       </w:r>
-      <w:hyperlink r:id="rId153">
+      <w:hyperlink r:id="rId141">
         <w:r>
           <w:rPr>
             <w:rStyle w:val="InternetLink"/>
@@ -9849,8 +9802,8 @@
         <w:t xml:space="preserve">, 30895 (2016).</w:t>
       </w:r>
     </w:p>
-    <w:bookmarkEnd w:id="154"/>
-    <w:bookmarkStart w:id="156" w:name="ref-winkAgeCholinergicEffects2006"/>
+    <w:bookmarkEnd w:id="142"/>
+    <w:bookmarkStart w:id="144" w:name="ref-winkAgeCholinergicEffects2006"/>
     <w:p>
       <w:pPr>
         <w:pStyle w:val="Bibliography"/>
@@ -9870,7 +9823,7 @@
       <w:r>
         <w:t xml:space="preserve"> </w:t>
       </w:r>
-      <w:hyperlink r:id="rId155">
+      <w:hyperlink r:id="rId143">
         <w:r>
           <w:rPr>
             <w:rStyle w:val="InternetLink"/>
@@ -9905,8 +9858,8 @@
         <w:t xml:space="preserve">, 1395–1404 (2006).</w:t>
       </w:r>
     </w:p>
-    <w:bookmarkEnd w:id="156"/>
-    <w:bookmarkStart w:id="158" w:name="Xb783d2555b92d46afdfcb97c84763e9aa4bd336"/>
+    <w:bookmarkEnd w:id="144"/>
+    <w:bookmarkStart w:id="146" w:name="Xb783d2555b92d46afdfcb97c84763e9aa4bd336"/>
     <w:p>
       <w:pPr>
         <w:pStyle w:val="Bibliography"/>
@@ -9926,7 +9879,7 @@
       <w:r>
         <w:t xml:space="preserve"> </w:t>
       </w:r>
-      <w:hyperlink r:id="rId157">
+      <w:hyperlink r:id="rId145">
         <w:r>
           <w:rPr>
             <w:rStyle w:val="InternetLink"/>
@@ -9985,8 +9938,8 @@
         <w:t xml:space="preserve">, bhae426 (2024).</w:t>
       </w:r>
     </w:p>
-    <w:bookmarkEnd w:id="158"/>
-    <w:bookmarkStart w:id="160" w:name="ref-maximFractionalGaussianNoise2005"/>
+    <w:bookmarkEnd w:id="146"/>
+    <w:bookmarkStart w:id="148" w:name="ref-maximFractionalGaussianNoise2005"/>
     <w:p>
       <w:pPr>
         <w:pStyle w:val="Bibliography"/>
@@ -10016,7 +9969,7 @@
       <w:r>
         <w:t xml:space="preserve"> </w:t>
       </w:r>
-      <w:hyperlink r:id="rId159">
+      <w:hyperlink r:id="rId147">
         <w:r>
           <w:rPr>
             <w:rStyle w:val="InternetLink"/>
@@ -10117,8 +10070,8 @@
         <w:t xml:space="preserve">, 141–158 (2005).</w:t>
       </w:r>
     </w:p>
-    <w:bookmarkEnd w:id="160"/>
-    <w:bookmarkStart w:id="162" w:name="ref-warsiCorrelatingBrainBlood2012"/>
+    <w:bookmarkEnd w:id="148"/>
+    <w:bookmarkStart w:id="150" w:name="ref-warsiCorrelatingBrainBlood2012"/>
     <w:p>
       <w:pPr>
         <w:pStyle w:val="Bibliography"/>
@@ -10138,7 +10091,7 @@
       <w:r>
         <w:t xml:space="preserve"> </w:t>
       </w:r>
-      <w:hyperlink r:id="rId161">
+      <w:hyperlink r:id="rId149">
         <w:r>
           <w:rPr>
             <w:rStyle w:val="InternetLink"/>
@@ -10215,8 +10168,8 @@
         <w:t xml:space="preserve">, 335–344 (2012).</w:t>
       </w:r>
     </w:p>
-    <w:bookmarkEnd w:id="162"/>
-    <w:bookmarkStart w:id="164" w:name="ref-donaTemporalFractalAnalysis2017"/>
+    <w:bookmarkEnd w:id="150"/>
+    <w:bookmarkStart w:id="152" w:name="ref-donaTemporalFractalAnalysis2017"/>
     <w:p>
       <w:pPr>
         <w:pStyle w:val="Bibliography"/>
@@ -10236,7 +10189,7 @@
       <w:r>
         <w:t xml:space="preserve"> </w:t>
       </w:r>
-      <w:hyperlink r:id="rId163">
+      <w:hyperlink r:id="rId151">
         <w:r>
           <w:rPr>
             <w:rStyle w:val="InternetLink"/>
@@ -10289,8 +10242,8 @@
         <w:t xml:space="preserve">, e0190081 (2017).</w:t>
       </w:r>
     </w:p>
-    <w:bookmarkEnd w:id="164"/>
-    <w:bookmarkStart w:id="166" w:name="ref-laiShiftRandomnessBrain2010"/>
+    <w:bookmarkEnd w:id="152"/>
+    <w:bookmarkStart w:id="154" w:name="ref-laiShiftRandomnessBrain2010"/>
     <w:p>
       <w:pPr>
         <w:pStyle w:val="Bibliography"/>
@@ -10320,7 +10273,7 @@
       <w:r>
         <w:t xml:space="preserve"> </w:t>
       </w:r>
-      <w:hyperlink r:id="rId165">
+      <w:hyperlink r:id="rId153">
         <w:r>
           <w:rPr>
             <w:rStyle w:val="InternetLink"/>
@@ -10463,8 +10416,8 @@
         <w:t xml:space="preserve">, 1092–1099 (2010).</w:t>
       </w:r>
     </w:p>
-    <w:bookmarkEnd w:id="166"/>
-    <w:bookmarkStart w:id="168" w:name="ref-linkeAlteredDevelopmentHurst2024"/>
+    <w:bookmarkEnd w:id="154"/>
+    <w:bookmarkStart w:id="156" w:name="ref-linkeAlteredDevelopmentHurst2024"/>
     <w:p>
       <w:pPr>
         <w:pStyle w:val="Bibliography"/>
@@ -10555,7 +10508,7 @@
       <w:r>
         <w:t xml:space="preserve">S2451902224002714 (2024) doi:</w:t>
       </w:r>
-      <w:hyperlink r:id="rId167">
+      <w:hyperlink r:id="rId155">
         <w:r>
           <w:rPr>
             <w:rStyle w:val="InternetLink"/>
@@ -10567,8 +10520,8 @@
         <w:t xml:space="preserve">.</w:t>
       </w:r>
     </w:p>
-    <w:bookmarkEnd w:id="168"/>
-    <w:bookmarkStart w:id="170" w:name="X9db7696ad2e4faacd50572793eadf5dbc11376b"/>
+    <w:bookmarkEnd w:id="156"/>
+    <w:bookmarkStart w:id="158" w:name="X9db7696ad2e4faacd50572793eadf5dbc11376b"/>
     <w:p>
       <w:pPr>
         <w:pStyle w:val="Bibliography"/>
@@ -10661,7 +10614,7 @@
       <w:r>
         <w:t xml:space="preserve">. 2022.05.24.22275531 (2023) doi:</w:t>
       </w:r>
-      <w:hyperlink r:id="rId169">
+      <w:hyperlink r:id="rId157">
         <w:r>
           <w:rPr>
             <w:rStyle w:val="InternetLink"/>
@@ -10673,8 +10626,8 @@
         <w:t xml:space="preserve">.</w:t>
       </w:r>
     </w:p>
-    <w:bookmarkEnd w:id="170"/>
-    <w:bookmarkStart w:id="172" w:name="ref-donaFractalAnalysisBrain2017"/>
+    <w:bookmarkEnd w:id="158"/>
+    <w:bookmarkStart w:id="160" w:name="ref-donaFractalAnalysisBrain2017"/>
     <w:p>
       <w:pPr>
         <w:pStyle w:val="Bibliography"/>
@@ -10694,7 +10647,7 @@
       <w:r>
         <w:t xml:space="preserve"> </w:t>
       </w:r>
-      <w:hyperlink r:id="rId171">
+      <w:hyperlink r:id="rId159">
         <w:r>
           <w:rPr>
             <w:rStyle w:val="InternetLink"/>
@@ -10873,8 +10826,8 @@
         <w:t xml:space="preserve">, e0169647 (2017).</w:t>
       </w:r>
     </w:p>
-    <w:bookmarkEnd w:id="172"/>
-    <w:bookmarkStart w:id="174" w:name="ref-weiIdentifyingMajorDepressive2013"/>
+    <w:bookmarkEnd w:id="160"/>
+    <w:bookmarkStart w:id="162" w:name="ref-weiIdentifyingMajorDepressive2013"/>
     <w:p>
       <w:pPr>
         <w:pStyle w:val="Bibliography"/>
@@ -10904,7 +10857,7 @@
       <w:r>
         <w:t xml:space="preserve"> </w:t>
       </w:r>
-      <w:hyperlink r:id="rId173">
+      <w:hyperlink r:id="rId161">
         <w:r>
           <w:rPr>
             <w:rStyle w:val="InternetLink"/>
@@ -10963,8 +10916,8 @@
         <w:t xml:space="preserve">, 306–312 (2013).</w:t>
       </w:r>
     </w:p>
-    <w:bookmarkEnd w:id="174"/>
-    <w:bookmarkStart w:id="176" w:name="ref-jingIdentifyingCurrentRemitted2017"/>
+    <w:bookmarkEnd w:id="162"/>
+    <w:bookmarkStart w:id="164" w:name="ref-jingIdentifyingCurrentRemitted2017"/>
     <w:p>
       <w:pPr>
         <w:pStyle w:val="Bibliography"/>
@@ -10994,7 +10947,7 @@
       <w:r>
         <w:t xml:space="preserve"> </w:t>
       </w:r>
-      <w:hyperlink r:id="rId175">
+      <w:hyperlink r:id="rId163">
         <w:r>
           <w:rPr>
             <w:rStyle w:val="InternetLink"/>
@@ -11053,8 +11006,8 @@
         <w:t xml:space="preserve">, 90452–90464 (2017).</w:t>
       </w:r>
     </w:p>
-    <w:bookmarkEnd w:id="176"/>
-    <w:bookmarkStart w:id="178" w:name="Xb33ad22c9aea02cb9e68fb14f52e57e52d7323b"/>
+    <w:bookmarkEnd w:id="164"/>
+    <w:bookmarkStart w:id="166" w:name="Xb33ad22c9aea02cb9e68fb14f52e57e52d7323b"/>
     <w:p>
       <w:pPr>
         <w:pStyle w:val="Bibliography"/>
@@ -11084,7 +11037,7 @@
       <w:r>
         <w:t xml:space="preserve"> </w:t>
       </w:r>
-      <w:hyperlink r:id="rId177">
+      <w:hyperlink r:id="rId165">
         <w:r>
           <w:rPr>
             <w:rStyle w:val="InternetLink"/>
@@ -11179,8 +11132,8 @@
         <w:t xml:space="preserve">, e95146 (2014).</w:t>
       </w:r>
     </w:p>
-    <w:bookmarkEnd w:id="178"/>
-    <w:bookmarkStart w:id="180" w:name="X79642ef279d4aea0ebe5e10d2cba19e16f93a8d"/>
+    <w:bookmarkEnd w:id="166"/>
+    <w:bookmarkStart w:id="168" w:name="X79642ef279d4aea0ebe5e10d2cba19e16f93a8d"/>
     <w:p>
       <w:pPr>
         <w:pStyle w:val="Bibliography"/>
@@ -11200,7 +11153,7 @@
       <w:r>
         <w:t xml:space="preserve"> </w:t>
       </w:r>
-      <w:hyperlink r:id="rId179">
+      <w:hyperlink r:id="rId167">
         <w:r>
           <w:rPr>
             <w:rStyle w:val="InternetLink"/>
@@ -11253,8 +11206,8 @@
         <w:t xml:space="preserve">, 605–615 (2019).</w:t>
       </w:r>
     </w:p>
-    <w:bookmarkEnd w:id="180"/>
-    <w:bookmarkStart w:id="182" w:name="X74eeba1900ceb98dfbcd7382bee95fe128676bf"/>
+    <w:bookmarkEnd w:id="168"/>
+    <w:bookmarkStart w:id="170" w:name="X74eeba1900ceb98dfbcd7382bee95fe128676bf"/>
     <w:p>
       <w:pPr>
         <w:pStyle w:val="Bibliography"/>
@@ -11274,7 +11227,7 @@
       <w:r>
         <w:t xml:space="preserve"> </w:t>
       </w:r>
-      <w:hyperlink r:id="rId181">
+      <w:hyperlink r:id="rId169">
         <w:r>
           <w:rPr>
             <w:rStyle w:val="InternetLink"/>
@@ -11333,8 +11286,8 @@
         <w:t xml:space="preserve">, 174–186 (2016).</w:t>
       </w:r>
     </w:p>
-    <w:bookmarkEnd w:id="182"/>
-    <w:bookmarkStart w:id="184" w:name="X195a6a133ec6fab0acbef6fbf212c03ad0ed323"/>
+    <w:bookmarkEnd w:id="170"/>
+    <w:bookmarkStart w:id="172" w:name="X195a6a133ec6fab0acbef6fbf212c03ad0ed323"/>
     <w:p>
       <w:pPr>
         <w:pStyle w:val="Bibliography"/>
@@ -11354,7 +11307,7 @@
       <w:r>
         <w:t xml:space="preserve"> </w:t>
       </w:r>
-      <w:hyperlink r:id="rId183">
+      <w:hyperlink r:id="rId171">
         <w:r>
           <w:rPr>
             <w:rStyle w:val="InternetLink"/>
@@ -11413,8 +11366,8 @@
         <w:t xml:space="preserve">, 39–51 (2019).</w:t>
       </w:r>
     </w:p>
-    <w:bookmarkEnd w:id="184"/>
-    <w:bookmarkStart w:id="186" w:name="ref-kangInterplayMentalDisorder2019"/>
+    <w:bookmarkEnd w:id="172"/>
+    <w:bookmarkStart w:id="174" w:name="ref-kangInterplayMentalDisorder2019"/>
     <w:p>
       <w:pPr>
         <w:pStyle w:val="Bibliography"/>
@@ -11444,7 +11397,7 @@
       <w:r>
         <w:t xml:space="preserve"> </w:t>
       </w:r>
-      <w:hyperlink r:id="rId185">
+      <w:hyperlink r:id="rId173">
         <w:r>
           <w:rPr>
             <w:rStyle w:val="InternetLink"/>
@@ -11563,8 +11516,8 @@
         <w:t xml:space="preserve">, 1419–1428.e3 (2019).</w:t>
       </w:r>
     </w:p>
-    <w:bookmarkEnd w:id="186"/>
-    <w:bookmarkStart w:id="188" w:name="ref-ajramContribution1HMagnetic2019"/>
+    <w:bookmarkEnd w:id="174"/>
+    <w:bookmarkStart w:id="176" w:name="ref-ajramContribution1HMagnetic2019"/>
     <w:p>
       <w:pPr>
         <w:pStyle w:val="Bibliography"/>
@@ -11594,7 +11547,7 @@
       <w:r>
         <w:t xml:space="preserve"> </w:t>
       </w:r>
-      <w:hyperlink r:id="rId187">
+      <w:hyperlink r:id="rId175">
         <w:r>
           <w:rPr>
             <w:rStyle w:val="InternetLink"/>
@@ -11641,8 +11594,8 @@
         <w:t xml:space="preserve">, 236–244 (2019).</w:t>
       </w:r>
     </w:p>
-    <w:bookmarkEnd w:id="188"/>
-    <w:bookmarkStart w:id="190" w:name="X33af55f10e3529ea3b703273ed55b97973a9c47"/>
+    <w:bookmarkEnd w:id="176"/>
+    <w:bookmarkStart w:id="178" w:name="X33af55f10e3529ea3b703273ed55b97973a9c47"/>
     <w:p>
       <w:pPr>
         <w:pStyle w:val="Bibliography"/>
@@ -11662,7 +11615,7 @@
       <w:r>
         <w:t xml:space="preserve"> </w:t>
       </w:r>
-      <w:hyperlink r:id="rId189">
+      <w:hyperlink r:id="rId177">
         <w:r>
           <w:rPr>
             <w:rStyle w:val="InternetLink"/>
@@ -11811,8 +11764,8 @@
         <w:t xml:space="preserve">, 76 (2018).</w:t>
       </w:r>
     </w:p>
-    <w:bookmarkEnd w:id="190"/>
-    <w:bookmarkStart w:id="192" w:name="ref-harrisEdited1Magnetic2017"/>
+    <w:bookmarkEnd w:id="178"/>
+    <w:bookmarkStart w:id="180" w:name="ref-harrisEdited1Magnetic2017"/>
     <w:p>
       <w:pPr>
         <w:pStyle w:val="Bibliography"/>
@@ -11832,7 +11785,7 @@
       <w:r>
         <w:t xml:space="preserve"> </w:t>
       </w:r>
-      <w:hyperlink r:id="rId191">
+      <w:hyperlink r:id="rId179">
         <w:r>
           <w:rPr>
             <w:rStyle w:val="InternetLink"/>
@@ -11915,8 +11868,8 @@
         <w:t xml:space="preserve">, 1377–1389 (2017).</w:t>
       </w:r>
     </w:p>
-    <w:bookmarkEnd w:id="192"/>
-    <w:bookmarkStart w:id="194" w:name="ref-peekComprehensiveGuideMEGAPRESS2023"/>
+    <w:bookmarkEnd w:id="180"/>
+    <w:bookmarkStart w:id="182" w:name="ref-peekComprehensiveGuideMEGAPRESS2023"/>
     <w:p>
       <w:pPr>
         <w:pStyle w:val="Bibliography"/>
@@ -11946,7 +11899,7 @@
       <w:r>
         <w:t xml:space="preserve"> </w:t>
       </w:r>
-      <w:hyperlink r:id="rId193">
+      <w:hyperlink r:id="rId181">
         <w:r>
           <w:rPr>
             <w:rStyle w:val="InternetLink"/>
@@ -12029,8 +11982,8 @@
         <w:t xml:space="preserve">, 115113 (2023).</w:t>
       </w:r>
     </w:p>
-    <w:bookmarkEnd w:id="194"/>
-    <w:bookmarkStart w:id="196" w:name="ref-poilFastNetworkOscillations2011"/>
+    <w:bookmarkEnd w:id="182"/>
+    <w:bookmarkStart w:id="184" w:name="ref-poilFastNetworkOscillations2011"/>
     <w:p>
       <w:pPr>
         <w:pStyle w:val="Bibliography"/>
@@ -12060,7 +12013,7 @@
       <w:r>
         <w:t xml:space="preserve"> </w:t>
       </w:r>
-      <w:hyperlink r:id="rId195">
+      <w:hyperlink r:id="rId183">
         <w:r>
           <w:rPr>
             <w:rStyle w:val="InternetLink"/>
@@ -12119,8 +12072,8 @@
         <w:t xml:space="preserve">, 394–403 (2011).</w:t>
       </w:r>
     </w:p>
-    <w:bookmarkEnd w:id="196"/>
-    <w:bookmarkStart w:id="198" w:name="X670c54a005ed7507f4626875ce455b6cc32d0d9"/>
+    <w:bookmarkEnd w:id="184"/>
+    <w:bookmarkStart w:id="186" w:name="X670c54a005ed7507f4626875ce455b6cc32d0d9"/>
     <w:p>
       <w:pPr>
         <w:pStyle w:val="Bibliography"/>
@@ -12140,7 +12093,7 @@
       <w:r>
         <w:t xml:space="preserve"> </w:t>
       </w:r>
-      <w:hyperlink r:id="rId197">
+      <w:hyperlink r:id="rId185">
         <w:r>
           <w:rPr>
             <w:rStyle w:val="InternetLink"/>
@@ -12235,8 +12188,8 @@
         <w:t xml:space="preserve">, 1386–1393 (2007).</w:t>
       </w:r>
     </w:p>
-    <w:bookmarkEnd w:id="198"/>
-    <w:bookmarkStart w:id="200" w:name="X57bd0e2605c22795c5bd8ffc8a5c4acda84f88f"/>
+    <w:bookmarkEnd w:id="186"/>
+    <w:bookmarkStart w:id="188" w:name="X57bd0e2605c22795c5bd8ffc8a5c4acda84f88f"/>
     <w:p>
       <w:pPr>
         <w:pStyle w:val="Bibliography"/>
@@ -12256,7 +12209,7 @@
       <w:r>
         <w:t xml:space="preserve"> </w:t>
       </w:r>
-      <w:hyperlink r:id="rId199">
+      <w:hyperlink r:id="rId187">
         <w:r>
           <w:rPr>
             <w:rStyle w:val="InternetLink"/>
@@ -12327,8 +12280,8 @@
         <w:t xml:space="preserve">, 11167–11177 (2003).</w:t>
       </w:r>
     </w:p>
-    <w:bookmarkEnd w:id="200"/>
-    <w:bookmarkStart w:id="202" w:name="Xdb649a1852d5606ef37cf9435a5ad42696389d3"/>
+    <w:bookmarkEnd w:id="188"/>
+    <w:bookmarkStart w:id="190" w:name="Xdb649a1852d5606ef37cf9435a5ad42696389d3"/>
     <w:p>
       <w:pPr>
         <w:pStyle w:val="Bibliography"/>
@@ -12348,7 +12301,7 @@
       <w:r>
         <w:t xml:space="preserve"> </w:t>
       </w:r>
-      <w:hyperlink r:id="rId201">
+      <w:hyperlink r:id="rId189">
         <w:r>
           <w:rPr>
             <w:rStyle w:val="InternetLink"/>
@@ -12383,8 +12336,8 @@
         <w:t xml:space="preserve">, 7576–7581 (2008).</w:t>
       </w:r>
     </w:p>
-    <w:bookmarkEnd w:id="202"/>
-    <w:bookmarkStart w:id="204" w:name="ref-yangMaximalVariabilityPhase2012"/>
+    <w:bookmarkEnd w:id="190"/>
+    <w:bookmarkStart w:id="192" w:name="ref-yangMaximalVariabilityPhase2012"/>
     <w:p>
       <w:pPr>
         <w:pStyle w:val="Bibliography"/>
@@ -12404,7 +12357,7 @@
       <w:r>
         <w:t xml:space="preserve"> </w:t>
       </w:r>
-      <w:hyperlink r:id="rId203">
+      <w:hyperlink r:id="rId191">
         <w:r>
           <w:rPr>
             <w:rStyle w:val="InternetLink"/>
@@ -12523,8 +12476,8 @@
         <w:t xml:space="preserve">, 1061–1072 (2012).</w:t>
       </w:r>
     </w:p>
-    <w:bookmarkEnd w:id="204"/>
-    <w:bookmarkStart w:id="206" w:name="ref-obyrneHowCriticalBrain2022"/>
+    <w:bookmarkEnd w:id="192"/>
+    <w:bookmarkStart w:id="194" w:name="ref-obyrneHowCriticalBrain2022"/>
     <w:p>
       <w:pPr>
         <w:pStyle w:val="Bibliography"/>
@@ -12544,7 +12497,7 @@
       <w:r>
         <w:t xml:space="preserve"> </w:t>
       </w:r>
-      <w:hyperlink r:id="rId205">
+      <w:hyperlink r:id="rId193">
         <w:r>
           <w:rPr>
             <w:rStyle w:val="InternetLink"/>
@@ -12576,8 +12529,8 @@
         <w:t xml:space="preserve">, 820–837 (2022).</w:t>
       </w:r>
     </w:p>
-    <w:bookmarkEnd w:id="206"/>
-    <w:bookmarkStart w:id="208" w:name="X8ce174dd83c21ef4ca7230b9898934f8cc25266"/>
+    <w:bookmarkEnd w:id="194"/>
+    <w:bookmarkStart w:id="196" w:name="X8ce174dd83c21ef4ca7230b9898934f8cc25266"/>
     <w:p>
       <w:pPr>
         <w:pStyle w:val="Bibliography"/>
@@ -12607,7 +12560,7 @@
       <w:r>
         <w:t xml:space="preserve"> </w:t>
       </w:r>
-      <w:hyperlink r:id="rId207">
+      <w:hyperlink r:id="rId195">
         <w:r>
           <w:rPr>
             <w:rStyle w:val="InternetLink"/>
@@ -12672,8 +12625,8 @@
         <w:t xml:space="preserve">, 639389 (2021).</w:t>
       </w:r>
     </w:p>
-    <w:bookmarkEnd w:id="208"/>
-    <w:bookmarkStart w:id="210" w:name="ref-avramieaRegulationCriticalBrain2023"/>
+    <w:bookmarkEnd w:id="196"/>
+    <w:bookmarkStart w:id="198" w:name="ref-avramieaRegulationCriticalBrain2023"/>
     <w:p>
       <w:pPr>
         <w:pStyle w:val="Bibliography"/>
@@ -12690,7 +12643,7 @@
       <w:r>
         <w:t xml:space="preserve">Avrămiea, A.-E. Regulation of critical brain dynamics and its functional implications. HFAAA72020230307 (Vrije Universiteit Amsterdam, 2023). doi:</w:t>
       </w:r>
-      <w:hyperlink r:id="rId209">
+      <w:hyperlink r:id="rId197">
         <w:r>
           <w:rPr>
             <w:rStyle w:val="InternetLink"/>
@@ -12702,8 +12655,8 @@
         <w:t xml:space="preserve">.</w:t>
       </w:r>
     </w:p>
-    <w:bookmarkEnd w:id="210"/>
-    <w:bookmarkStart w:id="212" w:name="Xed66735bb6d2317bca3d933a96a148919293c77"/>
+    <w:bookmarkEnd w:id="198"/>
+    <w:bookmarkStart w:id="200" w:name="Xed66735bb6d2317bca3d933a96a148919293c77"/>
     <w:p>
       <w:pPr>
         <w:pStyle w:val="Bibliography"/>
@@ -12723,7 +12676,7 @@
       <w:r>
         <w:t xml:space="preserve"> </w:t>
       </w:r>
-      <w:hyperlink r:id="rId211">
+      <w:hyperlink r:id="rId199">
         <w:r>
           <w:rPr>
             <w:rStyle w:val="InternetLink"/>
@@ -12788,71 +12741,14 @@
         <w:t xml:space="preserve">, 619661 (2021).</w:t>
       </w:r>
     </w:p>
-    <w:bookmarkEnd w:id="212"/>
-    <w:bookmarkStart w:id="214" w:name="X26b7d4573f0556cbc62cf28188553d7f7b79fa4"/>
+    <w:bookmarkEnd w:id="200"/>
+    <w:bookmarkStart w:id="202" w:name="ref-xiePharmacoresistantTemporalLobe2024"/>
     <w:p>
       <w:pPr>
         <w:pStyle w:val="Bibliography"/>
       </w:pPr>
       <w:r>
         <w:t xml:space="preserve">66.</w:t>
-      </w:r>
-      <w:r>
-        <w:t xml:space="preserve"> </w:t>
-      </w:r>
-      <w:r>
-        <w:t xml:space="preserve">	</w:t>
-      </w:r>
-      <w:r>
-        <w:t xml:space="preserve">Ikeda, N., Akita, D. &amp; Takahashi, H.</w:t>
-      </w:r>
-      <w:r>
-        <w:t xml:space="preserve"> </w:t>
-      </w:r>
-      <w:hyperlink r:id="rId213">
-        <w:r>
-          <w:rPr>
-            <w:rStyle w:val="InternetLink"/>
-          </w:rPr>
-          <w:t xml:space="preserve">Emergent functions of noise-driven spontaneous activity:</w:t>
-        </w:r>
-        <w:r>
-          <w:rPr>
-            <w:rStyle w:val="InternetLink"/>
-          </w:rPr>
-          <w:t xml:space="preserve"> </w:t>
-        </w:r>
-        <w:r>
-          <w:rPr>
-            <w:rStyle w:val="InternetLink"/>
-          </w:rPr>
-          <w:t xml:space="preserve">Homeostatic</w:t>
-        </w:r>
-        <w:r>
-          <w:rPr>
-            <w:rStyle w:val="InternetLink"/>
-          </w:rPr>
-          <w:t xml:space="preserve"> </w:t>
-        </w:r>
-        <w:r>
-          <w:rPr>
-            <w:rStyle w:val="InternetLink"/>
-          </w:rPr>
-          <w:t xml:space="preserve">maintenance of criticality and memory consolidation</w:t>
-        </w:r>
-      </w:hyperlink>
-      <w:r>
-        <w:t xml:space="preserve">. (2025).</w:t>
-      </w:r>
-    </w:p>
-    <w:bookmarkEnd w:id="214"/>
-    <w:bookmarkStart w:id="216" w:name="ref-xiePharmacoresistantTemporalLobe2024"/>
-    <w:p>
-      <w:pPr>
-        <w:pStyle w:val="Bibliography"/>
-      </w:pPr>
-      <w:r>
-        <w:t xml:space="preserve">67.</w:t>
       </w:r>
       <w:r>
         <w:t xml:space="preserve"> </w:t>
@@ -12876,7 +12772,7 @@
       <w:r>
         <w:t xml:space="preserve"> Pharmaco-resistant temporal lobe epilepsy gradually perturbs the cortex-wide excitation-inhibition balance. (2024) doi:</w:t>
       </w:r>
-      <w:hyperlink r:id="rId215">
+      <w:hyperlink r:id="rId201">
         <w:r>
           <w:rPr>
             <w:rStyle w:val="InternetLink"/>
@@ -12888,14 +12784,14 @@
         <w:t xml:space="preserve">.</w:t>
       </w:r>
     </w:p>
-    <w:bookmarkEnd w:id="216"/>
-    <w:bookmarkStart w:id="218" w:name="X66840f2e535e017a7b65cdb14133cdb34347199"/>
+    <w:bookmarkEnd w:id="202"/>
+    <w:bookmarkStart w:id="204" w:name="X66840f2e535e017a7b65cdb14133cdb34347199"/>
     <w:p>
       <w:pPr>
         <w:pStyle w:val="Bibliography"/>
       </w:pPr>
       <w:r>
-        <w:t xml:space="preserve">68.</w:t>
+        <w:t xml:space="preserve">67.</w:t>
       </w:r>
       <w:r>
         <w:t xml:space="preserve"> </w:t>
@@ -12919,7 +12815,7 @@
       <w:r>
         <w:t xml:space="preserve"> </w:t>
       </w:r>
-      <w:hyperlink r:id="rId217">
+      <w:hyperlink r:id="rId203">
         <w:r>
           <w:rPr>
             <w:rStyle w:val="InternetLink"/>
@@ -12954,14 +12850,14 @@
         <w:t xml:space="preserve">, 6115 (2023).</w:t>
       </w:r>
     </w:p>
-    <w:bookmarkEnd w:id="218"/>
-    <w:bookmarkStart w:id="220" w:name="X64d5c77c0dd95405f1207ce5d2d112cdcadb366"/>
+    <w:bookmarkEnd w:id="204"/>
+    <w:bookmarkStart w:id="206" w:name="X64d5c77c0dd95405f1207ce5d2d112cdcadb366"/>
     <w:p>
       <w:pPr>
         <w:pStyle w:val="Bibliography"/>
       </w:pPr>
       <w:r>
-        <w:t xml:space="preserve">69.</w:t>
+        <w:t xml:space="preserve">68.</w:t>
       </w:r>
       <w:r>
         <w:t xml:space="preserve"> </w:t>
@@ -12975,7 +12871,7 @@
       <w:r>
         <w:t xml:space="preserve"> </w:t>
       </w:r>
-      <w:hyperlink r:id="rId219">
+      <w:hyperlink r:id="rId205">
         <w:r>
           <w:rPr>
             <w:rStyle w:val="InternetLink"/>
@@ -13034,14 +12930,14 @@
         <w:t xml:space="preserve">, 100600 (2019).</w:t>
       </w:r>
     </w:p>
-    <w:bookmarkEnd w:id="220"/>
-    <w:bookmarkStart w:id="222" w:name="ref-linInvestigatingMetabolicChanges2012"/>
+    <w:bookmarkEnd w:id="206"/>
+    <w:bookmarkStart w:id="208" w:name="ref-linInvestigatingMetabolicChanges2012"/>
     <w:p>
       <w:pPr>
         <w:pStyle w:val="Bibliography"/>
       </w:pPr>
       <w:r>
-        <w:t xml:space="preserve">70.</w:t>
+        <w:t xml:space="preserve">69.</w:t>
       </w:r>
       <w:r>
         <w:t xml:space="preserve"> </w:t>
@@ -13055,7 +12951,7 @@
       <w:r>
         <w:t xml:space="preserve"> </w:t>
       </w:r>
-      <w:hyperlink r:id="rId221">
+      <w:hyperlink r:id="rId207">
         <w:r>
           <w:rPr>
             <w:rStyle w:val="InternetLink"/>
@@ -13174,14 +13070,14 @@
         <w:t xml:space="preserve">, 1484–1495 (2012).</w:t>
       </w:r>
     </w:p>
-    <w:bookmarkEnd w:id="222"/>
-    <w:bookmarkStart w:id="224" w:name="X3c88d9f185b840e7d37383eacc851b1a1df9e52"/>
+    <w:bookmarkEnd w:id="208"/>
+    <w:bookmarkStart w:id="210" w:name="X3c88d9f185b840e7d37383eacc851b1a1df9e52"/>
     <w:p>
       <w:pPr>
         <w:pStyle w:val="Bibliography"/>
       </w:pPr>
       <w:r>
-        <w:t xml:space="preserve">71.</w:t>
+        <w:t xml:space="preserve">70.</w:t>
       </w:r>
       <w:r>
         <w:t xml:space="preserve"> </w:t>
@@ -13195,7 +13091,7 @@
       <w:r>
         <w:t xml:space="preserve"> </w:t>
       </w:r>
-      <w:hyperlink r:id="rId223">
+      <w:hyperlink r:id="rId209">
         <w:r>
           <w:rPr>
             <w:rStyle w:val="InternetLink"/>
@@ -13230,14 +13126,14 @@
         <w:t xml:space="preserve">, 2295–2307 (2019).</w:t>
       </w:r>
     </w:p>
-    <w:bookmarkEnd w:id="224"/>
-    <w:bookmarkStart w:id="226" w:name="ref-saucedoChangesGABAGlutamate"/>
+    <w:bookmarkEnd w:id="210"/>
+    <w:bookmarkStart w:id="212" w:name="ref-saucedoChangesGABAGlutamate"/>
     <w:p>
       <w:pPr>
         <w:pStyle w:val="Bibliography"/>
       </w:pPr>
       <w:r>
-        <w:t xml:space="preserve">72.</w:t>
+        <w:t xml:space="preserve">71.</w:t>
       </w:r>
       <w:r>
         <w:t xml:space="preserve"> </w:t>
@@ -13339,7 +13235,7 @@
       <w:r>
         <w:t xml:space="preserve">1922 (Toronto, ON, Canada). doi:</w:t>
       </w:r>
-      <w:hyperlink r:id="rId225">
+      <w:hyperlink r:id="rId211">
         <w:r>
           <w:rPr>
             <w:rStyle w:val="InternetLink"/>
@@ -13351,14 +13247,14 @@
         <w:t xml:space="preserve">.</w:t>
       </w:r>
     </w:p>
-    <w:bookmarkEnd w:id="226"/>
-    <w:bookmarkStart w:id="228" w:name="ref-kurcyusOppositeDynamicsGABA2018"/>
+    <w:bookmarkEnd w:id="212"/>
+    <w:bookmarkStart w:id="214" w:name="ref-kurcyusOppositeDynamicsGABA2018"/>
     <w:p>
       <w:pPr>
         <w:pStyle w:val="Bibliography"/>
       </w:pPr>
       <w:r>
-        <w:t xml:space="preserve">73.</w:t>
+        <w:t xml:space="preserve">72.</w:t>
       </w:r>
       <w:r>
         <w:t xml:space="preserve"> </w:t>
@@ -13382,7 +13278,7 @@
       <w:r>
         <w:t xml:space="preserve"> </w:t>
       </w:r>
-      <w:hyperlink r:id="rId227">
+      <w:hyperlink r:id="rId213">
         <w:r>
           <w:rPr>
             <w:rStyle w:val="InternetLink"/>
@@ -13525,14 +13421,14 @@
         <w:t xml:space="preserve">, 9967–9976 (2018).</w:t>
       </w:r>
     </w:p>
-    <w:bookmarkEnd w:id="228"/>
-    <w:bookmarkStart w:id="230" w:name="X2deb2be2adb62c9f33832d8596f4171cb63eb82"/>
+    <w:bookmarkEnd w:id="214"/>
+    <w:bookmarkStart w:id="216" w:name="X2deb2be2adb62c9f33832d8596f4171cb63eb82"/>
     <w:p>
       <w:pPr>
         <w:pStyle w:val="Bibliography"/>
       </w:pPr>
       <w:r>
-        <w:t xml:space="preserve">74.</w:t>
+        <w:t xml:space="preserve">73.</w:t>
       </w:r>
       <w:r>
         <w:t xml:space="preserve"> </w:t>
@@ -13546,7 +13442,7 @@
       <w:r>
         <w:t xml:space="preserve"> </w:t>
       </w:r>
-      <w:hyperlink r:id="rId229">
+      <w:hyperlink r:id="rId215">
         <w:r>
           <w:rPr>
             <w:rStyle w:val="InternetLink"/>
@@ -13599,14 +13495,14 @@
         <w:t xml:space="preserve">, 901–910 (2011).</w:t>
       </w:r>
     </w:p>
-    <w:bookmarkEnd w:id="230"/>
-    <w:bookmarkStart w:id="232" w:name="ref-mescherSimultaneousVivoSpectral1998"/>
+    <w:bookmarkEnd w:id="216"/>
+    <w:bookmarkStart w:id="218" w:name="ref-mescherSimultaneousVivoSpectral1998"/>
     <w:p>
       <w:pPr>
         <w:pStyle w:val="Bibliography"/>
       </w:pPr>
       <w:r>
-        <w:t xml:space="preserve">75.</w:t>
+        <w:t xml:space="preserve">74.</w:t>
       </w:r>
       <w:r>
         <w:t xml:space="preserve"> </w:t>
@@ -13620,7 +13516,7 @@
       <w:r>
         <w:t xml:space="preserve"> </w:t>
       </w:r>
-      <w:hyperlink r:id="rId231">
+      <w:hyperlink r:id="rId217">
         <w:r>
           <w:rPr>
             <w:rStyle w:val="InternetLink"/>
@@ -13655,14 +13551,14 @@
         <w:t xml:space="preserve">, 266–272 (1998).</w:t>
       </w:r>
     </w:p>
-    <w:bookmarkEnd w:id="232"/>
-    <w:bookmarkStart w:id="233" w:name="ref-cordeyJungles2019"/>
+    <w:bookmarkEnd w:id="218"/>
+    <w:bookmarkStart w:id="219" w:name="ref-cordeyJungles2019"/>
     <w:p>
       <w:pPr>
         <w:pStyle w:val="Bibliography"/>
       </w:pPr>
       <w:r>
-        <w:t xml:space="preserve">76.</w:t>
+        <w:t xml:space="preserve">75.</w:t>
       </w:r>
       <w:r>
         <w:t xml:space="preserve"> </w:t>
@@ -13690,14 +13586,14 @@
         <w:t xml:space="preserve">(2019).</w:t>
       </w:r>
     </w:p>
-    <w:bookmarkEnd w:id="233"/>
-    <w:bookmarkStart w:id="235" w:name="ref-ipCombinedFMRIMRSAcquires2017"/>
+    <w:bookmarkEnd w:id="219"/>
+    <w:bookmarkStart w:id="221" w:name="ref-ipCombinedFMRIMRSAcquires2017"/>
     <w:p>
       <w:pPr>
         <w:pStyle w:val="Bibliography"/>
       </w:pPr>
       <w:r>
-        <w:t xml:space="preserve">77.</w:t>
+        <w:t xml:space="preserve">76.</w:t>
       </w:r>
       <w:r>
         <w:t xml:space="preserve"> </w:t>
@@ -13721,7 +13617,7 @@
       <w:r>
         <w:t xml:space="preserve"> </w:t>
       </w:r>
-      <w:hyperlink r:id="rId234">
+      <w:hyperlink r:id="rId220">
         <w:r>
           <w:rPr>
             <w:rStyle w:val="InternetLink"/>
@@ -13804,14 +13700,14 @@
         <w:t xml:space="preserve">, 113–119 (2017).</w:t>
       </w:r>
     </w:p>
-    <w:bookmarkEnd w:id="235"/>
-    <w:bookmarkStart w:id="237" w:name="X56c2864753b60d9230ad09d1af7ca17bd280dab"/>
+    <w:bookmarkEnd w:id="221"/>
+    <w:bookmarkStart w:id="223" w:name="X56c2864753b60d9230ad09d1af7ca17bd280dab"/>
     <w:p>
       <w:pPr>
         <w:pStyle w:val="Bibliography"/>
       </w:pPr>
       <w:r>
-        <w:t xml:space="preserve">78.</w:t>
+        <w:t xml:space="preserve">77.</w:t>
       </w:r>
       <w:r>
         <w:t xml:space="preserve"> </w:t>
@@ -13835,7 +13731,7 @@
       <w:r>
         <w:t xml:space="preserve"> </w:t>
       </w:r>
-      <w:hyperlink r:id="rId236">
+      <w:hyperlink r:id="rId222">
         <w:r>
           <w:rPr>
             <w:rStyle w:val="InternetLink"/>
@@ -13918,14 +13814,14 @@
         <w:t xml:space="preserve">, 527–550 (2019).</w:t>
       </w:r>
     </w:p>
-    <w:bookmarkEnd w:id="237"/>
-    <w:bookmarkStart w:id="239" w:name="X43d031096c745031e21b8d0f664225976fbb7fa"/>
+    <w:bookmarkEnd w:id="223"/>
+    <w:bookmarkStart w:id="225" w:name="X43d031096c745031e21b8d0f664225976fbb7fa"/>
     <w:p>
       <w:pPr>
         <w:pStyle w:val="Bibliography"/>
       </w:pPr>
       <w:r>
-        <w:t xml:space="preserve">79.</w:t>
+        <w:t xml:space="preserve">78.</w:t>
       </w:r>
       <w:r>
         <w:t xml:space="preserve"> </w:t>
@@ -13949,7 +13845,7 @@
       <w:r>
         <w:t xml:space="preserve"> </w:t>
       </w:r>
-      <w:hyperlink r:id="rId238">
+      <w:hyperlink r:id="rId224">
         <w:r>
           <w:rPr>
             <w:rStyle w:val="InternetLink"/>
@@ -14044,14 +13940,14 @@
         <w:t xml:space="preserve">, 107–114 (2018).</w:t>
       </w:r>
     </w:p>
-    <w:bookmarkEnd w:id="239"/>
-    <w:bookmarkStart w:id="241" w:name="ref-liFirstStepNeuroimaging2016"/>
+    <w:bookmarkEnd w:id="225"/>
+    <w:bookmarkStart w:id="227" w:name="ref-liFirstStepNeuroimaging2016"/>
     <w:p>
       <w:pPr>
         <w:pStyle w:val="Bibliography"/>
       </w:pPr>
       <w:r>
-        <w:t xml:space="preserve">80.</w:t>
+        <w:t xml:space="preserve">79.</w:t>
       </w:r>
       <w:r>
         <w:t xml:space="preserve"> </w:t>
@@ -14065,7 +13961,7 @@
       <w:r>
         <w:t xml:space="preserve"> </w:t>
       </w:r>
-      <w:hyperlink r:id="rId240">
+      <w:hyperlink r:id="rId226">
         <w:r>
           <w:rPr>
             <w:rStyle w:val="InternetLink"/>
@@ -14148,14 +14044,14 @@
         <w:t xml:space="preserve">, 47–56 (2016).</w:t>
       </w:r>
     </w:p>
-    <w:bookmarkEnd w:id="241"/>
-    <w:bookmarkStart w:id="243" w:name="ref-gorgolewskiBrainImagingData2016"/>
+    <w:bookmarkEnd w:id="227"/>
+    <w:bookmarkStart w:id="229" w:name="ref-gorgolewskiBrainImagingData2016"/>
     <w:p>
       <w:pPr>
         <w:pStyle w:val="Bibliography"/>
       </w:pPr>
       <w:r>
-        <w:t xml:space="preserve">81.</w:t>
+        <w:t xml:space="preserve">80.</w:t>
       </w:r>
       <w:r>
         <w:t xml:space="preserve"> </w:t>
@@ -14179,7 +14075,7 @@
       <w:r>
         <w:t xml:space="preserve"> </w:t>
       </w:r>
-      <w:hyperlink r:id="rId242">
+      <w:hyperlink r:id="rId228">
         <w:r>
           <w:rPr>
             <w:rStyle w:val="InternetLink"/>
@@ -14214,53 +14110,53 @@
         <w:t xml:space="preserve">, 160044 (2016).</w:t>
       </w:r>
     </w:p>
-    <w:bookmarkEnd w:id="243"/>
-    <w:bookmarkStart w:id="245" w:name="ref-boreDcm2Bids2023"/>
+    <w:bookmarkEnd w:id="229"/>
+    <w:bookmarkStart w:id="231" w:name="ref-boreDcm2Bids2023"/>
     <w:p>
       <w:pPr>
         <w:pStyle w:val="Bibliography"/>
       </w:pPr>
       <w:r>
+        <w:t xml:space="preserve">81.</w:t>
+      </w:r>
+      <w:r>
+        <w:t xml:space="preserve"> </w:t>
+      </w:r>
+      <w:r>
+        <w:t xml:space="preserve">	</w:t>
+      </w:r>
+      <w:r>
+        <w:t xml:space="preserve">Boré, A., Guay, S., Bedetti, C., Meisler, S. &amp; GuenTher, N.</w:t>
+      </w:r>
+      <w:r>
+        <w:t xml:space="preserve"> </w:t>
+      </w:r>
+      <w:r>
+        <w:t xml:space="preserve">Dcm2Bids</w:t>
+      </w:r>
+      <w:r>
+        <w:t xml:space="preserve">. (2023) doi:</w:t>
+      </w:r>
+      <w:hyperlink r:id="rId230">
+        <w:r>
+          <w:rPr>
+            <w:rStyle w:val="InternetLink"/>
+          </w:rPr>
+          <w:t xml:space="preserve">10.5281/zenodo.8436509</w:t>
+        </w:r>
+      </w:hyperlink>
+      <w:r>
+        <w:t xml:space="preserve">.</w:t>
+      </w:r>
+    </w:p>
+    <w:bookmarkEnd w:id="231"/>
+    <w:bookmarkStart w:id="233" w:name="ref-tustisonN4ITKImprovedN32010"/>
+    <w:p>
+      <w:pPr>
+        <w:pStyle w:val="Bibliography"/>
+      </w:pPr>
+      <w:r>
         <w:t xml:space="preserve">82.</w:t>
-      </w:r>
-      <w:r>
-        <w:t xml:space="preserve"> </w:t>
-      </w:r>
-      <w:r>
-        <w:t xml:space="preserve">	</w:t>
-      </w:r>
-      <w:r>
-        <w:t xml:space="preserve">Boré, A., Guay, S., Bedetti, C., Meisler, S. &amp; GuenTher, N.</w:t>
-      </w:r>
-      <w:r>
-        <w:t xml:space="preserve"> </w:t>
-      </w:r>
-      <w:r>
-        <w:t xml:space="preserve">Dcm2Bids</w:t>
-      </w:r>
-      <w:r>
-        <w:t xml:space="preserve">. (2023) doi:</w:t>
-      </w:r>
-      <w:hyperlink r:id="rId244">
-        <w:r>
-          <w:rPr>
-            <w:rStyle w:val="InternetLink"/>
-          </w:rPr>
-          <w:t xml:space="preserve">10.5281/zenodo.8436509</w:t>
-        </w:r>
-      </w:hyperlink>
-      <w:r>
-        <w:t xml:space="preserve">.</w:t>
-      </w:r>
-    </w:p>
-    <w:bookmarkEnd w:id="245"/>
-    <w:bookmarkStart w:id="247" w:name="ref-tustisonN4ITKImprovedN32010"/>
-    <w:p>
-      <w:pPr>
-        <w:pStyle w:val="Bibliography"/>
-      </w:pPr>
-      <w:r>
-        <w:t xml:space="preserve">83.</w:t>
       </w:r>
       <w:r>
         <w:t xml:space="preserve"> </w:t>
@@ -14284,7 +14180,7 @@
       <w:r>
         <w:t xml:space="preserve"> </w:t>
       </w:r>
-      <w:hyperlink r:id="rId246">
+      <w:hyperlink r:id="rId232">
         <w:r>
           <w:rPr>
             <w:rStyle w:val="InternetLink"/>
@@ -14337,14 +14233,14 @@
         <w:t xml:space="preserve">, 1310–1320 (2010).</w:t>
       </w:r>
     </w:p>
-    <w:bookmarkEnd w:id="247"/>
-    <w:bookmarkStart w:id="249" w:name="Xeefaf9082b75bd08ec775a50708dca4153d9690"/>
+    <w:bookmarkEnd w:id="233"/>
+    <w:bookmarkStart w:id="235" w:name="Xeefaf9082b75bd08ec775a50708dca4153d9690"/>
     <w:p>
       <w:pPr>
         <w:pStyle w:val="Bibliography"/>
       </w:pPr>
       <w:r>
-        <w:t xml:space="preserve">84.</w:t>
+        <w:t xml:space="preserve">83.</w:t>
       </w:r>
       <w:r>
         <w:t xml:space="preserve"> </w:t>
@@ -14358,7 +14254,7 @@
       <w:r>
         <w:t xml:space="preserve"> </w:t>
       </w:r>
-      <w:hyperlink r:id="rId248">
+      <w:hyperlink r:id="rId234">
         <w:r>
           <w:rPr>
             <w:rStyle w:val="InternetLink"/>
@@ -14393,14 +14289,14 @@
         <w:t xml:space="preserve">, 26–41 (2008).</w:t>
       </w:r>
     </w:p>
-    <w:bookmarkEnd w:id="249"/>
-    <w:bookmarkStart w:id="251" w:name="X43711a0a118a74b3ee63b3c5ba2faa681733756"/>
+    <w:bookmarkEnd w:id="235"/>
+    <w:bookmarkStart w:id="237" w:name="X43711a0a118a74b3ee63b3c5ba2faa681733756"/>
     <w:p>
       <w:pPr>
         <w:pStyle w:val="Bibliography"/>
       </w:pPr>
       <w:r>
-        <w:t xml:space="preserve">85.</w:t>
+        <w:t xml:space="preserve">84.</w:t>
       </w:r>
       <w:r>
         <w:t xml:space="preserve"> </w:t>
@@ -14433,7 +14329,7 @@
       <w:r>
         <w:t xml:space="preserve">. 0.12.0-Rc1. (2016) doi:</w:t>
       </w:r>
-      <w:hyperlink r:id="rId250">
+      <w:hyperlink r:id="rId236">
         <w:r>
           <w:rPr>
             <w:rStyle w:val="InternetLink"/>
@@ -14445,14 +14341,14 @@
         <w:t xml:space="preserve">.</w:t>
       </w:r>
     </w:p>
-    <w:bookmarkEnd w:id="251"/>
-    <w:bookmarkStart w:id="253" w:name="ref-zhangSegmentationBrainMR2001"/>
+    <w:bookmarkEnd w:id="237"/>
+    <w:bookmarkStart w:id="239" w:name="ref-zhangSegmentationBrainMR2001"/>
     <w:p>
       <w:pPr>
         <w:pStyle w:val="Bibliography"/>
       </w:pPr>
       <w:r>
-        <w:t xml:space="preserve">86.</w:t>
+        <w:t xml:space="preserve">85.</w:t>
       </w:r>
       <w:r>
         <w:t xml:space="preserve"> </w:t>
@@ -14466,7 +14362,7 @@
       <w:r>
         <w:t xml:space="preserve"> </w:t>
       </w:r>
-      <w:hyperlink r:id="rId252">
+      <w:hyperlink r:id="rId238">
         <w:r>
           <w:rPr>
             <w:rStyle w:val="InternetLink"/>
@@ -14549,14 +14445,14 @@
         <w:t xml:space="preserve">, 45–57 (2001).</w:t>
       </w:r>
     </w:p>
-    <w:bookmarkEnd w:id="253"/>
-    <w:bookmarkStart w:id="255" w:name="X9e85724468787baf5444247f89a11ca552f98cd"/>
+    <w:bookmarkEnd w:id="239"/>
+    <w:bookmarkStart w:id="241" w:name="X9e85724468787baf5444247f89a11ca552f98cd"/>
     <w:p>
       <w:pPr>
         <w:pStyle w:val="Bibliography"/>
       </w:pPr>
       <w:r>
-        <w:t xml:space="preserve">87.</w:t>
+        <w:t xml:space="preserve">86.</w:t>
       </w:r>
       <w:r>
         <w:t xml:space="preserve"> </w:t>
@@ -14580,7 +14476,7 @@
       <w:r>
         <w:t xml:space="preserve"> </w:t>
       </w:r>
-      <w:hyperlink r:id="rId254">
+      <w:hyperlink r:id="rId240">
         <w:r>
           <w:rPr>
             <w:rStyle w:val="InternetLink"/>
@@ -14651,14 +14547,14 @@
         <w:t xml:space="preserve">, S208–219 (2004).</w:t>
       </w:r>
     </w:p>
-    <w:bookmarkEnd w:id="255"/>
-    <w:bookmarkStart w:id="257" w:name="ref-daleCorticalSurfacebasedAnalysis1999"/>
+    <w:bookmarkEnd w:id="241"/>
+    <w:bookmarkStart w:id="243" w:name="ref-daleCorticalSurfacebasedAnalysis1999"/>
     <w:p>
       <w:pPr>
         <w:pStyle w:val="Bibliography"/>
       </w:pPr>
       <w:r>
-        <w:t xml:space="preserve">88.</w:t>
+        <w:t xml:space="preserve">87.</w:t>
       </w:r>
       <w:r>
         <w:t xml:space="preserve"> </w:t>
@@ -14672,7 +14568,7 @@
       <w:r>
         <w:t xml:space="preserve"> </w:t>
       </w:r>
-      <w:hyperlink r:id="rId256">
+      <w:hyperlink r:id="rId242">
         <w:r>
           <w:rPr>
             <w:rStyle w:val="InternetLink"/>
@@ -14749,14 +14645,14 @@
         <w:t xml:space="preserve">, 179–194 (1999).</w:t>
       </w:r>
     </w:p>
-    <w:bookmarkEnd w:id="257"/>
-    <w:bookmarkStart w:id="259" w:name="X3c1fe9de21a1d29d636da9e3eada512cffb92e2"/>
+    <w:bookmarkEnd w:id="243"/>
+    <w:bookmarkStart w:id="245" w:name="X3c1fe9de21a1d29d636da9e3eada512cffb92e2"/>
     <w:p>
       <w:pPr>
         <w:pStyle w:val="Bibliography"/>
       </w:pPr>
       <w:r>
-        <w:t xml:space="preserve">89.</w:t>
+        <w:t xml:space="preserve">88.</w:t>
       </w:r>
       <w:r>
         <w:t xml:space="preserve"> </w:t>
@@ -14780,7 +14676,7 @@
       <w:r>
         <w:t xml:space="preserve"> </w:t>
       </w:r>
-      <w:hyperlink r:id="rId258">
+      <w:hyperlink r:id="rId244">
         <w:r>
           <w:rPr>
             <w:rStyle w:val="InternetLink"/>
@@ -14815,14 +14711,14 @@
         <w:t xml:space="preserve">, e1005350 (2017).</w:t>
       </w:r>
     </w:p>
-    <w:bookmarkEnd w:id="259"/>
-    <w:bookmarkStart w:id="261" w:name="Xe1081da162060deb82331b9df54dc7d82337269"/>
+    <w:bookmarkEnd w:id="245"/>
+    <w:bookmarkStart w:id="247" w:name="Xe1081da162060deb82331b9df54dc7d82337269"/>
     <w:p>
       <w:pPr>
         <w:pStyle w:val="Bibliography"/>
       </w:pPr>
       <w:r>
-        <w:t xml:space="preserve">90.</w:t>
+        <w:t xml:space="preserve">89.</w:t>
       </w:r>
       <w:r>
         <w:t xml:space="preserve"> </w:t>
@@ -14846,7 +14742,7 @@
       <w:r>
         <w:t xml:space="preserve"> </w:t>
       </w:r>
-      <w:hyperlink r:id="rId260">
+      <w:hyperlink r:id="rId246">
         <w:r>
           <w:rPr>
             <w:rStyle w:val="InternetLink"/>
@@ -14899,14 +14795,14 @@
         <w:t xml:space="preserve">, 111–116 (2019).</w:t>
       </w:r>
     </w:p>
-    <w:bookmarkEnd w:id="261"/>
-    <w:bookmarkStart w:id="263" w:name="Xf6126b899085a9a785ebf6398c9bce49f28ea50"/>
+    <w:bookmarkEnd w:id="247"/>
+    <w:bookmarkStart w:id="249" w:name="Xf6126b899085a9a785ebf6398c9bce49f28ea50"/>
     <w:p>
       <w:pPr>
         <w:pStyle w:val="Bibliography"/>
       </w:pPr>
       <w:r>
-        <w:t xml:space="preserve">91.</w:t>
+        <w:t xml:space="preserve">90.</w:t>
       </w:r>
       <w:r>
         <w:t xml:space="preserve"> </w:t>
@@ -14920,7 +14816,7 @@
       <w:r>
         <w:t xml:space="preserve"> </w:t>
       </w:r>
-      <w:hyperlink r:id="rId262">
+      <w:hyperlink r:id="rId248">
         <w:r>
           <w:rPr>
             <w:rStyle w:val="InternetLink"/>
@@ -14955,14 +14851,14 @@
         <w:t xml:space="preserve">, 825–841 (2002).</w:t>
       </w:r>
     </w:p>
-    <w:bookmarkEnd w:id="263"/>
-    <w:bookmarkStart w:id="265" w:name="ref-coxAFNISoftwareAnalysis1996"/>
+    <w:bookmarkEnd w:id="249"/>
+    <w:bookmarkStart w:id="251" w:name="ref-coxAFNISoftwareAnalysis1996"/>
     <w:p>
       <w:pPr>
         <w:pStyle w:val="Bibliography"/>
       </w:pPr>
       <w:r>
-        <w:t xml:space="preserve">92.</w:t>
+        <w:t xml:space="preserve">91.</w:t>
       </w:r>
       <w:r>
         <w:t xml:space="preserve"> </w:t>
@@ -14976,7 +14872,7 @@
       <w:r>
         <w:t xml:space="preserve"> </w:t>
       </w:r>
-      <w:hyperlink r:id="rId264">
+      <w:hyperlink r:id="rId250">
         <w:r>
           <w:rPr>
             <w:rStyle w:val="InternetLink"/>
@@ -15101,14 +14997,14 @@
         <w:t xml:space="preserve">, 162–173 (1996).</w:t>
       </w:r>
     </w:p>
-    <w:bookmarkEnd w:id="265"/>
-    <w:bookmarkStart w:id="267" w:name="X699ec02cddd59da9f6ce2f525f26c7d6f5ae283"/>
+    <w:bookmarkEnd w:id="251"/>
+    <w:bookmarkStart w:id="253" w:name="X699ec02cddd59da9f6ce2f525f26c7d6f5ae283"/>
     <w:p>
       <w:pPr>
         <w:pStyle w:val="Bibliography"/>
       </w:pPr>
       <w:r>
-        <w:t xml:space="preserve">93.</w:t>
+        <w:t xml:space="preserve">92.</w:t>
       </w:r>
       <w:r>
         <w:t xml:space="preserve"> </w:t>
@@ -15132,7 +15028,7 @@
       <w:r>
         <w:t xml:space="preserve"> </w:t>
       </w:r>
-      <w:hyperlink r:id="rId266">
+      <w:hyperlink r:id="rId252">
         <w:r>
           <w:rPr>
             <w:rStyle w:val="InternetLink"/>
@@ -15215,14 +15111,14 @@
         <w:t xml:space="preserve">, 87–97 (1999).</w:t>
       </w:r>
     </w:p>
-    <w:bookmarkEnd w:id="267"/>
-    <w:bookmarkStart w:id="269" w:name="X3a598bbf6fcf345f81ae1f5a13bc405d17b0a4c"/>
+    <w:bookmarkEnd w:id="253"/>
+    <w:bookmarkStart w:id="255" w:name="X3a598bbf6fcf345f81ae1f5a13bc405d17b0a4c"/>
     <w:p>
       <w:pPr>
         <w:pStyle w:val="Bibliography"/>
       </w:pPr>
       <w:r>
-        <w:t xml:space="preserve">94.</w:t>
+        <w:t xml:space="preserve">93.</w:t>
       </w:r>
       <w:r>
         <w:t xml:space="preserve"> </w:t>
@@ -15246,7 +15142,7 @@
       <w:r>
         <w:t xml:space="preserve"> </w:t>
       </w:r>
-      <w:hyperlink r:id="rId268">
+      <w:hyperlink r:id="rId254">
         <w:r>
           <w:rPr>
             <w:rStyle w:val="InternetLink"/>
@@ -15317,14 +15213,14 @@
         <w:t xml:space="preserve">, 3669 (2021).</w:t>
       </w:r>
     </w:p>
-    <w:bookmarkEnd w:id="269"/>
-    <w:bookmarkStart w:id="271" w:name="X3269ade3d7f8b0f39f41bc530824d1dc76d0dfa"/>
+    <w:bookmarkEnd w:id="255"/>
+    <w:bookmarkStart w:id="257" w:name="X3269ade3d7f8b0f39f41bc530824d1dc76d0dfa"/>
     <w:p>
       <w:pPr>
         <w:pStyle w:val="Bibliography"/>
       </w:pPr>
       <w:r>
-        <w:t xml:space="preserve">95.</w:t>
+        <w:t xml:space="preserve">94.</w:t>
       </w:r>
       <w:r>
         <w:t xml:space="preserve"> </w:t>
@@ -15348,7 +15244,7 @@
       <w:r>
         <w:t xml:space="preserve"> </w:t>
       </w:r>
-      <w:hyperlink r:id="rId270">
+      <w:hyperlink r:id="rId256">
         <w:r>
           <w:rPr>
             <w:rStyle w:val="InternetLink"/>
@@ -15461,14 +15357,14 @@
         <w:t xml:space="preserve">, 108827 (2020).</w:t>
       </w:r>
     </w:p>
-    <w:bookmarkEnd w:id="271"/>
-    <w:bookmarkStart w:id="273" w:name="Xa737e5e392e4bcd51c7fd23331cbb80e3818b9a"/>
+    <w:bookmarkEnd w:id="257"/>
+    <w:bookmarkStart w:id="259" w:name="Xa737e5e392e4bcd51c7fd23331cbb80e3818b9a"/>
     <w:p>
       <w:pPr>
         <w:pStyle w:val="Bibliography"/>
       </w:pPr>
       <w:r>
-        <w:t xml:space="preserve">96.</w:t>
+        <w:t xml:space="preserve">95.</w:t>
       </w:r>
       <w:r>
         <w:t xml:space="preserve"> </w:t>
@@ -15482,7 +15378,7 @@
       <w:r>
         <w:t xml:space="preserve"> </w:t>
       </w:r>
-      <w:hyperlink r:id="rId272">
+      <w:hyperlink r:id="rId258">
         <w:r>
           <w:rPr>
             <w:rStyle w:val="InternetLink"/>
@@ -15553,14 +15449,14 @@
         <w:t xml:space="preserve">, 260–264 (2001).</w:t>
       </w:r>
     </w:p>
-    <w:bookmarkEnd w:id="273"/>
-    <w:bookmarkStart w:id="275" w:name="ref-pasantaFunctionalMRSStudies2023"/>
+    <w:bookmarkEnd w:id="259"/>
+    <w:bookmarkStart w:id="261" w:name="ref-pasantaFunctionalMRSStudies2023"/>
     <w:p>
       <w:pPr>
         <w:pStyle w:val="Bibliography"/>
       </w:pPr>
       <w:r>
-        <w:t xml:space="preserve">97.</w:t>
+        <w:t xml:space="preserve">96.</w:t>
       </w:r>
       <w:r>
         <w:t xml:space="preserve"> </w:t>
@@ -15584,7 +15480,7 @@
       <w:r>
         <w:t xml:space="preserve"> </w:t>
       </w:r>
-      <w:hyperlink r:id="rId274">
+      <w:hyperlink r:id="rId260">
         <w:r>
           <w:rPr>
             <w:rStyle w:val="InternetLink"/>
@@ -15709,14 +15605,14 @@
         <w:t xml:space="preserve">, 104940 (2023).</w:t>
       </w:r>
     </w:p>
-    <w:bookmarkEnd w:id="275"/>
-    <w:bookmarkStart w:id="277" w:name="ref-ramadanGlutamateGlutamineReview2013"/>
+    <w:bookmarkEnd w:id="261"/>
+    <w:bookmarkStart w:id="263" w:name="ref-ramadanGlutamateGlutamineReview2013"/>
     <w:p>
       <w:pPr>
         <w:pStyle w:val="Bibliography"/>
       </w:pPr>
       <w:r>
-        <w:t xml:space="preserve">98.</w:t>
+        <w:t xml:space="preserve">97.</w:t>
       </w:r>
       <w:r>
         <w:t xml:space="preserve"> </w:t>
@@ -15730,7 +15626,7 @@
       <w:r>
         <w:t xml:space="preserve"> </w:t>
       </w:r>
-      <w:hyperlink r:id="rId276">
+      <w:hyperlink r:id="rId262">
         <w:r>
           <w:rPr>
             <w:rStyle w:val="InternetLink"/>
@@ -15843,14 +15739,14 @@
         <w:t xml:space="preserve">, 10.1002/nbm.3045 (2013).</w:t>
       </w:r>
     </w:p>
-    <w:bookmarkEnd w:id="277"/>
-    <w:bookmarkStart w:id="279" w:name="X052b6cafc7e5dc3a47aa528e7a043214fc5326f"/>
+    <w:bookmarkEnd w:id="263"/>
+    <w:bookmarkStart w:id="265" w:name="X052b6cafc7e5dc3a47aa528e7a043214fc5326f"/>
     <w:p>
       <w:pPr>
         <w:pStyle w:val="Bibliography"/>
       </w:pPr>
       <w:r>
-        <w:t xml:space="preserve">99.</w:t>
+        <w:t xml:space="preserve">98.</w:t>
       </w:r>
       <w:r>
         <w:t xml:space="preserve"> </w:t>
@@ -15874,7 +15770,7 @@
       <w:r>
         <w:t xml:space="preserve"> </w:t>
       </w:r>
-      <w:hyperlink r:id="rId278">
+      <w:hyperlink r:id="rId264">
         <w:r>
           <w:rPr>
             <w:rStyle w:val="InternetLink"/>
@@ -15927,14 +15823,14 @@
         <w:t xml:space="preserve">, e4482 (2021).</w:t>
       </w:r>
     </w:p>
-    <w:bookmarkEnd w:id="279"/>
-    <w:bookmarkStart w:id="281" w:name="X75e3a610a061c8794902153a8faf5931aea2967"/>
+    <w:bookmarkEnd w:id="265"/>
+    <w:bookmarkStart w:id="267" w:name="X75e3a610a061c8794902153a8faf5931aea2967"/>
     <w:p>
       <w:pPr>
         <w:pStyle w:val="Bibliography"/>
       </w:pPr>
       <w:r>
-        <w:t xml:space="preserve">100.</w:t>
+        <w:t xml:space="preserve">99.</w:t>
       </w:r>
       <w:r>
         <w:t xml:space="preserve"> </w:t>
@@ -15958,7 +15854,7 @@
       <w:r>
         <w:t xml:space="preserve"> </w:t>
       </w:r>
-      <w:hyperlink r:id="rId280">
+      <w:hyperlink r:id="rId266">
         <w:r>
           <w:rPr>
             <w:rStyle w:val="InternetLink"/>
@@ -15999,14 +15895,14 @@
         <w:t xml:space="preserve">, e4618 (2022).</w:t>
       </w:r>
     </w:p>
-    <w:bookmarkEnd w:id="281"/>
-    <w:bookmarkStart w:id="283" w:name="X180a60f14470e5f085a3ed4594321e508d6ec55"/>
+    <w:bookmarkEnd w:id="267"/>
+    <w:bookmarkStart w:id="269" w:name="X180a60f14470e5f085a3ed4594321e508d6ec55"/>
     <w:p>
       <w:pPr>
         <w:pStyle w:val="Bibliography"/>
       </w:pPr>
       <w:r>
-        <w:t xml:space="preserve">101.</w:t>
+        <w:t xml:space="preserve">100.</w:t>
       </w:r>
       <w:r>
         <w:t xml:space="preserve"> </w:t>
@@ -16020,7 +15916,7 @@
       <w:r>
         <w:t xml:space="preserve"> </w:t>
       </w:r>
-      <w:hyperlink r:id="rId282">
+      <w:hyperlink r:id="rId268">
         <w:r>
           <w:rPr>
             <w:rStyle w:val="InternetLink"/>
@@ -16079,14 +15975,14 @@
         <w:t xml:space="preserve">, 1445–1450 (2013).</w:t>
       </w:r>
     </w:p>
-    <w:bookmarkEnd w:id="283"/>
-    <w:bookmarkStart w:id="285" w:name="ref-bouchardNoiseDecorrelationCoil2025"/>
+    <w:bookmarkEnd w:id="269"/>
+    <w:bookmarkStart w:id="271" w:name="ref-bouchardNoiseDecorrelationCoil2025"/>
     <w:p>
       <w:pPr>
         <w:pStyle w:val="Bibliography"/>
       </w:pPr>
       <w:r>
-        <w:t xml:space="preserve">102.</w:t>
+        <w:t xml:space="preserve">101.</w:t>
       </w:r>
       <w:r>
         <w:t xml:space="preserve"> </w:t>
@@ -16100,7 +15996,7 @@
       <w:r>
         <w:t xml:space="preserve"> </w:t>
       </w:r>
-      <w:hyperlink r:id="rId284">
+      <w:hyperlink r:id="rId270">
         <w:r>
           <w:rPr>
             <w:rStyle w:val="InternetLink"/>
@@ -16183,14 +16079,14 @@
         <w:t xml:space="preserve">, 110452 (2025).</w:t>
       </w:r>
     </w:p>
-    <w:bookmarkEnd w:id="285"/>
-    <w:bookmarkStart w:id="287" w:name="X34dcf5b26e20f7c34f09cc47bce142128fdda22"/>
+    <w:bookmarkEnd w:id="271"/>
+    <w:bookmarkStart w:id="273" w:name="X34dcf5b26e20f7c34f09cc47bce142128fdda22"/>
     <w:p>
       <w:pPr>
         <w:pStyle w:val="Bibliography"/>
       </w:pPr>
       <w:r>
-        <w:t xml:space="preserve">103.</w:t>
+        <w:t xml:space="preserve">102.</w:t>
       </w:r>
       <w:r>
         <w:t xml:space="preserve"> </w:t>
@@ -16204,7 +16100,7 @@
       <w:r>
         <w:t xml:space="preserve"> </w:t>
       </w:r>
-      <w:hyperlink r:id="rId286">
+      <w:hyperlink r:id="rId272">
         <w:r>
           <w:rPr>
             <w:rStyle w:val="InternetLink"/>
@@ -16317,14 +16213,14 @@
         <w:t xml:space="preserve">, 1523–1529 (2015).</w:t>
       </w:r>
     </w:p>
-    <w:bookmarkEnd w:id="287"/>
-    <w:bookmarkStart w:id="289" w:name="ref-mikkelsenBigGABAII2019"/>
+    <w:bookmarkEnd w:id="273"/>
+    <w:bookmarkStart w:id="275" w:name="ref-mikkelsenBigGABAII2019"/>
     <w:p>
       <w:pPr>
         <w:pStyle w:val="Bibliography"/>
       </w:pPr>
       <w:r>
-        <w:t xml:space="preserve">104.</w:t>
+        <w:t xml:space="preserve">103.</w:t>
       </w:r>
       <w:r>
         <w:t xml:space="preserve"> </w:t>
@@ -16348,7 +16244,7 @@
       <w:r>
         <w:t xml:space="preserve"> </w:t>
       </w:r>
-      <w:hyperlink r:id="rId288">
+      <w:hyperlink r:id="rId274">
         <w:r>
           <w:rPr>
             <w:rStyle w:val="InternetLink"/>
@@ -16449,14 +16345,14 @@
         <w:t xml:space="preserve">, 537–548 (2019).</w:t>
       </w:r>
     </w:p>
-    <w:bookmarkEnd w:id="289"/>
-    <w:bookmarkStart w:id="291" w:name="ref-mikkelsenBigGABAEdited2017"/>
+    <w:bookmarkEnd w:id="275"/>
+    <w:bookmarkStart w:id="277" w:name="ref-mikkelsenBigGABAEdited2017"/>
     <w:p>
       <w:pPr>
         <w:pStyle w:val="Bibliography"/>
       </w:pPr>
       <w:r>
-        <w:t xml:space="preserve">105.</w:t>
+        <w:t xml:space="preserve">104.</w:t>
       </w:r>
       <w:r>
         <w:t xml:space="preserve"> </w:t>
@@ -16480,7 +16376,7 @@
       <w:r>
         <w:t xml:space="preserve"> </w:t>
       </w:r>
-      <w:hyperlink r:id="rId290">
+      <w:hyperlink r:id="rId276">
         <w:r>
           <w:rPr>
             <w:rStyle w:val="InternetLink"/>
@@ -16557,14 +16453,14 @@
         <w:t xml:space="preserve">, 32–45 (2017).</w:t>
       </w:r>
     </w:p>
-    <w:bookmarkEnd w:id="291"/>
-    <w:bookmarkStart w:id="292" w:name="Xa40a6c308a7c4ecd374d5d433164d97a4c07e0f"/>
+    <w:bookmarkEnd w:id="277"/>
+    <w:bookmarkStart w:id="278" w:name="Xa40a6c308a7c4ecd374d5d433164d97a4c07e0f"/>
     <w:p>
       <w:pPr>
         <w:pStyle w:val="Bibliography"/>
       </w:pPr>
       <w:r>
-        <w:t xml:space="preserve">106.</w:t>
+        <w:t xml:space="preserve">105.</w:t>
       </w:r>
       <w:r>
         <w:t xml:space="preserve"> </w:t>
@@ -16652,14 +16548,14 @@
         <w:t xml:space="preserve">. (Elsevier Ltd., 2007).</w:t>
       </w:r>
     </w:p>
-    <w:bookmarkEnd w:id="292"/>
-    <w:bookmarkStart w:id="294" w:name="ref-gasparovicUseTissueWater2006"/>
+    <w:bookmarkEnd w:id="278"/>
+    <w:bookmarkStart w:id="280" w:name="ref-gasparovicUseTissueWater2006"/>
     <w:p>
       <w:pPr>
         <w:pStyle w:val="Bibliography"/>
       </w:pPr>
       <w:r>
-        <w:t xml:space="preserve">107.</w:t>
+        <w:t xml:space="preserve">106.</w:t>
       </w:r>
       <w:r>
         <w:t xml:space="preserve"> </w:t>
@@ -16683,7 +16579,7 @@
       <w:r>
         <w:t xml:space="preserve"> </w:t>
       </w:r>
-      <w:hyperlink r:id="rId293">
+      <w:hyperlink r:id="rId279">
         <w:r>
           <w:rPr>
             <w:rStyle w:val="InternetLink"/>
@@ -16718,14 +16614,14 @@
         <w:t xml:space="preserve">, 1219–1226 (2006).</w:t>
       </w:r>
     </w:p>
-    <w:bookmarkEnd w:id="294"/>
-    <w:bookmarkStart w:id="296" w:name="X3bd4325490f39fc8d86d2a451dd0fe154a395df"/>
+    <w:bookmarkEnd w:id="280"/>
+    <w:bookmarkStart w:id="282" w:name="X3bd4325490f39fc8d86d2a451dd0fe154a395df"/>
     <w:p>
       <w:pPr>
         <w:pStyle w:val="Bibliography"/>
       </w:pPr>
       <w:r>
-        <w:t xml:space="preserve">108.</w:t>
+        <w:t xml:space="preserve">107.</w:t>
       </w:r>
       <w:r>
         <w:t xml:space="preserve"> </w:t>
@@ -16739,7 +16635,7 @@
       <w:r>
         <w:t xml:space="preserve"> </w:t>
       </w:r>
-      <w:hyperlink r:id="rId295">
+      <w:hyperlink r:id="rId281">
         <w:r>
           <w:rPr>
             <w:rStyle w:val="InternetLink"/>
@@ -16816,14 +16712,14 @@
         <w:t xml:space="preserve">, 118191 (2021).</w:t>
       </w:r>
     </w:p>
-    <w:bookmarkEnd w:id="296"/>
-    <w:bookmarkStart w:id="298" w:name="ref-juchemB0ShimmingVivo2021"/>
+    <w:bookmarkEnd w:id="282"/>
+    <w:bookmarkStart w:id="284" w:name="ref-juchemB0ShimmingVivo2021"/>
     <w:p>
       <w:pPr>
         <w:pStyle w:val="Bibliography"/>
       </w:pPr>
       <w:r>
-        <w:t xml:space="preserve">109.</w:t>
+        <w:t xml:space="preserve">108.</w:t>
       </w:r>
       <w:r>
         <w:t xml:space="preserve"> </w:t>
@@ -16847,7 +16743,7 @@
       <w:r>
         <w:t xml:space="preserve"> </w:t>
       </w:r>
-      <w:hyperlink r:id="rId297">
+      <w:hyperlink r:id="rId283">
         <w:r>
           <w:rPr>
             <w:rStyle w:val="InternetLink"/>
@@ -16919,14 +16815,14 @@
         <w:t xml:space="preserve">, e4350 (2021).</w:t>
       </w:r>
     </w:p>
-    <w:bookmarkEnd w:id="298"/>
-    <w:bookmarkStart w:id="300" w:name="ref-eddenGannetBatchprocessingTool2014"/>
+    <w:bookmarkEnd w:id="284"/>
+    <w:bookmarkStart w:id="286" w:name="ref-eddenGannetBatchprocessingTool2014"/>
     <w:p>
       <w:pPr>
         <w:pStyle w:val="Bibliography"/>
       </w:pPr>
       <w:r>
-        <w:t xml:space="preserve">110.</w:t>
+        <w:t xml:space="preserve">109.</w:t>
       </w:r>
       <w:r>
         <w:t xml:space="preserve"> </w:t>
@@ -16940,7 +16836,7 @@
       <w:r>
         <w:t xml:space="preserve"> </w:t>
       </w:r>
-      <w:hyperlink r:id="rId299">
+      <w:hyperlink r:id="rId285">
         <w:r>
           <w:rPr>
             <w:rStyle w:val="InternetLink"/>
@@ -17023,14 +16919,14 @@
         <w:t xml:space="preserve">, 1445–1452 (2014).</w:t>
       </w:r>
     </w:p>
-    <w:bookmarkEnd w:id="300"/>
-    <w:bookmarkStart w:id="302" w:name="ref-duffPowerSpectralDensity2008"/>
+    <w:bookmarkEnd w:id="286"/>
+    <w:bookmarkStart w:id="288" w:name="ref-duffPowerSpectralDensity2008"/>
     <w:p>
       <w:pPr>
         <w:pStyle w:val="Bibliography"/>
       </w:pPr>
       <w:r>
-        <w:t xml:space="preserve">111.</w:t>
+        <w:t xml:space="preserve">110.</w:t>
       </w:r>
       <w:r>
         <w:t xml:space="preserve"> </w:t>
@@ -17054,7 +16950,7 @@
       <w:r>
         <w:t xml:space="preserve"> </w:t>
       </w:r>
-      <w:hyperlink r:id="rId301">
+      <w:hyperlink r:id="rId287">
         <w:r>
           <w:rPr>
             <w:rStyle w:val="InternetLink"/>
@@ -17113,14 +17009,14 @@
         <w:t xml:space="preserve">, 778–790 (2008).</w:t>
       </w:r>
     </w:p>
-    <w:bookmarkEnd w:id="302"/>
-    <w:bookmarkStart w:id="304" w:name="Xd34177f599f07e2811a749ece05b12e11ebd05a"/>
+    <w:bookmarkEnd w:id="288"/>
+    <w:bookmarkStart w:id="290" w:name="Xd34177f599f07e2811a749ece05b12e11ebd05a"/>
     <w:p>
       <w:pPr>
         <w:pStyle w:val="Bibliography"/>
       </w:pPr>
       <w:r>
-        <w:t xml:space="preserve">112.</w:t>
+        <w:t xml:space="preserve">111.</w:t>
       </w:r>
       <w:r>
         <w:t xml:space="preserve"> </w:t>
@@ -17144,7 +17040,7 @@
       <w:r>
         <w:t xml:space="preserve"> </w:t>
       </w:r>
-      <w:hyperlink r:id="rId303">
+      <w:hyperlink r:id="rId289">
         <w:r>
           <w:rPr>
             <w:rStyle w:val="InternetLink"/>
@@ -17179,14 +17075,14 @@
         <w:t xml:space="preserve">, S234–S249 (2004).</w:t>
       </w:r>
     </w:p>
-    <w:bookmarkEnd w:id="304"/>
-    <w:bookmarkStart w:id="306" w:name="ref-welchUseFastFourier1967"/>
+    <w:bookmarkEnd w:id="290"/>
+    <w:bookmarkStart w:id="292" w:name="ref-welchUseFastFourier1967"/>
     <w:p>
       <w:pPr>
         <w:pStyle w:val="Bibliography"/>
       </w:pPr>
       <w:r>
-        <w:t xml:space="preserve">113.</w:t>
+        <w:t xml:space="preserve">112.</w:t>
       </w:r>
       <w:r>
         <w:t xml:space="preserve"> </w:t>
@@ -17200,7 +17096,7 @@
       <w:r>
         <w:t xml:space="preserve"> </w:t>
       </w:r>
-      <w:hyperlink r:id="rId305">
+      <w:hyperlink r:id="rId291">
         <w:r>
           <w:rPr>
             <w:rStyle w:val="InternetLink"/>
@@ -17283,14 +17179,14 @@
         <w:t xml:space="preserve">, 70–73 (1967).</w:t>
       </w:r>
     </w:p>
-    <w:bookmarkEnd w:id="306"/>
-    <w:bookmarkStart w:id="308" w:name="ref-virtanenSciPy10Fundamental2020"/>
+    <w:bookmarkEnd w:id="292"/>
+    <w:bookmarkStart w:id="294" w:name="ref-virtanenSciPy10Fundamental2020"/>
     <w:p>
       <w:pPr>
         <w:pStyle w:val="Bibliography"/>
       </w:pPr>
       <w:r>
-        <w:t xml:space="preserve">114.</w:t>
+        <w:t xml:space="preserve">113.</w:t>
       </w:r>
       <w:r>
         <w:t xml:space="preserve"> </w:t>
@@ -17314,7 +17210,7 @@
       <w:r>
         <w:t xml:space="preserve"> </w:t>
       </w:r>
-      <w:hyperlink r:id="rId307">
+      <w:hyperlink r:id="rId293">
         <w:r>
           <w:rPr>
             <w:rStyle w:val="InternetLink"/>
@@ -17373,14 +17269,14 @@
         <w:t xml:space="preserve">, 261–272 (2020).</w:t>
       </w:r>
     </w:p>
-    <w:bookmarkEnd w:id="308"/>
-    <w:bookmarkStart w:id="310" w:name="X8f92efa2129315f50d21293b2abe8849772b3c2"/>
+    <w:bookmarkEnd w:id="294"/>
+    <w:bookmarkStart w:id="296" w:name="X8f92efa2129315f50d21293b2abe8849772b3c2"/>
     <w:p>
       <w:pPr>
         <w:pStyle w:val="Bibliography"/>
       </w:pPr>
       <w:r>
-        <w:t xml:space="preserve">115.</w:t>
+        <w:t xml:space="preserve">114.</w:t>
       </w:r>
       <w:r>
         <w:t xml:space="preserve"> </w:t>
@@ -17394,7 +17290,7 @@
       <w:r>
         <w:t xml:space="preserve"> </w:t>
       </w:r>
-      <w:hyperlink r:id="rId309">
+      <w:hyperlink r:id="rId295">
         <w:r>
           <w:rPr>
             <w:rStyle w:val="InternetLink"/>
@@ -17519,14 +17415,14 @@
         <w:t xml:space="preserve">, e63448 (2013).</w:t>
       </w:r>
     </w:p>
-    <w:bookmarkEnd w:id="310"/>
-    <w:bookmarkStart w:id="312" w:name="X777c331d415e605c70ef5f00469b3557f0cea50"/>
+    <w:bookmarkEnd w:id="296"/>
+    <w:bookmarkStart w:id="298" w:name="X777c331d415e605c70ef5f00469b3557f0cea50"/>
     <w:p>
       <w:pPr>
         <w:pStyle w:val="Bibliography"/>
       </w:pPr>
       <w:r>
-        <w:t xml:space="preserve">116.</w:t>
+        <w:t xml:space="preserve">115.</w:t>
       </w:r>
       <w:r>
         <w:t xml:space="preserve"> </w:t>
@@ -17540,7 +17436,7 @@
       <w:r>
         <w:t xml:space="preserve"> </w:t>
       </w:r>
-      <w:hyperlink r:id="rId311">
+      <w:hyperlink r:id="rId297">
         <w:r>
           <w:rPr>
             <w:rStyle w:val="InternetLink"/>
@@ -17592,14 +17488,14 @@
         <w:t xml:space="preserve">, 118–130 (2014).</w:t>
       </w:r>
     </w:p>
-    <w:bookmarkEnd w:id="312"/>
-    <w:bookmarkStart w:id="314" w:name="ref-hartmannRealtimeFractalSignal2013"/>
+    <w:bookmarkEnd w:id="298"/>
+    <w:bookmarkStart w:id="300" w:name="ref-hartmannRealtimeFractalSignal2013"/>
     <w:p>
       <w:pPr>
         <w:pStyle w:val="Bibliography"/>
       </w:pPr>
       <w:r>
-        <w:t xml:space="preserve">117.</w:t>
+        <w:t xml:space="preserve">116.</w:t>
       </w:r>
       <w:r>
         <w:t xml:space="preserve"> </w:t>
@@ -17623,7 +17519,7 @@
       <w:r>
         <w:t xml:space="preserve"> </w:t>
       </w:r>
-      <w:hyperlink r:id="rId313">
+      <w:hyperlink r:id="rId299">
         <w:r>
           <w:rPr>
             <w:rStyle w:val="InternetLink"/>
@@ -17658,14 +17554,14 @@
         <w:t xml:space="preserve">, 89–102 (2013).</w:t>
       </w:r>
     </w:p>
-    <w:bookmarkEnd w:id="314"/>
-    <w:bookmarkStart w:id="316" w:name="ref-ekePhysiologicalTimeSeries2000"/>
+    <w:bookmarkEnd w:id="300"/>
+    <w:bookmarkStart w:id="302" w:name="ref-ekePhysiologicalTimeSeries2000"/>
     <w:p>
       <w:pPr>
         <w:pStyle w:val="Bibliography"/>
       </w:pPr>
       <w:r>
-        <w:t xml:space="preserve">118.</w:t>
+        <w:t xml:space="preserve">117.</w:t>
       </w:r>
       <w:r>
         <w:t xml:space="preserve"> </w:t>
@@ -17689,7 +17585,7 @@
       <w:r>
         <w:t xml:space="preserve"> </w:t>
       </w:r>
-      <w:hyperlink r:id="rId315">
+      <w:hyperlink r:id="rId301">
         <w:r>
           <w:rPr>
             <w:rStyle w:val="InternetLink"/>
@@ -17724,13 +17620,44 @@
         <w:t xml:space="preserve">, 403–415 (2000).</w:t>
       </w:r>
     </w:p>
-    <w:bookmarkEnd w:id="316"/>
-    <w:bookmarkStart w:id="317" w:name="X7d7144c0a52ec3594cffc5fec0f425498533505"/>
+    <w:bookmarkEnd w:id="302"/>
+    <w:bookmarkStart w:id="303" w:name="X7d7144c0a52ec3594cffc5fec0f425498533505"/>
     <w:p>
       <w:pPr>
         <w:pStyle w:val="Bibliography"/>
       </w:pPr>
       <w:r>
+        <w:t xml:space="preserve">118.</w:t>
+      </w:r>
+      <w:r>
+        <w:t xml:space="preserve"> </w:t>
+      </w:r>
+      <w:r>
+        <w:t xml:space="preserve">	</w:t>
+      </w:r>
+      <w:r>
+        <w:t xml:space="preserve">Team, R. C. R:</w:t>
+      </w:r>
+      <w:r>
+        <w:t xml:space="preserve"> </w:t>
+      </w:r>
+      <w:r>
+        <w:t xml:space="preserve">A</w:t>
+      </w:r>
+      <w:r>
+        <w:t xml:space="preserve"> </w:t>
+      </w:r>
+      <w:r>
+        <w:t xml:space="preserve">language and environment for statistical computing. (2021).</w:t>
+      </w:r>
+    </w:p>
+    <w:bookmarkEnd w:id="303"/>
+    <w:bookmarkStart w:id="305" w:name="ref-studentProbableErrorMean1908"/>
+    <w:p>
+      <w:pPr>
+        <w:pStyle w:val="Bibliography"/>
+      </w:pPr>
+      <w:r>
         <w:t xml:space="preserve">119.</w:t>
       </w:r>
       <w:r>
@@ -17740,43 +17667,12 @@
         <w:t xml:space="preserve">	</w:t>
       </w:r>
       <w:r>
-        <w:t xml:space="preserve">Team, R. C. R:</w:t>
-      </w:r>
-      <w:r>
-        <w:t xml:space="preserve"> </w:t>
-      </w:r>
-      <w:r>
-        <w:t xml:space="preserve">A</w:t>
-      </w:r>
-      <w:r>
-        <w:t xml:space="preserve"> </w:t>
-      </w:r>
-      <w:r>
-        <w:t xml:space="preserve">language and environment for statistical computing. (2021).</w:t>
-      </w:r>
-    </w:p>
-    <w:bookmarkEnd w:id="317"/>
-    <w:bookmarkStart w:id="319" w:name="ref-studentProbableErrorMean1908"/>
-    <w:p>
-      <w:pPr>
-        <w:pStyle w:val="Bibliography"/>
-      </w:pPr>
-      <w:r>
-        <w:t xml:space="preserve">120.</w:t>
-      </w:r>
-      <w:r>
-        <w:t xml:space="preserve"> </w:t>
-      </w:r>
-      <w:r>
-        <w:t xml:space="preserve">	</w:t>
-      </w:r>
-      <w:r>
         <w:t xml:space="preserve">Student.</w:t>
       </w:r>
       <w:r>
         <w:t xml:space="preserve"> </w:t>
       </w:r>
-      <w:hyperlink r:id="rId318">
+      <w:hyperlink r:id="rId304">
         <w:r>
           <w:rPr>
             <w:rStyle w:val="InternetLink"/>
@@ -17847,14 +17743,14 @@
         <w:t xml:space="preserve">, 1–25 (1908).</w:t>
       </w:r>
     </w:p>
-    <w:bookmarkEnd w:id="319"/>
-    <w:bookmarkStart w:id="320" w:name="ref-freedmanStatistics2007"/>
+    <w:bookmarkEnd w:id="305"/>
+    <w:bookmarkStart w:id="306" w:name="ref-freedmanStatistics2007"/>
     <w:p>
       <w:pPr>
         <w:pStyle w:val="Bibliography"/>
       </w:pPr>
       <w:r>
-        <w:t xml:space="preserve">121.</w:t>
+        <w:t xml:space="preserve">120.</w:t>
       </w:r>
       <w:r>
         <w:t xml:space="preserve"> </w:t>
@@ -17879,14 +17775,14 @@
         <w:t xml:space="preserve">. vol. 4 (W. W. Norton &amp; Company, New York, 2007).</w:t>
       </w:r>
     </w:p>
-    <w:bookmarkEnd w:id="320"/>
-    <w:bookmarkStart w:id="322" w:name="X6ae0be824696d7d721165c200683fdc329ea166"/>
+    <w:bookmarkEnd w:id="306"/>
+    <w:bookmarkStart w:id="308" w:name="X6ae0be824696d7d721165c200683fdc329ea166"/>
     <w:p>
       <w:pPr>
         <w:pStyle w:val="Bibliography"/>
       </w:pPr>
       <w:r>
-        <w:t xml:space="preserve">122.</w:t>
+        <w:t xml:space="preserve">121.</w:t>
       </w:r>
       <w:r>
         <w:t xml:space="preserve"> </w:t>
@@ -17910,7 +17806,7 @@
       <w:r>
         <w:t xml:space="preserve"> </w:t>
       </w:r>
-      <w:hyperlink r:id="rId321">
+      <w:hyperlink r:id="rId307">
         <w:r>
           <w:rPr>
             <w:rStyle w:val="InternetLink"/>
@@ -17945,14 +17841,14 @@
         <w:t xml:space="preserve">, 1125–1165 (2011).</w:t>
       </w:r>
     </w:p>
-    <w:bookmarkEnd w:id="322"/>
-    <w:bookmarkStart w:id="324" w:name="ref-vanessenHumanConnectomeProject2012"/>
+    <w:bookmarkEnd w:id="308"/>
+    <w:bookmarkStart w:id="310" w:name="ref-vanessenHumanConnectomeProject2012"/>
     <w:p>
       <w:pPr>
         <w:pStyle w:val="Bibliography"/>
       </w:pPr>
       <w:r>
-        <w:t xml:space="preserve">123.</w:t>
+        <w:t xml:space="preserve">122.</w:t>
       </w:r>
       <w:r>
         <w:t xml:space="preserve"> </w:t>
@@ -17976,7 +17872,7 @@
       <w:r>
         <w:t xml:space="preserve"> </w:t>
       </w:r>
-      <w:hyperlink r:id="rId323">
+      <w:hyperlink r:id="rId309">
         <w:r>
           <w:rPr>
             <w:rStyle w:val="InternetLink"/>
@@ -18053,14 +17949,14 @@
         <w:t xml:space="preserve">, 2222–2231 (2012).</w:t>
       </w:r>
     </w:p>
-    <w:bookmarkEnd w:id="324"/>
-    <w:bookmarkStart w:id="326" w:name="ref-barnesEndogenousHumanBrain2009"/>
+    <w:bookmarkEnd w:id="310"/>
+    <w:bookmarkStart w:id="312" w:name="ref-barnesEndogenousHumanBrain2009"/>
     <w:p>
       <w:pPr>
         <w:pStyle w:val="Bibliography"/>
       </w:pPr>
       <w:r>
-        <w:t xml:space="preserve">124.</w:t>
+        <w:t xml:space="preserve">123.</w:t>
       </w:r>
       <w:r>
         <w:t xml:space="preserve"> </w:t>
@@ -18074,7 +17970,7 @@
       <w:r>
         <w:t xml:space="preserve"> </w:t>
       </w:r>
-      <w:hyperlink r:id="rId325">
+      <w:hyperlink r:id="rId311">
         <w:r>
           <w:rPr>
             <w:rStyle w:val="InternetLink"/>
@@ -18121,14 +18017,14 @@
         <w:t xml:space="preserve">, e6626 (2009).</w:t>
       </w:r>
     </w:p>
-    <w:bookmarkEnd w:id="326"/>
-    <w:bookmarkStart w:id="328" w:name="Xdd0f9bdb5d2d0acdde6c08413118c35b45ae4cd"/>
+    <w:bookmarkEnd w:id="312"/>
+    <w:bookmarkStart w:id="314" w:name="Xdd0f9bdb5d2d0acdde6c08413118c35b45ae4cd"/>
     <w:p>
       <w:pPr>
         <w:pStyle w:val="Bibliography"/>
       </w:pPr>
       <w:r>
-        <w:t xml:space="preserve">125.</w:t>
+        <w:t xml:space="preserve">124.</w:t>
       </w:r>
       <w:r>
         <w:t xml:space="preserve"> </w:t>
@@ -18142,7 +18038,7 @@
       <w:r>
         <w:t xml:space="preserve"> </w:t>
       </w:r>
-      <w:hyperlink r:id="rId327">
+      <w:hyperlink r:id="rId313">
         <w:r>
           <w:rPr>
             <w:rStyle w:val="InternetLink"/>
@@ -18177,14 +18073,14 @@
         <w:t xml:space="preserve">, 40–48 (2010).</w:t>
       </w:r>
     </w:p>
-    <w:bookmarkEnd w:id="328"/>
-    <w:bookmarkStart w:id="330" w:name="Xd7bbbfdf199e4fdf58c437612e12147a1ffae11"/>
+    <w:bookmarkEnd w:id="314"/>
+    <w:bookmarkStart w:id="316" w:name="Xd7bbbfdf199e4fdf58c437612e12147a1ffae11"/>
     <w:p>
       <w:pPr>
         <w:pStyle w:val="Bibliography"/>
       </w:pPr>
       <w:r>
-        <w:t xml:space="preserve">126.</w:t>
+        <w:t xml:space="preserve">125.</w:t>
       </w:r>
       <w:r>
         <w:t xml:space="preserve"> </w:t>
@@ -18208,7 +18104,7 @@
       <w:r>
         <w:t xml:space="preserve"> </w:t>
       </w:r>
-      <w:hyperlink r:id="rId329">
+      <w:hyperlink r:id="rId315">
         <w:r>
           <w:rPr>
             <w:rStyle w:val="InternetLink"/>
@@ -18267,14 +18163,14 @@
         <w:t xml:space="preserve">, 450–460 (2013).</w:t>
       </w:r>
     </w:p>
-    <w:bookmarkEnd w:id="330"/>
-    <w:bookmarkStart w:id="332" w:name="Xc031393e1e23d215e5a249602114cefaa154497"/>
+    <w:bookmarkEnd w:id="316"/>
+    <w:bookmarkStart w:id="318" w:name="Xc031393e1e23d215e5a249602114cefaa154497"/>
     <w:p>
       <w:pPr>
         <w:pStyle w:val="Bibliography"/>
       </w:pPr>
       <w:r>
-        <w:t xml:space="preserve">127.</w:t>
+        <w:t xml:space="preserve">126.</w:t>
       </w:r>
       <w:r>
         <w:t xml:space="preserve"> </w:t>
@@ -18288,7 +18184,7 @@
       <w:r>
         <w:t xml:space="preserve"> </w:t>
       </w:r>
-      <w:hyperlink r:id="rId331">
+      <w:hyperlink r:id="rId317">
         <w:r>
           <w:rPr>
             <w:rStyle w:val="InternetLink"/>
@@ -18461,14 +18357,14 @@
         <w:t xml:space="preserve">, 125–136 (2017).</w:t>
       </w:r>
     </w:p>
-    <w:bookmarkEnd w:id="332"/>
-    <w:bookmarkStart w:id="334" w:name="X70d4e54e9083b8b511ad1a83fb645f92f8c48a0"/>
+    <w:bookmarkEnd w:id="318"/>
+    <w:bookmarkStart w:id="320" w:name="X70d4e54e9083b8b511ad1a83fb645f92f8c48a0"/>
     <w:p>
       <w:pPr>
         <w:pStyle w:val="Bibliography"/>
       </w:pPr>
       <w:r>
-        <w:t xml:space="preserve">128.</w:t>
+        <w:t xml:space="preserve">127.</w:t>
       </w:r>
       <w:r>
         <w:t xml:space="preserve"> </w:t>
@@ -18482,7 +18378,7 @@
       <w:r>
         <w:t xml:space="preserve"> </w:t>
       </w:r>
-      <w:hyperlink r:id="rId333">
+      <w:hyperlink r:id="rId319">
         <w:r>
           <w:rPr>
             <w:rStyle w:val="InternetLink"/>
@@ -18577,14 +18473,14 @@
         <w:t xml:space="preserve">, 292–300 (2015).</w:t>
       </w:r>
     </w:p>
-    <w:bookmarkEnd w:id="334"/>
-    <w:bookmarkStart w:id="336" w:name="ref-floyer-leaRapidModulationGABA2006"/>
+    <w:bookmarkEnd w:id="320"/>
+    <w:bookmarkStart w:id="322" w:name="ref-floyer-leaRapidModulationGABA2006"/>
     <w:p>
       <w:pPr>
         <w:pStyle w:val="Bibliography"/>
       </w:pPr>
       <w:r>
-        <w:t xml:space="preserve">129.</w:t>
+        <w:t xml:space="preserve">128.</w:t>
       </w:r>
       <w:r>
         <w:t xml:space="preserve"> </w:t>
@@ -18598,7 +18494,7 @@
       <w:r>
         <w:t xml:space="preserve"> </w:t>
       </w:r>
-      <w:hyperlink r:id="rId335">
+      <w:hyperlink r:id="rId321">
         <w:r>
           <w:rPr>
             <w:rStyle w:val="InternetLink"/>
@@ -18693,14 +18589,14 @@
         <w:t xml:space="preserve">, 1639–1644 (2006).</w:t>
       </w:r>
     </w:p>
-    <w:bookmarkEnd w:id="336"/>
-    <w:bookmarkStart w:id="338" w:name="Xfd39a03a46266e9206661c98743a7164bea427c"/>
+    <w:bookmarkEnd w:id="322"/>
+    <w:bookmarkStart w:id="324" w:name="Xfd39a03a46266e9206661c98743a7164bea427c"/>
     <w:p>
       <w:pPr>
         <w:pStyle w:val="Bibliography"/>
       </w:pPr>
       <w:r>
-        <w:t xml:space="preserve">130.</w:t>
+        <w:t xml:space="preserve">129.</w:t>
       </w:r>
       <w:r>
         <w:t xml:space="preserve"> </w:t>
@@ -18724,7 +18620,7 @@
       <w:r>
         <w:t xml:space="preserve"> </w:t>
       </w:r>
-      <w:hyperlink r:id="rId337">
+      <w:hyperlink r:id="rId323">
         <w:r>
           <w:rPr>
             <w:rStyle w:val="InternetLink"/>
@@ -18783,14 +18679,14 @@
         <w:t xml:space="preserve">, 15–20 (2015).</w:t>
       </w:r>
     </w:p>
-    <w:bookmarkEnd w:id="338"/>
-    <w:bookmarkStart w:id="340" w:name="ref-staggRoleGABAHuman2011"/>
+    <w:bookmarkEnd w:id="324"/>
+    <w:bookmarkStart w:id="326" w:name="ref-staggRoleGABAHuman2011"/>
     <w:p>
       <w:pPr>
         <w:pStyle w:val="Bibliography"/>
       </w:pPr>
       <w:r>
-        <w:t xml:space="preserve">131.</w:t>
+        <w:t xml:space="preserve">130.</w:t>
       </w:r>
       <w:r>
         <w:t xml:space="preserve"> </w:t>
@@ -18804,7 +18700,7 @@
       <w:r>
         <w:t xml:space="preserve"> </w:t>
       </w:r>
-      <w:hyperlink r:id="rId339">
+      <w:hyperlink r:id="rId325">
         <w:r>
           <w:rPr>
             <w:rStyle w:val="InternetLink"/>
@@ -18899,14 +18795,14 @@
         <w:t xml:space="preserve">, 480–484 (2011).</w:t>
       </w:r>
     </w:p>
-    <w:bookmarkEnd w:id="340"/>
-    <w:bookmarkStart w:id="342" w:name="Xc23bd815f845e5380371f8632e8bf49cbd2c5fa"/>
+    <w:bookmarkEnd w:id="326"/>
+    <w:bookmarkStart w:id="328" w:name="Xc23bd815f845e5380371f8632e8bf49cbd2c5fa"/>
     <w:p>
       <w:pPr>
         <w:pStyle w:val="Bibliography"/>
       </w:pPr>
       <w:r>
-        <w:t xml:space="preserve">132.</w:t>
+        <w:t xml:space="preserve">131.</w:t>
       </w:r>
       <w:r>
         <w:t xml:space="preserve"> </w:t>
@@ -18920,7 +18816,7 @@
       <w:r>
         <w:t xml:space="preserve"> </w:t>
       </w:r>
-      <w:hyperlink r:id="rId341">
+      <w:hyperlink r:id="rId327">
         <w:r>
           <w:rPr>
             <w:rStyle w:val="InternetLink"/>
@@ -18955,14 +18851,14 @@
         <w:t xml:space="preserve">, 2554–2561 (2012).</w:t>
       </w:r>
     </w:p>
-    <w:bookmarkEnd w:id="342"/>
-    <w:bookmarkStart w:id="344" w:name="X5469f64f3bb30d988fbeeb1cf3ab3d2dc0d2483"/>
+    <w:bookmarkEnd w:id="328"/>
+    <w:bookmarkStart w:id="330" w:name="X5469f64f3bb30d988fbeeb1cf3ab3d2dc0d2483"/>
     <w:p>
       <w:pPr>
         <w:pStyle w:val="Bibliography"/>
       </w:pPr>
       <w:r>
-        <w:t xml:space="preserve">133.</w:t>
+        <w:t xml:space="preserve">132.</w:t>
       </w:r>
       <w:r>
         <w:t xml:space="preserve"> </w:t>
@@ -18986,7 +18882,7 @@
       <w:r>
         <w:t xml:space="preserve"> </w:t>
       </w:r>
-      <w:hyperlink r:id="rId343">
+      <w:hyperlink r:id="rId329">
         <w:r>
           <w:rPr>
             <w:rStyle w:val="InternetLink"/>
@@ -19033,14 +18929,14 @@
         <w:t xml:space="preserve">, 19218 (2020).</w:t>
       </w:r>
     </w:p>
-    <w:bookmarkEnd w:id="344"/>
-    <w:bookmarkStart w:id="346" w:name="ref-huiFrequencyDriftMR2021"/>
+    <w:bookmarkEnd w:id="330"/>
+    <w:bookmarkStart w:id="332" w:name="ref-huiFrequencyDriftMR2021"/>
     <w:p>
       <w:pPr>
         <w:pStyle w:val="Bibliography"/>
       </w:pPr>
       <w:r>
-        <w:t xml:space="preserve">134.</w:t>
+        <w:t xml:space="preserve">133.</w:t>
       </w:r>
       <w:r>
         <w:t xml:space="preserve"> </w:t>
@@ -19064,7 +18960,7 @@
       <w:r>
         <w:t xml:space="preserve"> </w:t>
       </w:r>
-      <w:hyperlink r:id="rId345">
+      <w:hyperlink r:id="rId331">
         <w:r>
           <w:rPr>
             <w:rStyle w:val="InternetLink"/>
@@ -19135,14 +19031,14 @@
         <w:t xml:space="preserve">, 118430 (2021).</w:t>
       </w:r>
     </w:p>
-    <w:bookmarkEnd w:id="346"/>
-    <w:bookmarkStart w:id="348" w:name="ref-peekBrainGABAGlutamate2020"/>
+    <w:bookmarkEnd w:id="332"/>
+    <w:bookmarkStart w:id="334" w:name="ref-peekBrainGABAGlutamate2020"/>
     <w:p>
       <w:pPr>
         <w:pStyle w:val="Bibliography"/>
       </w:pPr>
       <w:r>
-        <w:t xml:space="preserve">135.</w:t>
+        <w:t xml:space="preserve">134.</w:t>
       </w:r>
       <w:r>
         <w:t xml:space="preserve"> </w:t>
@@ -19166,7 +19062,7 @@
       <w:r>
         <w:t xml:space="preserve"> </w:t>
       </w:r>
-      <w:hyperlink r:id="rId347">
+      <w:hyperlink r:id="rId333">
         <w:r>
           <w:rPr>
             <w:rStyle w:val="InternetLink"/>
@@ -19297,14 +19193,14 @@
         <w:t xml:space="preserve">, 116532 (2020).</w:t>
       </w:r>
     </w:p>
-    <w:bookmarkEnd w:id="348"/>
-    <w:bookmarkStart w:id="350" w:name="ref-choiSpectralEditing1H2021"/>
+    <w:bookmarkEnd w:id="334"/>
+    <w:bookmarkStart w:id="336" w:name="ref-choiSpectralEditing1H2021"/>
     <w:p>
       <w:pPr>
         <w:pStyle w:val="Bibliography"/>
       </w:pPr>
       <w:r>
-        <w:t xml:space="preserve">136.</w:t>
+        <w:t xml:space="preserve">135.</w:t>
       </w:r>
       <w:r>
         <w:t xml:space="preserve"> </w:t>
@@ -19328,7 +19224,7 @@
       <w:r>
         <w:t xml:space="preserve"> </w:t>
       </w:r>
-      <w:hyperlink r:id="rId349">
+      <w:hyperlink r:id="rId335">
         <w:r>
           <w:rPr>
             <w:rStyle w:val="InternetLink"/>
@@ -19405,14 +19301,14 @@
         <w:t xml:space="preserve">, e4411 (2021).</w:t>
       </w:r>
     </w:p>
-    <w:bookmarkEnd w:id="350"/>
-    <w:bookmarkStart w:id="352" w:name="ref-linMinimumReportingStandards2021"/>
+    <w:bookmarkEnd w:id="336"/>
+    <w:bookmarkStart w:id="338" w:name="ref-linMinimumReportingStandards2021"/>
     <w:p>
       <w:pPr>
         <w:pStyle w:val="Bibliography"/>
       </w:pPr>
       <w:r>
-        <w:t xml:space="preserve">137.</w:t>
+        <w:t xml:space="preserve">136.</w:t>
       </w:r>
       <w:r>
         <w:t xml:space="preserve"> </w:t>
@@ -19436,7 +19332,7 @@
       <w:r>
         <w:t xml:space="preserve"> </w:t>
       </w:r>
-      <w:hyperlink r:id="rId351">
+      <w:hyperlink r:id="rId337">
         <w:r>
           <w:rPr>
             <w:rStyle w:val="InternetLink"/>
@@ -19549,14 +19445,14 @@
         <w:t xml:space="preserve">, e4484 (2021).</w:t>
       </w:r>
     </w:p>
-    <w:bookmarkEnd w:id="352"/>
-    <w:bookmarkStart w:id="354" w:name="ref-kunduMultiechoFMRIReview2017"/>
+    <w:bookmarkEnd w:id="338"/>
+    <w:bookmarkStart w:id="340" w:name="ref-kunduMultiechoFMRIReview2017"/>
     <w:p>
       <w:pPr>
         <w:pStyle w:val="Bibliography"/>
       </w:pPr>
       <w:r>
-        <w:t xml:space="preserve">138.</w:t>
+        <w:t xml:space="preserve">137.</w:t>
       </w:r>
       <w:r>
         <w:t xml:space="preserve"> </w:t>
@@ -19580,7 +19476,7 @@
       <w:r>
         <w:t xml:space="preserve"> </w:t>
       </w:r>
-      <w:hyperlink r:id="rId353">
+      <w:hyperlink r:id="rId339">
         <w:r>
           <w:rPr>
             <w:rStyle w:val="InternetLink"/>
@@ -19705,14 +19601,14 @@
         <w:t xml:space="preserve">, 59–80 (2017).</w:t>
       </w:r>
     </w:p>
-    <w:bookmarkEnd w:id="354"/>
-    <w:bookmarkStart w:id="356" w:name="ref-mullinsNovelTechniqueStudy2005"/>
+    <w:bookmarkEnd w:id="340"/>
+    <w:bookmarkStart w:id="342" w:name="ref-mullinsNovelTechniqueStudy2005"/>
     <w:p>
       <w:pPr>
         <w:pStyle w:val="Bibliography"/>
       </w:pPr>
       <w:r>
-        <w:t xml:space="preserve">139.</w:t>
+        <w:t xml:space="preserve">138.</w:t>
       </w:r>
       <w:r>
         <w:t xml:space="preserve"> </w:t>
@@ -19726,7 +19622,7 @@
       <w:r>
         <w:t xml:space="preserve"> </w:t>
       </w:r>
-      <w:hyperlink r:id="rId355">
+      <w:hyperlink r:id="rId341">
         <w:r>
           <w:rPr>
             <w:rStyle w:val="InternetLink"/>
@@ -19761,14 +19657,14 @@
         <w:t xml:space="preserve">, 642–646 (2005).</w:t>
       </w:r>
     </w:p>
-    <w:bookmarkEnd w:id="356"/>
-    <w:bookmarkStart w:id="358" w:name="ref-gussewTimeresolvedFunctional1H2010"/>
+    <w:bookmarkEnd w:id="342"/>
+    <w:bookmarkStart w:id="344" w:name="ref-gussewTimeresolvedFunctional1H2010"/>
     <w:p>
       <w:pPr>
         <w:pStyle w:val="Bibliography"/>
       </w:pPr>
       <w:r>
-        <w:t xml:space="preserve">140.</w:t>
+        <w:t xml:space="preserve">139.</w:t>
       </w:r>
       <w:r>
         <w:t xml:space="preserve"> </w:t>
@@ -19792,7 +19688,7 @@
       <w:r>
         <w:t xml:space="preserve"> </w:t>
       </w:r>
-      <w:hyperlink r:id="rId357">
+      <w:hyperlink r:id="rId343">
         <w:r>
           <w:rPr>
             <w:rStyle w:val="InternetLink"/>
@@ -19851,14 +19747,14 @@
         <w:t xml:space="preserve">, 1895–1902 (2010).</w:t>
       </w:r>
     </w:p>
-    <w:bookmarkEnd w:id="358"/>
-    <w:bookmarkStart w:id="360" w:name="X80e31e083a8695b6c4a3f9174931ee68430de4b"/>
+    <w:bookmarkEnd w:id="344"/>
+    <w:bookmarkStart w:id="346" w:name="X80e31e083a8695b6c4a3f9174931ee68430de4b"/>
     <w:p>
       <w:pPr>
         <w:pStyle w:val="Bibliography"/>
       </w:pPr>
       <w:r>
-        <w:t xml:space="preserve">141.</w:t>
+        <w:t xml:space="preserve">140.</w:t>
       </w:r>
       <w:r>
         <w:t xml:space="preserve"> </w:t>
@@ -19882,7 +19778,7 @@
       <w:r>
         <w:t xml:space="preserve"> </w:t>
       </w:r>
-      <w:hyperlink r:id="rId359">
+      <w:hyperlink r:id="rId345">
         <w:r>
           <w:rPr>
             <w:rStyle w:val="InternetLink"/>
@@ -19941,14 +19837,14 @@
         <w:t xml:space="preserve">, 807–815 (2011).</w:t>
       </w:r>
     </w:p>
-    <w:bookmarkEnd w:id="360"/>
-    <w:bookmarkStart w:id="362" w:name="ref-mullinsTheoryFunctionalMagnetic2018"/>
+    <w:bookmarkEnd w:id="346"/>
+    <w:bookmarkStart w:id="348" w:name="ref-mullinsTheoryFunctionalMagnetic2018"/>
     <w:p>
       <w:pPr>
         <w:pStyle w:val="Bibliography"/>
       </w:pPr>
       <w:r>
-        <w:t xml:space="preserve">142.</w:t>
+        <w:t xml:space="preserve">141.</w:t>
       </w:r>
       <w:r>
         <w:t xml:space="preserve"> </w:t>
@@ -19962,7 +19858,7 @@
       <w:r>
         <w:t xml:space="preserve"> </w:t>
       </w:r>
-      <w:hyperlink r:id="rId361">
+      <w:hyperlink r:id="rId347">
         <w:r>
           <w:rPr>
             <w:rStyle w:val="InternetLink"/>
@@ -20057,14 +19953,14 @@
         <w:t xml:space="preserve">, 91–103 (2018).</w:t>
       </w:r>
     </w:p>
-    <w:bookmarkEnd w:id="362"/>
-    <w:bookmarkStart w:id="364" w:name="ref-dwyerSimultaneousMeasurementBOLD2021"/>
+    <w:bookmarkEnd w:id="348"/>
+    <w:bookmarkStart w:id="350" w:name="ref-dwyerSimultaneousMeasurementBOLD2021"/>
     <w:p>
       <w:pPr>
         <w:pStyle w:val="Bibliography"/>
       </w:pPr>
       <w:r>
-        <w:t xml:space="preserve">143.</w:t>
+        <w:t xml:space="preserve">142.</w:t>
       </w:r>
       <w:r>
         <w:t xml:space="preserve"> </w:t>
@@ -20088,7 +19984,7 @@
       <w:r>
         <w:t xml:space="preserve"> </w:t>
       </w:r>
-      <w:hyperlink r:id="rId363">
+      <w:hyperlink r:id="rId349">
         <w:r>
           <w:rPr>
             <w:rStyle w:val="InternetLink"/>
@@ -20279,10 +20175,10 @@
         <w:t xml:space="preserve">, 644079 (2021).</w:t>
       </w:r>
     </w:p>
-    <w:bookmarkEnd w:id="364"/>
-    <w:bookmarkEnd w:id="365"/>
-    <w:bookmarkEnd w:id="366"/>
-    <w:bookmarkStart w:id="408" w:name="supplementary-material"/>
+    <w:bookmarkEnd w:id="350"/>
+    <w:bookmarkEnd w:id="351"/>
+    <w:bookmarkEnd w:id="352"/>
+    <w:bookmarkStart w:id="394" w:name="supplementary-material"/>
     <w:p>
       <w:pPr>
         <w:pStyle w:val="Heading1"/>
@@ -20291,7 +20187,7 @@
         <w:t xml:space="preserve">Supplementary Material</w:t>
       </w:r>
     </w:p>
-    <w:bookmarkStart w:id="369" w:name="mrs-quality"/>
+    <w:bookmarkStart w:id="355" w:name="mrs-quality"/>
     <w:p>
       <w:pPr>
         <w:pStyle w:val="Heading2"/>
@@ -20313,7 +20209,7 @@
       <w:tr>
         <w:tc>
           <w:tcPr/>
-          <w:bookmarkStart w:id="367" w:name="tbl-quality"/>
+          <w:bookmarkStart w:id="353" w:name="tbl-quality"/>
           <w:tbl>
             <w:tblPr>
               <w:tblStyle w:val="Table"/>
@@ -20623,7 +20519,7 @@
               <w:t xml:space="preserve">FWHM = full-width half-maximum; Cr = creatine; SNR = signal-to-noise ratio.</w:t>
             </w:r>
           </w:p>
-          <w:bookmarkEnd w:id="367"/>
+          <w:bookmarkEnd w:id="353"/>
         </w:tc>
       </w:tr>
     </w:tbl>
@@ -20648,7 +20544,7 @@
       <w:tr>
         <w:tc>
           <w:tcPr/>
-          <w:bookmarkStart w:id="368" w:name="tbl-singlevoxel"/>
+          <w:bookmarkStart w:id="354" w:name="tbl-singlevoxel"/>
           <w:tbl>
             <w:tblPr>
               <w:tblStyle w:val="Table"/>
@@ -20836,12 +20732,12 @@
               <w:t xml:space="preserve">GM = grey matter; WM = white matter; CSF = cerebrospinal fluid.</w:t>
             </w:r>
           </w:p>
-          <w:bookmarkEnd w:id="368"/>
+          <w:bookmarkEnd w:id="354"/>
         </w:tc>
       </w:tr>
     </w:tbl>
-    <w:bookmarkEnd w:id="369"/>
-    <w:bookmarkStart w:id="375" w:name="linear-mixed-effects-model-diagnostics"/>
+    <w:bookmarkEnd w:id="355"/>
+    <w:bookmarkStart w:id="361" w:name="linear-mixed-effects-model-diagnostics"/>
     <w:p>
       <w:pPr>
         <w:pStyle w:val="Heading2"/>
@@ -20850,7 +20746,7 @@
         <w:t xml:space="preserve">Linear-mixed effects model diagnostics</w:t>
       </w:r>
     </w:p>
-    <w:bookmarkStart w:id="374" w:name="cell-fig-lmemdiag"/>
+    <w:bookmarkStart w:id="360" w:name="cell-fig-lmemdiag"/>
     <w:tbl>
       <w:tblPr>
         <w:tblStyle w:val="Table"/>
@@ -20864,7 +20760,7 @@
       <w:tr>
         <w:tc>
           <w:tcPr/>
-          <w:bookmarkStart w:id="373" w:name="fig-lmemdiag"/>
+          <w:bookmarkStart w:id="359" w:name="fig-lmemdiag"/>
           <w:p>
             <w:pPr>
               <w:pStyle w:val="Compact"/>
@@ -20875,18 +20771,18 @@
                 <wp:inline>
                   <wp:extent cx="4620126" cy="4620126"/>
                   <wp:effectExtent b="0" l="0" r="0" t="0"/>
-                  <wp:docPr descr="" title="" id="371" name="Picture"/>
+                  <wp:docPr descr="" title="" id="357" name="Picture"/>
                   <a:graphic>
                     <a:graphicData uri="http://schemas.openxmlformats.org/drawingml/2006/picture">
                       <pic:pic>
                         <pic:nvPicPr>
-                          <pic:cNvPr descr="index_files/figure-docx/fig-lmemdiag-1.png" id="372" name="Picture"/>
+                          <pic:cNvPr descr="index_files/figure-docx/fig-lmemdiag-1.png" id="358" name="Picture"/>
                           <pic:cNvPicPr>
                             <a:picLocks noChangeArrowheads="1" noChangeAspect="1"/>
                           </pic:cNvPicPr>
                         </pic:nvPicPr>
                         <pic:blipFill>
-                          <a:blip r:embed="rId370"/>
+                          <a:blip r:embed="rId356"/>
                           <a:stretch>
                             <a:fillRect/>
                           </a:stretch>
@@ -20956,13 +20852,13 @@
               <w:t xml:space="preserve">Model diagnostics for the linear mixed effects model predicting Hurst exponent from the EI ratio. A) Residuals vs. fitted values showing homoscedasticity. B) Histogram of residuals. C) Q-Q plot indicating normally distributed residuals.</w:t>
             </w:r>
           </w:p>
-          <w:bookmarkEnd w:id="373"/>
+          <w:bookmarkEnd w:id="359"/>
         </w:tc>
       </w:tr>
     </w:tbl>
-    <w:bookmarkEnd w:id="374"/>
-    <w:bookmarkEnd w:id="375"/>
-    <w:bookmarkStart w:id="380" w:name="metabolites"/>
+    <w:bookmarkEnd w:id="360"/>
+    <w:bookmarkEnd w:id="361"/>
+    <w:bookmarkStart w:id="366" w:name="metabolites"/>
     <w:p>
       <w:pPr>
         <w:pStyle w:val="Heading2"/>
@@ -20971,7 +20867,7 @@
         <w:t xml:space="preserve">Metabolites</w:t>
       </w:r>
     </w:p>
-    <w:bookmarkStart w:id="377" w:name="slaser"/>
+    <w:bookmarkStart w:id="363" w:name="slaser"/>
     <w:p>
       <w:pPr>
         <w:pStyle w:val="Heading3"/>
@@ -20993,7 +20889,7 @@
       <w:tr>
         <w:tc>
           <w:tcPr/>
-          <w:bookmarkStart w:id="376" w:name="tbl-metabolites"/>
+          <w:bookmarkStart w:id="362" w:name="tbl-metabolites"/>
           <w:tbl>
             <w:tblPr>
               <w:tblStyle w:val="Table"/>
@@ -23193,12 +23089,12 @@
               <w:t xml:space="preserve">Concentration values are in millimoles; Cramer-Rao lower bounds are in percentages. Conc = concentration; CRLB = Cramer-Rao lower bounds.</w:t>
             </w:r>
           </w:p>
-          <w:bookmarkEnd w:id="376"/>
+          <w:bookmarkEnd w:id="362"/>
         </w:tc>
       </w:tr>
     </w:tbl>
-    <w:bookmarkEnd w:id="377"/>
-    <w:bookmarkStart w:id="379" w:name="mega-press"/>
+    <w:bookmarkEnd w:id="363"/>
+    <w:bookmarkStart w:id="365" w:name="mega-press"/>
     <w:p>
       <w:pPr>
         <w:pStyle w:val="Heading3"/>
@@ -23220,7 +23116,7 @@
       <w:tr>
         <w:tc>
           <w:tcPr/>
-          <w:bookmarkStart w:id="378" w:name="tbl-megapressmetabs"/>
+          <w:bookmarkStart w:id="364" w:name="tbl-megapressmetabs"/>
           <w:tbl>
             <w:tblPr>
               <w:tblStyle w:val="Table"/>
@@ -24013,13 +23909,13 @@
               <w:t xml:space="preserve">Concentration values are in millimoles; Cramer-Rao lower bounds are in percentages. Conc = concentration; CRLB = Cramer-Rao lower bounds.</w:t>
             </w:r>
           </w:p>
-          <w:bookmarkEnd w:id="378"/>
+          <w:bookmarkEnd w:id="364"/>
         </w:tc>
       </w:tr>
     </w:tbl>
-    <w:bookmarkEnd w:id="379"/>
-    <w:bookmarkEnd w:id="380"/>
-    <w:bookmarkStart w:id="391" w:name="data-quality-1"/>
+    <w:bookmarkEnd w:id="365"/>
+    <w:bookmarkEnd w:id="366"/>
+    <w:bookmarkStart w:id="377" w:name="data-quality-1"/>
     <w:p>
       <w:pPr>
         <w:pStyle w:val="Heading2"/>
@@ -24028,7 +23924,7 @@
         <w:t xml:space="preserve">Data quality</w:t>
       </w:r>
     </w:p>
-    <w:bookmarkStart w:id="385" w:name="cell-fig-dataquality"/>
+    <w:bookmarkStart w:id="371" w:name="cell-fig-dataquality"/>
     <w:tbl>
       <w:tblPr>
         <w:tblStyle w:val="Table"/>
@@ -24042,7 +23938,7 @@
       <w:tr>
         <w:tc>
           <w:tcPr/>
-          <w:bookmarkStart w:id="384" w:name="fig-dataquality"/>
+          <w:bookmarkStart w:id="370" w:name="fig-dataquality"/>
           <w:p>
             <w:pPr>
               <w:pStyle w:val="Compact"/>
@@ -24053,18 +23949,18 @@
                 <wp:inline>
                   <wp:extent cx="5544151" cy="7392202"/>
                   <wp:effectExtent b="0" l="0" r="0" t="0"/>
-                  <wp:docPr descr="" title="" id="382" name="Picture"/>
+                  <wp:docPr descr="" title="" id="368" name="Picture"/>
                   <a:graphic>
                     <a:graphicData uri="http://schemas.openxmlformats.org/drawingml/2006/picture">
                       <pic:pic>
                         <pic:nvPicPr>
-                          <pic:cNvPr descr="index_files/figure-docx/fig-dataquality-1.png" id="383" name="Picture"/>
+                          <pic:cNvPr descr="index_files/figure-docx/fig-dataquality-1.png" id="369" name="Picture"/>
                           <pic:cNvPicPr>
                             <a:picLocks noChangeArrowheads="1" noChangeAspect="1"/>
                           </pic:cNvPicPr>
                         </pic:nvPicPr>
                         <pic:blipFill>
-                          <a:blip r:embed="rId381"/>
+                          <a:blip r:embed="rId367"/>
                           <a:stretch>
                             <a:fillRect/>
                           </a:stretch>
@@ -24134,12 +24030,12 @@
               <w:t xml:space="preserve">A) Correlation plots of H vs. mean FD (mm) for rest (green) and movie (orange). B) and C) Correlation plots of Glx (B) and GABA+ (C) vs. water FWHM (Hz) for rest (green) and movie (orange). D) and E) Correlation plots of Glx (B) and GABA+ (C) vs. frequency shift (ppm) for rest (green) and movie (orange).</w:t>
             </w:r>
           </w:p>
-          <w:bookmarkEnd w:id="384"/>
+          <w:bookmarkEnd w:id="370"/>
         </w:tc>
       </w:tr>
     </w:tbl>
-    <w:bookmarkEnd w:id="385"/>
-    <w:bookmarkStart w:id="390" w:name="cell-fig-frequencyshift"/>
+    <w:bookmarkEnd w:id="371"/>
+    <w:bookmarkStart w:id="376" w:name="cell-fig-frequencyshift"/>
     <w:tbl>
       <w:tblPr>
         <w:tblStyle w:val="Table"/>
@@ -24153,7 +24049,7 @@
       <w:tr>
         <w:tc>
           <w:tcPr/>
-          <w:bookmarkStart w:id="389" w:name="fig-frequencyshift"/>
+          <w:bookmarkStart w:id="375" w:name="fig-frequencyshift"/>
           <w:p>
             <w:pPr>
               <w:pStyle w:val="Compact"/>
@@ -24164,18 +24060,18 @@
                 <wp:inline>
                   <wp:extent cx="4620126" cy="6468176"/>
                   <wp:effectExtent b="0" l="0" r="0" t="0"/>
-                  <wp:docPr descr="" title="" id="387" name="Picture"/>
+                  <wp:docPr descr="" title="" id="373" name="Picture"/>
                   <a:graphic>
                     <a:graphicData uri="http://schemas.openxmlformats.org/drawingml/2006/picture">
                       <pic:pic>
                         <pic:nvPicPr>
-                          <pic:cNvPr descr="index_files/figure-docx/fig-frequencyshift-1.png" id="388" name="Picture"/>
+                          <pic:cNvPr descr="index_files/figure-docx/fig-frequencyshift-1.png" id="374" name="Picture"/>
                           <pic:cNvPicPr>
                             <a:picLocks noChangeArrowheads="1" noChangeAspect="1"/>
                           </pic:cNvPicPr>
                         </pic:nvPicPr>
                         <pic:blipFill>
-                          <a:blip r:embed="rId386"/>
+                          <a:blip r:embed="rId372"/>
                           <a:stretch>
                             <a:fillRect/>
                           </a:stretch>
@@ -24245,13 +24141,13 @@
               <w:t xml:space="preserve">Overlay of all participants’ frequency drift (ppm) plots during rest (blue) and movie (red) for A) semi-LASER and B) MEGA-PRESS. Note, the GE semi-LASER sequence averaged all transients (128) into groups of 4, each with 32 transients, before being saved as raw P-file.</w:t>
             </w:r>
           </w:p>
-          <w:bookmarkEnd w:id="389"/>
+          <w:bookmarkEnd w:id="375"/>
         </w:tc>
       </w:tr>
     </w:tbl>
-    <w:bookmarkEnd w:id="390"/>
-    <w:bookmarkEnd w:id="391"/>
-    <w:bookmarkStart w:id="407" w:name="gannet-results"/>
+    <w:bookmarkEnd w:id="376"/>
+    <w:bookmarkEnd w:id="377"/>
+    <w:bookmarkStart w:id="393" w:name="gannet-results"/>
     <w:p>
       <w:pPr>
         <w:pStyle w:val="Heading2"/>
@@ -24295,7 +24191,7 @@
       <w:tr>
         <w:tc>
           <w:tcPr/>
-          <w:bookmarkStart w:id="395" w:name="fig-gannet"/>
+          <w:bookmarkStart w:id="381" w:name="fig-gannet"/>
           <w:p>
             <w:pPr>
               <w:pStyle w:val="Compact"/>
@@ -24306,18 +24202,18 @@
                 <wp:inline>
                   <wp:extent cx="5943600" cy="4592781"/>
                   <wp:effectExtent b="0" l="0" r="0" t="0"/>
-                  <wp:docPr descr="" title="" id="393" name="Picture"/>
+                  <wp:docPr descr="" title="" id="379" name="Picture"/>
                   <a:graphic>
                     <a:graphicData uri="http://schemas.openxmlformats.org/drawingml/2006/picture">
                       <pic:pic>
                         <pic:nvPicPr>
-                          <pic:cNvPr descr="./Data/megapress/sub-Pilot01/rest_gannet/GannetFit_output/P38912_vox1_fit.png" id="394" name="Picture"/>
+                          <pic:cNvPr descr="./Data/megapress/sub-Pilot01/rest_gannet/GannetFit_output/P38912_vox1_fit.png" id="380" name="Picture"/>
                           <pic:cNvPicPr>
                             <a:picLocks noChangeArrowheads="1" noChangeAspect="1"/>
                           </pic:cNvPicPr>
                         </pic:nvPicPr>
                         <pic:blipFill>
-                          <a:blip r:embed="rId392"/>
+                          <a:blip r:embed="rId378"/>
                           <a:stretch>
                             <a:fillRect/>
                           </a:stretch>
@@ -24387,7 +24283,7 @@
               <w:t xml:space="preserve">Sample Gannet fit result from a subject a rest. Glx (3.75ppm) and GABA (3) data (blue) and model fit (red) are shown top left. Water and creatine reference signals are shown bottom left. Table on right shows GABA+ and Glx values before tissue-correction.</w:t>
             </w:r>
           </w:p>
-          <w:bookmarkEnd w:id="395"/>
+          <w:bookmarkEnd w:id="381"/>
         </w:tc>
       </w:tr>
     </w:tbl>
@@ -24559,7 +24455,7 @@
       <w:tr>
         <w:tc>
           <w:tcPr/>
-          <w:bookmarkStart w:id="396" w:name="tbl-gannetresults"/>
+          <w:bookmarkStart w:id="382" w:name="tbl-gannetresults"/>
           <w:tbl>
             <w:tblPr>
               <w:tblStyle w:val="Table"/>
@@ -24821,11 +24717,11 @@
               <w:t xml:space="preserve">Summary of main metabolite results using Gannet</w:t>
             </w:r>
           </w:p>
-          <w:bookmarkEnd w:id="396"/>
+          <w:bookmarkEnd w:id="382"/>
         </w:tc>
       </w:tr>
     </w:tbl>
-    <w:bookmarkStart w:id="401" w:name="cell-fig-gannetresults"/>
+    <w:bookmarkStart w:id="387" w:name="cell-fig-gannetresults"/>
     <w:tbl>
       <w:tblPr>
         <w:tblStyle w:val="Table"/>
@@ -24839,7 +24735,7 @@
       <w:tr>
         <w:tc>
           <w:tcPr/>
-          <w:bookmarkStart w:id="400" w:name="fig-gannetresults"/>
+          <w:bookmarkStart w:id="386" w:name="fig-gannetresults"/>
           <w:p>
             <w:pPr>
               <w:pStyle w:val="Compact"/>
@@ -24850,18 +24746,18 @@
                 <wp:inline>
                   <wp:extent cx="5943600" cy="4754880"/>
                   <wp:effectExtent b="0" l="0" r="0" t="0"/>
-                  <wp:docPr descr="" title="" id="398" name="Picture"/>
+                  <wp:docPr descr="" title="" id="384" name="Picture"/>
                   <a:graphic>
                     <a:graphicData uri="http://schemas.openxmlformats.org/drawingml/2006/picture">
                       <pic:pic>
                         <pic:nvPicPr>
-                          <pic:cNvPr descr="index_files/figure-docx/fig-gannetresults-1.png" id="399" name="Picture"/>
+                          <pic:cNvPr descr="index_files/figure-docx/fig-gannetresults-1.png" id="385" name="Picture"/>
                           <pic:cNvPicPr>
                             <a:picLocks noChangeArrowheads="1" noChangeAspect="1"/>
                           </pic:cNvPicPr>
                         </pic:nvPicPr>
                         <pic:blipFill>
-                          <a:blip r:embed="rId397"/>
+                          <a:blip r:embed="rId383"/>
                           <a:stretch>
                             <a:fillRect/>
                           </a:stretch>
@@ -24931,11 +24827,11 @@
               <w:t xml:space="preserve">A) Glx (mM); B) GABA+ (mM); and C) E:I. Paired dots represent the same participant across conditions. Mean difference with 95% confidence intervals, and as Cohen’s D are reported at the top of each plot.</w:t>
             </w:r>
           </w:p>
-          <w:bookmarkEnd w:id="400"/>
+          <w:bookmarkEnd w:id="386"/>
         </w:tc>
       </w:tr>
     </w:tbl>
-    <w:bookmarkEnd w:id="401"/>
+    <w:bookmarkEnd w:id="387"/>
     <w:p>
       <w:pPr>
         <w:pStyle w:val="TextBody"/>
@@ -24955,7 +24851,7 @@
         <w:t xml:space="preserve">).</w:t>
       </w:r>
     </w:p>
-    <w:bookmarkStart w:id="406" w:name="cell-fig-gannetcorrelations"/>
+    <w:bookmarkStart w:id="392" w:name="cell-fig-gannetcorrelations"/>
     <w:tbl>
       <w:tblPr>
         <w:tblStyle w:val="Table"/>
@@ -24969,7 +24865,7 @@
       <w:tr>
         <w:tc>
           <w:tcPr/>
-          <w:bookmarkStart w:id="405" w:name="fig-gannetcorrelations"/>
+          <w:bookmarkStart w:id="391" w:name="fig-gannetcorrelations"/>
           <w:p>
             <w:pPr>
               <w:pStyle w:val="Compact"/>
@@ -24980,18 +24876,18 @@
                 <wp:inline>
                   <wp:extent cx="5943600" cy="5094514"/>
                   <wp:effectExtent b="0" l="0" r="0" t="0"/>
-                  <wp:docPr descr="" title="" id="403" name="Picture"/>
+                  <wp:docPr descr="" title="" id="389" name="Picture"/>
                   <a:graphic>
                     <a:graphicData uri="http://schemas.openxmlformats.org/drawingml/2006/picture">
                       <pic:pic>
                         <pic:nvPicPr>
-                          <pic:cNvPr descr="index_files/figure-docx/fig-gannetcorrelations-1.png" id="404" name="Picture"/>
+                          <pic:cNvPr descr="index_files/figure-docx/fig-gannetcorrelations-1.png" id="390" name="Picture"/>
                           <pic:cNvPicPr>
                             <a:picLocks noChangeArrowheads="1" noChangeAspect="1"/>
                           </pic:cNvPicPr>
                         </pic:nvPicPr>
                         <pic:blipFill>
-                          <a:blip r:embed="rId402"/>
+                          <a:blip r:embed="rId388"/>
                           <a:stretch>
                             <a:fillRect/>
                           </a:stretch>
@@ -25061,13 +24957,13 @@
               <w:t xml:space="preserve">A) Glx (mM); B) GABA+ (mM); and C) E:I. Rest is in green, while movie is in orange. P-values are reported at the top of each plot.</w:t>
             </w:r>
           </w:p>
-          <w:bookmarkEnd w:id="405"/>
+          <w:bookmarkEnd w:id="391"/>
         </w:tc>
       </w:tr>
     </w:tbl>
-    <w:bookmarkEnd w:id="406"/>
-    <w:bookmarkEnd w:id="407"/>
-    <w:bookmarkEnd w:id="408"/>
+    <w:bookmarkEnd w:id="392"/>
+    <w:bookmarkEnd w:id="393"/>
+    <w:bookmarkEnd w:id="394"/>
     <w:sectPr>
       <w:footnotePr>
         <w:numFmt w:val="decimal"/>

--- a/index.docx
+++ b/index.docx
@@ -7,91 +7,7 @@
         <w:pStyle w:val="Title"/>
       </w:pPr>
       <w:r>
-        <w:t xml:space="preserve">Does</w:t>
-      </w:r>
-      <w:r>
-        <w:t xml:space="preserve"> </w:t>
-      </w:r>
-      <w:r>
-        <w:t xml:space="preserve">the</w:t>
-      </w:r>
-      <w:r>
-        <w:t xml:space="preserve"> </w:t>
-      </w:r>
-      <w:r>
-        <w:t xml:space="preserve">Brain’s</w:t>
-      </w:r>
-      <w:r>
-        <w:t xml:space="preserve"> </w:t>
-      </w:r>
-      <w:r>
-        <w:t xml:space="preserve">E:I</w:t>
-      </w:r>
-      <w:r>
-        <w:t xml:space="preserve"> </w:t>
-      </w:r>
-      <w:r>
-        <w:t xml:space="preserve">Balance</w:t>
-      </w:r>
-      <w:r>
-        <w:t xml:space="preserve"> </w:t>
-      </w:r>
-      <w:r>
-        <w:t xml:space="preserve">Really</w:t>
-      </w:r>
-      <w:r>
-        <w:t xml:space="preserve"> </w:t>
-      </w:r>
-      <w:r>
-        <w:t xml:space="preserve">Shape</w:t>
-      </w:r>
-      <w:r>
-        <w:t xml:space="preserve"> </w:t>
-      </w:r>
-      <w:r>
-        <w:t xml:space="preserve">Long-Range</w:t>
-      </w:r>
-      <w:r>
-        <w:t xml:space="preserve"> </w:t>
-      </w:r>
-      <w:r>
-        <w:t xml:space="preserve">Temporal</w:t>
-      </w:r>
-      <w:r>
-        <w:t xml:space="preserve"> </w:t>
-      </w:r>
-      <w:r>
-        <w:t xml:space="preserve">Correlations?</w:t>
-      </w:r>
-      <w:r>
-        <w:t xml:space="preserve"> </w:t>
-      </w:r>
-      <w:r>
-        <w:t xml:space="preserve">Lessons</w:t>
-      </w:r>
-      <w:r>
-        <w:t xml:space="preserve"> </w:t>
-      </w:r>
-      <w:r>
-        <w:t xml:space="preserve">Learned</w:t>
-      </w:r>
-      <w:r>
-        <w:t xml:space="preserve"> </w:t>
-      </w:r>
-      <w:r>
-        <w:t xml:space="preserve">from</w:t>
-      </w:r>
-      <w:r>
-        <w:t xml:space="preserve"> </w:t>
-      </w:r>
-      <w:r>
-        <w:t xml:space="preserve">3T</w:t>
-      </w:r>
-      <w:r>
-        <w:t xml:space="preserve"> </w:t>
-      </w:r>
-      <w:r>
-        <w:t xml:space="preserve">MRI</w:t>
+        <w:t xml:space="preserve">Does the Brain’s E:I Balance Really Shape Long-Range Temporal Correlations? Lessons Learned from 3T MRI</w:t>
       </w:r>
     </w:p>
     <w:p>
@@ -99,13 +15,7 @@
         <w:pStyle w:val="Author"/>
       </w:pPr>
       <w:r>
-        <w:t xml:space="preserve">Lydia</w:t>
-      </w:r>
-      <w:r>
-        <w:t xml:space="preserve"> </w:t>
-      </w:r>
-      <w:r>
-        <w:t xml:space="preserve">Sochan</w:t>
+        <w:t xml:space="preserve">Lydia Sochan</w:t>
       </w:r>
       <w:r>
         <w:rPr>
@@ -114,19 +24,7 @@
         <w:t xml:space="preserve">1</w:t>
       </w:r>
       <w:r>
-        <w:t xml:space="preserve">,</w:t>
-      </w:r>
-      <w:r>
-        <w:t xml:space="preserve"> </w:t>
-      </w:r>
-      <w:r>
-        <w:t xml:space="preserve">Jessica</w:t>
-      </w:r>
-      <w:r>
-        <w:t xml:space="preserve"> </w:t>
-      </w:r>
-      <w:r>
-        <w:t xml:space="preserve">Archibald</w:t>
+        <w:t xml:space="preserve">, Jessica Archibald</w:t>
       </w:r>
       <w:r>
         <w:rPr>
@@ -135,73 +33,13 @@
         <w:t xml:space="preserve">4</w:t>
       </w:r>
       <w:r>
-        <w:t xml:space="preserve">,</w:t>
-      </w:r>
-      <w:r>
-        <w:t xml:space="preserve"> </w:t>
-      </w:r>
-      <w:r>
-        <w:t xml:space="preserve">and</w:t>
-      </w:r>
-      <w:r>
-        <w:t xml:space="preserve"> </w:t>
-      </w:r>
-      <w:r>
-        <w:t xml:space="preserve">Alexander</w:t>
-      </w:r>
-      <w:r>
-        <w:t xml:space="preserve"> </w:t>
-      </w:r>
-      <w:r>
-        <w:t xml:space="preserve">Mark</w:t>
-      </w:r>
-      <w:r>
-        <w:t xml:space="preserve"> </w:t>
-      </w:r>
-      <w:r>
-        <w:t xml:space="preserve">Weber</w:t>
+        <w:t xml:space="preserve">, and Alexander Mark Weber</w:t>
       </w:r>
       <w:r>
         <w:rPr>
           <w:vertAlign w:val="superscript"/>
         </w:rPr>
-        <w:t xml:space="preserve">1</w:t>
-      </w:r>
-      <w:r>
-        <w:rPr>
-          <w:vertAlign w:val="superscript"/>
-        </w:rPr>
-        <w:t xml:space="preserve">,</w:t>
-      </w:r>
-      <w:r>
-        <w:rPr>
-          <w:vertAlign w:val="superscript"/>
-        </w:rPr>
-        <w:t xml:space="preserve">2</w:t>
-      </w:r>
-      <w:r>
-        <w:rPr>
-          <w:vertAlign w:val="superscript"/>
-        </w:rPr>
-        <w:t xml:space="preserve">,</w:t>
-      </w:r>
-      <w:r>
-        <w:rPr>
-          <w:vertAlign w:val="superscript"/>
-        </w:rPr>
-        <w:t xml:space="preserve">3</w:t>
-      </w:r>
-      <w:r>
-        <w:rPr>
-          <w:vertAlign w:val="superscript"/>
-        </w:rPr>
-        <w:t xml:space="preserve">,</w:t>
-      </w:r>
-      <w:r>
-        <w:rPr>
-          <w:vertAlign w:val="superscript"/>
-        </w:rPr>
-        <w:t xml:space="preserve">✉</w:t>
+        <w:t xml:space="preserve">1,2,3,✉</w:t>
       </w:r>
     </w:p>
     <w:p>
@@ -209,7 +47,7 @@
         <w:pStyle w:val="Date"/>
       </w:pPr>
       <w:r>
-        <w:t xml:space="preserve">2026-04-10</w:t>
+        <w:t xml:space="preserve">2026-04-21</w:t>
       </w:r>
     </w:p>
     <w:p>
@@ -293,7 +131,7 @@
       <w:r>
         <w:t xml:space="preserve"> </w:t>
       </w:r>
-      <w:hyperlink r:id="rId20">
+      <w:hyperlink r:id="rId9">
         <w:r>
           <w:rPr>
             <w:rStyle w:val="InternetLink"/>
@@ -302,7 +140,7 @@
         </w:r>
       </w:hyperlink>
     </w:p>
-    <w:bookmarkStart w:id="21" w:name="abstract"/>
+    <w:bookmarkStart w:id="10" w:name="abstract"/>
     <w:p>
       <w:pPr>
         <w:pStyle w:val="Heading2"/>
@@ -335,8 +173,8 @@
         <w:t xml:space="preserve">in humans. We conclude that, at 3T and with our particular methodologies, no association was found. We end with lessons learned and suggestions for future research.</w:t>
       </w:r>
     </w:p>
-    <w:bookmarkEnd w:id="21"/>
-    <w:bookmarkStart w:id="22" w:name="introduction"/>
+    <w:bookmarkEnd w:id="10"/>
+    <w:bookmarkStart w:id="11" w:name="introduction"/>
     <w:p>
       <w:pPr>
         <w:pStyle w:val="Heading1"/>
@@ -356,13 +194,7 @@
         <w:t xml:space="preserve"> </w:t>
       </w:r>
       <w:r>
-        <w:t xml:space="preserve">‘</w:t>
-      </w:r>
-      <w:r>
-        <w:t xml:space="preserve">critical point</w:t>
-      </w:r>
-      <w:r>
-        <w:t xml:space="preserve">’</w:t>
+        <w:t xml:space="preserve">‘critical point’</w:t>
       </w:r>
       <w:r>
         <w:t xml:space="preserve">, a state where both order and disorder are balanced to enable the most efficient information processing</w:t>
@@ -412,13 +244,7 @@
         <w:t xml:space="preserve"> </w:t>
       </w:r>
       <w:r>
-        <w:t xml:space="preserve">‘</w:t>
-      </w:r>
-      <w:r>
-        <w:t xml:space="preserve">control parameter</w:t>
-      </w:r>
-      <w:r>
-        <w:t xml:space="preserve">’</w:t>
+        <w:t xml:space="preserve">‘control parameter’</w:t>
       </w:r>
       <w:r>
         <w:t xml:space="preserve"> </w:t>
@@ -1013,8 +839,8 @@
         <w:t xml:space="preserve">.</w:t>
       </w:r>
     </w:p>
-    <w:bookmarkEnd w:id="22"/>
-    <w:bookmarkStart w:id="41" w:name="methods"/>
+    <w:bookmarkEnd w:id="11"/>
+    <w:bookmarkStart w:id="30" w:name="methods"/>
     <w:p>
       <w:pPr>
         <w:pStyle w:val="Heading1"/>
@@ -1023,7 +849,7 @@
         <w:t xml:space="preserve">2. Methods</w:t>
       </w:r>
     </w:p>
-    <w:bookmarkStart w:id="23" w:name="participants"/>
+    <w:bookmarkStart w:id="12" w:name="participants"/>
     <w:p>
       <w:pPr>
         <w:pStyle w:val="Heading2"/>
@@ -1040,8 +866,8 @@
         <w:t xml:space="preserve">Twenty-seven healthy adult participants were recruited to the study. One participant was not scanned due to claustrophobia while in the scanner. After our analysis and performing quality assurance (see below for details), a further eight participants were removed, leaving eighteen final participants, between the ages of 21.3 and 53.4 (mean age ± sd: 29.6 ± 8.7 years; 8 males). Sex, handedness and date of birth were recorded on the day of the scan.</w:t>
       </w:r>
     </w:p>
-    <w:bookmarkEnd w:id="23"/>
-    <w:bookmarkStart w:id="24" w:name="ethics-statement"/>
+    <w:bookmarkEnd w:id="12"/>
+    <w:bookmarkStart w:id="13" w:name="ethics-statement"/>
     <w:p>
       <w:pPr>
         <w:pStyle w:val="Heading2"/>
@@ -1058,8 +884,8 @@
         <w:t xml:space="preserve">Written informed consent was obtained from all participants. Ethics approval was granted by the Clinical Research Ethics Board at the University of British Columbia and BC Children’s &amp; Women’s Hospital (H21-02686).</w:t>
       </w:r>
     </w:p>
-    <w:bookmarkEnd w:id="24"/>
-    <w:bookmarkStart w:id="30" w:name="scanning-procedure"/>
+    <w:bookmarkEnd w:id="13"/>
+    <w:bookmarkStart w:id="19" w:name="scanning-procedure"/>
     <w:p>
       <w:pPr>
         <w:pStyle w:val="Heading2"/>
@@ -1142,19 +968,7 @@
         </w:r>
       </w:hyperlink>
       <w:r>
-        <w:t xml:space="preserve">). Next, participants were instructed to watch a nature documentary (Our Planet (2019), Episode 3,</w:t>
-      </w:r>
-      <w:r>
-        <w:t xml:space="preserve"> </w:t>
-      </w:r>
-      <w:r>
-        <w:t xml:space="preserve">“</w:t>
-      </w:r>
-      <w:r>
-        <w:t xml:space="preserve">Jungles</w:t>
-      </w:r>
-      <w:r>
-        <w:t xml:space="preserve">”</w:t>
+        <w:t xml:space="preserve">). Next, participants were instructed to watch a nature documentary (Our Planet (2019), Episode 3, “Jungles”</w:t>
       </w:r>
       <w:r>
         <w:rPr>
@@ -1183,7 +997,7 @@
         <w:t xml:space="preserve">B for a visual representation of the scanning protocol. Total scan duration was approximately 1 hour of uninterrupted scanning (i.e. subjects were not removed from the scanner). All participants followed the same order of conditions: rest then movie; all participants saw the same movie segment, beginning at the same time during the scan.</w:t>
       </w:r>
     </w:p>
-    <w:bookmarkStart w:id="29" w:name="cell-fig-method"/>
+    <w:bookmarkStart w:id="18" w:name="cell-fig-method"/>
     <w:tbl>
       <w:tblPr>
         <w:tblStyle w:val="Table"/>
@@ -1197,7 +1011,7 @@
       <w:tr>
         <w:tc>
           <w:tcPr/>
-          <w:bookmarkStart w:id="28" w:name="fig-method"/>
+          <w:bookmarkStart w:id="17" w:name="fig-method"/>
           <w:p>
             <w:pPr>
               <w:pStyle w:val="Compact"/>
@@ -1208,18 +1022,18 @@
                 <wp:inline>
                   <wp:extent cx="4620126" cy="3696101"/>
                   <wp:effectExtent b="0" l="0" r="0" t="0"/>
-                  <wp:docPr descr="" title="" id="26" name="Picture"/>
+                  <wp:docPr descr="" title="" id="15" name="Picture"/>
                   <a:graphic>
                     <a:graphicData uri="http://schemas.openxmlformats.org/drawingml/2006/picture">
                       <pic:pic>
                         <pic:nvPicPr>
-                          <pic:cNvPr descr="index_files/figure-docx/fig-method-1.png" id="27" name="Picture"/>
+                          <pic:cNvPr descr="index_files/figure-docx/fig-method-1.png" id="16" name="Picture"/>
                           <pic:cNvPicPr>
                             <a:picLocks noChangeArrowheads="1" noChangeAspect="1"/>
                           </pic:cNvPicPr>
                         </pic:nvPicPr>
                         <pic:blipFill>
-                          <a:blip r:embed="rId25"/>
+                          <a:blip r:embed="rId14"/>
                           <a:stretch>
                             <a:fillRect/>
                           </a:stretch>
@@ -1251,7 +1065,7 @@
               <w:jc w:val="center"/>
             </w:pPr>
             <w:pPr>
-              <w:jc w:val="start"/>
+              <w:jc w:val="left"/>
               <w:spacing w:before="200"/>
               <w:pStyle w:val="ImageCaption"/>
             </w:pPr>
@@ -1298,13 +1112,13 @@
               <w:t xml:space="preserve">. B) fMRI, sLASER, and MEGA-PRESS were acquired first with participants looking at a white cross for 24 minutes. Next, the same sequences were acquired with the participants viewing a nature documentary for an identical period of time.</w:t>
             </w:r>
           </w:p>
-          <w:bookmarkEnd w:id="28"/>
+          <w:bookmarkEnd w:id="17"/>
         </w:tc>
       </w:tr>
     </w:tbl>
-    <w:bookmarkEnd w:id="29"/>
-    <w:bookmarkEnd w:id="30"/>
-    <w:bookmarkStart w:id="32" w:name="sec-mriacq"/>
+    <w:bookmarkEnd w:id="18"/>
+    <w:bookmarkEnd w:id="19"/>
+    <w:bookmarkStart w:id="21" w:name="sec-mriacq"/>
     <w:p>
       <w:pPr>
         <w:pStyle w:val="Heading2"/>
@@ -1380,7 +1194,7 @@
       <w:tr>
         <w:tc>
           <w:tcPr/>
-          <w:bookmarkStart w:id="31" w:name="tbl-mriacq"/>
+          <w:bookmarkStart w:id="20" w:name="tbl-mriacq"/>
           <w:tbl>
             <w:tblPr>
               <w:tblStyle w:val="Table"/>
@@ -1408,7 +1222,6 @@
                 <w:p>
                   <w:pPr>
                     <w:pStyle w:val="Compact"/>
-                    <w:jc w:val="left"/>
                     <w:jc w:val="center"/>
                   </w:pPr>
                   <w:r>
@@ -1421,7 +1234,6 @@
                 <w:p>
                   <w:pPr>
                     <w:pStyle w:val="Compact"/>
-                    <w:jc w:val="left"/>
                     <w:jc w:val="center"/>
                   </w:pPr>
                   <w:r>
@@ -1434,7 +1246,6 @@
                 <w:p>
                   <w:pPr>
                     <w:pStyle w:val="Compact"/>
-                    <w:jc w:val="left"/>
                     <w:jc w:val="center"/>
                   </w:pPr>
                   <w:r>
@@ -1447,7 +1258,6 @@
                 <w:p>
                   <w:pPr>
                     <w:pStyle w:val="Compact"/>
-                    <w:jc w:val="left"/>
                     <w:jc w:val="center"/>
                   </w:pPr>
                   <w:r>
@@ -1460,7 +1270,6 @@
                 <w:p>
                   <w:pPr>
                     <w:pStyle w:val="Compact"/>
-                    <w:jc w:val="left"/>
                     <w:jc w:val="center"/>
                   </w:pPr>
                   <w:r>
@@ -1473,7 +1282,6 @@
                 <w:p>
                   <w:pPr>
                     <w:pStyle w:val="Compact"/>
-                    <w:jc w:val="left"/>
                     <w:jc w:val="center"/>
                   </w:pPr>
                   <w:r>
@@ -1486,7 +1294,6 @@
                 <w:p>
                   <w:pPr>
                     <w:pStyle w:val="Compact"/>
-                    <w:jc w:val="left"/>
                     <w:jc w:val="center"/>
                   </w:pPr>
                   <w:r>
@@ -1499,7 +1306,6 @@
                 <w:p>
                   <w:pPr>
                     <w:pStyle w:val="Compact"/>
-                    <w:jc w:val="left"/>
                     <w:jc w:val="center"/>
                   </w:pPr>
                   <w:r>
@@ -1512,7 +1318,6 @@
                 <w:p>
                   <w:pPr>
                     <w:pStyle w:val="Compact"/>
-                    <w:jc w:val="left"/>
                     <w:jc w:val="center"/>
                   </w:pPr>
                   <w:r>
@@ -1527,7 +1332,6 @@
                 <w:p>
                   <w:pPr>
                     <w:pStyle w:val="Compact"/>
-                    <w:jc w:val="left"/>
                     <w:jc w:val="center"/>
                   </w:pPr>
                   <w:r>
@@ -1540,7 +1344,6 @@
                 <w:p>
                   <w:pPr>
                     <w:pStyle w:val="Compact"/>
-                    <w:jc w:val="left"/>
                     <w:jc w:val="center"/>
                   </w:pPr>
                   <w:r>
@@ -1553,7 +1356,6 @@
                 <w:p>
                   <w:pPr>
                     <w:pStyle w:val="Compact"/>
-                    <w:jc w:val="left"/>
                     <w:jc w:val="center"/>
                   </w:pPr>
                   <w:r>
@@ -1566,7 +1368,6 @@
                 <w:p>
                   <w:pPr>
                     <w:pStyle w:val="Compact"/>
-                    <w:jc w:val="left"/>
                     <w:jc w:val="center"/>
                   </w:pPr>
                   <w:r>
@@ -1579,7 +1380,6 @@
                 <w:p>
                   <w:pPr>
                     <w:pStyle w:val="Compact"/>
-                    <w:jc w:val="left"/>
                     <w:jc w:val="center"/>
                   </w:pPr>
                   <w:r>
@@ -1592,7 +1392,6 @@
                 <w:p>
                   <w:pPr>
                     <w:pStyle w:val="Compact"/>
-                    <w:jc w:val="left"/>
                     <w:jc w:val="center"/>
                   </w:pPr>
                   <w:r>
@@ -1605,7 +1404,6 @@
                 <w:p>
                   <w:pPr>
                     <w:pStyle w:val="Compact"/>
-                    <w:jc w:val="left"/>
                     <w:jc w:val="center"/>
                   </w:pPr>
                   <w:r>
@@ -1618,7 +1416,6 @@
                 <w:p>
                   <w:pPr>
                     <w:pStyle w:val="Compact"/>
-                    <w:jc w:val="left"/>
                     <w:jc w:val="center"/>
                   </w:pPr>
                   <w:r>
@@ -1631,7 +1428,6 @@
                 <w:p>
                   <w:pPr>
                     <w:pStyle w:val="Compact"/>
-                    <w:jc w:val="left"/>
                     <w:jc w:val="center"/>
                   </w:pPr>
                   <w:r>
@@ -1646,7 +1442,6 @@
                 <w:p>
                   <w:pPr>
                     <w:pStyle w:val="Compact"/>
-                    <w:jc w:val="left"/>
                     <w:jc w:val="center"/>
                   </w:pPr>
                   <w:r>
@@ -1659,7 +1454,6 @@
                 <w:p>
                   <w:pPr>
                     <w:pStyle w:val="Compact"/>
-                    <w:jc w:val="left"/>
                     <w:jc w:val="center"/>
                   </w:pPr>
                   <w:r>
@@ -1672,7 +1466,6 @@
                 <w:p>
                   <w:pPr>
                     <w:pStyle w:val="Compact"/>
-                    <w:jc w:val="left"/>
                     <w:jc w:val="center"/>
                   </w:pPr>
                   <w:r>
@@ -1685,7 +1478,6 @@
                 <w:p>
                   <w:pPr>
                     <w:pStyle w:val="Compact"/>
-                    <w:jc w:val="left"/>
                     <w:jc w:val="center"/>
                   </w:pPr>
                   <w:r>
@@ -1698,7 +1490,6 @@
                 <w:p>
                   <w:pPr>
                     <w:pStyle w:val="Compact"/>
-                    <w:jc w:val="left"/>
                     <w:jc w:val="center"/>
                   </w:pPr>
                   <w:r>
@@ -1711,7 +1502,6 @@
                 <w:p>
                   <w:pPr>
                     <w:pStyle w:val="Compact"/>
-                    <w:jc w:val="left"/>
                     <w:jc w:val="center"/>
                   </w:pPr>
                   <w:r>
@@ -1724,7 +1514,6 @@
                 <w:p>
                   <w:pPr>
                     <w:pStyle w:val="Compact"/>
-                    <w:jc w:val="left"/>
                     <w:jc w:val="center"/>
                   </w:pPr>
                   <w:r>
@@ -1737,7 +1526,6 @@
                 <w:p>
                   <w:pPr>
                     <w:pStyle w:val="Compact"/>
-                    <w:jc w:val="left"/>
                     <w:jc w:val="center"/>
                   </w:pPr>
                   <w:r>
@@ -1750,7 +1538,6 @@
                 <w:p>
                   <w:pPr>
                     <w:pStyle w:val="Compact"/>
-                    <w:jc w:val="left"/>
                     <w:jc w:val="center"/>
                   </w:pPr>
                   <w:r>
@@ -1765,7 +1552,6 @@
                 <w:p>
                   <w:pPr>
                     <w:pStyle w:val="Compact"/>
-                    <w:jc w:val="left"/>
                     <w:jc w:val="center"/>
                   </w:pPr>
                   <w:r>
@@ -1778,7 +1564,6 @@
                 <w:p>
                   <w:pPr>
                     <w:pStyle w:val="Compact"/>
-                    <w:jc w:val="left"/>
                     <w:jc w:val="center"/>
                   </w:pPr>
                   <w:r>
@@ -1791,7 +1576,6 @@
                 <w:p>
                   <w:pPr>
                     <w:pStyle w:val="Compact"/>
-                    <w:jc w:val="left"/>
                     <w:jc w:val="center"/>
                   </w:pPr>
                   <w:r>
@@ -1804,7 +1588,6 @@
                 <w:p>
                   <w:pPr>
                     <w:pStyle w:val="Compact"/>
-                    <w:jc w:val="left"/>
                     <w:jc w:val="center"/>
                   </w:pPr>
                   <w:r>
@@ -1817,7 +1600,6 @@
                 <w:p>
                   <w:pPr>
                     <w:pStyle w:val="Compact"/>
-                    <w:jc w:val="left"/>
                     <w:jc w:val="center"/>
                   </w:pPr>
                   <w:r>
@@ -1830,7 +1612,6 @@
                 <w:p>
                   <w:pPr>
                     <w:pStyle w:val="Compact"/>
-                    <w:jc w:val="left"/>
                     <w:jc w:val="center"/>
                   </w:pPr>
                   <w:r>
@@ -1843,7 +1624,6 @@
                 <w:p>
                   <w:pPr>
                     <w:pStyle w:val="Compact"/>
-                    <w:jc w:val="left"/>
                     <w:jc w:val="center"/>
                   </w:pPr>
                   <w:r>
@@ -1856,7 +1636,6 @@
                 <w:p>
                   <w:pPr>
                     <w:pStyle w:val="Compact"/>
-                    <w:jc w:val="left"/>
                     <w:jc w:val="center"/>
                   </w:pPr>
                   <w:r>
@@ -1869,7 +1648,6 @@
                 <w:p>
                   <w:pPr>
                     <w:pStyle w:val="Compact"/>
-                    <w:jc w:val="left"/>
                     <w:jc w:val="center"/>
                   </w:pPr>
                   <w:r>
@@ -1884,7 +1662,6 @@
                 <w:p>
                   <w:pPr>
                     <w:pStyle w:val="Compact"/>
-                    <w:jc w:val="left"/>
                     <w:jc w:val="center"/>
                   </w:pPr>
                   <w:r>
@@ -1897,7 +1674,6 @@
                 <w:p>
                   <w:pPr>
                     <w:pStyle w:val="Compact"/>
-                    <w:jc w:val="left"/>
                     <w:jc w:val="center"/>
                   </w:pPr>
                   <w:r>
@@ -1910,7 +1686,6 @@
                 <w:p>
                   <w:pPr>
                     <w:pStyle w:val="Compact"/>
-                    <w:jc w:val="left"/>
                     <w:jc w:val="center"/>
                   </w:pPr>
                   <w:r>
@@ -1923,7 +1698,6 @@
                 <w:p>
                   <w:pPr>
                     <w:pStyle w:val="Compact"/>
-                    <w:jc w:val="left"/>
                     <w:jc w:val="center"/>
                   </w:pPr>
                   <w:r>
@@ -1936,7 +1710,6 @@
                 <w:p>
                   <w:pPr>
                     <w:pStyle w:val="Compact"/>
-                    <w:jc w:val="left"/>
                     <w:jc w:val="center"/>
                   </w:pPr>
                   <w:r>
@@ -1949,7 +1722,6 @@
                 <w:p>
                   <w:pPr>
                     <w:pStyle w:val="Compact"/>
-                    <w:jc w:val="left"/>
                     <w:jc w:val="center"/>
                   </w:pPr>
                   <w:r>
@@ -1962,7 +1734,6 @@
                 <w:p>
                   <w:pPr>
                     <w:pStyle w:val="Compact"/>
-                    <w:jc w:val="left"/>
                     <w:jc w:val="center"/>
                   </w:pPr>
                   <w:r>
@@ -1975,7 +1746,6 @@
                 <w:p>
                   <w:pPr>
                     <w:pStyle w:val="Compact"/>
-                    <w:jc w:val="left"/>
                     <w:jc w:val="center"/>
                   </w:pPr>
                   <w:r>
@@ -1988,7 +1758,6 @@
                 <w:p>
                   <w:pPr>
                     <w:pStyle w:val="Compact"/>
-                    <w:jc w:val="left"/>
                     <w:jc w:val="center"/>
                   </w:pPr>
                   <w:r>
@@ -2003,7 +1772,6 @@
                 <w:p>
                   <w:pPr>
                     <w:pStyle w:val="Compact"/>
-                    <w:jc w:val="left"/>
                     <w:jc w:val="center"/>
                   </w:pPr>
                   <w:r>
@@ -2016,7 +1784,6 @@
                 <w:p>
                   <w:pPr>
                     <w:pStyle w:val="Compact"/>
-                    <w:jc w:val="left"/>
                     <w:jc w:val="center"/>
                   </w:pPr>
                   <w:r>
@@ -2029,7 +1796,6 @@
                 <w:p>
                   <w:pPr>
                     <w:pStyle w:val="Compact"/>
-                    <w:jc w:val="left"/>
                     <w:jc w:val="center"/>
                   </w:pPr>
                   <w:r>
@@ -2042,7 +1808,6 @@
                 <w:p>
                   <w:pPr>
                     <w:pStyle w:val="Compact"/>
-                    <w:jc w:val="left"/>
                     <w:jc w:val="center"/>
                   </w:pPr>
                   <w:r>
@@ -2055,7 +1820,6 @@
                 <w:p>
                   <w:pPr>
                     <w:pStyle w:val="Compact"/>
-                    <w:jc w:val="left"/>
                     <w:jc w:val="center"/>
                   </w:pPr>
                   <w:r>
@@ -2068,7 +1832,6 @@
                 <w:p>
                   <w:pPr>
                     <w:pStyle w:val="Compact"/>
-                    <w:jc w:val="left"/>
                     <w:jc w:val="center"/>
                   </w:pPr>
                   <w:r>
@@ -2081,7 +1844,6 @@
                 <w:p>
                   <w:pPr>
                     <w:pStyle w:val="Compact"/>
-                    <w:jc w:val="left"/>
                     <w:jc w:val="center"/>
                   </w:pPr>
                   <w:r>
@@ -2094,7 +1856,6 @@
                 <w:p>
                   <w:pPr>
                     <w:pStyle w:val="Compact"/>
-                    <w:jc w:val="left"/>
                     <w:jc w:val="center"/>
                   </w:pPr>
                   <w:r>
@@ -2107,7 +1868,6 @@
                 <w:p>
                   <w:pPr>
                     <w:pStyle w:val="Compact"/>
-                    <w:jc w:val="left"/>
                     <w:jc w:val="center"/>
                   </w:pPr>
                   <w:r>
@@ -2122,7 +1882,7 @@
               <w:jc w:val="center"/>
             </w:pPr>
             <w:pPr>
-              <w:jc w:val="start"/>
+              <w:jc w:val="left"/>
               <w:spacing w:before="200"/>
               <w:pStyle w:val="ImageCaption"/>
             </w:pPr>
@@ -2160,7 +1920,7 @@
               <w:t xml:space="preserve">TE = echo time; TR = repetition time; FOV = field of view; FSPGD = fast spoiled gradient-echo; CUBE = a GE acronym; EPI = echo-planar imaging; fMRI = functional magnetic resonance imaging; sLASER = semi localization by adiabatic selective refocusing; MEGA-PRESS = Mescher-Garwood point-resolved spectroscopy. *Note, the GE semi-LASER sequence averaged the 128 transients into groups of 4, each with 32 transients, before being saved as raw P-file.</w:t>
             </w:r>
           </w:p>
-          <w:bookmarkEnd w:id="31"/>
+          <w:bookmarkEnd w:id="20"/>
         </w:tc>
       </w:tr>
     </w:tbl>
@@ -2208,8 +1968,8 @@
         <w:t xml:space="preserve">. Finally, blip-up and blip-down spin-echo versions of the fMRI sequence were acquired at the end to estimate the B0 non-uniformity map for fMRI phase distortion correction.</w:t>
       </w:r>
     </w:p>
-    <w:bookmarkEnd w:id="32"/>
-    <w:bookmarkStart w:id="36" w:name="image-processing"/>
+    <w:bookmarkEnd w:id="21"/>
+    <w:bookmarkStart w:id="25" w:name="image-processing"/>
     <w:p>
       <w:pPr>
         <w:pStyle w:val="Heading2"/>
@@ -2228,7 +1988,7 @@
       <w:r>
         <w:t xml:space="preserve"> </w:t>
       </w:r>
-      <w:hyperlink r:id="rId33">
+      <w:hyperlink r:id="rId22">
         <w:r>
           <w:rPr>
             <w:rStyle w:val="InternetLink"/>
@@ -2299,7 +2059,7 @@
         <w:t xml:space="preserve">(v2.1.6). MRS files were downloaded as raw P files.</w:t>
       </w:r>
     </w:p>
-    <w:bookmarkStart w:id="34" w:name="structural-images"/>
+    <w:bookmarkStart w:id="23" w:name="structural-images"/>
     <w:p>
       <w:pPr>
         <w:pStyle w:val="Heading3"/>
@@ -2547,8 +2307,8 @@
         <w:t xml:space="preserve">2.3.3) was used to perform volume-based spatial normalization to two standard spaces: MNI152NLin2009cAsym and MNI152NLin6Asym. Normalization used brain-extracted versions of both T1w reference and T1w template.</w:t>
       </w:r>
     </w:p>
-    <w:bookmarkEnd w:id="34"/>
-    <w:bookmarkStart w:id="35" w:name="fmri"/>
+    <w:bookmarkEnd w:id="23"/>
+    <w:bookmarkStart w:id="24" w:name="fmri"/>
     <w:p>
       <w:pPr>
         <w:pStyle w:val="Heading3"/>
@@ -2745,9 +2505,9 @@
         <w:t xml:space="preserve">Participants were excluded from further analysis if their mean FD was &gt; 0.15 mm.</w:t>
       </w:r>
     </w:p>
-    <w:bookmarkEnd w:id="35"/>
-    <w:bookmarkEnd w:id="36"/>
-    <w:bookmarkStart w:id="38" w:name="mrs"/>
+    <w:bookmarkEnd w:id="24"/>
+    <w:bookmarkEnd w:id="25"/>
+    <w:bookmarkStart w:id="27" w:name="mrs"/>
     <w:p>
       <w:pPr>
         <w:pStyle w:val="Heading2"/>
@@ -3082,7 +2842,7 @@
         <w:t xml:space="preserve">To quantify the inter-subject consistency across the MRS masks, we computed a consensus mask using majority voting and calculated the mean Dice coefficient between each individual mask and the consensus.</w:t>
       </w:r>
     </w:p>
-    <w:bookmarkStart w:id="37" w:name="re-analysis-using-gannet"/>
+    <w:bookmarkStart w:id="26" w:name="re-analysis-using-gannet"/>
     <w:p>
       <w:pPr>
         <w:pStyle w:val="Heading3"/>
@@ -3120,9 +2880,9 @@
         <w:t xml:space="preserve">(v3.3.0).</w:t>
       </w:r>
     </w:p>
-    <w:bookmarkEnd w:id="37"/>
-    <w:bookmarkEnd w:id="38"/>
-    <w:bookmarkStart w:id="39" w:name="hurst-exponent-calculation"/>
+    <w:bookmarkEnd w:id="26"/>
+    <w:bookmarkEnd w:id="27"/>
+    <w:bookmarkStart w:id="28" w:name="hurst-exponent-calculation"/>
     <w:p>
       <w:pPr>
         <w:pStyle w:val="Heading2"/>
@@ -3145,19 +2905,7 @@
         <w:t xml:space="preserve">5</w:t>
       </w:r>
       <w:r>
-        <w:t xml:space="preserve">. A PSD shows the distribution of signal variance (</w:t>
-      </w:r>
-      <w:r>
-        <w:t xml:space="preserve">‘</w:t>
-      </w:r>
-      <w:r>
-        <w:t xml:space="preserve">power</w:t>
-      </w:r>
-      <w:r>
-        <w:t xml:space="preserve">’</w:t>
-      </w:r>
-      <w:r>
-        <w:t xml:space="preserve">) across frequencies. Complex signals are classified into two categories: fractional Gaussian noise (fGn) and fractional Brownian motion (fBm)</w:t>
+        <w:t xml:space="preserve">. A PSD shows the distribution of signal variance (‘power’) across frequencies. Complex signals are classified into two categories: fractional Gaussian noise (fGn) and fractional Brownian motion (fBm)</w:t>
       </w:r>
       <w:r>
         <w:rPr>
@@ -3320,25 +3068,7 @@
         <w:pStyle w:val="FirstParagraph"/>
       </w:pPr>
       <w:r>
-        <w:t xml:space="preserve">Since it cannot be assumed that all fBm is removed from the signal, we employed the</w:t>
-      </w:r>
-      <w:r>
-        <w:t xml:space="preserve"> </w:t>
-      </w:r>
-      <w:r>
-        <w:t xml:space="preserve">‘</w:t>
-      </w:r>
-      <w:r>
-        <w:t xml:space="preserve">extended Hurst</w:t>
-      </w:r>
-      <w:r>
-        <w:t xml:space="preserve">’</w:t>
-      </w:r>
-      <w:r>
-        <w:t xml:space="preserve"> </w:t>
-      </w:r>
-      <w:r>
-        <w:t xml:space="preserve">(H’) concept in this study: for 0 &lt; H &lt; 1, the signal is understood as fGn, while for 1 &lt; H &lt; 2, the signal is understood to be fBm</w:t>
+        <w:t xml:space="preserve">Since it cannot be assumed that all fBm is removed from the signal, we employed the ‘extended Hurst’ (H’) concept in this study: for 0 &lt; H &lt; 1, the signal is understood as fGn, while for 1 &lt; H &lt; 2, the signal is understood to be fBm</w:t>
       </w:r>
       <w:r>
         <w:rPr>
@@ -3359,8 +3089,8 @@
         <w:t xml:space="preserve">. H was calculated for all voxels in the brain of each subject. A brain mask was then applied which included only GM and the region of the MRS voxel in the visual cortex. H was averaged across the brain mask area, using only non-zero voxels.</w:t>
       </w:r>
     </w:p>
-    <w:bookmarkEnd w:id="39"/>
-    <w:bookmarkStart w:id="40" w:name="statistics"/>
+    <w:bookmarkEnd w:id="28"/>
+    <w:bookmarkStart w:id="29" w:name="statistics"/>
     <w:p>
       <w:pPr>
         <w:pStyle w:val="Heading2"/>
@@ -3427,687 +3157,670 @@
           <m:jc m:val="center"/>
         </m:oMathParaPr>
         <m:oMath>
-          <m:m>
-            <m:mPr>
-              <m:baseJc m:val="center"/>
-              <m:plcHide m:val="on"/>
-              <m:mcs>
-                <m:mc>
-                  <m:mcPr>
-                    <m:mcJc m:val="right"/>
-                    <m:count m:val="1"/>
-                  </m:mcPr>
-                </m:mc>
-                <m:mc>
-                  <m:mcPr>
-                    <m:mcJc m:val="left"/>
-                    <m:count m:val="1"/>
-                  </m:mcPr>
-                </m:mc>
-              </m:mcs>
-            </m:mPr>
-            <m:mr>
-              <m:e>
-                <m:r>
-                  <m:rPr>
-                    <m:sty m:val="p"/>
-                  </m:rPr>
-                  <m:t>H</m:t>
-                </m:r>
-                <m:r>
-                  <m:rPr>
-                    <m:sty m:val="p"/>
-                  </m:rPr>
-                  <m:t>∼</m:t>
-                </m:r>
-                <m:r>
-                  <m:t> </m:t>
-                </m:r>
-              </m:e>
-              <m:e>
-                <m:f>
-                  <m:fPr>
-                    <m:type m:val="bar"/>
-                  </m:fPr>
-                  <m:num>
-                    <m:r>
-                      <m:rPr>
-                        <m:sty m:val="p"/>
-                      </m:rPr>
-                      <m:t>G</m:t>
-                    </m:r>
-                    <m:r>
-                      <m:rPr>
-                        <m:sty m:val="p"/>
-                      </m:rPr>
-                      <m:t>l</m:t>
-                    </m:r>
-                    <m:r>
-                      <m:rPr>
-                        <m:sty m:val="p"/>
-                      </m:rPr>
-                      <m:t>x</m:t>
-                    </m:r>
-                  </m:num>
-                  <m:den>
-                    <m:r>
-                      <m:rPr>
-                        <m:sty m:val="p"/>
-                      </m:rPr>
-                      <m:t>G</m:t>
-                    </m:r>
-                    <m:r>
-                      <m:rPr>
-                        <m:sty m:val="p"/>
-                      </m:rPr>
-                      <m:t>A</m:t>
-                    </m:r>
-                    <m:r>
-                      <m:rPr>
-                        <m:sty m:val="p"/>
-                      </m:rPr>
-                      <m:t>B</m:t>
-                    </m:r>
-                    <m:r>
-                      <m:rPr>
-                        <m:sty m:val="p"/>
-                      </m:rPr>
-                      <m:t>A</m:t>
-                    </m:r>
-                    <m:r>
-                      <m:rPr>
-                        <m:nor/>
-                        <m:sty m:val="p"/>
-                      </m:rPr>
-                      <m:t>+</m:t>
-                    </m:r>
-                  </m:den>
-                </m:f>
-                <m:r>
-                  <m:rPr>
-                    <m:sty m:val="p"/>
-                  </m:rPr>
-                  <m:t>+</m:t>
-                </m:r>
-                <m:r>
-                  <m:rPr>
-                    <m:sty m:val="p"/>
-                  </m:rPr>
-                  <m:t>C</m:t>
-                </m:r>
-                <m:r>
-                  <m:rPr>
-                    <m:sty m:val="p"/>
-                  </m:rPr>
-                  <m:t>o</m:t>
-                </m:r>
-                <m:r>
-                  <m:rPr>
-                    <m:sty m:val="p"/>
-                  </m:rPr>
-                  <m:t>n</m:t>
-                </m:r>
-                <m:r>
-                  <m:rPr>
-                    <m:sty m:val="p"/>
-                  </m:rPr>
-                  <m:t>d</m:t>
-                </m:r>
-                <m:r>
-                  <m:rPr>
-                    <m:sty m:val="p"/>
-                  </m:rPr>
-                  <m:t>i</m:t>
-                </m:r>
-                <m:r>
-                  <m:rPr>
-                    <m:sty m:val="p"/>
-                  </m:rPr>
-                  <m:t>t</m:t>
-                </m:r>
-                <m:r>
-                  <m:rPr>
-                    <m:sty m:val="p"/>
-                  </m:rPr>
-                  <m:t>i</m:t>
-                </m:r>
-                <m:r>
-                  <m:rPr>
-                    <m:sty m:val="p"/>
-                  </m:rPr>
-                  <m:t>o</m:t>
-                </m:r>
-                <m:r>
-                  <m:rPr>
-                    <m:sty m:val="p"/>
-                  </m:rPr>
-                  <m:t>n</m:t>
-                </m:r>
-                <m:r>
-                  <m:rPr>
-                    <m:sty m:val="p"/>
-                  </m:rPr>
-                  <m:t>+</m:t>
-                </m:r>
-                <m:r>
-                  <m:rPr>
-                    <m:sty m:val="p"/>
-                  </m:rPr>
-                  <m:t>m</m:t>
-                </m:r>
-                <m:r>
-                  <m:rPr>
-                    <m:sty m:val="p"/>
-                  </m:rPr>
-                  <m:t>e</m:t>
-                </m:r>
-                <m:r>
-                  <m:rPr>
-                    <m:sty m:val="p"/>
-                  </m:rPr>
-                  <m:t>a</m:t>
-                </m:r>
-                <m:r>
-                  <m:rPr>
-                    <m:sty m:val="p"/>
-                  </m:rPr>
-                  <m:t>n</m:t>
-                </m:r>
-                <m:r>
-                  <m:rPr>
-                    <m:sty m:val="p"/>
-                  </m:rPr>
-                  <m:t>F</m:t>
-                </m:r>
-                <m:r>
-                  <m:rPr>
-                    <m:sty m:val="p"/>
-                  </m:rPr>
-                  <m:t>D</m:t>
-                </m:r>
-              </m:e>
-            </m:mr>
-            <m:mr>
-              <m:e/>
-              <m:e>
-                <m:r>
-                  <m:rPr>
-                    <m:sty m:val="p"/>
-                  </m:rPr>
-                  <m:t>+</m:t>
-                </m:r>
-                <m:r>
-                  <m:rPr>
-                    <m:sty m:val="p"/>
-                  </m:rPr>
-                  <m:t>F</m:t>
-                </m:r>
-                <m:r>
-                  <m:rPr>
-                    <m:sty m:val="p"/>
-                  </m:rPr>
-                  <m:t>W</m:t>
-                </m:r>
-                <m:r>
-                  <m:rPr>
-                    <m:sty m:val="p"/>
-                  </m:rPr>
-                  <m:t>H</m:t>
-                </m:r>
-                <m:sSub>
-                  <m:e>
-                    <m:r>
-                      <m:rPr>
-                        <m:sty m:val="p"/>
-                      </m:rPr>
-                      <m:t>M</m:t>
-                    </m:r>
-                  </m:e>
-                  <m:sub>
-                    <m:r>
-                      <m:rPr>
-                        <m:sty m:val="p"/>
-                      </m:rPr>
-                      <m:t>s</m:t>
-                    </m:r>
-                    <m:r>
-                      <m:rPr>
-                        <m:sty m:val="p"/>
-                      </m:rPr>
-                      <m:t>L</m:t>
-                    </m:r>
-                    <m:r>
-                      <m:rPr>
-                        <m:sty m:val="p"/>
-                      </m:rPr>
-                      <m:t>A</m:t>
-                    </m:r>
-                    <m:r>
-                      <m:rPr>
-                        <m:sty m:val="p"/>
-                      </m:rPr>
-                      <m:t>S</m:t>
-                    </m:r>
-                    <m:r>
-                      <m:rPr>
-                        <m:sty m:val="p"/>
-                      </m:rPr>
-                      <m:t>E</m:t>
-                    </m:r>
-                    <m:r>
-                      <m:rPr>
-                        <m:sty m:val="p"/>
-                      </m:rPr>
-                      <m:t>R</m:t>
-                    </m:r>
-                  </m:sub>
-                </m:sSub>
-                <m:r>
-                  <m:rPr>
-                    <m:sty m:val="p"/>
-                  </m:rPr>
-                  <m:t>+</m:t>
-                </m:r>
-                <m:r>
-                  <m:rPr>
-                    <m:sty m:val="p"/>
-                  </m:rPr>
-                  <m:t>F</m:t>
-                </m:r>
-                <m:r>
-                  <m:rPr>
-                    <m:sty m:val="p"/>
-                  </m:rPr>
-                  <m:t>W</m:t>
-                </m:r>
-                <m:r>
-                  <m:rPr>
-                    <m:sty m:val="p"/>
-                  </m:rPr>
-                  <m:t>H</m:t>
-                </m:r>
-                <m:sSub>
-                  <m:e>
-                    <m:r>
-                      <m:rPr>
-                        <m:sty m:val="p"/>
-                      </m:rPr>
-                      <m:t>M</m:t>
-                    </m:r>
-                  </m:e>
-                  <m:sub>
-                    <m:r>
-                      <m:rPr>
-                        <m:sty m:val="p"/>
-                      </m:rPr>
-                      <m:t>M</m:t>
-                    </m:r>
-                    <m:r>
-                      <m:rPr>
-                        <m:sty m:val="p"/>
-                      </m:rPr>
-                      <m:t>E</m:t>
-                    </m:r>
-                    <m:r>
-                      <m:rPr>
-                        <m:sty m:val="p"/>
-                      </m:rPr>
-                      <m:t>G</m:t>
-                    </m:r>
-                    <m:r>
-                      <m:rPr>
-                        <m:sty m:val="p"/>
-                      </m:rPr>
-                      <m:t>A</m:t>
-                    </m:r>
-                    <m:r>
-                      <m:rPr>
-                        <m:nor/>
-                        <m:sty m:val="p"/>
-                      </m:rPr>
-                      <m:t>-</m:t>
-                    </m:r>
-                    <m:r>
-                      <m:rPr>
-                        <m:sty m:val="p"/>
-                      </m:rPr>
-                      <m:t>P</m:t>
-                    </m:r>
-                    <m:r>
-                      <m:rPr>
-                        <m:sty m:val="p"/>
-                      </m:rPr>
-                      <m:t>R</m:t>
-                    </m:r>
-                    <m:r>
-                      <m:rPr>
-                        <m:sty m:val="p"/>
-                      </m:rPr>
-                      <m:t>E</m:t>
-                    </m:r>
-                    <m:r>
-                      <m:rPr>
-                        <m:sty m:val="p"/>
-                      </m:rPr>
-                      <m:t>S</m:t>
-                    </m:r>
-                    <m:r>
-                      <m:rPr>
-                        <m:sty m:val="p"/>
-                      </m:rPr>
-                      <m:t>S</m:t>
-                    </m:r>
-                  </m:sub>
-                </m:sSub>
-              </m:e>
-            </m:mr>
-            <m:mr>
-              <m:e/>
-              <m:e>
-                <m:r>
-                  <m:rPr>
-                    <m:sty m:val="p"/>
-                  </m:rPr>
-                  <m:t>+</m:t>
-                </m:r>
-                <m:r>
-                  <m:rPr>
-                    <m:sty m:val="p"/>
-                  </m:rPr>
-                  <m:t>F</m:t>
-                </m:r>
-                <m:r>
-                  <m:rPr>
-                    <m:sty m:val="p"/>
-                  </m:rPr>
-                  <m:t>r</m:t>
-                </m:r>
-                <m:r>
-                  <m:rPr>
-                    <m:sty m:val="p"/>
-                  </m:rPr>
-                  <m:t>e</m:t>
-                </m:r>
-                <m:r>
-                  <m:rPr>
-                    <m:sty m:val="p"/>
-                  </m:rPr>
-                  <m:t>q</m:t>
-                </m:r>
-                <m:r>
-                  <m:rPr>
-                    <m:sty m:val="p"/>
-                  </m:rPr>
-                  <m:t>S</m:t>
-                </m:r>
-                <m:r>
-                  <m:rPr>
-                    <m:sty m:val="p"/>
-                  </m:rPr>
-                  <m:t>h</m:t>
-                </m:r>
-                <m:r>
-                  <m:rPr>
-                    <m:sty m:val="p"/>
-                  </m:rPr>
-                  <m:t>i</m:t>
-                </m:r>
-                <m:r>
-                  <m:rPr>
-                    <m:sty m:val="p"/>
-                  </m:rPr>
-                  <m:t>f</m:t>
-                </m:r>
-                <m:sSub>
-                  <m:e>
-                    <m:r>
-                      <m:rPr>
-                        <m:sty m:val="p"/>
-                      </m:rPr>
-                      <m:t>t</m:t>
-                    </m:r>
-                  </m:e>
-                  <m:sub>
-                    <m:r>
-                      <m:rPr>
-                        <m:sty m:val="p"/>
-                      </m:rPr>
-                      <m:t>s</m:t>
-                    </m:r>
-                    <m:r>
-                      <m:rPr>
-                        <m:sty m:val="p"/>
-                      </m:rPr>
-                      <m:t>L</m:t>
-                    </m:r>
-                    <m:r>
-                      <m:rPr>
-                        <m:sty m:val="p"/>
-                      </m:rPr>
-                      <m:t>A</m:t>
-                    </m:r>
-                    <m:r>
-                      <m:rPr>
-                        <m:sty m:val="p"/>
-                      </m:rPr>
-                      <m:t>S</m:t>
-                    </m:r>
-                    <m:r>
-                      <m:rPr>
-                        <m:sty m:val="p"/>
-                      </m:rPr>
-                      <m:t>E</m:t>
-                    </m:r>
-                    <m:r>
-                      <m:rPr>
-                        <m:sty m:val="p"/>
-                      </m:rPr>
-                      <m:t>R</m:t>
-                    </m:r>
-                  </m:sub>
-                </m:sSub>
-                <m:r>
-                  <m:rPr>
-                    <m:sty m:val="p"/>
-                  </m:rPr>
-                  <m:t>+</m:t>
-                </m:r>
-                <m:r>
-                  <m:rPr>
-                    <m:sty m:val="p"/>
-                  </m:rPr>
-                  <m:t>F</m:t>
-                </m:r>
-                <m:r>
-                  <m:rPr>
-                    <m:sty m:val="p"/>
-                  </m:rPr>
-                  <m:t>r</m:t>
-                </m:r>
-                <m:r>
-                  <m:rPr>
-                    <m:sty m:val="p"/>
-                  </m:rPr>
-                  <m:t>e</m:t>
-                </m:r>
-                <m:r>
-                  <m:rPr>
-                    <m:sty m:val="p"/>
-                  </m:rPr>
-                  <m:t>q</m:t>
-                </m:r>
-                <m:r>
-                  <m:rPr>
-                    <m:sty m:val="p"/>
-                  </m:rPr>
-                  <m:t>S</m:t>
-                </m:r>
-                <m:r>
-                  <m:rPr>
-                    <m:sty m:val="p"/>
-                  </m:rPr>
-                  <m:t>h</m:t>
-                </m:r>
-                <m:r>
-                  <m:rPr>
-                    <m:sty m:val="p"/>
-                  </m:rPr>
-                  <m:t>i</m:t>
-                </m:r>
-                <m:r>
-                  <m:rPr>
-                    <m:sty m:val="p"/>
-                  </m:rPr>
-                  <m:t>f</m:t>
-                </m:r>
-                <m:sSub>
-                  <m:e>
-                    <m:r>
-                      <m:rPr>
-                        <m:sty m:val="p"/>
-                      </m:rPr>
-                      <m:t>t</m:t>
-                    </m:r>
-                  </m:e>
-                  <m:sub>
-                    <m:r>
-                      <m:rPr>
-                        <m:sty m:val="p"/>
-                      </m:rPr>
-                      <m:t>M</m:t>
-                    </m:r>
-                    <m:r>
-                      <m:rPr>
-                        <m:sty m:val="p"/>
-                      </m:rPr>
-                      <m:t>E</m:t>
-                    </m:r>
-                    <m:r>
-                      <m:rPr>
-                        <m:sty m:val="p"/>
-                      </m:rPr>
-                      <m:t>G</m:t>
-                    </m:r>
-                    <m:r>
-                      <m:rPr>
-                        <m:sty m:val="p"/>
-                      </m:rPr>
-                      <m:t>A</m:t>
-                    </m:r>
-                    <m:r>
-                      <m:rPr>
-                        <m:nor/>
-                        <m:sty m:val="p"/>
-                      </m:rPr>
-                      <m:t>-</m:t>
-                    </m:r>
-                    <m:r>
-                      <m:rPr>
-                        <m:sty m:val="p"/>
-                      </m:rPr>
-                      <m:t>P</m:t>
-                    </m:r>
-                    <m:r>
-                      <m:rPr>
-                        <m:sty m:val="p"/>
-                      </m:rPr>
-                      <m:t>R</m:t>
-                    </m:r>
-                    <m:r>
-                      <m:rPr>
-                        <m:sty m:val="p"/>
-                      </m:rPr>
-                      <m:t>E</m:t>
-                    </m:r>
-                    <m:r>
-                      <m:rPr>
-                        <m:sty m:val="p"/>
-                      </m:rPr>
-                      <m:t>S</m:t>
-                    </m:r>
-                    <m:r>
-                      <m:rPr>
-                        <m:sty m:val="p"/>
-                      </m:rPr>
-                      <m:t>S</m:t>
-                    </m:r>
-                  </m:sub>
-                </m:sSub>
-              </m:e>
-            </m:mr>
-            <m:mr>
-              <m:e/>
-              <m:e>
-                <m:r>
-                  <m:rPr>
-                    <m:sty m:val="p"/>
-                  </m:rPr>
-                  <m:t>+</m:t>
-                </m:r>
-                <m:d>
-                  <m:dPr>
-                    <m:begChr m:val="("/>
-                    <m:endChr m:val=")"/>
-                    <m:sepChr m:val=""/>
-                    <m:grow/>
-                  </m:dPr>
-                  <m:e>
-                    <m:r>
-                      <m:t>1</m:t>
-                    </m:r>
-                    <m:r>
-                      <m:rPr>
-                        <m:sty m:val="p"/>
-                      </m:rPr>
-                      <m:t>|</m:t>
-                    </m:r>
-                    <m:r>
-                      <m:rPr>
-                        <m:sty m:val="p"/>
-                      </m:rPr>
-                      <m:t>S</m:t>
-                    </m:r>
-                    <m:r>
-                      <m:rPr>
-                        <m:sty m:val="p"/>
-                      </m:rPr>
-                      <m:t>u</m:t>
-                    </m:r>
-                    <m:r>
-                      <m:rPr>
-                        <m:sty m:val="p"/>
-                      </m:rPr>
-                      <m:t>b</m:t>
-                    </m:r>
-                    <m:r>
-                      <m:rPr>
-                        <m:sty m:val="p"/>
-                      </m:rPr>
-                      <m:t>j</m:t>
-                    </m:r>
-                    <m:r>
-                      <m:rPr>
-                        <m:sty m:val="p"/>
-                      </m:rPr>
-                      <m:t>e</m:t>
-                    </m:r>
-                    <m:r>
-                      <m:rPr>
-                        <m:sty m:val="p"/>
-                      </m:rPr>
-                      <m:t>c</m:t>
-                    </m:r>
-                    <m:r>
-                      <m:rPr>
-                        <m:sty m:val="p"/>
-                      </m:rPr>
-                      <m:t>t</m:t>
-                    </m:r>
-                  </m:e>
-                </m:d>
-              </m:e>
-            </m:mr>
-          </m:m>
+          <m:eqArr>
+            <m:e>
+              <m:r>
+                <m:rPr>
+                  <m:sty m:val="p"/>
+                </m:rPr>
+                <m:t>H</m:t>
+              </m:r>
+              <m:r>
+                <m:rPr>
+                  <m:sty m:val="p"/>
+                </m:rPr>
+                <m:t>∼</m:t>
+              </m:r>
+              <m:r>
+                <m:t> </m:t>
+              </m:r>
+              <m:r>
+                <m:t>&amp;</m:t>
+              </m:r>
+              <m:f>
+                <m:fPr>
+                  <m:type m:val="bar"/>
+                </m:fPr>
+                <m:num>
+                  <m:r>
+                    <m:rPr>
+                      <m:sty m:val="p"/>
+                    </m:rPr>
+                    <m:t>G</m:t>
+                  </m:r>
+                  <m:r>
+                    <m:rPr>
+                      <m:sty m:val="p"/>
+                    </m:rPr>
+                    <m:t>l</m:t>
+                  </m:r>
+                  <m:r>
+                    <m:rPr>
+                      <m:sty m:val="p"/>
+                    </m:rPr>
+                    <m:t>x</m:t>
+                  </m:r>
+                </m:num>
+                <m:den>
+                  <m:r>
+                    <m:rPr>
+                      <m:sty m:val="p"/>
+                    </m:rPr>
+                    <m:t>G</m:t>
+                  </m:r>
+                  <m:r>
+                    <m:rPr>
+                      <m:sty m:val="p"/>
+                    </m:rPr>
+                    <m:t>A</m:t>
+                  </m:r>
+                  <m:r>
+                    <m:rPr>
+                      <m:sty m:val="p"/>
+                    </m:rPr>
+                    <m:t>B</m:t>
+                  </m:r>
+                  <m:r>
+                    <m:rPr>
+                      <m:sty m:val="p"/>
+                    </m:rPr>
+                    <m:t>A</m:t>
+                  </m:r>
+                  <m:r>
+                    <m:rPr>
+                      <m:nor/>
+                      <m:sty m:val="p"/>
+                    </m:rPr>
+                    <m:t>+</m:t>
+                  </m:r>
+                </m:den>
+              </m:f>
+              <m:r>
+                <m:rPr>
+                  <m:sty m:val="p"/>
+                </m:rPr>
+                <m:t>+</m:t>
+              </m:r>
+              <m:r>
+                <m:rPr>
+                  <m:sty m:val="p"/>
+                </m:rPr>
+                <m:t>C</m:t>
+              </m:r>
+              <m:r>
+                <m:rPr>
+                  <m:sty m:val="p"/>
+                </m:rPr>
+                <m:t>o</m:t>
+              </m:r>
+              <m:r>
+                <m:rPr>
+                  <m:sty m:val="p"/>
+                </m:rPr>
+                <m:t>n</m:t>
+              </m:r>
+              <m:r>
+                <m:rPr>
+                  <m:sty m:val="p"/>
+                </m:rPr>
+                <m:t>d</m:t>
+              </m:r>
+              <m:r>
+                <m:rPr>
+                  <m:sty m:val="p"/>
+                </m:rPr>
+                <m:t>i</m:t>
+              </m:r>
+              <m:r>
+                <m:rPr>
+                  <m:sty m:val="p"/>
+                </m:rPr>
+                <m:t>t</m:t>
+              </m:r>
+              <m:r>
+                <m:rPr>
+                  <m:sty m:val="p"/>
+                </m:rPr>
+                <m:t>i</m:t>
+              </m:r>
+              <m:r>
+                <m:rPr>
+                  <m:sty m:val="p"/>
+                </m:rPr>
+                <m:t>o</m:t>
+              </m:r>
+              <m:r>
+                <m:rPr>
+                  <m:sty m:val="p"/>
+                </m:rPr>
+                <m:t>n</m:t>
+              </m:r>
+              <m:r>
+                <m:rPr>
+                  <m:sty m:val="p"/>
+                </m:rPr>
+                <m:t>+</m:t>
+              </m:r>
+              <m:r>
+                <m:rPr>
+                  <m:sty m:val="p"/>
+                </m:rPr>
+                <m:t>m</m:t>
+              </m:r>
+              <m:r>
+                <m:rPr>
+                  <m:sty m:val="p"/>
+                </m:rPr>
+                <m:t>e</m:t>
+              </m:r>
+              <m:r>
+                <m:rPr>
+                  <m:sty m:val="p"/>
+                </m:rPr>
+                <m:t>a</m:t>
+              </m:r>
+              <m:r>
+                <m:rPr>
+                  <m:sty m:val="p"/>
+                </m:rPr>
+                <m:t>n</m:t>
+              </m:r>
+              <m:r>
+                <m:rPr>
+                  <m:sty m:val="p"/>
+                </m:rPr>
+                <m:t>F</m:t>
+              </m:r>
+              <m:r>
+                <m:rPr>
+                  <m:sty m:val="p"/>
+                </m:rPr>
+                <m:t>D</m:t>
+              </m:r>
+            </m:e>
+            <m:e>
+              <m:r>
+                <m:t>&amp;</m:t>
+              </m:r>
+              <m:r>
+                <m:rPr>
+                  <m:sty m:val="p"/>
+                </m:rPr>
+                <m:t>+</m:t>
+              </m:r>
+              <m:r>
+                <m:rPr>
+                  <m:sty m:val="p"/>
+                </m:rPr>
+                <m:t>F</m:t>
+              </m:r>
+              <m:r>
+                <m:rPr>
+                  <m:sty m:val="p"/>
+                </m:rPr>
+                <m:t>W</m:t>
+              </m:r>
+              <m:r>
+                <m:rPr>
+                  <m:sty m:val="p"/>
+                </m:rPr>
+                <m:t>H</m:t>
+              </m:r>
+              <m:sSub>
+                <m:e>
+                  <m:r>
+                    <m:rPr>
+                      <m:sty m:val="p"/>
+                    </m:rPr>
+                    <m:t>M</m:t>
+                  </m:r>
+                </m:e>
+                <m:sub>
+                  <m:r>
+                    <m:rPr>
+                      <m:sty m:val="p"/>
+                    </m:rPr>
+                    <m:t>s</m:t>
+                  </m:r>
+                  <m:r>
+                    <m:rPr>
+                      <m:sty m:val="p"/>
+                    </m:rPr>
+                    <m:t>L</m:t>
+                  </m:r>
+                  <m:r>
+                    <m:rPr>
+                      <m:sty m:val="p"/>
+                    </m:rPr>
+                    <m:t>A</m:t>
+                  </m:r>
+                  <m:r>
+                    <m:rPr>
+                      <m:sty m:val="p"/>
+                    </m:rPr>
+                    <m:t>S</m:t>
+                  </m:r>
+                  <m:r>
+                    <m:rPr>
+                      <m:sty m:val="p"/>
+                    </m:rPr>
+                    <m:t>E</m:t>
+                  </m:r>
+                  <m:r>
+                    <m:rPr>
+                      <m:sty m:val="p"/>
+                    </m:rPr>
+                    <m:t>R</m:t>
+                  </m:r>
+                </m:sub>
+              </m:sSub>
+              <m:r>
+                <m:rPr>
+                  <m:sty m:val="p"/>
+                </m:rPr>
+                <m:t>+</m:t>
+              </m:r>
+              <m:r>
+                <m:rPr>
+                  <m:sty m:val="p"/>
+                </m:rPr>
+                <m:t>F</m:t>
+              </m:r>
+              <m:r>
+                <m:rPr>
+                  <m:sty m:val="p"/>
+                </m:rPr>
+                <m:t>W</m:t>
+              </m:r>
+              <m:r>
+                <m:rPr>
+                  <m:sty m:val="p"/>
+                </m:rPr>
+                <m:t>H</m:t>
+              </m:r>
+              <m:sSub>
+                <m:e>
+                  <m:r>
+                    <m:rPr>
+                      <m:sty m:val="p"/>
+                    </m:rPr>
+                    <m:t>M</m:t>
+                  </m:r>
+                </m:e>
+                <m:sub>
+                  <m:r>
+                    <m:rPr>
+                      <m:sty m:val="p"/>
+                    </m:rPr>
+                    <m:t>M</m:t>
+                  </m:r>
+                  <m:r>
+                    <m:rPr>
+                      <m:sty m:val="p"/>
+                    </m:rPr>
+                    <m:t>E</m:t>
+                  </m:r>
+                  <m:r>
+                    <m:rPr>
+                      <m:sty m:val="p"/>
+                    </m:rPr>
+                    <m:t>G</m:t>
+                  </m:r>
+                  <m:r>
+                    <m:rPr>
+                      <m:sty m:val="p"/>
+                    </m:rPr>
+                    <m:t>A</m:t>
+                  </m:r>
+                  <m:r>
+                    <m:rPr>
+                      <m:nor/>
+                      <m:sty m:val="p"/>
+                    </m:rPr>
+                    <m:t>-</m:t>
+                  </m:r>
+                  <m:r>
+                    <m:rPr>
+                      <m:sty m:val="p"/>
+                    </m:rPr>
+                    <m:t>P</m:t>
+                  </m:r>
+                  <m:r>
+                    <m:rPr>
+                      <m:sty m:val="p"/>
+                    </m:rPr>
+                    <m:t>R</m:t>
+                  </m:r>
+                  <m:r>
+                    <m:rPr>
+                      <m:sty m:val="p"/>
+                    </m:rPr>
+                    <m:t>E</m:t>
+                  </m:r>
+                  <m:r>
+                    <m:rPr>
+                      <m:sty m:val="p"/>
+                    </m:rPr>
+                    <m:t>S</m:t>
+                  </m:r>
+                  <m:r>
+                    <m:rPr>
+                      <m:sty m:val="p"/>
+                    </m:rPr>
+                    <m:t>S</m:t>
+                  </m:r>
+                </m:sub>
+              </m:sSub>
+            </m:e>
+            <m:e>
+              <m:r>
+                <m:t>&amp;</m:t>
+              </m:r>
+              <m:r>
+                <m:rPr>
+                  <m:sty m:val="p"/>
+                </m:rPr>
+                <m:t>+</m:t>
+              </m:r>
+              <m:r>
+                <m:rPr>
+                  <m:sty m:val="p"/>
+                </m:rPr>
+                <m:t>F</m:t>
+              </m:r>
+              <m:r>
+                <m:rPr>
+                  <m:sty m:val="p"/>
+                </m:rPr>
+                <m:t>r</m:t>
+              </m:r>
+              <m:r>
+                <m:rPr>
+                  <m:sty m:val="p"/>
+                </m:rPr>
+                <m:t>e</m:t>
+              </m:r>
+              <m:r>
+                <m:rPr>
+                  <m:sty m:val="p"/>
+                </m:rPr>
+                <m:t>q</m:t>
+              </m:r>
+              <m:r>
+                <m:rPr>
+                  <m:sty m:val="p"/>
+                </m:rPr>
+                <m:t>S</m:t>
+              </m:r>
+              <m:r>
+                <m:rPr>
+                  <m:sty m:val="p"/>
+                </m:rPr>
+                <m:t>h</m:t>
+              </m:r>
+              <m:r>
+                <m:rPr>
+                  <m:sty m:val="p"/>
+                </m:rPr>
+                <m:t>i</m:t>
+              </m:r>
+              <m:r>
+                <m:rPr>
+                  <m:sty m:val="p"/>
+                </m:rPr>
+                <m:t>f</m:t>
+              </m:r>
+              <m:sSub>
+                <m:e>
+                  <m:r>
+                    <m:rPr>
+                      <m:sty m:val="p"/>
+                    </m:rPr>
+                    <m:t>t</m:t>
+                  </m:r>
+                </m:e>
+                <m:sub>
+                  <m:r>
+                    <m:rPr>
+                      <m:sty m:val="p"/>
+                    </m:rPr>
+                    <m:t>s</m:t>
+                  </m:r>
+                  <m:r>
+                    <m:rPr>
+                      <m:sty m:val="p"/>
+                    </m:rPr>
+                    <m:t>L</m:t>
+                  </m:r>
+                  <m:r>
+                    <m:rPr>
+                      <m:sty m:val="p"/>
+                    </m:rPr>
+                    <m:t>A</m:t>
+                  </m:r>
+                  <m:r>
+                    <m:rPr>
+                      <m:sty m:val="p"/>
+                    </m:rPr>
+                    <m:t>S</m:t>
+                  </m:r>
+                  <m:r>
+                    <m:rPr>
+                      <m:sty m:val="p"/>
+                    </m:rPr>
+                    <m:t>E</m:t>
+                  </m:r>
+                  <m:r>
+                    <m:rPr>
+                      <m:sty m:val="p"/>
+                    </m:rPr>
+                    <m:t>R</m:t>
+                  </m:r>
+                </m:sub>
+              </m:sSub>
+              <m:r>
+                <m:rPr>
+                  <m:sty m:val="p"/>
+                </m:rPr>
+                <m:t>+</m:t>
+              </m:r>
+              <m:r>
+                <m:rPr>
+                  <m:sty m:val="p"/>
+                </m:rPr>
+                <m:t>F</m:t>
+              </m:r>
+              <m:r>
+                <m:rPr>
+                  <m:sty m:val="p"/>
+                </m:rPr>
+                <m:t>r</m:t>
+              </m:r>
+              <m:r>
+                <m:rPr>
+                  <m:sty m:val="p"/>
+                </m:rPr>
+                <m:t>e</m:t>
+              </m:r>
+              <m:r>
+                <m:rPr>
+                  <m:sty m:val="p"/>
+                </m:rPr>
+                <m:t>q</m:t>
+              </m:r>
+              <m:r>
+                <m:rPr>
+                  <m:sty m:val="p"/>
+                </m:rPr>
+                <m:t>S</m:t>
+              </m:r>
+              <m:r>
+                <m:rPr>
+                  <m:sty m:val="p"/>
+                </m:rPr>
+                <m:t>h</m:t>
+              </m:r>
+              <m:r>
+                <m:rPr>
+                  <m:sty m:val="p"/>
+                </m:rPr>
+                <m:t>i</m:t>
+              </m:r>
+              <m:r>
+                <m:rPr>
+                  <m:sty m:val="p"/>
+                </m:rPr>
+                <m:t>f</m:t>
+              </m:r>
+              <m:sSub>
+                <m:e>
+                  <m:r>
+                    <m:rPr>
+                      <m:sty m:val="p"/>
+                    </m:rPr>
+                    <m:t>t</m:t>
+                  </m:r>
+                </m:e>
+                <m:sub>
+                  <m:r>
+                    <m:rPr>
+                      <m:sty m:val="p"/>
+                    </m:rPr>
+                    <m:t>M</m:t>
+                  </m:r>
+                  <m:r>
+                    <m:rPr>
+                      <m:sty m:val="p"/>
+                    </m:rPr>
+                    <m:t>E</m:t>
+                  </m:r>
+                  <m:r>
+                    <m:rPr>
+                      <m:sty m:val="p"/>
+                    </m:rPr>
+                    <m:t>G</m:t>
+                  </m:r>
+                  <m:r>
+                    <m:rPr>
+                      <m:sty m:val="p"/>
+                    </m:rPr>
+                    <m:t>A</m:t>
+                  </m:r>
+                  <m:r>
+                    <m:rPr>
+                      <m:nor/>
+                      <m:sty m:val="p"/>
+                    </m:rPr>
+                    <m:t>-</m:t>
+                  </m:r>
+                  <m:r>
+                    <m:rPr>
+                      <m:sty m:val="p"/>
+                    </m:rPr>
+                    <m:t>P</m:t>
+                  </m:r>
+                  <m:r>
+                    <m:rPr>
+                      <m:sty m:val="p"/>
+                    </m:rPr>
+                    <m:t>R</m:t>
+                  </m:r>
+                  <m:r>
+                    <m:rPr>
+                      <m:sty m:val="p"/>
+                    </m:rPr>
+                    <m:t>E</m:t>
+                  </m:r>
+                  <m:r>
+                    <m:rPr>
+                      <m:sty m:val="p"/>
+                    </m:rPr>
+                    <m:t>S</m:t>
+                  </m:r>
+                  <m:r>
+                    <m:rPr>
+                      <m:sty m:val="p"/>
+                    </m:rPr>
+                    <m:t>S</m:t>
+                  </m:r>
+                </m:sub>
+              </m:sSub>
+            </m:e>
+            <m:e>
+              <m:r>
+                <m:t>&amp;</m:t>
+              </m:r>
+              <m:r>
+                <m:rPr>
+                  <m:sty m:val="p"/>
+                </m:rPr>
+                <m:t>+</m:t>
+              </m:r>
+              <m:r>
+                <m:rPr>
+                  <m:sty m:val="p"/>
+                </m:rPr>
+                <m:t>(</m:t>
+              </m:r>
+              <m:r>
+                <m:t>1</m:t>
+              </m:r>
+              <m:r>
+                <m:rPr>
+                  <m:sty m:val="p"/>
+                </m:rPr>
+                <m:t>|</m:t>
+              </m:r>
+              <m:r>
+                <m:rPr>
+                  <m:sty m:val="p"/>
+                </m:rPr>
+                <m:t>S</m:t>
+              </m:r>
+              <m:r>
+                <m:rPr>
+                  <m:sty m:val="p"/>
+                </m:rPr>
+                <m:t>u</m:t>
+              </m:r>
+              <m:r>
+                <m:rPr>
+                  <m:sty m:val="p"/>
+                </m:rPr>
+                <m:t>b</m:t>
+              </m:r>
+              <m:r>
+                <m:rPr>
+                  <m:sty m:val="p"/>
+                </m:rPr>
+                <m:t>j</m:t>
+              </m:r>
+              <m:r>
+                <m:rPr>
+                  <m:sty m:val="p"/>
+                </m:rPr>
+                <m:t>e</m:t>
+              </m:r>
+              <m:r>
+                <m:rPr>
+                  <m:sty m:val="p"/>
+                </m:rPr>
+                <m:t>c</m:t>
+              </m:r>
+              <m:r>
+                <m:rPr>
+                  <m:sty m:val="p"/>
+                </m:rPr>
+                <m:t>t</m:t>
+              </m:r>
+              <m:r>
+                <m:rPr>
+                  <m:sty m:val="p"/>
+                </m:rPr>
+                <m:t>)</m:t>
+              </m:r>
+            </m:e>
+          </m:eqArr>
         </m:oMath>
       </m:oMathPara>
     </w:p>
@@ -4175,9 +3888,9 @@
         <w:t xml:space="preserve">.</w:t>
       </w:r>
     </w:p>
-    <w:bookmarkEnd w:id="40"/>
-    <w:bookmarkEnd w:id="41"/>
-    <w:bookmarkStart w:id="77" w:name="results"/>
+    <w:bookmarkEnd w:id="29"/>
+    <w:bookmarkEnd w:id="30"/>
+    <w:bookmarkStart w:id="66" w:name="results"/>
     <w:p>
       <w:pPr>
         <w:pStyle w:val="Heading1"/>
@@ -4186,7 +3899,7 @@
         <w:t xml:space="preserve">3. Results</w:t>
       </w:r>
     </w:p>
-    <w:bookmarkStart w:id="46" w:name="participant-demographics"/>
+    <w:bookmarkStart w:id="35" w:name="participant-demographics"/>
     <w:p>
       <w:pPr>
         <w:pStyle w:val="Heading2"/>
@@ -4230,7 +3943,7 @@
       <w:tr>
         <w:tc>
           <w:tcPr/>
-          <w:bookmarkStart w:id="45" w:name="fig-partflow"/>
+          <w:bookmarkStart w:id="34" w:name="fig-partflow"/>
           <w:p>
             <w:pPr>
               <w:pStyle w:val="Compact"/>
@@ -4241,18 +3954,18 @@
                 <wp:inline>
                   <wp:extent cx="5943600" cy="2547257"/>
                   <wp:effectExtent b="0" l="0" r="0" t="0"/>
-                  <wp:docPr descr="" title="" id="43" name="Picture"/>
+                  <wp:docPr descr="" title="" id="32" name="Picture"/>
                   <a:graphic>
                     <a:graphicData uri="http://schemas.openxmlformats.org/drawingml/2006/picture">
                       <pic:pic>
                         <pic:nvPicPr>
-                          <pic:cNvPr descr="./images/ParticipantFlow.png" id="44" name="Picture"/>
+                          <pic:cNvPr descr="./images/ParticipantFlow.png" id="33" name="Picture"/>
                           <pic:cNvPicPr>
                             <a:picLocks noChangeArrowheads="1" noChangeAspect="1"/>
                           </pic:cNvPicPr>
                         </pic:nvPicPr>
                         <pic:blipFill>
-                          <a:blip r:embed="rId42"/>
+                          <a:blip r:embed="rId31"/>
                           <a:stretch>
                             <a:fillRect/>
                           </a:stretch>
@@ -4284,7 +3997,7 @@
               <w:jc w:val="center"/>
             </w:pPr>
             <w:pPr>
-              <w:jc w:val="start"/>
+              <w:jc w:val="left"/>
               <w:spacing w:before="200"/>
               <w:pStyle w:val="ImageCaption"/>
             </w:pPr>
@@ -4319,7 +4032,7 @@
               <w:t xml:space="preserve">. The number of participants at each stage is indicated within each node. Participants were excluded based on MRS FWHM and fMRI Mean FD thresholds, resulting in 18 participants included in the final analysis</w:t>
             </w:r>
           </w:p>
-          <w:bookmarkEnd w:id="45"/>
+          <w:bookmarkEnd w:id="34"/>
         </w:tc>
       </w:tr>
     </w:tbl>
@@ -4331,8 +4044,8 @@
         <w:t xml:space="preserve">The final study sample included 8 males and 10 females between ages 21.3 and 53.4, with a mean age and standard deviation of 29.6 ± 8.7 years.</w:t>
       </w:r>
     </w:p>
-    <w:bookmarkEnd w:id="46"/>
-    <w:bookmarkStart w:id="61" w:name="data-summary"/>
+    <w:bookmarkEnd w:id="35"/>
+    <w:bookmarkStart w:id="50" w:name="data-summary"/>
     <w:p>
       <w:pPr>
         <w:pStyle w:val="Heading2"/>
@@ -4415,7 +4128,7 @@
         <w:t xml:space="preserve">0.14 (range: [0.35, 0.95]).</w:t>
       </w:r>
     </w:p>
-    <w:bookmarkStart w:id="51" w:name="cell-fig-mrsquality"/>
+    <w:bookmarkStart w:id="40" w:name="cell-fig-mrsquality"/>
     <w:tbl>
       <w:tblPr>
         <w:tblStyle w:val="Table"/>
@@ -4429,7 +4142,7 @@
       <w:tr>
         <w:tc>
           <w:tcPr/>
-          <w:bookmarkStart w:id="50" w:name="fig-mrsquality"/>
+          <w:bookmarkStart w:id="39" w:name="fig-mrsquality"/>
           <w:p>
             <w:pPr>
               <w:pStyle w:val="Compact"/>
@@ -4440,18 +4153,18 @@
                 <wp:inline>
                   <wp:extent cx="5544151" cy="4620126"/>
                   <wp:effectExtent b="0" l="0" r="0" t="0"/>
-                  <wp:docPr descr="" title="" id="48" name="Picture"/>
+                  <wp:docPr descr="" title="" id="37" name="Picture"/>
                   <a:graphic>
                     <a:graphicData uri="http://schemas.openxmlformats.org/drawingml/2006/picture">
                       <pic:pic>
                         <pic:nvPicPr>
-                          <pic:cNvPr descr="index_files/figure-docx/fig-mrsquality-1.png" id="49" name="Picture"/>
+                          <pic:cNvPr descr="index_files/figure-docx/fig-mrsquality-1.png" id="38" name="Picture"/>
                           <pic:cNvPicPr>
                             <a:picLocks noChangeArrowheads="1" noChangeAspect="1"/>
                           </pic:cNvPicPr>
                         </pic:nvPicPr>
                         <pic:blipFill>
-                          <a:blip r:embed="rId47"/>
+                          <a:blip r:embed="rId36"/>
                           <a:stretch>
                             <a:fillRect/>
                           </a:stretch>
@@ -4483,7 +4196,7 @@
               <w:jc w:val="center"/>
             </w:pPr>
             <w:pPr>
-              <w:jc w:val="start"/>
+              <w:jc w:val="left"/>
               <w:spacing w:before="200"/>
               <w:pStyle w:val="ImageCaption"/>
             </w:pPr>
@@ -4521,11 +4234,11 @@
               <w:t xml:space="preserve">A) Average MRS location. Colored overlay of the average voxel location across all nineteen participants, from 0 (black) to 1 (white). Brighter yellow represents voxel locations shared by all participants, while darker purple represents voxel locations unique to participants. MRS voxels were registered to MNI space and averaged. Underlay is T1w MNI152 at 0.5 mm resolution. B) Sample Osprey sLASER Spectrum. Red spectrum indicates overall model fit. Model fits for individual metabolites are shown in blue below overall fit. C) Sample Osprey MEGA-PRESS Spectrum. Yellow spectrum indicates overall model fit. Model fits for individual metabolites are shown in blue below overall fit.</w:t>
             </w:r>
           </w:p>
-          <w:bookmarkEnd w:id="50"/>
+          <w:bookmarkEnd w:id="39"/>
         </w:tc>
       </w:tr>
     </w:tbl>
-    <w:bookmarkEnd w:id="51"/>
+    <w:bookmarkEnd w:id="40"/>
     <w:p>
       <w:pPr>
         <w:pStyle w:val="TextBody"/>
@@ -4595,7 +4308,7 @@
         <w:t xml:space="preserve">A, B, and C, respectively.</w:t>
       </w:r>
     </w:p>
-    <w:bookmarkStart w:id="56" w:name="cell-fig-hurstsamp"/>
+    <w:bookmarkStart w:id="45" w:name="cell-fig-hurstsamp"/>
     <w:tbl>
       <w:tblPr>
         <w:tblStyle w:val="Table"/>
@@ -4609,7 +4322,7 @@
       <w:tr>
         <w:tc>
           <w:tcPr/>
-          <w:bookmarkStart w:id="55" w:name="fig-hurstsamp"/>
+          <w:bookmarkStart w:id="44" w:name="fig-hurstsamp"/>
           <w:p>
             <w:pPr>
               <w:pStyle w:val="Compact"/>
@@ -4620,18 +4333,18 @@
                 <wp:inline>
                   <wp:extent cx="5544151" cy="5544151"/>
                   <wp:effectExtent b="0" l="0" r="0" t="0"/>
-                  <wp:docPr descr="" title="" id="53" name="Picture"/>
+                  <wp:docPr descr="" title="" id="42" name="Picture"/>
                   <a:graphic>
                     <a:graphicData uri="http://schemas.openxmlformats.org/drawingml/2006/picture">
                       <pic:pic>
                         <pic:nvPicPr>
-                          <pic:cNvPr descr="index_files/figure-docx/fig-hurstsamp-1.png" id="54" name="Picture"/>
+                          <pic:cNvPr descr="index_files/figure-docx/fig-hurstsamp-1.png" id="43" name="Picture"/>
                           <pic:cNvPicPr>
                             <a:picLocks noChangeArrowheads="1" noChangeAspect="1"/>
                           </pic:cNvPicPr>
                         </pic:nvPicPr>
                         <pic:blipFill>
-                          <a:blip r:embed="rId52"/>
+                          <a:blip r:embed="rId41"/>
                           <a:stretch>
                             <a:fillRect/>
                           </a:stretch>
@@ -4663,7 +4376,7 @@
               <w:jc w:val="center"/>
             </w:pPr>
             <w:pPr>
-              <w:jc w:val="start"/>
+              <w:jc w:val="left"/>
               <w:spacing w:before="200"/>
               <w:pStyle w:val="ImageCaption"/>
             </w:pPr>
@@ -4701,11 +4414,11 @@
               <w:t xml:space="preserve">A) sample fMRI grey-matter mask within the MRS voxel. Background: a sample coronal, sagittal, and axial slice is displayed of the mean fMRI scan from the rest acquisition. Foreground: the greymatter/MRS mask used to calculate mean H. B) Sample H map for whole brain. Coronal, sagittal, and axial views of are shown, colour-coded by H values. Colour-coding shows evident tissue differentiation by H value (i.e., gray matter (red), white matter (light red), and cerebrospinal fluid (white)). C) Sample PSD spectrum. All participants’ PSD spectrums during rest are plotted using light grey lines. Mean PSD is plotted in solid red Mean linear regression line is plotted in dashed blue. H for each participant was calculated from the slope of their mean linear regression line.</w:t>
             </w:r>
           </w:p>
-          <w:bookmarkEnd w:id="55"/>
+          <w:bookmarkEnd w:id="44"/>
         </w:tc>
       </w:tr>
     </w:tbl>
-    <w:bookmarkEnd w:id="56"/>
+    <w:bookmarkEnd w:id="45"/>
     <w:p>
       <w:pPr>
         <w:pStyle w:val="TextBody"/>
@@ -4738,7 +4451,7 @@
       <w:tr>
         <w:tc>
           <w:tcPr/>
-          <w:bookmarkStart w:id="60" w:name="fig-averagehurst"/>
+          <w:bookmarkStart w:id="49" w:name="fig-averagehurst"/>
           <w:p>
             <w:pPr>
               <w:pStyle w:val="Compact"/>
@@ -4749,18 +4462,18 @@
                 <wp:inline>
                   <wp:extent cx="4754880" cy="3572639"/>
                   <wp:effectExtent b="0" l="0" r="0" t="0"/>
-                  <wp:docPr descr="" title="" id="58" name="Picture"/>
+                  <wp:docPr descr="" title="" id="47" name="Picture"/>
                   <a:graphic>
                     <a:graphicData uri="http://schemas.openxmlformats.org/drawingml/2006/picture">
                       <pic:pic>
                         <pic:nvPicPr>
-                          <pic:cNvPr descr="./images/RestMovieHurstAverage.png" id="59" name="Picture"/>
+                          <pic:cNvPr descr="./images/RestMovieHurstAverage.png" id="48" name="Picture"/>
                           <pic:cNvPicPr>
                             <a:picLocks noChangeArrowheads="1" noChangeAspect="1"/>
                           </pic:cNvPicPr>
                         </pic:nvPicPr>
                         <pic:blipFill>
-                          <a:blip r:embed="rId57"/>
+                          <a:blip r:embed="rId46"/>
                           <a:stretch>
                             <a:fillRect/>
                           </a:stretch>
@@ -4792,7 +4505,7 @@
               <w:jc w:val="center"/>
             </w:pPr>
             <w:pPr>
-              <w:jc w:val="start"/>
+              <w:jc w:val="left"/>
               <w:spacing w:before="200"/>
               <w:pStyle w:val="ImageCaption"/>
             </w:pPr>
@@ -4830,12 +4543,12 @@
               <w:t xml:space="preserve">Group averaged maps of the Hurst exponent computed to visualize whole-brain patterns across sessions: rest (top) and movie watching (bottom.)</w:t>
             </w:r>
           </w:p>
-          <w:bookmarkEnd w:id="60"/>
+          <w:bookmarkEnd w:id="49"/>
         </w:tc>
       </w:tr>
     </w:tbl>
-    <w:bookmarkEnd w:id="61"/>
-    <w:bookmarkStart w:id="62" w:name="linear-mixed-effects-model-h-and-ei"/>
+    <w:bookmarkEnd w:id="50"/>
+    <w:bookmarkStart w:id="51" w:name="linear-mixed-effects-model-h-and-ei"/>
     <w:p>
       <w:pPr>
         <w:pStyle w:val="Heading2"/>
@@ -5019,8 +4732,8 @@
         <w:t xml:space="preserve">and meanFD (beta = -0.59, 95% CI [-2.14, 0.96], t(26) = -0.75, p = 0.46) — were not statistically significant.</w:t>
       </w:r>
     </w:p>
-    <w:bookmarkEnd w:id="62"/>
-    <w:bookmarkStart w:id="75" w:name="post-hoc-analyses"/>
+    <w:bookmarkEnd w:id="51"/>
+    <w:bookmarkStart w:id="64" w:name="post-hoc-analyses"/>
     <w:p>
       <w:pPr>
         <w:pStyle w:val="Heading2"/>
@@ -5178,7 +4891,7 @@
       <w:tr>
         <w:tc>
           <w:tcPr/>
-          <w:bookmarkStart w:id="63" w:name="tbl-results"/>
+          <w:bookmarkStart w:id="52" w:name="tbl-results"/>
           <w:tbl>
             <w:tblPr>
               <w:tblStyle w:val="Table"/>
@@ -5208,7 +4921,6 @@
                 <w:p>
                   <w:pPr>
                     <w:pStyle w:val="Compact"/>
-                    <w:jc w:val="left"/>
                     <w:jc w:val="center"/>
                   </w:pPr>
                   <w:r>
@@ -5221,7 +4933,6 @@
                 <w:p>
                   <w:pPr>
                     <w:pStyle w:val="Compact"/>
-                    <w:jc w:val="left"/>
                     <w:jc w:val="center"/>
                   </w:pPr>
                   <w:r>
@@ -5234,7 +4945,6 @@
                 <w:p>
                   <w:pPr>
                     <w:pStyle w:val="Compact"/>
-                    <w:jc w:val="left"/>
                     <w:jc w:val="center"/>
                   </w:pPr>
                   <w:r>
@@ -5249,7 +4959,6 @@
                 <w:p>
                   <w:pPr>
                     <w:pStyle w:val="Compact"/>
-                    <w:jc w:val="left"/>
                     <w:jc w:val="center"/>
                   </w:pPr>
                   <w:r>
@@ -5266,7 +4975,6 @@
                 <w:p>
                   <w:pPr>
                     <w:pStyle w:val="Compact"/>
-                    <w:jc w:val="left"/>
                     <w:jc w:val="center"/>
                   </w:pPr>
                   <w:r>
@@ -5279,7 +4987,6 @@
                 <w:p>
                   <w:pPr>
                     <w:pStyle w:val="Compact"/>
-                    <w:jc w:val="left"/>
                     <w:jc w:val="center"/>
                   </w:pPr>
                   <w:r>
@@ -5292,7 +4999,6 @@
                 <w:p>
                   <w:pPr>
                     <w:pStyle w:val="Compact"/>
-                    <w:jc w:val="left"/>
                     <w:jc w:val="center"/>
                   </w:pPr>
                   <w:r>
@@ -5307,7 +5013,6 @@
                 <w:p>
                   <w:pPr>
                     <w:pStyle w:val="Compact"/>
-                    <w:jc w:val="left"/>
                     <w:jc w:val="center"/>
                   </w:pPr>
                   <w:r>
@@ -5324,7 +5029,6 @@
                 <w:p>
                   <w:pPr>
                     <w:pStyle w:val="Compact"/>
-                    <w:jc w:val="left"/>
                     <w:jc w:val="center"/>
                   </w:pPr>
                   <w:r>
@@ -5337,7 +5041,6 @@
                 <w:p>
                   <w:pPr>
                     <w:pStyle w:val="Compact"/>
-                    <w:jc w:val="left"/>
                     <w:jc w:val="center"/>
                   </w:pPr>
                   <w:r>
@@ -5350,7 +5053,6 @@
                 <w:p>
                   <w:pPr>
                     <w:pStyle w:val="Compact"/>
-                    <w:jc w:val="left"/>
                     <w:jc w:val="center"/>
                   </w:pPr>
                   <w:r>
@@ -5365,7 +5067,6 @@
                 <w:p>
                   <w:pPr>
                     <w:pStyle w:val="Compact"/>
-                    <w:jc w:val="left"/>
                     <w:jc w:val="center"/>
                   </w:pPr>
                   <w:r>
@@ -5382,7 +5083,6 @@
                 <w:p>
                   <w:pPr>
                     <w:pStyle w:val="Compact"/>
-                    <w:jc w:val="left"/>
                     <w:jc w:val="center"/>
                   </w:pPr>
                   <w:r>
@@ -5395,7 +5095,6 @@
                 <w:p>
                   <w:pPr>
                     <w:pStyle w:val="Compact"/>
-                    <w:jc w:val="left"/>
                     <w:jc w:val="center"/>
                   </w:pPr>
                   <w:r>
@@ -5408,7 +5107,6 @@
                 <w:p>
                   <w:pPr>
                     <w:pStyle w:val="Compact"/>
-                    <w:jc w:val="left"/>
                     <w:jc w:val="center"/>
                   </w:pPr>
                   <w:r>
@@ -5423,7 +5121,6 @@
                 <w:p>
                   <w:pPr>
                     <w:pStyle w:val="Compact"/>
-                    <w:jc w:val="left"/>
                     <w:jc w:val="center"/>
                   </w:pPr>
                   <w:r>
@@ -5440,7 +5137,6 @@
                 <w:p>
                   <w:pPr>
                     <w:pStyle w:val="Compact"/>
-                    <w:jc w:val="left"/>
                     <w:jc w:val="center"/>
                   </w:pPr>
                   <w:r>
@@ -5453,7 +5149,6 @@
                 <w:p>
                   <w:pPr>
                     <w:pStyle w:val="Compact"/>
-                    <w:jc w:val="left"/>
                     <w:jc w:val="center"/>
                   </w:pPr>
                   <w:r>
@@ -5466,7 +5161,6 @@
                 <w:p>
                   <w:pPr>
                     <w:pStyle w:val="Compact"/>
-                    <w:jc w:val="left"/>
                     <w:jc w:val="center"/>
                   </w:pPr>
                   <w:r>
@@ -5481,7 +5175,7 @@
               <w:jc w:val="center"/>
             </w:pPr>
             <w:pPr>
-              <w:jc w:val="start"/>
+              <w:jc w:val="left"/>
               <w:spacing w:before="200"/>
               <w:pStyle w:val="ImageCaption"/>
             </w:pPr>
@@ -5519,11 +5213,11 @@
               <w:t xml:space="preserve">Glx and GABA+ values are in millimoles.</w:t>
             </w:r>
           </w:p>
-          <w:bookmarkEnd w:id="63"/>
+          <w:bookmarkEnd w:id="52"/>
         </w:tc>
       </w:tr>
     </w:tbl>
-    <w:bookmarkStart w:id="68" w:name="cell-fig-results"/>
+    <w:bookmarkStart w:id="57" w:name="cell-fig-results"/>
     <w:tbl>
       <w:tblPr>
         <w:tblStyle w:val="Table"/>
@@ -5537,7 +5231,7 @@
       <w:tr>
         <w:tc>
           <w:tcPr/>
-          <w:bookmarkStart w:id="67" w:name="fig-results"/>
+          <w:bookmarkStart w:id="56" w:name="fig-results"/>
           <w:p>
             <w:pPr>
               <w:pStyle w:val="Compact"/>
@@ -5548,18 +5242,18 @@
                 <wp:inline>
                   <wp:extent cx="5943600" cy="4754880"/>
                   <wp:effectExtent b="0" l="0" r="0" t="0"/>
-                  <wp:docPr descr="" title="" id="65" name="Picture"/>
+                  <wp:docPr descr="" title="" id="54" name="Picture"/>
                   <a:graphic>
                     <a:graphicData uri="http://schemas.openxmlformats.org/drawingml/2006/picture">
                       <pic:pic>
                         <pic:nvPicPr>
-                          <pic:cNvPr descr="index_files/figure-docx/fig-results-1.png" id="66" name="Picture"/>
+                          <pic:cNvPr descr="index_files/figure-docx/fig-results-1.png" id="55" name="Picture"/>
                           <pic:cNvPicPr>
                             <a:picLocks noChangeArrowheads="1" noChangeAspect="1"/>
                           </pic:cNvPicPr>
                         </pic:nvPicPr>
                         <pic:blipFill>
-                          <a:blip r:embed="rId64"/>
+                          <a:blip r:embed="rId53"/>
                           <a:stretch>
                             <a:fillRect/>
                           </a:stretch>
@@ -5591,7 +5285,7 @@
               <w:jc w:val="center"/>
             </w:pPr>
             <w:pPr>
-              <w:jc w:val="start"/>
+              <w:jc w:val="left"/>
               <w:spacing w:before="200"/>
               <w:pStyle w:val="ImageCaption"/>
             </w:pPr>
@@ -5629,11 +5323,11 @@
               <w:t xml:space="preserve">A) Glx (mM); B) GABA+ (mM); and C) E:I. Paired dots represent the same participant across conditions. Mean difference with 95% confidence intervals, and as Cohen’s D are reported at the top of each plot.</w:t>
             </w:r>
           </w:p>
-          <w:bookmarkEnd w:id="67"/>
+          <w:bookmarkEnd w:id="56"/>
         </w:tc>
       </w:tr>
     </w:tbl>
-    <w:bookmarkEnd w:id="68"/>
+    <w:bookmarkEnd w:id="57"/>
     <w:p>
       <w:pPr>
         <w:pStyle w:val="TextBody"/>
@@ -5656,7 +5350,7 @@
         <w:t xml:space="preserve"> </w:t>
       </w:r>
     </w:p>
-    <w:bookmarkStart w:id="73" w:name="cell-fig-correlations"/>
+    <w:bookmarkStart w:id="62" w:name="cell-fig-correlations"/>
     <w:tbl>
       <w:tblPr>
         <w:tblStyle w:val="Table"/>
@@ -5670,7 +5364,7 @@
       <w:tr>
         <w:tc>
           <w:tcPr/>
-          <w:bookmarkStart w:id="72" w:name="fig-correlations"/>
+          <w:bookmarkStart w:id="61" w:name="fig-correlations"/>
           <w:p>
             <w:pPr>
               <w:pStyle w:val="Compact"/>
@@ -5681,18 +5375,18 @@
                 <wp:inline>
                   <wp:extent cx="5943600" cy="5094514"/>
                   <wp:effectExtent b="0" l="0" r="0" t="0"/>
-                  <wp:docPr descr="" title="" id="70" name="Picture"/>
+                  <wp:docPr descr="" title="" id="59" name="Picture"/>
                   <a:graphic>
                     <a:graphicData uri="http://schemas.openxmlformats.org/drawingml/2006/picture">
                       <pic:pic>
                         <pic:nvPicPr>
-                          <pic:cNvPr descr="index_files/figure-docx/fig-correlations-1.png" id="71" name="Picture"/>
+                          <pic:cNvPr descr="index_files/figure-docx/fig-correlations-1.png" id="60" name="Picture"/>
                           <pic:cNvPicPr>
                             <a:picLocks noChangeArrowheads="1" noChangeAspect="1"/>
                           </pic:cNvPicPr>
                         </pic:nvPicPr>
                         <pic:blipFill>
-                          <a:blip r:embed="rId69"/>
+                          <a:blip r:embed="rId58"/>
                           <a:stretch>
                             <a:fillRect/>
                           </a:stretch>
@@ -5724,7 +5418,7 @@
               <w:jc w:val="center"/>
             </w:pPr>
             <w:pPr>
-              <w:jc w:val="start"/>
+              <w:jc w:val="left"/>
               <w:spacing w:before="200"/>
               <w:pStyle w:val="ImageCaption"/>
             </w:pPr>
@@ -5762,12 +5456,12 @@
               <w:t xml:space="preserve">A) Glx (mM); B) GABA+ (mM); and C) E:I. Rest is in green, while movie is in orange. p-values are reported at the top of each plot.</w:t>
             </w:r>
           </w:p>
-          <w:bookmarkEnd w:id="72"/>
+          <w:bookmarkEnd w:id="61"/>
         </w:tc>
       </w:tr>
     </w:tbl>
-    <w:bookmarkEnd w:id="73"/>
-    <w:bookmarkStart w:id="74" w:name="data-quality"/>
+    <w:bookmarkEnd w:id="62"/>
+    <w:bookmarkStart w:id="63" w:name="data-quality"/>
     <w:p>
       <w:pPr>
         <w:pStyle w:val="Heading3"/>
@@ -5933,9 +5627,9 @@
         <w:t xml:space="preserve">).</w:t>
       </w:r>
     </w:p>
-    <w:bookmarkEnd w:id="74"/>
-    <w:bookmarkEnd w:id="75"/>
-    <w:bookmarkStart w:id="76" w:name="re-analysis-using-gannet-1"/>
+    <w:bookmarkEnd w:id="63"/>
+    <w:bookmarkEnd w:id="64"/>
+    <w:bookmarkStart w:id="65" w:name="re-analysis-using-gannet-1"/>
     <w:p>
       <w:pPr>
         <w:pStyle w:val="Heading2"/>
@@ -5967,9 +5661,9 @@
         <w:t xml:space="preserve">did not result in any significant changes from the results reported above. We have included these results in the Supplementary Material.</w:t>
       </w:r>
     </w:p>
-    <w:bookmarkEnd w:id="76"/>
-    <w:bookmarkEnd w:id="77"/>
-    <w:bookmarkStart w:id="81" w:name="discussion"/>
+    <w:bookmarkEnd w:id="65"/>
+    <w:bookmarkEnd w:id="66"/>
+    <w:bookmarkStart w:id="70" w:name="discussion"/>
     <w:p>
       <w:pPr>
         <w:pStyle w:val="Heading1"/>
@@ -6249,7 +5943,7 @@
       <w:tr>
         <w:tc>
           <w:tcPr/>
-          <w:bookmarkStart w:id="78" w:name="tbl-lit"/>
+          <w:bookmarkStart w:id="67" w:name="tbl-lit"/>
           <w:tbl>
             <w:tblPr>
               <w:tblStyle w:val="Table"/>
@@ -6274,7 +5968,6 @@
                 <w:p>
                   <w:pPr>
                     <w:pStyle w:val="Compact"/>
-                    <w:jc w:val="left"/>
                     <w:jc w:val="center"/>
                   </w:pPr>
                   <w:r>
@@ -6287,7 +5980,6 @@
                 <w:p>
                   <w:pPr>
                     <w:pStyle w:val="Compact"/>
-                    <w:jc w:val="left"/>
                     <w:jc w:val="center"/>
                   </w:pPr>
                   <w:r>
@@ -6300,7 +5992,6 @@
                 <w:p>
                   <w:pPr>
                     <w:pStyle w:val="Compact"/>
-                    <w:jc w:val="left"/>
                     <w:jc w:val="center"/>
                   </w:pPr>
                   <w:r>
@@ -6313,7 +6004,6 @@
                 <w:p>
                   <w:pPr>
                     <w:pStyle w:val="Compact"/>
-                    <w:jc w:val="left"/>
                     <w:jc w:val="center"/>
                   </w:pPr>
                   <w:r>
@@ -6326,7 +6016,6 @@
                 <w:p>
                   <w:pPr>
                     <w:pStyle w:val="Compact"/>
-                    <w:jc w:val="left"/>
                     <w:jc w:val="center"/>
                   </w:pPr>
                   <w:r>
@@ -6339,7 +6028,6 @@
                 <w:p>
                   <w:pPr>
                     <w:pStyle w:val="Compact"/>
-                    <w:jc w:val="left"/>
                     <w:jc w:val="center"/>
                   </w:pPr>
                   <w:r>
@@ -6354,7 +6042,6 @@
                 <w:p>
                   <w:pPr>
                     <w:pStyle w:val="Compact"/>
-                    <w:jc w:val="left"/>
                     <w:jc w:val="center"/>
                   </w:pPr>
                   <w:r>
@@ -6373,7 +6060,6 @@
                 <w:p>
                   <w:pPr>
                     <w:pStyle w:val="Compact"/>
-                    <w:jc w:val="left"/>
                     <w:jc w:val="center"/>
                   </w:pPr>
                   <w:r>
@@ -6386,7 +6072,6 @@
                 <w:p>
                   <w:pPr>
                     <w:pStyle w:val="Compact"/>
-                    <w:jc w:val="left"/>
                     <w:jc w:val="center"/>
                   </w:pPr>
                   <w:r>
@@ -6399,7 +6084,6 @@
                 <w:p>
                   <w:pPr>
                     <w:pStyle w:val="Compact"/>
-                    <w:jc w:val="left"/>
                     <w:jc w:val="center"/>
                   </w:pPr>
                   <w:r>
@@ -6412,7 +6096,6 @@
                 <w:p>
                   <w:pPr>
                     <w:pStyle w:val="Compact"/>
-                    <w:jc w:val="left"/>
                     <w:jc w:val="center"/>
                   </w:pPr>
                   <w:r>
@@ -6425,7 +6108,6 @@
                 <w:p>
                   <w:pPr>
                     <w:pStyle w:val="Compact"/>
-                    <w:jc w:val="left"/>
                     <w:jc w:val="center"/>
                   </w:pPr>
                   <w:r>
@@ -6440,7 +6122,6 @@
                 <w:p>
                   <w:pPr>
                     <w:pStyle w:val="Compact"/>
-                    <w:jc w:val="left"/>
                     <w:jc w:val="center"/>
                   </w:pPr>
                   <w:r>
@@ -6459,7 +6140,6 @@
                 <w:p>
                   <w:pPr>
                     <w:pStyle w:val="Compact"/>
-                    <w:jc w:val="left"/>
                     <w:jc w:val="center"/>
                   </w:pPr>
                   <w:r>
@@ -6472,7 +6152,6 @@
                 <w:p>
                   <w:pPr>
                     <w:pStyle w:val="Compact"/>
-                    <w:jc w:val="left"/>
                     <w:jc w:val="center"/>
                   </w:pPr>
                   <w:r>
@@ -6485,7 +6164,6 @@
                 <w:p>
                   <w:pPr>
                     <w:pStyle w:val="Compact"/>
-                    <w:jc w:val="left"/>
                     <w:jc w:val="center"/>
                   </w:pPr>
                   <w:r>
@@ -6498,7 +6176,6 @@
                 <w:p>
                   <w:pPr>
                     <w:pStyle w:val="Compact"/>
-                    <w:jc w:val="left"/>
                     <w:jc w:val="center"/>
                   </w:pPr>
                   <w:r>
@@ -6511,7 +6188,6 @@
                 <w:p>
                   <w:pPr>
                     <w:pStyle w:val="Compact"/>
-                    <w:jc w:val="left"/>
                     <w:jc w:val="center"/>
                   </w:pPr>
                   <w:r>
@@ -6526,7 +6202,6 @@
                 <w:p>
                   <w:pPr>
                     <w:pStyle w:val="Compact"/>
-                    <w:jc w:val="left"/>
                     <w:jc w:val="center"/>
                   </w:pPr>
                   <w:r>
@@ -6545,7 +6220,6 @@
                 <w:p>
                   <w:pPr>
                     <w:pStyle w:val="Compact"/>
-                    <w:jc w:val="left"/>
                     <w:jc w:val="center"/>
                   </w:pPr>
                   <w:r>
@@ -6558,7 +6232,6 @@
                 <w:p>
                   <w:pPr>
                     <w:pStyle w:val="Compact"/>
-                    <w:jc w:val="left"/>
                     <w:jc w:val="center"/>
                   </w:pPr>
                   <w:r>
@@ -6571,7 +6244,6 @@
                 <w:p>
                   <w:pPr>
                     <w:pStyle w:val="Compact"/>
-                    <w:jc w:val="left"/>
                     <w:jc w:val="center"/>
                   </w:pPr>
                   <w:r>
@@ -6584,7 +6256,6 @@
                 <w:p>
                   <w:pPr>
                     <w:pStyle w:val="Compact"/>
-                    <w:jc w:val="left"/>
                     <w:jc w:val="center"/>
                   </w:pPr>
                   <w:r>
@@ -6597,7 +6268,6 @@
                 <w:p>
                   <w:pPr>
                     <w:pStyle w:val="Compact"/>
-                    <w:jc w:val="left"/>
                     <w:jc w:val="center"/>
                   </w:pPr>
                   <w:r>
@@ -6612,7 +6282,6 @@
                 <w:p>
                   <w:pPr>
                     <w:pStyle w:val="Compact"/>
-                    <w:jc w:val="left"/>
                     <w:jc w:val="center"/>
                   </w:pPr>
                   <w:r>
@@ -6631,7 +6300,6 @@
                 <w:p>
                   <w:pPr>
                     <w:pStyle w:val="Compact"/>
-                    <w:jc w:val="left"/>
                     <w:jc w:val="center"/>
                   </w:pPr>
                   <w:r>
@@ -6644,7 +6312,6 @@
                 <w:p>
                   <w:pPr>
                     <w:pStyle w:val="Compact"/>
-                    <w:jc w:val="left"/>
                     <w:jc w:val="center"/>
                   </w:pPr>
                   <w:r>
@@ -6657,7 +6324,6 @@
                 <w:p>
                   <w:pPr>
                     <w:pStyle w:val="Compact"/>
-                    <w:jc w:val="left"/>
                     <w:jc w:val="center"/>
                   </w:pPr>
                   <w:r>
@@ -6670,7 +6336,6 @@
                 <w:p>
                   <w:pPr>
                     <w:pStyle w:val="Compact"/>
-                    <w:jc w:val="left"/>
                     <w:jc w:val="center"/>
                   </w:pPr>
                   <w:r>
@@ -6683,7 +6348,6 @@
                 <w:p>
                   <w:pPr>
                     <w:pStyle w:val="Compact"/>
-                    <w:jc w:val="left"/>
                     <w:jc w:val="center"/>
                   </w:pPr>
                   <w:r>
@@ -6698,7 +6362,6 @@
                 <w:p>
                   <w:pPr>
                     <w:pStyle w:val="Compact"/>
-                    <w:jc w:val="left"/>
                     <w:jc w:val="center"/>
                   </w:pPr>
                   <w:r>
@@ -6717,7 +6380,6 @@
                 <w:p>
                   <w:pPr>
                     <w:pStyle w:val="Compact"/>
-                    <w:jc w:val="left"/>
                     <w:jc w:val="center"/>
                   </w:pPr>
                   <w:r>
@@ -6730,7 +6392,6 @@
                 <w:p>
                   <w:pPr>
                     <w:pStyle w:val="Compact"/>
-                    <w:jc w:val="left"/>
                     <w:jc w:val="center"/>
                   </w:pPr>
                   <w:r>
@@ -6743,7 +6404,6 @@
                 <w:p>
                   <w:pPr>
                     <w:pStyle w:val="Compact"/>
-                    <w:jc w:val="left"/>
                     <w:jc w:val="center"/>
                   </w:pPr>
                   <w:r>
@@ -6756,7 +6416,6 @@
                 <w:p>
                   <w:pPr>
                     <w:pStyle w:val="Compact"/>
-                    <w:jc w:val="left"/>
                     <w:jc w:val="center"/>
                   </w:pPr>
                   <w:r>
@@ -6769,7 +6428,6 @@
                 <w:p>
                   <w:pPr>
                     <w:pStyle w:val="Compact"/>
-                    <w:jc w:val="left"/>
                     <w:jc w:val="center"/>
                   </w:pPr>
                   <w:r>
@@ -6784,7 +6442,7 @@
               <w:jc w:val="center"/>
             </w:pPr>
             <w:pPr>
-              <w:jc w:val="start"/>
+              <w:jc w:val="left"/>
               <w:spacing w:before="200"/>
               <w:pStyle w:val="ImageCaption"/>
             </w:pPr>
@@ -6816,7 +6474,7 @@
               <w:t xml:space="preserve">Summary of methods for existing E:I-Hurst studies</w:t>
             </w:r>
           </w:p>
-          <w:bookmarkEnd w:id="78"/>
+          <w:bookmarkEnd w:id="67"/>
         </w:tc>
       </w:tr>
     </w:tbl>
@@ -6862,7 +6520,7 @@
         <w:t xml:space="preserve">As both H and E:I have been known to change with age, we did not seek to limit our sample to any specific age range. Furthermore, other physiological details — such as caffeine, nicotine, phase of the menstrual cycle, gender, and medication use — were not collected, as the core E:I-Hurst theory posits a global relationship that should hold irrespective of specific brain states or transient physiological factors. Additionally, our within-subjects design strengthens this approach: our core analyses assessing changes between resting state and movie-watching were paired, with each participant serving as their own control. This reduces the influence of inter-individual variability, including age-related and other brain-state effects.</w:t>
       </w:r>
     </w:p>
-    <w:bookmarkStart w:id="79" w:name="limitations-and-strengths"/>
+    <w:bookmarkStart w:id="68" w:name="limitations-and-strengths"/>
     <w:p>
       <w:pPr>
         <w:pStyle w:val="Heading2"/>
@@ -6906,13 +6564,7 @@
         <w:t xml:space="preserve"> </w:t>
       </w:r>
       <w:r>
-        <w:t xml:space="preserve">‘</w:t>
-      </w:r>
-      <w:r>
-        <w:t xml:space="preserve">cloning</w:t>
-      </w:r>
-      <w:r>
-        <w:t xml:space="preserve">’</w:t>
+        <w:t xml:space="preserve">‘cloning’</w:t>
       </w:r>
       <w:r>
         <w:t xml:space="preserve"> </w:t>
@@ -7000,8 +6652,8 @@
         <w:t xml:space="preserve">.</w:t>
       </w:r>
     </w:p>
-    <w:bookmarkEnd w:id="79"/>
-    <w:bookmarkStart w:id="80" w:name="lessons-for-future-researchers"/>
+    <w:bookmarkEnd w:id="68"/>
+    <w:bookmarkStart w:id="69" w:name="lessons-for-future-researchers"/>
     <w:p>
       <w:pPr>
         <w:pStyle w:val="Heading2"/>
@@ -7170,9 +6822,9 @@
         <w:t xml:space="preserve">Together, these considerations may help in overcoming the limitations observed in the present study and contribute to a clearer understanding of the potential relationship between E:I and H.</w:t>
       </w:r>
     </w:p>
-    <w:bookmarkEnd w:id="80"/>
-    <w:bookmarkEnd w:id="81"/>
-    <w:bookmarkStart w:id="82" w:name="conclusion"/>
+    <w:bookmarkEnd w:id="69"/>
+    <w:bookmarkEnd w:id="70"/>
+    <w:bookmarkStart w:id="71" w:name="conclusion"/>
     <w:p>
       <w:pPr>
         <w:pStyle w:val="Heading1"/>
@@ -7214,8 +6866,8 @@
         <w:t xml:space="preserve">human study to test for this relationship. It is our hope that as the literature grows, more authors will examine this relationship with respect to other brain regions and using other methods, and will use the lessons learned in this study to inform their own. Hopefully then it will be possible to corroborate findings to probe the complex relationships that may exist with regards to H and E:I in the human brain.</w:t>
       </w:r>
     </w:p>
-    <w:bookmarkEnd w:id="82"/>
-    <w:bookmarkStart w:id="84" w:name="data-availability-statement"/>
+    <w:bookmarkEnd w:id="71"/>
+    <w:bookmarkStart w:id="73" w:name="data-availability-statement"/>
     <w:p>
       <w:pPr>
         <w:pStyle w:val="Heading1"/>
@@ -7234,7 +6886,7 @@
       <w:r>
         <w:t xml:space="preserve"> </w:t>
       </w:r>
-      <w:hyperlink r:id="rId33">
+      <w:hyperlink r:id="rId22">
         <w:r>
           <w:rPr>
             <w:rStyle w:val="InternetLink"/>
@@ -7249,13 +6901,7 @@
         <w:t xml:space="preserve"> </w:t>
       </w:r>
       <w:r>
-        <w:t xml:space="preserve">‘</w:t>
-      </w:r>
-      <w:r>
-        <w:t xml:space="preserve">reproducible manner</w:t>
-      </w:r>
-      <w:r>
-        <w:t xml:space="preserve">’</w:t>
+        <w:t xml:space="preserve">‘reproducible manner’</w:t>
       </w:r>
       <w:r>
         <w:t xml:space="preserve">: the entire manuscript, including statistics reported, figures, and tables, can be reproduced here:</w:t>
@@ -7263,7 +6909,7 @@
       <w:r>
         <w:t xml:space="preserve"> </w:t>
       </w:r>
-      <w:hyperlink r:id="rId83">
+      <w:hyperlink r:id="rId72">
         <w:r>
           <w:rPr>
             <w:rStyle w:val="InternetLink"/>
@@ -7272,8 +6918,8 @@
         </w:r>
       </w:hyperlink>
     </w:p>
-    <w:bookmarkEnd w:id="84"/>
-    <w:bookmarkStart w:id="85" w:name="competing-interests"/>
+    <w:bookmarkEnd w:id="73"/>
+    <w:bookmarkStart w:id="74" w:name="competing-interests"/>
     <w:p>
       <w:pPr>
         <w:pStyle w:val="Heading1"/>
@@ -7290,8 +6936,8 @@
         <w:t xml:space="preserve">The authors declare they have no known competing interests.</w:t>
       </w:r>
     </w:p>
-    <w:bookmarkEnd w:id="85"/>
-    <w:bookmarkStart w:id="86" w:name="author-contributions"/>
+    <w:bookmarkEnd w:id="74"/>
+    <w:bookmarkStart w:id="75" w:name="author-contributions"/>
     <w:p>
       <w:pPr>
         <w:pStyle w:val="Heading1"/>
@@ -7320,8 +6966,8 @@
         <w:t xml:space="preserve">AMW was responsible for conceptualization, data curation, formal analysis, funding acquisition, investigation, methodology, project administration, resources, supervision, validation, visualization, and writing - review &amp; editing.</w:t>
       </w:r>
     </w:p>
-    <w:bookmarkEnd w:id="86"/>
-    <w:bookmarkStart w:id="87" w:name="acknowledgements"/>
+    <w:bookmarkEnd w:id="75"/>
+    <w:bookmarkStart w:id="76" w:name="acknowledgements"/>
     <w:p>
       <w:pPr>
         <w:pStyle w:val="Heading1"/>
@@ -7338,8 +6984,8 @@
         <w:t xml:space="preserve">The work presented in this paper was supported in part from funding from the British Columbia Children’s Hospital Foundation, and an NSERC Discovery Grant.</w:t>
       </w:r>
     </w:p>
-    <w:bookmarkEnd w:id="87"/>
-    <w:bookmarkStart w:id="376" w:name="references"/>
+    <w:bookmarkEnd w:id="76"/>
+    <w:bookmarkStart w:id="365" w:name="references"/>
     <w:p>
       <w:pPr>
         <w:pStyle w:val="Heading1"/>
@@ -7348,8 +6994,8 @@
         <w:t xml:space="preserve">References</w:t>
       </w:r>
     </w:p>
-    <w:bookmarkStart w:id="375" w:name="refs"/>
-    <w:bookmarkStart w:id="89" w:name="ref-decoRestingBrainsNever2013"/>
+    <w:bookmarkStart w:id="364" w:name="refs"/>
+    <w:bookmarkStart w:id="78" w:name="ref-decoRestingBrainsNever2013"/>
     <w:p>
       <w:pPr>
         <w:pStyle w:val="Bibliography"/>
@@ -7369,7 +7015,7 @@
       <w:r>
         <w:t xml:space="preserve"> </w:t>
       </w:r>
-      <w:hyperlink r:id="rId88">
+      <w:hyperlink r:id="rId77">
         <w:r>
           <w:rPr>
             <w:rStyle w:val="InternetLink"/>
@@ -7404,8 +7050,8 @@
         <w:t xml:space="preserve">, 268–274 (2013).</w:t>
       </w:r>
     </w:p>
-    <w:bookmarkEnd w:id="89"/>
-    <w:bookmarkStart w:id="90" w:name="ref-beggsBeingCriticalCriticality2012"/>
+    <w:bookmarkEnd w:id="78"/>
+    <w:bookmarkStart w:id="79" w:name="ref-beggsBeingCriticalCriticality2012"/>
     <w:p>
       <w:pPr>
         <w:pStyle w:val="Bibliography"/>
@@ -7479,8 +7125,8 @@
         <w:t xml:space="preserve">, (2012).</w:t>
       </w:r>
     </w:p>
-    <w:bookmarkEnd w:id="90"/>
-    <w:bookmarkStart w:id="91" w:name="ref-barangerChaosComplexityEntropy2000"/>
+    <w:bookmarkEnd w:id="79"/>
+    <w:bookmarkStart w:id="80" w:name="ref-barangerChaosComplexityEntropy2000"/>
     <w:p>
       <w:pPr>
         <w:pStyle w:val="Bibliography"/>
@@ -7544,8 +7190,8 @@
         <w:t xml:space="preserve">(2000).</w:t>
       </w:r>
     </w:p>
-    <w:bookmarkEnd w:id="91"/>
-    <w:bookmarkStart w:id="93" w:name="X3987a7f9f2843d143a6b08774176d9ab9bc4f8d"/>
+    <w:bookmarkEnd w:id="80"/>
+    <w:bookmarkStart w:id="82" w:name="X3987a7f9f2843d143a6b08774176d9ab9bc4f8d"/>
     <w:p>
       <w:pPr>
         <w:pStyle w:val="Bibliography"/>
@@ -7565,7 +7211,7 @@
       <w:r>
         <w:t xml:space="preserve"> </w:t>
       </w:r>
-      <w:hyperlink r:id="rId92">
+      <w:hyperlink r:id="rId81">
         <w:r>
           <w:rPr>
             <w:rStyle w:val="InternetLink"/>
@@ -7600,8 +7246,8 @@
         <w:t xml:space="preserve">, 200–209 (2011).</w:t>
       </w:r>
     </w:p>
-    <w:bookmarkEnd w:id="93"/>
-    <w:bookmarkStart w:id="94" w:name="ref-zimmernWhyBrainCriticality2020"/>
+    <w:bookmarkEnd w:id="82"/>
+    <w:bookmarkStart w:id="83" w:name="ref-zimmernWhyBrainCriticality2020"/>
     <w:p>
       <w:pPr>
         <w:pStyle w:val="Bibliography"/>
@@ -7660,8 +7306,8 @@
         <w:t xml:space="preserve">, (2020).</w:t>
       </w:r>
     </w:p>
-    <w:bookmarkEnd w:id="94"/>
-    <w:bookmarkStart w:id="96" w:name="ref-liangExcitationInhibitionBalance2024"/>
+    <w:bookmarkEnd w:id="83"/>
+    <w:bookmarkStart w:id="85" w:name="ref-liangExcitationInhibitionBalance2024"/>
     <w:p>
       <w:pPr>
         <w:pStyle w:val="Bibliography"/>
@@ -7730,7 +7376,7 @@
       <w:r>
         <w:t xml:space="preserve">10738584231221766 (2024) doi:</w:t>
       </w:r>
-      <w:hyperlink r:id="rId95">
+      <w:hyperlink r:id="rId84">
         <w:r>
           <w:rPr>
             <w:rStyle w:val="InternetLink"/>
@@ -7742,8 +7388,8 @@
         <w:t xml:space="preserve">.</w:t>
       </w:r>
     </w:p>
-    <w:bookmarkEnd w:id="96"/>
-    <w:bookmarkStart w:id="98" w:name="X20d0cf3ec565b8629ae2c9ca09a74c20c06019f"/>
+    <w:bookmarkEnd w:id="85"/>
+    <w:bookmarkStart w:id="87" w:name="X20d0cf3ec565b8629ae2c9ca09a74c20c06019f"/>
     <w:p>
       <w:pPr>
         <w:pStyle w:val="Bibliography"/>
@@ -7763,7 +7409,7 @@
       <w:r>
         <w:t xml:space="preserve"> </w:t>
       </w:r>
-      <w:hyperlink r:id="rId97">
+      <w:hyperlink r:id="rId86">
         <w:r>
           <w:rPr>
             <w:rStyle w:val="InternetLink"/>
@@ -7912,8 +7558,8 @@
         <w:t xml:space="preserve">, 9817–9823 (2012).</w:t>
       </w:r>
     </w:p>
-    <w:bookmarkEnd w:id="98"/>
-    <w:bookmarkStart w:id="100" w:name="X1a6612f76f2ca94881a0ccd6377536a8d03c326"/>
+    <w:bookmarkEnd w:id="87"/>
+    <w:bookmarkStart w:id="89" w:name="X1a6612f76f2ca94881a0ccd6377536a8d03c326"/>
     <w:p>
       <w:pPr>
         <w:pStyle w:val="Bibliography"/>
@@ -7933,7 +7579,7 @@
       <w:r>
         <w:t xml:space="preserve"> </w:t>
       </w:r>
-      <w:hyperlink r:id="rId99">
+      <w:hyperlink r:id="rId88">
         <w:r>
           <w:rPr>
             <w:rStyle w:val="InternetLink"/>
@@ -7968,8 +7614,8 @@
         <w:t xml:space="preserve">, 047402 (2017).</w:t>
       </w:r>
     </w:p>
-    <w:bookmarkEnd w:id="100"/>
-    <w:bookmarkStart w:id="102" w:name="Xfe4345fc4d266d969d4559abe9321e337b060ba"/>
+    <w:bookmarkEnd w:id="89"/>
+    <w:bookmarkStart w:id="91" w:name="Xfe4345fc4d266d969d4559abe9321e337b060ba"/>
     <w:p>
       <w:pPr>
         <w:pStyle w:val="Bibliography"/>
@@ -7989,7 +7635,7 @@
       <w:r>
         <w:t xml:space="preserve"> </w:t>
       </w:r>
-      <w:hyperlink r:id="rId101">
+      <w:hyperlink r:id="rId90">
         <w:r>
           <w:rPr>
             <w:rStyle w:val="InternetLink"/>
@@ -8024,8 +7670,8 @@
         <w:t xml:space="preserve">, 010301 (2019).</w:t>
       </w:r>
     </w:p>
-    <w:bookmarkEnd w:id="102"/>
-    <w:bookmarkStart w:id="104" w:name="Xf305db5cda522b9934f5eb114c054d6126dc6eb"/>
+    <w:bookmarkEnd w:id="91"/>
+    <w:bookmarkStart w:id="93" w:name="Xf305db5cda522b9934f5eb114c054d6126dc6eb"/>
     <w:p>
       <w:pPr>
         <w:pStyle w:val="Bibliography"/>
@@ -8055,7 +7701,7 @@
       <w:r>
         <w:t xml:space="preserve"> </w:t>
       </w:r>
-      <w:hyperlink r:id="rId103">
+      <w:hyperlink r:id="rId92">
         <w:r>
           <w:rPr>
             <w:rStyle w:val="InternetLink"/>
@@ -8090,8 +7736,8 @@
         <w:t xml:space="preserve">, 9195 (2020).</w:t>
       </w:r>
     </w:p>
-    <w:bookmarkEnd w:id="104"/>
-    <w:bookmarkStart w:id="106" w:name="X52bda2e8a9a36f94350bb079f5ec785b025e36f"/>
+    <w:bookmarkEnd w:id="93"/>
+    <w:bookmarkStart w:id="95" w:name="X52bda2e8a9a36f94350bb079f5ec785b025e36f"/>
     <w:p>
       <w:pPr>
         <w:pStyle w:val="Bibliography"/>
@@ -8121,7 +7767,7 @@
       <w:r>
         <w:t xml:space="preserve"> </w:t>
       </w:r>
-      <w:hyperlink r:id="rId105">
+      <w:hyperlink r:id="rId94">
         <w:r>
           <w:rPr>
             <w:rStyle w:val="InternetLink"/>
@@ -8156,8 +7802,8 @@
         <w:t xml:space="preserve">, e55684 (2020).</w:t>
       </w:r>
     </w:p>
-    <w:bookmarkEnd w:id="106"/>
-    <w:bookmarkStart w:id="108" w:name="ref-gaoInferringSynapticExcitation2017"/>
+    <w:bookmarkEnd w:id="95"/>
+    <w:bookmarkStart w:id="97" w:name="ref-gaoInferringSynapticExcitation2017"/>
     <w:p>
       <w:pPr>
         <w:pStyle w:val="Bibliography"/>
@@ -8177,7 +7823,7 @@
       <w:r>
         <w:t xml:space="preserve"> </w:t>
       </w:r>
-      <w:hyperlink r:id="rId107">
+      <w:hyperlink r:id="rId96">
         <w:r>
           <w:rPr>
             <w:rStyle w:val="InternetLink"/>
@@ -8212,8 +7858,8 @@
         <w:t xml:space="preserve">, 70–78 (2017).</w:t>
       </w:r>
     </w:p>
-    <w:bookmarkEnd w:id="108"/>
-    <w:bookmarkStart w:id="110" w:name="X51bbaa2f1fed9c60f7fd655b658ca20fb202978"/>
+    <w:bookmarkEnd w:id="97"/>
+    <w:bookmarkStart w:id="99" w:name="X51bbaa2f1fed9c60f7fd655b658ca20fb202978"/>
     <w:p>
       <w:pPr>
         <w:pStyle w:val="Bibliography"/>
@@ -8243,7 +7889,7 @@
       <w:r>
         <w:t xml:space="preserve"> </w:t>
       </w:r>
-      <w:hyperlink r:id="rId109">
+      <w:hyperlink r:id="rId98">
         <w:r>
           <w:rPr>
             <w:rStyle w:val="InternetLink"/>
@@ -8278,8 +7924,8 @@
         <w:t xml:space="preserve">, 1148–1185 (2022).</w:t>
       </w:r>
     </w:p>
-    <w:bookmarkEnd w:id="110"/>
-    <w:bookmarkStart w:id="112" w:name="X7d0c1d47a19671baff30468b0796686f81ccb59"/>
+    <w:bookmarkEnd w:id="99"/>
+    <w:bookmarkStart w:id="101" w:name="X7d0c1d47a19671baff30468b0796686f81ccb59"/>
     <w:p>
       <w:pPr>
         <w:pStyle w:val="Bibliography"/>
@@ -8299,7 +7945,7 @@
       <w:r>
         <w:t xml:space="preserve"> </w:t>
       </w:r>
-      <w:hyperlink r:id="rId111">
+      <w:hyperlink r:id="rId100">
         <w:r>
           <w:rPr>
             <w:rStyle w:val="InternetLink"/>
@@ -8418,8 +8064,8 @@
         <w:t xml:space="preserve">, e1002038 (2011).</w:t>
       </w:r>
     </w:p>
-    <w:bookmarkEnd w:id="112"/>
-    <w:bookmarkStart w:id="114" w:name="ref-langtonComputationEdgeChaos1990"/>
+    <w:bookmarkEnd w:id="101"/>
+    <w:bookmarkStart w:id="103" w:name="ref-langtonComputationEdgeChaos1990"/>
     <w:p>
       <w:pPr>
         <w:pStyle w:val="Bibliography"/>
@@ -8439,7 +8085,7 @@
       <w:r>
         <w:t xml:space="preserve"> </w:t>
       </w:r>
-      <w:hyperlink r:id="rId113">
+      <w:hyperlink r:id="rId102">
         <w:r>
           <w:rPr>
             <w:rStyle w:val="InternetLink"/>
@@ -8498,8 +8144,8 @@
         <w:t xml:space="preserve">, 12–37 (1990).</w:t>
       </w:r>
     </w:p>
-    <w:bookmarkEnd w:id="114"/>
-    <w:bookmarkStart w:id="116" w:name="ref-bakHowNatureWorks1996"/>
+    <w:bookmarkEnd w:id="103"/>
+    <w:bookmarkStart w:id="105" w:name="ref-bakHowNatureWorks1996"/>
     <w:p>
       <w:pPr>
         <w:pStyle w:val="Bibliography"/>
@@ -8543,7 +8189,7 @@
       <w:r>
         <w:t xml:space="preserve">. (Springer, New York, NY, 1996). doi:</w:t>
       </w:r>
-      <w:hyperlink r:id="rId115">
+      <w:hyperlink r:id="rId104">
         <w:r>
           <w:rPr>
             <w:rStyle w:val="InternetLink"/>
@@ -8555,8 +8201,8 @@
         <w:t xml:space="preserve">.</w:t>
       </w:r>
     </w:p>
-    <w:bookmarkEnd w:id="116"/>
-    <w:bookmarkStart w:id="118" w:name="ref-rubensteinModelAutismIncreased2003"/>
+    <w:bookmarkEnd w:id="105"/>
+    <w:bookmarkStart w:id="107" w:name="ref-rubensteinModelAutismIncreased2003"/>
     <w:p>
       <w:pPr>
         <w:pStyle w:val="Bibliography"/>
@@ -8576,7 +8222,7 @@
       <w:r>
         <w:t xml:space="preserve"> </w:t>
       </w:r>
-      <w:hyperlink r:id="rId117">
+      <w:hyperlink r:id="rId106">
         <w:r>
           <w:rPr>
             <w:rStyle w:val="InternetLink"/>
@@ -8611,8 +8257,8 @@
         <w:t xml:space="preserve">, 255–267 (2003).</w:t>
       </w:r>
     </w:p>
-    <w:bookmarkEnd w:id="118"/>
-    <w:bookmarkStart w:id="120" w:name="X8844ad3d8d9e8a223627135108c22cce11cb1c9"/>
+    <w:bookmarkEnd w:id="107"/>
+    <w:bookmarkStart w:id="109" w:name="X8844ad3d8d9e8a223627135108c22cce11cb1c9"/>
     <w:p>
       <w:pPr>
         <w:pStyle w:val="Bibliography"/>
@@ -8642,7 +8288,7 @@
       <w:r>
         <w:t xml:space="preserve"> </w:t>
       </w:r>
-      <w:hyperlink r:id="rId119">
+      <w:hyperlink r:id="rId108">
         <w:r>
           <w:rPr>
             <w:rStyle w:val="InternetLink"/>
@@ -8695,8 +8341,8 @@
         <w:t xml:space="preserve">, 2603 (2021).</w:t>
       </w:r>
     </w:p>
-    <w:bookmarkEnd w:id="120"/>
-    <w:bookmarkStart w:id="122" w:name="X64994448b976e637152e47fbc640fd4797f44ad"/>
+    <w:bookmarkEnd w:id="109"/>
+    <w:bookmarkStart w:id="111" w:name="X64994448b976e637152e47fbc640fd4797f44ad"/>
     <w:p>
       <w:pPr>
         <w:pStyle w:val="Bibliography"/>
@@ -8716,7 +8362,7 @@
       <w:r>
         <w:t xml:space="preserve"> </w:t>
       </w:r>
-      <w:hyperlink r:id="rId121">
+      <w:hyperlink r:id="rId110">
         <w:r>
           <w:rPr>
             <w:rStyle w:val="InternetLink"/>
@@ -8751,8 +8397,8 @@
         <w:t xml:space="preserve">, 1248–1257 (2019).</w:t>
       </w:r>
     </w:p>
-    <w:bookmarkEnd w:id="122"/>
-    <w:bookmarkStart w:id="124" w:name="X15522e51d4999d4481434cec6c8927ac1afe02d"/>
+    <w:bookmarkEnd w:id="111"/>
+    <w:bookmarkStart w:id="113" w:name="X15522e51d4999d4481434cec6c8927ac1afe02d"/>
     <w:p>
       <w:pPr>
         <w:pStyle w:val="Bibliography"/>
@@ -8772,7 +8418,7 @@
       <w:r>
         <w:t xml:space="preserve"> </w:t>
       </w:r>
-      <w:hyperlink r:id="rId123">
+      <w:hyperlink r:id="rId112">
         <w:r>
           <w:rPr>
             <w:rStyle w:val="InternetLink"/>
@@ -8845,8 +8491,8 @@
         <w:t xml:space="preserve">, 031001 (2018).</w:t>
       </w:r>
     </w:p>
-    <w:bookmarkEnd w:id="124"/>
-    <w:bookmarkStart w:id="126" w:name="X3100962fe0ebda0a64b076c39ca996352c3077e"/>
+    <w:bookmarkEnd w:id="113"/>
+    <w:bookmarkStart w:id="115" w:name="X3100962fe0ebda0a64b076c39ca996352c3077e"/>
     <w:p>
       <w:pPr>
         <w:pStyle w:val="Bibliography"/>
@@ -8876,7 +8522,7 @@
       <w:r>
         <w:t xml:space="preserve"> </w:t>
       </w:r>
-      <w:hyperlink r:id="rId125">
+      <w:hyperlink r:id="rId114">
         <w:r>
           <w:rPr>
             <w:rStyle w:val="InternetLink"/>
@@ -8911,8 +8557,8 @@
         <w:t xml:space="preserve">, 133–144 (1995).</w:t>
       </w:r>
     </w:p>
-    <w:bookmarkEnd w:id="126"/>
-    <w:bookmarkStart w:id="128" w:name="X3f056608b292383f7f819c315b768813843e4ba"/>
+    <w:bookmarkEnd w:id="115"/>
+    <w:bookmarkStart w:id="117" w:name="X3f056608b292383f7f819c315b768813843e4ba"/>
     <w:p>
       <w:pPr>
         <w:pStyle w:val="Bibliography"/>
@@ -8932,7 +8578,7 @@
       <w:r>
         <w:t xml:space="preserve"> </w:t>
       </w:r>
-      <w:hyperlink r:id="rId127">
+      <w:hyperlink r:id="rId116">
         <w:r>
           <w:rPr>
             <w:rStyle w:val="InternetLink"/>
@@ -8979,8 +8625,8 @@
         <w:t xml:space="preserve">, 5666–5677 (1997).</w:t>
       </w:r>
     </w:p>
-    <w:bookmarkEnd w:id="128"/>
-    <w:bookmarkStart w:id="130" w:name="X2d1e1346fb5eebb46556911e8a6473781bd7363"/>
+    <w:bookmarkEnd w:id="117"/>
+    <w:bookmarkStart w:id="119" w:name="X2d1e1346fb5eebb46556911e8a6473781bd7363"/>
     <w:p>
       <w:pPr>
         <w:pStyle w:val="Bibliography"/>
@@ -9010,7 +8656,7 @@
       <w:r>
         <w:t xml:space="preserve"> </w:t>
       </w:r>
-      <w:hyperlink r:id="rId129">
+      <w:hyperlink r:id="rId118">
         <w:r>
           <w:rPr>
             <w:rStyle w:val="InternetLink"/>
@@ -9105,8 +8751,8 @@
         <w:t xml:space="preserve">, e439 (2007).</w:t>
       </w:r>
     </w:p>
-    <w:bookmarkEnd w:id="130"/>
-    <w:bookmarkStart w:id="132" w:name="ref-bedardMacroscopicModelsLocal2009"/>
+    <w:bookmarkEnd w:id="119"/>
+    <w:bookmarkStart w:id="121" w:name="ref-bedardMacroscopicModelsLocal2009"/>
     <w:p>
       <w:pPr>
         <w:pStyle w:val="Bibliography"/>
@@ -9126,7 +8772,7 @@
       <w:r>
         <w:t xml:space="preserve"> </w:t>
       </w:r>
-      <w:hyperlink r:id="rId131">
+      <w:hyperlink r:id="rId120">
         <w:r>
           <w:rPr>
             <w:rStyle w:val="InternetLink"/>
@@ -9269,8 +8915,8 @@
         <w:t xml:space="preserve">, 2589–2603 (2009).</w:t>
       </w:r>
     </w:p>
-    <w:bookmarkEnd w:id="132"/>
-    <w:bookmarkStart w:id="134" w:name="X320e96e3d65881e8fa79bfcbbde85012f4f91da"/>
+    <w:bookmarkEnd w:id="121"/>
+    <w:bookmarkStart w:id="123" w:name="X320e96e3d65881e8fa79bfcbbde85012f4f91da"/>
     <w:p>
       <w:pPr>
         <w:pStyle w:val="Bibliography"/>
@@ -9300,7 +8946,7 @@
       <w:r>
         <w:t xml:space="preserve"> </w:t>
       </w:r>
-      <w:hyperlink r:id="rId133">
+      <w:hyperlink r:id="rId122">
         <w:r>
           <w:rPr>
             <w:rStyle w:val="InternetLink"/>
@@ -9335,8 +8981,8 @@
         <w:t xml:space="preserve">, 337–345 (1994).</w:t>
       </w:r>
     </w:p>
-    <w:bookmarkEnd w:id="134"/>
-    <w:bookmarkStart w:id="136" w:name="ref-zarahnEmpiricalAnalysesBOLD1997"/>
+    <w:bookmarkEnd w:id="123"/>
+    <w:bookmarkStart w:id="125" w:name="ref-zarahnEmpiricalAnalysesBOLD1997"/>
     <w:p>
       <w:pPr>
         <w:pStyle w:val="Bibliography"/>
@@ -9356,7 +9002,7 @@
       <w:r>
         <w:t xml:space="preserve"> </w:t>
       </w:r>
-      <w:hyperlink r:id="rId135">
+      <w:hyperlink r:id="rId124">
         <w:r>
           <w:rPr>
             <w:rStyle w:val="InternetLink"/>
@@ -9427,8 +9073,8 @@
         <w:t xml:space="preserve">, 179–197 (1997).</w:t>
       </w:r>
     </w:p>
-    <w:bookmarkEnd w:id="136"/>
-    <w:bookmarkStart w:id="138" w:name="Xd7b015f33a1488d89f221ec12f970e1003b9efe"/>
+    <w:bookmarkEnd w:id="125"/>
+    <w:bookmarkStart w:id="127" w:name="Xd7b015f33a1488d89f221ec12f970e1003b9efe"/>
     <w:p>
       <w:pPr>
         <w:pStyle w:val="Bibliography"/>
@@ -9448,7 +9094,7 @@
       <w:r>
         <w:t xml:space="preserve"> </w:t>
       </w:r>
-      <w:hyperlink r:id="rId137">
+      <w:hyperlink r:id="rId126">
         <w:r>
           <w:rPr>
             <w:rStyle w:val="InternetLink"/>
@@ -9555,8 +9201,8 @@
         <w:t xml:space="preserve">, 217–232 (2002).</w:t>
       </w:r>
     </w:p>
-    <w:bookmarkEnd w:id="138"/>
-    <w:bookmarkStart w:id="140" w:name="X790fe44bee6d974469e7b4e816b8211f69a1fdd"/>
+    <w:bookmarkEnd w:id="127"/>
+    <w:bookmarkStart w:id="129" w:name="X790fe44bee6d974469e7b4e816b8211f69a1fdd"/>
     <w:p>
       <w:pPr>
         <w:pStyle w:val="Bibliography"/>
@@ -9576,7 +9222,7 @@
       <w:r>
         <w:t xml:space="preserve"> </w:t>
       </w:r>
-      <w:hyperlink r:id="rId139">
+      <w:hyperlink r:id="rId128">
         <w:r>
           <w:rPr>
             <w:rStyle w:val="InternetLink"/>
@@ -9635,8 +9281,8 @@
         <w:t xml:space="preserve">, 2693–2706 (2022).</w:t>
       </w:r>
     </w:p>
-    <w:bookmarkEnd w:id="140"/>
-    <w:bookmarkStart w:id="142" w:name="X3ea812e4ccad662b9abc313f9dff7ec9c62bbb8"/>
+    <w:bookmarkEnd w:id="129"/>
+    <w:bookmarkStart w:id="131" w:name="X3ea812e4ccad662b9abc313f9dff7ec9c62bbb8"/>
     <w:p>
       <w:pPr>
         <w:pStyle w:val="Bibliography"/>
@@ -9656,7 +9302,7 @@
       <w:r>
         <w:t xml:space="preserve"> </w:t>
       </w:r>
-      <w:hyperlink r:id="rId141">
+      <w:hyperlink r:id="rId130">
         <w:r>
           <w:rPr>
             <w:rStyle w:val="InternetLink"/>
@@ -9691,8 +9337,8 @@
         <w:t xml:space="preserve">, R1–38 (2002).</w:t>
       </w:r>
     </w:p>
-    <w:bookmarkEnd w:id="142"/>
-    <w:bookmarkStart w:id="144" w:name="ref-hurstLongTermStorageCapacity1951"/>
+    <w:bookmarkEnd w:id="131"/>
+    <w:bookmarkStart w:id="133" w:name="ref-hurstLongTermStorageCapacity1951"/>
     <w:p>
       <w:pPr>
         <w:pStyle w:val="Bibliography"/>
@@ -9712,7 +9358,7 @@
       <w:r>
         <w:t xml:space="preserve"> </w:t>
       </w:r>
-      <w:hyperlink r:id="rId143">
+      <w:hyperlink r:id="rId132">
         <w:r>
           <w:rPr>
             <w:rStyle w:val="InternetLink"/>
@@ -9777,8 +9423,8 @@
         <w:t xml:space="preserve">, 770–799 (1951).</w:t>
       </w:r>
     </w:p>
-    <w:bookmarkEnd w:id="144"/>
-    <w:bookmarkStart w:id="145" w:name="ref-dongHurstExponentAnalysis2018"/>
+    <w:bookmarkEnd w:id="133"/>
+    <w:bookmarkStart w:id="134" w:name="ref-dongHurstExponentAnalysis2018"/>
     <w:p>
       <w:pPr>
         <w:pStyle w:val="Bibliography"/>
@@ -9865,8 +9511,8 @@
         <w:t xml:space="preserve">, (2018).</w:t>
       </w:r>
     </w:p>
-    <w:bookmarkEnd w:id="145"/>
-    <w:bookmarkStart w:id="147" w:name="X6ee2ccee5d4e65211fef03ed8b33a5daf3d2e4e"/>
+    <w:bookmarkEnd w:id="134"/>
+    <w:bookmarkStart w:id="136" w:name="X6ee2ccee5d4e65211fef03ed8b33a5daf3d2e4e"/>
     <w:p>
       <w:pPr>
         <w:pStyle w:val="Bibliography"/>
@@ -9886,7 +9532,7 @@
       <w:r>
         <w:t xml:space="preserve"> </w:t>
       </w:r>
-      <w:hyperlink r:id="rId146">
+      <w:hyperlink r:id="rId135">
         <w:r>
           <w:rPr>
             <w:rStyle w:val="InternetLink"/>
@@ -9933,8 +9579,8 @@
         <w:t xml:space="preserve">, 791–801 (2008).</w:t>
       </w:r>
     </w:p>
-    <w:bookmarkEnd w:id="147"/>
-    <w:bookmarkStart w:id="149" w:name="X67f88f309fcd2f4a1598267ccaa3cd1cbb49c50"/>
+    <w:bookmarkEnd w:id="136"/>
+    <w:bookmarkStart w:id="138" w:name="X67f88f309fcd2f4a1598267ccaa3cd1cbb49c50"/>
     <w:p>
       <w:pPr>
         <w:pStyle w:val="Bibliography"/>
@@ -9954,7 +9600,7 @@
       <w:r>
         <w:t xml:space="preserve"> </w:t>
       </w:r>
-      <w:hyperlink r:id="rId148">
+      <w:hyperlink r:id="rId137">
         <w:r>
           <w:rPr>
             <w:rStyle w:val="InternetLink"/>
@@ -10013,8 +9659,8 @@
         <w:t xml:space="preserve">, 248–263 (2014).</w:t>
       </w:r>
     </w:p>
-    <w:bookmarkEnd w:id="149"/>
-    <w:bookmarkStart w:id="151" w:name="ref-heScaleFreePropertiesFunctional2011"/>
+    <w:bookmarkEnd w:id="138"/>
+    <w:bookmarkStart w:id="140" w:name="ref-heScaleFreePropertiesFunctional2011"/>
     <w:p>
       <w:pPr>
         <w:pStyle w:val="Bibliography"/>
@@ -10034,7 +9680,7 @@
       <w:r>
         <w:t xml:space="preserve"> </w:t>
       </w:r>
-      <w:hyperlink r:id="rId150">
+      <w:hyperlink r:id="rId139">
         <w:r>
           <w:rPr>
             <w:rStyle w:val="InternetLink"/>
@@ -10147,8 +9793,8 @@
         <w:t xml:space="preserve">, 13786–13795 (2011).</w:t>
       </w:r>
     </w:p>
-    <w:bookmarkEnd w:id="151"/>
-    <w:bookmarkStart w:id="152" w:name="ref-campbellFractalBasedAnalysisFMRI2022"/>
+    <w:bookmarkEnd w:id="140"/>
+    <w:bookmarkStart w:id="141" w:name="ref-campbellFractalBasedAnalysisFMRI2022"/>
     <w:p>
       <w:pPr>
         <w:pStyle w:val="Bibliography"/>
@@ -10207,8 +9853,8 @@
         <w:t xml:space="preserve">, (2022).</w:t>
       </w:r>
     </w:p>
-    <w:bookmarkEnd w:id="152"/>
-    <w:bookmarkStart w:id="154" w:name="Xafc73dd94de471dc6ce7bfbb5fb85cdff354abb"/>
+    <w:bookmarkEnd w:id="141"/>
+    <w:bookmarkStart w:id="143" w:name="Xafc73dd94de471dc6ce7bfbb5fb85cdff354abb"/>
     <w:p>
       <w:pPr>
         <w:pStyle w:val="Bibliography"/>
@@ -10238,7 +9884,7 @@
       <w:r>
         <w:t xml:space="preserve"> </w:t>
       </w:r>
-      <w:hyperlink r:id="rId153">
+      <w:hyperlink r:id="rId142">
         <w:r>
           <w:rPr>
             <w:rStyle w:val="InternetLink"/>
@@ -10297,8 +9943,8 @@
         <w:t xml:space="preserve">, 30895 (2016).</w:t>
       </w:r>
     </w:p>
-    <w:bookmarkEnd w:id="154"/>
-    <w:bookmarkStart w:id="156" w:name="ref-winkAgeCholinergicEffects2006"/>
+    <w:bookmarkEnd w:id="143"/>
+    <w:bookmarkStart w:id="145" w:name="ref-winkAgeCholinergicEffects2006"/>
     <w:p>
       <w:pPr>
         <w:pStyle w:val="Bibliography"/>
@@ -10318,7 +9964,7 @@
       <w:r>
         <w:t xml:space="preserve"> </w:t>
       </w:r>
-      <w:hyperlink r:id="rId155">
+      <w:hyperlink r:id="rId144">
         <w:r>
           <w:rPr>
             <w:rStyle w:val="InternetLink"/>
@@ -10353,8 +9999,8 @@
         <w:t xml:space="preserve">, 1395–1404 (2006).</w:t>
       </w:r>
     </w:p>
-    <w:bookmarkEnd w:id="156"/>
-    <w:bookmarkStart w:id="158" w:name="Xb783d2555b92d46afdfcb97c84763e9aa4bd336"/>
+    <w:bookmarkEnd w:id="145"/>
+    <w:bookmarkStart w:id="147" w:name="Xb783d2555b92d46afdfcb97c84763e9aa4bd336"/>
     <w:p>
       <w:pPr>
         <w:pStyle w:val="Bibliography"/>
@@ -10374,7 +10020,7 @@
       <w:r>
         <w:t xml:space="preserve"> </w:t>
       </w:r>
-      <w:hyperlink r:id="rId157">
+      <w:hyperlink r:id="rId146">
         <w:r>
           <w:rPr>
             <w:rStyle w:val="InternetLink"/>
@@ -10433,8 +10079,8 @@
         <w:t xml:space="preserve">, bhae426 (2024).</w:t>
       </w:r>
     </w:p>
-    <w:bookmarkEnd w:id="158"/>
-    <w:bookmarkStart w:id="160" w:name="ref-maximFractionalGaussianNoise2005"/>
+    <w:bookmarkEnd w:id="147"/>
+    <w:bookmarkStart w:id="149" w:name="ref-maximFractionalGaussianNoise2005"/>
     <w:p>
       <w:pPr>
         <w:pStyle w:val="Bibliography"/>
@@ -10464,7 +10110,7 @@
       <w:r>
         <w:t xml:space="preserve"> </w:t>
       </w:r>
-      <w:hyperlink r:id="rId159">
+      <w:hyperlink r:id="rId148">
         <w:r>
           <w:rPr>
             <w:rStyle w:val="InternetLink"/>
@@ -10565,8 +10211,8 @@
         <w:t xml:space="preserve">, 141–158 (2005).</w:t>
       </w:r>
     </w:p>
-    <w:bookmarkEnd w:id="160"/>
-    <w:bookmarkStart w:id="162" w:name="ref-warsiCorrelatingBrainBlood2012"/>
+    <w:bookmarkEnd w:id="149"/>
+    <w:bookmarkStart w:id="151" w:name="ref-warsiCorrelatingBrainBlood2012"/>
     <w:p>
       <w:pPr>
         <w:pStyle w:val="Bibliography"/>
@@ -10586,7 +10232,7 @@
       <w:r>
         <w:t xml:space="preserve"> </w:t>
       </w:r>
-      <w:hyperlink r:id="rId161">
+      <w:hyperlink r:id="rId150">
         <w:r>
           <w:rPr>
             <w:rStyle w:val="InternetLink"/>
@@ -10663,8 +10309,8 @@
         <w:t xml:space="preserve">, 335–344 (2012).</w:t>
       </w:r>
     </w:p>
-    <w:bookmarkEnd w:id="162"/>
-    <w:bookmarkStart w:id="164" w:name="ref-donaTemporalFractalAnalysis2017"/>
+    <w:bookmarkEnd w:id="151"/>
+    <w:bookmarkStart w:id="153" w:name="ref-donaTemporalFractalAnalysis2017"/>
     <w:p>
       <w:pPr>
         <w:pStyle w:val="Bibliography"/>
@@ -10684,7 +10330,7 @@
       <w:r>
         <w:t xml:space="preserve"> </w:t>
       </w:r>
-      <w:hyperlink r:id="rId163">
+      <w:hyperlink r:id="rId152">
         <w:r>
           <w:rPr>
             <w:rStyle w:val="InternetLink"/>
@@ -10737,8 +10383,8 @@
         <w:t xml:space="preserve">, e0190081 (2017).</w:t>
       </w:r>
     </w:p>
-    <w:bookmarkEnd w:id="164"/>
-    <w:bookmarkStart w:id="166" w:name="ref-laiShiftRandomnessBrain2010"/>
+    <w:bookmarkEnd w:id="153"/>
+    <w:bookmarkStart w:id="155" w:name="ref-laiShiftRandomnessBrain2010"/>
     <w:p>
       <w:pPr>
         <w:pStyle w:val="Bibliography"/>
@@ -10768,7 +10414,7 @@
       <w:r>
         <w:t xml:space="preserve"> </w:t>
       </w:r>
-      <w:hyperlink r:id="rId165">
+      <w:hyperlink r:id="rId154">
         <w:r>
           <w:rPr>
             <w:rStyle w:val="InternetLink"/>
@@ -10911,8 +10557,8 @@
         <w:t xml:space="preserve">, 1092–1099 (2010).</w:t>
       </w:r>
     </w:p>
-    <w:bookmarkEnd w:id="166"/>
-    <w:bookmarkStart w:id="168" w:name="ref-linkeAlteredDevelopmentHurst2024"/>
+    <w:bookmarkEnd w:id="155"/>
+    <w:bookmarkStart w:id="157" w:name="ref-linkeAlteredDevelopmentHurst2024"/>
     <w:p>
       <w:pPr>
         <w:pStyle w:val="Bibliography"/>
@@ -11003,7 +10649,7 @@
       <w:r>
         <w:t xml:space="preserve">S2451902224002714 (2024) doi:</w:t>
       </w:r>
-      <w:hyperlink r:id="rId167">
+      <w:hyperlink r:id="rId156">
         <w:r>
           <w:rPr>
             <w:rStyle w:val="InternetLink"/>
@@ -11015,8 +10661,8 @@
         <w:t xml:space="preserve">.</w:t>
       </w:r>
     </w:p>
-    <w:bookmarkEnd w:id="168"/>
-    <w:bookmarkStart w:id="170" w:name="X9db7696ad2e4faacd50572793eadf5dbc11376b"/>
+    <w:bookmarkEnd w:id="157"/>
+    <w:bookmarkStart w:id="159" w:name="X9db7696ad2e4faacd50572793eadf5dbc11376b"/>
     <w:p>
       <w:pPr>
         <w:pStyle w:val="Bibliography"/>
@@ -11109,7 +10755,7 @@
       <w:r>
         <w:t xml:space="preserve">. 2022.05.24.22275531 (2023) doi:</w:t>
       </w:r>
-      <w:hyperlink r:id="rId169">
+      <w:hyperlink r:id="rId158">
         <w:r>
           <w:rPr>
             <w:rStyle w:val="InternetLink"/>
@@ -11121,8 +10767,8 @@
         <w:t xml:space="preserve">.</w:t>
       </w:r>
     </w:p>
-    <w:bookmarkEnd w:id="170"/>
-    <w:bookmarkStart w:id="172" w:name="ref-donaFractalAnalysisBrain2017"/>
+    <w:bookmarkEnd w:id="159"/>
+    <w:bookmarkStart w:id="161" w:name="ref-donaFractalAnalysisBrain2017"/>
     <w:p>
       <w:pPr>
         <w:pStyle w:val="Bibliography"/>
@@ -11142,7 +10788,7 @@
       <w:r>
         <w:t xml:space="preserve"> </w:t>
       </w:r>
-      <w:hyperlink r:id="rId171">
+      <w:hyperlink r:id="rId160">
         <w:r>
           <w:rPr>
             <w:rStyle w:val="InternetLink"/>
@@ -11321,8 +10967,8 @@
         <w:t xml:space="preserve">, e0169647 (2017).</w:t>
       </w:r>
     </w:p>
-    <w:bookmarkEnd w:id="172"/>
-    <w:bookmarkStart w:id="174" w:name="ref-weiIdentifyingMajorDepressive2013"/>
+    <w:bookmarkEnd w:id="161"/>
+    <w:bookmarkStart w:id="163" w:name="ref-weiIdentifyingMajorDepressive2013"/>
     <w:p>
       <w:pPr>
         <w:pStyle w:val="Bibliography"/>
@@ -11352,7 +10998,7 @@
       <w:r>
         <w:t xml:space="preserve"> </w:t>
       </w:r>
-      <w:hyperlink r:id="rId173">
+      <w:hyperlink r:id="rId162">
         <w:r>
           <w:rPr>
             <w:rStyle w:val="InternetLink"/>
@@ -11411,8 +11057,8 @@
         <w:t xml:space="preserve">, 306–312 (2013).</w:t>
       </w:r>
     </w:p>
-    <w:bookmarkEnd w:id="174"/>
-    <w:bookmarkStart w:id="176" w:name="ref-jingIdentifyingCurrentRemitted2017"/>
+    <w:bookmarkEnd w:id="163"/>
+    <w:bookmarkStart w:id="165" w:name="ref-jingIdentifyingCurrentRemitted2017"/>
     <w:p>
       <w:pPr>
         <w:pStyle w:val="Bibliography"/>
@@ -11442,7 +11088,7 @@
       <w:r>
         <w:t xml:space="preserve"> </w:t>
       </w:r>
-      <w:hyperlink r:id="rId175">
+      <w:hyperlink r:id="rId164">
         <w:r>
           <w:rPr>
             <w:rStyle w:val="InternetLink"/>
@@ -11501,8 +11147,8 @@
         <w:t xml:space="preserve">, 90452–90464 (2017).</w:t>
       </w:r>
     </w:p>
-    <w:bookmarkEnd w:id="176"/>
-    <w:bookmarkStart w:id="178" w:name="Xb33ad22c9aea02cb9e68fb14f52e57e52d7323b"/>
+    <w:bookmarkEnd w:id="165"/>
+    <w:bookmarkStart w:id="167" w:name="Xb33ad22c9aea02cb9e68fb14f52e57e52d7323b"/>
     <w:p>
       <w:pPr>
         <w:pStyle w:val="Bibliography"/>
@@ -11532,7 +11178,7 @@
       <w:r>
         <w:t xml:space="preserve"> </w:t>
       </w:r>
-      <w:hyperlink r:id="rId177">
+      <w:hyperlink r:id="rId166">
         <w:r>
           <w:rPr>
             <w:rStyle w:val="InternetLink"/>
@@ -11627,8 +11273,8 @@
         <w:t xml:space="preserve">, e95146 (2014).</w:t>
       </w:r>
     </w:p>
-    <w:bookmarkEnd w:id="178"/>
-    <w:bookmarkStart w:id="180" w:name="X79642ef279d4aea0ebe5e10d2cba19e16f93a8d"/>
+    <w:bookmarkEnd w:id="167"/>
+    <w:bookmarkStart w:id="169" w:name="X79642ef279d4aea0ebe5e10d2cba19e16f93a8d"/>
     <w:p>
       <w:pPr>
         <w:pStyle w:val="Bibliography"/>
@@ -11648,7 +11294,7 @@
       <w:r>
         <w:t xml:space="preserve"> </w:t>
       </w:r>
-      <w:hyperlink r:id="rId179">
+      <w:hyperlink r:id="rId168">
         <w:r>
           <w:rPr>
             <w:rStyle w:val="InternetLink"/>
@@ -11701,8 +11347,8 @@
         <w:t xml:space="preserve">, 605–615 (2019).</w:t>
       </w:r>
     </w:p>
-    <w:bookmarkEnd w:id="180"/>
-    <w:bookmarkStart w:id="182" w:name="X74eeba1900ceb98dfbcd7382bee95fe128676bf"/>
+    <w:bookmarkEnd w:id="169"/>
+    <w:bookmarkStart w:id="171" w:name="X74eeba1900ceb98dfbcd7382bee95fe128676bf"/>
     <w:p>
       <w:pPr>
         <w:pStyle w:val="Bibliography"/>
@@ -11722,7 +11368,7 @@
       <w:r>
         <w:t xml:space="preserve"> </w:t>
       </w:r>
-      <w:hyperlink r:id="rId181">
+      <w:hyperlink r:id="rId170">
         <w:r>
           <w:rPr>
             <w:rStyle w:val="InternetLink"/>
@@ -11781,8 +11427,8 @@
         <w:t xml:space="preserve">, 174–186 (2016).</w:t>
       </w:r>
     </w:p>
-    <w:bookmarkEnd w:id="182"/>
-    <w:bookmarkStart w:id="184" w:name="X195a6a133ec6fab0acbef6fbf212c03ad0ed323"/>
+    <w:bookmarkEnd w:id="171"/>
+    <w:bookmarkStart w:id="173" w:name="X195a6a133ec6fab0acbef6fbf212c03ad0ed323"/>
     <w:p>
       <w:pPr>
         <w:pStyle w:val="Bibliography"/>
@@ -11802,7 +11448,7 @@
       <w:r>
         <w:t xml:space="preserve"> </w:t>
       </w:r>
-      <w:hyperlink r:id="rId183">
+      <w:hyperlink r:id="rId172">
         <w:r>
           <w:rPr>
             <w:rStyle w:val="InternetLink"/>
@@ -11861,8 +11507,8 @@
         <w:t xml:space="preserve">, 39–51 (2019).</w:t>
       </w:r>
     </w:p>
-    <w:bookmarkEnd w:id="184"/>
-    <w:bookmarkStart w:id="186" w:name="ref-kangInterplayMentalDisorder2019"/>
+    <w:bookmarkEnd w:id="173"/>
+    <w:bookmarkStart w:id="175" w:name="ref-kangInterplayMentalDisorder2019"/>
     <w:p>
       <w:pPr>
         <w:pStyle w:val="Bibliography"/>
@@ -11892,7 +11538,7 @@
       <w:r>
         <w:t xml:space="preserve"> </w:t>
       </w:r>
-      <w:hyperlink r:id="rId185">
+      <w:hyperlink r:id="rId174">
         <w:r>
           <w:rPr>
             <w:rStyle w:val="InternetLink"/>
@@ -12011,8 +11657,8 @@
         <w:t xml:space="preserve">, 1419–1428.e3 (2019).</w:t>
       </w:r>
     </w:p>
-    <w:bookmarkEnd w:id="186"/>
-    <w:bookmarkStart w:id="188" w:name="ref-ajramContribution1HMagnetic2019"/>
+    <w:bookmarkEnd w:id="175"/>
+    <w:bookmarkStart w:id="177" w:name="ref-ajramContribution1HMagnetic2019"/>
     <w:p>
       <w:pPr>
         <w:pStyle w:val="Bibliography"/>
@@ -12042,7 +11688,7 @@
       <w:r>
         <w:t xml:space="preserve"> </w:t>
       </w:r>
-      <w:hyperlink r:id="rId187">
+      <w:hyperlink r:id="rId176">
         <w:r>
           <w:rPr>
             <w:rStyle w:val="InternetLink"/>
@@ -12089,8 +11735,8 @@
         <w:t xml:space="preserve">, 236–244 (2019).</w:t>
       </w:r>
     </w:p>
-    <w:bookmarkEnd w:id="188"/>
-    <w:bookmarkStart w:id="190" w:name="X33af55f10e3529ea3b703273ed55b97973a9c47"/>
+    <w:bookmarkEnd w:id="177"/>
+    <w:bookmarkStart w:id="179" w:name="X33af55f10e3529ea3b703273ed55b97973a9c47"/>
     <w:p>
       <w:pPr>
         <w:pStyle w:val="Bibliography"/>
@@ -12110,7 +11756,7 @@
       <w:r>
         <w:t xml:space="preserve"> </w:t>
       </w:r>
-      <w:hyperlink r:id="rId189">
+      <w:hyperlink r:id="rId178">
         <w:r>
           <w:rPr>
             <w:rStyle w:val="InternetLink"/>
@@ -12259,8 +11905,8 @@
         <w:t xml:space="preserve">, 76 (2018).</w:t>
       </w:r>
     </w:p>
-    <w:bookmarkEnd w:id="190"/>
-    <w:bookmarkStart w:id="192" w:name="ref-harrisEdited1Magnetic2017"/>
+    <w:bookmarkEnd w:id="179"/>
+    <w:bookmarkStart w:id="181" w:name="ref-harrisEdited1Magnetic2017"/>
     <w:p>
       <w:pPr>
         <w:pStyle w:val="Bibliography"/>
@@ -12280,7 +11926,7 @@
       <w:r>
         <w:t xml:space="preserve"> </w:t>
       </w:r>
-      <w:hyperlink r:id="rId191">
+      <w:hyperlink r:id="rId180">
         <w:r>
           <w:rPr>
             <w:rStyle w:val="InternetLink"/>
@@ -12363,8 +12009,8 @@
         <w:t xml:space="preserve">, 1377–1389 (2017).</w:t>
       </w:r>
     </w:p>
-    <w:bookmarkEnd w:id="192"/>
-    <w:bookmarkStart w:id="194" w:name="ref-peekComprehensiveGuideMEGAPRESS2023"/>
+    <w:bookmarkEnd w:id="181"/>
+    <w:bookmarkStart w:id="183" w:name="ref-peekComprehensiveGuideMEGAPRESS2023"/>
     <w:p>
       <w:pPr>
         <w:pStyle w:val="Bibliography"/>
@@ -12394,7 +12040,7 @@
       <w:r>
         <w:t xml:space="preserve"> </w:t>
       </w:r>
-      <w:hyperlink r:id="rId193">
+      <w:hyperlink r:id="rId182">
         <w:r>
           <w:rPr>
             <w:rStyle w:val="InternetLink"/>
@@ -12477,8 +12123,8 @@
         <w:t xml:space="preserve">, 115113 (2023).</w:t>
       </w:r>
     </w:p>
-    <w:bookmarkEnd w:id="194"/>
-    <w:bookmarkStart w:id="196" w:name="ref-poilFastNetworkOscillations2011"/>
+    <w:bookmarkEnd w:id="183"/>
+    <w:bookmarkStart w:id="185" w:name="ref-poilFastNetworkOscillations2011"/>
     <w:p>
       <w:pPr>
         <w:pStyle w:val="Bibliography"/>
@@ -12508,7 +12154,7 @@
       <w:r>
         <w:t xml:space="preserve"> </w:t>
       </w:r>
-      <w:hyperlink r:id="rId195">
+      <w:hyperlink r:id="rId184">
         <w:r>
           <w:rPr>
             <w:rStyle w:val="InternetLink"/>
@@ -12567,8 +12213,8 @@
         <w:t xml:space="preserve">, 394–403 (2011).</w:t>
       </w:r>
     </w:p>
-    <w:bookmarkEnd w:id="196"/>
-    <w:bookmarkStart w:id="198" w:name="X670c54a005ed7507f4626875ce455b6cc32d0d9"/>
+    <w:bookmarkEnd w:id="185"/>
+    <w:bookmarkStart w:id="187" w:name="X670c54a005ed7507f4626875ce455b6cc32d0d9"/>
     <w:p>
       <w:pPr>
         <w:pStyle w:val="Bibliography"/>
@@ -12588,7 +12234,7 @@
       <w:r>
         <w:t xml:space="preserve"> </w:t>
       </w:r>
-      <w:hyperlink r:id="rId197">
+      <w:hyperlink r:id="rId186">
         <w:r>
           <w:rPr>
             <w:rStyle w:val="InternetLink"/>
@@ -12683,8 +12329,8 @@
         <w:t xml:space="preserve">, 1386–1393 (2007).</w:t>
       </w:r>
     </w:p>
-    <w:bookmarkEnd w:id="198"/>
-    <w:bookmarkStart w:id="200" w:name="X57bd0e2605c22795c5bd8ffc8a5c4acda84f88f"/>
+    <w:bookmarkEnd w:id="187"/>
+    <w:bookmarkStart w:id="189" w:name="X57bd0e2605c22795c5bd8ffc8a5c4acda84f88f"/>
     <w:p>
       <w:pPr>
         <w:pStyle w:val="Bibliography"/>
@@ -12704,7 +12350,7 @@
       <w:r>
         <w:t xml:space="preserve"> </w:t>
       </w:r>
-      <w:hyperlink r:id="rId199">
+      <w:hyperlink r:id="rId188">
         <w:r>
           <w:rPr>
             <w:rStyle w:val="InternetLink"/>
@@ -12775,8 +12421,8 @@
         <w:t xml:space="preserve">, 11167–11177 (2003).</w:t>
       </w:r>
     </w:p>
-    <w:bookmarkEnd w:id="200"/>
-    <w:bookmarkStart w:id="202" w:name="Xdb649a1852d5606ef37cf9435a5ad42696389d3"/>
+    <w:bookmarkEnd w:id="189"/>
+    <w:bookmarkStart w:id="191" w:name="Xdb649a1852d5606ef37cf9435a5ad42696389d3"/>
     <w:p>
       <w:pPr>
         <w:pStyle w:val="Bibliography"/>
@@ -12796,7 +12442,7 @@
       <w:r>
         <w:t xml:space="preserve"> </w:t>
       </w:r>
-      <w:hyperlink r:id="rId201">
+      <w:hyperlink r:id="rId190">
         <w:r>
           <w:rPr>
             <w:rStyle w:val="InternetLink"/>
@@ -12831,8 +12477,8 @@
         <w:t xml:space="preserve">, 7576–7581 (2008).</w:t>
       </w:r>
     </w:p>
-    <w:bookmarkEnd w:id="202"/>
-    <w:bookmarkStart w:id="204" w:name="ref-yangMaximalVariabilityPhase2012"/>
+    <w:bookmarkEnd w:id="191"/>
+    <w:bookmarkStart w:id="193" w:name="ref-yangMaximalVariabilityPhase2012"/>
     <w:p>
       <w:pPr>
         <w:pStyle w:val="Bibliography"/>
@@ -12852,7 +12498,7 @@
       <w:r>
         <w:t xml:space="preserve"> </w:t>
       </w:r>
-      <w:hyperlink r:id="rId203">
+      <w:hyperlink r:id="rId192">
         <w:r>
           <w:rPr>
             <w:rStyle w:val="InternetLink"/>
@@ -12971,8 +12617,8 @@
         <w:t xml:space="preserve">, 1061–1072 (2012).</w:t>
       </w:r>
     </w:p>
-    <w:bookmarkEnd w:id="204"/>
-    <w:bookmarkStart w:id="206" w:name="ref-obyrneHowCriticalBrain2022"/>
+    <w:bookmarkEnd w:id="193"/>
+    <w:bookmarkStart w:id="195" w:name="ref-obyrneHowCriticalBrain2022"/>
     <w:p>
       <w:pPr>
         <w:pStyle w:val="Bibliography"/>
@@ -12992,7 +12638,7 @@
       <w:r>
         <w:t xml:space="preserve"> </w:t>
       </w:r>
-      <w:hyperlink r:id="rId205">
+      <w:hyperlink r:id="rId194">
         <w:r>
           <w:rPr>
             <w:rStyle w:val="InternetLink"/>
@@ -13024,8 +12670,8 @@
         <w:t xml:space="preserve">, 820–837 (2022).</w:t>
       </w:r>
     </w:p>
-    <w:bookmarkEnd w:id="206"/>
-    <w:bookmarkStart w:id="208" w:name="X8ce174dd83c21ef4ca7230b9898934f8cc25266"/>
+    <w:bookmarkEnd w:id="195"/>
+    <w:bookmarkStart w:id="197" w:name="X8ce174dd83c21ef4ca7230b9898934f8cc25266"/>
     <w:p>
       <w:pPr>
         <w:pStyle w:val="Bibliography"/>
@@ -13055,7 +12701,7 @@
       <w:r>
         <w:t xml:space="preserve"> </w:t>
       </w:r>
-      <w:hyperlink r:id="rId207">
+      <w:hyperlink r:id="rId196">
         <w:r>
           <w:rPr>
             <w:rStyle w:val="InternetLink"/>
@@ -13120,8 +12766,8 @@
         <w:t xml:space="preserve">, 639389 (2021).</w:t>
       </w:r>
     </w:p>
-    <w:bookmarkEnd w:id="208"/>
-    <w:bookmarkStart w:id="210" w:name="ref-avramieaRegulationCriticalBrain2023"/>
+    <w:bookmarkEnd w:id="197"/>
+    <w:bookmarkStart w:id="199" w:name="ref-avramieaRegulationCriticalBrain2023"/>
     <w:p>
       <w:pPr>
         <w:pStyle w:val="Bibliography"/>
@@ -13138,7 +12784,7 @@
       <w:r>
         <w:t xml:space="preserve">Avrămiea, A.-E. Regulation of critical brain dynamics and its functional implications. HFAAA72020230307 (Vrije Universiteit Amsterdam, 2023). doi:</w:t>
       </w:r>
-      <w:hyperlink r:id="rId209">
+      <w:hyperlink r:id="rId198">
         <w:r>
           <w:rPr>
             <w:rStyle w:val="InternetLink"/>
@@ -13150,8 +12796,8 @@
         <w:t xml:space="preserve">.</w:t>
       </w:r>
     </w:p>
-    <w:bookmarkEnd w:id="210"/>
-    <w:bookmarkStart w:id="212" w:name="Xed66735bb6d2317bca3d933a96a148919293c77"/>
+    <w:bookmarkEnd w:id="199"/>
+    <w:bookmarkStart w:id="201" w:name="Xed66735bb6d2317bca3d933a96a148919293c77"/>
     <w:p>
       <w:pPr>
         <w:pStyle w:val="Bibliography"/>
@@ -13171,7 +12817,7 @@
       <w:r>
         <w:t xml:space="preserve"> </w:t>
       </w:r>
-      <w:hyperlink r:id="rId211">
+      <w:hyperlink r:id="rId200">
         <w:r>
           <w:rPr>
             <w:rStyle w:val="InternetLink"/>
@@ -13236,8 +12882,8 @@
         <w:t xml:space="preserve">, 619661 (2021).</w:t>
       </w:r>
     </w:p>
-    <w:bookmarkEnd w:id="212"/>
-    <w:bookmarkStart w:id="214" w:name="X53ee3219835bedd3e8024e256fb42bd968bf7fb"/>
+    <w:bookmarkEnd w:id="201"/>
+    <w:bookmarkStart w:id="203" w:name="X53ee3219835bedd3e8024e256fb42bd968bf7fb"/>
     <w:p>
       <w:pPr>
         <w:pStyle w:val="Bibliography"/>
@@ -13257,7 +12903,7 @@
       <w:r>
         <w:t xml:space="preserve"> </w:t>
       </w:r>
-      <w:hyperlink r:id="rId213">
+      <w:hyperlink r:id="rId202">
         <w:r>
           <w:rPr>
             <w:rStyle w:val="InternetLink"/>
@@ -13293,8 +12939,8 @@
         <w:t xml:space="preserve">. (2025).</w:t>
       </w:r>
     </w:p>
-    <w:bookmarkEnd w:id="214"/>
-    <w:bookmarkStart w:id="216" w:name="ref-xiePharmacoresistantTemporalLobe2024"/>
+    <w:bookmarkEnd w:id="203"/>
+    <w:bookmarkStart w:id="205" w:name="ref-xiePharmacoresistantTemporalLobe2024"/>
     <w:p>
       <w:pPr>
         <w:pStyle w:val="Bibliography"/>
@@ -13324,7 +12970,7 @@
       <w:r>
         <w:t xml:space="preserve"> Pharmaco-resistant temporal lobe epilepsy gradually perturbs the cortex-wide excitation-inhibition balance. (2024) doi:</w:t>
       </w:r>
-      <w:hyperlink r:id="rId215">
+      <w:hyperlink r:id="rId204">
         <w:r>
           <w:rPr>
             <w:rStyle w:val="InternetLink"/>
@@ -13336,8 +12982,8 @@
         <w:t xml:space="preserve">.</w:t>
       </w:r>
     </w:p>
-    <w:bookmarkEnd w:id="216"/>
-    <w:bookmarkStart w:id="218" w:name="X66840f2e535e017a7b65cdb14133cdb34347199"/>
+    <w:bookmarkEnd w:id="205"/>
+    <w:bookmarkStart w:id="207" w:name="X66840f2e535e017a7b65cdb14133cdb34347199"/>
     <w:p>
       <w:pPr>
         <w:pStyle w:val="Bibliography"/>
@@ -13367,7 +13013,7 @@
       <w:r>
         <w:t xml:space="preserve"> </w:t>
       </w:r>
-      <w:hyperlink r:id="rId217">
+      <w:hyperlink r:id="rId206">
         <w:r>
           <w:rPr>
             <w:rStyle w:val="InternetLink"/>
@@ -13402,8 +13048,8 @@
         <w:t xml:space="preserve">, 6115 (2023).</w:t>
       </w:r>
     </w:p>
-    <w:bookmarkEnd w:id="218"/>
-    <w:bookmarkStart w:id="220" w:name="X64d5c77c0dd95405f1207ce5d2d112cdcadb366"/>
+    <w:bookmarkEnd w:id="207"/>
+    <w:bookmarkStart w:id="209" w:name="X64d5c77c0dd95405f1207ce5d2d112cdcadb366"/>
     <w:p>
       <w:pPr>
         <w:pStyle w:val="Bibliography"/>
@@ -13423,7 +13069,7 @@
       <w:r>
         <w:t xml:space="preserve"> </w:t>
       </w:r>
-      <w:hyperlink r:id="rId219">
+      <w:hyperlink r:id="rId208">
         <w:r>
           <w:rPr>
             <w:rStyle w:val="InternetLink"/>
@@ -13482,8 +13128,8 @@
         <w:t xml:space="preserve">, 100600 (2019).</w:t>
       </w:r>
     </w:p>
-    <w:bookmarkEnd w:id="220"/>
-    <w:bookmarkStart w:id="222" w:name="ref-linInvestigatingMetabolicChanges2012"/>
+    <w:bookmarkEnd w:id="209"/>
+    <w:bookmarkStart w:id="211" w:name="ref-linInvestigatingMetabolicChanges2012"/>
     <w:p>
       <w:pPr>
         <w:pStyle w:val="Bibliography"/>
@@ -13503,7 +13149,7 @@
       <w:r>
         <w:t xml:space="preserve"> </w:t>
       </w:r>
-      <w:hyperlink r:id="rId221">
+      <w:hyperlink r:id="rId210">
         <w:r>
           <w:rPr>
             <w:rStyle w:val="InternetLink"/>
@@ -13622,8 +13268,8 @@
         <w:t xml:space="preserve">, 1484–1495 (2012).</w:t>
       </w:r>
     </w:p>
-    <w:bookmarkEnd w:id="222"/>
-    <w:bookmarkStart w:id="224" w:name="X3c88d9f185b840e7d37383eacc851b1a1df9e52"/>
+    <w:bookmarkEnd w:id="211"/>
+    <w:bookmarkStart w:id="213" w:name="X3c88d9f185b840e7d37383eacc851b1a1df9e52"/>
     <w:p>
       <w:pPr>
         <w:pStyle w:val="Bibliography"/>
@@ -13643,7 +13289,7 @@
       <w:r>
         <w:t xml:space="preserve"> </w:t>
       </w:r>
-      <w:hyperlink r:id="rId223">
+      <w:hyperlink r:id="rId212">
         <w:r>
           <w:rPr>
             <w:rStyle w:val="InternetLink"/>
@@ -13678,8 +13324,8 @@
         <w:t xml:space="preserve">, 2295–2307 (2019).</w:t>
       </w:r>
     </w:p>
-    <w:bookmarkEnd w:id="224"/>
-    <w:bookmarkStart w:id="226" w:name="ref-saucedoChangesGABAGlutamate"/>
+    <w:bookmarkEnd w:id="213"/>
+    <w:bookmarkStart w:id="215" w:name="ref-saucedoChangesGABAGlutamate"/>
     <w:p>
       <w:pPr>
         <w:pStyle w:val="Bibliography"/>
@@ -13787,7 +13433,7 @@
       <w:r>
         <w:t xml:space="preserve">1922 (Toronto, ON, Canada). doi:</w:t>
       </w:r>
-      <w:hyperlink r:id="rId225">
+      <w:hyperlink r:id="rId214">
         <w:r>
           <w:rPr>
             <w:rStyle w:val="InternetLink"/>
@@ -13799,8 +13445,8 @@
         <w:t xml:space="preserve">.</w:t>
       </w:r>
     </w:p>
-    <w:bookmarkEnd w:id="226"/>
-    <w:bookmarkStart w:id="228" w:name="ref-kurcyusOppositeDynamicsGABA2018"/>
+    <w:bookmarkEnd w:id="215"/>
+    <w:bookmarkStart w:id="217" w:name="ref-kurcyusOppositeDynamicsGABA2018"/>
     <w:p>
       <w:pPr>
         <w:pStyle w:val="Bibliography"/>
@@ -13830,7 +13476,7 @@
       <w:r>
         <w:t xml:space="preserve"> </w:t>
       </w:r>
-      <w:hyperlink r:id="rId227">
+      <w:hyperlink r:id="rId216">
         <w:r>
           <w:rPr>
             <w:rStyle w:val="InternetLink"/>
@@ -13973,8 +13619,8 @@
         <w:t xml:space="preserve">, 9967–9976 (2018).</w:t>
       </w:r>
     </w:p>
-    <w:bookmarkEnd w:id="228"/>
-    <w:bookmarkStart w:id="230" w:name="X2deb2be2adb62c9f33832d8596f4171cb63eb82"/>
+    <w:bookmarkEnd w:id="217"/>
+    <w:bookmarkStart w:id="219" w:name="X2deb2be2adb62c9f33832d8596f4171cb63eb82"/>
     <w:p>
       <w:pPr>
         <w:pStyle w:val="Bibliography"/>
@@ -13994,7 +13640,7 @@
       <w:r>
         <w:t xml:space="preserve"> </w:t>
       </w:r>
-      <w:hyperlink r:id="rId229">
+      <w:hyperlink r:id="rId218">
         <w:r>
           <w:rPr>
             <w:rStyle w:val="InternetLink"/>
@@ -14047,8 +13693,8 @@
         <w:t xml:space="preserve">, 901–910 (2011).</w:t>
       </w:r>
     </w:p>
-    <w:bookmarkEnd w:id="230"/>
-    <w:bookmarkStart w:id="232" w:name="ref-mescherSimultaneousVivoSpectral1998"/>
+    <w:bookmarkEnd w:id="219"/>
+    <w:bookmarkStart w:id="221" w:name="ref-mescherSimultaneousVivoSpectral1998"/>
     <w:p>
       <w:pPr>
         <w:pStyle w:val="Bibliography"/>
@@ -14068,7 +13714,7 @@
       <w:r>
         <w:t xml:space="preserve"> </w:t>
       </w:r>
-      <w:hyperlink r:id="rId231">
+      <w:hyperlink r:id="rId220">
         <w:r>
           <w:rPr>
             <w:rStyle w:val="InternetLink"/>
@@ -14103,8 +13749,8 @@
         <w:t xml:space="preserve">, 266–272 (1998).</w:t>
       </w:r>
     </w:p>
-    <w:bookmarkEnd w:id="232"/>
-    <w:bookmarkStart w:id="233" w:name="ref-cordeyJungles2019"/>
+    <w:bookmarkEnd w:id="221"/>
+    <w:bookmarkStart w:id="222" w:name="ref-cordeyJungles2019"/>
     <w:p>
       <w:pPr>
         <w:pStyle w:val="Bibliography"/>
@@ -14138,8 +13784,8 @@
         <w:t xml:space="preserve">(2019).</w:t>
       </w:r>
     </w:p>
-    <w:bookmarkEnd w:id="233"/>
-    <w:bookmarkStart w:id="235" w:name="ref-ipCombinedFMRIMRSAcquires2017"/>
+    <w:bookmarkEnd w:id="222"/>
+    <w:bookmarkStart w:id="224" w:name="ref-ipCombinedFMRIMRSAcquires2017"/>
     <w:p>
       <w:pPr>
         <w:pStyle w:val="Bibliography"/>
@@ -14169,7 +13815,7 @@
       <w:r>
         <w:t xml:space="preserve"> </w:t>
       </w:r>
-      <w:hyperlink r:id="rId234">
+      <w:hyperlink r:id="rId223">
         <w:r>
           <w:rPr>
             <w:rStyle w:val="InternetLink"/>
@@ -14252,8 +13898,8 @@
         <w:t xml:space="preserve">, 113–119 (2017).</w:t>
       </w:r>
     </w:p>
-    <w:bookmarkEnd w:id="235"/>
-    <w:bookmarkStart w:id="237" w:name="X56c2864753b60d9230ad09d1af7ca17bd280dab"/>
+    <w:bookmarkEnd w:id="224"/>
+    <w:bookmarkStart w:id="226" w:name="X56c2864753b60d9230ad09d1af7ca17bd280dab"/>
     <w:p>
       <w:pPr>
         <w:pStyle w:val="Bibliography"/>
@@ -14283,7 +13929,7 @@
       <w:r>
         <w:t xml:space="preserve"> </w:t>
       </w:r>
-      <w:hyperlink r:id="rId236">
+      <w:hyperlink r:id="rId225">
         <w:r>
           <w:rPr>
             <w:rStyle w:val="InternetLink"/>
@@ -14366,8 +14012,8 @@
         <w:t xml:space="preserve">, 527–550 (2019).</w:t>
       </w:r>
     </w:p>
-    <w:bookmarkEnd w:id="237"/>
-    <w:bookmarkStart w:id="239" w:name="X43d031096c745031e21b8d0f664225976fbb7fa"/>
+    <w:bookmarkEnd w:id="226"/>
+    <w:bookmarkStart w:id="228" w:name="X43d031096c745031e21b8d0f664225976fbb7fa"/>
     <w:p>
       <w:pPr>
         <w:pStyle w:val="Bibliography"/>
@@ -14397,7 +14043,7 @@
       <w:r>
         <w:t xml:space="preserve"> </w:t>
       </w:r>
-      <w:hyperlink r:id="rId238">
+      <w:hyperlink r:id="rId227">
         <w:r>
           <w:rPr>
             <w:rStyle w:val="InternetLink"/>
@@ -14492,8 +14138,8 @@
         <w:t xml:space="preserve">, 107–114 (2018).</w:t>
       </w:r>
     </w:p>
-    <w:bookmarkEnd w:id="239"/>
-    <w:bookmarkStart w:id="241" w:name="ref-liFirstStepNeuroimaging2016"/>
+    <w:bookmarkEnd w:id="228"/>
+    <w:bookmarkStart w:id="230" w:name="ref-liFirstStepNeuroimaging2016"/>
     <w:p>
       <w:pPr>
         <w:pStyle w:val="Bibliography"/>
@@ -14513,7 +14159,7 @@
       <w:r>
         <w:t xml:space="preserve"> </w:t>
       </w:r>
-      <w:hyperlink r:id="rId240">
+      <w:hyperlink r:id="rId229">
         <w:r>
           <w:rPr>
             <w:rStyle w:val="InternetLink"/>
@@ -14596,8 +14242,8 @@
         <w:t xml:space="preserve">, 47–56 (2016).</w:t>
       </w:r>
     </w:p>
-    <w:bookmarkEnd w:id="241"/>
-    <w:bookmarkStart w:id="243" w:name="ref-gorgolewskiBrainImagingData2016"/>
+    <w:bookmarkEnd w:id="230"/>
+    <w:bookmarkStart w:id="232" w:name="ref-gorgolewskiBrainImagingData2016"/>
     <w:p>
       <w:pPr>
         <w:pStyle w:val="Bibliography"/>
@@ -14627,7 +14273,7 @@
       <w:r>
         <w:t xml:space="preserve"> </w:t>
       </w:r>
-      <w:hyperlink r:id="rId242">
+      <w:hyperlink r:id="rId231">
         <w:r>
           <w:rPr>
             <w:rStyle w:val="InternetLink"/>
@@ -14662,8 +14308,8 @@
         <w:t xml:space="preserve">, 160044 (2016).</w:t>
       </w:r>
     </w:p>
-    <w:bookmarkEnd w:id="243"/>
-    <w:bookmarkStart w:id="245" w:name="ref-boreDcm2Bids2023"/>
+    <w:bookmarkEnd w:id="232"/>
+    <w:bookmarkStart w:id="234" w:name="ref-boreDcm2Bids2023"/>
     <w:p>
       <w:pPr>
         <w:pStyle w:val="Bibliography"/>
@@ -14689,7 +14335,7 @@
       <w:r>
         <w:t xml:space="preserve">. (2023) doi:</w:t>
       </w:r>
-      <w:hyperlink r:id="rId244">
+      <w:hyperlink r:id="rId233">
         <w:r>
           <w:rPr>
             <w:rStyle w:val="InternetLink"/>
@@ -14701,8 +14347,8 @@
         <w:t xml:space="preserve">.</w:t>
       </w:r>
     </w:p>
-    <w:bookmarkEnd w:id="245"/>
-    <w:bookmarkStart w:id="247" w:name="ref-tustisonN4ITKImprovedN32010"/>
+    <w:bookmarkEnd w:id="234"/>
+    <w:bookmarkStart w:id="236" w:name="ref-tustisonN4ITKImprovedN32010"/>
     <w:p>
       <w:pPr>
         <w:pStyle w:val="Bibliography"/>
@@ -14732,7 +14378,7 @@
       <w:r>
         <w:t xml:space="preserve"> </w:t>
       </w:r>
-      <w:hyperlink r:id="rId246">
+      <w:hyperlink r:id="rId235">
         <w:r>
           <w:rPr>
             <w:rStyle w:val="InternetLink"/>
@@ -14785,8 +14431,8 @@
         <w:t xml:space="preserve">, 1310–1320 (2010).</w:t>
       </w:r>
     </w:p>
-    <w:bookmarkEnd w:id="247"/>
-    <w:bookmarkStart w:id="249" w:name="Xeefaf9082b75bd08ec775a50708dca4153d9690"/>
+    <w:bookmarkEnd w:id="236"/>
+    <w:bookmarkStart w:id="238" w:name="Xeefaf9082b75bd08ec775a50708dca4153d9690"/>
     <w:p>
       <w:pPr>
         <w:pStyle w:val="Bibliography"/>
@@ -14806,7 +14452,7 @@
       <w:r>
         <w:t xml:space="preserve"> </w:t>
       </w:r>
-      <w:hyperlink r:id="rId248">
+      <w:hyperlink r:id="rId237">
         <w:r>
           <w:rPr>
             <w:rStyle w:val="InternetLink"/>
@@ -14841,8 +14487,8 @@
         <w:t xml:space="preserve">, 26–41 (2008).</w:t>
       </w:r>
     </w:p>
-    <w:bookmarkEnd w:id="249"/>
-    <w:bookmarkStart w:id="251" w:name="X43711a0a118a74b3ee63b3c5ba2faa681733756"/>
+    <w:bookmarkEnd w:id="238"/>
+    <w:bookmarkStart w:id="240" w:name="X43711a0a118a74b3ee63b3c5ba2faa681733756"/>
     <w:p>
       <w:pPr>
         <w:pStyle w:val="Bibliography"/>
@@ -14881,7 +14527,7 @@
       <w:r>
         <w:t xml:space="preserve">. 0.12.0-Rc1. (2016) doi:</w:t>
       </w:r>
-      <w:hyperlink r:id="rId250">
+      <w:hyperlink r:id="rId239">
         <w:r>
           <w:rPr>
             <w:rStyle w:val="InternetLink"/>
@@ -14893,8 +14539,8 @@
         <w:t xml:space="preserve">.</w:t>
       </w:r>
     </w:p>
-    <w:bookmarkEnd w:id="251"/>
-    <w:bookmarkStart w:id="253" w:name="ref-zhangSegmentationBrainMR2001"/>
+    <w:bookmarkEnd w:id="240"/>
+    <w:bookmarkStart w:id="242" w:name="ref-zhangSegmentationBrainMR2001"/>
     <w:p>
       <w:pPr>
         <w:pStyle w:val="Bibliography"/>
@@ -14914,7 +14560,7 @@
       <w:r>
         <w:t xml:space="preserve"> </w:t>
       </w:r>
-      <w:hyperlink r:id="rId252">
+      <w:hyperlink r:id="rId241">
         <w:r>
           <w:rPr>
             <w:rStyle w:val="InternetLink"/>
@@ -14997,8 +14643,8 @@
         <w:t xml:space="preserve">, 45–57 (2001).</w:t>
       </w:r>
     </w:p>
-    <w:bookmarkEnd w:id="253"/>
-    <w:bookmarkStart w:id="255" w:name="X9e85724468787baf5444247f89a11ca552f98cd"/>
+    <w:bookmarkEnd w:id="242"/>
+    <w:bookmarkStart w:id="244" w:name="X9e85724468787baf5444247f89a11ca552f98cd"/>
     <w:p>
       <w:pPr>
         <w:pStyle w:val="Bibliography"/>
@@ -15028,7 +14674,7 @@
       <w:r>
         <w:t xml:space="preserve"> </w:t>
       </w:r>
-      <w:hyperlink r:id="rId254">
+      <w:hyperlink r:id="rId243">
         <w:r>
           <w:rPr>
             <w:rStyle w:val="InternetLink"/>
@@ -15099,8 +14745,8 @@
         <w:t xml:space="preserve">, S208–219 (2004).</w:t>
       </w:r>
     </w:p>
-    <w:bookmarkEnd w:id="255"/>
-    <w:bookmarkStart w:id="257" w:name="ref-daleCorticalSurfacebasedAnalysis1999"/>
+    <w:bookmarkEnd w:id="244"/>
+    <w:bookmarkStart w:id="246" w:name="ref-daleCorticalSurfacebasedAnalysis1999"/>
     <w:p>
       <w:pPr>
         <w:pStyle w:val="Bibliography"/>
@@ -15120,7 +14766,7 @@
       <w:r>
         <w:t xml:space="preserve"> </w:t>
       </w:r>
-      <w:hyperlink r:id="rId256">
+      <w:hyperlink r:id="rId245">
         <w:r>
           <w:rPr>
             <w:rStyle w:val="InternetLink"/>
@@ -15197,8 +14843,8 @@
         <w:t xml:space="preserve">, 179–194 (1999).</w:t>
       </w:r>
     </w:p>
-    <w:bookmarkEnd w:id="257"/>
-    <w:bookmarkStart w:id="259" w:name="X3c1fe9de21a1d29d636da9e3eada512cffb92e2"/>
+    <w:bookmarkEnd w:id="246"/>
+    <w:bookmarkStart w:id="248" w:name="X3c1fe9de21a1d29d636da9e3eada512cffb92e2"/>
     <w:p>
       <w:pPr>
         <w:pStyle w:val="Bibliography"/>
@@ -15228,7 +14874,7 @@
       <w:r>
         <w:t xml:space="preserve"> </w:t>
       </w:r>
-      <w:hyperlink r:id="rId258">
+      <w:hyperlink r:id="rId247">
         <w:r>
           <w:rPr>
             <w:rStyle w:val="InternetLink"/>
@@ -15263,8 +14909,8 @@
         <w:t xml:space="preserve">, e1005350 (2017).</w:t>
       </w:r>
     </w:p>
-    <w:bookmarkEnd w:id="259"/>
-    <w:bookmarkStart w:id="261" w:name="Xe1081da162060deb82331b9df54dc7d82337269"/>
+    <w:bookmarkEnd w:id="248"/>
+    <w:bookmarkStart w:id="250" w:name="Xe1081da162060deb82331b9df54dc7d82337269"/>
     <w:p>
       <w:pPr>
         <w:pStyle w:val="Bibliography"/>
@@ -15294,7 +14940,7 @@
       <w:r>
         <w:t xml:space="preserve"> </w:t>
       </w:r>
-      <w:hyperlink r:id="rId260">
+      <w:hyperlink r:id="rId249">
         <w:r>
           <w:rPr>
             <w:rStyle w:val="InternetLink"/>
@@ -15347,8 +14993,8 @@
         <w:t xml:space="preserve">, 111–116 (2019).</w:t>
       </w:r>
     </w:p>
-    <w:bookmarkEnd w:id="261"/>
-    <w:bookmarkStart w:id="263" w:name="Xf6126b899085a9a785ebf6398c9bce49f28ea50"/>
+    <w:bookmarkEnd w:id="250"/>
+    <w:bookmarkStart w:id="252" w:name="Xf6126b899085a9a785ebf6398c9bce49f28ea50"/>
     <w:p>
       <w:pPr>
         <w:pStyle w:val="Bibliography"/>
@@ -15368,7 +15014,7 @@
       <w:r>
         <w:t xml:space="preserve"> </w:t>
       </w:r>
-      <w:hyperlink r:id="rId262">
+      <w:hyperlink r:id="rId251">
         <w:r>
           <w:rPr>
             <w:rStyle w:val="InternetLink"/>
@@ -15403,8 +15049,8 @@
         <w:t xml:space="preserve">, 825–841 (2002).</w:t>
       </w:r>
     </w:p>
-    <w:bookmarkEnd w:id="263"/>
-    <w:bookmarkStart w:id="265" w:name="ref-coxAFNISoftwareAnalysis1996"/>
+    <w:bookmarkEnd w:id="252"/>
+    <w:bookmarkStart w:id="254" w:name="ref-coxAFNISoftwareAnalysis1996"/>
     <w:p>
       <w:pPr>
         <w:pStyle w:val="Bibliography"/>
@@ -15424,7 +15070,7 @@
       <w:r>
         <w:t xml:space="preserve"> </w:t>
       </w:r>
-      <w:hyperlink r:id="rId264">
+      <w:hyperlink r:id="rId253">
         <w:r>
           <w:rPr>
             <w:rStyle w:val="InternetLink"/>
@@ -15549,8 +15195,8 @@
         <w:t xml:space="preserve">, 162–173 (1996).</w:t>
       </w:r>
     </w:p>
-    <w:bookmarkEnd w:id="265"/>
-    <w:bookmarkStart w:id="267" w:name="X699ec02cddd59da9f6ce2f525f26c7d6f5ae283"/>
+    <w:bookmarkEnd w:id="254"/>
+    <w:bookmarkStart w:id="256" w:name="X699ec02cddd59da9f6ce2f525f26c7d6f5ae283"/>
     <w:p>
       <w:pPr>
         <w:pStyle w:val="Bibliography"/>
@@ -15580,7 +15226,7 @@
       <w:r>
         <w:t xml:space="preserve"> </w:t>
       </w:r>
-      <w:hyperlink r:id="rId266">
+      <w:hyperlink r:id="rId255">
         <w:r>
           <w:rPr>
             <w:rStyle w:val="InternetLink"/>
@@ -15663,8 +15309,8 @@
         <w:t xml:space="preserve">, 87–97 (1999).</w:t>
       </w:r>
     </w:p>
-    <w:bookmarkEnd w:id="267"/>
-    <w:bookmarkStart w:id="269" w:name="X3a598bbf6fcf345f81ae1f5a13bc405d17b0a4c"/>
+    <w:bookmarkEnd w:id="256"/>
+    <w:bookmarkStart w:id="258" w:name="X3a598bbf6fcf345f81ae1f5a13bc405d17b0a4c"/>
     <w:p>
       <w:pPr>
         <w:pStyle w:val="Bibliography"/>
@@ -15694,7 +15340,7 @@
       <w:r>
         <w:t xml:space="preserve"> </w:t>
       </w:r>
-      <w:hyperlink r:id="rId268">
+      <w:hyperlink r:id="rId257">
         <w:r>
           <w:rPr>
             <w:rStyle w:val="InternetLink"/>
@@ -15765,8 +15411,8 @@
         <w:t xml:space="preserve">, 3669 (2021).</w:t>
       </w:r>
     </w:p>
-    <w:bookmarkEnd w:id="269"/>
-    <w:bookmarkStart w:id="271" w:name="X3269ade3d7f8b0f39f41bc530824d1dc76d0dfa"/>
+    <w:bookmarkEnd w:id="258"/>
+    <w:bookmarkStart w:id="260" w:name="X3269ade3d7f8b0f39f41bc530824d1dc76d0dfa"/>
     <w:p>
       <w:pPr>
         <w:pStyle w:val="Bibliography"/>
@@ -15796,7 +15442,7 @@
       <w:r>
         <w:t xml:space="preserve"> </w:t>
       </w:r>
-      <w:hyperlink r:id="rId270">
+      <w:hyperlink r:id="rId259">
         <w:r>
           <w:rPr>
             <w:rStyle w:val="InternetLink"/>
@@ -15909,8 +15555,8 @@
         <w:t xml:space="preserve">, 108827 (2020).</w:t>
       </w:r>
     </w:p>
-    <w:bookmarkEnd w:id="271"/>
-    <w:bookmarkStart w:id="273" w:name="Xa737e5e392e4bcd51c7fd23331cbb80e3818b9a"/>
+    <w:bookmarkEnd w:id="260"/>
+    <w:bookmarkStart w:id="262" w:name="Xa737e5e392e4bcd51c7fd23331cbb80e3818b9a"/>
     <w:p>
       <w:pPr>
         <w:pStyle w:val="Bibliography"/>
@@ -15930,7 +15576,7 @@
       <w:r>
         <w:t xml:space="preserve"> </w:t>
       </w:r>
-      <w:hyperlink r:id="rId272">
+      <w:hyperlink r:id="rId261">
         <w:r>
           <w:rPr>
             <w:rStyle w:val="InternetLink"/>
@@ -16001,8 +15647,8 @@
         <w:t xml:space="preserve">, 260–264 (2001).</w:t>
       </w:r>
     </w:p>
-    <w:bookmarkEnd w:id="273"/>
-    <w:bookmarkStart w:id="275" w:name="ref-pasantaFunctionalMRSStudies2023"/>
+    <w:bookmarkEnd w:id="262"/>
+    <w:bookmarkStart w:id="264" w:name="ref-pasantaFunctionalMRSStudies2023"/>
     <w:p>
       <w:pPr>
         <w:pStyle w:val="Bibliography"/>
@@ -16032,7 +15678,7 @@
       <w:r>
         <w:t xml:space="preserve"> </w:t>
       </w:r>
-      <w:hyperlink r:id="rId274">
+      <w:hyperlink r:id="rId263">
         <w:r>
           <w:rPr>
             <w:rStyle w:val="InternetLink"/>
@@ -16157,8 +15803,8 @@
         <w:t xml:space="preserve">, 104940 (2023).</w:t>
       </w:r>
     </w:p>
-    <w:bookmarkEnd w:id="275"/>
-    <w:bookmarkStart w:id="277" w:name="ref-ramadanGlutamateGlutamineReview2013"/>
+    <w:bookmarkEnd w:id="264"/>
+    <w:bookmarkStart w:id="266" w:name="ref-ramadanGlutamateGlutamineReview2013"/>
     <w:p>
       <w:pPr>
         <w:pStyle w:val="Bibliography"/>
@@ -16178,7 +15824,7 @@
       <w:r>
         <w:t xml:space="preserve"> </w:t>
       </w:r>
-      <w:hyperlink r:id="rId276">
+      <w:hyperlink r:id="rId265">
         <w:r>
           <w:rPr>
             <w:rStyle w:val="InternetLink"/>
@@ -16291,8 +15937,8 @@
         <w:t xml:space="preserve">, 10.1002/nbm.3045 (2013).</w:t>
       </w:r>
     </w:p>
-    <w:bookmarkEnd w:id="277"/>
-    <w:bookmarkStart w:id="279" w:name="X052b6cafc7e5dc3a47aa528e7a043214fc5326f"/>
+    <w:bookmarkEnd w:id="266"/>
+    <w:bookmarkStart w:id="268" w:name="X052b6cafc7e5dc3a47aa528e7a043214fc5326f"/>
     <w:p>
       <w:pPr>
         <w:pStyle w:val="Bibliography"/>
@@ -16322,7 +15968,7 @@
       <w:r>
         <w:t xml:space="preserve"> </w:t>
       </w:r>
-      <w:hyperlink r:id="rId278">
+      <w:hyperlink r:id="rId267">
         <w:r>
           <w:rPr>
             <w:rStyle w:val="InternetLink"/>
@@ -16375,8 +16021,8 @@
         <w:t xml:space="preserve">, e4482 (2021).</w:t>
       </w:r>
     </w:p>
-    <w:bookmarkEnd w:id="279"/>
-    <w:bookmarkStart w:id="281" w:name="X75e3a610a061c8794902153a8faf5931aea2967"/>
+    <w:bookmarkEnd w:id="268"/>
+    <w:bookmarkStart w:id="270" w:name="X75e3a610a061c8794902153a8faf5931aea2967"/>
     <w:p>
       <w:pPr>
         <w:pStyle w:val="Bibliography"/>
@@ -16406,7 +16052,7 @@
       <w:r>
         <w:t xml:space="preserve"> </w:t>
       </w:r>
-      <w:hyperlink r:id="rId280">
+      <w:hyperlink r:id="rId269">
         <w:r>
           <w:rPr>
             <w:rStyle w:val="InternetLink"/>
@@ -16447,8 +16093,8 @@
         <w:t xml:space="preserve">, e4618 (2022).</w:t>
       </w:r>
     </w:p>
-    <w:bookmarkEnd w:id="281"/>
-    <w:bookmarkStart w:id="283" w:name="X180a60f14470e5f085a3ed4594321e508d6ec55"/>
+    <w:bookmarkEnd w:id="270"/>
+    <w:bookmarkStart w:id="272" w:name="X180a60f14470e5f085a3ed4594321e508d6ec55"/>
     <w:p>
       <w:pPr>
         <w:pStyle w:val="Bibliography"/>
@@ -16468,7 +16114,7 @@
       <w:r>
         <w:t xml:space="preserve"> </w:t>
       </w:r>
-      <w:hyperlink r:id="rId282">
+      <w:hyperlink r:id="rId271">
         <w:r>
           <w:rPr>
             <w:rStyle w:val="InternetLink"/>
@@ -16527,8 +16173,8 @@
         <w:t xml:space="preserve">, 1445–1450 (2013).</w:t>
       </w:r>
     </w:p>
-    <w:bookmarkEnd w:id="283"/>
-    <w:bookmarkStart w:id="285" w:name="ref-bouchardNoiseDecorrelationCoil2025"/>
+    <w:bookmarkEnd w:id="272"/>
+    <w:bookmarkStart w:id="274" w:name="ref-bouchardNoiseDecorrelationCoil2025"/>
     <w:p>
       <w:pPr>
         <w:pStyle w:val="Bibliography"/>
@@ -16548,7 +16194,7 @@
       <w:r>
         <w:t xml:space="preserve"> </w:t>
       </w:r>
-      <w:hyperlink r:id="rId284">
+      <w:hyperlink r:id="rId273">
         <w:r>
           <w:rPr>
             <w:rStyle w:val="InternetLink"/>
@@ -16631,8 +16277,8 @@
         <w:t xml:space="preserve">, 110452 (2025).</w:t>
       </w:r>
     </w:p>
-    <w:bookmarkEnd w:id="285"/>
-    <w:bookmarkStart w:id="287" w:name="X34dcf5b26e20f7c34f09cc47bce142128fdda22"/>
+    <w:bookmarkEnd w:id="274"/>
+    <w:bookmarkStart w:id="276" w:name="X34dcf5b26e20f7c34f09cc47bce142128fdda22"/>
     <w:p>
       <w:pPr>
         <w:pStyle w:val="Bibliography"/>
@@ -16652,7 +16298,7 @@
       <w:r>
         <w:t xml:space="preserve"> </w:t>
       </w:r>
-      <w:hyperlink r:id="rId286">
+      <w:hyperlink r:id="rId275">
         <w:r>
           <w:rPr>
             <w:rStyle w:val="InternetLink"/>
@@ -16765,8 +16411,8 @@
         <w:t xml:space="preserve">, 1523–1529 (2015).</w:t>
       </w:r>
     </w:p>
-    <w:bookmarkEnd w:id="287"/>
-    <w:bookmarkStart w:id="289" w:name="ref-mikkelsenBigGABAII2019"/>
+    <w:bookmarkEnd w:id="276"/>
+    <w:bookmarkStart w:id="278" w:name="ref-mikkelsenBigGABAII2019"/>
     <w:p>
       <w:pPr>
         <w:pStyle w:val="Bibliography"/>
@@ -16796,7 +16442,7 @@
       <w:r>
         <w:t xml:space="preserve"> </w:t>
       </w:r>
-      <w:hyperlink r:id="rId288">
+      <w:hyperlink r:id="rId277">
         <w:r>
           <w:rPr>
             <w:rStyle w:val="InternetLink"/>
@@ -16897,8 +16543,8 @@
         <w:t xml:space="preserve">, 537–548 (2019).</w:t>
       </w:r>
     </w:p>
-    <w:bookmarkEnd w:id="289"/>
-    <w:bookmarkStart w:id="291" w:name="ref-mikkelsenBigGABAEdited2017"/>
+    <w:bookmarkEnd w:id="278"/>
+    <w:bookmarkStart w:id="280" w:name="ref-mikkelsenBigGABAEdited2017"/>
     <w:p>
       <w:pPr>
         <w:pStyle w:val="Bibliography"/>
@@ -16928,7 +16574,7 @@
       <w:r>
         <w:t xml:space="preserve"> </w:t>
       </w:r>
-      <w:hyperlink r:id="rId290">
+      <w:hyperlink r:id="rId279">
         <w:r>
           <w:rPr>
             <w:rStyle w:val="InternetLink"/>
@@ -17005,8 +16651,8 @@
         <w:t xml:space="preserve">, 32–45 (2017).</w:t>
       </w:r>
     </w:p>
-    <w:bookmarkEnd w:id="291"/>
-    <w:bookmarkStart w:id="292" w:name="Xa40a6c308a7c4ecd374d5d433164d97a4c07e0f"/>
+    <w:bookmarkEnd w:id="280"/>
+    <w:bookmarkStart w:id="281" w:name="Xa40a6c308a7c4ecd374d5d433164d97a4c07e0f"/>
     <w:p>
       <w:pPr>
         <w:pStyle w:val="Bibliography"/>
@@ -17100,8 +16746,8 @@
         <w:t xml:space="preserve">. (Elsevier Ltd., 2007).</w:t>
       </w:r>
     </w:p>
-    <w:bookmarkEnd w:id="292"/>
-    <w:bookmarkStart w:id="294" w:name="ref-gasparovicUseTissueWater2006"/>
+    <w:bookmarkEnd w:id="281"/>
+    <w:bookmarkStart w:id="283" w:name="ref-gasparovicUseTissueWater2006"/>
     <w:p>
       <w:pPr>
         <w:pStyle w:val="Bibliography"/>
@@ -17131,7 +16777,7 @@
       <w:r>
         <w:t xml:space="preserve"> </w:t>
       </w:r>
-      <w:hyperlink r:id="rId293">
+      <w:hyperlink r:id="rId282">
         <w:r>
           <w:rPr>
             <w:rStyle w:val="InternetLink"/>
@@ -17166,8 +16812,8 @@
         <w:t xml:space="preserve">, 1219–1226 (2006).</w:t>
       </w:r>
     </w:p>
-    <w:bookmarkEnd w:id="294"/>
-    <w:bookmarkStart w:id="296" w:name="X3bd4325490f39fc8d86d2a451dd0fe154a395df"/>
+    <w:bookmarkEnd w:id="283"/>
+    <w:bookmarkStart w:id="285" w:name="X3bd4325490f39fc8d86d2a451dd0fe154a395df"/>
     <w:p>
       <w:pPr>
         <w:pStyle w:val="Bibliography"/>
@@ -17187,7 +16833,7 @@
       <w:r>
         <w:t xml:space="preserve"> </w:t>
       </w:r>
-      <w:hyperlink r:id="rId295">
+      <w:hyperlink r:id="rId284">
         <w:r>
           <w:rPr>
             <w:rStyle w:val="InternetLink"/>
@@ -17264,8 +16910,8 @@
         <w:t xml:space="preserve">, 118191 (2021).</w:t>
       </w:r>
     </w:p>
-    <w:bookmarkEnd w:id="296"/>
-    <w:bookmarkStart w:id="298" w:name="ref-juchemB0ShimmingVivo2021"/>
+    <w:bookmarkEnd w:id="285"/>
+    <w:bookmarkStart w:id="287" w:name="ref-juchemB0ShimmingVivo2021"/>
     <w:p>
       <w:pPr>
         <w:pStyle w:val="Bibliography"/>
@@ -17295,7 +16941,7 @@
       <w:r>
         <w:t xml:space="preserve"> </w:t>
       </w:r>
-      <w:hyperlink r:id="rId297">
+      <w:hyperlink r:id="rId286">
         <w:r>
           <w:rPr>
             <w:rStyle w:val="InternetLink"/>
@@ -17367,8 +17013,8 @@
         <w:t xml:space="preserve">, e4350 (2021).</w:t>
       </w:r>
     </w:p>
-    <w:bookmarkEnd w:id="298"/>
-    <w:bookmarkStart w:id="300" w:name="ref-eddenGannetBatchprocessingTool2014"/>
+    <w:bookmarkEnd w:id="287"/>
+    <w:bookmarkStart w:id="289" w:name="ref-eddenGannetBatchprocessingTool2014"/>
     <w:p>
       <w:pPr>
         <w:pStyle w:val="Bibliography"/>
@@ -17388,7 +17034,7 @@
       <w:r>
         <w:t xml:space="preserve"> </w:t>
       </w:r>
-      <w:hyperlink r:id="rId299">
+      <w:hyperlink r:id="rId288">
         <w:r>
           <w:rPr>
             <w:rStyle w:val="InternetLink"/>
@@ -17471,8 +17117,8 @@
         <w:t xml:space="preserve">, 1445–1452 (2014).</w:t>
       </w:r>
     </w:p>
-    <w:bookmarkEnd w:id="300"/>
-    <w:bookmarkStart w:id="302" w:name="ref-duffPowerSpectralDensity2008"/>
+    <w:bookmarkEnd w:id="289"/>
+    <w:bookmarkStart w:id="291" w:name="ref-duffPowerSpectralDensity2008"/>
     <w:p>
       <w:pPr>
         <w:pStyle w:val="Bibliography"/>
@@ -17502,7 +17148,7 @@
       <w:r>
         <w:t xml:space="preserve"> </w:t>
       </w:r>
-      <w:hyperlink r:id="rId301">
+      <w:hyperlink r:id="rId290">
         <w:r>
           <w:rPr>
             <w:rStyle w:val="InternetLink"/>
@@ -17561,8 +17207,8 @@
         <w:t xml:space="preserve">, 778–790 (2008).</w:t>
       </w:r>
     </w:p>
-    <w:bookmarkEnd w:id="302"/>
-    <w:bookmarkStart w:id="304" w:name="Xd34177f599f07e2811a749ece05b12e11ebd05a"/>
+    <w:bookmarkEnd w:id="291"/>
+    <w:bookmarkStart w:id="293" w:name="Xd34177f599f07e2811a749ece05b12e11ebd05a"/>
     <w:p>
       <w:pPr>
         <w:pStyle w:val="Bibliography"/>
@@ -17592,7 +17238,7 @@
       <w:r>
         <w:t xml:space="preserve"> </w:t>
       </w:r>
-      <w:hyperlink r:id="rId303">
+      <w:hyperlink r:id="rId292">
         <w:r>
           <w:rPr>
             <w:rStyle w:val="InternetLink"/>
@@ -17627,8 +17273,8 @@
         <w:t xml:space="preserve">, S234–S249 (2004).</w:t>
       </w:r>
     </w:p>
-    <w:bookmarkEnd w:id="304"/>
-    <w:bookmarkStart w:id="306" w:name="ref-welchUseFastFourier1967"/>
+    <w:bookmarkEnd w:id="293"/>
+    <w:bookmarkStart w:id="295" w:name="ref-welchUseFastFourier1967"/>
     <w:p>
       <w:pPr>
         <w:pStyle w:val="Bibliography"/>
@@ -17648,7 +17294,7 @@
       <w:r>
         <w:t xml:space="preserve"> </w:t>
       </w:r>
-      <w:hyperlink r:id="rId305">
+      <w:hyperlink r:id="rId294">
         <w:r>
           <w:rPr>
             <w:rStyle w:val="InternetLink"/>
@@ -17731,8 +17377,8 @@
         <w:t xml:space="preserve">, 70–73 (1967).</w:t>
       </w:r>
     </w:p>
-    <w:bookmarkEnd w:id="306"/>
-    <w:bookmarkStart w:id="308" w:name="ref-virtanenSciPy10Fundamental2020"/>
+    <w:bookmarkEnd w:id="295"/>
+    <w:bookmarkStart w:id="297" w:name="ref-virtanenSciPy10Fundamental2020"/>
     <w:p>
       <w:pPr>
         <w:pStyle w:val="Bibliography"/>
@@ -17762,7 +17408,7 @@
       <w:r>
         <w:t xml:space="preserve"> </w:t>
       </w:r>
-      <w:hyperlink r:id="rId307">
+      <w:hyperlink r:id="rId296">
         <w:r>
           <w:rPr>
             <w:rStyle w:val="InternetLink"/>
@@ -17821,8 +17467,8 @@
         <w:t xml:space="preserve">, 261–272 (2020).</w:t>
       </w:r>
     </w:p>
-    <w:bookmarkEnd w:id="308"/>
-    <w:bookmarkStart w:id="310" w:name="X8f92efa2129315f50d21293b2abe8849772b3c2"/>
+    <w:bookmarkEnd w:id="297"/>
+    <w:bookmarkStart w:id="299" w:name="X8f92efa2129315f50d21293b2abe8849772b3c2"/>
     <w:p>
       <w:pPr>
         <w:pStyle w:val="Bibliography"/>
@@ -17842,7 +17488,7 @@
       <w:r>
         <w:t xml:space="preserve"> </w:t>
       </w:r>
-      <w:hyperlink r:id="rId309">
+      <w:hyperlink r:id="rId298">
         <w:r>
           <w:rPr>
             <w:rStyle w:val="InternetLink"/>
@@ -17967,8 +17613,8 @@
         <w:t xml:space="preserve">, e63448 (2013).</w:t>
       </w:r>
     </w:p>
-    <w:bookmarkEnd w:id="310"/>
-    <w:bookmarkStart w:id="312" w:name="X777c331d415e605c70ef5f00469b3557f0cea50"/>
+    <w:bookmarkEnd w:id="299"/>
+    <w:bookmarkStart w:id="301" w:name="X777c331d415e605c70ef5f00469b3557f0cea50"/>
     <w:p>
       <w:pPr>
         <w:pStyle w:val="Bibliography"/>
@@ -17988,7 +17634,7 @@
       <w:r>
         <w:t xml:space="preserve"> </w:t>
       </w:r>
-      <w:hyperlink r:id="rId311">
+      <w:hyperlink r:id="rId300">
         <w:r>
           <w:rPr>
             <w:rStyle w:val="InternetLink"/>
@@ -18040,8 +17686,8 @@
         <w:t xml:space="preserve">, 118–130 (2014).</w:t>
       </w:r>
     </w:p>
-    <w:bookmarkEnd w:id="312"/>
-    <w:bookmarkStart w:id="314" w:name="ref-hartmannRealtimeFractalSignal2013"/>
+    <w:bookmarkEnd w:id="301"/>
+    <w:bookmarkStart w:id="303" w:name="ref-hartmannRealtimeFractalSignal2013"/>
     <w:p>
       <w:pPr>
         <w:pStyle w:val="Bibliography"/>
@@ -18071,7 +17717,7 @@
       <w:r>
         <w:t xml:space="preserve"> </w:t>
       </w:r>
-      <w:hyperlink r:id="rId313">
+      <w:hyperlink r:id="rId302">
         <w:r>
           <w:rPr>
             <w:rStyle w:val="InternetLink"/>
@@ -18106,8 +17752,8 @@
         <w:t xml:space="preserve">, 89–102 (2013).</w:t>
       </w:r>
     </w:p>
-    <w:bookmarkEnd w:id="314"/>
-    <w:bookmarkStart w:id="316" w:name="ref-ekePhysiologicalTimeSeries2000"/>
+    <w:bookmarkEnd w:id="303"/>
+    <w:bookmarkStart w:id="305" w:name="ref-ekePhysiologicalTimeSeries2000"/>
     <w:p>
       <w:pPr>
         <w:pStyle w:val="Bibliography"/>
@@ -18137,7 +17783,7 @@
       <w:r>
         <w:t xml:space="preserve"> </w:t>
       </w:r>
-      <w:hyperlink r:id="rId315">
+      <w:hyperlink r:id="rId304">
         <w:r>
           <w:rPr>
             <w:rStyle w:val="InternetLink"/>
@@ -18172,8 +17818,8 @@
         <w:t xml:space="preserve">, 403–415 (2000).</w:t>
       </w:r>
     </w:p>
-    <w:bookmarkEnd w:id="316"/>
-    <w:bookmarkStart w:id="317" w:name="X7d7144c0a52ec3594cffc5fec0f425498533505"/>
+    <w:bookmarkEnd w:id="305"/>
+    <w:bookmarkStart w:id="306" w:name="X7d7144c0a52ec3594cffc5fec0f425498533505"/>
     <w:p>
       <w:pPr>
         <w:pStyle w:val="Bibliography"/>
@@ -18203,8 +17849,8 @@
         <w:t xml:space="preserve">language and environment for statistical computing. (2021).</w:t>
       </w:r>
     </w:p>
-    <w:bookmarkEnd w:id="317"/>
-    <w:bookmarkStart w:id="319" w:name="ref-studentProbableErrorMean1908"/>
+    <w:bookmarkEnd w:id="306"/>
+    <w:bookmarkStart w:id="308" w:name="ref-studentProbableErrorMean1908"/>
     <w:p>
       <w:pPr>
         <w:pStyle w:val="Bibliography"/>
@@ -18224,7 +17870,7 @@
       <w:r>
         <w:t xml:space="preserve"> </w:t>
       </w:r>
-      <w:hyperlink r:id="rId318">
+      <w:hyperlink r:id="rId307">
         <w:r>
           <w:rPr>
             <w:rStyle w:val="InternetLink"/>
@@ -18295,8 +17941,8 @@
         <w:t xml:space="preserve">, 1–25 (1908).</w:t>
       </w:r>
     </w:p>
-    <w:bookmarkEnd w:id="319"/>
-    <w:bookmarkStart w:id="320" w:name="ref-freedmanStatistics2007"/>
+    <w:bookmarkEnd w:id="308"/>
+    <w:bookmarkStart w:id="309" w:name="ref-freedmanStatistics2007"/>
     <w:p>
       <w:pPr>
         <w:pStyle w:val="Bibliography"/>
@@ -18327,8 +17973,8 @@
         <w:t xml:space="preserve">. vol. 4 (W. W. Norton &amp; Company, New York, 2007).</w:t>
       </w:r>
     </w:p>
-    <w:bookmarkEnd w:id="320"/>
-    <w:bookmarkStart w:id="322" w:name="X6ae0be824696d7d721165c200683fdc329ea166"/>
+    <w:bookmarkEnd w:id="309"/>
+    <w:bookmarkStart w:id="311" w:name="X6ae0be824696d7d721165c200683fdc329ea166"/>
     <w:p>
       <w:pPr>
         <w:pStyle w:val="Bibliography"/>
@@ -18358,7 +18004,7 @@
       <w:r>
         <w:t xml:space="preserve"> </w:t>
       </w:r>
-      <w:hyperlink r:id="rId321">
+      <w:hyperlink r:id="rId310">
         <w:r>
           <w:rPr>
             <w:rStyle w:val="InternetLink"/>
@@ -18393,8 +18039,8 @@
         <w:t xml:space="preserve">, 1125–1165 (2011).</w:t>
       </w:r>
     </w:p>
-    <w:bookmarkEnd w:id="322"/>
-    <w:bookmarkStart w:id="324" w:name="ref-vanessenHumanConnectomeProject2012"/>
+    <w:bookmarkEnd w:id="311"/>
+    <w:bookmarkStart w:id="313" w:name="ref-vanessenHumanConnectomeProject2012"/>
     <w:p>
       <w:pPr>
         <w:pStyle w:val="Bibliography"/>
@@ -18424,7 +18070,7 @@
       <w:r>
         <w:t xml:space="preserve"> </w:t>
       </w:r>
-      <w:hyperlink r:id="rId323">
+      <w:hyperlink r:id="rId312">
         <w:r>
           <w:rPr>
             <w:rStyle w:val="InternetLink"/>
@@ -18501,8 +18147,8 @@
         <w:t xml:space="preserve">, 2222–2231 (2012).</w:t>
       </w:r>
     </w:p>
-    <w:bookmarkEnd w:id="324"/>
-    <w:bookmarkStart w:id="326" w:name="ref-barnesEndogenousHumanBrain2009"/>
+    <w:bookmarkEnd w:id="313"/>
+    <w:bookmarkStart w:id="315" w:name="ref-barnesEndogenousHumanBrain2009"/>
     <w:p>
       <w:pPr>
         <w:pStyle w:val="Bibliography"/>
@@ -18522,7 +18168,7 @@
       <w:r>
         <w:t xml:space="preserve"> </w:t>
       </w:r>
-      <w:hyperlink r:id="rId325">
+      <w:hyperlink r:id="rId314">
         <w:r>
           <w:rPr>
             <w:rStyle w:val="InternetLink"/>
@@ -18569,8 +18215,8 @@
         <w:t xml:space="preserve">, e6626 (2009).</w:t>
       </w:r>
     </w:p>
-    <w:bookmarkEnd w:id="326"/>
-    <w:bookmarkStart w:id="328" w:name="Xdd0f9bdb5d2d0acdde6c08413118c35b45ae4cd"/>
+    <w:bookmarkEnd w:id="315"/>
+    <w:bookmarkStart w:id="317" w:name="Xdd0f9bdb5d2d0acdde6c08413118c35b45ae4cd"/>
     <w:p>
       <w:pPr>
         <w:pStyle w:val="Bibliography"/>
@@ -18590,7 +18236,7 @@
       <w:r>
         <w:t xml:space="preserve"> </w:t>
       </w:r>
-      <w:hyperlink r:id="rId327">
+      <w:hyperlink r:id="rId316">
         <w:r>
           <w:rPr>
             <w:rStyle w:val="InternetLink"/>
@@ -18625,8 +18271,8 @@
         <w:t xml:space="preserve">, 40–48 (2010).</w:t>
       </w:r>
     </w:p>
-    <w:bookmarkEnd w:id="328"/>
-    <w:bookmarkStart w:id="330" w:name="Xd7bbbfdf199e4fdf58c437612e12147a1ffae11"/>
+    <w:bookmarkEnd w:id="317"/>
+    <w:bookmarkStart w:id="319" w:name="Xd7bbbfdf199e4fdf58c437612e12147a1ffae11"/>
     <w:p>
       <w:pPr>
         <w:pStyle w:val="Bibliography"/>
@@ -18656,7 +18302,7 @@
       <w:r>
         <w:t xml:space="preserve"> </w:t>
       </w:r>
-      <w:hyperlink r:id="rId329">
+      <w:hyperlink r:id="rId318">
         <w:r>
           <w:rPr>
             <w:rStyle w:val="InternetLink"/>
@@ -18715,8 +18361,8 @@
         <w:t xml:space="preserve">, 450–460 (2013).</w:t>
       </w:r>
     </w:p>
-    <w:bookmarkEnd w:id="330"/>
-    <w:bookmarkStart w:id="332" w:name="Xc031393e1e23d215e5a249602114cefaa154497"/>
+    <w:bookmarkEnd w:id="319"/>
+    <w:bookmarkStart w:id="321" w:name="Xc031393e1e23d215e5a249602114cefaa154497"/>
     <w:p>
       <w:pPr>
         <w:pStyle w:val="Bibliography"/>
@@ -18736,7 +18382,7 @@
       <w:r>
         <w:t xml:space="preserve"> </w:t>
       </w:r>
-      <w:hyperlink r:id="rId331">
+      <w:hyperlink r:id="rId320">
         <w:r>
           <w:rPr>
             <w:rStyle w:val="InternetLink"/>
@@ -18909,8 +18555,8 @@
         <w:t xml:space="preserve">, 125–136 (2017).</w:t>
       </w:r>
     </w:p>
-    <w:bookmarkEnd w:id="332"/>
-    <w:bookmarkStart w:id="334" w:name="X70d4e54e9083b8b511ad1a83fb645f92f8c48a0"/>
+    <w:bookmarkEnd w:id="321"/>
+    <w:bookmarkStart w:id="323" w:name="X70d4e54e9083b8b511ad1a83fb645f92f8c48a0"/>
     <w:p>
       <w:pPr>
         <w:pStyle w:val="Bibliography"/>
@@ -18930,7 +18576,7 @@
       <w:r>
         <w:t xml:space="preserve"> </w:t>
       </w:r>
-      <w:hyperlink r:id="rId333">
+      <w:hyperlink r:id="rId322">
         <w:r>
           <w:rPr>
             <w:rStyle w:val="InternetLink"/>
@@ -19025,8 +18671,8 @@
         <w:t xml:space="preserve">, 292–300 (2015).</w:t>
       </w:r>
     </w:p>
-    <w:bookmarkEnd w:id="334"/>
-    <w:bookmarkStart w:id="336" w:name="ref-floyer-leaRapidModulationGABA2006"/>
+    <w:bookmarkEnd w:id="323"/>
+    <w:bookmarkStart w:id="325" w:name="ref-floyer-leaRapidModulationGABA2006"/>
     <w:p>
       <w:pPr>
         <w:pStyle w:val="Bibliography"/>
@@ -19046,7 +18692,7 @@
       <w:r>
         <w:t xml:space="preserve"> </w:t>
       </w:r>
-      <w:hyperlink r:id="rId335">
+      <w:hyperlink r:id="rId324">
         <w:r>
           <w:rPr>
             <w:rStyle w:val="InternetLink"/>
@@ -19141,8 +18787,8 @@
         <w:t xml:space="preserve">, 1639–1644 (2006).</w:t>
       </w:r>
     </w:p>
-    <w:bookmarkEnd w:id="336"/>
-    <w:bookmarkStart w:id="338" w:name="Xfd39a03a46266e9206661c98743a7164bea427c"/>
+    <w:bookmarkEnd w:id="325"/>
+    <w:bookmarkStart w:id="327" w:name="Xfd39a03a46266e9206661c98743a7164bea427c"/>
     <w:p>
       <w:pPr>
         <w:pStyle w:val="Bibliography"/>
@@ -19172,7 +18818,7 @@
       <w:r>
         <w:t xml:space="preserve"> </w:t>
       </w:r>
-      <w:hyperlink r:id="rId337">
+      <w:hyperlink r:id="rId326">
         <w:r>
           <w:rPr>
             <w:rStyle w:val="InternetLink"/>
@@ -19231,8 +18877,8 @@
         <w:t xml:space="preserve">, 15–20 (2015).</w:t>
       </w:r>
     </w:p>
-    <w:bookmarkEnd w:id="338"/>
-    <w:bookmarkStart w:id="340" w:name="ref-staggRoleGABAHuman2011"/>
+    <w:bookmarkEnd w:id="327"/>
+    <w:bookmarkStart w:id="329" w:name="ref-staggRoleGABAHuman2011"/>
     <w:p>
       <w:pPr>
         <w:pStyle w:val="Bibliography"/>
@@ -19252,7 +18898,7 @@
       <w:r>
         <w:t xml:space="preserve"> </w:t>
       </w:r>
-      <w:hyperlink r:id="rId339">
+      <w:hyperlink r:id="rId328">
         <w:r>
           <w:rPr>
             <w:rStyle w:val="InternetLink"/>
@@ -19347,8 +18993,8 @@
         <w:t xml:space="preserve">, 480–484 (2011).</w:t>
       </w:r>
     </w:p>
-    <w:bookmarkEnd w:id="340"/>
-    <w:bookmarkStart w:id="342" w:name="Xc23bd815f845e5380371f8632e8bf49cbd2c5fa"/>
+    <w:bookmarkEnd w:id="329"/>
+    <w:bookmarkStart w:id="331" w:name="Xc23bd815f845e5380371f8632e8bf49cbd2c5fa"/>
     <w:p>
       <w:pPr>
         <w:pStyle w:val="Bibliography"/>
@@ -19368,7 +19014,7 @@
       <w:r>
         <w:t xml:space="preserve"> </w:t>
       </w:r>
-      <w:hyperlink r:id="rId341">
+      <w:hyperlink r:id="rId330">
         <w:r>
           <w:rPr>
             <w:rStyle w:val="InternetLink"/>
@@ -19403,8 +19049,8 @@
         <w:t xml:space="preserve">, 2554–2561 (2012).</w:t>
       </w:r>
     </w:p>
-    <w:bookmarkEnd w:id="342"/>
-    <w:bookmarkStart w:id="344" w:name="X5469f64f3bb30d988fbeeb1cf3ab3d2dc0d2483"/>
+    <w:bookmarkEnd w:id="331"/>
+    <w:bookmarkStart w:id="333" w:name="X5469f64f3bb30d988fbeeb1cf3ab3d2dc0d2483"/>
     <w:p>
       <w:pPr>
         <w:pStyle w:val="Bibliography"/>
@@ -19434,7 +19080,7 @@
       <w:r>
         <w:t xml:space="preserve"> </w:t>
       </w:r>
-      <w:hyperlink r:id="rId343">
+      <w:hyperlink r:id="rId332">
         <w:r>
           <w:rPr>
             <w:rStyle w:val="InternetLink"/>
@@ -19481,8 +19127,8 @@
         <w:t xml:space="preserve">, 19218 (2020).</w:t>
       </w:r>
     </w:p>
-    <w:bookmarkEnd w:id="344"/>
-    <w:bookmarkStart w:id="346" w:name="ref-huiFrequencyDriftMR2021"/>
+    <w:bookmarkEnd w:id="333"/>
+    <w:bookmarkStart w:id="335" w:name="ref-huiFrequencyDriftMR2021"/>
     <w:p>
       <w:pPr>
         <w:pStyle w:val="Bibliography"/>
@@ -19512,7 +19158,7 @@
       <w:r>
         <w:t xml:space="preserve"> </w:t>
       </w:r>
-      <w:hyperlink r:id="rId345">
+      <w:hyperlink r:id="rId334">
         <w:r>
           <w:rPr>
             <w:rStyle w:val="InternetLink"/>
@@ -19583,8 +19229,8 @@
         <w:t xml:space="preserve">, 118430 (2021).</w:t>
       </w:r>
     </w:p>
-    <w:bookmarkEnd w:id="346"/>
-    <w:bookmarkStart w:id="348" w:name="ref-peekBrainGABAGlutamate2020"/>
+    <w:bookmarkEnd w:id="335"/>
+    <w:bookmarkStart w:id="337" w:name="ref-peekBrainGABAGlutamate2020"/>
     <w:p>
       <w:pPr>
         <w:pStyle w:val="Bibliography"/>
@@ -19614,7 +19260,7 @@
       <w:r>
         <w:t xml:space="preserve"> </w:t>
       </w:r>
-      <w:hyperlink r:id="rId347">
+      <w:hyperlink r:id="rId336">
         <w:r>
           <w:rPr>
             <w:rStyle w:val="InternetLink"/>
@@ -19745,8 +19391,8 @@
         <w:t xml:space="preserve">, 116532 (2020).</w:t>
       </w:r>
     </w:p>
-    <w:bookmarkEnd w:id="348"/>
-    <w:bookmarkStart w:id="350" w:name="ref-choiSpectralEditing1H2021"/>
+    <w:bookmarkEnd w:id="337"/>
+    <w:bookmarkStart w:id="339" w:name="ref-choiSpectralEditing1H2021"/>
     <w:p>
       <w:pPr>
         <w:pStyle w:val="Bibliography"/>
@@ -19776,7 +19422,7 @@
       <w:r>
         <w:t xml:space="preserve"> </w:t>
       </w:r>
-      <w:hyperlink r:id="rId349">
+      <w:hyperlink r:id="rId338">
         <w:r>
           <w:rPr>
             <w:rStyle w:val="InternetLink"/>
@@ -19853,8 +19499,8 @@
         <w:t xml:space="preserve">, e4411 (2021).</w:t>
       </w:r>
     </w:p>
-    <w:bookmarkEnd w:id="350"/>
-    <w:bookmarkStart w:id="352" w:name="ref-linMinimumReportingStandards2021"/>
+    <w:bookmarkEnd w:id="339"/>
+    <w:bookmarkStart w:id="341" w:name="ref-linMinimumReportingStandards2021"/>
     <w:p>
       <w:pPr>
         <w:pStyle w:val="Bibliography"/>
@@ -19884,7 +19530,7 @@
       <w:r>
         <w:t xml:space="preserve"> </w:t>
       </w:r>
-      <w:hyperlink r:id="rId351">
+      <w:hyperlink r:id="rId340">
         <w:r>
           <w:rPr>
             <w:rStyle w:val="InternetLink"/>
@@ -19997,8 +19643,8 @@
         <w:t xml:space="preserve">, e4484 (2021).</w:t>
       </w:r>
     </w:p>
-    <w:bookmarkEnd w:id="352"/>
-    <w:bookmarkStart w:id="354" w:name="ref-kunduMultiechoFMRIReview2017"/>
+    <w:bookmarkEnd w:id="341"/>
+    <w:bookmarkStart w:id="343" w:name="ref-kunduMultiechoFMRIReview2017"/>
     <w:p>
       <w:pPr>
         <w:pStyle w:val="Bibliography"/>
@@ -20028,7 +19674,7 @@
       <w:r>
         <w:t xml:space="preserve"> </w:t>
       </w:r>
-      <w:hyperlink r:id="rId353">
+      <w:hyperlink r:id="rId342">
         <w:r>
           <w:rPr>
             <w:rStyle w:val="InternetLink"/>
@@ -20153,8 +19799,8 @@
         <w:t xml:space="preserve">, 59–80 (2017).</w:t>
       </w:r>
     </w:p>
-    <w:bookmarkEnd w:id="354"/>
-    <w:bookmarkStart w:id="356" w:name="Xf89f147656cca7b375c337c7265920cd56ec00d"/>
+    <w:bookmarkEnd w:id="343"/>
+    <w:bookmarkStart w:id="345" w:name="Xf89f147656cca7b375c337c7265920cd56ec00d"/>
     <w:p>
       <w:pPr>
         <w:pStyle w:val="Bibliography"/>
@@ -20184,7 +19830,7 @@
       <w:r>
         <w:t xml:space="preserve"> </w:t>
       </w:r>
-      <w:hyperlink r:id="rId355">
+      <w:hyperlink r:id="rId344">
         <w:r>
           <w:rPr>
             <w:rStyle w:val="InternetLink"/>
@@ -20279,8 +19925,8 @@
         <w:t xml:space="preserve">, 1083–1091 (2016).</w:t>
       </w:r>
     </w:p>
-    <w:bookmarkEnd w:id="356"/>
-    <w:bookmarkStart w:id="358" w:name="ref-mullinsNovelTechniqueStudy2005"/>
+    <w:bookmarkEnd w:id="345"/>
+    <w:bookmarkStart w:id="347" w:name="ref-mullinsNovelTechniqueStudy2005"/>
     <w:p>
       <w:pPr>
         <w:pStyle w:val="Bibliography"/>
@@ -20300,7 +19946,7 @@
       <w:r>
         <w:t xml:space="preserve"> </w:t>
       </w:r>
-      <w:hyperlink r:id="rId357">
+      <w:hyperlink r:id="rId346">
         <w:r>
           <w:rPr>
             <w:rStyle w:val="InternetLink"/>
@@ -20335,8 +19981,8 @@
         <w:t xml:space="preserve">, 642–646 (2005).</w:t>
       </w:r>
     </w:p>
-    <w:bookmarkEnd w:id="358"/>
-    <w:bookmarkStart w:id="360" w:name="ref-gussewTimeresolvedFunctional1H2010"/>
+    <w:bookmarkEnd w:id="347"/>
+    <w:bookmarkStart w:id="349" w:name="ref-gussewTimeresolvedFunctional1H2010"/>
     <w:p>
       <w:pPr>
         <w:pStyle w:val="Bibliography"/>
@@ -20366,7 +20012,7 @@
       <w:r>
         <w:t xml:space="preserve"> </w:t>
       </w:r>
-      <w:hyperlink r:id="rId359">
+      <w:hyperlink r:id="rId348">
         <w:r>
           <w:rPr>
             <w:rStyle w:val="InternetLink"/>
@@ -20425,8 +20071,8 @@
         <w:t xml:space="preserve">, 1895–1902 (2010).</w:t>
       </w:r>
     </w:p>
-    <w:bookmarkEnd w:id="360"/>
-    <w:bookmarkStart w:id="362" w:name="X80e31e083a8695b6c4a3f9174931ee68430de4b"/>
+    <w:bookmarkEnd w:id="349"/>
+    <w:bookmarkStart w:id="351" w:name="X80e31e083a8695b6c4a3f9174931ee68430de4b"/>
     <w:p>
       <w:pPr>
         <w:pStyle w:val="Bibliography"/>
@@ -20456,7 +20102,7 @@
       <w:r>
         <w:t xml:space="preserve"> </w:t>
       </w:r>
-      <w:hyperlink r:id="rId361">
+      <w:hyperlink r:id="rId350">
         <w:r>
           <w:rPr>
             <w:rStyle w:val="InternetLink"/>
@@ -20515,8 +20161,8 @@
         <w:t xml:space="preserve">, 807–815 (2011).</w:t>
       </w:r>
     </w:p>
-    <w:bookmarkEnd w:id="362"/>
-    <w:bookmarkStart w:id="364" w:name="ref-mullinsTheoryFunctionalMagnetic2018"/>
+    <w:bookmarkEnd w:id="351"/>
+    <w:bookmarkStart w:id="353" w:name="ref-mullinsTheoryFunctionalMagnetic2018"/>
     <w:p>
       <w:pPr>
         <w:pStyle w:val="Bibliography"/>
@@ -20536,7 +20182,7 @@
       <w:r>
         <w:t xml:space="preserve"> </w:t>
       </w:r>
-      <w:hyperlink r:id="rId363">
+      <w:hyperlink r:id="rId352">
         <w:r>
           <w:rPr>
             <w:rStyle w:val="InternetLink"/>
@@ -20631,8 +20277,8 @@
         <w:t xml:space="preserve">, 91–103 (2018).</w:t>
       </w:r>
     </w:p>
-    <w:bookmarkEnd w:id="364"/>
-    <w:bookmarkStart w:id="366" w:name="ref-dwyerSimultaneousMeasurementBOLD2021"/>
+    <w:bookmarkEnd w:id="353"/>
+    <w:bookmarkStart w:id="355" w:name="ref-dwyerSimultaneousMeasurementBOLD2021"/>
     <w:p>
       <w:pPr>
         <w:pStyle w:val="Bibliography"/>
@@ -20662,7 +20308,7 @@
       <w:r>
         <w:t xml:space="preserve"> </w:t>
       </w:r>
-      <w:hyperlink r:id="rId365">
+      <w:hyperlink r:id="rId354">
         <w:r>
           <w:rPr>
             <w:rStyle w:val="InternetLink"/>
@@ -20853,8 +20499,8 @@
         <w:t xml:space="preserve">, 644079 (2021).</w:t>
       </w:r>
     </w:p>
-    <w:bookmarkEnd w:id="366"/>
-    <w:bookmarkStart w:id="368" w:name="ref-bellVivoGlxGlu2021"/>
+    <w:bookmarkEnd w:id="355"/>
+    <w:bookmarkStart w:id="357" w:name="ref-bellVivoGlxGlu2021"/>
     <w:p>
       <w:pPr>
         <w:pStyle w:val="Bibliography"/>
@@ -20884,7 +20530,7 @@
       <w:r>
         <w:t xml:space="preserve"> </w:t>
       </w:r>
-      <w:hyperlink r:id="rId367">
+      <w:hyperlink r:id="rId356">
         <w:r>
           <w:rPr>
             <w:rStyle w:val="InternetLink"/>
@@ -21003,8 +20649,8 @@
         <w:t xml:space="preserve">, e4245 (2021).</w:t>
       </w:r>
     </w:p>
-    <w:bookmarkEnd w:id="368"/>
-    <w:bookmarkStart w:id="370" w:name="ref-thomsonVivoGlxMeasurements2026"/>
+    <w:bookmarkEnd w:id="357"/>
+    <w:bookmarkStart w:id="359" w:name="ref-thomsonVivoGlxMeasurements2026"/>
     <w:p>
       <w:pPr>
         <w:pStyle w:val="Bibliography"/>
@@ -21034,7 +20680,7 @@
       <w:r>
         <w:t xml:space="preserve"> </w:t>
       </w:r>
-      <w:hyperlink r:id="rId369">
+      <w:hyperlink r:id="rId358">
         <w:r>
           <w:rPr>
             <w:rStyle w:val="InternetLink"/>
@@ -21189,8 +20835,8 @@
         <w:t xml:space="preserve">, e70171 (2026).</w:t>
       </w:r>
     </w:p>
-    <w:bookmarkEnd w:id="370"/>
-    <w:bookmarkStart w:id="372" w:name="ref-maddockEstimatingGlutamateGlx2018"/>
+    <w:bookmarkEnd w:id="359"/>
+    <w:bookmarkStart w:id="361" w:name="ref-maddockEstimatingGlutamateGlx2018"/>
     <w:p>
       <w:pPr>
         <w:pStyle w:val="Bibliography"/>
@@ -21210,7 +20856,7 @@
       <w:r>
         <w:t xml:space="preserve"> </w:t>
       </w:r>
-      <w:hyperlink r:id="rId371">
+      <w:hyperlink r:id="rId360">
         <w:r>
           <w:rPr>
             <w:rStyle w:val="InternetLink"/>
@@ -21335,8 +20981,8 @@
         <w:t xml:space="preserve">, 22–30 (2018).</w:t>
       </w:r>
     </w:p>
-    <w:bookmarkEnd w:id="372"/>
-    <w:bookmarkStart w:id="374" w:name="Xfbc86cb94387a9f8ee717baa5946394f14f40d9"/>
+    <w:bookmarkEnd w:id="361"/>
+    <w:bookmarkStart w:id="363" w:name="Xfbc86cb94387a9f8ee717baa5946394f14f40d9"/>
     <w:p>
       <w:pPr>
         <w:pStyle w:val="Bibliography"/>
@@ -21414,7 +21060,7 @@
       <w:r>
         <w:t xml:space="preserve">2025.06.07.657685 (2025) doi:</w:t>
       </w:r>
-      <w:hyperlink r:id="rId373">
+      <w:hyperlink r:id="rId362">
         <w:r>
           <w:rPr>
             <w:rStyle w:val="InternetLink"/>
@@ -21426,10 +21072,10 @@
         <w:t xml:space="preserve">.</w:t>
       </w:r>
     </w:p>
-    <w:bookmarkEnd w:id="374"/>
-    <w:bookmarkEnd w:id="375"/>
-    <w:bookmarkEnd w:id="376"/>
-    <w:bookmarkStart w:id="427" w:name="supplementary-material"/>
+    <w:bookmarkEnd w:id="363"/>
+    <w:bookmarkEnd w:id="364"/>
+    <w:bookmarkEnd w:id="365"/>
+    <w:bookmarkStart w:id="416" w:name="supplementary-material"/>
     <w:p>
       <w:pPr>
         <w:pStyle w:val="Heading1"/>
@@ -21438,7 +21084,7 @@
         <w:t xml:space="preserve">Supplementary Material</w:t>
       </w:r>
     </w:p>
-    <w:bookmarkStart w:id="379" w:name="mrs-quality"/>
+    <w:bookmarkStart w:id="368" w:name="mrs-quality"/>
     <w:p>
       <w:pPr>
         <w:pStyle w:val="Heading2"/>
@@ -21482,7 +21128,7 @@
       <w:tr>
         <w:tc>
           <w:tcPr/>
-          <w:bookmarkStart w:id="377" w:name="supptbl-quality"/>
+          <w:bookmarkStart w:id="366" w:name="supptbl-quality"/>
           <w:tbl>
             <w:tblPr>
               <w:tblStyle w:val="Table"/>
@@ -21506,7 +21152,6 @@
                 <w:p>
                   <w:pPr>
                     <w:pStyle w:val="Compact"/>
-                    <w:jc w:val="left"/>
                     <w:jc w:val="center"/>
                   </w:pPr>
                   <w:r>
@@ -21519,7 +21164,6 @@
                 <w:p>
                   <w:pPr>
                     <w:pStyle w:val="Compact"/>
-                    <w:jc w:val="left"/>
                     <w:jc w:val="center"/>
                   </w:pPr>
                   <w:r>
@@ -21532,7 +21176,6 @@
                 <w:p>
                   <w:pPr>
                     <w:pStyle w:val="Compact"/>
-                    <w:jc w:val="left"/>
                     <w:jc w:val="center"/>
                   </w:pPr>
                   <w:r>
@@ -21545,7 +21188,6 @@
                 <w:p>
                   <w:pPr>
                     <w:pStyle w:val="Compact"/>
-                    <w:jc w:val="left"/>
                     <w:jc w:val="center"/>
                   </w:pPr>
                   <w:r>
@@ -21558,7 +21200,6 @@
                 <w:p>
                   <w:pPr>
                     <w:pStyle w:val="Compact"/>
-                    <w:jc w:val="left"/>
                     <w:jc w:val="center"/>
                   </w:pPr>
                   <w:r>
@@ -21573,7 +21214,6 @@
                 <w:p>
                   <w:pPr>
                     <w:pStyle w:val="Compact"/>
-                    <w:jc w:val="left"/>
                     <w:jc w:val="center"/>
                   </w:pPr>
                   <w:r>
@@ -21586,7 +21226,6 @@
                 <w:p>
                   <w:pPr>
                     <w:pStyle w:val="Compact"/>
-                    <w:jc w:val="left"/>
                     <w:jc w:val="center"/>
                   </w:pPr>
                   <w:r>
@@ -21599,7 +21238,6 @@
                 <w:p>
                   <w:pPr>
                     <w:pStyle w:val="Compact"/>
-                    <w:jc w:val="left"/>
                     <w:jc w:val="center"/>
                   </w:pPr>
                   <w:r>
@@ -21612,7 +21250,6 @@
                 <w:p>
                   <w:pPr>
                     <w:pStyle w:val="Compact"/>
-                    <w:jc w:val="left"/>
                     <w:jc w:val="center"/>
                   </w:pPr>
                   <w:r>
@@ -21625,7 +21262,6 @@
                 <w:p>
                   <w:pPr>
                     <w:pStyle w:val="Compact"/>
-                    <w:jc w:val="left"/>
                     <w:jc w:val="center"/>
                   </w:pPr>
                   <w:r>
@@ -21640,7 +21276,6 @@
                 <w:p>
                   <w:pPr>
                     <w:pStyle w:val="Compact"/>
-                    <w:jc w:val="left"/>
                     <w:jc w:val="center"/>
                   </w:pPr>
                   <w:r>
@@ -21653,7 +21288,6 @@
                 <w:p>
                   <w:pPr>
                     <w:pStyle w:val="Compact"/>
-                    <w:jc w:val="left"/>
                     <w:jc w:val="center"/>
                   </w:pPr>
                   <w:r>
@@ -21666,7 +21300,6 @@
                 <w:p>
                   <w:pPr>
                     <w:pStyle w:val="Compact"/>
-                    <w:jc w:val="left"/>
                     <w:jc w:val="center"/>
                   </w:pPr>
                   <w:r>
@@ -21679,7 +21312,6 @@
                 <w:p>
                   <w:pPr>
                     <w:pStyle w:val="Compact"/>
-                    <w:jc w:val="left"/>
                     <w:jc w:val="center"/>
                   </w:pPr>
                   <w:r>
@@ -21692,7 +21324,6 @@
                 <w:p>
                   <w:pPr>
                     <w:pStyle w:val="Compact"/>
-                    <w:jc w:val="left"/>
                     <w:jc w:val="center"/>
                   </w:pPr>
                   <w:r>
@@ -21707,7 +21338,6 @@
                 <w:p>
                   <w:pPr>
                     <w:pStyle w:val="Compact"/>
-                    <w:jc w:val="left"/>
                     <w:jc w:val="center"/>
                   </w:pPr>
                   <w:r>
@@ -21720,7 +21350,6 @@
                 <w:p>
                   <w:pPr>
                     <w:pStyle w:val="Compact"/>
-                    <w:jc w:val="left"/>
                     <w:jc w:val="center"/>
                   </w:pPr>
                   <w:r>
@@ -21733,7 +21362,6 @@
                 <w:p>
                   <w:pPr>
                     <w:pStyle w:val="Compact"/>
-                    <w:jc w:val="left"/>
                     <w:jc w:val="center"/>
                   </w:pPr>
                   <w:r>
@@ -21746,7 +21374,6 @@
                 <w:p>
                   <w:pPr>
                     <w:pStyle w:val="Compact"/>
-                    <w:jc w:val="left"/>
                     <w:jc w:val="center"/>
                   </w:pPr>
                   <w:r>
@@ -21759,7 +21386,6 @@
                 <w:p>
                   <w:pPr>
                     <w:pStyle w:val="Compact"/>
-                    <w:jc w:val="left"/>
                     <w:jc w:val="center"/>
                   </w:pPr>
                   <w:r>
@@ -21774,7 +21400,7 @@
               <w:jc w:val="center"/>
             </w:pPr>
             <w:pPr>
-              <w:jc w:val="start"/>
+              <w:jc w:val="left"/>
               <w:spacing w:before="200"/>
               <w:pStyle w:val="ImageCaption"/>
             </w:pPr>
@@ -21805,7 +21431,7 @@
               <w:t xml:space="preserve">FWHM = full-width half-maximum; Cr = creatine; SNR = signal-to-noise ratio.</w:t>
             </w:r>
           </w:p>
-          <w:bookmarkEnd w:id="377"/>
+          <w:bookmarkEnd w:id="366"/>
         </w:tc>
       </w:tr>
     </w:tbl>
@@ -21844,7 +21470,7 @@
       <w:tr>
         <w:tc>
           <w:tcPr/>
-          <w:bookmarkStart w:id="378" w:name="supptbl-singlevoxel"/>
+          <w:bookmarkStart w:id="367" w:name="supptbl-singlevoxel"/>
           <w:tbl>
             <w:tblPr>
               <w:tblStyle w:val="Table"/>
@@ -21864,7 +21490,6 @@
                 <w:p>
                   <w:pPr>
                     <w:pStyle w:val="Compact"/>
-                    <w:jc w:val="left"/>
                     <w:jc w:val="center"/>
                   </w:pPr>
                   <w:r>
@@ -21877,7 +21502,6 @@
                 <w:p>
                   <w:pPr>
                     <w:pStyle w:val="Compact"/>
-                    <w:jc w:val="left"/>
                     <w:jc w:val="center"/>
                   </w:pPr>
                   <w:r>
@@ -21892,7 +21516,6 @@
                 <w:p>
                   <w:pPr>
                     <w:pStyle w:val="Compact"/>
-                    <w:jc w:val="left"/>
                     <w:jc w:val="center"/>
                   </w:pPr>
                   <w:r>
@@ -21905,7 +21528,6 @@
                 <w:p>
                   <w:pPr>
                     <w:pStyle w:val="Compact"/>
-                    <w:jc w:val="left"/>
                     <w:jc w:val="center"/>
                   </w:pPr>
                   <w:r>
@@ -21920,7 +21542,6 @@
                 <w:p>
                   <w:pPr>
                     <w:pStyle w:val="Compact"/>
-                    <w:jc w:val="left"/>
                     <w:jc w:val="center"/>
                   </w:pPr>
                   <w:r>
@@ -21933,7 +21554,6 @@
                 <w:p>
                   <w:pPr>
                     <w:pStyle w:val="Compact"/>
-                    <w:jc w:val="left"/>
                     <w:jc w:val="center"/>
                   </w:pPr>
                   <w:r>
@@ -21948,7 +21568,6 @@
                 <w:p>
                   <w:pPr>
                     <w:pStyle w:val="Compact"/>
-                    <w:jc w:val="left"/>
                     <w:jc w:val="center"/>
                   </w:pPr>
                   <w:r>
@@ -21961,7 +21580,6 @@
                 <w:p>
                   <w:pPr>
                     <w:pStyle w:val="Compact"/>
-                    <w:jc w:val="left"/>
                     <w:jc w:val="center"/>
                   </w:pPr>
                   <w:r>
@@ -21976,7 +21594,6 @@
                 <w:p>
                   <w:pPr>
                     <w:pStyle w:val="Compact"/>
-                    <w:jc w:val="left"/>
                     <w:jc w:val="center"/>
                   </w:pPr>
                   <w:r>
@@ -21989,7 +21606,6 @@
                 <w:p>
                   <w:pPr>
                     <w:pStyle w:val="Compact"/>
-                    <w:jc w:val="left"/>
                     <w:jc w:val="center"/>
                   </w:pPr>
                   <w:r>
@@ -22004,7 +21620,7 @@
               <w:jc w:val="center"/>
             </w:pPr>
             <w:pPr>
-              <w:jc w:val="start"/>
+              <w:jc w:val="left"/>
               <w:spacing w:before="200"/>
               <w:pStyle w:val="ImageCaption"/>
             </w:pPr>
@@ -22035,12 +21651,12 @@
               <w:t xml:space="preserve">GM = grey matter; WM = white matter; CSF = cerebrospinal fluid.</w:t>
             </w:r>
           </w:p>
-          <w:bookmarkEnd w:id="378"/>
+          <w:bookmarkEnd w:id="367"/>
         </w:tc>
       </w:tr>
     </w:tbl>
-    <w:bookmarkEnd w:id="379"/>
-    <w:bookmarkStart w:id="386" w:name="linear-mixed-effects-model-diagnostics"/>
+    <w:bookmarkEnd w:id="368"/>
+    <w:bookmarkStart w:id="375" w:name="linear-mixed-effects-model-diagnostics"/>
     <w:p>
       <w:pPr>
         <w:pStyle w:val="Heading2"/>
@@ -22084,7 +21700,7 @@
       <w:tr>
         <w:tc>
           <w:tcPr/>
-          <w:bookmarkStart w:id="383" w:name="suppfig-lmemdiag"/>
+          <w:bookmarkStart w:id="372" w:name="suppfig-lmemdiag"/>
           <w:p>
             <w:pPr>
               <w:jc w:val="center"/>
@@ -22094,18 +21710,18 @@
                 <wp:inline>
                   <wp:extent cx="4620126" cy="4620126"/>
                   <wp:effectExtent b="0" l="0" r="0" t="0"/>
-                  <wp:docPr descr="" title="" id="381" name="Picture"/>
+                  <wp:docPr descr="" title="" id="370" name="Picture"/>
                   <a:graphic>
                     <a:graphicData uri="http://schemas.openxmlformats.org/drawingml/2006/picture">
                       <pic:pic>
                         <pic:nvPicPr>
-                          <pic:cNvPr descr="index_files/figure-docx/unnamed-chunk-10-1.png" id="382" name="Picture"/>
+                          <pic:cNvPr descr="index_files/figure-docx/unnamed-chunk-10-1.png" id="371" name="Picture"/>
                           <pic:cNvPicPr>
                             <a:picLocks noChangeArrowheads="1" noChangeAspect="1"/>
                           </pic:cNvPicPr>
                         </pic:nvPicPr>
                         <pic:blipFill>
-                          <a:blip r:embed="rId380"/>
+                          <a:blip r:embed="rId369"/>
                           <a:stretch>
                             <a:fillRect/>
                           </a:stretch>
@@ -22137,7 +21753,7 @@
               <w:jc w:val="center"/>
             </w:pPr>
             <w:pPr>
-              <w:jc w:val="start"/>
+              <w:jc w:val="left"/>
               <w:spacing w:before="200"/>
               <w:pStyle w:val="ImageCaption"/>
             </w:pPr>
@@ -22168,7 +21784,7 @@
               <w:t xml:space="preserve">Model diagnostics for the linear mixed effects model predicting Hurst exponent from the EI ratio. A) Residuals vs. fitted values showing homoscedasticity. B) Histogram of residuals. C) Q-Q plot indicating normally distributed residuals.</w:t>
             </w:r>
           </w:p>
-          <w:bookmarkEnd w:id="383"/>
+          <w:bookmarkEnd w:id="372"/>
         </w:tc>
       </w:tr>
     </w:tbl>
@@ -22232,7 +21848,7 @@
       <w:tr>
         <w:tc>
           <w:tcPr/>
-          <w:bookmarkStart w:id="384" w:name="supptbl-spearmanresults"/>
+          <w:bookmarkStart w:id="373" w:name="supptbl-spearmanresults"/>
           <w:tbl>
             <w:tblPr>
               <w:tblStyle w:val="Table"/>
@@ -22376,7 +21992,7 @@
               <w:jc w:val="center"/>
             </w:pPr>
             <w:pPr>
-              <w:jc w:val="start"/>
+              <w:jc w:val="left"/>
               <w:spacing w:before="200"/>
               <w:pStyle w:val="ImageCaption"/>
             </w:pPr>
@@ -22397,7 +22013,7 @@
               <w:t xml:space="preserve">Spearman correlation between EI and Hurst by condition.</w:t>
             </w:r>
           </w:p>
-          <w:bookmarkEnd w:id="384"/>
+          <w:bookmarkEnd w:id="373"/>
         </w:tc>
       </w:tr>
     </w:tbl>
@@ -22452,7 +22068,7 @@
       <w:tr>
         <w:tc>
           <w:tcPr/>
-          <w:bookmarkStart w:id="385" w:name="supptbl-robusteffects"/>
+          <w:bookmarkStart w:id="374" w:name="supptbl-robusteffects"/>
           <w:tbl>
             <w:tblPr>
               <w:tblStyle w:val="Table"/>
@@ -22810,7 +22426,7 @@
               <w:jc w:val="center"/>
             </w:pPr>
             <w:pPr>
-              <w:jc w:val="start"/>
+              <w:jc w:val="left"/>
               <w:spacing w:before="200"/>
               <w:pStyle w:val="ImageCaption"/>
             </w:pPr>
@@ -22831,12 +22447,12 @@
               <w:t xml:space="preserve">EI fixed-effect estimates (Estimate ± 95% CI) for the full sample and each trimmed sample.</w:t>
             </w:r>
           </w:p>
-          <w:bookmarkEnd w:id="385"/>
+          <w:bookmarkEnd w:id="374"/>
         </w:tc>
       </w:tr>
     </w:tbl>
-    <w:bookmarkEnd w:id="386"/>
-    <w:bookmarkStart w:id="391" w:name="metabolites"/>
+    <w:bookmarkEnd w:id="375"/>
+    <w:bookmarkStart w:id="380" w:name="metabolites"/>
     <w:p>
       <w:pPr>
         <w:pStyle w:val="Heading2"/>
@@ -22845,7 +22461,7 @@
         <w:t xml:space="preserve">Metabolites</w:t>
       </w:r>
     </w:p>
-    <w:bookmarkStart w:id="388" w:name="slaser"/>
+    <w:bookmarkStart w:id="377" w:name="slaser"/>
     <w:p>
       <w:pPr>
         <w:pStyle w:val="Heading3"/>
@@ -22889,7 +22505,7 @@
       <w:tr>
         <w:tc>
           <w:tcPr/>
-          <w:bookmarkStart w:id="387" w:name="supptbl-metabolites"/>
+          <w:bookmarkStart w:id="376" w:name="supptbl-metabolites"/>
           <w:tbl>
             <w:tblPr>
               <w:tblStyle w:val="Table"/>
@@ -25051,7 +24667,7 @@
               <w:jc w:val="center"/>
             </w:pPr>
             <w:pPr>
-              <w:jc w:val="start"/>
+              <w:jc w:val="left"/>
               <w:spacing w:before="200"/>
               <w:pStyle w:val="ImageCaption"/>
             </w:pPr>
@@ -25082,12 +24698,12 @@
               <w:t xml:space="preserve">Concentration values are in millimoles; Cramer-Rao lower bounds are in percentages. Conc = concentration; CRLB = Cramer-Rao lower bounds.</w:t>
             </w:r>
           </w:p>
-          <w:bookmarkEnd w:id="387"/>
+          <w:bookmarkEnd w:id="376"/>
         </w:tc>
       </w:tr>
     </w:tbl>
-    <w:bookmarkEnd w:id="388"/>
-    <w:bookmarkStart w:id="390" w:name="mega-press"/>
+    <w:bookmarkEnd w:id="377"/>
+    <w:bookmarkStart w:id="379" w:name="mega-press"/>
     <w:p>
       <w:pPr>
         <w:pStyle w:val="Heading3"/>
@@ -25131,7 +24747,7 @@
       <w:tr>
         <w:tc>
           <w:tcPr/>
-          <w:bookmarkStart w:id="389" w:name="supptbl-megapressmetabs"/>
+          <w:bookmarkStart w:id="378" w:name="supptbl-megapressmetabs"/>
           <w:tbl>
             <w:tblPr>
               <w:tblStyle w:val="Table"/>
@@ -25886,7 +25502,7 @@
               <w:jc w:val="center"/>
             </w:pPr>
             <w:pPr>
-              <w:jc w:val="start"/>
+              <w:jc w:val="left"/>
               <w:spacing w:before="200"/>
               <w:pStyle w:val="ImageCaption"/>
             </w:pPr>
@@ -25917,13 +25533,13 @@
               <w:t xml:space="preserve">Concentration values are in millimoles; Cramer-Rao lower bounds are in percentages. Conc = concentration; CRLB = Cramer-Rao lower bounds.</w:t>
             </w:r>
           </w:p>
-          <w:bookmarkEnd w:id="389"/>
+          <w:bookmarkEnd w:id="378"/>
         </w:tc>
       </w:tr>
     </w:tbl>
-    <w:bookmarkEnd w:id="390"/>
-    <w:bookmarkEnd w:id="391"/>
-    <w:bookmarkStart w:id="407" w:name="data-quality-1"/>
+    <w:bookmarkEnd w:id="379"/>
+    <w:bookmarkEnd w:id="380"/>
+    <w:bookmarkStart w:id="396" w:name="data-quality-1"/>
     <w:p>
       <w:pPr>
         <w:pStyle w:val="Heading2"/>
@@ -25967,7 +25583,7 @@
       <w:tr>
         <w:tc>
           <w:tcPr/>
-          <w:bookmarkStart w:id="395" w:name="suppfig-dataquality"/>
+          <w:bookmarkStart w:id="384" w:name="suppfig-dataquality"/>
           <w:p>
             <w:pPr>
               <w:jc w:val="center"/>
@@ -25977,18 +25593,18 @@
                 <wp:inline>
                   <wp:extent cx="5544151" cy="7392202"/>
                   <wp:effectExtent b="0" l="0" r="0" t="0"/>
-                  <wp:docPr descr="" title="" id="393" name="Picture"/>
+                  <wp:docPr descr="" title="" id="382" name="Picture"/>
                   <a:graphic>
                     <a:graphicData uri="http://schemas.openxmlformats.org/drawingml/2006/picture">
                       <pic:pic>
                         <pic:nvPicPr>
-                          <pic:cNvPr descr="index_files/figure-docx/unnamed-chunk-15-1.png" id="394" name="Picture"/>
+                          <pic:cNvPr descr="index_files/figure-docx/unnamed-chunk-15-1.png" id="383" name="Picture"/>
                           <pic:cNvPicPr>
                             <a:picLocks noChangeArrowheads="1" noChangeAspect="1"/>
                           </pic:cNvPicPr>
                         </pic:nvPicPr>
                         <pic:blipFill>
-                          <a:blip r:embed="rId392"/>
+                          <a:blip r:embed="rId381"/>
                           <a:stretch>
                             <a:fillRect/>
                           </a:stretch>
@@ -26020,7 +25636,7 @@
               <w:jc w:val="center"/>
             </w:pPr>
             <w:pPr>
-              <w:jc w:val="start"/>
+              <w:jc w:val="left"/>
               <w:spacing w:before="200"/>
               <w:pStyle w:val="ImageCaption"/>
             </w:pPr>
@@ -26051,7 +25667,7 @@
               <w:t xml:space="preserve">A) Correlation plots of H vs. mean FD (mm) for rest (green) and movie (orange). B) and C) Correlation plots of Glx (B) and GABA+ (C) vs. water FWHM (Hz) for rest (green) and movie (orange). D) and E) Correlation plots of Glx (B) and GABA+ (C) vs. frequency shift (ppm) for rest (green) and movie (orange).</w:t>
             </w:r>
           </w:p>
-          <w:bookmarkEnd w:id="395"/>
+          <w:bookmarkEnd w:id="384"/>
         </w:tc>
       </w:tr>
     </w:tbl>
@@ -26090,7 +25706,7 @@
       <w:tr>
         <w:tc>
           <w:tcPr/>
-          <w:bookmarkStart w:id="396" w:name="supptbl-FWHMprepost"/>
+          <w:bookmarkStart w:id="385" w:name="supptbl-FWHMprepost"/>
           <w:tbl>
             <w:tblPr>
               <w:tblStyle w:val="Table"/>
@@ -26475,7 +26091,7 @@
               <w:jc w:val="center"/>
             </w:pPr>
             <w:pPr>
-              <w:jc w:val="start"/>
+              <w:jc w:val="left"/>
               <w:spacing w:before="200"/>
               <w:pStyle w:val="ImageCaption"/>
             </w:pPr>
@@ -26496,7 +26112,7 @@
               <w:t xml:space="preserve">Rest vs. movie FWHM comparison (paired t-tests) for each spectroscopy sequence. Seq = sequence; m. = mean; sd = standard deviation; t = t-value; p = p-value; CIlow = lower confidence interval; CIhigh = higher confidence interval.</w:t>
             </w:r>
           </w:p>
-          <w:bookmarkEnd w:id="396"/>
+          <w:bookmarkEnd w:id="385"/>
         </w:tc>
       </w:tr>
     </w:tbl>
@@ -26535,7 +26151,7 @@
       <w:tr>
         <w:tc>
           <w:tcPr/>
-          <w:bookmarkStart w:id="397" w:name="supptbl-CRSNR"/>
+          <w:bookmarkStart w:id="386" w:name="supptbl-CRSNR"/>
           <w:tbl>
             <w:tblPr>
               <w:tblStyle w:val="Table"/>
@@ -26920,7 +26536,7 @@
               <w:jc w:val="center"/>
             </w:pPr>
             <w:pPr>
-              <w:jc w:val="start"/>
+              <w:jc w:val="left"/>
               <w:spacing w:before="200"/>
               <w:pStyle w:val="ImageCaption"/>
             </w:pPr>
@@ -26941,7 +26557,7 @@
               <w:t xml:space="preserve">Rest vs. movie CR-SNR comparison (paired t-tests) for each spectroscopy sequence. Seq = sequence; m. = mean; sd = standard deviation; t = t-value; p = p-value; CIlow = lower confidence interval; CIhigh = higher confidence interval.</w:t>
             </w:r>
           </w:p>
-          <w:bookmarkEnd w:id="397"/>
+          <w:bookmarkEnd w:id="386"/>
         </w:tc>
       </w:tr>
     </w:tbl>
@@ -26980,7 +26596,7 @@
       <w:tr>
         <w:tc>
           <w:tcPr/>
-          <w:bookmarkStart w:id="398" w:name="supptbl-FWHMCRSNR"/>
+          <w:bookmarkStart w:id="387" w:name="supptbl-FWHMCRSNR"/>
           <w:tbl>
             <w:tblPr>
               <w:tblStyle w:val="Table"/>
@@ -30928,7 +30544,7 @@
               <w:jc w:val="center"/>
             </w:pPr>
             <w:pPr>
-              <w:jc w:val="start"/>
+              <w:jc w:val="left"/>
               <w:spacing w:before="200"/>
               <w:pStyle w:val="ImageCaption"/>
             </w:pPr>
@@ -30949,7 +30565,7 @@
               <w:t xml:space="preserve">Subject-level FWHM and CR-SNR values for each sequence (Rest, Movie, and Movie–Rest difference). Sub = Subject; Seq = Sequence; R = Rest; M = Movie; Diff = Difference.</w:t>
             </w:r>
           </w:p>
-          <w:bookmarkEnd w:id="398"/>
+          <w:bookmarkEnd w:id="387"/>
         </w:tc>
       </w:tr>
     </w:tbl>
@@ -30988,7 +30604,7 @@
       <w:tr>
         <w:tc>
           <w:tcPr/>
-          <w:bookmarkStart w:id="402" w:name="suppfig-fwhmdriftplot"/>
+          <w:bookmarkStart w:id="391" w:name="suppfig-fwhmdriftplot"/>
           <w:p>
             <w:pPr>
               <w:jc w:val="center"/>
@@ -30998,18 +30614,18 @@
                 <wp:inline>
                   <wp:extent cx="4620126" cy="4620126"/>
                   <wp:effectExtent b="0" l="0" r="0" t="0"/>
-                  <wp:docPr descr="" title="" id="400" name="Picture"/>
+                  <wp:docPr descr="" title="" id="389" name="Picture"/>
                   <a:graphic>
                     <a:graphicData uri="http://schemas.openxmlformats.org/drawingml/2006/picture">
                       <pic:pic>
                         <pic:nvPicPr>
-                          <pic:cNvPr descr="index_files/figure-docx/unnamed-chunk-19-1.png" id="401" name="Picture"/>
+                          <pic:cNvPr descr="index_files/figure-docx/unnamed-chunk-19-1.png" id="390" name="Picture"/>
                           <pic:cNvPicPr>
                             <a:picLocks noChangeArrowheads="1" noChangeAspect="1"/>
                           </pic:cNvPicPr>
                         </pic:nvPicPr>
                         <pic:blipFill>
-                          <a:blip r:embed="rId399"/>
+                          <a:blip r:embed="rId388"/>
                           <a:stretch>
                             <a:fillRect/>
                           </a:stretch>
@@ -31041,7 +30657,7 @@
               <w:jc w:val="center"/>
             </w:pPr>
             <w:pPr>
-              <w:jc w:val="start"/>
+              <w:jc w:val="left"/>
               <w:spacing w:before="200"/>
               <w:pStyle w:val="ImageCaption"/>
             </w:pPr>
@@ -31062,7 +30678,7 @@
               <w:t xml:space="preserve">Plots of individual water full-width half-maximum changes between rest and movie-watching conditions for both MEGA-PRESS and sLASER</w:t>
             </w:r>
           </w:p>
-          <w:bookmarkEnd w:id="402"/>
+          <w:bookmarkEnd w:id="391"/>
         </w:tc>
       </w:tr>
     </w:tbl>
@@ -31101,7 +30717,7 @@
       <w:tr>
         <w:tc>
           <w:tcPr/>
-          <w:bookmarkStart w:id="406" w:name="suppfig-frequencyshift"/>
+          <w:bookmarkStart w:id="395" w:name="suppfig-frequencyshift"/>
           <w:p>
             <w:pPr>
               <w:jc w:val="center"/>
@@ -31111,18 +30727,18 @@
                 <wp:inline>
                   <wp:extent cx="4620126" cy="6468176"/>
                   <wp:effectExtent b="0" l="0" r="0" t="0"/>
-                  <wp:docPr descr="" title="" id="404" name="Picture"/>
+                  <wp:docPr descr="" title="" id="393" name="Picture"/>
                   <a:graphic>
                     <a:graphicData uri="http://schemas.openxmlformats.org/drawingml/2006/picture">
                       <pic:pic>
                         <pic:nvPicPr>
-                          <pic:cNvPr descr="index_files/figure-docx/unnamed-chunk-20-1.png" id="405" name="Picture"/>
+                          <pic:cNvPr descr="index_files/figure-docx/unnamed-chunk-20-1.png" id="394" name="Picture"/>
                           <pic:cNvPicPr>
                             <a:picLocks noChangeArrowheads="1" noChangeAspect="1"/>
                           </pic:cNvPicPr>
                         </pic:nvPicPr>
                         <pic:blipFill>
-                          <a:blip r:embed="rId403"/>
+                          <a:blip r:embed="rId392"/>
                           <a:stretch>
                             <a:fillRect/>
                           </a:stretch>
@@ -31154,7 +30770,7 @@
               <w:jc w:val="center"/>
             </w:pPr>
             <w:pPr>
-              <w:jc w:val="start"/>
+              <w:jc w:val="left"/>
               <w:spacing w:before="200"/>
               <w:pStyle w:val="ImageCaption"/>
             </w:pPr>
@@ -31185,12 +30801,12 @@
               <w:t xml:space="preserve">Overlay of all participants’ frequency drift (ppm) plots during rest (blue) and movie (red) for A) semi-LASER and B) MEGA-PRESS. Note, the GE semi-LASER sequence averaged all transients (128) into groups of 4, each with 32 transients, before being saved as raw P-file.</w:t>
             </w:r>
           </w:p>
-          <w:bookmarkEnd w:id="406"/>
+          <w:bookmarkEnd w:id="395"/>
         </w:tc>
       </w:tr>
     </w:tbl>
-    <w:bookmarkEnd w:id="407"/>
-    <w:bookmarkStart w:id="426" w:name="gannet-results"/>
+    <w:bookmarkEnd w:id="396"/>
+    <w:bookmarkStart w:id="415" w:name="gannet-results"/>
     <w:p>
       <w:pPr>
         <w:pStyle w:val="Heading2"/>
@@ -31234,7 +30850,7 @@
       <w:tr>
         <w:tc>
           <w:tcPr/>
-          <w:bookmarkStart w:id="411" w:name="suppfig-gannet"/>
+          <w:bookmarkStart w:id="400" w:name="suppfig-gannet"/>
           <w:p>
             <w:pPr>
               <w:pStyle w:val="Compact"/>
@@ -31245,18 +30861,18 @@
                 <wp:inline>
                   <wp:extent cx="5943600" cy="4592781"/>
                   <wp:effectExtent b="0" l="0" r="0" t="0"/>
-                  <wp:docPr descr="" title="" id="409" name="Picture"/>
+                  <wp:docPr descr="" title="" id="398" name="Picture"/>
                   <a:graphic>
                     <a:graphicData uri="http://schemas.openxmlformats.org/drawingml/2006/picture">
                       <pic:pic>
                         <pic:nvPicPr>
-                          <pic:cNvPr descr="./Data/megapress/sub-Pilot01/rest_gannet/GannetFit_output/P38912_vox1_fit.png" id="410" name="Picture"/>
+                          <pic:cNvPr descr="./Data/megapress/sub-Pilot01/rest_gannet/GannetFit_output/P38912_vox1_fit.png" id="399" name="Picture"/>
                           <pic:cNvPicPr>
                             <a:picLocks noChangeArrowheads="1" noChangeAspect="1"/>
                           </pic:cNvPicPr>
                         </pic:nvPicPr>
                         <pic:blipFill>
-                          <a:blip r:embed="rId408"/>
+                          <a:blip r:embed="rId397"/>
                           <a:stretch>
                             <a:fillRect/>
                           </a:stretch>
@@ -31288,7 +30904,7 @@
               <w:jc w:val="center"/>
             </w:pPr>
             <w:pPr>
-              <w:jc w:val="start"/>
+              <w:jc w:val="left"/>
               <w:spacing w:before="200"/>
               <w:pStyle w:val="ImageCaption"/>
             </w:pPr>
@@ -31319,7 +30935,7 @@
               <w:t xml:space="preserve">Sample Gannet fit result from a subject a rest. Glx (3.75ppm) and GABA (3) data (blue) and model fit (red) are shown top left. Water and creatine reference signals are shown bottom left. Table on right shows GABA+ and Glx values before tissue-correction.</w:t>
             </w:r>
           </w:p>
-          <w:bookmarkEnd w:id="411"/>
+          <w:bookmarkEnd w:id="400"/>
         </w:tc>
       </w:tr>
     </w:tbl>
@@ -31491,7 +31107,7 @@
       <w:tr>
         <w:tc>
           <w:tcPr/>
-          <w:bookmarkStart w:id="412" w:name="supptbl-gannetresults"/>
+          <w:bookmarkStart w:id="401" w:name="supptbl-gannetresults"/>
           <w:tbl>
             <w:tblPr>
               <w:tblStyle w:val="Table"/>
@@ -31521,7 +31137,6 @@
                 <w:p>
                   <w:pPr>
                     <w:pStyle w:val="Compact"/>
-                    <w:jc w:val="left"/>
                     <w:jc w:val="center"/>
                   </w:pPr>
                   <w:r>
@@ -31534,7 +31149,6 @@
                 <w:p>
                   <w:pPr>
                     <w:pStyle w:val="Compact"/>
-                    <w:jc w:val="left"/>
                     <w:jc w:val="center"/>
                   </w:pPr>
                   <w:r>
@@ -31547,7 +31161,6 @@
                 <w:p>
                   <w:pPr>
                     <w:pStyle w:val="Compact"/>
-                    <w:jc w:val="left"/>
                     <w:jc w:val="center"/>
                   </w:pPr>
                   <w:r>
@@ -31562,7 +31175,6 @@
                 <w:p>
                   <w:pPr>
                     <w:pStyle w:val="Compact"/>
-                    <w:jc w:val="left"/>
                     <w:jc w:val="center"/>
                   </w:pPr>
                   <w:r>
@@ -31579,7 +31191,6 @@
                 <w:p>
                   <w:pPr>
                     <w:pStyle w:val="Compact"/>
-                    <w:jc w:val="left"/>
                     <w:jc w:val="center"/>
                   </w:pPr>
                   <w:r>
@@ -31592,7 +31203,6 @@
                 <w:p>
                   <w:pPr>
                     <w:pStyle w:val="Compact"/>
-                    <w:jc w:val="left"/>
                     <w:jc w:val="center"/>
                   </w:pPr>
                   <w:r>
@@ -31605,7 +31215,6 @@
                 <w:p>
                   <w:pPr>
                     <w:pStyle w:val="Compact"/>
-                    <w:jc w:val="left"/>
                     <w:jc w:val="center"/>
                   </w:pPr>
                   <w:r>
@@ -31620,7 +31229,6 @@
                 <w:p>
                   <w:pPr>
                     <w:pStyle w:val="Compact"/>
-                    <w:jc w:val="left"/>
                     <w:jc w:val="center"/>
                   </w:pPr>
                   <w:r>
@@ -31637,7 +31245,6 @@
                 <w:p>
                   <w:pPr>
                     <w:pStyle w:val="Compact"/>
-                    <w:jc w:val="left"/>
                     <w:jc w:val="center"/>
                   </w:pPr>
                   <w:r>
@@ -31650,7 +31257,6 @@
                 <w:p>
                   <w:pPr>
                     <w:pStyle w:val="Compact"/>
-                    <w:jc w:val="left"/>
                     <w:jc w:val="center"/>
                   </w:pPr>
                   <w:r>
@@ -31663,7 +31269,6 @@
                 <w:p>
                   <w:pPr>
                     <w:pStyle w:val="Compact"/>
-                    <w:jc w:val="left"/>
                     <w:jc w:val="center"/>
                   </w:pPr>
                   <w:r>
@@ -31678,7 +31283,6 @@
                 <w:p>
                   <w:pPr>
                     <w:pStyle w:val="Compact"/>
-                    <w:jc w:val="left"/>
                     <w:jc w:val="center"/>
                   </w:pPr>
                   <w:r>
@@ -31695,7 +31299,6 @@
                 <w:p>
                   <w:pPr>
                     <w:pStyle w:val="Compact"/>
-                    <w:jc w:val="left"/>
                     <w:jc w:val="center"/>
                   </w:pPr>
                   <w:r>
@@ -31708,7 +31311,6 @@
                 <w:p>
                   <w:pPr>
                     <w:pStyle w:val="Compact"/>
-                    <w:jc w:val="left"/>
                     <w:jc w:val="center"/>
                   </w:pPr>
                   <w:r>
@@ -31721,7 +31323,6 @@
                 <w:p>
                   <w:pPr>
                     <w:pStyle w:val="Compact"/>
-                    <w:jc w:val="left"/>
                     <w:jc w:val="center"/>
                   </w:pPr>
                   <w:r>
@@ -31736,7 +31337,7 @@
               <w:jc w:val="center"/>
             </w:pPr>
             <w:pPr>
-              <w:jc w:val="start"/>
+              <w:jc w:val="left"/>
               <w:spacing w:before="200"/>
               <w:pStyle w:val="ImageCaption"/>
             </w:pPr>
@@ -31761,7 +31362,7 @@
               <w:t xml:space="preserve">Summary of main metabolite results using Gannet</w:t>
             </w:r>
           </w:p>
-          <w:bookmarkEnd w:id="412"/>
+          <w:bookmarkEnd w:id="401"/>
         </w:tc>
       </w:tr>
     </w:tbl>
@@ -31786,7 +31387,7 @@
       <w:tr>
         <w:tc>
           <w:tcPr/>
-          <w:bookmarkStart w:id="416" w:name="suppfig-gannetresults"/>
+          <w:bookmarkStart w:id="405" w:name="suppfig-gannetresults"/>
           <w:p>
             <w:pPr>
               <w:jc w:val="center"/>
@@ -31796,18 +31397,18 @@
                 <wp:inline>
                   <wp:extent cx="5943600" cy="4754880"/>
                   <wp:effectExtent b="0" l="0" r="0" t="0"/>
-                  <wp:docPr descr="" title="" id="414" name="Picture"/>
+                  <wp:docPr descr="" title="" id="403" name="Picture"/>
                   <a:graphic>
                     <a:graphicData uri="http://schemas.openxmlformats.org/drawingml/2006/picture">
                       <pic:pic>
                         <pic:nvPicPr>
-                          <pic:cNvPr descr="index_files/figure-docx/unnamed-chunk-21-1.png" id="415" name="Picture"/>
+                          <pic:cNvPr descr="index_files/figure-docx/unnamed-chunk-21-1.png" id="404" name="Picture"/>
                           <pic:cNvPicPr>
                             <a:picLocks noChangeArrowheads="1" noChangeAspect="1"/>
                           </pic:cNvPicPr>
                         </pic:nvPicPr>
                         <pic:blipFill>
-                          <a:blip r:embed="rId413"/>
+                          <a:blip r:embed="rId402"/>
                           <a:stretch>
                             <a:fillRect/>
                           </a:stretch>
@@ -31839,7 +31440,7 @@
               <w:jc w:val="center"/>
             </w:pPr>
             <w:pPr>
-              <w:jc w:val="start"/>
+              <w:jc w:val="left"/>
               <w:spacing w:before="200"/>
               <w:pStyle w:val="ImageCaption"/>
             </w:pPr>
@@ -31870,7 +31471,7 @@
               <w:t xml:space="preserve">A) Glx (mM); B) GABA+ (mM); and C) E:I. Paired dots represent the same participant across conditions. Mean difference with 95% confidence intervals, and as Cohen’s D are reported at the top of each plot.”</w:t>
             </w:r>
           </w:p>
-          <w:bookmarkEnd w:id="416"/>
+          <w:bookmarkEnd w:id="405"/>
         </w:tc>
       </w:tr>
     </w:tbl>
@@ -31906,7 +31507,7 @@
       <w:tr>
         <w:tc>
           <w:tcPr/>
-          <w:bookmarkStart w:id="420" w:name="suppfig-gannetcorrelations"/>
+          <w:bookmarkStart w:id="409" w:name="suppfig-gannetcorrelations"/>
           <w:p>
             <w:pPr>
               <w:jc w:val="center"/>
@@ -31916,18 +31517,18 @@
                 <wp:inline>
                   <wp:extent cx="5943600" cy="5094514"/>
                   <wp:effectExtent b="0" l="0" r="0" t="0"/>
-                  <wp:docPr descr="" title="" id="418" name="Picture"/>
+                  <wp:docPr descr="" title="" id="407" name="Picture"/>
                   <a:graphic>
                     <a:graphicData uri="http://schemas.openxmlformats.org/drawingml/2006/picture">
                       <pic:pic>
                         <pic:nvPicPr>
-                          <pic:cNvPr descr="index_files/figure-docx/unnamed-chunk-22-1.png" id="419" name="Picture"/>
+                          <pic:cNvPr descr="index_files/figure-docx/unnamed-chunk-22-1.png" id="408" name="Picture"/>
                           <pic:cNvPicPr>
                             <a:picLocks noChangeArrowheads="1" noChangeAspect="1"/>
                           </pic:cNvPicPr>
                         </pic:nvPicPr>
                         <pic:blipFill>
-                          <a:blip r:embed="rId417"/>
+                          <a:blip r:embed="rId406"/>
                           <a:stretch>
                             <a:fillRect/>
                           </a:stretch>
@@ -31959,7 +31560,7 @@
               <w:jc w:val="center"/>
             </w:pPr>
             <w:pPr>
-              <w:jc w:val="start"/>
+              <w:jc w:val="left"/>
               <w:spacing w:before="200"/>
               <w:pStyle w:val="ImageCaption"/>
             </w:pPr>
@@ -31990,7 +31591,7 @@
               <w:t xml:space="preserve">A) Glx (mM); B) GABA+ (mM); and C) E:I. Rest is in green, while movie is in orange. P-values are reported at the top of each plot.</w:t>
             </w:r>
           </w:p>
-          <w:bookmarkEnd w:id="420"/>
+          <w:bookmarkEnd w:id="409"/>
         </w:tc>
       </w:tr>
     </w:tbl>
@@ -32087,13 +31688,7 @@
         <w:t xml:space="preserve"> </w:t>
       </w:r>
       <w:r>
-        <w:t xml:space="preserve">“</w:t>
-      </w:r>
-      <w:r>
-        <w:t xml:space="preserve">OFF</w:t>
-      </w:r>
-      <w:r>
-        <w:t xml:space="preserve">”</w:t>
+        <w:t xml:space="preserve">“OFF”</w:t>
       </w:r>
       <w:r>
         <w:t xml:space="preserve"> </w:t>
@@ -32105,13 +31700,7 @@
         <w:t xml:space="preserve"> </w:t>
       </w:r>
       <w:r>
-        <w:t xml:space="preserve">‘</w:t>
-      </w:r>
-      <w:r>
-        <w:t xml:space="preserve">gold standard</w:t>
-      </w:r>
-      <w:r>
-        <w:t xml:space="preserve">’</w:t>
+        <w:t xml:space="preserve">‘gold standard’</w:t>
       </w:r>
       <w:r>
         <w:t xml:space="preserve"> </w:t>
@@ -32160,7 +31749,7 @@
       <w:tr>
         <w:tc>
           <w:tcPr/>
-          <w:bookmarkStart w:id="421" w:name="supptbl-glxagreement"/>
+          <w:bookmarkStart w:id="410" w:name="supptbl-glxagreement"/>
           <w:tbl>
             <w:tblPr>
               <w:tblStyle w:val="Table"/>
@@ -32625,7 +32214,7 @@
               <w:jc w:val="center"/>
             </w:pPr>
             <w:pPr>
-              <w:jc w:val="start"/>
+              <w:jc w:val="left"/>
               <w:spacing w:before="200"/>
               <w:pStyle w:val="ImageCaption"/>
             </w:pPr>
@@ -32646,7 +32235,7 @@
               <w:t xml:space="preserve">Agreement between sLASER- and MEGA-PRESS-derived Glx within each condition. Cond = condition; n = number of subjects; m. = mean; m.a. = mean absolute; r = Pearson correlation; p = p-value; CIlow = lower confidence interval; CIhigh = higher confidence interval.</w:t>
             </w:r>
           </w:p>
-          <w:bookmarkEnd w:id="421"/>
+          <w:bookmarkEnd w:id="410"/>
         </w:tc>
       </w:tr>
     </w:tbl>
@@ -32671,7 +32260,7 @@
       <w:tr>
         <w:tc>
           <w:tcPr/>
-          <w:bookmarkStart w:id="425" w:name="suppfig-glxagreementplot"/>
+          <w:bookmarkStart w:id="414" w:name="suppfig-glxagreementplot"/>
           <w:p>
             <w:pPr>
               <w:jc w:val="center"/>
@@ -32681,18 +32270,18 @@
                 <wp:inline>
                   <wp:extent cx="4620126" cy="3696101"/>
                   <wp:effectExtent b="0" l="0" r="0" t="0"/>
-                  <wp:docPr descr="" title="" id="423" name="Picture"/>
+                  <wp:docPr descr="" title="" id="412" name="Picture"/>
                   <a:graphic>
                     <a:graphicData uri="http://schemas.openxmlformats.org/drawingml/2006/picture">
                       <pic:pic>
                         <pic:nvPicPr>
-                          <pic:cNvPr descr="index_files/figure-docx/unnamed-chunk-24-1.png" id="424" name="Picture"/>
+                          <pic:cNvPr descr="index_files/figure-docx/unnamed-chunk-24-1.png" id="413" name="Picture"/>
                           <pic:cNvPicPr>
                             <a:picLocks noChangeArrowheads="1" noChangeAspect="1"/>
                           </pic:cNvPicPr>
                         </pic:nvPicPr>
                         <pic:blipFill>
-                          <a:blip r:embed="rId422"/>
+                          <a:blip r:embed="rId411"/>
                           <a:stretch>
                             <a:fillRect/>
                           </a:stretch>
@@ -32724,7 +32313,7 @@
               <w:jc w:val="center"/>
             </w:pPr>
             <w:pPr>
-              <w:jc w:val="start"/>
+              <w:jc w:val="left"/>
               <w:spacing w:before="200"/>
               <w:pStyle w:val="ImageCaption"/>
             </w:pPr>
@@ -32745,12 +32334,12 @@
               <w:t xml:space="preserve">Glx from MEGA-PRESS plotted against Glx from sLASER, during both rest (green) and movie-watching (orange). Dashed line represents perfect agreement.</w:t>
             </w:r>
           </w:p>
-          <w:bookmarkEnd w:id="425"/>
+          <w:bookmarkEnd w:id="414"/>
         </w:tc>
       </w:tr>
     </w:tbl>
-    <w:bookmarkEnd w:id="426"/>
-    <w:bookmarkEnd w:id="427"/>
+    <w:bookmarkEnd w:id="415"/>
+    <w:bookmarkEnd w:id="416"/>
     <w:sectPr>
       <w:footnotePr>
         <w:numFmt w:val="decimal"/>

--- a/index.docx
+++ b/index.docx
@@ -7,7 +7,91 @@
         <w:pStyle w:val="Title"/>
       </w:pPr>
       <w:r>
-        <w:t xml:space="preserve">Does the Brain’s E:I Balance Really Shape Long-Range Temporal Correlations? Lessons Learned from 3T MRI</w:t>
+        <w:t xml:space="preserve">Does</w:t>
+      </w:r>
+      <w:r>
+        <w:t xml:space="preserve"> </w:t>
+      </w:r>
+      <w:r>
+        <w:t xml:space="preserve">the</w:t>
+      </w:r>
+      <w:r>
+        <w:t xml:space="preserve"> </w:t>
+      </w:r>
+      <w:r>
+        <w:t xml:space="preserve">Brain’s</w:t>
+      </w:r>
+      <w:r>
+        <w:t xml:space="preserve"> </w:t>
+      </w:r>
+      <w:r>
+        <w:t xml:space="preserve">E:I</w:t>
+      </w:r>
+      <w:r>
+        <w:t xml:space="preserve"> </w:t>
+      </w:r>
+      <w:r>
+        <w:t xml:space="preserve">Balance</w:t>
+      </w:r>
+      <w:r>
+        <w:t xml:space="preserve"> </w:t>
+      </w:r>
+      <w:r>
+        <w:t xml:space="preserve">Really</w:t>
+      </w:r>
+      <w:r>
+        <w:t xml:space="preserve"> </w:t>
+      </w:r>
+      <w:r>
+        <w:t xml:space="preserve">Shape</w:t>
+      </w:r>
+      <w:r>
+        <w:t xml:space="preserve"> </w:t>
+      </w:r>
+      <w:r>
+        <w:t xml:space="preserve">Long-Range</w:t>
+      </w:r>
+      <w:r>
+        <w:t xml:space="preserve"> </w:t>
+      </w:r>
+      <w:r>
+        <w:t xml:space="preserve">Temporal</w:t>
+      </w:r>
+      <w:r>
+        <w:t xml:space="preserve"> </w:t>
+      </w:r>
+      <w:r>
+        <w:t xml:space="preserve">Correlations?</w:t>
+      </w:r>
+      <w:r>
+        <w:t xml:space="preserve"> </w:t>
+      </w:r>
+      <w:r>
+        <w:t xml:space="preserve">Lessons</w:t>
+      </w:r>
+      <w:r>
+        <w:t xml:space="preserve"> </w:t>
+      </w:r>
+      <w:r>
+        <w:t xml:space="preserve">Learned</w:t>
+      </w:r>
+      <w:r>
+        <w:t xml:space="preserve"> </w:t>
+      </w:r>
+      <w:r>
+        <w:t xml:space="preserve">from</w:t>
+      </w:r>
+      <w:r>
+        <w:t xml:space="preserve"> </w:t>
+      </w:r>
+      <w:r>
+        <w:t xml:space="preserve">3T</w:t>
+      </w:r>
+      <w:r>
+        <w:t xml:space="preserve"> </w:t>
+      </w:r>
+      <w:r>
+        <w:t xml:space="preserve">MRI</w:t>
       </w:r>
     </w:p>
     <w:p>
@@ -15,7 +99,13 @@
         <w:pStyle w:val="Author"/>
       </w:pPr>
       <w:r>
-        <w:t xml:space="preserve">Lydia Sochan</w:t>
+        <w:t xml:space="preserve">Lydia</w:t>
+      </w:r>
+      <w:r>
+        <w:t xml:space="preserve"> </w:t>
+      </w:r>
+      <w:r>
+        <w:t xml:space="preserve">Sochan</w:t>
       </w:r>
       <w:r>
         <w:rPr>
@@ -24,7 +114,19 @@
         <w:t xml:space="preserve">1</w:t>
       </w:r>
       <w:r>
-        <w:t xml:space="preserve">, Jessica Archibald</w:t>
+        <w:t xml:space="preserve">,</w:t>
+      </w:r>
+      <w:r>
+        <w:t xml:space="preserve"> </w:t>
+      </w:r>
+      <w:r>
+        <w:t xml:space="preserve">Jessica</w:t>
+      </w:r>
+      <w:r>
+        <w:t xml:space="preserve"> </w:t>
+      </w:r>
+      <w:r>
+        <w:t xml:space="preserve">Archibald</w:t>
       </w:r>
       <w:r>
         <w:rPr>
@@ -33,13 +135,73 @@
         <w:t xml:space="preserve">4</w:t>
       </w:r>
       <w:r>
-        <w:t xml:space="preserve">, and Alexander Mark Weber</w:t>
+        <w:t xml:space="preserve">,</w:t>
+      </w:r>
+      <w:r>
+        <w:t xml:space="preserve"> </w:t>
+      </w:r>
+      <w:r>
+        <w:t xml:space="preserve">and</w:t>
+      </w:r>
+      <w:r>
+        <w:t xml:space="preserve"> </w:t>
+      </w:r>
+      <w:r>
+        <w:t xml:space="preserve">Alexander</w:t>
+      </w:r>
+      <w:r>
+        <w:t xml:space="preserve"> </w:t>
+      </w:r>
+      <w:r>
+        <w:t xml:space="preserve">Mark</w:t>
+      </w:r>
+      <w:r>
+        <w:t xml:space="preserve"> </w:t>
+      </w:r>
+      <w:r>
+        <w:t xml:space="preserve">Weber</w:t>
       </w:r>
       <w:r>
         <w:rPr>
           <w:vertAlign w:val="superscript"/>
         </w:rPr>
-        <w:t xml:space="preserve">1,2,3,✉</w:t>
+        <w:t xml:space="preserve">1</w:t>
+      </w:r>
+      <w:r>
+        <w:rPr>
+          <w:vertAlign w:val="superscript"/>
+        </w:rPr>
+        <w:t xml:space="preserve">,</w:t>
+      </w:r>
+      <w:r>
+        <w:rPr>
+          <w:vertAlign w:val="superscript"/>
+        </w:rPr>
+        <w:t xml:space="preserve">2</w:t>
+      </w:r>
+      <w:r>
+        <w:rPr>
+          <w:vertAlign w:val="superscript"/>
+        </w:rPr>
+        <w:t xml:space="preserve">,</w:t>
+      </w:r>
+      <w:r>
+        <w:rPr>
+          <w:vertAlign w:val="superscript"/>
+        </w:rPr>
+        <w:t xml:space="preserve">3</w:t>
+      </w:r>
+      <w:r>
+        <w:rPr>
+          <w:vertAlign w:val="superscript"/>
+        </w:rPr>
+        <w:t xml:space="preserve">,</w:t>
+      </w:r>
+      <w:r>
+        <w:rPr>
+          <w:vertAlign w:val="superscript"/>
+        </w:rPr>
+        <w:t xml:space="preserve">✉</w:t>
       </w:r>
     </w:p>
     <w:p>
@@ -47,7 +209,7 @@
         <w:pStyle w:val="Date"/>
       </w:pPr>
       <w:r>
-        <w:t xml:space="preserve">2026-04-21</w:t>
+        <w:t xml:space="preserve">2026-04-10</w:t>
       </w:r>
     </w:p>
     <w:p>
@@ -131,7 +293,7 @@
       <w:r>
         <w:t xml:space="preserve"> </w:t>
       </w:r>
-      <w:hyperlink r:id="rId9">
+      <w:hyperlink r:id="rId20">
         <w:r>
           <w:rPr>
             <w:rStyle w:val="InternetLink"/>
@@ -140,7 +302,7 @@
         </w:r>
       </w:hyperlink>
     </w:p>
-    <w:bookmarkStart w:id="10" w:name="abstract"/>
+    <w:bookmarkStart w:id="21" w:name="abstract"/>
     <w:p>
       <w:pPr>
         <w:pStyle w:val="Heading2"/>
@@ -173,8 +335,8 @@
         <w:t xml:space="preserve">in humans. We conclude that, at 3T and with our particular methodologies, no association was found. We end with lessons learned and suggestions for future research.</w:t>
       </w:r>
     </w:p>
-    <w:bookmarkEnd w:id="10"/>
-    <w:bookmarkStart w:id="11" w:name="introduction"/>
+    <w:bookmarkEnd w:id="21"/>
+    <w:bookmarkStart w:id="22" w:name="introduction"/>
     <w:p>
       <w:pPr>
         <w:pStyle w:val="Heading1"/>
@@ -194,7 +356,13 @@
         <w:t xml:space="preserve"> </w:t>
       </w:r>
       <w:r>
-        <w:t xml:space="preserve">‘critical point’</w:t>
+        <w:t xml:space="preserve">‘</w:t>
+      </w:r>
+      <w:r>
+        <w:t xml:space="preserve">critical point</w:t>
+      </w:r>
+      <w:r>
+        <w:t xml:space="preserve">’</w:t>
       </w:r>
       <w:r>
         <w:t xml:space="preserve">, a state where both order and disorder are balanced to enable the most efficient information processing</w:t>
@@ -244,7 +412,13 @@
         <w:t xml:space="preserve"> </w:t>
       </w:r>
       <w:r>
-        <w:t xml:space="preserve">‘control parameter’</w:t>
+        <w:t xml:space="preserve">‘</w:t>
+      </w:r>
+      <w:r>
+        <w:t xml:space="preserve">control parameter</w:t>
+      </w:r>
+      <w:r>
+        <w:t xml:space="preserve">’</w:t>
       </w:r>
       <w:r>
         <w:t xml:space="preserve"> </w:t>
@@ -839,8 +1013,8 @@
         <w:t xml:space="preserve">.</w:t>
       </w:r>
     </w:p>
-    <w:bookmarkEnd w:id="11"/>
-    <w:bookmarkStart w:id="30" w:name="methods"/>
+    <w:bookmarkEnd w:id="22"/>
+    <w:bookmarkStart w:id="41" w:name="methods"/>
     <w:p>
       <w:pPr>
         <w:pStyle w:val="Heading1"/>
@@ -849,7 +1023,7 @@
         <w:t xml:space="preserve">2. Methods</w:t>
       </w:r>
     </w:p>
-    <w:bookmarkStart w:id="12" w:name="participants"/>
+    <w:bookmarkStart w:id="23" w:name="participants"/>
     <w:p>
       <w:pPr>
         <w:pStyle w:val="Heading2"/>
@@ -866,8 +1040,8 @@
         <w:t xml:space="preserve">Twenty-seven healthy adult participants were recruited to the study. One participant was not scanned due to claustrophobia while in the scanner. After our analysis and performing quality assurance (see below for details), a further eight participants were removed, leaving eighteen final participants, between the ages of 21.3 and 53.4 (mean age ± sd: 29.6 ± 8.7 years; 8 males). Sex, handedness and date of birth were recorded on the day of the scan.</w:t>
       </w:r>
     </w:p>
-    <w:bookmarkEnd w:id="12"/>
-    <w:bookmarkStart w:id="13" w:name="ethics-statement"/>
+    <w:bookmarkEnd w:id="23"/>
+    <w:bookmarkStart w:id="24" w:name="ethics-statement"/>
     <w:p>
       <w:pPr>
         <w:pStyle w:val="Heading2"/>
@@ -884,8 +1058,8 @@
         <w:t xml:space="preserve">Written informed consent was obtained from all participants. Ethics approval was granted by the Clinical Research Ethics Board at the University of British Columbia and BC Children’s &amp; Women’s Hospital (H21-02686).</w:t>
       </w:r>
     </w:p>
-    <w:bookmarkEnd w:id="13"/>
-    <w:bookmarkStart w:id="19" w:name="scanning-procedure"/>
+    <w:bookmarkEnd w:id="24"/>
+    <w:bookmarkStart w:id="30" w:name="scanning-procedure"/>
     <w:p>
       <w:pPr>
         <w:pStyle w:val="Heading2"/>
@@ -968,7 +1142,19 @@
         </w:r>
       </w:hyperlink>
       <w:r>
-        <w:t xml:space="preserve">). Next, participants were instructed to watch a nature documentary (Our Planet (2019), Episode 3, “Jungles”</w:t>
+        <w:t xml:space="preserve">). Next, participants were instructed to watch a nature documentary (Our Planet (2019), Episode 3,</w:t>
+      </w:r>
+      <w:r>
+        <w:t xml:space="preserve"> </w:t>
+      </w:r>
+      <w:r>
+        <w:t xml:space="preserve">“</w:t>
+      </w:r>
+      <w:r>
+        <w:t xml:space="preserve">Jungles</w:t>
+      </w:r>
+      <w:r>
+        <w:t xml:space="preserve">”</w:t>
       </w:r>
       <w:r>
         <w:rPr>
@@ -997,7 +1183,7 @@
         <w:t xml:space="preserve">B for a visual representation of the scanning protocol. Total scan duration was approximately 1 hour of uninterrupted scanning (i.e. subjects were not removed from the scanner). All participants followed the same order of conditions: rest then movie; all participants saw the same movie segment, beginning at the same time during the scan.</w:t>
       </w:r>
     </w:p>
-    <w:bookmarkStart w:id="18" w:name="cell-fig-method"/>
+    <w:bookmarkStart w:id="29" w:name="cell-fig-method"/>
     <w:tbl>
       <w:tblPr>
         <w:tblStyle w:val="Table"/>
@@ -1011,7 +1197,7 @@
       <w:tr>
         <w:tc>
           <w:tcPr/>
-          <w:bookmarkStart w:id="17" w:name="fig-method"/>
+          <w:bookmarkStart w:id="28" w:name="fig-method"/>
           <w:p>
             <w:pPr>
               <w:pStyle w:val="Compact"/>
@@ -1022,18 +1208,18 @@
                 <wp:inline>
                   <wp:extent cx="4620126" cy="3696101"/>
                   <wp:effectExtent b="0" l="0" r="0" t="0"/>
-                  <wp:docPr descr="" title="" id="15" name="Picture"/>
+                  <wp:docPr descr="" title="" id="26" name="Picture"/>
                   <a:graphic>
                     <a:graphicData uri="http://schemas.openxmlformats.org/drawingml/2006/picture">
                       <pic:pic>
                         <pic:nvPicPr>
-                          <pic:cNvPr descr="index_files/figure-docx/fig-method-1.png" id="16" name="Picture"/>
+                          <pic:cNvPr descr="index_files/figure-docx/fig-method-1.png" id="27" name="Picture"/>
                           <pic:cNvPicPr>
                             <a:picLocks noChangeArrowheads="1" noChangeAspect="1"/>
                           </pic:cNvPicPr>
                         </pic:nvPicPr>
                         <pic:blipFill>
-                          <a:blip r:embed="rId14"/>
+                          <a:blip r:embed="rId25"/>
                           <a:stretch>
                             <a:fillRect/>
                           </a:stretch>
@@ -1065,7 +1251,7 @@
               <w:jc w:val="center"/>
             </w:pPr>
             <w:pPr>
-              <w:jc w:val="left"/>
+              <w:jc w:val="start"/>
               <w:spacing w:before="200"/>
               <w:pStyle w:val="ImageCaption"/>
             </w:pPr>
@@ -1112,13 +1298,13 @@
               <w:t xml:space="preserve">. B) fMRI, sLASER, and MEGA-PRESS were acquired first with participants looking at a white cross for 24 minutes. Next, the same sequences were acquired with the participants viewing a nature documentary for an identical period of time.</w:t>
             </w:r>
           </w:p>
-          <w:bookmarkEnd w:id="17"/>
+          <w:bookmarkEnd w:id="28"/>
         </w:tc>
       </w:tr>
     </w:tbl>
-    <w:bookmarkEnd w:id="18"/>
-    <w:bookmarkEnd w:id="19"/>
-    <w:bookmarkStart w:id="21" w:name="sec-mriacq"/>
+    <w:bookmarkEnd w:id="29"/>
+    <w:bookmarkEnd w:id="30"/>
+    <w:bookmarkStart w:id="32" w:name="sec-mriacq"/>
     <w:p>
       <w:pPr>
         <w:pStyle w:val="Heading2"/>
@@ -1194,7 +1380,7 @@
       <w:tr>
         <w:tc>
           <w:tcPr/>
-          <w:bookmarkStart w:id="20" w:name="tbl-mriacq"/>
+          <w:bookmarkStart w:id="31" w:name="tbl-mriacq"/>
           <w:tbl>
             <w:tblPr>
               <w:tblStyle w:val="Table"/>
@@ -1222,6 +1408,7 @@
                 <w:p>
                   <w:pPr>
                     <w:pStyle w:val="Compact"/>
+                    <w:jc w:val="left"/>
                     <w:jc w:val="center"/>
                   </w:pPr>
                   <w:r>
@@ -1234,6 +1421,7 @@
                 <w:p>
                   <w:pPr>
                     <w:pStyle w:val="Compact"/>
+                    <w:jc w:val="left"/>
                     <w:jc w:val="center"/>
                   </w:pPr>
                   <w:r>
@@ -1246,6 +1434,7 @@
                 <w:p>
                   <w:pPr>
                     <w:pStyle w:val="Compact"/>
+                    <w:jc w:val="left"/>
                     <w:jc w:val="center"/>
                   </w:pPr>
                   <w:r>
@@ -1258,6 +1447,7 @@
                 <w:p>
                   <w:pPr>
                     <w:pStyle w:val="Compact"/>
+                    <w:jc w:val="left"/>
                     <w:jc w:val="center"/>
                   </w:pPr>
                   <w:r>
@@ -1270,6 +1460,7 @@
                 <w:p>
                   <w:pPr>
                     <w:pStyle w:val="Compact"/>
+                    <w:jc w:val="left"/>
                     <w:jc w:val="center"/>
                   </w:pPr>
                   <w:r>
@@ -1282,6 +1473,7 @@
                 <w:p>
                   <w:pPr>
                     <w:pStyle w:val="Compact"/>
+                    <w:jc w:val="left"/>
                     <w:jc w:val="center"/>
                   </w:pPr>
                   <w:r>
@@ -1294,6 +1486,7 @@
                 <w:p>
                   <w:pPr>
                     <w:pStyle w:val="Compact"/>
+                    <w:jc w:val="left"/>
                     <w:jc w:val="center"/>
                   </w:pPr>
                   <w:r>
@@ -1306,6 +1499,7 @@
                 <w:p>
                   <w:pPr>
                     <w:pStyle w:val="Compact"/>
+                    <w:jc w:val="left"/>
                     <w:jc w:val="center"/>
                   </w:pPr>
                   <w:r>
@@ -1318,6 +1512,7 @@
                 <w:p>
                   <w:pPr>
                     <w:pStyle w:val="Compact"/>
+                    <w:jc w:val="left"/>
                     <w:jc w:val="center"/>
                   </w:pPr>
                   <w:r>
@@ -1332,6 +1527,7 @@
                 <w:p>
                   <w:pPr>
                     <w:pStyle w:val="Compact"/>
+                    <w:jc w:val="left"/>
                     <w:jc w:val="center"/>
                   </w:pPr>
                   <w:r>
@@ -1344,6 +1540,7 @@
                 <w:p>
                   <w:pPr>
                     <w:pStyle w:val="Compact"/>
+                    <w:jc w:val="left"/>
                     <w:jc w:val="center"/>
                   </w:pPr>
                   <w:r>
@@ -1356,6 +1553,7 @@
                 <w:p>
                   <w:pPr>
                     <w:pStyle w:val="Compact"/>
+                    <w:jc w:val="left"/>
                     <w:jc w:val="center"/>
                   </w:pPr>
                   <w:r>
@@ -1368,6 +1566,7 @@
                 <w:p>
                   <w:pPr>
                     <w:pStyle w:val="Compact"/>
+                    <w:jc w:val="left"/>
                     <w:jc w:val="center"/>
                   </w:pPr>
                   <w:r>
@@ -1380,6 +1579,7 @@
                 <w:p>
                   <w:pPr>
                     <w:pStyle w:val="Compact"/>
+                    <w:jc w:val="left"/>
                     <w:jc w:val="center"/>
                   </w:pPr>
                   <w:r>
@@ -1392,6 +1592,7 @@
                 <w:p>
                   <w:pPr>
                     <w:pStyle w:val="Compact"/>
+                    <w:jc w:val="left"/>
                     <w:jc w:val="center"/>
                   </w:pPr>
                   <w:r>
@@ -1404,6 +1605,7 @@
                 <w:p>
                   <w:pPr>
                     <w:pStyle w:val="Compact"/>
+                    <w:jc w:val="left"/>
                     <w:jc w:val="center"/>
                   </w:pPr>
                   <w:r>
@@ -1416,6 +1618,7 @@
                 <w:p>
                   <w:pPr>
                     <w:pStyle w:val="Compact"/>
+                    <w:jc w:val="left"/>
                     <w:jc w:val="center"/>
                   </w:pPr>
                   <w:r>
@@ -1428,6 +1631,7 @@
                 <w:p>
                   <w:pPr>
                     <w:pStyle w:val="Compact"/>
+                    <w:jc w:val="left"/>
                     <w:jc w:val="center"/>
                   </w:pPr>
                   <w:r>
@@ -1442,6 +1646,7 @@
                 <w:p>
                   <w:pPr>
                     <w:pStyle w:val="Compact"/>
+                    <w:jc w:val="left"/>
                     <w:jc w:val="center"/>
                   </w:pPr>
                   <w:r>
@@ -1454,6 +1659,7 @@
                 <w:p>
                   <w:pPr>
                     <w:pStyle w:val="Compact"/>
+                    <w:jc w:val="left"/>
                     <w:jc w:val="center"/>
                   </w:pPr>
                   <w:r>
@@ -1466,6 +1672,7 @@
                 <w:p>
                   <w:pPr>
                     <w:pStyle w:val="Compact"/>
+                    <w:jc w:val="left"/>
                     <w:jc w:val="center"/>
                   </w:pPr>
                   <w:r>
@@ -1478,6 +1685,7 @@
                 <w:p>
                   <w:pPr>
                     <w:pStyle w:val="Compact"/>
+                    <w:jc w:val="left"/>
                     <w:jc w:val="center"/>
                   </w:pPr>
                   <w:r>
@@ -1490,6 +1698,7 @@
                 <w:p>
                   <w:pPr>
                     <w:pStyle w:val="Compact"/>
+                    <w:jc w:val="left"/>
                     <w:jc w:val="center"/>
                   </w:pPr>
                   <w:r>
@@ -1502,6 +1711,7 @@
                 <w:p>
                   <w:pPr>
                     <w:pStyle w:val="Compact"/>
+                    <w:jc w:val="left"/>
                     <w:jc w:val="center"/>
                   </w:pPr>
                   <w:r>
@@ -1514,6 +1724,7 @@
                 <w:p>
                   <w:pPr>
                     <w:pStyle w:val="Compact"/>
+                    <w:jc w:val="left"/>
                     <w:jc w:val="center"/>
                   </w:pPr>
                   <w:r>
@@ -1526,6 +1737,7 @@
                 <w:p>
                   <w:pPr>
                     <w:pStyle w:val="Compact"/>
+                    <w:jc w:val="left"/>
                     <w:jc w:val="center"/>
                   </w:pPr>
                   <w:r>
@@ -1538,6 +1750,7 @@
                 <w:p>
                   <w:pPr>
                     <w:pStyle w:val="Compact"/>
+                    <w:jc w:val="left"/>
                     <w:jc w:val="center"/>
                   </w:pPr>
                   <w:r>
@@ -1552,6 +1765,7 @@
                 <w:p>
                   <w:pPr>
                     <w:pStyle w:val="Compact"/>
+                    <w:jc w:val="left"/>
                     <w:jc w:val="center"/>
                   </w:pPr>
                   <w:r>
@@ -1564,6 +1778,7 @@
                 <w:p>
                   <w:pPr>
                     <w:pStyle w:val="Compact"/>
+                    <w:jc w:val="left"/>
                     <w:jc w:val="center"/>
                   </w:pPr>
                   <w:r>
@@ -1576,6 +1791,7 @@
                 <w:p>
                   <w:pPr>
                     <w:pStyle w:val="Compact"/>
+                    <w:jc w:val="left"/>
                     <w:jc w:val="center"/>
                   </w:pPr>
                   <w:r>
@@ -1588,6 +1804,7 @@
                 <w:p>
                   <w:pPr>
                     <w:pStyle w:val="Compact"/>
+                    <w:jc w:val="left"/>
                     <w:jc w:val="center"/>
                   </w:pPr>
                   <w:r>
@@ -1600,6 +1817,7 @@
                 <w:p>
                   <w:pPr>
                     <w:pStyle w:val="Compact"/>
+                    <w:jc w:val="left"/>
                     <w:jc w:val="center"/>
                   </w:pPr>
                   <w:r>
@@ -1612,6 +1830,7 @@
                 <w:p>
                   <w:pPr>
                     <w:pStyle w:val="Compact"/>
+                    <w:jc w:val="left"/>
                     <w:jc w:val="center"/>
                   </w:pPr>
                   <w:r>
@@ -1624,6 +1843,7 @@
                 <w:p>
                   <w:pPr>
                     <w:pStyle w:val="Compact"/>
+                    <w:jc w:val="left"/>
                     <w:jc w:val="center"/>
                   </w:pPr>
                   <w:r>
@@ -1636,6 +1856,7 @@
                 <w:p>
                   <w:pPr>
                     <w:pStyle w:val="Compact"/>
+                    <w:jc w:val="left"/>
                     <w:jc w:val="center"/>
                   </w:pPr>
                   <w:r>
@@ -1648,6 +1869,7 @@
                 <w:p>
                   <w:pPr>
                     <w:pStyle w:val="Compact"/>
+                    <w:jc w:val="left"/>
                     <w:jc w:val="center"/>
                   </w:pPr>
                   <w:r>
@@ -1662,6 +1884,7 @@
                 <w:p>
                   <w:pPr>
                     <w:pStyle w:val="Compact"/>
+                    <w:jc w:val="left"/>
                     <w:jc w:val="center"/>
                   </w:pPr>
                   <w:r>
@@ -1674,6 +1897,7 @@
                 <w:p>
                   <w:pPr>
                     <w:pStyle w:val="Compact"/>
+                    <w:jc w:val="left"/>
                     <w:jc w:val="center"/>
                   </w:pPr>
                   <w:r>
@@ -1686,6 +1910,7 @@
                 <w:p>
                   <w:pPr>
                     <w:pStyle w:val="Compact"/>
+                    <w:jc w:val="left"/>
                     <w:jc w:val="center"/>
                   </w:pPr>
                   <w:r>
@@ -1698,6 +1923,7 @@
                 <w:p>
                   <w:pPr>
                     <w:pStyle w:val="Compact"/>
+                    <w:jc w:val="left"/>
                     <w:jc w:val="center"/>
                   </w:pPr>
                   <w:r>
@@ -1710,6 +1936,7 @@
                 <w:p>
                   <w:pPr>
                     <w:pStyle w:val="Compact"/>
+                    <w:jc w:val="left"/>
                     <w:jc w:val="center"/>
                   </w:pPr>
                   <w:r>
@@ -1722,6 +1949,7 @@
                 <w:p>
                   <w:pPr>
                     <w:pStyle w:val="Compact"/>
+                    <w:jc w:val="left"/>
                     <w:jc w:val="center"/>
                   </w:pPr>
                   <w:r>
@@ -1734,6 +1962,7 @@
                 <w:p>
                   <w:pPr>
                     <w:pStyle w:val="Compact"/>
+                    <w:jc w:val="left"/>
                     <w:jc w:val="center"/>
                   </w:pPr>
                   <w:r>
@@ -1746,6 +1975,7 @@
                 <w:p>
                   <w:pPr>
                     <w:pStyle w:val="Compact"/>
+                    <w:jc w:val="left"/>
                     <w:jc w:val="center"/>
                   </w:pPr>
                   <w:r>
@@ -1758,6 +1988,7 @@
                 <w:p>
                   <w:pPr>
                     <w:pStyle w:val="Compact"/>
+                    <w:jc w:val="left"/>
                     <w:jc w:val="center"/>
                   </w:pPr>
                   <w:r>
@@ -1772,6 +2003,7 @@
                 <w:p>
                   <w:pPr>
                     <w:pStyle w:val="Compact"/>
+                    <w:jc w:val="left"/>
                     <w:jc w:val="center"/>
                   </w:pPr>
                   <w:r>
@@ -1784,6 +2016,7 @@
                 <w:p>
                   <w:pPr>
                     <w:pStyle w:val="Compact"/>
+                    <w:jc w:val="left"/>
                     <w:jc w:val="center"/>
                   </w:pPr>
                   <w:r>
@@ -1796,6 +2029,7 @@
                 <w:p>
                   <w:pPr>
                     <w:pStyle w:val="Compact"/>
+                    <w:jc w:val="left"/>
                     <w:jc w:val="center"/>
                   </w:pPr>
                   <w:r>
@@ -1808,6 +2042,7 @@
                 <w:p>
                   <w:pPr>
                     <w:pStyle w:val="Compact"/>
+                    <w:jc w:val="left"/>
                     <w:jc w:val="center"/>
                   </w:pPr>
                   <w:r>
@@ -1820,6 +2055,7 @@
                 <w:p>
                   <w:pPr>
                     <w:pStyle w:val="Compact"/>
+                    <w:jc w:val="left"/>
                     <w:jc w:val="center"/>
                   </w:pPr>
                   <w:r>
@@ -1832,6 +2068,7 @@
                 <w:p>
                   <w:pPr>
                     <w:pStyle w:val="Compact"/>
+                    <w:jc w:val="left"/>
                     <w:jc w:val="center"/>
                   </w:pPr>
                   <w:r>
@@ -1844,6 +2081,7 @@
                 <w:p>
                   <w:pPr>
                     <w:pStyle w:val="Compact"/>
+                    <w:jc w:val="left"/>
                     <w:jc w:val="center"/>
                   </w:pPr>
                   <w:r>
@@ -1856,6 +2094,7 @@
                 <w:p>
                   <w:pPr>
                     <w:pStyle w:val="Compact"/>
+                    <w:jc w:val="left"/>
                     <w:jc w:val="center"/>
                   </w:pPr>
                   <w:r>
@@ -1868,6 +2107,7 @@
                 <w:p>
                   <w:pPr>
                     <w:pStyle w:val="Compact"/>
+                    <w:jc w:val="left"/>
                     <w:jc w:val="center"/>
                   </w:pPr>
                   <w:r>
@@ -1882,7 +2122,7 @@
               <w:jc w:val="center"/>
             </w:pPr>
             <w:pPr>
-              <w:jc w:val="left"/>
+              <w:jc w:val="start"/>
               <w:spacing w:before="200"/>
               <w:pStyle w:val="ImageCaption"/>
             </w:pPr>
@@ -1920,7 +2160,7 @@
               <w:t xml:space="preserve">TE = echo time; TR = repetition time; FOV = field of view; FSPGD = fast spoiled gradient-echo; CUBE = a GE acronym; EPI = echo-planar imaging; fMRI = functional magnetic resonance imaging; sLASER = semi localization by adiabatic selective refocusing; MEGA-PRESS = Mescher-Garwood point-resolved spectroscopy. *Note, the GE semi-LASER sequence averaged the 128 transients into groups of 4, each with 32 transients, before being saved as raw P-file.</w:t>
             </w:r>
           </w:p>
-          <w:bookmarkEnd w:id="20"/>
+          <w:bookmarkEnd w:id="31"/>
         </w:tc>
       </w:tr>
     </w:tbl>
@@ -1968,8 +2208,8 @@
         <w:t xml:space="preserve">. Finally, blip-up and blip-down spin-echo versions of the fMRI sequence were acquired at the end to estimate the B0 non-uniformity map for fMRI phase distortion correction.</w:t>
       </w:r>
     </w:p>
-    <w:bookmarkEnd w:id="21"/>
-    <w:bookmarkStart w:id="25" w:name="image-processing"/>
+    <w:bookmarkEnd w:id="32"/>
+    <w:bookmarkStart w:id="36" w:name="image-processing"/>
     <w:p>
       <w:pPr>
         <w:pStyle w:val="Heading2"/>
@@ -1988,7 +2228,7 @@
       <w:r>
         <w:t xml:space="preserve"> </w:t>
       </w:r>
-      <w:hyperlink r:id="rId22">
+      <w:hyperlink r:id="rId33">
         <w:r>
           <w:rPr>
             <w:rStyle w:val="InternetLink"/>
@@ -2059,7 +2299,7 @@
         <w:t xml:space="preserve">(v2.1.6). MRS files were downloaded as raw P files.</w:t>
       </w:r>
     </w:p>
-    <w:bookmarkStart w:id="23" w:name="structural-images"/>
+    <w:bookmarkStart w:id="34" w:name="structural-images"/>
     <w:p>
       <w:pPr>
         <w:pStyle w:val="Heading3"/>
@@ -2307,8 +2547,8 @@
         <w:t xml:space="preserve">2.3.3) was used to perform volume-based spatial normalization to two standard spaces: MNI152NLin2009cAsym and MNI152NLin6Asym. Normalization used brain-extracted versions of both T1w reference and T1w template.</w:t>
       </w:r>
     </w:p>
-    <w:bookmarkEnd w:id="23"/>
-    <w:bookmarkStart w:id="24" w:name="fmri"/>
+    <w:bookmarkEnd w:id="34"/>
+    <w:bookmarkStart w:id="35" w:name="fmri"/>
     <w:p>
       <w:pPr>
         <w:pStyle w:val="Heading3"/>
@@ -2505,9 +2745,9 @@
         <w:t xml:space="preserve">Participants were excluded from further analysis if their mean FD was &gt; 0.15 mm.</w:t>
       </w:r>
     </w:p>
-    <w:bookmarkEnd w:id="24"/>
-    <w:bookmarkEnd w:id="25"/>
-    <w:bookmarkStart w:id="27" w:name="mrs"/>
+    <w:bookmarkEnd w:id="35"/>
+    <w:bookmarkEnd w:id="36"/>
+    <w:bookmarkStart w:id="38" w:name="mrs"/>
     <w:p>
       <w:pPr>
         <w:pStyle w:val="Heading2"/>
@@ -2842,7 +3082,7 @@
         <w:t xml:space="preserve">To quantify the inter-subject consistency across the MRS masks, we computed a consensus mask using majority voting and calculated the mean Dice coefficient between each individual mask and the consensus.</w:t>
       </w:r>
     </w:p>
-    <w:bookmarkStart w:id="26" w:name="re-analysis-using-gannet"/>
+    <w:bookmarkStart w:id="37" w:name="re-analysis-using-gannet"/>
     <w:p>
       <w:pPr>
         <w:pStyle w:val="Heading3"/>
@@ -2880,9 +3120,9 @@
         <w:t xml:space="preserve">(v3.3.0).</w:t>
       </w:r>
     </w:p>
-    <w:bookmarkEnd w:id="26"/>
-    <w:bookmarkEnd w:id="27"/>
-    <w:bookmarkStart w:id="28" w:name="hurst-exponent-calculation"/>
+    <w:bookmarkEnd w:id="37"/>
+    <w:bookmarkEnd w:id="38"/>
+    <w:bookmarkStart w:id="39" w:name="hurst-exponent-calculation"/>
     <w:p>
       <w:pPr>
         <w:pStyle w:val="Heading2"/>
@@ -2905,7 +3145,19 @@
         <w:t xml:space="preserve">5</w:t>
       </w:r>
       <w:r>
-        <w:t xml:space="preserve">. A PSD shows the distribution of signal variance (‘power’) across frequencies. Complex signals are classified into two categories: fractional Gaussian noise (fGn) and fractional Brownian motion (fBm)</w:t>
+        <w:t xml:space="preserve">. A PSD shows the distribution of signal variance (</w:t>
+      </w:r>
+      <w:r>
+        <w:t xml:space="preserve">‘</w:t>
+      </w:r>
+      <w:r>
+        <w:t xml:space="preserve">power</w:t>
+      </w:r>
+      <w:r>
+        <w:t xml:space="preserve">’</w:t>
+      </w:r>
+      <w:r>
+        <w:t xml:space="preserve">) across frequencies. Complex signals are classified into two categories: fractional Gaussian noise (fGn) and fractional Brownian motion (fBm)</w:t>
       </w:r>
       <w:r>
         <w:rPr>
@@ -3068,7 +3320,25 @@
         <w:pStyle w:val="FirstParagraph"/>
       </w:pPr>
       <w:r>
-        <w:t xml:space="preserve">Since it cannot be assumed that all fBm is removed from the signal, we employed the ‘extended Hurst’ (H’) concept in this study: for 0 &lt; H &lt; 1, the signal is understood as fGn, while for 1 &lt; H &lt; 2, the signal is understood to be fBm</w:t>
+        <w:t xml:space="preserve">Since it cannot be assumed that all fBm is removed from the signal, we employed the</w:t>
+      </w:r>
+      <w:r>
+        <w:t xml:space="preserve"> </w:t>
+      </w:r>
+      <w:r>
+        <w:t xml:space="preserve">‘</w:t>
+      </w:r>
+      <w:r>
+        <w:t xml:space="preserve">extended Hurst</w:t>
+      </w:r>
+      <w:r>
+        <w:t xml:space="preserve">’</w:t>
+      </w:r>
+      <w:r>
+        <w:t xml:space="preserve"> </w:t>
+      </w:r>
+      <w:r>
+        <w:t xml:space="preserve">(H’) concept in this study: for 0 &lt; H &lt; 1, the signal is understood as fGn, while for 1 &lt; H &lt; 2, the signal is understood to be fBm</w:t>
       </w:r>
       <w:r>
         <w:rPr>
@@ -3089,8 +3359,8 @@
         <w:t xml:space="preserve">. H was calculated for all voxels in the brain of each subject. A brain mask was then applied which included only GM and the region of the MRS voxel in the visual cortex. H was averaged across the brain mask area, using only non-zero voxels.</w:t>
       </w:r>
     </w:p>
-    <w:bookmarkEnd w:id="28"/>
-    <w:bookmarkStart w:id="29" w:name="statistics"/>
+    <w:bookmarkEnd w:id="39"/>
+    <w:bookmarkStart w:id="40" w:name="statistics"/>
     <w:p>
       <w:pPr>
         <w:pStyle w:val="Heading2"/>
@@ -3157,670 +3427,687 @@
           <m:jc m:val="center"/>
         </m:oMathParaPr>
         <m:oMath>
-          <m:eqArr>
-            <m:e>
-              <m:r>
-                <m:rPr>
-                  <m:sty m:val="p"/>
-                </m:rPr>
-                <m:t>H</m:t>
-              </m:r>
-              <m:r>
-                <m:rPr>
-                  <m:sty m:val="p"/>
-                </m:rPr>
-                <m:t>∼</m:t>
-              </m:r>
-              <m:r>
-                <m:t> </m:t>
-              </m:r>
-              <m:r>
-                <m:t>&amp;</m:t>
-              </m:r>
-              <m:f>
-                <m:fPr>
-                  <m:type m:val="bar"/>
-                </m:fPr>
-                <m:num>
-                  <m:r>
-                    <m:rPr>
-                      <m:sty m:val="p"/>
-                    </m:rPr>
-                    <m:t>G</m:t>
-                  </m:r>
-                  <m:r>
-                    <m:rPr>
-                      <m:sty m:val="p"/>
-                    </m:rPr>
-                    <m:t>l</m:t>
-                  </m:r>
-                  <m:r>
-                    <m:rPr>
-                      <m:sty m:val="p"/>
-                    </m:rPr>
-                    <m:t>x</m:t>
-                  </m:r>
-                </m:num>
-                <m:den>
-                  <m:r>
-                    <m:rPr>
-                      <m:sty m:val="p"/>
-                    </m:rPr>
-                    <m:t>G</m:t>
-                  </m:r>
-                  <m:r>
-                    <m:rPr>
-                      <m:sty m:val="p"/>
-                    </m:rPr>
-                    <m:t>A</m:t>
-                  </m:r>
-                  <m:r>
-                    <m:rPr>
-                      <m:sty m:val="p"/>
-                    </m:rPr>
-                    <m:t>B</m:t>
-                  </m:r>
-                  <m:r>
-                    <m:rPr>
-                      <m:sty m:val="p"/>
-                    </m:rPr>
-                    <m:t>A</m:t>
-                  </m:r>
-                  <m:r>
-                    <m:rPr>
-                      <m:nor/>
-                      <m:sty m:val="p"/>
-                    </m:rPr>
-                    <m:t>+</m:t>
-                  </m:r>
-                </m:den>
-              </m:f>
-              <m:r>
-                <m:rPr>
-                  <m:sty m:val="p"/>
-                </m:rPr>
-                <m:t>+</m:t>
-              </m:r>
-              <m:r>
-                <m:rPr>
-                  <m:sty m:val="p"/>
-                </m:rPr>
-                <m:t>C</m:t>
-              </m:r>
-              <m:r>
-                <m:rPr>
-                  <m:sty m:val="p"/>
-                </m:rPr>
-                <m:t>o</m:t>
-              </m:r>
-              <m:r>
-                <m:rPr>
-                  <m:sty m:val="p"/>
-                </m:rPr>
-                <m:t>n</m:t>
-              </m:r>
-              <m:r>
-                <m:rPr>
-                  <m:sty m:val="p"/>
-                </m:rPr>
-                <m:t>d</m:t>
-              </m:r>
-              <m:r>
-                <m:rPr>
-                  <m:sty m:val="p"/>
-                </m:rPr>
-                <m:t>i</m:t>
-              </m:r>
-              <m:r>
-                <m:rPr>
-                  <m:sty m:val="p"/>
-                </m:rPr>
-                <m:t>t</m:t>
-              </m:r>
-              <m:r>
-                <m:rPr>
-                  <m:sty m:val="p"/>
-                </m:rPr>
-                <m:t>i</m:t>
-              </m:r>
-              <m:r>
-                <m:rPr>
-                  <m:sty m:val="p"/>
-                </m:rPr>
-                <m:t>o</m:t>
-              </m:r>
-              <m:r>
-                <m:rPr>
-                  <m:sty m:val="p"/>
-                </m:rPr>
-                <m:t>n</m:t>
-              </m:r>
-              <m:r>
-                <m:rPr>
-                  <m:sty m:val="p"/>
-                </m:rPr>
-                <m:t>+</m:t>
-              </m:r>
-              <m:r>
-                <m:rPr>
-                  <m:sty m:val="p"/>
-                </m:rPr>
-                <m:t>m</m:t>
-              </m:r>
-              <m:r>
-                <m:rPr>
-                  <m:sty m:val="p"/>
-                </m:rPr>
-                <m:t>e</m:t>
-              </m:r>
-              <m:r>
-                <m:rPr>
-                  <m:sty m:val="p"/>
-                </m:rPr>
-                <m:t>a</m:t>
-              </m:r>
-              <m:r>
-                <m:rPr>
-                  <m:sty m:val="p"/>
-                </m:rPr>
-                <m:t>n</m:t>
-              </m:r>
-              <m:r>
-                <m:rPr>
-                  <m:sty m:val="p"/>
-                </m:rPr>
-                <m:t>F</m:t>
-              </m:r>
-              <m:r>
-                <m:rPr>
-                  <m:sty m:val="p"/>
-                </m:rPr>
-                <m:t>D</m:t>
-              </m:r>
-            </m:e>
-            <m:e>
-              <m:r>
-                <m:t>&amp;</m:t>
-              </m:r>
-              <m:r>
-                <m:rPr>
-                  <m:sty m:val="p"/>
-                </m:rPr>
-                <m:t>+</m:t>
-              </m:r>
-              <m:r>
-                <m:rPr>
-                  <m:sty m:val="p"/>
-                </m:rPr>
-                <m:t>F</m:t>
-              </m:r>
-              <m:r>
-                <m:rPr>
-                  <m:sty m:val="p"/>
-                </m:rPr>
-                <m:t>W</m:t>
-              </m:r>
-              <m:r>
-                <m:rPr>
-                  <m:sty m:val="p"/>
-                </m:rPr>
-                <m:t>H</m:t>
-              </m:r>
-              <m:sSub>
-                <m:e>
-                  <m:r>
-                    <m:rPr>
-                      <m:sty m:val="p"/>
-                    </m:rPr>
-                    <m:t>M</m:t>
-                  </m:r>
-                </m:e>
-                <m:sub>
-                  <m:r>
-                    <m:rPr>
-                      <m:sty m:val="p"/>
-                    </m:rPr>
-                    <m:t>s</m:t>
-                  </m:r>
-                  <m:r>
-                    <m:rPr>
-                      <m:sty m:val="p"/>
-                    </m:rPr>
-                    <m:t>L</m:t>
-                  </m:r>
-                  <m:r>
-                    <m:rPr>
-                      <m:sty m:val="p"/>
-                    </m:rPr>
-                    <m:t>A</m:t>
-                  </m:r>
-                  <m:r>
-                    <m:rPr>
-                      <m:sty m:val="p"/>
-                    </m:rPr>
-                    <m:t>S</m:t>
-                  </m:r>
-                  <m:r>
-                    <m:rPr>
-                      <m:sty m:val="p"/>
-                    </m:rPr>
-                    <m:t>E</m:t>
-                  </m:r>
-                  <m:r>
-                    <m:rPr>
-                      <m:sty m:val="p"/>
-                    </m:rPr>
-                    <m:t>R</m:t>
-                  </m:r>
-                </m:sub>
-              </m:sSub>
-              <m:r>
-                <m:rPr>
-                  <m:sty m:val="p"/>
-                </m:rPr>
-                <m:t>+</m:t>
-              </m:r>
-              <m:r>
-                <m:rPr>
-                  <m:sty m:val="p"/>
-                </m:rPr>
-                <m:t>F</m:t>
-              </m:r>
-              <m:r>
-                <m:rPr>
-                  <m:sty m:val="p"/>
-                </m:rPr>
-                <m:t>W</m:t>
-              </m:r>
-              <m:r>
-                <m:rPr>
-                  <m:sty m:val="p"/>
-                </m:rPr>
-                <m:t>H</m:t>
-              </m:r>
-              <m:sSub>
-                <m:e>
-                  <m:r>
-                    <m:rPr>
-                      <m:sty m:val="p"/>
-                    </m:rPr>
-                    <m:t>M</m:t>
-                  </m:r>
-                </m:e>
-                <m:sub>
-                  <m:r>
-                    <m:rPr>
-                      <m:sty m:val="p"/>
-                    </m:rPr>
-                    <m:t>M</m:t>
-                  </m:r>
-                  <m:r>
-                    <m:rPr>
-                      <m:sty m:val="p"/>
-                    </m:rPr>
-                    <m:t>E</m:t>
-                  </m:r>
-                  <m:r>
-                    <m:rPr>
-                      <m:sty m:val="p"/>
-                    </m:rPr>
-                    <m:t>G</m:t>
-                  </m:r>
-                  <m:r>
-                    <m:rPr>
-                      <m:sty m:val="p"/>
-                    </m:rPr>
-                    <m:t>A</m:t>
-                  </m:r>
-                  <m:r>
-                    <m:rPr>
-                      <m:nor/>
-                      <m:sty m:val="p"/>
-                    </m:rPr>
-                    <m:t>-</m:t>
-                  </m:r>
-                  <m:r>
-                    <m:rPr>
-                      <m:sty m:val="p"/>
-                    </m:rPr>
-                    <m:t>P</m:t>
-                  </m:r>
-                  <m:r>
-                    <m:rPr>
-                      <m:sty m:val="p"/>
-                    </m:rPr>
-                    <m:t>R</m:t>
-                  </m:r>
-                  <m:r>
-                    <m:rPr>
-                      <m:sty m:val="p"/>
-                    </m:rPr>
-                    <m:t>E</m:t>
-                  </m:r>
-                  <m:r>
-                    <m:rPr>
-                      <m:sty m:val="p"/>
-                    </m:rPr>
-                    <m:t>S</m:t>
-                  </m:r>
-                  <m:r>
-                    <m:rPr>
-                      <m:sty m:val="p"/>
-                    </m:rPr>
-                    <m:t>S</m:t>
-                  </m:r>
-                </m:sub>
-              </m:sSub>
-            </m:e>
-            <m:e>
-              <m:r>
-                <m:t>&amp;</m:t>
-              </m:r>
-              <m:r>
-                <m:rPr>
-                  <m:sty m:val="p"/>
-                </m:rPr>
-                <m:t>+</m:t>
-              </m:r>
-              <m:r>
-                <m:rPr>
-                  <m:sty m:val="p"/>
-                </m:rPr>
-                <m:t>F</m:t>
-              </m:r>
-              <m:r>
-                <m:rPr>
-                  <m:sty m:val="p"/>
-                </m:rPr>
-                <m:t>r</m:t>
-              </m:r>
-              <m:r>
-                <m:rPr>
-                  <m:sty m:val="p"/>
-                </m:rPr>
-                <m:t>e</m:t>
-              </m:r>
-              <m:r>
-                <m:rPr>
-                  <m:sty m:val="p"/>
-                </m:rPr>
-                <m:t>q</m:t>
-              </m:r>
-              <m:r>
-                <m:rPr>
-                  <m:sty m:val="p"/>
-                </m:rPr>
-                <m:t>S</m:t>
-              </m:r>
-              <m:r>
-                <m:rPr>
-                  <m:sty m:val="p"/>
-                </m:rPr>
-                <m:t>h</m:t>
-              </m:r>
-              <m:r>
-                <m:rPr>
-                  <m:sty m:val="p"/>
-                </m:rPr>
-                <m:t>i</m:t>
-              </m:r>
-              <m:r>
-                <m:rPr>
-                  <m:sty m:val="p"/>
-                </m:rPr>
-                <m:t>f</m:t>
-              </m:r>
-              <m:sSub>
-                <m:e>
-                  <m:r>
-                    <m:rPr>
-                      <m:sty m:val="p"/>
-                    </m:rPr>
-                    <m:t>t</m:t>
-                  </m:r>
-                </m:e>
-                <m:sub>
-                  <m:r>
-                    <m:rPr>
-                      <m:sty m:val="p"/>
-                    </m:rPr>
-                    <m:t>s</m:t>
-                  </m:r>
-                  <m:r>
-                    <m:rPr>
-                      <m:sty m:val="p"/>
-                    </m:rPr>
-                    <m:t>L</m:t>
-                  </m:r>
-                  <m:r>
-                    <m:rPr>
-                      <m:sty m:val="p"/>
-                    </m:rPr>
-                    <m:t>A</m:t>
-                  </m:r>
-                  <m:r>
-                    <m:rPr>
-                      <m:sty m:val="p"/>
-                    </m:rPr>
-                    <m:t>S</m:t>
-                  </m:r>
-                  <m:r>
-                    <m:rPr>
-                      <m:sty m:val="p"/>
-                    </m:rPr>
-                    <m:t>E</m:t>
-                  </m:r>
-                  <m:r>
-                    <m:rPr>
-                      <m:sty m:val="p"/>
-                    </m:rPr>
-                    <m:t>R</m:t>
-                  </m:r>
-                </m:sub>
-              </m:sSub>
-              <m:r>
-                <m:rPr>
-                  <m:sty m:val="p"/>
-                </m:rPr>
-                <m:t>+</m:t>
-              </m:r>
-              <m:r>
-                <m:rPr>
-                  <m:sty m:val="p"/>
-                </m:rPr>
-                <m:t>F</m:t>
-              </m:r>
-              <m:r>
-                <m:rPr>
-                  <m:sty m:val="p"/>
-                </m:rPr>
-                <m:t>r</m:t>
-              </m:r>
-              <m:r>
-                <m:rPr>
-                  <m:sty m:val="p"/>
-                </m:rPr>
-                <m:t>e</m:t>
-              </m:r>
-              <m:r>
-                <m:rPr>
-                  <m:sty m:val="p"/>
-                </m:rPr>
-                <m:t>q</m:t>
-              </m:r>
-              <m:r>
-                <m:rPr>
-                  <m:sty m:val="p"/>
-                </m:rPr>
-                <m:t>S</m:t>
-              </m:r>
-              <m:r>
-                <m:rPr>
-                  <m:sty m:val="p"/>
-                </m:rPr>
-                <m:t>h</m:t>
-              </m:r>
-              <m:r>
-                <m:rPr>
-                  <m:sty m:val="p"/>
-                </m:rPr>
-                <m:t>i</m:t>
-              </m:r>
-              <m:r>
-                <m:rPr>
-                  <m:sty m:val="p"/>
-                </m:rPr>
-                <m:t>f</m:t>
-              </m:r>
-              <m:sSub>
-                <m:e>
-                  <m:r>
-                    <m:rPr>
-                      <m:sty m:val="p"/>
-                    </m:rPr>
-                    <m:t>t</m:t>
-                  </m:r>
-                </m:e>
-                <m:sub>
-                  <m:r>
-                    <m:rPr>
-                      <m:sty m:val="p"/>
-                    </m:rPr>
-                    <m:t>M</m:t>
-                  </m:r>
-                  <m:r>
-                    <m:rPr>
-                      <m:sty m:val="p"/>
-                    </m:rPr>
-                    <m:t>E</m:t>
-                  </m:r>
-                  <m:r>
-                    <m:rPr>
-                      <m:sty m:val="p"/>
-                    </m:rPr>
-                    <m:t>G</m:t>
-                  </m:r>
-                  <m:r>
-                    <m:rPr>
-                      <m:sty m:val="p"/>
-                    </m:rPr>
-                    <m:t>A</m:t>
-                  </m:r>
-                  <m:r>
-                    <m:rPr>
-                      <m:nor/>
-                      <m:sty m:val="p"/>
-                    </m:rPr>
-                    <m:t>-</m:t>
-                  </m:r>
-                  <m:r>
-                    <m:rPr>
-                      <m:sty m:val="p"/>
-                    </m:rPr>
-                    <m:t>P</m:t>
-                  </m:r>
-                  <m:r>
-                    <m:rPr>
-                      <m:sty m:val="p"/>
-                    </m:rPr>
-                    <m:t>R</m:t>
-                  </m:r>
-                  <m:r>
-                    <m:rPr>
-                      <m:sty m:val="p"/>
-                    </m:rPr>
-                    <m:t>E</m:t>
-                  </m:r>
-                  <m:r>
-                    <m:rPr>
-                      <m:sty m:val="p"/>
-                    </m:rPr>
-                    <m:t>S</m:t>
-                  </m:r>
-                  <m:r>
-                    <m:rPr>
-                      <m:sty m:val="p"/>
-                    </m:rPr>
-                    <m:t>S</m:t>
-                  </m:r>
-                </m:sub>
-              </m:sSub>
-            </m:e>
-            <m:e>
-              <m:r>
-                <m:t>&amp;</m:t>
-              </m:r>
-              <m:r>
-                <m:rPr>
-                  <m:sty m:val="p"/>
-                </m:rPr>
-                <m:t>+</m:t>
-              </m:r>
-              <m:r>
-                <m:rPr>
-                  <m:sty m:val="p"/>
-                </m:rPr>
-                <m:t>(</m:t>
-              </m:r>
-              <m:r>
-                <m:t>1</m:t>
-              </m:r>
-              <m:r>
-                <m:rPr>
-                  <m:sty m:val="p"/>
-                </m:rPr>
-                <m:t>|</m:t>
-              </m:r>
-              <m:r>
-                <m:rPr>
-                  <m:sty m:val="p"/>
-                </m:rPr>
-                <m:t>S</m:t>
-              </m:r>
-              <m:r>
-                <m:rPr>
-                  <m:sty m:val="p"/>
-                </m:rPr>
-                <m:t>u</m:t>
-              </m:r>
-              <m:r>
-                <m:rPr>
-                  <m:sty m:val="p"/>
-                </m:rPr>
-                <m:t>b</m:t>
-              </m:r>
-              <m:r>
-                <m:rPr>
-                  <m:sty m:val="p"/>
-                </m:rPr>
-                <m:t>j</m:t>
-              </m:r>
-              <m:r>
-                <m:rPr>
-                  <m:sty m:val="p"/>
-                </m:rPr>
-                <m:t>e</m:t>
-              </m:r>
-              <m:r>
-                <m:rPr>
-                  <m:sty m:val="p"/>
-                </m:rPr>
-                <m:t>c</m:t>
-              </m:r>
-              <m:r>
-                <m:rPr>
-                  <m:sty m:val="p"/>
-                </m:rPr>
-                <m:t>t</m:t>
-              </m:r>
-              <m:r>
-                <m:rPr>
-                  <m:sty m:val="p"/>
-                </m:rPr>
-                <m:t>)</m:t>
-              </m:r>
-            </m:e>
-          </m:eqArr>
+          <m:m>
+            <m:mPr>
+              <m:baseJc m:val="center"/>
+              <m:plcHide m:val="on"/>
+              <m:mcs>
+                <m:mc>
+                  <m:mcPr>
+                    <m:mcJc m:val="right"/>
+                    <m:count m:val="1"/>
+                  </m:mcPr>
+                </m:mc>
+                <m:mc>
+                  <m:mcPr>
+                    <m:mcJc m:val="left"/>
+                    <m:count m:val="1"/>
+                  </m:mcPr>
+                </m:mc>
+              </m:mcs>
+            </m:mPr>
+            <m:mr>
+              <m:e>
+                <m:r>
+                  <m:rPr>
+                    <m:sty m:val="p"/>
+                  </m:rPr>
+                  <m:t>H</m:t>
+                </m:r>
+                <m:r>
+                  <m:rPr>
+                    <m:sty m:val="p"/>
+                  </m:rPr>
+                  <m:t>∼</m:t>
+                </m:r>
+                <m:r>
+                  <m:t> </m:t>
+                </m:r>
+              </m:e>
+              <m:e>
+                <m:f>
+                  <m:fPr>
+                    <m:type m:val="bar"/>
+                  </m:fPr>
+                  <m:num>
+                    <m:r>
+                      <m:rPr>
+                        <m:sty m:val="p"/>
+                      </m:rPr>
+                      <m:t>G</m:t>
+                    </m:r>
+                    <m:r>
+                      <m:rPr>
+                        <m:sty m:val="p"/>
+                      </m:rPr>
+                      <m:t>l</m:t>
+                    </m:r>
+                    <m:r>
+                      <m:rPr>
+                        <m:sty m:val="p"/>
+                      </m:rPr>
+                      <m:t>x</m:t>
+                    </m:r>
+                  </m:num>
+                  <m:den>
+                    <m:r>
+                      <m:rPr>
+                        <m:sty m:val="p"/>
+                      </m:rPr>
+                      <m:t>G</m:t>
+                    </m:r>
+                    <m:r>
+                      <m:rPr>
+                        <m:sty m:val="p"/>
+                      </m:rPr>
+                      <m:t>A</m:t>
+                    </m:r>
+                    <m:r>
+                      <m:rPr>
+                        <m:sty m:val="p"/>
+                      </m:rPr>
+                      <m:t>B</m:t>
+                    </m:r>
+                    <m:r>
+                      <m:rPr>
+                        <m:sty m:val="p"/>
+                      </m:rPr>
+                      <m:t>A</m:t>
+                    </m:r>
+                    <m:r>
+                      <m:rPr>
+                        <m:nor/>
+                        <m:sty m:val="p"/>
+                      </m:rPr>
+                      <m:t>+</m:t>
+                    </m:r>
+                  </m:den>
+                </m:f>
+                <m:r>
+                  <m:rPr>
+                    <m:sty m:val="p"/>
+                  </m:rPr>
+                  <m:t>+</m:t>
+                </m:r>
+                <m:r>
+                  <m:rPr>
+                    <m:sty m:val="p"/>
+                  </m:rPr>
+                  <m:t>C</m:t>
+                </m:r>
+                <m:r>
+                  <m:rPr>
+                    <m:sty m:val="p"/>
+                  </m:rPr>
+                  <m:t>o</m:t>
+                </m:r>
+                <m:r>
+                  <m:rPr>
+                    <m:sty m:val="p"/>
+                  </m:rPr>
+                  <m:t>n</m:t>
+                </m:r>
+                <m:r>
+                  <m:rPr>
+                    <m:sty m:val="p"/>
+                  </m:rPr>
+                  <m:t>d</m:t>
+                </m:r>
+                <m:r>
+                  <m:rPr>
+                    <m:sty m:val="p"/>
+                  </m:rPr>
+                  <m:t>i</m:t>
+                </m:r>
+                <m:r>
+                  <m:rPr>
+                    <m:sty m:val="p"/>
+                  </m:rPr>
+                  <m:t>t</m:t>
+                </m:r>
+                <m:r>
+                  <m:rPr>
+                    <m:sty m:val="p"/>
+                  </m:rPr>
+                  <m:t>i</m:t>
+                </m:r>
+                <m:r>
+                  <m:rPr>
+                    <m:sty m:val="p"/>
+                  </m:rPr>
+                  <m:t>o</m:t>
+                </m:r>
+                <m:r>
+                  <m:rPr>
+                    <m:sty m:val="p"/>
+                  </m:rPr>
+                  <m:t>n</m:t>
+                </m:r>
+                <m:r>
+                  <m:rPr>
+                    <m:sty m:val="p"/>
+                  </m:rPr>
+                  <m:t>+</m:t>
+                </m:r>
+                <m:r>
+                  <m:rPr>
+                    <m:sty m:val="p"/>
+                  </m:rPr>
+                  <m:t>m</m:t>
+                </m:r>
+                <m:r>
+                  <m:rPr>
+                    <m:sty m:val="p"/>
+                  </m:rPr>
+                  <m:t>e</m:t>
+                </m:r>
+                <m:r>
+                  <m:rPr>
+                    <m:sty m:val="p"/>
+                  </m:rPr>
+                  <m:t>a</m:t>
+                </m:r>
+                <m:r>
+                  <m:rPr>
+                    <m:sty m:val="p"/>
+                  </m:rPr>
+                  <m:t>n</m:t>
+                </m:r>
+                <m:r>
+                  <m:rPr>
+                    <m:sty m:val="p"/>
+                  </m:rPr>
+                  <m:t>F</m:t>
+                </m:r>
+                <m:r>
+                  <m:rPr>
+                    <m:sty m:val="p"/>
+                  </m:rPr>
+                  <m:t>D</m:t>
+                </m:r>
+              </m:e>
+            </m:mr>
+            <m:mr>
+              <m:e/>
+              <m:e>
+                <m:r>
+                  <m:rPr>
+                    <m:sty m:val="p"/>
+                  </m:rPr>
+                  <m:t>+</m:t>
+                </m:r>
+                <m:r>
+                  <m:rPr>
+                    <m:sty m:val="p"/>
+                  </m:rPr>
+                  <m:t>F</m:t>
+                </m:r>
+                <m:r>
+                  <m:rPr>
+                    <m:sty m:val="p"/>
+                  </m:rPr>
+                  <m:t>W</m:t>
+                </m:r>
+                <m:r>
+                  <m:rPr>
+                    <m:sty m:val="p"/>
+                  </m:rPr>
+                  <m:t>H</m:t>
+                </m:r>
+                <m:sSub>
+                  <m:e>
+                    <m:r>
+                      <m:rPr>
+                        <m:sty m:val="p"/>
+                      </m:rPr>
+                      <m:t>M</m:t>
+                    </m:r>
+                  </m:e>
+                  <m:sub>
+                    <m:r>
+                      <m:rPr>
+                        <m:sty m:val="p"/>
+                      </m:rPr>
+                      <m:t>s</m:t>
+                    </m:r>
+                    <m:r>
+                      <m:rPr>
+                        <m:sty m:val="p"/>
+                      </m:rPr>
+                      <m:t>L</m:t>
+                    </m:r>
+                    <m:r>
+                      <m:rPr>
+                        <m:sty m:val="p"/>
+                      </m:rPr>
+                      <m:t>A</m:t>
+                    </m:r>
+                    <m:r>
+                      <m:rPr>
+                        <m:sty m:val="p"/>
+                      </m:rPr>
+                      <m:t>S</m:t>
+                    </m:r>
+                    <m:r>
+                      <m:rPr>
+                        <m:sty m:val="p"/>
+                      </m:rPr>
+                      <m:t>E</m:t>
+                    </m:r>
+                    <m:r>
+                      <m:rPr>
+                        <m:sty m:val="p"/>
+                      </m:rPr>
+                      <m:t>R</m:t>
+                    </m:r>
+                  </m:sub>
+                </m:sSub>
+                <m:r>
+                  <m:rPr>
+                    <m:sty m:val="p"/>
+                  </m:rPr>
+                  <m:t>+</m:t>
+                </m:r>
+                <m:r>
+                  <m:rPr>
+                    <m:sty m:val="p"/>
+                  </m:rPr>
+                  <m:t>F</m:t>
+                </m:r>
+                <m:r>
+                  <m:rPr>
+                    <m:sty m:val="p"/>
+                  </m:rPr>
+                  <m:t>W</m:t>
+                </m:r>
+                <m:r>
+                  <m:rPr>
+                    <m:sty m:val="p"/>
+                  </m:rPr>
+                  <m:t>H</m:t>
+                </m:r>
+                <m:sSub>
+                  <m:e>
+                    <m:r>
+                      <m:rPr>
+                        <m:sty m:val="p"/>
+                      </m:rPr>
+                      <m:t>M</m:t>
+                    </m:r>
+                  </m:e>
+                  <m:sub>
+                    <m:r>
+                      <m:rPr>
+                        <m:sty m:val="p"/>
+                      </m:rPr>
+                      <m:t>M</m:t>
+                    </m:r>
+                    <m:r>
+                      <m:rPr>
+                        <m:sty m:val="p"/>
+                      </m:rPr>
+                      <m:t>E</m:t>
+                    </m:r>
+                    <m:r>
+                      <m:rPr>
+                        <m:sty m:val="p"/>
+                      </m:rPr>
+                      <m:t>G</m:t>
+                    </m:r>
+                    <m:r>
+                      <m:rPr>
+                        <m:sty m:val="p"/>
+                      </m:rPr>
+                      <m:t>A</m:t>
+                    </m:r>
+                    <m:r>
+                      <m:rPr>
+                        <m:nor/>
+                        <m:sty m:val="p"/>
+                      </m:rPr>
+                      <m:t>-</m:t>
+                    </m:r>
+                    <m:r>
+                      <m:rPr>
+                        <m:sty m:val="p"/>
+                      </m:rPr>
+                      <m:t>P</m:t>
+                    </m:r>
+                    <m:r>
+                      <m:rPr>
+                        <m:sty m:val="p"/>
+                      </m:rPr>
+                      <m:t>R</m:t>
+                    </m:r>
+                    <m:r>
+                      <m:rPr>
+                        <m:sty m:val="p"/>
+                      </m:rPr>
+                      <m:t>E</m:t>
+                    </m:r>
+                    <m:r>
+                      <m:rPr>
+                        <m:sty m:val="p"/>
+                      </m:rPr>
+                      <m:t>S</m:t>
+                    </m:r>
+                    <m:r>
+                      <m:rPr>
+                        <m:sty m:val="p"/>
+                      </m:rPr>
+                      <m:t>S</m:t>
+                    </m:r>
+                  </m:sub>
+                </m:sSub>
+              </m:e>
+            </m:mr>
+            <m:mr>
+              <m:e/>
+              <m:e>
+                <m:r>
+                  <m:rPr>
+                    <m:sty m:val="p"/>
+                  </m:rPr>
+                  <m:t>+</m:t>
+                </m:r>
+                <m:r>
+                  <m:rPr>
+                    <m:sty m:val="p"/>
+                  </m:rPr>
+                  <m:t>F</m:t>
+                </m:r>
+                <m:r>
+                  <m:rPr>
+                    <m:sty m:val="p"/>
+                  </m:rPr>
+                  <m:t>r</m:t>
+                </m:r>
+                <m:r>
+                  <m:rPr>
+                    <m:sty m:val="p"/>
+                  </m:rPr>
+                  <m:t>e</m:t>
+                </m:r>
+                <m:r>
+                  <m:rPr>
+                    <m:sty m:val="p"/>
+                  </m:rPr>
+                  <m:t>q</m:t>
+                </m:r>
+                <m:r>
+                  <m:rPr>
+                    <m:sty m:val="p"/>
+                  </m:rPr>
+                  <m:t>S</m:t>
+                </m:r>
+                <m:r>
+                  <m:rPr>
+                    <m:sty m:val="p"/>
+                  </m:rPr>
+                  <m:t>h</m:t>
+                </m:r>
+                <m:r>
+                  <m:rPr>
+                    <m:sty m:val="p"/>
+                  </m:rPr>
+                  <m:t>i</m:t>
+                </m:r>
+                <m:r>
+                  <m:rPr>
+                    <m:sty m:val="p"/>
+                  </m:rPr>
+                  <m:t>f</m:t>
+                </m:r>
+                <m:sSub>
+                  <m:e>
+                    <m:r>
+                      <m:rPr>
+                        <m:sty m:val="p"/>
+                      </m:rPr>
+                      <m:t>t</m:t>
+                    </m:r>
+                  </m:e>
+                  <m:sub>
+                    <m:r>
+                      <m:rPr>
+                        <m:sty m:val="p"/>
+                      </m:rPr>
+                      <m:t>s</m:t>
+                    </m:r>
+                    <m:r>
+                      <m:rPr>
+                        <m:sty m:val="p"/>
+                      </m:rPr>
+                      <m:t>L</m:t>
+                    </m:r>
+                    <m:r>
+                      <m:rPr>
+                        <m:sty m:val="p"/>
+                      </m:rPr>
+                      <m:t>A</m:t>
+                    </m:r>
+                    <m:r>
+                      <m:rPr>
+                        <m:sty m:val="p"/>
+                      </m:rPr>
+                      <m:t>S</m:t>
+                    </m:r>
+                    <m:r>
+                      <m:rPr>
+                        <m:sty m:val="p"/>
+                      </m:rPr>
+                      <m:t>E</m:t>
+                    </m:r>
+                    <m:r>
+                      <m:rPr>
+                        <m:sty m:val="p"/>
+                      </m:rPr>
+                      <m:t>R</m:t>
+                    </m:r>
+                  </m:sub>
+                </m:sSub>
+                <m:r>
+                  <m:rPr>
+                    <m:sty m:val="p"/>
+                  </m:rPr>
+                  <m:t>+</m:t>
+                </m:r>
+                <m:r>
+                  <m:rPr>
+                    <m:sty m:val="p"/>
+                  </m:rPr>
+                  <m:t>F</m:t>
+                </m:r>
+                <m:r>
+                  <m:rPr>
+                    <m:sty m:val="p"/>
+                  </m:rPr>
+                  <m:t>r</m:t>
+                </m:r>
+                <m:r>
+                  <m:rPr>
+                    <m:sty m:val="p"/>
+                  </m:rPr>
+                  <m:t>e</m:t>
+                </m:r>
+                <m:r>
+                  <m:rPr>
+                    <m:sty m:val="p"/>
+                  </m:rPr>
+                  <m:t>q</m:t>
+                </m:r>
+                <m:r>
+                  <m:rPr>
+                    <m:sty m:val="p"/>
+                  </m:rPr>
+                  <m:t>S</m:t>
+                </m:r>
+                <m:r>
+                  <m:rPr>
+                    <m:sty m:val="p"/>
+                  </m:rPr>
+                  <m:t>h</m:t>
+                </m:r>
+                <m:r>
+                  <m:rPr>
+                    <m:sty m:val="p"/>
+                  </m:rPr>
+                  <m:t>i</m:t>
+                </m:r>
+                <m:r>
+                  <m:rPr>
+                    <m:sty m:val="p"/>
+                  </m:rPr>
+                  <m:t>f</m:t>
+                </m:r>
+                <m:sSub>
+                  <m:e>
+                    <m:r>
+                      <m:rPr>
+                        <m:sty m:val="p"/>
+                      </m:rPr>
+                      <m:t>t</m:t>
+                    </m:r>
+                  </m:e>
+                  <m:sub>
+                    <m:r>
+                      <m:rPr>
+                        <m:sty m:val="p"/>
+                      </m:rPr>
+                      <m:t>M</m:t>
+                    </m:r>
+                    <m:r>
+                      <m:rPr>
+                        <m:sty m:val="p"/>
+                      </m:rPr>
+                      <m:t>E</m:t>
+                    </m:r>
+                    <m:r>
+                      <m:rPr>
+                        <m:sty m:val="p"/>
+                      </m:rPr>
+                      <m:t>G</m:t>
+                    </m:r>
+                    <m:r>
+                      <m:rPr>
+                        <m:sty m:val="p"/>
+                      </m:rPr>
+                      <m:t>A</m:t>
+                    </m:r>
+                    <m:r>
+                      <m:rPr>
+                        <m:nor/>
+                        <m:sty m:val="p"/>
+                      </m:rPr>
+                      <m:t>-</m:t>
+                    </m:r>
+                    <m:r>
+                      <m:rPr>
+                        <m:sty m:val="p"/>
+                      </m:rPr>
+                      <m:t>P</m:t>
+                    </m:r>
+                    <m:r>
+                      <m:rPr>
+                        <m:sty m:val="p"/>
+                      </m:rPr>
+                      <m:t>R</m:t>
+                    </m:r>
+                    <m:r>
+                      <m:rPr>
+                        <m:sty m:val="p"/>
+                      </m:rPr>
+                      <m:t>E</m:t>
+                    </m:r>
+                    <m:r>
+                      <m:rPr>
+                        <m:sty m:val="p"/>
+                      </m:rPr>
+                      <m:t>S</m:t>
+                    </m:r>
+                    <m:r>
+                      <m:rPr>
+                        <m:sty m:val="p"/>
+                      </m:rPr>
+                      <m:t>S</m:t>
+                    </m:r>
+                  </m:sub>
+                </m:sSub>
+              </m:e>
+            </m:mr>
+            <m:mr>
+              <m:e/>
+              <m:e>
+                <m:r>
+                  <m:rPr>
+                    <m:sty m:val="p"/>
+                  </m:rPr>
+                  <m:t>+</m:t>
+                </m:r>
+                <m:d>
+                  <m:dPr>
+                    <m:begChr m:val="("/>
+                    <m:endChr m:val=")"/>
+                    <m:sepChr m:val=""/>
+                    <m:grow/>
+                  </m:dPr>
+                  <m:e>
+                    <m:r>
+                      <m:t>1</m:t>
+                    </m:r>
+                    <m:r>
+                      <m:rPr>
+                        <m:sty m:val="p"/>
+                      </m:rPr>
+                      <m:t>|</m:t>
+                    </m:r>
+                    <m:r>
+                      <m:rPr>
+                        <m:sty m:val="p"/>
+                      </m:rPr>
+                      <m:t>S</m:t>
+                    </m:r>
+                    <m:r>
+                      <m:rPr>
+                        <m:sty m:val="p"/>
+                      </m:rPr>
+                      <m:t>u</m:t>
+                    </m:r>
+                    <m:r>
+                      <m:rPr>
+                        <m:sty m:val="p"/>
+                      </m:rPr>
+                      <m:t>b</m:t>
+                    </m:r>
+                    <m:r>
+                      <m:rPr>
+                        <m:sty m:val="p"/>
+                      </m:rPr>
+                      <m:t>j</m:t>
+                    </m:r>
+                    <m:r>
+                      <m:rPr>
+                        <m:sty m:val="p"/>
+                      </m:rPr>
+                      <m:t>e</m:t>
+                    </m:r>
+                    <m:r>
+                      <m:rPr>
+                        <m:sty m:val="p"/>
+                      </m:rPr>
+                      <m:t>c</m:t>
+                    </m:r>
+                    <m:r>
+                      <m:rPr>
+                        <m:sty m:val="p"/>
+                      </m:rPr>
+                      <m:t>t</m:t>
+                    </m:r>
+                  </m:e>
+                </m:d>
+              </m:e>
+            </m:mr>
+          </m:m>
         </m:oMath>
       </m:oMathPara>
     </w:p>
@@ -3888,9 +4175,9 @@
         <w:t xml:space="preserve">.</w:t>
       </w:r>
     </w:p>
-    <w:bookmarkEnd w:id="29"/>
-    <w:bookmarkEnd w:id="30"/>
-    <w:bookmarkStart w:id="66" w:name="results"/>
+    <w:bookmarkEnd w:id="40"/>
+    <w:bookmarkEnd w:id="41"/>
+    <w:bookmarkStart w:id="77" w:name="results"/>
     <w:p>
       <w:pPr>
         <w:pStyle w:val="Heading1"/>
@@ -3899,7 +4186,7 @@
         <w:t xml:space="preserve">3. Results</w:t>
       </w:r>
     </w:p>
-    <w:bookmarkStart w:id="35" w:name="participant-demographics"/>
+    <w:bookmarkStart w:id="46" w:name="participant-demographics"/>
     <w:p>
       <w:pPr>
         <w:pStyle w:val="Heading2"/>
@@ -3943,7 +4230,7 @@
       <w:tr>
         <w:tc>
           <w:tcPr/>
-          <w:bookmarkStart w:id="34" w:name="fig-partflow"/>
+          <w:bookmarkStart w:id="45" w:name="fig-partflow"/>
           <w:p>
             <w:pPr>
               <w:pStyle w:val="Compact"/>
@@ -3954,18 +4241,18 @@
                 <wp:inline>
                   <wp:extent cx="5943600" cy="2547257"/>
                   <wp:effectExtent b="0" l="0" r="0" t="0"/>
-                  <wp:docPr descr="" title="" id="32" name="Picture"/>
+                  <wp:docPr descr="" title="" id="43" name="Picture"/>
                   <a:graphic>
                     <a:graphicData uri="http://schemas.openxmlformats.org/drawingml/2006/picture">
                       <pic:pic>
                         <pic:nvPicPr>
-                          <pic:cNvPr descr="./images/ParticipantFlow.png" id="33" name="Picture"/>
+                          <pic:cNvPr descr="./images/ParticipantFlow.png" id="44" name="Picture"/>
                           <pic:cNvPicPr>
                             <a:picLocks noChangeArrowheads="1" noChangeAspect="1"/>
                           </pic:cNvPicPr>
                         </pic:nvPicPr>
                         <pic:blipFill>
-                          <a:blip r:embed="rId31"/>
+                          <a:blip r:embed="rId42"/>
                           <a:stretch>
                             <a:fillRect/>
                           </a:stretch>
@@ -3997,7 +4284,7 @@
               <w:jc w:val="center"/>
             </w:pPr>
             <w:pPr>
-              <w:jc w:val="left"/>
+              <w:jc w:val="start"/>
               <w:spacing w:before="200"/>
               <w:pStyle w:val="ImageCaption"/>
             </w:pPr>
@@ -4032,7 +4319,7 @@
               <w:t xml:space="preserve">. The number of participants at each stage is indicated within each node. Participants were excluded based on MRS FWHM and fMRI Mean FD thresholds, resulting in 18 participants included in the final analysis</w:t>
             </w:r>
           </w:p>
-          <w:bookmarkEnd w:id="34"/>
+          <w:bookmarkEnd w:id="45"/>
         </w:tc>
       </w:tr>
     </w:tbl>
@@ -4044,8 +4331,8 @@
         <w:t xml:space="preserve">The final study sample included 8 males and 10 females between ages 21.3 and 53.4, with a mean age and standard deviation of 29.6 ± 8.7 years.</w:t>
       </w:r>
     </w:p>
-    <w:bookmarkEnd w:id="35"/>
-    <w:bookmarkStart w:id="50" w:name="data-summary"/>
+    <w:bookmarkEnd w:id="46"/>
+    <w:bookmarkStart w:id="61" w:name="data-summary"/>
     <w:p>
       <w:pPr>
         <w:pStyle w:val="Heading2"/>
@@ -4128,7 +4415,7 @@
         <w:t xml:space="preserve">0.14 (range: [0.35, 0.95]).</w:t>
       </w:r>
     </w:p>
-    <w:bookmarkStart w:id="40" w:name="cell-fig-mrsquality"/>
+    <w:bookmarkStart w:id="51" w:name="cell-fig-mrsquality"/>
     <w:tbl>
       <w:tblPr>
         <w:tblStyle w:val="Table"/>
@@ -4142,7 +4429,7 @@
       <w:tr>
         <w:tc>
           <w:tcPr/>
-          <w:bookmarkStart w:id="39" w:name="fig-mrsquality"/>
+          <w:bookmarkStart w:id="50" w:name="fig-mrsquality"/>
           <w:p>
             <w:pPr>
               <w:pStyle w:val="Compact"/>
@@ -4153,18 +4440,18 @@
                 <wp:inline>
                   <wp:extent cx="5544151" cy="4620126"/>
                   <wp:effectExtent b="0" l="0" r="0" t="0"/>
-                  <wp:docPr descr="" title="" id="37" name="Picture"/>
+                  <wp:docPr descr="" title="" id="48" name="Picture"/>
                   <a:graphic>
                     <a:graphicData uri="http://schemas.openxmlformats.org/drawingml/2006/picture">
                       <pic:pic>
                         <pic:nvPicPr>
-                          <pic:cNvPr descr="index_files/figure-docx/fig-mrsquality-1.png" id="38" name="Picture"/>
+                          <pic:cNvPr descr="index_files/figure-docx/fig-mrsquality-1.png" id="49" name="Picture"/>
                           <pic:cNvPicPr>
                             <a:picLocks noChangeArrowheads="1" noChangeAspect="1"/>
                           </pic:cNvPicPr>
                         </pic:nvPicPr>
                         <pic:blipFill>
-                          <a:blip r:embed="rId36"/>
+                          <a:blip r:embed="rId47"/>
                           <a:stretch>
                             <a:fillRect/>
                           </a:stretch>
@@ -4196,7 +4483,7 @@
               <w:jc w:val="center"/>
             </w:pPr>
             <w:pPr>
-              <w:jc w:val="left"/>
+              <w:jc w:val="start"/>
               <w:spacing w:before="200"/>
               <w:pStyle w:val="ImageCaption"/>
             </w:pPr>
@@ -4234,11 +4521,11 @@
               <w:t xml:space="preserve">A) Average MRS location. Colored overlay of the average voxel location across all nineteen participants, from 0 (black) to 1 (white). Brighter yellow represents voxel locations shared by all participants, while darker purple represents voxel locations unique to participants. MRS voxels were registered to MNI space and averaged. Underlay is T1w MNI152 at 0.5 mm resolution. B) Sample Osprey sLASER Spectrum. Red spectrum indicates overall model fit. Model fits for individual metabolites are shown in blue below overall fit. C) Sample Osprey MEGA-PRESS Spectrum. Yellow spectrum indicates overall model fit. Model fits for individual metabolites are shown in blue below overall fit.</w:t>
             </w:r>
           </w:p>
-          <w:bookmarkEnd w:id="39"/>
+          <w:bookmarkEnd w:id="50"/>
         </w:tc>
       </w:tr>
     </w:tbl>
-    <w:bookmarkEnd w:id="40"/>
+    <w:bookmarkEnd w:id="51"/>
     <w:p>
       <w:pPr>
         <w:pStyle w:val="TextBody"/>
@@ -4308,7 +4595,7 @@
         <w:t xml:space="preserve">A, B, and C, respectively.</w:t>
       </w:r>
     </w:p>
-    <w:bookmarkStart w:id="45" w:name="cell-fig-hurstsamp"/>
+    <w:bookmarkStart w:id="56" w:name="cell-fig-hurstsamp"/>
     <w:tbl>
       <w:tblPr>
         <w:tblStyle w:val="Table"/>
@@ -4322,7 +4609,7 @@
       <w:tr>
         <w:tc>
           <w:tcPr/>
-          <w:bookmarkStart w:id="44" w:name="fig-hurstsamp"/>
+          <w:bookmarkStart w:id="55" w:name="fig-hurstsamp"/>
           <w:p>
             <w:pPr>
               <w:pStyle w:val="Compact"/>
@@ -4333,18 +4620,18 @@
                 <wp:inline>
                   <wp:extent cx="5544151" cy="5544151"/>
                   <wp:effectExtent b="0" l="0" r="0" t="0"/>
-                  <wp:docPr descr="" title="" id="42" name="Picture"/>
+                  <wp:docPr descr="" title="" id="53" name="Picture"/>
                   <a:graphic>
                     <a:graphicData uri="http://schemas.openxmlformats.org/drawingml/2006/picture">
                       <pic:pic>
                         <pic:nvPicPr>
-                          <pic:cNvPr descr="index_files/figure-docx/fig-hurstsamp-1.png" id="43" name="Picture"/>
+                          <pic:cNvPr descr="index_files/figure-docx/fig-hurstsamp-1.png" id="54" name="Picture"/>
                           <pic:cNvPicPr>
                             <a:picLocks noChangeArrowheads="1" noChangeAspect="1"/>
                           </pic:cNvPicPr>
                         </pic:nvPicPr>
                         <pic:blipFill>
-                          <a:blip r:embed="rId41"/>
+                          <a:blip r:embed="rId52"/>
                           <a:stretch>
                             <a:fillRect/>
                           </a:stretch>
@@ -4376,7 +4663,7 @@
               <w:jc w:val="center"/>
             </w:pPr>
             <w:pPr>
-              <w:jc w:val="left"/>
+              <w:jc w:val="start"/>
               <w:spacing w:before="200"/>
               <w:pStyle w:val="ImageCaption"/>
             </w:pPr>
@@ -4414,11 +4701,11 @@
               <w:t xml:space="preserve">A) sample fMRI grey-matter mask within the MRS voxel. Background: a sample coronal, sagittal, and axial slice is displayed of the mean fMRI scan from the rest acquisition. Foreground: the greymatter/MRS mask used to calculate mean H. B) Sample H map for whole brain. Coronal, sagittal, and axial views of are shown, colour-coded by H values. Colour-coding shows evident tissue differentiation by H value (i.e., gray matter (red), white matter (light red), and cerebrospinal fluid (white)). C) Sample PSD spectrum. All participants’ PSD spectrums during rest are plotted using light grey lines. Mean PSD is plotted in solid red Mean linear regression line is plotted in dashed blue. H for each participant was calculated from the slope of their mean linear regression line.</w:t>
             </w:r>
           </w:p>
-          <w:bookmarkEnd w:id="44"/>
+          <w:bookmarkEnd w:id="55"/>
         </w:tc>
       </w:tr>
     </w:tbl>
-    <w:bookmarkEnd w:id="45"/>
+    <w:bookmarkEnd w:id="56"/>
     <w:p>
       <w:pPr>
         <w:pStyle w:val="TextBody"/>
@@ -4451,7 +4738,7 @@
       <w:tr>
         <w:tc>
           <w:tcPr/>
-          <w:bookmarkStart w:id="49" w:name="fig-averagehurst"/>
+          <w:bookmarkStart w:id="60" w:name="fig-averagehurst"/>
           <w:p>
             <w:pPr>
               <w:pStyle w:val="Compact"/>
@@ -4462,18 +4749,18 @@
                 <wp:inline>
                   <wp:extent cx="4754880" cy="3572639"/>
                   <wp:effectExtent b="0" l="0" r="0" t="0"/>
-                  <wp:docPr descr="" title="" id="47" name="Picture"/>
+                  <wp:docPr descr="" title="" id="58" name="Picture"/>
                   <a:graphic>
                     <a:graphicData uri="http://schemas.openxmlformats.org/drawingml/2006/picture">
                       <pic:pic>
                         <pic:nvPicPr>
-                          <pic:cNvPr descr="./images/RestMovieHurstAverage.png" id="48" name="Picture"/>
+                          <pic:cNvPr descr="./images/RestMovieHurstAverage.png" id="59" name="Picture"/>
                           <pic:cNvPicPr>
                             <a:picLocks noChangeArrowheads="1" noChangeAspect="1"/>
                           </pic:cNvPicPr>
                         </pic:nvPicPr>
                         <pic:blipFill>
-                          <a:blip r:embed="rId46"/>
+                          <a:blip r:embed="rId57"/>
                           <a:stretch>
                             <a:fillRect/>
                           </a:stretch>
@@ -4505,7 +4792,7 @@
               <w:jc w:val="center"/>
             </w:pPr>
             <w:pPr>
-              <w:jc w:val="left"/>
+              <w:jc w:val="start"/>
               <w:spacing w:before="200"/>
               <w:pStyle w:val="ImageCaption"/>
             </w:pPr>
@@ -4543,12 +4830,12 @@
               <w:t xml:space="preserve">Group averaged maps of the Hurst exponent computed to visualize whole-brain patterns across sessions: rest (top) and movie watching (bottom.)</w:t>
             </w:r>
           </w:p>
-          <w:bookmarkEnd w:id="49"/>
+          <w:bookmarkEnd w:id="60"/>
         </w:tc>
       </w:tr>
     </w:tbl>
-    <w:bookmarkEnd w:id="50"/>
-    <w:bookmarkStart w:id="51" w:name="linear-mixed-effects-model-h-and-ei"/>
+    <w:bookmarkEnd w:id="61"/>
+    <w:bookmarkStart w:id="62" w:name="linear-mixed-effects-model-h-and-ei"/>
     <w:p>
       <w:pPr>
         <w:pStyle w:val="Heading2"/>
@@ -4732,8 +5019,8 @@
         <w:t xml:space="preserve">and meanFD (beta = -0.59, 95% CI [-2.14, 0.96], t(26) = -0.75, p = 0.46) — were not statistically significant.</w:t>
       </w:r>
     </w:p>
-    <w:bookmarkEnd w:id="51"/>
-    <w:bookmarkStart w:id="64" w:name="post-hoc-analyses"/>
+    <w:bookmarkEnd w:id="62"/>
+    <w:bookmarkStart w:id="75" w:name="post-hoc-analyses"/>
     <w:p>
       <w:pPr>
         <w:pStyle w:val="Heading2"/>
@@ -4891,7 +5178,7 @@
       <w:tr>
         <w:tc>
           <w:tcPr/>
-          <w:bookmarkStart w:id="52" w:name="tbl-results"/>
+          <w:bookmarkStart w:id="63" w:name="tbl-results"/>
           <w:tbl>
             <w:tblPr>
               <w:tblStyle w:val="Table"/>
@@ -4921,6 +5208,7 @@
                 <w:p>
                   <w:pPr>
                     <w:pStyle w:val="Compact"/>
+                    <w:jc w:val="left"/>
                     <w:jc w:val="center"/>
                   </w:pPr>
                   <w:r>
@@ -4933,6 +5221,7 @@
                 <w:p>
                   <w:pPr>
                     <w:pStyle w:val="Compact"/>
+                    <w:jc w:val="left"/>
                     <w:jc w:val="center"/>
                   </w:pPr>
                   <w:r>
@@ -4945,6 +5234,7 @@
                 <w:p>
                   <w:pPr>
                     <w:pStyle w:val="Compact"/>
+                    <w:jc w:val="left"/>
                     <w:jc w:val="center"/>
                   </w:pPr>
                   <w:r>
@@ -4959,6 +5249,7 @@
                 <w:p>
                   <w:pPr>
                     <w:pStyle w:val="Compact"/>
+                    <w:jc w:val="left"/>
                     <w:jc w:val="center"/>
                   </w:pPr>
                   <w:r>
@@ -4975,6 +5266,7 @@
                 <w:p>
                   <w:pPr>
                     <w:pStyle w:val="Compact"/>
+                    <w:jc w:val="left"/>
                     <w:jc w:val="center"/>
                   </w:pPr>
                   <w:r>
@@ -4987,6 +5279,7 @@
                 <w:p>
                   <w:pPr>
                     <w:pStyle w:val="Compact"/>
+                    <w:jc w:val="left"/>
                     <w:jc w:val="center"/>
                   </w:pPr>
                   <w:r>
@@ -4999,6 +5292,7 @@
                 <w:p>
                   <w:pPr>
                     <w:pStyle w:val="Compact"/>
+                    <w:jc w:val="left"/>
                     <w:jc w:val="center"/>
                   </w:pPr>
                   <w:r>
@@ -5013,6 +5307,7 @@
                 <w:p>
                   <w:pPr>
                     <w:pStyle w:val="Compact"/>
+                    <w:jc w:val="left"/>
                     <w:jc w:val="center"/>
                   </w:pPr>
                   <w:r>
@@ -5029,6 +5324,7 @@
                 <w:p>
                   <w:pPr>
                     <w:pStyle w:val="Compact"/>
+                    <w:jc w:val="left"/>
                     <w:jc w:val="center"/>
                   </w:pPr>
                   <w:r>
@@ -5041,6 +5337,7 @@
                 <w:p>
                   <w:pPr>
                     <w:pStyle w:val="Compact"/>
+                    <w:jc w:val="left"/>
                     <w:jc w:val="center"/>
                   </w:pPr>
                   <w:r>
@@ -5053,6 +5350,7 @@
                 <w:p>
                   <w:pPr>
                     <w:pStyle w:val="Compact"/>
+                    <w:jc w:val="left"/>
                     <w:jc w:val="center"/>
                   </w:pPr>
                   <w:r>
@@ -5067,6 +5365,7 @@
                 <w:p>
                   <w:pPr>
                     <w:pStyle w:val="Compact"/>
+                    <w:jc w:val="left"/>
                     <w:jc w:val="center"/>
                   </w:pPr>
                   <w:r>
@@ -5083,6 +5382,7 @@
                 <w:p>
                   <w:pPr>
                     <w:pStyle w:val="Compact"/>
+                    <w:jc w:val="left"/>
                     <w:jc w:val="center"/>
                   </w:pPr>
                   <w:r>
@@ -5095,6 +5395,7 @@
                 <w:p>
                   <w:pPr>
                     <w:pStyle w:val="Compact"/>
+                    <w:jc w:val="left"/>
                     <w:jc w:val="center"/>
                   </w:pPr>
                   <w:r>
@@ -5107,6 +5408,7 @@
                 <w:p>
                   <w:pPr>
                     <w:pStyle w:val="Compact"/>
+                    <w:jc w:val="left"/>
                     <w:jc w:val="center"/>
                   </w:pPr>
                   <w:r>
@@ -5121,6 +5423,7 @@
                 <w:p>
                   <w:pPr>
                     <w:pStyle w:val="Compact"/>
+                    <w:jc w:val="left"/>
                     <w:jc w:val="center"/>
                   </w:pPr>
                   <w:r>
@@ -5137,6 +5440,7 @@
                 <w:p>
                   <w:pPr>
                     <w:pStyle w:val="Compact"/>
+                    <w:jc w:val="left"/>
                     <w:jc w:val="center"/>
                   </w:pPr>
                   <w:r>
@@ -5149,6 +5453,7 @@
                 <w:p>
                   <w:pPr>
                     <w:pStyle w:val="Compact"/>
+                    <w:jc w:val="left"/>
                     <w:jc w:val="center"/>
                   </w:pPr>
                   <w:r>
@@ -5161,6 +5466,7 @@
                 <w:p>
                   <w:pPr>
                     <w:pStyle w:val="Compact"/>
+                    <w:jc w:val="left"/>
                     <w:jc w:val="center"/>
                   </w:pPr>
                   <w:r>
@@ -5175,7 +5481,7 @@
               <w:jc w:val="center"/>
             </w:pPr>
             <w:pPr>
-              <w:jc w:val="left"/>
+              <w:jc w:val="start"/>
               <w:spacing w:before="200"/>
               <w:pStyle w:val="ImageCaption"/>
             </w:pPr>
@@ -5213,11 +5519,11 @@
               <w:t xml:space="preserve">Glx and GABA+ values are in millimoles.</w:t>
             </w:r>
           </w:p>
-          <w:bookmarkEnd w:id="52"/>
+          <w:bookmarkEnd w:id="63"/>
         </w:tc>
       </w:tr>
     </w:tbl>
-    <w:bookmarkStart w:id="57" w:name="cell-fig-results"/>
+    <w:bookmarkStart w:id="68" w:name="cell-fig-results"/>
     <w:tbl>
       <w:tblPr>
         <w:tblStyle w:val="Table"/>
@@ -5231,7 +5537,7 @@
       <w:tr>
         <w:tc>
           <w:tcPr/>
-          <w:bookmarkStart w:id="56" w:name="fig-results"/>
+          <w:bookmarkStart w:id="67" w:name="fig-results"/>
           <w:p>
             <w:pPr>
               <w:pStyle w:val="Compact"/>
@@ -5242,18 +5548,18 @@
                 <wp:inline>
                   <wp:extent cx="5943600" cy="4754880"/>
                   <wp:effectExtent b="0" l="0" r="0" t="0"/>
-                  <wp:docPr descr="" title="" id="54" name="Picture"/>
+                  <wp:docPr descr="" title="" id="65" name="Picture"/>
                   <a:graphic>
                     <a:graphicData uri="http://schemas.openxmlformats.org/drawingml/2006/picture">
                       <pic:pic>
                         <pic:nvPicPr>
-                          <pic:cNvPr descr="index_files/figure-docx/fig-results-1.png" id="55" name="Picture"/>
+                          <pic:cNvPr descr="index_files/figure-docx/fig-results-1.png" id="66" name="Picture"/>
                           <pic:cNvPicPr>
                             <a:picLocks noChangeArrowheads="1" noChangeAspect="1"/>
                           </pic:cNvPicPr>
                         </pic:nvPicPr>
                         <pic:blipFill>
-                          <a:blip r:embed="rId53"/>
+                          <a:blip r:embed="rId64"/>
                           <a:stretch>
                             <a:fillRect/>
                           </a:stretch>
@@ -5285,7 +5591,7 @@
               <w:jc w:val="center"/>
             </w:pPr>
             <w:pPr>
-              <w:jc w:val="left"/>
+              <w:jc w:val="start"/>
               <w:spacing w:before="200"/>
               <w:pStyle w:val="ImageCaption"/>
             </w:pPr>
@@ -5323,11 +5629,11 @@
               <w:t xml:space="preserve">A) Glx (mM); B) GABA+ (mM); and C) E:I. Paired dots represent the same participant across conditions. Mean difference with 95% confidence intervals, and as Cohen’s D are reported at the top of each plot.</w:t>
             </w:r>
           </w:p>
-          <w:bookmarkEnd w:id="56"/>
+          <w:bookmarkEnd w:id="67"/>
         </w:tc>
       </w:tr>
     </w:tbl>
-    <w:bookmarkEnd w:id="57"/>
+    <w:bookmarkEnd w:id="68"/>
     <w:p>
       <w:pPr>
         <w:pStyle w:val="TextBody"/>
@@ -5350,7 +5656,7 @@
         <w:t xml:space="preserve"> </w:t>
       </w:r>
     </w:p>
-    <w:bookmarkStart w:id="62" w:name="cell-fig-correlations"/>
+    <w:bookmarkStart w:id="73" w:name="cell-fig-correlations"/>
     <w:tbl>
       <w:tblPr>
         <w:tblStyle w:val="Table"/>
@@ -5364,7 +5670,7 @@
       <w:tr>
         <w:tc>
           <w:tcPr/>
-          <w:bookmarkStart w:id="61" w:name="fig-correlations"/>
+          <w:bookmarkStart w:id="72" w:name="fig-correlations"/>
           <w:p>
             <w:pPr>
               <w:pStyle w:val="Compact"/>
@@ -5375,18 +5681,18 @@
                 <wp:inline>
                   <wp:extent cx="5943600" cy="5094514"/>
                   <wp:effectExtent b="0" l="0" r="0" t="0"/>
-                  <wp:docPr descr="" title="" id="59" name="Picture"/>
+                  <wp:docPr descr="" title="" id="70" name="Picture"/>
                   <a:graphic>
                     <a:graphicData uri="http://schemas.openxmlformats.org/drawingml/2006/picture">
                       <pic:pic>
                         <pic:nvPicPr>
-                          <pic:cNvPr descr="index_files/figure-docx/fig-correlations-1.png" id="60" name="Picture"/>
+                          <pic:cNvPr descr="index_files/figure-docx/fig-correlations-1.png" id="71" name="Picture"/>
                           <pic:cNvPicPr>
                             <a:picLocks noChangeArrowheads="1" noChangeAspect="1"/>
                           </pic:cNvPicPr>
                         </pic:nvPicPr>
                         <pic:blipFill>
-                          <a:blip r:embed="rId58"/>
+                          <a:blip r:embed="rId69"/>
                           <a:stretch>
                             <a:fillRect/>
                           </a:stretch>
@@ -5418,7 +5724,7 @@
               <w:jc w:val="center"/>
             </w:pPr>
             <w:pPr>
-              <w:jc w:val="left"/>
+              <w:jc w:val="start"/>
               <w:spacing w:before="200"/>
               <w:pStyle w:val="ImageCaption"/>
             </w:pPr>
@@ -5456,12 +5762,12 @@
               <w:t xml:space="preserve">A) Glx (mM); B) GABA+ (mM); and C) E:I. Rest is in green, while movie is in orange. p-values are reported at the top of each plot.</w:t>
             </w:r>
           </w:p>
-          <w:bookmarkEnd w:id="61"/>
+          <w:bookmarkEnd w:id="72"/>
         </w:tc>
       </w:tr>
     </w:tbl>
-    <w:bookmarkEnd w:id="62"/>
-    <w:bookmarkStart w:id="63" w:name="data-quality"/>
+    <w:bookmarkEnd w:id="73"/>
+    <w:bookmarkStart w:id="74" w:name="data-quality"/>
     <w:p>
       <w:pPr>
         <w:pStyle w:val="Heading3"/>
@@ -5627,9 +5933,9 @@
         <w:t xml:space="preserve">).</w:t>
       </w:r>
     </w:p>
-    <w:bookmarkEnd w:id="63"/>
-    <w:bookmarkEnd w:id="64"/>
-    <w:bookmarkStart w:id="65" w:name="re-analysis-using-gannet-1"/>
+    <w:bookmarkEnd w:id="74"/>
+    <w:bookmarkEnd w:id="75"/>
+    <w:bookmarkStart w:id="76" w:name="re-analysis-using-gannet-1"/>
     <w:p>
       <w:pPr>
         <w:pStyle w:val="Heading2"/>
@@ -5661,9 +5967,9 @@
         <w:t xml:space="preserve">did not result in any significant changes from the results reported above. We have included these results in the Supplementary Material.</w:t>
       </w:r>
     </w:p>
-    <w:bookmarkEnd w:id="65"/>
-    <w:bookmarkEnd w:id="66"/>
-    <w:bookmarkStart w:id="70" w:name="discussion"/>
+    <w:bookmarkEnd w:id="76"/>
+    <w:bookmarkEnd w:id="77"/>
+    <w:bookmarkStart w:id="81" w:name="discussion"/>
     <w:p>
       <w:pPr>
         <w:pStyle w:val="Heading1"/>
@@ -5943,7 +6249,7 @@
       <w:tr>
         <w:tc>
           <w:tcPr/>
-          <w:bookmarkStart w:id="67" w:name="tbl-lit"/>
+          <w:bookmarkStart w:id="78" w:name="tbl-lit"/>
           <w:tbl>
             <w:tblPr>
               <w:tblStyle w:val="Table"/>
@@ -5968,6 +6274,7 @@
                 <w:p>
                   <w:pPr>
                     <w:pStyle w:val="Compact"/>
+                    <w:jc w:val="left"/>
                     <w:jc w:val="center"/>
                   </w:pPr>
                   <w:r>
@@ -5980,6 +6287,7 @@
                 <w:p>
                   <w:pPr>
                     <w:pStyle w:val="Compact"/>
+                    <w:jc w:val="left"/>
                     <w:jc w:val="center"/>
                   </w:pPr>
                   <w:r>
@@ -5992,6 +6300,7 @@
                 <w:p>
                   <w:pPr>
                     <w:pStyle w:val="Compact"/>
+                    <w:jc w:val="left"/>
                     <w:jc w:val="center"/>
                   </w:pPr>
                   <w:r>
@@ -6004,6 +6313,7 @@
                 <w:p>
                   <w:pPr>
                     <w:pStyle w:val="Compact"/>
+                    <w:jc w:val="left"/>
                     <w:jc w:val="center"/>
                   </w:pPr>
                   <w:r>
@@ -6016,6 +6326,7 @@
                 <w:p>
                   <w:pPr>
                     <w:pStyle w:val="Compact"/>
+                    <w:jc w:val="left"/>
                     <w:jc w:val="center"/>
                   </w:pPr>
                   <w:r>
@@ -6028,6 +6339,7 @@
                 <w:p>
                   <w:pPr>
                     <w:pStyle w:val="Compact"/>
+                    <w:jc w:val="left"/>
                     <w:jc w:val="center"/>
                   </w:pPr>
                   <w:r>
@@ -6042,6 +6354,7 @@
                 <w:p>
                   <w:pPr>
                     <w:pStyle w:val="Compact"/>
+                    <w:jc w:val="left"/>
                     <w:jc w:val="center"/>
                   </w:pPr>
                   <w:r>
@@ -6060,6 +6373,7 @@
                 <w:p>
                   <w:pPr>
                     <w:pStyle w:val="Compact"/>
+                    <w:jc w:val="left"/>
                     <w:jc w:val="center"/>
                   </w:pPr>
                   <w:r>
@@ -6072,6 +6386,7 @@
                 <w:p>
                   <w:pPr>
                     <w:pStyle w:val="Compact"/>
+                    <w:jc w:val="left"/>
                     <w:jc w:val="center"/>
                   </w:pPr>
                   <w:r>
@@ -6084,6 +6399,7 @@
                 <w:p>
                   <w:pPr>
                     <w:pStyle w:val="Compact"/>
+                    <w:jc w:val="left"/>
                     <w:jc w:val="center"/>
                   </w:pPr>
                   <w:r>
@@ -6096,6 +6412,7 @@
                 <w:p>
                   <w:pPr>
                     <w:pStyle w:val="Compact"/>
+                    <w:jc w:val="left"/>
                     <w:jc w:val="center"/>
                   </w:pPr>
                   <w:r>
@@ -6108,6 +6425,7 @@
                 <w:p>
                   <w:pPr>
                     <w:pStyle w:val="Compact"/>
+                    <w:jc w:val="left"/>
                     <w:jc w:val="center"/>
                   </w:pPr>
                   <w:r>
@@ -6122,6 +6440,7 @@
                 <w:p>
                   <w:pPr>
                     <w:pStyle w:val="Compact"/>
+                    <w:jc w:val="left"/>
                     <w:jc w:val="center"/>
                   </w:pPr>
                   <w:r>
@@ -6140,6 +6459,7 @@
                 <w:p>
                   <w:pPr>
                     <w:pStyle w:val="Compact"/>
+                    <w:jc w:val="left"/>
                     <w:jc w:val="center"/>
                   </w:pPr>
                   <w:r>
@@ -6152,6 +6472,7 @@
                 <w:p>
                   <w:pPr>
                     <w:pStyle w:val="Compact"/>
+                    <w:jc w:val="left"/>
                     <w:jc w:val="center"/>
                   </w:pPr>
                   <w:r>
@@ -6164,6 +6485,7 @@
                 <w:p>
                   <w:pPr>
                     <w:pStyle w:val="Compact"/>
+                    <w:jc w:val="left"/>
                     <w:jc w:val="center"/>
                   </w:pPr>
                   <w:r>
@@ -6176,6 +6498,7 @@
                 <w:p>
                   <w:pPr>
                     <w:pStyle w:val="Compact"/>
+                    <w:jc w:val="left"/>
                     <w:jc w:val="center"/>
                   </w:pPr>
                   <w:r>
@@ -6188,6 +6511,7 @@
                 <w:p>
                   <w:pPr>
                     <w:pStyle w:val="Compact"/>
+                    <w:jc w:val="left"/>
                     <w:jc w:val="center"/>
                   </w:pPr>
                   <w:r>
@@ -6202,6 +6526,7 @@
                 <w:p>
                   <w:pPr>
                     <w:pStyle w:val="Compact"/>
+                    <w:jc w:val="left"/>
                     <w:jc w:val="center"/>
                   </w:pPr>
                   <w:r>
@@ -6220,6 +6545,7 @@
                 <w:p>
                   <w:pPr>
                     <w:pStyle w:val="Compact"/>
+                    <w:jc w:val="left"/>
                     <w:jc w:val="center"/>
                   </w:pPr>
                   <w:r>
@@ -6232,6 +6558,7 @@
                 <w:p>
                   <w:pPr>
                     <w:pStyle w:val="Compact"/>
+                    <w:jc w:val="left"/>
                     <w:jc w:val="center"/>
                   </w:pPr>
                   <w:r>
@@ -6244,6 +6571,7 @@
                 <w:p>
                   <w:pPr>
                     <w:pStyle w:val="Compact"/>
+                    <w:jc w:val="left"/>
                     <w:jc w:val="center"/>
                   </w:pPr>
                   <w:r>
@@ -6256,6 +6584,7 @@
                 <w:p>
                   <w:pPr>
                     <w:pStyle w:val="Compact"/>
+                    <w:jc w:val="left"/>
                     <w:jc w:val="center"/>
                   </w:pPr>
                   <w:r>
@@ -6268,6 +6597,7 @@
                 <w:p>
                   <w:pPr>
                     <w:pStyle w:val="Compact"/>
+                    <w:jc w:val="left"/>
                     <w:jc w:val="center"/>
                   </w:pPr>
                   <w:r>
@@ -6282,6 +6612,7 @@
                 <w:p>
                   <w:pPr>
                     <w:pStyle w:val="Compact"/>
+                    <w:jc w:val="left"/>
                     <w:jc w:val="center"/>
                   </w:pPr>
                   <w:r>
@@ -6300,6 +6631,7 @@
                 <w:p>
                   <w:pPr>
                     <w:pStyle w:val="Compact"/>
+                    <w:jc w:val="left"/>
                     <w:jc w:val="center"/>
                   </w:pPr>
                   <w:r>
@@ -6312,6 +6644,7 @@
                 <w:p>
                   <w:pPr>
                     <w:pStyle w:val="Compact"/>
+                    <w:jc w:val="left"/>
                     <w:jc w:val="center"/>
                   </w:pPr>
                   <w:r>
@@ -6324,6 +6657,7 @@
                 <w:p>
                   <w:pPr>
                     <w:pStyle w:val="Compact"/>
+                    <w:jc w:val="left"/>
                     <w:jc w:val="center"/>
                   </w:pPr>
                   <w:r>
@@ -6336,6 +6670,7 @@
                 <w:p>
                   <w:pPr>
                     <w:pStyle w:val="Compact"/>
+                    <w:jc w:val="left"/>
                     <w:jc w:val="center"/>
                   </w:pPr>
                   <w:r>
@@ -6348,6 +6683,7 @@
                 <w:p>
                   <w:pPr>
                     <w:pStyle w:val="Compact"/>
+                    <w:jc w:val="left"/>
                     <w:jc w:val="center"/>
                   </w:pPr>
                   <w:r>
@@ -6362,6 +6698,7 @@
                 <w:p>
                   <w:pPr>
                     <w:pStyle w:val="Compact"/>
+                    <w:jc w:val="left"/>
                     <w:jc w:val="center"/>
                   </w:pPr>
                   <w:r>
@@ -6380,6 +6717,7 @@
                 <w:p>
                   <w:pPr>
                     <w:pStyle w:val="Compact"/>
+                    <w:jc w:val="left"/>
                     <w:jc w:val="center"/>
                   </w:pPr>
                   <w:r>
@@ -6392,6 +6730,7 @@
                 <w:p>
                   <w:pPr>
                     <w:pStyle w:val="Compact"/>
+                    <w:jc w:val="left"/>
                     <w:jc w:val="center"/>
                   </w:pPr>
                   <w:r>
@@ -6404,6 +6743,7 @@
                 <w:p>
                   <w:pPr>
                     <w:pStyle w:val="Compact"/>
+                    <w:jc w:val="left"/>
                     <w:jc w:val="center"/>
                   </w:pPr>
                   <w:r>
@@ -6416,6 +6756,7 @@
                 <w:p>
                   <w:pPr>
                     <w:pStyle w:val="Compact"/>
+                    <w:jc w:val="left"/>
                     <w:jc w:val="center"/>
                   </w:pPr>
                   <w:r>
@@ -6428,6 +6769,7 @@
                 <w:p>
                   <w:pPr>
                     <w:pStyle w:val="Compact"/>
+                    <w:jc w:val="left"/>
                     <w:jc w:val="center"/>
                   </w:pPr>
                   <w:r>
@@ -6442,7 +6784,7 @@
               <w:jc w:val="center"/>
             </w:pPr>
             <w:pPr>
-              <w:jc w:val="left"/>
+              <w:jc w:val="start"/>
               <w:spacing w:before="200"/>
               <w:pStyle w:val="ImageCaption"/>
             </w:pPr>
@@ -6474,7 +6816,7 @@
               <w:t xml:space="preserve">Summary of methods for existing E:I-Hurst studies</w:t>
             </w:r>
           </w:p>
-          <w:bookmarkEnd w:id="67"/>
+          <w:bookmarkEnd w:id="78"/>
         </w:tc>
       </w:tr>
     </w:tbl>
@@ -6520,7 +6862,7 @@
         <w:t xml:space="preserve">As both H and E:I have been known to change with age, we did not seek to limit our sample to any specific age range. Furthermore, other physiological details — such as caffeine, nicotine, phase of the menstrual cycle, gender, and medication use — were not collected, as the core E:I-Hurst theory posits a global relationship that should hold irrespective of specific brain states or transient physiological factors. Additionally, our within-subjects design strengthens this approach: our core analyses assessing changes between resting state and movie-watching were paired, with each participant serving as their own control. This reduces the influence of inter-individual variability, including age-related and other brain-state effects.</w:t>
       </w:r>
     </w:p>
-    <w:bookmarkStart w:id="68" w:name="limitations-and-strengths"/>
+    <w:bookmarkStart w:id="79" w:name="limitations-and-strengths"/>
     <w:p>
       <w:pPr>
         <w:pStyle w:val="Heading2"/>
@@ -6564,7 +6906,13 @@
         <w:t xml:space="preserve"> </w:t>
       </w:r>
       <w:r>
-        <w:t xml:space="preserve">‘cloning’</w:t>
+        <w:t xml:space="preserve">‘</w:t>
+      </w:r>
+      <w:r>
+        <w:t xml:space="preserve">cloning</w:t>
+      </w:r>
+      <w:r>
+        <w:t xml:space="preserve">’</w:t>
       </w:r>
       <w:r>
         <w:t xml:space="preserve"> </w:t>
@@ -6652,8 +7000,8 @@
         <w:t xml:space="preserve">.</w:t>
       </w:r>
     </w:p>
-    <w:bookmarkEnd w:id="68"/>
-    <w:bookmarkStart w:id="69" w:name="lessons-for-future-researchers"/>
+    <w:bookmarkEnd w:id="79"/>
+    <w:bookmarkStart w:id="80" w:name="lessons-for-future-researchers"/>
     <w:p>
       <w:pPr>
         <w:pStyle w:val="Heading2"/>
@@ -6822,9 +7170,9 @@
         <w:t xml:space="preserve">Together, these considerations may help in overcoming the limitations observed in the present study and contribute to a clearer understanding of the potential relationship between E:I and H.</w:t>
       </w:r>
     </w:p>
-    <w:bookmarkEnd w:id="69"/>
-    <w:bookmarkEnd w:id="70"/>
-    <w:bookmarkStart w:id="71" w:name="conclusion"/>
+    <w:bookmarkEnd w:id="80"/>
+    <w:bookmarkEnd w:id="81"/>
+    <w:bookmarkStart w:id="82" w:name="conclusion"/>
     <w:p>
       <w:pPr>
         <w:pStyle w:val="Heading1"/>
@@ -6866,8 +7214,8 @@
         <w:t xml:space="preserve">human study to test for this relationship. It is our hope that as the literature grows, more authors will examine this relationship with respect to other brain regions and using other methods, and will use the lessons learned in this study to inform their own. Hopefully then it will be possible to corroborate findings to probe the complex relationships that may exist with regards to H and E:I in the human brain.</w:t>
       </w:r>
     </w:p>
-    <w:bookmarkEnd w:id="71"/>
-    <w:bookmarkStart w:id="73" w:name="data-availability-statement"/>
+    <w:bookmarkEnd w:id="82"/>
+    <w:bookmarkStart w:id="84" w:name="data-availability-statement"/>
     <w:p>
       <w:pPr>
         <w:pStyle w:val="Heading1"/>
@@ -6886,7 +7234,7 @@
       <w:r>
         <w:t xml:space="preserve"> </w:t>
       </w:r>
-      <w:hyperlink r:id="rId22">
+      <w:hyperlink r:id="rId33">
         <w:r>
           <w:rPr>
             <w:rStyle w:val="InternetLink"/>
@@ -6901,7 +7249,13 @@
         <w:t xml:space="preserve"> </w:t>
       </w:r>
       <w:r>
-        <w:t xml:space="preserve">‘reproducible manner’</w:t>
+        <w:t xml:space="preserve">‘</w:t>
+      </w:r>
+      <w:r>
+        <w:t xml:space="preserve">reproducible manner</w:t>
+      </w:r>
+      <w:r>
+        <w:t xml:space="preserve">’</w:t>
       </w:r>
       <w:r>
         <w:t xml:space="preserve">: the entire manuscript, including statistics reported, figures, and tables, can be reproduced here:</w:t>
@@ -6909,7 +7263,7 @@
       <w:r>
         <w:t xml:space="preserve"> </w:t>
       </w:r>
-      <w:hyperlink r:id="rId72">
+      <w:hyperlink r:id="rId83">
         <w:r>
           <w:rPr>
             <w:rStyle w:val="InternetLink"/>
@@ -6918,8 +7272,8 @@
         </w:r>
       </w:hyperlink>
     </w:p>
-    <w:bookmarkEnd w:id="73"/>
-    <w:bookmarkStart w:id="74" w:name="competing-interests"/>
+    <w:bookmarkEnd w:id="84"/>
+    <w:bookmarkStart w:id="85" w:name="competing-interests"/>
     <w:p>
       <w:pPr>
         <w:pStyle w:val="Heading1"/>
@@ -6936,8 +7290,8 @@
         <w:t xml:space="preserve">The authors declare they have no known competing interests.</w:t>
       </w:r>
     </w:p>
-    <w:bookmarkEnd w:id="74"/>
-    <w:bookmarkStart w:id="75" w:name="author-contributions"/>
+    <w:bookmarkEnd w:id="85"/>
+    <w:bookmarkStart w:id="86" w:name="author-contributions"/>
     <w:p>
       <w:pPr>
         <w:pStyle w:val="Heading1"/>
@@ -6966,8 +7320,8 @@
         <w:t xml:space="preserve">AMW was responsible for conceptualization, data curation, formal analysis, funding acquisition, investigation, methodology, project administration, resources, supervision, validation, visualization, and writing - review &amp; editing.</w:t>
       </w:r>
     </w:p>
-    <w:bookmarkEnd w:id="75"/>
-    <w:bookmarkStart w:id="76" w:name="acknowledgements"/>
+    <w:bookmarkEnd w:id="86"/>
+    <w:bookmarkStart w:id="87" w:name="acknowledgements"/>
     <w:p>
       <w:pPr>
         <w:pStyle w:val="Heading1"/>
@@ -6984,8 +7338,8 @@
         <w:t xml:space="preserve">The work presented in this paper was supported in part from funding from the British Columbia Children’s Hospital Foundation, and an NSERC Discovery Grant.</w:t>
       </w:r>
     </w:p>
-    <w:bookmarkEnd w:id="76"/>
-    <w:bookmarkStart w:id="365" w:name="references"/>
+    <w:bookmarkEnd w:id="87"/>
+    <w:bookmarkStart w:id="376" w:name="references"/>
     <w:p>
       <w:pPr>
         <w:pStyle w:val="Heading1"/>
@@ -6994,8 +7348,8 @@
         <w:t xml:space="preserve">References</w:t>
       </w:r>
     </w:p>
-    <w:bookmarkStart w:id="364" w:name="refs"/>
-    <w:bookmarkStart w:id="78" w:name="ref-decoRestingBrainsNever2013"/>
+    <w:bookmarkStart w:id="375" w:name="refs"/>
+    <w:bookmarkStart w:id="89" w:name="ref-decoRestingBrainsNever2013"/>
     <w:p>
       <w:pPr>
         <w:pStyle w:val="Bibliography"/>
@@ -7015,7 +7369,7 @@
       <w:r>
         <w:t xml:space="preserve"> </w:t>
       </w:r>
-      <w:hyperlink r:id="rId77">
+      <w:hyperlink r:id="rId88">
         <w:r>
           <w:rPr>
             <w:rStyle w:val="InternetLink"/>
@@ -7050,8 +7404,8 @@
         <w:t xml:space="preserve">, 268–274 (2013).</w:t>
       </w:r>
     </w:p>
-    <w:bookmarkEnd w:id="78"/>
-    <w:bookmarkStart w:id="79" w:name="ref-beggsBeingCriticalCriticality2012"/>
+    <w:bookmarkEnd w:id="89"/>
+    <w:bookmarkStart w:id="90" w:name="ref-beggsBeingCriticalCriticality2012"/>
     <w:p>
       <w:pPr>
         <w:pStyle w:val="Bibliography"/>
@@ -7125,8 +7479,8 @@
         <w:t xml:space="preserve">, (2012).</w:t>
       </w:r>
     </w:p>
-    <w:bookmarkEnd w:id="79"/>
-    <w:bookmarkStart w:id="80" w:name="ref-barangerChaosComplexityEntropy2000"/>
+    <w:bookmarkEnd w:id="90"/>
+    <w:bookmarkStart w:id="91" w:name="ref-barangerChaosComplexityEntropy2000"/>
     <w:p>
       <w:pPr>
         <w:pStyle w:val="Bibliography"/>
@@ -7190,8 +7544,8 @@
         <w:t xml:space="preserve">(2000).</w:t>
       </w:r>
     </w:p>
-    <w:bookmarkEnd w:id="80"/>
-    <w:bookmarkStart w:id="82" w:name="X3987a7f9f2843d143a6b08774176d9ab9bc4f8d"/>
+    <w:bookmarkEnd w:id="91"/>
+    <w:bookmarkStart w:id="93" w:name="X3987a7f9f2843d143a6b08774176d9ab9bc4f8d"/>
     <w:p>
       <w:pPr>
         <w:pStyle w:val="Bibliography"/>
@@ -7211,7 +7565,7 @@
       <w:r>
         <w:t xml:space="preserve"> </w:t>
       </w:r>
-      <w:hyperlink r:id="rId81">
+      <w:hyperlink r:id="rId92">
         <w:r>
           <w:rPr>
             <w:rStyle w:val="InternetLink"/>
@@ -7246,8 +7600,8 @@
         <w:t xml:space="preserve">, 200–209 (2011).</w:t>
       </w:r>
     </w:p>
-    <w:bookmarkEnd w:id="82"/>
-    <w:bookmarkStart w:id="83" w:name="ref-zimmernWhyBrainCriticality2020"/>
+    <w:bookmarkEnd w:id="93"/>
+    <w:bookmarkStart w:id="94" w:name="ref-zimmernWhyBrainCriticality2020"/>
     <w:p>
       <w:pPr>
         <w:pStyle w:val="Bibliography"/>
@@ -7306,8 +7660,8 @@
         <w:t xml:space="preserve">, (2020).</w:t>
       </w:r>
     </w:p>
-    <w:bookmarkEnd w:id="83"/>
-    <w:bookmarkStart w:id="85" w:name="ref-liangExcitationInhibitionBalance2024"/>
+    <w:bookmarkEnd w:id="94"/>
+    <w:bookmarkStart w:id="96" w:name="ref-liangExcitationInhibitionBalance2024"/>
     <w:p>
       <w:pPr>
         <w:pStyle w:val="Bibliography"/>
@@ -7376,7 +7730,7 @@
       <w:r>
         <w:t xml:space="preserve">10738584231221766 (2024) doi:</w:t>
       </w:r>
-      <w:hyperlink r:id="rId84">
+      <w:hyperlink r:id="rId95">
         <w:r>
           <w:rPr>
             <w:rStyle w:val="InternetLink"/>
@@ -7388,8 +7742,8 @@
         <w:t xml:space="preserve">.</w:t>
       </w:r>
     </w:p>
-    <w:bookmarkEnd w:id="85"/>
-    <w:bookmarkStart w:id="87" w:name="X20d0cf3ec565b8629ae2c9ca09a74c20c06019f"/>
+    <w:bookmarkEnd w:id="96"/>
+    <w:bookmarkStart w:id="98" w:name="X20d0cf3ec565b8629ae2c9ca09a74c20c06019f"/>
     <w:p>
       <w:pPr>
         <w:pStyle w:val="Bibliography"/>
@@ -7409,7 +7763,7 @@
       <w:r>
         <w:t xml:space="preserve"> </w:t>
       </w:r>
-      <w:hyperlink r:id="rId86">
+      <w:hyperlink r:id="rId97">
         <w:r>
           <w:rPr>
             <w:rStyle w:val="InternetLink"/>
@@ -7558,8 +7912,8 @@
         <w:t xml:space="preserve">, 9817–9823 (2012).</w:t>
       </w:r>
     </w:p>
-    <w:bookmarkEnd w:id="87"/>
-    <w:bookmarkStart w:id="89" w:name="X1a6612f76f2ca94881a0ccd6377536a8d03c326"/>
+    <w:bookmarkEnd w:id="98"/>
+    <w:bookmarkStart w:id="100" w:name="X1a6612f76f2ca94881a0ccd6377536a8d03c326"/>
     <w:p>
       <w:pPr>
         <w:pStyle w:val="Bibliography"/>
@@ -7579,7 +7933,7 @@
       <w:r>
         <w:t xml:space="preserve"> </w:t>
       </w:r>
-      <w:hyperlink r:id="rId88">
+      <w:hyperlink r:id="rId99">
         <w:r>
           <w:rPr>
             <w:rStyle w:val="InternetLink"/>
@@ -7614,8 +7968,8 @@
         <w:t xml:space="preserve">, 047402 (2017).</w:t>
       </w:r>
     </w:p>
-    <w:bookmarkEnd w:id="89"/>
-    <w:bookmarkStart w:id="91" w:name="Xfe4345fc4d266d969d4559abe9321e337b060ba"/>
+    <w:bookmarkEnd w:id="100"/>
+    <w:bookmarkStart w:id="102" w:name="Xfe4345fc4d266d969d4559abe9321e337b060ba"/>
     <w:p>
       <w:pPr>
         <w:pStyle w:val="Bibliography"/>
@@ -7635,7 +7989,7 @@
       <w:r>
         <w:t xml:space="preserve"> </w:t>
       </w:r>
-      <w:hyperlink r:id="rId90">
+      <w:hyperlink r:id="rId101">
         <w:r>
           <w:rPr>
             <w:rStyle w:val="InternetLink"/>
@@ -7670,8 +8024,8 @@
         <w:t xml:space="preserve">, 010301 (2019).</w:t>
       </w:r>
     </w:p>
-    <w:bookmarkEnd w:id="91"/>
-    <w:bookmarkStart w:id="93" w:name="Xf305db5cda522b9934f5eb114c054d6126dc6eb"/>
+    <w:bookmarkEnd w:id="102"/>
+    <w:bookmarkStart w:id="104" w:name="Xf305db5cda522b9934f5eb114c054d6126dc6eb"/>
     <w:p>
       <w:pPr>
         <w:pStyle w:val="Bibliography"/>
@@ -7701,7 +8055,7 @@
       <w:r>
         <w:t xml:space="preserve"> </w:t>
       </w:r>
-      <w:hyperlink r:id="rId92">
+      <w:hyperlink r:id="rId103">
         <w:r>
           <w:rPr>
             <w:rStyle w:val="InternetLink"/>
@@ -7736,8 +8090,8 @@
         <w:t xml:space="preserve">, 9195 (2020).</w:t>
       </w:r>
     </w:p>
-    <w:bookmarkEnd w:id="93"/>
-    <w:bookmarkStart w:id="95" w:name="X52bda2e8a9a36f94350bb079f5ec785b025e36f"/>
+    <w:bookmarkEnd w:id="104"/>
+    <w:bookmarkStart w:id="106" w:name="X52bda2e8a9a36f94350bb079f5ec785b025e36f"/>
     <w:p>
       <w:pPr>
         <w:pStyle w:val="Bibliography"/>
@@ -7767,7 +8121,7 @@
       <w:r>
         <w:t xml:space="preserve"> </w:t>
       </w:r>
-      <w:hyperlink r:id="rId94">
+      <w:hyperlink r:id="rId105">
         <w:r>
           <w:rPr>
             <w:rStyle w:val="InternetLink"/>
@@ -7802,8 +8156,8 @@
         <w:t xml:space="preserve">, e55684 (2020).</w:t>
       </w:r>
     </w:p>
-    <w:bookmarkEnd w:id="95"/>
-    <w:bookmarkStart w:id="97" w:name="ref-gaoInferringSynapticExcitation2017"/>
+    <w:bookmarkEnd w:id="106"/>
+    <w:bookmarkStart w:id="108" w:name="ref-gaoInferringSynapticExcitation2017"/>
     <w:p>
       <w:pPr>
         <w:pStyle w:val="Bibliography"/>
@@ -7823,7 +8177,7 @@
       <w:r>
         <w:t xml:space="preserve"> </w:t>
       </w:r>
-      <w:hyperlink r:id="rId96">
+      <w:hyperlink r:id="rId107">
         <w:r>
           <w:rPr>
             <w:rStyle w:val="InternetLink"/>
@@ -7858,8 +8212,8 @@
         <w:t xml:space="preserve">, 70–78 (2017).</w:t>
       </w:r>
     </w:p>
-    <w:bookmarkEnd w:id="97"/>
-    <w:bookmarkStart w:id="99" w:name="X51bbaa2f1fed9c60f7fd655b658ca20fb202978"/>
+    <w:bookmarkEnd w:id="108"/>
+    <w:bookmarkStart w:id="110" w:name="X51bbaa2f1fed9c60f7fd655b658ca20fb202978"/>
     <w:p>
       <w:pPr>
         <w:pStyle w:val="Bibliography"/>
@@ -7889,7 +8243,7 @@
       <w:r>
         <w:t xml:space="preserve"> </w:t>
       </w:r>
-      <w:hyperlink r:id="rId98">
+      <w:hyperlink r:id="rId109">
         <w:r>
           <w:rPr>
             <w:rStyle w:val="InternetLink"/>
@@ -7924,8 +8278,8 @@
         <w:t xml:space="preserve">, 1148–1185 (2022).</w:t>
       </w:r>
     </w:p>
-    <w:bookmarkEnd w:id="99"/>
-    <w:bookmarkStart w:id="101" w:name="X7d0c1d47a19671baff30468b0796686f81ccb59"/>
+    <w:bookmarkEnd w:id="110"/>
+    <w:bookmarkStart w:id="112" w:name="X7d0c1d47a19671baff30468b0796686f81ccb59"/>
     <w:p>
       <w:pPr>
         <w:pStyle w:val="Bibliography"/>
@@ -7945,7 +8299,7 @@
       <w:r>
         <w:t xml:space="preserve"> </w:t>
       </w:r>
-      <w:hyperlink r:id="rId100">
+      <w:hyperlink r:id="rId111">
         <w:r>
           <w:rPr>
             <w:rStyle w:val="InternetLink"/>
@@ -8064,8 +8418,8 @@
         <w:t xml:space="preserve">, e1002038 (2011).</w:t>
       </w:r>
     </w:p>
-    <w:bookmarkEnd w:id="101"/>
-    <w:bookmarkStart w:id="103" w:name="ref-langtonComputationEdgeChaos1990"/>
+    <w:bookmarkEnd w:id="112"/>
+    <w:bookmarkStart w:id="114" w:name="ref-langtonComputationEdgeChaos1990"/>
     <w:p>
       <w:pPr>
         <w:pStyle w:val="Bibliography"/>
@@ -8085,7 +8439,7 @@
       <w:r>
         <w:t xml:space="preserve"> </w:t>
       </w:r>
-      <w:hyperlink r:id="rId102">
+      <w:hyperlink r:id="rId113">
         <w:r>
           <w:rPr>
             <w:rStyle w:val="InternetLink"/>
@@ -8144,8 +8498,8 @@
         <w:t xml:space="preserve">, 12–37 (1990).</w:t>
       </w:r>
     </w:p>
-    <w:bookmarkEnd w:id="103"/>
-    <w:bookmarkStart w:id="105" w:name="ref-bakHowNatureWorks1996"/>
+    <w:bookmarkEnd w:id="114"/>
+    <w:bookmarkStart w:id="116" w:name="ref-bakHowNatureWorks1996"/>
     <w:p>
       <w:pPr>
         <w:pStyle w:val="Bibliography"/>
@@ -8189,7 +8543,7 @@
       <w:r>
         <w:t xml:space="preserve">. (Springer, New York, NY, 1996). doi:</w:t>
       </w:r>
-      <w:hyperlink r:id="rId104">
+      <w:hyperlink r:id="rId115">
         <w:r>
           <w:rPr>
             <w:rStyle w:val="InternetLink"/>
@@ -8201,8 +8555,8 @@
         <w:t xml:space="preserve">.</w:t>
       </w:r>
     </w:p>
-    <w:bookmarkEnd w:id="105"/>
-    <w:bookmarkStart w:id="107" w:name="ref-rubensteinModelAutismIncreased2003"/>
+    <w:bookmarkEnd w:id="116"/>
+    <w:bookmarkStart w:id="118" w:name="ref-rubensteinModelAutismIncreased2003"/>
     <w:p>
       <w:pPr>
         <w:pStyle w:val="Bibliography"/>
@@ -8222,7 +8576,7 @@
       <w:r>
         <w:t xml:space="preserve"> </w:t>
       </w:r>
-      <w:hyperlink r:id="rId106">
+      <w:hyperlink r:id="rId117">
         <w:r>
           <w:rPr>
             <w:rStyle w:val="InternetLink"/>
@@ -8257,8 +8611,8 @@
         <w:t xml:space="preserve">, 255–267 (2003).</w:t>
       </w:r>
     </w:p>
-    <w:bookmarkEnd w:id="107"/>
-    <w:bookmarkStart w:id="109" w:name="X8844ad3d8d9e8a223627135108c22cce11cb1c9"/>
+    <w:bookmarkEnd w:id="118"/>
+    <w:bookmarkStart w:id="120" w:name="X8844ad3d8d9e8a223627135108c22cce11cb1c9"/>
     <w:p>
       <w:pPr>
         <w:pStyle w:val="Bibliography"/>
@@ -8288,7 +8642,7 @@
       <w:r>
         <w:t xml:space="preserve"> </w:t>
       </w:r>
-      <w:hyperlink r:id="rId108">
+      <w:hyperlink r:id="rId119">
         <w:r>
           <w:rPr>
             <w:rStyle w:val="InternetLink"/>
@@ -8341,8 +8695,8 @@
         <w:t xml:space="preserve">, 2603 (2021).</w:t>
       </w:r>
     </w:p>
-    <w:bookmarkEnd w:id="109"/>
-    <w:bookmarkStart w:id="111" w:name="X64994448b976e637152e47fbc640fd4797f44ad"/>
+    <w:bookmarkEnd w:id="120"/>
+    <w:bookmarkStart w:id="122" w:name="X64994448b976e637152e47fbc640fd4797f44ad"/>
     <w:p>
       <w:pPr>
         <w:pStyle w:val="Bibliography"/>
@@ -8362,7 +8716,7 @@
       <w:r>
         <w:t xml:space="preserve"> </w:t>
       </w:r>
-      <w:hyperlink r:id="rId110">
+      <w:hyperlink r:id="rId121">
         <w:r>
           <w:rPr>
             <w:rStyle w:val="InternetLink"/>
@@ -8397,8 +8751,8 @@
         <w:t xml:space="preserve">, 1248–1257 (2019).</w:t>
       </w:r>
     </w:p>
-    <w:bookmarkEnd w:id="111"/>
-    <w:bookmarkStart w:id="113" w:name="X15522e51d4999d4481434cec6c8927ac1afe02d"/>
+    <w:bookmarkEnd w:id="122"/>
+    <w:bookmarkStart w:id="124" w:name="X15522e51d4999d4481434cec6c8927ac1afe02d"/>
     <w:p>
       <w:pPr>
         <w:pStyle w:val="Bibliography"/>
@@ -8418,7 +8772,7 @@
       <w:r>
         <w:t xml:space="preserve"> </w:t>
       </w:r>
-      <w:hyperlink r:id="rId112">
+      <w:hyperlink r:id="rId123">
         <w:r>
           <w:rPr>
             <w:rStyle w:val="InternetLink"/>
@@ -8491,8 +8845,8 @@
         <w:t xml:space="preserve">, 031001 (2018).</w:t>
       </w:r>
     </w:p>
-    <w:bookmarkEnd w:id="113"/>
-    <w:bookmarkStart w:id="115" w:name="X3100962fe0ebda0a64b076c39ca996352c3077e"/>
+    <w:bookmarkEnd w:id="124"/>
+    <w:bookmarkStart w:id="126" w:name="X3100962fe0ebda0a64b076c39ca996352c3077e"/>
     <w:p>
       <w:pPr>
         <w:pStyle w:val="Bibliography"/>
@@ -8522,7 +8876,7 @@
       <w:r>
         <w:t xml:space="preserve"> </w:t>
       </w:r>
-      <w:hyperlink r:id="rId114">
+      <w:hyperlink r:id="rId125">
         <w:r>
           <w:rPr>
             <w:rStyle w:val="InternetLink"/>
@@ -8557,8 +8911,8 @@
         <w:t xml:space="preserve">, 133–144 (1995).</w:t>
       </w:r>
     </w:p>
-    <w:bookmarkEnd w:id="115"/>
-    <w:bookmarkStart w:id="117" w:name="X3f056608b292383f7f819c315b768813843e4ba"/>
+    <w:bookmarkEnd w:id="126"/>
+    <w:bookmarkStart w:id="128" w:name="X3f056608b292383f7f819c315b768813843e4ba"/>
     <w:p>
       <w:pPr>
         <w:pStyle w:val="Bibliography"/>
@@ -8578,7 +8932,7 @@
       <w:r>
         <w:t xml:space="preserve"> </w:t>
       </w:r>
-      <w:hyperlink r:id="rId116">
+      <w:hyperlink r:id="rId127">
         <w:r>
           <w:rPr>
             <w:rStyle w:val="InternetLink"/>
@@ -8625,8 +8979,8 @@
         <w:t xml:space="preserve">, 5666–5677 (1997).</w:t>
       </w:r>
     </w:p>
-    <w:bookmarkEnd w:id="117"/>
-    <w:bookmarkStart w:id="119" w:name="X2d1e1346fb5eebb46556911e8a6473781bd7363"/>
+    <w:bookmarkEnd w:id="128"/>
+    <w:bookmarkStart w:id="130" w:name="X2d1e1346fb5eebb46556911e8a6473781bd7363"/>
     <w:p>
       <w:pPr>
         <w:pStyle w:val="Bibliography"/>
@@ -8656,7 +9010,7 @@
       <w:r>
         <w:t xml:space="preserve"> </w:t>
       </w:r>
-      <w:hyperlink r:id="rId118">
+      <w:hyperlink r:id="rId129">
         <w:r>
           <w:rPr>
             <w:rStyle w:val="InternetLink"/>
@@ -8751,8 +9105,8 @@
         <w:t xml:space="preserve">, e439 (2007).</w:t>
       </w:r>
     </w:p>
-    <w:bookmarkEnd w:id="119"/>
-    <w:bookmarkStart w:id="121" w:name="ref-bedardMacroscopicModelsLocal2009"/>
+    <w:bookmarkEnd w:id="130"/>
+    <w:bookmarkStart w:id="132" w:name="ref-bedardMacroscopicModelsLocal2009"/>
     <w:p>
       <w:pPr>
         <w:pStyle w:val="Bibliography"/>
@@ -8772,7 +9126,7 @@
       <w:r>
         <w:t xml:space="preserve"> </w:t>
       </w:r>
-      <w:hyperlink r:id="rId120">
+      <w:hyperlink r:id="rId131">
         <w:r>
           <w:rPr>
             <w:rStyle w:val="InternetLink"/>
@@ -8915,8 +9269,8 @@
         <w:t xml:space="preserve">, 2589–2603 (2009).</w:t>
       </w:r>
     </w:p>
-    <w:bookmarkEnd w:id="121"/>
-    <w:bookmarkStart w:id="123" w:name="X320e96e3d65881e8fa79bfcbbde85012f4f91da"/>
+    <w:bookmarkEnd w:id="132"/>
+    <w:bookmarkStart w:id="134" w:name="X320e96e3d65881e8fa79bfcbbde85012f4f91da"/>
     <w:p>
       <w:pPr>
         <w:pStyle w:val="Bibliography"/>
@@ -8946,7 +9300,7 @@
       <w:r>
         <w:t xml:space="preserve"> </w:t>
       </w:r>
-      <w:hyperlink r:id="rId122">
+      <w:hyperlink r:id="rId133">
         <w:r>
           <w:rPr>
             <w:rStyle w:val="InternetLink"/>
@@ -8981,8 +9335,8 @@
         <w:t xml:space="preserve">, 337–345 (1994).</w:t>
       </w:r>
     </w:p>
-    <w:bookmarkEnd w:id="123"/>
-    <w:bookmarkStart w:id="125" w:name="ref-zarahnEmpiricalAnalysesBOLD1997"/>
+    <w:bookmarkEnd w:id="134"/>
+    <w:bookmarkStart w:id="136" w:name="ref-zarahnEmpiricalAnalysesBOLD1997"/>
     <w:p>
       <w:pPr>
         <w:pStyle w:val="Bibliography"/>
@@ -9002,7 +9356,7 @@
       <w:r>
         <w:t xml:space="preserve"> </w:t>
       </w:r>
-      <w:hyperlink r:id="rId124">
+      <w:hyperlink r:id="rId135">
         <w:r>
           <w:rPr>
             <w:rStyle w:val="InternetLink"/>
@@ -9073,8 +9427,8 @@
         <w:t xml:space="preserve">, 179–197 (1997).</w:t>
       </w:r>
     </w:p>
-    <w:bookmarkEnd w:id="125"/>
-    <w:bookmarkStart w:id="127" w:name="Xd7b015f33a1488d89f221ec12f970e1003b9efe"/>
+    <w:bookmarkEnd w:id="136"/>
+    <w:bookmarkStart w:id="138" w:name="Xd7b015f33a1488d89f221ec12f970e1003b9efe"/>
     <w:p>
       <w:pPr>
         <w:pStyle w:val="Bibliography"/>
@@ -9094,7 +9448,7 @@
       <w:r>
         <w:t xml:space="preserve"> </w:t>
       </w:r>
-      <w:hyperlink r:id="rId126">
+      <w:hyperlink r:id="rId137">
         <w:r>
           <w:rPr>
             <w:rStyle w:val="InternetLink"/>
@@ -9201,8 +9555,8 @@
         <w:t xml:space="preserve">, 217–232 (2002).</w:t>
       </w:r>
     </w:p>
-    <w:bookmarkEnd w:id="127"/>
-    <w:bookmarkStart w:id="129" w:name="X790fe44bee6d974469e7b4e816b8211f69a1fdd"/>
+    <w:bookmarkEnd w:id="138"/>
+    <w:bookmarkStart w:id="140" w:name="X790fe44bee6d974469e7b4e816b8211f69a1fdd"/>
     <w:p>
       <w:pPr>
         <w:pStyle w:val="Bibliography"/>
@@ -9222,7 +9576,7 @@
       <w:r>
         <w:t xml:space="preserve"> </w:t>
       </w:r>
-      <w:hyperlink r:id="rId128">
+      <w:hyperlink r:id="rId139">
         <w:r>
           <w:rPr>
             <w:rStyle w:val="InternetLink"/>
@@ -9281,8 +9635,8 @@
         <w:t xml:space="preserve">, 2693–2706 (2022).</w:t>
       </w:r>
     </w:p>
-    <w:bookmarkEnd w:id="129"/>
-    <w:bookmarkStart w:id="131" w:name="X3ea812e4ccad662b9abc313f9dff7ec9c62bbb8"/>
+    <w:bookmarkEnd w:id="140"/>
+    <w:bookmarkStart w:id="142" w:name="X3ea812e4ccad662b9abc313f9dff7ec9c62bbb8"/>
     <w:p>
       <w:pPr>
         <w:pStyle w:val="Bibliography"/>
@@ -9302,7 +9656,7 @@
       <w:r>
         <w:t xml:space="preserve"> </w:t>
       </w:r>
-      <w:hyperlink r:id="rId130">
+      <w:hyperlink r:id="rId141">
         <w:r>
           <w:rPr>
             <w:rStyle w:val="InternetLink"/>
@@ -9337,8 +9691,8 @@
         <w:t xml:space="preserve">, R1–38 (2002).</w:t>
       </w:r>
     </w:p>
-    <w:bookmarkEnd w:id="131"/>
-    <w:bookmarkStart w:id="133" w:name="ref-hurstLongTermStorageCapacity1951"/>
+    <w:bookmarkEnd w:id="142"/>
+    <w:bookmarkStart w:id="144" w:name="ref-hurstLongTermStorageCapacity1951"/>
     <w:p>
       <w:pPr>
         <w:pStyle w:val="Bibliography"/>
@@ -9358,7 +9712,7 @@
       <w:r>
         <w:t xml:space="preserve"> </w:t>
       </w:r>
-      <w:hyperlink r:id="rId132">
+      <w:hyperlink r:id="rId143">
         <w:r>
           <w:rPr>
             <w:rStyle w:val="InternetLink"/>
@@ -9423,8 +9777,8 @@
         <w:t xml:space="preserve">, 770–799 (1951).</w:t>
       </w:r>
     </w:p>
-    <w:bookmarkEnd w:id="133"/>
-    <w:bookmarkStart w:id="134" w:name="ref-dongHurstExponentAnalysis2018"/>
+    <w:bookmarkEnd w:id="144"/>
+    <w:bookmarkStart w:id="145" w:name="ref-dongHurstExponentAnalysis2018"/>
     <w:p>
       <w:pPr>
         <w:pStyle w:val="Bibliography"/>
@@ -9511,8 +9865,8 @@
         <w:t xml:space="preserve">, (2018).</w:t>
       </w:r>
     </w:p>
-    <w:bookmarkEnd w:id="134"/>
-    <w:bookmarkStart w:id="136" w:name="X6ee2ccee5d4e65211fef03ed8b33a5daf3d2e4e"/>
+    <w:bookmarkEnd w:id="145"/>
+    <w:bookmarkStart w:id="147" w:name="X6ee2ccee5d4e65211fef03ed8b33a5daf3d2e4e"/>
     <w:p>
       <w:pPr>
         <w:pStyle w:val="Bibliography"/>
@@ -9532,7 +9886,7 @@
       <w:r>
         <w:t xml:space="preserve"> </w:t>
       </w:r>
-      <w:hyperlink r:id="rId135">
+      <w:hyperlink r:id="rId146">
         <w:r>
           <w:rPr>
             <w:rStyle w:val="InternetLink"/>
@@ -9579,8 +9933,8 @@
         <w:t xml:space="preserve">, 791–801 (2008).</w:t>
       </w:r>
     </w:p>
-    <w:bookmarkEnd w:id="136"/>
-    <w:bookmarkStart w:id="138" w:name="X67f88f309fcd2f4a1598267ccaa3cd1cbb49c50"/>
+    <w:bookmarkEnd w:id="147"/>
+    <w:bookmarkStart w:id="149" w:name="X67f88f309fcd2f4a1598267ccaa3cd1cbb49c50"/>
     <w:p>
       <w:pPr>
         <w:pStyle w:val="Bibliography"/>
@@ -9600,7 +9954,7 @@
       <w:r>
         <w:t xml:space="preserve"> </w:t>
       </w:r>
-      <w:hyperlink r:id="rId137">
+      <w:hyperlink r:id="rId148">
         <w:r>
           <w:rPr>
             <w:rStyle w:val="InternetLink"/>
@@ -9659,8 +10013,8 @@
         <w:t xml:space="preserve">, 248–263 (2014).</w:t>
       </w:r>
     </w:p>
-    <w:bookmarkEnd w:id="138"/>
-    <w:bookmarkStart w:id="140" w:name="ref-heScaleFreePropertiesFunctional2011"/>
+    <w:bookmarkEnd w:id="149"/>
+    <w:bookmarkStart w:id="151" w:name="ref-heScaleFreePropertiesFunctional2011"/>
     <w:p>
       <w:pPr>
         <w:pStyle w:val="Bibliography"/>
@@ -9680,7 +10034,7 @@
       <w:r>
         <w:t xml:space="preserve"> </w:t>
       </w:r>
-      <w:hyperlink r:id="rId139">
+      <w:hyperlink r:id="rId150">
         <w:r>
           <w:rPr>
             <w:rStyle w:val="InternetLink"/>
@@ -9793,8 +10147,8 @@
         <w:t xml:space="preserve">, 13786–13795 (2011).</w:t>
       </w:r>
     </w:p>
-    <w:bookmarkEnd w:id="140"/>
-    <w:bookmarkStart w:id="141" w:name="ref-campbellFractalBasedAnalysisFMRI2022"/>
+    <w:bookmarkEnd w:id="151"/>
+    <w:bookmarkStart w:id="152" w:name="ref-campbellFractalBasedAnalysisFMRI2022"/>
     <w:p>
       <w:pPr>
         <w:pStyle w:val="Bibliography"/>
@@ -9853,8 +10207,8 @@
         <w:t xml:space="preserve">, (2022).</w:t>
       </w:r>
     </w:p>
-    <w:bookmarkEnd w:id="141"/>
-    <w:bookmarkStart w:id="143" w:name="Xafc73dd94de471dc6ce7bfbb5fb85cdff354abb"/>
+    <w:bookmarkEnd w:id="152"/>
+    <w:bookmarkStart w:id="154" w:name="Xafc73dd94de471dc6ce7bfbb5fb85cdff354abb"/>
     <w:p>
       <w:pPr>
         <w:pStyle w:val="Bibliography"/>
@@ -9884,7 +10238,7 @@
       <w:r>
         <w:t xml:space="preserve"> </w:t>
       </w:r>
-      <w:hyperlink r:id="rId142">
+      <w:hyperlink r:id="rId153">
         <w:r>
           <w:rPr>
             <w:rStyle w:val="InternetLink"/>
@@ -9943,8 +10297,8 @@
         <w:t xml:space="preserve">, 30895 (2016).</w:t>
       </w:r>
     </w:p>
-    <w:bookmarkEnd w:id="143"/>
-    <w:bookmarkStart w:id="145" w:name="ref-winkAgeCholinergicEffects2006"/>
+    <w:bookmarkEnd w:id="154"/>
+    <w:bookmarkStart w:id="156" w:name="ref-winkAgeCholinergicEffects2006"/>
     <w:p>
       <w:pPr>
         <w:pStyle w:val="Bibliography"/>
@@ -9964,7 +10318,7 @@
       <w:r>
         <w:t xml:space="preserve"> </w:t>
       </w:r>
-      <w:hyperlink r:id="rId144">
+      <w:hyperlink r:id="rId155">
         <w:r>
           <w:rPr>
             <w:rStyle w:val="InternetLink"/>
@@ -9999,8 +10353,8 @@
         <w:t xml:space="preserve">, 1395–1404 (2006).</w:t>
       </w:r>
     </w:p>
-    <w:bookmarkEnd w:id="145"/>
-    <w:bookmarkStart w:id="147" w:name="Xb783d2555b92d46afdfcb97c84763e9aa4bd336"/>
+    <w:bookmarkEnd w:id="156"/>
+    <w:bookmarkStart w:id="158" w:name="Xb783d2555b92d46afdfcb97c84763e9aa4bd336"/>
     <w:p>
       <w:pPr>
         <w:pStyle w:val="Bibliography"/>
@@ -10020,7 +10374,7 @@
       <w:r>
         <w:t xml:space="preserve"> </w:t>
       </w:r>
-      <w:hyperlink r:id="rId146">
+      <w:hyperlink r:id="rId157">
         <w:r>
           <w:rPr>
             <w:rStyle w:val="InternetLink"/>
@@ -10079,8 +10433,8 @@
         <w:t xml:space="preserve">, bhae426 (2024).</w:t>
       </w:r>
     </w:p>
-    <w:bookmarkEnd w:id="147"/>
-    <w:bookmarkStart w:id="149" w:name="ref-maximFractionalGaussianNoise2005"/>
+    <w:bookmarkEnd w:id="158"/>
+    <w:bookmarkStart w:id="160" w:name="ref-maximFractionalGaussianNoise2005"/>
     <w:p>
       <w:pPr>
         <w:pStyle w:val="Bibliography"/>
@@ -10110,7 +10464,7 @@
       <w:r>
         <w:t xml:space="preserve"> </w:t>
       </w:r>
-      <w:hyperlink r:id="rId148">
+      <w:hyperlink r:id="rId159">
         <w:r>
           <w:rPr>
             <w:rStyle w:val="InternetLink"/>
@@ -10211,8 +10565,8 @@
         <w:t xml:space="preserve">, 141–158 (2005).</w:t>
       </w:r>
     </w:p>
-    <w:bookmarkEnd w:id="149"/>
-    <w:bookmarkStart w:id="151" w:name="ref-warsiCorrelatingBrainBlood2012"/>
+    <w:bookmarkEnd w:id="160"/>
+    <w:bookmarkStart w:id="162" w:name="ref-warsiCorrelatingBrainBlood2012"/>
     <w:p>
       <w:pPr>
         <w:pStyle w:val="Bibliography"/>
@@ -10232,7 +10586,7 @@
       <w:r>
         <w:t xml:space="preserve"> </w:t>
       </w:r>
-      <w:hyperlink r:id="rId150">
+      <w:hyperlink r:id="rId161">
         <w:r>
           <w:rPr>
             <w:rStyle w:val="InternetLink"/>
@@ -10309,8 +10663,8 @@
         <w:t xml:space="preserve">, 335–344 (2012).</w:t>
       </w:r>
     </w:p>
-    <w:bookmarkEnd w:id="151"/>
-    <w:bookmarkStart w:id="153" w:name="ref-donaTemporalFractalAnalysis2017"/>
+    <w:bookmarkEnd w:id="162"/>
+    <w:bookmarkStart w:id="164" w:name="ref-donaTemporalFractalAnalysis2017"/>
     <w:p>
       <w:pPr>
         <w:pStyle w:val="Bibliography"/>
@@ -10330,7 +10684,7 @@
       <w:r>
         <w:t xml:space="preserve"> </w:t>
       </w:r>
-      <w:hyperlink r:id="rId152">
+      <w:hyperlink r:id="rId163">
         <w:r>
           <w:rPr>
             <w:rStyle w:val="InternetLink"/>
@@ -10383,8 +10737,8 @@
         <w:t xml:space="preserve">, e0190081 (2017).</w:t>
       </w:r>
     </w:p>
-    <w:bookmarkEnd w:id="153"/>
-    <w:bookmarkStart w:id="155" w:name="ref-laiShiftRandomnessBrain2010"/>
+    <w:bookmarkEnd w:id="164"/>
+    <w:bookmarkStart w:id="166" w:name="ref-laiShiftRandomnessBrain2010"/>
     <w:p>
       <w:pPr>
         <w:pStyle w:val="Bibliography"/>
@@ -10414,7 +10768,7 @@
       <w:r>
         <w:t xml:space="preserve"> </w:t>
       </w:r>
-      <w:hyperlink r:id="rId154">
+      <w:hyperlink r:id="rId165">
         <w:r>
           <w:rPr>
             <w:rStyle w:val="InternetLink"/>
@@ -10557,8 +10911,8 @@
         <w:t xml:space="preserve">, 1092–1099 (2010).</w:t>
       </w:r>
     </w:p>
-    <w:bookmarkEnd w:id="155"/>
-    <w:bookmarkStart w:id="157" w:name="ref-linkeAlteredDevelopmentHurst2024"/>
+    <w:bookmarkEnd w:id="166"/>
+    <w:bookmarkStart w:id="168" w:name="ref-linkeAlteredDevelopmentHurst2024"/>
     <w:p>
       <w:pPr>
         <w:pStyle w:val="Bibliography"/>
@@ -10649,7 +11003,7 @@
       <w:r>
         <w:t xml:space="preserve">S2451902224002714 (2024) doi:</w:t>
       </w:r>
-      <w:hyperlink r:id="rId156">
+      <w:hyperlink r:id="rId167">
         <w:r>
           <w:rPr>
             <w:rStyle w:val="InternetLink"/>
@@ -10661,8 +11015,8 @@
         <w:t xml:space="preserve">.</w:t>
       </w:r>
     </w:p>
-    <w:bookmarkEnd w:id="157"/>
-    <w:bookmarkStart w:id="159" w:name="X9db7696ad2e4faacd50572793eadf5dbc11376b"/>
+    <w:bookmarkEnd w:id="168"/>
+    <w:bookmarkStart w:id="170" w:name="X9db7696ad2e4faacd50572793eadf5dbc11376b"/>
     <w:p>
       <w:pPr>
         <w:pStyle w:val="Bibliography"/>
@@ -10755,7 +11109,7 @@
       <w:r>
         <w:t xml:space="preserve">. 2022.05.24.22275531 (2023) doi:</w:t>
       </w:r>
-      <w:hyperlink r:id="rId158">
+      <w:hyperlink r:id="rId169">
         <w:r>
           <w:rPr>
             <w:rStyle w:val="InternetLink"/>
@@ -10767,8 +11121,8 @@
         <w:t xml:space="preserve">.</w:t>
       </w:r>
     </w:p>
-    <w:bookmarkEnd w:id="159"/>
-    <w:bookmarkStart w:id="161" w:name="ref-donaFractalAnalysisBrain2017"/>
+    <w:bookmarkEnd w:id="170"/>
+    <w:bookmarkStart w:id="172" w:name="ref-donaFractalAnalysisBrain2017"/>
     <w:p>
       <w:pPr>
         <w:pStyle w:val="Bibliography"/>
@@ -10788,7 +11142,7 @@
       <w:r>
         <w:t xml:space="preserve"> </w:t>
       </w:r>
-      <w:hyperlink r:id="rId160">
+      <w:hyperlink r:id="rId171">
         <w:r>
           <w:rPr>
             <w:rStyle w:val="InternetLink"/>
@@ -10967,8 +11321,8 @@
         <w:t xml:space="preserve">, e0169647 (2017).</w:t>
       </w:r>
     </w:p>
-    <w:bookmarkEnd w:id="161"/>
-    <w:bookmarkStart w:id="163" w:name="ref-weiIdentifyingMajorDepressive2013"/>
+    <w:bookmarkEnd w:id="172"/>
+    <w:bookmarkStart w:id="174" w:name="ref-weiIdentifyingMajorDepressive2013"/>
     <w:p>
       <w:pPr>
         <w:pStyle w:val="Bibliography"/>
@@ -10998,7 +11352,7 @@
       <w:r>
         <w:t xml:space="preserve"> </w:t>
       </w:r>
-      <w:hyperlink r:id="rId162">
+      <w:hyperlink r:id="rId173">
         <w:r>
           <w:rPr>
             <w:rStyle w:val="InternetLink"/>
@@ -11057,8 +11411,8 @@
         <w:t xml:space="preserve">, 306–312 (2013).</w:t>
       </w:r>
     </w:p>
-    <w:bookmarkEnd w:id="163"/>
-    <w:bookmarkStart w:id="165" w:name="ref-jingIdentifyingCurrentRemitted2017"/>
+    <w:bookmarkEnd w:id="174"/>
+    <w:bookmarkStart w:id="176" w:name="ref-jingIdentifyingCurrentRemitted2017"/>
     <w:p>
       <w:pPr>
         <w:pStyle w:val="Bibliography"/>
@@ -11088,7 +11442,7 @@
       <w:r>
         <w:t xml:space="preserve"> </w:t>
       </w:r>
-      <w:hyperlink r:id="rId164">
+      <w:hyperlink r:id="rId175">
         <w:r>
           <w:rPr>
             <w:rStyle w:val="InternetLink"/>
@@ -11147,8 +11501,8 @@
         <w:t xml:space="preserve">, 90452–90464 (2017).</w:t>
       </w:r>
     </w:p>
-    <w:bookmarkEnd w:id="165"/>
-    <w:bookmarkStart w:id="167" w:name="Xb33ad22c9aea02cb9e68fb14f52e57e52d7323b"/>
+    <w:bookmarkEnd w:id="176"/>
+    <w:bookmarkStart w:id="178" w:name="Xb33ad22c9aea02cb9e68fb14f52e57e52d7323b"/>
     <w:p>
       <w:pPr>
         <w:pStyle w:val="Bibliography"/>
@@ -11178,7 +11532,7 @@
       <w:r>
         <w:t xml:space="preserve"> </w:t>
       </w:r>
-      <w:hyperlink r:id="rId166">
+      <w:hyperlink r:id="rId177">
         <w:r>
           <w:rPr>
             <w:rStyle w:val="InternetLink"/>
@@ -11273,8 +11627,8 @@
         <w:t xml:space="preserve">, e95146 (2014).</w:t>
       </w:r>
     </w:p>
-    <w:bookmarkEnd w:id="167"/>
-    <w:bookmarkStart w:id="169" w:name="X79642ef279d4aea0ebe5e10d2cba19e16f93a8d"/>
+    <w:bookmarkEnd w:id="178"/>
+    <w:bookmarkStart w:id="180" w:name="X79642ef279d4aea0ebe5e10d2cba19e16f93a8d"/>
     <w:p>
       <w:pPr>
         <w:pStyle w:val="Bibliography"/>
@@ -11294,7 +11648,7 @@
       <w:r>
         <w:t xml:space="preserve"> </w:t>
       </w:r>
-      <w:hyperlink r:id="rId168">
+      <w:hyperlink r:id="rId179">
         <w:r>
           <w:rPr>
             <w:rStyle w:val="InternetLink"/>
@@ -11347,8 +11701,8 @@
         <w:t xml:space="preserve">, 605–615 (2019).</w:t>
       </w:r>
     </w:p>
-    <w:bookmarkEnd w:id="169"/>
-    <w:bookmarkStart w:id="171" w:name="X74eeba1900ceb98dfbcd7382bee95fe128676bf"/>
+    <w:bookmarkEnd w:id="180"/>
+    <w:bookmarkStart w:id="182" w:name="X74eeba1900ceb98dfbcd7382bee95fe128676bf"/>
     <w:p>
       <w:pPr>
         <w:pStyle w:val="Bibliography"/>
@@ -11368,7 +11722,7 @@
       <w:r>
         <w:t xml:space="preserve"> </w:t>
       </w:r>
-      <w:hyperlink r:id="rId170">
+      <w:hyperlink r:id="rId181">
         <w:r>
           <w:rPr>
             <w:rStyle w:val="InternetLink"/>
@@ -11427,8 +11781,8 @@
         <w:t xml:space="preserve">, 174–186 (2016).</w:t>
       </w:r>
     </w:p>
-    <w:bookmarkEnd w:id="171"/>
-    <w:bookmarkStart w:id="173" w:name="X195a6a133ec6fab0acbef6fbf212c03ad0ed323"/>
+    <w:bookmarkEnd w:id="182"/>
+    <w:bookmarkStart w:id="184" w:name="X195a6a133ec6fab0acbef6fbf212c03ad0ed323"/>
     <w:p>
       <w:pPr>
         <w:pStyle w:val="Bibliography"/>
@@ -11448,7 +11802,7 @@
       <w:r>
         <w:t xml:space="preserve"> </w:t>
       </w:r>
-      <w:hyperlink r:id="rId172">
+      <w:hyperlink r:id="rId183">
         <w:r>
           <w:rPr>
             <w:rStyle w:val="InternetLink"/>
@@ -11507,8 +11861,8 @@
         <w:t xml:space="preserve">, 39–51 (2019).</w:t>
       </w:r>
     </w:p>
-    <w:bookmarkEnd w:id="173"/>
-    <w:bookmarkStart w:id="175" w:name="ref-kangInterplayMentalDisorder2019"/>
+    <w:bookmarkEnd w:id="184"/>
+    <w:bookmarkStart w:id="186" w:name="ref-kangInterplayMentalDisorder2019"/>
     <w:p>
       <w:pPr>
         <w:pStyle w:val="Bibliography"/>
@@ -11538,7 +11892,7 @@
       <w:r>
         <w:t xml:space="preserve"> </w:t>
       </w:r>
-      <w:hyperlink r:id="rId174">
+      <w:hyperlink r:id="rId185">
         <w:r>
           <w:rPr>
             <w:rStyle w:val="InternetLink"/>
@@ -11657,8 +12011,8 @@
         <w:t xml:space="preserve">, 1419–1428.e3 (2019).</w:t>
       </w:r>
     </w:p>
-    <w:bookmarkEnd w:id="175"/>
-    <w:bookmarkStart w:id="177" w:name="ref-ajramContribution1HMagnetic2019"/>
+    <w:bookmarkEnd w:id="186"/>
+    <w:bookmarkStart w:id="188" w:name="ref-ajramContribution1HMagnetic2019"/>
     <w:p>
       <w:pPr>
         <w:pStyle w:val="Bibliography"/>
@@ -11688,7 +12042,7 @@
       <w:r>
         <w:t xml:space="preserve"> </w:t>
       </w:r>
-      <w:hyperlink r:id="rId176">
+      <w:hyperlink r:id="rId187">
         <w:r>
           <w:rPr>
             <w:rStyle w:val="InternetLink"/>
@@ -11735,8 +12089,8 @@
         <w:t xml:space="preserve">, 236–244 (2019).</w:t>
       </w:r>
     </w:p>
-    <w:bookmarkEnd w:id="177"/>
-    <w:bookmarkStart w:id="179" w:name="X33af55f10e3529ea3b703273ed55b97973a9c47"/>
+    <w:bookmarkEnd w:id="188"/>
+    <w:bookmarkStart w:id="190" w:name="X33af55f10e3529ea3b703273ed55b97973a9c47"/>
     <w:p>
       <w:pPr>
         <w:pStyle w:val="Bibliography"/>
@@ -11756,7 +12110,7 @@
       <w:r>
         <w:t xml:space="preserve"> </w:t>
       </w:r>
-      <w:hyperlink r:id="rId178">
+      <w:hyperlink r:id="rId189">
         <w:r>
           <w:rPr>
             <w:rStyle w:val="InternetLink"/>
@@ -11905,8 +12259,8 @@
         <w:t xml:space="preserve">, 76 (2018).</w:t>
       </w:r>
     </w:p>
-    <w:bookmarkEnd w:id="179"/>
-    <w:bookmarkStart w:id="181" w:name="ref-harrisEdited1Magnetic2017"/>
+    <w:bookmarkEnd w:id="190"/>
+    <w:bookmarkStart w:id="192" w:name="ref-harrisEdited1Magnetic2017"/>
     <w:p>
       <w:pPr>
         <w:pStyle w:val="Bibliography"/>
@@ -11926,7 +12280,7 @@
       <w:r>
         <w:t xml:space="preserve"> </w:t>
       </w:r>
-      <w:hyperlink r:id="rId180">
+      <w:hyperlink r:id="rId191">
         <w:r>
           <w:rPr>
             <w:rStyle w:val="InternetLink"/>
@@ -12009,8 +12363,8 @@
         <w:t xml:space="preserve">, 1377–1389 (2017).</w:t>
       </w:r>
     </w:p>
-    <w:bookmarkEnd w:id="181"/>
-    <w:bookmarkStart w:id="183" w:name="ref-peekComprehensiveGuideMEGAPRESS2023"/>
+    <w:bookmarkEnd w:id="192"/>
+    <w:bookmarkStart w:id="194" w:name="ref-peekComprehensiveGuideMEGAPRESS2023"/>
     <w:p>
       <w:pPr>
         <w:pStyle w:val="Bibliography"/>
@@ -12040,7 +12394,7 @@
       <w:r>
         <w:t xml:space="preserve"> </w:t>
       </w:r>
-      <w:hyperlink r:id="rId182">
+      <w:hyperlink r:id="rId193">
         <w:r>
           <w:rPr>
             <w:rStyle w:val="InternetLink"/>
@@ -12123,8 +12477,8 @@
         <w:t xml:space="preserve">, 115113 (2023).</w:t>
       </w:r>
     </w:p>
-    <w:bookmarkEnd w:id="183"/>
-    <w:bookmarkStart w:id="185" w:name="ref-poilFastNetworkOscillations2011"/>
+    <w:bookmarkEnd w:id="194"/>
+    <w:bookmarkStart w:id="196" w:name="ref-poilFastNetworkOscillations2011"/>
     <w:p>
       <w:pPr>
         <w:pStyle w:val="Bibliography"/>
@@ -12154,7 +12508,7 @@
       <w:r>
         <w:t xml:space="preserve"> </w:t>
       </w:r>
-      <w:hyperlink r:id="rId184">
+      <w:hyperlink r:id="rId195">
         <w:r>
           <w:rPr>
             <w:rStyle w:val="InternetLink"/>
@@ -12213,8 +12567,8 @@
         <w:t xml:space="preserve">, 394–403 (2011).</w:t>
       </w:r>
     </w:p>
-    <w:bookmarkEnd w:id="185"/>
-    <w:bookmarkStart w:id="187" w:name="X670c54a005ed7507f4626875ce455b6cc32d0d9"/>
+    <w:bookmarkEnd w:id="196"/>
+    <w:bookmarkStart w:id="198" w:name="X670c54a005ed7507f4626875ce455b6cc32d0d9"/>
     <w:p>
       <w:pPr>
         <w:pStyle w:val="Bibliography"/>
@@ -12234,7 +12588,7 @@
       <w:r>
         <w:t xml:space="preserve"> </w:t>
       </w:r>
-      <w:hyperlink r:id="rId186">
+      <w:hyperlink r:id="rId197">
         <w:r>
           <w:rPr>
             <w:rStyle w:val="InternetLink"/>
@@ -12329,8 +12683,8 @@
         <w:t xml:space="preserve">, 1386–1393 (2007).</w:t>
       </w:r>
     </w:p>
-    <w:bookmarkEnd w:id="187"/>
-    <w:bookmarkStart w:id="189" w:name="X57bd0e2605c22795c5bd8ffc8a5c4acda84f88f"/>
+    <w:bookmarkEnd w:id="198"/>
+    <w:bookmarkStart w:id="200" w:name="X57bd0e2605c22795c5bd8ffc8a5c4acda84f88f"/>
     <w:p>
       <w:pPr>
         <w:pStyle w:val="Bibliography"/>
@@ -12350,7 +12704,7 @@
       <w:r>
         <w:t xml:space="preserve"> </w:t>
       </w:r>
-      <w:hyperlink r:id="rId188">
+      <w:hyperlink r:id="rId199">
         <w:r>
           <w:rPr>
             <w:rStyle w:val="InternetLink"/>
@@ -12421,8 +12775,8 @@
         <w:t xml:space="preserve">, 11167–11177 (2003).</w:t>
       </w:r>
     </w:p>
-    <w:bookmarkEnd w:id="189"/>
-    <w:bookmarkStart w:id="191" w:name="Xdb649a1852d5606ef37cf9435a5ad42696389d3"/>
+    <w:bookmarkEnd w:id="200"/>
+    <w:bookmarkStart w:id="202" w:name="Xdb649a1852d5606ef37cf9435a5ad42696389d3"/>
     <w:p>
       <w:pPr>
         <w:pStyle w:val="Bibliography"/>
@@ -12442,7 +12796,7 @@
       <w:r>
         <w:t xml:space="preserve"> </w:t>
       </w:r>
-      <w:hyperlink r:id="rId190">
+      <w:hyperlink r:id="rId201">
         <w:r>
           <w:rPr>
             <w:rStyle w:val="InternetLink"/>
@@ -12477,8 +12831,8 @@
         <w:t xml:space="preserve">, 7576–7581 (2008).</w:t>
       </w:r>
     </w:p>
-    <w:bookmarkEnd w:id="191"/>
-    <w:bookmarkStart w:id="193" w:name="ref-yangMaximalVariabilityPhase2012"/>
+    <w:bookmarkEnd w:id="202"/>
+    <w:bookmarkStart w:id="204" w:name="ref-yangMaximalVariabilityPhase2012"/>
     <w:p>
       <w:pPr>
         <w:pStyle w:val="Bibliography"/>
@@ -12498,7 +12852,7 @@
       <w:r>
         <w:t xml:space="preserve"> </w:t>
       </w:r>
-      <w:hyperlink r:id="rId192">
+      <w:hyperlink r:id="rId203">
         <w:r>
           <w:rPr>
             <w:rStyle w:val="InternetLink"/>
@@ -12617,8 +12971,8 @@
         <w:t xml:space="preserve">, 1061–1072 (2012).</w:t>
       </w:r>
     </w:p>
-    <w:bookmarkEnd w:id="193"/>
-    <w:bookmarkStart w:id="195" w:name="ref-obyrneHowCriticalBrain2022"/>
+    <w:bookmarkEnd w:id="204"/>
+    <w:bookmarkStart w:id="206" w:name="ref-obyrneHowCriticalBrain2022"/>
     <w:p>
       <w:pPr>
         <w:pStyle w:val="Bibliography"/>
@@ -12638,7 +12992,7 @@
       <w:r>
         <w:t xml:space="preserve"> </w:t>
       </w:r>
-      <w:hyperlink r:id="rId194">
+      <w:hyperlink r:id="rId205">
         <w:r>
           <w:rPr>
             <w:rStyle w:val="InternetLink"/>
@@ -12670,8 +13024,8 @@
         <w:t xml:space="preserve">, 820–837 (2022).</w:t>
       </w:r>
     </w:p>
-    <w:bookmarkEnd w:id="195"/>
-    <w:bookmarkStart w:id="197" w:name="X8ce174dd83c21ef4ca7230b9898934f8cc25266"/>
+    <w:bookmarkEnd w:id="206"/>
+    <w:bookmarkStart w:id="208" w:name="X8ce174dd83c21ef4ca7230b9898934f8cc25266"/>
     <w:p>
       <w:pPr>
         <w:pStyle w:val="Bibliography"/>
@@ -12701,7 +13055,7 @@
       <w:r>
         <w:t xml:space="preserve"> </w:t>
       </w:r>
-      <w:hyperlink r:id="rId196">
+      <w:hyperlink r:id="rId207">
         <w:r>
           <w:rPr>
             <w:rStyle w:val="InternetLink"/>
@@ -12766,8 +13120,8 @@
         <w:t xml:space="preserve">, 639389 (2021).</w:t>
       </w:r>
     </w:p>
-    <w:bookmarkEnd w:id="197"/>
-    <w:bookmarkStart w:id="199" w:name="ref-avramieaRegulationCriticalBrain2023"/>
+    <w:bookmarkEnd w:id="208"/>
+    <w:bookmarkStart w:id="210" w:name="ref-avramieaRegulationCriticalBrain2023"/>
     <w:p>
       <w:pPr>
         <w:pStyle w:val="Bibliography"/>
@@ -12784,7 +13138,7 @@
       <w:r>
         <w:t xml:space="preserve">Avrămiea, A.-E. Regulation of critical brain dynamics and its functional implications. HFAAA72020230307 (Vrije Universiteit Amsterdam, 2023). doi:</w:t>
       </w:r>
-      <w:hyperlink r:id="rId198">
+      <w:hyperlink r:id="rId209">
         <w:r>
           <w:rPr>
             <w:rStyle w:val="InternetLink"/>
@@ -12796,8 +13150,8 @@
         <w:t xml:space="preserve">.</w:t>
       </w:r>
     </w:p>
-    <w:bookmarkEnd w:id="199"/>
-    <w:bookmarkStart w:id="201" w:name="Xed66735bb6d2317bca3d933a96a148919293c77"/>
+    <w:bookmarkEnd w:id="210"/>
+    <w:bookmarkStart w:id="212" w:name="Xed66735bb6d2317bca3d933a96a148919293c77"/>
     <w:p>
       <w:pPr>
         <w:pStyle w:val="Bibliography"/>
@@ -12817,7 +13171,7 @@
       <w:r>
         <w:t xml:space="preserve"> </w:t>
       </w:r>
-      <w:hyperlink r:id="rId200">
+      <w:hyperlink r:id="rId211">
         <w:r>
           <w:rPr>
             <w:rStyle w:val="InternetLink"/>
@@ -12882,8 +13236,8 @@
         <w:t xml:space="preserve">, 619661 (2021).</w:t>
       </w:r>
     </w:p>
-    <w:bookmarkEnd w:id="201"/>
-    <w:bookmarkStart w:id="203" w:name="X53ee3219835bedd3e8024e256fb42bd968bf7fb"/>
+    <w:bookmarkEnd w:id="212"/>
+    <w:bookmarkStart w:id="214" w:name="X53ee3219835bedd3e8024e256fb42bd968bf7fb"/>
     <w:p>
       <w:pPr>
         <w:pStyle w:val="Bibliography"/>
@@ -12903,7 +13257,7 @@
       <w:r>
         <w:t xml:space="preserve"> </w:t>
       </w:r>
-      <w:hyperlink r:id="rId202">
+      <w:hyperlink r:id="rId213">
         <w:r>
           <w:rPr>
             <w:rStyle w:val="InternetLink"/>
@@ -12939,8 +13293,8 @@
         <w:t xml:space="preserve">. (2025).</w:t>
       </w:r>
     </w:p>
-    <w:bookmarkEnd w:id="203"/>
-    <w:bookmarkStart w:id="205" w:name="ref-xiePharmacoresistantTemporalLobe2024"/>
+    <w:bookmarkEnd w:id="214"/>
+    <w:bookmarkStart w:id="216" w:name="ref-xiePharmacoresistantTemporalLobe2024"/>
     <w:p>
       <w:pPr>
         <w:pStyle w:val="Bibliography"/>
@@ -12970,7 +13324,7 @@
       <w:r>
         <w:t xml:space="preserve"> Pharmaco-resistant temporal lobe epilepsy gradually perturbs the cortex-wide excitation-inhibition balance. (2024) doi:</w:t>
       </w:r>
-      <w:hyperlink r:id="rId204">
+      <w:hyperlink r:id="rId215">
         <w:r>
           <w:rPr>
             <w:rStyle w:val="InternetLink"/>
@@ -12982,8 +13336,8 @@
         <w:t xml:space="preserve">.</w:t>
       </w:r>
     </w:p>
-    <w:bookmarkEnd w:id="205"/>
-    <w:bookmarkStart w:id="207" w:name="X66840f2e535e017a7b65cdb14133cdb34347199"/>
+    <w:bookmarkEnd w:id="216"/>
+    <w:bookmarkStart w:id="218" w:name="X66840f2e535e017a7b65cdb14133cdb34347199"/>
     <w:p>
       <w:pPr>
         <w:pStyle w:val="Bibliography"/>
@@ -13013,7 +13367,7 @@
       <w:r>
         <w:t xml:space="preserve"> </w:t>
       </w:r>
-      <w:hyperlink r:id="rId206">
+      <w:hyperlink r:id="rId217">
         <w:r>
           <w:rPr>
             <w:rStyle w:val="InternetLink"/>
@@ -13048,8 +13402,8 @@
         <w:t xml:space="preserve">, 6115 (2023).</w:t>
       </w:r>
     </w:p>
-    <w:bookmarkEnd w:id="207"/>
-    <w:bookmarkStart w:id="209" w:name="X64d5c77c0dd95405f1207ce5d2d112cdcadb366"/>
+    <w:bookmarkEnd w:id="218"/>
+    <w:bookmarkStart w:id="220" w:name="X64d5c77c0dd95405f1207ce5d2d112cdcadb366"/>
     <w:p>
       <w:pPr>
         <w:pStyle w:val="Bibliography"/>
@@ -13069,7 +13423,7 @@
       <w:r>
         <w:t xml:space="preserve"> </w:t>
       </w:r>
-      <w:hyperlink r:id="rId208">
+      <w:hyperlink r:id="rId219">
         <w:r>
           <w:rPr>
             <w:rStyle w:val="InternetLink"/>
@@ -13128,8 +13482,8 @@
         <w:t xml:space="preserve">, 100600 (2019).</w:t>
       </w:r>
     </w:p>
-    <w:bookmarkEnd w:id="209"/>
-    <w:bookmarkStart w:id="211" w:name="ref-linInvestigatingMetabolicChanges2012"/>
+    <w:bookmarkEnd w:id="220"/>
+    <w:bookmarkStart w:id="222" w:name="ref-linInvestigatingMetabolicChanges2012"/>
     <w:p>
       <w:pPr>
         <w:pStyle w:val="Bibliography"/>
@@ -13149,7 +13503,7 @@
       <w:r>
         <w:t xml:space="preserve"> </w:t>
       </w:r>
-      <w:hyperlink r:id="rId210">
+      <w:hyperlink r:id="rId221">
         <w:r>
           <w:rPr>
             <w:rStyle w:val="InternetLink"/>
@@ -13268,8 +13622,8 @@
         <w:t xml:space="preserve">, 1484–1495 (2012).</w:t>
       </w:r>
     </w:p>
-    <w:bookmarkEnd w:id="211"/>
-    <w:bookmarkStart w:id="213" w:name="X3c88d9f185b840e7d37383eacc851b1a1df9e52"/>
+    <w:bookmarkEnd w:id="222"/>
+    <w:bookmarkStart w:id="224" w:name="X3c88d9f185b840e7d37383eacc851b1a1df9e52"/>
     <w:p>
       <w:pPr>
         <w:pStyle w:val="Bibliography"/>
@@ -13289,7 +13643,7 @@
       <w:r>
         <w:t xml:space="preserve"> </w:t>
       </w:r>
-      <w:hyperlink r:id="rId212">
+      <w:hyperlink r:id="rId223">
         <w:r>
           <w:rPr>
             <w:rStyle w:val="InternetLink"/>
@@ -13324,8 +13678,8 @@
         <w:t xml:space="preserve">, 2295–2307 (2019).</w:t>
       </w:r>
     </w:p>
-    <w:bookmarkEnd w:id="213"/>
-    <w:bookmarkStart w:id="215" w:name="ref-saucedoChangesGABAGlutamate"/>
+    <w:bookmarkEnd w:id="224"/>
+    <w:bookmarkStart w:id="226" w:name="ref-saucedoChangesGABAGlutamate"/>
     <w:p>
       <w:pPr>
         <w:pStyle w:val="Bibliography"/>
@@ -13433,7 +13787,7 @@
       <w:r>
         <w:t xml:space="preserve">1922 (Toronto, ON, Canada). doi:</w:t>
       </w:r>
-      <w:hyperlink r:id="rId214">
+      <w:hyperlink r:id="rId225">
         <w:r>
           <w:rPr>
             <w:rStyle w:val="InternetLink"/>
@@ -13445,8 +13799,8 @@
         <w:t xml:space="preserve">.</w:t>
       </w:r>
     </w:p>
-    <w:bookmarkEnd w:id="215"/>
-    <w:bookmarkStart w:id="217" w:name="ref-kurcyusOppositeDynamicsGABA2018"/>
+    <w:bookmarkEnd w:id="226"/>
+    <w:bookmarkStart w:id="228" w:name="ref-kurcyusOppositeDynamicsGABA2018"/>
     <w:p>
       <w:pPr>
         <w:pStyle w:val="Bibliography"/>
@@ -13476,7 +13830,7 @@
       <w:r>
         <w:t xml:space="preserve"> </w:t>
       </w:r>
-      <w:hyperlink r:id="rId216">
+      <w:hyperlink r:id="rId227">
         <w:r>
           <w:rPr>
             <w:rStyle w:val="InternetLink"/>
@@ -13619,8 +13973,8 @@
         <w:t xml:space="preserve">, 9967–9976 (2018).</w:t>
       </w:r>
     </w:p>
-    <w:bookmarkEnd w:id="217"/>
-    <w:bookmarkStart w:id="219" w:name="X2deb2be2adb62c9f33832d8596f4171cb63eb82"/>
+    <w:bookmarkEnd w:id="228"/>
+    <w:bookmarkStart w:id="230" w:name="X2deb2be2adb62c9f33832d8596f4171cb63eb82"/>
     <w:p>
       <w:pPr>
         <w:pStyle w:val="Bibliography"/>
@@ -13640,7 +13994,7 @@
       <w:r>
         <w:t xml:space="preserve"> </w:t>
       </w:r>
-      <w:hyperlink r:id="rId218">
+      <w:hyperlink r:id="rId229">
         <w:r>
           <w:rPr>
             <w:rStyle w:val="InternetLink"/>
@@ -13693,8 +14047,8 @@
         <w:t xml:space="preserve">, 901–910 (2011).</w:t>
       </w:r>
     </w:p>
-    <w:bookmarkEnd w:id="219"/>
-    <w:bookmarkStart w:id="221" w:name="ref-mescherSimultaneousVivoSpectral1998"/>
+    <w:bookmarkEnd w:id="230"/>
+    <w:bookmarkStart w:id="232" w:name="ref-mescherSimultaneousVivoSpectral1998"/>
     <w:p>
       <w:pPr>
         <w:pStyle w:val="Bibliography"/>
@@ -13714,7 +14068,7 @@
       <w:r>
         <w:t xml:space="preserve"> </w:t>
       </w:r>
-      <w:hyperlink r:id="rId220">
+      <w:hyperlink r:id="rId231">
         <w:r>
           <w:rPr>
             <w:rStyle w:val="InternetLink"/>
@@ -13749,8 +14103,8 @@
         <w:t xml:space="preserve">, 266–272 (1998).</w:t>
       </w:r>
     </w:p>
-    <w:bookmarkEnd w:id="221"/>
-    <w:bookmarkStart w:id="222" w:name="ref-cordeyJungles2019"/>
+    <w:bookmarkEnd w:id="232"/>
+    <w:bookmarkStart w:id="233" w:name="ref-cordeyJungles2019"/>
     <w:p>
       <w:pPr>
         <w:pStyle w:val="Bibliography"/>
@@ -13784,8 +14138,8 @@
         <w:t xml:space="preserve">(2019).</w:t>
       </w:r>
     </w:p>
-    <w:bookmarkEnd w:id="222"/>
-    <w:bookmarkStart w:id="224" w:name="ref-ipCombinedFMRIMRSAcquires2017"/>
+    <w:bookmarkEnd w:id="233"/>
+    <w:bookmarkStart w:id="235" w:name="ref-ipCombinedFMRIMRSAcquires2017"/>
     <w:p>
       <w:pPr>
         <w:pStyle w:val="Bibliography"/>
@@ -13815,7 +14169,7 @@
       <w:r>
         <w:t xml:space="preserve"> </w:t>
       </w:r>
-      <w:hyperlink r:id="rId223">
+      <w:hyperlink r:id="rId234">
         <w:r>
           <w:rPr>
             <w:rStyle w:val="InternetLink"/>
@@ -13898,8 +14252,8 @@
         <w:t xml:space="preserve">, 113–119 (2017).</w:t>
       </w:r>
     </w:p>
-    <w:bookmarkEnd w:id="224"/>
-    <w:bookmarkStart w:id="226" w:name="X56c2864753b60d9230ad09d1af7ca17bd280dab"/>
+    <w:bookmarkEnd w:id="235"/>
+    <w:bookmarkStart w:id="237" w:name="X56c2864753b60d9230ad09d1af7ca17bd280dab"/>
     <w:p>
       <w:pPr>
         <w:pStyle w:val="Bibliography"/>
@@ -13929,7 +14283,7 @@
       <w:r>
         <w:t xml:space="preserve"> </w:t>
       </w:r>
-      <w:hyperlink r:id="rId225">
+      <w:hyperlink r:id="rId236">
         <w:r>
           <w:rPr>
             <w:rStyle w:val="InternetLink"/>
@@ -14012,8 +14366,8 @@
         <w:t xml:space="preserve">, 527–550 (2019).</w:t>
       </w:r>
     </w:p>
-    <w:bookmarkEnd w:id="226"/>
-    <w:bookmarkStart w:id="228" w:name="X43d031096c745031e21b8d0f664225976fbb7fa"/>
+    <w:bookmarkEnd w:id="237"/>
+    <w:bookmarkStart w:id="239" w:name="X43d031096c745031e21b8d0f664225976fbb7fa"/>
     <w:p>
       <w:pPr>
         <w:pStyle w:val="Bibliography"/>
@@ -14043,7 +14397,7 @@
       <w:r>
         <w:t xml:space="preserve"> </w:t>
       </w:r>
-      <w:hyperlink r:id="rId227">
+      <w:hyperlink r:id="rId238">
         <w:r>
           <w:rPr>
             <w:rStyle w:val="InternetLink"/>
@@ -14138,8 +14492,8 @@
         <w:t xml:space="preserve">, 107–114 (2018).</w:t>
       </w:r>
     </w:p>
-    <w:bookmarkEnd w:id="228"/>
-    <w:bookmarkStart w:id="230" w:name="ref-liFirstStepNeuroimaging2016"/>
+    <w:bookmarkEnd w:id="239"/>
+    <w:bookmarkStart w:id="241" w:name="ref-liFirstStepNeuroimaging2016"/>
     <w:p>
       <w:pPr>
         <w:pStyle w:val="Bibliography"/>
@@ -14159,7 +14513,7 @@
       <w:r>
         <w:t xml:space="preserve"> </w:t>
       </w:r>
-      <w:hyperlink r:id="rId229">
+      <w:hyperlink r:id="rId240">
         <w:r>
           <w:rPr>
             <w:rStyle w:val="InternetLink"/>
@@ -14242,8 +14596,8 @@
         <w:t xml:space="preserve">, 47–56 (2016).</w:t>
       </w:r>
     </w:p>
-    <w:bookmarkEnd w:id="230"/>
-    <w:bookmarkStart w:id="232" w:name="ref-gorgolewskiBrainImagingData2016"/>
+    <w:bookmarkEnd w:id="241"/>
+    <w:bookmarkStart w:id="243" w:name="ref-gorgolewskiBrainImagingData2016"/>
     <w:p>
       <w:pPr>
         <w:pStyle w:val="Bibliography"/>
@@ -14273,7 +14627,7 @@
       <w:r>
         <w:t xml:space="preserve"> </w:t>
       </w:r>
-      <w:hyperlink r:id="rId231">
+      <w:hyperlink r:id="rId242">
         <w:r>
           <w:rPr>
             <w:rStyle w:val="InternetLink"/>
@@ -14308,8 +14662,8 @@
         <w:t xml:space="preserve">, 160044 (2016).</w:t>
       </w:r>
     </w:p>
-    <w:bookmarkEnd w:id="232"/>
-    <w:bookmarkStart w:id="234" w:name="ref-boreDcm2Bids2023"/>
+    <w:bookmarkEnd w:id="243"/>
+    <w:bookmarkStart w:id="245" w:name="ref-boreDcm2Bids2023"/>
     <w:p>
       <w:pPr>
         <w:pStyle w:val="Bibliography"/>
@@ -14335,7 +14689,7 @@
       <w:r>
         <w:t xml:space="preserve">. (2023) doi:</w:t>
       </w:r>
-      <w:hyperlink r:id="rId233">
+      <w:hyperlink r:id="rId244">
         <w:r>
           <w:rPr>
             <w:rStyle w:val="InternetLink"/>
@@ -14347,8 +14701,8 @@
         <w:t xml:space="preserve">.</w:t>
       </w:r>
     </w:p>
-    <w:bookmarkEnd w:id="234"/>
-    <w:bookmarkStart w:id="236" w:name="ref-tustisonN4ITKImprovedN32010"/>
+    <w:bookmarkEnd w:id="245"/>
+    <w:bookmarkStart w:id="247" w:name="ref-tustisonN4ITKImprovedN32010"/>
     <w:p>
       <w:pPr>
         <w:pStyle w:val="Bibliography"/>
@@ -14378,7 +14732,7 @@
       <w:r>
         <w:t xml:space="preserve"> </w:t>
       </w:r>
-      <w:hyperlink r:id="rId235">
+      <w:hyperlink r:id="rId246">
         <w:r>
           <w:rPr>
             <w:rStyle w:val="InternetLink"/>
@@ -14431,8 +14785,8 @@
         <w:t xml:space="preserve">, 1310–1320 (2010).</w:t>
       </w:r>
     </w:p>
-    <w:bookmarkEnd w:id="236"/>
-    <w:bookmarkStart w:id="238" w:name="Xeefaf9082b75bd08ec775a50708dca4153d9690"/>
+    <w:bookmarkEnd w:id="247"/>
+    <w:bookmarkStart w:id="249" w:name="Xeefaf9082b75bd08ec775a50708dca4153d9690"/>
     <w:p>
       <w:pPr>
         <w:pStyle w:val="Bibliography"/>
@@ -14452,7 +14806,7 @@
       <w:r>
         <w:t xml:space="preserve"> </w:t>
       </w:r>
-      <w:hyperlink r:id="rId237">
+      <w:hyperlink r:id="rId248">
         <w:r>
           <w:rPr>
             <w:rStyle w:val="InternetLink"/>
@@ -14487,8 +14841,8 @@
         <w:t xml:space="preserve">, 26–41 (2008).</w:t>
       </w:r>
     </w:p>
-    <w:bookmarkEnd w:id="238"/>
-    <w:bookmarkStart w:id="240" w:name="X43711a0a118a74b3ee63b3c5ba2faa681733756"/>
+    <w:bookmarkEnd w:id="249"/>
+    <w:bookmarkStart w:id="251" w:name="X43711a0a118a74b3ee63b3c5ba2faa681733756"/>
     <w:p>
       <w:pPr>
         <w:pStyle w:val="Bibliography"/>
@@ -14527,7 +14881,7 @@
       <w:r>
         <w:t xml:space="preserve">. 0.12.0-Rc1. (2016) doi:</w:t>
       </w:r>
-      <w:hyperlink r:id="rId239">
+      <w:hyperlink r:id="rId250">
         <w:r>
           <w:rPr>
             <w:rStyle w:val="InternetLink"/>
@@ -14539,8 +14893,8 @@
         <w:t xml:space="preserve">.</w:t>
       </w:r>
     </w:p>
-    <w:bookmarkEnd w:id="240"/>
-    <w:bookmarkStart w:id="242" w:name="ref-zhangSegmentationBrainMR2001"/>
+    <w:bookmarkEnd w:id="251"/>
+    <w:bookmarkStart w:id="253" w:name="ref-zhangSegmentationBrainMR2001"/>
     <w:p>
       <w:pPr>
         <w:pStyle w:val="Bibliography"/>
@@ -14560,7 +14914,7 @@
       <w:r>
         <w:t xml:space="preserve"> </w:t>
       </w:r>
-      <w:hyperlink r:id="rId241">
+      <w:hyperlink r:id="rId252">
         <w:r>
           <w:rPr>
             <w:rStyle w:val="InternetLink"/>
@@ -14643,8 +14997,8 @@
         <w:t xml:space="preserve">, 45–57 (2001).</w:t>
       </w:r>
     </w:p>
-    <w:bookmarkEnd w:id="242"/>
-    <w:bookmarkStart w:id="244" w:name="X9e85724468787baf5444247f89a11ca552f98cd"/>
+    <w:bookmarkEnd w:id="253"/>
+    <w:bookmarkStart w:id="255" w:name="X9e85724468787baf5444247f89a11ca552f98cd"/>
     <w:p>
       <w:pPr>
         <w:pStyle w:val="Bibliography"/>
@@ -14674,7 +15028,7 @@
       <w:r>
         <w:t xml:space="preserve"> </w:t>
       </w:r>
-      <w:hyperlink r:id="rId243">
+      <w:hyperlink r:id="rId254">
         <w:r>
           <w:rPr>
             <w:rStyle w:val="InternetLink"/>
@@ -14745,8 +15099,8 @@
         <w:t xml:space="preserve">, S208–219 (2004).</w:t>
       </w:r>
     </w:p>
-    <w:bookmarkEnd w:id="244"/>
-    <w:bookmarkStart w:id="246" w:name="ref-daleCorticalSurfacebasedAnalysis1999"/>
+    <w:bookmarkEnd w:id="255"/>
+    <w:bookmarkStart w:id="257" w:name="ref-daleCorticalSurfacebasedAnalysis1999"/>
     <w:p>
       <w:pPr>
         <w:pStyle w:val="Bibliography"/>
@@ -14766,7 +15120,7 @@
       <w:r>
         <w:t xml:space="preserve"> </w:t>
       </w:r>
-      <w:hyperlink r:id="rId245">
+      <w:hyperlink r:id="rId256">
         <w:r>
           <w:rPr>
             <w:rStyle w:val="InternetLink"/>
@@ -14843,8 +15197,8 @@
         <w:t xml:space="preserve">, 179–194 (1999).</w:t>
       </w:r>
     </w:p>
-    <w:bookmarkEnd w:id="246"/>
-    <w:bookmarkStart w:id="248" w:name="X3c1fe9de21a1d29d636da9e3eada512cffb92e2"/>
+    <w:bookmarkEnd w:id="257"/>
+    <w:bookmarkStart w:id="259" w:name="X3c1fe9de21a1d29d636da9e3eada512cffb92e2"/>
     <w:p>
       <w:pPr>
         <w:pStyle w:val="Bibliography"/>
@@ -14874,7 +15228,7 @@
       <w:r>
         <w:t xml:space="preserve"> </w:t>
       </w:r>
-      <w:hyperlink r:id="rId247">
+      <w:hyperlink r:id="rId258">
         <w:r>
           <w:rPr>
             <w:rStyle w:val="InternetLink"/>
@@ -14909,8 +15263,8 @@
         <w:t xml:space="preserve">, e1005350 (2017).</w:t>
       </w:r>
     </w:p>
-    <w:bookmarkEnd w:id="248"/>
-    <w:bookmarkStart w:id="250" w:name="Xe1081da162060deb82331b9df54dc7d82337269"/>
+    <w:bookmarkEnd w:id="259"/>
+    <w:bookmarkStart w:id="261" w:name="Xe1081da162060deb82331b9df54dc7d82337269"/>
     <w:p>
       <w:pPr>
         <w:pStyle w:val="Bibliography"/>
@@ -14940,7 +15294,7 @@
       <w:r>
         <w:t xml:space="preserve"> </w:t>
       </w:r>
-      <w:hyperlink r:id="rId249">
+      <w:hyperlink r:id="rId260">
         <w:r>
           <w:rPr>
             <w:rStyle w:val="InternetLink"/>
@@ -14993,8 +15347,8 @@
         <w:t xml:space="preserve">, 111–116 (2019).</w:t>
       </w:r>
     </w:p>
-    <w:bookmarkEnd w:id="250"/>
-    <w:bookmarkStart w:id="252" w:name="Xf6126b899085a9a785ebf6398c9bce49f28ea50"/>
+    <w:bookmarkEnd w:id="261"/>
+    <w:bookmarkStart w:id="263" w:name="Xf6126b899085a9a785ebf6398c9bce49f28ea50"/>
     <w:p>
       <w:pPr>
         <w:pStyle w:val="Bibliography"/>
@@ -15014,7 +15368,7 @@
       <w:r>
         <w:t xml:space="preserve"> </w:t>
       </w:r>
-      <w:hyperlink r:id="rId251">
+      <w:hyperlink r:id="rId262">
         <w:r>
           <w:rPr>
             <w:rStyle w:val="InternetLink"/>
@@ -15049,8 +15403,8 @@
         <w:t xml:space="preserve">, 825–841 (2002).</w:t>
       </w:r>
     </w:p>
-    <w:bookmarkEnd w:id="252"/>
-    <w:bookmarkStart w:id="254" w:name="ref-coxAFNISoftwareAnalysis1996"/>
+    <w:bookmarkEnd w:id="263"/>
+    <w:bookmarkStart w:id="265" w:name="ref-coxAFNISoftwareAnalysis1996"/>
     <w:p>
       <w:pPr>
         <w:pStyle w:val="Bibliography"/>
@@ -15070,7 +15424,7 @@
       <w:r>
         <w:t xml:space="preserve"> </w:t>
       </w:r>
-      <w:hyperlink r:id="rId253">
+      <w:hyperlink r:id="rId264">
         <w:r>
           <w:rPr>
             <w:rStyle w:val="InternetLink"/>
@@ -15195,8 +15549,8 @@
         <w:t xml:space="preserve">, 162–173 (1996).</w:t>
       </w:r>
     </w:p>
-    <w:bookmarkEnd w:id="254"/>
-    <w:bookmarkStart w:id="256" w:name="X699ec02cddd59da9f6ce2f525f26c7d6f5ae283"/>
+    <w:bookmarkEnd w:id="265"/>
+    <w:bookmarkStart w:id="267" w:name="X699ec02cddd59da9f6ce2f525f26c7d6f5ae283"/>
     <w:p>
       <w:pPr>
         <w:pStyle w:val="Bibliography"/>
@@ -15226,7 +15580,7 @@
       <w:r>
         <w:t xml:space="preserve"> </w:t>
       </w:r>
-      <w:hyperlink r:id="rId255">
+      <w:hyperlink r:id="rId266">
         <w:r>
           <w:rPr>
             <w:rStyle w:val="InternetLink"/>
@@ -15309,8 +15663,8 @@
         <w:t xml:space="preserve">, 87–97 (1999).</w:t>
       </w:r>
     </w:p>
-    <w:bookmarkEnd w:id="256"/>
-    <w:bookmarkStart w:id="258" w:name="X3a598bbf6fcf345f81ae1f5a13bc405d17b0a4c"/>
+    <w:bookmarkEnd w:id="267"/>
+    <w:bookmarkStart w:id="269" w:name="X3a598bbf6fcf345f81ae1f5a13bc405d17b0a4c"/>
     <w:p>
       <w:pPr>
         <w:pStyle w:val="Bibliography"/>
@@ -15340,7 +15694,7 @@
       <w:r>
         <w:t xml:space="preserve"> </w:t>
       </w:r>
-      <w:hyperlink r:id="rId257">
+      <w:hyperlink r:id="rId268">
         <w:r>
           <w:rPr>
             <w:rStyle w:val="InternetLink"/>
@@ -15411,8 +15765,8 @@
         <w:t xml:space="preserve">, 3669 (2021).</w:t>
       </w:r>
     </w:p>
-    <w:bookmarkEnd w:id="258"/>
-    <w:bookmarkStart w:id="260" w:name="X3269ade3d7f8b0f39f41bc530824d1dc76d0dfa"/>
+    <w:bookmarkEnd w:id="269"/>
+    <w:bookmarkStart w:id="271" w:name="X3269ade3d7f8b0f39f41bc530824d1dc76d0dfa"/>
     <w:p>
       <w:pPr>
         <w:pStyle w:val="Bibliography"/>
@@ -15442,7 +15796,7 @@
       <w:r>
         <w:t xml:space="preserve"> </w:t>
       </w:r>
-      <w:hyperlink r:id="rId259">
+      <w:hyperlink r:id="rId270">
         <w:r>
           <w:rPr>
             <w:rStyle w:val="InternetLink"/>
@@ -15555,8 +15909,8 @@
         <w:t xml:space="preserve">, 108827 (2020).</w:t>
       </w:r>
     </w:p>
-    <w:bookmarkEnd w:id="260"/>
-    <w:bookmarkStart w:id="262" w:name="Xa737e5e392e4bcd51c7fd23331cbb80e3818b9a"/>
+    <w:bookmarkEnd w:id="271"/>
+    <w:bookmarkStart w:id="273" w:name="Xa737e5e392e4bcd51c7fd23331cbb80e3818b9a"/>
     <w:p>
       <w:pPr>
         <w:pStyle w:val="Bibliography"/>
@@ -15576,7 +15930,7 @@
       <w:r>
         <w:t xml:space="preserve"> </w:t>
       </w:r>
-      <w:hyperlink r:id="rId261">
+      <w:hyperlink r:id="rId272">
         <w:r>
           <w:rPr>
             <w:rStyle w:val="InternetLink"/>
@@ -15647,8 +16001,8 @@
         <w:t xml:space="preserve">, 260–264 (2001).</w:t>
       </w:r>
     </w:p>
-    <w:bookmarkEnd w:id="262"/>
-    <w:bookmarkStart w:id="264" w:name="ref-pasantaFunctionalMRSStudies2023"/>
+    <w:bookmarkEnd w:id="273"/>
+    <w:bookmarkStart w:id="275" w:name="ref-pasantaFunctionalMRSStudies2023"/>
     <w:p>
       <w:pPr>
         <w:pStyle w:val="Bibliography"/>
@@ -15678,7 +16032,7 @@
       <w:r>
         <w:t xml:space="preserve"> </w:t>
       </w:r>
-      <w:hyperlink r:id="rId263">
+      <w:hyperlink r:id="rId274">
         <w:r>
           <w:rPr>
             <w:rStyle w:val="InternetLink"/>
@@ -15803,8 +16157,8 @@
         <w:t xml:space="preserve">, 104940 (2023).</w:t>
       </w:r>
     </w:p>
-    <w:bookmarkEnd w:id="264"/>
-    <w:bookmarkStart w:id="266" w:name="ref-ramadanGlutamateGlutamineReview2013"/>
+    <w:bookmarkEnd w:id="275"/>
+    <w:bookmarkStart w:id="277" w:name="ref-ramadanGlutamateGlutamineReview2013"/>
     <w:p>
       <w:pPr>
         <w:pStyle w:val="Bibliography"/>
@@ -15824,7 +16178,7 @@
       <w:r>
         <w:t xml:space="preserve"> </w:t>
       </w:r>
-      <w:hyperlink r:id="rId265">
+      <w:hyperlink r:id="rId276">
         <w:r>
           <w:rPr>
             <w:rStyle w:val="InternetLink"/>
@@ -15937,8 +16291,8 @@
         <w:t xml:space="preserve">, 10.1002/nbm.3045 (2013).</w:t>
       </w:r>
     </w:p>
-    <w:bookmarkEnd w:id="266"/>
-    <w:bookmarkStart w:id="268" w:name="X052b6cafc7e5dc3a47aa528e7a043214fc5326f"/>
+    <w:bookmarkEnd w:id="277"/>
+    <w:bookmarkStart w:id="279" w:name="X052b6cafc7e5dc3a47aa528e7a043214fc5326f"/>
     <w:p>
       <w:pPr>
         <w:pStyle w:val="Bibliography"/>
@@ -15968,7 +16322,7 @@
       <w:r>
         <w:t xml:space="preserve"> </w:t>
       </w:r>
-      <w:hyperlink r:id="rId267">
+      <w:hyperlink r:id="rId278">
         <w:r>
           <w:rPr>
             <w:rStyle w:val="InternetLink"/>
@@ -16021,8 +16375,8 @@
         <w:t xml:space="preserve">, e4482 (2021).</w:t>
       </w:r>
     </w:p>
-    <w:bookmarkEnd w:id="268"/>
-    <w:bookmarkStart w:id="270" w:name="X75e3a610a061c8794902153a8faf5931aea2967"/>
+    <w:bookmarkEnd w:id="279"/>
+    <w:bookmarkStart w:id="281" w:name="X75e3a610a061c8794902153a8faf5931aea2967"/>
     <w:p>
       <w:pPr>
         <w:pStyle w:val="Bibliography"/>
@@ -16052,7 +16406,7 @@
       <w:r>
         <w:t xml:space="preserve"> </w:t>
       </w:r>
-      <w:hyperlink r:id="rId269">
+      <w:hyperlink r:id="rId280">
         <w:r>
           <w:rPr>
             <w:rStyle w:val="InternetLink"/>
@@ -16093,8 +16447,8 @@
         <w:t xml:space="preserve">, e4618 (2022).</w:t>
       </w:r>
     </w:p>
-    <w:bookmarkEnd w:id="270"/>
-    <w:bookmarkStart w:id="272" w:name="X180a60f14470e5f085a3ed4594321e508d6ec55"/>
+    <w:bookmarkEnd w:id="281"/>
+    <w:bookmarkStart w:id="283" w:name="X180a60f14470e5f085a3ed4594321e508d6ec55"/>
     <w:p>
       <w:pPr>
         <w:pStyle w:val="Bibliography"/>
@@ -16114,7 +16468,7 @@
       <w:r>
         <w:t xml:space="preserve"> </w:t>
       </w:r>
-      <w:hyperlink r:id="rId271">
+      <w:hyperlink r:id="rId282">
         <w:r>
           <w:rPr>
             <w:rStyle w:val="InternetLink"/>
@@ -16173,8 +16527,8 @@
         <w:t xml:space="preserve">, 1445–1450 (2013).</w:t>
       </w:r>
     </w:p>
-    <w:bookmarkEnd w:id="272"/>
-    <w:bookmarkStart w:id="274" w:name="ref-bouchardNoiseDecorrelationCoil2025"/>
+    <w:bookmarkEnd w:id="283"/>
+    <w:bookmarkStart w:id="285" w:name="ref-bouchardNoiseDecorrelationCoil2025"/>
     <w:p>
       <w:pPr>
         <w:pStyle w:val="Bibliography"/>
@@ -16194,7 +16548,7 @@
       <w:r>
         <w:t xml:space="preserve"> </w:t>
       </w:r>
-      <w:hyperlink r:id="rId273">
+      <w:hyperlink r:id="rId284">
         <w:r>
           <w:rPr>
             <w:rStyle w:val="InternetLink"/>
@@ -16277,8 +16631,8 @@
         <w:t xml:space="preserve">, 110452 (2025).</w:t>
       </w:r>
     </w:p>
-    <w:bookmarkEnd w:id="274"/>
-    <w:bookmarkStart w:id="276" w:name="X34dcf5b26e20f7c34f09cc47bce142128fdda22"/>
+    <w:bookmarkEnd w:id="285"/>
+    <w:bookmarkStart w:id="287" w:name="X34dcf5b26e20f7c34f09cc47bce142128fdda22"/>
     <w:p>
       <w:pPr>
         <w:pStyle w:val="Bibliography"/>
@@ -16298,7 +16652,7 @@
       <w:r>
         <w:t xml:space="preserve"> </w:t>
       </w:r>
-      <w:hyperlink r:id="rId275">
+      <w:hyperlink r:id="rId286">
         <w:r>
           <w:rPr>
             <w:rStyle w:val="InternetLink"/>
@@ -16411,8 +16765,8 @@
         <w:t xml:space="preserve">, 1523–1529 (2015).</w:t>
       </w:r>
     </w:p>
-    <w:bookmarkEnd w:id="276"/>
-    <w:bookmarkStart w:id="278" w:name="ref-mikkelsenBigGABAII2019"/>
+    <w:bookmarkEnd w:id="287"/>
+    <w:bookmarkStart w:id="289" w:name="ref-mikkelsenBigGABAII2019"/>
     <w:p>
       <w:pPr>
         <w:pStyle w:val="Bibliography"/>
@@ -16442,7 +16796,7 @@
       <w:r>
         <w:t xml:space="preserve"> </w:t>
       </w:r>
-      <w:hyperlink r:id="rId277">
+      <w:hyperlink r:id="rId288">
         <w:r>
           <w:rPr>
             <w:rStyle w:val="InternetLink"/>
@@ -16543,8 +16897,8 @@
         <w:t xml:space="preserve">, 537–548 (2019).</w:t>
       </w:r>
     </w:p>
-    <w:bookmarkEnd w:id="278"/>
-    <w:bookmarkStart w:id="280" w:name="ref-mikkelsenBigGABAEdited2017"/>
+    <w:bookmarkEnd w:id="289"/>
+    <w:bookmarkStart w:id="291" w:name="ref-mikkelsenBigGABAEdited2017"/>
     <w:p>
       <w:pPr>
         <w:pStyle w:val="Bibliography"/>
@@ -16574,7 +16928,7 @@
       <w:r>
         <w:t xml:space="preserve"> </w:t>
       </w:r>
-      <w:hyperlink r:id="rId279">
+      <w:hyperlink r:id="rId290">
         <w:r>
           <w:rPr>
             <w:rStyle w:val="InternetLink"/>
@@ -16651,8 +17005,8 @@
         <w:t xml:space="preserve">, 32–45 (2017).</w:t>
       </w:r>
     </w:p>
-    <w:bookmarkEnd w:id="280"/>
-    <w:bookmarkStart w:id="281" w:name="Xa40a6c308a7c4ecd374d5d433164d97a4c07e0f"/>
+    <w:bookmarkEnd w:id="291"/>
+    <w:bookmarkStart w:id="292" w:name="Xa40a6c308a7c4ecd374d5d433164d97a4c07e0f"/>
     <w:p>
       <w:pPr>
         <w:pStyle w:val="Bibliography"/>
@@ -16746,8 +17100,8 @@
         <w:t xml:space="preserve">. (Elsevier Ltd., 2007).</w:t>
       </w:r>
     </w:p>
-    <w:bookmarkEnd w:id="281"/>
-    <w:bookmarkStart w:id="283" w:name="ref-gasparovicUseTissueWater2006"/>
+    <w:bookmarkEnd w:id="292"/>
+    <w:bookmarkStart w:id="294" w:name="ref-gasparovicUseTissueWater2006"/>
     <w:p>
       <w:pPr>
         <w:pStyle w:val="Bibliography"/>
@@ -16777,7 +17131,7 @@
       <w:r>
         <w:t xml:space="preserve"> </w:t>
       </w:r>
-      <w:hyperlink r:id="rId282">
+      <w:hyperlink r:id="rId293">
         <w:r>
           <w:rPr>
             <w:rStyle w:val="InternetLink"/>
@@ -16812,8 +17166,8 @@
         <w:t xml:space="preserve">, 1219–1226 (2006).</w:t>
       </w:r>
     </w:p>
-    <w:bookmarkEnd w:id="283"/>
-    <w:bookmarkStart w:id="285" w:name="X3bd4325490f39fc8d86d2a451dd0fe154a395df"/>
+    <w:bookmarkEnd w:id="294"/>
+    <w:bookmarkStart w:id="296" w:name="X3bd4325490f39fc8d86d2a451dd0fe154a395df"/>
     <w:p>
       <w:pPr>
         <w:pStyle w:val="Bibliography"/>
@@ -16833,7 +17187,7 @@
       <w:r>
         <w:t xml:space="preserve"> </w:t>
       </w:r>
-      <w:hyperlink r:id="rId284">
+      <w:hyperlink r:id="rId295">
         <w:r>
           <w:rPr>
             <w:rStyle w:val="InternetLink"/>
@@ -16910,8 +17264,8 @@
         <w:t xml:space="preserve">, 118191 (2021).</w:t>
       </w:r>
     </w:p>
-    <w:bookmarkEnd w:id="285"/>
-    <w:bookmarkStart w:id="287" w:name="ref-juchemB0ShimmingVivo2021"/>
+    <w:bookmarkEnd w:id="296"/>
+    <w:bookmarkStart w:id="298" w:name="ref-juchemB0ShimmingVivo2021"/>
     <w:p>
       <w:pPr>
         <w:pStyle w:val="Bibliography"/>
@@ -16941,7 +17295,7 @@
       <w:r>
         <w:t xml:space="preserve"> </w:t>
       </w:r>
-      <w:hyperlink r:id="rId286">
+      <w:hyperlink r:id="rId297">
         <w:r>
           <w:rPr>
             <w:rStyle w:val="InternetLink"/>
@@ -17013,8 +17367,8 @@
         <w:t xml:space="preserve">, e4350 (2021).</w:t>
       </w:r>
     </w:p>
-    <w:bookmarkEnd w:id="287"/>
-    <w:bookmarkStart w:id="289" w:name="ref-eddenGannetBatchprocessingTool2014"/>
+    <w:bookmarkEnd w:id="298"/>
+    <w:bookmarkStart w:id="300" w:name="ref-eddenGannetBatchprocessingTool2014"/>
     <w:p>
       <w:pPr>
         <w:pStyle w:val="Bibliography"/>
@@ -17034,7 +17388,7 @@
       <w:r>
         <w:t xml:space="preserve"> </w:t>
       </w:r>
-      <w:hyperlink r:id="rId288">
+      <w:hyperlink r:id="rId299">
         <w:r>
           <w:rPr>
             <w:rStyle w:val="InternetLink"/>
@@ -17117,8 +17471,8 @@
         <w:t xml:space="preserve">, 1445–1452 (2014).</w:t>
       </w:r>
     </w:p>
-    <w:bookmarkEnd w:id="289"/>
-    <w:bookmarkStart w:id="291" w:name="ref-duffPowerSpectralDensity2008"/>
+    <w:bookmarkEnd w:id="300"/>
+    <w:bookmarkStart w:id="302" w:name="ref-duffPowerSpectralDensity2008"/>
     <w:p>
       <w:pPr>
         <w:pStyle w:val="Bibliography"/>
@@ -17148,7 +17502,7 @@
       <w:r>
         <w:t xml:space="preserve"> </w:t>
       </w:r>
-      <w:hyperlink r:id="rId290">
+      <w:hyperlink r:id="rId301">
         <w:r>
           <w:rPr>
             <w:rStyle w:val="InternetLink"/>
@@ -17207,8 +17561,8 @@
         <w:t xml:space="preserve">, 778–790 (2008).</w:t>
       </w:r>
     </w:p>
-    <w:bookmarkEnd w:id="291"/>
-    <w:bookmarkStart w:id="293" w:name="Xd34177f599f07e2811a749ece05b12e11ebd05a"/>
+    <w:bookmarkEnd w:id="302"/>
+    <w:bookmarkStart w:id="304" w:name="Xd34177f599f07e2811a749ece05b12e11ebd05a"/>
     <w:p>
       <w:pPr>
         <w:pStyle w:val="Bibliography"/>
@@ -17238,7 +17592,7 @@
       <w:r>
         <w:t xml:space="preserve"> </w:t>
       </w:r>
-      <w:hyperlink r:id="rId292">
+      <w:hyperlink r:id="rId303">
         <w:r>
           <w:rPr>
             <w:rStyle w:val="InternetLink"/>
@@ -17273,8 +17627,8 @@
         <w:t xml:space="preserve">, S234–S249 (2004).</w:t>
       </w:r>
     </w:p>
-    <w:bookmarkEnd w:id="293"/>
-    <w:bookmarkStart w:id="295" w:name="ref-welchUseFastFourier1967"/>
+    <w:bookmarkEnd w:id="304"/>
+    <w:bookmarkStart w:id="306" w:name="ref-welchUseFastFourier1967"/>
     <w:p>
       <w:pPr>
         <w:pStyle w:val="Bibliography"/>
@@ -17294,7 +17648,7 @@
       <w:r>
         <w:t xml:space="preserve"> </w:t>
       </w:r>
-      <w:hyperlink r:id="rId294">
+      <w:hyperlink r:id="rId305">
         <w:r>
           <w:rPr>
             <w:rStyle w:val="InternetLink"/>
@@ -17377,8 +17731,8 @@
         <w:t xml:space="preserve">, 70–73 (1967).</w:t>
       </w:r>
     </w:p>
-    <w:bookmarkEnd w:id="295"/>
-    <w:bookmarkStart w:id="297" w:name="ref-virtanenSciPy10Fundamental2020"/>
+    <w:bookmarkEnd w:id="306"/>
+    <w:bookmarkStart w:id="308" w:name="ref-virtanenSciPy10Fundamental2020"/>
     <w:p>
       <w:pPr>
         <w:pStyle w:val="Bibliography"/>
@@ -17408,7 +17762,7 @@
       <w:r>
         <w:t xml:space="preserve"> </w:t>
       </w:r>
-      <w:hyperlink r:id="rId296">
+      <w:hyperlink r:id="rId307">
         <w:r>
           <w:rPr>
             <w:rStyle w:val="InternetLink"/>
@@ -17467,8 +17821,8 @@
         <w:t xml:space="preserve">, 261–272 (2020).</w:t>
       </w:r>
     </w:p>
-    <w:bookmarkEnd w:id="297"/>
-    <w:bookmarkStart w:id="299" w:name="X8f92efa2129315f50d21293b2abe8849772b3c2"/>
+    <w:bookmarkEnd w:id="308"/>
+    <w:bookmarkStart w:id="310" w:name="X8f92efa2129315f50d21293b2abe8849772b3c2"/>
     <w:p>
       <w:pPr>
         <w:pStyle w:val="Bibliography"/>
@@ -17488,7 +17842,7 @@
       <w:r>
         <w:t xml:space="preserve"> </w:t>
       </w:r>
-      <w:hyperlink r:id="rId298">
+      <w:hyperlink r:id="rId309">
         <w:r>
           <w:rPr>
             <w:rStyle w:val="InternetLink"/>
@@ -17613,8 +17967,8 @@
         <w:t xml:space="preserve">, e63448 (2013).</w:t>
       </w:r>
     </w:p>
-    <w:bookmarkEnd w:id="299"/>
-    <w:bookmarkStart w:id="301" w:name="X777c331d415e605c70ef5f00469b3557f0cea50"/>
+    <w:bookmarkEnd w:id="310"/>
+    <w:bookmarkStart w:id="312" w:name="X777c331d415e605c70ef5f00469b3557f0cea50"/>
     <w:p>
       <w:pPr>
         <w:pStyle w:val="Bibliography"/>
@@ -17634,7 +17988,7 @@
       <w:r>
         <w:t xml:space="preserve"> </w:t>
       </w:r>
-      <w:hyperlink r:id="rId300">
+      <w:hyperlink r:id="rId311">
         <w:r>
           <w:rPr>
             <w:rStyle w:val="InternetLink"/>
@@ -17686,8 +18040,8 @@
         <w:t xml:space="preserve">, 118–130 (2014).</w:t>
       </w:r>
     </w:p>
-    <w:bookmarkEnd w:id="301"/>
-    <w:bookmarkStart w:id="303" w:name="ref-hartmannRealtimeFractalSignal2013"/>
+    <w:bookmarkEnd w:id="312"/>
+    <w:bookmarkStart w:id="314" w:name="ref-hartmannRealtimeFractalSignal2013"/>
     <w:p>
       <w:pPr>
         <w:pStyle w:val="Bibliography"/>
@@ -17717,7 +18071,7 @@
       <w:r>
         <w:t xml:space="preserve"> </w:t>
       </w:r>
-      <w:hyperlink r:id="rId302">
+      <w:hyperlink r:id="rId313">
         <w:r>
           <w:rPr>
             <w:rStyle w:val="InternetLink"/>
@@ -17752,8 +18106,8 @@
         <w:t xml:space="preserve">, 89–102 (2013).</w:t>
       </w:r>
     </w:p>
-    <w:bookmarkEnd w:id="303"/>
-    <w:bookmarkStart w:id="305" w:name="ref-ekePhysiologicalTimeSeries2000"/>
+    <w:bookmarkEnd w:id="314"/>
+    <w:bookmarkStart w:id="316" w:name="ref-ekePhysiologicalTimeSeries2000"/>
     <w:p>
       <w:pPr>
         <w:pStyle w:val="Bibliography"/>
@@ -17783,7 +18137,7 @@
       <w:r>
         <w:t xml:space="preserve"> </w:t>
       </w:r>
-      <w:hyperlink r:id="rId304">
+      <w:hyperlink r:id="rId315">
         <w:r>
           <w:rPr>
             <w:rStyle w:val="InternetLink"/>
@@ -17818,8 +18172,8 @@
         <w:t xml:space="preserve">, 403–415 (2000).</w:t>
       </w:r>
     </w:p>
-    <w:bookmarkEnd w:id="305"/>
-    <w:bookmarkStart w:id="306" w:name="X7d7144c0a52ec3594cffc5fec0f425498533505"/>
+    <w:bookmarkEnd w:id="316"/>
+    <w:bookmarkStart w:id="317" w:name="X7d7144c0a52ec3594cffc5fec0f425498533505"/>
     <w:p>
       <w:pPr>
         <w:pStyle w:val="Bibliography"/>
@@ -17849,8 +18203,8 @@
         <w:t xml:space="preserve">language and environment for statistical computing. (2021).</w:t>
       </w:r>
     </w:p>
-    <w:bookmarkEnd w:id="306"/>
-    <w:bookmarkStart w:id="308" w:name="ref-studentProbableErrorMean1908"/>
+    <w:bookmarkEnd w:id="317"/>
+    <w:bookmarkStart w:id="319" w:name="ref-studentProbableErrorMean1908"/>
     <w:p>
       <w:pPr>
         <w:pStyle w:val="Bibliography"/>
@@ -17870,7 +18224,7 @@
       <w:r>
         <w:t xml:space="preserve"> </w:t>
       </w:r>
-      <w:hyperlink r:id="rId307">
+      <w:hyperlink r:id="rId318">
         <w:r>
           <w:rPr>
             <w:rStyle w:val="InternetLink"/>
@@ -17941,8 +18295,8 @@
         <w:t xml:space="preserve">, 1–25 (1908).</w:t>
       </w:r>
     </w:p>
-    <w:bookmarkEnd w:id="308"/>
-    <w:bookmarkStart w:id="309" w:name="ref-freedmanStatistics2007"/>
+    <w:bookmarkEnd w:id="319"/>
+    <w:bookmarkStart w:id="320" w:name="ref-freedmanStatistics2007"/>
     <w:p>
       <w:pPr>
         <w:pStyle w:val="Bibliography"/>
@@ -17973,8 +18327,8 @@
         <w:t xml:space="preserve">. vol. 4 (W. W. Norton &amp; Company, New York, 2007).</w:t>
       </w:r>
     </w:p>
-    <w:bookmarkEnd w:id="309"/>
-    <w:bookmarkStart w:id="311" w:name="X6ae0be824696d7d721165c200683fdc329ea166"/>
+    <w:bookmarkEnd w:id="320"/>
+    <w:bookmarkStart w:id="322" w:name="X6ae0be824696d7d721165c200683fdc329ea166"/>
     <w:p>
       <w:pPr>
         <w:pStyle w:val="Bibliography"/>
@@ -18004,7 +18358,7 @@
       <w:r>
         <w:t xml:space="preserve"> </w:t>
       </w:r>
-      <w:hyperlink r:id="rId310">
+      <w:hyperlink r:id="rId321">
         <w:r>
           <w:rPr>
             <w:rStyle w:val="InternetLink"/>
@@ -18039,8 +18393,8 @@
         <w:t xml:space="preserve">, 1125–1165 (2011).</w:t>
       </w:r>
     </w:p>
-    <w:bookmarkEnd w:id="311"/>
-    <w:bookmarkStart w:id="313" w:name="ref-vanessenHumanConnectomeProject2012"/>
+    <w:bookmarkEnd w:id="322"/>
+    <w:bookmarkStart w:id="324" w:name="ref-vanessenHumanConnectomeProject2012"/>
     <w:p>
       <w:pPr>
         <w:pStyle w:val="Bibliography"/>
@@ -18070,7 +18424,7 @@
       <w:r>
         <w:t xml:space="preserve"> </w:t>
       </w:r>
-      <w:hyperlink r:id="rId312">
+      <w:hyperlink r:id="rId323">
         <w:r>
           <w:rPr>
             <w:rStyle w:val="InternetLink"/>
@@ -18147,8 +18501,8 @@
         <w:t xml:space="preserve">, 2222–2231 (2012).</w:t>
       </w:r>
     </w:p>
-    <w:bookmarkEnd w:id="313"/>
-    <w:bookmarkStart w:id="315" w:name="ref-barnesEndogenousHumanBrain2009"/>
+    <w:bookmarkEnd w:id="324"/>
+    <w:bookmarkStart w:id="326" w:name="ref-barnesEndogenousHumanBrain2009"/>
     <w:p>
       <w:pPr>
         <w:pStyle w:val="Bibliography"/>
@@ -18168,7 +18522,7 @@
       <w:r>
         <w:t xml:space="preserve"> </w:t>
       </w:r>
-      <w:hyperlink r:id="rId314">
+      <w:hyperlink r:id="rId325">
         <w:r>
           <w:rPr>
             <w:rStyle w:val="InternetLink"/>
@@ -18215,8 +18569,8 @@
         <w:t xml:space="preserve">, e6626 (2009).</w:t>
       </w:r>
     </w:p>
-    <w:bookmarkEnd w:id="315"/>
-    <w:bookmarkStart w:id="317" w:name="Xdd0f9bdb5d2d0acdde6c08413118c35b45ae4cd"/>
+    <w:bookmarkEnd w:id="326"/>
+    <w:bookmarkStart w:id="328" w:name="Xdd0f9bdb5d2d0acdde6c08413118c35b45ae4cd"/>
     <w:p>
       <w:pPr>
         <w:pStyle w:val="Bibliography"/>
@@ -18236,7 +18590,7 @@
       <w:r>
         <w:t xml:space="preserve"> </w:t>
       </w:r>
-      <w:hyperlink r:id="rId316">
+      <w:hyperlink r:id="rId327">
         <w:r>
           <w:rPr>
             <w:rStyle w:val="InternetLink"/>
@@ -18271,8 +18625,8 @@
         <w:t xml:space="preserve">, 40–48 (2010).</w:t>
       </w:r>
     </w:p>
-    <w:bookmarkEnd w:id="317"/>
-    <w:bookmarkStart w:id="319" w:name="Xd7bbbfdf199e4fdf58c437612e12147a1ffae11"/>
+    <w:bookmarkEnd w:id="328"/>
+    <w:bookmarkStart w:id="330" w:name="Xd7bbbfdf199e4fdf58c437612e12147a1ffae11"/>
     <w:p>
       <w:pPr>
         <w:pStyle w:val="Bibliography"/>
@@ -18302,7 +18656,7 @@
       <w:r>
         <w:t xml:space="preserve"> </w:t>
       </w:r>
-      <w:hyperlink r:id="rId318">
+      <w:hyperlink r:id="rId329">
         <w:r>
           <w:rPr>
             <w:rStyle w:val="InternetLink"/>
@@ -18361,8 +18715,8 @@
         <w:t xml:space="preserve">, 450–460 (2013).</w:t>
       </w:r>
     </w:p>
-    <w:bookmarkEnd w:id="319"/>
-    <w:bookmarkStart w:id="321" w:name="Xc031393e1e23d215e5a249602114cefaa154497"/>
+    <w:bookmarkEnd w:id="330"/>
+    <w:bookmarkStart w:id="332" w:name="Xc031393e1e23d215e5a249602114cefaa154497"/>
     <w:p>
       <w:pPr>
         <w:pStyle w:val="Bibliography"/>
@@ -18382,7 +18736,7 @@
       <w:r>
         <w:t xml:space="preserve"> </w:t>
       </w:r>
-      <w:hyperlink r:id="rId320">
+      <w:hyperlink r:id="rId331">
         <w:r>
           <w:rPr>
             <w:rStyle w:val="InternetLink"/>
@@ -18555,8 +18909,8 @@
         <w:t xml:space="preserve">, 125–136 (2017).</w:t>
       </w:r>
     </w:p>
-    <w:bookmarkEnd w:id="321"/>
-    <w:bookmarkStart w:id="323" w:name="X70d4e54e9083b8b511ad1a83fb645f92f8c48a0"/>
+    <w:bookmarkEnd w:id="332"/>
+    <w:bookmarkStart w:id="334" w:name="X70d4e54e9083b8b511ad1a83fb645f92f8c48a0"/>
     <w:p>
       <w:pPr>
         <w:pStyle w:val="Bibliography"/>
@@ -18576,7 +18930,7 @@
       <w:r>
         <w:t xml:space="preserve"> </w:t>
       </w:r>
-      <w:hyperlink r:id="rId322">
+      <w:hyperlink r:id="rId333">
         <w:r>
           <w:rPr>
             <w:rStyle w:val="InternetLink"/>
@@ -18671,8 +19025,8 @@
         <w:t xml:space="preserve">, 292–300 (2015).</w:t>
       </w:r>
     </w:p>
-    <w:bookmarkEnd w:id="323"/>
-    <w:bookmarkStart w:id="325" w:name="ref-floyer-leaRapidModulationGABA2006"/>
+    <w:bookmarkEnd w:id="334"/>
+    <w:bookmarkStart w:id="336" w:name="ref-floyer-leaRapidModulationGABA2006"/>
     <w:p>
       <w:pPr>
         <w:pStyle w:val="Bibliography"/>
@@ -18692,7 +19046,7 @@
       <w:r>
         <w:t xml:space="preserve"> </w:t>
       </w:r>
-      <w:hyperlink r:id="rId324">
+      <w:hyperlink r:id="rId335">
         <w:r>
           <w:rPr>
             <w:rStyle w:val="InternetLink"/>
@@ -18787,8 +19141,8 @@
         <w:t xml:space="preserve">, 1639–1644 (2006).</w:t>
       </w:r>
     </w:p>
-    <w:bookmarkEnd w:id="325"/>
-    <w:bookmarkStart w:id="327" w:name="Xfd39a03a46266e9206661c98743a7164bea427c"/>
+    <w:bookmarkEnd w:id="336"/>
+    <w:bookmarkStart w:id="338" w:name="Xfd39a03a46266e9206661c98743a7164bea427c"/>
     <w:p>
       <w:pPr>
         <w:pStyle w:val="Bibliography"/>
@@ -18818,7 +19172,7 @@
       <w:r>
         <w:t xml:space="preserve"> </w:t>
       </w:r>
-      <w:hyperlink r:id="rId326">
+      <w:hyperlink r:id="rId337">
         <w:r>
           <w:rPr>
             <w:rStyle w:val="InternetLink"/>
@@ -18877,8 +19231,8 @@
         <w:t xml:space="preserve">, 15–20 (2015).</w:t>
       </w:r>
     </w:p>
-    <w:bookmarkEnd w:id="327"/>
-    <w:bookmarkStart w:id="329" w:name="ref-staggRoleGABAHuman2011"/>
+    <w:bookmarkEnd w:id="338"/>
+    <w:bookmarkStart w:id="340" w:name="ref-staggRoleGABAHuman2011"/>
     <w:p>
       <w:pPr>
         <w:pStyle w:val="Bibliography"/>
@@ -18898,7 +19252,7 @@
       <w:r>
         <w:t xml:space="preserve"> </w:t>
       </w:r>
-      <w:hyperlink r:id="rId328">
+      <w:hyperlink r:id="rId339">
         <w:r>
           <w:rPr>
             <w:rStyle w:val="InternetLink"/>
@@ -18993,8 +19347,8 @@
         <w:t xml:space="preserve">, 480–484 (2011).</w:t>
       </w:r>
     </w:p>
-    <w:bookmarkEnd w:id="329"/>
-    <w:bookmarkStart w:id="331" w:name="Xc23bd815f845e5380371f8632e8bf49cbd2c5fa"/>
+    <w:bookmarkEnd w:id="340"/>
+    <w:bookmarkStart w:id="342" w:name="Xc23bd815f845e5380371f8632e8bf49cbd2c5fa"/>
     <w:p>
       <w:pPr>
         <w:pStyle w:val="Bibliography"/>
@@ -19014,7 +19368,7 @@
       <w:r>
         <w:t xml:space="preserve"> </w:t>
       </w:r>
-      <w:hyperlink r:id="rId330">
+      <w:hyperlink r:id="rId341">
         <w:r>
           <w:rPr>
             <w:rStyle w:val="InternetLink"/>
@@ -19049,8 +19403,8 @@
         <w:t xml:space="preserve">, 2554–2561 (2012).</w:t>
       </w:r>
     </w:p>
-    <w:bookmarkEnd w:id="331"/>
-    <w:bookmarkStart w:id="333" w:name="X5469f64f3bb30d988fbeeb1cf3ab3d2dc0d2483"/>
+    <w:bookmarkEnd w:id="342"/>
+    <w:bookmarkStart w:id="344" w:name="X5469f64f3bb30d988fbeeb1cf3ab3d2dc0d2483"/>
     <w:p>
       <w:pPr>
         <w:pStyle w:val="Bibliography"/>
@@ -19080,7 +19434,7 @@
       <w:r>
         <w:t xml:space="preserve"> </w:t>
       </w:r>
-      <w:hyperlink r:id="rId332">
+      <w:hyperlink r:id="rId343">
         <w:r>
           <w:rPr>
             <w:rStyle w:val="InternetLink"/>
@@ -19127,8 +19481,8 @@
         <w:t xml:space="preserve">, 19218 (2020).</w:t>
       </w:r>
     </w:p>
-    <w:bookmarkEnd w:id="333"/>
-    <w:bookmarkStart w:id="335" w:name="ref-huiFrequencyDriftMR2021"/>
+    <w:bookmarkEnd w:id="344"/>
+    <w:bookmarkStart w:id="346" w:name="ref-huiFrequencyDriftMR2021"/>
     <w:p>
       <w:pPr>
         <w:pStyle w:val="Bibliography"/>
@@ -19158,7 +19512,7 @@
       <w:r>
         <w:t xml:space="preserve"> </w:t>
       </w:r>
-      <w:hyperlink r:id="rId334">
+      <w:hyperlink r:id="rId345">
         <w:r>
           <w:rPr>
             <w:rStyle w:val="InternetLink"/>
@@ -19229,8 +19583,8 @@
         <w:t xml:space="preserve">, 118430 (2021).</w:t>
       </w:r>
     </w:p>
-    <w:bookmarkEnd w:id="335"/>
-    <w:bookmarkStart w:id="337" w:name="ref-peekBrainGABAGlutamate2020"/>
+    <w:bookmarkEnd w:id="346"/>
+    <w:bookmarkStart w:id="348" w:name="ref-peekBrainGABAGlutamate2020"/>
     <w:p>
       <w:pPr>
         <w:pStyle w:val="Bibliography"/>
@@ -19260,7 +19614,7 @@
       <w:r>
         <w:t xml:space="preserve"> </w:t>
       </w:r>
-      <w:hyperlink r:id="rId336">
+      <w:hyperlink r:id="rId347">
         <w:r>
           <w:rPr>
             <w:rStyle w:val="InternetLink"/>
@@ -19391,8 +19745,8 @@
         <w:t xml:space="preserve">, 116532 (2020).</w:t>
       </w:r>
     </w:p>
-    <w:bookmarkEnd w:id="337"/>
-    <w:bookmarkStart w:id="339" w:name="ref-choiSpectralEditing1H2021"/>
+    <w:bookmarkEnd w:id="348"/>
+    <w:bookmarkStart w:id="350" w:name="ref-choiSpectralEditing1H2021"/>
     <w:p>
       <w:pPr>
         <w:pStyle w:val="Bibliography"/>
@@ -19422,7 +19776,7 @@
       <w:r>
         <w:t xml:space="preserve"> </w:t>
       </w:r>
-      <w:hyperlink r:id="rId338">
+      <w:hyperlink r:id="rId349">
         <w:r>
           <w:rPr>
             <w:rStyle w:val="InternetLink"/>
@@ -19499,8 +19853,8 @@
         <w:t xml:space="preserve">, e4411 (2021).</w:t>
       </w:r>
     </w:p>
-    <w:bookmarkEnd w:id="339"/>
-    <w:bookmarkStart w:id="341" w:name="ref-linMinimumReportingStandards2021"/>
+    <w:bookmarkEnd w:id="350"/>
+    <w:bookmarkStart w:id="352" w:name="ref-linMinimumReportingStandards2021"/>
     <w:p>
       <w:pPr>
         <w:pStyle w:val="Bibliography"/>
@@ -19530,7 +19884,7 @@
       <w:r>
         <w:t xml:space="preserve"> </w:t>
       </w:r>
-      <w:hyperlink r:id="rId340">
+      <w:hyperlink r:id="rId351">
         <w:r>
           <w:rPr>
             <w:rStyle w:val="InternetLink"/>
@@ -19643,8 +19997,8 @@
         <w:t xml:space="preserve">, e4484 (2021).</w:t>
       </w:r>
     </w:p>
-    <w:bookmarkEnd w:id="341"/>
-    <w:bookmarkStart w:id="343" w:name="ref-kunduMultiechoFMRIReview2017"/>
+    <w:bookmarkEnd w:id="352"/>
+    <w:bookmarkStart w:id="354" w:name="ref-kunduMultiechoFMRIReview2017"/>
     <w:p>
       <w:pPr>
         <w:pStyle w:val="Bibliography"/>
@@ -19674,7 +20028,7 @@
       <w:r>
         <w:t xml:space="preserve"> </w:t>
       </w:r>
-      <w:hyperlink r:id="rId342">
+      <w:hyperlink r:id="rId353">
         <w:r>
           <w:rPr>
             <w:rStyle w:val="InternetLink"/>
@@ -19799,8 +20153,8 @@
         <w:t xml:space="preserve">, 59–80 (2017).</w:t>
       </w:r>
     </w:p>
-    <w:bookmarkEnd w:id="343"/>
-    <w:bookmarkStart w:id="345" w:name="Xf89f147656cca7b375c337c7265920cd56ec00d"/>
+    <w:bookmarkEnd w:id="354"/>
+    <w:bookmarkStart w:id="356" w:name="Xf89f147656cca7b375c337c7265920cd56ec00d"/>
     <w:p>
       <w:pPr>
         <w:pStyle w:val="Bibliography"/>
@@ -19830,7 +20184,7 @@
       <w:r>
         <w:t xml:space="preserve"> </w:t>
       </w:r>
-      <w:hyperlink r:id="rId344">
+      <w:hyperlink r:id="rId355">
         <w:r>
           <w:rPr>
             <w:rStyle w:val="InternetLink"/>
@@ -19925,8 +20279,8 @@
         <w:t xml:space="preserve">, 1083–1091 (2016).</w:t>
       </w:r>
     </w:p>
-    <w:bookmarkEnd w:id="345"/>
-    <w:bookmarkStart w:id="347" w:name="ref-mullinsNovelTechniqueStudy2005"/>
+    <w:bookmarkEnd w:id="356"/>
+    <w:bookmarkStart w:id="358" w:name="ref-mullinsNovelTechniqueStudy2005"/>
     <w:p>
       <w:pPr>
         <w:pStyle w:val="Bibliography"/>
@@ -19946,7 +20300,7 @@
       <w:r>
         <w:t xml:space="preserve"> </w:t>
       </w:r>
-      <w:hyperlink r:id="rId346">
+      <w:hyperlink r:id="rId357">
         <w:r>
           <w:rPr>
             <w:rStyle w:val="InternetLink"/>
@@ -19981,8 +20335,8 @@
         <w:t xml:space="preserve">, 642–646 (2005).</w:t>
       </w:r>
     </w:p>
-    <w:bookmarkEnd w:id="347"/>
-    <w:bookmarkStart w:id="349" w:name="ref-gussewTimeresolvedFunctional1H2010"/>
+    <w:bookmarkEnd w:id="358"/>
+    <w:bookmarkStart w:id="360" w:name="ref-gussewTimeresolvedFunctional1H2010"/>
     <w:p>
       <w:pPr>
         <w:pStyle w:val="Bibliography"/>
@@ -20012,7 +20366,7 @@
       <w:r>
         <w:t xml:space="preserve"> </w:t>
       </w:r>
-      <w:hyperlink r:id="rId348">
+      <w:hyperlink r:id="rId359">
         <w:r>
           <w:rPr>
             <w:rStyle w:val="InternetLink"/>
@@ -20071,8 +20425,8 @@
         <w:t xml:space="preserve">, 1895–1902 (2010).</w:t>
       </w:r>
     </w:p>
-    <w:bookmarkEnd w:id="349"/>
-    <w:bookmarkStart w:id="351" w:name="X80e31e083a8695b6c4a3f9174931ee68430de4b"/>
+    <w:bookmarkEnd w:id="360"/>
+    <w:bookmarkStart w:id="362" w:name="X80e31e083a8695b6c4a3f9174931ee68430de4b"/>
     <w:p>
       <w:pPr>
         <w:pStyle w:val="Bibliography"/>
@@ -20102,7 +20456,7 @@
       <w:r>
         <w:t xml:space="preserve"> </w:t>
       </w:r>
-      <w:hyperlink r:id="rId350">
+      <w:hyperlink r:id="rId361">
         <w:r>
           <w:rPr>
             <w:rStyle w:val="InternetLink"/>
@@ -20161,8 +20515,8 @@
         <w:t xml:space="preserve">, 807–815 (2011).</w:t>
       </w:r>
     </w:p>
-    <w:bookmarkEnd w:id="351"/>
-    <w:bookmarkStart w:id="353" w:name="ref-mullinsTheoryFunctionalMagnetic2018"/>
+    <w:bookmarkEnd w:id="362"/>
+    <w:bookmarkStart w:id="364" w:name="ref-mullinsTheoryFunctionalMagnetic2018"/>
     <w:p>
       <w:pPr>
         <w:pStyle w:val="Bibliography"/>
@@ -20182,7 +20536,7 @@
       <w:r>
         <w:t xml:space="preserve"> </w:t>
       </w:r>
-      <w:hyperlink r:id="rId352">
+      <w:hyperlink r:id="rId363">
         <w:r>
           <w:rPr>
             <w:rStyle w:val="InternetLink"/>
@@ -20277,8 +20631,8 @@
         <w:t xml:space="preserve">, 91–103 (2018).</w:t>
       </w:r>
     </w:p>
-    <w:bookmarkEnd w:id="353"/>
-    <w:bookmarkStart w:id="355" w:name="ref-dwyerSimultaneousMeasurementBOLD2021"/>
+    <w:bookmarkEnd w:id="364"/>
+    <w:bookmarkStart w:id="366" w:name="ref-dwyerSimultaneousMeasurementBOLD2021"/>
     <w:p>
       <w:pPr>
         <w:pStyle w:val="Bibliography"/>
@@ -20308,7 +20662,7 @@
       <w:r>
         <w:t xml:space="preserve"> </w:t>
       </w:r>
-      <w:hyperlink r:id="rId354">
+      <w:hyperlink r:id="rId365">
         <w:r>
           <w:rPr>
             <w:rStyle w:val="InternetLink"/>
@@ -20499,8 +20853,8 @@
         <w:t xml:space="preserve">, 644079 (2021).</w:t>
       </w:r>
     </w:p>
-    <w:bookmarkEnd w:id="355"/>
-    <w:bookmarkStart w:id="357" w:name="ref-bellVivoGlxGlu2021"/>
+    <w:bookmarkEnd w:id="366"/>
+    <w:bookmarkStart w:id="368" w:name="ref-bellVivoGlxGlu2021"/>
     <w:p>
       <w:pPr>
         <w:pStyle w:val="Bibliography"/>
@@ -20530,7 +20884,7 @@
       <w:r>
         <w:t xml:space="preserve"> </w:t>
       </w:r>
-      <w:hyperlink r:id="rId356">
+      <w:hyperlink r:id="rId367">
         <w:r>
           <w:rPr>
             <w:rStyle w:val="InternetLink"/>
@@ -20649,8 +21003,8 @@
         <w:t xml:space="preserve">, e4245 (2021).</w:t>
       </w:r>
     </w:p>
-    <w:bookmarkEnd w:id="357"/>
-    <w:bookmarkStart w:id="359" w:name="ref-thomsonVivoGlxMeasurements2026"/>
+    <w:bookmarkEnd w:id="368"/>
+    <w:bookmarkStart w:id="370" w:name="ref-thomsonVivoGlxMeasurements2026"/>
     <w:p>
       <w:pPr>
         <w:pStyle w:val="Bibliography"/>
@@ -20680,7 +21034,7 @@
       <w:r>
         <w:t xml:space="preserve"> </w:t>
       </w:r>
-      <w:hyperlink r:id="rId358">
+      <w:hyperlink r:id="rId369">
         <w:r>
           <w:rPr>
             <w:rStyle w:val="InternetLink"/>
@@ -20835,8 +21189,8 @@
         <w:t xml:space="preserve">, e70171 (2026).</w:t>
       </w:r>
     </w:p>
-    <w:bookmarkEnd w:id="359"/>
-    <w:bookmarkStart w:id="361" w:name="ref-maddockEstimatingGlutamateGlx2018"/>
+    <w:bookmarkEnd w:id="370"/>
+    <w:bookmarkStart w:id="372" w:name="ref-maddockEstimatingGlutamateGlx2018"/>
     <w:p>
       <w:pPr>
         <w:pStyle w:val="Bibliography"/>
@@ -20856,7 +21210,7 @@
       <w:r>
         <w:t xml:space="preserve"> </w:t>
       </w:r>
-      <w:hyperlink r:id="rId360">
+      <w:hyperlink r:id="rId371">
         <w:r>
           <w:rPr>
             <w:rStyle w:val="InternetLink"/>
@@ -20981,8 +21335,8 @@
         <w:t xml:space="preserve">, 22–30 (2018).</w:t>
       </w:r>
     </w:p>
-    <w:bookmarkEnd w:id="361"/>
-    <w:bookmarkStart w:id="363" w:name="Xfbc86cb94387a9f8ee717baa5946394f14f40d9"/>
+    <w:bookmarkEnd w:id="372"/>
+    <w:bookmarkStart w:id="374" w:name="Xfbc86cb94387a9f8ee717baa5946394f14f40d9"/>
     <w:p>
       <w:pPr>
         <w:pStyle w:val="Bibliography"/>
@@ -21060,7 +21414,7 @@
       <w:r>
         <w:t xml:space="preserve">2025.06.07.657685 (2025) doi:</w:t>
       </w:r>
-      <w:hyperlink r:id="rId362">
+      <w:hyperlink r:id="rId373">
         <w:r>
           <w:rPr>
             <w:rStyle w:val="InternetLink"/>
@@ -21072,10 +21426,10 @@
         <w:t xml:space="preserve">.</w:t>
       </w:r>
     </w:p>
-    <w:bookmarkEnd w:id="363"/>
-    <w:bookmarkEnd w:id="364"/>
-    <w:bookmarkEnd w:id="365"/>
-    <w:bookmarkStart w:id="416" w:name="supplementary-material"/>
+    <w:bookmarkEnd w:id="374"/>
+    <w:bookmarkEnd w:id="375"/>
+    <w:bookmarkEnd w:id="376"/>
+    <w:bookmarkStart w:id="427" w:name="supplementary-material"/>
     <w:p>
       <w:pPr>
         <w:pStyle w:val="Heading1"/>
@@ -21084,7 +21438,7 @@
         <w:t xml:space="preserve">Supplementary Material</w:t>
       </w:r>
     </w:p>
-    <w:bookmarkStart w:id="368" w:name="mrs-quality"/>
+    <w:bookmarkStart w:id="379" w:name="mrs-quality"/>
     <w:p>
       <w:pPr>
         <w:pStyle w:val="Heading2"/>
@@ -21128,7 +21482,7 @@
       <w:tr>
         <w:tc>
           <w:tcPr/>
-          <w:bookmarkStart w:id="366" w:name="supptbl-quality"/>
+          <w:bookmarkStart w:id="377" w:name="supptbl-quality"/>
           <w:tbl>
             <w:tblPr>
               <w:tblStyle w:val="Table"/>
@@ -21152,6 +21506,7 @@
                 <w:p>
                   <w:pPr>
                     <w:pStyle w:val="Compact"/>
+                    <w:jc w:val="left"/>
                     <w:jc w:val="center"/>
                   </w:pPr>
                   <w:r>
@@ -21164,6 +21519,7 @@
                 <w:p>
                   <w:pPr>
                     <w:pStyle w:val="Compact"/>
+                    <w:jc w:val="left"/>
                     <w:jc w:val="center"/>
                   </w:pPr>
                   <w:r>
@@ -21176,6 +21532,7 @@
                 <w:p>
                   <w:pPr>
                     <w:pStyle w:val="Compact"/>
+                    <w:jc w:val="left"/>
                     <w:jc w:val="center"/>
                   </w:pPr>
                   <w:r>
@@ -21188,6 +21545,7 @@
                 <w:p>
                   <w:pPr>
                     <w:pStyle w:val="Compact"/>
+                    <w:jc w:val="left"/>
                     <w:jc w:val="center"/>
                   </w:pPr>
                   <w:r>
@@ -21200,6 +21558,7 @@
                 <w:p>
                   <w:pPr>
                     <w:pStyle w:val="Compact"/>
+                    <w:jc w:val="left"/>
                     <w:jc w:val="center"/>
                   </w:pPr>
                   <w:r>
@@ -21214,6 +21573,7 @@
                 <w:p>
                   <w:pPr>
                     <w:pStyle w:val="Compact"/>
+                    <w:jc w:val="left"/>
                     <w:jc w:val="center"/>
                   </w:pPr>
                   <w:r>
@@ -21226,6 +21586,7 @@
                 <w:p>
                   <w:pPr>
                     <w:pStyle w:val="Compact"/>
+                    <w:jc w:val="left"/>
                     <w:jc w:val="center"/>
                   </w:pPr>
                   <w:r>
@@ -21238,6 +21599,7 @@
                 <w:p>
                   <w:pPr>
                     <w:pStyle w:val="Compact"/>
+                    <w:jc w:val="left"/>
                     <w:jc w:val="center"/>
                   </w:pPr>
                   <w:r>
@@ -21250,6 +21612,7 @@
                 <w:p>
                   <w:pPr>
                     <w:pStyle w:val="Compact"/>
+                    <w:jc w:val="left"/>
                     <w:jc w:val="center"/>
                   </w:pPr>
                   <w:r>
@@ -21262,6 +21625,7 @@
                 <w:p>
                   <w:pPr>
                     <w:pStyle w:val="Compact"/>
+                    <w:jc w:val="left"/>
                     <w:jc w:val="center"/>
                   </w:pPr>
                   <w:r>
@@ -21276,6 +21640,7 @@
                 <w:p>
                   <w:pPr>
                     <w:pStyle w:val="Compact"/>
+                    <w:jc w:val="left"/>
                     <w:jc w:val="center"/>
                   </w:pPr>
                   <w:r>
@@ -21288,6 +21653,7 @@
                 <w:p>
                   <w:pPr>
                     <w:pStyle w:val="Compact"/>
+                    <w:jc w:val="left"/>
                     <w:jc w:val="center"/>
                   </w:pPr>
                   <w:r>
@@ -21300,6 +21666,7 @@
                 <w:p>
                   <w:pPr>
                     <w:pStyle w:val="Compact"/>
+                    <w:jc w:val="left"/>
                     <w:jc w:val="center"/>
                   </w:pPr>
                   <w:r>
@@ -21312,6 +21679,7 @@
                 <w:p>
                   <w:pPr>
                     <w:pStyle w:val="Compact"/>
+                    <w:jc w:val="left"/>
                     <w:jc w:val="center"/>
                   </w:pPr>
                   <w:r>
@@ -21324,6 +21692,7 @@
                 <w:p>
                   <w:pPr>
                     <w:pStyle w:val="Compact"/>
+                    <w:jc w:val="left"/>
                     <w:jc w:val="center"/>
                   </w:pPr>
                   <w:r>
@@ -21338,6 +21707,7 @@
                 <w:p>
                   <w:pPr>
                     <w:pStyle w:val="Compact"/>
+                    <w:jc w:val="left"/>
                     <w:jc w:val="center"/>
                   </w:pPr>
                   <w:r>
@@ -21350,6 +21720,7 @@
                 <w:p>
                   <w:pPr>
                     <w:pStyle w:val="Compact"/>
+                    <w:jc w:val="left"/>
                     <w:jc w:val="center"/>
                   </w:pPr>
                   <w:r>
@@ -21362,6 +21733,7 @@
                 <w:p>
                   <w:pPr>
                     <w:pStyle w:val="Compact"/>
+                    <w:jc w:val="left"/>
                     <w:jc w:val="center"/>
                   </w:pPr>
                   <w:r>
@@ -21374,6 +21746,7 @@
                 <w:p>
                   <w:pPr>
                     <w:pStyle w:val="Compact"/>
+                    <w:jc w:val="left"/>
                     <w:jc w:val="center"/>
                   </w:pPr>
                   <w:r>
@@ -21386,6 +21759,7 @@
                 <w:p>
                   <w:pPr>
                     <w:pStyle w:val="Compact"/>
+                    <w:jc w:val="left"/>
                     <w:jc w:val="center"/>
                   </w:pPr>
                   <w:r>
@@ -21400,7 +21774,7 @@
               <w:jc w:val="center"/>
             </w:pPr>
             <w:pPr>
-              <w:jc w:val="left"/>
+              <w:jc w:val="start"/>
               <w:spacing w:before="200"/>
               <w:pStyle w:val="ImageCaption"/>
             </w:pPr>
@@ -21431,7 +21805,7 @@
               <w:t xml:space="preserve">FWHM = full-width half-maximum; Cr = creatine; SNR = signal-to-noise ratio.</w:t>
             </w:r>
           </w:p>
-          <w:bookmarkEnd w:id="366"/>
+          <w:bookmarkEnd w:id="377"/>
         </w:tc>
       </w:tr>
     </w:tbl>
@@ -21470,7 +21844,7 @@
       <w:tr>
         <w:tc>
           <w:tcPr/>
-          <w:bookmarkStart w:id="367" w:name="supptbl-singlevoxel"/>
+          <w:bookmarkStart w:id="378" w:name="supptbl-singlevoxel"/>
           <w:tbl>
             <w:tblPr>
               <w:tblStyle w:val="Table"/>
@@ -21490,6 +21864,7 @@
                 <w:p>
                   <w:pPr>
                     <w:pStyle w:val="Compact"/>
+                    <w:jc w:val="left"/>
                     <w:jc w:val="center"/>
                   </w:pPr>
                   <w:r>
@@ -21502,6 +21877,7 @@
                 <w:p>
                   <w:pPr>
                     <w:pStyle w:val="Compact"/>
+                    <w:jc w:val="left"/>
                     <w:jc w:val="center"/>
                   </w:pPr>
                   <w:r>
@@ -21516,6 +21892,7 @@
                 <w:p>
                   <w:pPr>
                     <w:pStyle w:val="Compact"/>
+                    <w:jc w:val="left"/>
                     <w:jc w:val="center"/>
                   </w:pPr>
                   <w:r>
@@ -21528,6 +21905,7 @@
                 <w:p>
                   <w:pPr>
                     <w:pStyle w:val="Compact"/>
+                    <w:jc w:val="left"/>
                     <w:jc w:val="center"/>
                   </w:pPr>
                   <w:r>
@@ -21542,6 +21920,7 @@
                 <w:p>
                   <w:pPr>
                     <w:pStyle w:val="Compact"/>
+                    <w:jc w:val="left"/>
                     <w:jc w:val="center"/>
                   </w:pPr>
                   <w:r>
@@ -21554,6 +21933,7 @@
                 <w:p>
                   <w:pPr>
                     <w:pStyle w:val="Compact"/>
+                    <w:jc w:val="left"/>
                     <w:jc w:val="center"/>
                   </w:pPr>
                   <w:r>
@@ -21568,6 +21948,7 @@
                 <w:p>
                   <w:pPr>
                     <w:pStyle w:val="Compact"/>
+                    <w:jc w:val="left"/>
                     <w:jc w:val="center"/>
                   </w:pPr>
                   <w:r>
@@ -21580,6 +21961,7 @@
                 <w:p>
                   <w:pPr>
                     <w:pStyle w:val="Compact"/>
+                    <w:jc w:val="left"/>
                     <w:jc w:val="center"/>
                   </w:pPr>
                   <w:r>
@@ -21594,6 +21976,7 @@
                 <w:p>
                   <w:pPr>
                     <w:pStyle w:val="Compact"/>
+                    <w:jc w:val="left"/>
                     <w:jc w:val="center"/>
                   </w:pPr>
                   <w:r>
@@ -21606,6 +21989,7 @@
                 <w:p>
                   <w:pPr>
                     <w:pStyle w:val="Compact"/>
+                    <w:jc w:val="left"/>
                     <w:jc w:val="center"/>
                   </w:pPr>
                   <w:r>
@@ -21620,7 +22004,7 @@
               <w:jc w:val="center"/>
             </w:pPr>
             <w:pPr>
-              <w:jc w:val="left"/>
+              <w:jc w:val="start"/>
               <w:spacing w:before="200"/>
               <w:pStyle w:val="ImageCaption"/>
             </w:pPr>
@@ -21651,12 +22035,12 @@
               <w:t xml:space="preserve">GM = grey matter; WM = white matter; CSF = cerebrospinal fluid.</w:t>
             </w:r>
           </w:p>
-          <w:bookmarkEnd w:id="367"/>
+          <w:bookmarkEnd w:id="378"/>
         </w:tc>
       </w:tr>
     </w:tbl>
-    <w:bookmarkEnd w:id="368"/>
-    <w:bookmarkStart w:id="375" w:name="linear-mixed-effects-model-diagnostics"/>
+    <w:bookmarkEnd w:id="379"/>
+    <w:bookmarkStart w:id="386" w:name="linear-mixed-effects-model-diagnostics"/>
     <w:p>
       <w:pPr>
         <w:pStyle w:val="Heading2"/>
@@ -21700,7 +22084,7 @@
       <w:tr>
         <w:tc>
           <w:tcPr/>
-          <w:bookmarkStart w:id="372" w:name="suppfig-lmemdiag"/>
+          <w:bookmarkStart w:id="383" w:name="suppfig-lmemdiag"/>
           <w:p>
             <w:pPr>
               <w:jc w:val="center"/>
@@ -21710,18 +22094,18 @@
                 <wp:inline>
                   <wp:extent cx="4620126" cy="4620126"/>
                   <wp:effectExtent b="0" l="0" r="0" t="0"/>
-                  <wp:docPr descr="" title="" id="370" name="Picture"/>
+                  <wp:docPr descr="" title="" id="381" name="Picture"/>
                   <a:graphic>
                     <a:graphicData uri="http://schemas.openxmlformats.org/drawingml/2006/picture">
                       <pic:pic>
                         <pic:nvPicPr>
-                          <pic:cNvPr descr="index_files/figure-docx/unnamed-chunk-10-1.png" id="371" name="Picture"/>
+                          <pic:cNvPr descr="index_files/figure-docx/unnamed-chunk-10-1.png" id="382" name="Picture"/>
                           <pic:cNvPicPr>
                             <a:picLocks noChangeArrowheads="1" noChangeAspect="1"/>
                           </pic:cNvPicPr>
                         </pic:nvPicPr>
                         <pic:blipFill>
-                          <a:blip r:embed="rId369"/>
+                          <a:blip r:embed="rId380"/>
                           <a:stretch>
                             <a:fillRect/>
                           </a:stretch>
@@ -21753,7 +22137,7 @@
               <w:jc w:val="center"/>
             </w:pPr>
             <w:pPr>
-              <w:jc w:val="left"/>
+              <w:jc w:val="start"/>
               <w:spacing w:before="200"/>
               <w:pStyle w:val="ImageCaption"/>
             </w:pPr>
@@ -21784,7 +22168,7 @@
               <w:t xml:space="preserve">Model diagnostics for the linear mixed effects model predicting Hurst exponent from the EI ratio. A) Residuals vs. fitted values showing homoscedasticity. B) Histogram of residuals. C) Q-Q plot indicating normally distributed residuals.</w:t>
             </w:r>
           </w:p>
-          <w:bookmarkEnd w:id="372"/>
+          <w:bookmarkEnd w:id="383"/>
         </w:tc>
       </w:tr>
     </w:tbl>
@@ -21848,7 +22232,7 @@
       <w:tr>
         <w:tc>
           <w:tcPr/>
-          <w:bookmarkStart w:id="373" w:name="supptbl-spearmanresults"/>
+          <w:bookmarkStart w:id="384" w:name="supptbl-spearmanresults"/>
           <w:tbl>
             <w:tblPr>
               <w:tblStyle w:val="Table"/>
@@ -21992,7 +22376,7 @@
               <w:jc w:val="center"/>
             </w:pPr>
             <w:pPr>
-              <w:jc w:val="left"/>
+              <w:jc w:val="start"/>
               <w:spacing w:before="200"/>
               <w:pStyle w:val="ImageCaption"/>
             </w:pPr>
@@ -22013,7 +22397,7 @@
               <w:t xml:space="preserve">Spearman correlation between EI and Hurst by condition.</w:t>
             </w:r>
           </w:p>
-          <w:bookmarkEnd w:id="373"/>
+          <w:bookmarkEnd w:id="384"/>
         </w:tc>
       </w:tr>
     </w:tbl>
@@ -22068,7 +22452,7 @@
       <w:tr>
         <w:tc>
           <w:tcPr/>
-          <w:bookmarkStart w:id="374" w:name="supptbl-robusteffects"/>
+          <w:bookmarkStart w:id="385" w:name="supptbl-robusteffects"/>
           <w:tbl>
             <w:tblPr>
               <w:tblStyle w:val="Table"/>
@@ -22426,7 +22810,7 @@
               <w:jc w:val="center"/>
             </w:pPr>
             <w:pPr>
-              <w:jc w:val="left"/>
+              <w:jc w:val="start"/>
               <w:spacing w:before="200"/>
               <w:pStyle w:val="ImageCaption"/>
             </w:pPr>
@@ -22447,12 +22831,12 @@
               <w:t xml:space="preserve">EI fixed-effect estimates (Estimate ± 95% CI) for the full sample and each trimmed sample.</w:t>
             </w:r>
           </w:p>
-          <w:bookmarkEnd w:id="374"/>
+          <w:bookmarkEnd w:id="385"/>
         </w:tc>
       </w:tr>
     </w:tbl>
-    <w:bookmarkEnd w:id="375"/>
-    <w:bookmarkStart w:id="380" w:name="metabolites"/>
+    <w:bookmarkEnd w:id="386"/>
+    <w:bookmarkStart w:id="391" w:name="metabolites"/>
     <w:p>
       <w:pPr>
         <w:pStyle w:val="Heading2"/>
@@ -22461,7 +22845,7 @@
         <w:t xml:space="preserve">Metabolites</w:t>
       </w:r>
     </w:p>
-    <w:bookmarkStart w:id="377" w:name="slaser"/>
+    <w:bookmarkStart w:id="388" w:name="slaser"/>
     <w:p>
       <w:pPr>
         <w:pStyle w:val="Heading3"/>
@@ -22505,7 +22889,7 @@
       <w:tr>
         <w:tc>
           <w:tcPr/>
-          <w:bookmarkStart w:id="376" w:name="supptbl-metabolites"/>
+          <w:bookmarkStart w:id="387" w:name="supptbl-metabolites"/>
           <w:tbl>
             <w:tblPr>
               <w:tblStyle w:val="Table"/>
@@ -24667,7 +25051,7 @@
               <w:jc w:val="center"/>
             </w:pPr>
             <w:pPr>
-              <w:jc w:val="left"/>
+              <w:jc w:val="start"/>
               <w:spacing w:before="200"/>
               <w:pStyle w:val="ImageCaption"/>
             </w:pPr>
@@ -24698,12 +25082,12 @@
               <w:t xml:space="preserve">Concentration values are in millimoles; Cramer-Rao lower bounds are in percentages. Conc = concentration; CRLB = Cramer-Rao lower bounds.</w:t>
             </w:r>
           </w:p>
-          <w:bookmarkEnd w:id="376"/>
+          <w:bookmarkEnd w:id="387"/>
         </w:tc>
       </w:tr>
     </w:tbl>
-    <w:bookmarkEnd w:id="377"/>
-    <w:bookmarkStart w:id="379" w:name="mega-press"/>
+    <w:bookmarkEnd w:id="388"/>
+    <w:bookmarkStart w:id="390" w:name="mega-press"/>
     <w:p>
       <w:pPr>
         <w:pStyle w:val="Heading3"/>
@@ -24747,7 +25131,7 @@
       <w:tr>
         <w:tc>
           <w:tcPr/>
-          <w:bookmarkStart w:id="378" w:name="supptbl-megapressmetabs"/>
+          <w:bookmarkStart w:id="389" w:name="supptbl-megapressmetabs"/>
           <w:tbl>
             <w:tblPr>
               <w:tblStyle w:val="Table"/>
@@ -25502,7 +25886,7 @@
               <w:jc w:val="center"/>
             </w:pPr>
             <w:pPr>
-              <w:jc w:val="left"/>
+              <w:jc w:val="start"/>
               <w:spacing w:before="200"/>
               <w:pStyle w:val="ImageCaption"/>
             </w:pPr>
@@ -25533,13 +25917,13 @@
               <w:t xml:space="preserve">Concentration values are in millimoles; Cramer-Rao lower bounds are in percentages. Conc = concentration; CRLB = Cramer-Rao lower bounds.</w:t>
             </w:r>
           </w:p>
-          <w:bookmarkEnd w:id="378"/>
+          <w:bookmarkEnd w:id="389"/>
         </w:tc>
       </w:tr>
     </w:tbl>
-    <w:bookmarkEnd w:id="379"/>
-    <w:bookmarkEnd w:id="380"/>
-    <w:bookmarkStart w:id="396" w:name="data-quality-1"/>
+    <w:bookmarkEnd w:id="390"/>
+    <w:bookmarkEnd w:id="391"/>
+    <w:bookmarkStart w:id="407" w:name="data-quality-1"/>
     <w:p>
       <w:pPr>
         <w:pStyle w:val="Heading2"/>
@@ -25583,7 +25967,7 @@
       <w:tr>
         <w:tc>
           <w:tcPr/>
-          <w:bookmarkStart w:id="384" w:name="suppfig-dataquality"/>
+          <w:bookmarkStart w:id="395" w:name="suppfig-dataquality"/>
           <w:p>
             <w:pPr>
               <w:jc w:val="center"/>
@@ -25593,18 +25977,18 @@
                 <wp:inline>
                   <wp:extent cx="5544151" cy="7392202"/>
                   <wp:effectExtent b="0" l="0" r="0" t="0"/>
-                  <wp:docPr descr="" title="" id="382" name="Picture"/>
+                  <wp:docPr descr="" title="" id="393" name="Picture"/>
                   <a:graphic>
                     <a:graphicData uri="http://schemas.openxmlformats.org/drawingml/2006/picture">
                       <pic:pic>
                         <pic:nvPicPr>
-                          <pic:cNvPr descr="index_files/figure-docx/unnamed-chunk-15-1.png" id="383" name="Picture"/>
+                          <pic:cNvPr descr="index_files/figure-docx/unnamed-chunk-15-1.png" id="394" name="Picture"/>
                           <pic:cNvPicPr>
                             <a:picLocks noChangeArrowheads="1" noChangeAspect="1"/>
                           </pic:cNvPicPr>
                         </pic:nvPicPr>
                         <pic:blipFill>
-                          <a:blip r:embed="rId381"/>
+                          <a:blip r:embed="rId392"/>
                           <a:stretch>
                             <a:fillRect/>
                           </a:stretch>
@@ -25636,7 +26020,7 @@
               <w:jc w:val="center"/>
             </w:pPr>
             <w:pPr>
-              <w:jc w:val="left"/>
+              <w:jc w:val="start"/>
               <w:spacing w:before="200"/>
               <w:pStyle w:val="ImageCaption"/>
             </w:pPr>
@@ -25667,7 +26051,7 @@
               <w:t xml:space="preserve">A) Correlation plots of H vs. mean FD (mm) for rest (green) and movie (orange). B) and C) Correlation plots of Glx (B) and GABA+ (C) vs. water FWHM (Hz) for rest (green) and movie (orange). D) and E) Correlation plots of Glx (B) and GABA+ (C) vs. frequency shift (ppm) for rest (green) and movie (orange).</w:t>
             </w:r>
           </w:p>
-          <w:bookmarkEnd w:id="384"/>
+          <w:bookmarkEnd w:id="395"/>
         </w:tc>
       </w:tr>
     </w:tbl>
@@ -25706,7 +26090,7 @@
       <w:tr>
         <w:tc>
           <w:tcPr/>
-          <w:bookmarkStart w:id="385" w:name="supptbl-FWHMprepost"/>
+          <w:bookmarkStart w:id="396" w:name="supptbl-FWHMprepost"/>
           <w:tbl>
             <w:tblPr>
               <w:tblStyle w:val="Table"/>
@@ -26091,7 +26475,7 @@
               <w:jc w:val="center"/>
             </w:pPr>
             <w:pPr>
-              <w:jc w:val="left"/>
+              <w:jc w:val="start"/>
               <w:spacing w:before="200"/>
               <w:pStyle w:val="ImageCaption"/>
             </w:pPr>
@@ -26112,7 +26496,7 @@
               <w:t xml:space="preserve">Rest vs. movie FWHM comparison (paired t-tests) for each spectroscopy sequence. Seq = sequence; m. = mean; sd = standard deviation; t = t-value; p = p-value; CIlow = lower confidence interval; CIhigh = higher confidence interval.</w:t>
             </w:r>
           </w:p>
-          <w:bookmarkEnd w:id="385"/>
+          <w:bookmarkEnd w:id="396"/>
         </w:tc>
       </w:tr>
     </w:tbl>
@@ -26151,7 +26535,7 @@
       <w:tr>
         <w:tc>
           <w:tcPr/>
-          <w:bookmarkStart w:id="386" w:name="supptbl-CRSNR"/>
+          <w:bookmarkStart w:id="397" w:name="supptbl-CRSNR"/>
           <w:tbl>
             <w:tblPr>
               <w:tblStyle w:val="Table"/>
@@ -26536,7 +26920,7 @@
               <w:jc w:val="center"/>
             </w:pPr>
             <w:pPr>
-              <w:jc w:val="left"/>
+              <w:jc w:val="start"/>
               <w:spacing w:before="200"/>
               <w:pStyle w:val="ImageCaption"/>
             </w:pPr>
@@ -26557,7 +26941,7 @@
               <w:t xml:space="preserve">Rest vs. movie CR-SNR comparison (paired t-tests) for each spectroscopy sequence. Seq = sequence; m. = mean; sd = standard deviation; t = t-value; p = p-value; CIlow = lower confidence interval; CIhigh = higher confidence interval.</w:t>
             </w:r>
           </w:p>
-          <w:bookmarkEnd w:id="386"/>
+          <w:bookmarkEnd w:id="397"/>
         </w:tc>
       </w:tr>
     </w:tbl>
@@ -26596,7 +26980,7 @@
       <w:tr>
         <w:tc>
           <w:tcPr/>
-          <w:bookmarkStart w:id="387" w:name="supptbl-FWHMCRSNR"/>
+          <w:bookmarkStart w:id="398" w:name="supptbl-FWHMCRSNR"/>
           <w:tbl>
             <w:tblPr>
               <w:tblStyle w:val="Table"/>
@@ -30544,7 +30928,7 @@
               <w:jc w:val="center"/>
             </w:pPr>
             <w:pPr>
-              <w:jc w:val="left"/>
+              <w:jc w:val="start"/>
               <w:spacing w:before="200"/>
               <w:pStyle w:val="ImageCaption"/>
             </w:pPr>
@@ -30565,7 +30949,7 @@
               <w:t xml:space="preserve">Subject-level FWHM and CR-SNR values for each sequence (Rest, Movie, and Movie–Rest difference). Sub = Subject; Seq = Sequence; R = Rest; M = Movie; Diff = Difference.</w:t>
             </w:r>
           </w:p>
-          <w:bookmarkEnd w:id="387"/>
+          <w:bookmarkEnd w:id="398"/>
         </w:tc>
       </w:tr>
     </w:tbl>
@@ -30604,7 +30988,7 @@
       <w:tr>
         <w:tc>
           <w:tcPr/>
-          <w:bookmarkStart w:id="391" w:name="suppfig-fwhmdriftplot"/>
+          <w:bookmarkStart w:id="402" w:name="suppfig-fwhmdriftplot"/>
           <w:p>
             <w:pPr>
               <w:jc w:val="center"/>
@@ -30614,18 +30998,18 @@
                 <wp:inline>
                   <wp:extent cx="4620126" cy="4620126"/>
                   <wp:effectExtent b="0" l="0" r="0" t="0"/>
-                  <wp:docPr descr="" title="" id="389" name="Picture"/>
+                  <wp:docPr descr="" title="" id="400" name="Picture"/>
                   <a:graphic>
                     <a:graphicData uri="http://schemas.openxmlformats.org/drawingml/2006/picture">
                       <pic:pic>
                         <pic:nvPicPr>
-                          <pic:cNvPr descr="index_files/figure-docx/unnamed-chunk-19-1.png" id="390" name="Picture"/>
+                          <pic:cNvPr descr="index_files/figure-docx/unnamed-chunk-19-1.png" id="401" name="Picture"/>
                           <pic:cNvPicPr>
                             <a:picLocks noChangeArrowheads="1" noChangeAspect="1"/>
                           </pic:cNvPicPr>
                         </pic:nvPicPr>
                         <pic:blipFill>
-                          <a:blip r:embed="rId388"/>
+                          <a:blip r:embed="rId399"/>
                           <a:stretch>
                             <a:fillRect/>
                           </a:stretch>
@@ -30657,7 +31041,7 @@
               <w:jc w:val="center"/>
             </w:pPr>
             <w:pPr>
-              <w:jc w:val="left"/>
+              <w:jc w:val="start"/>
               <w:spacing w:before="200"/>
               <w:pStyle w:val="ImageCaption"/>
             </w:pPr>
@@ -30678,7 +31062,7 @@
               <w:t xml:space="preserve">Plots of individual water full-width half-maximum changes between rest and movie-watching conditions for both MEGA-PRESS and sLASER</w:t>
             </w:r>
           </w:p>
-          <w:bookmarkEnd w:id="391"/>
+          <w:bookmarkEnd w:id="402"/>
         </w:tc>
       </w:tr>
     </w:tbl>
@@ -30717,7 +31101,7 @@
       <w:tr>
         <w:tc>
           <w:tcPr/>
-          <w:bookmarkStart w:id="395" w:name="suppfig-frequencyshift"/>
+          <w:bookmarkStart w:id="406" w:name="suppfig-frequencyshift"/>
           <w:p>
             <w:pPr>
               <w:jc w:val="center"/>
@@ -30727,18 +31111,18 @@
                 <wp:inline>
                   <wp:extent cx="4620126" cy="6468176"/>
                   <wp:effectExtent b="0" l="0" r="0" t="0"/>
-                  <wp:docPr descr="" title="" id="393" name="Picture"/>
+                  <wp:docPr descr="" title="" id="404" name="Picture"/>
                   <a:graphic>
                     <a:graphicData uri="http://schemas.openxmlformats.org/drawingml/2006/picture">
                       <pic:pic>
                         <pic:nvPicPr>
-                          <pic:cNvPr descr="index_files/figure-docx/unnamed-chunk-20-1.png" id="394" name="Picture"/>
+                          <pic:cNvPr descr="index_files/figure-docx/unnamed-chunk-20-1.png" id="405" name="Picture"/>
                           <pic:cNvPicPr>
                             <a:picLocks noChangeArrowheads="1" noChangeAspect="1"/>
                           </pic:cNvPicPr>
                         </pic:nvPicPr>
                         <pic:blipFill>
-                          <a:blip r:embed="rId392"/>
+                          <a:blip r:embed="rId403"/>
                           <a:stretch>
                             <a:fillRect/>
                           </a:stretch>
@@ -30770,7 +31154,7 @@
               <w:jc w:val="center"/>
             </w:pPr>
             <w:pPr>
-              <w:jc w:val="left"/>
+              <w:jc w:val="start"/>
               <w:spacing w:before="200"/>
               <w:pStyle w:val="ImageCaption"/>
             </w:pPr>
@@ -30801,12 +31185,12 @@
               <w:t xml:space="preserve">Overlay of all participants’ frequency drift (ppm) plots during rest (blue) and movie (red) for A) semi-LASER and B) MEGA-PRESS. Note, the GE semi-LASER sequence averaged all transients (128) into groups of 4, each with 32 transients, before being saved as raw P-file.</w:t>
             </w:r>
           </w:p>
-          <w:bookmarkEnd w:id="395"/>
+          <w:bookmarkEnd w:id="406"/>
         </w:tc>
       </w:tr>
     </w:tbl>
-    <w:bookmarkEnd w:id="396"/>
-    <w:bookmarkStart w:id="415" w:name="gannet-results"/>
+    <w:bookmarkEnd w:id="407"/>
+    <w:bookmarkStart w:id="426" w:name="gannet-results"/>
     <w:p>
       <w:pPr>
         <w:pStyle w:val="Heading2"/>
@@ -30850,7 +31234,7 @@
       <w:tr>
         <w:tc>
           <w:tcPr/>
-          <w:bookmarkStart w:id="400" w:name="suppfig-gannet"/>
+          <w:bookmarkStart w:id="411" w:name="suppfig-gannet"/>
           <w:p>
             <w:pPr>
               <w:pStyle w:val="Compact"/>
@@ -30861,18 +31245,18 @@
                 <wp:inline>
                   <wp:extent cx="5943600" cy="4592781"/>
                   <wp:effectExtent b="0" l="0" r="0" t="0"/>
-                  <wp:docPr descr="" title="" id="398" name="Picture"/>
+                  <wp:docPr descr="" title="" id="409" name="Picture"/>
                   <a:graphic>
                     <a:graphicData uri="http://schemas.openxmlformats.org/drawingml/2006/picture">
                       <pic:pic>
                         <pic:nvPicPr>
-                          <pic:cNvPr descr="./Data/megapress/sub-Pilot01/rest_gannet/GannetFit_output/P38912_vox1_fit.png" id="399" name="Picture"/>
+                          <pic:cNvPr descr="./Data/megapress/sub-Pilot01/rest_gannet/GannetFit_output/P38912_vox1_fit.png" id="410" name="Picture"/>
                           <pic:cNvPicPr>
                             <a:picLocks noChangeArrowheads="1" noChangeAspect="1"/>
                           </pic:cNvPicPr>
                         </pic:nvPicPr>
                         <pic:blipFill>
-                          <a:blip r:embed="rId397"/>
+                          <a:blip r:embed="rId408"/>
                           <a:stretch>
                             <a:fillRect/>
                           </a:stretch>
@@ -30904,7 +31288,7 @@
               <w:jc w:val="center"/>
             </w:pPr>
             <w:pPr>
-              <w:jc w:val="left"/>
+              <w:jc w:val="start"/>
               <w:spacing w:before="200"/>
               <w:pStyle w:val="ImageCaption"/>
             </w:pPr>
@@ -30935,7 +31319,7 @@
               <w:t xml:space="preserve">Sample Gannet fit result from a subject a rest. Glx (3.75ppm) and GABA (3) data (blue) and model fit (red) are shown top left. Water and creatine reference signals are shown bottom left. Table on right shows GABA+ and Glx values before tissue-correction.</w:t>
             </w:r>
           </w:p>
-          <w:bookmarkEnd w:id="400"/>
+          <w:bookmarkEnd w:id="411"/>
         </w:tc>
       </w:tr>
     </w:tbl>
@@ -31107,7 +31491,7 @@
       <w:tr>
         <w:tc>
           <w:tcPr/>
-          <w:bookmarkStart w:id="401" w:name="supptbl-gannetresults"/>
+          <w:bookmarkStart w:id="412" w:name="supptbl-gannetresults"/>
           <w:tbl>
             <w:tblPr>
               <w:tblStyle w:val="Table"/>
@@ -31137,6 +31521,7 @@
                 <w:p>
                   <w:pPr>
                     <w:pStyle w:val="Compact"/>
+                    <w:jc w:val="left"/>
                     <w:jc w:val="center"/>
                   </w:pPr>
                   <w:r>
@@ -31149,6 +31534,7 @@
                 <w:p>
                   <w:pPr>
                     <w:pStyle w:val="Compact"/>
+                    <w:jc w:val="left"/>
                     <w:jc w:val="center"/>
                   </w:pPr>
                   <w:r>
@@ -31161,6 +31547,7 @@
                 <w:p>
                   <w:pPr>
                     <w:pStyle w:val="Compact"/>
+                    <w:jc w:val="left"/>
                     <w:jc w:val="center"/>
                   </w:pPr>
                   <w:r>
@@ -31175,6 +31562,7 @@
                 <w:p>
                   <w:pPr>
                     <w:pStyle w:val="Compact"/>
+                    <w:jc w:val="left"/>
                     <w:jc w:val="center"/>
                   </w:pPr>
                   <w:r>
@@ -31191,6 +31579,7 @@
                 <w:p>
                   <w:pPr>
                     <w:pStyle w:val="Compact"/>
+                    <w:jc w:val="left"/>
                     <w:jc w:val="center"/>
                   </w:pPr>
                   <w:r>
@@ -31203,6 +31592,7 @@
                 <w:p>
                   <w:pPr>
                     <w:pStyle w:val="Compact"/>
+                    <w:jc w:val="left"/>
                     <w:jc w:val="center"/>
                   </w:pPr>
                   <w:r>
@@ -31215,6 +31605,7 @@
                 <w:p>
                   <w:pPr>
                     <w:pStyle w:val="Compact"/>
+                    <w:jc w:val="left"/>
                     <w:jc w:val="center"/>
                   </w:pPr>
                   <w:r>
@@ -31229,6 +31620,7 @@
                 <w:p>
                   <w:pPr>
                     <w:pStyle w:val="Compact"/>
+                    <w:jc w:val="left"/>
                     <w:jc w:val="center"/>
                   </w:pPr>
                   <w:r>
@@ -31245,6 +31637,7 @@
                 <w:p>
                   <w:pPr>
                     <w:pStyle w:val="Compact"/>
+                    <w:jc w:val="left"/>
                     <w:jc w:val="center"/>
                   </w:pPr>
                   <w:r>
@@ -31257,6 +31650,7 @@
                 <w:p>
                   <w:pPr>
                     <w:pStyle w:val="Compact"/>
+                    <w:jc w:val="left"/>
                     <w:jc w:val="center"/>
                   </w:pPr>
                   <w:r>
@@ -31269,6 +31663,7 @@
                 <w:p>
                   <w:pPr>
                     <w:pStyle w:val="Compact"/>
+                    <w:jc w:val="left"/>
                     <w:jc w:val="center"/>
                   </w:pPr>
                   <w:r>
@@ -31283,6 +31678,7 @@
                 <w:p>
                   <w:pPr>
                     <w:pStyle w:val="Compact"/>
+                    <w:jc w:val="left"/>
                     <w:jc w:val="center"/>
                   </w:pPr>
                   <w:r>
@@ -31299,6 +31695,7 @@
                 <w:p>
                   <w:pPr>
                     <w:pStyle w:val="Compact"/>
+                    <w:jc w:val="left"/>
                     <w:jc w:val="center"/>
                   </w:pPr>
                   <w:r>
@@ -31311,6 +31708,7 @@
                 <w:p>
                   <w:pPr>
                     <w:pStyle w:val="Compact"/>
+                    <w:jc w:val="left"/>
                     <w:jc w:val="center"/>
                   </w:pPr>
                   <w:r>
@@ -31323,6 +31721,7 @@
                 <w:p>
                   <w:pPr>
                     <w:pStyle w:val="Compact"/>
+                    <w:jc w:val="left"/>
                     <w:jc w:val="center"/>
                   </w:pPr>
                   <w:r>
@@ -31337,7 +31736,7 @@
               <w:jc w:val="center"/>
             </w:pPr>
             <w:pPr>
-              <w:jc w:val="left"/>
+              <w:jc w:val="start"/>
               <w:spacing w:before="200"/>
               <w:pStyle w:val="ImageCaption"/>
             </w:pPr>
@@ -31362,7 +31761,7 @@
               <w:t xml:space="preserve">Summary of main metabolite results using Gannet</w:t>
             </w:r>
           </w:p>
-          <w:bookmarkEnd w:id="401"/>
+          <w:bookmarkEnd w:id="412"/>
         </w:tc>
       </w:tr>
     </w:tbl>
@@ -31387,7 +31786,7 @@
       <w:tr>
         <w:tc>
           <w:tcPr/>
-          <w:bookmarkStart w:id="405" w:name="suppfig-gannetresults"/>
+          <w:bookmarkStart w:id="416" w:name="suppfig-gannetresults"/>
           <w:p>
             <w:pPr>
               <w:jc w:val="center"/>
@@ -31397,18 +31796,18 @@
                 <wp:inline>
                   <wp:extent cx="5943600" cy="4754880"/>
                   <wp:effectExtent b="0" l="0" r="0" t="0"/>
-                  <wp:docPr descr="" title="" id="403" name="Picture"/>
+                  <wp:docPr descr="" title="" id="414" name="Picture"/>
                   <a:graphic>
                     <a:graphicData uri="http://schemas.openxmlformats.org/drawingml/2006/picture">
                       <pic:pic>
                         <pic:nvPicPr>
-                          <pic:cNvPr descr="index_files/figure-docx/unnamed-chunk-21-1.png" id="404" name="Picture"/>
+                          <pic:cNvPr descr="index_files/figure-docx/unnamed-chunk-21-1.png" id="415" name="Picture"/>
                           <pic:cNvPicPr>
                             <a:picLocks noChangeArrowheads="1" noChangeAspect="1"/>
                           </pic:cNvPicPr>
                         </pic:nvPicPr>
                         <pic:blipFill>
-                          <a:blip r:embed="rId402"/>
+                          <a:blip r:embed="rId413"/>
                           <a:stretch>
                             <a:fillRect/>
                           </a:stretch>
@@ -31440,7 +31839,7 @@
               <w:jc w:val="center"/>
             </w:pPr>
             <w:pPr>
-              <w:jc w:val="left"/>
+              <w:jc w:val="start"/>
               <w:spacing w:before="200"/>
               <w:pStyle w:val="ImageCaption"/>
             </w:pPr>
@@ -31471,7 +31870,7 @@
               <w:t xml:space="preserve">A) Glx (mM); B) GABA+ (mM); and C) E:I. Paired dots represent the same participant across conditions. Mean difference with 95% confidence intervals, and as Cohen’s D are reported at the top of each plot.”</w:t>
             </w:r>
           </w:p>
-          <w:bookmarkEnd w:id="405"/>
+          <w:bookmarkEnd w:id="416"/>
         </w:tc>
       </w:tr>
     </w:tbl>
@@ -31507,7 +31906,7 @@
       <w:tr>
         <w:tc>
           <w:tcPr/>
-          <w:bookmarkStart w:id="409" w:name="suppfig-gannetcorrelations"/>
+          <w:bookmarkStart w:id="420" w:name="suppfig-gannetcorrelations"/>
           <w:p>
             <w:pPr>
               <w:jc w:val="center"/>
@@ -31517,18 +31916,18 @@
                 <wp:inline>
                   <wp:extent cx="5943600" cy="5094514"/>
                   <wp:effectExtent b="0" l="0" r="0" t="0"/>
-                  <wp:docPr descr="" title="" id="407" name="Picture"/>
+                  <wp:docPr descr="" title="" id="418" name="Picture"/>
                   <a:graphic>
                     <a:graphicData uri="http://schemas.openxmlformats.org/drawingml/2006/picture">
                       <pic:pic>
                         <pic:nvPicPr>
-                          <pic:cNvPr descr="index_files/figure-docx/unnamed-chunk-22-1.png" id="408" name="Picture"/>
+                          <pic:cNvPr descr="index_files/figure-docx/unnamed-chunk-22-1.png" id="419" name="Picture"/>
                           <pic:cNvPicPr>
                             <a:picLocks noChangeArrowheads="1" noChangeAspect="1"/>
                           </pic:cNvPicPr>
                         </pic:nvPicPr>
                         <pic:blipFill>
-                          <a:blip r:embed="rId406"/>
+                          <a:blip r:embed="rId417"/>
                           <a:stretch>
                             <a:fillRect/>
                           </a:stretch>
@@ -31560,7 +31959,7 @@
               <w:jc w:val="center"/>
             </w:pPr>
             <w:pPr>
-              <w:jc w:val="left"/>
+              <w:jc w:val="start"/>
               <w:spacing w:before="200"/>
               <w:pStyle w:val="ImageCaption"/>
             </w:pPr>
@@ -31591,7 +31990,7 @@
               <w:t xml:space="preserve">A) Glx (mM); B) GABA+ (mM); and C) E:I. Rest is in green, while movie is in orange. P-values are reported at the top of each plot.</w:t>
             </w:r>
           </w:p>
-          <w:bookmarkEnd w:id="409"/>
+          <w:bookmarkEnd w:id="420"/>
         </w:tc>
       </w:tr>
     </w:tbl>
@@ -31688,7 +32087,13 @@
         <w:t xml:space="preserve"> </w:t>
       </w:r>
       <w:r>
-        <w:t xml:space="preserve">“OFF”</w:t>
+        <w:t xml:space="preserve">“</w:t>
+      </w:r>
+      <w:r>
+        <w:t xml:space="preserve">OFF</w:t>
+      </w:r>
+      <w:r>
+        <w:t xml:space="preserve">”</w:t>
       </w:r>
       <w:r>
         <w:t xml:space="preserve"> </w:t>
@@ -31700,7 +32105,13 @@
         <w:t xml:space="preserve"> </w:t>
       </w:r>
       <w:r>
-        <w:t xml:space="preserve">‘gold standard’</w:t>
+        <w:t xml:space="preserve">‘</w:t>
+      </w:r>
+      <w:r>
+        <w:t xml:space="preserve">gold standard</w:t>
+      </w:r>
+      <w:r>
+        <w:t xml:space="preserve">’</w:t>
       </w:r>
       <w:r>
         <w:t xml:space="preserve"> </w:t>
@@ -31749,7 +32160,7 @@
       <w:tr>
         <w:tc>
           <w:tcPr/>
-          <w:bookmarkStart w:id="410" w:name="supptbl-glxagreement"/>
+          <w:bookmarkStart w:id="421" w:name="supptbl-glxagreement"/>
           <w:tbl>
             <w:tblPr>
               <w:tblStyle w:val="Table"/>
@@ -32214,7 +32625,7 @@
               <w:jc w:val="center"/>
             </w:pPr>
             <w:pPr>
-              <w:jc w:val="left"/>
+              <w:jc w:val="start"/>
               <w:spacing w:before="200"/>
               <w:pStyle w:val="ImageCaption"/>
             </w:pPr>
@@ -32235,7 +32646,7 @@
               <w:t xml:space="preserve">Agreement between sLASER- and MEGA-PRESS-derived Glx within each condition. Cond = condition; n = number of subjects; m. = mean; m.a. = mean absolute; r = Pearson correlation; p = p-value; CIlow = lower confidence interval; CIhigh = higher confidence interval.</w:t>
             </w:r>
           </w:p>
-          <w:bookmarkEnd w:id="410"/>
+          <w:bookmarkEnd w:id="421"/>
         </w:tc>
       </w:tr>
     </w:tbl>
@@ -32260,7 +32671,7 @@
       <w:tr>
         <w:tc>
           <w:tcPr/>
-          <w:bookmarkStart w:id="414" w:name="suppfig-glxagreementplot"/>
+          <w:bookmarkStart w:id="425" w:name="suppfig-glxagreementplot"/>
           <w:p>
             <w:pPr>
               <w:jc w:val="center"/>
@@ -32270,18 +32681,18 @@
                 <wp:inline>
                   <wp:extent cx="4620126" cy="3696101"/>
                   <wp:effectExtent b="0" l="0" r="0" t="0"/>
-                  <wp:docPr descr="" title="" id="412" name="Picture"/>
+                  <wp:docPr descr="" title="" id="423" name="Picture"/>
                   <a:graphic>
                     <a:graphicData uri="http://schemas.openxmlformats.org/drawingml/2006/picture">
                       <pic:pic>
                         <pic:nvPicPr>
-                          <pic:cNvPr descr="index_files/figure-docx/unnamed-chunk-24-1.png" id="413" name="Picture"/>
+                          <pic:cNvPr descr="index_files/figure-docx/unnamed-chunk-24-1.png" id="424" name="Picture"/>
                           <pic:cNvPicPr>
                             <a:picLocks noChangeArrowheads="1" noChangeAspect="1"/>
                           </pic:cNvPicPr>
                         </pic:nvPicPr>
                         <pic:blipFill>
-                          <a:blip r:embed="rId411"/>
+                          <a:blip r:embed="rId422"/>
                           <a:stretch>
                             <a:fillRect/>
                           </a:stretch>
@@ -32313,7 +32724,7 @@
               <w:jc w:val="center"/>
             </w:pPr>
             <w:pPr>
-              <w:jc w:val="left"/>
+              <w:jc w:val="start"/>
               <w:spacing w:before="200"/>
               <w:pStyle w:val="ImageCaption"/>
             </w:pPr>
@@ -32334,12 +32745,12 @@
               <w:t xml:space="preserve">Glx from MEGA-PRESS plotted against Glx from sLASER, during both rest (green) and movie-watching (orange). Dashed line represents perfect agreement.</w:t>
             </w:r>
           </w:p>
-          <w:bookmarkEnd w:id="414"/>
+          <w:bookmarkEnd w:id="425"/>
         </w:tc>
       </w:tr>
     </w:tbl>
-    <w:bookmarkEnd w:id="415"/>
-    <w:bookmarkEnd w:id="416"/>
+    <w:bookmarkEnd w:id="426"/>
+    <w:bookmarkEnd w:id="427"/>
     <w:sectPr>
       <w:footnotePr>
         <w:numFmt w:val="decimal"/>

--- a/index.docx
+++ b/index.docx
@@ -5118,7 +5118,7 @@
         <w:t xml:space="preserve"> </w:t>
       </w:r>
       <w:r>
-        <w:t xml:space="preserve">The power for these effect sizes were 22.3%, 65.1%, and 90.6%, respectively.</w:t>
+        <w:t xml:space="preserve">The power for these effect sizes were 25.1%, 65.4%, and 93.5%, respectively.</w:t>
       </w:r>
     </w:p>
     <w:p>

--- a/index.docx
+++ b/index.docx
@@ -5118,7 +5118,7 @@
         <w:t xml:space="preserve"> </w:t>
       </w:r>
       <w:r>
-        <w:t xml:space="preserve">The power for these effect sizes were 25.1%, 65.4%, and 93.5%, respectively.</w:t>
+        <w:t xml:space="preserve">The power for these effect sizes were 25.7%, 64.2%, and 93%, respectively.</w:t>
       </w:r>
     </w:p>
     <w:p>

--- a/index.docx
+++ b/index.docx
@@ -7,91 +7,7 @@
         <w:pStyle w:val="Title"/>
       </w:pPr>
       <w:r>
-        <w:t xml:space="preserve">Does</w:t>
-      </w:r>
-      <w:r>
-        <w:t xml:space="preserve"> </w:t>
-      </w:r>
-      <w:r>
-        <w:t xml:space="preserve">the</w:t>
-      </w:r>
-      <w:r>
-        <w:t xml:space="preserve"> </w:t>
-      </w:r>
-      <w:r>
-        <w:t xml:space="preserve">Brain’s</w:t>
-      </w:r>
-      <w:r>
-        <w:t xml:space="preserve"> </w:t>
-      </w:r>
-      <w:r>
-        <w:t xml:space="preserve">E:I</w:t>
-      </w:r>
-      <w:r>
-        <w:t xml:space="preserve"> </w:t>
-      </w:r>
-      <w:r>
-        <w:t xml:space="preserve">Balance</w:t>
-      </w:r>
-      <w:r>
-        <w:t xml:space="preserve"> </w:t>
-      </w:r>
-      <w:r>
-        <w:t xml:space="preserve">Really</w:t>
-      </w:r>
-      <w:r>
-        <w:t xml:space="preserve"> </w:t>
-      </w:r>
-      <w:r>
-        <w:t xml:space="preserve">Shape</w:t>
-      </w:r>
-      <w:r>
-        <w:t xml:space="preserve"> </w:t>
-      </w:r>
-      <w:r>
-        <w:t xml:space="preserve">Long-Range</w:t>
-      </w:r>
-      <w:r>
-        <w:t xml:space="preserve"> </w:t>
-      </w:r>
-      <w:r>
-        <w:t xml:space="preserve">Temporal</w:t>
-      </w:r>
-      <w:r>
-        <w:t xml:space="preserve"> </w:t>
-      </w:r>
-      <w:r>
-        <w:t xml:space="preserve">Correlations?</w:t>
-      </w:r>
-      <w:r>
-        <w:t xml:space="preserve"> </w:t>
-      </w:r>
-      <w:r>
-        <w:t xml:space="preserve">Lessons</w:t>
-      </w:r>
-      <w:r>
-        <w:t xml:space="preserve"> </w:t>
-      </w:r>
-      <w:r>
-        <w:t xml:space="preserve">Learned</w:t>
-      </w:r>
-      <w:r>
-        <w:t xml:space="preserve"> </w:t>
-      </w:r>
-      <w:r>
-        <w:t xml:space="preserve">from</w:t>
-      </w:r>
-      <w:r>
-        <w:t xml:space="preserve"> </w:t>
-      </w:r>
-      <w:r>
-        <w:t xml:space="preserve">3T</w:t>
-      </w:r>
-      <w:r>
-        <w:t xml:space="preserve"> </w:t>
-      </w:r>
-      <w:r>
-        <w:t xml:space="preserve">MRI</w:t>
+        <w:t xml:space="preserve">Does the Brain’s E:I Balance Really Shape Long-Range Temporal Correlations? Lessons Learned from 3T MRI</w:t>
       </w:r>
     </w:p>
     <w:p>
@@ -99,13 +15,7 @@
         <w:pStyle w:val="Author"/>
       </w:pPr>
       <w:r>
-        <w:t xml:space="preserve">Lydia</w:t>
-      </w:r>
-      <w:r>
-        <w:t xml:space="preserve"> </w:t>
-      </w:r>
-      <w:r>
-        <w:t xml:space="preserve">Sochan</w:t>
+        <w:t xml:space="preserve">Lydia Sochan</w:t>
       </w:r>
       <w:r>
         <w:rPr>
@@ -114,19 +24,7 @@
         <w:t xml:space="preserve">1</w:t>
       </w:r>
       <w:r>
-        <w:t xml:space="preserve">,</w:t>
-      </w:r>
-      <w:r>
-        <w:t xml:space="preserve"> </w:t>
-      </w:r>
-      <w:r>
-        <w:t xml:space="preserve">Jessica</w:t>
-      </w:r>
-      <w:r>
-        <w:t xml:space="preserve"> </w:t>
-      </w:r>
-      <w:r>
-        <w:t xml:space="preserve">Archibald</w:t>
+        <w:t xml:space="preserve">, Jessica Archibald</w:t>
       </w:r>
       <w:r>
         <w:rPr>
@@ -135,73 +33,13 @@
         <w:t xml:space="preserve">4</w:t>
       </w:r>
       <w:r>
-        <w:t xml:space="preserve">,</w:t>
-      </w:r>
-      <w:r>
-        <w:t xml:space="preserve"> </w:t>
-      </w:r>
-      <w:r>
-        <w:t xml:space="preserve">and</w:t>
-      </w:r>
-      <w:r>
-        <w:t xml:space="preserve"> </w:t>
-      </w:r>
-      <w:r>
-        <w:t xml:space="preserve">Alexander</w:t>
-      </w:r>
-      <w:r>
-        <w:t xml:space="preserve"> </w:t>
-      </w:r>
-      <w:r>
-        <w:t xml:space="preserve">Mark</w:t>
-      </w:r>
-      <w:r>
-        <w:t xml:space="preserve"> </w:t>
-      </w:r>
-      <w:r>
-        <w:t xml:space="preserve">Weber</w:t>
+        <w:t xml:space="preserve">, and Alexander Mark Weber</w:t>
       </w:r>
       <w:r>
         <w:rPr>
           <w:vertAlign w:val="superscript"/>
         </w:rPr>
-        <w:t xml:space="preserve">1</w:t>
-      </w:r>
-      <w:r>
-        <w:rPr>
-          <w:vertAlign w:val="superscript"/>
-        </w:rPr>
-        <w:t xml:space="preserve">,</w:t>
-      </w:r>
-      <w:r>
-        <w:rPr>
-          <w:vertAlign w:val="superscript"/>
-        </w:rPr>
-        <w:t xml:space="preserve">2</w:t>
-      </w:r>
-      <w:r>
-        <w:rPr>
-          <w:vertAlign w:val="superscript"/>
-        </w:rPr>
-        <w:t xml:space="preserve">,</w:t>
-      </w:r>
-      <w:r>
-        <w:rPr>
-          <w:vertAlign w:val="superscript"/>
-        </w:rPr>
-        <w:t xml:space="preserve">3</w:t>
-      </w:r>
-      <w:r>
-        <w:rPr>
-          <w:vertAlign w:val="superscript"/>
-        </w:rPr>
-        <w:t xml:space="preserve">,</w:t>
-      </w:r>
-      <w:r>
-        <w:rPr>
-          <w:vertAlign w:val="superscript"/>
-        </w:rPr>
-        <w:t xml:space="preserve">✉</w:t>
+        <w:t xml:space="preserve">1,2,3,✉</w:t>
       </w:r>
     </w:p>
     <w:p>
@@ -209,7 +47,7 @@
         <w:pStyle w:val="Date"/>
       </w:pPr>
       <w:r>
-        <w:t xml:space="preserve">2026-04-10</w:t>
+        <w:t xml:space="preserve">2026-04-22</w:t>
       </w:r>
     </w:p>
     <w:p>
@@ -293,7 +131,7 @@
       <w:r>
         <w:t xml:space="preserve"> </w:t>
       </w:r>
-      <w:hyperlink r:id="rId20">
+      <w:hyperlink r:id="rId9">
         <w:r>
           <w:rPr>
             <w:rStyle w:val="InternetLink"/>
@@ -302,7 +140,7 @@
         </w:r>
       </w:hyperlink>
     </w:p>
-    <w:bookmarkStart w:id="21" w:name="abstract"/>
+    <w:bookmarkStart w:id="10" w:name="abstract"/>
     <w:p>
       <w:pPr>
         <w:pStyle w:val="Heading2"/>
@@ -335,8 +173,8 @@
         <w:t xml:space="preserve">in humans. We conclude that, at 3T and with our particular methodologies, no association was found. We end with lessons learned and suggestions for future research.</w:t>
       </w:r>
     </w:p>
-    <w:bookmarkEnd w:id="21"/>
-    <w:bookmarkStart w:id="22" w:name="introduction"/>
+    <w:bookmarkEnd w:id="10"/>
+    <w:bookmarkStart w:id="11" w:name="introduction"/>
     <w:p>
       <w:pPr>
         <w:pStyle w:val="Heading1"/>
@@ -356,13 +194,7 @@
         <w:t xml:space="preserve"> </w:t>
       </w:r>
       <w:r>
-        <w:t xml:space="preserve">‘</w:t>
-      </w:r>
-      <w:r>
-        <w:t xml:space="preserve">critical point</w:t>
-      </w:r>
-      <w:r>
-        <w:t xml:space="preserve">’</w:t>
+        <w:t xml:space="preserve">‘critical point’</w:t>
       </w:r>
       <w:r>
         <w:t xml:space="preserve">, a state where both order and disorder are balanced to enable the most efficient information processing</w:t>
@@ -412,13 +244,7 @@
         <w:t xml:space="preserve"> </w:t>
       </w:r>
       <w:r>
-        <w:t xml:space="preserve">‘</w:t>
-      </w:r>
-      <w:r>
-        <w:t xml:space="preserve">control parameter</w:t>
-      </w:r>
-      <w:r>
-        <w:t xml:space="preserve">’</w:t>
+        <w:t xml:space="preserve">‘control parameter’</w:t>
       </w:r>
       <w:r>
         <w:t xml:space="preserve"> </w:t>
@@ -1013,8 +839,8 @@
         <w:t xml:space="preserve">.</w:t>
       </w:r>
     </w:p>
-    <w:bookmarkEnd w:id="22"/>
-    <w:bookmarkStart w:id="41" w:name="methods"/>
+    <w:bookmarkEnd w:id="11"/>
+    <w:bookmarkStart w:id="30" w:name="methods"/>
     <w:p>
       <w:pPr>
         <w:pStyle w:val="Heading1"/>
@@ -1023,7 +849,7 @@
         <w:t xml:space="preserve">2. Methods</w:t>
       </w:r>
     </w:p>
-    <w:bookmarkStart w:id="23" w:name="participants"/>
+    <w:bookmarkStart w:id="12" w:name="participants"/>
     <w:p>
       <w:pPr>
         <w:pStyle w:val="Heading2"/>
@@ -1040,8 +866,8 @@
         <w:t xml:space="preserve">Twenty-seven healthy adult participants were recruited to the study. One participant was not scanned due to claustrophobia while in the scanner. After our analysis and performing quality assurance (see below for details), a further eight participants were removed, leaving eighteen final participants, between the ages of 21.3 and 53.4 (mean age ± sd: 29.6 ± 8.7 years; 8 males). Sex, handedness and date of birth were recorded on the day of the scan.</w:t>
       </w:r>
     </w:p>
-    <w:bookmarkEnd w:id="23"/>
-    <w:bookmarkStart w:id="24" w:name="ethics-statement"/>
+    <w:bookmarkEnd w:id="12"/>
+    <w:bookmarkStart w:id="13" w:name="ethics-statement"/>
     <w:p>
       <w:pPr>
         <w:pStyle w:val="Heading2"/>
@@ -1058,8 +884,8 @@
         <w:t xml:space="preserve">Written informed consent was obtained from all participants. Ethics approval was granted by the Clinical Research Ethics Board at the University of British Columbia and BC Children’s &amp; Women’s Hospital (H21-02686).</w:t>
       </w:r>
     </w:p>
-    <w:bookmarkEnd w:id="24"/>
-    <w:bookmarkStart w:id="30" w:name="scanning-procedure"/>
+    <w:bookmarkEnd w:id="13"/>
+    <w:bookmarkStart w:id="19" w:name="scanning-procedure"/>
     <w:p>
       <w:pPr>
         <w:pStyle w:val="Heading2"/>
@@ -1142,19 +968,7 @@
         </w:r>
       </w:hyperlink>
       <w:r>
-        <w:t xml:space="preserve">). Next, participants were instructed to watch a nature documentary (Our Planet (2019), Episode 3,</w:t>
-      </w:r>
-      <w:r>
-        <w:t xml:space="preserve"> </w:t>
-      </w:r>
-      <w:r>
-        <w:t xml:space="preserve">“</w:t>
-      </w:r>
-      <w:r>
-        <w:t xml:space="preserve">Jungles</w:t>
-      </w:r>
-      <w:r>
-        <w:t xml:space="preserve">”</w:t>
+        <w:t xml:space="preserve">). Next, participants were instructed to watch a nature documentary (Our Planet (2019), Episode 3, “Jungles”</w:t>
       </w:r>
       <w:r>
         <w:rPr>
@@ -1183,7 +997,7 @@
         <w:t xml:space="preserve">B for a visual representation of the scanning protocol. Total scan duration was approximately 1 hour of uninterrupted scanning (i.e. subjects were not removed from the scanner). All participants followed the same order of conditions: rest then movie; all participants saw the same movie segment, beginning at the same time during the scan.</w:t>
       </w:r>
     </w:p>
-    <w:bookmarkStart w:id="29" w:name="cell-fig-method"/>
+    <w:bookmarkStart w:id="18" w:name="cell-fig-method"/>
     <w:tbl>
       <w:tblPr>
         <w:tblStyle w:val="Table"/>
@@ -1197,7 +1011,7 @@
       <w:tr>
         <w:tc>
           <w:tcPr/>
-          <w:bookmarkStart w:id="28" w:name="fig-method"/>
+          <w:bookmarkStart w:id="17" w:name="fig-method"/>
           <w:p>
             <w:pPr>
               <w:pStyle w:val="Compact"/>
@@ -1208,18 +1022,18 @@
                 <wp:inline>
                   <wp:extent cx="4620126" cy="3696101"/>
                   <wp:effectExtent b="0" l="0" r="0" t="0"/>
-                  <wp:docPr descr="" title="" id="26" name="Picture"/>
+                  <wp:docPr descr="" title="" id="15" name="Picture"/>
                   <a:graphic>
                     <a:graphicData uri="http://schemas.openxmlformats.org/drawingml/2006/picture">
                       <pic:pic>
                         <pic:nvPicPr>
-                          <pic:cNvPr descr="index_files/figure-docx/fig-method-1.png" id="27" name="Picture"/>
+                          <pic:cNvPr descr="index_files/figure-docx/fig-method-1.png" id="16" name="Picture"/>
                           <pic:cNvPicPr>
                             <a:picLocks noChangeArrowheads="1" noChangeAspect="1"/>
                           </pic:cNvPicPr>
                         </pic:nvPicPr>
                         <pic:blipFill>
-                          <a:blip r:embed="rId25"/>
+                          <a:blip r:embed="rId14"/>
                           <a:stretch>
                             <a:fillRect/>
                           </a:stretch>
@@ -1251,7 +1065,7 @@
               <w:jc w:val="center"/>
             </w:pPr>
             <w:pPr>
-              <w:jc w:val="start"/>
+              <w:jc w:val="left"/>
               <w:spacing w:before="200"/>
               <w:pStyle w:val="ImageCaption"/>
             </w:pPr>
@@ -1298,13 +1112,13 @@
               <w:t xml:space="preserve">. B) fMRI, sLASER, and MEGA-PRESS were acquired first with participants looking at a white cross for 24 minutes. Next, the same sequences were acquired with the participants viewing a nature documentary for an identical period of time.</w:t>
             </w:r>
           </w:p>
-          <w:bookmarkEnd w:id="28"/>
+          <w:bookmarkEnd w:id="17"/>
         </w:tc>
       </w:tr>
     </w:tbl>
-    <w:bookmarkEnd w:id="29"/>
-    <w:bookmarkEnd w:id="30"/>
-    <w:bookmarkStart w:id="32" w:name="sec-mriacq"/>
+    <w:bookmarkEnd w:id="18"/>
+    <w:bookmarkEnd w:id="19"/>
+    <w:bookmarkStart w:id="21" w:name="sec-mriacq"/>
     <w:p>
       <w:pPr>
         <w:pStyle w:val="Heading2"/>
@@ -1380,7 +1194,7 @@
       <w:tr>
         <w:tc>
           <w:tcPr/>
-          <w:bookmarkStart w:id="31" w:name="tbl-mriacq"/>
+          <w:bookmarkStart w:id="20" w:name="tbl-mriacq"/>
           <w:tbl>
             <w:tblPr>
               <w:tblStyle w:val="Table"/>
@@ -1408,7 +1222,6 @@
                 <w:p>
                   <w:pPr>
                     <w:pStyle w:val="Compact"/>
-                    <w:jc w:val="left"/>
                     <w:jc w:val="center"/>
                   </w:pPr>
                   <w:r>
@@ -1421,7 +1234,6 @@
                 <w:p>
                   <w:pPr>
                     <w:pStyle w:val="Compact"/>
-                    <w:jc w:val="left"/>
                     <w:jc w:val="center"/>
                   </w:pPr>
                   <w:r>
@@ -1434,7 +1246,6 @@
                 <w:p>
                   <w:pPr>
                     <w:pStyle w:val="Compact"/>
-                    <w:jc w:val="left"/>
                     <w:jc w:val="center"/>
                   </w:pPr>
                   <w:r>
@@ -1447,7 +1258,6 @@
                 <w:p>
                   <w:pPr>
                     <w:pStyle w:val="Compact"/>
-                    <w:jc w:val="left"/>
                     <w:jc w:val="center"/>
                   </w:pPr>
                   <w:r>
@@ -1460,7 +1270,6 @@
                 <w:p>
                   <w:pPr>
                     <w:pStyle w:val="Compact"/>
-                    <w:jc w:val="left"/>
                     <w:jc w:val="center"/>
                   </w:pPr>
                   <w:r>
@@ -1473,7 +1282,6 @@
                 <w:p>
                   <w:pPr>
                     <w:pStyle w:val="Compact"/>
-                    <w:jc w:val="left"/>
                     <w:jc w:val="center"/>
                   </w:pPr>
                   <w:r>
@@ -1486,7 +1294,6 @@
                 <w:p>
                   <w:pPr>
                     <w:pStyle w:val="Compact"/>
-                    <w:jc w:val="left"/>
                     <w:jc w:val="center"/>
                   </w:pPr>
                   <w:r>
@@ -1499,7 +1306,6 @@
                 <w:p>
                   <w:pPr>
                     <w:pStyle w:val="Compact"/>
-                    <w:jc w:val="left"/>
                     <w:jc w:val="center"/>
                   </w:pPr>
                   <w:r>
@@ -1512,7 +1318,6 @@
                 <w:p>
                   <w:pPr>
                     <w:pStyle w:val="Compact"/>
-                    <w:jc w:val="left"/>
                     <w:jc w:val="center"/>
                   </w:pPr>
                   <w:r>
@@ -1527,7 +1332,6 @@
                 <w:p>
                   <w:pPr>
                     <w:pStyle w:val="Compact"/>
-                    <w:jc w:val="left"/>
                     <w:jc w:val="center"/>
                   </w:pPr>
                   <w:r>
@@ -1540,7 +1344,6 @@
                 <w:p>
                   <w:pPr>
                     <w:pStyle w:val="Compact"/>
-                    <w:jc w:val="left"/>
                     <w:jc w:val="center"/>
                   </w:pPr>
                   <w:r>
@@ -1553,7 +1356,6 @@
                 <w:p>
                   <w:pPr>
                     <w:pStyle w:val="Compact"/>
-                    <w:jc w:val="left"/>
                     <w:jc w:val="center"/>
                   </w:pPr>
                   <w:r>
@@ -1566,7 +1368,6 @@
                 <w:p>
                   <w:pPr>
                     <w:pStyle w:val="Compact"/>
-                    <w:jc w:val="left"/>
                     <w:jc w:val="center"/>
                   </w:pPr>
                   <w:r>
@@ -1579,7 +1380,6 @@
                 <w:p>
                   <w:pPr>
                     <w:pStyle w:val="Compact"/>
-                    <w:jc w:val="left"/>
                     <w:jc w:val="center"/>
                   </w:pPr>
                   <w:r>
@@ -1592,7 +1392,6 @@
                 <w:p>
                   <w:pPr>
                     <w:pStyle w:val="Compact"/>
-                    <w:jc w:val="left"/>
                     <w:jc w:val="center"/>
                   </w:pPr>
                   <w:r>
@@ -1605,7 +1404,6 @@
                 <w:p>
                   <w:pPr>
                     <w:pStyle w:val="Compact"/>
-                    <w:jc w:val="left"/>
                     <w:jc w:val="center"/>
                   </w:pPr>
                   <w:r>
@@ -1618,7 +1416,6 @@
                 <w:p>
                   <w:pPr>
                     <w:pStyle w:val="Compact"/>
-                    <w:jc w:val="left"/>
                     <w:jc w:val="center"/>
                   </w:pPr>
                   <w:r>
@@ -1631,7 +1428,6 @@
                 <w:p>
                   <w:pPr>
                     <w:pStyle w:val="Compact"/>
-                    <w:jc w:val="left"/>
                     <w:jc w:val="center"/>
                   </w:pPr>
                   <w:r>
@@ -1646,7 +1442,6 @@
                 <w:p>
                   <w:pPr>
                     <w:pStyle w:val="Compact"/>
-                    <w:jc w:val="left"/>
                     <w:jc w:val="center"/>
                   </w:pPr>
                   <w:r>
@@ -1659,7 +1454,6 @@
                 <w:p>
                   <w:pPr>
                     <w:pStyle w:val="Compact"/>
-                    <w:jc w:val="left"/>
                     <w:jc w:val="center"/>
                   </w:pPr>
                   <w:r>
@@ -1672,7 +1466,6 @@
                 <w:p>
                   <w:pPr>
                     <w:pStyle w:val="Compact"/>
-                    <w:jc w:val="left"/>
                     <w:jc w:val="center"/>
                   </w:pPr>
                   <w:r>
@@ -1685,7 +1478,6 @@
                 <w:p>
                   <w:pPr>
                     <w:pStyle w:val="Compact"/>
-                    <w:jc w:val="left"/>
                     <w:jc w:val="center"/>
                   </w:pPr>
                   <w:r>
@@ -1698,7 +1490,6 @@
                 <w:p>
                   <w:pPr>
                     <w:pStyle w:val="Compact"/>
-                    <w:jc w:val="left"/>
                     <w:jc w:val="center"/>
                   </w:pPr>
                   <w:r>
@@ -1711,7 +1502,6 @@
                 <w:p>
                   <w:pPr>
                     <w:pStyle w:val="Compact"/>
-                    <w:jc w:val="left"/>
                     <w:jc w:val="center"/>
                   </w:pPr>
                   <w:r>
@@ -1724,7 +1514,6 @@
                 <w:p>
                   <w:pPr>
                     <w:pStyle w:val="Compact"/>
-                    <w:jc w:val="left"/>
                     <w:jc w:val="center"/>
                   </w:pPr>
                   <w:r>
@@ -1737,7 +1526,6 @@
                 <w:p>
                   <w:pPr>
                     <w:pStyle w:val="Compact"/>
-                    <w:jc w:val="left"/>
                     <w:jc w:val="center"/>
                   </w:pPr>
                   <w:r>
@@ -1750,7 +1538,6 @@
                 <w:p>
                   <w:pPr>
                     <w:pStyle w:val="Compact"/>
-                    <w:jc w:val="left"/>
                     <w:jc w:val="center"/>
                   </w:pPr>
                   <w:r>
@@ -1765,7 +1552,6 @@
                 <w:p>
                   <w:pPr>
                     <w:pStyle w:val="Compact"/>
-                    <w:jc w:val="left"/>
                     <w:jc w:val="center"/>
                   </w:pPr>
                   <w:r>
@@ -1778,7 +1564,6 @@
                 <w:p>
                   <w:pPr>
                     <w:pStyle w:val="Compact"/>
-                    <w:jc w:val="left"/>
                     <w:jc w:val="center"/>
                   </w:pPr>
                   <w:r>
@@ -1791,7 +1576,6 @@
                 <w:p>
                   <w:pPr>
                     <w:pStyle w:val="Compact"/>
-                    <w:jc w:val="left"/>
                     <w:jc w:val="center"/>
                   </w:pPr>
                   <w:r>
@@ -1804,7 +1588,6 @@
                 <w:p>
                   <w:pPr>
                     <w:pStyle w:val="Compact"/>
-                    <w:jc w:val="left"/>
                     <w:jc w:val="center"/>
                   </w:pPr>
                   <w:r>
@@ -1817,7 +1600,6 @@
                 <w:p>
                   <w:pPr>
                     <w:pStyle w:val="Compact"/>
-                    <w:jc w:val="left"/>
                     <w:jc w:val="center"/>
                   </w:pPr>
                   <w:r>
@@ -1830,7 +1612,6 @@
                 <w:p>
                   <w:pPr>
                     <w:pStyle w:val="Compact"/>
-                    <w:jc w:val="left"/>
                     <w:jc w:val="center"/>
                   </w:pPr>
                   <w:r>
@@ -1843,7 +1624,6 @@
                 <w:p>
                   <w:pPr>
                     <w:pStyle w:val="Compact"/>
-                    <w:jc w:val="left"/>
                     <w:jc w:val="center"/>
                   </w:pPr>
                   <w:r>
@@ -1856,7 +1636,6 @@
                 <w:p>
                   <w:pPr>
                     <w:pStyle w:val="Compact"/>
-                    <w:jc w:val="left"/>
                     <w:jc w:val="center"/>
                   </w:pPr>
                   <w:r>
@@ -1869,7 +1648,6 @@
                 <w:p>
                   <w:pPr>
                     <w:pStyle w:val="Compact"/>
-                    <w:jc w:val="left"/>
                     <w:jc w:val="center"/>
                   </w:pPr>
                   <w:r>
@@ -1884,7 +1662,6 @@
                 <w:p>
                   <w:pPr>
                     <w:pStyle w:val="Compact"/>
-                    <w:jc w:val="left"/>
                     <w:jc w:val="center"/>
                   </w:pPr>
                   <w:r>
@@ -1897,7 +1674,6 @@
                 <w:p>
                   <w:pPr>
                     <w:pStyle w:val="Compact"/>
-                    <w:jc w:val="left"/>
                     <w:jc w:val="center"/>
                   </w:pPr>
                   <w:r>
@@ -1910,7 +1686,6 @@
                 <w:p>
                   <w:pPr>
                     <w:pStyle w:val="Compact"/>
-                    <w:jc w:val="left"/>
                     <w:jc w:val="center"/>
                   </w:pPr>
                   <w:r>
@@ -1923,7 +1698,6 @@
                 <w:p>
                   <w:pPr>
                     <w:pStyle w:val="Compact"/>
-                    <w:jc w:val="left"/>
                     <w:jc w:val="center"/>
                   </w:pPr>
                   <w:r>
@@ -1936,7 +1710,6 @@
                 <w:p>
                   <w:pPr>
                     <w:pStyle w:val="Compact"/>
-                    <w:jc w:val="left"/>
                     <w:jc w:val="center"/>
                   </w:pPr>
                   <w:r>
@@ -1949,7 +1722,6 @@
                 <w:p>
                   <w:pPr>
                     <w:pStyle w:val="Compact"/>
-                    <w:jc w:val="left"/>
                     <w:jc w:val="center"/>
                   </w:pPr>
                   <w:r>
@@ -1962,7 +1734,6 @@
                 <w:p>
                   <w:pPr>
                     <w:pStyle w:val="Compact"/>
-                    <w:jc w:val="left"/>
                     <w:jc w:val="center"/>
                   </w:pPr>
                   <w:r>
@@ -1975,7 +1746,6 @@
                 <w:p>
                   <w:pPr>
                     <w:pStyle w:val="Compact"/>
-                    <w:jc w:val="left"/>
                     <w:jc w:val="center"/>
                   </w:pPr>
                   <w:r>
@@ -1988,7 +1758,6 @@
                 <w:p>
                   <w:pPr>
                     <w:pStyle w:val="Compact"/>
-                    <w:jc w:val="left"/>
                     <w:jc w:val="center"/>
                   </w:pPr>
                   <w:r>
@@ -2003,7 +1772,6 @@
                 <w:p>
                   <w:pPr>
                     <w:pStyle w:val="Compact"/>
-                    <w:jc w:val="left"/>
                     <w:jc w:val="center"/>
                   </w:pPr>
                   <w:r>
@@ -2016,7 +1784,6 @@
                 <w:p>
                   <w:pPr>
                     <w:pStyle w:val="Compact"/>
-                    <w:jc w:val="left"/>
                     <w:jc w:val="center"/>
                   </w:pPr>
                   <w:r>
@@ -2029,7 +1796,6 @@
                 <w:p>
                   <w:pPr>
                     <w:pStyle w:val="Compact"/>
-                    <w:jc w:val="left"/>
                     <w:jc w:val="center"/>
                   </w:pPr>
                   <w:r>
@@ -2042,7 +1808,6 @@
                 <w:p>
                   <w:pPr>
                     <w:pStyle w:val="Compact"/>
-                    <w:jc w:val="left"/>
                     <w:jc w:val="center"/>
                   </w:pPr>
                   <w:r>
@@ -2055,7 +1820,6 @@
                 <w:p>
                   <w:pPr>
                     <w:pStyle w:val="Compact"/>
-                    <w:jc w:val="left"/>
                     <w:jc w:val="center"/>
                   </w:pPr>
                   <w:r>
@@ -2068,7 +1832,6 @@
                 <w:p>
                   <w:pPr>
                     <w:pStyle w:val="Compact"/>
-                    <w:jc w:val="left"/>
                     <w:jc w:val="center"/>
                   </w:pPr>
                   <w:r>
@@ -2081,7 +1844,6 @@
                 <w:p>
                   <w:pPr>
                     <w:pStyle w:val="Compact"/>
-                    <w:jc w:val="left"/>
                     <w:jc w:val="center"/>
                   </w:pPr>
                   <w:r>
@@ -2094,7 +1856,6 @@
                 <w:p>
                   <w:pPr>
                     <w:pStyle w:val="Compact"/>
-                    <w:jc w:val="left"/>
                     <w:jc w:val="center"/>
                   </w:pPr>
                   <w:r>
@@ -2107,7 +1868,6 @@
                 <w:p>
                   <w:pPr>
                     <w:pStyle w:val="Compact"/>
-                    <w:jc w:val="left"/>
                     <w:jc w:val="center"/>
                   </w:pPr>
                   <w:r>
@@ -2122,7 +1882,7 @@
               <w:jc w:val="center"/>
             </w:pPr>
             <w:pPr>
-              <w:jc w:val="start"/>
+              <w:jc w:val="left"/>
               <w:spacing w:before="200"/>
               <w:pStyle w:val="ImageCaption"/>
             </w:pPr>
@@ -2160,7 +1920,7 @@
               <w:t xml:space="preserve">TE = echo time; TR = repetition time; FOV = field of view; FSPGD = fast spoiled gradient-echo; CUBE = a GE acronym; EPI = echo-planar imaging; fMRI = functional magnetic resonance imaging; sLASER = semi localization by adiabatic selective refocusing; MEGA-PRESS = Mescher-Garwood point-resolved spectroscopy. *Note, the GE semi-LASER sequence averaged the 128 transients into groups of 4, each with 32 transients, before being saved as raw P-file.</w:t>
             </w:r>
           </w:p>
-          <w:bookmarkEnd w:id="31"/>
+          <w:bookmarkEnd w:id="20"/>
         </w:tc>
       </w:tr>
     </w:tbl>
@@ -2208,8 +1968,8 @@
         <w:t xml:space="preserve">. Finally, blip-up and blip-down spin-echo versions of the fMRI sequence were acquired at the end to estimate the B0 non-uniformity map for fMRI phase distortion correction.</w:t>
       </w:r>
     </w:p>
-    <w:bookmarkEnd w:id="32"/>
-    <w:bookmarkStart w:id="36" w:name="image-processing"/>
+    <w:bookmarkEnd w:id="21"/>
+    <w:bookmarkStart w:id="25" w:name="image-processing"/>
     <w:p>
       <w:pPr>
         <w:pStyle w:val="Heading2"/>
@@ -2228,7 +1988,7 @@
       <w:r>
         <w:t xml:space="preserve"> </w:t>
       </w:r>
-      <w:hyperlink r:id="rId33">
+      <w:hyperlink r:id="rId22">
         <w:r>
           <w:rPr>
             <w:rStyle w:val="InternetLink"/>
@@ -2299,7 +2059,7 @@
         <w:t xml:space="preserve">(v2.1.6). MRS files were downloaded as raw P files.</w:t>
       </w:r>
     </w:p>
-    <w:bookmarkStart w:id="34" w:name="structural-images"/>
+    <w:bookmarkStart w:id="23" w:name="structural-images"/>
     <w:p>
       <w:pPr>
         <w:pStyle w:val="Heading3"/>
@@ -2547,8 +2307,8 @@
         <w:t xml:space="preserve">2.3.3) was used to perform volume-based spatial normalization to two standard spaces: MNI152NLin2009cAsym and MNI152NLin6Asym. Normalization used brain-extracted versions of both T1w reference and T1w template.</w:t>
       </w:r>
     </w:p>
-    <w:bookmarkEnd w:id="34"/>
-    <w:bookmarkStart w:id="35" w:name="fmri"/>
+    <w:bookmarkEnd w:id="23"/>
+    <w:bookmarkStart w:id="24" w:name="fmri"/>
     <w:p>
       <w:pPr>
         <w:pStyle w:val="Heading3"/>
@@ -2745,9 +2505,9 @@
         <w:t xml:space="preserve">Participants were excluded from further analysis if their mean FD was &gt; 0.15 mm.</w:t>
       </w:r>
     </w:p>
-    <w:bookmarkEnd w:id="35"/>
-    <w:bookmarkEnd w:id="36"/>
-    <w:bookmarkStart w:id="38" w:name="mrs"/>
+    <w:bookmarkEnd w:id="24"/>
+    <w:bookmarkEnd w:id="25"/>
+    <w:bookmarkStart w:id="27" w:name="mrs"/>
     <w:p>
       <w:pPr>
         <w:pStyle w:val="Heading2"/>
@@ -3082,7 +2842,7 @@
         <w:t xml:space="preserve">To quantify the inter-subject consistency across the MRS masks, we computed a consensus mask using majority voting and calculated the mean Dice coefficient between each individual mask and the consensus.</w:t>
       </w:r>
     </w:p>
-    <w:bookmarkStart w:id="37" w:name="re-analysis-using-gannet"/>
+    <w:bookmarkStart w:id="26" w:name="re-analysis-using-gannet"/>
     <w:p>
       <w:pPr>
         <w:pStyle w:val="Heading3"/>
@@ -3120,9 +2880,9 @@
         <w:t xml:space="preserve">(v3.3.0).</w:t>
       </w:r>
     </w:p>
-    <w:bookmarkEnd w:id="37"/>
-    <w:bookmarkEnd w:id="38"/>
-    <w:bookmarkStart w:id="39" w:name="hurst-exponent-calculation"/>
+    <w:bookmarkEnd w:id="26"/>
+    <w:bookmarkEnd w:id="27"/>
+    <w:bookmarkStart w:id="28" w:name="hurst-exponent-calculation"/>
     <w:p>
       <w:pPr>
         <w:pStyle w:val="Heading2"/>
@@ -3145,19 +2905,7 @@
         <w:t xml:space="preserve">5</w:t>
       </w:r>
       <w:r>
-        <w:t xml:space="preserve">. A PSD shows the distribution of signal variance (</w:t>
-      </w:r>
-      <w:r>
-        <w:t xml:space="preserve">‘</w:t>
-      </w:r>
-      <w:r>
-        <w:t xml:space="preserve">power</w:t>
-      </w:r>
-      <w:r>
-        <w:t xml:space="preserve">’</w:t>
-      </w:r>
-      <w:r>
-        <w:t xml:space="preserve">) across frequencies. Complex signals are classified into two categories: fractional Gaussian noise (fGn) and fractional Brownian motion (fBm)</w:t>
+        <w:t xml:space="preserve">. A PSD shows the distribution of signal variance (‘power’) across frequencies. Complex signals are classified into two categories: fractional Gaussian noise (fGn) and fractional Brownian motion (fBm)</w:t>
       </w:r>
       <w:r>
         <w:rPr>
@@ -3320,25 +3068,7 @@
         <w:pStyle w:val="FirstParagraph"/>
       </w:pPr>
       <w:r>
-        <w:t xml:space="preserve">Since it cannot be assumed that all fBm is removed from the signal, we employed the</w:t>
-      </w:r>
-      <w:r>
-        <w:t xml:space="preserve"> </w:t>
-      </w:r>
-      <w:r>
-        <w:t xml:space="preserve">‘</w:t>
-      </w:r>
-      <w:r>
-        <w:t xml:space="preserve">extended Hurst</w:t>
-      </w:r>
-      <w:r>
-        <w:t xml:space="preserve">’</w:t>
-      </w:r>
-      <w:r>
-        <w:t xml:space="preserve"> </w:t>
-      </w:r>
-      <w:r>
-        <w:t xml:space="preserve">(H’) concept in this study: for 0 &lt; H &lt; 1, the signal is understood as fGn, while for 1 &lt; H &lt; 2, the signal is understood to be fBm</w:t>
+        <w:t xml:space="preserve">Since it cannot be assumed that all fBm is removed from the signal, we employed the ‘extended Hurst’ (H’) concept in this study: for 0 &lt; H &lt; 1, the signal is understood as fGn, while for 1 &lt; H &lt; 2, the signal is understood to be fBm</w:t>
       </w:r>
       <w:r>
         <w:rPr>
@@ -3359,8 +3089,8 @@
         <w:t xml:space="preserve">. H was calculated for all voxels in the brain of each subject. A brain mask was then applied which included only GM and the region of the MRS voxel in the visual cortex. H was averaged across the brain mask area, using only non-zero voxels.</w:t>
       </w:r>
     </w:p>
-    <w:bookmarkEnd w:id="39"/>
-    <w:bookmarkStart w:id="40" w:name="statistics"/>
+    <w:bookmarkEnd w:id="28"/>
+    <w:bookmarkStart w:id="29" w:name="statistics"/>
     <w:p>
       <w:pPr>
         <w:pStyle w:val="Heading2"/>
@@ -3427,687 +3157,670 @@
           <m:jc m:val="center"/>
         </m:oMathParaPr>
         <m:oMath>
-          <m:m>
-            <m:mPr>
-              <m:baseJc m:val="center"/>
-              <m:plcHide m:val="on"/>
-              <m:mcs>
-                <m:mc>
-                  <m:mcPr>
-                    <m:mcJc m:val="right"/>
-                    <m:count m:val="1"/>
-                  </m:mcPr>
-                </m:mc>
-                <m:mc>
-                  <m:mcPr>
-                    <m:mcJc m:val="left"/>
-                    <m:count m:val="1"/>
-                  </m:mcPr>
-                </m:mc>
-              </m:mcs>
-            </m:mPr>
-            <m:mr>
-              <m:e>
-                <m:r>
-                  <m:rPr>
-                    <m:sty m:val="p"/>
-                  </m:rPr>
-                  <m:t>H</m:t>
-                </m:r>
-                <m:r>
-                  <m:rPr>
-                    <m:sty m:val="p"/>
-                  </m:rPr>
-                  <m:t>∼</m:t>
-                </m:r>
-                <m:r>
-                  <m:t> </m:t>
-                </m:r>
-              </m:e>
-              <m:e>
-                <m:f>
-                  <m:fPr>
-                    <m:type m:val="bar"/>
-                  </m:fPr>
-                  <m:num>
-                    <m:r>
-                      <m:rPr>
-                        <m:sty m:val="p"/>
-                      </m:rPr>
-                      <m:t>G</m:t>
-                    </m:r>
-                    <m:r>
-                      <m:rPr>
-                        <m:sty m:val="p"/>
-                      </m:rPr>
-                      <m:t>l</m:t>
-                    </m:r>
-                    <m:r>
-                      <m:rPr>
-                        <m:sty m:val="p"/>
-                      </m:rPr>
-                      <m:t>x</m:t>
-                    </m:r>
-                  </m:num>
-                  <m:den>
-                    <m:r>
-                      <m:rPr>
-                        <m:sty m:val="p"/>
-                      </m:rPr>
-                      <m:t>G</m:t>
-                    </m:r>
-                    <m:r>
-                      <m:rPr>
-                        <m:sty m:val="p"/>
-                      </m:rPr>
-                      <m:t>A</m:t>
-                    </m:r>
-                    <m:r>
-                      <m:rPr>
-                        <m:sty m:val="p"/>
-                      </m:rPr>
-                      <m:t>B</m:t>
-                    </m:r>
-                    <m:r>
-                      <m:rPr>
-                        <m:sty m:val="p"/>
-                      </m:rPr>
-                      <m:t>A</m:t>
-                    </m:r>
-                    <m:r>
-                      <m:rPr>
-                        <m:nor/>
-                        <m:sty m:val="p"/>
-                      </m:rPr>
-                      <m:t>+</m:t>
-                    </m:r>
-                  </m:den>
-                </m:f>
-                <m:r>
-                  <m:rPr>
-                    <m:sty m:val="p"/>
-                  </m:rPr>
-                  <m:t>+</m:t>
-                </m:r>
-                <m:r>
-                  <m:rPr>
-                    <m:sty m:val="p"/>
-                  </m:rPr>
-                  <m:t>C</m:t>
-                </m:r>
-                <m:r>
-                  <m:rPr>
-                    <m:sty m:val="p"/>
-                  </m:rPr>
-                  <m:t>o</m:t>
-                </m:r>
-                <m:r>
-                  <m:rPr>
-                    <m:sty m:val="p"/>
-                  </m:rPr>
-                  <m:t>n</m:t>
-                </m:r>
-                <m:r>
-                  <m:rPr>
-                    <m:sty m:val="p"/>
-                  </m:rPr>
-                  <m:t>d</m:t>
-                </m:r>
-                <m:r>
-                  <m:rPr>
-                    <m:sty m:val="p"/>
-                  </m:rPr>
-                  <m:t>i</m:t>
-                </m:r>
-                <m:r>
-                  <m:rPr>
-                    <m:sty m:val="p"/>
-                  </m:rPr>
-                  <m:t>t</m:t>
-                </m:r>
-                <m:r>
-                  <m:rPr>
-                    <m:sty m:val="p"/>
-                  </m:rPr>
-                  <m:t>i</m:t>
-                </m:r>
-                <m:r>
-                  <m:rPr>
-                    <m:sty m:val="p"/>
-                  </m:rPr>
-                  <m:t>o</m:t>
-                </m:r>
-                <m:r>
-                  <m:rPr>
-                    <m:sty m:val="p"/>
-                  </m:rPr>
-                  <m:t>n</m:t>
-                </m:r>
-                <m:r>
-                  <m:rPr>
-                    <m:sty m:val="p"/>
-                  </m:rPr>
-                  <m:t>+</m:t>
-                </m:r>
-                <m:r>
-                  <m:rPr>
-                    <m:sty m:val="p"/>
-                  </m:rPr>
-                  <m:t>m</m:t>
-                </m:r>
-                <m:r>
-                  <m:rPr>
-                    <m:sty m:val="p"/>
-                  </m:rPr>
-                  <m:t>e</m:t>
-                </m:r>
-                <m:r>
-                  <m:rPr>
-                    <m:sty m:val="p"/>
-                  </m:rPr>
-                  <m:t>a</m:t>
-                </m:r>
-                <m:r>
-                  <m:rPr>
-                    <m:sty m:val="p"/>
-                  </m:rPr>
-                  <m:t>n</m:t>
-                </m:r>
-                <m:r>
-                  <m:rPr>
-                    <m:sty m:val="p"/>
-                  </m:rPr>
-                  <m:t>F</m:t>
-                </m:r>
-                <m:r>
-                  <m:rPr>
-                    <m:sty m:val="p"/>
-                  </m:rPr>
-                  <m:t>D</m:t>
-                </m:r>
-              </m:e>
-            </m:mr>
-            <m:mr>
-              <m:e/>
-              <m:e>
-                <m:r>
-                  <m:rPr>
-                    <m:sty m:val="p"/>
-                  </m:rPr>
-                  <m:t>+</m:t>
-                </m:r>
-                <m:r>
-                  <m:rPr>
-                    <m:sty m:val="p"/>
-                  </m:rPr>
-                  <m:t>F</m:t>
-                </m:r>
-                <m:r>
-                  <m:rPr>
-                    <m:sty m:val="p"/>
-                  </m:rPr>
-                  <m:t>W</m:t>
-                </m:r>
-                <m:r>
-                  <m:rPr>
-                    <m:sty m:val="p"/>
-                  </m:rPr>
-                  <m:t>H</m:t>
-                </m:r>
-                <m:sSub>
-                  <m:e>
-                    <m:r>
-                      <m:rPr>
-                        <m:sty m:val="p"/>
-                      </m:rPr>
-                      <m:t>M</m:t>
-                    </m:r>
-                  </m:e>
-                  <m:sub>
-                    <m:r>
-                      <m:rPr>
-                        <m:sty m:val="p"/>
-                      </m:rPr>
-                      <m:t>s</m:t>
-                    </m:r>
-                    <m:r>
-                      <m:rPr>
-                        <m:sty m:val="p"/>
-                      </m:rPr>
-                      <m:t>L</m:t>
-                    </m:r>
-                    <m:r>
-                      <m:rPr>
-                        <m:sty m:val="p"/>
-                      </m:rPr>
-                      <m:t>A</m:t>
-                    </m:r>
-                    <m:r>
-                      <m:rPr>
-                        <m:sty m:val="p"/>
-                      </m:rPr>
-                      <m:t>S</m:t>
-                    </m:r>
-                    <m:r>
-                      <m:rPr>
-                        <m:sty m:val="p"/>
-                      </m:rPr>
-                      <m:t>E</m:t>
-                    </m:r>
-                    <m:r>
-                      <m:rPr>
-                        <m:sty m:val="p"/>
-                      </m:rPr>
-                      <m:t>R</m:t>
-                    </m:r>
-                  </m:sub>
-                </m:sSub>
-                <m:r>
-                  <m:rPr>
-                    <m:sty m:val="p"/>
-                  </m:rPr>
-                  <m:t>+</m:t>
-                </m:r>
-                <m:r>
-                  <m:rPr>
-                    <m:sty m:val="p"/>
-                  </m:rPr>
-                  <m:t>F</m:t>
-                </m:r>
-                <m:r>
-                  <m:rPr>
-                    <m:sty m:val="p"/>
-                  </m:rPr>
-                  <m:t>W</m:t>
-                </m:r>
-                <m:r>
-                  <m:rPr>
-                    <m:sty m:val="p"/>
-                  </m:rPr>
-                  <m:t>H</m:t>
-                </m:r>
-                <m:sSub>
-                  <m:e>
-                    <m:r>
-                      <m:rPr>
-                        <m:sty m:val="p"/>
-                      </m:rPr>
-                      <m:t>M</m:t>
-                    </m:r>
-                  </m:e>
-                  <m:sub>
-                    <m:r>
-                      <m:rPr>
-                        <m:sty m:val="p"/>
-                      </m:rPr>
-                      <m:t>M</m:t>
-                    </m:r>
-                    <m:r>
-                      <m:rPr>
-                        <m:sty m:val="p"/>
-                      </m:rPr>
-                      <m:t>E</m:t>
-                    </m:r>
-                    <m:r>
-                      <m:rPr>
-                        <m:sty m:val="p"/>
-                      </m:rPr>
-                      <m:t>G</m:t>
-                    </m:r>
-                    <m:r>
-                      <m:rPr>
-                        <m:sty m:val="p"/>
-                      </m:rPr>
-                      <m:t>A</m:t>
-                    </m:r>
-                    <m:r>
-                      <m:rPr>
-                        <m:nor/>
-                        <m:sty m:val="p"/>
-                      </m:rPr>
-                      <m:t>-</m:t>
-                    </m:r>
-                    <m:r>
-                      <m:rPr>
-                        <m:sty m:val="p"/>
-                      </m:rPr>
-                      <m:t>P</m:t>
-                    </m:r>
-                    <m:r>
-                      <m:rPr>
-                        <m:sty m:val="p"/>
-                      </m:rPr>
-                      <m:t>R</m:t>
-                    </m:r>
-                    <m:r>
-                      <m:rPr>
-                        <m:sty m:val="p"/>
-                      </m:rPr>
-                      <m:t>E</m:t>
-                    </m:r>
-                    <m:r>
-                      <m:rPr>
-                        <m:sty m:val="p"/>
-                      </m:rPr>
-                      <m:t>S</m:t>
-                    </m:r>
-                    <m:r>
-                      <m:rPr>
-                        <m:sty m:val="p"/>
-                      </m:rPr>
-                      <m:t>S</m:t>
-                    </m:r>
-                  </m:sub>
-                </m:sSub>
-              </m:e>
-            </m:mr>
-            <m:mr>
-              <m:e/>
-              <m:e>
-                <m:r>
-                  <m:rPr>
-                    <m:sty m:val="p"/>
-                  </m:rPr>
-                  <m:t>+</m:t>
-                </m:r>
-                <m:r>
-                  <m:rPr>
-                    <m:sty m:val="p"/>
-                  </m:rPr>
-                  <m:t>F</m:t>
-                </m:r>
-                <m:r>
-                  <m:rPr>
-                    <m:sty m:val="p"/>
-                  </m:rPr>
-                  <m:t>r</m:t>
-                </m:r>
-                <m:r>
-                  <m:rPr>
-                    <m:sty m:val="p"/>
-                  </m:rPr>
-                  <m:t>e</m:t>
-                </m:r>
-                <m:r>
-                  <m:rPr>
-                    <m:sty m:val="p"/>
-                  </m:rPr>
-                  <m:t>q</m:t>
-                </m:r>
-                <m:r>
-                  <m:rPr>
-                    <m:sty m:val="p"/>
-                  </m:rPr>
-                  <m:t>S</m:t>
-                </m:r>
-                <m:r>
-                  <m:rPr>
-                    <m:sty m:val="p"/>
-                  </m:rPr>
-                  <m:t>h</m:t>
-                </m:r>
-                <m:r>
-                  <m:rPr>
-                    <m:sty m:val="p"/>
-                  </m:rPr>
-                  <m:t>i</m:t>
-                </m:r>
-                <m:r>
-                  <m:rPr>
-                    <m:sty m:val="p"/>
-                  </m:rPr>
-                  <m:t>f</m:t>
-                </m:r>
-                <m:sSub>
-                  <m:e>
-                    <m:r>
-                      <m:rPr>
-                        <m:sty m:val="p"/>
-                      </m:rPr>
-                      <m:t>t</m:t>
-                    </m:r>
-                  </m:e>
-                  <m:sub>
-                    <m:r>
-                      <m:rPr>
-                        <m:sty m:val="p"/>
-                      </m:rPr>
-                      <m:t>s</m:t>
-                    </m:r>
-                    <m:r>
-                      <m:rPr>
-                        <m:sty m:val="p"/>
-                      </m:rPr>
-                      <m:t>L</m:t>
-                    </m:r>
-                    <m:r>
-                      <m:rPr>
-                        <m:sty m:val="p"/>
-                      </m:rPr>
-                      <m:t>A</m:t>
-                    </m:r>
-                    <m:r>
-                      <m:rPr>
-                        <m:sty m:val="p"/>
-                      </m:rPr>
-                      <m:t>S</m:t>
-                    </m:r>
-                    <m:r>
-                      <m:rPr>
-                        <m:sty m:val="p"/>
-                      </m:rPr>
-                      <m:t>E</m:t>
-                    </m:r>
-                    <m:r>
-                      <m:rPr>
-                        <m:sty m:val="p"/>
-                      </m:rPr>
-                      <m:t>R</m:t>
-                    </m:r>
-                  </m:sub>
-                </m:sSub>
-                <m:r>
-                  <m:rPr>
-                    <m:sty m:val="p"/>
-                  </m:rPr>
-                  <m:t>+</m:t>
-                </m:r>
-                <m:r>
-                  <m:rPr>
-                    <m:sty m:val="p"/>
-                  </m:rPr>
-                  <m:t>F</m:t>
-                </m:r>
-                <m:r>
-                  <m:rPr>
-                    <m:sty m:val="p"/>
-                  </m:rPr>
-                  <m:t>r</m:t>
-                </m:r>
-                <m:r>
-                  <m:rPr>
-                    <m:sty m:val="p"/>
-                  </m:rPr>
-                  <m:t>e</m:t>
-                </m:r>
-                <m:r>
-                  <m:rPr>
-                    <m:sty m:val="p"/>
-                  </m:rPr>
-                  <m:t>q</m:t>
-                </m:r>
-                <m:r>
-                  <m:rPr>
-                    <m:sty m:val="p"/>
-                  </m:rPr>
-                  <m:t>S</m:t>
-                </m:r>
-                <m:r>
-                  <m:rPr>
-                    <m:sty m:val="p"/>
-                  </m:rPr>
-                  <m:t>h</m:t>
-                </m:r>
-                <m:r>
-                  <m:rPr>
-                    <m:sty m:val="p"/>
-                  </m:rPr>
-                  <m:t>i</m:t>
-                </m:r>
-                <m:r>
-                  <m:rPr>
-                    <m:sty m:val="p"/>
-                  </m:rPr>
-                  <m:t>f</m:t>
-                </m:r>
-                <m:sSub>
-                  <m:e>
-                    <m:r>
-                      <m:rPr>
-                        <m:sty m:val="p"/>
-                      </m:rPr>
-                      <m:t>t</m:t>
-                    </m:r>
-                  </m:e>
-                  <m:sub>
-                    <m:r>
-                      <m:rPr>
-                        <m:sty m:val="p"/>
-                      </m:rPr>
-                      <m:t>M</m:t>
-                    </m:r>
-                    <m:r>
-                      <m:rPr>
-                        <m:sty m:val="p"/>
-                      </m:rPr>
-                      <m:t>E</m:t>
-                    </m:r>
-                    <m:r>
-                      <m:rPr>
-                        <m:sty m:val="p"/>
-                      </m:rPr>
-                      <m:t>G</m:t>
-                    </m:r>
-                    <m:r>
-                      <m:rPr>
-                        <m:sty m:val="p"/>
-                      </m:rPr>
-                      <m:t>A</m:t>
-                    </m:r>
-                    <m:r>
-                      <m:rPr>
-                        <m:nor/>
-                        <m:sty m:val="p"/>
-                      </m:rPr>
-                      <m:t>-</m:t>
-                    </m:r>
-                    <m:r>
-                      <m:rPr>
-                        <m:sty m:val="p"/>
-                      </m:rPr>
-                      <m:t>P</m:t>
-                    </m:r>
-                    <m:r>
-                      <m:rPr>
-                        <m:sty m:val="p"/>
-                      </m:rPr>
-                      <m:t>R</m:t>
-                    </m:r>
-                    <m:r>
-                      <m:rPr>
-                        <m:sty m:val="p"/>
-                      </m:rPr>
-                      <m:t>E</m:t>
-                    </m:r>
-                    <m:r>
-                      <m:rPr>
-                        <m:sty m:val="p"/>
-                      </m:rPr>
-                      <m:t>S</m:t>
-                    </m:r>
-                    <m:r>
-                      <m:rPr>
-                        <m:sty m:val="p"/>
-                      </m:rPr>
-                      <m:t>S</m:t>
-                    </m:r>
-                  </m:sub>
-                </m:sSub>
-              </m:e>
-            </m:mr>
-            <m:mr>
-              <m:e/>
-              <m:e>
-                <m:r>
-                  <m:rPr>
-                    <m:sty m:val="p"/>
-                  </m:rPr>
-                  <m:t>+</m:t>
-                </m:r>
-                <m:d>
-                  <m:dPr>
-                    <m:begChr m:val="("/>
-                    <m:endChr m:val=")"/>
-                    <m:sepChr m:val=""/>
-                    <m:grow/>
-                  </m:dPr>
-                  <m:e>
-                    <m:r>
-                      <m:t>1</m:t>
-                    </m:r>
-                    <m:r>
-                      <m:rPr>
-                        <m:sty m:val="p"/>
-                      </m:rPr>
-                      <m:t>|</m:t>
-                    </m:r>
-                    <m:r>
-                      <m:rPr>
-                        <m:sty m:val="p"/>
-                      </m:rPr>
-                      <m:t>S</m:t>
-                    </m:r>
-                    <m:r>
-                      <m:rPr>
-                        <m:sty m:val="p"/>
-                      </m:rPr>
-                      <m:t>u</m:t>
-                    </m:r>
-                    <m:r>
-                      <m:rPr>
-                        <m:sty m:val="p"/>
-                      </m:rPr>
-                      <m:t>b</m:t>
-                    </m:r>
-                    <m:r>
-                      <m:rPr>
-                        <m:sty m:val="p"/>
-                      </m:rPr>
-                      <m:t>j</m:t>
-                    </m:r>
-                    <m:r>
-                      <m:rPr>
-                        <m:sty m:val="p"/>
-                      </m:rPr>
-                      <m:t>e</m:t>
-                    </m:r>
-                    <m:r>
-                      <m:rPr>
-                        <m:sty m:val="p"/>
-                      </m:rPr>
-                      <m:t>c</m:t>
-                    </m:r>
-                    <m:r>
-                      <m:rPr>
-                        <m:sty m:val="p"/>
-                      </m:rPr>
-                      <m:t>t</m:t>
-                    </m:r>
-                  </m:e>
-                </m:d>
-              </m:e>
-            </m:mr>
-          </m:m>
+          <m:eqArr>
+            <m:e>
+              <m:r>
+                <m:rPr>
+                  <m:sty m:val="p"/>
+                </m:rPr>
+                <m:t>H</m:t>
+              </m:r>
+              <m:r>
+                <m:rPr>
+                  <m:sty m:val="p"/>
+                </m:rPr>
+                <m:t>∼</m:t>
+              </m:r>
+              <m:r>
+                <m:t> </m:t>
+              </m:r>
+              <m:r>
+                <m:t>&amp;</m:t>
+              </m:r>
+              <m:f>
+                <m:fPr>
+                  <m:type m:val="bar"/>
+                </m:fPr>
+                <m:num>
+                  <m:r>
+                    <m:rPr>
+                      <m:sty m:val="p"/>
+                    </m:rPr>
+                    <m:t>G</m:t>
+                  </m:r>
+                  <m:r>
+                    <m:rPr>
+                      <m:sty m:val="p"/>
+                    </m:rPr>
+                    <m:t>l</m:t>
+                  </m:r>
+                  <m:r>
+                    <m:rPr>
+                      <m:sty m:val="p"/>
+                    </m:rPr>
+                    <m:t>x</m:t>
+                  </m:r>
+                </m:num>
+                <m:den>
+                  <m:r>
+                    <m:rPr>
+                      <m:sty m:val="p"/>
+                    </m:rPr>
+                    <m:t>G</m:t>
+                  </m:r>
+                  <m:r>
+                    <m:rPr>
+                      <m:sty m:val="p"/>
+                    </m:rPr>
+                    <m:t>A</m:t>
+                  </m:r>
+                  <m:r>
+                    <m:rPr>
+                      <m:sty m:val="p"/>
+                    </m:rPr>
+                    <m:t>B</m:t>
+                  </m:r>
+                  <m:r>
+                    <m:rPr>
+                      <m:sty m:val="p"/>
+                    </m:rPr>
+                    <m:t>A</m:t>
+                  </m:r>
+                  <m:r>
+                    <m:rPr>
+                      <m:nor/>
+                      <m:sty m:val="p"/>
+                    </m:rPr>
+                    <m:t>+</m:t>
+                  </m:r>
+                </m:den>
+              </m:f>
+              <m:r>
+                <m:rPr>
+                  <m:sty m:val="p"/>
+                </m:rPr>
+                <m:t>+</m:t>
+              </m:r>
+              <m:r>
+                <m:rPr>
+                  <m:sty m:val="p"/>
+                </m:rPr>
+                <m:t>C</m:t>
+              </m:r>
+              <m:r>
+                <m:rPr>
+                  <m:sty m:val="p"/>
+                </m:rPr>
+                <m:t>o</m:t>
+              </m:r>
+              <m:r>
+                <m:rPr>
+                  <m:sty m:val="p"/>
+                </m:rPr>
+                <m:t>n</m:t>
+              </m:r>
+              <m:r>
+                <m:rPr>
+                  <m:sty m:val="p"/>
+                </m:rPr>
+                <m:t>d</m:t>
+              </m:r>
+              <m:r>
+                <m:rPr>
+                  <m:sty m:val="p"/>
+                </m:rPr>
+                <m:t>i</m:t>
+              </m:r>
+              <m:r>
+                <m:rPr>
+                  <m:sty m:val="p"/>
+                </m:rPr>
+                <m:t>t</m:t>
+              </m:r>
+              <m:r>
+                <m:rPr>
+                  <m:sty m:val="p"/>
+                </m:rPr>
+                <m:t>i</m:t>
+              </m:r>
+              <m:r>
+                <m:rPr>
+                  <m:sty m:val="p"/>
+                </m:rPr>
+                <m:t>o</m:t>
+              </m:r>
+              <m:r>
+                <m:rPr>
+                  <m:sty m:val="p"/>
+                </m:rPr>
+                <m:t>n</m:t>
+              </m:r>
+              <m:r>
+                <m:rPr>
+                  <m:sty m:val="p"/>
+                </m:rPr>
+                <m:t>+</m:t>
+              </m:r>
+              <m:r>
+                <m:rPr>
+                  <m:sty m:val="p"/>
+                </m:rPr>
+                <m:t>m</m:t>
+              </m:r>
+              <m:r>
+                <m:rPr>
+                  <m:sty m:val="p"/>
+                </m:rPr>
+                <m:t>e</m:t>
+              </m:r>
+              <m:r>
+                <m:rPr>
+                  <m:sty m:val="p"/>
+                </m:rPr>
+                <m:t>a</m:t>
+              </m:r>
+              <m:r>
+                <m:rPr>
+                  <m:sty m:val="p"/>
+                </m:rPr>
+                <m:t>n</m:t>
+              </m:r>
+              <m:r>
+                <m:rPr>
+                  <m:sty m:val="p"/>
+                </m:rPr>
+                <m:t>F</m:t>
+              </m:r>
+              <m:r>
+                <m:rPr>
+                  <m:sty m:val="p"/>
+                </m:rPr>
+                <m:t>D</m:t>
+              </m:r>
+            </m:e>
+            <m:e>
+              <m:r>
+                <m:t>&amp;</m:t>
+              </m:r>
+              <m:r>
+                <m:rPr>
+                  <m:sty m:val="p"/>
+                </m:rPr>
+                <m:t>+</m:t>
+              </m:r>
+              <m:r>
+                <m:rPr>
+                  <m:sty m:val="p"/>
+                </m:rPr>
+                <m:t>F</m:t>
+              </m:r>
+              <m:r>
+                <m:rPr>
+                  <m:sty m:val="p"/>
+                </m:rPr>
+                <m:t>W</m:t>
+              </m:r>
+              <m:r>
+                <m:rPr>
+                  <m:sty m:val="p"/>
+                </m:rPr>
+                <m:t>H</m:t>
+              </m:r>
+              <m:sSub>
+                <m:e>
+                  <m:r>
+                    <m:rPr>
+                      <m:sty m:val="p"/>
+                    </m:rPr>
+                    <m:t>M</m:t>
+                  </m:r>
+                </m:e>
+                <m:sub>
+                  <m:r>
+                    <m:rPr>
+                      <m:sty m:val="p"/>
+                    </m:rPr>
+                    <m:t>s</m:t>
+                  </m:r>
+                  <m:r>
+                    <m:rPr>
+                      <m:sty m:val="p"/>
+                    </m:rPr>
+                    <m:t>L</m:t>
+                  </m:r>
+                  <m:r>
+                    <m:rPr>
+                      <m:sty m:val="p"/>
+                    </m:rPr>
+                    <m:t>A</m:t>
+                  </m:r>
+                  <m:r>
+                    <m:rPr>
+                      <m:sty m:val="p"/>
+                    </m:rPr>
+                    <m:t>S</m:t>
+                  </m:r>
+                  <m:r>
+                    <m:rPr>
+                      <m:sty m:val="p"/>
+                    </m:rPr>
+                    <m:t>E</m:t>
+                  </m:r>
+                  <m:r>
+                    <m:rPr>
+                      <m:sty m:val="p"/>
+                    </m:rPr>
+                    <m:t>R</m:t>
+                  </m:r>
+                </m:sub>
+              </m:sSub>
+              <m:r>
+                <m:rPr>
+                  <m:sty m:val="p"/>
+                </m:rPr>
+                <m:t>+</m:t>
+              </m:r>
+              <m:r>
+                <m:rPr>
+                  <m:sty m:val="p"/>
+                </m:rPr>
+                <m:t>F</m:t>
+              </m:r>
+              <m:r>
+                <m:rPr>
+                  <m:sty m:val="p"/>
+                </m:rPr>
+                <m:t>W</m:t>
+              </m:r>
+              <m:r>
+                <m:rPr>
+                  <m:sty m:val="p"/>
+                </m:rPr>
+                <m:t>H</m:t>
+              </m:r>
+              <m:sSub>
+                <m:e>
+                  <m:r>
+                    <m:rPr>
+                      <m:sty m:val="p"/>
+                    </m:rPr>
+                    <m:t>M</m:t>
+                  </m:r>
+                </m:e>
+                <m:sub>
+                  <m:r>
+                    <m:rPr>
+                      <m:sty m:val="p"/>
+                    </m:rPr>
+                    <m:t>M</m:t>
+                  </m:r>
+                  <m:r>
+                    <m:rPr>
+                      <m:sty m:val="p"/>
+                    </m:rPr>
+                    <m:t>E</m:t>
+                  </m:r>
+                  <m:r>
+                    <m:rPr>
+                      <m:sty m:val="p"/>
+                    </m:rPr>
+                    <m:t>G</m:t>
+                  </m:r>
+                  <m:r>
+                    <m:rPr>
+                      <m:sty m:val="p"/>
+                    </m:rPr>
+                    <m:t>A</m:t>
+                  </m:r>
+                  <m:r>
+                    <m:rPr>
+                      <m:nor/>
+                      <m:sty m:val="p"/>
+                    </m:rPr>
+                    <m:t>-</m:t>
+                  </m:r>
+                  <m:r>
+                    <m:rPr>
+                      <m:sty m:val="p"/>
+                    </m:rPr>
+                    <m:t>P</m:t>
+                  </m:r>
+                  <m:r>
+                    <m:rPr>
+                      <m:sty m:val="p"/>
+                    </m:rPr>
+                    <m:t>R</m:t>
+                  </m:r>
+                  <m:r>
+                    <m:rPr>
+                      <m:sty m:val="p"/>
+                    </m:rPr>
+                    <m:t>E</m:t>
+                  </m:r>
+                  <m:r>
+                    <m:rPr>
+                      <m:sty m:val="p"/>
+                    </m:rPr>
+                    <m:t>S</m:t>
+                  </m:r>
+                  <m:r>
+                    <m:rPr>
+                      <m:sty m:val="p"/>
+                    </m:rPr>
+                    <m:t>S</m:t>
+                  </m:r>
+                </m:sub>
+              </m:sSub>
+            </m:e>
+            <m:e>
+              <m:r>
+                <m:t>&amp;</m:t>
+              </m:r>
+              <m:r>
+                <m:rPr>
+                  <m:sty m:val="p"/>
+                </m:rPr>
+                <m:t>+</m:t>
+              </m:r>
+              <m:r>
+                <m:rPr>
+                  <m:sty m:val="p"/>
+                </m:rPr>
+                <m:t>F</m:t>
+              </m:r>
+              <m:r>
+                <m:rPr>
+                  <m:sty m:val="p"/>
+                </m:rPr>
+                <m:t>r</m:t>
+              </m:r>
+              <m:r>
+                <m:rPr>
+                  <m:sty m:val="p"/>
+                </m:rPr>
+                <m:t>e</m:t>
+              </m:r>
+              <m:r>
+                <m:rPr>
+                  <m:sty m:val="p"/>
+                </m:rPr>
+                <m:t>q</m:t>
+              </m:r>
+              <m:r>
+                <m:rPr>
+                  <m:sty m:val="p"/>
+                </m:rPr>
+                <m:t>S</m:t>
+              </m:r>
+              <m:r>
+                <m:rPr>
+                  <m:sty m:val="p"/>
+                </m:rPr>
+                <m:t>h</m:t>
+              </m:r>
+              <m:r>
+                <m:rPr>
+                  <m:sty m:val="p"/>
+                </m:rPr>
+                <m:t>i</m:t>
+              </m:r>
+              <m:r>
+                <m:rPr>
+                  <m:sty m:val="p"/>
+                </m:rPr>
+                <m:t>f</m:t>
+              </m:r>
+              <m:sSub>
+                <m:e>
+                  <m:r>
+                    <m:rPr>
+                      <m:sty m:val="p"/>
+                    </m:rPr>
+                    <m:t>t</m:t>
+                  </m:r>
+                </m:e>
+                <m:sub>
+                  <m:r>
+                    <m:rPr>
+                      <m:sty m:val="p"/>
+                    </m:rPr>
+                    <m:t>s</m:t>
+                  </m:r>
+                  <m:r>
+                    <m:rPr>
+                      <m:sty m:val="p"/>
+                    </m:rPr>
+                    <m:t>L</m:t>
+                  </m:r>
+                  <m:r>
+                    <m:rPr>
+                      <m:sty m:val="p"/>
+                    </m:rPr>
+                    <m:t>A</m:t>
+                  </m:r>
+                  <m:r>
+                    <m:rPr>
+                      <m:sty m:val="p"/>
+                    </m:rPr>
+                    <m:t>S</m:t>
+                  </m:r>
+                  <m:r>
+                    <m:rPr>
+                      <m:sty m:val="p"/>
+                    </m:rPr>
+                    <m:t>E</m:t>
+                  </m:r>
+                  <m:r>
+                    <m:rPr>
+                      <m:sty m:val="p"/>
+                    </m:rPr>
+                    <m:t>R</m:t>
+                  </m:r>
+                </m:sub>
+              </m:sSub>
+              <m:r>
+                <m:rPr>
+                  <m:sty m:val="p"/>
+                </m:rPr>
+                <m:t>+</m:t>
+              </m:r>
+              <m:r>
+                <m:rPr>
+                  <m:sty m:val="p"/>
+                </m:rPr>
+                <m:t>F</m:t>
+              </m:r>
+              <m:r>
+                <m:rPr>
+                  <m:sty m:val="p"/>
+                </m:rPr>
+                <m:t>r</m:t>
+              </m:r>
+              <m:r>
+                <m:rPr>
+                  <m:sty m:val="p"/>
+                </m:rPr>
+                <m:t>e</m:t>
+              </m:r>
+              <m:r>
+                <m:rPr>
+                  <m:sty m:val="p"/>
+                </m:rPr>
+                <m:t>q</m:t>
+              </m:r>
+              <m:r>
+                <m:rPr>
+                  <m:sty m:val="p"/>
+                </m:rPr>
+                <m:t>S</m:t>
+              </m:r>
+              <m:r>
+                <m:rPr>
+                  <m:sty m:val="p"/>
+                </m:rPr>
+                <m:t>h</m:t>
+              </m:r>
+              <m:r>
+                <m:rPr>
+                  <m:sty m:val="p"/>
+                </m:rPr>
+                <m:t>i</m:t>
+              </m:r>
+              <m:r>
+                <m:rPr>
+                  <m:sty m:val="p"/>
+                </m:rPr>
+                <m:t>f</m:t>
+              </m:r>
+              <m:sSub>
+                <m:e>
+                  <m:r>
+                    <m:rPr>
+                      <m:sty m:val="p"/>
+                    </m:rPr>
+                    <m:t>t</m:t>
+                  </m:r>
+                </m:e>
+                <m:sub>
+                  <m:r>
+                    <m:rPr>
+                      <m:sty m:val="p"/>
+                    </m:rPr>
+                    <m:t>M</m:t>
+                  </m:r>
+                  <m:r>
+                    <m:rPr>
+                      <m:sty m:val="p"/>
+                    </m:rPr>
+                    <m:t>E</m:t>
+                  </m:r>
+                  <m:r>
+                    <m:rPr>
+                      <m:sty m:val="p"/>
+                    </m:rPr>
+                    <m:t>G</m:t>
+                  </m:r>
+                  <m:r>
+                    <m:rPr>
+                      <m:sty m:val="p"/>
+                    </m:rPr>
+                    <m:t>A</m:t>
+                  </m:r>
+                  <m:r>
+                    <m:rPr>
+                      <m:nor/>
+                      <m:sty m:val="p"/>
+                    </m:rPr>
+                    <m:t>-</m:t>
+                  </m:r>
+                  <m:r>
+                    <m:rPr>
+                      <m:sty m:val="p"/>
+                    </m:rPr>
+                    <m:t>P</m:t>
+                  </m:r>
+                  <m:r>
+                    <m:rPr>
+                      <m:sty m:val="p"/>
+                    </m:rPr>
+                    <m:t>R</m:t>
+                  </m:r>
+                  <m:r>
+                    <m:rPr>
+                      <m:sty m:val="p"/>
+                    </m:rPr>
+                    <m:t>E</m:t>
+                  </m:r>
+                  <m:r>
+                    <m:rPr>
+                      <m:sty m:val="p"/>
+                    </m:rPr>
+                    <m:t>S</m:t>
+                  </m:r>
+                  <m:r>
+                    <m:rPr>
+                      <m:sty m:val="p"/>
+                    </m:rPr>
+                    <m:t>S</m:t>
+                  </m:r>
+                </m:sub>
+              </m:sSub>
+            </m:e>
+            <m:e>
+              <m:r>
+                <m:t>&amp;</m:t>
+              </m:r>
+              <m:r>
+                <m:rPr>
+                  <m:sty m:val="p"/>
+                </m:rPr>
+                <m:t>+</m:t>
+              </m:r>
+              <m:r>
+                <m:rPr>
+                  <m:sty m:val="p"/>
+                </m:rPr>
+                <m:t>(</m:t>
+              </m:r>
+              <m:r>
+                <m:t>1</m:t>
+              </m:r>
+              <m:r>
+                <m:rPr>
+                  <m:sty m:val="p"/>
+                </m:rPr>
+                <m:t>|</m:t>
+              </m:r>
+              <m:r>
+                <m:rPr>
+                  <m:sty m:val="p"/>
+                </m:rPr>
+                <m:t>S</m:t>
+              </m:r>
+              <m:r>
+                <m:rPr>
+                  <m:sty m:val="p"/>
+                </m:rPr>
+                <m:t>u</m:t>
+              </m:r>
+              <m:r>
+                <m:rPr>
+                  <m:sty m:val="p"/>
+                </m:rPr>
+                <m:t>b</m:t>
+              </m:r>
+              <m:r>
+                <m:rPr>
+                  <m:sty m:val="p"/>
+                </m:rPr>
+                <m:t>j</m:t>
+              </m:r>
+              <m:r>
+                <m:rPr>
+                  <m:sty m:val="p"/>
+                </m:rPr>
+                <m:t>e</m:t>
+              </m:r>
+              <m:r>
+                <m:rPr>
+                  <m:sty m:val="p"/>
+                </m:rPr>
+                <m:t>c</m:t>
+              </m:r>
+              <m:r>
+                <m:rPr>
+                  <m:sty m:val="p"/>
+                </m:rPr>
+                <m:t>t</m:t>
+              </m:r>
+              <m:r>
+                <m:rPr>
+                  <m:sty m:val="p"/>
+                </m:rPr>
+                <m:t>)</m:t>
+              </m:r>
+            </m:e>
+          </m:eqArr>
         </m:oMath>
       </m:oMathPara>
     </w:p>
@@ -4175,9 +3888,9 @@
         <w:t xml:space="preserve">.</w:t>
       </w:r>
     </w:p>
-    <w:bookmarkEnd w:id="40"/>
-    <w:bookmarkEnd w:id="41"/>
-    <w:bookmarkStart w:id="77" w:name="results"/>
+    <w:bookmarkEnd w:id="29"/>
+    <w:bookmarkEnd w:id="30"/>
+    <w:bookmarkStart w:id="66" w:name="results"/>
     <w:p>
       <w:pPr>
         <w:pStyle w:val="Heading1"/>
@@ -4186,7 +3899,7 @@
         <w:t xml:space="preserve">3. Results</w:t>
       </w:r>
     </w:p>
-    <w:bookmarkStart w:id="46" w:name="participant-demographics"/>
+    <w:bookmarkStart w:id="35" w:name="participant-demographics"/>
     <w:p>
       <w:pPr>
         <w:pStyle w:val="Heading2"/>
@@ -4230,7 +3943,7 @@
       <w:tr>
         <w:tc>
           <w:tcPr/>
-          <w:bookmarkStart w:id="45" w:name="fig-partflow"/>
+          <w:bookmarkStart w:id="34" w:name="fig-partflow"/>
           <w:p>
             <w:pPr>
               <w:pStyle w:val="Compact"/>
@@ -4241,18 +3954,18 @@
                 <wp:inline>
                   <wp:extent cx="5943600" cy="2547257"/>
                   <wp:effectExtent b="0" l="0" r="0" t="0"/>
-                  <wp:docPr descr="" title="" id="43" name="Picture"/>
+                  <wp:docPr descr="" title="" id="32" name="Picture"/>
                   <a:graphic>
                     <a:graphicData uri="http://schemas.openxmlformats.org/drawingml/2006/picture">
                       <pic:pic>
                         <pic:nvPicPr>
-                          <pic:cNvPr descr="./images/ParticipantFlow.png" id="44" name="Picture"/>
+                          <pic:cNvPr descr="./images/ParticipantFlow.png" id="33" name="Picture"/>
                           <pic:cNvPicPr>
                             <a:picLocks noChangeArrowheads="1" noChangeAspect="1"/>
                           </pic:cNvPicPr>
                         </pic:nvPicPr>
                         <pic:blipFill>
-                          <a:blip r:embed="rId42"/>
+                          <a:blip r:embed="rId31"/>
                           <a:stretch>
                             <a:fillRect/>
                           </a:stretch>
@@ -4284,7 +3997,7 @@
               <w:jc w:val="center"/>
             </w:pPr>
             <w:pPr>
-              <w:jc w:val="start"/>
+              <w:jc w:val="left"/>
               <w:spacing w:before="200"/>
               <w:pStyle w:val="ImageCaption"/>
             </w:pPr>
@@ -4319,7 +4032,7 @@
               <w:t xml:space="preserve">. The number of participants at each stage is indicated within each node. Participants were excluded based on MRS FWHM and fMRI Mean FD thresholds, resulting in 18 participants included in the final analysis</w:t>
             </w:r>
           </w:p>
-          <w:bookmarkEnd w:id="45"/>
+          <w:bookmarkEnd w:id="34"/>
         </w:tc>
       </w:tr>
     </w:tbl>
@@ -4331,8 +4044,8 @@
         <w:t xml:space="preserve">The final study sample included 8 males and 10 females between ages 21.3 and 53.4, with a mean age and standard deviation of 29.6 ± 8.7 years.</w:t>
       </w:r>
     </w:p>
-    <w:bookmarkEnd w:id="46"/>
-    <w:bookmarkStart w:id="61" w:name="data-summary"/>
+    <w:bookmarkEnd w:id="35"/>
+    <w:bookmarkStart w:id="50" w:name="data-summary"/>
     <w:p>
       <w:pPr>
         <w:pStyle w:val="Heading2"/>
@@ -4415,7 +4128,7 @@
         <w:t xml:space="preserve">0.14 (range: [0.35, 0.95]).</w:t>
       </w:r>
     </w:p>
-    <w:bookmarkStart w:id="51" w:name="cell-fig-mrsquality"/>
+    <w:bookmarkStart w:id="40" w:name="cell-fig-mrsquality"/>
     <w:tbl>
       <w:tblPr>
         <w:tblStyle w:val="Table"/>
@@ -4429,7 +4142,7 @@
       <w:tr>
         <w:tc>
           <w:tcPr/>
-          <w:bookmarkStart w:id="50" w:name="fig-mrsquality"/>
+          <w:bookmarkStart w:id="39" w:name="fig-mrsquality"/>
           <w:p>
             <w:pPr>
               <w:pStyle w:val="Compact"/>
@@ -4440,18 +4153,18 @@
                 <wp:inline>
                   <wp:extent cx="5544151" cy="4620126"/>
                   <wp:effectExtent b="0" l="0" r="0" t="0"/>
-                  <wp:docPr descr="" title="" id="48" name="Picture"/>
+                  <wp:docPr descr="" title="" id="37" name="Picture"/>
                   <a:graphic>
                     <a:graphicData uri="http://schemas.openxmlformats.org/drawingml/2006/picture">
                       <pic:pic>
                         <pic:nvPicPr>
-                          <pic:cNvPr descr="index_files/figure-docx/fig-mrsquality-1.png" id="49" name="Picture"/>
+                          <pic:cNvPr descr="index_files/figure-docx/fig-mrsquality-1.png" id="38" name="Picture"/>
                           <pic:cNvPicPr>
                             <a:picLocks noChangeArrowheads="1" noChangeAspect="1"/>
                           </pic:cNvPicPr>
                         </pic:nvPicPr>
                         <pic:blipFill>
-                          <a:blip r:embed="rId47"/>
+                          <a:blip r:embed="rId36"/>
                           <a:stretch>
                             <a:fillRect/>
                           </a:stretch>
@@ -4483,7 +4196,7 @@
               <w:jc w:val="center"/>
             </w:pPr>
             <w:pPr>
-              <w:jc w:val="start"/>
+              <w:jc w:val="left"/>
               <w:spacing w:before="200"/>
               <w:pStyle w:val="ImageCaption"/>
             </w:pPr>
@@ -4521,11 +4234,11 @@
               <w:t xml:space="preserve">A) Average MRS location. Colored overlay of the average voxel location across all nineteen participants, from 0 (black) to 1 (white). Brighter yellow represents voxel locations shared by all participants, while darker purple represents voxel locations unique to participants. MRS voxels were registered to MNI space and averaged. Underlay is T1w MNI152 at 0.5 mm resolution. B) Sample Osprey sLASER Spectrum. Red spectrum indicates overall model fit. Model fits for individual metabolites are shown in blue below overall fit. C) Sample Osprey MEGA-PRESS Spectrum. Yellow spectrum indicates overall model fit. Model fits for individual metabolites are shown in blue below overall fit.</w:t>
             </w:r>
           </w:p>
-          <w:bookmarkEnd w:id="50"/>
+          <w:bookmarkEnd w:id="39"/>
         </w:tc>
       </w:tr>
     </w:tbl>
-    <w:bookmarkEnd w:id="51"/>
+    <w:bookmarkEnd w:id="40"/>
     <w:p>
       <w:pPr>
         <w:pStyle w:val="TextBody"/>
@@ -4595,7 +4308,7 @@
         <w:t xml:space="preserve">A, B, and C, respectively.</w:t>
       </w:r>
     </w:p>
-    <w:bookmarkStart w:id="56" w:name="cell-fig-hurstsamp"/>
+    <w:bookmarkStart w:id="45" w:name="cell-fig-hurstsamp"/>
     <w:tbl>
       <w:tblPr>
         <w:tblStyle w:val="Table"/>
@@ -4609,7 +4322,7 @@
       <w:tr>
         <w:tc>
           <w:tcPr/>
-          <w:bookmarkStart w:id="55" w:name="fig-hurstsamp"/>
+          <w:bookmarkStart w:id="44" w:name="fig-hurstsamp"/>
           <w:p>
             <w:pPr>
               <w:pStyle w:val="Compact"/>
@@ -4620,18 +4333,18 @@
                 <wp:inline>
                   <wp:extent cx="5544151" cy="5544151"/>
                   <wp:effectExtent b="0" l="0" r="0" t="0"/>
-                  <wp:docPr descr="" title="" id="53" name="Picture"/>
+                  <wp:docPr descr="" title="" id="42" name="Picture"/>
                   <a:graphic>
                     <a:graphicData uri="http://schemas.openxmlformats.org/drawingml/2006/picture">
                       <pic:pic>
                         <pic:nvPicPr>
-                          <pic:cNvPr descr="index_files/figure-docx/fig-hurstsamp-1.png" id="54" name="Picture"/>
+                          <pic:cNvPr descr="index_files/figure-docx/fig-hurstsamp-1.png" id="43" name="Picture"/>
                           <pic:cNvPicPr>
                             <a:picLocks noChangeArrowheads="1" noChangeAspect="1"/>
                           </pic:cNvPicPr>
                         </pic:nvPicPr>
                         <pic:blipFill>
-                          <a:blip r:embed="rId52"/>
+                          <a:blip r:embed="rId41"/>
                           <a:stretch>
                             <a:fillRect/>
                           </a:stretch>
@@ -4663,7 +4376,7 @@
               <w:jc w:val="center"/>
             </w:pPr>
             <w:pPr>
-              <w:jc w:val="start"/>
+              <w:jc w:val="left"/>
               <w:spacing w:before="200"/>
               <w:pStyle w:val="ImageCaption"/>
             </w:pPr>
@@ -4701,11 +4414,11 @@
               <w:t xml:space="preserve">A) sample fMRI grey-matter mask within the MRS voxel. Background: a sample coronal, sagittal, and axial slice is displayed of the mean fMRI scan from the rest acquisition. Foreground: the greymatter/MRS mask used to calculate mean H. B) Sample H map for whole brain. Coronal, sagittal, and axial views of are shown, colour-coded by H values. Colour-coding shows evident tissue differentiation by H value (i.e., gray matter (red), white matter (light red), and cerebrospinal fluid (white)). C) Sample PSD spectrum. All participants’ PSD spectrums during rest are plotted using light grey lines. Mean PSD is plotted in solid red Mean linear regression line is plotted in dashed blue. H for each participant was calculated from the slope of their mean linear regression line.</w:t>
             </w:r>
           </w:p>
-          <w:bookmarkEnd w:id="55"/>
+          <w:bookmarkEnd w:id="44"/>
         </w:tc>
       </w:tr>
     </w:tbl>
-    <w:bookmarkEnd w:id="56"/>
+    <w:bookmarkEnd w:id="45"/>
     <w:p>
       <w:pPr>
         <w:pStyle w:val="TextBody"/>
@@ -4738,7 +4451,7 @@
       <w:tr>
         <w:tc>
           <w:tcPr/>
-          <w:bookmarkStart w:id="60" w:name="fig-averagehurst"/>
+          <w:bookmarkStart w:id="49" w:name="fig-averagehurst"/>
           <w:p>
             <w:pPr>
               <w:pStyle w:val="Compact"/>
@@ -4749,18 +4462,18 @@
                 <wp:inline>
                   <wp:extent cx="4754880" cy="3572639"/>
                   <wp:effectExtent b="0" l="0" r="0" t="0"/>
-                  <wp:docPr descr="" title="" id="58" name="Picture"/>
+                  <wp:docPr descr="" title="" id="47" name="Picture"/>
                   <a:graphic>
                     <a:graphicData uri="http://schemas.openxmlformats.org/drawingml/2006/picture">
                       <pic:pic>
                         <pic:nvPicPr>
-                          <pic:cNvPr descr="./images/RestMovieHurstAverage.png" id="59" name="Picture"/>
+                          <pic:cNvPr descr="./images/RestMovieHurstAverage.png" id="48" name="Picture"/>
                           <pic:cNvPicPr>
                             <a:picLocks noChangeArrowheads="1" noChangeAspect="1"/>
                           </pic:cNvPicPr>
                         </pic:nvPicPr>
                         <pic:blipFill>
-                          <a:blip r:embed="rId57"/>
+                          <a:blip r:embed="rId46"/>
                           <a:stretch>
                             <a:fillRect/>
                           </a:stretch>
@@ -4792,7 +4505,7 @@
               <w:jc w:val="center"/>
             </w:pPr>
             <w:pPr>
-              <w:jc w:val="start"/>
+              <w:jc w:val="left"/>
               <w:spacing w:before="200"/>
               <w:pStyle w:val="ImageCaption"/>
             </w:pPr>
@@ -4830,12 +4543,12 @@
               <w:t xml:space="preserve">Group averaged maps of the Hurst exponent computed to visualize whole-brain patterns across sessions: rest (top) and movie watching (bottom.)</w:t>
             </w:r>
           </w:p>
-          <w:bookmarkEnd w:id="60"/>
+          <w:bookmarkEnd w:id="49"/>
         </w:tc>
       </w:tr>
     </w:tbl>
-    <w:bookmarkEnd w:id="61"/>
-    <w:bookmarkStart w:id="62" w:name="linear-mixed-effects-model-h-and-ei"/>
+    <w:bookmarkEnd w:id="50"/>
+    <w:bookmarkStart w:id="51" w:name="linear-mixed-effects-model-h-and-ei"/>
     <w:p>
       <w:pPr>
         <w:pStyle w:val="Heading2"/>
@@ -5019,8 +4732,8 @@
         <w:t xml:space="preserve">and meanFD (beta = -0.59, 95% CI [-2.14, 0.96], t(26) = -0.75, p = 0.46) — were not statistically significant.</w:t>
       </w:r>
     </w:p>
-    <w:bookmarkEnd w:id="62"/>
-    <w:bookmarkStart w:id="75" w:name="post-hoc-analyses"/>
+    <w:bookmarkEnd w:id="51"/>
+    <w:bookmarkStart w:id="64" w:name="post-hoc-analyses"/>
     <w:p>
       <w:pPr>
         <w:pStyle w:val="Heading2"/>
@@ -5178,7 +4891,7 @@
       <w:tr>
         <w:tc>
           <w:tcPr/>
-          <w:bookmarkStart w:id="63" w:name="tbl-results"/>
+          <w:bookmarkStart w:id="52" w:name="tbl-results"/>
           <w:tbl>
             <w:tblPr>
               <w:tblStyle w:val="Table"/>
@@ -5208,7 +4921,6 @@
                 <w:p>
                   <w:pPr>
                     <w:pStyle w:val="Compact"/>
-                    <w:jc w:val="left"/>
                     <w:jc w:val="center"/>
                   </w:pPr>
                   <w:r>
@@ -5221,7 +4933,6 @@
                 <w:p>
                   <w:pPr>
                     <w:pStyle w:val="Compact"/>
-                    <w:jc w:val="left"/>
                     <w:jc w:val="center"/>
                   </w:pPr>
                   <w:r>
@@ -5234,7 +4945,6 @@
                 <w:p>
                   <w:pPr>
                     <w:pStyle w:val="Compact"/>
-                    <w:jc w:val="left"/>
                     <w:jc w:val="center"/>
                   </w:pPr>
                   <w:r>
@@ -5249,7 +4959,6 @@
                 <w:p>
                   <w:pPr>
                     <w:pStyle w:val="Compact"/>
-                    <w:jc w:val="left"/>
                     <w:jc w:val="center"/>
                   </w:pPr>
                   <w:r>
@@ -5266,7 +4975,6 @@
                 <w:p>
                   <w:pPr>
                     <w:pStyle w:val="Compact"/>
-                    <w:jc w:val="left"/>
                     <w:jc w:val="center"/>
                   </w:pPr>
                   <w:r>
@@ -5279,7 +4987,6 @@
                 <w:p>
                   <w:pPr>
                     <w:pStyle w:val="Compact"/>
-                    <w:jc w:val="left"/>
                     <w:jc w:val="center"/>
                   </w:pPr>
                   <w:r>
@@ -5292,7 +4999,6 @@
                 <w:p>
                   <w:pPr>
                     <w:pStyle w:val="Compact"/>
-                    <w:jc w:val="left"/>
                     <w:jc w:val="center"/>
                   </w:pPr>
                   <w:r>
@@ -5307,7 +5013,6 @@
                 <w:p>
                   <w:pPr>
                     <w:pStyle w:val="Compact"/>
-                    <w:jc w:val="left"/>
                     <w:jc w:val="center"/>
                   </w:pPr>
                   <w:r>
@@ -5324,7 +5029,6 @@
                 <w:p>
                   <w:pPr>
                     <w:pStyle w:val="Compact"/>
-                    <w:jc w:val="left"/>
                     <w:jc w:val="center"/>
                   </w:pPr>
                   <w:r>
@@ -5337,7 +5041,6 @@
                 <w:p>
                   <w:pPr>
                     <w:pStyle w:val="Compact"/>
-                    <w:jc w:val="left"/>
                     <w:jc w:val="center"/>
                   </w:pPr>
                   <w:r>
@@ -5350,7 +5053,6 @@
                 <w:p>
                   <w:pPr>
                     <w:pStyle w:val="Compact"/>
-                    <w:jc w:val="left"/>
                     <w:jc w:val="center"/>
                   </w:pPr>
                   <w:r>
@@ -5365,7 +5067,6 @@
                 <w:p>
                   <w:pPr>
                     <w:pStyle w:val="Compact"/>
-                    <w:jc w:val="left"/>
                     <w:jc w:val="center"/>
                   </w:pPr>
                   <w:r>
@@ -5382,7 +5083,6 @@
                 <w:p>
                   <w:pPr>
                     <w:pStyle w:val="Compact"/>
-                    <w:jc w:val="left"/>
                     <w:jc w:val="center"/>
                   </w:pPr>
                   <w:r>
@@ -5395,7 +5095,6 @@
                 <w:p>
                   <w:pPr>
                     <w:pStyle w:val="Compact"/>
-                    <w:jc w:val="left"/>
                     <w:jc w:val="center"/>
                   </w:pPr>
                   <w:r>
@@ -5408,7 +5107,6 @@
                 <w:p>
                   <w:pPr>
                     <w:pStyle w:val="Compact"/>
-                    <w:jc w:val="left"/>
                     <w:jc w:val="center"/>
                   </w:pPr>
                   <w:r>
@@ -5423,7 +5121,6 @@
                 <w:p>
                   <w:pPr>
                     <w:pStyle w:val="Compact"/>
-                    <w:jc w:val="left"/>
                     <w:jc w:val="center"/>
                   </w:pPr>
                   <w:r>
@@ -5440,7 +5137,6 @@
                 <w:p>
                   <w:pPr>
                     <w:pStyle w:val="Compact"/>
-                    <w:jc w:val="left"/>
                     <w:jc w:val="center"/>
                   </w:pPr>
                   <w:r>
@@ -5453,7 +5149,6 @@
                 <w:p>
                   <w:pPr>
                     <w:pStyle w:val="Compact"/>
-                    <w:jc w:val="left"/>
                     <w:jc w:val="center"/>
                   </w:pPr>
                   <w:r>
@@ -5466,7 +5161,6 @@
                 <w:p>
                   <w:pPr>
                     <w:pStyle w:val="Compact"/>
-                    <w:jc w:val="left"/>
                     <w:jc w:val="center"/>
                   </w:pPr>
                   <w:r>
@@ -5481,7 +5175,7 @@
               <w:jc w:val="center"/>
             </w:pPr>
             <w:pPr>
-              <w:jc w:val="start"/>
+              <w:jc w:val="left"/>
               <w:spacing w:before="200"/>
               <w:pStyle w:val="ImageCaption"/>
             </w:pPr>
@@ -5519,11 +5213,11 @@
               <w:t xml:space="preserve">Glx and GABA+ values are in millimoles.</w:t>
             </w:r>
           </w:p>
-          <w:bookmarkEnd w:id="63"/>
+          <w:bookmarkEnd w:id="52"/>
         </w:tc>
       </w:tr>
     </w:tbl>
-    <w:bookmarkStart w:id="68" w:name="cell-fig-results"/>
+    <w:bookmarkStart w:id="57" w:name="cell-fig-results"/>
     <w:tbl>
       <w:tblPr>
         <w:tblStyle w:val="Table"/>
@@ -5537,7 +5231,7 @@
       <w:tr>
         <w:tc>
           <w:tcPr/>
-          <w:bookmarkStart w:id="67" w:name="fig-results"/>
+          <w:bookmarkStart w:id="56" w:name="fig-results"/>
           <w:p>
             <w:pPr>
               <w:pStyle w:val="Compact"/>
@@ -5548,18 +5242,18 @@
                 <wp:inline>
                   <wp:extent cx="5943600" cy="4754880"/>
                   <wp:effectExtent b="0" l="0" r="0" t="0"/>
-                  <wp:docPr descr="" title="" id="65" name="Picture"/>
+                  <wp:docPr descr="" title="" id="54" name="Picture"/>
                   <a:graphic>
                     <a:graphicData uri="http://schemas.openxmlformats.org/drawingml/2006/picture">
                       <pic:pic>
                         <pic:nvPicPr>
-                          <pic:cNvPr descr="index_files/figure-docx/fig-results-1.png" id="66" name="Picture"/>
+                          <pic:cNvPr descr="index_files/figure-docx/fig-results-1.png" id="55" name="Picture"/>
                           <pic:cNvPicPr>
                             <a:picLocks noChangeArrowheads="1" noChangeAspect="1"/>
                           </pic:cNvPicPr>
                         </pic:nvPicPr>
                         <pic:blipFill>
-                          <a:blip r:embed="rId64"/>
+                          <a:blip r:embed="rId53"/>
                           <a:stretch>
                             <a:fillRect/>
                           </a:stretch>
@@ -5591,7 +5285,7 @@
               <w:jc w:val="center"/>
             </w:pPr>
             <w:pPr>
-              <w:jc w:val="start"/>
+              <w:jc w:val="left"/>
               <w:spacing w:before="200"/>
               <w:pStyle w:val="ImageCaption"/>
             </w:pPr>
@@ -5629,11 +5323,11 @@
               <w:t xml:space="preserve">A) Glx (mM); B) GABA+ (mM); and C) E:I. Paired dots represent the same participant across conditions. Mean difference with 95% confidence intervals, and as Cohen’s D are reported at the top of each plot.</w:t>
             </w:r>
           </w:p>
-          <w:bookmarkEnd w:id="67"/>
+          <w:bookmarkEnd w:id="56"/>
         </w:tc>
       </w:tr>
     </w:tbl>
-    <w:bookmarkEnd w:id="68"/>
+    <w:bookmarkEnd w:id="57"/>
     <w:p>
       <w:pPr>
         <w:pStyle w:val="TextBody"/>
@@ -5656,7 +5350,7 @@
         <w:t xml:space="preserve"> </w:t>
       </w:r>
     </w:p>
-    <w:bookmarkStart w:id="73" w:name="cell-fig-correlations"/>
+    <w:bookmarkStart w:id="62" w:name="cell-fig-correlations"/>
     <w:tbl>
       <w:tblPr>
         <w:tblStyle w:val="Table"/>
@@ -5670,7 +5364,7 @@
       <w:tr>
         <w:tc>
           <w:tcPr/>
-          <w:bookmarkStart w:id="72" w:name="fig-correlations"/>
+          <w:bookmarkStart w:id="61" w:name="fig-correlations"/>
           <w:p>
             <w:pPr>
               <w:pStyle w:val="Compact"/>
@@ -5681,18 +5375,18 @@
                 <wp:inline>
                   <wp:extent cx="5943600" cy="5094514"/>
                   <wp:effectExtent b="0" l="0" r="0" t="0"/>
-                  <wp:docPr descr="" title="" id="70" name="Picture"/>
+                  <wp:docPr descr="" title="" id="59" name="Picture"/>
                   <a:graphic>
                     <a:graphicData uri="http://schemas.openxmlformats.org/drawingml/2006/picture">
                       <pic:pic>
                         <pic:nvPicPr>
-                          <pic:cNvPr descr="index_files/figure-docx/fig-correlations-1.png" id="71" name="Picture"/>
+                          <pic:cNvPr descr="index_files/figure-docx/fig-correlations-1.png" id="60" name="Picture"/>
                           <pic:cNvPicPr>
                             <a:picLocks noChangeArrowheads="1" noChangeAspect="1"/>
                           </pic:cNvPicPr>
                         </pic:nvPicPr>
                         <pic:blipFill>
-                          <a:blip r:embed="rId69"/>
+                          <a:blip r:embed="rId58"/>
                           <a:stretch>
                             <a:fillRect/>
                           </a:stretch>
@@ -5724,7 +5418,7 @@
               <w:jc w:val="center"/>
             </w:pPr>
             <w:pPr>
-              <w:jc w:val="start"/>
+              <w:jc w:val="left"/>
               <w:spacing w:before="200"/>
               <w:pStyle w:val="ImageCaption"/>
             </w:pPr>
@@ -5762,12 +5456,12 @@
               <w:t xml:space="preserve">A) Glx (mM); B) GABA+ (mM); and C) E:I. Rest is in green, while movie is in orange. p-values are reported at the top of each plot.</w:t>
             </w:r>
           </w:p>
-          <w:bookmarkEnd w:id="72"/>
+          <w:bookmarkEnd w:id="61"/>
         </w:tc>
       </w:tr>
     </w:tbl>
-    <w:bookmarkEnd w:id="73"/>
-    <w:bookmarkStart w:id="74" w:name="data-quality"/>
+    <w:bookmarkEnd w:id="62"/>
+    <w:bookmarkStart w:id="63" w:name="data-quality"/>
     <w:p>
       <w:pPr>
         <w:pStyle w:val="Heading3"/>
@@ -5933,9 +5627,9 @@
         <w:t xml:space="preserve">).</w:t>
       </w:r>
     </w:p>
-    <w:bookmarkEnd w:id="74"/>
-    <w:bookmarkEnd w:id="75"/>
-    <w:bookmarkStart w:id="76" w:name="re-analysis-using-gannet-1"/>
+    <w:bookmarkEnd w:id="63"/>
+    <w:bookmarkEnd w:id="64"/>
+    <w:bookmarkStart w:id="65" w:name="re-analysis-using-gannet-1"/>
     <w:p>
       <w:pPr>
         <w:pStyle w:val="Heading2"/>
@@ -5967,9 +5661,9 @@
         <w:t xml:space="preserve">did not result in any significant changes from the results reported above. We have included these results in the Supplementary Material.</w:t>
       </w:r>
     </w:p>
-    <w:bookmarkEnd w:id="76"/>
-    <w:bookmarkEnd w:id="77"/>
-    <w:bookmarkStart w:id="81" w:name="discussion"/>
+    <w:bookmarkEnd w:id="65"/>
+    <w:bookmarkEnd w:id="66"/>
+    <w:bookmarkStart w:id="70" w:name="discussion"/>
     <w:p>
       <w:pPr>
         <w:pStyle w:val="Heading1"/>
@@ -6249,7 +5943,7 @@
       <w:tr>
         <w:tc>
           <w:tcPr/>
-          <w:bookmarkStart w:id="78" w:name="tbl-lit"/>
+          <w:bookmarkStart w:id="67" w:name="tbl-lit"/>
           <w:tbl>
             <w:tblPr>
               <w:tblStyle w:val="Table"/>
@@ -6274,7 +5968,6 @@
                 <w:p>
                   <w:pPr>
                     <w:pStyle w:val="Compact"/>
-                    <w:jc w:val="left"/>
                     <w:jc w:val="center"/>
                   </w:pPr>
                   <w:r>
@@ -6287,7 +5980,6 @@
                 <w:p>
                   <w:pPr>
                     <w:pStyle w:val="Compact"/>
-                    <w:jc w:val="left"/>
                     <w:jc w:val="center"/>
                   </w:pPr>
                   <w:r>
@@ -6300,7 +5992,6 @@
                 <w:p>
                   <w:pPr>
                     <w:pStyle w:val="Compact"/>
-                    <w:jc w:val="left"/>
                     <w:jc w:val="center"/>
                   </w:pPr>
                   <w:r>
@@ -6313,7 +6004,6 @@
                 <w:p>
                   <w:pPr>
                     <w:pStyle w:val="Compact"/>
-                    <w:jc w:val="left"/>
                     <w:jc w:val="center"/>
                   </w:pPr>
                   <w:r>
@@ -6326,7 +6016,6 @@
                 <w:p>
                   <w:pPr>
                     <w:pStyle w:val="Compact"/>
-                    <w:jc w:val="left"/>
                     <w:jc w:val="center"/>
                   </w:pPr>
                   <w:r>
@@ -6339,7 +6028,6 @@
                 <w:p>
                   <w:pPr>
                     <w:pStyle w:val="Compact"/>
-                    <w:jc w:val="left"/>
                     <w:jc w:val="center"/>
                   </w:pPr>
                   <w:r>
@@ -6354,7 +6042,6 @@
                 <w:p>
                   <w:pPr>
                     <w:pStyle w:val="Compact"/>
-                    <w:jc w:val="left"/>
                     <w:jc w:val="center"/>
                   </w:pPr>
                   <w:r>
@@ -6373,7 +6060,6 @@
                 <w:p>
                   <w:pPr>
                     <w:pStyle w:val="Compact"/>
-                    <w:jc w:val="left"/>
                     <w:jc w:val="center"/>
                   </w:pPr>
                   <w:r>
@@ -6386,7 +6072,6 @@
                 <w:p>
                   <w:pPr>
                     <w:pStyle w:val="Compact"/>
-                    <w:jc w:val="left"/>
                     <w:jc w:val="center"/>
                   </w:pPr>
                   <w:r>
@@ -6399,7 +6084,6 @@
                 <w:p>
                   <w:pPr>
                     <w:pStyle w:val="Compact"/>
-                    <w:jc w:val="left"/>
                     <w:jc w:val="center"/>
                   </w:pPr>
                   <w:r>
@@ -6412,7 +6096,6 @@
                 <w:p>
                   <w:pPr>
                     <w:pStyle w:val="Compact"/>
-                    <w:jc w:val="left"/>
                     <w:jc w:val="center"/>
                   </w:pPr>
                   <w:r>
@@ -6425,7 +6108,6 @@
                 <w:p>
                   <w:pPr>
                     <w:pStyle w:val="Compact"/>
-                    <w:jc w:val="left"/>
                     <w:jc w:val="center"/>
                   </w:pPr>
                   <w:r>
@@ -6440,7 +6122,6 @@
                 <w:p>
                   <w:pPr>
                     <w:pStyle w:val="Compact"/>
-                    <w:jc w:val="left"/>
                     <w:jc w:val="center"/>
                   </w:pPr>
                   <w:r>
@@ -6459,7 +6140,6 @@
                 <w:p>
                   <w:pPr>
                     <w:pStyle w:val="Compact"/>
-                    <w:jc w:val="left"/>
                     <w:jc w:val="center"/>
                   </w:pPr>
                   <w:r>
@@ -6472,7 +6152,6 @@
                 <w:p>
                   <w:pPr>
                     <w:pStyle w:val="Compact"/>
-                    <w:jc w:val="left"/>
                     <w:jc w:val="center"/>
                   </w:pPr>
                   <w:r>
@@ -6485,7 +6164,6 @@
                 <w:p>
                   <w:pPr>
                     <w:pStyle w:val="Compact"/>
-                    <w:jc w:val="left"/>
                     <w:jc w:val="center"/>
                   </w:pPr>
                   <w:r>
@@ -6498,7 +6176,6 @@
                 <w:p>
                   <w:pPr>
                     <w:pStyle w:val="Compact"/>
-                    <w:jc w:val="left"/>
                     <w:jc w:val="center"/>
                   </w:pPr>
                   <w:r>
@@ -6511,7 +6188,6 @@
                 <w:p>
                   <w:pPr>
                     <w:pStyle w:val="Compact"/>
-                    <w:jc w:val="left"/>
                     <w:jc w:val="center"/>
                   </w:pPr>
                   <w:r>
@@ -6526,7 +6202,6 @@
                 <w:p>
                   <w:pPr>
                     <w:pStyle w:val="Compact"/>
-                    <w:jc w:val="left"/>
                     <w:jc w:val="center"/>
                   </w:pPr>
                   <w:r>
@@ -6545,7 +6220,6 @@
                 <w:p>
                   <w:pPr>
                     <w:pStyle w:val="Compact"/>
-                    <w:jc w:val="left"/>
                     <w:jc w:val="center"/>
                   </w:pPr>
                   <w:r>
@@ -6558,7 +6232,6 @@
                 <w:p>
                   <w:pPr>
                     <w:pStyle w:val="Compact"/>
-                    <w:jc w:val="left"/>
                     <w:jc w:val="center"/>
                   </w:pPr>
                   <w:r>
@@ -6571,7 +6244,6 @@
                 <w:p>
                   <w:pPr>
                     <w:pStyle w:val="Compact"/>
-                    <w:jc w:val="left"/>
                     <w:jc w:val="center"/>
                   </w:pPr>
                   <w:r>
@@ -6584,7 +6256,6 @@
                 <w:p>
                   <w:pPr>
                     <w:pStyle w:val="Compact"/>
-                    <w:jc w:val="left"/>
                     <w:jc w:val="center"/>
                   </w:pPr>
                   <w:r>
@@ -6597,7 +6268,6 @@
                 <w:p>
                   <w:pPr>
                     <w:pStyle w:val="Compact"/>
-                    <w:jc w:val="left"/>
                     <w:jc w:val="center"/>
                   </w:pPr>
                   <w:r>
@@ -6612,7 +6282,6 @@
                 <w:p>
                   <w:pPr>
                     <w:pStyle w:val="Compact"/>
-                    <w:jc w:val="left"/>
                     <w:jc w:val="center"/>
                   </w:pPr>
                   <w:r>
@@ -6631,7 +6300,6 @@
                 <w:p>
                   <w:pPr>
                     <w:pStyle w:val="Compact"/>
-                    <w:jc w:val="left"/>
                     <w:jc w:val="center"/>
                   </w:pPr>
                   <w:r>
@@ -6644,7 +6312,6 @@
                 <w:p>
                   <w:pPr>
                     <w:pStyle w:val="Compact"/>
-                    <w:jc w:val="left"/>
                     <w:jc w:val="center"/>
                   </w:pPr>
                   <w:r>
@@ -6657,7 +6324,6 @@
                 <w:p>
                   <w:pPr>
                     <w:pStyle w:val="Compact"/>
-                    <w:jc w:val="left"/>
                     <w:jc w:val="center"/>
                   </w:pPr>
                   <w:r>
@@ -6670,7 +6336,6 @@
                 <w:p>
                   <w:pPr>
                     <w:pStyle w:val="Compact"/>
-                    <w:jc w:val="left"/>
                     <w:jc w:val="center"/>
                   </w:pPr>
                   <w:r>
@@ -6683,7 +6348,6 @@
                 <w:p>
                   <w:pPr>
                     <w:pStyle w:val="Compact"/>
-                    <w:jc w:val="left"/>
                     <w:jc w:val="center"/>
                   </w:pPr>
                   <w:r>
@@ -6698,7 +6362,6 @@
                 <w:p>
                   <w:pPr>
                     <w:pStyle w:val="Compact"/>
-                    <w:jc w:val="left"/>
                     <w:jc w:val="center"/>
                   </w:pPr>
                   <w:r>
@@ -6717,7 +6380,6 @@
                 <w:p>
                   <w:pPr>
                     <w:pStyle w:val="Compact"/>
-                    <w:jc w:val="left"/>
                     <w:jc w:val="center"/>
                   </w:pPr>
                   <w:r>
@@ -6730,7 +6392,6 @@
                 <w:p>
                   <w:pPr>
                     <w:pStyle w:val="Compact"/>
-                    <w:jc w:val="left"/>
                     <w:jc w:val="center"/>
                   </w:pPr>
                   <w:r>
@@ -6743,7 +6404,6 @@
                 <w:p>
                   <w:pPr>
                     <w:pStyle w:val="Compact"/>
-                    <w:jc w:val="left"/>
                     <w:jc w:val="center"/>
                   </w:pPr>
                   <w:r>
@@ -6756,7 +6416,6 @@
                 <w:p>
                   <w:pPr>
                     <w:pStyle w:val="Compact"/>
-                    <w:jc w:val="left"/>
                     <w:jc w:val="center"/>
                   </w:pPr>
                   <w:r>
@@ -6769,7 +6428,6 @@
                 <w:p>
                   <w:pPr>
                     <w:pStyle w:val="Compact"/>
-                    <w:jc w:val="left"/>
                     <w:jc w:val="center"/>
                   </w:pPr>
                   <w:r>
@@ -6784,7 +6442,7 @@
               <w:jc w:val="center"/>
             </w:pPr>
             <w:pPr>
-              <w:jc w:val="start"/>
+              <w:jc w:val="left"/>
               <w:spacing w:before="200"/>
               <w:pStyle w:val="ImageCaption"/>
             </w:pPr>
@@ -6816,7 +6474,7 @@
               <w:t xml:space="preserve">Summary of methods for existing E:I-Hurst studies</w:t>
             </w:r>
           </w:p>
-          <w:bookmarkEnd w:id="78"/>
+          <w:bookmarkEnd w:id="67"/>
         </w:tc>
       </w:tr>
     </w:tbl>
@@ -6862,7 +6520,7 @@
         <w:t xml:space="preserve">As both H and E:I have been known to change with age, we did not seek to limit our sample to any specific age range. Furthermore, other physiological details — such as caffeine, nicotine, phase of the menstrual cycle, gender, and medication use — were not collected, as the core E:I-Hurst theory posits a global relationship that should hold irrespective of specific brain states or transient physiological factors. Additionally, our within-subjects design strengthens this approach: our core analyses assessing changes between resting state and movie-watching were paired, with each participant serving as their own control. This reduces the influence of inter-individual variability, including age-related and other brain-state effects.</w:t>
       </w:r>
     </w:p>
-    <w:bookmarkStart w:id="79" w:name="limitations-and-strengths"/>
+    <w:bookmarkStart w:id="68" w:name="limitations-and-strengths"/>
     <w:p>
       <w:pPr>
         <w:pStyle w:val="Heading2"/>
@@ -6906,13 +6564,7 @@
         <w:t xml:space="preserve"> </w:t>
       </w:r>
       <w:r>
-        <w:t xml:space="preserve">‘</w:t>
-      </w:r>
-      <w:r>
-        <w:t xml:space="preserve">cloning</w:t>
-      </w:r>
-      <w:r>
-        <w:t xml:space="preserve">’</w:t>
+        <w:t xml:space="preserve">‘cloning’</w:t>
       </w:r>
       <w:r>
         <w:t xml:space="preserve"> </w:t>
@@ -7000,8 +6652,8 @@
         <w:t xml:space="preserve">.</w:t>
       </w:r>
     </w:p>
-    <w:bookmarkEnd w:id="79"/>
-    <w:bookmarkStart w:id="80" w:name="lessons-for-future-researchers"/>
+    <w:bookmarkEnd w:id="68"/>
+    <w:bookmarkStart w:id="69" w:name="lessons-for-future-researchers"/>
     <w:p>
       <w:pPr>
         <w:pStyle w:val="Heading2"/>
@@ -7170,9 +6822,9 @@
         <w:t xml:space="preserve">Together, these considerations may help in overcoming the limitations observed in the present study and contribute to a clearer understanding of the potential relationship between E:I and H.</w:t>
       </w:r>
     </w:p>
-    <w:bookmarkEnd w:id="80"/>
-    <w:bookmarkEnd w:id="81"/>
-    <w:bookmarkStart w:id="82" w:name="conclusion"/>
+    <w:bookmarkEnd w:id="69"/>
+    <w:bookmarkEnd w:id="70"/>
+    <w:bookmarkStart w:id="71" w:name="conclusion"/>
     <w:p>
       <w:pPr>
         <w:pStyle w:val="Heading1"/>
@@ -7214,8 +6866,8 @@
         <w:t xml:space="preserve">human study to test for this relationship. It is our hope that as the literature grows, more authors will examine this relationship with respect to other brain regions and using other methods, and will use the lessons learned in this study to inform their own. Hopefully then it will be possible to corroborate findings to probe the complex relationships that may exist with regards to H and E:I in the human brain.</w:t>
       </w:r>
     </w:p>
-    <w:bookmarkEnd w:id="82"/>
-    <w:bookmarkStart w:id="84" w:name="data-availability-statement"/>
+    <w:bookmarkEnd w:id="71"/>
+    <w:bookmarkStart w:id="73" w:name="data-availability-statement"/>
     <w:p>
       <w:pPr>
         <w:pStyle w:val="Heading1"/>
@@ -7234,7 +6886,7 @@
       <w:r>
         <w:t xml:space="preserve"> </w:t>
       </w:r>
-      <w:hyperlink r:id="rId33">
+      <w:hyperlink r:id="rId22">
         <w:r>
           <w:rPr>
             <w:rStyle w:val="InternetLink"/>
@@ -7249,13 +6901,7 @@
         <w:t xml:space="preserve"> </w:t>
       </w:r>
       <w:r>
-        <w:t xml:space="preserve">‘</w:t>
-      </w:r>
-      <w:r>
-        <w:t xml:space="preserve">reproducible manner</w:t>
-      </w:r>
-      <w:r>
-        <w:t xml:space="preserve">’</w:t>
+        <w:t xml:space="preserve">‘reproducible manner’</w:t>
       </w:r>
       <w:r>
         <w:t xml:space="preserve">: the entire manuscript, including statistics reported, figures, and tables, can be reproduced here:</w:t>
@@ -7263,7 +6909,7 @@
       <w:r>
         <w:t xml:space="preserve"> </w:t>
       </w:r>
-      <w:hyperlink r:id="rId83">
+      <w:hyperlink r:id="rId72">
         <w:r>
           <w:rPr>
             <w:rStyle w:val="InternetLink"/>
@@ -7272,8 +6918,8 @@
         </w:r>
       </w:hyperlink>
     </w:p>
-    <w:bookmarkEnd w:id="84"/>
-    <w:bookmarkStart w:id="85" w:name="competing-interests"/>
+    <w:bookmarkEnd w:id="73"/>
+    <w:bookmarkStart w:id="74" w:name="competing-interests"/>
     <w:p>
       <w:pPr>
         <w:pStyle w:val="Heading1"/>
@@ -7290,8 +6936,8 @@
         <w:t xml:space="preserve">The authors declare they have no known competing interests.</w:t>
       </w:r>
     </w:p>
-    <w:bookmarkEnd w:id="85"/>
-    <w:bookmarkStart w:id="86" w:name="author-contributions"/>
+    <w:bookmarkEnd w:id="74"/>
+    <w:bookmarkStart w:id="75" w:name="author-contributions"/>
     <w:p>
       <w:pPr>
         <w:pStyle w:val="Heading1"/>
@@ -7320,8 +6966,8 @@
         <w:t xml:space="preserve">AMW was responsible for conceptualization, data curation, formal analysis, funding acquisition, investigation, methodology, project administration, resources, supervision, validation, visualization, and writing - review &amp; editing.</w:t>
       </w:r>
     </w:p>
-    <w:bookmarkEnd w:id="86"/>
-    <w:bookmarkStart w:id="87" w:name="acknowledgements"/>
+    <w:bookmarkEnd w:id="75"/>
+    <w:bookmarkStart w:id="76" w:name="acknowledgements"/>
     <w:p>
       <w:pPr>
         <w:pStyle w:val="Heading1"/>
@@ -7338,8 +6984,8 @@
         <w:t xml:space="preserve">The work presented in this paper was supported in part from funding from the British Columbia Children’s Hospital Foundation, and an NSERC Discovery Grant.</w:t>
       </w:r>
     </w:p>
-    <w:bookmarkEnd w:id="87"/>
-    <w:bookmarkStart w:id="376" w:name="references"/>
+    <w:bookmarkEnd w:id="76"/>
+    <w:bookmarkStart w:id="365" w:name="references"/>
     <w:p>
       <w:pPr>
         <w:pStyle w:val="Heading1"/>
@@ -7348,8 +6994,8 @@
         <w:t xml:space="preserve">References</w:t>
       </w:r>
     </w:p>
-    <w:bookmarkStart w:id="375" w:name="refs"/>
-    <w:bookmarkStart w:id="89" w:name="ref-decoRestingBrainsNever2013"/>
+    <w:bookmarkStart w:id="364" w:name="refs"/>
+    <w:bookmarkStart w:id="78" w:name="ref-decoRestingBrainsNever2013"/>
     <w:p>
       <w:pPr>
         <w:pStyle w:val="Bibliography"/>
@@ -7369,7 +7015,7 @@
       <w:r>
         <w:t xml:space="preserve"> </w:t>
       </w:r>
-      <w:hyperlink r:id="rId88">
+      <w:hyperlink r:id="rId77">
         <w:r>
           <w:rPr>
             <w:rStyle w:val="InternetLink"/>
@@ -7404,8 +7050,8 @@
         <w:t xml:space="preserve">, 268–274 (2013).</w:t>
       </w:r>
     </w:p>
-    <w:bookmarkEnd w:id="89"/>
-    <w:bookmarkStart w:id="90" w:name="ref-beggsBeingCriticalCriticality2012"/>
+    <w:bookmarkEnd w:id="78"/>
+    <w:bookmarkStart w:id="79" w:name="ref-beggsBeingCriticalCriticality2012"/>
     <w:p>
       <w:pPr>
         <w:pStyle w:val="Bibliography"/>
@@ -7479,8 +7125,8 @@
         <w:t xml:space="preserve">, (2012).</w:t>
       </w:r>
     </w:p>
-    <w:bookmarkEnd w:id="90"/>
-    <w:bookmarkStart w:id="91" w:name="ref-barangerChaosComplexityEntropy2000"/>
+    <w:bookmarkEnd w:id="79"/>
+    <w:bookmarkStart w:id="80" w:name="ref-barangerChaosComplexityEntropy2000"/>
     <w:p>
       <w:pPr>
         <w:pStyle w:val="Bibliography"/>
@@ -7544,8 +7190,8 @@
         <w:t xml:space="preserve">(2000).</w:t>
       </w:r>
     </w:p>
-    <w:bookmarkEnd w:id="91"/>
-    <w:bookmarkStart w:id="93" w:name="X3987a7f9f2843d143a6b08774176d9ab9bc4f8d"/>
+    <w:bookmarkEnd w:id="80"/>
+    <w:bookmarkStart w:id="82" w:name="X3987a7f9f2843d143a6b08774176d9ab9bc4f8d"/>
     <w:p>
       <w:pPr>
         <w:pStyle w:val="Bibliography"/>
@@ -7565,7 +7211,7 @@
       <w:r>
         <w:t xml:space="preserve"> </w:t>
       </w:r>
-      <w:hyperlink r:id="rId92">
+      <w:hyperlink r:id="rId81">
         <w:r>
           <w:rPr>
             <w:rStyle w:val="InternetLink"/>
@@ -7600,8 +7246,8 @@
         <w:t xml:space="preserve">, 200–209 (2011).</w:t>
       </w:r>
     </w:p>
-    <w:bookmarkEnd w:id="93"/>
-    <w:bookmarkStart w:id="94" w:name="ref-zimmernWhyBrainCriticality2020"/>
+    <w:bookmarkEnd w:id="82"/>
+    <w:bookmarkStart w:id="83" w:name="ref-zimmernWhyBrainCriticality2020"/>
     <w:p>
       <w:pPr>
         <w:pStyle w:val="Bibliography"/>
@@ -7660,8 +7306,8 @@
         <w:t xml:space="preserve">, (2020).</w:t>
       </w:r>
     </w:p>
-    <w:bookmarkEnd w:id="94"/>
-    <w:bookmarkStart w:id="96" w:name="ref-liangExcitationInhibitionBalance2024"/>
+    <w:bookmarkEnd w:id="83"/>
+    <w:bookmarkStart w:id="85" w:name="ref-liangExcitationInhibitionBalance2024"/>
     <w:p>
       <w:pPr>
         <w:pStyle w:val="Bibliography"/>
@@ -7730,7 +7376,7 @@
       <w:r>
         <w:t xml:space="preserve">10738584231221766 (2024) doi:</w:t>
       </w:r>
-      <w:hyperlink r:id="rId95">
+      <w:hyperlink r:id="rId84">
         <w:r>
           <w:rPr>
             <w:rStyle w:val="InternetLink"/>
@@ -7742,8 +7388,8 @@
         <w:t xml:space="preserve">.</w:t>
       </w:r>
     </w:p>
-    <w:bookmarkEnd w:id="96"/>
-    <w:bookmarkStart w:id="98" w:name="X20d0cf3ec565b8629ae2c9ca09a74c20c06019f"/>
+    <w:bookmarkEnd w:id="85"/>
+    <w:bookmarkStart w:id="87" w:name="X20d0cf3ec565b8629ae2c9ca09a74c20c06019f"/>
     <w:p>
       <w:pPr>
         <w:pStyle w:val="Bibliography"/>
@@ -7763,7 +7409,7 @@
       <w:r>
         <w:t xml:space="preserve"> </w:t>
       </w:r>
-      <w:hyperlink r:id="rId97">
+      <w:hyperlink r:id="rId86">
         <w:r>
           <w:rPr>
             <w:rStyle w:val="InternetLink"/>
@@ -7912,8 +7558,8 @@
         <w:t xml:space="preserve">, 9817–9823 (2012).</w:t>
       </w:r>
     </w:p>
-    <w:bookmarkEnd w:id="98"/>
-    <w:bookmarkStart w:id="100" w:name="X1a6612f76f2ca94881a0ccd6377536a8d03c326"/>
+    <w:bookmarkEnd w:id="87"/>
+    <w:bookmarkStart w:id="89" w:name="X1a6612f76f2ca94881a0ccd6377536a8d03c326"/>
     <w:p>
       <w:pPr>
         <w:pStyle w:val="Bibliography"/>
@@ -7933,7 +7579,7 @@
       <w:r>
         <w:t xml:space="preserve"> </w:t>
       </w:r>
-      <w:hyperlink r:id="rId99">
+      <w:hyperlink r:id="rId88">
         <w:r>
           <w:rPr>
             <w:rStyle w:val="InternetLink"/>
@@ -7968,8 +7614,8 @@
         <w:t xml:space="preserve">, 047402 (2017).</w:t>
       </w:r>
     </w:p>
-    <w:bookmarkEnd w:id="100"/>
-    <w:bookmarkStart w:id="102" w:name="Xfe4345fc4d266d969d4559abe9321e337b060ba"/>
+    <w:bookmarkEnd w:id="89"/>
+    <w:bookmarkStart w:id="91" w:name="Xfe4345fc4d266d969d4559abe9321e337b060ba"/>
     <w:p>
       <w:pPr>
         <w:pStyle w:val="Bibliography"/>
@@ -7989,7 +7635,7 @@
       <w:r>
         <w:t xml:space="preserve"> </w:t>
       </w:r>
-      <w:hyperlink r:id="rId101">
+      <w:hyperlink r:id="rId90">
         <w:r>
           <w:rPr>
             <w:rStyle w:val="InternetLink"/>
@@ -8024,8 +7670,8 @@
         <w:t xml:space="preserve">, 010301 (2019).</w:t>
       </w:r>
     </w:p>
-    <w:bookmarkEnd w:id="102"/>
-    <w:bookmarkStart w:id="104" w:name="Xf305db5cda522b9934f5eb114c054d6126dc6eb"/>
+    <w:bookmarkEnd w:id="91"/>
+    <w:bookmarkStart w:id="93" w:name="Xf305db5cda522b9934f5eb114c054d6126dc6eb"/>
     <w:p>
       <w:pPr>
         <w:pStyle w:val="Bibliography"/>
@@ -8055,7 +7701,7 @@
       <w:r>
         <w:t xml:space="preserve"> </w:t>
       </w:r>
-      <w:hyperlink r:id="rId103">
+      <w:hyperlink r:id="rId92">
         <w:r>
           <w:rPr>
             <w:rStyle w:val="InternetLink"/>
@@ -8090,8 +7736,8 @@
         <w:t xml:space="preserve">, 9195 (2020).</w:t>
       </w:r>
     </w:p>
-    <w:bookmarkEnd w:id="104"/>
-    <w:bookmarkStart w:id="106" w:name="X52bda2e8a9a36f94350bb079f5ec785b025e36f"/>
+    <w:bookmarkEnd w:id="93"/>
+    <w:bookmarkStart w:id="95" w:name="X52bda2e8a9a36f94350bb079f5ec785b025e36f"/>
     <w:p>
       <w:pPr>
         <w:pStyle w:val="Bibliography"/>
@@ -8121,7 +7767,7 @@
       <w:r>
         <w:t xml:space="preserve"> </w:t>
       </w:r>
-      <w:hyperlink r:id="rId105">
+      <w:hyperlink r:id="rId94">
         <w:r>
           <w:rPr>
             <w:rStyle w:val="InternetLink"/>
@@ -8156,8 +7802,8 @@
         <w:t xml:space="preserve">, e55684 (2020).</w:t>
       </w:r>
     </w:p>
-    <w:bookmarkEnd w:id="106"/>
-    <w:bookmarkStart w:id="108" w:name="ref-gaoInferringSynapticExcitation2017"/>
+    <w:bookmarkEnd w:id="95"/>
+    <w:bookmarkStart w:id="97" w:name="ref-gaoInferringSynapticExcitation2017"/>
     <w:p>
       <w:pPr>
         <w:pStyle w:val="Bibliography"/>
@@ -8177,7 +7823,7 @@
       <w:r>
         <w:t xml:space="preserve"> </w:t>
       </w:r>
-      <w:hyperlink r:id="rId107">
+      <w:hyperlink r:id="rId96">
         <w:r>
           <w:rPr>
             <w:rStyle w:val="InternetLink"/>
@@ -8212,8 +7858,8 @@
         <w:t xml:space="preserve">, 70–78 (2017).</w:t>
       </w:r>
     </w:p>
-    <w:bookmarkEnd w:id="108"/>
-    <w:bookmarkStart w:id="110" w:name="X51bbaa2f1fed9c60f7fd655b658ca20fb202978"/>
+    <w:bookmarkEnd w:id="97"/>
+    <w:bookmarkStart w:id="99" w:name="X51bbaa2f1fed9c60f7fd655b658ca20fb202978"/>
     <w:p>
       <w:pPr>
         <w:pStyle w:val="Bibliography"/>
@@ -8243,7 +7889,7 @@
       <w:r>
         <w:t xml:space="preserve"> </w:t>
       </w:r>
-      <w:hyperlink r:id="rId109">
+      <w:hyperlink r:id="rId98">
         <w:r>
           <w:rPr>
             <w:rStyle w:val="InternetLink"/>
@@ -8278,8 +7924,8 @@
         <w:t xml:space="preserve">, 1148–1185 (2022).</w:t>
       </w:r>
     </w:p>
-    <w:bookmarkEnd w:id="110"/>
-    <w:bookmarkStart w:id="112" w:name="X7d0c1d47a19671baff30468b0796686f81ccb59"/>
+    <w:bookmarkEnd w:id="99"/>
+    <w:bookmarkStart w:id="101" w:name="X7d0c1d47a19671baff30468b0796686f81ccb59"/>
     <w:p>
       <w:pPr>
         <w:pStyle w:val="Bibliography"/>
@@ -8299,7 +7945,7 @@
       <w:r>
         <w:t xml:space="preserve"> </w:t>
       </w:r>
-      <w:hyperlink r:id="rId111">
+      <w:hyperlink r:id="rId100">
         <w:r>
           <w:rPr>
             <w:rStyle w:val="InternetLink"/>
@@ -8418,8 +8064,8 @@
         <w:t xml:space="preserve">, e1002038 (2011).</w:t>
       </w:r>
     </w:p>
-    <w:bookmarkEnd w:id="112"/>
-    <w:bookmarkStart w:id="114" w:name="ref-langtonComputationEdgeChaos1990"/>
+    <w:bookmarkEnd w:id="101"/>
+    <w:bookmarkStart w:id="103" w:name="ref-langtonComputationEdgeChaos1990"/>
     <w:p>
       <w:pPr>
         <w:pStyle w:val="Bibliography"/>
@@ -8439,7 +8085,7 @@
       <w:r>
         <w:t xml:space="preserve"> </w:t>
       </w:r>
-      <w:hyperlink r:id="rId113">
+      <w:hyperlink r:id="rId102">
         <w:r>
           <w:rPr>
             <w:rStyle w:val="InternetLink"/>
@@ -8498,8 +8144,8 @@
         <w:t xml:space="preserve">, 12–37 (1990).</w:t>
       </w:r>
     </w:p>
-    <w:bookmarkEnd w:id="114"/>
-    <w:bookmarkStart w:id="116" w:name="ref-bakHowNatureWorks1996"/>
+    <w:bookmarkEnd w:id="103"/>
+    <w:bookmarkStart w:id="105" w:name="ref-bakHowNatureWorks1996"/>
     <w:p>
       <w:pPr>
         <w:pStyle w:val="Bibliography"/>
@@ -8543,7 +8189,7 @@
       <w:r>
         <w:t xml:space="preserve">. (Springer, New York, NY, 1996). doi:</w:t>
       </w:r>
-      <w:hyperlink r:id="rId115">
+      <w:hyperlink r:id="rId104">
         <w:r>
           <w:rPr>
             <w:rStyle w:val="InternetLink"/>
@@ -8555,8 +8201,8 @@
         <w:t xml:space="preserve">.</w:t>
       </w:r>
     </w:p>
-    <w:bookmarkEnd w:id="116"/>
-    <w:bookmarkStart w:id="118" w:name="ref-rubensteinModelAutismIncreased2003"/>
+    <w:bookmarkEnd w:id="105"/>
+    <w:bookmarkStart w:id="107" w:name="ref-rubensteinModelAutismIncreased2003"/>
     <w:p>
       <w:pPr>
         <w:pStyle w:val="Bibliography"/>
@@ -8576,7 +8222,7 @@
       <w:r>
         <w:t xml:space="preserve"> </w:t>
       </w:r>
-      <w:hyperlink r:id="rId117">
+      <w:hyperlink r:id="rId106">
         <w:r>
           <w:rPr>
             <w:rStyle w:val="InternetLink"/>
@@ -8611,8 +8257,8 @@
         <w:t xml:space="preserve">, 255–267 (2003).</w:t>
       </w:r>
     </w:p>
-    <w:bookmarkEnd w:id="118"/>
-    <w:bookmarkStart w:id="120" w:name="X8844ad3d8d9e8a223627135108c22cce11cb1c9"/>
+    <w:bookmarkEnd w:id="107"/>
+    <w:bookmarkStart w:id="109" w:name="X8844ad3d8d9e8a223627135108c22cce11cb1c9"/>
     <w:p>
       <w:pPr>
         <w:pStyle w:val="Bibliography"/>
@@ -8642,7 +8288,7 @@
       <w:r>
         <w:t xml:space="preserve"> </w:t>
       </w:r>
-      <w:hyperlink r:id="rId119">
+      <w:hyperlink r:id="rId108">
         <w:r>
           <w:rPr>
             <w:rStyle w:val="InternetLink"/>
@@ -8695,8 +8341,8 @@
         <w:t xml:space="preserve">, 2603 (2021).</w:t>
       </w:r>
     </w:p>
-    <w:bookmarkEnd w:id="120"/>
-    <w:bookmarkStart w:id="122" w:name="X64994448b976e637152e47fbc640fd4797f44ad"/>
+    <w:bookmarkEnd w:id="109"/>
+    <w:bookmarkStart w:id="111" w:name="X64994448b976e637152e47fbc640fd4797f44ad"/>
     <w:p>
       <w:pPr>
         <w:pStyle w:val="Bibliography"/>
@@ -8716,7 +8362,7 @@
       <w:r>
         <w:t xml:space="preserve"> </w:t>
       </w:r>
-      <w:hyperlink r:id="rId121">
+      <w:hyperlink r:id="rId110">
         <w:r>
           <w:rPr>
             <w:rStyle w:val="InternetLink"/>
@@ -8751,8 +8397,8 @@
         <w:t xml:space="preserve">, 1248–1257 (2019).</w:t>
       </w:r>
     </w:p>
-    <w:bookmarkEnd w:id="122"/>
-    <w:bookmarkStart w:id="124" w:name="X15522e51d4999d4481434cec6c8927ac1afe02d"/>
+    <w:bookmarkEnd w:id="111"/>
+    <w:bookmarkStart w:id="113" w:name="X15522e51d4999d4481434cec6c8927ac1afe02d"/>
     <w:p>
       <w:pPr>
         <w:pStyle w:val="Bibliography"/>
@@ -8772,7 +8418,7 @@
       <w:r>
         <w:t xml:space="preserve"> </w:t>
       </w:r>
-      <w:hyperlink r:id="rId123">
+      <w:hyperlink r:id="rId112">
         <w:r>
           <w:rPr>
             <w:rStyle w:val="InternetLink"/>
@@ -8845,8 +8491,8 @@
         <w:t xml:space="preserve">, 031001 (2018).</w:t>
       </w:r>
     </w:p>
-    <w:bookmarkEnd w:id="124"/>
-    <w:bookmarkStart w:id="126" w:name="X3100962fe0ebda0a64b076c39ca996352c3077e"/>
+    <w:bookmarkEnd w:id="113"/>
+    <w:bookmarkStart w:id="115" w:name="X3100962fe0ebda0a64b076c39ca996352c3077e"/>
     <w:p>
       <w:pPr>
         <w:pStyle w:val="Bibliography"/>
@@ -8876,7 +8522,7 @@
       <w:r>
         <w:t xml:space="preserve"> </w:t>
       </w:r>
-      <w:hyperlink r:id="rId125">
+      <w:hyperlink r:id="rId114">
         <w:r>
           <w:rPr>
             <w:rStyle w:val="InternetLink"/>
@@ -8911,8 +8557,8 @@
         <w:t xml:space="preserve">, 133–144 (1995).</w:t>
       </w:r>
     </w:p>
-    <w:bookmarkEnd w:id="126"/>
-    <w:bookmarkStart w:id="128" w:name="X3f056608b292383f7f819c315b768813843e4ba"/>
+    <w:bookmarkEnd w:id="115"/>
+    <w:bookmarkStart w:id="117" w:name="X3f056608b292383f7f819c315b768813843e4ba"/>
     <w:p>
       <w:pPr>
         <w:pStyle w:val="Bibliography"/>
@@ -8932,7 +8578,7 @@
       <w:r>
         <w:t xml:space="preserve"> </w:t>
       </w:r>
-      <w:hyperlink r:id="rId127">
+      <w:hyperlink r:id="rId116">
         <w:r>
           <w:rPr>
             <w:rStyle w:val="InternetLink"/>
@@ -8979,8 +8625,8 @@
         <w:t xml:space="preserve">, 5666–5677 (1997).</w:t>
       </w:r>
     </w:p>
-    <w:bookmarkEnd w:id="128"/>
-    <w:bookmarkStart w:id="130" w:name="X2d1e1346fb5eebb46556911e8a6473781bd7363"/>
+    <w:bookmarkEnd w:id="117"/>
+    <w:bookmarkStart w:id="119" w:name="X2d1e1346fb5eebb46556911e8a6473781bd7363"/>
     <w:p>
       <w:pPr>
         <w:pStyle w:val="Bibliography"/>
@@ -9010,7 +8656,7 @@
       <w:r>
         <w:t xml:space="preserve"> </w:t>
       </w:r>
-      <w:hyperlink r:id="rId129">
+      <w:hyperlink r:id="rId118">
         <w:r>
           <w:rPr>
             <w:rStyle w:val="InternetLink"/>
@@ -9105,8 +8751,8 @@
         <w:t xml:space="preserve">, e439 (2007).</w:t>
       </w:r>
     </w:p>
-    <w:bookmarkEnd w:id="130"/>
-    <w:bookmarkStart w:id="132" w:name="ref-bedardMacroscopicModelsLocal2009"/>
+    <w:bookmarkEnd w:id="119"/>
+    <w:bookmarkStart w:id="121" w:name="ref-bedardMacroscopicModelsLocal2009"/>
     <w:p>
       <w:pPr>
         <w:pStyle w:val="Bibliography"/>
@@ -9126,7 +8772,7 @@
       <w:r>
         <w:t xml:space="preserve"> </w:t>
       </w:r>
-      <w:hyperlink r:id="rId131">
+      <w:hyperlink r:id="rId120">
         <w:r>
           <w:rPr>
             <w:rStyle w:val="InternetLink"/>
@@ -9269,8 +8915,8 @@
         <w:t xml:space="preserve">, 2589–2603 (2009).</w:t>
       </w:r>
     </w:p>
-    <w:bookmarkEnd w:id="132"/>
-    <w:bookmarkStart w:id="134" w:name="X320e96e3d65881e8fa79bfcbbde85012f4f91da"/>
+    <w:bookmarkEnd w:id="121"/>
+    <w:bookmarkStart w:id="123" w:name="X320e96e3d65881e8fa79bfcbbde85012f4f91da"/>
     <w:p>
       <w:pPr>
         <w:pStyle w:val="Bibliography"/>
@@ -9300,7 +8946,7 @@
       <w:r>
         <w:t xml:space="preserve"> </w:t>
       </w:r>
-      <w:hyperlink r:id="rId133">
+      <w:hyperlink r:id="rId122">
         <w:r>
           <w:rPr>
             <w:rStyle w:val="InternetLink"/>
@@ -9335,8 +8981,8 @@
         <w:t xml:space="preserve">, 337–345 (1994).</w:t>
       </w:r>
     </w:p>
-    <w:bookmarkEnd w:id="134"/>
-    <w:bookmarkStart w:id="136" w:name="ref-zarahnEmpiricalAnalysesBOLD1997"/>
+    <w:bookmarkEnd w:id="123"/>
+    <w:bookmarkStart w:id="125" w:name="ref-zarahnEmpiricalAnalysesBOLD1997"/>
     <w:p>
       <w:pPr>
         <w:pStyle w:val="Bibliography"/>
@@ -9356,7 +9002,7 @@
       <w:r>
         <w:t xml:space="preserve"> </w:t>
       </w:r>
-      <w:hyperlink r:id="rId135">
+      <w:hyperlink r:id="rId124">
         <w:r>
           <w:rPr>
             <w:rStyle w:val="InternetLink"/>
@@ -9427,8 +9073,8 @@
         <w:t xml:space="preserve">, 179–197 (1997).</w:t>
       </w:r>
     </w:p>
-    <w:bookmarkEnd w:id="136"/>
-    <w:bookmarkStart w:id="138" w:name="Xd7b015f33a1488d89f221ec12f970e1003b9efe"/>
+    <w:bookmarkEnd w:id="125"/>
+    <w:bookmarkStart w:id="127" w:name="Xd7b015f33a1488d89f221ec12f970e1003b9efe"/>
     <w:p>
       <w:pPr>
         <w:pStyle w:val="Bibliography"/>
@@ -9448,7 +9094,7 @@
       <w:r>
         <w:t xml:space="preserve"> </w:t>
       </w:r>
-      <w:hyperlink r:id="rId137">
+      <w:hyperlink r:id="rId126">
         <w:r>
           <w:rPr>
             <w:rStyle w:val="InternetLink"/>
@@ -9555,8 +9201,8 @@
         <w:t xml:space="preserve">, 217–232 (2002).</w:t>
       </w:r>
     </w:p>
-    <w:bookmarkEnd w:id="138"/>
-    <w:bookmarkStart w:id="140" w:name="X790fe44bee6d974469e7b4e816b8211f69a1fdd"/>
+    <w:bookmarkEnd w:id="127"/>
+    <w:bookmarkStart w:id="129" w:name="X790fe44bee6d974469e7b4e816b8211f69a1fdd"/>
     <w:p>
       <w:pPr>
         <w:pStyle w:val="Bibliography"/>
@@ -9576,7 +9222,7 @@
       <w:r>
         <w:t xml:space="preserve"> </w:t>
       </w:r>
-      <w:hyperlink r:id="rId139">
+      <w:hyperlink r:id="rId128">
         <w:r>
           <w:rPr>
             <w:rStyle w:val="InternetLink"/>
@@ -9635,8 +9281,8 @@
         <w:t xml:space="preserve">, 2693–2706 (2022).</w:t>
       </w:r>
     </w:p>
-    <w:bookmarkEnd w:id="140"/>
-    <w:bookmarkStart w:id="142" w:name="X3ea812e4ccad662b9abc313f9dff7ec9c62bbb8"/>
+    <w:bookmarkEnd w:id="129"/>
+    <w:bookmarkStart w:id="131" w:name="X3ea812e4ccad662b9abc313f9dff7ec9c62bbb8"/>
     <w:p>
       <w:pPr>
         <w:pStyle w:val="Bibliography"/>
@@ -9656,7 +9302,7 @@
       <w:r>
         <w:t xml:space="preserve"> </w:t>
       </w:r>
-      <w:hyperlink r:id="rId141">
+      <w:hyperlink r:id="rId130">
         <w:r>
           <w:rPr>
             <w:rStyle w:val="InternetLink"/>
@@ -9691,8 +9337,8 @@
         <w:t xml:space="preserve">, R1–38 (2002).</w:t>
       </w:r>
     </w:p>
-    <w:bookmarkEnd w:id="142"/>
-    <w:bookmarkStart w:id="144" w:name="ref-hurstLongTermStorageCapacity1951"/>
+    <w:bookmarkEnd w:id="131"/>
+    <w:bookmarkStart w:id="133" w:name="ref-hurstLongTermStorageCapacity1951"/>
     <w:p>
       <w:pPr>
         <w:pStyle w:val="Bibliography"/>
@@ -9712,7 +9358,7 @@
       <w:r>
         <w:t xml:space="preserve"> </w:t>
       </w:r>
-      <w:hyperlink r:id="rId143">
+      <w:hyperlink r:id="rId132">
         <w:r>
           <w:rPr>
             <w:rStyle w:val="InternetLink"/>
@@ -9777,8 +9423,8 @@
         <w:t xml:space="preserve">, 770–799 (1951).</w:t>
       </w:r>
     </w:p>
-    <w:bookmarkEnd w:id="144"/>
-    <w:bookmarkStart w:id="145" w:name="ref-dongHurstExponentAnalysis2018"/>
+    <w:bookmarkEnd w:id="133"/>
+    <w:bookmarkStart w:id="134" w:name="ref-dongHurstExponentAnalysis2018"/>
     <w:p>
       <w:pPr>
         <w:pStyle w:val="Bibliography"/>
@@ -9865,8 +9511,8 @@
         <w:t xml:space="preserve">, (2018).</w:t>
       </w:r>
     </w:p>
-    <w:bookmarkEnd w:id="145"/>
-    <w:bookmarkStart w:id="147" w:name="X6ee2ccee5d4e65211fef03ed8b33a5daf3d2e4e"/>
+    <w:bookmarkEnd w:id="134"/>
+    <w:bookmarkStart w:id="136" w:name="X6ee2ccee5d4e65211fef03ed8b33a5daf3d2e4e"/>
     <w:p>
       <w:pPr>
         <w:pStyle w:val="Bibliography"/>
@@ -9886,7 +9532,7 @@
       <w:r>
         <w:t xml:space="preserve"> </w:t>
       </w:r>
-      <w:hyperlink r:id="rId146">
+      <w:hyperlink r:id="rId135">
         <w:r>
           <w:rPr>
             <w:rStyle w:val="InternetLink"/>
@@ -9933,8 +9579,8 @@
         <w:t xml:space="preserve">, 791–801 (2008).</w:t>
       </w:r>
     </w:p>
-    <w:bookmarkEnd w:id="147"/>
-    <w:bookmarkStart w:id="149" w:name="X67f88f309fcd2f4a1598267ccaa3cd1cbb49c50"/>
+    <w:bookmarkEnd w:id="136"/>
+    <w:bookmarkStart w:id="138" w:name="X67f88f309fcd2f4a1598267ccaa3cd1cbb49c50"/>
     <w:p>
       <w:pPr>
         <w:pStyle w:val="Bibliography"/>
@@ -9954,7 +9600,7 @@
       <w:r>
         <w:t xml:space="preserve"> </w:t>
       </w:r>
-      <w:hyperlink r:id="rId148">
+      <w:hyperlink r:id="rId137">
         <w:r>
           <w:rPr>
             <w:rStyle w:val="InternetLink"/>
@@ -10013,8 +9659,8 @@
         <w:t xml:space="preserve">, 248–263 (2014).</w:t>
       </w:r>
     </w:p>
-    <w:bookmarkEnd w:id="149"/>
-    <w:bookmarkStart w:id="151" w:name="ref-heScaleFreePropertiesFunctional2011"/>
+    <w:bookmarkEnd w:id="138"/>
+    <w:bookmarkStart w:id="140" w:name="ref-heScaleFreePropertiesFunctional2011"/>
     <w:p>
       <w:pPr>
         <w:pStyle w:val="Bibliography"/>
@@ -10034,7 +9680,7 @@
       <w:r>
         <w:t xml:space="preserve"> </w:t>
       </w:r>
-      <w:hyperlink r:id="rId150">
+      <w:hyperlink r:id="rId139">
         <w:r>
           <w:rPr>
             <w:rStyle w:val="InternetLink"/>
@@ -10147,8 +9793,8 @@
         <w:t xml:space="preserve">, 13786–13795 (2011).</w:t>
       </w:r>
     </w:p>
-    <w:bookmarkEnd w:id="151"/>
-    <w:bookmarkStart w:id="152" w:name="ref-campbellFractalBasedAnalysisFMRI2022"/>
+    <w:bookmarkEnd w:id="140"/>
+    <w:bookmarkStart w:id="141" w:name="ref-campbellFractalBasedAnalysisFMRI2022"/>
     <w:p>
       <w:pPr>
         <w:pStyle w:val="Bibliography"/>
@@ -10207,8 +9853,8 @@
         <w:t xml:space="preserve">, (2022).</w:t>
       </w:r>
     </w:p>
-    <w:bookmarkEnd w:id="152"/>
-    <w:bookmarkStart w:id="154" w:name="Xafc73dd94de471dc6ce7bfbb5fb85cdff354abb"/>
+    <w:bookmarkEnd w:id="141"/>
+    <w:bookmarkStart w:id="143" w:name="Xafc73dd94de471dc6ce7bfbb5fb85cdff354abb"/>
     <w:p>
       <w:pPr>
         <w:pStyle w:val="Bibliography"/>
@@ -10238,7 +9884,7 @@
       <w:r>
         <w:t xml:space="preserve"> </w:t>
       </w:r>
-      <w:hyperlink r:id="rId153">
+      <w:hyperlink r:id="rId142">
         <w:r>
           <w:rPr>
             <w:rStyle w:val="InternetLink"/>
@@ -10297,8 +9943,8 @@
         <w:t xml:space="preserve">, 30895 (2016).</w:t>
       </w:r>
     </w:p>
-    <w:bookmarkEnd w:id="154"/>
-    <w:bookmarkStart w:id="156" w:name="ref-winkAgeCholinergicEffects2006"/>
+    <w:bookmarkEnd w:id="143"/>
+    <w:bookmarkStart w:id="145" w:name="ref-winkAgeCholinergicEffects2006"/>
     <w:p>
       <w:pPr>
         <w:pStyle w:val="Bibliography"/>
@@ -10318,7 +9964,7 @@
       <w:r>
         <w:t xml:space="preserve"> </w:t>
       </w:r>
-      <w:hyperlink r:id="rId155">
+      <w:hyperlink r:id="rId144">
         <w:r>
           <w:rPr>
             <w:rStyle w:val="InternetLink"/>
@@ -10353,8 +9999,8 @@
         <w:t xml:space="preserve">, 1395–1404 (2006).</w:t>
       </w:r>
     </w:p>
-    <w:bookmarkEnd w:id="156"/>
-    <w:bookmarkStart w:id="158" w:name="Xb783d2555b92d46afdfcb97c84763e9aa4bd336"/>
+    <w:bookmarkEnd w:id="145"/>
+    <w:bookmarkStart w:id="147" w:name="Xb783d2555b92d46afdfcb97c84763e9aa4bd336"/>
     <w:p>
       <w:pPr>
         <w:pStyle w:val="Bibliography"/>
@@ -10374,7 +10020,7 @@
       <w:r>
         <w:t xml:space="preserve"> </w:t>
       </w:r>
-      <w:hyperlink r:id="rId157">
+      <w:hyperlink r:id="rId146">
         <w:r>
           <w:rPr>
             <w:rStyle w:val="InternetLink"/>
@@ -10433,8 +10079,8 @@
         <w:t xml:space="preserve">, bhae426 (2024).</w:t>
       </w:r>
     </w:p>
-    <w:bookmarkEnd w:id="158"/>
-    <w:bookmarkStart w:id="160" w:name="ref-maximFractionalGaussianNoise2005"/>
+    <w:bookmarkEnd w:id="147"/>
+    <w:bookmarkStart w:id="149" w:name="ref-maximFractionalGaussianNoise2005"/>
     <w:p>
       <w:pPr>
         <w:pStyle w:val="Bibliography"/>
@@ -10464,7 +10110,7 @@
       <w:r>
         <w:t xml:space="preserve"> </w:t>
       </w:r>
-      <w:hyperlink r:id="rId159">
+      <w:hyperlink r:id="rId148">
         <w:r>
           <w:rPr>
             <w:rStyle w:val="InternetLink"/>
@@ -10565,8 +10211,8 @@
         <w:t xml:space="preserve">, 141–158 (2005).</w:t>
       </w:r>
     </w:p>
-    <w:bookmarkEnd w:id="160"/>
-    <w:bookmarkStart w:id="162" w:name="ref-warsiCorrelatingBrainBlood2012"/>
+    <w:bookmarkEnd w:id="149"/>
+    <w:bookmarkStart w:id="151" w:name="ref-warsiCorrelatingBrainBlood2012"/>
     <w:p>
       <w:pPr>
         <w:pStyle w:val="Bibliography"/>
@@ -10586,7 +10232,7 @@
       <w:r>
         <w:t xml:space="preserve"> </w:t>
       </w:r>
-      <w:hyperlink r:id="rId161">
+      <w:hyperlink r:id="rId150">
         <w:r>
           <w:rPr>
             <w:rStyle w:val="InternetLink"/>
@@ -10663,8 +10309,8 @@
         <w:t xml:space="preserve">, 335–344 (2012).</w:t>
       </w:r>
     </w:p>
-    <w:bookmarkEnd w:id="162"/>
-    <w:bookmarkStart w:id="164" w:name="ref-donaTemporalFractalAnalysis2017"/>
+    <w:bookmarkEnd w:id="151"/>
+    <w:bookmarkStart w:id="153" w:name="ref-donaTemporalFractalAnalysis2017"/>
     <w:p>
       <w:pPr>
         <w:pStyle w:val="Bibliography"/>
@@ -10684,7 +10330,7 @@
       <w:r>
         <w:t xml:space="preserve"> </w:t>
       </w:r>
-      <w:hyperlink r:id="rId163">
+      <w:hyperlink r:id="rId152">
         <w:r>
           <w:rPr>
             <w:rStyle w:val="InternetLink"/>
@@ -10737,8 +10383,8 @@
         <w:t xml:space="preserve">, e0190081 (2017).</w:t>
       </w:r>
     </w:p>
-    <w:bookmarkEnd w:id="164"/>
-    <w:bookmarkStart w:id="166" w:name="ref-laiShiftRandomnessBrain2010"/>
+    <w:bookmarkEnd w:id="153"/>
+    <w:bookmarkStart w:id="155" w:name="ref-laiShiftRandomnessBrain2010"/>
     <w:p>
       <w:pPr>
         <w:pStyle w:val="Bibliography"/>
@@ -10768,7 +10414,7 @@
       <w:r>
         <w:t xml:space="preserve"> </w:t>
       </w:r>
-      <w:hyperlink r:id="rId165">
+      <w:hyperlink r:id="rId154">
         <w:r>
           <w:rPr>
             <w:rStyle w:val="InternetLink"/>
@@ -10911,8 +10557,8 @@
         <w:t xml:space="preserve">, 1092–1099 (2010).</w:t>
       </w:r>
     </w:p>
-    <w:bookmarkEnd w:id="166"/>
-    <w:bookmarkStart w:id="168" w:name="ref-linkeAlteredDevelopmentHurst2024"/>
+    <w:bookmarkEnd w:id="155"/>
+    <w:bookmarkStart w:id="157" w:name="ref-linkeAlteredDevelopmentHurst2024"/>
     <w:p>
       <w:pPr>
         <w:pStyle w:val="Bibliography"/>
@@ -11003,7 +10649,7 @@
       <w:r>
         <w:t xml:space="preserve">S2451902224002714 (2024) doi:</w:t>
       </w:r>
-      <w:hyperlink r:id="rId167">
+      <w:hyperlink r:id="rId156">
         <w:r>
           <w:rPr>
             <w:rStyle w:val="InternetLink"/>
@@ -11015,8 +10661,8 @@
         <w:t xml:space="preserve">.</w:t>
       </w:r>
     </w:p>
-    <w:bookmarkEnd w:id="168"/>
-    <w:bookmarkStart w:id="170" w:name="X9db7696ad2e4faacd50572793eadf5dbc11376b"/>
+    <w:bookmarkEnd w:id="157"/>
+    <w:bookmarkStart w:id="159" w:name="X9db7696ad2e4faacd50572793eadf5dbc11376b"/>
     <w:p>
       <w:pPr>
         <w:pStyle w:val="Bibliography"/>
@@ -11109,7 +10755,7 @@
       <w:r>
         <w:t xml:space="preserve">. 2022.05.24.22275531 (2023) doi:</w:t>
       </w:r>
-      <w:hyperlink r:id="rId169">
+      <w:hyperlink r:id="rId158">
         <w:r>
           <w:rPr>
             <w:rStyle w:val="InternetLink"/>
@@ -11121,8 +10767,8 @@
         <w:t xml:space="preserve">.</w:t>
       </w:r>
     </w:p>
-    <w:bookmarkEnd w:id="170"/>
-    <w:bookmarkStart w:id="172" w:name="ref-donaFractalAnalysisBrain2017"/>
+    <w:bookmarkEnd w:id="159"/>
+    <w:bookmarkStart w:id="161" w:name="ref-donaFractalAnalysisBrain2017"/>
     <w:p>
       <w:pPr>
         <w:pStyle w:val="Bibliography"/>
@@ -11142,7 +10788,7 @@
       <w:r>
         <w:t xml:space="preserve"> </w:t>
       </w:r>
-      <w:hyperlink r:id="rId171">
+      <w:hyperlink r:id="rId160">
         <w:r>
           <w:rPr>
             <w:rStyle w:val="InternetLink"/>
@@ -11321,8 +10967,8 @@
         <w:t xml:space="preserve">, e0169647 (2017).</w:t>
       </w:r>
     </w:p>
-    <w:bookmarkEnd w:id="172"/>
-    <w:bookmarkStart w:id="174" w:name="ref-weiIdentifyingMajorDepressive2013"/>
+    <w:bookmarkEnd w:id="161"/>
+    <w:bookmarkStart w:id="163" w:name="ref-weiIdentifyingMajorDepressive2013"/>
     <w:p>
       <w:pPr>
         <w:pStyle w:val="Bibliography"/>
@@ -11352,7 +10998,7 @@
       <w:r>
         <w:t xml:space="preserve"> </w:t>
       </w:r>
-      <w:hyperlink r:id="rId173">
+      <w:hyperlink r:id="rId162">
         <w:r>
           <w:rPr>
             <w:rStyle w:val="InternetLink"/>
@@ -11411,8 +11057,8 @@
         <w:t xml:space="preserve">, 306–312 (2013).</w:t>
       </w:r>
     </w:p>
-    <w:bookmarkEnd w:id="174"/>
-    <w:bookmarkStart w:id="176" w:name="ref-jingIdentifyingCurrentRemitted2017"/>
+    <w:bookmarkEnd w:id="163"/>
+    <w:bookmarkStart w:id="165" w:name="ref-jingIdentifyingCurrentRemitted2017"/>
     <w:p>
       <w:pPr>
         <w:pStyle w:val="Bibliography"/>
@@ -11442,7 +11088,7 @@
       <w:r>
         <w:t xml:space="preserve"> </w:t>
       </w:r>
-      <w:hyperlink r:id="rId175">
+      <w:hyperlink r:id="rId164">
         <w:r>
           <w:rPr>
             <w:rStyle w:val="InternetLink"/>
@@ -11501,8 +11147,8 @@
         <w:t xml:space="preserve">, 90452–90464 (2017).</w:t>
       </w:r>
     </w:p>
-    <w:bookmarkEnd w:id="176"/>
-    <w:bookmarkStart w:id="178" w:name="Xb33ad22c9aea02cb9e68fb14f52e57e52d7323b"/>
+    <w:bookmarkEnd w:id="165"/>
+    <w:bookmarkStart w:id="167" w:name="Xb33ad22c9aea02cb9e68fb14f52e57e52d7323b"/>
     <w:p>
       <w:pPr>
         <w:pStyle w:val="Bibliography"/>
@@ -11532,7 +11178,7 @@
       <w:r>
         <w:t xml:space="preserve"> </w:t>
       </w:r>
-      <w:hyperlink r:id="rId177">
+      <w:hyperlink r:id="rId166">
         <w:r>
           <w:rPr>
             <w:rStyle w:val="InternetLink"/>
@@ -11627,8 +11273,8 @@
         <w:t xml:space="preserve">, e95146 (2014).</w:t>
       </w:r>
     </w:p>
-    <w:bookmarkEnd w:id="178"/>
-    <w:bookmarkStart w:id="180" w:name="X79642ef279d4aea0ebe5e10d2cba19e16f93a8d"/>
+    <w:bookmarkEnd w:id="167"/>
+    <w:bookmarkStart w:id="169" w:name="X79642ef279d4aea0ebe5e10d2cba19e16f93a8d"/>
     <w:p>
       <w:pPr>
         <w:pStyle w:val="Bibliography"/>
@@ -11648,7 +11294,7 @@
       <w:r>
         <w:t xml:space="preserve"> </w:t>
       </w:r>
-      <w:hyperlink r:id="rId179">
+      <w:hyperlink r:id="rId168">
         <w:r>
           <w:rPr>
             <w:rStyle w:val="InternetLink"/>
@@ -11701,8 +11347,8 @@
         <w:t xml:space="preserve">, 605–615 (2019).</w:t>
       </w:r>
     </w:p>
-    <w:bookmarkEnd w:id="180"/>
-    <w:bookmarkStart w:id="182" w:name="X74eeba1900ceb98dfbcd7382bee95fe128676bf"/>
+    <w:bookmarkEnd w:id="169"/>
+    <w:bookmarkStart w:id="171" w:name="X74eeba1900ceb98dfbcd7382bee95fe128676bf"/>
     <w:p>
       <w:pPr>
         <w:pStyle w:val="Bibliography"/>
@@ -11722,7 +11368,7 @@
       <w:r>
         <w:t xml:space="preserve"> </w:t>
       </w:r>
-      <w:hyperlink r:id="rId181">
+      <w:hyperlink r:id="rId170">
         <w:r>
           <w:rPr>
             <w:rStyle w:val="InternetLink"/>
@@ -11781,8 +11427,8 @@
         <w:t xml:space="preserve">, 174–186 (2016).</w:t>
       </w:r>
     </w:p>
-    <w:bookmarkEnd w:id="182"/>
-    <w:bookmarkStart w:id="184" w:name="X195a6a133ec6fab0acbef6fbf212c03ad0ed323"/>
+    <w:bookmarkEnd w:id="171"/>
+    <w:bookmarkStart w:id="173" w:name="X195a6a133ec6fab0acbef6fbf212c03ad0ed323"/>
     <w:p>
       <w:pPr>
         <w:pStyle w:val="Bibliography"/>
@@ -11802,7 +11448,7 @@
       <w:r>
         <w:t xml:space="preserve"> </w:t>
       </w:r>
-      <w:hyperlink r:id="rId183">
+      <w:hyperlink r:id="rId172">
         <w:r>
           <w:rPr>
             <w:rStyle w:val="InternetLink"/>
@@ -11861,8 +11507,8 @@
         <w:t xml:space="preserve">, 39–51 (2019).</w:t>
       </w:r>
     </w:p>
-    <w:bookmarkEnd w:id="184"/>
-    <w:bookmarkStart w:id="186" w:name="ref-kangInterplayMentalDisorder2019"/>
+    <w:bookmarkEnd w:id="173"/>
+    <w:bookmarkStart w:id="175" w:name="ref-kangInterplayMentalDisorder2019"/>
     <w:p>
       <w:pPr>
         <w:pStyle w:val="Bibliography"/>
@@ -11892,7 +11538,7 @@
       <w:r>
         <w:t xml:space="preserve"> </w:t>
       </w:r>
-      <w:hyperlink r:id="rId185">
+      <w:hyperlink r:id="rId174">
         <w:r>
           <w:rPr>
             <w:rStyle w:val="InternetLink"/>
@@ -12011,8 +11657,8 @@
         <w:t xml:space="preserve">, 1419–1428.e3 (2019).</w:t>
       </w:r>
     </w:p>
-    <w:bookmarkEnd w:id="186"/>
-    <w:bookmarkStart w:id="188" w:name="ref-ajramContribution1HMagnetic2019"/>
+    <w:bookmarkEnd w:id="175"/>
+    <w:bookmarkStart w:id="177" w:name="ref-ajramContribution1HMagnetic2019"/>
     <w:p>
       <w:pPr>
         <w:pStyle w:val="Bibliography"/>
@@ -12042,7 +11688,7 @@
       <w:r>
         <w:t xml:space="preserve"> </w:t>
       </w:r>
-      <w:hyperlink r:id="rId187">
+      <w:hyperlink r:id="rId176">
         <w:r>
           <w:rPr>
             <w:rStyle w:val="InternetLink"/>
@@ -12089,8 +11735,8 @@
         <w:t xml:space="preserve">, 236–244 (2019).</w:t>
       </w:r>
     </w:p>
-    <w:bookmarkEnd w:id="188"/>
-    <w:bookmarkStart w:id="190" w:name="X33af55f10e3529ea3b703273ed55b97973a9c47"/>
+    <w:bookmarkEnd w:id="177"/>
+    <w:bookmarkStart w:id="179" w:name="X33af55f10e3529ea3b703273ed55b97973a9c47"/>
     <w:p>
       <w:pPr>
         <w:pStyle w:val="Bibliography"/>
@@ -12110,7 +11756,7 @@
       <w:r>
         <w:t xml:space="preserve"> </w:t>
       </w:r>
-      <w:hyperlink r:id="rId189">
+      <w:hyperlink r:id="rId178">
         <w:r>
           <w:rPr>
             <w:rStyle w:val="InternetLink"/>
@@ -12259,8 +11905,8 @@
         <w:t xml:space="preserve">, 76 (2018).</w:t>
       </w:r>
     </w:p>
-    <w:bookmarkEnd w:id="190"/>
-    <w:bookmarkStart w:id="192" w:name="ref-harrisEdited1Magnetic2017"/>
+    <w:bookmarkEnd w:id="179"/>
+    <w:bookmarkStart w:id="181" w:name="ref-harrisEdited1Magnetic2017"/>
     <w:p>
       <w:pPr>
         <w:pStyle w:val="Bibliography"/>
@@ -12280,7 +11926,7 @@
       <w:r>
         <w:t xml:space="preserve"> </w:t>
       </w:r>
-      <w:hyperlink r:id="rId191">
+      <w:hyperlink r:id="rId180">
         <w:r>
           <w:rPr>
             <w:rStyle w:val="InternetLink"/>
@@ -12363,8 +12009,8 @@
         <w:t xml:space="preserve">, 1377–1389 (2017).</w:t>
       </w:r>
     </w:p>
-    <w:bookmarkEnd w:id="192"/>
-    <w:bookmarkStart w:id="194" w:name="ref-peekComprehensiveGuideMEGAPRESS2023"/>
+    <w:bookmarkEnd w:id="181"/>
+    <w:bookmarkStart w:id="183" w:name="ref-peekComprehensiveGuideMEGAPRESS2023"/>
     <w:p>
       <w:pPr>
         <w:pStyle w:val="Bibliography"/>
@@ -12394,7 +12040,7 @@
       <w:r>
         <w:t xml:space="preserve"> </w:t>
       </w:r>
-      <w:hyperlink r:id="rId193">
+      <w:hyperlink r:id="rId182">
         <w:r>
           <w:rPr>
             <w:rStyle w:val="InternetLink"/>
@@ -12477,8 +12123,8 @@
         <w:t xml:space="preserve">, 115113 (2023).</w:t>
       </w:r>
     </w:p>
-    <w:bookmarkEnd w:id="194"/>
-    <w:bookmarkStart w:id="196" w:name="ref-poilFastNetworkOscillations2011"/>
+    <w:bookmarkEnd w:id="183"/>
+    <w:bookmarkStart w:id="185" w:name="ref-poilFastNetworkOscillations2011"/>
     <w:p>
       <w:pPr>
         <w:pStyle w:val="Bibliography"/>
@@ -12508,7 +12154,7 @@
       <w:r>
         <w:t xml:space="preserve"> </w:t>
       </w:r>
-      <w:hyperlink r:id="rId195">
+      <w:hyperlink r:id="rId184">
         <w:r>
           <w:rPr>
             <w:rStyle w:val="InternetLink"/>
@@ -12567,8 +12213,8 @@
         <w:t xml:space="preserve">, 394–403 (2011).</w:t>
       </w:r>
     </w:p>
-    <w:bookmarkEnd w:id="196"/>
-    <w:bookmarkStart w:id="198" w:name="X670c54a005ed7507f4626875ce455b6cc32d0d9"/>
+    <w:bookmarkEnd w:id="185"/>
+    <w:bookmarkStart w:id="187" w:name="X670c54a005ed7507f4626875ce455b6cc32d0d9"/>
     <w:p>
       <w:pPr>
         <w:pStyle w:val="Bibliography"/>
@@ -12588,7 +12234,7 @@
       <w:r>
         <w:t xml:space="preserve"> </w:t>
       </w:r>
-      <w:hyperlink r:id="rId197">
+      <w:hyperlink r:id="rId186">
         <w:r>
           <w:rPr>
             <w:rStyle w:val="InternetLink"/>
@@ -12683,8 +12329,8 @@
         <w:t xml:space="preserve">, 1386–1393 (2007).</w:t>
       </w:r>
     </w:p>
-    <w:bookmarkEnd w:id="198"/>
-    <w:bookmarkStart w:id="200" w:name="X57bd0e2605c22795c5bd8ffc8a5c4acda84f88f"/>
+    <w:bookmarkEnd w:id="187"/>
+    <w:bookmarkStart w:id="189" w:name="X57bd0e2605c22795c5bd8ffc8a5c4acda84f88f"/>
     <w:p>
       <w:pPr>
         <w:pStyle w:val="Bibliography"/>
@@ -12704,7 +12350,7 @@
       <w:r>
         <w:t xml:space="preserve"> </w:t>
       </w:r>
-      <w:hyperlink r:id="rId199">
+      <w:hyperlink r:id="rId188">
         <w:r>
           <w:rPr>
             <w:rStyle w:val="InternetLink"/>
@@ -12775,8 +12421,8 @@
         <w:t xml:space="preserve">, 11167–11177 (2003).</w:t>
       </w:r>
     </w:p>
-    <w:bookmarkEnd w:id="200"/>
-    <w:bookmarkStart w:id="202" w:name="Xdb649a1852d5606ef37cf9435a5ad42696389d3"/>
+    <w:bookmarkEnd w:id="189"/>
+    <w:bookmarkStart w:id="191" w:name="Xdb649a1852d5606ef37cf9435a5ad42696389d3"/>
     <w:p>
       <w:pPr>
         <w:pStyle w:val="Bibliography"/>
@@ -12796,7 +12442,7 @@
       <w:r>
         <w:t xml:space="preserve"> </w:t>
       </w:r>
-      <w:hyperlink r:id="rId201">
+      <w:hyperlink r:id="rId190">
         <w:r>
           <w:rPr>
             <w:rStyle w:val="InternetLink"/>
@@ -12831,8 +12477,8 @@
         <w:t xml:space="preserve">, 7576–7581 (2008).</w:t>
       </w:r>
     </w:p>
-    <w:bookmarkEnd w:id="202"/>
-    <w:bookmarkStart w:id="204" w:name="ref-yangMaximalVariabilityPhase2012"/>
+    <w:bookmarkEnd w:id="191"/>
+    <w:bookmarkStart w:id="193" w:name="ref-yangMaximalVariabilityPhase2012"/>
     <w:p>
       <w:pPr>
         <w:pStyle w:val="Bibliography"/>
@@ -12852,7 +12498,7 @@
       <w:r>
         <w:t xml:space="preserve"> </w:t>
       </w:r>
-      <w:hyperlink r:id="rId203">
+      <w:hyperlink r:id="rId192">
         <w:r>
           <w:rPr>
             <w:rStyle w:val="InternetLink"/>
@@ -12971,8 +12617,8 @@
         <w:t xml:space="preserve">, 1061–1072 (2012).</w:t>
       </w:r>
     </w:p>
-    <w:bookmarkEnd w:id="204"/>
-    <w:bookmarkStart w:id="206" w:name="ref-obyrneHowCriticalBrain2022"/>
+    <w:bookmarkEnd w:id="193"/>
+    <w:bookmarkStart w:id="195" w:name="ref-obyrneHowCriticalBrain2022"/>
     <w:p>
       <w:pPr>
         <w:pStyle w:val="Bibliography"/>
@@ -12992,7 +12638,7 @@
       <w:r>
         <w:t xml:space="preserve"> </w:t>
       </w:r>
-      <w:hyperlink r:id="rId205">
+      <w:hyperlink r:id="rId194">
         <w:r>
           <w:rPr>
             <w:rStyle w:val="InternetLink"/>
@@ -13024,8 +12670,8 @@
         <w:t xml:space="preserve">, 820–837 (2022).</w:t>
       </w:r>
     </w:p>
-    <w:bookmarkEnd w:id="206"/>
-    <w:bookmarkStart w:id="208" w:name="X8ce174dd83c21ef4ca7230b9898934f8cc25266"/>
+    <w:bookmarkEnd w:id="195"/>
+    <w:bookmarkStart w:id="197" w:name="X8ce174dd83c21ef4ca7230b9898934f8cc25266"/>
     <w:p>
       <w:pPr>
         <w:pStyle w:val="Bibliography"/>
@@ -13055,7 +12701,7 @@
       <w:r>
         <w:t xml:space="preserve"> </w:t>
       </w:r>
-      <w:hyperlink r:id="rId207">
+      <w:hyperlink r:id="rId196">
         <w:r>
           <w:rPr>
             <w:rStyle w:val="InternetLink"/>
@@ -13120,8 +12766,8 @@
         <w:t xml:space="preserve">, 639389 (2021).</w:t>
       </w:r>
     </w:p>
-    <w:bookmarkEnd w:id="208"/>
-    <w:bookmarkStart w:id="210" w:name="ref-avramieaRegulationCriticalBrain2023"/>
+    <w:bookmarkEnd w:id="197"/>
+    <w:bookmarkStart w:id="199" w:name="ref-avramieaRegulationCriticalBrain2023"/>
     <w:p>
       <w:pPr>
         <w:pStyle w:val="Bibliography"/>
@@ -13138,7 +12784,7 @@
       <w:r>
         <w:t xml:space="preserve">Avrămiea, A.-E. Regulation of critical brain dynamics and its functional implications. HFAAA72020230307 (Vrije Universiteit Amsterdam, 2023). doi:</w:t>
       </w:r>
-      <w:hyperlink r:id="rId209">
+      <w:hyperlink r:id="rId198">
         <w:r>
           <w:rPr>
             <w:rStyle w:val="InternetLink"/>
@@ -13150,8 +12796,8 @@
         <w:t xml:space="preserve">.</w:t>
       </w:r>
     </w:p>
-    <w:bookmarkEnd w:id="210"/>
-    <w:bookmarkStart w:id="212" w:name="Xed66735bb6d2317bca3d933a96a148919293c77"/>
+    <w:bookmarkEnd w:id="199"/>
+    <w:bookmarkStart w:id="201" w:name="Xed66735bb6d2317bca3d933a96a148919293c77"/>
     <w:p>
       <w:pPr>
         <w:pStyle w:val="Bibliography"/>
@@ -13171,7 +12817,7 @@
       <w:r>
         <w:t xml:space="preserve"> </w:t>
       </w:r>
-      <w:hyperlink r:id="rId211">
+      <w:hyperlink r:id="rId200">
         <w:r>
           <w:rPr>
             <w:rStyle w:val="InternetLink"/>
@@ -13236,8 +12882,8 @@
         <w:t xml:space="preserve">, 619661 (2021).</w:t>
       </w:r>
     </w:p>
-    <w:bookmarkEnd w:id="212"/>
-    <w:bookmarkStart w:id="214" w:name="X53ee3219835bedd3e8024e256fb42bd968bf7fb"/>
+    <w:bookmarkEnd w:id="201"/>
+    <w:bookmarkStart w:id="203" w:name="X53ee3219835bedd3e8024e256fb42bd968bf7fb"/>
     <w:p>
       <w:pPr>
         <w:pStyle w:val="Bibliography"/>
@@ -13257,7 +12903,7 @@
       <w:r>
         <w:t xml:space="preserve"> </w:t>
       </w:r>
-      <w:hyperlink r:id="rId213">
+      <w:hyperlink r:id="rId202">
         <w:r>
           <w:rPr>
             <w:rStyle w:val="InternetLink"/>
@@ -13293,8 +12939,8 @@
         <w:t xml:space="preserve">. (2025).</w:t>
       </w:r>
     </w:p>
-    <w:bookmarkEnd w:id="214"/>
-    <w:bookmarkStart w:id="216" w:name="ref-xiePharmacoresistantTemporalLobe2024"/>
+    <w:bookmarkEnd w:id="203"/>
+    <w:bookmarkStart w:id="205" w:name="ref-xiePharmacoresistantTemporalLobe2024"/>
     <w:p>
       <w:pPr>
         <w:pStyle w:val="Bibliography"/>
@@ -13324,7 +12970,7 @@
       <w:r>
         <w:t xml:space="preserve"> Pharmaco-resistant temporal lobe epilepsy gradually perturbs the cortex-wide excitation-inhibition balance. (2024) doi:</w:t>
       </w:r>
-      <w:hyperlink r:id="rId215">
+      <w:hyperlink r:id="rId204">
         <w:r>
           <w:rPr>
             <w:rStyle w:val="InternetLink"/>
@@ -13336,8 +12982,8 @@
         <w:t xml:space="preserve">.</w:t>
       </w:r>
     </w:p>
-    <w:bookmarkEnd w:id="216"/>
-    <w:bookmarkStart w:id="218" w:name="X66840f2e535e017a7b65cdb14133cdb34347199"/>
+    <w:bookmarkEnd w:id="205"/>
+    <w:bookmarkStart w:id="207" w:name="X66840f2e535e017a7b65cdb14133cdb34347199"/>
     <w:p>
       <w:pPr>
         <w:pStyle w:val="Bibliography"/>
@@ -13367,7 +13013,7 @@
       <w:r>
         <w:t xml:space="preserve"> </w:t>
       </w:r>
-      <w:hyperlink r:id="rId217">
+      <w:hyperlink r:id="rId206">
         <w:r>
           <w:rPr>
             <w:rStyle w:val="InternetLink"/>
@@ -13402,8 +13048,8 @@
         <w:t xml:space="preserve">, 6115 (2023).</w:t>
       </w:r>
     </w:p>
-    <w:bookmarkEnd w:id="218"/>
-    <w:bookmarkStart w:id="220" w:name="X64d5c77c0dd95405f1207ce5d2d112cdcadb366"/>
+    <w:bookmarkEnd w:id="207"/>
+    <w:bookmarkStart w:id="209" w:name="X64d5c77c0dd95405f1207ce5d2d112cdcadb366"/>
     <w:p>
       <w:pPr>
         <w:pStyle w:val="Bibliography"/>
@@ -13423,7 +13069,7 @@
       <w:r>
         <w:t xml:space="preserve"> </w:t>
       </w:r>
-      <w:hyperlink r:id="rId219">
+      <w:hyperlink r:id="rId208">
         <w:r>
           <w:rPr>
             <w:rStyle w:val="InternetLink"/>
@@ -13482,8 +13128,8 @@
         <w:t xml:space="preserve">, 100600 (2019).</w:t>
       </w:r>
     </w:p>
-    <w:bookmarkEnd w:id="220"/>
-    <w:bookmarkStart w:id="222" w:name="ref-linInvestigatingMetabolicChanges2012"/>
+    <w:bookmarkEnd w:id="209"/>
+    <w:bookmarkStart w:id="211" w:name="ref-linInvestigatingMetabolicChanges2012"/>
     <w:p>
       <w:pPr>
         <w:pStyle w:val="Bibliography"/>
@@ -13503,7 +13149,7 @@
       <w:r>
         <w:t xml:space="preserve"> </w:t>
       </w:r>
-      <w:hyperlink r:id="rId221">
+      <w:hyperlink r:id="rId210">
         <w:r>
           <w:rPr>
             <w:rStyle w:val="InternetLink"/>
@@ -13622,8 +13268,8 @@
         <w:t xml:space="preserve">, 1484–1495 (2012).</w:t>
       </w:r>
     </w:p>
-    <w:bookmarkEnd w:id="222"/>
-    <w:bookmarkStart w:id="224" w:name="X3c88d9f185b840e7d37383eacc851b1a1df9e52"/>
+    <w:bookmarkEnd w:id="211"/>
+    <w:bookmarkStart w:id="213" w:name="X3c88d9f185b840e7d37383eacc851b1a1df9e52"/>
     <w:p>
       <w:pPr>
         <w:pStyle w:val="Bibliography"/>
@@ -13643,7 +13289,7 @@
       <w:r>
         <w:t xml:space="preserve"> </w:t>
       </w:r>
-      <w:hyperlink r:id="rId223">
+      <w:hyperlink r:id="rId212">
         <w:r>
           <w:rPr>
             <w:rStyle w:val="InternetLink"/>
@@ -13678,8 +13324,8 @@
         <w:t xml:space="preserve">, 2295–2307 (2019).</w:t>
       </w:r>
     </w:p>
-    <w:bookmarkEnd w:id="224"/>
-    <w:bookmarkStart w:id="226" w:name="ref-saucedoChangesGABAGlutamate"/>
+    <w:bookmarkEnd w:id="213"/>
+    <w:bookmarkStart w:id="215" w:name="ref-saucedoChangesGABAGlutamate"/>
     <w:p>
       <w:pPr>
         <w:pStyle w:val="Bibliography"/>
@@ -13787,7 +13433,7 @@
       <w:r>
         <w:t xml:space="preserve">1922 (Toronto, ON, Canada). doi:</w:t>
       </w:r>
-      <w:hyperlink r:id="rId225">
+      <w:hyperlink r:id="rId214">
         <w:r>
           <w:rPr>
             <w:rStyle w:val="InternetLink"/>
@@ -13799,8 +13445,8 @@
         <w:t xml:space="preserve">.</w:t>
       </w:r>
     </w:p>
-    <w:bookmarkEnd w:id="226"/>
-    <w:bookmarkStart w:id="228" w:name="ref-kurcyusOppositeDynamicsGABA2018"/>
+    <w:bookmarkEnd w:id="215"/>
+    <w:bookmarkStart w:id="217" w:name="ref-kurcyusOppositeDynamicsGABA2018"/>
     <w:p>
       <w:pPr>
         <w:pStyle w:val="Bibliography"/>
@@ -13830,7 +13476,7 @@
       <w:r>
         <w:t xml:space="preserve"> </w:t>
       </w:r>
-      <w:hyperlink r:id="rId227">
+      <w:hyperlink r:id="rId216">
         <w:r>
           <w:rPr>
             <w:rStyle w:val="InternetLink"/>
@@ -13973,8 +13619,8 @@
         <w:t xml:space="preserve">, 9967–9976 (2018).</w:t>
       </w:r>
     </w:p>
-    <w:bookmarkEnd w:id="228"/>
-    <w:bookmarkStart w:id="230" w:name="X2deb2be2adb62c9f33832d8596f4171cb63eb82"/>
+    <w:bookmarkEnd w:id="217"/>
+    <w:bookmarkStart w:id="219" w:name="X2deb2be2adb62c9f33832d8596f4171cb63eb82"/>
     <w:p>
       <w:pPr>
         <w:pStyle w:val="Bibliography"/>
@@ -13994,7 +13640,7 @@
       <w:r>
         <w:t xml:space="preserve"> </w:t>
       </w:r>
-      <w:hyperlink r:id="rId229">
+      <w:hyperlink r:id="rId218">
         <w:r>
           <w:rPr>
             <w:rStyle w:val="InternetLink"/>
@@ -14047,8 +13693,8 @@
         <w:t xml:space="preserve">, 901–910 (2011).</w:t>
       </w:r>
     </w:p>
-    <w:bookmarkEnd w:id="230"/>
-    <w:bookmarkStart w:id="232" w:name="ref-mescherSimultaneousVivoSpectral1998"/>
+    <w:bookmarkEnd w:id="219"/>
+    <w:bookmarkStart w:id="221" w:name="ref-mescherSimultaneousVivoSpectral1998"/>
     <w:p>
       <w:pPr>
         <w:pStyle w:val="Bibliography"/>
@@ -14068,7 +13714,7 @@
       <w:r>
         <w:t xml:space="preserve"> </w:t>
       </w:r>
-      <w:hyperlink r:id="rId231">
+      <w:hyperlink r:id="rId220">
         <w:r>
           <w:rPr>
             <w:rStyle w:val="InternetLink"/>
@@ -14103,8 +13749,8 @@
         <w:t xml:space="preserve">, 266–272 (1998).</w:t>
       </w:r>
     </w:p>
-    <w:bookmarkEnd w:id="232"/>
-    <w:bookmarkStart w:id="233" w:name="ref-cordeyJungles2019"/>
+    <w:bookmarkEnd w:id="221"/>
+    <w:bookmarkStart w:id="222" w:name="ref-cordeyJungles2019"/>
     <w:p>
       <w:pPr>
         <w:pStyle w:val="Bibliography"/>
@@ -14138,8 +13784,8 @@
         <w:t xml:space="preserve">(2019).</w:t>
       </w:r>
     </w:p>
-    <w:bookmarkEnd w:id="233"/>
-    <w:bookmarkStart w:id="235" w:name="ref-ipCombinedFMRIMRSAcquires2017"/>
+    <w:bookmarkEnd w:id="222"/>
+    <w:bookmarkStart w:id="224" w:name="ref-ipCombinedFMRIMRSAcquires2017"/>
     <w:p>
       <w:pPr>
         <w:pStyle w:val="Bibliography"/>
@@ -14169,7 +13815,7 @@
       <w:r>
         <w:t xml:space="preserve"> </w:t>
       </w:r>
-      <w:hyperlink r:id="rId234">
+      <w:hyperlink r:id="rId223">
         <w:r>
           <w:rPr>
             <w:rStyle w:val="InternetLink"/>
@@ -14252,8 +13898,8 @@
         <w:t xml:space="preserve">, 113–119 (2017).</w:t>
       </w:r>
     </w:p>
-    <w:bookmarkEnd w:id="235"/>
-    <w:bookmarkStart w:id="237" w:name="X56c2864753b60d9230ad09d1af7ca17bd280dab"/>
+    <w:bookmarkEnd w:id="224"/>
+    <w:bookmarkStart w:id="226" w:name="X56c2864753b60d9230ad09d1af7ca17bd280dab"/>
     <w:p>
       <w:pPr>
         <w:pStyle w:val="Bibliography"/>
@@ -14283,7 +13929,7 @@
       <w:r>
         <w:t xml:space="preserve"> </w:t>
       </w:r>
-      <w:hyperlink r:id="rId236">
+      <w:hyperlink r:id="rId225">
         <w:r>
           <w:rPr>
             <w:rStyle w:val="InternetLink"/>
@@ -14366,8 +14012,8 @@
         <w:t xml:space="preserve">, 527–550 (2019).</w:t>
       </w:r>
     </w:p>
-    <w:bookmarkEnd w:id="237"/>
-    <w:bookmarkStart w:id="239" w:name="X43d031096c745031e21b8d0f664225976fbb7fa"/>
+    <w:bookmarkEnd w:id="226"/>
+    <w:bookmarkStart w:id="228" w:name="X43d031096c745031e21b8d0f664225976fbb7fa"/>
     <w:p>
       <w:pPr>
         <w:pStyle w:val="Bibliography"/>
@@ -14397,7 +14043,7 @@
       <w:r>
         <w:t xml:space="preserve"> </w:t>
       </w:r>
-      <w:hyperlink r:id="rId238">
+      <w:hyperlink r:id="rId227">
         <w:r>
           <w:rPr>
             <w:rStyle w:val="InternetLink"/>
@@ -14492,8 +14138,8 @@
         <w:t xml:space="preserve">, 107–114 (2018).</w:t>
       </w:r>
     </w:p>
-    <w:bookmarkEnd w:id="239"/>
-    <w:bookmarkStart w:id="241" w:name="ref-liFirstStepNeuroimaging2016"/>
+    <w:bookmarkEnd w:id="228"/>
+    <w:bookmarkStart w:id="230" w:name="ref-liFirstStepNeuroimaging2016"/>
     <w:p>
       <w:pPr>
         <w:pStyle w:val="Bibliography"/>
@@ -14513,7 +14159,7 @@
       <w:r>
         <w:t xml:space="preserve"> </w:t>
       </w:r>
-      <w:hyperlink r:id="rId240">
+      <w:hyperlink r:id="rId229">
         <w:r>
           <w:rPr>
             <w:rStyle w:val="InternetLink"/>
@@ -14596,8 +14242,8 @@
         <w:t xml:space="preserve">, 47–56 (2016).</w:t>
       </w:r>
     </w:p>
-    <w:bookmarkEnd w:id="241"/>
-    <w:bookmarkStart w:id="243" w:name="ref-gorgolewskiBrainImagingData2016"/>
+    <w:bookmarkEnd w:id="230"/>
+    <w:bookmarkStart w:id="232" w:name="ref-gorgolewskiBrainImagingData2016"/>
     <w:p>
       <w:pPr>
         <w:pStyle w:val="Bibliography"/>
@@ -14627,7 +14273,7 @@
       <w:r>
         <w:t xml:space="preserve"> </w:t>
       </w:r>
-      <w:hyperlink r:id="rId242">
+      <w:hyperlink r:id="rId231">
         <w:r>
           <w:rPr>
             <w:rStyle w:val="InternetLink"/>
@@ -14662,8 +14308,8 @@
         <w:t xml:space="preserve">, 160044 (2016).</w:t>
       </w:r>
     </w:p>
-    <w:bookmarkEnd w:id="243"/>
-    <w:bookmarkStart w:id="245" w:name="ref-boreDcm2Bids2023"/>
+    <w:bookmarkEnd w:id="232"/>
+    <w:bookmarkStart w:id="234" w:name="ref-boreDcm2Bids2023"/>
     <w:p>
       <w:pPr>
         <w:pStyle w:val="Bibliography"/>
@@ -14689,7 +14335,7 @@
       <w:r>
         <w:t xml:space="preserve">. (2023) doi:</w:t>
       </w:r>
-      <w:hyperlink r:id="rId244">
+      <w:hyperlink r:id="rId233">
         <w:r>
           <w:rPr>
             <w:rStyle w:val="InternetLink"/>
@@ -14701,8 +14347,8 @@
         <w:t xml:space="preserve">.</w:t>
       </w:r>
     </w:p>
-    <w:bookmarkEnd w:id="245"/>
-    <w:bookmarkStart w:id="247" w:name="ref-tustisonN4ITKImprovedN32010"/>
+    <w:bookmarkEnd w:id="234"/>
+    <w:bookmarkStart w:id="236" w:name="ref-tustisonN4ITKImprovedN32010"/>
     <w:p>
       <w:pPr>
         <w:pStyle w:val="Bibliography"/>
@@ -14732,7 +14378,7 @@
       <w:r>
         <w:t xml:space="preserve"> </w:t>
       </w:r>
-      <w:hyperlink r:id="rId246">
+      <w:hyperlink r:id="rId235">
         <w:r>
           <w:rPr>
             <w:rStyle w:val="InternetLink"/>
@@ -14785,8 +14431,8 @@
         <w:t xml:space="preserve">, 1310–1320 (2010).</w:t>
       </w:r>
     </w:p>
-    <w:bookmarkEnd w:id="247"/>
-    <w:bookmarkStart w:id="249" w:name="Xeefaf9082b75bd08ec775a50708dca4153d9690"/>
+    <w:bookmarkEnd w:id="236"/>
+    <w:bookmarkStart w:id="238" w:name="Xeefaf9082b75bd08ec775a50708dca4153d9690"/>
     <w:p>
       <w:pPr>
         <w:pStyle w:val="Bibliography"/>
@@ -14806,7 +14452,7 @@
       <w:r>
         <w:t xml:space="preserve"> </w:t>
       </w:r>
-      <w:hyperlink r:id="rId248">
+      <w:hyperlink r:id="rId237">
         <w:r>
           <w:rPr>
             <w:rStyle w:val="InternetLink"/>
@@ -14841,8 +14487,8 @@
         <w:t xml:space="preserve">, 26–41 (2008).</w:t>
       </w:r>
     </w:p>
-    <w:bookmarkEnd w:id="249"/>
-    <w:bookmarkStart w:id="251" w:name="X43711a0a118a74b3ee63b3c5ba2faa681733756"/>
+    <w:bookmarkEnd w:id="238"/>
+    <w:bookmarkStart w:id="240" w:name="X43711a0a118a74b3ee63b3c5ba2faa681733756"/>
     <w:p>
       <w:pPr>
         <w:pStyle w:val="Bibliography"/>
@@ -14881,7 +14527,7 @@
       <w:r>
         <w:t xml:space="preserve">. 0.12.0-Rc1. (2016) doi:</w:t>
       </w:r>
-      <w:hyperlink r:id="rId250">
+      <w:hyperlink r:id="rId239">
         <w:r>
           <w:rPr>
             <w:rStyle w:val="InternetLink"/>
@@ -14893,8 +14539,8 @@
         <w:t xml:space="preserve">.</w:t>
       </w:r>
     </w:p>
-    <w:bookmarkEnd w:id="251"/>
-    <w:bookmarkStart w:id="253" w:name="ref-zhangSegmentationBrainMR2001"/>
+    <w:bookmarkEnd w:id="240"/>
+    <w:bookmarkStart w:id="242" w:name="ref-zhangSegmentationBrainMR2001"/>
     <w:p>
       <w:pPr>
         <w:pStyle w:val="Bibliography"/>
@@ -14914,7 +14560,7 @@
       <w:r>
         <w:t xml:space="preserve"> </w:t>
       </w:r>
-      <w:hyperlink r:id="rId252">
+      <w:hyperlink r:id="rId241">
         <w:r>
           <w:rPr>
             <w:rStyle w:val="InternetLink"/>
@@ -14997,8 +14643,8 @@
         <w:t xml:space="preserve">, 45–57 (2001).</w:t>
       </w:r>
     </w:p>
-    <w:bookmarkEnd w:id="253"/>
-    <w:bookmarkStart w:id="255" w:name="X9e85724468787baf5444247f89a11ca552f98cd"/>
+    <w:bookmarkEnd w:id="242"/>
+    <w:bookmarkStart w:id="244" w:name="X9e85724468787baf5444247f89a11ca552f98cd"/>
     <w:p>
       <w:pPr>
         <w:pStyle w:val="Bibliography"/>
@@ -15028,7 +14674,7 @@
       <w:r>
         <w:t xml:space="preserve"> </w:t>
       </w:r>
-      <w:hyperlink r:id="rId254">
+      <w:hyperlink r:id="rId243">
         <w:r>
           <w:rPr>
             <w:rStyle w:val="InternetLink"/>
@@ -15099,8 +14745,8 @@
         <w:t xml:space="preserve">, S208–219 (2004).</w:t>
       </w:r>
     </w:p>
-    <w:bookmarkEnd w:id="255"/>
-    <w:bookmarkStart w:id="257" w:name="ref-daleCorticalSurfacebasedAnalysis1999"/>
+    <w:bookmarkEnd w:id="244"/>
+    <w:bookmarkStart w:id="246" w:name="ref-daleCorticalSurfacebasedAnalysis1999"/>
     <w:p>
       <w:pPr>
         <w:pStyle w:val="Bibliography"/>
@@ -15120,7 +14766,7 @@
       <w:r>
         <w:t xml:space="preserve"> </w:t>
       </w:r>
-      <w:hyperlink r:id="rId256">
+      <w:hyperlink r:id="rId245">
         <w:r>
           <w:rPr>
             <w:rStyle w:val="InternetLink"/>
@@ -15197,8 +14843,8 @@
         <w:t xml:space="preserve">, 179–194 (1999).</w:t>
       </w:r>
     </w:p>
-    <w:bookmarkEnd w:id="257"/>
-    <w:bookmarkStart w:id="259" w:name="X3c1fe9de21a1d29d636da9e3eada512cffb92e2"/>
+    <w:bookmarkEnd w:id="246"/>
+    <w:bookmarkStart w:id="248" w:name="X3c1fe9de21a1d29d636da9e3eada512cffb92e2"/>
     <w:p>
       <w:pPr>
         <w:pStyle w:val="Bibliography"/>
@@ -15228,7 +14874,7 @@
       <w:r>
         <w:t xml:space="preserve"> </w:t>
       </w:r>
-      <w:hyperlink r:id="rId258">
+      <w:hyperlink r:id="rId247">
         <w:r>
           <w:rPr>
             <w:rStyle w:val="InternetLink"/>
@@ -15263,8 +14909,8 @@
         <w:t xml:space="preserve">, e1005350 (2017).</w:t>
       </w:r>
     </w:p>
-    <w:bookmarkEnd w:id="259"/>
-    <w:bookmarkStart w:id="261" w:name="Xe1081da162060deb82331b9df54dc7d82337269"/>
+    <w:bookmarkEnd w:id="248"/>
+    <w:bookmarkStart w:id="250" w:name="Xe1081da162060deb82331b9df54dc7d82337269"/>
     <w:p>
       <w:pPr>
         <w:pStyle w:val="Bibliography"/>
@@ -15294,7 +14940,7 @@
       <w:r>
         <w:t xml:space="preserve"> </w:t>
       </w:r>
-      <w:hyperlink r:id="rId260">
+      <w:hyperlink r:id="rId249">
         <w:r>
           <w:rPr>
             <w:rStyle w:val="InternetLink"/>
@@ -15347,8 +14993,8 @@
         <w:t xml:space="preserve">, 111–116 (2019).</w:t>
       </w:r>
     </w:p>
-    <w:bookmarkEnd w:id="261"/>
-    <w:bookmarkStart w:id="263" w:name="Xf6126b899085a9a785ebf6398c9bce49f28ea50"/>
+    <w:bookmarkEnd w:id="250"/>
+    <w:bookmarkStart w:id="252" w:name="Xf6126b899085a9a785ebf6398c9bce49f28ea50"/>
     <w:p>
       <w:pPr>
         <w:pStyle w:val="Bibliography"/>
@@ -15368,7 +15014,7 @@
       <w:r>
         <w:t xml:space="preserve"> </w:t>
       </w:r>
-      <w:hyperlink r:id="rId262">
+      <w:hyperlink r:id="rId251">
         <w:r>
           <w:rPr>
             <w:rStyle w:val="InternetLink"/>
@@ -15403,8 +15049,8 @@
         <w:t xml:space="preserve">, 825–841 (2002).</w:t>
       </w:r>
     </w:p>
-    <w:bookmarkEnd w:id="263"/>
-    <w:bookmarkStart w:id="265" w:name="ref-coxAFNISoftwareAnalysis1996"/>
+    <w:bookmarkEnd w:id="252"/>
+    <w:bookmarkStart w:id="254" w:name="ref-coxAFNISoftwareAnalysis1996"/>
     <w:p>
       <w:pPr>
         <w:pStyle w:val="Bibliography"/>
@@ -15424,7 +15070,7 @@
       <w:r>
         <w:t xml:space="preserve"> </w:t>
       </w:r>
-      <w:hyperlink r:id="rId264">
+      <w:hyperlink r:id="rId253">
         <w:r>
           <w:rPr>
             <w:rStyle w:val="InternetLink"/>
@@ -15549,8 +15195,8 @@
         <w:t xml:space="preserve">, 162–173 (1996).</w:t>
       </w:r>
     </w:p>
-    <w:bookmarkEnd w:id="265"/>
-    <w:bookmarkStart w:id="267" w:name="X699ec02cddd59da9f6ce2f525f26c7d6f5ae283"/>
+    <w:bookmarkEnd w:id="254"/>
+    <w:bookmarkStart w:id="256" w:name="X699ec02cddd59da9f6ce2f525f26c7d6f5ae283"/>
     <w:p>
       <w:pPr>
         <w:pStyle w:val="Bibliography"/>
@@ -15580,7 +15226,7 @@
       <w:r>
         <w:t xml:space="preserve"> </w:t>
       </w:r>
-      <w:hyperlink r:id="rId266">
+      <w:hyperlink r:id="rId255">
         <w:r>
           <w:rPr>
             <w:rStyle w:val="InternetLink"/>
@@ -15663,8 +15309,8 @@
         <w:t xml:space="preserve">, 87–97 (1999).</w:t>
       </w:r>
     </w:p>
-    <w:bookmarkEnd w:id="267"/>
-    <w:bookmarkStart w:id="269" w:name="X3a598bbf6fcf345f81ae1f5a13bc405d17b0a4c"/>
+    <w:bookmarkEnd w:id="256"/>
+    <w:bookmarkStart w:id="258" w:name="X3a598bbf6fcf345f81ae1f5a13bc405d17b0a4c"/>
     <w:p>
       <w:pPr>
         <w:pStyle w:val="Bibliography"/>
@@ -15694,7 +15340,7 @@
       <w:r>
         <w:t xml:space="preserve"> </w:t>
       </w:r>
-      <w:hyperlink r:id="rId268">
+      <w:hyperlink r:id="rId257">
         <w:r>
           <w:rPr>
             <w:rStyle w:val="InternetLink"/>
@@ -15765,8 +15411,8 @@
         <w:t xml:space="preserve">, 3669 (2021).</w:t>
       </w:r>
     </w:p>
-    <w:bookmarkEnd w:id="269"/>
-    <w:bookmarkStart w:id="271" w:name="X3269ade3d7f8b0f39f41bc530824d1dc76d0dfa"/>
+    <w:bookmarkEnd w:id="258"/>
+    <w:bookmarkStart w:id="260" w:name="X3269ade3d7f8b0f39f41bc530824d1dc76d0dfa"/>
     <w:p>
       <w:pPr>
         <w:pStyle w:val="Bibliography"/>
@@ -15796,7 +15442,7 @@
       <w:r>
         <w:t xml:space="preserve"> </w:t>
       </w:r>
-      <w:hyperlink r:id="rId270">
+      <w:hyperlink r:id="rId259">
         <w:r>
           <w:rPr>
             <w:rStyle w:val="InternetLink"/>
@@ -15909,8 +15555,8 @@
         <w:t xml:space="preserve">, 108827 (2020).</w:t>
       </w:r>
     </w:p>
-    <w:bookmarkEnd w:id="271"/>
-    <w:bookmarkStart w:id="273" w:name="Xa737e5e392e4bcd51c7fd23331cbb80e3818b9a"/>
+    <w:bookmarkEnd w:id="260"/>
+    <w:bookmarkStart w:id="262" w:name="Xa737e5e392e4bcd51c7fd23331cbb80e3818b9a"/>
     <w:p>
       <w:pPr>
         <w:pStyle w:val="Bibliography"/>
@@ -15930,7 +15576,7 @@
       <w:r>
         <w:t xml:space="preserve"> </w:t>
       </w:r>
-      <w:hyperlink r:id="rId272">
+      <w:hyperlink r:id="rId261">
         <w:r>
           <w:rPr>
             <w:rStyle w:val="InternetLink"/>
@@ -16001,8 +15647,8 @@
         <w:t xml:space="preserve">, 260–264 (2001).</w:t>
       </w:r>
     </w:p>
-    <w:bookmarkEnd w:id="273"/>
-    <w:bookmarkStart w:id="275" w:name="ref-pasantaFunctionalMRSStudies2023"/>
+    <w:bookmarkEnd w:id="262"/>
+    <w:bookmarkStart w:id="264" w:name="ref-pasantaFunctionalMRSStudies2023"/>
     <w:p>
       <w:pPr>
         <w:pStyle w:val="Bibliography"/>
@@ -16032,7 +15678,7 @@
       <w:r>
         <w:t xml:space="preserve"> </w:t>
       </w:r>
-      <w:hyperlink r:id="rId274">
+      <w:hyperlink r:id="rId263">
         <w:r>
           <w:rPr>
             <w:rStyle w:val="InternetLink"/>
@@ -16157,8 +15803,8 @@
         <w:t xml:space="preserve">, 104940 (2023).</w:t>
       </w:r>
     </w:p>
-    <w:bookmarkEnd w:id="275"/>
-    <w:bookmarkStart w:id="277" w:name="ref-ramadanGlutamateGlutamineReview2013"/>
+    <w:bookmarkEnd w:id="264"/>
+    <w:bookmarkStart w:id="266" w:name="ref-ramadanGlutamateGlutamineReview2013"/>
     <w:p>
       <w:pPr>
         <w:pStyle w:val="Bibliography"/>
@@ -16178,7 +15824,7 @@
       <w:r>
         <w:t xml:space="preserve"> </w:t>
       </w:r>
-      <w:hyperlink r:id="rId276">
+      <w:hyperlink r:id="rId265">
         <w:r>
           <w:rPr>
             <w:rStyle w:val="InternetLink"/>
@@ -16291,8 +15937,8 @@
         <w:t xml:space="preserve">, 10.1002/nbm.3045 (2013).</w:t>
       </w:r>
     </w:p>
-    <w:bookmarkEnd w:id="277"/>
-    <w:bookmarkStart w:id="279" w:name="X052b6cafc7e5dc3a47aa528e7a043214fc5326f"/>
+    <w:bookmarkEnd w:id="266"/>
+    <w:bookmarkStart w:id="268" w:name="X052b6cafc7e5dc3a47aa528e7a043214fc5326f"/>
     <w:p>
       <w:pPr>
         <w:pStyle w:val="Bibliography"/>
@@ -16322,7 +15968,7 @@
       <w:r>
         <w:t xml:space="preserve"> </w:t>
       </w:r>
-      <w:hyperlink r:id="rId278">
+      <w:hyperlink r:id="rId267">
         <w:r>
           <w:rPr>
             <w:rStyle w:val="InternetLink"/>
@@ -16375,8 +16021,8 @@
         <w:t xml:space="preserve">, e4482 (2021).</w:t>
       </w:r>
     </w:p>
-    <w:bookmarkEnd w:id="279"/>
-    <w:bookmarkStart w:id="281" w:name="X75e3a610a061c8794902153a8faf5931aea2967"/>
+    <w:bookmarkEnd w:id="268"/>
+    <w:bookmarkStart w:id="270" w:name="X75e3a610a061c8794902153a8faf5931aea2967"/>
     <w:p>
       <w:pPr>
         <w:pStyle w:val="Bibliography"/>
@@ -16406,7 +16052,7 @@
       <w:r>
         <w:t xml:space="preserve"> </w:t>
       </w:r>
-      <w:hyperlink r:id="rId280">
+      <w:hyperlink r:id="rId269">
         <w:r>
           <w:rPr>
             <w:rStyle w:val="InternetLink"/>
@@ -16447,8 +16093,8 @@
         <w:t xml:space="preserve">, e4618 (2022).</w:t>
       </w:r>
     </w:p>
-    <w:bookmarkEnd w:id="281"/>
-    <w:bookmarkStart w:id="283" w:name="X180a60f14470e5f085a3ed4594321e508d6ec55"/>
+    <w:bookmarkEnd w:id="270"/>
+    <w:bookmarkStart w:id="272" w:name="X180a60f14470e5f085a3ed4594321e508d6ec55"/>
     <w:p>
       <w:pPr>
         <w:pStyle w:val="Bibliography"/>
@@ -16468,7 +16114,7 @@
       <w:r>
         <w:t xml:space="preserve"> </w:t>
       </w:r>
-      <w:hyperlink r:id="rId282">
+      <w:hyperlink r:id="rId271">
         <w:r>
           <w:rPr>
             <w:rStyle w:val="InternetLink"/>
@@ -16527,8 +16173,8 @@
         <w:t xml:space="preserve">, 1445–1450 (2013).</w:t>
       </w:r>
     </w:p>
-    <w:bookmarkEnd w:id="283"/>
-    <w:bookmarkStart w:id="285" w:name="ref-bouchardNoiseDecorrelationCoil2025"/>
+    <w:bookmarkEnd w:id="272"/>
+    <w:bookmarkStart w:id="274" w:name="ref-bouchardNoiseDecorrelationCoil2025"/>
     <w:p>
       <w:pPr>
         <w:pStyle w:val="Bibliography"/>
@@ -16548,7 +16194,7 @@
       <w:r>
         <w:t xml:space="preserve"> </w:t>
       </w:r>
-      <w:hyperlink r:id="rId284">
+      <w:hyperlink r:id="rId273">
         <w:r>
           <w:rPr>
             <w:rStyle w:val="InternetLink"/>
@@ -16631,8 +16277,8 @@
         <w:t xml:space="preserve">, 110452 (2025).</w:t>
       </w:r>
     </w:p>
-    <w:bookmarkEnd w:id="285"/>
-    <w:bookmarkStart w:id="287" w:name="X34dcf5b26e20f7c34f09cc47bce142128fdda22"/>
+    <w:bookmarkEnd w:id="274"/>
+    <w:bookmarkStart w:id="276" w:name="X34dcf5b26e20f7c34f09cc47bce142128fdda22"/>
     <w:p>
       <w:pPr>
         <w:pStyle w:val="Bibliography"/>
@@ -16652,7 +16298,7 @@
       <w:r>
         <w:t xml:space="preserve"> </w:t>
       </w:r>
-      <w:hyperlink r:id="rId286">
+      <w:hyperlink r:id="rId275">
         <w:r>
           <w:rPr>
             <w:rStyle w:val="InternetLink"/>
@@ -16765,8 +16411,8 @@
         <w:t xml:space="preserve">, 1523–1529 (2015).</w:t>
       </w:r>
     </w:p>
-    <w:bookmarkEnd w:id="287"/>
-    <w:bookmarkStart w:id="289" w:name="ref-mikkelsenBigGABAII2019"/>
+    <w:bookmarkEnd w:id="276"/>
+    <w:bookmarkStart w:id="278" w:name="ref-mikkelsenBigGABAII2019"/>
     <w:p>
       <w:pPr>
         <w:pStyle w:val="Bibliography"/>
@@ -16796,7 +16442,7 @@
       <w:r>
         <w:t xml:space="preserve"> </w:t>
       </w:r>
-      <w:hyperlink r:id="rId288">
+      <w:hyperlink r:id="rId277">
         <w:r>
           <w:rPr>
             <w:rStyle w:val="InternetLink"/>
@@ -16897,8 +16543,8 @@
         <w:t xml:space="preserve">, 537–548 (2019).</w:t>
       </w:r>
     </w:p>
-    <w:bookmarkEnd w:id="289"/>
-    <w:bookmarkStart w:id="291" w:name="ref-mikkelsenBigGABAEdited2017"/>
+    <w:bookmarkEnd w:id="278"/>
+    <w:bookmarkStart w:id="280" w:name="ref-mikkelsenBigGABAEdited2017"/>
     <w:p>
       <w:pPr>
         <w:pStyle w:val="Bibliography"/>
@@ -16928,7 +16574,7 @@
       <w:r>
         <w:t xml:space="preserve"> </w:t>
       </w:r>
-      <w:hyperlink r:id="rId290">
+      <w:hyperlink r:id="rId279">
         <w:r>
           <w:rPr>
             <w:rStyle w:val="InternetLink"/>
@@ -17005,8 +16651,8 @@
         <w:t xml:space="preserve">, 32–45 (2017).</w:t>
       </w:r>
     </w:p>
-    <w:bookmarkEnd w:id="291"/>
-    <w:bookmarkStart w:id="292" w:name="Xa40a6c308a7c4ecd374d5d433164d97a4c07e0f"/>
+    <w:bookmarkEnd w:id="280"/>
+    <w:bookmarkStart w:id="281" w:name="Xa40a6c308a7c4ecd374d5d433164d97a4c07e0f"/>
     <w:p>
       <w:pPr>
         <w:pStyle w:val="Bibliography"/>
@@ -17100,8 +16746,8 @@
         <w:t xml:space="preserve">. (Elsevier Ltd., 2007).</w:t>
       </w:r>
     </w:p>
-    <w:bookmarkEnd w:id="292"/>
-    <w:bookmarkStart w:id="294" w:name="ref-gasparovicUseTissueWater2006"/>
+    <w:bookmarkEnd w:id="281"/>
+    <w:bookmarkStart w:id="283" w:name="ref-gasparovicUseTissueWater2006"/>
     <w:p>
       <w:pPr>
         <w:pStyle w:val="Bibliography"/>
@@ -17131,7 +16777,7 @@
       <w:r>
         <w:t xml:space="preserve"> </w:t>
       </w:r>
-      <w:hyperlink r:id="rId293">
+      <w:hyperlink r:id="rId282">
         <w:r>
           <w:rPr>
             <w:rStyle w:val="InternetLink"/>
@@ -17166,8 +16812,8 @@
         <w:t xml:space="preserve">, 1219–1226 (2006).</w:t>
       </w:r>
     </w:p>
-    <w:bookmarkEnd w:id="294"/>
-    <w:bookmarkStart w:id="296" w:name="X3bd4325490f39fc8d86d2a451dd0fe154a395df"/>
+    <w:bookmarkEnd w:id="283"/>
+    <w:bookmarkStart w:id="285" w:name="X3bd4325490f39fc8d86d2a451dd0fe154a395df"/>
     <w:p>
       <w:pPr>
         <w:pStyle w:val="Bibliography"/>
@@ -17187,7 +16833,7 @@
       <w:r>
         <w:t xml:space="preserve"> </w:t>
       </w:r>
-      <w:hyperlink r:id="rId295">
+      <w:hyperlink r:id="rId284">
         <w:r>
           <w:rPr>
             <w:rStyle w:val="InternetLink"/>
@@ -17264,8 +16910,8 @@
         <w:t xml:space="preserve">, 118191 (2021).</w:t>
       </w:r>
     </w:p>
-    <w:bookmarkEnd w:id="296"/>
-    <w:bookmarkStart w:id="298" w:name="ref-juchemB0ShimmingVivo2021"/>
+    <w:bookmarkEnd w:id="285"/>
+    <w:bookmarkStart w:id="287" w:name="ref-juchemB0ShimmingVivo2021"/>
     <w:p>
       <w:pPr>
         <w:pStyle w:val="Bibliography"/>
@@ -17295,7 +16941,7 @@
       <w:r>
         <w:t xml:space="preserve"> </w:t>
       </w:r>
-      <w:hyperlink r:id="rId297">
+      <w:hyperlink r:id="rId286">
         <w:r>
           <w:rPr>
             <w:rStyle w:val="InternetLink"/>
@@ -17367,8 +17013,8 @@
         <w:t xml:space="preserve">, e4350 (2021).</w:t>
       </w:r>
     </w:p>
-    <w:bookmarkEnd w:id="298"/>
-    <w:bookmarkStart w:id="300" w:name="ref-eddenGannetBatchprocessingTool2014"/>
+    <w:bookmarkEnd w:id="287"/>
+    <w:bookmarkStart w:id="289" w:name="ref-eddenGannetBatchprocessingTool2014"/>
     <w:p>
       <w:pPr>
         <w:pStyle w:val="Bibliography"/>
@@ -17388,7 +17034,7 @@
       <w:r>
         <w:t xml:space="preserve"> </w:t>
       </w:r>
-      <w:hyperlink r:id="rId299">
+      <w:hyperlink r:id="rId288">
         <w:r>
           <w:rPr>
             <w:rStyle w:val="InternetLink"/>
@@ -17471,8 +17117,8 @@
         <w:t xml:space="preserve">, 1445–1452 (2014).</w:t>
       </w:r>
     </w:p>
-    <w:bookmarkEnd w:id="300"/>
-    <w:bookmarkStart w:id="302" w:name="ref-duffPowerSpectralDensity2008"/>
+    <w:bookmarkEnd w:id="289"/>
+    <w:bookmarkStart w:id="291" w:name="ref-duffPowerSpectralDensity2008"/>
     <w:p>
       <w:pPr>
         <w:pStyle w:val="Bibliography"/>
@@ -17502,7 +17148,7 @@
       <w:r>
         <w:t xml:space="preserve"> </w:t>
       </w:r>
-      <w:hyperlink r:id="rId301">
+      <w:hyperlink r:id="rId290">
         <w:r>
           <w:rPr>
             <w:rStyle w:val="InternetLink"/>
@@ -17561,8 +17207,8 @@
         <w:t xml:space="preserve">, 778–790 (2008).</w:t>
       </w:r>
     </w:p>
-    <w:bookmarkEnd w:id="302"/>
-    <w:bookmarkStart w:id="304" w:name="Xd34177f599f07e2811a749ece05b12e11ebd05a"/>
+    <w:bookmarkEnd w:id="291"/>
+    <w:bookmarkStart w:id="293" w:name="Xd34177f599f07e2811a749ece05b12e11ebd05a"/>
     <w:p>
       <w:pPr>
         <w:pStyle w:val="Bibliography"/>
@@ -17592,7 +17238,7 @@
       <w:r>
         <w:t xml:space="preserve"> </w:t>
       </w:r>
-      <w:hyperlink r:id="rId303">
+      <w:hyperlink r:id="rId292">
         <w:r>
           <w:rPr>
             <w:rStyle w:val="InternetLink"/>
@@ -17627,8 +17273,8 @@
         <w:t xml:space="preserve">, S234–S249 (2004).</w:t>
       </w:r>
     </w:p>
-    <w:bookmarkEnd w:id="304"/>
-    <w:bookmarkStart w:id="306" w:name="ref-welchUseFastFourier1967"/>
+    <w:bookmarkEnd w:id="293"/>
+    <w:bookmarkStart w:id="295" w:name="ref-welchUseFastFourier1967"/>
     <w:p>
       <w:pPr>
         <w:pStyle w:val="Bibliography"/>
@@ -17648,7 +17294,7 @@
       <w:r>
         <w:t xml:space="preserve"> </w:t>
       </w:r>
-      <w:hyperlink r:id="rId305">
+      <w:hyperlink r:id="rId294">
         <w:r>
           <w:rPr>
             <w:rStyle w:val="InternetLink"/>
@@ -17731,8 +17377,8 @@
         <w:t xml:space="preserve">, 70–73 (1967).</w:t>
       </w:r>
     </w:p>
-    <w:bookmarkEnd w:id="306"/>
-    <w:bookmarkStart w:id="308" w:name="ref-virtanenSciPy10Fundamental2020"/>
+    <w:bookmarkEnd w:id="295"/>
+    <w:bookmarkStart w:id="297" w:name="ref-virtanenSciPy10Fundamental2020"/>
     <w:p>
       <w:pPr>
         <w:pStyle w:val="Bibliography"/>
@@ -17762,7 +17408,7 @@
       <w:r>
         <w:t xml:space="preserve"> </w:t>
       </w:r>
-      <w:hyperlink r:id="rId307">
+      <w:hyperlink r:id="rId296">
         <w:r>
           <w:rPr>
             <w:rStyle w:val="InternetLink"/>
@@ -17821,8 +17467,8 @@
         <w:t xml:space="preserve">, 261–272 (2020).</w:t>
       </w:r>
     </w:p>
-    <w:bookmarkEnd w:id="308"/>
-    <w:bookmarkStart w:id="310" w:name="X8f92efa2129315f50d21293b2abe8849772b3c2"/>
+    <w:bookmarkEnd w:id="297"/>
+    <w:bookmarkStart w:id="299" w:name="X8f92efa2129315f50d21293b2abe8849772b3c2"/>
     <w:p>
       <w:pPr>
         <w:pStyle w:val="Bibliography"/>
@@ -17842,7 +17488,7 @@
       <w:r>
         <w:t xml:space="preserve"> </w:t>
       </w:r>
-      <w:hyperlink r:id="rId309">
+      <w:hyperlink r:id="rId298">
         <w:r>
           <w:rPr>
             <w:rStyle w:val="InternetLink"/>
@@ -17967,8 +17613,8 @@
         <w:t xml:space="preserve">, e63448 (2013).</w:t>
       </w:r>
     </w:p>
-    <w:bookmarkEnd w:id="310"/>
-    <w:bookmarkStart w:id="312" w:name="X777c331d415e605c70ef5f00469b3557f0cea50"/>
+    <w:bookmarkEnd w:id="299"/>
+    <w:bookmarkStart w:id="301" w:name="X777c331d415e605c70ef5f00469b3557f0cea50"/>
     <w:p>
       <w:pPr>
         <w:pStyle w:val="Bibliography"/>
@@ -17988,7 +17634,7 @@
       <w:r>
         <w:t xml:space="preserve"> </w:t>
       </w:r>
-      <w:hyperlink r:id="rId311">
+      <w:hyperlink r:id="rId300">
         <w:r>
           <w:rPr>
             <w:rStyle w:val="InternetLink"/>
@@ -18040,8 +17686,8 @@
         <w:t xml:space="preserve">, 118–130 (2014).</w:t>
       </w:r>
     </w:p>
-    <w:bookmarkEnd w:id="312"/>
-    <w:bookmarkStart w:id="314" w:name="ref-hartmannRealtimeFractalSignal2013"/>
+    <w:bookmarkEnd w:id="301"/>
+    <w:bookmarkStart w:id="303" w:name="ref-hartmannRealtimeFractalSignal2013"/>
     <w:p>
       <w:pPr>
         <w:pStyle w:val="Bibliography"/>
@@ -18071,7 +17717,7 @@
       <w:r>
         <w:t xml:space="preserve"> </w:t>
       </w:r>
-      <w:hyperlink r:id="rId313">
+      <w:hyperlink r:id="rId302">
         <w:r>
           <w:rPr>
             <w:rStyle w:val="InternetLink"/>
@@ -18106,8 +17752,8 @@
         <w:t xml:space="preserve">, 89–102 (2013).</w:t>
       </w:r>
     </w:p>
-    <w:bookmarkEnd w:id="314"/>
-    <w:bookmarkStart w:id="316" w:name="ref-ekePhysiologicalTimeSeries2000"/>
+    <w:bookmarkEnd w:id="303"/>
+    <w:bookmarkStart w:id="305" w:name="ref-ekePhysiologicalTimeSeries2000"/>
     <w:p>
       <w:pPr>
         <w:pStyle w:val="Bibliography"/>
@@ -18137,7 +17783,7 @@
       <w:r>
         <w:t xml:space="preserve"> </w:t>
       </w:r>
-      <w:hyperlink r:id="rId315">
+      <w:hyperlink r:id="rId304">
         <w:r>
           <w:rPr>
             <w:rStyle w:val="InternetLink"/>
@@ -18172,8 +17818,8 @@
         <w:t xml:space="preserve">, 403–415 (2000).</w:t>
       </w:r>
     </w:p>
-    <w:bookmarkEnd w:id="316"/>
-    <w:bookmarkStart w:id="317" w:name="X7d7144c0a52ec3594cffc5fec0f425498533505"/>
+    <w:bookmarkEnd w:id="305"/>
+    <w:bookmarkStart w:id="306" w:name="X7d7144c0a52ec3594cffc5fec0f425498533505"/>
     <w:p>
       <w:pPr>
         <w:pStyle w:val="Bibliography"/>
@@ -18203,8 +17849,8 @@
         <w:t xml:space="preserve">language and environment for statistical computing. (2021).</w:t>
       </w:r>
     </w:p>
-    <w:bookmarkEnd w:id="317"/>
-    <w:bookmarkStart w:id="319" w:name="ref-studentProbableErrorMean1908"/>
+    <w:bookmarkEnd w:id="306"/>
+    <w:bookmarkStart w:id="308" w:name="ref-studentProbableErrorMean1908"/>
     <w:p>
       <w:pPr>
         <w:pStyle w:val="Bibliography"/>
@@ -18224,7 +17870,7 @@
       <w:r>
         <w:t xml:space="preserve"> </w:t>
       </w:r>
-      <w:hyperlink r:id="rId318">
+      <w:hyperlink r:id="rId307">
         <w:r>
           <w:rPr>
             <w:rStyle w:val="InternetLink"/>
@@ -18295,8 +17941,8 @@
         <w:t xml:space="preserve">, 1–25 (1908).</w:t>
       </w:r>
     </w:p>
-    <w:bookmarkEnd w:id="319"/>
-    <w:bookmarkStart w:id="320" w:name="ref-freedmanStatistics2007"/>
+    <w:bookmarkEnd w:id="308"/>
+    <w:bookmarkStart w:id="309" w:name="ref-freedmanStatistics2007"/>
     <w:p>
       <w:pPr>
         <w:pStyle w:val="Bibliography"/>
@@ -18327,8 +17973,8 @@
         <w:t xml:space="preserve">. vol. 4 (W. W. Norton &amp; Company, New York, 2007).</w:t>
       </w:r>
     </w:p>
-    <w:bookmarkEnd w:id="320"/>
-    <w:bookmarkStart w:id="322" w:name="X6ae0be824696d7d721165c200683fdc329ea166"/>
+    <w:bookmarkEnd w:id="309"/>
+    <w:bookmarkStart w:id="311" w:name="X6ae0be824696d7d721165c200683fdc329ea166"/>
     <w:p>
       <w:pPr>
         <w:pStyle w:val="Bibliography"/>
@@ -18358,7 +18004,7 @@
       <w:r>
         <w:t xml:space="preserve"> </w:t>
       </w:r>
-      <w:hyperlink r:id="rId321">
+      <w:hyperlink r:id="rId310">
         <w:r>
           <w:rPr>
             <w:rStyle w:val="InternetLink"/>
@@ -18393,8 +18039,8 @@
         <w:t xml:space="preserve">, 1125–1165 (2011).</w:t>
       </w:r>
     </w:p>
-    <w:bookmarkEnd w:id="322"/>
-    <w:bookmarkStart w:id="324" w:name="ref-vanessenHumanConnectomeProject2012"/>
+    <w:bookmarkEnd w:id="311"/>
+    <w:bookmarkStart w:id="313" w:name="ref-vanessenHumanConnectomeProject2012"/>
     <w:p>
       <w:pPr>
         <w:pStyle w:val="Bibliography"/>
@@ -18424,7 +18070,7 @@
       <w:r>
         <w:t xml:space="preserve"> </w:t>
       </w:r>
-      <w:hyperlink r:id="rId323">
+      <w:hyperlink r:id="rId312">
         <w:r>
           <w:rPr>
             <w:rStyle w:val="InternetLink"/>
@@ -18501,8 +18147,8 @@
         <w:t xml:space="preserve">, 2222–2231 (2012).</w:t>
       </w:r>
     </w:p>
-    <w:bookmarkEnd w:id="324"/>
-    <w:bookmarkStart w:id="326" w:name="ref-barnesEndogenousHumanBrain2009"/>
+    <w:bookmarkEnd w:id="313"/>
+    <w:bookmarkStart w:id="315" w:name="ref-barnesEndogenousHumanBrain2009"/>
     <w:p>
       <w:pPr>
         <w:pStyle w:val="Bibliography"/>
@@ -18522,7 +18168,7 @@
       <w:r>
         <w:t xml:space="preserve"> </w:t>
       </w:r>
-      <w:hyperlink r:id="rId325">
+      <w:hyperlink r:id="rId314">
         <w:r>
           <w:rPr>
             <w:rStyle w:val="InternetLink"/>
@@ -18569,8 +18215,8 @@
         <w:t xml:space="preserve">, e6626 (2009).</w:t>
       </w:r>
     </w:p>
-    <w:bookmarkEnd w:id="326"/>
-    <w:bookmarkStart w:id="328" w:name="Xdd0f9bdb5d2d0acdde6c08413118c35b45ae4cd"/>
+    <w:bookmarkEnd w:id="315"/>
+    <w:bookmarkStart w:id="317" w:name="Xdd0f9bdb5d2d0acdde6c08413118c35b45ae4cd"/>
     <w:p>
       <w:pPr>
         <w:pStyle w:val="Bibliography"/>
@@ -18590,7 +18236,7 @@
       <w:r>
         <w:t xml:space="preserve"> </w:t>
       </w:r>
-      <w:hyperlink r:id="rId327">
+      <w:hyperlink r:id="rId316">
         <w:r>
           <w:rPr>
             <w:rStyle w:val="InternetLink"/>
@@ -18625,8 +18271,8 @@
         <w:t xml:space="preserve">, 40–48 (2010).</w:t>
       </w:r>
     </w:p>
-    <w:bookmarkEnd w:id="328"/>
-    <w:bookmarkStart w:id="330" w:name="Xd7bbbfdf199e4fdf58c437612e12147a1ffae11"/>
+    <w:bookmarkEnd w:id="317"/>
+    <w:bookmarkStart w:id="319" w:name="Xd7bbbfdf199e4fdf58c437612e12147a1ffae11"/>
     <w:p>
       <w:pPr>
         <w:pStyle w:val="Bibliography"/>
@@ -18656,7 +18302,7 @@
       <w:r>
         <w:t xml:space="preserve"> </w:t>
       </w:r>
-      <w:hyperlink r:id="rId329">
+      <w:hyperlink r:id="rId318">
         <w:r>
           <w:rPr>
             <w:rStyle w:val="InternetLink"/>
@@ -18715,8 +18361,8 @@
         <w:t xml:space="preserve">, 450–460 (2013).</w:t>
       </w:r>
     </w:p>
-    <w:bookmarkEnd w:id="330"/>
-    <w:bookmarkStart w:id="332" w:name="Xc031393e1e23d215e5a249602114cefaa154497"/>
+    <w:bookmarkEnd w:id="319"/>
+    <w:bookmarkStart w:id="321" w:name="Xc031393e1e23d215e5a249602114cefaa154497"/>
     <w:p>
       <w:pPr>
         <w:pStyle w:val="Bibliography"/>
@@ -18736,7 +18382,7 @@
       <w:r>
         <w:t xml:space="preserve"> </w:t>
       </w:r>
-      <w:hyperlink r:id="rId331">
+      <w:hyperlink r:id="rId320">
         <w:r>
           <w:rPr>
             <w:rStyle w:val="InternetLink"/>
@@ -18909,8 +18555,8 @@
         <w:t xml:space="preserve">, 125–136 (2017).</w:t>
       </w:r>
     </w:p>
-    <w:bookmarkEnd w:id="332"/>
-    <w:bookmarkStart w:id="334" w:name="X70d4e54e9083b8b511ad1a83fb645f92f8c48a0"/>
+    <w:bookmarkEnd w:id="321"/>
+    <w:bookmarkStart w:id="323" w:name="X70d4e54e9083b8b511ad1a83fb645f92f8c48a0"/>
     <w:p>
       <w:pPr>
         <w:pStyle w:val="Bibliography"/>
@@ -18930,7 +18576,7 @@
       <w:r>
         <w:t xml:space="preserve"> </w:t>
       </w:r>
-      <w:hyperlink r:id="rId333">
+      <w:hyperlink r:id="rId322">
         <w:r>
           <w:rPr>
             <w:rStyle w:val="InternetLink"/>
@@ -19025,8 +18671,8 @@
         <w:t xml:space="preserve">, 292–300 (2015).</w:t>
       </w:r>
     </w:p>
-    <w:bookmarkEnd w:id="334"/>
-    <w:bookmarkStart w:id="336" w:name="ref-floyer-leaRapidModulationGABA2006"/>
+    <w:bookmarkEnd w:id="323"/>
+    <w:bookmarkStart w:id="325" w:name="ref-floyer-leaRapidModulationGABA2006"/>
     <w:p>
       <w:pPr>
         <w:pStyle w:val="Bibliography"/>
@@ -19046,7 +18692,7 @@
       <w:r>
         <w:t xml:space="preserve"> </w:t>
       </w:r>
-      <w:hyperlink r:id="rId335">
+      <w:hyperlink r:id="rId324">
         <w:r>
           <w:rPr>
             <w:rStyle w:val="InternetLink"/>
@@ -19141,8 +18787,8 @@
         <w:t xml:space="preserve">, 1639–1644 (2006).</w:t>
       </w:r>
     </w:p>
-    <w:bookmarkEnd w:id="336"/>
-    <w:bookmarkStart w:id="338" w:name="Xfd39a03a46266e9206661c98743a7164bea427c"/>
+    <w:bookmarkEnd w:id="325"/>
+    <w:bookmarkStart w:id="327" w:name="Xfd39a03a46266e9206661c98743a7164bea427c"/>
     <w:p>
       <w:pPr>
         <w:pStyle w:val="Bibliography"/>
@@ -19172,7 +18818,7 @@
       <w:r>
         <w:t xml:space="preserve"> </w:t>
       </w:r>
-      <w:hyperlink r:id="rId337">
+      <w:hyperlink r:id="rId326">
         <w:r>
           <w:rPr>
             <w:rStyle w:val="InternetLink"/>
@@ -19231,8 +18877,8 @@
         <w:t xml:space="preserve">, 15–20 (2015).</w:t>
       </w:r>
     </w:p>
-    <w:bookmarkEnd w:id="338"/>
-    <w:bookmarkStart w:id="340" w:name="ref-staggRoleGABAHuman2011"/>
+    <w:bookmarkEnd w:id="327"/>
+    <w:bookmarkStart w:id="329" w:name="ref-staggRoleGABAHuman2011"/>
     <w:p>
       <w:pPr>
         <w:pStyle w:val="Bibliography"/>
@@ -19252,7 +18898,7 @@
       <w:r>
         <w:t xml:space="preserve"> </w:t>
       </w:r>
-      <w:hyperlink r:id="rId339">
+      <w:hyperlink r:id="rId328">
         <w:r>
           <w:rPr>
             <w:rStyle w:val="InternetLink"/>
@@ -19347,8 +18993,8 @@
         <w:t xml:space="preserve">, 480–484 (2011).</w:t>
       </w:r>
     </w:p>
-    <w:bookmarkEnd w:id="340"/>
-    <w:bookmarkStart w:id="342" w:name="Xc23bd815f845e5380371f8632e8bf49cbd2c5fa"/>
+    <w:bookmarkEnd w:id="329"/>
+    <w:bookmarkStart w:id="331" w:name="Xc23bd815f845e5380371f8632e8bf49cbd2c5fa"/>
     <w:p>
       <w:pPr>
         <w:pStyle w:val="Bibliography"/>
@@ -19368,7 +19014,7 @@
       <w:r>
         <w:t xml:space="preserve"> </w:t>
       </w:r>
-      <w:hyperlink r:id="rId341">
+      <w:hyperlink r:id="rId330">
         <w:r>
           <w:rPr>
             <w:rStyle w:val="InternetLink"/>
@@ -19403,8 +19049,8 @@
         <w:t xml:space="preserve">, 2554–2561 (2012).</w:t>
       </w:r>
     </w:p>
-    <w:bookmarkEnd w:id="342"/>
-    <w:bookmarkStart w:id="344" w:name="X5469f64f3bb30d988fbeeb1cf3ab3d2dc0d2483"/>
+    <w:bookmarkEnd w:id="331"/>
+    <w:bookmarkStart w:id="333" w:name="X5469f64f3bb30d988fbeeb1cf3ab3d2dc0d2483"/>
     <w:p>
       <w:pPr>
         <w:pStyle w:val="Bibliography"/>
@@ -19434,7 +19080,7 @@
       <w:r>
         <w:t xml:space="preserve"> </w:t>
       </w:r>
-      <w:hyperlink r:id="rId343">
+      <w:hyperlink r:id="rId332">
         <w:r>
           <w:rPr>
             <w:rStyle w:val="InternetLink"/>
@@ -19481,8 +19127,8 @@
         <w:t xml:space="preserve">, 19218 (2020).</w:t>
       </w:r>
     </w:p>
-    <w:bookmarkEnd w:id="344"/>
-    <w:bookmarkStart w:id="346" w:name="ref-huiFrequencyDriftMR2021"/>
+    <w:bookmarkEnd w:id="333"/>
+    <w:bookmarkStart w:id="335" w:name="ref-huiFrequencyDriftMR2021"/>
     <w:p>
       <w:pPr>
         <w:pStyle w:val="Bibliography"/>
@@ -19512,7 +19158,7 @@
       <w:r>
         <w:t xml:space="preserve"> </w:t>
       </w:r>
-      <w:hyperlink r:id="rId345">
+      <w:hyperlink r:id="rId334">
         <w:r>
           <w:rPr>
             <w:rStyle w:val="InternetLink"/>
@@ -19583,8 +19229,8 @@
         <w:t xml:space="preserve">, 118430 (2021).</w:t>
       </w:r>
     </w:p>
-    <w:bookmarkEnd w:id="346"/>
-    <w:bookmarkStart w:id="348" w:name="ref-peekBrainGABAGlutamate2020"/>
+    <w:bookmarkEnd w:id="335"/>
+    <w:bookmarkStart w:id="337" w:name="ref-peekBrainGABAGlutamate2020"/>
     <w:p>
       <w:pPr>
         <w:pStyle w:val="Bibliography"/>
@@ -19614,7 +19260,7 @@
       <w:r>
         <w:t xml:space="preserve"> </w:t>
       </w:r>
-      <w:hyperlink r:id="rId347">
+      <w:hyperlink r:id="rId336">
         <w:r>
           <w:rPr>
             <w:rStyle w:val="InternetLink"/>
@@ -19745,8 +19391,8 @@
         <w:t xml:space="preserve">, 116532 (2020).</w:t>
       </w:r>
     </w:p>
-    <w:bookmarkEnd w:id="348"/>
-    <w:bookmarkStart w:id="350" w:name="ref-choiSpectralEditing1H2021"/>
+    <w:bookmarkEnd w:id="337"/>
+    <w:bookmarkStart w:id="339" w:name="ref-choiSpectralEditing1H2021"/>
     <w:p>
       <w:pPr>
         <w:pStyle w:val="Bibliography"/>
@@ -19776,7 +19422,7 @@
       <w:r>
         <w:t xml:space="preserve"> </w:t>
       </w:r>
-      <w:hyperlink r:id="rId349">
+      <w:hyperlink r:id="rId338">
         <w:r>
           <w:rPr>
             <w:rStyle w:val="InternetLink"/>
@@ -19853,8 +19499,8 @@
         <w:t xml:space="preserve">, e4411 (2021).</w:t>
       </w:r>
     </w:p>
-    <w:bookmarkEnd w:id="350"/>
-    <w:bookmarkStart w:id="352" w:name="ref-linMinimumReportingStandards2021"/>
+    <w:bookmarkEnd w:id="339"/>
+    <w:bookmarkStart w:id="341" w:name="ref-linMinimumReportingStandards2021"/>
     <w:p>
       <w:pPr>
         <w:pStyle w:val="Bibliography"/>
@@ -19884,7 +19530,7 @@
       <w:r>
         <w:t xml:space="preserve"> </w:t>
       </w:r>
-      <w:hyperlink r:id="rId351">
+      <w:hyperlink r:id="rId340">
         <w:r>
           <w:rPr>
             <w:rStyle w:val="InternetLink"/>
@@ -19997,8 +19643,8 @@
         <w:t xml:space="preserve">, e4484 (2021).</w:t>
       </w:r>
     </w:p>
-    <w:bookmarkEnd w:id="352"/>
-    <w:bookmarkStart w:id="354" w:name="ref-kunduMultiechoFMRIReview2017"/>
+    <w:bookmarkEnd w:id="341"/>
+    <w:bookmarkStart w:id="343" w:name="ref-kunduMultiechoFMRIReview2017"/>
     <w:p>
       <w:pPr>
         <w:pStyle w:val="Bibliography"/>
@@ -20028,7 +19674,7 @@
       <w:r>
         <w:t xml:space="preserve"> </w:t>
       </w:r>
-      <w:hyperlink r:id="rId353">
+      <w:hyperlink r:id="rId342">
         <w:r>
           <w:rPr>
             <w:rStyle w:val="InternetLink"/>
@@ -20153,8 +19799,8 @@
         <w:t xml:space="preserve">, 59–80 (2017).</w:t>
       </w:r>
     </w:p>
-    <w:bookmarkEnd w:id="354"/>
-    <w:bookmarkStart w:id="356" w:name="Xf89f147656cca7b375c337c7265920cd56ec00d"/>
+    <w:bookmarkEnd w:id="343"/>
+    <w:bookmarkStart w:id="345" w:name="Xf89f147656cca7b375c337c7265920cd56ec00d"/>
     <w:p>
       <w:pPr>
         <w:pStyle w:val="Bibliography"/>
@@ -20184,7 +19830,7 @@
       <w:r>
         <w:t xml:space="preserve"> </w:t>
       </w:r>
-      <w:hyperlink r:id="rId355">
+      <w:hyperlink r:id="rId344">
         <w:r>
           <w:rPr>
             <w:rStyle w:val="InternetLink"/>
@@ -20279,8 +19925,8 @@
         <w:t xml:space="preserve">, 1083–1091 (2016).</w:t>
       </w:r>
     </w:p>
-    <w:bookmarkEnd w:id="356"/>
-    <w:bookmarkStart w:id="358" w:name="ref-mullinsNovelTechniqueStudy2005"/>
+    <w:bookmarkEnd w:id="345"/>
+    <w:bookmarkStart w:id="347" w:name="ref-mullinsNovelTechniqueStudy2005"/>
     <w:p>
       <w:pPr>
         <w:pStyle w:val="Bibliography"/>
@@ -20300,7 +19946,7 @@
       <w:r>
         <w:t xml:space="preserve"> </w:t>
       </w:r>
-      <w:hyperlink r:id="rId357">
+      <w:hyperlink r:id="rId346">
         <w:r>
           <w:rPr>
             <w:rStyle w:val="InternetLink"/>
@@ -20335,8 +19981,8 @@
         <w:t xml:space="preserve">, 642–646 (2005).</w:t>
       </w:r>
     </w:p>
-    <w:bookmarkEnd w:id="358"/>
-    <w:bookmarkStart w:id="360" w:name="ref-gussewTimeresolvedFunctional1H2010"/>
+    <w:bookmarkEnd w:id="347"/>
+    <w:bookmarkStart w:id="349" w:name="ref-gussewTimeresolvedFunctional1H2010"/>
     <w:p>
       <w:pPr>
         <w:pStyle w:val="Bibliography"/>
@@ -20366,7 +20012,7 @@
       <w:r>
         <w:t xml:space="preserve"> </w:t>
       </w:r>
-      <w:hyperlink r:id="rId359">
+      <w:hyperlink r:id="rId348">
         <w:r>
           <w:rPr>
             <w:rStyle w:val="InternetLink"/>
@@ -20425,8 +20071,8 @@
         <w:t xml:space="preserve">, 1895–1902 (2010).</w:t>
       </w:r>
     </w:p>
-    <w:bookmarkEnd w:id="360"/>
-    <w:bookmarkStart w:id="362" w:name="X80e31e083a8695b6c4a3f9174931ee68430de4b"/>
+    <w:bookmarkEnd w:id="349"/>
+    <w:bookmarkStart w:id="351" w:name="X80e31e083a8695b6c4a3f9174931ee68430de4b"/>
     <w:p>
       <w:pPr>
         <w:pStyle w:val="Bibliography"/>
@@ -20456,7 +20102,7 @@
       <w:r>
         <w:t xml:space="preserve"> </w:t>
       </w:r>
-      <w:hyperlink r:id="rId361">
+      <w:hyperlink r:id="rId350">
         <w:r>
           <w:rPr>
             <w:rStyle w:val="InternetLink"/>
@@ -20515,8 +20161,8 @@
         <w:t xml:space="preserve">, 807–815 (2011).</w:t>
       </w:r>
     </w:p>
-    <w:bookmarkEnd w:id="362"/>
-    <w:bookmarkStart w:id="364" w:name="ref-mullinsTheoryFunctionalMagnetic2018"/>
+    <w:bookmarkEnd w:id="351"/>
+    <w:bookmarkStart w:id="353" w:name="ref-mullinsTheoryFunctionalMagnetic2018"/>
     <w:p>
       <w:pPr>
         <w:pStyle w:val="Bibliography"/>
@@ -20536,7 +20182,7 @@
       <w:r>
         <w:t xml:space="preserve"> </w:t>
       </w:r>
-      <w:hyperlink r:id="rId363">
+      <w:hyperlink r:id="rId352">
         <w:r>
           <w:rPr>
             <w:rStyle w:val="InternetLink"/>
@@ -20631,8 +20277,8 @@
         <w:t xml:space="preserve">, 91–103 (2018).</w:t>
       </w:r>
     </w:p>
-    <w:bookmarkEnd w:id="364"/>
-    <w:bookmarkStart w:id="366" w:name="ref-dwyerSimultaneousMeasurementBOLD2021"/>
+    <w:bookmarkEnd w:id="353"/>
+    <w:bookmarkStart w:id="355" w:name="ref-dwyerSimultaneousMeasurementBOLD2021"/>
     <w:p>
       <w:pPr>
         <w:pStyle w:val="Bibliography"/>
@@ -20662,7 +20308,7 @@
       <w:r>
         <w:t xml:space="preserve"> </w:t>
       </w:r>
-      <w:hyperlink r:id="rId365">
+      <w:hyperlink r:id="rId354">
         <w:r>
           <w:rPr>
             <w:rStyle w:val="InternetLink"/>
@@ -20853,8 +20499,8 @@
         <w:t xml:space="preserve">, 644079 (2021).</w:t>
       </w:r>
     </w:p>
-    <w:bookmarkEnd w:id="366"/>
-    <w:bookmarkStart w:id="368" w:name="ref-bellVivoGlxGlu2021"/>
+    <w:bookmarkEnd w:id="355"/>
+    <w:bookmarkStart w:id="357" w:name="ref-bellVivoGlxGlu2021"/>
     <w:p>
       <w:pPr>
         <w:pStyle w:val="Bibliography"/>
@@ -20884,7 +20530,7 @@
       <w:r>
         <w:t xml:space="preserve"> </w:t>
       </w:r>
-      <w:hyperlink r:id="rId367">
+      <w:hyperlink r:id="rId356">
         <w:r>
           <w:rPr>
             <w:rStyle w:val="InternetLink"/>
@@ -21003,8 +20649,8 @@
         <w:t xml:space="preserve">, e4245 (2021).</w:t>
       </w:r>
     </w:p>
-    <w:bookmarkEnd w:id="368"/>
-    <w:bookmarkStart w:id="370" w:name="ref-thomsonVivoGlxMeasurements2026"/>
+    <w:bookmarkEnd w:id="357"/>
+    <w:bookmarkStart w:id="359" w:name="ref-thomsonVivoGlxMeasurements2026"/>
     <w:p>
       <w:pPr>
         <w:pStyle w:val="Bibliography"/>
@@ -21034,7 +20680,7 @@
       <w:r>
         <w:t xml:space="preserve"> </w:t>
       </w:r>
-      <w:hyperlink r:id="rId369">
+      <w:hyperlink r:id="rId358">
         <w:r>
           <w:rPr>
             <w:rStyle w:val="InternetLink"/>
@@ -21189,8 +20835,8 @@
         <w:t xml:space="preserve">, e70171 (2026).</w:t>
       </w:r>
     </w:p>
-    <w:bookmarkEnd w:id="370"/>
-    <w:bookmarkStart w:id="372" w:name="ref-maddockEstimatingGlutamateGlx2018"/>
+    <w:bookmarkEnd w:id="359"/>
+    <w:bookmarkStart w:id="361" w:name="ref-maddockEstimatingGlutamateGlx2018"/>
     <w:p>
       <w:pPr>
         <w:pStyle w:val="Bibliography"/>
@@ -21210,7 +20856,7 @@
       <w:r>
         <w:t xml:space="preserve"> </w:t>
       </w:r>
-      <w:hyperlink r:id="rId371">
+      <w:hyperlink r:id="rId360">
         <w:r>
           <w:rPr>
             <w:rStyle w:val="InternetLink"/>
@@ -21335,8 +20981,8 @@
         <w:t xml:space="preserve">, 22–30 (2018).</w:t>
       </w:r>
     </w:p>
-    <w:bookmarkEnd w:id="372"/>
-    <w:bookmarkStart w:id="374" w:name="Xfbc86cb94387a9f8ee717baa5946394f14f40d9"/>
+    <w:bookmarkEnd w:id="361"/>
+    <w:bookmarkStart w:id="363" w:name="Xfbc86cb94387a9f8ee717baa5946394f14f40d9"/>
     <w:p>
       <w:pPr>
         <w:pStyle w:val="Bibliography"/>
@@ -21414,7 +21060,7 @@
       <w:r>
         <w:t xml:space="preserve">2025.06.07.657685 (2025) doi:</w:t>
       </w:r>
-      <w:hyperlink r:id="rId373">
+      <w:hyperlink r:id="rId362">
         <w:r>
           <w:rPr>
             <w:rStyle w:val="InternetLink"/>
@@ -21426,10 +21072,10 @@
         <w:t xml:space="preserve">.</w:t>
       </w:r>
     </w:p>
-    <w:bookmarkEnd w:id="374"/>
-    <w:bookmarkEnd w:id="375"/>
-    <w:bookmarkEnd w:id="376"/>
-    <w:bookmarkStart w:id="427" w:name="supplementary-material"/>
+    <w:bookmarkEnd w:id="363"/>
+    <w:bookmarkEnd w:id="364"/>
+    <w:bookmarkEnd w:id="365"/>
+    <w:bookmarkStart w:id="416" w:name="supplementary-material"/>
     <w:p>
       <w:pPr>
         <w:pStyle w:val="Heading1"/>
@@ -21438,7 +21084,7 @@
         <w:t xml:space="preserve">Supplementary Material</w:t>
       </w:r>
     </w:p>
-    <w:bookmarkStart w:id="379" w:name="mrs-quality"/>
+    <w:bookmarkStart w:id="368" w:name="mrs-quality"/>
     <w:p>
       <w:pPr>
         <w:pStyle w:val="Heading2"/>
@@ -21482,7 +21128,7 @@
       <w:tr>
         <w:tc>
           <w:tcPr/>
-          <w:bookmarkStart w:id="377" w:name="supptbl-quality"/>
+          <w:bookmarkStart w:id="366" w:name="supptbl-quality"/>
           <w:tbl>
             <w:tblPr>
               <w:tblStyle w:val="Table"/>
@@ -21506,7 +21152,6 @@
                 <w:p>
                   <w:pPr>
                     <w:pStyle w:val="Compact"/>
-                    <w:jc w:val="left"/>
                     <w:jc w:val="center"/>
                   </w:pPr>
                   <w:r>
@@ -21519,7 +21164,6 @@
                 <w:p>
                   <w:pPr>
                     <w:pStyle w:val="Compact"/>
-                    <w:jc w:val="left"/>
                     <w:jc w:val="center"/>
                   </w:pPr>
                   <w:r>
@@ -21532,7 +21176,6 @@
                 <w:p>
                   <w:pPr>
                     <w:pStyle w:val="Compact"/>
-                    <w:jc w:val="left"/>
                     <w:jc w:val="center"/>
                   </w:pPr>
                   <w:r>
@@ -21545,7 +21188,6 @@
                 <w:p>
                   <w:pPr>
                     <w:pStyle w:val="Compact"/>
-                    <w:jc w:val="left"/>
                     <w:jc w:val="center"/>
                   </w:pPr>
                   <w:r>
@@ -21558,7 +21200,6 @@
                 <w:p>
                   <w:pPr>
                     <w:pStyle w:val="Compact"/>
-                    <w:jc w:val="left"/>
                     <w:jc w:val="center"/>
                   </w:pPr>
                   <w:r>
@@ -21573,7 +21214,6 @@
                 <w:p>
                   <w:pPr>
                     <w:pStyle w:val="Compact"/>
-                    <w:jc w:val="left"/>
                     <w:jc w:val="center"/>
                   </w:pPr>
                   <w:r>
@@ -21586,7 +21226,6 @@
                 <w:p>
                   <w:pPr>
                     <w:pStyle w:val="Compact"/>
-                    <w:jc w:val="left"/>
                     <w:jc w:val="center"/>
                   </w:pPr>
                   <w:r>
@@ -21599,7 +21238,6 @@
                 <w:p>
                   <w:pPr>
                     <w:pStyle w:val="Compact"/>
-                    <w:jc w:val="left"/>
                     <w:jc w:val="center"/>
                   </w:pPr>
                   <w:r>
@@ -21612,7 +21250,6 @@
                 <w:p>
                   <w:pPr>
                     <w:pStyle w:val="Compact"/>
-                    <w:jc w:val="left"/>
                     <w:jc w:val="center"/>
                   </w:pPr>
                   <w:r>
@@ -21625,7 +21262,6 @@
                 <w:p>
                   <w:pPr>
                     <w:pStyle w:val="Compact"/>
-                    <w:jc w:val="left"/>
                     <w:jc w:val="center"/>
                   </w:pPr>
                   <w:r>
@@ -21640,7 +21276,6 @@
                 <w:p>
                   <w:pPr>
                     <w:pStyle w:val="Compact"/>
-                    <w:jc w:val="left"/>
                     <w:jc w:val="center"/>
                   </w:pPr>
                   <w:r>
@@ -21653,7 +21288,6 @@
                 <w:p>
                   <w:pPr>
                     <w:pStyle w:val="Compact"/>
-                    <w:jc w:val="left"/>
                     <w:jc w:val="center"/>
                   </w:pPr>
                   <w:r>
@@ -21666,7 +21300,6 @@
                 <w:p>
                   <w:pPr>
                     <w:pStyle w:val="Compact"/>
-                    <w:jc w:val="left"/>
                     <w:jc w:val="center"/>
                   </w:pPr>
                   <w:r>
@@ -21679,7 +21312,6 @@
                 <w:p>
                   <w:pPr>
                     <w:pStyle w:val="Compact"/>
-                    <w:jc w:val="left"/>
                     <w:jc w:val="center"/>
                   </w:pPr>
                   <w:r>
@@ -21692,7 +21324,6 @@
                 <w:p>
                   <w:pPr>
                     <w:pStyle w:val="Compact"/>
-                    <w:jc w:val="left"/>
                     <w:jc w:val="center"/>
                   </w:pPr>
                   <w:r>
@@ -21707,7 +21338,6 @@
                 <w:p>
                   <w:pPr>
                     <w:pStyle w:val="Compact"/>
-                    <w:jc w:val="left"/>
                     <w:jc w:val="center"/>
                   </w:pPr>
                   <w:r>
@@ -21720,7 +21350,6 @@
                 <w:p>
                   <w:pPr>
                     <w:pStyle w:val="Compact"/>
-                    <w:jc w:val="left"/>
                     <w:jc w:val="center"/>
                   </w:pPr>
                   <w:r>
@@ -21733,7 +21362,6 @@
                 <w:p>
                   <w:pPr>
                     <w:pStyle w:val="Compact"/>
-                    <w:jc w:val="left"/>
                     <w:jc w:val="center"/>
                   </w:pPr>
                   <w:r>
@@ -21746,7 +21374,6 @@
                 <w:p>
                   <w:pPr>
                     <w:pStyle w:val="Compact"/>
-                    <w:jc w:val="left"/>
                     <w:jc w:val="center"/>
                   </w:pPr>
                   <w:r>
@@ -21759,7 +21386,6 @@
                 <w:p>
                   <w:pPr>
                     <w:pStyle w:val="Compact"/>
-                    <w:jc w:val="left"/>
                     <w:jc w:val="center"/>
                   </w:pPr>
                   <w:r>
@@ -21774,7 +21400,7 @@
               <w:jc w:val="center"/>
             </w:pPr>
             <w:pPr>
-              <w:jc w:val="start"/>
+              <w:jc w:val="left"/>
               <w:spacing w:before="200"/>
               <w:pStyle w:val="ImageCaption"/>
             </w:pPr>
@@ -21805,7 +21431,7 @@
               <w:t xml:space="preserve">FWHM = full-width half-maximum; Cr = creatine; SNR = signal-to-noise ratio.</w:t>
             </w:r>
           </w:p>
-          <w:bookmarkEnd w:id="377"/>
+          <w:bookmarkEnd w:id="366"/>
         </w:tc>
       </w:tr>
     </w:tbl>
@@ -21844,7 +21470,7 @@
       <w:tr>
         <w:tc>
           <w:tcPr/>
-          <w:bookmarkStart w:id="378" w:name="supptbl-singlevoxel"/>
+          <w:bookmarkStart w:id="367" w:name="supptbl-singlevoxel"/>
           <w:tbl>
             <w:tblPr>
               <w:tblStyle w:val="Table"/>
@@ -21864,7 +21490,6 @@
                 <w:p>
                   <w:pPr>
                     <w:pStyle w:val="Compact"/>
-                    <w:jc w:val="left"/>
                     <w:jc w:val="center"/>
                   </w:pPr>
                   <w:r>
@@ -21877,7 +21502,6 @@
                 <w:p>
                   <w:pPr>
                     <w:pStyle w:val="Compact"/>
-                    <w:jc w:val="left"/>
                     <w:jc w:val="center"/>
                   </w:pPr>
                   <w:r>
@@ -21892,7 +21516,6 @@
                 <w:p>
                   <w:pPr>
                     <w:pStyle w:val="Compact"/>
-                    <w:jc w:val="left"/>
                     <w:jc w:val="center"/>
                   </w:pPr>
                   <w:r>
@@ -21905,7 +21528,6 @@
                 <w:p>
                   <w:pPr>
                     <w:pStyle w:val="Compact"/>
-                    <w:jc w:val="left"/>
                     <w:jc w:val="center"/>
                   </w:pPr>
                   <w:r>
@@ -21920,7 +21542,6 @@
                 <w:p>
                   <w:pPr>
                     <w:pStyle w:val="Compact"/>
-                    <w:jc w:val="left"/>
                     <w:jc w:val="center"/>
                   </w:pPr>
                   <w:r>
@@ -21933,7 +21554,6 @@
                 <w:p>
                   <w:pPr>
                     <w:pStyle w:val="Compact"/>
-                    <w:jc w:val="left"/>
                     <w:jc w:val="center"/>
                   </w:pPr>
                   <w:r>
@@ -21948,7 +21568,6 @@
                 <w:p>
                   <w:pPr>
                     <w:pStyle w:val="Compact"/>
-                    <w:jc w:val="left"/>
                     <w:jc w:val="center"/>
                   </w:pPr>
                   <w:r>
@@ -21961,7 +21580,6 @@
                 <w:p>
                   <w:pPr>
                     <w:pStyle w:val="Compact"/>
-                    <w:jc w:val="left"/>
                     <w:jc w:val="center"/>
                   </w:pPr>
                   <w:r>
@@ -21976,7 +21594,6 @@
                 <w:p>
                   <w:pPr>
                     <w:pStyle w:val="Compact"/>
-                    <w:jc w:val="left"/>
                     <w:jc w:val="center"/>
                   </w:pPr>
                   <w:r>
@@ -21989,7 +21606,6 @@
                 <w:p>
                   <w:pPr>
                     <w:pStyle w:val="Compact"/>
-                    <w:jc w:val="left"/>
                     <w:jc w:val="center"/>
                   </w:pPr>
                   <w:r>
@@ -22004,7 +21620,7 @@
               <w:jc w:val="center"/>
             </w:pPr>
             <w:pPr>
-              <w:jc w:val="start"/>
+              <w:jc w:val="left"/>
               <w:spacing w:before="200"/>
               <w:pStyle w:val="ImageCaption"/>
             </w:pPr>
@@ -22035,12 +21651,12 @@
               <w:t xml:space="preserve">GM = grey matter; WM = white matter; CSF = cerebrospinal fluid.</w:t>
             </w:r>
           </w:p>
-          <w:bookmarkEnd w:id="378"/>
+          <w:bookmarkEnd w:id="367"/>
         </w:tc>
       </w:tr>
     </w:tbl>
-    <w:bookmarkEnd w:id="379"/>
-    <w:bookmarkStart w:id="386" w:name="linear-mixed-effects-model-diagnostics"/>
+    <w:bookmarkEnd w:id="368"/>
+    <w:bookmarkStart w:id="375" w:name="linear-mixed-effects-model-diagnostics"/>
     <w:p>
       <w:pPr>
         <w:pStyle w:val="Heading2"/>
@@ -22084,7 +21700,7 @@
       <w:tr>
         <w:tc>
           <w:tcPr/>
-          <w:bookmarkStart w:id="383" w:name="suppfig-lmemdiag"/>
+          <w:bookmarkStart w:id="372" w:name="suppfig-lmemdiag"/>
           <w:p>
             <w:pPr>
               <w:jc w:val="center"/>
@@ -22094,18 +21710,18 @@
                 <wp:inline>
                   <wp:extent cx="4620126" cy="4620126"/>
                   <wp:effectExtent b="0" l="0" r="0" t="0"/>
-                  <wp:docPr descr="" title="" id="381" name="Picture"/>
+                  <wp:docPr descr="" title="" id="370" name="Picture"/>
                   <a:graphic>
                     <a:graphicData uri="http://schemas.openxmlformats.org/drawingml/2006/picture">
                       <pic:pic>
                         <pic:nvPicPr>
-                          <pic:cNvPr descr="index_files/figure-docx/unnamed-chunk-10-1.png" id="382" name="Picture"/>
+                          <pic:cNvPr descr="index_files/figure-docx/unnamed-chunk-10-1.png" id="371" name="Picture"/>
                           <pic:cNvPicPr>
                             <a:picLocks noChangeArrowheads="1" noChangeAspect="1"/>
                           </pic:cNvPicPr>
                         </pic:nvPicPr>
                         <pic:blipFill>
-                          <a:blip r:embed="rId380"/>
+                          <a:blip r:embed="rId369"/>
                           <a:stretch>
                             <a:fillRect/>
                           </a:stretch>
@@ -22137,7 +21753,7 @@
               <w:jc w:val="center"/>
             </w:pPr>
             <w:pPr>
-              <w:jc w:val="start"/>
+              <w:jc w:val="left"/>
               <w:spacing w:before="200"/>
               <w:pStyle w:val="ImageCaption"/>
             </w:pPr>
@@ -22168,7 +21784,7 @@
               <w:t xml:space="preserve">Model diagnostics for the linear mixed effects model predicting Hurst exponent from the EI ratio. A) Residuals vs. fitted values showing homoscedasticity. B) Histogram of residuals. C) Q-Q plot indicating normally distributed residuals.</w:t>
             </w:r>
           </w:p>
-          <w:bookmarkEnd w:id="383"/>
+          <w:bookmarkEnd w:id="372"/>
         </w:tc>
       </w:tr>
     </w:tbl>
@@ -22232,7 +21848,7 @@
       <w:tr>
         <w:tc>
           <w:tcPr/>
-          <w:bookmarkStart w:id="384" w:name="supptbl-spearmanresults"/>
+          <w:bookmarkStart w:id="373" w:name="supptbl-spearmanresults"/>
           <w:tbl>
             <w:tblPr>
               <w:tblStyle w:val="Table"/>
@@ -22376,7 +21992,7 @@
               <w:jc w:val="center"/>
             </w:pPr>
             <w:pPr>
-              <w:jc w:val="start"/>
+              <w:jc w:val="left"/>
               <w:spacing w:before="200"/>
               <w:pStyle w:val="ImageCaption"/>
             </w:pPr>
@@ -22397,7 +22013,7 @@
               <w:t xml:space="preserve">Spearman correlation between EI and Hurst by condition.</w:t>
             </w:r>
           </w:p>
-          <w:bookmarkEnd w:id="384"/>
+          <w:bookmarkEnd w:id="373"/>
         </w:tc>
       </w:tr>
     </w:tbl>
@@ -22452,7 +22068,7 @@
       <w:tr>
         <w:tc>
           <w:tcPr/>
-          <w:bookmarkStart w:id="385" w:name="supptbl-robusteffects"/>
+          <w:bookmarkStart w:id="374" w:name="supptbl-robusteffects"/>
           <w:tbl>
             <w:tblPr>
               <w:tblStyle w:val="Table"/>
@@ -22810,7 +22426,7 @@
               <w:jc w:val="center"/>
             </w:pPr>
             <w:pPr>
-              <w:jc w:val="start"/>
+              <w:jc w:val="left"/>
               <w:spacing w:before="200"/>
               <w:pStyle w:val="ImageCaption"/>
             </w:pPr>
@@ -22831,12 +22447,12 @@
               <w:t xml:space="preserve">EI fixed-effect estimates (Estimate ± 95% CI) for the full sample and each trimmed sample.</w:t>
             </w:r>
           </w:p>
-          <w:bookmarkEnd w:id="385"/>
+          <w:bookmarkEnd w:id="374"/>
         </w:tc>
       </w:tr>
     </w:tbl>
-    <w:bookmarkEnd w:id="386"/>
-    <w:bookmarkStart w:id="391" w:name="metabolites"/>
+    <w:bookmarkEnd w:id="375"/>
+    <w:bookmarkStart w:id="380" w:name="metabolites"/>
     <w:p>
       <w:pPr>
         <w:pStyle w:val="Heading2"/>
@@ -22845,7 +22461,7 @@
         <w:t xml:space="preserve">Metabolites</w:t>
       </w:r>
     </w:p>
-    <w:bookmarkStart w:id="388" w:name="slaser"/>
+    <w:bookmarkStart w:id="377" w:name="slaser"/>
     <w:p>
       <w:pPr>
         <w:pStyle w:val="Heading3"/>
@@ -22889,7 +22505,7 @@
       <w:tr>
         <w:tc>
           <w:tcPr/>
-          <w:bookmarkStart w:id="387" w:name="supptbl-metabolites"/>
+          <w:bookmarkStart w:id="376" w:name="supptbl-metabolites"/>
           <w:tbl>
             <w:tblPr>
               <w:tblStyle w:val="Table"/>
@@ -25051,7 +24667,7 @@
               <w:jc w:val="center"/>
             </w:pPr>
             <w:pPr>
-              <w:jc w:val="start"/>
+              <w:jc w:val="left"/>
               <w:spacing w:before="200"/>
               <w:pStyle w:val="ImageCaption"/>
             </w:pPr>
@@ -25082,12 +24698,12 @@
               <w:t xml:space="preserve">Concentration values are in millimoles; Cramer-Rao lower bounds are in percentages. Conc = concentration; CRLB = Cramer-Rao lower bounds.</w:t>
             </w:r>
           </w:p>
-          <w:bookmarkEnd w:id="387"/>
+          <w:bookmarkEnd w:id="376"/>
         </w:tc>
       </w:tr>
     </w:tbl>
-    <w:bookmarkEnd w:id="388"/>
-    <w:bookmarkStart w:id="390" w:name="mega-press"/>
+    <w:bookmarkEnd w:id="377"/>
+    <w:bookmarkStart w:id="379" w:name="mega-press"/>
     <w:p>
       <w:pPr>
         <w:pStyle w:val="Heading3"/>
@@ -25131,7 +24747,7 @@
       <w:tr>
         <w:tc>
           <w:tcPr/>
-          <w:bookmarkStart w:id="389" w:name="supptbl-megapressmetabs"/>
+          <w:bookmarkStart w:id="378" w:name="supptbl-megapressmetabs"/>
           <w:tbl>
             <w:tblPr>
               <w:tblStyle w:val="Table"/>
@@ -25886,7 +25502,7 @@
               <w:jc w:val="center"/>
             </w:pPr>
             <w:pPr>
-              <w:jc w:val="start"/>
+              <w:jc w:val="left"/>
               <w:spacing w:before="200"/>
               <w:pStyle w:val="ImageCaption"/>
             </w:pPr>
@@ -25917,13 +25533,13 @@
               <w:t xml:space="preserve">Concentration values are in millimoles; Cramer-Rao lower bounds are in percentages. Conc = concentration; CRLB = Cramer-Rao lower bounds.</w:t>
             </w:r>
           </w:p>
-          <w:bookmarkEnd w:id="389"/>
+          <w:bookmarkEnd w:id="378"/>
         </w:tc>
       </w:tr>
     </w:tbl>
-    <w:bookmarkEnd w:id="390"/>
-    <w:bookmarkEnd w:id="391"/>
-    <w:bookmarkStart w:id="407" w:name="data-quality-1"/>
+    <w:bookmarkEnd w:id="379"/>
+    <w:bookmarkEnd w:id="380"/>
+    <w:bookmarkStart w:id="396" w:name="data-quality-1"/>
     <w:p>
       <w:pPr>
         <w:pStyle w:val="Heading2"/>
@@ -25967,7 +25583,7 @@
       <w:tr>
         <w:tc>
           <w:tcPr/>
-          <w:bookmarkStart w:id="395" w:name="suppfig-dataquality"/>
+          <w:bookmarkStart w:id="384" w:name="suppfig-dataquality"/>
           <w:p>
             <w:pPr>
               <w:jc w:val="center"/>
@@ -25977,18 +25593,18 @@
                 <wp:inline>
                   <wp:extent cx="5544151" cy="7392202"/>
                   <wp:effectExtent b="0" l="0" r="0" t="0"/>
-                  <wp:docPr descr="" title="" id="393" name="Picture"/>
+                  <wp:docPr descr="" title="" id="382" name="Picture"/>
                   <a:graphic>
                     <a:graphicData uri="http://schemas.openxmlformats.org/drawingml/2006/picture">
                       <pic:pic>
                         <pic:nvPicPr>
-                          <pic:cNvPr descr="index_files/figure-docx/unnamed-chunk-15-1.png" id="394" name="Picture"/>
+                          <pic:cNvPr descr="index_files/figure-docx/unnamed-chunk-15-1.png" id="383" name="Picture"/>
                           <pic:cNvPicPr>
                             <a:picLocks noChangeArrowheads="1" noChangeAspect="1"/>
                           </pic:cNvPicPr>
                         </pic:nvPicPr>
                         <pic:blipFill>
-                          <a:blip r:embed="rId392"/>
+                          <a:blip r:embed="rId381"/>
                           <a:stretch>
                             <a:fillRect/>
                           </a:stretch>
@@ -26020,7 +25636,7 @@
               <w:jc w:val="center"/>
             </w:pPr>
             <w:pPr>
-              <w:jc w:val="start"/>
+              <w:jc w:val="left"/>
               <w:spacing w:before="200"/>
               <w:pStyle w:val="ImageCaption"/>
             </w:pPr>
@@ -26051,7 +25667,7 @@
               <w:t xml:space="preserve">A) Correlation plots of H vs. mean FD (mm) for rest (green) and movie (orange). B) and C) Correlation plots of Glx (B) and GABA+ (C) vs. water FWHM (Hz) for rest (green) and movie (orange). D) and E) Correlation plots of Glx (B) and GABA+ (C) vs. frequency shift (ppm) for rest (green) and movie (orange).</w:t>
             </w:r>
           </w:p>
-          <w:bookmarkEnd w:id="395"/>
+          <w:bookmarkEnd w:id="384"/>
         </w:tc>
       </w:tr>
     </w:tbl>
@@ -26090,7 +25706,7 @@
       <w:tr>
         <w:tc>
           <w:tcPr/>
-          <w:bookmarkStart w:id="396" w:name="supptbl-FWHMprepost"/>
+          <w:bookmarkStart w:id="385" w:name="supptbl-FWHMprepost"/>
           <w:tbl>
             <w:tblPr>
               <w:tblStyle w:val="Table"/>
@@ -26475,7 +26091,7 @@
               <w:jc w:val="center"/>
             </w:pPr>
             <w:pPr>
-              <w:jc w:val="start"/>
+              <w:jc w:val="left"/>
               <w:spacing w:before="200"/>
               <w:pStyle w:val="ImageCaption"/>
             </w:pPr>
@@ -26496,7 +26112,7 @@
               <w:t xml:space="preserve">Rest vs. movie FWHM comparison (paired t-tests) for each spectroscopy sequence. Seq = sequence; m. = mean; sd = standard deviation; t = t-value; p = p-value; CIlow = lower confidence interval; CIhigh = higher confidence interval.</w:t>
             </w:r>
           </w:p>
-          <w:bookmarkEnd w:id="396"/>
+          <w:bookmarkEnd w:id="385"/>
         </w:tc>
       </w:tr>
     </w:tbl>
@@ -26535,7 +26151,7 @@
       <w:tr>
         <w:tc>
           <w:tcPr/>
-          <w:bookmarkStart w:id="397" w:name="supptbl-CRSNR"/>
+          <w:bookmarkStart w:id="386" w:name="supptbl-CRSNR"/>
           <w:tbl>
             <w:tblPr>
               <w:tblStyle w:val="Table"/>
@@ -26920,7 +26536,7 @@
               <w:jc w:val="center"/>
             </w:pPr>
             <w:pPr>
-              <w:jc w:val="start"/>
+              <w:jc w:val="left"/>
               <w:spacing w:before="200"/>
               <w:pStyle w:val="ImageCaption"/>
             </w:pPr>
@@ -26941,7 +26557,7 @@
               <w:t xml:space="preserve">Rest vs. movie CR-SNR comparison (paired t-tests) for each spectroscopy sequence. Seq = sequence; m. = mean; sd = standard deviation; t = t-value; p = p-value; CIlow = lower confidence interval; CIhigh = higher confidence interval.</w:t>
             </w:r>
           </w:p>
-          <w:bookmarkEnd w:id="397"/>
+          <w:bookmarkEnd w:id="386"/>
         </w:tc>
       </w:tr>
     </w:tbl>
@@ -26980,7 +26596,7 @@
       <w:tr>
         <w:tc>
           <w:tcPr/>
-          <w:bookmarkStart w:id="398" w:name="supptbl-FWHMCRSNR"/>
+          <w:bookmarkStart w:id="387" w:name="supptbl-FWHMCRSNR"/>
           <w:tbl>
             <w:tblPr>
               <w:tblStyle w:val="Table"/>
@@ -30928,7 +30544,7 @@
               <w:jc w:val="center"/>
             </w:pPr>
             <w:pPr>
-              <w:jc w:val="start"/>
+              <w:jc w:val="left"/>
               <w:spacing w:before="200"/>
               <w:pStyle w:val="ImageCaption"/>
             </w:pPr>
@@ -30949,7 +30565,7 @@
               <w:t xml:space="preserve">Subject-level FWHM and CR-SNR values for each sequence (Rest, Movie, and Movie–Rest difference). Sub = Subject; Seq = Sequence; R = Rest; M = Movie; Diff = Difference.</w:t>
             </w:r>
           </w:p>
-          <w:bookmarkEnd w:id="398"/>
+          <w:bookmarkEnd w:id="387"/>
         </w:tc>
       </w:tr>
     </w:tbl>
@@ -30988,7 +30604,7 @@
       <w:tr>
         <w:tc>
           <w:tcPr/>
-          <w:bookmarkStart w:id="402" w:name="suppfig-fwhmdriftplot"/>
+          <w:bookmarkStart w:id="391" w:name="suppfig-fwhmdriftplot"/>
           <w:p>
             <w:pPr>
               <w:jc w:val="center"/>
@@ -30998,18 +30614,18 @@
                 <wp:inline>
                   <wp:extent cx="4620126" cy="4620126"/>
                   <wp:effectExtent b="0" l="0" r="0" t="0"/>
-                  <wp:docPr descr="" title="" id="400" name="Picture"/>
+                  <wp:docPr descr="" title="" id="389" name="Picture"/>
                   <a:graphic>
                     <a:graphicData uri="http://schemas.openxmlformats.org/drawingml/2006/picture">
                       <pic:pic>
                         <pic:nvPicPr>
-                          <pic:cNvPr descr="index_files/figure-docx/unnamed-chunk-19-1.png" id="401" name="Picture"/>
+                          <pic:cNvPr descr="index_files/figure-docx/unnamed-chunk-19-1.png" id="390" name="Picture"/>
                           <pic:cNvPicPr>
                             <a:picLocks noChangeArrowheads="1" noChangeAspect="1"/>
                           </pic:cNvPicPr>
                         </pic:nvPicPr>
                         <pic:blipFill>
-                          <a:blip r:embed="rId399"/>
+                          <a:blip r:embed="rId388"/>
                           <a:stretch>
                             <a:fillRect/>
                           </a:stretch>
@@ -31041,7 +30657,7 @@
               <w:jc w:val="center"/>
             </w:pPr>
             <w:pPr>
-              <w:jc w:val="start"/>
+              <w:jc w:val="left"/>
               <w:spacing w:before="200"/>
               <w:pStyle w:val="ImageCaption"/>
             </w:pPr>
@@ -31062,7 +30678,7 @@
               <w:t xml:space="preserve">Plots of individual water full-width half-maximum changes between rest and movie-watching conditions for both MEGA-PRESS and sLASER</w:t>
             </w:r>
           </w:p>
-          <w:bookmarkEnd w:id="402"/>
+          <w:bookmarkEnd w:id="391"/>
         </w:tc>
       </w:tr>
     </w:tbl>
@@ -31101,7 +30717,7 @@
       <w:tr>
         <w:tc>
           <w:tcPr/>
-          <w:bookmarkStart w:id="406" w:name="suppfig-frequencyshift"/>
+          <w:bookmarkStart w:id="395" w:name="suppfig-frequencyshift"/>
           <w:p>
             <w:pPr>
               <w:jc w:val="center"/>
@@ -31111,18 +30727,18 @@
                 <wp:inline>
                   <wp:extent cx="4620126" cy="6468176"/>
                   <wp:effectExtent b="0" l="0" r="0" t="0"/>
-                  <wp:docPr descr="" title="" id="404" name="Picture"/>
+                  <wp:docPr descr="" title="" id="393" name="Picture"/>
                   <a:graphic>
                     <a:graphicData uri="http://schemas.openxmlformats.org/drawingml/2006/picture">
                       <pic:pic>
                         <pic:nvPicPr>
-                          <pic:cNvPr descr="index_files/figure-docx/unnamed-chunk-20-1.png" id="405" name="Picture"/>
+                          <pic:cNvPr descr="index_files/figure-docx/unnamed-chunk-20-1.png" id="394" name="Picture"/>
                           <pic:cNvPicPr>
                             <a:picLocks noChangeArrowheads="1" noChangeAspect="1"/>
                           </pic:cNvPicPr>
                         </pic:nvPicPr>
                         <pic:blipFill>
-                          <a:blip r:embed="rId403"/>
+                          <a:blip r:embed="rId392"/>
                           <a:stretch>
                             <a:fillRect/>
                           </a:stretch>
@@ -31154,7 +30770,7 @@
               <w:jc w:val="center"/>
             </w:pPr>
             <w:pPr>
-              <w:jc w:val="start"/>
+              <w:jc w:val="left"/>
               <w:spacing w:before="200"/>
               <w:pStyle w:val="ImageCaption"/>
             </w:pPr>
@@ -31185,12 +30801,12 @@
               <w:t xml:space="preserve">Overlay of all participants’ frequency drift (ppm) plots during rest (blue) and movie (red) for A) semi-LASER and B) MEGA-PRESS. Note, the GE semi-LASER sequence averaged all transients (128) into groups of 4, each with 32 transients, before being saved as raw P-file.</w:t>
             </w:r>
           </w:p>
-          <w:bookmarkEnd w:id="406"/>
+          <w:bookmarkEnd w:id="395"/>
         </w:tc>
       </w:tr>
     </w:tbl>
-    <w:bookmarkEnd w:id="407"/>
-    <w:bookmarkStart w:id="426" w:name="gannet-results"/>
+    <w:bookmarkEnd w:id="396"/>
+    <w:bookmarkStart w:id="415" w:name="gannet-results"/>
     <w:p>
       <w:pPr>
         <w:pStyle w:val="Heading2"/>
@@ -31234,7 +30850,7 @@
       <w:tr>
         <w:tc>
           <w:tcPr/>
-          <w:bookmarkStart w:id="411" w:name="suppfig-gannet"/>
+          <w:bookmarkStart w:id="400" w:name="suppfig-gannet"/>
           <w:p>
             <w:pPr>
               <w:pStyle w:val="Compact"/>
@@ -31245,18 +30861,18 @@
                 <wp:inline>
                   <wp:extent cx="5943600" cy="4592781"/>
                   <wp:effectExtent b="0" l="0" r="0" t="0"/>
-                  <wp:docPr descr="" title="" id="409" name="Picture"/>
+                  <wp:docPr descr="" title="" id="398" name="Picture"/>
                   <a:graphic>
                     <a:graphicData uri="http://schemas.openxmlformats.org/drawingml/2006/picture">
                       <pic:pic>
                         <pic:nvPicPr>
-                          <pic:cNvPr descr="./Data/megapress/sub-Pilot01/rest_gannet/GannetFit_output/P38912_vox1_fit.png" id="410" name="Picture"/>
+                          <pic:cNvPr descr="./Data/megapress/sub-Pilot01/rest_gannet/GannetFit_output/P38912_vox1_fit.png" id="399" name="Picture"/>
                           <pic:cNvPicPr>
                             <a:picLocks noChangeArrowheads="1" noChangeAspect="1"/>
                           </pic:cNvPicPr>
                         </pic:nvPicPr>
                         <pic:blipFill>
-                          <a:blip r:embed="rId408"/>
+                          <a:blip r:embed="rId397"/>
                           <a:stretch>
                             <a:fillRect/>
                           </a:stretch>
@@ -31288,7 +30904,7 @@
               <w:jc w:val="center"/>
             </w:pPr>
             <w:pPr>
-              <w:jc w:val="start"/>
+              <w:jc w:val="left"/>
               <w:spacing w:before="200"/>
               <w:pStyle w:val="ImageCaption"/>
             </w:pPr>
@@ -31319,7 +30935,7 @@
               <w:t xml:space="preserve">Sample Gannet fit result from a subject a rest. Glx (3.75ppm) and GABA (3) data (blue) and model fit (red) are shown top left. Water and creatine reference signals are shown bottom left. Table on right shows GABA+ and Glx values before tissue-correction.</w:t>
             </w:r>
           </w:p>
-          <w:bookmarkEnd w:id="411"/>
+          <w:bookmarkEnd w:id="400"/>
         </w:tc>
       </w:tr>
     </w:tbl>
@@ -31491,7 +31107,7 @@
       <w:tr>
         <w:tc>
           <w:tcPr/>
-          <w:bookmarkStart w:id="412" w:name="supptbl-gannetresults"/>
+          <w:bookmarkStart w:id="401" w:name="supptbl-gannetresults"/>
           <w:tbl>
             <w:tblPr>
               <w:tblStyle w:val="Table"/>
@@ -31521,7 +31137,6 @@
                 <w:p>
                   <w:pPr>
                     <w:pStyle w:val="Compact"/>
-                    <w:jc w:val="left"/>
                     <w:jc w:val="center"/>
                   </w:pPr>
                   <w:r>
@@ -31534,7 +31149,6 @@
                 <w:p>
                   <w:pPr>
                     <w:pStyle w:val="Compact"/>
-                    <w:jc w:val="left"/>
                     <w:jc w:val="center"/>
                   </w:pPr>
                   <w:r>
@@ -31547,7 +31161,6 @@
                 <w:p>
                   <w:pPr>
                     <w:pStyle w:val="Compact"/>
-                    <w:jc w:val="left"/>
                     <w:jc w:val="center"/>
                   </w:pPr>
                   <w:r>
@@ -31562,7 +31175,6 @@
                 <w:p>
                   <w:pPr>
                     <w:pStyle w:val="Compact"/>
-                    <w:jc w:val="left"/>
                     <w:jc w:val="center"/>
                   </w:pPr>
                   <w:r>
@@ -31579,7 +31191,6 @@
                 <w:p>
                   <w:pPr>
                     <w:pStyle w:val="Compact"/>
-                    <w:jc w:val="left"/>
                     <w:jc w:val="center"/>
                   </w:pPr>
                   <w:r>
@@ -31592,7 +31203,6 @@
                 <w:p>
                   <w:pPr>
                     <w:pStyle w:val="Compact"/>
-                    <w:jc w:val="left"/>
                     <w:jc w:val="center"/>
                   </w:pPr>
                   <w:r>
@@ -31605,7 +31215,6 @@
                 <w:p>
                   <w:pPr>
                     <w:pStyle w:val="Compact"/>
-                    <w:jc w:val="left"/>
                     <w:jc w:val="center"/>
                   </w:pPr>
                   <w:r>
@@ -31620,7 +31229,6 @@
                 <w:p>
                   <w:pPr>
                     <w:pStyle w:val="Compact"/>
-                    <w:jc w:val="left"/>
                     <w:jc w:val="center"/>
                   </w:pPr>
                   <w:r>
@@ -31637,7 +31245,6 @@
                 <w:p>
                   <w:pPr>
                     <w:pStyle w:val="Compact"/>
-                    <w:jc w:val="left"/>
                     <w:jc w:val="center"/>
                   </w:pPr>
                   <w:r>
@@ -31650,7 +31257,6 @@
                 <w:p>
                   <w:pPr>
                     <w:pStyle w:val="Compact"/>
-                    <w:jc w:val="left"/>
                     <w:jc w:val="center"/>
                   </w:pPr>
                   <w:r>
@@ -31663,7 +31269,6 @@
                 <w:p>
                   <w:pPr>
                     <w:pStyle w:val="Compact"/>
-                    <w:jc w:val="left"/>
                     <w:jc w:val="center"/>
                   </w:pPr>
                   <w:r>
@@ -31678,7 +31283,6 @@
                 <w:p>
                   <w:pPr>
                     <w:pStyle w:val="Compact"/>
-                    <w:jc w:val="left"/>
                     <w:jc w:val="center"/>
                   </w:pPr>
                   <w:r>
@@ -31695,7 +31299,6 @@
                 <w:p>
                   <w:pPr>
                     <w:pStyle w:val="Compact"/>
-                    <w:jc w:val="left"/>
                     <w:jc w:val="center"/>
                   </w:pPr>
                   <w:r>
@@ -31708,7 +31311,6 @@
                 <w:p>
                   <w:pPr>
                     <w:pStyle w:val="Compact"/>
-                    <w:jc w:val="left"/>
                     <w:jc w:val="center"/>
                   </w:pPr>
                   <w:r>
@@ -31721,7 +31323,6 @@
                 <w:p>
                   <w:pPr>
                     <w:pStyle w:val="Compact"/>
-                    <w:jc w:val="left"/>
                     <w:jc w:val="center"/>
                   </w:pPr>
                   <w:r>
@@ -31736,7 +31337,7 @@
               <w:jc w:val="center"/>
             </w:pPr>
             <w:pPr>
-              <w:jc w:val="start"/>
+              <w:jc w:val="left"/>
               <w:spacing w:before="200"/>
               <w:pStyle w:val="ImageCaption"/>
             </w:pPr>
@@ -31761,7 +31362,7 @@
               <w:t xml:space="preserve">Summary of main metabolite results using Gannet</w:t>
             </w:r>
           </w:p>
-          <w:bookmarkEnd w:id="412"/>
+          <w:bookmarkEnd w:id="401"/>
         </w:tc>
       </w:tr>
     </w:tbl>
@@ -31786,7 +31387,7 @@
       <w:tr>
         <w:tc>
           <w:tcPr/>
-          <w:bookmarkStart w:id="416" w:name="suppfig-gannetresults"/>
+          <w:bookmarkStart w:id="405" w:name="suppfig-gannetresults"/>
           <w:p>
             <w:pPr>
               <w:jc w:val="center"/>
@@ -31796,18 +31397,18 @@
                 <wp:inline>
                   <wp:extent cx="5943600" cy="4754880"/>
                   <wp:effectExtent b="0" l="0" r="0" t="0"/>
-                  <wp:docPr descr="" title="" id="414" name="Picture"/>
+                  <wp:docPr descr="" title="" id="403" name="Picture"/>
                   <a:graphic>
                     <a:graphicData uri="http://schemas.openxmlformats.org/drawingml/2006/picture">
                       <pic:pic>
                         <pic:nvPicPr>
-                          <pic:cNvPr descr="index_files/figure-docx/unnamed-chunk-21-1.png" id="415" name="Picture"/>
+                          <pic:cNvPr descr="index_files/figure-docx/unnamed-chunk-21-1.png" id="404" name="Picture"/>
                           <pic:cNvPicPr>
                             <a:picLocks noChangeArrowheads="1" noChangeAspect="1"/>
                           </pic:cNvPicPr>
                         </pic:nvPicPr>
                         <pic:blipFill>
-                          <a:blip r:embed="rId413"/>
+                          <a:blip r:embed="rId402"/>
                           <a:stretch>
                             <a:fillRect/>
                           </a:stretch>
@@ -31839,7 +31440,7 @@
               <w:jc w:val="center"/>
             </w:pPr>
             <w:pPr>
-              <w:jc w:val="start"/>
+              <w:jc w:val="left"/>
               <w:spacing w:before="200"/>
               <w:pStyle w:val="ImageCaption"/>
             </w:pPr>
@@ -31870,7 +31471,7 @@
               <w:t xml:space="preserve">A) Glx (mM); B) GABA+ (mM); and C) E:I. Paired dots represent the same participant across conditions. Mean difference with 95% confidence intervals, and as Cohen’s D are reported at the top of each plot.”</w:t>
             </w:r>
           </w:p>
-          <w:bookmarkEnd w:id="416"/>
+          <w:bookmarkEnd w:id="405"/>
         </w:tc>
       </w:tr>
     </w:tbl>
@@ -31906,7 +31507,7 @@
       <w:tr>
         <w:tc>
           <w:tcPr/>
-          <w:bookmarkStart w:id="420" w:name="suppfig-gannetcorrelations"/>
+          <w:bookmarkStart w:id="409" w:name="suppfig-gannetcorrelations"/>
           <w:p>
             <w:pPr>
               <w:jc w:val="center"/>
@@ -31916,18 +31517,18 @@
                 <wp:inline>
                   <wp:extent cx="5943600" cy="5094514"/>
                   <wp:effectExtent b="0" l="0" r="0" t="0"/>
-                  <wp:docPr descr="" title="" id="418" name="Picture"/>
+                  <wp:docPr descr="" title="" id="407" name="Picture"/>
                   <a:graphic>
                     <a:graphicData uri="http://schemas.openxmlformats.org/drawingml/2006/picture">
                       <pic:pic>
                         <pic:nvPicPr>
-                          <pic:cNvPr descr="index_files/figure-docx/unnamed-chunk-22-1.png" id="419" name="Picture"/>
+                          <pic:cNvPr descr="index_files/figure-docx/unnamed-chunk-22-1.png" id="408" name="Picture"/>
                           <pic:cNvPicPr>
                             <a:picLocks noChangeArrowheads="1" noChangeAspect="1"/>
                           </pic:cNvPicPr>
                         </pic:nvPicPr>
                         <pic:blipFill>
-                          <a:blip r:embed="rId417"/>
+                          <a:blip r:embed="rId406"/>
                           <a:stretch>
                             <a:fillRect/>
                           </a:stretch>
@@ -31959,7 +31560,7 @@
               <w:jc w:val="center"/>
             </w:pPr>
             <w:pPr>
-              <w:jc w:val="start"/>
+              <w:jc w:val="left"/>
               <w:spacing w:before="200"/>
               <w:pStyle w:val="ImageCaption"/>
             </w:pPr>
@@ -31990,7 +31591,7 @@
               <w:t xml:space="preserve">A) Glx (mM); B) GABA+ (mM); and C) E:I. Rest is in green, while movie is in orange. P-values are reported at the top of each plot.</w:t>
             </w:r>
           </w:p>
-          <w:bookmarkEnd w:id="420"/>
+          <w:bookmarkEnd w:id="409"/>
         </w:tc>
       </w:tr>
     </w:tbl>
@@ -32087,13 +31688,7 @@
         <w:t xml:space="preserve"> </w:t>
       </w:r>
       <w:r>
-        <w:t xml:space="preserve">“</w:t>
-      </w:r>
-      <w:r>
-        <w:t xml:space="preserve">OFF</w:t>
-      </w:r>
-      <w:r>
-        <w:t xml:space="preserve">”</w:t>
+        <w:t xml:space="preserve">“OFF”</w:t>
       </w:r>
       <w:r>
         <w:t xml:space="preserve"> </w:t>
@@ -32105,13 +31700,7 @@
         <w:t xml:space="preserve"> </w:t>
       </w:r>
       <w:r>
-        <w:t xml:space="preserve">‘</w:t>
-      </w:r>
-      <w:r>
-        <w:t xml:space="preserve">gold standard</w:t>
-      </w:r>
-      <w:r>
-        <w:t xml:space="preserve">’</w:t>
+        <w:t xml:space="preserve">‘gold standard’</w:t>
       </w:r>
       <w:r>
         <w:t xml:space="preserve"> </w:t>
@@ -32160,7 +31749,7 @@
       <w:tr>
         <w:tc>
           <w:tcPr/>
-          <w:bookmarkStart w:id="421" w:name="supptbl-glxagreement"/>
+          <w:bookmarkStart w:id="410" w:name="supptbl-glxagreement"/>
           <w:tbl>
             <w:tblPr>
               <w:tblStyle w:val="Table"/>
@@ -32625,7 +32214,7 @@
               <w:jc w:val="center"/>
             </w:pPr>
             <w:pPr>
-              <w:jc w:val="start"/>
+              <w:jc w:val="left"/>
               <w:spacing w:before="200"/>
               <w:pStyle w:val="ImageCaption"/>
             </w:pPr>
@@ -32646,7 +32235,7 @@
               <w:t xml:space="preserve">Agreement between sLASER- and MEGA-PRESS-derived Glx within each condition. Cond = condition; n = number of subjects; m. = mean; m.a. = mean absolute; r = Pearson correlation; p = p-value; CIlow = lower confidence interval; CIhigh = higher confidence interval.</w:t>
             </w:r>
           </w:p>
-          <w:bookmarkEnd w:id="421"/>
+          <w:bookmarkEnd w:id="410"/>
         </w:tc>
       </w:tr>
     </w:tbl>
@@ -32671,7 +32260,7 @@
       <w:tr>
         <w:tc>
           <w:tcPr/>
-          <w:bookmarkStart w:id="425" w:name="suppfig-glxagreementplot"/>
+          <w:bookmarkStart w:id="414" w:name="suppfig-glxagreementplot"/>
           <w:p>
             <w:pPr>
               <w:jc w:val="center"/>
@@ -32681,18 +32270,18 @@
                 <wp:inline>
                   <wp:extent cx="4620126" cy="3696101"/>
                   <wp:effectExtent b="0" l="0" r="0" t="0"/>
-                  <wp:docPr descr="" title="" id="423" name="Picture"/>
+                  <wp:docPr descr="" title="" id="412" name="Picture"/>
                   <a:graphic>
                     <a:graphicData uri="http://schemas.openxmlformats.org/drawingml/2006/picture">
                       <pic:pic>
                         <pic:nvPicPr>
-                          <pic:cNvPr descr="index_files/figure-docx/unnamed-chunk-24-1.png" id="424" name="Picture"/>
+                          <pic:cNvPr descr="index_files/figure-docx/unnamed-chunk-24-1.png" id="413" name="Picture"/>
                           <pic:cNvPicPr>
                             <a:picLocks noChangeArrowheads="1" noChangeAspect="1"/>
                           </pic:cNvPicPr>
                         </pic:nvPicPr>
                         <pic:blipFill>
-                          <a:blip r:embed="rId422"/>
+                          <a:blip r:embed="rId411"/>
                           <a:stretch>
                             <a:fillRect/>
                           </a:stretch>
@@ -32724,7 +32313,7 @@
               <w:jc w:val="center"/>
             </w:pPr>
             <w:pPr>
-              <w:jc w:val="start"/>
+              <w:jc w:val="left"/>
               <w:spacing w:before="200"/>
               <w:pStyle w:val="ImageCaption"/>
             </w:pPr>
@@ -32745,12 +32334,12 @@
               <w:t xml:space="preserve">Glx from MEGA-PRESS plotted against Glx from sLASER, during both rest (green) and movie-watching (orange). Dashed line represents perfect agreement.</w:t>
             </w:r>
           </w:p>
-          <w:bookmarkEnd w:id="425"/>
+          <w:bookmarkEnd w:id="414"/>
         </w:tc>
       </w:tr>
     </w:tbl>
-    <w:bookmarkEnd w:id="426"/>
-    <w:bookmarkEnd w:id="427"/>
+    <w:bookmarkEnd w:id="415"/>
+    <w:bookmarkEnd w:id="416"/>
     <w:sectPr>
       <w:footnotePr>
         <w:numFmt w:val="decimal"/>

--- a/index.docx
+++ b/index.docx
@@ -7,7 +7,91 @@
         <w:pStyle w:val="Title"/>
       </w:pPr>
       <w:r>
-        <w:t xml:space="preserve">Does the Brain’s E:I Balance Really Shape Long-Range Temporal Correlations? Lessons Learned from 3T MRI</w:t>
+        <w:t xml:space="preserve">Does</w:t>
+      </w:r>
+      <w:r>
+        <w:t xml:space="preserve"> </w:t>
+      </w:r>
+      <w:r>
+        <w:t xml:space="preserve">the</w:t>
+      </w:r>
+      <w:r>
+        <w:t xml:space="preserve"> </w:t>
+      </w:r>
+      <w:r>
+        <w:t xml:space="preserve">Brain’s</w:t>
+      </w:r>
+      <w:r>
+        <w:t xml:space="preserve"> </w:t>
+      </w:r>
+      <w:r>
+        <w:t xml:space="preserve">E:I</w:t>
+      </w:r>
+      <w:r>
+        <w:t xml:space="preserve"> </w:t>
+      </w:r>
+      <w:r>
+        <w:t xml:space="preserve">Balance</w:t>
+      </w:r>
+      <w:r>
+        <w:t xml:space="preserve"> </w:t>
+      </w:r>
+      <w:r>
+        <w:t xml:space="preserve">Really</w:t>
+      </w:r>
+      <w:r>
+        <w:t xml:space="preserve"> </w:t>
+      </w:r>
+      <w:r>
+        <w:t xml:space="preserve">Shape</w:t>
+      </w:r>
+      <w:r>
+        <w:t xml:space="preserve"> </w:t>
+      </w:r>
+      <w:r>
+        <w:t xml:space="preserve">Long-Range</w:t>
+      </w:r>
+      <w:r>
+        <w:t xml:space="preserve"> </w:t>
+      </w:r>
+      <w:r>
+        <w:t xml:space="preserve">Temporal</w:t>
+      </w:r>
+      <w:r>
+        <w:t xml:space="preserve"> </w:t>
+      </w:r>
+      <w:r>
+        <w:t xml:space="preserve">Correlations?</w:t>
+      </w:r>
+      <w:r>
+        <w:t xml:space="preserve"> </w:t>
+      </w:r>
+      <w:r>
+        <w:t xml:space="preserve">Lessons</w:t>
+      </w:r>
+      <w:r>
+        <w:t xml:space="preserve"> </w:t>
+      </w:r>
+      <w:r>
+        <w:t xml:space="preserve">Learned</w:t>
+      </w:r>
+      <w:r>
+        <w:t xml:space="preserve"> </w:t>
+      </w:r>
+      <w:r>
+        <w:t xml:space="preserve">from</w:t>
+      </w:r>
+      <w:r>
+        <w:t xml:space="preserve"> </w:t>
+      </w:r>
+      <w:r>
+        <w:t xml:space="preserve">3T</w:t>
+      </w:r>
+      <w:r>
+        <w:t xml:space="preserve"> </w:t>
+      </w:r>
+      <w:r>
+        <w:t xml:space="preserve">MRI</w:t>
       </w:r>
     </w:p>
     <w:p>
@@ -15,7 +99,13 @@
         <w:pStyle w:val="Author"/>
       </w:pPr>
       <w:r>
-        <w:t xml:space="preserve">Lydia Sochan</w:t>
+        <w:t xml:space="preserve">Lydia</w:t>
+      </w:r>
+      <w:r>
+        <w:t xml:space="preserve"> </w:t>
+      </w:r>
+      <w:r>
+        <w:t xml:space="preserve">Sochan</w:t>
       </w:r>
       <w:r>
         <w:rPr>
@@ -24,7 +114,19 @@
         <w:t xml:space="preserve">1</w:t>
       </w:r>
       <w:r>
-        <w:t xml:space="preserve">, Jessica Archibald</w:t>
+        <w:t xml:space="preserve">,</w:t>
+      </w:r>
+      <w:r>
+        <w:t xml:space="preserve"> </w:t>
+      </w:r>
+      <w:r>
+        <w:t xml:space="preserve">Jessica</w:t>
+      </w:r>
+      <w:r>
+        <w:t xml:space="preserve"> </w:t>
+      </w:r>
+      <w:r>
+        <w:t xml:space="preserve">Archibald</w:t>
       </w:r>
       <w:r>
         <w:rPr>
@@ -33,13 +135,73 @@
         <w:t xml:space="preserve">4</w:t>
       </w:r>
       <w:r>
-        <w:t xml:space="preserve">, and Alexander Mark Weber</w:t>
+        <w:t xml:space="preserve">,</w:t>
+      </w:r>
+      <w:r>
+        <w:t xml:space="preserve"> </w:t>
+      </w:r>
+      <w:r>
+        <w:t xml:space="preserve">and</w:t>
+      </w:r>
+      <w:r>
+        <w:t xml:space="preserve"> </w:t>
+      </w:r>
+      <w:r>
+        <w:t xml:space="preserve">Alexander</w:t>
+      </w:r>
+      <w:r>
+        <w:t xml:space="preserve"> </w:t>
+      </w:r>
+      <w:r>
+        <w:t xml:space="preserve">Mark</w:t>
+      </w:r>
+      <w:r>
+        <w:t xml:space="preserve"> </w:t>
+      </w:r>
+      <w:r>
+        <w:t xml:space="preserve">Weber</w:t>
       </w:r>
       <w:r>
         <w:rPr>
           <w:vertAlign w:val="superscript"/>
         </w:rPr>
-        <w:t xml:space="preserve">1,2,3,✉</w:t>
+        <w:t xml:space="preserve">1</w:t>
+      </w:r>
+      <w:r>
+        <w:rPr>
+          <w:vertAlign w:val="superscript"/>
+        </w:rPr>
+        <w:t xml:space="preserve">,</w:t>
+      </w:r>
+      <w:r>
+        <w:rPr>
+          <w:vertAlign w:val="superscript"/>
+        </w:rPr>
+        <w:t xml:space="preserve">2</w:t>
+      </w:r>
+      <w:r>
+        <w:rPr>
+          <w:vertAlign w:val="superscript"/>
+        </w:rPr>
+        <w:t xml:space="preserve">,</w:t>
+      </w:r>
+      <w:r>
+        <w:rPr>
+          <w:vertAlign w:val="superscript"/>
+        </w:rPr>
+        <w:t xml:space="preserve">3</w:t>
+      </w:r>
+      <w:r>
+        <w:rPr>
+          <w:vertAlign w:val="superscript"/>
+        </w:rPr>
+        <w:t xml:space="preserve">,</w:t>
+      </w:r>
+      <w:r>
+        <w:rPr>
+          <w:vertAlign w:val="superscript"/>
+        </w:rPr>
+        <w:t xml:space="preserve">✉</w:t>
       </w:r>
     </w:p>
     <w:p>
@@ -47,7 +209,7 @@
         <w:pStyle w:val="Date"/>
       </w:pPr>
       <w:r>
-        <w:t xml:space="preserve">2026-04-22</w:t>
+        <w:t xml:space="preserve">2026-04-10</w:t>
       </w:r>
     </w:p>
     <w:p>
@@ -131,7 +293,7 @@
       <w:r>
         <w:t xml:space="preserve"> </w:t>
       </w:r>
-      <w:hyperlink r:id="rId9">
+      <w:hyperlink r:id="rId20">
         <w:r>
           <w:rPr>
             <w:rStyle w:val="InternetLink"/>
@@ -140,7 +302,7 @@
         </w:r>
       </w:hyperlink>
     </w:p>
-    <w:bookmarkStart w:id="10" w:name="abstract"/>
+    <w:bookmarkStart w:id="21" w:name="abstract"/>
     <w:p>
       <w:pPr>
         <w:pStyle w:val="Heading2"/>
@@ -173,8 +335,8 @@
         <w:t xml:space="preserve">in humans. We conclude that, at 3T and with our particular methodologies, no association was found. We end with lessons learned and suggestions for future research.</w:t>
       </w:r>
     </w:p>
-    <w:bookmarkEnd w:id="10"/>
-    <w:bookmarkStart w:id="11" w:name="introduction"/>
+    <w:bookmarkEnd w:id="21"/>
+    <w:bookmarkStart w:id="22" w:name="introduction"/>
     <w:p>
       <w:pPr>
         <w:pStyle w:val="Heading1"/>
@@ -194,7 +356,13 @@
         <w:t xml:space="preserve"> </w:t>
       </w:r>
       <w:r>
-        <w:t xml:space="preserve">‘critical point’</w:t>
+        <w:t xml:space="preserve">‘</w:t>
+      </w:r>
+      <w:r>
+        <w:t xml:space="preserve">critical point</w:t>
+      </w:r>
+      <w:r>
+        <w:t xml:space="preserve">’</w:t>
       </w:r>
       <w:r>
         <w:t xml:space="preserve">, a state where both order and disorder are balanced to enable the most efficient information processing</w:t>
@@ -244,7 +412,13 @@
         <w:t xml:space="preserve"> </w:t>
       </w:r>
       <w:r>
-        <w:t xml:space="preserve">‘control parameter’</w:t>
+        <w:t xml:space="preserve">‘</w:t>
+      </w:r>
+      <w:r>
+        <w:t xml:space="preserve">control parameter</w:t>
+      </w:r>
+      <w:r>
+        <w:t xml:space="preserve">’</w:t>
       </w:r>
       <w:r>
         <w:t xml:space="preserve"> </w:t>
@@ -839,8 +1013,8 @@
         <w:t xml:space="preserve">.</w:t>
       </w:r>
     </w:p>
-    <w:bookmarkEnd w:id="11"/>
-    <w:bookmarkStart w:id="30" w:name="methods"/>
+    <w:bookmarkEnd w:id="22"/>
+    <w:bookmarkStart w:id="41" w:name="methods"/>
     <w:p>
       <w:pPr>
         <w:pStyle w:val="Heading1"/>
@@ -849,7 +1023,7 @@
         <w:t xml:space="preserve">2. Methods</w:t>
       </w:r>
     </w:p>
-    <w:bookmarkStart w:id="12" w:name="participants"/>
+    <w:bookmarkStart w:id="23" w:name="participants"/>
     <w:p>
       <w:pPr>
         <w:pStyle w:val="Heading2"/>
@@ -866,8 +1040,8 @@
         <w:t xml:space="preserve">Twenty-seven healthy adult participants were recruited to the study. One participant was not scanned due to claustrophobia while in the scanner. After our analysis and performing quality assurance (see below for details), a further eight participants were removed, leaving eighteen final participants, between the ages of 21.3 and 53.4 (mean age ± sd: 29.6 ± 8.7 years; 8 males). Sex, handedness and date of birth were recorded on the day of the scan.</w:t>
       </w:r>
     </w:p>
-    <w:bookmarkEnd w:id="12"/>
-    <w:bookmarkStart w:id="13" w:name="ethics-statement"/>
+    <w:bookmarkEnd w:id="23"/>
+    <w:bookmarkStart w:id="24" w:name="ethics-statement"/>
     <w:p>
       <w:pPr>
         <w:pStyle w:val="Heading2"/>
@@ -884,8 +1058,8 @@
         <w:t xml:space="preserve">Written informed consent was obtained from all participants. Ethics approval was granted by the Clinical Research Ethics Board at the University of British Columbia and BC Children’s &amp; Women’s Hospital (H21-02686).</w:t>
       </w:r>
     </w:p>
-    <w:bookmarkEnd w:id="13"/>
-    <w:bookmarkStart w:id="19" w:name="scanning-procedure"/>
+    <w:bookmarkEnd w:id="24"/>
+    <w:bookmarkStart w:id="30" w:name="scanning-procedure"/>
     <w:p>
       <w:pPr>
         <w:pStyle w:val="Heading2"/>
@@ -968,7 +1142,19 @@
         </w:r>
       </w:hyperlink>
       <w:r>
-        <w:t xml:space="preserve">). Next, participants were instructed to watch a nature documentary (Our Planet (2019), Episode 3, “Jungles”</w:t>
+        <w:t xml:space="preserve">). Next, participants were instructed to watch a nature documentary (Our Planet (2019), Episode 3,</w:t>
+      </w:r>
+      <w:r>
+        <w:t xml:space="preserve"> </w:t>
+      </w:r>
+      <w:r>
+        <w:t xml:space="preserve">“</w:t>
+      </w:r>
+      <w:r>
+        <w:t xml:space="preserve">Jungles</w:t>
+      </w:r>
+      <w:r>
+        <w:t xml:space="preserve">”</w:t>
       </w:r>
       <w:r>
         <w:rPr>
@@ -997,7 +1183,7 @@
         <w:t xml:space="preserve">B for a visual representation of the scanning protocol. Total scan duration was approximately 1 hour of uninterrupted scanning (i.e. subjects were not removed from the scanner). All participants followed the same order of conditions: rest then movie; all participants saw the same movie segment, beginning at the same time during the scan.</w:t>
       </w:r>
     </w:p>
-    <w:bookmarkStart w:id="18" w:name="cell-fig-method"/>
+    <w:bookmarkStart w:id="29" w:name="cell-fig-method"/>
     <w:tbl>
       <w:tblPr>
         <w:tblStyle w:val="Table"/>
@@ -1011,7 +1197,7 @@
       <w:tr>
         <w:tc>
           <w:tcPr/>
-          <w:bookmarkStart w:id="17" w:name="fig-method"/>
+          <w:bookmarkStart w:id="28" w:name="fig-method"/>
           <w:p>
             <w:pPr>
               <w:pStyle w:val="Compact"/>
@@ -1022,18 +1208,18 @@
                 <wp:inline>
                   <wp:extent cx="4620126" cy="3696101"/>
                   <wp:effectExtent b="0" l="0" r="0" t="0"/>
-                  <wp:docPr descr="" title="" id="15" name="Picture"/>
+                  <wp:docPr descr="" title="" id="26" name="Picture"/>
                   <a:graphic>
                     <a:graphicData uri="http://schemas.openxmlformats.org/drawingml/2006/picture">
                       <pic:pic>
                         <pic:nvPicPr>
-                          <pic:cNvPr descr="index_files/figure-docx/fig-method-1.png" id="16" name="Picture"/>
+                          <pic:cNvPr descr="index_files/figure-docx/fig-method-1.png" id="27" name="Picture"/>
                           <pic:cNvPicPr>
                             <a:picLocks noChangeArrowheads="1" noChangeAspect="1"/>
                           </pic:cNvPicPr>
                         </pic:nvPicPr>
                         <pic:blipFill>
-                          <a:blip r:embed="rId14"/>
+                          <a:blip r:embed="rId25"/>
                           <a:stretch>
                             <a:fillRect/>
                           </a:stretch>
@@ -1065,7 +1251,7 @@
               <w:jc w:val="center"/>
             </w:pPr>
             <w:pPr>
-              <w:jc w:val="left"/>
+              <w:jc w:val="start"/>
               <w:spacing w:before="200"/>
               <w:pStyle w:val="ImageCaption"/>
             </w:pPr>
@@ -1112,13 +1298,13 @@
               <w:t xml:space="preserve">. B) fMRI, sLASER, and MEGA-PRESS were acquired first with participants looking at a white cross for 24 minutes. Next, the same sequences were acquired with the participants viewing a nature documentary for an identical period of time.</w:t>
             </w:r>
           </w:p>
-          <w:bookmarkEnd w:id="17"/>
+          <w:bookmarkEnd w:id="28"/>
         </w:tc>
       </w:tr>
     </w:tbl>
-    <w:bookmarkEnd w:id="18"/>
-    <w:bookmarkEnd w:id="19"/>
-    <w:bookmarkStart w:id="21" w:name="sec-mriacq"/>
+    <w:bookmarkEnd w:id="29"/>
+    <w:bookmarkEnd w:id="30"/>
+    <w:bookmarkStart w:id="32" w:name="sec-mriacq"/>
     <w:p>
       <w:pPr>
         <w:pStyle w:val="Heading2"/>
@@ -1194,7 +1380,7 @@
       <w:tr>
         <w:tc>
           <w:tcPr/>
-          <w:bookmarkStart w:id="20" w:name="tbl-mriacq"/>
+          <w:bookmarkStart w:id="31" w:name="tbl-mriacq"/>
           <w:tbl>
             <w:tblPr>
               <w:tblStyle w:val="Table"/>
@@ -1222,6 +1408,7 @@
                 <w:p>
                   <w:pPr>
                     <w:pStyle w:val="Compact"/>
+                    <w:jc w:val="left"/>
                     <w:jc w:val="center"/>
                   </w:pPr>
                   <w:r>
@@ -1234,6 +1421,7 @@
                 <w:p>
                   <w:pPr>
                     <w:pStyle w:val="Compact"/>
+                    <w:jc w:val="left"/>
                     <w:jc w:val="center"/>
                   </w:pPr>
                   <w:r>
@@ -1246,6 +1434,7 @@
                 <w:p>
                   <w:pPr>
                     <w:pStyle w:val="Compact"/>
+                    <w:jc w:val="left"/>
                     <w:jc w:val="center"/>
                   </w:pPr>
                   <w:r>
@@ -1258,6 +1447,7 @@
                 <w:p>
                   <w:pPr>
                     <w:pStyle w:val="Compact"/>
+                    <w:jc w:val="left"/>
                     <w:jc w:val="center"/>
                   </w:pPr>
                   <w:r>
@@ -1270,6 +1460,7 @@
                 <w:p>
                   <w:pPr>
                     <w:pStyle w:val="Compact"/>
+                    <w:jc w:val="left"/>
                     <w:jc w:val="center"/>
                   </w:pPr>
                   <w:r>
@@ -1282,6 +1473,7 @@
                 <w:p>
                   <w:pPr>
                     <w:pStyle w:val="Compact"/>
+                    <w:jc w:val="left"/>
                     <w:jc w:val="center"/>
                   </w:pPr>
                   <w:r>
@@ -1294,6 +1486,7 @@
                 <w:p>
                   <w:pPr>
                     <w:pStyle w:val="Compact"/>
+                    <w:jc w:val="left"/>
                     <w:jc w:val="center"/>
                   </w:pPr>
                   <w:r>
@@ -1306,6 +1499,7 @@
                 <w:p>
                   <w:pPr>
                     <w:pStyle w:val="Compact"/>
+                    <w:jc w:val="left"/>
                     <w:jc w:val="center"/>
                   </w:pPr>
                   <w:r>
@@ -1318,6 +1512,7 @@
                 <w:p>
                   <w:pPr>
                     <w:pStyle w:val="Compact"/>
+                    <w:jc w:val="left"/>
                     <w:jc w:val="center"/>
                   </w:pPr>
                   <w:r>
@@ -1332,6 +1527,7 @@
                 <w:p>
                   <w:pPr>
                     <w:pStyle w:val="Compact"/>
+                    <w:jc w:val="left"/>
                     <w:jc w:val="center"/>
                   </w:pPr>
                   <w:r>
@@ -1344,6 +1540,7 @@
                 <w:p>
                   <w:pPr>
                     <w:pStyle w:val="Compact"/>
+                    <w:jc w:val="left"/>
                     <w:jc w:val="center"/>
                   </w:pPr>
                   <w:r>
@@ -1356,6 +1553,7 @@
                 <w:p>
                   <w:pPr>
                     <w:pStyle w:val="Compact"/>
+                    <w:jc w:val="left"/>
                     <w:jc w:val="center"/>
                   </w:pPr>
                   <w:r>
@@ -1368,6 +1566,7 @@
                 <w:p>
                   <w:pPr>
                     <w:pStyle w:val="Compact"/>
+                    <w:jc w:val="left"/>
                     <w:jc w:val="center"/>
                   </w:pPr>
                   <w:r>
@@ -1380,6 +1579,7 @@
                 <w:p>
                   <w:pPr>
                     <w:pStyle w:val="Compact"/>
+                    <w:jc w:val="left"/>
                     <w:jc w:val="center"/>
                   </w:pPr>
                   <w:r>
@@ -1392,6 +1592,7 @@
                 <w:p>
                   <w:pPr>
                     <w:pStyle w:val="Compact"/>
+                    <w:jc w:val="left"/>
                     <w:jc w:val="center"/>
                   </w:pPr>
                   <w:r>
@@ -1404,6 +1605,7 @@
                 <w:p>
                   <w:pPr>
                     <w:pStyle w:val="Compact"/>
+                    <w:jc w:val="left"/>
                     <w:jc w:val="center"/>
                   </w:pPr>
                   <w:r>
@@ -1416,6 +1618,7 @@
                 <w:p>
                   <w:pPr>
                     <w:pStyle w:val="Compact"/>
+                    <w:jc w:val="left"/>
                     <w:jc w:val="center"/>
                   </w:pPr>
                   <w:r>
@@ -1428,6 +1631,7 @@
                 <w:p>
                   <w:pPr>
                     <w:pStyle w:val="Compact"/>
+                    <w:jc w:val="left"/>
                     <w:jc w:val="center"/>
                   </w:pPr>
                   <w:r>
@@ -1442,6 +1646,7 @@
                 <w:p>
                   <w:pPr>
                     <w:pStyle w:val="Compact"/>
+                    <w:jc w:val="left"/>
                     <w:jc w:val="center"/>
                   </w:pPr>
                   <w:r>
@@ -1454,6 +1659,7 @@
                 <w:p>
                   <w:pPr>
                     <w:pStyle w:val="Compact"/>
+                    <w:jc w:val="left"/>
                     <w:jc w:val="center"/>
                   </w:pPr>
                   <w:r>
@@ -1466,6 +1672,7 @@
                 <w:p>
                   <w:pPr>
                     <w:pStyle w:val="Compact"/>
+                    <w:jc w:val="left"/>
                     <w:jc w:val="center"/>
                   </w:pPr>
                   <w:r>
@@ -1478,6 +1685,7 @@
                 <w:p>
                   <w:pPr>
                     <w:pStyle w:val="Compact"/>
+                    <w:jc w:val="left"/>
                     <w:jc w:val="center"/>
                   </w:pPr>
                   <w:r>
@@ -1490,6 +1698,7 @@
                 <w:p>
                   <w:pPr>
                     <w:pStyle w:val="Compact"/>
+                    <w:jc w:val="left"/>
                     <w:jc w:val="center"/>
                   </w:pPr>
                   <w:r>
@@ -1502,6 +1711,7 @@
                 <w:p>
                   <w:pPr>
                     <w:pStyle w:val="Compact"/>
+                    <w:jc w:val="left"/>
                     <w:jc w:val="center"/>
                   </w:pPr>
                   <w:r>
@@ -1514,6 +1724,7 @@
                 <w:p>
                   <w:pPr>
                     <w:pStyle w:val="Compact"/>
+                    <w:jc w:val="left"/>
                     <w:jc w:val="center"/>
                   </w:pPr>
                   <w:r>
@@ -1526,6 +1737,7 @@
                 <w:p>
                   <w:pPr>
                     <w:pStyle w:val="Compact"/>
+                    <w:jc w:val="left"/>
                     <w:jc w:val="center"/>
                   </w:pPr>
                   <w:r>
@@ -1538,6 +1750,7 @@
                 <w:p>
                   <w:pPr>
                     <w:pStyle w:val="Compact"/>
+                    <w:jc w:val="left"/>
                     <w:jc w:val="center"/>
                   </w:pPr>
                   <w:r>
@@ -1552,6 +1765,7 @@
                 <w:p>
                   <w:pPr>
                     <w:pStyle w:val="Compact"/>
+                    <w:jc w:val="left"/>
                     <w:jc w:val="center"/>
                   </w:pPr>
                   <w:r>
@@ -1564,6 +1778,7 @@
                 <w:p>
                   <w:pPr>
                     <w:pStyle w:val="Compact"/>
+                    <w:jc w:val="left"/>
                     <w:jc w:val="center"/>
                   </w:pPr>
                   <w:r>
@@ -1576,6 +1791,7 @@
                 <w:p>
                   <w:pPr>
                     <w:pStyle w:val="Compact"/>
+                    <w:jc w:val="left"/>
                     <w:jc w:val="center"/>
                   </w:pPr>
                   <w:r>
@@ -1588,6 +1804,7 @@
                 <w:p>
                   <w:pPr>
                     <w:pStyle w:val="Compact"/>
+                    <w:jc w:val="left"/>
                     <w:jc w:val="center"/>
                   </w:pPr>
                   <w:r>
@@ -1600,6 +1817,7 @@
                 <w:p>
                   <w:pPr>
                     <w:pStyle w:val="Compact"/>
+                    <w:jc w:val="left"/>
                     <w:jc w:val="center"/>
                   </w:pPr>
                   <w:r>
@@ -1612,6 +1830,7 @@
                 <w:p>
                   <w:pPr>
                     <w:pStyle w:val="Compact"/>
+                    <w:jc w:val="left"/>
                     <w:jc w:val="center"/>
                   </w:pPr>
                   <w:r>
@@ -1624,6 +1843,7 @@
                 <w:p>
                   <w:pPr>
                     <w:pStyle w:val="Compact"/>
+                    <w:jc w:val="left"/>
                     <w:jc w:val="center"/>
                   </w:pPr>
                   <w:r>
@@ -1636,6 +1856,7 @@
                 <w:p>
                   <w:pPr>
                     <w:pStyle w:val="Compact"/>
+                    <w:jc w:val="left"/>
                     <w:jc w:val="center"/>
                   </w:pPr>
                   <w:r>
@@ -1648,6 +1869,7 @@
                 <w:p>
                   <w:pPr>
                     <w:pStyle w:val="Compact"/>
+                    <w:jc w:val="left"/>
                     <w:jc w:val="center"/>
                   </w:pPr>
                   <w:r>
@@ -1662,6 +1884,7 @@
                 <w:p>
                   <w:pPr>
                     <w:pStyle w:val="Compact"/>
+                    <w:jc w:val="left"/>
                     <w:jc w:val="center"/>
                   </w:pPr>
                   <w:r>
@@ -1674,6 +1897,7 @@
                 <w:p>
                   <w:pPr>
                     <w:pStyle w:val="Compact"/>
+                    <w:jc w:val="left"/>
                     <w:jc w:val="center"/>
                   </w:pPr>
                   <w:r>
@@ -1686,6 +1910,7 @@
                 <w:p>
                   <w:pPr>
                     <w:pStyle w:val="Compact"/>
+                    <w:jc w:val="left"/>
                     <w:jc w:val="center"/>
                   </w:pPr>
                   <w:r>
@@ -1698,6 +1923,7 @@
                 <w:p>
                   <w:pPr>
                     <w:pStyle w:val="Compact"/>
+                    <w:jc w:val="left"/>
                     <w:jc w:val="center"/>
                   </w:pPr>
                   <w:r>
@@ -1710,6 +1936,7 @@
                 <w:p>
                   <w:pPr>
                     <w:pStyle w:val="Compact"/>
+                    <w:jc w:val="left"/>
                     <w:jc w:val="center"/>
                   </w:pPr>
                   <w:r>
@@ -1722,6 +1949,7 @@
                 <w:p>
                   <w:pPr>
                     <w:pStyle w:val="Compact"/>
+                    <w:jc w:val="left"/>
                     <w:jc w:val="center"/>
                   </w:pPr>
                   <w:r>
@@ -1734,6 +1962,7 @@
                 <w:p>
                   <w:pPr>
                     <w:pStyle w:val="Compact"/>
+                    <w:jc w:val="left"/>
                     <w:jc w:val="center"/>
                   </w:pPr>
                   <w:r>
@@ -1746,6 +1975,7 @@
                 <w:p>
                   <w:pPr>
                     <w:pStyle w:val="Compact"/>
+                    <w:jc w:val="left"/>
                     <w:jc w:val="center"/>
                   </w:pPr>
                   <w:r>
@@ -1758,6 +1988,7 @@
                 <w:p>
                   <w:pPr>
                     <w:pStyle w:val="Compact"/>
+                    <w:jc w:val="left"/>
                     <w:jc w:val="center"/>
                   </w:pPr>
                   <w:r>
@@ -1772,6 +2003,7 @@
                 <w:p>
                   <w:pPr>
                     <w:pStyle w:val="Compact"/>
+                    <w:jc w:val="left"/>
                     <w:jc w:val="center"/>
                   </w:pPr>
                   <w:r>
@@ -1784,6 +2016,7 @@
                 <w:p>
                   <w:pPr>
                     <w:pStyle w:val="Compact"/>
+                    <w:jc w:val="left"/>
                     <w:jc w:val="center"/>
                   </w:pPr>
                   <w:r>
@@ -1796,6 +2029,7 @@
                 <w:p>
                   <w:pPr>
                     <w:pStyle w:val="Compact"/>
+                    <w:jc w:val="left"/>
                     <w:jc w:val="center"/>
                   </w:pPr>
                   <w:r>
@@ -1808,6 +2042,7 @@
                 <w:p>
                   <w:pPr>
                     <w:pStyle w:val="Compact"/>
+                    <w:jc w:val="left"/>
                     <w:jc w:val="center"/>
                   </w:pPr>
                   <w:r>
@@ -1820,6 +2055,7 @@
                 <w:p>
                   <w:pPr>
                     <w:pStyle w:val="Compact"/>
+                    <w:jc w:val="left"/>
                     <w:jc w:val="center"/>
                   </w:pPr>
                   <w:r>
@@ -1832,6 +2068,7 @@
                 <w:p>
                   <w:pPr>
                     <w:pStyle w:val="Compact"/>
+                    <w:jc w:val="left"/>
                     <w:jc w:val="center"/>
                   </w:pPr>
                   <w:r>
@@ -1844,6 +2081,7 @@
                 <w:p>
                   <w:pPr>
                     <w:pStyle w:val="Compact"/>
+                    <w:jc w:val="left"/>
                     <w:jc w:val="center"/>
                   </w:pPr>
                   <w:r>
@@ -1856,6 +2094,7 @@
                 <w:p>
                   <w:pPr>
                     <w:pStyle w:val="Compact"/>
+                    <w:jc w:val="left"/>
                     <w:jc w:val="center"/>
                   </w:pPr>
                   <w:r>
@@ -1868,6 +2107,7 @@
                 <w:p>
                   <w:pPr>
                     <w:pStyle w:val="Compact"/>
+                    <w:jc w:val="left"/>
                     <w:jc w:val="center"/>
                   </w:pPr>
                   <w:r>
@@ -1882,7 +2122,7 @@
               <w:jc w:val="center"/>
             </w:pPr>
             <w:pPr>
-              <w:jc w:val="left"/>
+              <w:jc w:val="start"/>
               <w:spacing w:before="200"/>
               <w:pStyle w:val="ImageCaption"/>
             </w:pPr>
@@ -1920,7 +2160,7 @@
               <w:t xml:space="preserve">TE = echo time; TR = repetition time; FOV = field of view; FSPGD = fast spoiled gradient-echo; CUBE = a GE acronym; EPI = echo-planar imaging; fMRI = functional magnetic resonance imaging; sLASER = semi localization by adiabatic selective refocusing; MEGA-PRESS = Mescher-Garwood point-resolved spectroscopy. *Note, the GE semi-LASER sequence averaged the 128 transients into groups of 4, each with 32 transients, before being saved as raw P-file.</w:t>
             </w:r>
           </w:p>
-          <w:bookmarkEnd w:id="20"/>
+          <w:bookmarkEnd w:id="31"/>
         </w:tc>
       </w:tr>
     </w:tbl>
@@ -1968,8 +2208,8 @@
         <w:t xml:space="preserve">. Finally, blip-up and blip-down spin-echo versions of the fMRI sequence were acquired at the end to estimate the B0 non-uniformity map for fMRI phase distortion correction.</w:t>
       </w:r>
     </w:p>
-    <w:bookmarkEnd w:id="21"/>
-    <w:bookmarkStart w:id="25" w:name="image-processing"/>
+    <w:bookmarkEnd w:id="32"/>
+    <w:bookmarkStart w:id="36" w:name="image-processing"/>
     <w:p>
       <w:pPr>
         <w:pStyle w:val="Heading2"/>
@@ -1988,7 +2228,7 @@
       <w:r>
         <w:t xml:space="preserve"> </w:t>
       </w:r>
-      <w:hyperlink r:id="rId22">
+      <w:hyperlink r:id="rId33">
         <w:r>
           <w:rPr>
             <w:rStyle w:val="InternetLink"/>
@@ -2059,7 +2299,7 @@
         <w:t xml:space="preserve">(v2.1.6). MRS files were downloaded as raw P files.</w:t>
       </w:r>
     </w:p>
-    <w:bookmarkStart w:id="23" w:name="structural-images"/>
+    <w:bookmarkStart w:id="34" w:name="structural-images"/>
     <w:p>
       <w:pPr>
         <w:pStyle w:val="Heading3"/>
@@ -2307,8 +2547,8 @@
         <w:t xml:space="preserve">2.3.3) was used to perform volume-based spatial normalization to two standard spaces: MNI152NLin2009cAsym and MNI152NLin6Asym. Normalization used brain-extracted versions of both T1w reference and T1w template.</w:t>
       </w:r>
     </w:p>
-    <w:bookmarkEnd w:id="23"/>
-    <w:bookmarkStart w:id="24" w:name="fmri"/>
+    <w:bookmarkEnd w:id="34"/>
+    <w:bookmarkStart w:id="35" w:name="fmri"/>
     <w:p>
       <w:pPr>
         <w:pStyle w:val="Heading3"/>
@@ -2505,9 +2745,9 @@
         <w:t xml:space="preserve">Participants were excluded from further analysis if their mean FD was &gt; 0.15 mm.</w:t>
       </w:r>
     </w:p>
-    <w:bookmarkEnd w:id="24"/>
-    <w:bookmarkEnd w:id="25"/>
-    <w:bookmarkStart w:id="27" w:name="mrs"/>
+    <w:bookmarkEnd w:id="35"/>
+    <w:bookmarkEnd w:id="36"/>
+    <w:bookmarkStart w:id="38" w:name="mrs"/>
     <w:p>
       <w:pPr>
         <w:pStyle w:val="Heading2"/>
@@ -2842,7 +3082,7 @@
         <w:t xml:space="preserve">To quantify the inter-subject consistency across the MRS masks, we computed a consensus mask using majority voting and calculated the mean Dice coefficient between each individual mask and the consensus.</w:t>
       </w:r>
     </w:p>
-    <w:bookmarkStart w:id="26" w:name="re-analysis-using-gannet"/>
+    <w:bookmarkStart w:id="37" w:name="re-analysis-using-gannet"/>
     <w:p>
       <w:pPr>
         <w:pStyle w:val="Heading3"/>
@@ -2880,9 +3120,9 @@
         <w:t xml:space="preserve">(v3.3.0).</w:t>
       </w:r>
     </w:p>
-    <w:bookmarkEnd w:id="26"/>
-    <w:bookmarkEnd w:id="27"/>
-    <w:bookmarkStart w:id="28" w:name="hurst-exponent-calculation"/>
+    <w:bookmarkEnd w:id="37"/>
+    <w:bookmarkEnd w:id="38"/>
+    <w:bookmarkStart w:id="39" w:name="hurst-exponent-calculation"/>
     <w:p>
       <w:pPr>
         <w:pStyle w:val="Heading2"/>
@@ -2905,7 +3145,19 @@
         <w:t xml:space="preserve">5</w:t>
       </w:r>
       <w:r>
-        <w:t xml:space="preserve">. A PSD shows the distribution of signal variance (‘power’) across frequencies. Complex signals are classified into two categories: fractional Gaussian noise (fGn) and fractional Brownian motion (fBm)</w:t>
+        <w:t xml:space="preserve">. A PSD shows the distribution of signal variance (</w:t>
+      </w:r>
+      <w:r>
+        <w:t xml:space="preserve">‘</w:t>
+      </w:r>
+      <w:r>
+        <w:t xml:space="preserve">power</w:t>
+      </w:r>
+      <w:r>
+        <w:t xml:space="preserve">’</w:t>
+      </w:r>
+      <w:r>
+        <w:t xml:space="preserve">) across frequencies. Complex signals are classified into two categories: fractional Gaussian noise (fGn) and fractional Brownian motion (fBm)</w:t>
       </w:r>
       <w:r>
         <w:rPr>
@@ -3068,7 +3320,25 @@
         <w:pStyle w:val="FirstParagraph"/>
       </w:pPr>
       <w:r>
-        <w:t xml:space="preserve">Since it cannot be assumed that all fBm is removed from the signal, we employed the ‘extended Hurst’ (H’) concept in this study: for 0 &lt; H &lt; 1, the signal is understood as fGn, while for 1 &lt; H &lt; 2, the signal is understood to be fBm</w:t>
+        <w:t xml:space="preserve">Since it cannot be assumed that all fBm is removed from the signal, we employed the</w:t>
+      </w:r>
+      <w:r>
+        <w:t xml:space="preserve"> </w:t>
+      </w:r>
+      <w:r>
+        <w:t xml:space="preserve">‘</w:t>
+      </w:r>
+      <w:r>
+        <w:t xml:space="preserve">extended Hurst</w:t>
+      </w:r>
+      <w:r>
+        <w:t xml:space="preserve">’</w:t>
+      </w:r>
+      <w:r>
+        <w:t xml:space="preserve"> </w:t>
+      </w:r>
+      <w:r>
+        <w:t xml:space="preserve">(H’) concept in this study: for 0 &lt; H &lt; 1, the signal is understood as fGn, while for 1 &lt; H &lt; 2, the signal is understood to be fBm</w:t>
       </w:r>
       <w:r>
         <w:rPr>
@@ -3089,8 +3359,8 @@
         <w:t xml:space="preserve">. H was calculated for all voxels in the brain of each subject. A brain mask was then applied which included only GM and the region of the MRS voxel in the visual cortex. H was averaged across the brain mask area, using only non-zero voxels.</w:t>
       </w:r>
     </w:p>
-    <w:bookmarkEnd w:id="28"/>
-    <w:bookmarkStart w:id="29" w:name="statistics"/>
+    <w:bookmarkEnd w:id="39"/>
+    <w:bookmarkStart w:id="40" w:name="statistics"/>
     <w:p>
       <w:pPr>
         <w:pStyle w:val="Heading2"/>
@@ -3157,670 +3427,687 @@
           <m:jc m:val="center"/>
         </m:oMathParaPr>
         <m:oMath>
-          <m:eqArr>
-            <m:e>
-              <m:r>
-                <m:rPr>
-                  <m:sty m:val="p"/>
-                </m:rPr>
-                <m:t>H</m:t>
-              </m:r>
-              <m:r>
-                <m:rPr>
-                  <m:sty m:val="p"/>
-                </m:rPr>
-                <m:t>∼</m:t>
-              </m:r>
-              <m:r>
-                <m:t> </m:t>
-              </m:r>
-              <m:r>
-                <m:t>&amp;</m:t>
-              </m:r>
-              <m:f>
-                <m:fPr>
-                  <m:type m:val="bar"/>
-                </m:fPr>
-                <m:num>
-                  <m:r>
-                    <m:rPr>
-                      <m:sty m:val="p"/>
-                    </m:rPr>
-                    <m:t>G</m:t>
-                  </m:r>
-                  <m:r>
-                    <m:rPr>
-                      <m:sty m:val="p"/>
-                    </m:rPr>
-                    <m:t>l</m:t>
-                  </m:r>
-                  <m:r>
-                    <m:rPr>
-                      <m:sty m:val="p"/>
-                    </m:rPr>
-                    <m:t>x</m:t>
-                  </m:r>
-                </m:num>
-                <m:den>
-                  <m:r>
-                    <m:rPr>
-                      <m:sty m:val="p"/>
-                    </m:rPr>
-                    <m:t>G</m:t>
-                  </m:r>
-                  <m:r>
-                    <m:rPr>
-                      <m:sty m:val="p"/>
-                    </m:rPr>
-                    <m:t>A</m:t>
-                  </m:r>
-                  <m:r>
-                    <m:rPr>
-                      <m:sty m:val="p"/>
-                    </m:rPr>
-                    <m:t>B</m:t>
-                  </m:r>
-                  <m:r>
-                    <m:rPr>
-                      <m:sty m:val="p"/>
-                    </m:rPr>
-                    <m:t>A</m:t>
-                  </m:r>
-                  <m:r>
-                    <m:rPr>
-                      <m:nor/>
-                      <m:sty m:val="p"/>
-                    </m:rPr>
-                    <m:t>+</m:t>
-                  </m:r>
-                </m:den>
-              </m:f>
-              <m:r>
-                <m:rPr>
-                  <m:sty m:val="p"/>
-                </m:rPr>
-                <m:t>+</m:t>
-              </m:r>
-              <m:r>
-                <m:rPr>
-                  <m:sty m:val="p"/>
-                </m:rPr>
-                <m:t>C</m:t>
-              </m:r>
-              <m:r>
-                <m:rPr>
-                  <m:sty m:val="p"/>
-                </m:rPr>
-                <m:t>o</m:t>
-              </m:r>
-              <m:r>
-                <m:rPr>
-                  <m:sty m:val="p"/>
-                </m:rPr>
-                <m:t>n</m:t>
-              </m:r>
-              <m:r>
-                <m:rPr>
-                  <m:sty m:val="p"/>
-                </m:rPr>
-                <m:t>d</m:t>
-              </m:r>
-              <m:r>
-                <m:rPr>
-                  <m:sty m:val="p"/>
-                </m:rPr>
-                <m:t>i</m:t>
-              </m:r>
-              <m:r>
-                <m:rPr>
-                  <m:sty m:val="p"/>
-                </m:rPr>
-                <m:t>t</m:t>
-              </m:r>
-              <m:r>
-                <m:rPr>
-                  <m:sty m:val="p"/>
-                </m:rPr>
-                <m:t>i</m:t>
-              </m:r>
-              <m:r>
-                <m:rPr>
-                  <m:sty m:val="p"/>
-                </m:rPr>
-                <m:t>o</m:t>
-              </m:r>
-              <m:r>
-                <m:rPr>
-                  <m:sty m:val="p"/>
-                </m:rPr>
-                <m:t>n</m:t>
-              </m:r>
-              <m:r>
-                <m:rPr>
-                  <m:sty m:val="p"/>
-                </m:rPr>
-                <m:t>+</m:t>
-              </m:r>
-              <m:r>
-                <m:rPr>
-                  <m:sty m:val="p"/>
-                </m:rPr>
-                <m:t>m</m:t>
-              </m:r>
-              <m:r>
-                <m:rPr>
-                  <m:sty m:val="p"/>
-                </m:rPr>
-                <m:t>e</m:t>
-              </m:r>
-              <m:r>
-                <m:rPr>
-                  <m:sty m:val="p"/>
-                </m:rPr>
-                <m:t>a</m:t>
-              </m:r>
-              <m:r>
-                <m:rPr>
-                  <m:sty m:val="p"/>
-                </m:rPr>
-                <m:t>n</m:t>
-              </m:r>
-              <m:r>
-                <m:rPr>
-                  <m:sty m:val="p"/>
-                </m:rPr>
-                <m:t>F</m:t>
-              </m:r>
-              <m:r>
-                <m:rPr>
-                  <m:sty m:val="p"/>
-                </m:rPr>
-                <m:t>D</m:t>
-              </m:r>
-            </m:e>
-            <m:e>
-              <m:r>
-                <m:t>&amp;</m:t>
-              </m:r>
-              <m:r>
-                <m:rPr>
-                  <m:sty m:val="p"/>
-                </m:rPr>
-                <m:t>+</m:t>
-              </m:r>
-              <m:r>
-                <m:rPr>
-                  <m:sty m:val="p"/>
-                </m:rPr>
-                <m:t>F</m:t>
-              </m:r>
-              <m:r>
-                <m:rPr>
-                  <m:sty m:val="p"/>
-                </m:rPr>
-                <m:t>W</m:t>
-              </m:r>
-              <m:r>
-                <m:rPr>
-                  <m:sty m:val="p"/>
-                </m:rPr>
-                <m:t>H</m:t>
-              </m:r>
-              <m:sSub>
-                <m:e>
-                  <m:r>
-                    <m:rPr>
-                      <m:sty m:val="p"/>
-                    </m:rPr>
-                    <m:t>M</m:t>
-                  </m:r>
-                </m:e>
-                <m:sub>
-                  <m:r>
-                    <m:rPr>
-                      <m:sty m:val="p"/>
-                    </m:rPr>
-                    <m:t>s</m:t>
-                  </m:r>
-                  <m:r>
-                    <m:rPr>
-                      <m:sty m:val="p"/>
-                    </m:rPr>
-                    <m:t>L</m:t>
-                  </m:r>
-                  <m:r>
-                    <m:rPr>
-                      <m:sty m:val="p"/>
-                    </m:rPr>
-                    <m:t>A</m:t>
-                  </m:r>
-                  <m:r>
-                    <m:rPr>
-                      <m:sty m:val="p"/>
-                    </m:rPr>
-                    <m:t>S</m:t>
-                  </m:r>
-                  <m:r>
-                    <m:rPr>
-                      <m:sty m:val="p"/>
-                    </m:rPr>
-                    <m:t>E</m:t>
-                  </m:r>
-                  <m:r>
-                    <m:rPr>
-                      <m:sty m:val="p"/>
-                    </m:rPr>
-                    <m:t>R</m:t>
-                  </m:r>
-                </m:sub>
-              </m:sSub>
-              <m:r>
-                <m:rPr>
-                  <m:sty m:val="p"/>
-                </m:rPr>
-                <m:t>+</m:t>
-              </m:r>
-              <m:r>
-                <m:rPr>
-                  <m:sty m:val="p"/>
-                </m:rPr>
-                <m:t>F</m:t>
-              </m:r>
-              <m:r>
-                <m:rPr>
-                  <m:sty m:val="p"/>
-                </m:rPr>
-                <m:t>W</m:t>
-              </m:r>
-              <m:r>
-                <m:rPr>
-                  <m:sty m:val="p"/>
-                </m:rPr>
-                <m:t>H</m:t>
-              </m:r>
-              <m:sSub>
-                <m:e>
-                  <m:r>
-                    <m:rPr>
-                      <m:sty m:val="p"/>
-                    </m:rPr>
-                    <m:t>M</m:t>
-                  </m:r>
-                </m:e>
-                <m:sub>
-                  <m:r>
-                    <m:rPr>
-                      <m:sty m:val="p"/>
-                    </m:rPr>
-                    <m:t>M</m:t>
-                  </m:r>
-                  <m:r>
-                    <m:rPr>
-                      <m:sty m:val="p"/>
-                    </m:rPr>
-                    <m:t>E</m:t>
-                  </m:r>
-                  <m:r>
-                    <m:rPr>
-                      <m:sty m:val="p"/>
-                    </m:rPr>
-                    <m:t>G</m:t>
-                  </m:r>
-                  <m:r>
-                    <m:rPr>
-                      <m:sty m:val="p"/>
-                    </m:rPr>
-                    <m:t>A</m:t>
-                  </m:r>
-                  <m:r>
-                    <m:rPr>
-                      <m:nor/>
-                      <m:sty m:val="p"/>
-                    </m:rPr>
-                    <m:t>-</m:t>
-                  </m:r>
-                  <m:r>
-                    <m:rPr>
-                      <m:sty m:val="p"/>
-                    </m:rPr>
-                    <m:t>P</m:t>
-                  </m:r>
-                  <m:r>
-                    <m:rPr>
-                      <m:sty m:val="p"/>
-                    </m:rPr>
-                    <m:t>R</m:t>
-                  </m:r>
-                  <m:r>
-                    <m:rPr>
-                      <m:sty m:val="p"/>
-                    </m:rPr>
-                    <m:t>E</m:t>
-                  </m:r>
-                  <m:r>
-                    <m:rPr>
-                      <m:sty m:val="p"/>
-                    </m:rPr>
-                    <m:t>S</m:t>
-                  </m:r>
-                  <m:r>
-                    <m:rPr>
-                      <m:sty m:val="p"/>
-                    </m:rPr>
-                    <m:t>S</m:t>
-                  </m:r>
-                </m:sub>
-              </m:sSub>
-            </m:e>
-            <m:e>
-              <m:r>
-                <m:t>&amp;</m:t>
-              </m:r>
-              <m:r>
-                <m:rPr>
-                  <m:sty m:val="p"/>
-                </m:rPr>
-                <m:t>+</m:t>
-              </m:r>
-              <m:r>
-                <m:rPr>
-                  <m:sty m:val="p"/>
-                </m:rPr>
-                <m:t>F</m:t>
-              </m:r>
-              <m:r>
-                <m:rPr>
-                  <m:sty m:val="p"/>
-                </m:rPr>
-                <m:t>r</m:t>
-              </m:r>
-              <m:r>
-                <m:rPr>
-                  <m:sty m:val="p"/>
-                </m:rPr>
-                <m:t>e</m:t>
-              </m:r>
-              <m:r>
-                <m:rPr>
-                  <m:sty m:val="p"/>
-                </m:rPr>
-                <m:t>q</m:t>
-              </m:r>
-              <m:r>
-                <m:rPr>
-                  <m:sty m:val="p"/>
-                </m:rPr>
-                <m:t>S</m:t>
-              </m:r>
-              <m:r>
-                <m:rPr>
-                  <m:sty m:val="p"/>
-                </m:rPr>
-                <m:t>h</m:t>
-              </m:r>
-              <m:r>
-                <m:rPr>
-                  <m:sty m:val="p"/>
-                </m:rPr>
-                <m:t>i</m:t>
-              </m:r>
-              <m:r>
-                <m:rPr>
-                  <m:sty m:val="p"/>
-                </m:rPr>
-                <m:t>f</m:t>
-              </m:r>
-              <m:sSub>
-                <m:e>
-                  <m:r>
-                    <m:rPr>
-                      <m:sty m:val="p"/>
-                    </m:rPr>
-                    <m:t>t</m:t>
-                  </m:r>
-                </m:e>
-                <m:sub>
-                  <m:r>
-                    <m:rPr>
-                      <m:sty m:val="p"/>
-                    </m:rPr>
-                    <m:t>s</m:t>
-                  </m:r>
-                  <m:r>
-                    <m:rPr>
-                      <m:sty m:val="p"/>
-                    </m:rPr>
-                    <m:t>L</m:t>
-                  </m:r>
-                  <m:r>
-                    <m:rPr>
-                      <m:sty m:val="p"/>
-                    </m:rPr>
-                    <m:t>A</m:t>
-                  </m:r>
-                  <m:r>
-                    <m:rPr>
-                      <m:sty m:val="p"/>
-                    </m:rPr>
-                    <m:t>S</m:t>
-                  </m:r>
-                  <m:r>
-                    <m:rPr>
-                      <m:sty m:val="p"/>
-                    </m:rPr>
-                    <m:t>E</m:t>
-                  </m:r>
-                  <m:r>
-                    <m:rPr>
-                      <m:sty m:val="p"/>
-                    </m:rPr>
-                    <m:t>R</m:t>
-                  </m:r>
-                </m:sub>
-              </m:sSub>
-              <m:r>
-                <m:rPr>
-                  <m:sty m:val="p"/>
-                </m:rPr>
-                <m:t>+</m:t>
-              </m:r>
-              <m:r>
-                <m:rPr>
-                  <m:sty m:val="p"/>
-                </m:rPr>
-                <m:t>F</m:t>
-              </m:r>
-              <m:r>
-                <m:rPr>
-                  <m:sty m:val="p"/>
-                </m:rPr>
-                <m:t>r</m:t>
-              </m:r>
-              <m:r>
-                <m:rPr>
-                  <m:sty m:val="p"/>
-                </m:rPr>
-                <m:t>e</m:t>
-              </m:r>
-              <m:r>
-                <m:rPr>
-                  <m:sty m:val="p"/>
-                </m:rPr>
-                <m:t>q</m:t>
-              </m:r>
-              <m:r>
-                <m:rPr>
-                  <m:sty m:val="p"/>
-                </m:rPr>
-                <m:t>S</m:t>
-              </m:r>
-              <m:r>
-                <m:rPr>
-                  <m:sty m:val="p"/>
-                </m:rPr>
-                <m:t>h</m:t>
-              </m:r>
-              <m:r>
-                <m:rPr>
-                  <m:sty m:val="p"/>
-                </m:rPr>
-                <m:t>i</m:t>
-              </m:r>
-              <m:r>
-                <m:rPr>
-                  <m:sty m:val="p"/>
-                </m:rPr>
-                <m:t>f</m:t>
-              </m:r>
-              <m:sSub>
-                <m:e>
-                  <m:r>
-                    <m:rPr>
-                      <m:sty m:val="p"/>
-                    </m:rPr>
-                    <m:t>t</m:t>
-                  </m:r>
-                </m:e>
-                <m:sub>
-                  <m:r>
-                    <m:rPr>
-                      <m:sty m:val="p"/>
-                    </m:rPr>
-                    <m:t>M</m:t>
-                  </m:r>
-                  <m:r>
-                    <m:rPr>
-                      <m:sty m:val="p"/>
-                    </m:rPr>
-                    <m:t>E</m:t>
-                  </m:r>
-                  <m:r>
-                    <m:rPr>
-                      <m:sty m:val="p"/>
-                    </m:rPr>
-                    <m:t>G</m:t>
-                  </m:r>
-                  <m:r>
-                    <m:rPr>
-                      <m:sty m:val="p"/>
-                    </m:rPr>
-                    <m:t>A</m:t>
-                  </m:r>
-                  <m:r>
-                    <m:rPr>
-                      <m:nor/>
-                      <m:sty m:val="p"/>
-                    </m:rPr>
-                    <m:t>-</m:t>
-                  </m:r>
-                  <m:r>
-                    <m:rPr>
-                      <m:sty m:val="p"/>
-                    </m:rPr>
-                    <m:t>P</m:t>
-                  </m:r>
-                  <m:r>
-                    <m:rPr>
-                      <m:sty m:val="p"/>
-                    </m:rPr>
-                    <m:t>R</m:t>
-                  </m:r>
-                  <m:r>
-                    <m:rPr>
-                      <m:sty m:val="p"/>
-                    </m:rPr>
-                    <m:t>E</m:t>
-                  </m:r>
-                  <m:r>
-                    <m:rPr>
-                      <m:sty m:val="p"/>
-                    </m:rPr>
-                    <m:t>S</m:t>
-                  </m:r>
-                  <m:r>
-                    <m:rPr>
-                      <m:sty m:val="p"/>
-                    </m:rPr>
-                    <m:t>S</m:t>
-                  </m:r>
-                </m:sub>
-              </m:sSub>
-            </m:e>
-            <m:e>
-              <m:r>
-                <m:t>&amp;</m:t>
-              </m:r>
-              <m:r>
-                <m:rPr>
-                  <m:sty m:val="p"/>
-                </m:rPr>
-                <m:t>+</m:t>
-              </m:r>
-              <m:r>
-                <m:rPr>
-                  <m:sty m:val="p"/>
-                </m:rPr>
-                <m:t>(</m:t>
-              </m:r>
-              <m:r>
-                <m:t>1</m:t>
-              </m:r>
-              <m:r>
-                <m:rPr>
-                  <m:sty m:val="p"/>
-                </m:rPr>
-                <m:t>|</m:t>
-              </m:r>
-              <m:r>
-                <m:rPr>
-                  <m:sty m:val="p"/>
-                </m:rPr>
-                <m:t>S</m:t>
-              </m:r>
-              <m:r>
-                <m:rPr>
-                  <m:sty m:val="p"/>
-                </m:rPr>
-                <m:t>u</m:t>
-              </m:r>
-              <m:r>
-                <m:rPr>
-                  <m:sty m:val="p"/>
-                </m:rPr>
-                <m:t>b</m:t>
-              </m:r>
-              <m:r>
-                <m:rPr>
-                  <m:sty m:val="p"/>
-                </m:rPr>
-                <m:t>j</m:t>
-              </m:r>
-              <m:r>
-                <m:rPr>
-                  <m:sty m:val="p"/>
-                </m:rPr>
-                <m:t>e</m:t>
-              </m:r>
-              <m:r>
-                <m:rPr>
-                  <m:sty m:val="p"/>
-                </m:rPr>
-                <m:t>c</m:t>
-              </m:r>
-              <m:r>
-                <m:rPr>
-                  <m:sty m:val="p"/>
-                </m:rPr>
-                <m:t>t</m:t>
-              </m:r>
-              <m:r>
-                <m:rPr>
-                  <m:sty m:val="p"/>
-                </m:rPr>
-                <m:t>)</m:t>
-              </m:r>
-            </m:e>
-          </m:eqArr>
+          <m:m>
+            <m:mPr>
+              <m:baseJc m:val="center"/>
+              <m:plcHide m:val="on"/>
+              <m:mcs>
+                <m:mc>
+                  <m:mcPr>
+                    <m:mcJc m:val="right"/>
+                    <m:count m:val="1"/>
+                  </m:mcPr>
+                </m:mc>
+                <m:mc>
+                  <m:mcPr>
+                    <m:mcJc m:val="left"/>
+                    <m:count m:val="1"/>
+                  </m:mcPr>
+                </m:mc>
+              </m:mcs>
+            </m:mPr>
+            <m:mr>
+              <m:e>
+                <m:r>
+                  <m:rPr>
+                    <m:sty m:val="p"/>
+                  </m:rPr>
+                  <m:t>H</m:t>
+                </m:r>
+                <m:r>
+                  <m:rPr>
+                    <m:sty m:val="p"/>
+                  </m:rPr>
+                  <m:t>∼</m:t>
+                </m:r>
+                <m:r>
+                  <m:t> </m:t>
+                </m:r>
+              </m:e>
+              <m:e>
+                <m:f>
+                  <m:fPr>
+                    <m:type m:val="bar"/>
+                  </m:fPr>
+                  <m:num>
+                    <m:r>
+                      <m:rPr>
+                        <m:sty m:val="p"/>
+                      </m:rPr>
+                      <m:t>G</m:t>
+                    </m:r>
+                    <m:r>
+                      <m:rPr>
+                        <m:sty m:val="p"/>
+                      </m:rPr>
+                      <m:t>l</m:t>
+                    </m:r>
+                    <m:r>
+                      <m:rPr>
+                        <m:sty m:val="p"/>
+                      </m:rPr>
+                      <m:t>x</m:t>
+                    </m:r>
+                  </m:num>
+                  <m:den>
+                    <m:r>
+                      <m:rPr>
+                        <m:sty m:val="p"/>
+                      </m:rPr>
+                      <m:t>G</m:t>
+                    </m:r>
+                    <m:r>
+                      <m:rPr>
+                        <m:sty m:val="p"/>
+                      </m:rPr>
+                      <m:t>A</m:t>
+                    </m:r>
+                    <m:r>
+                      <m:rPr>
+                        <m:sty m:val="p"/>
+                      </m:rPr>
+                      <m:t>B</m:t>
+                    </m:r>
+                    <m:r>
+                      <m:rPr>
+                        <m:sty m:val="p"/>
+                      </m:rPr>
+                      <m:t>A</m:t>
+                    </m:r>
+                    <m:r>
+                      <m:rPr>
+                        <m:nor/>
+                        <m:sty m:val="p"/>
+                      </m:rPr>
+                      <m:t>+</m:t>
+                    </m:r>
+                  </m:den>
+                </m:f>
+                <m:r>
+                  <m:rPr>
+                    <m:sty m:val="p"/>
+                  </m:rPr>
+                  <m:t>+</m:t>
+                </m:r>
+                <m:r>
+                  <m:rPr>
+                    <m:sty m:val="p"/>
+                  </m:rPr>
+                  <m:t>C</m:t>
+                </m:r>
+                <m:r>
+                  <m:rPr>
+                    <m:sty m:val="p"/>
+                  </m:rPr>
+                  <m:t>o</m:t>
+                </m:r>
+                <m:r>
+                  <m:rPr>
+                    <m:sty m:val="p"/>
+                  </m:rPr>
+                  <m:t>n</m:t>
+                </m:r>
+                <m:r>
+                  <m:rPr>
+                    <m:sty m:val="p"/>
+                  </m:rPr>
+                  <m:t>d</m:t>
+                </m:r>
+                <m:r>
+                  <m:rPr>
+                    <m:sty m:val="p"/>
+                  </m:rPr>
+                  <m:t>i</m:t>
+                </m:r>
+                <m:r>
+                  <m:rPr>
+                    <m:sty m:val="p"/>
+                  </m:rPr>
+                  <m:t>t</m:t>
+                </m:r>
+                <m:r>
+                  <m:rPr>
+                    <m:sty m:val="p"/>
+                  </m:rPr>
+                  <m:t>i</m:t>
+                </m:r>
+                <m:r>
+                  <m:rPr>
+                    <m:sty m:val="p"/>
+                  </m:rPr>
+                  <m:t>o</m:t>
+                </m:r>
+                <m:r>
+                  <m:rPr>
+                    <m:sty m:val="p"/>
+                  </m:rPr>
+                  <m:t>n</m:t>
+                </m:r>
+                <m:r>
+                  <m:rPr>
+                    <m:sty m:val="p"/>
+                  </m:rPr>
+                  <m:t>+</m:t>
+                </m:r>
+                <m:r>
+                  <m:rPr>
+                    <m:sty m:val="p"/>
+                  </m:rPr>
+                  <m:t>m</m:t>
+                </m:r>
+                <m:r>
+                  <m:rPr>
+                    <m:sty m:val="p"/>
+                  </m:rPr>
+                  <m:t>e</m:t>
+                </m:r>
+                <m:r>
+                  <m:rPr>
+                    <m:sty m:val="p"/>
+                  </m:rPr>
+                  <m:t>a</m:t>
+                </m:r>
+                <m:r>
+                  <m:rPr>
+                    <m:sty m:val="p"/>
+                  </m:rPr>
+                  <m:t>n</m:t>
+                </m:r>
+                <m:r>
+                  <m:rPr>
+                    <m:sty m:val="p"/>
+                  </m:rPr>
+                  <m:t>F</m:t>
+                </m:r>
+                <m:r>
+                  <m:rPr>
+                    <m:sty m:val="p"/>
+                  </m:rPr>
+                  <m:t>D</m:t>
+                </m:r>
+              </m:e>
+            </m:mr>
+            <m:mr>
+              <m:e/>
+              <m:e>
+                <m:r>
+                  <m:rPr>
+                    <m:sty m:val="p"/>
+                  </m:rPr>
+                  <m:t>+</m:t>
+                </m:r>
+                <m:r>
+                  <m:rPr>
+                    <m:sty m:val="p"/>
+                  </m:rPr>
+                  <m:t>F</m:t>
+                </m:r>
+                <m:r>
+                  <m:rPr>
+                    <m:sty m:val="p"/>
+                  </m:rPr>
+                  <m:t>W</m:t>
+                </m:r>
+                <m:r>
+                  <m:rPr>
+                    <m:sty m:val="p"/>
+                  </m:rPr>
+                  <m:t>H</m:t>
+                </m:r>
+                <m:sSub>
+                  <m:e>
+                    <m:r>
+                      <m:rPr>
+                        <m:sty m:val="p"/>
+                      </m:rPr>
+                      <m:t>M</m:t>
+                    </m:r>
+                  </m:e>
+                  <m:sub>
+                    <m:r>
+                      <m:rPr>
+                        <m:sty m:val="p"/>
+                      </m:rPr>
+                      <m:t>s</m:t>
+                    </m:r>
+                    <m:r>
+                      <m:rPr>
+                        <m:sty m:val="p"/>
+                      </m:rPr>
+                      <m:t>L</m:t>
+                    </m:r>
+                    <m:r>
+                      <m:rPr>
+                        <m:sty m:val="p"/>
+                      </m:rPr>
+                      <m:t>A</m:t>
+                    </m:r>
+                    <m:r>
+                      <m:rPr>
+                        <m:sty m:val="p"/>
+                      </m:rPr>
+                      <m:t>S</m:t>
+                    </m:r>
+                    <m:r>
+                      <m:rPr>
+                        <m:sty m:val="p"/>
+                      </m:rPr>
+                      <m:t>E</m:t>
+                    </m:r>
+                    <m:r>
+                      <m:rPr>
+                        <m:sty m:val="p"/>
+                      </m:rPr>
+                      <m:t>R</m:t>
+                    </m:r>
+                  </m:sub>
+                </m:sSub>
+                <m:r>
+                  <m:rPr>
+                    <m:sty m:val="p"/>
+                  </m:rPr>
+                  <m:t>+</m:t>
+                </m:r>
+                <m:r>
+                  <m:rPr>
+                    <m:sty m:val="p"/>
+                  </m:rPr>
+                  <m:t>F</m:t>
+                </m:r>
+                <m:r>
+                  <m:rPr>
+                    <m:sty m:val="p"/>
+                  </m:rPr>
+                  <m:t>W</m:t>
+                </m:r>
+                <m:r>
+                  <m:rPr>
+                    <m:sty m:val="p"/>
+                  </m:rPr>
+                  <m:t>H</m:t>
+                </m:r>
+                <m:sSub>
+                  <m:e>
+                    <m:r>
+                      <m:rPr>
+                        <m:sty m:val="p"/>
+                      </m:rPr>
+                      <m:t>M</m:t>
+                    </m:r>
+                  </m:e>
+                  <m:sub>
+                    <m:r>
+                      <m:rPr>
+                        <m:sty m:val="p"/>
+                      </m:rPr>
+                      <m:t>M</m:t>
+                    </m:r>
+                    <m:r>
+                      <m:rPr>
+                        <m:sty m:val="p"/>
+                      </m:rPr>
+                      <m:t>E</m:t>
+                    </m:r>
+                    <m:r>
+                      <m:rPr>
+                        <m:sty m:val="p"/>
+                      </m:rPr>
+                      <m:t>G</m:t>
+                    </m:r>
+                    <m:r>
+                      <m:rPr>
+                        <m:sty m:val="p"/>
+                      </m:rPr>
+                      <m:t>A</m:t>
+                    </m:r>
+                    <m:r>
+                      <m:rPr>
+                        <m:nor/>
+                        <m:sty m:val="p"/>
+                      </m:rPr>
+                      <m:t>-</m:t>
+                    </m:r>
+                    <m:r>
+                      <m:rPr>
+                        <m:sty m:val="p"/>
+                      </m:rPr>
+                      <m:t>P</m:t>
+                    </m:r>
+                    <m:r>
+                      <m:rPr>
+                        <m:sty m:val="p"/>
+                      </m:rPr>
+                      <m:t>R</m:t>
+                    </m:r>
+                    <m:r>
+                      <m:rPr>
+                        <m:sty m:val="p"/>
+                      </m:rPr>
+                      <m:t>E</m:t>
+                    </m:r>
+                    <m:r>
+                      <m:rPr>
+                        <m:sty m:val="p"/>
+                      </m:rPr>
+                      <m:t>S</m:t>
+                    </m:r>
+                    <m:r>
+                      <m:rPr>
+                        <m:sty m:val="p"/>
+                      </m:rPr>
+                      <m:t>S</m:t>
+                    </m:r>
+                  </m:sub>
+                </m:sSub>
+              </m:e>
+            </m:mr>
+            <m:mr>
+              <m:e/>
+              <m:e>
+                <m:r>
+                  <m:rPr>
+                    <m:sty m:val="p"/>
+                  </m:rPr>
+                  <m:t>+</m:t>
+                </m:r>
+                <m:r>
+                  <m:rPr>
+                    <m:sty m:val="p"/>
+                  </m:rPr>
+                  <m:t>F</m:t>
+                </m:r>
+                <m:r>
+                  <m:rPr>
+                    <m:sty m:val="p"/>
+                  </m:rPr>
+                  <m:t>r</m:t>
+                </m:r>
+                <m:r>
+                  <m:rPr>
+                    <m:sty m:val="p"/>
+                  </m:rPr>
+                  <m:t>e</m:t>
+                </m:r>
+                <m:r>
+                  <m:rPr>
+                    <m:sty m:val="p"/>
+                  </m:rPr>
+                  <m:t>q</m:t>
+                </m:r>
+                <m:r>
+                  <m:rPr>
+                    <m:sty m:val="p"/>
+                  </m:rPr>
+                  <m:t>S</m:t>
+                </m:r>
+                <m:r>
+                  <m:rPr>
+                    <m:sty m:val="p"/>
+                  </m:rPr>
+                  <m:t>h</m:t>
+                </m:r>
+                <m:r>
+                  <m:rPr>
+                    <m:sty m:val="p"/>
+                  </m:rPr>
+                  <m:t>i</m:t>
+                </m:r>
+                <m:r>
+                  <m:rPr>
+                    <m:sty m:val="p"/>
+                  </m:rPr>
+                  <m:t>f</m:t>
+                </m:r>
+                <m:sSub>
+                  <m:e>
+                    <m:r>
+                      <m:rPr>
+                        <m:sty m:val="p"/>
+                      </m:rPr>
+                      <m:t>t</m:t>
+                    </m:r>
+                  </m:e>
+                  <m:sub>
+                    <m:r>
+                      <m:rPr>
+                        <m:sty m:val="p"/>
+                      </m:rPr>
+                      <m:t>s</m:t>
+                    </m:r>
+                    <m:r>
+                      <m:rPr>
+                        <m:sty m:val="p"/>
+                      </m:rPr>
+                      <m:t>L</m:t>
+                    </m:r>
+                    <m:r>
+                      <m:rPr>
+                        <m:sty m:val="p"/>
+                      </m:rPr>
+                      <m:t>A</m:t>
+                    </m:r>
+                    <m:r>
+                      <m:rPr>
+                        <m:sty m:val="p"/>
+                      </m:rPr>
+                      <m:t>S</m:t>
+                    </m:r>
+                    <m:r>
+                      <m:rPr>
+                        <m:sty m:val="p"/>
+                      </m:rPr>
+                      <m:t>E</m:t>
+                    </m:r>
+                    <m:r>
+                      <m:rPr>
+                        <m:sty m:val="p"/>
+                      </m:rPr>
+                      <m:t>R</m:t>
+                    </m:r>
+                  </m:sub>
+                </m:sSub>
+                <m:r>
+                  <m:rPr>
+                    <m:sty m:val="p"/>
+                  </m:rPr>
+                  <m:t>+</m:t>
+                </m:r>
+                <m:r>
+                  <m:rPr>
+                    <m:sty m:val="p"/>
+                  </m:rPr>
+                  <m:t>F</m:t>
+                </m:r>
+                <m:r>
+                  <m:rPr>
+                    <m:sty m:val="p"/>
+                  </m:rPr>
+                  <m:t>r</m:t>
+                </m:r>
+                <m:r>
+                  <m:rPr>
+                    <m:sty m:val="p"/>
+                  </m:rPr>
+                  <m:t>e</m:t>
+                </m:r>
+                <m:r>
+                  <m:rPr>
+                    <m:sty m:val="p"/>
+                  </m:rPr>
+                  <m:t>q</m:t>
+                </m:r>
+                <m:r>
+                  <m:rPr>
+                    <m:sty m:val="p"/>
+                  </m:rPr>
+                  <m:t>S</m:t>
+                </m:r>
+                <m:r>
+                  <m:rPr>
+                    <m:sty m:val="p"/>
+                  </m:rPr>
+                  <m:t>h</m:t>
+                </m:r>
+                <m:r>
+                  <m:rPr>
+                    <m:sty m:val="p"/>
+                  </m:rPr>
+                  <m:t>i</m:t>
+                </m:r>
+                <m:r>
+                  <m:rPr>
+                    <m:sty m:val="p"/>
+                  </m:rPr>
+                  <m:t>f</m:t>
+                </m:r>
+                <m:sSub>
+                  <m:e>
+                    <m:r>
+                      <m:rPr>
+                        <m:sty m:val="p"/>
+                      </m:rPr>
+                      <m:t>t</m:t>
+                    </m:r>
+                  </m:e>
+                  <m:sub>
+                    <m:r>
+                      <m:rPr>
+                        <m:sty m:val="p"/>
+                      </m:rPr>
+                      <m:t>M</m:t>
+                    </m:r>
+                    <m:r>
+                      <m:rPr>
+                        <m:sty m:val="p"/>
+                      </m:rPr>
+                      <m:t>E</m:t>
+                    </m:r>
+                    <m:r>
+                      <m:rPr>
+                        <m:sty m:val="p"/>
+                      </m:rPr>
+                      <m:t>G</m:t>
+                    </m:r>
+                    <m:r>
+                      <m:rPr>
+                        <m:sty m:val="p"/>
+                      </m:rPr>
+                      <m:t>A</m:t>
+                    </m:r>
+                    <m:r>
+                      <m:rPr>
+                        <m:nor/>
+                        <m:sty m:val="p"/>
+                      </m:rPr>
+                      <m:t>-</m:t>
+                    </m:r>
+                    <m:r>
+                      <m:rPr>
+                        <m:sty m:val="p"/>
+                      </m:rPr>
+                      <m:t>P</m:t>
+                    </m:r>
+                    <m:r>
+                      <m:rPr>
+                        <m:sty m:val="p"/>
+                      </m:rPr>
+                      <m:t>R</m:t>
+                    </m:r>
+                    <m:r>
+                      <m:rPr>
+                        <m:sty m:val="p"/>
+                      </m:rPr>
+                      <m:t>E</m:t>
+                    </m:r>
+                    <m:r>
+                      <m:rPr>
+                        <m:sty m:val="p"/>
+                      </m:rPr>
+                      <m:t>S</m:t>
+                    </m:r>
+                    <m:r>
+                      <m:rPr>
+                        <m:sty m:val="p"/>
+                      </m:rPr>
+                      <m:t>S</m:t>
+                    </m:r>
+                  </m:sub>
+                </m:sSub>
+              </m:e>
+            </m:mr>
+            <m:mr>
+              <m:e/>
+              <m:e>
+                <m:r>
+                  <m:rPr>
+                    <m:sty m:val="p"/>
+                  </m:rPr>
+                  <m:t>+</m:t>
+                </m:r>
+                <m:d>
+                  <m:dPr>
+                    <m:begChr m:val="("/>
+                    <m:endChr m:val=")"/>
+                    <m:sepChr m:val=""/>
+                    <m:grow/>
+                  </m:dPr>
+                  <m:e>
+                    <m:r>
+                      <m:t>1</m:t>
+                    </m:r>
+                    <m:r>
+                      <m:rPr>
+                        <m:sty m:val="p"/>
+                      </m:rPr>
+                      <m:t>|</m:t>
+                    </m:r>
+                    <m:r>
+                      <m:rPr>
+                        <m:sty m:val="p"/>
+                      </m:rPr>
+                      <m:t>S</m:t>
+                    </m:r>
+                    <m:r>
+                      <m:rPr>
+                        <m:sty m:val="p"/>
+                      </m:rPr>
+                      <m:t>u</m:t>
+                    </m:r>
+                    <m:r>
+                      <m:rPr>
+                        <m:sty m:val="p"/>
+                      </m:rPr>
+                      <m:t>b</m:t>
+                    </m:r>
+                    <m:r>
+                      <m:rPr>
+                        <m:sty m:val="p"/>
+                      </m:rPr>
+                      <m:t>j</m:t>
+                    </m:r>
+                    <m:r>
+                      <m:rPr>
+                        <m:sty m:val="p"/>
+                      </m:rPr>
+                      <m:t>e</m:t>
+                    </m:r>
+                    <m:r>
+                      <m:rPr>
+                        <m:sty m:val="p"/>
+                      </m:rPr>
+                      <m:t>c</m:t>
+                    </m:r>
+                    <m:r>
+                      <m:rPr>
+                        <m:sty m:val="p"/>
+                      </m:rPr>
+                      <m:t>t</m:t>
+                    </m:r>
+                  </m:e>
+                </m:d>
+              </m:e>
+            </m:mr>
+          </m:m>
         </m:oMath>
       </m:oMathPara>
     </w:p>
@@ -3888,9 +4175,9 @@
         <w:t xml:space="preserve">.</w:t>
       </w:r>
     </w:p>
-    <w:bookmarkEnd w:id="29"/>
-    <w:bookmarkEnd w:id="30"/>
-    <w:bookmarkStart w:id="66" w:name="results"/>
+    <w:bookmarkEnd w:id="40"/>
+    <w:bookmarkEnd w:id="41"/>
+    <w:bookmarkStart w:id="77" w:name="results"/>
     <w:p>
       <w:pPr>
         <w:pStyle w:val="Heading1"/>
@@ -3899,7 +4186,7 @@
         <w:t xml:space="preserve">3. Results</w:t>
       </w:r>
     </w:p>
-    <w:bookmarkStart w:id="35" w:name="participant-demographics"/>
+    <w:bookmarkStart w:id="46" w:name="participant-demographics"/>
     <w:p>
       <w:pPr>
         <w:pStyle w:val="Heading2"/>
@@ -3943,7 +4230,7 @@
       <w:tr>
         <w:tc>
           <w:tcPr/>
-          <w:bookmarkStart w:id="34" w:name="fig-partflow"/>
+          <w:bookmarkStart w:id="45" w:name="fig-partflow"/>
           <w:p>
             <w:pPr>
               <w:pStyle w:val="Compact"/>
@@ -3954,18 +4241,18 @@
                 <wp:inline>
                   <wp:extent cx="5943600" cy="2547257"/>
                   <wp:effectExtent b="0" l="0" r="0" t="0"/>
-                  <wp:docPr descr="" title="" id="32" name="Picture"/>
+                  <wp:docPr descr="" title="" id="43" name="Picture"/>
                   <a:graphic>
                     <a:graphicData uri="http://schemas.openxmlformats.org/drawingml/2006/picture">
                       <pic:pic>
                         <pic:nvPicPr>
-                          <pic:cNvPr descr="./images/ParticipantFlow.png" id="33" name="Picture"/>
+                          <pic:cNvPr descr="./images/ParticipantFlow.png" id="44" name="Picture"/>
                           <pic:cNvPicPr>
                             <a:picLocks noChangeArrowheads="1" noChangeAspect="1"/>
                           </pic:cNvPicPr>
                         </pic:nvPicPr>
                         <pic:blipFill>
-                          <a:blip r:embed="rId31"/>
+                          <a:blip r:embed="rId42"/>
                           <a:stretch>
                             <a:fillRect/>
                           </a:stretch>
@@ -3997,7 +4284,7 @@
               <w:jc w:val="center"/>
             </w:pPr>
             <w:pPr>
-              <w:jc w:val="left"/>
+              <w:jc w:val="start"/>
               <w:spacing w:before="200"/>
               <w:pStyle w:val="ImageCaption"/>
             </w:pPr>
@@ -4032,7 +4319,7 @@
               <w:t xml:space="preserve">. The number of participants at each stage is indicated within each node. Participants were excluded based on MRS FWHM and fMRI Mean FD thresholds, resulting in 18 participants included in the final analysis</w:t>
             </w:r>
           </w:p>
-          <w:bookmarkEnd w:id="34"/>
+          <w:bookmarkEnd w:id="45"/>
         </w:tc>
       </w:tr>
     </w:tbl>
@@ -4044,8 +4331,8 @@
         <w:t xml:space="preserve">The final study sample included 8 males and 10 females between ages 21.3 and 53.4, with a mean age and standard deviation of 29.6 ± 8.7 years.</w:t>
       </w:r>
     </w:p>
-    <w:bookmarkEnd w:id="35"/>
-    <w:bookmarkStart w:id="50" w:name="data-summary"/>
+    <w:bookmarkEnd w:id="46"/>
+    <w:bookmarkStart w:id="61" w:name="data-summary"/>
     <w:p>
       <w:pPr>
         <w:pStyle w:val="Heading2"/>
@@ -4128,7 +4415,7 @@
         <w:t xml:space="preserve">0.14 (range: [0.35, 0.95]).</w:t>
       </w:r>
     </w:p>
-    <w:bookmarkStart w:id="40" w:name="cell-fig-mrsquality"/>
+    <w:bookmarkStart w:id="51" w:name="cell-fig-mrsquality"/>
     <w:tbl>
       <w:tblPr>
         <w:tblStyle w:val="Table"/>
@@ -4142,7 +4429,7 @@
       <w:tr>
         <w:tc>
           <w:tcPr/>
-          <w:bookmarkStart w:id="39" w:name="fig-mrsquality"/>
+          <w:bookmarkStart w:id="50" w:name="fig-mrsquality"/>
           <w:p>
             <w:pPr>
               <w:pStyle w:val="Compact"/>
@@ -4153,18 +4440,18 @@
                 <wp:inline>
                   <wp:extent cx="5544151" cy="4620126"/>
                   <wp:effectExtent b="0" l="0" r="0" t="0"/>
-                  <wp:docPr descr="" title="" id="37" name="Picture"/>
+                  <wp:docPr descr="" title="" id="48" name="Picture"/>
                   <a:graphic>
                     <a:graphicData uri="http://schemas.openxmlformats.org/drawingml/2006/picture">
                       <pic:pic>
                         <pic:nvPicPr>
-                          <pic:cNvPr descr="index_files/figure-docx/fig-mrsquality-1.png" id="38" name="Picture"/>
+                          <pic:cNvPr descr="index_files/figure-docx/fig-mrsquality-1.png" id="49" name="Picture"/>
                           <pic:cNvPicPr>
                             <a:picLocks noChangeArrowheads="1" noChangeAspect="1"/>
                           </pic:cNvPicPr>
                         </pic:nvPicPr>
                         <pic:blipFill>
-                          <a:blip r:embed="rId36"/>
+                          <a:blip r:embed="rId47"/>
                           <a:stretch>
                             <a:fillRect/>
                           </a:stretch>
@@ -4196,7 +4483,7 @@
               <w:jc w:val="center"/>
             </w:pPr>
             <w:pPr>
-              <w:jc w:val="left"/>
+              <w:jc w:val="start"/>
               <w:spacing w:before="200"/>
               <w:pStyle w:val="ImageCaption"/>
             </w:pPr>
@@ -4234,11 +4521,11 @@
               <w:t xml:space="preserve">A) Average MRS location. Colored overlay of the average voxel location across all nineteen participants, from 0 (black) to 1 (white). Brighter yellow represents voxel locations shared by all participants, while darker purple represents voxel locations unique to participants. MRS voxels were registered to MNI space and averaged. Underlay is T1w MNI152 at 0.5 mm resolution. B) Sample Osprey sLASER Spectrum. Red spectrum indicates overall model fit. Model fits for individual metabolites are shown in blue below overall fit. C) Sample Osprey MEGA-PRESS Spectrum. Yellow spectrum indicates overall model fit. Model fits for individual metabolites are shown in blue below overall fit.</w:t>
             </w:r>
           </w:p>
-          <w:bookmarkEnd w:id="39"/>
+          <w:bookmarkEnd w:id="50"/>
         </w:tc>
       </w:tr>
     </w:tbl>
-    <w:bookmarkEnd w:id="40"/>
+    <w:bookmarkEnd w:id="51"/>
     <w:p>
       <w:pPr>
         <w:pStyle w:val="TextBody"/>
@@ -4308,7 +4595,7 @@
         <w:t xml:space="preserve">A, B, and C, respectively.</w:t>
       </w:r>
     </w:p>
-    <w:bookmarkStart w:id="45" w:name="cell-fig-hurstsamp"/>
+    <w:bookmarkStart w:id="56" w:name="cell-fig-hurstsamp"/>
     <w:tbl>
       <w:tblPr>
         <w:tblStyle w:val="Table"/>
@@ -4322,7 +4609,7 @@
       <w:tr>
         <w:tc>
           <w:tcPr/>
-          <w:bookmarkStart w:id="44" w:name="fig-hurstsamp"/>
+          <w:bookmarkStart w:id="55" w:name="fig-hurstsamp"/>
           <w:p>
             <w:pPr>
               <w:pStyle w:val="Compact"/>
@@ -4333,18 +4620,18 @@
                 <wp:inline>
                   <wp:extent cx="5544151" cy="5544151"/>
                   <wp:effectExtent b="0" l="0" r="0" t="0"/>
-                  <wp:docPr descr="" title="" id="42" name="Picture"/>
+                  <wp:docPr descr="" title="" id="53" name="Picture"/>
                   <a:graphic>
                     <a:graphicData uri="http://schemas.openxmlformats.org/drawingml/2006/picture">
                       <pic:pic>
                         <pic:nvPicPr>
-                          <pic:cNvPr descr="index_files/figure-docx/fig-hurstsamp-1.png" id="43" name="Picture"/>
+                          <pic:cNvPr descr="index_files/figure-docx/fig-hurstsamp-1.png" id="54" name="Picture"/>
                           <pic:cNvPicPr>
                             <a:picLocks noChangeArrowheads="1" noChangeAspect="1"/>
                           </pic:cNvPicPr>
                         </pic:nvPicPr>
                         <pic:blipFill>
-                          <a:blip r:embed="rId41"/>
+                          <a:blip r:embed="rId52"/>
                           <a:stretch>
                             <a:fillRect/>
                           </a:stretch>
@@ -4376,7 +4663,7 @@
               <w:jc w:val="center"/>
             </w:pPr>
             <w:pPr>
-              <w:jc w:val="left"/>
+              <w:jc w:val="start"/>
               <w:spacing w:before="200"/>
               <w:pStyle w:val="ImageCaption"/>
             </w:pPr>
@@ -4414,11 +4701,11 @@
               <w:t xml:space="preserve">A) sample fMRI grey-matter mask within the MRS voxel. Background: a sample coronal, sagittal, and axial slice is displayed of the mean fMRI scan from the rest acquisition. Foreground: the greymatter/MRS mask used to calculate mean H. B) Sample H map for whole brain. Coronal, sagittal, and axial views of are shown, colour-coded by H values. Colour-coding shows evident tissue differentiation by H value (i.e., gray matter (red), white matter (light red), and cerebrospinal fluid (white)). C) Sample PSD spectrum. All participants’ PSD spectrums during rest are plotted using light grey lines. Mean PSD is plotted in solid red Mean linear regression line is plotted in dashed blue. H for each participant was calculated from the slope of their mean linear regression line.</w:t>
             </w:r>
           </w:p>
-          <w:bookmarkEnd w:id="44"/>
+          <w:bookmarkEnd w:id="55"/>
         </w:tc>
       </w:tr>
     </w:tbl>
-    <w:bookmarkEnd w:id="45"/>
+    <w:bookmarkEnd w:id="56"/>
     <w:p>
       <w:pPr>
         <w:pStyle w:val="TextBody"/>
@@ -4451,7 +4738,7 @@
       <w:tr>
         <w:tc>
           <w:tcPr/>
-          <w:bookmarkStart w:id="49" w:name="fig-averagehurst"/>
+          <w:bookmarkStart w:id="60" w:name="fig-averagehurst"/>
           <w:p>
             <w:pPr>
               <w:pStyle w:val="Compact"/>
@@ -4462,18 +4749,18 @@
                 <wp:inline>
                   <wp:extent cx="4754880" cy="3572639"/>
                   <wp:effectExtent b="0" l="0" r="0" t="0"/>
-                  <wp:docPr descr="" title="" id="47" name="Picture"/>
+                  <wp:docPr descr="" title="" id="58" name="Picture"/>
                   <a:graphic>
                     <a:graphicData uri="http://schemas.openxmlformats.org/drawingml/2006/picture">
                       <pic:pic>
                         <pic:nvPicPr>
-                          <pic:cNvPr descr="./images/RestMovieHurstAverage.png" id="48" name="Picture"/>
+                          <pic:cNvPr descr="./images/RestMovieHurstAverage.png" id="59" name="Picture"/>
                           <pic:cNvPicPr>
                             <a:picLocks noChangeArrowheads="1" noChangeAspect="1"/>
                           </pic:cNvPicPr>
                         </pic:nvPicPr>
                         <pic:blipFill>
-                          <a:blip r:embed="rId46"/>
+                          <a:blip r:embed="rId57"/>
                           <a:stretch>
                             <a:fillRect/>
                           </a:stretch>
@@ -4505,7 +4792,7 @@
               <w:jc w:val="center"/>
             </w:pPr>
             <w:pPr>
-              <w:jc w:val="left"/>
+              <w:jc w:val="start"/>
               <w:spacing w:before="200"/>
               <w:pStyle w:val="ImageCaption"/>
             </w:pPr>
@@ -4543,12 +4830,12 @@
               <w:t xml:space="preserve">Group averaged maps of the Hurst exponent computed to visualize whole-brain patterns across sessions: rest (top) and movie watching (bottom.)</w:t>
             </w:r>
           </w:p>
-          <w:bookmarkEnd w:id="49"/>
+          <w:bookmarkEnd w:id="60"/>
         </w:tc>
       </w:tr>
     </w:tbl>
-    <w:bookmarkEnd w:id="50"/>
-    <w:bookmarkStart w:id="51" w:name="linear-mixed-effects-model-h-and-ei"/>
+    <w:bookmarkEnd w:id="61"/>
+    <w:bookmarkStart w:id="62" w:name="linear-mixed-effects-model-h-and-ei"/>
     <w:p>
       <w:pPr>
         <w:pStyle w:val="Heading2"/>
@@ -4732,8 +5019,8 @@
         <w:t xml:space="preserve">and meanFD (beta = -0.59, 95% CI [-2.14, 0.96], t(26) = -0.75, p = 0.46) — were not statistically significant.</w:t>
       </w:r>
     </w:p>
-    <w:bookmarkEnd w:id="51"/>
-    <w:bookmarkStart w:id="64" w:name="post-hoc-analyses"/>
+    <w:bookmarkEnd w:id="62"/>
+    <w:bookmarkStart w:id="75" w:name="post-hoc-analyses"/>
     <w:p>
       <w:pPr>
         <w:pStyle w:val="Heading2"/>
@@ -4891,7 +5178,7 @@
       <w:tr>
         <w:tc>
           <w:tcPr/>
-          <w:bookmarkStart w:id="52" w:name="tbl-results"/>
+          <w:bookmarkStart w:id="63" w:name="tbl-results"/>
           <w:tbl>
             <w:tblPr>
               <w:tblStyle w:val="Table"/>
@@ -4921,6 +5208,7 @@
                 <w:p>
                   <w:pPr>
                     <w:pStyle w:val="Compact"/>
+                    <w:jc w:val="left"/>
                     <w:jc w:val="center"/>
                   </w:pPr>
                   <w:r>
@@ -4933,6 +5221,7 @@
                 <w:p>
                   <w:pPr>
                     <w:pStyle w:val="Compact"/>
+                    <w:jc w:val="left"/>
                     <w:jc w:val="center"/>
                   </w:pPr>
                   <w:r>
@@ -4945,6 +5234,7 @@
                 <w:p>
                   <w:pPr>
                     <w:pStyle w:val="Compact"/>
+                    <w:jc w:val="left"/>
                     <w:jc w:val="center"/>
                   </w:pPr>
                   <w:r>
@@ -4959,6 +5249,7 @@
                 <w:p>
                   <w:pPr>
                     <w:pStyle w:val="Compact"/>
+                    <w:jc w:val="left"/>
                     <w:jc w:val="center"/>
                   </w:pPr>
                   <w:r>
@@ -4975,6 +5266,7 @@
                 <w:p>
                   <w:pPr>
                     <w:pStyle w:val="Compact"/>
+                    <w:jc w:val="left"/>
                     <w:jc w:val="center"/>
                   </w:pPr>
                   <w:r>
@@ -4987,6 +5279,7 @@
                 <w:p>
                   <w:pPr>
                     <w:pStyle w:val="Compact"/>
+                    <w:jc w:val="left"/>
                     <w:jc w:val="center"/>
                   </w:pPr>
                   <w:r>
@@ -4999,6 +5292,7 @@
                 <w:p>
                   <w:pPr>
                     <w:pStyle w:val="Compact"/>
+                    <w:jc w:val="left"/>
                     <w:jc w:val="center"/>
                   </w:pPr>
                   <w:r>
@@ -5013,6 +5307,7 @@
                 <w:p>
                   <w:pPr>
                     <w:pStyle w:val="Compact"/>
+                    <w:jc w:val="left"/>
                     <w:jc w:val="center"/>
                   </w:pPr>
                   <w:r>
@@ -5029,6 +5324,7 @@
                 <w:p>
                   <w:pPr>
                     <w:pStyle w:val="Compact"/>
+                    <w:jc w:val="left"/>
                     <w:jc w:val="center"/>
                   </w:pPr>
                   <w:r>
@@ -5041,6 +5337,7 @@
                 <w:p>
                   <w:pPr>
                     <w:pStyle w:val="Compact"/>
+                    <w:jc w:val="left"/>
                     <w:jc w:val="center"/>
                   </w:pPr>
                   <w:r>
@@ -5053,6 +5350,7 @@
                 <w:p>
                   <w:pPr>
                     <w:pStyle w:val="Compact"/>
+                    <w:jc w:val="left"/>
                     <w:jc w:val="center"/>
                   </w:pPr>
                   <w:r>
@@ -5067,6 +5365,7 @@
                 <w:p>
                   <w:pPr>
                     <w:pStyle w:val="Compact"/>
+                    <w:jc w:val="left"/>
                     <w:jc w:val="center"/>
                   </w:pPr>
                   <w:r>
@@ -5083,6 +5382,7 @@
                 <w:p>
                   <w:pPr>
                     <w:pStyle w:val="Compact"/>
+                    <w:jc w:val="left"/>
                     <w:jc w:val="center"/>
                   </w:pPr>
                   <w:r>
@@ -5095,6 +5395,7 @@
                 <w:p>
                   <w:pPr>
                     <w:pStyle w:val="Compact"/>
+                    <w:jc w:val="left"/>
                     <w:jc w:val="center"/>
                   </w:pPr>
                   <w:r>
@@ -5107,6 +5408,7 @@
                 <w:p>
                   <w:pPr>
                     <w:pStyle w:val="Compact"/>
+                    <w:jc w:val="left"/>
                     <w:jc w:val="center"/>
                   </w:pPr>
                   <w:r>
@@ -5121,6 +5423,7 @@
                 <w:p>
                   <w:pPr>
                     <w:pStyle w:val="Compact"/>
+                    <w:jc w:val="left"/>
                     <w:jc w:val="center"/>
                   </w:pPr>
                   <w:r>
@@ -5137,6 +5440,7 @@
                 <w:p>
                   <w:pPr>
                     <w:pStyle w:val="Compact"/>
+                    <w:jc w:val="left"/>
                     <w:jc w:val="center"/>
                   </w:pPr>
                   <w:r>
@@ -5149,6 +5453,7 @@
                 <w:p>
                   <w:pPr>
                     <w:pStyle w:val="Compact"/>
+                    <w:jc w:val="left"/>
                     <w:jc w:val="center"/>
                   </w:pPr>
                   <w:r>
@@ -5161,6 +5466,7 @@
                 <w:p>
                   <w:pPr>
                     <w:pStyle w:val="Compact"/>
+                    <w:jc w:val="left"/>
                     <w:jc w:val="center"/>
                   </w:pPr>
                   <w:r>
@@ -5175,7 +5481,7 @@
               <w:jc w:val="center"/>
             </w:pPr>
             <w:pPr>
-              <w:jc w:val="left"/>
+              <w:jc w:val="start"/>
               <w:spacing w:before="200"/>
               <w:pStyle w:val="ImageCaption"/>
             </w:pPr>
@@ -5213,11 +5519,11 @@
               <w:t xml:space="preserve">Glx and GABA+ values are in millimoles.</w:t>
             </w:r>
           </w:p>
-          <w:bookmarkEnd w:id="52"/>
+          <w:bookmarkEnd w:id="63"/>
         </w:tc>
       </w:tr>
     </w:tbl>
-    <w:bookmarkStart w:id="57" w:name="cell-fig-results"/>
+    <w:bookmarkStart w:id="68" w:name="cell-fig-results"/>
     <w:tbl>
       <w:tblPr>
         <w:tblStyle w:val="Table"/>
@@ -5231,7 +5537,7 @@
       <w:tr>
         <w:tc>
           <w:tcPr/>
-          <w:bookmarkStart w:id="56" w:name="fig-results"/>
+          <w:bookmarkStart w:id="67" w:name="fig-results"/>
           <w:p>
             <w:pPr>
               <w:pStyle w:val="Compact"/>
@@ -5242,18 +5548,18 @@
                 <wp:inline>
                   <wp:extent cx="5943600" cy="4754880"/>
                   <wp:effectExtent b="0" l="0" r="0" t="0"/>
-                  <wp:docPr descr="" title="" id="54" name="Picture"/>
+                  <wp:docPr descr="" title="" id="65" name="Picture"/>
                   <a:graphic>
                     <a:graphicData uri="http://schemas.openxmlformats.org/drawingml/2006/picture">
                       <pic:pic>
                         <pic:nvPicPr>
-                          <pic:cNvPr descr="index_files/figure-docx/fig-results-1.png" id="55" name="Picture"/>
+                          <pic:cNvPr descr="index_files/figure-docx/fig-results-1.png" id="66" name="Picture"/>
                           <pic:cNvPicPr>
                             <a:picLocks noChangeArrowheads="1" noChangeAspect="1"/>
                           </pic:cNvPicPr>
                         </pic:nvPicPr>
                         <pic:blipFill>
-                          <a:blip r:embed="rId53"/>
+                          <a:blip r:embed="rId64"/>
                           <a:stretch>
                             <a:fillRect/>
                           </a:stretch>
@@ -5285,7 +5591,7 @@
               <w:jc w:val="center"/>
             </w:pPr>
             <w:pPr>
-              <w:jc w:val="left"/>
+              <w:jc w:val="start"/>
               <w:spacing w:before="200"/>
               <w:pStyle w:val="ImageCaption"/>
             </w:pPr>
@@ -5323,11 +5629,11 @@
               <w:t xml:space="preserve">A) Glx (mM); B) GABA+ (mM); and C) E:I. Paired dots represent the same participant across conditions. Mean difference with 95% confidence intervals, and as Cohen’s D are reported at the top of each plot.</w:t>
             </w:r>
           </w:p>
-          <w:bookmarkEnd w:id="56"/>
+          <w:bookmarkEnd w:id="67"/>
         </w:tc>
       </w:tr>
     </w:tbl>
-    <w:bookmarkEnd w:id="57"/>
+    <w:bookmarkEnd w:id="68"/>
     <w:p>
       <w:pPr>
         <w:pStyle w:val="TextBody"/>
@@ -5350,7 +5656,7 @@
         <w:t xml:space="preserve"> </w:t>
       </w:r>
     </w:p>
-    <w:bookmarkStart w:id="62" w:name="cell-fig-correlations"/>
+    <w:bookmarkStart w:id="73" w:name="cell-fig-correlations"/>
     <w:tbl>
       <w:tblPr>
         <w:tblStyle w:val="Table"/>
@@ -5364,7 +5670,7 @@
       <w:tr>
         <w:tc>
           <w:tcPr/>
-          <w:bookmarkStart w:id="61" w:name="fig-correlations"/>
+          <w:bookmarkStart w:id="72" w:name="fig-correlations"/>
           <w:p>
             <w:pPr>
               <w:pStyle w:val="Compact"/>
@@ -5375,18 +5681,18 @@
                 <wp:inline>
                   <wp:extent cx="5943600" cy="5094514"/>
                   <wp:effectExtent b="0" l="0" r="0" t="0"/>
-                  <wp:docPr descr="" title="" id="59" name="Picture"/>
+                  <wp:docPr descr="" title="" id="70" name="Picture"/>
                   <a:graphic>
                     <a:graphicData uri="http://schemas.openxmlformats.org/drawingml/2006/picture">
                       <pic:pic>
                         <pic:nvPicPr>
-                          <pic:cNvPr descr="index_files/figure-docx/fig-correlations-1.png" id="60" name="Picture"/>
+                          <pic:cNvPr descr="index_files/figure-docx/fig-correlations-1.png" id="71" name="Picture"/>
                           <pic:cNvPicPr>
                             <a:picLocks noChangeArrowheads="1" noChangeAspect="1"/>
                           </pic:cNvPicPr>
                         </pic:nvPicPr>
                         <pic:blipFill>
-                          <a:blip r:embed="rId58"/>
+                          <a:blip r:embed="rId69"/>
                           <a:stretch>
                             <a:fillRect/>
                           </a:stretch>
@@ -5418,7 +5724,7 @@
               <w:jc w:val="center"/>
             </w:pPr>
             <w:pPr>
-              <w:jc w:val="left"/>
+              <w:jc w:val="start"/>
               <w:spacing w:before="200"/>
               <w:pStyle w:val="ImageCaption"/>
             </w:pPr>
@@ -5456,12 +5762,12 @@
               <w:t xml:space="preserve">A) Glx (mM); B) GABA+ (mM); and C) E:I. Rest is in green, while movie is in orange. p-values are reported at the top of each plot.</w:t>
             </w:r>
           </w:p>
-          <w:bookmarkEnd w:id="61"/>
+          <w:bookmarkEnd w:id="72"/>
         </w:tc>
       </w:tr>
     </w:tbl>
-    <w:bookmarkEnd w:id="62"/>
-    <w:bookmarkStart w:id="63" w:name="data-quality"/>
+    <w:bookmarkEnd w:id="73"/>
+    <w:bookmarkStart w:id="74" w:name="data-quality"/>
     <w:p>
       <w:pPr>
         <w:pStyle w:val="Heading3"/>
@@ -5627,9 +5933,9 @@
         <w:t xml:space="preserve">).</w:t>
       </w:r>
     </w:p>
-    <w:bookmarkEnd w:id="63"/>
-    <w:bookmarkEnd w:id="64"/>
-    <w:bookmarkStart w:id="65" w:name="re-analysis-using-gannet-1"/>
+    <w:bookmarkEnd w:id="74"/>
+    <w:bookmarkEnd w:id="75"/>
+    <w:bookmarkStart w:id="76" w:name="re-analysis-using-gannet-1"/>
     <w:p>
       <w:pPr>
         <w:pStyle w:val="Heading2"/>
@@ -5661,9 +5967,9 @@
         <w:t xml:space="preserve">did not result in any significant changes from the results reported above. We have included these results in the Supplementary Material.</w:t>
       </w:r>
     </w:p>
-    <w:bookmarkEnd w:id="65"/>
-    <w:bookmarkEnd w:id="66"/>
-    <w:bookmarkStart w:id="70" w:name="discussion"/>
+    <w:bookmarkEnd w:id="76"/>
+    <w:bookmarkEnd w:id="77"/>
+    <w:bookmarkStart w:id="81" w:name="discussion"/>
     <w:p>
       <w:pPr>
         <w:pStyle w:val="Heading1"/>
@@ -5943,7 +6249,7 @@
       <w:tr>
         <w:tc>
           <w:tcPr/>
-          <w:bookmarkStart w:id="67" w:name="tbl-lit"/>
+          <w:bookmarkStart w:id="78" w:name="tbl-lit"/>
           <w:tbl>
             <w:tblPr>
               <w:tblStyle w:val="Table"/>
@@ -5968,6 +6274,7 @@
                 <w:p>
                   <w:pPr>
                     <w:pStyle w:val="Compact"/>
+                    <w:jc w:val="left"/>
                     <w:jc w:val="center"/>
                   </w:pPr>
                   <w:r>
@@ -5980,6 +6287,7 @@
                 <w:p>
                   <w:pPr>
                     <w:pStyle w:val="Compact"/>
+                    <w:jc w:val="left"/>
                     <w:jc w:val="center"/>
                   </w:pPr>
                   <w:r>
@@ -5992,6 +6300,7 @@
                 <w:p>
                   <w:pPr>
                     <w:pStyle w:val="Compact"/>
+                    <w:jc w:val="left"/>
                     <w:jc w:val="center"/>
                   </w:pPr>
                   <w:r>
@@ -6004,6 +6313,7 @@
                 <w:p>
                   <w:pPr>
                     <w:pStyle w:val="Compact"/>
+                    <w:jc w:val="left"/>
                     <w:jc w:val="center"/>
                   </w:pPr>
                   <w:r>
@@ -6016,6 +6326,7 @@
                 <w:p>
                   <w:pPr>
                     <w:pStyle w:val="Compact"/>
+                    <w:jc w:val="left"/>
                     <w:jc w:val="center"/>
                   </w:pPr>
                   <w:r>
@@ -6028,6 +6339,7 @@
                 <w:p>
                   <w:pPr>
                     <w:pStyle w:val="Compact"/>
+                    <w:jc w:val="left"/>
                     <w:jc w:val="center"/>
                   </w:pPr>
                   <w:r>
@@ -6042,6 +6354,7 @@
                 <w:p>
                   <w:pPr>
                     <w:pStyle w:val="Compact"/>
+                    <w:jc w:val="left"/>
                     <w:jc w:val="center"/>
                   </w:pPr>
                   <w:r>
@@ -6060,6 +6373,7 @@
                 <w:p>
                   <w:pPr>
                     <w:pStyle w:val="Compact"/>
+                    <w:jc w:val="left"/>
                     <w:jc w:val="center"/>
                   </w:pPr>
                   <w:r>
@@ -6072,6 +6386,7 @@
                 <w:p>
                   <w:pPr>
                     <w:pStyle w:val="Compact"/>
+                    <w:jc w:val="left"/>
                     <w:jc w:val="center"/>
                   </w:pPr>
                   <w:r>
@@ -6084,6 +6399,7 @@
                 <w:p>
                   <w:pPr>
                     <w:pStyle w:val="Compact"/>
+                    <w:jc w:val="left"/>
                     <w:jc w:val="center"/>
                   </w:pPr>
                   <w:r>
@@ -6096,6 +6412,7 @@
                 <w:p>
                   <w:pPr>
                     <w:pStyle w:val="Compact"/>
+                    <w:jc w:val="left"/>
                     <w:jc w:val="center"/>
                   </w:pPr>
                   <w:r>
@@ -6108,6 +6425,7 @@
                 <w:p>
                   <w:pPr>
                     <w:pStyle w:val="Compact"/>
+                    <w:jc w:val="left"/>
                     <w:jc w:val="center"/>
                   </w:pPr>
                   <w:r>
@@ -6122,6 +6440,7 @@
                 <w:p>
                   <w:pPr>
                     <w:pStyle w:val="Compact"/>
+                    <w:jc w:val="left"/>
                     <w:jc w:val="center"/>
                   </w:pPr>
                   <w:r>
@@ -6140,6 +6459,7 @@
                 <w:p>
                   <w:pPr>
                     <w:pStyle w:val="Compact"/>
+                    <w:jc w:val="left"/>
                     <w:jc w:val="center"/>
                   </w:pPr>
                   <w:r>
@@ -6152,6 +6472,7 @@
                 <w:p>
                   <w:pPr>
                     <w:pStyle w:val="Compact"/>
+                    <w:jc w:val="left"/>
                     <w:jc w:val="center"/>
                   </w:pPr>
                   <w:r>
@@ -6164,6 +6485,7 @@
                 <w:p>
                   <w:pPr>
                     <w:pStyle w:val="Compact"/>
+                    <w:jc w:val="left"/>
                     <w:jc w:val="center"/>
                   </w:pPr>
                   <w:r>
@@ -6176,6 +6498,7 @@
                 <w:p>
                   <w:pPr>
                     <w:pStyle w:val="Compact"/>
+                    <w:jc w:val="left"/>
                     <w:jc w:val="center"/>
                   </w:pPr>
                   <w:r>
@@ -6188,6 +6511,7 @@
                 <w:p>
                   <w:pPr>
                     <w:pStyle w:val="Compact"/>
+                    <w:jc w:val="left"/>
                     <w:jc w:val="center"/>
                   </w:pPr>
                   <w:r>
@@ -6202,6 +6526,7 @@
                 <w:p>
                   <w:pPr>
                     <w:pStyle w:val="Compact"/>
+                    <w:jc w:val="left"/>
                     <w:jc w:val="center"/>
                   </w:pPr>
                   <w:r>
@@ -6220,6 +6545,7 @@
                 <w:p>
                   <w:pPr>
                     <w:pStyle w:val="Compact"/>
+                    <w:jc w:val="left"/>
                     <w:jc w:val="center"/>
                   </w:pPr>
                   <w:r>
@@ -6232,6 +6558,7 @@
                 <w:p>
                   <w:pPr>
                     <w:pStyle w:val="Compact"/>
+                    <w:jc w:val="left"/>
                     <w:jc w:val="center"/>
                   </w:pPr>
                   <w:r>
@@ -6244,6 +6571,7 @@
                 <w:p>
                   <w:pPr>
                     <w:pStyle w:val="Compact"/>
+                    <w:jc w:val="left"/>
                     <w:jc w:val="center"/>
                   </w:pPr>
                   <w:r>
@@ -6256,6 +6584,7 @@
                 <w:p>
                   <w:pPr>
                     <w:pStyle w:val="Compact"/>
+                    <w:jc w:val="left"/>
                     <w:jc w:val="center"/>
                   </w:pPr>
                   <w:r>
@@ -6268,6 +6597,7 @@
                 <w:p>
                   <w:pPr>
                     <w:pStyle w:val="Compact"/>
+                    <w:jc w:val="left"/>
                     <w:jc w:val="center"/>
                   </w:pPr>
                   <w:r>
@@ -6282,6 +6612,7 @@
                 <w:p>
                   <w:pPr>
                     <w:pStyle w:val="Compact"/>
+                    <w:jc w:val="left"/>
                     <w:jc w:val="center"/>
                   </w:pPr>
                   <w:r>
@@ -6300,6 +6631,7 @@
                 <w:p>
                   <w:pPr>
                     <w:pStyle w:val="Compact"/>
+                    <w:jc w:val="left"/>
                     <w:jc w:val="center"/>
                   </w:pPr>
                   <w:r>
@@ -6312,6 +6644,7 @@
                 <w:p>
                   <w:pPr>
                     <w:pStyle w:val="Compact"/>
+                    <w:jc w:val="left"/>
                     <w:jc w:val="center"/>
                   </w:pPr>
                   <w:r>
@@ -6324,6 +6657,7 @@
                 <w:p>
                   <w:pPr>
                     <w:pStyle w:val="Compact"/>
+                    <w:jc w:val="left"/>
                     <w:jc w:val="center"/>
                   </w:pPr>
                   <w:r>
@@ -6336,6 +6670,7 @@
                 <w:p>
                   <w:pPr>
                     <w:pStyle w:val="Compact"/>
+                    <w:jc w:val="left"/>
                     <w:jc w:val="center"/>
                   </w:pPr>
                   <w:r>
@@ -6348,6 +6683,7 @@
                 <w:p>
                   <w:pPr>
                     <w:pStyle w:val="Compact"/>
+                    <w:jc w:val="left"/>
                     <w:jc w:val="center"/>
                   </w:pPr>
                   <w:r>
@@ -6362,6 +6698,7 @@
                 <w:p>
                   <w:pPr>
                     <w:pStyle w:val="Compact"/>
+                    <w:jc w:val="left"/>
                     <w:jc w:val="center"/>
                   </w:pPr>
                   <w:r>
@@ -6380,6 +6717,7 @@
                 <w:p>
                   <w:pPr>
                     <w:pStyle w:val="Compact"/>
+                    <w:jc w:val="left"/>
                     <w:jc w:val="center"/>
                   </w:pPr>
                   <w:r>
@@ -6392,6 +6730,7 @@
                 <w:p>
                   <w:pPr>
                     <w:pStyle w:val="Compact"/>
+                    <w:jc w:val="left"/>
                     <w:jc w:val="center"/>
                   </w:pPr>
                   <w:r>
@@ -6404,6 +6743,7 @@
                 <w:p>
                   <w:pPr>
                     <w:pStyle w:val="Compact"/>
+                    <w:jc w:val="left"/>
                     <w:jc w:val="center"/>
                   </w:pPr>
                   <w:r>
@@ -6416,6 +6756,7 @@
                 <w:p>
                   <w:pPr>
                     <w:pStyle w:val="Compact"/>
+                    <w:jc w:val="left"/>
                     <w:jc w:val="center"/>
                   </w:pPr>
                   <w:r>
@@ -6428,6 +6769,7 @@
                 <w:p>
                   <w:pPr>
                     <w:pStyle w:val="Compact"/>
+                    <w:jc w:val="left"/>
                     <w:jc w:val="center"/>
                   </w:pPr>
                   <w:r>
@@ -6442,7 +6784,7 @@
               <w:jc w:val="center"/>
             </w:pPr>
             <w:pPr>
-              <w:jc w:val="left"/>
+              <w:jc w:val="start"/>
               <w:spacing w:before="200"/>
               <w:pStyle w:val="ImageCaption"/>
             </w:pPr>
@@ -6474,7 +6816,7 @@
               <w:t xml:space="preserve">Summary of methods for existing E:I-Hurst studies</w:t>
             </w:r>
           </w:p>
-          <w:bookmarkEnd w:id="67"/>
+          <w:bookmarkEnd w:id="78"/>
         </w:tc>
       </w:tr>
     </w:tbl>
@@ -6520,7 +6862,7 @@
         <w:t xml:space="preserve">As both H and E:I have been known to change with age, we did not seek to limit our sample to any specific age range. Furthermore, other physiological details — such as caffeine, nicotine, phase of the menstrual cycle, gender, and medication use — were not collected, as the core E:I-Hurst theory posits a global relationship that should hold irrespective of specific brain states or transient physiological factors. Additionally, our within-subjects design strengthens this approach: our core analyses assessing changes between resting state and movie-watching were paired, with each participant serving as their own control. This reduces the influence of inter-individual variability, including age-related and other brain-state effects.</w:t>
       </w:r>
     </w:p>
-    <w:bookmarkStart w:id="68" w:name="limitations-and-strengths"/>
+    <w:bookmarkStart w:id="79" w:name="limitations-and-strengths"/>
     <w:p>
       <w:pPr>
         <w:pStyle w:val="Heading2"/>
@@ -6564,7 +6906,13 @@
         <w:t xml:space="preserve"> </w:t>
       </w:r>
       <w:r>
-        <w:t xml:space="preserve">‘cloning’</w:t>
+        <w:t xml:space="preserve">‘</w:t>
+      </w:r>
+      <w:r>
+        <w:t xml:space="preserve">cloning</w:t>
+      </w:r>
+      <w:r>
+        <w:t xml:space="preserve">’</w:t>
       </w:r>
       <w:r>
         <w:t xml:space="preserve"> </w:t>
@@ -6652,8 +7000,8 @@
         <w:t xml:space="preserve">.</w:t>
       </w:r>
     </w:p>
-    <w:bookmarkEnd w:id="68"/>
-    <w:bookmarkStart w:id="69" w:name="lessons-for-future-researchers"/>
+    <w:bookmarkEnd w:id="79"/>
+    <w:bookmarkStart w:id="80" w:name="lessons-for-future-researchers"/>
     <w:p>
       <w:pPr>
         <w:pStyle w:val="Heading2"/>
@@ -6822,9 +7170,9 @@
         <w:t xml:space="preserve">Together, these considerations may help in overcoming the limitations observed in the present study and contribute to a clearer understanding of the potential relationship between E:I and H.</w:t>
       </w:r>
     </w:p>
-    <w:bookmarkEnd w:id="69"/>
-    <w:bookmarkEnd w:id="70"/>
-    <w:bookmarkStart w:id="71" w:name="conclusion"/>
+    <w:bookmarkEnd w:id="80"/>
+    <w:bookmarkEnd w:id="81"/>
+    <w:bookmarkStart w:id="82" w:name="conclusion"/>
     <w:p>
       <w:pPr>
         <w:pStyle w:val="Heading1"/>
@@ -6866,8 +7214,8 @@
         <w:t xml:space="preserve">human study to test for this relationship. It is our hope that as the literature grows, more authors will examine this relationship with respect to other brain regions and using other methods, and will use the lessons learned in this study to inform their own. Hopefully then it will be possible to corroborate findings to probe the complex relationships that may exist with regards to H and E:I in the human brain.</w:t>
       </w:r>
     </w:p>
-    <w:bookmarkEnd w:id="71"/>
-    <w:bookmarkStart w:id="73" w:name="data-availability-statement"/>
+    <w:bookmarkEnd w:id="82"/>
+    <w:bookmarkStart w:id="84" w:name="data-availability-statement"/>
     <w:p>
       <w:pPr>
         <w:pStyle w:val="Heading1"/>
@@ -6886,7 +7234,7 @@
       <w:r>
         <w:t xml:space="preserve"> </w:t>
       </w:r>
-      <w:hyperlink r:id="rId22">
+      <w:hyperlink r:id="rId33">
         <w:r>
           <w:rPr>
             <w:rStyle w:val="InternetLink"/>
@@ -6901,7 +7249,13 @@
         <w:t xml:space="preserve"> </w:t>
       </w:r>
       <w:r>
-        <w:t xml:space="preserve">‘reproducible manner’</w:t>
+        <w:t xml:space="preserve">‘</w:t>
+      </w:r>
+      <w:r>
+        <w:t xml:space="preserve">reproducible manner</w:t>
+      </w:r>
+      <w:r>
+        <w:t xml:space="preserve">’</w:t>
       </w:r>
       <w:r>
         <w:t xml:space="preserve">: the entire manuscript, including statistics reported, figures, and tables, can be reproduced here:</w:t>
@@ -6909,7 +7263,7 @@
       <w:r>
         <w:t xml:space="preserve"> </w:t>
       </w:r>
-      <w:hyperlink r:id="rId72">
+      <w:hyperlink r:id="rId83">
         <w:r>
           <w:rPr>
             <w:rStyle w:val="InternetLink"/>
@@ -6918,8 +7272,8 @@
         </w:r>
       </w:hyperlink>
     </w:p>
-    <w:bookmarkEnd w:id="73"/>
-    <w:bookmarkStart w:id="74" w:name="competing-interests"/>
+    <w:bookmarkEnd w:id="84"/>
+    <w:bookmarkStart w:id="85" w:name="competing-interests"/>
     <w:p>
       <w:pPr>
         <w:pStyle w:val="Heading1"/>
@@ -6936,8 +7290,8 @@
         <w:t xml:space="preserve">The authors declare they have no known competing interests.</w:t>
       </w:r>
     </w:p>
-    <w:bookmarkEnd w:id="74"/>
-    <w:bookmarkStart w:id="75" w:name="author-contributions"/>
+    <w:bookmarkEnd w:id="85"/>
+    <w:bookmarkStart w:id="86" w:name="author-contributions"/>
     <w:p>
       <w:pPr>
         <w:pStyle w:val="Heading1"/>
@@ -6966,8 +7320,8 @@
         <w:t xml:space="preserve">AMW was responsible for conceptualization, data curation, formal analysis, funding acquisition, investigation, methodology, project administration, resources, supervision, validation, visualization, and writing - review &amp; editing.</w:t>
       </w:r>
     </w:p>
-    <w:bookmarkEnd w:id="75"/>
-    <w:bookmarkStart w:id="76" w:name="acknowledgements"/>
+    <w:bookmarkEnd w:id="86"/>
+    <w:bookmarkStart w:id="87" w:name="acknowledgements"/>
     <w:p>
       <w:pPr>
         <w:pStyle w:val="Heading1"/>
@@ -6984,8 +7338,8 @@
         <w:t xml:space="preserve">The work presented in this paper was supported in part from funding from the British Columbia Children’s Hospital Foundation, and an NSERC Discovery Grant.</w:t>
       </w:r>
     </w:p>
-    <w:bookmarkEnd w:id="76"/>
-    <w:bookmarkStart w:id="365" w:name="references"/>
+    <w:bookmarkEnd w:id="87"/>
+    <w:bookmarkStart w:id="376" w:name="references"/>
     <w:p>
       <w:pPr>
         <w:pStyle w:val="Heading1"/>
@@ -6994,8 +7348,8 @@
         <w:t xml:space="preserve">References</w:t>
       </w:r>
     </w:p>
-    <w:bookmarkStart w:id="364" w:name="refs"/>
-    <w:bookmarkStart w:id="78" w:name="ref-decoRestingBrainsNever2013"/>
+    <w:bookmarkStart w:id="375" w:name="refs"/>
+    <w:bookmarkStart w:id="89" w:name="ref-decoRestingBrainsNever2013"/>
     <w:p>
       <w:pPr>
         <w:pStyle w:val="Bibliography"/>
@@ -7015,7 +7369,7 @@
       <w:r>
         <w:t xml:space="preserve"> </w:t>
       </w:r>
-      <w:hyperlink r:id="rId77">
+      <w:hyperlink r:id="rId88">
         <w:r>
           <w:rPr>
             <w:rStyle w:val="InternetLink"/>
@@ -7050,8 +7404,8 @@
         <w:t xml:space="preserve">, 268–274 (2013).</w:t>
       </w:r>
     </w:p>
-    <w:bookmarkEnd w:id="78"/>
-    <w:bookmarkStart w:id="79" w:name="ref-beggsBeingCriticalCriticality2012"/>
+    <w:bookmarkEnd w:id="89"/>
+    <w:bookmarkStart w:id="90" w:name="ref-beggsBeingCriticalCriticality2012"/>
     <w:p>
       <w:pPr>
         <w:pStyle w:val="Bibliography"/>
@@ -7125,8 +7479,8 @@
         <w:t xml:space="preserve">, (2012).</w:t>
       </w:r>
     </w:p>
-    <w:bookmarkEnd w:id="79"/>
-    <w:bookmarkStart w:id="80" w:name="ref-barangerChaosComplexityEntropy2000"/>
+    <w:bookmarkEnd w:id="90"/>
+    <w:bookmarkStart w:id="91" w:name="ref-barangerChaosComplexityEntropy2000"/>
     <w:p>
       <w:pPr>
         <w:pStyle w:val="Bibliography"/>
@@ -7190,8 +7544,8 @@
         <w:t xml:space="preserve">(2000).</w:t>
       </w:r>
     </w:p>
-    <w:bookmarkEnd w:id="80"/>
-    <w:bookmarkStart w:id="82" w:name="X3987a7f9f2843d143a6b08774176d9ab9bc4f8d"/>
+    <w:bookmarkEnd w:id="91"/>
+    <w:bookmarkStart w:id="93" w:name="X3987a7f9f2843d143a6b08774176d9ab9bc4f8d"/>
     <w:p>
       <w:pPr>
         <w:pStyle w:val="Bibliography"/>
@@ -7211,7 +7565,7 @@
       <w:r>
         <w:t xml:space="preserve"> </w:t>
       </w:r>
-      <w:hyperlink r:id="rId81">
+      <w:hyperlink r:id="rId92">
         <w:r>
           <w:rPr>
             <w:rStyle w:val="InternetLink"/>
@@ -7246,8 +7600,8 @@
         <w:t xml:space="preserve">, 200–209 (2011).</w:t>
       </w:r>
     </w:p>
-    <w:bookmarkEnd w:id="82"/>
-    <w:bookmarkStart w:id="83" w:name="ref-zimmernWhyBrainCriticality2020"/>
+    <w:bookmarkEnd w:id="93"/>
+    <w:bookmarkStart w:id="94" w:name="ref-zimmernWhyBrainCriticality2020"/>
     <w:p>
       <w:pPr>
         <w:pStyle w:val="Bibliography"/>
@@ -7306,8 +7660,8 @@
         <w:t xml:space="preserve">, (2020).</w:t>
       </w:r>
     </w:p>
-    <w:bookmarkEnd w:id="83"/>
-    <w:bookmarkStart w:id="85" w:name="ref-liangExcitationInhibitionBalance2024"/>
+    <w:bookmarkEnd w:id="94"/>
+    <w:bookmarkStart w:id="96" w:name="ref-liangExcitationInhibitionBalance2024"/>
     <w:p>
       <w:pPr>
         <w:pStyle w:val="Bibliography"/>
@@ -7376,7 +7730,7 @@
       <w:r>
         <w:t xml:space="preserve">10738584231221766 (2024) doi:</w:t>
       </w:r>
-      <w:hyperlink r:id="rId84">
+      <w:hyperlink r:id="rId95">
         <w:r>
           <w:rPr>
             <w:rStyle w:val="InternetLink"/>
@@ -7388,8 +7742,8 @@
         <w:t xml:space="preserve">.</w:t>
       </w:r>
     </w:p>
-    <w:bookmarkEnd w:id="85"/>
-    <w:bookmarkStart w:id="87" w:name="X20d0cf3ec565b8629ae2c9ca09a74c20c06019f"/>
+    <w:bookmarkEnd w:id="96"/>
+    <w:bookmarkStart w:id="98" w:name="X20d0cf3ec565b8629ae2c9ca09a74c20c06019f"/>
     <w:p>
       <w:pPr>
         <w:pStyle w:val="Bibliography"/>
@@ -7409,7 +7763,7 @@
       <w:r>
         <w:t xml:space="preserve"> </w:t>
       </w:r>
-      <w:hyperlink r:id="rId86">
+      <w:hyperlink r:id="rId97">
         <w:r>
           <w:rPr>
             <w:rStyle w:val="InternetLink"/>
@@ -7558,8 +7912,8 @@
         <w:t xml:space="preserve">, 9817–9823 (2012).</w:t>
       </w:r>
     </w:p>
-    <w:bookmarkEnd w:id="87"/>
-    <w:bookmarkStart w:id="89" w:name="X1a6612f76f2ca94881a0ccd6377536a8d03c326"/>
+    <w:bookmarkEnd w:id="98"/>
+    <w:bookmarkStart w:id="100" w:name="X1a6612f76f2ca94881a0ccd6377536a8d03c326"/>
     <w:p>
       <w:pPr>
         <w:pStyle w:val="Bibliography"/>
@@ -7579,7 +7933,7 @@
       <w:r>
         <w:t xml:space="preserve"> </w:t>
       </w:r>
-      <w:hyperlink r:id="rId88">
+      <w:hyperlink r:id="rId99">
         <w:r>
           <w:rPr>
             <w:rStyle w:val="InternetLink"/>
@@ -7614,8 +7968,8 @@
         <w:t xml:space="preserve">, 047402 (2017).</w:t>
       </w:r>
     </w:p>
-    <w:bookmarkEnd w:id="89"/>
-    <w:bookmarkStart w:id="91" w:name="Xfe4345fc4d266d969d4559abe9321e337b060ba"/>
+    <w:bookmarkEnd w:id="100"/>
+    <w:bookmarkStart w:id="102" w:name="Xfe4345fc4d266d969d4559abe9321e337b060ba"/>
     <w:p>
       <w:pPr>
         <w:pStyle w:val="Bibliography"/>
@@ -7635,7 +7989,7 @@
       <w:r>
         <w:t xml:space="preserve"> </w:t>
       </w:r>
-      <w:hyperlink r:id="rId90">
+      <w:hyperlink r:id="rId101">
         <w:r>
           <w:rPr>
             <w:rStyle w:val="InternetLink"/>
@@ -7670,8 +8024,8 @@
         <w:t xml:space="preserve">, 010301 (2019).</w:t>
       </w:r>
     </w:p>
-    <w:bookmarkEnd w:id="91"/>
-    <w:bookmarkStart w:id="93" w:name="Xf305db5cda522b9934f5eb114c054d6126dc6eb"/>
+    <w:bookmarkEnd w:id="102"/>
+    <w:bookmarkStart w:id="104" w:name="Xf305db5cda522b9934f5eb114c054d6126dc6eb"/>
     <w:p>
       <w:pPr>
         <w:pStyle w:val="Bibliography"/>
@@ -7701,7 +8055,7 @@
       <w:r>
         <w:t xml:space="preserve"> </w:t>
       </w:r>
-      <w:hyperlink r:id="rId92">
+      <w:hyperlink r:id="rId103">
         <w:r>
           <w:rPr>
             <w:rStyle w:val="InternetLink"/>
@@ -7736,8 +8090,8 @@
         <w:t xml:space="preserve">, 9195 (2020).</w:t>
       </w:r>
     </w:p>
-    <w:bookmarkEnd w:id="93"/>
-    <w:bookmarkStart w:id="95" w:name="X52bda2e8a9a36f94350bb079f5ec785b025e36f"/>
+    <w:bookmarkEnd w:id="104"/>
+    <w:bookmarkStart w:id="106" w:name="X52bda2e8a9a36f94350bb079f5ec785b025e36f"/>
     <w:p>
       <w:pPr>
         <w:pStyle w:val="Bibliography"/>
@@ -7767,7 +8121,7 @@
       <w:r>
         <w:t xml:space="preserve"> </w:t>
       </w:r>
-      <w:hyperlink r:id="rId94">
+      <w:hyperlink r:id="rId105">
         <w:r>
           <w:rPr>
             <w:rStyle w:val="InternetLink"/>
@@ -7802,8 +8156,8 @@
         <w:t xml:space="preserve">, e55684 (2020).</w:t>
       </w:r>
     </w:p>
-    <w:bookmarkEnd w:id="95"/>
-    <w:bookmarkStart w:id="97" w:name="ref-gaoInferringSynapticExcitation2017"/>
+    <w:bookmarkEnd w:id="106"/>
+    <w:bookmarkStart w:id="108" w:name="ref-gaoInferringSynapticExcitation2017"/>
     <w:p>
       <w:pPr>
         <w:pStyle w:val="Bibliography"/>
@@ -7823,7 +8177,7 @@
       <w:r>
         <w:t xml:space="preserve"> </w:t>
       </w:r>
-      <w:hyperlink r:id="rId96">
+      <w:hyperlink r:id="rId107">
         <w:r>
           <w:rPr>
             <w:rStyle w:val="InternetLink"/>
@@ -7858,8 +8212,8 @@
         <w:t xml:space="preserve">, 70–78 (2017).</w:t>
       </w:r>
     </w:p>
-    <w:bookmarkEnd w:id="97"/>
-    <w:bookmarkStart w:id="99" w:name="X51bbaa2f1fed9c60f7fd655b658ca20fb202978"/>
+    <w:bookmarkEnd w:id="108"/>
+    <w:bookmarkStart w:id="110" w:name="X51bbaa2f1fed9c60f7fd655b658ca20fb202978"/>
     <w:p>
       <w:pPr>
         <w:pStyle w:val="Bibliography"/>
@@ -7889,7 +8243,7 @@
       <w:r>
         <w:t xml:space="preserve"> </w:t>
       </w:r>
-      <w:hyperlink r:id="rId98">
+      <w:hyperlink r:id="rId109">
         <w:r>
           <w:rPr>
             <w:rStyle w:val="InternetLink"/>
@@ -7924,8 +8278,8 @@
         <w:t xml:space="preserve">, 1148–1185 (2022).</w:t>
       </w:r>
     </w:p>
-    <w:bookmarkEnd w:id="99"/>
-    <w:bookmarkStart w:id="101" w:name="X7d0c1d47a19671baff30468b0796686f81ccb59"/>
+    <w:bookmarkEnd w:id="110"/>
+    <w:bookmarkStart w:id="112" w:name="X7d0c1d47a19671baff30468b0796686f81ccb59"/>
     <w:p>
       <w:pPr>
         <w:pStyle w:val="Bibliography"/>
@@ -7945,7 +8299,7 @@
       <w:r>
         <w:t xml:space="preserve"> </w:t>
       </w:r>
-      <w:hyperlink r:id="rId100">
+      <w:hyperlink r:id="rId111">
         <w:r>
           <w:rPr>
             <w:rStyle w:val="InternetLink"/>
@@ -8064,8 +8418,8 @@
         <w:t xml:space="preserve">, e1002038 (2011).</w:t>
       </w:r>
     </w:p>
-    <w:bookmarkEnd w:id="101"/>
-    <w:bookmarkStart w:id="103" w:name="ref-langtonComputationEdgeChaos1990"/>
+    <w:bookmarkEnd w:id="112"/>
+    <w:bookmarkStart w:id="114" w:name="ref-langtonComputationEdgeChaos1990"/>
     <w:p>
       <w:pPr>
         <w:pStyle w:val="Bibliography"/>
@@ -8085,7 +8439,7 @@
       <w:r>
         <w:t xml:space="preserve"> </w:t>
       </w:r>
-      <w:hyperlink r:id="rId102">
+      <w:hyperlink r:id="rId113">
         <w:r>
           <w:rPr>
             <w:rStyle w:val="InternetLink"/>
@@ -8144,8 +8498,8 @@
         <w:t xml:space="preserve">, 12–37 (1990).</w:t>
       </w:r>
     </w:p>
-    <w:bookmarkEnd w:id="103"/>
-    <w:bookmarkStart w:id="105" w:name="ref-bakHowNatureWorks1996"/>
+    <w:bookmarkEnd w:id="114"/>
+    <w:bookmarkStart w:id="116" w:name="ref-bakHowNatureWorks1996"/>
     <w:p>
       <w:pPr>
         <w:pStyle w:val="Bibliography"/>
@@ -8189,7 +8543,7 @@
       <w:r>
         <w:t xml:space="preserve">. (Springer, New York, NY, 1996). doi:</w:t>
       </w:r>
-      <w:hyperlink r:id="rId104">
+      <w:hyperlink r:id="rId115">
         <w:r>
           <w:rPr>
             <w:rStyle w:val="InternetLink"/>
@@ -8201,8 +8555,8 @@
         <w:t xml:space="preserve">.</w:t>
       </w:r>
     </w:p>
-    <w:bookmarkEnd w:id="105"/>
-    <w:bookmarkStart w:id="107" w:name="ref-rubensteinModelAutismIncreased2003"/>
+    <w:bookmarkEnd w:id="116"/>
+    <w:bookmarkStart w:id="118" w:name="ref-rubensteinModelAutismIncreased2003"/>
     <w:p>
       <w:pPr>
         <w:pStyle w:val="Bibliography"/>
@@ -8222,7 +8576,7 @@
       <w:r>
         <w:t xml:space="preserve"> </w:t>
       </w:r>
-      <w:hyperlink r:id="rId106">
+      <w:hyperlink r:id="rId117">
         <w:r>
           <w:rPr>
             <w:rStyle w:val="InternetLink"/>
@@ -8257,8 +8611,8 @@
         <w:t xml:space="preserve">, 255–267 (2003).</w:t>
       </w:r>
     </w:p>
-    <w:bookmarkEnd w:id="107"/>
-    <w:bookmarkStart w:id="109" w:name="X8844ad3d8d9e8a223627135108c22cce11cb1c9"/>
+    <w:bookmarkEnd w:id="118"/>
+    <w:bookmarkStart w:id="120" w:name="X8844ad3d8d9e8a223627135108c22cce11cb1c9"/>
     <w:p>
       <w:pPr>
         <w:pStyle w:val="Bibliography"/>
@@ -8288,7 +8642,7 @@
       <w:r>
         <w:t xml:space="preserve"> </w:t>
       </w:r>
-      <w:hyperlink r:id="rId108">
+      <w:hyperlink r:id="rId119">
         <w:r>
           <w:rPr>
             <w:rStyle w:val="InternetLink"/>
@@ -8341,8 +8695,8 @@
         <w:t xml:space="preserve">, 2603 (2021).</w:t>
       </w:r>
     </w:p>
-    <w:bookmarkEnd w:id="109"/>
-    <w:bookmarkStart w:id="111" w:name="X64994448b976e637152e47fbc640fd4797f44ad"/>
+    <w:bookmarkEnd w:id="120"/>
+    <w:bookmarkStart w:id="122" w:name="X64994448b976e637152e47fbc640fd4797f44ad"/>
     <w:p>
       <w:pPr>
         <w:pStyle w:val="Bibliography"/>
@@ -8362,7 +8716,7 @@
       <w:r>
         <w:t xml:space="preserve"> </w:t>
       </w:r>
-      <w:hyperlink r:id="rId110">
+      <w:hyperlink r:id="rId121">
         <w:r>
           <w:rPr>
             <w:rStyle w:val="InternetLink"/>
@@ -8397,8 +8751,8 @@
         <w:t xml:space="preserve">, 1248–1257 (2019).</w:t>
       </w:r>
     </w:p>
-    <w:bookmarkEnd w:id="111"/>
-    <w:bookmarkStart w:id="113" w:name="X15522e51d4999d4481434cec6c8927ac1afe02d"/>
+    <w:bookmarkEnd w:id="122"/>
+    <w:bookmarkStart w:id="124" w:name="X15522e51d4999d4481434cec6c8927ac1afe02d"/>
     <w:p>
       <w:pPr>
         <w:pStyle w:val="Bibliography"/>
@@ -8418,7 +8772,7 @@
       <w:r>
         <w:t xml:space="preserve"> </w:t>
       </w:r>
-      <w:hyperlink r:id="rId112">
+      <w:hyperlink r:id="rId123">
         <w:r>
           <w:rPr>
             <w:rStyle w:val="InternetLink"/>
@@ -8491,8 +8845,8 @@
         <w:t xml:space="preserve">, 031001 (2018).</w:t>
       </w:r>
     </w:p>
-    <w:bookmarkEnd w:id="113"/>
-    <w:bookmarkStart w:id="115" w:name="X3100962fe0ebda0a64b076c39ca996352c3077e"/>
+    <w:bookmarkEnd w:id="124"/>
+    <w:bookmarkStart w:id="126" w:name="X3100962fe0ebda0a64b076c39ca996352c3077e"/>
     <w:p>
       <w:pPr>
         <w:pStyle w:val="Bibliography"/>
@@ -8522,7 +8876,7 @@
       <w:r>
         <w:t xml:space="preserve"> </w:t>
       </w:r>
-      <w:hyperlink r:id="rId114">
+      <w:hyperlink r:id="rId125">
         <w:r>
           <w:rPr>
             <w:rStyle w:val="InternetLink"/>
@@ -8557,8 +8911,8 @@
         <w:t xml:space="preserve">, 133–144 (1995).</w:t>
       </w:r>
     </w:p>
-    <w:bookmarkEnd w:id="115"/>
-    <w:bookmarkStart w:id="117" w:name="X3f056608b292383f7f819c315b768813843e4ba"/>
+    <w:bookmarkEnd w:id="126"/>
+    <w:bookmarkStart w:id="128" w:name="X3f056608b292383f7f819c315b768813843e4ba"/>
     <w:p>
       <w:pPr>
         <w:pStyle w:val="Bibliography"/>
@@ -8578,7 +8932,7 @@
       <w:r>
         <w:t xml:space="preserve"> </w:t>
       </w:r>
-      <w:hyperlink r:id="rId116">
+      <w:hyperlink r:id="rId127">
         <w:r>
           <w:rPr>
             <w:rStyle w:val="InternetLink"/>
@@ -8625,8 +8979,8 @@
         <w:t xml:space="preserve">, 5666–5677 (1997).</w:t>
       </w:r>
     </w:p>
-    <w:bookmarkEnd w:id="117"/>
-    <w:bookmarkStart w:id="119" w:name="X2d1e1346fb5eebb46556911e8a6473781bd7363"/>
+    <w:bookmarkEnd w:id="128"/>
+    <w:bookmarkStart w:id="130" w:name="X2d1e1346fb5eebb46556911e8a6473781bd7363"/>
     <w:p>
       <w:pPr>
         <w:pStyle w:val="Bibliography"/>
@@ -8656,7 +9010,7 @@
       <w:r>
         <w:t xml:space="preserve"> </w:t>
       </w:r>
-      <w:hyperlink r:id="rId118">
+      <w:hyperlink r:id="rId129">
         <w:r>
           <w:rPr>
             <w:rStyle w:val="InternetLink"/>
@@ -8751,8 +9105,8 @@
         <w:t xml:space="preserve">, e439 (2007).</w:t>
       </w:r>
     </w:p>
-    <w:bookmarkEnd w:id="119"/>
-    <w:bookmarkStart w:id="121" w:name="ref-bedardMacroscopicModelsLocal2009"/>
+    <w:bookmarkEnd w:id="130"/>
+    <w:bookmarkStart w:id="132" w:name="ref-bedardMacroscopicModelsLocal2009"/>
     <w:p>
       <w:pPr>
         <w:pStyle w:val="Bibliography"/>
@@ -8772,7 +9126,7 @@
       <w:r>
         <w:t xml:space="preserve"> </w:t>
       </w:r>
-      <w:hyperlink r:id="rId120">
+      <w:hyperlink r:id="rId131">
         <w:r>
           <w:rPr>
             <w:rStyle w:val="InternetLink"/>
@@ -8915,8 +9269,8 @@
         <w:t xml:space="preserve">, 2589–2603 (2009).</w:t>
       </w:r>
     </w:p>
-    <w:bookmarkEnd w:id="121"/>
-    <w:bookmarkStart w:id="123" w:name="X320e96e3d65881e8fa79bfcbbde85012f4f91da"/>
+    <w:bookmarkEnd w:id="132"/>
+    <w:bookmarkStart w:id="134" w:name="X320e96e3d65881e8fa79bfcbbde85012f4f91da"/>
     <w:p>
       <w:pPr>
         <w:pStyle w:val="Bibliography"/>
@@ -8946,7 +9300,7 @@
       <w:r>
         <w:t xml:space="preserve"> </w:t>
       </w:r>
-      <w:hyperlink r:id="rId122">
+      <w:hyperlink r:id="rId133">
         <w:r>
           <w:rPr>
             <w:rStyle w:val="InternetLink"/>
@@ -8981,8 +9335,8 @@
         <w:t xml:space="preserve">, 337–345 (1994).</w:t>
       </w:r>
     </w:p>
-    <w:bookmarkEnd w:id="123"/>
-    <w:bookmarkStart w:id="125" w:name="ref-zarahnEmpiricalAnalysesBOLD1997"/>
+    <w:bookmarkEnd w:id="134"/>
+    <w:bookmarkStart w:id="136" w:name="ref-zarahnEmpiricalAnalysesBOLD1997"/>
     <w:p>
       <w:pPr>
         <w:pStyle w:val="Bibliography"/>
@@ -9002,7 +9356,7 @@
       <w:r>
         <w:t xml:space="preserve"> </w:t>
       </w:r>
-      <w:hyperlink r:id="rId124">
+      <w:hyperlink r:id="rId135">
         <w:r>
           <w:rPr>
             <w:rStyle w:val="InternetLink"/>
@@ -9073,8 +9427,8 @@
         <w:t xml:space="preserve">, 179–197 (1997).</w:t>
       </w:r>
     </w:p>
-    <w:bookmarkEnd w:id="125"/>
-    <w:bookmarkStart w:id="127" w:name="Xd7b015f33a1488d89f221ec12f970e1003b9efe"/>
+    <w:bookmarkEnd w:id="136"/>
+    <w:bookmarkStart w:id="138" w:name="Xd7b015f33a1488d89f221ec12f970e1003b9efe"/>
     <w:p>
       <w:pPr>
         <w:pStyle w:val="Bibliography"/>
@@ -9094,7 +9448,7 @@
       <w:r>
         <w:t xml:space="preserve"> </w:t>
       </w:r>
-      <w:hyperlink r:id="rId126">
+      <w:hyperlink r:id="rId137">
         <w:r>
           <w:rPr>
             <w:rStyle w:val="InternetLink"/>
@@ -9201,8 +9555,8 @@
         <w:t xml:space="preserve">, 217–232 (2002).</w:t>
       </w:r>
     </w:p>
-    <w:bookmarkEnd w:id="127"/>
-    <w:bookmarkStart w:id="129" w:name="X790fe44bee6d974469e7b4e816b8211f69a1fdd"/>
+    <w:bookmarkEnd w:id="138"/>
+    <w:bookmarkStart w:id="140" w:name="X790fe44bee6d974469e7b4e816b8211f69a1fdd"/>
     <w:p>
       <w:pPr>
         <w:pStyle w:val="Bibliography"/>
@@ -9222,7 +9576,7 @@
       <w:r>
         <w:t xml:space="preserve"> </w:t>
       </w:r>
-      <w:hyperlink r:id="rId128">
+      <w:hyperlink r:id="rId139">
         <w:r>
           <w:rPr>
             <w:rStyle w:val="InternetLink"/>
@@ -9281,8 +9635,8 @@
         <w:t xml:space="preserve">, 2693–2706 (2022).</w:t>
       </w:r>
     </w:p>
-    <w:bookmarkEnd w:id="129"/>
-    <w:bookmarkStart w:id="131" w:name="X3ea812e4ccad662b9abc313f9dff7ec9c62bbb8"/>
+    <w:bookmarkEnd w:id="140"/>
+    <w:bookmarkStart w:id="142" w:name="X3ea812e4ccad662b9abc313f9dff7ec9c62bbb8"/>
     <w:p>
       <w:pPr>
         <w:pStyle w:val="Bibliography"/>
@@ -9302,7 +9656,7 @@
       <w:r>
         <w:t xml:space="preserve"> </w:t>
       </w:r>
-      <w:hyperlink r:id="rId130">
+      <w:hyperlink r:id="rId141">
         <w:r>
           <w:rPr>
             <w:rStyle w:val="InternetLink"/>
@@ -9337,8 +9691,8 @@
         <w:t xml:space="preserve">, R1–38 (2002).</w:t>
       </w:r>
     </w:p>
-    <w:bookmarkEnd w:id="131"/>
-    <w:bookmarkStart w:id="133" w:name="ref-hurstLongTermStorageCapacity1951"/>
+    <w:bookmarkEnd w:id="142"/>
+    <w:bookmarkStart w:id="144" w:name="ref-hurstLongTermStorageCapacity1951"/>
     <w:p>
       <w:pPr>
         <w:pStyle w:val="Bibliography"/>
@@ -9358,7 +9712,7 @@
       <w:r>
         <w:t xml:space="preserve"> </w:t>
       </w:r>
-      <w:hyperlink r:id="rId132">
+      <w:hyperlink r:id="rId143">
         <w:r>
           <w:rPr>
             <w:rStyle w:val="InternetLink"/>
@@ -9423,8 +9777,8 @@
         <w:t xml:space="preserve">, 770–799 (1951).</w:t>
       </w:r>
     </w:p>
-    <w:bookmarkEnd w:id="133"/>
-    <w:bookmarkStart w:id="134" w:name="ref-dongHurstExponentAnalysis2018"/>
+    <w:bookmarkEnd w:id="144"/>
+    <w:bookmarkStart w:id="145" w:name="ref-dongHurstExponentAnalysis2018"/>
     <w:p>
       <w:pPr>
         <w:pStyle w:val="Bibliography"/>
@@ -9511,8 +9865,8 @@
         <w:t xml:space="preserve">, (2018).</w:t>
       </w:r>
     </w:p>
-    <w:bookmarkEnd w:id="134"/>
-    <w:bookmarkStart w:id="136" w:name="X6ee2ccee5d4e65211fef03ed8b33a5daf3d2e4e"/>
+    <w:bookmarkEnd w:id="145"/>
+    <w:bookmarkStart w:id="147" w:name="X6ee2ccee5d4e65211fef03ed8b33a5daf3d2e4e"/>
     <w:p>
       <w:pPr>
         <w:pStyle w:val="Bibliography"/>
@@ -9532,7 +9886,7 @@
       <w:r>
         <w:t xml:space="preserve"> </w:t>
       </w:r>
-      <w:hyperlink r:id="rId135">
+      <w:hyperlink r:id="rId146">
         <w:r>
           <w:rPr>
             <w:rStyle w:val="InternetLink"/>
@@ -9579,8 +9933,8 @@
         <w:t xml:space="preserve">, 791–801 (2008).</w:t>
       </w:r>
     </w:p>
-    <w:bookmarkEnd w:id="136"/>
-    <w:bookmarkStart w:id="138" w:name="X67f88f309fcd2f4a1598267ccaa3cd1cbb49c50"/>
+    <w:bookmarkEnd w:id="147"/>
+    <w:bookmarkStart w:id="149" w:name="X67f88f309fcd2f4a1598267ccaa3cd1cbb49c50"/>
     <w:p>
       <w:pPr>
         <w:pStyle w:val="Bibliography"/>
@@ -9600,7 +9954,7 @@
       <w:r>
         <w:t xml:space="preserve"> </w:t>
       </w:r>
-      <w:hyperlink r:id="rId137">
+      <w:hyperlink r:id="rId148">
         <w:r>
           <w:rPr>
             <w:rStyle w:val="InternetLink"/>
@@ -9659,8 +10013,8 @@
         <w:t xml:space="preserve">, 248–263 (2014).</w:t>
       </w:r>
     </w:p>
-    <w:bookmarkEnd w:id="138"/>
-    <w:bookmarkStart w:id="140" w:name="ref-heScaleFreePropertiesFunctional2011"/>
+    <w:bookmarkEnd w:id="149"/>
+    <w:bookmarkStart w:id="151" w:name="ref-heScaleFreePropertiesFunctional2011"/>
     <w:p>
       <w:pPr>
         <w:pStyle w:val="Bibliography"/>
@@ -9680,7 +10034,7 @@
       <w:r>
         <w:t xml:space="preserve"> </w:t>
       </w:r>
-      <w:hyperlink r:id="rId139">
+      <w:hyperlink r:id="rId150">
         <w:r>
           <w:rPr>
             <w:rStyle w:val="InternetLink"/>
@@ -9793,8 +10147,8 @@
         <w:t xml:space="preserve">, 13786–13795 (2011).</w:t>
       </w:r>
     </w:p>
-    <w:bookmarkEnd w:id="140"/>
-    <w:bookmarkStart w:id="141" w:name="ref-campbellFractalBasedAnalysisFMRI2022"/>
+    <w:bookmarkEnd w:id="151"/>
+    <w:bookmarkStart w:id="152" w:name="ref-campbellFractalBasedAnalysisFMRI2022"/>
     <w:p>
       <w:pPr>
         <w:pStyle w:val="Bibliography"/>
@@ -9853,8 +10207,8 @@
         <w:t xml:space="preserve">, (2022).</w:t>
       </w:r>
     </w:p>
-    <w:bookmarkEnd w:id="141"/>
-    <w:bookmarkStart w:id="143" w:name="Xafc73dd94de471dc6ce7bfbb5fb85cdff354abb"/>
+    <w:bookmarkEnd w:id="152"/>
+    <w:bookmarkStart w:id="154" w:name="Xafc73dd94de471dc6ce7bfbb5fb85cdff354abb"/>
     <w:p>
       <w:pPr>
         <w:pStyle w:val="Bibliography"/>
@@ -9884,7 +10238,7 @@
       <w:r>
         <w:t xml:space="preserve"> </w:t>
       </w:r>
-      <w:hyperlink r:id="rId142">
+      <w:hyperlink r:id="rId153">
         <w:r>
           <w:rPr>
             <w:rStyle w:val="InternetLink"/>
@@ -9943,8 +10297,8 @@
         <w:t xml:space="preserve">, 30895 (2016).</w:t>
       </w:r>
     </w:p>
-    <w:bookmarkEnd w:id="143"/>
-    <w:bookmarkStart w:id="145" w:name="ref-winkAgeCholinergicEffects2006"/>
+    <w:bookmarkEnd w:id="154"/>
+    <w:bookmarkStart w:id="156" w:name="ref-winkAgeCholinergicEffects2006"/>
     <w:p>
       <w:pPr>
         <w:pStyle w:val="Bibliography"/>
@@ -9964,7 +10318,7 @@
       <w:r>
         <w:t xml:space="preserve"> </w:t>
       </w:r>
-      <w:hyperlink r:id="rId144">
+      <w:hyperlink r:id="rId155">
         <w:r>
           <w:rPr>
             <w:rStyle w:val="InternetLink"/>
@@ -9999,8 +10353,8 @@
         <w:t xml:space="preserve">, 1395–1404 (2006).</w:t>
       </w:r>
     </w:p>
-    <w:bookmarkEnd w:id="145"/>
-    <w:bookmarkStart w:id="147" w:name="Xb783d2555b92d46afdfcb97c84763e9aa4bd336"/>
+    <w:bookmarkEnd w:id="156"/>
+    <w:bookmarkStart w:id="158" w:name="Xb783d2555b92d46afdfcb97c84763e9aa4bd336"/>
     <w:p>
       <w:pPr>
         <w:pStyle w:val="Bibliography"/>
@@ -10020,7 +10374,7 @@
       <w:r>
         <w:t xml:space="preserve"> </w:t>
       </w:r>
-      <w:hyperlink r:id="rId146">
+      <w:hyperlink r:id="rId157">
         <w:r>
           <w:rPr>
             <w:rStyle w:val="InternetLink"/>
@@ -10079,8 +10433,8 @@
         <w:t xml:space="preserve">, bhae426 (2024).</w:t>
       </w:r>
     </w:p>
-    <w:bookmarkEnd w:id="147"/>
-    <w:bookmarkStart w:id="149" w:name="ref-maximFractionalGaussianNoise2005"/>
+    <w:bookmarkEnd w:id="158"/>
+    <w:bookmarkStart w:id="160" w:name="ref-maximFractionalGaussianNoise2005"/>
     <w:p>
       <w:pPr>
         <w:pStyle w:val="Bibliography"/>
@@ -10110,7 +10464,7 @@
       <w:r>
         <w:t xml:space="preserve"> </w:t>
       </w:r>
-      <w:hyperlink r:id="rId148">
+      <w:hyperlink r:id="rId159">
         <w:r>
           <w:rPr>
             <w:rStyle w:val="InternetLink"/>
@@ -10211,8 +10565,8 @@
         <w:t xml:space="preserve">, 141–158 (2005).</w:t>
       </w:r>
     </w:p>
-    <w:bookmarkEnd w:id="149"/>
-    <w:bookmarkStart w:id="151" w:name="ref-warsiCorrelatingBrainBlood2012"/>
+    <w:bookmarkEnd w:id="160"/>
+    <w:bookmarkStart w:id="162" w:name="ref-warsiCorrelatingBrainBlood2012"/>
     <w:p>
       <w:pPr>
         <w:pStyle w:val="Bibliography"/>
@@ -10232,7 +10586,7 @@
       <w:r>
         <w:t xml:space="preserve"> </w:t>
       </w:r>
-      <w:hyperlink r:id="rId150">
+      <w:hyperlink r:id="rId161">
         <w:r>
           <w:rPr>
             <w:rStyle w:val="InternetLink"/>
@@ -10309,8 +10663,8 @@
         <w:t xml:space="preserve">, 335–344 (2012).</w:t>
       </w:r>
     </w:p>
-    <w:bookmarkEnd w:id="151"/>
-    <w:bookmarkStart w:id="153" w:name="ref-donaTemporalFractalAnalysis2017"/>
+    <w:bookmarkEnd w:id="162"/>
+    <w:bookmarkStart w:id="164" w:name="ref-donaTemporalFractalAnalysis2017"/>
     <w:p>
       <w:pPr>
         <w:pStyle w:val="Bibliography"/>
@@ -10330,7 +10684,7 @@
       <w:r>
         <w:t xml:space="preserve"> </w:t>
       </w:r>
-      <w:hyperlink r:id="rId152">
+      <w:hyperlink r:id="rId163">
         <w:r>
           <w:rPr>
             <w:rStyle w:val="InternetLink"/>
@@ -10383,8 +10737,8 @@
         <w:t xml:space="preserve">, e0190081 (2017).</w:t>
       </w:r>
     </w:p>
-    <w:bookmarkEnd w:id="153"/>
-    <w:bookmarkStart w:id="155" w:name="ref-laiShiftRandomnessBrain2010"/>
+    <w:bookmarkEnd w:id="164"/>
+    <w:bookmarkStart w:id="166" w:name="ref-laiShiftRandomnessBrain2010"/>
     <w:p>
       <w:pPr>
         <w:pStyle w:val="Bibliography"/>
@@ -10414,7 +10768,7 @@
       <w:r>
         <w:t xml:space="preserve"> </w:t>
       </w:r>
-      <w:hyperlink r:id="rId154">
+      <w:hyperlink r:id="rId165">
         <w:r>
           <w:rPr>
             <w:rStyle w:val="InternetLink"/>
@@ -10557,8 +10911,8 @@
         <w:t xml:space="preserve">, 1092–1099 (2010).</w:t>
       </w:r>
     </w:p>
-    <w:bookmarkEnd w:id="155"/>
-    <w:bookmarkStart w:id="157" w:name="ref-linkeAlteredDevelopmentHurst2024"/>
+    <w:bookmarkEnd w:id="166"/>
+    <w:bookmarkStart w:id="168" w:name="ref-linkeAlteredDevelopmentHurst2024"/>
     <w:p>
       <w:pPr>
         <w:pStyle w:val="Bibliography"/>
@@ -10649,7 +11003,7 @@
       <w:r>
         <w:t xml:space="preserve">S2451902224002714 (2024) doi:</w:t>
       </w:r>
-      <w:hyperlink r:id="rId156">
+      <w:hyperlink r:id="rId167">
         <w:r>
           <w:rPr>
             <w:rStyle w:val="InternetLink"/>
@@ -10661,8 +11015,8 @@
         <w:t xml:space="preserve">.</w:t>
       </w:r>
     </w:p>
-    <w:bookmarkEnd w:id="157"/>
-    <w:bookmarkStart w:id="159" w:name="X9db7696ad2e4faacd50572793eadf5dbc11376b"/>
+    <w:bookmarkEnd w:id="168"/>
+    <w:bookmarkStart w:id="170" w:name="X9db7696ad2e4faacd50572793eadf5dbc11376b"/>
     <w:p>
       <w:pPr>
         <w:pStyle w:val="Bibliography"/>
@@ -10755,7 +11109,7 @@
       <w:r>
         <w:t xml:space="preserve">. 2022.05.24.22275531 (2023) doi:</w:t>
       </w:r>
-      <w:hyperlink r:id="rId158">
+      <w:hyperlink r:id="rId169">
         <w:r>
           <w:rPr>
             <w:rStyle w:val="InternetLink"/>
@@ -10767,8 +11121,8 @@
         <w:t xml:space="preserve">.</w:t>
       </w:r>
     </w:p>
-    <w:bookmarkEnd w:id="159"/>
-    <w:bookmarkStart w:id="161" w:name="ref-donaFractalAnalysisBrain2017"/>
+    <w:bookmarkEnd w:id="170"/>
+    <w:bookmarkStart w:id="172" w:name="ref-donaFractalAnalysisBrain2017"/>
     <w:p>
       <w:pPr>
         <w:pStyle w:val="Bibliography"/>
@@ -10788,7 +11142,7 @@
       <w:r>
         <w:t xml:space="preserve"> </w:t>
       </w:r>
-      <w:hyperlink r:id="rId160">
+      <w:hyperlink r:id="rId171">
         <w:r>
           <w:rPr>
             <w:rStyle w:val="InternetLink"/>
@@ -10967,8 +11321,8 @@
         <w:t xml:space="preserve">, e0169647 (2017).</w:t>
       </w:r>
     </w:p>
-    <w:bookmarkEnd w:id="161"/>
-    <w:bookmarkStart w:id="163" w:name="ref-weiIdentifyingMajorDepressive2013"/>
+    <w:bookmarkEnd w:id="172"/>
+    <w:bookmarkStart w:id="174" w:name="ref-weiIdentifyingMajorDepressive2013"/>
     <w:p>
       <w:pPr>
         <w:pStyle w:val="Bibliography"/>
@@ -10998,7 +11352,7 @@
       <w:r>
         <w:t xml:space="preserve"> </w:t>
       </w:r>
-      <w:hyperlink r:id="rId162">
+      <w:hyperlink r:id="rId173">
         <w:r>
           <w:rPr>
             <w:rStyle w:val="InternetLink"/>
@@ -11057,8 +11411,8 @@
         <w:t xml:space="preserve">, 306–312 (2013).</w:t>
       </w:r>
     </w:p>
-    <w:bookmarkEnd w:id="163"/>
-    <w:bookmarkStart w:id="165" w:name="ref-jingIdentifyingCurrentRemitted2017"/>
+    <w:bookmarkEnd w:id="174"/>
+    <w:bookmarkStart w:id="176" w:name="ref-jingIdentifyingCurrentRemitted2017"/>
     <w:p>
       <w:pPr>
         <w:pStyle w:val="Bibliography"/>
@@ -11088,7 +11442,7 @@
       <w:r>
         <w:t xml:space="preserve"> </w:t>
       </w:r>
-      <w:hyperlink r:id="rId164">
+      <w:hyperlink r:id="rId175">
         <w:r>
           <w:rPr>
             <w:rStyle w:val="InternetLink"/>
@@ -11147,8 +11501,8 @@
         <w:t xml:space="preserve">, 90452–90464 (2017).</w:t>
       </w:r>
     </w:p>
-    <w:bookmarkEnd w:id="165"/>
-    <w:bookmarkStart w:id="167" w:name="Xb33ad22c9aea02cb9e68fb14f52e57e52d7323b"/>
+    <w:bookmarkEnd w:id="176"/>
+    <w:bookmarkStart w:id="178" w:name="Xb33ad22c9aea02cb9e68fb14f52e57e52d7323b"/>
     <w:p>
       <w:pPr>
         <w:pStyle w:val="Bibliography"/>
@@ -11178,7 +11532,7 @@
       <w:r>
         <w:t xml:space="preserve"> </w:t>
       </w:r>
-      <w:hyperlink r:id="rId166">
+      <w:hyperlink r:id="rId177">
         <w:r>
           <w:rPr>
             <w:rStyle w:val="InternetLink"/>
@@ -11273,8 +11627,8 @@
         <w:t xml:space="preserve">, e95146 (2014).</w:t>
       </w:r>
     </w:p>
-    <w:bookmarkEnd w:id="167"/>
-    <w:bookmarkStart w:id="169" w:name="X79642ef279d4aea0ebe5e10d2cba19e16f93a8d"/>
+    <w:bookmarkEnd w:id="178"/>
+    <w:bookmarkStart w:id="180" w:name="X79642ef279d4aea0ebe5e10d2cba19e16f93a8d"/>
     <w:p>
       <w:pPr>
         <w:pStyle w:val="Bibliography"/>
@@ -11294,7 +11648,7 @@
       <w:r>
         <w:t xml:space="preserve"> </w:t>
       </w:r>
-      <w:hyperlink r:id="rId168">
+      <w:hyperlink r:id="rId179">
         <w:r>
           <w:rPr>
             <w:rStyle w:val="InternetLink"/>
@@ -11347,8 +11701,8 @@
         <w:t xml:space="preserve">, 605–615 (2019).</w:t>
       </w:r>
     </w:p>
-    <w:bookmarkEnd w:id="169"/>
-    <w:bookmarkStart w:id="171" w:name="X74eeba1900ceb98dfbcd7382bee95fe128676bf"/>
+    <w:bookmarkEnd w:id="180"/>
+    <w:bookmarkStart w:id="182" w:name="X74eeba1900ceb98dfbcd7382bee95fe128676bf"/>
     <w:p>
       <w:pPr>
         <w:pStyle w:val="Bibliography"/>
@@ -11368,7 +11722,7 @@
       <w:r>
         <w:t xml:space="preserve"> </w:t>
       </w:r>
-      <w:hyperlink r:id="rId170">
+      <w:hyperlink r:id="rId181">
         <w:r>
           <w:rPr>
             <w:rStyle w:val="InternetLink"/>
@@ -11427,8 +11781,8 @@
         <w:t xml:space="preserve">, 174–186 (2016).</w:t>
       </w:r>
     </w:p>
-    <w:bookmarkEnd w:id="171"/>
-    <w:bookmarkStart w:id="173" w:name="X195a6a133ec6fab0acbef6fbf212c03ad0ed323"/>
+    <w:bookmarkEnd w:id="182"/>
+    <w:bookmarkStart w:id="184" w:name="X195a6a133ec6fab0acbef6fbf212c03ad0ed323"/>
     <w:p>
       <w:pPr>
         <w:pStyle w:val="Bibliography"/>
@@ -11448,7 +11802,7 @@
       <w:r>
         <w:t xml:space="preserve"> </w:t>
       </w:r>
-      <w:hyperlink r:id="rId172">
+      <w:hyperlink r:id="rId183">
         <w:r>
           <w:rPr>
             <w:rStyle w:val="InternetLink"/>
@@ -11507,8 +11861,8 @@
         <w:t xml:space="preserve">, 39–51 (2019).</w:t>
       </w:r>
     </w:p>
-    <w:bookmarkEnd w:id="173"/>
-    <w:bookmarkStart w:id="175" w:name="ref-kangInterplayMentalDisorder2019"/>
+    <w:bookmarkEnd w:id="184"/>
+    <w:bookmarkStart w:id="186" w:name="ref-kangInterplayMentalDisorder2019"/>
     <w:p>
       <w:pPr>
         <w:pStyle w:val="Bibliography"/>
@@ -11538,7 +11892,7 @@
       <w:r>
         <w:t xml:space="preserve"> </w:t>
       </w:r>
-      <w:hyperlink r:id="rId174">
+      <w:hyperlink r:id="rId185">
         <w:r>
           <w:rPr>
             <w:rStyle w:val="InternetLink"/>
@@ -11657,8 +12011,8 @@
         <w:t xml:space="preserve">, 1419–1428.e3 (2019).</w:t>
       </w:r>
     </w:p>
-    <w:bookmarkEnd w:id="175"/>
-    <w:bookmarkStart w:id="177" w:name="ref-ajramContribution1HMagnetic2019"/>
+    <w:bookmarkEnd w:id="186"/>
+    <w:bookmarkStart w:id="188" w:name="ref-ajramContribution1HMagnetic2019"/>
     <w:p>
       <w:pPr>
         <w:pStyle w:val="Bibliography"/>
@@ -11688,7 +12042,7 @@
       <w:r>
         <w:t xml:space="preserve"> </w:t>
       </w:r>
-      <w:hyperlink r:id="rId176">
+      <w:hyperlink r:id="rId187">
         <w:r>
           <w:rPr>
             <w:rStyle w:val="InternetLink"/>
@@ -11735,8 +12089,8 @@
         <w:t xml:space="preserve">, 236–244 (2019).</w:t>
       </w:r>
     </w:p>
-    <w:bookmarkEnd w:id="177"/>
-    <w:bookmarkStart w:id="179" w:name="X33af55f10e3529ea3b703273ed55b97973a9c47"/>
+    <w:bookmarkEnd w:id="188"/>
+    <w:bookmarkStart w:id="190" w:name="X33af55f10e3529ea3b703273ed55b97973a9c47"/>
     <w:p>
       <w:pPr>
         <w:pStyle w:val="Bibliography"/>
@@ -11756,7 +12110,7 @@
       <w:r>
         <w:t xml:space="preserve"> </w:t>
       </w:r>
-      <w:hyperlink r:id="rId178">
+      <w:hyperlink r:id="rId189">
         <w:r>
           <w:rPr>
             <w:rStyle w:val="InternetLink"/>
@@ -11905,8 +12259,8 @@
         <w:t xml:space="preserve">, 76 (2018).</w:t>
       </w:r>
     </w:p>
-    <w:bookmarkEnd w:id="179"/>
-    <w:bookmarkStart w:id="181" w:name="ref-harrisEdited1Magnetic2017"/>
+    <w:bookmarkEnd w:id="190"/>
+    <w:bookmarkStart w:id="192" w:name="ref-harrisEdited1Magnetic2017"/>
     <w:p>
       <w:pPr>
         <w:pStyle w:val="Bibliography"/>
@@ -11926,7 +12280,7 @@
       <w:r>
         <w:t xml:space="preserve"> </w:t>
       </w:r>
-      <w:hyperlink r:id="rId180">
+      <w:hyperlink r:id="rId191">
         <w:r>
           <w:rPr>
             <w:rStyle w:val="InternetLink"/>
@@ -12009,8 +12363,8 @@
         <w:t xml:space="preserve">, 1377–1389 (2017).</w:t>
       </w:r>
     </w:p>
-    <w:bookmarkEnd w:id="181"/>
-    <w:bookmarkStart w:id="183" w:name="ref-peekComprehensiveGuideMEGAPRESS2023"/>
+    <w:bookmarkEnd w:id="192"/>
+    <w:bookmarkStart w:id="194" w:name="ref-peekComprehensiveGuideMEGAPRESS2023"/>
     <w:p>
       <w:pPr>
         <w:pStyle w:val="Bibliography"/>
@@ -12040,7 +12394,7 @@
       <w:r>
         <w:t xml:space="preserve"> </w:t>
       </w:r>
-      <w:hyperlink r:id="rId182">
+      <w:hyperlink r:id="rId193">
         <w:r>
           <w:rPr>
             <w:rStyle w:val="InternetLink"/>
@@ -12123,8 +12477,8 @@
         <w:t xml:space="preserve">, 115113 (2023).</w:t>
       </w:r>
     </w:p>
-    <w:bookmarkEnd w:id="183"/>
-    <w:bookmarkStart w:id="185" w:name="ref-poilFastNetworkOscillations2011"/>
+    <w:bookmarkEnd w:id="194"/>
+    <w:bookmarkStart w:id="196" w:name="ref-poilFastNetworkOscillations2011"/>
     <w:p>
       <w:pPr>
         <w:pStyle w:val="Bibliography"/>
@@ -12154,7 +12508,7 @@
       <w:r>
         <w:t xml:space="preserve"> </w:t>
       </w:r>
-      <w:hyperlink r:id="rId184">
+      <w:hyperlink r:id="rId195">
         <w:r>
           <w:rPr>
             <w:rStyle w:val="InternetLink"/>
@@ -12213,8 +12567,8 @@
         <w:t xml:space="preserve">, 394–403 (2011).</w:t>
       </w:r>
     </w:p>
-    <w:bookmarkEnd w:id="185"/>
-    <w:bookmarkStart w:id="187" w:name="X670c54a005ed7507f4626875ce455b6cc32d0d9"/>
+    <w:bookmarkEnd w:id="196"/>
+    <w:bookmarkStart w:id="198" w:name="X670c54a005ed7507f4626875ce455b6cc32d0d9"/>
     <w:p>
       <w:pPr>
         <w:pStyle w:val="Bibliography"/>
@@ -12234,7 +12588,7 @@
       <w:r>
         <w:t xml:space="preserve"> </w:t>
       </w:r>
-      <w:hyperlink r:id="rId186">
+      <w:hyperlink r:id="rId197">
         <w:r>
           <w:rPr>
             <w:rStyle w:val="InternetLink"/>
@@ -12329,8 +12683,8 @@
         <w:t xml:space="preserve">, 1386–1393 (2007).</w:t>
       </w:r>
     </w:p>
-    <w:bookmarkEnd w:id="187"/>
-    <w:bookmarkStart w:id="189" w:name="X57bd0e2605c22795c5bd8ffc8a5c4acda84f88f"/>
+    <w:bookmarkEnd w:id="198"/>
+    <w:bookmarkStart w:id="200" w:name="X57bd0e2605c22795c5bd8ffc8a5c4acda84f88f"/>
     <w:p>
       <w:pPr>
         <w:pStyle w:val="Bibliography"/>
@@ -12350,7 +12704,7 @@
       <w:r>
         <w:t xml:space="preserve"> </w:t>
       </w:r>
-      <w:hyperlink r:id="rId188">
+      <w:hyperlink r:id="rId199">
         <w:r>
           <w:rPr>
             <w:rStyle w:val="InternetLink"/>
@@ -12421,8 +12775,8 @@
         <w:t xml:space="preserve">, 11167–11177 (2003).</w:t>
       </w:r>
     </w:p>
-    <w:bookmarkEnd w:id="189"/>
-    <w:bookmarkStart w:id="191" w:name="Xdb649a1852d5606ef37cf9435a5ad42696389d3"/>
+    <w:bookmarkEnd w:id="200"/>
+    <w:bookmarkStart w:id="202" w:name="Xdb649a1852d5606ef37cf9435a5ad42696389d3"/>
     <w:p>
       <w:pPr>
         <w:pStyle w:val="Bibliography"/>
@@ -12442,7 +12796,7 @@
       <w:r>
         <w:t xml:space="preserve"> </w:t>
       </w:r>
-      <w:hyperlink r:id="rId190">
+      <w:hyperlink r:id="rId201">
         <w:r>
           <w:rPr>
             <w:rStyle w:val="InternetLink"/>
@@ -12477,8 +12831,8 @@
         <w:t xml:space="preserve">, 7576–7581 (2008).</w:t>
       </w:r>
     </w:p>
-    <w:bookmarkEnd w:id="191"/>
-    <w:bookmarkStart w:id="193" w:name="ref-yangMaximalVariabilityPhase2012"/>
+    <w:bookmarkEnd w:id="202"/>
+    <w:bookmarkStart w:id="204" w:name="ref-yangMaximalVariabilityPhase2012"/>
     <w:p>
       <w:pPr>
         <w:pStyle w:val="Bibliography"/>
@@ -12498,7 +12852,7 @@
       <w:r>
         <w:t xml:space="preserve"> </w:t>
       </w:r>
-      <w:hyperlink r:id="rId192">
+      <w:hyperlink r:id="rId203">
         <w:r>
           <w:rPr>
             <w:rStyle w:val="InternetLink"/>
@@ -12617,8 +12971,8 @@
         <w:t xml:space="preserve">, 1061–1072 (2012).</w:t>
       </w:r>
     </w:p>
-    <w:bookmarkEnd w:id="193"/>
-    <w:bookmarkStart w:id="195" w:name="ref-obyrneHowCriticalBrain2022"/>
+    <w:bookmarkEnd w:id="204"/>
+    <w:bookmarkStart w:id="206" w:name="ref-obyrneHowCriticalBrain2022"/>
     <w:p>
       <w:pPr>
         <w:pStyle w:val="Bibliography"/>
@@ -12638,7 +12992,7 @@
       <w:r>
         <w:t xml:space="preserve"> </w:t>
       </w:r>
-      <w:hyperlink r:id="rId194">
+      <w:hyperlink r:id="rId205">
         <w:r>
           <w:rPr>
             <w:rStyle w:val="InternetLink"/>
@@ -12670,8 +13024,8 @@
         <w:t xml:space="preserve">, 820–837 (2022).</w:t>
       </w:r>
     </w:p>
-    <w:bookmarkEnd w:id="195"/>
-    <w:bookmarkStart w:id="197" w:name="X8ce174dd83c21ef4ca7230b9898934f8cc25266"/>
+    <w:bookmarkEnd w:id="206"/>
+    <w:bookmarkStart w:id="208" w:name="X8ce174dd83c21ef4ca7230b9898934f8cc25266"/>
     <w:p>
       <w:pPr>
         <w:pStyle w:val="Bibliography"/>
@@ -12701,7 +13055,7 @@
       <w:r>
         <w:t xml:space="preserve"> </w:t>
       </w:r>
-      <w:hyperlink r:id="rId196">
+      <w:hyperlink r:id="rId207">
         <w:r>
           <w:rPr>
             <w:rStyle w:val="InternetLink"/>
@@ -12766,8 +13120,8 @@
         <w:t xml:space="preserve">, 639389 (2021).</w:t>
       </w:r>
     </w:p>
-    <w:bookmarkEnd w:id="197"/>
-    <w:bookmarkStart w:id="199" w:name="ref-avramieaRegulationCriticalBrain2023"/>
+    <w:bookmarkEnd w:id="208"/>
+    <w:bookmarkStart w:id="210" w:name="ref-avramieaRegulationCriticalBrain2023"/>
     <w:p>
       <w:pPr>
         <w:pStyle w:val="Bibliography"/>
@@ -12784,7 +13138,7 @@
       <w:r>
         <w:t xml:space="preserve">Avrămiea, A.-E. Regulation of critical brain dynamics and its functional implications. HFAAA72020230307 (Vrije Universiteit Amsterdam, 2023). doi:</w:t>
       </w:r>
-      <w:hyperlink r:id="rId198">
+      <w:hyperlink r:id="rId209">
         <w:r>
           <w:rPr>
             <w:rStyle w:val="InternetLink"/>
@@ -12796,8 +13150,8 @@
         <w:t xml:space="preserve">.</w:t>
       </w:r>
     </w:p>
-    <w:bookmarkEnd w:id="199"/>
-    <w:bookmarkStart w:id="201" w:name="Xed66735bb6d2317bca3d933a96a148919293c77"/>
+    <w:bookmarkEnd w:id="210"/>
+    <w:bookmarkStart w:id="212" w:name="Xed66735bb6d2317bca3d933a96a148919293c77"/>
     <w:p>
       <w:pPr>
         <w:pStyle w:val="Bibliography"/>
@@ -12817,7 +13171,7 @@
       <w:r>
         <w:t xml:space="preserve"> </w:t>
       </w:r>
-      <w:hyperlink r:id="rId200">
+      <w:hyperlink r:id="rId211">
         <w:r>
           <w:rPr>
             <w:rStyle w:val="InternetLink"/>
@@ -12882,8 +13236,8 @@
         <w:t xml:space="preserve">, 619661 (2021).</w:t>
       </w:r>
     </w:p>
-    <w:bookmarkEnd w:id="201"/>
-    <w:bookmarkStart w:id="203" w:name="X53ee3219835bedd3e8024e256fb42bd968bf7fb"/>
+    <w:bookmarkEnd w:id="212"/>
+    <w:bookmarkStart w:id="214" w:name="X53ee3219835bedd3e8024e256fb42bd968bf7fb"/>
     <w:p>
       <w:pPr>
         <w:pStyle w:val="Bibliography"/>
@@ -12903,7 +13257,7 @@
       <w:r>
         <w:t xml:space="preserve"> </w:t>
       </w:r>
-      <w:hyperlink r:id="rId202">
+      <w:hyperlink r:id="rId213">
         <w:r>
           <w:rPr>
             <w:rStyle w:val="InternetLink"/>
@@ -12939,8 +13293,8 @@
         <w:t xml:space="preserve">. (2025).</w:t>
       </w:r>
     </w:p>
-    <w:bookmarkEnd w:id="203"/>
-    <w:bookmarkStart w:id="205" w:name="ref-xiePharmacoresistantTemporalLobe2024"/>
+    <w:bookmarkEnd w:id="214"/>
+    <w:bookmarkStart w:id="216" w:name="ref-xiePharmacoresistantTemporalLobe2024"/>
     <w:p>
       <w:pPr>
         <w:pStyle w:val="Bibliography"/>
@@ -12970,7 +13324,7 @@
       <w:r>
         <w:t xml:space="preserve"> Pharmaco-resistant temporal lobe epilepsy gradually perturbs the cortex-wide excitation-inhibition balance. (2024) doi:</w:t>
       </w:r>
-      <w:hyperlink r:id="rId204">
+      <w:hyperlink r:id="rId215">
         <w:r>
           <w:rPr>
             <w:rStyle w:val="InternetLink"/>
@@ -12982,8 +13336,8 @@
         <w:t xml:space="preserve">.</w:t>
       </w:r>
     </w:p>
-    <w:bookmarkEnd w:id="205"/>
-    <w:bookmarkStart w:id="207" w:name="X66840f2e535e017a7b65cdb14133cdb34347199"/>
+    <w:bookmarkEnd w:id="216"/>
+    <w:bookmarkStart w:id="218" w:name="X66840f2e535e017a7b65cdb14133cdb34347199"/>
     <w:p>
       <w:pPr>
         <w:pStyle w:val="Bibliography"/>
@@ -13013,7 +13367,7 @@
       <w:r>
         <w:t xml:space="preserve"> </w:t>
       </w:r>
-      <w:hyperlink r:id="rId206">
+      <w:hyperlink r:id="rId217">
         <w:r>
           <w:rPr>
             <w:rStyle w:val="InternetLink"/>
@@ -13048,8 +13402,8 @@
         <w:t xml:space="preserve">, 6115 (2023).</w:t>
       </w:r>
     </w:p>
-    <w:bookmarkEnd w:id="207"/>
-    <w:bookmarkStart w:id="209" w:name="X64d5c77c0dd95405f1207ce5d2d112cdcadb366"/>
+    <w:bookmarkEnd w:id="218"/>
+    <w:bookmarkStart w:id="220" w:name="X64d5c77c0dd95405f1207ce5d2d112cdcadb366"/>
     <w:p>
       <w:pPr>
         <w:pStyle w:val="Bibliography"/>
@@ -13069,7 +13423,7 @@
       <w:r>
         <w:t xml:space="preserve"> </w:t>
       </w:r>
-      <w:hyperlink r:id="rId208">
+      <w:hyperlink r:id="rId219">
         <w:r>
           <w:rPr>
             <w:rStyle w:val="InternetLink"/>
@@ -13128,8 +13482,8 @@
         <w:t xml:space="preserve">, 100600 (2019).</w:t>
       </w:r>
     </w:p>
-    <w:bookmarkEnd w:id="209"/>
-    <w:bookmarkStart w:id="211" w:name="ref-linInvestigatingMetabolicChanges2012"/>
+    <w:bookmarkEnd w:id="220"/>
+    <w:bookmarkStart w:id="222" w:name="ref-linInvestigatingMetabolicChanges2012"/>
     <w:p>
       <w:pPr>
         <w:pStyle w:val="Bibliography"/>
@@ -13149,7 +13503,7 @@
       <w:r>
         <w:t xml:space="preserve"> </w:t>
       </w:r>
-      <w:hyperlink r:id="rId210">
+      <w:hyperlink r:id="rId221">
         <w:r>
           <w:rPr>
             <w:rStyle w:val="InternetLink"/>
@@ -13268,8 +13622,8 @@
         <w:t xml:space="preserve">, 1484–1495 (2012).</w:t>
       </w:r>
     </w:p>
-    <w:bookmarkEnd w:id="211"/>
-    <w:bookmarkStart w:id="213" w:name="X3c88d9f185b840e7d37383eacc851b1a1df9e52"/>
+    <w:bookmarkEnd w:id="222"/>
+    <w:bookmarkStart w:id="224" w:name="X3c88d9f185b840e7d37383eacc851b1a1df9e52"/>
     <w:p>
       <w:pPr>
         <w:pStyle w:val="Bibliography"/>
@@ -13289,7 +13643,7 @@
       <w:r>
         <w:t xml:space="preserve"> </w:t>
       </w:r>
-      <w:hyperlink r:id="rId212">
+      <w:hyperlink r:id="rId223">
         <w:r>
           <w:rPr>
             <w:rStyle w:val="InternetLink"/>
@@ -13324,8 +13678,8 @@
         <w:t xml:space="preserve">, 2295–2307 (2019).</w:t>
       </w:r>
     </w:p>
-    <w:bookmarkEnd w:id="213"/>
-    <w:bookmarkStart w:id="215" w:name="ref-saucedoChangesGABAGlutamate"/>
+    <w:bookmarkEnd w:id="224"/>
+    <w:bookmarkStart w:id="226" w:name="ref-saucedoChangesGABAGlutamate"/>
     <w:p>
       <w:pPr>
         <w:pStyle w:val="Bibliography"/>
@@ -13433,7 +13787,7 @@
       <w:r>
         <w:t xml:space="preserve">1922 (Toronto, ON, Canada). doi:</w:t>
       </w:r>
-      <w:hyperlink r:id="rId214">
+      <w:hyperlink r:id="rId225">
         <w:r>
           <w:rPr>
             <w:rStyle w:val="InternetLink"/>
@@ -13445,8 +13799,8 @@
         <w:t xml:space="preserve">.</w:t>
       </w:r>
     </w:p>
-    <w:bookmarkEnd w:id="215"/>
-    <w:bookmarkStart w:id="217" w:name="ref-kurcyusOppositeDynamicsGABA2018"/>
+    <w:bookmarkEnd w:id="226"/>
+    <w:bookmarkStart w:id="228" w:name="ref-kurcyusOppositeDynamicsGABA2018"/>
     <w:p>
       <w:pPr>
         <w:pStyle w:val="Bibliography"/>
@@ -13476,7 +13830,7 @@
       <w:r>
         <w:t xml:space="preserve"> </w:t>
       </w:r>
-      <w:hyperlink r:id="rId216">
+      <w:hyperlink r:id="rId227">
         <w:r>
           <w:rPr>
             <w:rStyle w:val="InternetLink"/>
@@ -13619,8 +13973,8 @@
         <w:t xml:space="preserve">, 9967–9976 (2018).</w:t>
       </w:r>
     </w:p>
-    <w:bookmarkEnd w:id="217"/>
-    <w:bookmarkStart w:id="219" w:name="X2deb2be2adb62c9f33832d8596f4171cb63eb82"/>
+    <w:bookmarkEnd w:id="228"/>
+    <w:bookmarkStart w:id="230" w:name="X2deb2be2adb62c9f33832d8596f4171cb63eb82"/>
     <w:p>
       <w:pPr>
         <w:pStyle w:val="Bibliography"/>
@@ -13640,7 +13994,7 @@
       <w:r>
         <w:t xml:space="preserve"> </w:t>
       </w:r>
-      <w:hyperlink r:id="rId218">
+      <w:hyperlink r:id="rId229">
         <w:r>
           <w:rPr>
             <w:rStyle w:val="InternetLink"/>
@@ -13693,8 +14047,8 @@
         <w:t xml:space="preserve">, 901–910 (2011).</w:t>
       </w:r>
     </w:p>
-    <w:bookmarkEnd w:id="219"/>
-    <w:bookmarkStart w:id="221" w:name="ref-mescherSimultaneousVivoSpectral1998"/>
+    <w:bookmarkEnd w:id="230"/>
+    <w:bookmarkStart w:id="232" w:name="ref-mescherSimultaneousVivoSpectral1998"/>
     <w:p>
       <w:pPr>
         <w:pStyle w:val="Bibliography"/>
@@ -13714,7 +14068,7 @@
       <w:r>
         <w:t xml:space="preserve"> </w:t>
       </w:r>
-      <w:hyperlink r:id="rId220">
+      <w:hyperlink r:id="rId231">
         <w:r>
           <w:rPr>
             <w:rStyle w:val="InternetLink"/>
@@ -13749,8 +14103,8 @@
         <w:t xml:space="preserve">, 266–272 (1998).</w:t>
       </w:r>
     </w:p>
-    <w:bookmarkEnd w:id="221"/>
-    <w:bookmarkStart w:id="222" w:name="ref-cordeyJungles2019"/>
+    <w:bookmarkEnd w:id="232"/>
+    <w:bookmarkStart w:id="233" w:name="ref-cordeyJungles2019"/>
     <w:p>
       <w:pPr>
         <w:pStyle w:val="Bibliography"/>
@@ -13784,8 +14138,8 @@
         <w:t xml:space="preserve">(2019).</w:t>
       </w:r>
     </w:p>
-    <w:bookmarkEnd w:id="222"/>
-    <w:bookmarkStart w:id="224" w:name="ref-ipCombinedFMRIMRSAcquires2017"/>
+    <w:bookmarkEnd w:id="233"/>
+    <w:bookmarkStart w:id="235" w:name="ref-ipCombinedFMRIMRSAcquires2017"/>
     <w:p>
       <w:pPr>
         <w:pStyle w:val="Bibliography"/>
@@ -13815,7 +14169,7 @@
       <w:r>
         <w:t xml:space="preserve"> </w:t>
       </w:r>
-      <w:hyperlink r:id="rId223">
+      <w:hyperlink r:id="rId234">
         <w:r>
           <w:rPr>
             <w:rStyle w:val="InternetLink"/>
@@ -13898,8 +14252,8 @@
         <w:t xml:space="preserve">, 113–119 (2017).</w:t>
       </w:r>
     </w:p>
-    <w:bookmarkEnd w:id="224"/>
-    <w:bookmarkStart w:id="226" w:name="X56c2864753b60d9230ad09d1af7ca17bd280dab"/>
+    <w:bookmarkEnd w:id="235"/>
+    <w:bookmarkStart w:id="237" w:name="X56c2864753b60d9230ad09d1af7ca17bd280dab"/>
     <w:p>
       <w:pPr>
         <w:pStyle w:val="Bibliography"/>
@@ -13929,7 +14283,7 @@
       <w:r>
         <w:t xml:space="preserve"> </w:t>
       </w:r>
-      <w:hyperlink r:id="rId225">
+      <w:hyperlink r:id="rId236">
         <w:r>
           <w:rPr>
             <w:rStyle w:val="InternetLink"/>
@@ -14012,8 +14366,8 @@
         <w:t xml:space="preserve">, 527–550 (2019).</w:t>
       </w:r>
     </w:p>
-    <w:bookmarkEnd w:id="226"/>
-    <w:bookmarkStart w:id="228" w:name="X43d031096c745031e21b8d0f664225976fbb7fa"/>
+    <w:bookmarkEnd w:id="237"/>
+    <w:bookmarkStart w:id="239" w:name="X43d031096c745031e21b8d0f664225976fbb7fa"/>
     <w:p>
       <w:pPr>
         <w:pStyle w:val="Bibliography"/>
@@ -14043,7 +14397,7 @@
       <w:r>
         <w:t xml:space="preserve"> </w:t>
       </w:r>
-      <w:hyperlink r:id="rId227">
+      <w:hyperlink r:id="rId238">
         <w:r>
           <w:rPr>
             <w:rStyle w:val="InternetLink"/>
@@ -14138,8 +14492,8 @@
         <w:t xml:space="preserve">, 107–114 (2018).</w:t>
       </w:r>
     </w:p>
-    <w:bookmarkEnd w:id="228"/>
-    <w:bookmarkStart w:id="230" w:name="ref-liFirstStepNeuroimaging2016"/>
+    <w:bookmarkEnd w:id="239"/>
+    <w:bookmarkStart w:id="241" w:name="ref-liFirstStepNeuroimaging2016"/>
     <w:p>
       <w:pPr>
         <w:pStyle w:val="Bibliography"/>
@@ -14159,7 +14513,7 @@
       <w:r>
         <w:t xml:space="preserve"> </w:t>
       </w:r>
-      <w:hyperlink r:id="rId229">
+      <w:hyperlink r:id="rId240">
         <w:r>
           <w:rPr>
             <w:rStyle w:val="InternetLink"/>
@@ -14242,8 +14596,8 @@
         <w:t xml:space="preserve">, 47–56 (2016).</w:t>
       </w:r>
     </w:p>
-    <w:bookmarkEnd w:id="230"/>
-    <w:bookmarkStart w:id="232" w:name="ref-gorgolewskiBrainImagingData2016"/>
+    <w:bookmarkEnd w:id="241"/>
+    <w:bookmarkStart w:id="243" w:name="ref-gorgolewskiBrainImagingData2016"/>
     <w:p>
       <w:pPr>
         <w:pStyle w:val="Bibliography"/>
@@ -14273,7 +14627,7 @@
       <w:r>
         <w:t xml:space="preserve"> </w:t>
       </w:r>
-      <w:hyperlink r:id="rId231">
+      <w:hyperlink r:id="rId242">
         <w:r>
           <w:rPr>
             <w:rStyle w:val="InternetLink"/>
@@ -14308,8 +14662,8 @@
         <w:t xml:space="preserve">, 160044 (2016).</w:t>
       </w:r>
     </w:p>
-    <w:bookmarkEnd w:id="232"/>
-    <w:bookmarkStart w:id="234" w:name="ref-boreDcm2Bids2023"/>
+    <w:bookmarkEnd w:id="243"/>
+    <w:bookmarkStart w:id="245" w:name="ref-boreDcm2Bids2023"/>
     <w:p>
       <w:pPr>
         <w:pStyle w:val="Bibliography"/>
@@ -14335,7 +14689,7 @@
       <w:r>
         <w:t xml:space="preserve">. (2023) doi:</w:t>
       </w:r>
-      <w:hyperlink r:id="rId233">
+      <w:hyperlink r:id="rId244">
         <w:r>
           <w:rPr>
             <w:rStyle w:val="InternetLink"/>
@@ -14347,8 +14701,8 @@
         <w:t xml:space="preserve">.</w:t>
       </w:r>
     </w:p>
-    <w:bookmarkEnd w:id="234"/>
-    <w:bookmarkStart w:id="236" w:name="ref-tustisonN4ITKImprovedN32010"/>
+    <w:bookmarkEnd w:id="245"/>
+    <w:bookmarkStart w:id="247" w:name="ref-tustisonN4ITKImprovedN32010"/>
     <w:p>
       <w:pPr>
         <w:pStyle w:val="Bibliography"/>
@@ -14378,7 +14732,7 @@
       <w:r>
         <w:t xml:space="preserve"> </w:t>
       </w:r>
-      <w:hyperlink r:id="rId235">
+      <w:hyperlink r:id="rId246">
         <w:r>
           <w:rPr>
             <w:rStyle w:val="InternetLink"/>
@@ -14431,8 +14785,8 @@
         <w:t xml:space="preserve">, 1310–1320 (2010).</w:t>
       </w:r>
     </w:p>
-    <w:bookmarkEnd w:id="236"/>
-    <w:bookmarkStart w:id="238" w:name="Xeefaf9082b75bd08ec775a50708dca4153d9690"/>
+    <w:bookmarkEnd w:id="247"/>
+    <w:bookmarkStart w:id="249" w:name="Xeefaf9082b75bd08ec775a50708dca4153d9690"/>
     <w:p>
       <w:pPr>
         <w:pStyle w:val="Bibliography"/>
@@ -14452,7 +14806,7 @@
       <w:r>
         <w:t xml:space="preserve"> </w:t>
       </w:r>
-      <w:hyperlink r:id="rId237">
+      <w:hyperlink r:id="rId248">
         <w:r>
           <w:rPr>
             <w:rStyle w:val="InternetLink"/>
@@ -14487,8 +14841,8 @@
         <w:t xml:space="preserve">, 26–41 (2008).</w:t>
       </w:r>
     </w:p>
-    <w:bookmarkEnd w:id="238"/>
-    <w:bookmarkStart w:id="240" w:name="X43711a0a118a74b3ee63b3c5ba2faa681733756"/>
+    <w:bookmarkEnd w:id="249"/>
+    <w:bookmarkStart w:id="251" w:name="X43711a0a118a74b3ee63b3c5ba2faa681733756"/>
     <w:p>
       <w:pPr>
         <w:pStyle w:val="Bibliography"/>
@@ -14527,7 +14881,7 @@
       <w:r>
         <w:t xml:space="preserve">. 0.12.0-Rc1. (2016) doi:</w:t>
       </w:r>
-      <w:hyperlink r:id="rId239">
+      <w:hyperlink r:id="rId250">
         <w:r>
           <w:rPr>
             <w:rStyle w:val="InternetLink"/>
@@ -14539,8 +14893,8 @@
         <w:t xml:space="preserve">.</w:t>
       </w:r>
     </w:p>
-    <w:bookmarkEnd w:id="240"/>
-    <w:bookmarkStart w:id="242" w:name="ref-zhangSegmentationBrainMR2001"/>
+    <w:bookmarkEnd w:id="251"/>
+    <w:bookmarkStart w:id="253" w:name="ref-zhangSegmentationBrainMR2001"/>
     <w:p>
       <w:pPr>
         <w:pStyle w:val="Bibliography"/>
@@ -14560,7 +14914,7 @@
       <w:r>
         <w:t xml:space="preserve"> </w:t>
       </w:r>
-      <w:hyperlink r:id="rId241">
+      <w:hyperlink r:id="rId252">
         <w:r>
           <w:rPr>
             <w:rStyle w:val="InternetLink"/>
@@ -14643,8 +14997,8 @@
         <w:t xml:space="preserve">, 45–57 (2001).</w:t>
       </w:r>
     </w:p>
-    <w:bookmarkEnd w:id="242"/>
-    <w:bookmarkStart w:id="244" w:name="X9e85724468787baf5444247f89a11ca552f98cd"/>
+    <w:bookmarkEnd w:id="253"/>
+    <w:bookmarkStart w:id="255" w:name="X9e85724468787baf5444247f89a11ca552f98cd"/>
     <w:p>
       <w:pPr>
         <w:pStyle w:val="Bibliography"/>
@@ -14674,7 +15028,7 @@
       <w:r>
         <w:t xml:space="preserve"> </w:t>
       </w:r>
-      <w:hyperlink r:id="rId243">
+      <w:hyperlink r:id="rId254">
         <w:r>
           <w:rPr>
             <w:rStyle w:val="InternetLink"/>
@@ -14745,8 +15099,8 @@
         <w:t xml:space="preserve">, S208–219 (2004).</w:t>
       </w:r>
     </w:p>
-    <w:bookmarkEnd w:id="244"/>
-    <w:bookmarkStart w:id="246" w:name="ref-daleCorticalSurfacebasedAnalysis1999"/>
+    <w:bookmarkEnd w:id="255"/>
+    <w:bookmarkStart w:id="257" w:name="ref-daleCorticalSurfacebasedAnalysis1999"/>
     <w:p>
       <w:pPr>
         <w:pStyle w:val="Bibliography"/>
@@ -14766,7 +15120,7 @@
       <w:r>
         <w:t xml:space="preserve"> </w:t>
       </w:r>
-      <w:hyperlink r:id="rId245">
+      <w:hyperlink r:id="rId256">
         <w:r>
           <w:rPr>
             <w:rStyle w:val="InternetLink"/>
@@ -14843,8 +15197,8 @@
         <w:t xml:space="preserve">, 179–194 (1999).</w:t>
       </w:r>
     </w:p>
-    <w:bookmarkEnd w:id="246"/>
-    <w:bookmarkStart w:id="248" w:name="X3c1fe9de21a1d29d636da9e3eada512cffb92e2"/>
+    <w:bookmarkEnd w:id="257"/>
+    <w:bookmarkStart w:id="259" w:name="X3c1fe9de21a1d29d636da9e3eada512cffb92e2"/>
     <w:p>
       <w:pPr>
         <w:pStyle w:val="Bibliography"/>
@@ -14874,7 +15228,7 @@
       <w:r>
         <w:t xml:space="preserve"> </w:t>
       </w:r>
-      <w:hyperlink r:id="rId247">
+      <w:hyperlink r:id="rId258">
         <w:r>
           <w:rPr>
             <w:rStyle w:val="InternetLink"/>
@@ -14909,8 +15263,8 @@
         <w:t xml:space="preserve">, e1005350 (2017).</w:t>
       </w:r>
     </w:p>
-    <w:bookmarkEnd w:id="248"/>
-    <w:bookmarkStart w:id="250" w:name="Xe1081da162060deb82331b9df54dc7d82337269"/>
+    <w:bookmarkEnd w:id="259"/>
+    <w:bookmarkStart w:id="261" w:name="Xe1081da162060deb82331b9df54dc7d82337269"/>
     <w:p>
       <w:pPr>
         <w:pStyle w:val="Bibliography"/>
@@ -14940,7 +15294,7 @@
       <w:r>
         <w:t xml:space="preserve"> </w:t>
       </w:r>
-      <w:hyperlink r:id="rId249">
+      <w:hyperlink r:id="rId260">
         <w:r>
           <w:rPr>
             <w:rStyle w:val="InternetLink"/>
@@ -14993,8 +15347,8 @@
         <w:t xml:space="preserve">, 111–116 (2019).</w:t>
       </w:r>
     </w:p>
-    <w:bookmarkEnd w:id="250"/>
-    <w:bookmarkStart w:id="252" w:name="Xf6126b899085a9a785ebf6398c9bce49f28ea50"/>
+    <w:bookmarkEnd w:id="261"/>
+    <w:bookmarkStart w:id="263" w:name="Xf6126b899085a9a785ebf6398c9bce49f28ea50"/>
     <w:p>
       <w:pPr>
         <w:pStyle w:val="Bibliography"/>
@@ -15014,7 +15368,7 @@
       <w:r>
         <w:t xml:space="preserve"> </w:t>
       </w:r>
-      <w:hyperlink r:id="rId251">
+      <w:hyperlink r:id="rId262">
         <w:r>
           <w:rPr>
             <w:rStyle w:val="InternetLink"/>
@@ -15049,8 +15403,8 @@
         <w:t xml:space="preserve">, 825–841 (2002).</w:t>
       </w:r>
     </w:p>
-    <w:bookmarkEnd w:id="252"/>
-    <w:bookmarkStart w:id="254" w:name="ref-coxAFNISoftwareAnalysis1996"/>
+    <w:bookmarkEnd w:id="263"/>
+    <w:bookmarkStart w:id="265" w:name="ref-coxAFNISoftwareAnalysis1996"/>
     <w:p>
       <w:pPr>
         <w:pStyle w:val="Bibliography"/>
@@ -15070,7 +15424,7 @@
       <w:r>
         <w:t xml:space="preserve"> </w:t>
       </w:r>
-      <w:hyperlink r:id="rId253">
+      <w:hyperlink r:id="rId264">
         <w:r>
           <w:rPr>
             <w:rStyle w:val="InternetLink"/>
@@ -15195,8 +15549,8 @@
         <w:t xml:space="preserve">, 162–173 (1996).</w:t>
       </w:r>
     </w:p>
-    <w:bookmarkEnd w:id="254"/>
-    <w:bookmarkStart w:id="256" w:name="X699ec02cddd59da9f6ce2f525f26c7d6f5ae283"/>
+    <w:bookmarkEnd w:id="265"/>
+    <w:bookmarkStart w:id="267" w:name="X699ec02cddd59da9f6ce2f525f26c7d6f5ae283"/>
     <w:p>
       <w:pPr>
         <w:pStyle w:val="Bibliography"/>
@@ -15226,7 +15580,7 @@
       <w:r>
         <w:t xml:space="preserve"> </w:t>
       </w:r>
-      <w:hyperlink r:id="rId255">
+      <w:hyperlink r:id="rId266">
         <w:r>
           <w:rPr>
             <w:rStyle w:val="InternetLink"/>
@@ -15309,8 +15663,8 @@
         <w:t xml:space="preserve">, 87–97 (1999).</w:t>
       </w:r>
     </w:p>
-    <w:bookmarkEnd w:id="256"/>
-    <w:bookmarkStart w:id="258" w:name="X3a598bbf6fcf345f81ae1f5a13bc405d17b0a4c"/>
+    <w:bookmarkEnd w:id="267"/>
+    <w:bookmarkStart w:id="269" w:name="X3a598bbf6fcf345f81ae1f5a13bc405d17b0a4c"/>
     <w:p>
       <w:pPr>
         <w:pStyle w:val="Bibliography"/>
@@ -15340,7 +15694,7 @@
       <w:r>
         <w:t xml:space="preserve"> </w:t>
       </w:r>
-      <w:hyperlink r:id="rId257">
+      <w:hyperlink r:id="rId268">
         <w:r>
           <w:rPr>
             <w:rStyle w:val="InternetLink"/>
@@ -15411,8 +15765,8 @@
         <w:t xml:space="preserve">, 3669 (2021).</w:t>
       </w:r>
     </w:p>
-    <w:bookmarkEnd w:id="258"/>
-    <w:bookmarkStart w:id="260" w:name="X3269ade3d7f8b0f39f41bc530824d1dc76d0dfa"/>
+    <w:bookmarkEnd w:id="269"/>
+    <w:bookmarkStart w:id="271" w:name="X3269ade3d7f8b0f39f41bc530824d1dc76d0dfa"/>
     <w:p>
       <w:pPr>
         <w:pStyle w:val="Bibliography"/>
@@ -15442,7 +15796,7 @@
       <w:r>
         <w:t xml:space="preserve"> </w:t>
       </w:r>
-      <w:hyperlink r:id="rId259">
+      <w:hyperlink r:id="rId270">
         <w:r>
           <w:rPr>
             <w:rStyle w:val="InternetLink"/>
@@ -15555,8 +15909,8 @@
         <w:t xml:space="preserve">, 108827 (2020).</w:t>
       </w:r>
     </w:p>
-    <w:bookmarkEnd w:id="260"/>
-    <w:bookmarkStart w:id="262" w:name="Xa737e5e392e4bcd51c7fd23331cbb80e3818b9a"/>
+    <w:bookmarkEnd w:id="271"/>
+    <w:bookmarkStart w:id="273" w:name="Xa737e5e392e4bcd51c7fd23331cbb80e3818b9a"/>
     <w:p>
       <w:pPr>
         <w:pStyle w:val="Bibliography"/>
@@ -15576,7 +15930,7 @@
       <w:r>
         <w:t xml:space="preserve"> </w:t>
       </w:r>
-      <w:hyperlink r:id="rId261">
+      <w:hyperlink r:id="rId272">
         <w:r>
           <w:rPr>
             <w:rStyle w:val="InternetLink"/>
@@ -15647,8 +16001,8 @@
         <w:t xml:space="preserve">, 260–264 (2001).</w:t>
       </w:r>
     </w:p>
-    <w:bookmarkEnd w:id="262"/>
-    <w:bookmarkStart w:id="264" w:name="ref-pasantaFunctionalMRSStudies2023"/>
+    <w:bookmarkEnd w:id="273"/>
+    <w:bookmarkStart w:id="275" w:name="ref-pasantaFunctionalMRSStudies2023"/>
     <w:p>
       <w:pPr>
         <w:pStyle w:val="Bibliography"/>
@@ -15678,7 +16032,7 @@
       <w:r>
         <w:t xml:space="preserve"> </w:t>
       </w:r>
-      <w:hyperlink r:id="rId263">
+      <w:hyperlink r:id="rId274">
         <w:r>
           <w:rPr>
             <w:rStyle w:val="InternetLink"/>
@@ -15803,8 +16157,8 @@
         <w:t xml:space="preserve">, 104940 (2023).</w:t>
       </w:r>
     </w:p>
-    <w:bookmarkEnd w:id="264"/>
-    <w:bookmarkStart w:id="266" w:name="ref-ramadanGlutamateGlutamineReview2013"/>
+    <w:bookmarkEnd w:id="275"/>
+    <w:bookmarkStart w:id="277" w:name="ref-ramadanGlutamateGlutamineReview2013"/>
     <w:p>
       <w:pPr>
         <w:pStyle w:val="Bibliography"/>
@@ -15824,7 +16178,7 @@
       <w:r>
         <w:t xml:space="preserve"> </w:t>
       </w:r>
-      <w:hyperlink r:id="rId265">
+      <w:hyperlink r:id="rId276">
         <w:r>
           <w:rPr>
             <w:rStyle w:val="InternetLink"/>
@@ -15937,8 +16291,8 @@
         <w:t xml:space="preserve">, 10.1002/nbm.3045 (2013).</w:t>
       </w:r>
     </w:p>
-    <w:bookmarkEnd w:id="266"/>
-    <w:bookmarkStart w:id="268" w:name="X052b6cafc7e5dc3a47aa528e7a043214fc5326f"/>
+    <w:bookmarkEnd w:id="277"/>
+    <w:bookmarkStart w:id="279" w:name="X052b6cafc7e5dc3a47aa528e7a043214fc5326f"/>
     <w:p>
       <w:pPr>
         <w:pStyle w:val="Bibliography"/>
@@ -15968,7 +16322,7 @@
       <w:r>
         <w:t xml:space="preserve"> </w:t>
       </w:r>
-      <w:hyperlink r:id="rId267">
+      <w:hyperlink r:id="rId278">
         <w:r>
           <w:rPr>
             <w:rStyle w:val="InternetLink"/>
@@ -16021,8 +16375,8 @@
         <w:t xml:space="preserve">, e4482 (2021).</w:t>
       </w:r>
     </w:p>
-    <w:bookmarkEnd w:id="268"/>
-    <w:bookmarkStart w:id="270" w:name="X75e3a610a061c8794902153a8faf5931aea2967"/>
+    <w:bookmarkEnd w:id="279"/>
+    <w:bookmarkStart w:id="281" w:name="X75e3a610a061c8794902153a8faf5931aea2967"/>
     <w:p>
       <w:pPr>
         <w:pStyle w:val="Bibliography"/>
@@ -16052,7 +16406,7 @@
       <w:r>
         <w:t xml:space="preserve"> </w:t>
       </w:r>
-      <w:hyperlink r:id="rId269">
+      <w:hyperlink r:id="rId280">
         <w:r>
           <w:rPr>
             <w:rStyle w:val="InternetLink"/>
@@ -16093,8 +16447,8 @@
         <w:t xml:space="preserve">, e4618 (2022).</w:t>
       </w:r>
     </w:p>
-    <w:bookmarkEnd w:id="270"/>
-    <w:bookmarkStart w:id="272" w:name="X180a60f14470e5f085a3ed4594321e508d6ec55"/>
+    <w:bookmarkEnd w:id="281"/>
+    <w:bookmarkStart w:id="283" w:name="X180a60f14470e5f085a3ed4594321e508d6ec55"/>
     <w:p>
       <w:pPr>
         <w:pStyle w:val="Bibliography"/>
@@ -16114,7 +16468,7 @@
       <w:r>
         <w:t xml:space="preserve"> </w:t>
       </w:r>
-      <w:hyperlink r:id="rId271">
+      <w:hyperlink r:id="rId282">
         <w:r>
           <w:rPr>
             <w:rStyle w:val="InternetLink"/>
@@ -16173,8 +16527,8 @@
         <w:t xml:space="preserve">, 1445–1450 (2013).</w:t>
       </w:r>
     </w:p>
-    <w:bookmarkEnd w:id="272"/>
-    <w:bookmarkStart w:id="274" w:name="ref-bouchardNoiseDecorrelationCoil2025"/>
+    <w:bookmarkEnd w:id="283"/>
+    <w:bookmarkStart w:id="285" w:name="ref-bouchardNoiseDecorrelationCoil2025"/>
     <w:p>
       <w:pPr>
         <w:pStyle w:val="Bibliography"/>
@@ -16194,7 +16548,7 @@
       <w:r>
         <w:t xml:space="preserve"> </w:t>
       </w:r>
-      <w:hyperlink r:id="rId273">
+      <w:hyperlink r:id="rId284">
         <w:r>
           <w:rPr>
             <w:rStyle w:val="InternetLink"/>
@@ -16277,8 +16631,8 @@
         <w:t xml:space="preserve">, 110452 (2025).</w:t>
       </w:r>
     </w:p>
-    <w:bookmarkEnd w:id="274"/>
-    <w:bookmarkStart w:id="276" w:name="X34dcf5b26e20f7c34f09cc47bce142128fdda22"/>
+    <w:bookmarkEnd w:id="285"/>
+    <w:bookmarkStart w:id="287" w:name="X34dcf5b26e20f7c34f09cc47bce142128fdda22"/>
     <w:p>
       <w:pPr>
         <w:pStyle w:val="Bibliography"/>
@@ -16298,7 +16652,7 @@
       <w:r>
         <w:t xml:space="preserve"> </w:t>
       </w:r>
-      <w:hyperlink r:id="rId275">
+      <w:hyperlink r:id="rId286">
         <w:r>
           <w:rPr>
             <w:rStyle w:val="InternetLink"/>
@@ -16411,8 +16765,8 @@
         <w:t xml:space="preserve">, 1523–1529 (2015).</w:t>
       </w:r>
     </w:p>
-    <w:bookmarkEnd w:id="276"/>
-    <w:bookmarkStart w:id="278" w:name="ref-mikkelsenBigGABAII2019"/>
+    <w:bookmarkEnd w:id="287"/>
+    <w:bookmarkStart w:id="289" w:name="ref-mikkelsenBigGABAII2019"/>
     <w:p>
       <w:pPr>
         <w:pStyle w:val="Bibliography"/>
@@ -16442,7 +16796,7 @@
       <w:r>
         <w:t xml:space="preserve"> </w:t>
       </w:r>
-      <w:hyperlink r:id="rId277">
+      <w:hyperlink r:id="rId288">
         <w:r>
           <w:rPr>
             <w:rStyle w:val="InternetLink"/>
@@ -16543,8 +16897,8 @@
         <w:t xml:space="preserve">, 537–548 (2019).</w:t>
       </w:r>
     </w:p>
-    <w:bookmarkEnd w:id="278"/>
-    <w:bookmarkStart w:id="280" w:name="ref-mikkelsenBigGABAEdited2017"/>
+    <w:bookmarkEnd w:id="289"/>
+    <w:bookmarkStart w:id="291" w:name="ref-mikkelsenBigGABAEdited2017"/>
     <w:p>
       <w:pPr>
         <w:pStyle w:val="Bibliography"/>
@@ -16574,7 +16928,7 @@
       <w:r>
         <w:t xml:space="preserve"> </w:t>
       </w:r>
-      <w:hyperlink r:id="rId279">
+      <w:hyperlink r:id="rId290">
         <w:r>
           <w:rPr>
             <w:rStyle w:val="InternetLink"/>
@@ -16651,8 +17005,8 @@
         <w:t xml:space="preserve">, 32–45 (2017).</w:t>
       </w:r>
     </w:p>
-    <w:bookmarkEnd w:id="280"/>
-    <w:bookmarkStart w:id="281" w:name="Xa40a6c308a7c4ecd374d5d433164d97a4c07e0f"/>
+    <w:bookmarkEnd w:id="291"/>
+    <w:bookmarkStart w:id="292" w:name="Xa40a6c308a7c4ecd374d5d433164d97a4c07e0f"/>
     <w:p>
       <w:pPr>
         <w:pStyle w:val="Bibliography"/>
@@ -16746,8 +17100,8 @@
         <w:t xml:space="preserve">. (Elsevier Ltd., 2007).</w:t>
       </w:r>
     </w:p>
-    <w:bookmarkEnd w:id="281"/>
-    <w:bookmarkStart w:id="283" w:name="ref-gasparovicUseTissueWater2006"/>
+    <w:bookmarkEnd w:id="292"/>
+    <w:bookmarkStart w:id="294" w:name="ref-gasparovicUseTissueWater2006"/>
     <w:p>
       <w:pPr>
         <w:pStyle w:val="Bibliography"/>
@@ -16777,7 +17131,7 @@
       <w:r>
         <w:t xml:space="preserve"> </w:t>
       </w:r>
-      <w:hyperlink r:id="rId282">
+      <w:hyperlink r:id="rId293">
         <w:r>
           <w:rPr>
             <w:rStyle w:val="InternetLink"/>
@@ -16812,8 +17166,8 @@
         <w:t xml:space="preserve">, 1219–1226 (2006).</w:t>
       </w:r>
     </w:p>
-    <w:bookmarkEnd w:id="283"/>
-    <w:bookmarkStart w:id="285" w:name="X3bd4325490f39fc8d86d2a451dd0fe154a395df"/>
+    <w:bookmarkEnd w:id="294"/>
+    <w:bookmarkStart w:id="296" w:name="X3bd4325490f39fc8d86d2a451dd0fe154a395df"/>
     <w:p>
       <w:pPr>
         <w:pStyle w:val="Bibliography"/>
@@ -16833,7 +17187,7 @@
       <w:r>
         <w:t xml:space="preserve"> </w:t>
       </w:r>
-      <w:hyperlink r:id="rId284">
+      <w:hyperlink r:id="rId295">
         <w:r>
           <w:rPr>
             <w:rStyle w:val="InternetLink"/>
@@ -16910,8 +17264,8 @@
         <w:t xml:space="preserve">, 118191 (2021).</w:t>
       </w:r>
     </w:p>
-    <w:bookmarkEnd w:id="285"/>
-    <w:bookmarkStart w:id="287" w:name="ref-juchemB0ShimmingVivo2021"/>
+    <w:bookmarkEnd w:id="296"/>
+    <w:bookmarkStart w:id="298" w:name="ref-juchemB0ShimmingVivo2021"/>
     <w:p>
       <w:pPr>
         <w:pStyle w:val="Bibliography"/>
@@ -16941,7 +17295,7 @@
       <w:r>
         <w:t xml:space="preserve"> </w:t>
       </w:r>
-      <w:hyperlink r:id="rId286">
+      <w:hyperlink r:id="rId297">
         <w:r>
           <w:rPr>
             <w:rStyle w:val="InternetLink"/>
@@ -17013,8 +17367,8 @@
         <w:t xml:space="preserve">, e4350 (2021).</w:t>
       </w:r>
     </w:p>
-    <w:bookmarkEnd w:id="287"/>
-    <w:bookmarkStart w:id="289" w:name="ref-eddenGannetBatchprocessingTool2014"/>
+    <w:bookmarkEnd w:id="298"/>
+    <w:bookmarkStart w:id="300" w:name="ref-eddenGannetBatchprocessingTool2014"/>
     <w:p>
       <w:pPr>
         <w:pStyle w:val="Bibliography"/>
@@ -17034,7 +17388,7 @@
       <w:r>
         <w:t xml:space="preserve"> </w:t>
       </w:r>
-      <w:hyperlink r:id="rId288">
+      <w:hyperlink r:id="rId299">
         <w:r>
           <w:rPr>
             <w:rStyle w:val="InternetLink"/>
@@ -17117,8 +17471,8 @@
         <w:t xml:space="preserve">, 1445–1452 (2014).</w:t>
       </w:r>
     </w:p>
-    <w:bookmarkEnd w:id="289"/>
-    <w:bookmarkStart w:id="291" w:name="ref-duffPowerSpectralDensity2008"/>
+    <w:bookmarkEnd w:id="300"/>
+    <w:bookmarkStart w:id="302" w:name="ref-duffPowerSpectralDensity2008"/>
     <w:p>
       <w:pPr>
         <w:pStyle w:val="Bibliography"/>
@@ -17148,7 +17502,7 @@
       <w:r>
         <w:t xml:space="preserve"> </w:t>
       </w:r>
-      <w:hyperlink r:id="rId290">
+      <w:hyperlink r:id="rId301">
         <w:r>
           <w:rPr>
             <w:rStyle w:val="InternetLink"/>
@@ -17207,8 +17561,8 @@
         <w:t xml:space="preserve">, 778–790 (2008).</w:t>
       </w:r>
     </w:p>
-    <w:bookmarkEnd w:id="291"/>
-    <w:bookmarkStart w:id="293" w:name="Xd34177f599f07e2811a749ece05b12e11ebd05a"/>
+    <w:bookmarkEnd w:id="302"/>
+    <w:bookmarkStart w:id="304" w:name="Xd34177f599f07e2811a749ece05b12e11ebd05a"/>
     <w:p>
       <w:pPr>
         <w:pStyle w:val="Bibliography"/>
@@ -17238,7 +17592,7 @@
       <w:r>
         <w:t xml:space="preserve"> </w:t>
       </w:r>
-      <w:hyperlink r:id="rId292">
+      <w:hyperlink r:id="rId303">
         <w:r>
           <w:rPr>
             <w:rStyle w:val="InternetLink"/>
@@ -17273,8 +17627,8 @@
         <w:t xml:space="preserve">, S234–S249 (2004).</w:t>
       </w:r>
     </w:p>
-    <w:bookmarkEnd w:id="293"/>
-    <w:bookmarkStart w:id="295" w:name="ref-welchUseFastFourier1967"/>
+    <w:bookmarkEnd w:id="304"/>
+    <w:bookmarkStart w:id="306" w:name="ref-welchUseFastFourier1967"/>
     <w:p>
       <w:pPr>
         <w:pStyle w:val="Bibliography"/>
@@ -17294,7 +17648,7 @@
       <w:r>
         <w:t xml:space="preserve"> </w:t>
       </w:r>
-      <w:hyperlink r:id="rId294">
+      <w:hyperlink r:id="rId305">
         <w:r>
           <w:rPr>
             <w:rStyle w:val="InternetLink"/>
@@ -17377,8 +17731,8 @@
         <w:t xml:space="preserve">, 70–73 (1967).</w:t>
       </w:r>
     </w:p>
-    <w:bookmarkEnd w:id="295"/>
-    <w:bookmarkStart w:id="297" w:name="ref-virtanenSciPy10Fundamental2020"/>
+    <w:bookmarkEnd w:id="306"/>
+    <w:bookmarkStart w:id="308" w:name="ref-virtanenSciPy10Fundamental2020"/>
     <w:p>
       <w:pPr>
         <w:pStyle w:val="Bibliography"/>
@@ -17408,7 +17762,7 @@
       <w:r>
         <w:t xml:space="preserve"> </w:t>
       </w:r>
-      <w:hyperlink r:id="rId296">
+      <w:hyperlink r:id="rId307">
         <w:r>
           <w:rPr>
             <w:rStyle w:val="InternetLink"/>
@@ -17467,8 +17821,8 @@
         <w:t xml:space="preserve">, 261–272 (2020).</w:t>
       </w:r>
     </w:p>
-    <w:bookmarkEnd w:id="297"/>
-    <w:bookmarkStart w:id="299" w:name="X8f92efa2129315f50d21293b2abe8849772b3c2"/>
+    <w:bookmarkEnd w:id="308"/>
+    <w:bookmarkStart w:id="310" w:name="X8f92efa2129315f50d21293b2abe8849772b3c2"/>
     <w:p>
       <w:pPr>
         <w:pStyle w:val="Bibliography"/>
@@ -17488,7 +17842,7 @@
       <w:r>
         <w:t xml:space="preserve"> </w:t>
       </w:r>
-      <w:hyperlink r:id="rId298">
+      <w:hyperlink r:id="rId309">
         <w:r>
           <w:rPr>
             <w:rStyle w:val="InternetLink"/>
@@ -17613,8 +17967,8 @@
         <w:t xml:space="preserve">, e63448 (2013).</w:t>
       </w:r>
     </w:p>
-    <w:bookmarkEnd w:id="299"/>
-    <w:bookmarkStart w:id="301" w:name="X777c331d415e605c70ef5f00469b3557f0cea50"/>
+    <w:bookmarkEnd w:id="310"/>
+    <w:bookmarkStart w:id="312" w:name="X777c331d415e605c70ef5f00469b3557f0cea50"/>
     <w:p>
       <w:pPr>
         <w:pStyle w:val="Bibliography"/>
@@ -17634,7 +17988,7 @@
       <w:r>
         <w:t xml:space="preserve"> </w:t>
       </w:r>
-      <w:hyperlink r:id="rId300">
+      <w:hyperlink r:id="rId311">
         <w:r>
           <w:rPr>
             <w:rStyle w:val="InternetLink"/>
@@ -17686,8 +18040,8 @@
         <w:t xml:space="preserve">, 118–130 (2014).</w:t>
       </w:r>
     </w:p>
-    <w:bookmarkEnd w:id="301"/>
-    <w:bookmarkStart w:id="303" w:name="ref-hartmannRealtimeFractalSignal2013"/>
+    <w:bookmarkEnd w:id="312"/>
+    <w:bookmarkStart w:id="314" w:name="ref-hartmannRealtimeFractalSignal2013"/>
     <w:p>
       <w:pPr>
         <w:pStyle w:val="Bibliography"/>
@@ -17717,7 +18071,7 @@
       <w:r>
         <w:t xml:space="preserve"> </w:t>
       </w:r>
-      <w:hyperlink r:id="rId302">
+      <w:hyperlink r:id="rId313">
         <w:r>
           <w:rPr>
             <w:rStyle w:val="InternetLink"/>
@@ -17752,8 +18106,8 @@
         <w:t xml:space="preserve">, 89–102 (2013).</w:t>
       </w:r>
     </w:p>
-    <w:bookmarkEnd w:id="303"/>
-    <w:bookmarkStart w:id="305" w:name="ref-ekePhysiologicalTimeSeries2000"/>
+    <w:bookmarkEnd w:id="314"/>
+    <w:bookmarkStart w:id="316" w:name="ref-ekePhysiologicalTimeSeries2000"/>
     <w:p>
       <w:pPr>
         <w:pStyle w:val="Bibliography"/>
@@ -17783,7 +18137,7 @@
       <w:r>
         <w:t xml:space="preserve"> </w:t>
       </w:r>
-      <w:hyperlink r:id="rId304">
+      <w:hyperlink r:id="rId315">
         <w:r>
           <w:rPr>
             <w:rStyle w:val="InternetLink"/>
@@ -17818,8 +18172,8 @@
         <w:t xml:space="preserve">, 403–415 (2000).</w:t>
       </w:r>
     </w:p>
-    <w:bookmarkEnd w:id="305"/>
-    <w:bookmarkStart w:id="306" w:name="X7d7144c0a52ec3594cffc5fec0f425498533505"/>
+    <w:bookmarkEnd w:id="316"/>
+    <w:bookmarkStart w:id="317" w:name="X7d7144c0a52ec3594cffc5fec0f425498533505"/>
     <w:p>
       <w:pPr>
         <w:pStyle w:val="Bibliography"/>
@@ -17849,8 +18203,8 @@
         <w:t xml:space="preserve">language and environment for statistical computing. (2021).</w:t>
       </w:r>
     </w:p>
-    <w:bookmarkEnd w:id="306"/>
-    <w:bookmarkStart w:id="308" w:name="ref-studentProbableErrorMean1908"/>
+    <w:bookmarkEnd w:id="317"/>
+    <w:bookmarkStart w:id="319" w:name="ref-studentProbableErrorMean1908"/>
     <w:p>
       <w:pPr>
         <w:pStyle w:val="Bibliography"/>
@@ -17870,7 +18224,7 @@
       <w:r>
         <w:t xml:space="preserve"> </w:t>
       </w:r>
-      <w:hyperlink r:id="rId307">
+      <w:hyperlink r:id="rId318">
         <w:r>
           <w:rPr>
             <w:rStyle w:val="InternetLink"/>
@@ -17941,8 +18295,8 @@
         <w:t xml:space="preserve">, 1–25 (1908).</w:t>
       </w:r>
     </w:p>
-    <w:bookmarkEnd w:id="308"/>
-    <w:bookmarkStart w:id="309" w:name="ref-freedmanStatistics2007"/>
+    <w:bookmarkEnd w:id="319"/>
+    <w:bookmarkStart w:id="320" w:name="ref-freedmanStatistics2007"/>
     <w:p>
       <w:pPr>
         <w:pStyle w:val="Bibliography"/>
@@ -17973,8 +18327,8 @@
         <w:t xml:space="preserve">. vol. 4 (W. W. Norton &amp; Company, New York, 2007).</w:t>
       </w:r>
     </w:p>
-    <w:bookmarkEnd w:id="309"/>
-    <w:bookmarkStart w:id="311" w:name="X6ae0be824696d7d721165c200683fdc329ea166"/>
+    <w:bookmarkEnd w:id="320"/>
+    <w:bookmarkStart w:id="322" w:name="X6ae0be824696d7d721165c200683fdc329ea166"/>
     <w:p>
       <w:pPr>
         <w:pStyle w:val="Bibliography"/>
@@ -18004,7 +18358,7 @@
       <w:r>
         <w:t xml:space="preserve"> </w:t>
       </w:r>
-      <w:hyperlink r:id="rId310">
+      <w:hyperlink r:id="rId321">
         <w:r>
           <w:rPr>
             <w:rStyle w:val="InternetLink"/>
@@ -18039,8 +18393,8 @@
         <w:t xml:space="preserve">, 1125–1165 (2011).</w:t>
       </w:r>
     </w:p>
-    <w:bookmarkEnd w:id="311"/>
-    <w:bookmarkStart w:id="313" w:name="ref-vanessenHumanConnectomeProject2012"/>
+    <w:bookmarkEnd w:id="322"/>
+    <w:bookmarkStart w:id="324" w:name="ref-vanessenHumanConnectomeProject2012"/>
     <w:p>
       <w:pPr>
         <w:pStyle w:val="Bibliography"/>
@@ -18070,7 +18424,7 @@
       <w:r>
         <w:t xml:space="preserve"> </w:t>
       </w:r>
-      <w:hyperlink r:id="rId312">
+      <w:hyperlink r:id="rId323">
         <w:r>
           <w:rPr>
             <w:rStyle w:val="InternetLink"/>
@@ -18147,8 +18501,8 @@
         <w:t xml:space="preserve">, 2222–2231 (2012).</w:t>
       </w:r>
     </w:p>
-    <w:bookmarkEnd w:id="313"/>
-    <w:bookmarkStart w:id="315" w:name="ref-barnesEndogenousHumanBrain2009"/>
+    <w:bookmarkEnd w:id="324"/>
+    <w:bookmarkStart w:id="326" w:name="ref-barnesEndogenousHumanBrain2009"/>
     <w:p>
       <w:pPr>
         <w:pStyle w:val="Bibliography"/>
@@ -18168,7 +18522,7 @@
       <w:r>
         <w:t xml:space="preserve"> </w:t>
       </w:r>
-      <w:hyperlink r:id="rId314">
+      <w:hyperlink r:id="rId325">
         <w:r>
           <w:rPr>
             <w:rStyle w:val="InternetLink"/>
@@ -18215,8 +18569,8 @@
         <w:t xml:space="preserve">, e6626 (2009).</w:t>
       </w:r>
     </w:p>
-    <w:bookmarkEnd w:id="315"/>
-    <w:bookmarkStart w:id="317" w:name="Xdd0f9bdb5d2d0acdde6c08413118c35b45ae4cd"/>
+    <w:bookmarkEnd w:id="326"/>
+    <w:bookmarkStart w:id="328" w:name="Xdd0f9bdb5d2d0acdde6c08413118c35b45ae4cd"/>
     <w:p>
       <w:pPr>
         <w:pStyle w:val="Bibliography"/>
@@ -18236,7 +18590,7 @@
       <w:r>
         <w:t xml:space="preserve"> </w:t>
       </w:r>
-      <w:hyperlink r:id="rId316">
+      <w:hyperlink r:id="rId327">
         <w:r>
           <w:rPr>
             <w:rStyle w:val="InternetLink"/>
@@ -18271,8 +18625,8 @@
         <w:t xml:space="preserve">, 40–48 (2010).</w:t>
       </w:r>
     </w:p>
-    <w:bookmarkEnd w:id="317"/>
-    <w:bookmarkStart w:id="319" w:name="Xd7bbbfdf199e4fdf58c437612e12147a1ffae11"/>
+    <w:bookmarkEnd w:id="328"/>
+    <w:bookmarkStart w:id="330" w:name="Xd7bbbfdf199e4fdf58c437612e12147a1ffae11"/>
     <w:p>
       <w:pPr>
         <w:pStyle w:val="Bibliography"/>
@@ -18302,7 +18656,7 @@
       <w:r>
         <w:t xml:space="preserve"> </w:t>
       </w:r>
-      <w:hyperlink r:id="rId318">
+      <w:hyperlink r:id="rId329">
         <w:r>
           <w:rPr>
             <w:rStyle w:val="InternetLink"/>
@@ -18361,8 +18715,8 @@
         <w:t xml:space="preserve">, 450–460 (2013).</w:t>
       </w:r>
     </w:p>
-    <w:bookmarkEnd w:id="319"/>
-    <w:bookmarkStart w:id="321" w:name="Xc031393e1e23d215e5a249602114cefaa154497"/>
+    <w:bookmarkEnd w:id="330"/>
+    <w:bookmarkStart w:id="332" w:name="Xc031393e1e23d215e5a249602114cefaa154497"/>
     <w:p>
       <w:pPr>
         <w:pStyle w:val="Bibliography"/>
@@ -18382,7 +18736,7 @@
       <w:r>
         <w:t xml:space="preserve"> </w:t>
       </w:r>
-      <w:hyperlink r:id="rId320">
+      <w:hyperlink r:id="rId331">
         <w:r>
           <w:rPr>
             <w:rStyle w:val="InternetLink"/>
@@ -18555,8 +18909,8 @@
         <w:t xml:space="preserve">, 125–136 (2017).</w:t>
       </w:r>
     </w:p>
-    <w:bookmarkEnd w:id="321"/>
-    <w:bookmarkStart w:id="323" w:name="X70d4e54e9083b8b511ad1a83fb645f92f8c48a0"/>
+    <w:bookmarkEnd w:id="332"/>
+    <w:bookmarkStart w:id="334" w:name="X70d4e54e9083b8b511ad1a83fb645f92f8c48a0"/>
     <w:p>
       <w:pPr>
         <w:pStyle w:val="Bibliography"/>
@@ -18576,7 +18930,7 @@
       <w:r>
         <w:t xml:space="preserve"> </w:t>
       </w:r>
-      <w:hyperlink r:id="rId322">
+      <w:hyperlink r:id="rId333">
         <w:r>
           <w:rPr>
             <w:rStyle w:val="InternetLink"/>
@@ -18671,8 +19025,8 @@
         <w:t xml:space="preserve">, 292–300 (2015).</w:t>
       </w:r>
     </w:p>
-    <w:bookmarkEnd w:id="323"/>
-    <w:bookmarkStart w:id="325" w:name="ref-floyer-leaRapidModulationGABA2006"/>
+    <w:bookmarkEnd w:id="334"/>
+    <w:bookmarkStart w:id="336" w:name="ref-floyer-leaRapidModulationGABA2006"/>
     <w:p>
       <w:pPr>
         <w:pStyle w:val="Bibliography"/>
@@ -18692,7 +19046,7 @@
       <w:r>
         <w:t xml:space="preserve"> </w:t>
       </w:r>
-      <w:hyperlink r:id="rId324">
+      <w:hyperlink r:id="rId335">
         <w:r>
           <w:rPr>
             <w:rStyle w:val="InternetLink"/>
@@ -18787,8 +19141,8 @@
         <w:t xml:space="preserve">, 1639–1644 (2006).</w:t>
       </w:r>
     </w:p>
-    <w:bookmarkEnd w:id="325"/>
-    <w:bookmarkStart w:id="327" w:name="Xfd39a03a46266e9206661c98743a7164bea427c"/>
+    <w:bookmarkEnd w:id="336"/>
+    <w:bookmarkStart w:id="338" w:name="Xfd39a03a46266e9206661c98743a7164bea427c"/>
     <w:p>
       <w:pPr>
         <w:pStyle w:val="Bibliography"/>
@@ -18818,7 +19172,7 @@
       <w:r>
         <w:t xml:space="preserve"> </w:t>
       </w:r>
-      <w:hyperlink r:id="rId326">
+      <w:hyperlink r:id="rId337">
         <w:r>
           <w:rPr>
             <w:rStyle w:val="InternetLink"/>
@@ -18877,8 +19231,8 @@
         <w:t xml:space="preserve">, 15–20 (2015).</w:t>
       </w:r>
     </w:p>
-    <w:bookmarkEnd w:id="327"/>
-    <w:bookmarkStart w:id="329" w:name="ref-staggRoleGABAHuman2011"/>
+    <w:bookmarkEnd w:id="338"/>
+    <w:bookmarkStart w:id="340" w:name="ref-staggRoleGABAHuman2011"/>
     <w:p>
       <w:pPr>
         <w:pStyle w:val="Bibliography"/>
@@ -18898,7 +19252,7 @@
       <w:r>
         <w:t xml:space="preserve"> </w:t>
       </w:r>
-      <w:hyperlink r:id="rId328">
+      <w:hyperlink r:id="rId339">
         <w:r>
           <w:rPr>
             <w:rStyle w:val="InternetLink"/>
@@ -18993,8 +19347,8 @@
         <w:t xml:space="preserve">, 480–484 (2011).</w:t>
       </w:r>
     </w:p>
-    <w:bookmarkEnd w:id="329"/>
-    <w:bookmarkStart w:id="331" w:name="Xc23bd815f845e5380371f8632e8bf49cbd2c5fa"/>
+    <w:bookmarkEnd w:id="340"/>
+    <w:bookmarkStart w:id="342" w:name="Xc23bd815f845e5380371f8632e8bf49cbd2c5fa"/>
     <w:p>
       <w:pPr>
         <w:pStyle w:val="Bibliography"/>
@@ -19014,7 +19368,7 @@
       <w:r>
         <w:t xml:space="preserve"> </w:t>
       </w:r>
-      <w:hyperlink r:id="rId330">
+      <w:hyperlink r:id="rId341">
         <w:r>
           <w:rPr>
             <w:rStyle w:val="InternetLink"/>
@@ -19049,8 +19403,8 @@
         <w:t xml:space="preserve">, 2554–2561 (2012).</w:t>
       </w:r>
     </w:p>
-    <w:bookmarkEnd w:id="331"/>
-    <w:bookmarkStart w:id="333" w:name="X5469f64f3bb30d988fbeeb1cf3ab3d2dc0d2483"/>
+    <w:bookmarkEnd w:id="342"/>
+    <w:bookmarkStart w:id="344" w:name="X5469f64f3bb30d988fbeeb1cf3ab3d2dc0d2483"/>
     <w:p>
       <w:pPr>
         <w:pStyle w:val="Bibliography"/>
@@ -19080,7 +19434,7 @@
       <w:r>
         <w:t xml:space="preserve"> </w:t>
       </w:r>
-      <w:hyperlink r:id="rId332">
+      <w:hyperlink r:id="rId343">
         <w:r>
           <w:rPr>
             <w:rStyle w:val="InternetLink"/>
@@ -19127,8 +19481,8 @@
         <w:t xml:space="preserve">, 19218 (2020).</w:t>
       </w:r>
     </w:p>
-    <w:bookmarkEnd w:id="333"/>
-    <w:bookmarkStart w:id="335" w:name="ref-huiFrequencyDriftMR2021"/>
+    <w:bookmarkEnd w:id="344"/>
+    <w:bookmarkStart w:id="346" w:name="ref-huiFrequencyDriftMR2021"/>
     <w:p>
       <w:pPr>
         <w:pStyle w:val="Bibliography"/>
@@ -19158,7 +19512,7 @@
       <w:r>
         <w:t xml:space="preserve"> </w:t>
       </w:r>
-      <w:hyperlink r:id="rId334">
+      <w:hyperlink r:id="rId345">
         <w:r>
           <w:rPr>
             <w:rStyle w:val="InternetLink"/>
@@ -19229,8 +19583,8 @@
         <w:t xml:space="preserve">, 118430 (2021).</w:t>
       </w:r>
     </w:p>
-    <w:bookmarkEnd w:id="335"/>
-    <w:bookmarkStart w:id="337" w:name="ref-peekBrainGABAGlutamate2020"/>
+    <w:bookmarkEnd w:id="346"/>
+    <w:bookmarkStart w:id="348" w:name="ref-peekBrainGABAGlutamate2020"/>
     <w:p>
       <w:pPr>
         <w:pStyle w:val="Bibliography"/>
@@ -19260,7 +19614,7 @@
       <w:r>
         <w:t xml:space="preserve"> </w:t>
       </w:r>
-      <w:hyperlink r:id="rId336">
+      <w:hyperlink r:id="rId347">
         <w:r>
           <w:rPr>
             <w:rStyle w:val="InternetLink"/>
@@ -19391,8 +19745,8 @@
         <w:t xml:space="preserve">, 116532 (2020).</w:t>
       </w:r>
     </w:p>
-    <w:bookmarkEnd w:id="337"/>
-    <w:bookmarkStart w:id="339" w:name="ref-choiSpectralEditing1H2021"/>
+    <w:bookmarkEnd w:id="348"/>
+    <w:bookmarkStart w:id="350" w:name="ref-choiSpectralEditing1H2021"/>
     <w:p>
       <w:pPr>
         <w:pStyle w:val="Bibliography"/>
@@ -19422,7 +19776,7 @@
       <w:r>
         <w:t xml:space="preserve"> </w:t>
       </w:r>
-      <w:hyperlink r:id="rId338">
+      <w:hyperlink r:id="rId349">
         <w:r>
           <w:rPr>
             <w:rStyle w:val="InternetLink"/>
@@ -19499,8 +19853,8 @@
         <w:t xml:space="preserve">, e4411 (2021).</w:t>
       </w:r>
     </w:p>
-    <w:bookmarkEnd w:id="339"/>
-    <w:bookmarkStart w:id="341" w:name="ref-linMinimumReportingStandards2021"/>
+    <w:bookmarkEnd w:id="350"/>
+    <w:bookmarkStart w:id="352" w:name="ref-linMinimumReportingStandards2021"/>
     <w:p>
       <w:pPr>
         <w:pStyle w:val="Bibliography"/>
@@ -19530,7 +19884,7 @@
       <w:r>
         <w:t xml:space="preserve"> </w:t>
       </w:r>
-      <w:hyperlink r:id="rId340">
+      <w:hyperlink r:id="rId351">
         <w:r>
           <w:rPr>
             <w:rStyle w:val="InternetLink"/>
@@ -19643,8 +19997,8 @@
         <w:t xml:space="preserve">, e4484 (2021).</w:t>
       </w:r>
     </w:p>
-    <w:bookmarkEnd w:id="341"/>
-    <w:bookmarkStart w:id="343" w:name="ref-kunduMultiechoFMRIReview2017"/>
+    <w:bookmarkEnd w:id="352"/>
+    <w:bookmarkStart w:id="354" w:name="ref-kunduMultiechoFMRIReview2017"/>
     <w:p>
       <w:pPr>
         <w:pStyle w:val="Bibliography"/>
@@ -19674,7 +20028,7 @@
       <w:r>
         <w:t xml:space="preserve"> </w:t>
       </w:r>
-      <w:hyperlink r:id="rId342">
+      <w:hyperlink r:id="rId353">
         <w:r>
           <w:rPr>
             <w:rStyle w:val="InternetLink"/>
@@ -19799,8 +20153,8 @@
         <w:t xml:space="preserve">, 59–80 (2017).</w:t>
       </w:r>
     </w:p>
-    <w:bookmarkEnd w:id="343"/>
-    <w:bookmarkStart w:id="345" w:name="Xf89f147656cca7b375c337c7265920cd56ec00d"/>
+    <w:bookmarkEnd w:id="354"/>
+    <w:bookmarkStart w:id="356" w:name="Xf89f147656cca7b375c337c7265920cd56ec00d"/>
     <w:p>
       <w:pPr>
         <w:pStyle w:val="Bibliography"/>
@@ -19830,7 +20184,7 @@
       <w:r>
         <w:t xml:space="preserve"> </w:t>
       </w:r>
-      <w:hyperlink r:id="rId344">
+      <w:hyperlink r:id="rId355">
         <w:r>
           <w:rPr>
             <w:rStyle w:val="InternetLink"/>
@@ -19925,8 +20279,8 @@
         <w:t xml:space="preserve">, 1083–1091 (2016).</w:t>
       </w:r>
     </w:p>
-    <w:bookmarkEnd w:id="345"/>
-    <w:bookmarkStart w:id="347" w:name="ref-mullinsNovelTechniqueStudy2005"/>
+    <w:bookmarkEnd w:id="356"/>
+    <w:bookmarkStart w:id="358" w:name="ref-mullinsNovelTechniqueStudy2005"/>
     <w:p>
       <w:pPr>
         <w:pStyle w:val="Bibliography"/>
@@ -19946,7 +20300,7 @@
       <w:r>
         <w:t xml:space="preserve"> </w:t>
       </w:r>
-      <w:hyperlink r:id="rId346">
+      <w:hyperlink r:id="rId357">
         <w:r>
           <w:rPr>
             <w:rStyle w:val="InternetLink"/>
@@ -19981,8 +20335,8 @@
         <w:t xml:space="preserve">, 642–646 (2005).</w:t>
       </w:r>
     </w:p>
-    <w:bookmarkEnd w:id="347"/>
-    <w:bookmarkStart w:id="349" w:name="ref-gussewTimeresolvedFunctional1H2010"/>
+    <w:bookmarkEnd w:id="358"/>
+    <w:bookmarkStart w:id="360" w:name="ref-gussewTimeresolvedFunctional1H2010"/>
     <w:p>
       <w:pPr>
         <w:pStyle w:val="Bibliography"/>
@@ -20012,7 +20366,7 @@
       <w:r>
         <w:t xml:space="preserve"> </w:t>
       </w:r>
-      <w:hyperlink r:id="rId348">
+      <w:hyperlink r:id="rId359">
         <w:r>
           <w:rPr>
             <w:rStyle w:val="InternetLink"/>
@@ -20071,8 +20425,8 @@
         <w:t xml:space="preserve">, 1895–1902 (2010).</w:t>
       </w:r>
     </w:p>
-    <w:bookmarkEnd w:id="349"/>
-    <w:bookmarkStart w:id="351" w:name="X80e31e083a8695b6c4a3f9174931ee68430de4b"/>
+    <w:bookmarkEnd w:id="360"/>
+    <w:bookmarkStart w:id="362" w:name="X80e31e083a8695b6c4a3f9174931ee68430de4b"/>
     <w:p>
       <w:pPr>
         <w:pStyle w:val="Bibliography"/>
@@ -20102,7 +20456,7 @@
       <w:r>
         <w:t xml:space="preserve"> </w:t>
       </w:r>
-      <w:hyperlink r:id="rId350">
+      <w:hyperlink r:id="rId361">
         <w:r>
           <w:rPr>
             <w:rStyle w:val="InternetLink"/>
@@ -20161,8 +20515,8 @@
         <w:t xml:space="preserve">, 807–815 (2011).</w:t>
       </w:r>
     </w:p>
-    <w:bookmarkEnd w:id="351"/>
-    <w:bookmarkStart w:id="353" w:name="ref-mullinsTheoryFunctionalMagnetic2018"/>
+    <w:bookmarkEnd w:id="362"/>
+    <w:bookmarkStart w:id="364" w:name="ref-mullinsTheoryFunctionalMagnetic2018"/>
     <w:p>
       <w:pPr>
         <w:pStyle w:val="Bibliography"/>
@@ -20182,7 +20536,7 @@
       <w:r>
         <w:t xml:space="preserve"> </w:t>
       </w:r>
-      <w:hyperlink r:id="rId352">
+      <w:hyperlink r:id="rId363">
         <w:r>
           <w:rPr>
             <w:rStyle w:val="InternetLink"/>
@@ -20277,8 +20631,8 @@
         <w:t xml:space="preserve">, 91–103 (2018).</w:t>
       </w:r>
     </w:p>
-    <w:bookmarkEnd w:id="353"/>
-    <w:bookmarkStart w:id="355" w:name="ref-dwyerSimultaneousMeasurementBOLD2021"/>
+    <w:bookmarkEnd w:id="364"/>
+    <w:bookmarkStart w:id="366" w:name="ref-dwyerSimultaneousMeasurementBOLD2021"/>
     <w:p>
       <w:pPr>
         <w:pStyle w:val="Bibliography"/>
@@ -20308,7 +20662,7 @@
       <w:r>
         <w:t xml:space="preserve"> </w:t>
       </w:r>
-      <w:hyperlink r:id="rId354">
+      <w:hyperlink r:id="rId365">
         <w:r>
           <w:rPr>
             <w:rStyle w:val="InternetLink"/>
@@ -20499,8 +20853,8 @@
         <w:t xml:space="preserve">, 644079 (2021).</w:t>
       </w:r>
     </w:p>
-    <w:bookmarkEnd w:id="355"/>
-    <w:bookmarkStart w:id="357" w:name="ref-bellVivoGlxGlu2021"/>
+    <w:bookmarkEnd w:id="366"/>
+    <w:bookmarkStart w:id="368" w:name="ref-bellVivoGlxGlu2021"/>
     <w:p>
       <w:pPr>
         <w:pStyle w:val="Bibliography"/>
@@ -20530,7 +20884,7 @@
       <w:r>
         <w:t xml:space="preserve"> </w:t>
       </w:r>
-      <w:hyperlink r:id="rId356">
+      <w:hyperlink r:id="rId367">
         <w:r>
           <w:rPr>
             <w:rStyle w:val="InternetLink"/>
@@ -20649,8 +21003,8 @@
         <w:t xml:space="preserve">, e4245 (2021).</w:t>
       </w:r>
     </w:p>
-    <w:bookmarkEnd w:id="357"/>
-    <w:bookmarkStart w:id="359" w:name="ref-thomsonVivoGlxMeasurements2026"/>
+    <w:bookmarkEnd w:id="368"/>
+    <w:bookmarkStart w:id="370" w:name="ref-thomsonVivoGlxMeasurements2026"/>
     <w:p>
       <w:pPr>
         <w:pStyle w:val="Bibliography"/>
@@ -20680,7 +21034,7 @@
       <w:r>
         <w:t xml:space="preserve"> </w:t>
       </w:r>
-      <w:hyperlink r:id="rId358">
+      <w:hyperlink r:id="rId369">
         <w:r>
           <w:rPr>
             <w:rStyle w:val="InternetLink"/>
@@ -20835,8 +21189,8 @@
         <w:t xml:space="preserve">, e70171 (2026).</w:t>
       </w:r>
     </w:p>
-    <w:bookmarkEnd w:id="359"/>
-    <w:bookmarkStart w:id="361" w:name="ref-maddockEstimatingGlutamateGlx2018"/>
+    <w:bookmarkEnd w:id="370"/>
+    <w:bookmarkStart w:id="372" w:name="ref-maddockEstimatingGlutamateGlx2018"/>
     <w:p>
       <w:pPr>
         <w:pStyle w:val="Bibliography"/>
@@ -20856,7 +21210,7 @@
       <w:r>
         <w:t xml:space="preserve"> </w:t>
       </w:r>
-      <w:hyperlink r:id="rId360">
+      <w:hyperlink r:id="rId371">
         <w:r>
           <w:rPr>
             <w:rStyle w:val="InternetLink"/>
@@ -20981,8 +21335,8 @@
         <w:t xml:space="preserve">, 22–30 (2018).</w:t>
       </w:r>
     </w:p>
-    <w:bookmarkEnd w:id="361"/>
-    <w:bookmarkStart w:id="363" w:name="Xfbc86cb94387a9f8ee717baa5946394f14f40d9"/>
+    <w:bookmarkEnd w:id="372"/>
+    <w:bookmarkStart w:id="374" w:name="Xfbc86cb94387a9f8ee717baa5946394f14f40d9"/>
     <w:p>
       <w:pPr>
         <w:pStyle w:val="Bibliography"/>
@@ -21060,7 +21414,7 @@
       <w:r>
         <w:t xml:space="preserve">2025.06.07.657685 (2025) doi:</w:t>
       </w:r>
-      <w:hyperlink r:id="rId362">
+      <w:hyperlink r:id="rId373">
         <w:r>
           <w:rPr>
             <w:rStyle w:val="InternetLink"/>
@@ -21072,10 +21426,10 @@
         <w:t xml:space="preserve">.</w:t>
       </w:r>
     </w:p>
-    <w:bookmarkEnd w:id="363"/>
-    <w:bookmarkEnd w:id="364"/>
-    <w:bookmarkEnd w:id="365"/>
-    <w:bookmarkStart w:id="416" w:name="supplementary-material"/>
+    <w:bookmarkEnd w:id="374"/>
+    <w:bookmarkEnd w:id="375"/>
+    <w:bookmarkEnd w:id="376"/>
+    <w:bookmarkStart w:id="427" w:name="supplementary-material"/>
     <w:p>
       <w:pPr>
         <w:pStyle w:val="Heading1"/>
@@ -21084,7 +21438,7 @@
         <w:t xml:space="preserve">Supplementary Material</w:t>
       </w:r>
     </w:p>
-    <w:bookmarkStart w:id="368" w:name="mrs-quality"/>
+    <w:bookmarkStart w:id="379" w:name="mrs-quality"/>
     <w:p>
       <w:pPr>
         <w:pStyle w:val="Heading2"/>
@@ -21128,7 +21482,7 @@
       <w:tr>
         <w:tc>
           <w:tcPr/>
-          <w:bookmarkStart w:id="366" w:name="supptbl-quality"/>
+          <w:bookmarkStart w:id="377" w:name="supptbl-quality"/>
           <w:tbl>
             <w:tblPr>
               <w:tblStyle w:val="Table"/>
@@ -21152,6 +21506,7 @@
                 <w:p>
                   <w:pPr>
                     <w:pStyle w:val="Compact"/>
+                    <w:jc w:val="left"/>
                     <w:jc w:val="center"/>
                   </w:pPr>
                   <w:r>
@@ -21164,6 +21519,7 @@
                 <w:p>
                   <w:pPr>
                     <w:pStyle w:val="Compact"/>
+                    <w:jc w:val="left"/>
                     <w:jc w:val="center"/>
                   </w:pPr>
                   <w:r>
@@ -21176,6 +21532,7 @@
                 <w:p>
                   <w:pPr>
                     <w:pStyle w:val="Compact"/>
+                    <w:jc w:val="left"/>
                     <w:jc w:val="center"/>
                   </w:pPr>
                   <w:r>
@@ -21188,6 +21545,7 @@
                 <w:p>
                   <w:pPr>
                     <w:pStyle w:val="Compact"/>
+                    <w:jc w:val="left"/>
                     <w:jc w:val="center"/>
                   </w:pPr>
                   <w:r>
@@ -21200,6 +21558,7 @@
                 <w:p>
                   <w:pPr>
                     <w:pStyle w:val="Compact"/>
+                    <w:jc w:val="left"/>
                     <w:jc w:val="center"/>
                   </w:pPr>
                   <w:r>
@@ -21214,6 +21573,7 @@
                 <w:p>
                   <w:pPr>
                     <w:pStyle w:val="Compact"/>
+                    <w:jc w:val="left"/>
                     <w:jc w:val="center"/>
                   </w:pPr>
                   <w:r>
@@ -21226,6 +21586,7 @@
                 <w:p>
                   <w:pPr>
                     <w:pStyle w:val="Compact"/>
+                    <w:jc w:val="left"/>
                     <w:jc w:val="center"/>
                   </w:pPr>
                   <w:r>
@@ -21238,6 +21599,7 @@
                 <w:p>
                   <w:pPr>
                     <w:pStyle w:val="Compact"/>
+                    <w:jc w:val="left"/>
                     <w:jc w:val="center"/>
                   </w:pPr>
                   <w:r>
@@ -21250,6 +21612,7 @@
                 <w:p>
                   <w:pPr>
                     <w:pStyle w:val="Compact"/>
+                    <w:jc w:val="left"/>
                     <w:jc w:val="center"/>
                   </w:pPr>
                   <w:r>
@@ -21262,6 +21625,7 @@
                 <w:p>
                   <w:pPr>
                     <w:pStyle w:val="Compact"/>
+                    <w:jc w:val="left"/>
                     <w:jc w:val="center"/>
                   </w:pPr>
                   <w:r>
@@ -21276,6 +21640,7 @@
                 <w:p>
                   <w:pPr>
                     <w:pStyle w:val="Compact"/>
+                    <w:jc w:val="left"/>
                     <w:jc w:val="center"/>
                   </w:pPr>
                   <w:r>
@@ -21288,6 +21653,7 @@
                 <w:p>
                   <w:pPr>
                     <w:pStyle w:val="Compact"/>
+                    <w:jc w:val="left"/>
                     <w:jc w:val="center"/>
                   </w:pPr>
                   <w:r>
@@ -21300,6 +21666,7 @@
                 <w:p>
                   <w:pPr>
                     <w:pStyle w:val="Compact"/>
+                    <w:jc w:val="left"/>
                     <w:jc w:val="center"/>
                   </w:pPr>
                   <w:r>
@@ -21312,6 +21679,7 @@
                 <w:p>
                   <w:pPr>
                     <w:pStyle w:val="Compact"/>
+                    <w:jc w:val="left"/>
                     <w:jc w:val="center"/>
                   </w:pPr>
                   <w:r>
@@ -21324,6 +21692,7 @@
                 <w:p>
                   <w:pPr>
                     <w:pStyle w:val="Compact"/>
+                    <w:jc w:val="left"/>
                     <w:jc w:val="center"/>
                   </w:pPr>
                   <w:r>
@@ -21338,6 +21707,7 @@
                 <w:p>
                   <w:pPr>
                     <w:pStyle w:val="Compact"/>
+                    <w:jc w:val="left"/>
                     <w:jc w:val="center"/>
                   </w:pPr>
                   <w:r>
@@ -21350,6 +21720,7 @@
                 <w:p>
                   <w:pPr>
                     <w:pStyle w:val="Compact"/>
+                    <w:jc w:val="left"/>
                     <w:jc w:val="center"/>
                   </w:pPr>
                   <w:r>
@@ -21362,6 +21733,7 @@
                 <w:p>
                   <w:pPr>
                     <w:pStyle w:val="Compact"/>
+                    <w:jc w:val="left"/>
                     <w:jc w:val="center"/>
                   </w:pPr>
                   <w:r>
@@ -21374,6 +21746,7 @@
                 <w:p>
                   <w:pPr>
                     <w:pStyle w:val="Compact"/>
+                    <w:jc w:val="left"/>
                     <w:jc w:val="center"/>
                   </w:pPr>
                   <w:r>
@@ -21386,6 +21759,7 @@
                 <w:p>
                   <w:pPr>
                     <w:pStyle w:val="Compact"/>
+                    <w:jc w:val="left"/>
                     <w:jc w:val="center"/>
                   </w:pPr>
                   <w:r>
@@ -21400,7 +21774,7 @@
               <w:jc w:val="center"/>
             </w:pPr>
             <w:pPr>
-              <w:jc w:val="left"/>
+              <w:jc w:val="start"/>
               <w:spacing w:before="200"/>
               <w:pStyle w:val="ImageCaption"/>
             </w:pPr>
@@ -21431,7 +21805,7 @@
               <w:t xml:space="preserve">FWHM = full-width half-maximum; Cr = creatine; SNR = signal-to-noise ratio.</w:t>
             </w:r>
           </w:p>
-          <w:bookmarkEnd w:id="366"/>
+          <w:bookmarkEnd w:id="377"/>
         </w:tc>
       </w:tr>
     </w:tbl>
@@ -21470,7 +21844,7 @@
       <w:tr>
         <w:tc>
           <w:tcPr/>
-          <w:bookmarkStart w:id="367" w:name="supptbl-singlevoxel"/>
+          <w:bookmarkStart w:id="378" w:name="supptbl-singlevoxel"/>
           <w:tbl>
             <w:tblPr>
               <w:tblStyle w:val="Table"/>
@@ -21490,6 +21864,7 @@
                 <w:p>
                   <w:pPr>
                     <w:pStyle w:val="Compact"/>
+                    <w:jc w:val="left"/>
                     <w:jc w:val="center"/>
                   </w:pPr>
                   <w:r>
@@ -21502,6 +21877,7 @@
                 <w:p>
                   <w:pPr>
                     <w:pStyle w:val="Compact"/>
+                    <w:jc w:val="left"/>
                     <w:jc w:val="center"/>
                   </w:pPr>
                   <w:r>
@@ -21516,6 +21892,7 @@
                 <w:p>
                   <w:pPr>
                     <w:pStyle w:val="Compact"/>
+                    <w:jc w:val="left"/>
                     <w:jc w:val="center"/>
                   </w:pPr>
                   <w:r>
@@ -21528,6 +21905,7 @@
                 <w:p>
                   <w:pPr>
                     <w:pStyle w:val="Compact"/>
+                    <w:jc w:val="left"/>
                     <w:jc w:val="center"/>
                   </w:pPr>
                   <w:r>
@@ -21542,6 +21920,7 @@
                 <w:p>
                   <w:pPr>
                     <w:pStyle w:val="Compact"/>
+                    <w:jc w:val="left"/>
                     <w:jc w:val="center"/>
                   </w:pPr>
                   <w:r>
@@ -21554,6 +21933,7 @@
                 <w:p>
                   <w:pPr>
                     <w:pStyle w:val="Compact"/>
+                    <w:jc w:val="left"/>
                     <w:jc w:val="center"/>
                   </w:pPr>
                   <w:r>
@@ -21568,6 +21948,7 @@
                 <w:p>
                   <w:pPr>
                     <w:pStyle w:val="Compact"/>
+                    <w:jc w:val="left"/>
                     <w:jc w:val="center"/>
                   </w:pPr>
                   <w:r>
@@ -21580,6 +21961,7 @@
                 <w:p>
                   <w:pPr>
                     <w:pStyle w:val="Compact"/>
+                    <w:jc w:val="left"/>
                     <w:jc w:val="center"/>
                   </w:pPr>
                   <w:r>
@@ -21594,6 +21976,7 @@
                 <w:p>
                   <w:pPr>
                     <w:pStyle w:val="Compact"/>
+                    <w:jc w:val="left"/>
                     <w:jc w:val="center"/>
                   </w:pPr>
                   <w:r>
@@ -21606,6 +21989,7 @@
                 <w:p>
                   <w:pPr>
                     <w:pStyle w:val="Compact"/>
+                    <w:jc w:val="left"/>
                     <w:jc w:val="center"/>
                   </w:pPr>
                   <w:r>
@@ -21620,7 +22004,7 @@
               <w:jc w:val="center"/>
             </w:pPr>
             <w:pPr>
-              <w:jc w:val="left"/>
+              <w:jc w:val="start"/>
               <w:spacing w:before="200"/>
               <w:pStyle w:val="ImageCaption"/>
             </w:pPr>
@@ -21651,12 +22035,12 @@
               <w:t xml:space="preserve">GM = grey matter; WM = white matter; CSF = cerebrospinal fluid.</w:t>
             </w:r>
           </w:p>
-          <w:bookmarkEnd w:id="367"/>
+          <w:bookmarkEnd w:id="378"/>
         </w:tc>
       </w:tr>
     </w:tbl>
-    <w:bookmarkEnd w:id="368"/>
-    <w:bookmarkStart w:id="375" w:name="linear-mixed-effects-model-diagnostics"/>
+    <w:bookmarkEnd w:id="379"/>
+    <w:bookmarkStart w:id="386" w:name="linear-mixed-effects-model-diagnostics"/>
     <w:p>
       <w:pPr>
         <w:pStyle w:val="Heading2"/>
@@ -21700,7 +22084,7 @@
       <w:tr>
         <w:tc>
           <w:tcPr/>
-          <w:bookmarkStart w:id="372" w:name="suppfig-lmemdiag"/>
+          <w:bookmarkStart w:id="383" w:name="suppfig-lmemdiag"/>
           <w:p>
             <w:pPr>
               <w:jc w:val="center"/>
@@ -21710,18 +22094,18 @@
                 <wp:inline>
                   <wp:extent cx="4620126" cy="4620126"/>
                   <wp:effectExtent b="0" l="0" r="0" t="0"/>
-                  <wp:docPr descr="" title="" id="370" name="Picture"/>
+                  <wp:docPr descr="" title="" id="381" name="Picture"/>
                   <a:graphic>
                     <a:graphicData uri="http://schemas.openxmlformats.org/drawingml/2006/picture">
                       <pic:pic>
                         <pic:nvPicPr>
-                          <pic:cNvPr descr="index_files/figure-docx/unnamed-chunk-10-1.png" id="371" name="Picture"/>
+                          <pic:cNvPr descr="index_files/figure-docx/unnamed-chunk-10-1.png" id="382" name="Picture"/>
                           <pic:cNvPicPr>
                             <a:picLocks noChangeArrowheads="1" noChangeAspect="1"/>
                           </pic:cNvPicPr>
                         </pic:nvPicPr>
                         <pic:blipFill>
-                          <a:blip r:embed="rId369"/>
+                          <a:blip r:embed="rId380"/>
                           <a:stretch>
                             <a:fillRect/>
                           </a:stretch>
@@ -21753,7 +22137,7 @@
               <w:jc w:val="center"/>
             </w:pPr>
             <w:pPr>
-              <w:jc w:val="left"/>
+              <w:jc w:val="start"/>
               <w:spacing w:before="200"/>
               <w:pStyle w:val="ImageCaption"/>
             </w:pPr>
@@ -21784,7 +22168,7 @@
               <w:t xml:space="preserve">Model diagnostics for the linear mixed effects model predicting Hurst exponent from the EI ratio. A) Residuals vs. fitted values showing homoscedasticity. B) Histogram of residuals. C) Q-Q plot indicating normally distributed residuals.</w:t>
             </w:r>
           </w:p>
-          <w:bookmarkEnd w:id="372"/>
+          <w:bookmarkEnd w:id="383"/>
         </w:tc>
       </w:tr>
     </w:tbl>
@@ -21848,7 +22232,7 @@
       <w:tr>
         <w:tc>
           <w:tcPr/>
-          <w:bookmarkStart w:id="373" w:name="supptbl-spearmanresults"/>
+          <w:bookmarkStart w:id="384" w:name="supptbl-spearmanresults"/>
           <w:tbl>
             <w:tblPr>
               <w:tblStyle w:val="Table"/>
@@ -21992,7 +22376,7 @@
               <w:jc w:val="center"/>
             </w:pPr>
             <w:pPr>
-              <w:jc w:val="left"/>
+              <w:jc w:val="start"/>
               <w:spacing w:before="200"/>
               <w:pStyle w:val="ImageCaption"/>
             </w:pPr>
@@ -22013,7 +22397,7 @@
               <w:t xml:space="preserve">Spearman correlation between EI and Hurst by condition.</w:t>
             </w:r>
           </w:p>
-          <w:bookmarkEnd w:id="373"/>
+          <w:bookmarkEnd w:id="384"/>
         </w:tc>
       </w:tr>
     </w:tbl>
@@ -22068,7 +22452,7 @@
       <w:tr>
         <w:tc>
           <w:tcPr/>
-          <w:bookmarkStart w:id="374" w:name="supptbl-robusteffects"/>
+          <w:bookmarkStart w:id="385" w:name="supptbl-robusteffects"/>
           <w:tbl>
             <w:tblPr>
               <w:tblStyle w:val="Table"/>
@@ -22426,7 +22810,7 @@
               <w:jc w:val="center"/>
             </w:pPr>
             <w:pPr>
-              <w:jc w:val="left"/>
+              <w:jc w:val="start"/>
               <w:spacing w:before="200"/>
               <w:pStyle w:val="ImageCaption"/>
             </w:pPr>
@@ -22447,12 +22831,12 @@
               <w:t xml:space="preserve">EI fixed-effect estimates (Estimate ± 95% CI) for the full sample and each trimmed sample.</w:t>
             </w:r>
           </w:p>
-          <w:bookmarkEnd w:id="374"/>
+          <w:bookmarkEnd w:id="385"/>
         </w:tc>
       </w:tr>
     </w:tbl>
-    <w:bookmarkEnd w:id="375"/>
-    <w:bookmarkStart w:id="380" w:name="metabolites"/>
+    <w:bookmarkEnd w:id="386"/>
+    <w:bookmarkStart w:id="391" w:name="metabolites"/>
     <w:p>
       <w:pPr>
         <w:pStyle w:val="Heading2"/>
@@ -22461,7 +22845,7 @@
         <w:t xml:space="preserve">Metabolites</w:t>
       </w:r>
     </w:p>
-    <w:bookmarkStart w:id="377" w:name="slaser"/>
+    <w:bookmarkStart w:id="388" w:name="slaser"/>
     <w:p>
       <w:pPr>
         <w:pStyle w:val="Heading3"/>
@@ -22505,7 +22889,7 @@
       <w:tr>
         <w:tc>
           <w:tcPr/>
-          <w:bookmarkStart w:id="376" w:name="supptbl-metabolites"/>
+          <w:bookmarkStart w:id="387" w:name="supptbl-metabolites"/>
           <w:tbl>
             <w:tblPr>
               <w:tblStyle w:val="Table"/>
@@ -24667,7 +25051,7 @@
               <w:jc w:val="center"/>
             </w:pPr>
             <w:pPr>
-              <w:jc w:val="left"/>
+              <w:jc w:val="start"/>
               <w:spacing w:before="200"/>
               <w:pStyle w:val="ImageCaption"/>
             </w:pPr>
@@ -24698,12 +25082,12 @@
               <w:t xml:space="preserve">Concentration values are in millimoles; Cramer-Rao lower bounds are in percentages. Conc = concentration; CRLB = Cramer-Rao lower bounds.</w:t>
             </w:r>
           </w:p>
-          <w:bookmarkEnd w:id="376"/>
+          <w:bookmarkEnd w:id="387"/>
         </w:tc>
       </w:tr>
     </w:tbl>
-    <w:bookmarkEnd w:id="377"/>
-    <w:bookmarkStart w:id="379" w:name="mega-press"/>
+    <w:bookmarkEnd w:id="388"/>
+    <w:bookmarkStart w:id="390" w:name="mega-press"/>
     <w:p>
       <w:pPr>
         <w:pStyle w:val="Heading3"/>
@@ -24747,7 +25131,7 @@
       <w:tr>
         <w:tc>
           <w:tcPr/>
-          <w:bookmarkStart w:id="378" w:name="supptbl-megapressmetabs"/>
+          <w:bookmarkStart w:id="389" w:name="supptbl-megapressmetabs"/>
           <w:tbl>
             <w:tblPr>
               <w:tblStyle w:val="Table"/>
@@ -25502,7 +25886,7 @@
               <w:jc w:val="center"/>
             </w:pPr>
             <w:pPr>
-              <w:jc w:val="left"/>
+              <w:jc w:val="start"/>
               <w:spacing w:before="200"/>
               <w:pStyle w:val="ImageCaption"/>
             </w:pPr>
@@ -25533,13 +25917,13 @@
               <w:t xml:space="preserve">Concentration values are in millimoles; Cramer-Rao lower bounds are in percentages. Conc = concentration; CRLB = Cramer-Rao lower bounds.</w:t>
             </w:r>
           </w:p>
-          <w:bookmarkEnd w:id="378"/>
+          <w:bookmarkEnd w:id="389"/>
         </w:tc>
       </w:tr>
     </w:tbl>
-    <w:bookmarkEnd w:id="379"/>
-    <w:bookmarkEnd w:id="380"/>
-    <w:bookmarkStart w:id="396" w:name="data-quality-1"/>
+    <w:bookmarkEnd w:id="390"/>
+    <w:bookmarkEnd w:id="391"/>
+    <w:bookmarkStart w:id="407" w:name="data-quality-1"/>
     <w:p>
       <w:pPr>
         <w:pStyle w:val="Heading2"/>
@@ -25583,7 +25967,7 @@
       <w:tr>
         <w:tc>
           <w:tcPr/>
-          <w:bookmarkStart w:id="384" w:name="suppfig-dataquality"/>
+          <w:bookmarkStart w:id="395" w:name="suppfig-dataquality"/>
           <w:p>
             <w:pPr>
               <w:jc w:val="center"/>
@@ -25593,18 +25977,18 @@
                 <wp:inline>
                   <wp:extent cx="5544151" cy="7392202"/>
                   <wp:effectExtent b="0" l="0" r="0" t="0"/>
-                  <wp:docPr descr="" title="" id="382" name="Picture"/>
+                  <wp:docPr descr="" title="" id="393" name="Picture"/>
                   <a:graphic>
                     <a:graphicData uri="http://schemas.openxmlformats.org/drawingml/2006/picture">
                       <pic:pic>
                         <pic:nvPicPr>
-                          <pic:cNvPr descr="index_files/figure-docx/unnamed-chunk-15-1.png" id="383" name="Picture"/>
+                          <pic:cNvPr descr="index_files/figure-docx/unnamed-chunk-15-1.png" id="394" name="Picture"/>
                           <pic:cNvPicPr>
                             <a:picLocks noChangeArrowheads="1" noChangeAspect="1"/>
                           </pic:cNvPicPr>
                         </pic:nvPicPr>
                         <pic:blipFill>
-                          <a:blip r:embed="rId381"/>
+                          <a:blip r:embed="rId392"/>
                           <a:stretch>
                             <a:fillRect/>
                           </a:stretch>
@@ -25636,7 +26020,7 @@
               <w:jc w:val="center"/>
             </w:pPr>
             <w:pPr>
-              <w:jc w:val="left"/>
+              <w:jc w:val="start"/>
               <w:spacing w:before="200"/>
               <w:pStyle w:val="ImageCaption"/>
             </w:pPr>
@@ -25667,7 +26051,7 @@
               <w:t xml:space="preserve">A) Correlation plots of H vs. mean FD (mm) for rest (green) and movie (orange). B) and C) Correlation plots of Glx (B) and GABA+ (C) vs. water FWHM (Hz) for rest (green) and movie (orange). D) and E) Correlation plots of Glx (B) and GABA+ (C) vs. frequency shift (ppm) for rest (green) and movie (orange).</w:t>
             </w:r>
           </w:p>
-          <w:bookmarkEnd w:id="384"/>
+          <w:bookmarkEnd w:id="395"/>
         </w:tc>
       </w:tr>
     </w:tbl>
@@ -25706,7 +26090,7 @@
       <w:tr>
         <w:tc>
           <w:tcPr/>
-          <w:bookmarkStart w:id="385" w:name="supptbl-FWHMprepost"/>
+          <w:bookmarkStart w:id="396" w:name="supptbl-FWHMprepost"/>
           <w:tbl>
             <w:tblPr>
               <w:tblStyle w:val="Table"/>
@@ -26091,7 +26475,7 @@
               <w:jc w:val="center"/>
             </w:pPr>
             <w:pPr>
-              <w:jc w:val="left"/>
+              <w:jc w:val="start"/>
               <w:spacing w:before="200"/>
               <w:pStyle w:val="ImageCaption"/>
             </w:pPr>
@@ -26112,7 +26496,7 @@
               <w:t xml:space="preserve">Rest vs. movie FWHM comparison (paired t-tests) for each spectroscopy sequence. Seq = sequence; m. = mean; sd = standard deviation; t = t-value; p = p-value; CIlow = lower confidence interval; CIhigh = higher confidence interval.</w:t>
             </w:r>
           </w:p>
-          <w:bookmarkEnd w:id="385"/>
+          <w:bookmarkEnd w:id="396"/>
         </w:tc>
       </w:tr>
     </w:tbl>
@@ -26151,7 +26535,7 @@
       <w:tr>
         <w:tc>
           <w:tcPr/>
-          <w:bookmarkStart w:id="386" w:name="supptbl-CRSNR"/>
+          <w:bookmarkStart w:id="397" w:name="supptbl-CRSNR"/>
           <w:tbl>
             <w:tblPr>
               <w:tblStyle w:val="Table"/>
@@ -26536,7 +26920,7 @@
               <w:jc w:val="center"/>
             </w:pPr>
             <w:pPr>
-              <w:jc w:val="left"/>
+              <w:jc w:val="start"/>
               <w:spacing w:before="200"/>
               <w:pStyle w:val="ImageCaption"/>
             </w:pPr>
@@ -26557,7 +26941,7 @@
               <w:t xml:space="preserve">Rest vs. movie CR-SNR comparison (paired t-tests) for each spectroscopy sequence. Seq = sequence; m. = mean; sd = standard deviation; t = t-value; p = p-value; CIlow = lower confidence interval; CIhigh = higher confidence interval.</w:t>
             </w:r>
           </w:p>
-          <w:bookmarkEnd w:id="386"/>
+          <w:bookmarkEnd w:id="397"/>
         </w:tc>
       </w:tr>
     </w:tbl>
@@ -26596,7 +26980,7 @@
       <w:tr>
         <w:tc>
           <w:tcPr/>
-          <w:bookmarkStart w:id="387" w:name="supptbl-FWHMCRSNR"/>
+          <w:bookmarkStart w:id="398" w:name="supptbl-FWHMCRSNR"/>
           <w:tbl>
             <w:tblPr>
               <w:tblStyle w:val="Table"/>
@@ -30544,7 +30928,7 @@
               <w:jc w:val="center"/>
             </w:pPr>
             <w:pPr>
-              <w:jc w:val="left"/>
+              <w:jc w:val="start"/>
               <w:spacing w:before="200"/>
               <w:pStyle w:val="ImageCaption"/>
             </w:pPr>
@@ -30565,7 +30949,7 @@
               <w:t xml:space="preserve">Subject-level FWHM and CR-SNR values for each sequence (Rest, Movie, and Movie–Rest difference). Sub = Subject; Seq = Sequence; R = Rest; M = Movie; Diff = Difference.</w:t>
             </w:r>
           </w:p>
-          <w:bookmarkEnd w:id="387"/>
+          <w:bookmarkEnd w:id="398"/>
         </w:tc>
       </w:tr>
     </w:tbl>
@@ -30604,7 +30988,7 @@
       <w:tr>
         <w:tc>
           <w:tcPr/>
-          <w:bookmarkStart w:id="391" w:name="suppfig-fwhmdriftplot"/>
+          <w:bookmarkStart w:id="402" w:name="suppfig-fwhmdriftplot"/>
           <w:p>
             <w:pPr>
               <w:jc w:val="center"/>
@@ -30614,18 +30998,18 @@
                 <wp:inline>
                   <wp:extent cx="4620126" cy="4620126"/>
                   <wp:effectExtent b="0" l="0" r="0" t="0"/>
-                  <wp:docPr descr="" title="" id="389" name="Picture"/>
+                  <wp:docPr descr="" title="" id="400" name="Picture"/>
                   <a:graphic>
                     <a:graphicData uri="http://schemas.openxmlformats.org/drawingml/2006/picture">
                       <pic:pic>
                         <pic:nvPicPr>
-                          <pic:cNvPr descr="index_files/figure-docx/unnamed-chunk-19-1.png" id="390" name="Picture"/>
+                          <pic:cNvPr descr="index_files/figure-docx/unnamed-chunk-19-1.png" id="401" name="Picture"/>
                           <pic:cNvPicPr>
                             <a:picLocks noChangeArrowheads="1" noChangeAspect="1"/>
                           </pic:cNvPicPr>
                         </pic:nvPicPr>
                         <pic:blipFill>
-                          <a:blip r:embed="rId388"/>
+                          <a:blip r:embed="rId399"/>
                           <a:stretch>
                             <a:fillRect/>
                           </a:stretch>
@@ -30657,7 +31041,7 @@
               <w:jc w:val="center"/>
             </w:pPr>
             <w:pPr>
-              <w:jc w:val="left"/>
+              <w:jc w:val="start"/>
               <w:spacing w:before="200"/>
               <w:pStyle w:val="ImageCaption"/>
             </w:pPr>
@@ -30678,7 +31062,7 @@
               <w:t xml:space="preserve">Plots of individual water full-width half-maximum changes between rest and movie-watching conditions for both MEGA-PRESS and sLASER</w:t>
             </w:r>
           </w:p>
-          <w:bookmarkEnd w:id="391"/>
+          <w:bookmarkEnd w:id="402"/>
         </w:tc>
       </w:tr>
     </w:tbl>
@@ -30717,7 +31101,7 @@
       <w:tr>
         <w:tc>
           <w:tcPr/>
-          <w:bookmarkStart w:id="395" w:name="suppfig-frequencyshift"/>
+          <w:bookmarkStart w:id="406" w:name="suppfig-frequencyshift"/>
           <w:p>
             <w:pPr>
               <w:jc w:val="center"/>
@@ -30727,18 +31111,18 @@
                 <wp:inline>
                   <wp:extent cx="4620126" cy="6468176"/>
                   <wp:effectExtent b="0" l="0" r="0" t="0"/>
-                  <wp:docPr descr="" title="" id="393" name="Picture"/>
+                  <wp:docPr descr="" title="" id="404" name="Picture"/>
                   <a:graphic>
                     <a:graphicData uri="http://schemas.openxmlformats.org/drawingml/2006/picture">
                       <pic:pic>
                         <pic:nvPicPr>
-                          <pic:cNvPr descr="index_files/figure-docx/unnamed-chunk-20-1.png" id="394" name="Picture"/>
+                          <pic:cNvPr descr="index_files/figure-docx/unnamed-chunk-20-1.png" id="405" name="Picture"/>
                           <pic:cNvPicPr>
                             <a:picLocks noChangeArrowheads="1" noChangeAspect="1"/>
                           </pic:cNvPicPr>
                         </pic:nvPicPr>
                         <pic:blipFill>
-                          <a:blip r:embed="rId392"/>
+                          <a:blip r:embed="rId403"/>
                           <a:stretch>
                             <a:fillRect/>
                           </a:stretch>
@@ -30770,7 +31154,7 @@
               <w:jc w:val="center"/>
             </w:pPr>
             <w:pPr>
-              <w:jc w:val="left"/>
+              <w:jc w:val="start"/>
               <w:spacing w:before="200"/>
               <w:pStyle w:val="ImageCaption"/>
             </w:pPr>
@@ -30801,12 +31185,12 @@
               <w:t xml:space="preserve">Overlay of all participants’ frequency drift (ppm) plots during rest (blue) and movie (red) for A) semi-LASER and B) MEGA-PRESS. Note, the GE semi-LASER sequence averaged all transients (128) into groups of 4, each with 32 transients, before being saved as raw P-file.</w:t>
             </w:r>
           </w:p>
-          <w:bookmarkEnd w:id="395"/>
+          <w:bookmarkEnd w:id="406"/>
         </w:tc>
       </w:tr>
     </w:tbl>
-    <w:bookmarkEnd w:id="396"/>
-    <w:bookmarkStart w:id="415" w:name="gannet-results"/>
+    <w:bookmarkEnd w:id="407"/>
+    <w:bookmarkStart w:id="426" w:name="gannet-results"/>
     <w:p>
       <w:pPr>
         <w:pStyle w:val="Heading2"/>
@@ -30850,7 +31234,7 @@
       <w:tr>
         <w:tc>
           <w:tcPr/>
-          <w:bookmarkStart w:id="400" w:name="suppfig-gannet"/>
+          <w:bookmarkStart w:id="411" w:name="suppfig-gannet"/>
           <w:p>
             <w:pPr>
               <w:pStyle w:val="Compact"/>
@@ -30861,18 +31245,18 @@
                 <wp:inline>
                   <wp:extent cx="5943600" cy="4592781"/>
                   <wp:effectExtent b="0" l="0" r="0" t="0"/>
-                  <wp:docPr descr="" title="" id="398" name="Picture"/>
+                  <wp:docPr descr="" title="" id="409" name="Picture"/>
                   <a:graphic>
                     <a:graphicData uri="http://schemas.openxmlformats.org/drawingml/2006/picture">
                       <pic:pic>
                         <pic:nvPicPr>
-                          <pic:cNvPr descr="./Data/megapress/sub-Pilot01/rest_gannet/GannetFit_output/P38912_vox1_fit.png" id="399" name="Picture"/>
+                          <pic:cNvPr descr="./Data/megapress/sub-Pilot01/rest_gannet/GannetFit_output/P38912_vox1_fit.png" id="410" name="Picture"/>
                           <pic:cNvPicPr>
                             <a:picLocks noChangeArrowheads="1" noChangeAspect="1"/>
                           </pic:cNvPicPr>
                         </pic:nvPicPr>
                         <pic:blipFill>
-                          <a:blip r:embed="rId397"/>
+                          <a:blip r:embed="rId408"/>
                           <a:stretch>
                             <a:fillRect/>
                           </a:stretch>
@@ -30904,7 +31288,7 @@
               <w:jc w:val="center"/>
             </w:pPr>
             <w:pPr>
-              <w:jc w:val="left"/>
+              <w:jc w:val="start"/>
               <w:spacing w:before="200"/>
               <w:pStyle w:val="ImageCaption"/>
             </w:pPr>
@@ -30935,7 +31319,7 @@
               <w:t xml:space="preserve">Sample Gannet fit result from a subject a rest. Glx (3.75ppm) and GABA (3) data (blue) and model fit (red) are shown top left. Water and creatine reference signals are shown bottom left. Table on right shows GABA+ and Glx values before tissue-correction.</w:t>
             </w:r>
           </w:p>
-          <w:bookmarkEnd w:id="400"/>
+          <w:bookmarkEnd w:id="411"/>
         </w:tc>
       </w:tr>
     </w:tbl>
@@ -31107,7 +31491,7 @@
       <w:tr>
         <w:tc>
           <w:tcPr/>
-          <w:bookmarkStart w:id="401" w:name="supptbl-gannetresults"/>
+          <w:bookmarkStart w:id="412" w:name="supptbl-gannetresults"/>
           <w:tbl>
             <w:tblPr>
               <w:tblStyle w:val="Table"/>
@@ -31137,6 +31521,7 @@
                 <w:p>
                   <w:pPr>
                     <w:pStyle w:val="Compact"/>
+                    <w:jc w:val="left"/>
                     <w:jc w:val="center"/>
                   </w:pPr>
                   <w:r>
@@ -31149,6 +31534,7 @@
                 <w:p>
                   <w:pPr>
                     <w:pStyle w:val="Compact"/>
+                    <w:jc w:val="left"/>
                     <w:jc w:val="center"/>
                   </w:pPr>
                   <w:r>
@@ -31161,6 +31547,7 @@
                 <w:p>
                   <w:pPr>
                     <w:pStyle w:val="Compact"/>
+                    <w:jc w:val="left"/>
                     <w:jc w:val="center"/>
                   </w:pPr>
                   <w:r>
@@ -31175,6 +31562,7 @@
                 <w:p>
                   <w:pPr>
                     <w:pStyle w:val="Compact"/>
+                    <w:jc w:val="left"/>
                     <w:jc w:val="center"/>
                   </w:pPr>
                   <w:r>
@@ -31191,6 +31579,7 @@
                 <w:p>
                   <w:pPr>
                     <w:pStyle w:val="Compact"/>
+                    <w:jc w:val="left"/>
                     <w:jc w:val="center"/>
                   </w:pPr>
                   <w:r>
@@ -31203,6 +31592,7 @@
                 <w:p>
                   <w:pPr>
                     <w:pStyle w:val="Compact"/>
+                    <w:jc w:val="left"/>
                     <w:jc w:val="center"/>
                   </w:pPr>
                   <w:r>
@@ -31215,6 +31605,7 @@
                 <w:p>
                   <w:pPr>
                     <w:pStyle w:val="Compact"/>
+                    <w:jc w:val="left"/>
                     <w:jc w:val="center"/>
                   </w:pPr>
                   <w:r>
@@ -31229,6 +31620,7 @@
                 <w:p>
                   <w:pPr>
                     <w:pStyle w:val="Compact"/>
+                    <w:jc w:val="left"/>
                     <w:jc w:val="center"/>
                   </w:pPr>
                   <w:r>
@@ -31245,6 +31637,7 @@
                 <w:p>
                   <w:pPr>
                     <w:pStyle w:val="Compact"/>
+                    <w:jc w:val="left"/>
                     <w:jc w:val="center"/>
                   </w:pPr>
                   <w:r>
@@ -31257,6 +31650,7 @@
                 <w:p>
                   <w:pPr>
                     <w:pStyle w:val="Compact"/>
+                    <w:jc w:val="left"/>
                     <w:jc w:val="center"/>
                   </w:pPr>
                   <w:r>
@@ -31269,6 +31663,7 @@
                 <w:p>
                   <w:pPr>
                     <w:pStyle w:val="Compact"/>
+                    <w:jc w:val="left"/>
                     <w:jc w:val="center"/>
                   </w:pPr>
                   <w:r>
@@ -31283,6 +31678,7 @@
                 <w:p>
                   <w:pPr>
                     <w:pStyle w:val="Compact"/>
+                    <w:jc w:val="left"/>
                     <w:jc w:val="center"/>
                   </w:pPr>
                   <w:r>
@@ -31299,6 +31695,7 @@
                 <w:p>
                   <w:pPr>
                     <w:pStyle w:val="Compact"/>
+                    <w:jc w:val="left"/>
                     <w:jc w:val="center"/>
                   </w:pPr>
                   <w:r>
@@ -31311,6 +31708,7 @@
                 <w:p>
                   <w:pPr>
                     <w:pStyle w:val="Compact"/>
+                    <w:jc w:val="left"/>
                     <w:jc w:val="center"/>
                   </w:pPr>
                   <w:r>
@@ -31323,6 +31721,7 @@
                 <w:p>
                   <w:pPr>
                     <w:pStyle w:val="Compact"/>
+                    <w:jc w:val="left"/>
                     <w:jc w:val="center"/>
                   </w:pPr>
                   <w:r>
@@ -31337,7 +31736,7 @@
               <w:jc w:val="center"/>
             </w:pPr>
             <w:pPr>
-              <w:jc w:val="left"/>
+              <w:jc w:val="start"/>
               <w:spacing w:before="200"/>
               <w:pStyle w:val="ImageCaption"/>
             </w:pPr>
@@ -31362,7 +31761,7 @@
               <w:t xml:space="preserve">Summary of main metabolite results using Gannet</w:t>
             </w:r>
           </w:p>
-          <w:bookmarkEnd w:id="401"/>
+          <w:bookmarkEnd w:id="412"/>
         </w:tc>
       </w:tr>
     </w:tbl>
@@ -31387,7 +31786,7 @@
       <w:tr>
         <w:tc>
           <w:tcPr/>
-          <w:bookmarkStart w:id="405" w:name="suppfig-gannetresults"/>
+          <w:bookmarkStart w:id="416" w:name="suppfig-gannetresults"/>
           <w:p>
             <w:pPr>
               <w:jc w:val="center"/>
@@ -31397,18 +31796,18 @@
                 <wp:inline>
                   <wp:extent cx="5943600" cy="4754880"/>
                   <wp:effectExtent b="0" l="0" r="0" t="0"/>
-                  <wp:docPr descr="" title="" id="403" name="Picture"/>
+                  <wp:docPr descr="" title="" id="414" name="Picture"/>
                   <a:graphic>
                     <a:graphicData uri="http://schemas.openxmlformats.org/drawingml/2006/picture">
                       <pic:pic>
                         <pic:nvPicPr>
-                          <pic:cNvPr descr="index_files/figure-docx/unnamed-chunk-21-1.png" id="404" name="Picture"/>
+                          <pic:cNvPr descr="index_files/figure-docx/unnamed-chunk-21-1.png" id="415" name="Picture"/>
                           <pic:cNvPicPr>
                             <a:picLocks noChangeArrowheads="1" noChangeAspect="1"/>
                           </pic:cNvPicPr>
                         </pic:nvPicPr>
                         <pic:blipFill>
-                          <a:blip r:embed="rId402"/>
+                          <a:blip r:embed="rId413"/>
                           <a:stretch>
                             <a:fillRect/>
                           </a:stretch>
@@ -31440,7 +31839,7 @@
               <w:jc w:val="center"/>
             </w:pPr>
             <w:pPr>
-              <w:jc w:val="left"/>
+              <w:jc w:val="start"/>
               <w:spacing w:before="200"/>
               <w:pStyle w:val="ImageCaption"/>
             </w:pPr>
@@ -31471,7 +31870,7 @@
               <w:t xml:space="preserve">A) Glx (mM); B) GABA+ (mM); and C) E:I. Paired dots represent the same participant across conditions. Mean difference with 95% confidence intervals, and as Cohen’s D are reported at the top of each plot.”</w:t>
             </w:r>
           </w:p>
-          <w:bookmarkEnd w:id="405"/>
+          <w:bookmarkEnd w:id="416"/>
         </w:tc>
       </w:tr>
     </w:tbl>
@@ -31507,7 +31906,7 @@
       <w:tr>
         <w:tc>
           <w:tcPr/>
-          <w:bookmarkStart w:id="409" w:name="suppfig-gannetcorrelations"/>
+          <w:bookmarkStart w:id="420" w:name="suppfig-gannetcorrelations"/>
           <w:p>
             <w:pPr>
               <w:jc w:val="center"/>
@@ -31517,18 +31916,18 @@
                 <wp:inline>
                   <wp:extent cx="5943600" cy="5094514"/>
                   <wp:effectExtent b="0" l="0" r="0" t="0"/>
-                  <wp:docPr descr="" title="" id="407" name="Picture"/>
+                  <wp:docPr descr="" title="" id="418" name="Picture"/>
                   <a:graphic>
                     <a:graphicData uri="http://schemas.openxmlformats.org/drawingml/2006/picture">
                       <pic:pic>
                         <pic:nvPicPr>
-                          <pic:cNvPr descr="index_files/figure-docx/unnamed-chunk-22-1.png" id="408" name="Picture"/>
+                          <pic:cNvPr descr="index_files/figure-docx/unnamed-chunk-22-1.png" id="419" name="Picture"/>
                           <pic:cNvPicPr>
                             <a:picLocks noChangeArrowheads="1" noChangeAspect="1"/>
                           </pic:cNvPicPr>
                         </pic:nvPicPr>
                         <pic:blipFill>
-                          <a:blip r:embed="rId406"/>
+                          <a:blip r:embed="rId417"/>
                           <a:stretch>
                             <a:fillRect/>
                           </a:stretch>
@@ -31560,7 +31959,7 @@
               <w:jc w:val="center"/>
             </w:pPr>
             <w:pPr>
-              <w:jc w:val="left"/>
+              <w:jc w:val="start"/>
               <w:spacing w:before="200"/>
               <w:pStyle w:val="ImageCaption"/>
             </w:pPr>
@@ -31591,7 +31990,7 @@
               <w:t xml:space="preserve">A) Glx (mM); B) GABA+ (mM); and C) E:I. Rest is in green, while movie is in orange. P-values are reported at the top of each plot.</w:t>
             </w:r>
           </w:p>
-          <w:bookmarkEnd w:id="409"/>
+          <w:bookmarkEnd w:id="420"/>
         </w:tc>
       </w:tr>
     </w:tbl>
@@ -31688,7 +32087,13 @@
         <w:t xml:space="preserve"> </w:t>
       </w:r>
       <w:r>
-        <w:t xml:space="preserve">“OFF”</w:t>
+        <w:t xml:space="preserve">“</w:t>
+      </w:r>
+      <w:r>
+        <w:t xml:space="preserve">OFF</w:t>
+      </w:r>
+      <w:r>
+        <w:t xml:space="preserve">”</w:t>
       </w:r>
       <w:r>
         <w:t xml:space="preserve"> </w:t>
@@ -31700,7 +32105,13 @@
         <w:t xml:space="preserve"> </w:t>
       </w:r>
       <w:r>
-        <w:t xml:space="preserve">‘gold standard’</w:t>
+        <w:t xml:space="preserve">‘</w:t>
+      </w:r>
+      <w:r>
+        <w:t xml:space="preserve">gold standard</w:t>
+      </w:r>
+      <w:r>
+        <w:t xml:space="preserve">’</w:t>
       </w:r>
       <w:r>
         <w:t xml:space="preserve"> </w:t>
@@ -31749,7 +32160,7 @@
       <w:tr>
         <w:tc>
           <w:tcPr/>
-          <w:bookmarkStart w:id="410" w:name="supptbl-glxagreement"/>
+          <w:bookmarkStart w:id="421" w:name="supptbl-glxagreement"/>
           <w:tbl>
             <w:tblPr>
               <w:tblStyle w:val="Table"/>
@@ -32214,7 +32625,7 @@
               <w:jc w:val="center"/>
             </w:pPr>
             <w:pPr>
-              <w:jc w:val="left"/>
+              <w:jc w:val="start"/>
               <w:spacing w:before="200"/>
               <w:pStyle w:val="ImageCaption"/>
             </w:pPr>
@@ -32235,7 +32646,7 @@
               <w:t xml:space="preserve">Agreement between sLASER- and MEGA-PRESS-derived Glx within each condition. Cond = condition; n = number of subjects; m. = mean; m.a. = mean absolute; r = Pearson correlation; p = p-value; CIlow = lower confidence interval; CIhigh = higher confidence interval.</w:t>
             </w:r>
           </w:p>
-          <w:bookmarkEnd w:id="410"/>
+          <w:bookmarkEnd w:id="421"/>
         </w:tc>
       </w:tr>
     </w:tbl>
@@ -32260,7 +32671,7 @@
       <w:tr>
         <w:tc>
           <w:tcPr/>
-          <w:bookmarkStart w:id="414" w:name="suppfig-glxagreementplot"/>
+          <w:bookmarkStart w:id="425" w:name="suppfig-glxagreementplot"/>
           <w:p>
             <w:pPr>
               <w:jc w:val="center"/>
@@ -32270,18 +32681,18 @@
                 <wp:inline>
                   <wp:extent cx="4620126" cy="3696101"/>
                   <wp:effectExtent b="0" l="0" r="0" t="0"/>
-                  <wp:docPr descr="" title="" id="412" name="Picture"/>
+                  <wp:docPr descr="" title="" id="423" name="Picture"/>
                   <a:graphic>
                     <a:graphicData uri="http://schemas.openxmlformats.org/drawingml/2006/picture">
                       <pic:pic>
                         <pic:nvPicPr>
-                          <pic:cNvPr descr="index_files/figure-docx/unnamed-chunk-24-1.png" id="413" name="Picture"/>
+                          <pic:cNvPr descr="index_files/figure-docx/unnamed-chunk-24-1.png" id="424" name="Picture"/>
                           <pic:cNvPicPr>
                             <a:picLocks noChangeArrowheads="1" noChangeAspect="1"/>
                           </pic:cNvPicPr>
                         </pic:nvPicPr>
                         <pic:blipFill>
-                          <a:blip r:embed="rId411"/>
+                          <a:blip r:embed="rId422"/>
                           <a:stretch>
                             <a:fillRect/>
                           </a:stretch>
@@ -32313,7 +32724,7 @@
               <w:jc w:val="center"/>
             </w:pPr>
             <w:pPr>
-              <w:jc w:val="left"/>
+              <w:jc w:val="start"/>
               <w:spacing w:before="200"/>
               <w:pStyle w:val="ImageCaption"/>
             </w:pPr>
@@ -32334,12 +32745,12 @@
               <w:t xml:space="preserve">Glx from MEGA-PRESS plotted against Glx from sLASER, during both rest (green) and movie-watching (orange). Dashed line represents perfect agreement.</w:t>
             </w:r>
           </w:p>
-          <w:bookmarkEnd w:id="414"/>
+          <w:bookmarkEnd w:id="425"/>
         </w:tc>
       </w:tr>
     </w:tbl>
-    <w:bookmarkEnd w:id="415"/>
-    <w:bookmarkEnd w:id="416"/>
+    <w:bookmarkEnd w:id="426"/>
+    <w:bookmarkEnd w:id="427"/>
     <w:sectPr>
       <w:footnotePr>
         <w:numFmt w:val="decimal"/>
